--- a/documents/docx/Prompts.docx
+++ b/documents/docx/Prompts.docx
@@ -7510,10 +7510,378 @@
     </w:p>
     <w:p>
       <w:pPr>
+        <w:pBdr>
+          <w:bottom w:val="single" w:sz="6" w:space="1" w:color="auto"/>
+        </w:pBdr>
         <w:spacing w:after="0" w:line="240" w:lineRule="auto"/>
       </w:pPr>
       <w:r>
         <w:t>Also check whether any HTML, CSS, JavaScript, image, font, or media files are referenced by the website before marking them as unnecessary. At the end, provide a short deployment-ready file/folder list and a cleanup recommendation</w:t>
+      </w:r>
+    </w:p>
+    <w:p>
+      <w:pPr>
+        <w:pBdr>
+          <w:bottom w:val="single" w:sz="6" w:space="1" w:color="auto"/>
+        </w:pBdr>
+        <w:spacing w:after="0" w:line="240" w:lineRule="auto"/>
+      </w:pPr>
+    </w:p>
+    <w:p>
+      <w:pPr>
+        <w:spacing w:after="0" w:line="240" w:lineRule="auto"/>
+      </w:pPr>
+    </w:p>
+    <w:p>
+      <w:pPr>
+        <w:spacing w:after="0" w:line="240" w:lineRule="auto"/>
+      </w:pPr>
+      <w:r>
+        <w:t>On mobile devices, when I scroll down the page and then tap the hamburger menu button, the top menu bar disappears. Please fix this behavior so that the header/menu bar remains visible and stable when the mobile navigation menu is opened, regardless of the scroll position.</w:t>
+      </w:r>
+    </w:p>
+    <w:p>
+      <w:pPr>
+        <w:spacing w:after="0" w:line="240" w:lineRule="auto"/>
+      </w:pPr>
+    </w:p>
+    <w:p>
+      <w:pPr>
+        <w:spacing w:after="0" w:line="240" w:lineRule="auto"/>
+      </w:pPr>
+      <w:r>
+        <w:t>-------------------------</w:t>
+      </w:r>
+    </w:p>
+    <w:p>
+      <w:pPr>
+        <w:spacing w:after="0" w:line="240" w:lineRule="auto"/>
+      </w:pPr>
+      <w:r>
+        <w:t>Please replace the right-facing arrows in the link buttons with arrows pointing toward the top-right corner, so the buttons more clearly indicate that the links open or lead to another page</w:t>
+      </w:r>
+    </w:p>
+    <w:p>
+      <w:pPr>
+        <w:spacing w:after="0" w:line="240" w:lineRule="auto"/>
+      </w:pPr>
+    </w:p>
+    <w:p>
+      <w:pPr>
+        <w:spacing w:after="0" w:line="240" w:lineRule="auto"/>
+      </w:pPr>
+      <w:r>
+        <w:lastRenderedPageBreak/>
+        <w:t>-------------------------------------------</w:t>
+      </w:r>
+    </w:p>
+    <w:p>
+      <w:pPr>
+        <w:spacing w:after="0" w:line="240" w:lineRule="auto"/>
+      </w:pPr>
+    </w:p>
+    <w:p>
+      <w:pPr>
+        <w:spacing w:after="0" w:line="240" w:lineRule="auto"/>
+      </w:pPr>
+      <w:r>
+        <w:t>I would like to create a flyer based on the membership_value.html page. The flyer will be shared with potential members to highlight the value of joining our association and encourage them to become members</w:t>
+      </w:r>
+    </w:p>
+    <w:p>
+      <w:pPr>
+        <w:pBdr>
+          <w:bottom w:val="single" w:sz="6" w:space="1" w:color="auto"/>
+        </w:pBdr>
+        <w:spacing w:after="0" w:line="240" w:lineRule="auto"/>
+      </w:pPr>
+    </w:p>
+    <w:p>
+      <w:pPr>
+        <w:spacing w:after="0" w:line="240" w:lineRule="auto"/>
+      </w:pPr>
+    </w:p>
+    <w:p>
+      <w:pPr>
+        <w:spacing w:after="0" w:line="240" w:lineRule="auto"/>
+      </w:pPr>
+      <w:r>
+        <w:t>Please fix the mobile navigation behavior across all pages.</w:t>
+      </w:r>
+    </w:p>
+    <w:p>
+      <w:pPr>
+        <w:spacing w:after="0" w:line="240" w:lineRule="auto"/>
+      </w:pPr>
+      <w:r>
+        <w:t xml:space="preserve">The rule should be consistent for both desktop and mobile devices: the </w:t>
+      </w:r>
+      <w:r>
+        <w:rPr>
+          <w:b/>
+          <w:bCs/>
+        </w:rPr>
+        <w:t>top navigation menu</w:t>
+      </w:r>
+      <w:r>
+        <w:t xml:space="preserve"> and the </w:t>
+      </w:r>
+      <w:r>
+        <w:rPr>
+          <w:b/>
+          <w:bCs/>
+        </w:rPr>
+        <w:t>breadcrumbs bar</w:t>
+      </w:r>
+      <w:r>
+        <w:t xml:space="preserve"> must remain sticky at the top of the screen at all times. They should not disappear, shift, or behave inconsistently when the user scrolls up or down the page.</w:t>
+      </w:r>
+    </w:p>
+    <w:p>
+      <w:pPr>
+        <w:spacing w:after="0" w:line="240" w:lineRule="auto"/>
+      </w:pPr>
+      <w:r>
+        <w:t>Please ensure that:</w:t>
+      </w:r>
+    </w:p>
+    <w:p>
+      <w:pPr>
+        <w:numPr>
+          <w:ilvl w:val="0"/>
+          <w:numId w:val="3"/>
+        </w:numPr>
+        <w:spacing w:after="0" w:line="240" w:lineRule="auto"/>
+      </w:pPr>
+      <w:r>
+        <w:t xml:space="preserve">the top navigation bar stays fixed/sticky at the top on all pages; </w:t>
+      </w:r>
+    </w:p>
+    <w:p>
+      <w:pPr>
+        <w:numPr>
+          <w:ilvl w:val="0"/>
+          <w:numId w:val="3"/>
+        </w:numPr>
+        <w:spacing w:after="0" w:line="240" w:lineRule="auto"/>
+      </w:pPr>
+      <w:r>
+        <w:t xml:space="preserve">the breadcrumbs bar remains directly below the top navigation bar and is also sticky; </w:t>
+      </w:r>
+    </w:p>
+    <w:p>
+      <w:pPr>
+        <w:numPr>
+          <w:ilvl w:val="0"/>
+          <w:numId w:val="3"/>
+        </w:numPr>
+        <w:spacing w:after="0" w:line="240" w:lineRule="auto"/>
+      </w:pPr>
+      <w:r>
+        <w:t xml:space="preserve">this behavior works consistently on desktop, tablet, and mobile devices; </w:t>
+      </w:r>
+    </w:p>
+    <w:p>
+      <w:pPr>
+        <w:numPr>
+          <w:ilvl w:val="0"/>
+          <w:numId w:val="3"/>
+        </w:numPr>
+        <w:spacing w:after="0" w:line="240" w:lineRule="auto"/>
+      </w:pPr>
+      <w:r>
+        <w:t xml:space="preserve">opening the hamburger menu on mobile does not cause the top navigation bar to disappear; </w:t>
+      </w:r>
+    </w:p>
+    <w:p>
+      <w:pPr>
+        <w:numPr>
+          <w:ilvl w:val="0"/>
+          <w:numId w:val="3"/>
+        </w:numPr>
+        <w:spacing w:after="0" w:line="240" w:lineRule="auto"/>
+      </w:pPr>
+      <w:r>
+        <w:t xml:space="preserve">the hamburger submenu is visually distinct from the main navigation bar; </w:t>
+      </w:r>
+    </w:p>
+    <w:p>
+      <w:pPr>
+        <w:numPr>
+          <w:ilvl w:val="0"/>
+          <w:numId w:val="3"/>
+        </w:numPr>
+        <w:spacing w:after="0" w:line="240" w:lineRule="auto"/>
+      </w:pPr>
+      <w:r>
+        <w:t xml:space="preserve">the hamburger submenu items should have a </w:t>
+      </w:r>
+      <w:r>
+        <w:rPr>
+          <w:b/>
+          <w:bCs/>
+        </w:rPr>
+        <w:t>white background</w:t>
+      </w:r>
+      <w:r>
+        <w:t xml:space="preserve">, not the same background color as the top navigation bar; </w:t>
+      </w:r>
+    </w:p>
+    <w:p>
+      <w:pPr>
+        <w:numPr>
+          <w:ilvl w:val="0"/>
+          <w:numId w:val="3"/>
+        </w:numPr>
+        <w:pBdr>
+          <w:bottom w:val="single" w:sz="6" w:space="1" w:color="auto"/>
+        </w:pBdr>
+        <w:spacing w:after="0" w:line="240" w:lineRule="auto"/>
+      </w:pPr>
+      <w:r>
+        <w:t xml:space="preserve">the submenu text, spacing, hover states, and active states remain readable and visually </w:t>
+      </w:r>
+      <w:r>
+        <w:t xml:space="preserve"> consistent.</w:t>
+      </w:r>
+    </w:p>
+    <w:p>
+      <w:pPr>
+        <w:spacing w:after="0" w:line="240" w:lineRule="auto"/>
+      </w:pPr>
+    </w:p>
+    <w:p>
+      <w:pPr>
+        <w:spacing w:after="0" w:line="240" w:lineRule="auto"/>
+      </w:pPr>
+      <w:r>
+        <w:t xml:space="preserve">Please improve the responsive layout of the three organization items on the </w:t>
+      </w:r>
+      <w:r>
+        <w:rPr>
+          <w:b/>
+          <w:bCs/>
+        </w:rPr>
+        <w:t>Forum 2024</w:t>
+      </w:r>
+      <w:r>
+        <w:t xml:space="preserve"> page.</w:t>
+      </w:r>
+    </w:p>
+    <w:p>
+      <w:pPr>
+        <w:spacing w:after="0" w:line="240" w:lineRule="auto"/>
+      </w:pPr>
+      <w:r>
+        <w:t>Currently, this section contains three organization icons with their corresponding text labels. On mobile devices, these three items should remain displayed in a single horizontal row instead of stacking one under another.</w:t>
+      </w:r>
+    </w:p>
+    <w:p>
+      <w:pPr>
+        <w:spacing w:after="0" w:line="240" w:lineRule="auto"/>
+      </w:pPr>
+      <w:r>
+        <w:t>Please ensure that:</w:t>
+      </w:r>
+    </w:p>
+    <w:p>
+      <w:pPr>
+        <w:numPr>
+          <w:ilvl w:val="0"/>
+          <w:numId w:val="4"/>
+        </w:numPr>
+        <w:spacing w:after="0" w:line="240" w:lineRule="auto"/>
+      </w:pPr>
+      <w:r>
+        <w:t xml:space="preserve">the three icons are proportionally reduced on smaller screens; </w:t>
+      </w:r>
+    </w:p>
+    <w:p>
+      <w:pPr>
+        <w:numPr>
+          <w:ilvl w:val="0"/>
+          <w:numId w:val="4"/>
+        </w:numPr>
+        <w:spacing w:after="0" w:line="240" w:lineRule="auto"/>
+      </w:pPr>
+      <w:r>
+        <w:t xml:space="preserve">the text labels remain readable and properly aligned with the icons; </w:t>
+      </w:r>
+    </w:p>
+    <w:p>
+      <w:pPr>
+        <w:numPr>
+          <w:ilvl w:val="0"/>
+          <w:numId w:val="4"/>
+        </w:numPr>
+        <w:spacing w:after="0" w:line="240" w:lineRule="auto"/>
+      </w:pPr>
+      <w:r>
+        <w:t xml:space="preserve">all three organization items stay on one row on mobile devices; </w:t>
+      </w:r>
+    </w:p>
+    <w:p>
+      <w:pPr>
+        <w:numPr>
+          <w:ilvl w:val="0"/>
+          <w:numId w:val="4"/>
+        </w:numPr>
+        <w:spacing w:after="0" w:line="240" w:lineRule="auto"/>
+      </w:pPr>
+      <w:r>
+        <w:t xml:space="preserve">spacing between the items is adjusted to avoid crowding; </w:t>
+      </w:r>
+    </w:p>
+    <w:p>
+      <w:pPr>
+        <w:numPr>
+          <w:ilvl w:val="0"/>
+          <w:numId w:val="4"/>
+        </w:numPr>
+        <w:spacing w:after="0" w:line="240" w:lineRule="auto"/>
+      </w:pPr>
+      <w:r>
+        <w:t xml:space="preserve">the layout remains visually balanced on desktop, tablet, and mobile views. </w:t>
+      </w:r>
+    </w:p>
+    <w:p>
+      <w:pPr>
+        <w:pBdr>
+          <w:bottom w:val="single" w:sz="6" w:space="1" w:color="auto"/>
+        </w:pBdr>
+        <w:spacing w:after="0" w:line="240" w:lineRule="auto"/>
+      </w:pPr>
+    </w:p>
+    <w:p>
+      <w:pPr>
+        <w:spacing w:after="0" w:line="240" w:lineRule="auto"/>
+      </w:pPr>
+    </w:p>
+    <w:p>
+      <w:pPr>
+        <w:spacing w:after="0" w:line="240" w:lineRule="auto"/>
+      </w:pPr>
+      <w:r>
+        <w:t>Please extract the full profile information of the scientists from the existing cards, including their photos, QR codes, names, titles, affiliations, and all accompanying text.</w:t>
+      </w:r>
+    </w:p>
+    <w:p>
+      <w:pPr>
+        <w:spacing w:after="0" w:line="240" w:lineRule="auto"/>
+      </w:pPr>
+    </w:p>
+    <w:p>
+      <w:pPr>
+        <w:spacing w:after="0" w:line="240" w:lineRule="auto"/>
+      </w:pPr>
+      <w:r>
+        <w:t>Create two Word document that preserves exactly the same card layout and visual structure as the original source. The documents should include both the Azerbaijani and English versions in</w:t>
+      </w:r>
+      <w:r>
+        <w:t xml:space="preserve"> </w:t>
+      </w:r>
+      <w:r>
+        <w:t>corresponding documents, with the same formatting, alignment, spacing, images, QR codes, and profile text kept consistently across both language versions.</w:t>
       </w:r>
     </w:p>
     <w:p>
@@ -7795,11 +8163,315 @@
       </w:pPr>
     </w:lvl>
   </w:abstractNum>
+  <w:abstractNum w:abstractNumId="2" w15:restartNumberingAfterBreak="0">
+    <w:nsid w:val="25C95C75"/>
+    <w:multiLevelType w:val="multilevel"/>
+    <w:tmpl w:val="8C681C84"/>
+    <w:lvl w:ilvl="0">
+      <w:start w:val="1"/>
+      <w:numFmt w:val="bullet"/>
+      <w:lvlText w:val=""/>
+      <w:lvlJc w:val="left"/>
+      <w:pPr>
+        <w:tabs>
+          <w:tab w:val="num" w:pos="720"/>
+        </w:tabs>
+        <w:ind w:left="720" w:hanging="360"/>
+      </w:pPr>
+      <w:rPr>
+        <w:rFonts w:ascii="Symbol" w:hAnsi="Symbol" w:hint="default"/>
+        <w:sz w:val="20"/>
+      </w:rPr>
+    </w:lvl>
+    <w:lvl w:ilvl="1" w:tentative="1">
+      <w:start w:val="1"/>
+      <w:numFmt w:val="bullet"/>
+      <w:lvlText w:val="o"/>
+      <w:lvlJc w:val="left"/>
+      <w:pPr>
+        <w:tabs>
+          <w:tab w:val="num" w:pos="1440"/>
+        </w:tabs>
+        <w:ind w:left="1440" w:hanging="360"/>
+      </w:pPr>
+      <w:rPr>
+        <w:rFonts w:ascii="Courier New" w:hAnsi="Courier New" w:hint="default"/>
+        <w:sz w:val="20"/>
+      </w:rPr>
+    </w:lvl>
+    <w:lvl w:ilvl="2" w:tentative="1">
+      <w:start w:val="1"/>
+      <w:numFmt w:val="bullet"/>
+      <w:lvlText w:val=""/>
+      <w:lvlJc w:val="left"/>
+      <w:pPr>
+        <w:tabs>
+          <w:tab w:val="num" w:pos="2160"/>
+        </w:tabs>
+        <w:ind w:left="2160" w:hanging="360"/>
+      </w:pPr>
+      <w:rPr>
+        <w:rFonts w:ascii="Wingdings" w:hAnsi="Wingdings" w:hint="default"/>
+        <w:sz w:val="20"/>
+      </w:rPr>
+    </w:lvl>
+    <w:lvl w:ilvl="3" w:tentative="1">
+      <w:start w:val="1"/>
+      <w:numFmt w:val="bullet"/>
+      <w:lvlText w:val=""/>
+      <w:lvlJc w:val="left"/>
+      <w:pPr>
+        <w:tabs>
+          <w:tab w:val="num" w:pos="2880"/>
+        </w:tabs>
+        <w:ind w:left="2880" w:hanging="360"/>
+      </w:pPr>
+      <w:rPr>
+        <w:rFonts w:ascii="Wingdings" w:hAnsi="Wingdings" w:hint="default"/>
+        <w:sz w:val="20"/>
+      </w:rPr>
+    </w:lvl>
+    <w:lvl w:ilvl="4" w:tentative="1">
+      <w:start w:val="1"/>
+      <w:numFmt w:val="bullet"/>
+      <w:lvlText w:val=""/>
+      <w:lvlJc w:val="left"/>
+      <w:pPr>
+        <w:tabs>
+          <w:tab w:val="num" w:pos="3600"/>
+        </w:tabs>
+        <w:ind w:left="3600" w:hanging="360"/>
+      </w:pPr>
+      <w:rPr>
+        <w:rFonts w:ascii="Wingdings" w:hAnsi="Wingdings" w:hint="default"/>
+        <w:sz w:val="20"/>
+      </w:rPr>
+    </w:lvl>
+    <w:lvl w:ilvl="5" w:tentative="1">
+      <w:start w:val="1"/>
+      <w:numFmt w:val="bullet"/>
+      <w:lvlText w:val=""/>
+      <w:lvlJc w:val="left"/>
+      <w:pPr>
+        <w:tabs>
+          <w:tab w:val="num" w:pos="4320"/>
+        </w:tabs>
+        <w:ind w:left="4320" w:hanging="360"/>
+      </w:pPr>
+      <w:rPr>
+        <w:rFonts w:ascii="Wingdings" w:hAnsi="Wingdings" w:hint="default"/>
+        <w:sz w:val="20"/>
+      </w:rPr>
+    </w:lvl>
+    <w:lvl w:ilvl="6" w:tentative="1">
+      <w:start w:val="1"/>
+      <w:numFmt w:val="bullet"/>
+      <w:lvlText w:val=""/>
+      <w:lvlJc w:val="left"/>
+      <w:pPr>
+        <w:tabs>
+          <w:tab w:val="num" w:pos="5040"/>
+        </w:tabs>
+        <w:ind w:left="5040" w:hanging="360"/>
+      </w:pPr>
+      <w:rPr>
+        <w:rFonts w:ascii="Wingdings" w:hAnsi="Wingdings" w:hint="default"/>
+        <w:sz w:val="20"/>
+      </w:rPr>
+    </w:lvl>
+    <w:lvl w:ilvl="7" w:tentative="1">
+      <w:start w:val="1"/>
+      <w:numFmt w:val="bullet"/>
+      <w:lvlText w:val=""/>
+      <w:lvlJc w:val="left"/>
+      <w:pPr>
+        <w:tabs>
+          <w:tab w:val="num" w:pos="5760"/>
+        </w:tabs>
+        <w:ind w:left="5760" w:hanging="360"/>
+      </w:pPr>
+      <w:rPr>
+        <w:rFonts w:ascii="Wingdings" w:hAnsi="Wingdings" w:hint="default"/>
+        <w:sz w:val="20"/>
+      </w:rPr>
+    </w:lvl>
+    <w:lvl w:ilvl="8" w:tentative="1">
+      <w:start w:val="1"/>
+      <w:numFmt w:val="bullet"/>
+      <w:lvlText w:val=""/>
+      <w:lvlJc w:val="left"/>
+      <w:pPr>
+        <w:tabs>
+          <w:tab w:val="num" w:pos="6480"/>
+        </w:tabs>
+        <w:ind w:left="6480" w:hanging="360"/>
+      </w:pPr>
+      <w:rPr>
+        <w:rFonts w:ascii="Wingdings" w:hAnsi="Wingdings" w:hint="default"/>
+        <w:sz w:val="20"/>
+      </w:rPr>
+    </w:lvl>
+  </w:abstractNum>
+  <w:abstractNum w:abstractNumId="3" w15:restartNumberingAfterBreak="0">
+    <w:nsid w:val="4F2C133C"/>
+    <w:multiLevelType w:val="multilevel"/>
+    <w:tmpl w:val="25603220"/>
+    <w:lvl w:ilvl="0">
+      <w:start w:val="1"/>
+      <w:numFmt w:val="bullet"/>
+      <w:lvlText w:val=""/>
+      <w:lvlJc w:val="left"/>
+      <w:pPr>
+        <w:tabs>
+          <w:tab w:val="num" w:pos="720"/>
+        </w:tabs>
+        <w:ind w:left="720" w:hanging="360"/>
+      </w:pPr>
+      <w:rPr>
+        <w:rFonts w:ascii="Symbol" w:hAnsi="Symbol" w:hint="default"/>
+        <w:sz w:val="20"/>
+      </w:rPr>
+    </w:lvl>
+    <w:lvl w:ilvl="1" w:tentative="1">
+      <w:start w:val="1"/>
+      <w:numFmt w:val="bullet"/>
+      <w:lvlText w:val="o"/>
+      <w:lvlJc w:val="left"/>
+      <w:pPr>
+        <w:tabs>
+          <w:tab w:val="num" w:pos="1440"/>
+        </w:tabs>
+        <w:ind w:left="1440" w:hanging="360"/>
+      </w:pPr>
+      <w:rPr>
+        <w:rFonts w:ascii="Courier New" w:hAnsi="Courier New" w:hint="default"/>
+        <w:sz w:val="20"/>
+      </w:rPr>
+    </w:lvl>
+    <w:lvl w:ilvl="2" w:tentative="1">
+      <w:start w:val="1"/>
+      <w:numFmt w:val="bullet"/>
+      <w:lvlText w:val=""/>
+      <w:lvlJc w:val="left"/>
+      <w:pPr>
+        <w:tabs>
+          <w:tab w:val="num" w:pos="2160"/>
+        </w:tabs>
+        <w:ind w:left="2160" w:hanging="360"/>
+      </w:pPr>
+      <w:rPr>
+        <w:rFonts w:ascii="Wingdings" w:hAnsi="Wingdings" w:hint="default"/>
+        <w:sz w:val="20"/>
+      </w:rPr>
+    </w:lvl>
+    <w:lvl w:ilvl="3" w:tentative="1">
+      <w:start w:val="1"/>
+      <w:numFmt w:val="bullet"/>
+      <w:lvlText w:val=""/>
+      <w:lvlJc w:val="left"/>
+      <w:pPr>
+        <w:tabs>
+          <w:tab w:val="num" w:pos="2880"/>
+        </w:tabs>
+        <w:ind w:left="2880" w:hanging="360"/>
+      </w:pPr>
+      <w:rPr>
+        <w:rFonts w:ascii="Wingdings" w:hAnsi="Wingdings" w:hint="default"/>
+        <w:sz w:val="20"/>
+      </w:rPr>
+    </w:lvl>
+    <w:lvl w:ilvl="4" w:tentative="1">
+      <w:start w:val="1"/>
+      <w:numFmt w:val="bullet"/>
+      <w:lvlText w:val=""/>
+      <w:lvlJc w:val="left"/>
+      <w:pPr>
+        <w:tabs>
+          <w:tab w:val="num" w:pos="3600"/>
+        </w:tabs>
+        <w:ind w:left="3600" w:hanging="360"/>
+      </w:pPr>
+      <w:rPr>
+        <w:rFonts w:ascii="Wingdings" w:hAnsi="Wingdings" w:hint="default"/>
+        <w:sz w:val="20"/>
+      </w:rPr>
+    </w:lvl>
+    <w:lvl w:ilvl="5" w:tentative="1">
+      <w:start w:val="1"/>
+      <w:numFmt w:val="bullet"/>
+      <w:lvlText w:val=""/>
+      <w:lvlJc w:val="left"/>
+      <w:pPr>
+        <w:tabs>
+          <w:tab w:val="num" w:pos="4320"/>
+        </w:tabs>
+        <w:ind w:left="4320" w:hanging="360"/>
+      </w:pPr>
+      <w:rPr>
+        <w:rFonts w:ascii="Wingdings" w:hAnsi="Wingdings" w:hint="default"/>
+        <w:sz w:val="20"/>
+      </w:rPr>
+    </w:lvl>
+    <w:lvl w:ilvl="6" w:tentative="1">
+      <w:start w:val="1"/>
+      <w:numFmt w:val="bullet"/>
+      <w:lvlText w:val=""/>
+      <w:lvlJc w:val="left"/>
+      <w:pPr>
+        <w:tabs>
+          <w:tab w:val="num" w:pos="5040"/>
+        </w:tabs>
+        <w:ind w:left="5040" w:hanging="360"/>
+      </w:pPr>
+      <w:rPr>
+        <w:rFonts w:ascii="Wingdings" w:hAnsi="Wingdings" w:hint="default"/>
+        <w:sz w:val="20"/>
+      </w:rPr>
+    </w:lvl>
+    <w:lvl w:ilvl="7" w:tentative="1">
+      <w:start w:val="1"/>
+      <w:numFmt w:val="bullet"/>
+      <w:lvlText w:val=""/>
+      <w:lvlJc w:val="left"/>
+      <w:pPr>
+        <w:tabs>
+          <w:tab w:val="num" w:pos="5760"/>
+        </w:tabs>
+        <w:ind w:left="5760" w:hanging="360"/>
+      </w:pPr>
+      <w:rPr>
+        <w:rFonts w:ascii="Wingdings" w:hAnsi="Wingdings" w:hint="default"/>
+        <w:sz w:val="20"/>
+      </w:rPr>
+    </w:lvl>
+    <w:lvl w:ilvl="8" w:tentative="1">
+      <w:start w:val="1"/>
+      <w:numFmt w:val="bullet"/>
+      <w:lvlText w:val=""/>
+      <w:lvlJc w:val="left"/>
+      <w:pPr>
+        <w:tabs>
+          <w:tab w:val="num" w:pos="6480"/>
+        </w:tabs>
+        <w:ind w:left="6480" w:hanging="360"/>
+      </w:pPr>
+      <w:rPr>
+        <w:rFonts w:ascii="Wingdings" w:hAnsi="Wingdings" w:hint="default"/>
+        <w:sz w:val="20"/>
+      </w:rPr>
+    </w:lvl>
+  </w:abstractNum>
   <w:num w:numId="1" w16cid:durableId="1956208242">
     <w:abstractNumId w:val="0"/>
   </w:num>
   <w:num w:numId="2" w16cid:durableId="77288022">
     <w:abstractNumId w:val="1"/>
+  </w:num>
+  <w:num w:numId="3" w16cid:durableId="1080636982">
+    <w:abstractNumId w:val="3"/>
+  </w:num>
+  <w:num w:numId="4" w16cid:durableId="716128754">
+    <w:abstractNumId w:val="2"/>
   </w:num>
 </w:numbering>
 </file>

--- a/documents/docx/Prompts.docx
+++ b/documents/docx/Prompts.docx
@@ -7882,6 +7882,1221 @@
       </w:r>
       <w:r>
         <w:t>corresponding documents, with the same formatting, alignment, spacing, images, QR codes, and profile text kept consistently across both language versions.</w:t>
+      </w:r>
+    </w:p>
+    <w:p>
+      <w:pPr>
+        <w:pBdr>
+          <w:bottom w:val="single" w:sz="6" w:space="1" w:color="auto"/>
+        </w:pBdr>
+        <w:spacing w:after="0" w:line="240" w:lineRule="auto"/>
+      </w:pPr>
+    </w:p>
+    <w:p>
+      <w:pPr>
+        <w:spacing w:after="0" w:line="240" w:lineRule="auto"/>
+      </w:pPr>
+    </w:p>
+    <w:p>
+      <w:pPr>
+        <w:spacing w:after="0" w:line="240" w:lineRule="auto"/>
+      </w:pPr>
+      <w:r>
+        <w:t>Please review the project structure and identify which folders and files are required for deployment to the production server. Then copy only the necessary deployment-ready folders and files into a dedicated /Deployment folder.</w:t>
+      </w:r>
+    </w:p>
+    <w:p>
+      <w:pPr>
+        <w:spacing w:after="0" w:line="240" w:lineRule="auto"/>
+      </w:pPr>
+      <w:r>
+        <w:t>Before copying, verify that all required HTML, CSS, JavaScript, image, font, media, and asset files are included, and that no unnecessary drafts, backups, temporary files, source documents, ZIP files, or unused assets are copied.</w:t>
+      </w:r>
+    </w:p>
+    <w:p>
+      <w:pPr>
+        <w:pBdr>
+          <w:bottom w:val="single" w:sz="6" w:space="1" w:color="auto"/>
+        </w:pBdr>
+        <w:spacing w:after="0" w:line="240" w:lineRule="auto"/>
+      </w:pPr>
+      <w:r>
+        <w:lastRenderedPageBreak/>
+        <w:t>The final /Deployment folder should contain everything needed for the website to function correctly on the server without broken links, missing resources, or layout/functionality errors.</w:t>
+      </w:r>
+    </w:p>
+    <w:p>
+      <w:pPr>
+        <w:pBdr>
+          <w:bottom w:val="single" w:sz="6" w:space="1" w:color="auto"/>
+        </w:pBdr>
+        <w:spacing w:after="0" w:line="240" w:lineRule="auto"/>
+      </w:pPr>
+    </w:p>
+    <w:p>
+      <w:pPr>
+        <w:spacing w:after="0" w:line="240" w:lineRule="auto"/>
+      </w:pPr>
+    </w:p>
+    <w:p>
+      <w:pPr>
+        <w:spacing w:after="0" w:line="240" w:lineRule="auto"/>
+      </w:pPr>
+      <w:r>
+        <w:t>Please fix the mobile navigation behavior consistently across all pages and major browsers.</w:t>
+      </w:r>
+    </w:p>
+    <w:p>
+      <w:pPr>
+        <w:spacing w:after="0" w:line="240" w:lineRule="auto"/>
+      </w:pPr>
+      <w:r>
+        <w:t xml:space="preserve">The rule should be the same for desktop, tablet, and mobile devices: the </w:t>
+      </w:r>
+      <w:r>
+        <w:rPr>
+          <w:b/>
+          <w:bCs/>
+        </w:rPr>
+        <w:t>top navigation menu</w:t>
+      </w:r>
+      <w:r>
+        <w:t xml:space="preserve"> and the </w:t>
+      </w:r>
+      <w:r>
+        <w:rPr>
+          <w:b/>
+          <w:bCs/>
+        </w:rPr>
+        <w:t>breadcrumbs bar</w:t>
+      </w:r>
+      <w:r>
+        <w:t xml:space="preserve"> must remain sticky at the top of the screen at all times. They should not disappear, jump, shift, overlap content, or behave inconsistently when the user scrolls up or down the page.</w:t>
+      </w:r>
+    </w:p>
+    <w:p>
+      <w:pPr>
+        <w:spacing w:after="0" w:line="240" w:lineRule="auto"/>
+      </w:pPr>
+      <w:r>
+        <w:t>Please ensure that:</w:t>
+      </w:r>
+    </w:p>
+    <w:p>
+      <w:pPr>
+        <w:numPr>
+          <w:ilvl w:val="0"/>
+          <w:numId w:val="5"/>
+        </w:numPr>
+        <w:spacing w:after="0" w:line="240" w:lineRule="auto"/>
+      </w:pPr>
+      <w:r>
+        <w:t>the top navigation bar remains fixed/sticky at the top on every page;</w:t>
+      </w:r>
+    </w:p>
+    <w:p>
+      <w:pPr>
+        <w:numPr>
+          <w:ilvl w:val="0"/>
+          <w:numId w:val="5"/>
+        </w:numPr>
+        <w:spacing w:after="0" w:line="240" w:lineRule="auto"/>
+      </w:pPr>
+      <w:r>
+        <w:t>the breadcrumbs bar stays directly below the top navigation bar and also remains sticky;</w:t>
+      </w:r>
+    </w:p>
+    <w:p>
+      <w:pPr>
+        <w:numPr>
+          <w:ilvl w:val="0"/>
+          <w:numId w:val="5"/>
+        </w:numPr>
+        <w:spacing w:after="0" w:line="240" w:lineRule="auto"/>
+      </w:pPr>
+      <w:r>
+        <w:t>the sticky behavior works reliably on desktop, tablet, and mobile devices;</w:t>
+      </w:r>
+    </w:p>
+    <w:p>
+      <w:pPr>
+        <w:numPr>
+          <w:ilvl w:val="0"/>
+          <w:numId w:val="5"/>
+        </w:numPr>
+        <w:spacing w:after="0" w:line="240" w:lineRule="auto"/>
+      </w:pPr>
+      <w:r>
+        <w:t>opening the hamburger menu on mobile does not cause the top navigation bar or breadcrumbs bar to disappear;</w:t>
+      </w:r>
+    </w:p>
+    <w:p>
+      <w:pPr>
+        <w:numPr>
+          <w:ilvl w:val="0"/>
+          <w:numId w:val="5"/>
+        </w:numPr>
+        <w:spacing w:after="0" w:line="240" w:lineRule="auto"/>
+      </w:pPr>
+      <w:r>
+        <w:t>the hamburger submenu opens and closes smoothly without affecting the position of the main navigation bar;</w:t>
+      </w:r>
+    </w:p>
+    <w:p>
+      <w:pPr>
+        <w:numPr>
+          <w:ilvl w:val="0"/>
+          <w:numId w:val="5"/>
+        </w:numPr>
+        <w:spacing w:after="0" w:line="240" w:lineRule="auto"/>
+      </w:pPr>
+      <w:r>
+        <w:t>the hamburger submenu is visually distinct from the main navigation bar;</w:t>
+      </w:r>
+    </w:p>
+    <w:p>
+      <w:pPr>
+        <w:numPr>
+          <w:ilvl w:val="0"/>
+          <w:numId w:val="5"/>
+        </w:numPr>
+        <w:spacing w:after="0" w:line="240" w:lineRule="auto"/>
+      </w:pPr>
+      <w:r>
+        <w:t xml:space="preserve">the hamburger submenu items have a </w:t>
+      </w:r>
+      <w:r>
+        <w:rPr>
+          <w:b/>
+          <w:bCs/>
+        </w:rPr>
+        <w:t>white background</w:t>
+      </w:r>
+      <w:r>
+        <w:t>, not the same background color as the top navigation bar;</w:t>
+      </w:r>
+    </w:p>
+    <w:p>
+      <w:pPr>
+        <w:numPr>
+          <w:ilvl w:val="0"/>
+          <w:numId w:val="5"/>
+        </w:numPr>
+        <w:spacing w:after="0" w:line="240" w:lineRule="auto"/>
+      </w:pPr>
+      <w:r>
+        <w:t>submenu text, spacing, hover states, active states, and touch behavior remain readable and visually consistent;</w:t>
+      </w:r>
+    </w:p>
+    <w:p>
+      <w:pPr>
+        <w:numPr>
+          <w:ilvl w:val="0"/>
+          <w:numId w:val="5"/>
+        </w:numPr>
+        <w:spacing w:after="0" w:line="240" w:lineRule="auto"/>
+      </w:pPr>
+      <w:r>
+        <w:t>the layout works correctly in all major browsers, including Chrome, Safari, Firefox, Edge, and mobile browsers on iOS and Android;</w:t>
+      </w:r>
+    </w:p>
+    <w:p>
+      <w:pPr>
+        <w:numPr>
+          <w:ilvl w:val="0"/>
+          <w:numId w:val="5"/>
+        </w:numPr>
+        <w:spacing w:after="0" w:line="240" w:lineRule="auto"/>
+      </w:pPr>
+      <w:r>
+        <w:t>browser-specific differences in sticky positioning, scrolling, viewport height, z-index, and mobile rendering are tested and corrected;</w:t>
+      </w:r>
+    </w:p>
+    <w:p>
+      <w:pPr>
+        <w:numPr>
+          <w:ilvl w:val="0"/>
+          <w:numId w:val="5"/>
+        </w:numPr>
+        <w:spacing w:after="0" w:line="240" w:lineRule="auto"/>
+      </w:pPr>
+      <w:r>
+        <w:t>no page content is hidden behind the sticky navigation or breadcrumbs bars.</w:t>
+      </w:r>
+    </w:p>
+    <w:p>
+      <w:pPr>
+        <w:pBdr>
+          <w:bottom w:val="single" w:sz="6" w:space="1" w:color="auto"/>
+        </w:pBdr>
+        <w:spacing w:after="0" w:line="240" w:lineRule="auto"/>
+      </w:pPr>
+      <w:r>
+        <w:t>Please apply this fix globally across the website, not only to individual pages, and ensure that the mobile responsiveness behaves consistently across different browsers and screen sizes.</w:t>
+      </w:r>
+    </w:p>
+    <w:p>
+      <w:pPr>
+        <w:spacing w:after="0" w:line="240" w:lineRule="auto"/>
+      </w:pPr>
+      <w:r>
+        <w:t>Please harmonize the typography in all scientists’ profile cards.</w:t>
+      </w:r>
+    </w:p>
+    <w:p>
+      <w:pPr>
+        <w:spacing w:after="0" w:line="240" w:lineRule="auto"/>
+      </w:pPr>
+      <w:r>
+        <w:t>Currently, the fonts and font weights are inconsistent: some text appears bold, while other text appears regular, making the cards look visually uneven.</w:t>
+      </w:r>
+    </w:p>
+    <w:p>
+      <w:pPr>
+        <w:spacing w:after="0" w:line="240" w:lineRule="auto"/>
+      </w:pPr>
+      <w:r>
+        <w:t>Please apply a consistent font style across all profile cards according to the following rule:</w:t>
+      </w:r>
+    </w:p>
+    <w:p>
+      <w:pPr>
+        <w:numPr>
+          <w:ilvl w:val="0"/>
+          <w:numId w:val="6"/>
+        </w:numPr>
+        <w:spacing w:after="0" w:line="240" w:lineRule="auto"/>
+      </w:pPr>
+      <w:r>
+        <w:t>use regular font weight for all general profile text;</w:t>
+      </w:r>
+    </w:p>
+    <w:p>
+      <w:pPr>
+        <w:numPr>
+          <w:ilvl w:val="0"/>
+          <w:numId w:val="6"/>
+        </w:numPr>
+        <w:spacing w:after="0" w:line="240" w:lineRule="auto"/>
+      </w:pPr>
+      <w:r>
+        <w:t xml:space="preserve">use emphasized or bold styling only for the scientist’s name, country name, scientific field, email address, and the </w:t>
+      </w:r>
+      <w:r>
+        <w:rPr>
+          <w:b/>
+          <w:bCs/>
+        </w:rPr>
+        <w:t>Listen</w:t>
+      </w:r>
+      <w:r>
+        <w:t xml:space="preserve"> button;</w:t>
+      </w:r>
+    </w:p>
+    <w:p>
+      <w:pPr>
+        <w:numPr>
+          <w:ilvl w:val="0"/>
+          <w:numId w:val="6"/>
+        </w:numPr>
+        <w:spacing w:after="0" w:line="240" w:lineRule="auto"/>
+      </w:pPr>
+      <w:r>
+        <w:t>ensure that font size, line height, spacing, and alignment are consistent across all cards;</w:t>
+      </w:r>
+    </w:p>
+    <w:p>
+      <w:pPr>
+        <w:numPr>
+          <w:ilvl w:val="0"/>
+          <w:numId w:val="6"/>
+        </w:numPr>
+        <w:spacing w:after="0" w:line="240" w:lineRule="auto"/>
+      </w:pPr>
+      <w:r>
+        <w:t>remove any unnecessary or inconsistent bold styling from the remaining profile text.</w:t>
+      </w:r>
+    </w:p>
+    <w:p>
+      <w:pPr>
+        <w:pBdr>
+          <w:bottom w:val="single" w:sz="6" w:space="1" w:color="auto"/>
+        </w:pBdr>
+        <w:spacing w:after="0" w:line="240" w:lineRule="auto"/>
+      </w:pPr>
+      <w:r>
+        <w:t xml:space="preserve">If there is any text placed between the country name and the scientific field, move that text below the </w:t>
+      </w:r>
+      <w:r>
+        <w:rPr>
+          <w:b/>
+          <w:bCs/>
+        </w:rPr>
+        <w:t>Listen</w:t>
+      </w:r>
+      <w:r>
+        <w:t xml:space="preserve"> button so that the profile structure remains clean, logical, and consistent across all cards.</w:t>
+      </w:r>
+    </w:p>
+    <w:p>
+      <w:pPr>
+        <w:spacing w:after="0" w:line="240" w:lineRule="auto"/>
+      </w:pPr>
+      <w:r>
+        <w:t>Please standardize the typography and structure of all scientists’ profile cards.</w:t>
+      </w:r>
+    </w:p>
+    <w:p>
+      <w:pPr>
+        <w:spacing w:after="0" w:line="240" w:lineRule="auto"/>
+      </w:pPr>
+      <w:r>
+        <w:t xml:space="preserve">All information displayed above the </w:t>
+      </w:r>
+      <w:r>
+        <w:rPr>
+          <w:b/>
+          <w:bCs/>
+        </w:rPr>
+        <w:t>Listen</w:t>
+      </w:r>
+      <w:r>
+        <w:t xml:space="preserve"> button should be treated as the </w:t>
+      </w:r>
+      <w:r>
+        <w:rPr>
+          <w:b/>
+          <w:bCs/>
+        </w:rPr>
+        <w:t>profile header</w:t>
+      </w:r>
+      <w:r>
+        <w:t>. This header section must be formatted in bold to clearly distinguish it from the rest of the profile.</w:t>
+      </w:r>
+    </w:p>
+    <w:p>
+      <w:pPr>
+        <w:spacing w:after="0" w:line="240" w:lineRule="auto"/>
+      </w:pPr>
+      <w:r>
+        <w:t xml:space="preserve">All text displayed below the </w:t>
+      </w:r>
+      <w:r>
+        <w:rPr>
+          <w:b/>
+          <w:bCs/>
+        </w:rPr>
+        <w:t>Listen</w:t>
+      </w:r>
+      <w:r>
+        <w:t xml:space="preserve"> button should be treated as the </w:t>
+      </w:r>
+      <w:r>
+        <w:rPr>
+          <w:b/>
+          <w:bCs/>
+        </w:rPr>
+        <w:t>profile body text</w:t>
+      </w:r>
+      <w:r>
+        <w:t>. This body text must use regular font weight, not bold.</w:t>
+      </w:r>
+    </w:p>
+    <w:p>
+      <w:pPr>
+        <w:spacing w:after="0" w:line="240" w:lineRule="auto"/>
+      </w:pPr>
+      <w:r>
+        <w:t>Please ensure that:</w:t>
+      </w:r>
+    </w:p>
+    <w:p>
+      <w:pPr>
+        <w:numPr>
+          <w:ilvl w:val="0"/>
+          <w:numId w:val="7"/>
+        </w:numPr>
+        <w:spacing w:after="0" w:line="240" w:lineRule="auto"/>
+      </w:pPr>
+      <w:r>
+        <w:t xml:space="preserve">the profile header above the </w:t>
+      </w:r>
+      <w:r>
+        <w:rPr>
+          <w:b/>
+          <w:bCs/>
+        </w:rPr>
+        <w:t>Listen</w:t>
+      </w:r>
+      <w:r>
+        <w:t xml:space="preserve"> button is consistently bold across all cards;</w:t>
+      </w:r>
+    </w:p>
+    <w:p>
+      <w:pPr>
+        <w:numPr>
+          <w:ilvl w:val="0"/>
+          <w:numId w:val="7"/>
+        </w:numPr>
+        <w:spacing w:after="0" w:line="240" w:lineRule="auto"/>
+      </w:pPr>
+      <w:r>
+        <w:t xml:space="preserve">the body text below the </w:t>
+      </w:r>
+      <w:r>
+        <w:rPr>
+          <w:b/>
+          <w:bCs/>
+        </w:rPr>
+        <w:t>Listen</w:t>
+      </w:r>
+      <w:r>
+        <w:t xml:space="preserve"> button is regular, not bold;</w:t>
+      </w:r>
+    </w:p>
+    <w:p>
+      <w:pPr>
+        <w:numPr>
+          <w:ilvl w:val="0"/>
+          <w:numId w:val="7"/>
+        </w:numPr>
+        <w:spacing w:after="0" w:line="240" w:lineRule="auto"/>
+      </w:pPr>
+      <w:r>
+        <w:t>the body text is displayed in black;</w:t>
+      </w:r>
+    </w:p>
+    <w:p>
+      <w:pPr>
+        <w:numPr>
+          <w:ilvl w:val="0"/>
+          <w:numId w:val="7"/>
+        </w:numPr>
+        <w:spacing w:after="0" w:line="240" w:lineRule="auto"/>
+      </w:pPr>
+      <w:r>
+        <w:lastRenderedPageBreak/>
+        <w:t>line spacing in the body text is consistent and even;</w:t>
+      </w:r>
+    </w:p>
+    <w:p>
+      <w:pPr>
+        <w:numPr>
+          <w:ilvl w:val="0"/>
+          <w:numId w:val="7"/>
+        </w:numPr>
+        <w:spacing w:after="0" w:line="240" w:lineRule="auto"/>
+      </w:pPr>
+      <w:r>
+        <w:t xml:space="preserve">the formatting of the body text follows the style used in </w:t>
+      </w:r>
+      <w:r>
+        <w:rPr>
+          <w:b/>
+          <w:bCs/>
+        </w:rPr>
+        <w:t>Mehdi Ismayilov’s</w:t>
+      </w:r>
+      <w:r>
+        <w:t xml:space="preserve"> profile as the reference;</w:t>
+      </w:r>
+    </w:p>
+    <w:p>
+      <w:pPr>
+        <w:numPr>
+          <w:ilvl w:val="0"/>
+          <w:numId w:val="7"/>
+        </w:numPr>
+        <w:spacing w:after="0" w:line="240" w:lineRule="auto"/>
+      </w:pPr>
+      <w:r>
+        <w:t>the same typography rules are applied consistently to all scientist profile cards.</w:t>
+      </w:r>
+    </w:p>
+    <w:p>
+      <w:pPr>
+        <w:pBdr>
+          <w:bottom w:val="single" w:sz="6" w:space="1" w:color="auto"/>
+        </w:pBdr>
+        <w:spacing w:after="0" w:line="240" w:lineRule="auto"/>
+      </w:pPr>
+    </w:p>
+    <w:p>
+      <w:pPr>
+        <w:spacing w:after="0" w:line="240" w:lineRule="auto"/>
+      </w:pPr>
+    </w:p>
+    <w:p>
+      <w:pPr>
+        <w:spacing w:after="0" w:line="240" w:lineRule="auto"/>
+      </w:pPr>
+      <w:r>
+        <w:t xml:space="preserve">Please remove the speeches of </w:t>
+      </w:r>
+      <w:r>
+        <w:rPr>
+          <w:b/>
+          <w:bCs/>
+        </w:rPr>
+        <w:t>Isa Habibbeyli</w:t>
+      </w:r>
+      <w:r>
+        <w:t xml:space="preserve"> and </w:t>
+      </w:r>
+      <w:r>
+        <w:rPr>
+          <w:b/>
+          <w:bCs/>
+        </w:rPr>
+        <w:t>Rasim Aliquliyev</w:t>
+      </w:r>
+      <w:r>
+        <w:t xml:space="preserve"> from the rector_speeches.html page.</w:t>
+      </w:r>
+    </w:p>
+    <w:p>
+      <w:pPr>
+        <w:spacing w:after="0" w:line="240" w:lineRule="auto"/>
+      </w:pPr>
+    </w:p>
+    <w:p>
+      <w:pPr>
+        <w:spacing w:after="0" w:line="240" w:lineRule="auto"/>
+      </w:pPr>
+      <w:r>
+        <w:t>Create a separate new page for these speeches in both the Azerbaijani and English versions.</w:t>
+      </w:r>
+    </w:p>
+    <w:p>
+      <w:pPr>
+        <w:spacing w:after="0" w:line="240" w:lineRule="auto"/>
+      </w:pPr>
+    </w:p>
+    <w:p>
+      <w:pPr>
+        <w:spacing w:after="0" w:line="240" w:lineRule="auto"/>
+      </w:pPr>
+      <w:r>
+        <w:t>Use the following page title:</w:t>
+      </w:r>
+    </w:p>
+    <w:p>
+      <w:pPr>
+        <w:spacing w:after="0" w:line="240" w:lineRule="auto"/>
+      </w:pPr>
+      <w:r>
+        <w:rPr>
+          <w:b/>
+          <w:bCs/>
+        </w:rPr>
+        <w:t>Azerbaijani version:</w:t>
+      </w:r>
+      <w:r>
+        <w:rPr>
+          <w:b/>
+          <w:bCs/>
+        </w:rPr>
+        <w:t xml:space="preserve"> </w:t>
+      </w:r>
+      <w:r>
+        <w:t>AMEA rəhbərliyinin nitqləri</w:t>
+      </w:r>
+    </w:p>
+    <w:p>
+      <w:pPr>
+        <w:spacing w:after="0" w:line="240" w:lineRule="auto"/>
+      </w:pPr>
+      <w:r>
+        <w:rPr>
+          <w:b/>
+          <w:bCs/>
+        </w:rPr>
+        <w:t>English version:</w:t>
+      </w:r>
+      <w:r>
+        <w:rPr>
+          <w:b/>
+          <w:bCs/>
+        </w:rPr>
+        <w:t xml:space="preserve"> </w:t>
+      </w:r>
+      <w:r>
+        <w:t>Speeches by the ANAS Leadership</w:t>
+      </w:r>
+    </w:p>
+    <w:p>
+      <w:pPr>
+        <w:spacing w:after="0" w:line="240" w:lineRule="auto"/>
+      </w:pPr>
+      <w:r>
+        <w:br/>
+      </w:r>
+      <w:r>
+        <w:t>Ensure that the new page follows the same visual style, layout, navigation structure, typography, and responsive behavior as the existing speech pages.</w:t>
+      </w:r>
+    </w:p>
+    <w:p>
+      <w:pPr>
+        <w:spacing w:after="0" w:line="240" w:lineRule="auto"/>
+      </w:pPr>
+    </w:p>
+    <w:p>
+      <w:pPr>
+        <w:spacing w:after="0" w:line="240" w:lineRule="auto"/>
+      </w:pPr>
+      <w:r>
+        <w:t xml:space="preserve">In addition, please add two new cards to the </w:t>
+      </w:r>
+      <w:r>
+        <w:rPr>
+          <w:b/>
+          <w:bCs/>
+        </w:rPr>
+        <w:t>Forum 2024</w:t>
+      </w:r>
+      <w:r>
+        <w:t xml:space="preserve"> page and link them to the two newly created pages.</w:t>
+      </w:r>
+    </w:p>
+    <w:p>
+      <w:pPr>
+        <w:spacing w:after="0" w:line="240" w:lineRule="auto"/>
+      </w:pPr>
+      <w:r>
+        <w:t>The cards should be added in both the Azerbaijani and English versions of the Forum 2024 page, using the same visual style, layout, typography, spacing, hover effects, and responsive behavior as the existing cards.</w:t>
+      </w:r>
+    </w:p>
+    <w:p>
+      <w:pPr>
+        <w:spacing w:after="0" w:line="240" w:lineRule="auto"/>
+      </w:pPr>
+      <w:r>
+        <w:t>Each card should clearly represent the corresponding new page and link to it correctly.</w:t>
+      </w:r>
+    </w:p>
+    <w:p>
+      <w:pPr>
+        <w:pBdr>
+          <w:bottom w:val="single" w:sz="6" w:space="1" w:color="auto"/>
+        </w:pBdr>
+        <w:spacing w:after="0" w:line="240" w:lineRule="auto"/>
+      </w:pPr>
+    </w:p>
+    <w:p>
+      <w:pPr>
+        <w:spacing w:after="0" w:line="240" w:lineRule="auto"/>
+      </w:pPr>
+    </w:p>
+    <w:p>
+      <w:pPr>
+        <w:spacing w:after="0" w:line="240" w:lineRule="auto"/>
+      </w:pPr>
+      <w:r>
+        <w:t>Dear colleagues,</w:t>
+      </w:r>
+    </w:p>
+    <w:p>
+      <w:pPr>
+        <w:spacing w:after="0" w:line="240" w:lineRule="auto"/>
+      </w:pPr>
+    </w:p>
+    <w:p>
+      <w:pPr>
+        <w:spacing w:after="0" w:line="240" w:lineRule="auto"/>
+      </w:pPr>
+      <w:r>
+        <w:t>I am pleased to inform you that the book dedicated to the Forum has now been published. Please accept my sincere congratulations on this meaningful occasion.</w:t>
+      </w:r>
+    </w:p>
+    <w:p>
+      <w:pPr>
+        <w:spacing w:after="0" w:line="240" w:lineRule="auto"/>
+      </w:pPr>
+    </w:p>
+    <w:p>
+      <w:pPr>
+        <w:spacing w:after="0" w:line="240" w:lineRule="auto"/>
+      </w:pPr>
+      <w:r>
+        <w:t>In order to plan the distribution of the book, we would kindly like to know how many of you would be interested in receiving a copy.</w:t>
+      </w:r>
+    </w:p>
+    <w:p>
+      <w:pPr>
+        <w:spacing w:after="0" w:line="240" w:lineRule="auto"/>
+      </w:pPr>
+    </w:p>
+    <w:p>
+      <w:pPr>
+        <w:spacing w:after="0" w:line="240" w:lineRule="auto"/>
+      </w:pPr>
+      <w:r>
+        <w:t xml:space="preserve">If you would like to receive one, please reply </w:t>
+      </w:r>
+      <w:r>
+        <w:t xml:space="preserve">ASAP </w:t>
+      </w:r>
+      <w:r>
+        <w:t xml:space="preserve">to this email with </w:t>
+      </w:r>
+      <w:r>
+        <w:rPr>
+          <w:b/>
+          <w:bCs/>
+        </w:rPr>
+        <w:t>“Yes”</w:t>
+      </w:r>
+      <w:r>
+        <w:t>.</w:t>
+      </w:r>
+    </w:p>
+    <w:p>
+      <w:pPr>
+        <w:spacing w:after="0" w:line="240" w:lineRule="auto"/>
+      </w:pPr>
+    </w:p>
+    <w:p>
+      <w:pPr>
+        <w:spacing w:after="0" w:line="240" w:lineRule="auto"/>
+      </w:pPr>
+      <w:r>
+        <w:t>With kind regards,</w:t>
+      </w:r>
+    </w:p>
+    <w:p>
+      <w:pPr>
+        <w:spacing w:after="0" w:line="240" w:lineRule="auto"/>
+      </w:pPr>
+      <w:r>
+        <w:t>On behalf of the Board ofv Directos</w:t>
+      </w:r>
+    </w:p>
+    <w:p>
+      <w:pPr>
+        <w:spacing w:after="0" w:line="240" w:lineRule="auto"/>
+      </w:pPr>
+      <w:r>
+        <w:t>Bakhtiyar Sirajov</w:t>
+      </w:r>
+    </w:p>
+    <w:p>
+      <w:pPr>
+        <w:spacing w:after="0" w:line="240" w:lineRule="auto"/>
+        <w:rPr>
+          <w:lang w:val="az-Latn-AZ"/>
+        </w:rPr>
+      </w:pPr>
+    </w:p>
+    <w:p>
+      <w:pPr>
+        <w:spacing w:after="0" w:line="240" w:lineRule="auto"/>
+      </w:pPr>
+      <w:r>
+        <w:t>-----------------------------------------------------------</w:t>
+      </w:r>
+    </w:p>
+    <w:p>
+      <w:pPr>
+        <w:spacing w:after="0" w:line="240" w:lineRule="auto"/>
+      </w:pPr>
+    </w:p>
+    <w:p>
+      <w:pPr>
+        <w:spacing w:after="0" w:line="240" w:lineRule="auto"/>
+      </w:pPr>
+      <w:r>
+        <w:t>Hörmətli həmkarlar,</w:t>
+      </w:r>
+    </w:p>
+    <w:p>
+      <w:pPr>
+        <w:spacing w:after="0" w:line="240" w:lineRule="auto"/>
+      </w:pPr>
+    </w:p>
+    <w:p>
+      <w:pPr>
+        <w:spacing w:after="0" w:line="240" w:lineRule="auto"/>
+      </w:pPr>
+      <w:r>
+        <w:t>Forum haqqında kitabın artıq nəşr olunduğunu məmnuniyyətlə diqqətinizə çatdırıram. Bu əlamətdar hadisə münasibətilə sizi səmimi-qəlbdən təbrik edirəm.</w:t>
+      </w:r>
+    </w:p>
+    <w:p>
+      <w:pPr>
+        <w:spacing w:after="0" w:line="240" w:lineRule="auto"/>
+      </w:pPr>
+    </w:p>
+    <w:p>
+      <w:pPr>
+        <w:spacing w:after="0" w:line="240" w:lineRule="auto"/>
+      </w:pPr>
+      <w:r>
+        <w:t>Kitabın paylanmasını düzgün təşkil etmək üçün onu əldə etmək istəyən həmkarlarımızın sayını əvvəlcədən müəyyənləşdirmək istərdik.</w:t>
+      </w:r>
+    </w:p>
+    <w:p>
+      <w:pPr>
+        <w:spacing w:after="0" w:line="240" w:lineRule="auto"/>
+      </w:pPr>
+    </w:p>
+    <w:p>
+      <w:pPr>
+        <w:spacing w:after="0" w:line="240" w:lineRule="auto"/>
+      </w:pPr>
+      <w:r>
+        <w:t xml:space="preserve">Əgər kitabdan bir nüsxə əldə etmək istəyirsinizsə, zəhmət olmasa, </w:t>
+      </w:r>
+      <w:r>
+        <w:t>ən qısa zaman</w:t>
+      </w:r>
+      <w:r>
+        <w:t xml:space="preserve"> </w:t>
+      </w:r>
+      <w:r>
+        <w:t xml:space="preserve">ərzində </w:t>
+      </w:r>
+      <w:r>
+        <w:t xml:space="preserve">bu məktuba </w:t>
+      </w:r>
+      <w:r>
+        <w:t xml:space="preserve">sadəcə </w:t>
+      </w:r>
+      <w:r>
+        <w:rPr>
+          <w:b/>
+          <w:bCs/>
+        </w:rPr>
+        <w:t>“</w:t>
+      </w:r>
+      <w:r>
+        <w:rPr>
+          <w:b/>
+          <w:bCs/>
+        </w:rPr>
+        <w:t>Hə</w:t>
+      </w:r>
+      <w:r>
+        <w:rPr>
+          <w:b/>
+          <w:bCs/>
+        </w:rPr>
+        <w:t>”</w:t>
+      </w:r>
+      <w:r>
+        <w:t xml:space="preserve"> yazaraq cavab verəsiniz.</w:t>
+      </w:r>
+    </w:p>
+    <w:p>
+      <w:pPr>
+        <w:spacing w:after="0" w:line="240" w:lineRule="auto"/>
+      </w:pPr>
+    </w:p>
+    <w:p>
+      <w:pPr>
+        <w:spacing w:after="0" w:line="240" w:lineRule="auto"/>
+      </w:pPr>
+      <w:r>
+        <w:t>Hörmətlə,</w:t>
+      </w:r>
+    </w:p>
+    <w:p>
+      <w:pPr>
+        <w:spacing w:after="0" w:line="240" w:lineRule="auto"/>
+      </w:pPr>
+      <w:r>
+        <w:t>DAAB Idarə Heyəti adından</w:t>
+      </w:r>
+    </w:p>
+    <w:p>
+      <w:pPr>
+        <w:spacing w:after="0" w:line="240" w:lineRule="auto"/>
+      </w:pPr>
+      <w:r>
+        <w:t>Bəxtiyar Siracov</w:t>
+      </w:r>
+    </w:p>
+    <w:p>
+      <w:pPr>
+        <w:spacing w:after="0" w:line="240" w:lineRule="auto"/>
+      </w:pPr>
+    </w:p>
+    <w:p>
+      <w:pPr>
+        <w:spacing w:after="0" w:line="240" w:lineRule="auto"/>
+      </w:pPr>
+      <w:r>
+        <w:t>---------------------------------------------</w:t>
+      </w:r>
+    </w:p>
+    <w:p>
+      <w:pPr>
+        <w:spacing w:after="0" w:line="240" w:lineRule="auto"/>
+      </w:pPr>
+    </w:p>
+    <w:p>
+      <w:pPr>
+        <w:spacing w:after="0" w:line="240" w:lineRule="auto"/>
+      </w:pPr>
+      <w:r>
+        <w:t xml:space="preserve">Please fix the left navigation panels on the </w:t>
+      </w:r>
+      <w:r>
+        <w:rPr>
+          <w:b/>
+          <w:bCs/>
+        </w:rPr>
+        <w:t>News</w:t>
+      </w:r>
+      <w:r>
+        <w:t xml:space="preserve">, </w:t>
+      </w:r>
+      <w:r>
+        <w:rPr>
+          <w:b/>
+          <w:bCs/>
+        </w:rPr>
+        <w:t>Rector Speeches</w:t>
+      </w:r>
+      <w:r>
+        <w:t xml:space="preserve">, and </w:t>
+      </w:r>
+      <w:r>
+        <w:rPr>
+          <w:b/>
+          <w:bCs/>
+        </w:rPr>
+        <w:t>ANAS Leadership Speeches</w:t>
+      </w:r>
+      <w:r>
+        <w:t xml:space="preserve"> pages.</w:t>
+      </w:r>
+    </w:p>
+    <w:p>
+      <w:pPr>
+        <w:spacing w:after="0" w:line="240" w:lineRule="auto"/>
+      </w:pPr>
+      <w:r>
+        <w:t xml:space="preserve">Their scrolling and sticky behavior must be identical to the </w:t>
+      </w:r>
+      <w:r>
+        <w:rPr>
+          <w:b/>
+          <w:bCs/>
+        </w:rPr>
+        <w:t>Categories</w:t>
+      </w:r>
+      <w:r>
+        <w:t xml:space="preserve"> panel on the </w:t>
+      </w:r>
+      <w:r>
+        <w:rPr>
+          <w:b/>
+          <w:bCs/>
+        </w:rPr>
+        <w:t>Photo Gallery</w:t>
+      </w:r>
+      <w:r>
+        <w:t xml:space="preserve"> page, which should be used as the reference implementation.</w:t>
+      </w:r>
+    </w:p>
+    <w:p>
+      <w:pPr>
+        <w:spacing w:after="0" w:line="240" w:lineRule="auto"/>
+      </w:pPr>
+      <w:r>
+        <w:t>Please ensure that:</w:t>
+      </w:r>
+    </w:p>
+    <w:p>
+      <w:pPr>
+        <w:numPr>
+          <w:ilvl w:val="0"/>
+          <w:numId w:val="8"/>
+        </w:numPr>
+        <w:spacing w:after="0" w:line="240" w:lineRule="auto"/>
+      </w:pPr>
+      <w:r>
+        <w:t xml:space="preserve">the left panels remain correctly positioned below the top navigation and breadcrumbs bars; </w:t>
+      </w:r>
+    </w:p>
+    <w:p>
+      <w:pPr>
+        <w:numPr>
+          <w:ilvl w:val="0"/>
+          <w:numId w:val="8"/>
+        </w:numPr>
+        <w:spacing w:after="0" w:line="240" w:lineRule="auto"/>
+      </w:pPr>
+      <w:r>
+        <w:t xml:space="preserve">they do not scroll above, overlap, or disappear behind the breadcrumbs bar; </w:t>
+      </w:r>
+    </w:p>
+    <w:p>
+      <w:pPr>
+        <w:numPr>
+          <w:ilvl w:val="0"/>
+          <w:numId w:val="8"/>
+        </w:numPr>
+        <w:spacing w:after="0" w:line="240" w:lineRule="auto"/>
+      </w:pPr>
+      <w:r>
+        <w:t xml:space="preserve">their sticky behavior, spacing, height, and scroll behavior match the </w:t>
+      </w:r>
+      <w:r>
+        <w:rPr>
+          <w:b/>
+          <w:bCs/>
+        </w:rPr>
+        <w:t>Categories</w:t>
+      </w:r>
+      <w:r>
+        <w:t xml:space="preserve"> panel in the Photo Gallery page; </w:t>
+      </w:r>
+    </w:p>
+    <w:p>
+      <w:pPr>
+        <w:numPr>
+          <w:ilvl w:val="0"/>
+          <w:numId w:val="8"/>
+        </w:numPr>
+        <w:spacing w:after="0" w:line="240" w:lineRule="auto"/>
+      </w:pPr>
+      <w:r>
+        <w:t xml:space="preserve">the fix is applied consistently across desktop, tablet, and mobile views; </w:t>
+      </w:r>
+    </w:p>
+    <w:p>
+      <w:pPr>
+        <w:numPr>
+          <w:ilvl w:val="0"/>
+          <w:numId w:val="8"/>
+        </w:numPr>
+        <w:spacing w:after="0" w:line="240" w:lineRule="auto"/>
+      </w:pPr>
+      <w:r>
+        <w:t xml:space="preserve">the behavior works reliably in all major browsers. </w:t>
+      </w:r>
+    </w:p>
+    <w:p>
+      <w:pPr>
+        <w:spacing w:after="0" w:line="240" w:lineRule="auto"/>
+      </w:pPr>
+    </w:p>
+    <w:p>
+      <w:pPr>
+        <w:pBdr>
+          <w:bottom w:val="single" w:sz="6" w:space="1" w:color="auto"/>
+        </w:pBdr>
+        <w:spacing w:after="0" w:line="240" w:lineRule="auto"/>
+      </w:pPr>
+    </w:p>
+    <w:p>
+      <w:pPr>
+        <w:spacing w:after="0" w:line="240" w:lineRule="auto"/>
+      </w:pPr>
+    </w:p>
+    <w:p>
+      <w:pPr>
+        <w:spacing w:after="0" w:line="240" w:lineRule="auto"/>
+      </w:pPr>
+      <w:r>
+        <w:t xml:space="preserve">Please fix the placement of the </w:t>
+      </w:r>
+      <w:r>
+        <w:rPr>
+          <w:b/>
+          <w:bCs/>
+        </w:rPr>
+        <w:t>title summary panels</w:t>
+      </w:r>
+      <w:r>
+        <w:t xml:space="preserve"> on these pages.</w:t>
+      </w:r>
+    </w:p>
+    <w:p>
+      <w:pPr>
+        <w:spacing w:after="0" w:line="240" w:lineRule="auto"/>
+      </w:pPr>
+      <w:r>
+        <w:t xml:space="preserve">Currently, the summary panels are misplaced. They should appear to the </w:t>
+      </w:r>
+      <w:r>
+        <w:rPr>
+          <w:b/>
+          <w:bCs/>
+        </w:rPr>
+        <w:t>right of the main title text</w:t>
+      </w:r>
+      <w:r>
+        <w:t>, aligned properly within the title/header section.</w:t>
+      </w:r>
+    </w:p>
+    <w:p>
+      <w:pPr>
+        <w:spacing w:after="0" w:line="240" w:lineRule="auto"/>
+      </w:pPr>
+      <w:r>
+        <w:t>Please ensure that:</w:t>
+      </w:r>
+    </w:p>
+    <w:p>
+      <w:pPr>
+        <w:numPr>
+          <w:ilvl w:val="0"/>
+          <w:numId w:val="9"/>
+        </w:numPr>
+        <w:spacing w:after="0" w:line="240" w:lineRule="auto"/>
+      </w:pPr>
+      <w:r>
+        <w:t xml:space="preserve">each summary panel is positioned consistently to the right of the page title; </w:t>
+      </w:r>
+    </w:p>
+    <w:p>
+      <w:pPr>
+        <w:numPr>
+          <w:ilvl w:val="0"/>
+          <w:numId w:val="9"/>
+        </w:numPr>
+        <w:spacing w:after="0" w:line="240" w:lineRule="auto"/>
+      </w:pPr>
+      <w:r>
+        <w:t xml:space="preserve">the spacing between the title and the summary panel is visually balanced; </w:t>
+      </w:r>
+    </w:p>
+    <w:p>
+      <w:pPr>
+        <w:numPr>
+          <w:ilvl w:val="0"/>
+          <w:numId w:val="9"/>
+        </w:numPr>
+        <w:spacing w:after="0" w:line="240" w:lineRule="auto"/>
+      </w:pPr>
+      <w:r>
+        <w:t xml:space="preserve">the panel uses appropriate styling consistent with the overall page design; </w:t>
+      </w:r>
+    </w:p>
+    <w:p>
+      <w:pPr>
+        <w:numPr>
+          <w:ilvl w:val="0"/>
+          <w:numId w:val="9"/>
+        </w:numPr>
+        <w:spacing w:after="0" w:line="240" w:lineRule="auto"/>
+      </w:pPr>
+      <w:r>
+        <w:t xml:space="preserve">typography, background, borders, shadows, and padding match the existing design language; </w:t>
+      </w:r>
+    </w:p>
+    <w:p>
+      <w:pPr>
+        <w:numPr>
+          <w:ilvl w:val="0"/>
+          <w:numId w:val="9"/>
+        </w:numPr>
+        <w:spacing w:after="0" w:line="240" w:lineRule="auto"/>
+      </w:pPr>
+      <w:r>
+        <w:t>the layout remains responsive and works correctly on desktop, tablet, and mobile devices.</w:t>
       </w:r>
     </w:p>
     <w:p>
@@ -8164,9 +9379,9 @@
     </w:lvl>
   </w:abstractNum>
   <w:abstractNum w:abstractNumId="2" w15:restartNumberingAfterBreak="0">
-    <w:nsid w:val="25C95C75"/>
+    <w:nsid w:val="1B0B2056"/>
     <w:multiLevelType w:val="multilevel"/>
-    <w:tmpl w:val="8C681C84"/>
+    <w:tmpl w:val="70AA8958"/>
     <w:lvl w:ilvl="0">
       <w:start w:val="1"/>
       <w:numFmt w:val="bullet"/>
@@ -8313,9 +9528,754 @@
     </w:lvl>
   </w:abstractNum>
   <w:abstractNum w:abstractNumId="3" w15:restartNumberingAfterBreak="0">
+    <w:nsid w:val="25C95C75"/>
+    <w:multiLevelType w:val="multilevel"/>
+    <w:tmpl w:val="8C681C84"/>
+    <w:lvl w:ilvl="0">
+      <w:start w:val="1"/>
+      <w:numFmt w:val="bullet"/>
+      <w:lvlText w:val=""/>
+      <w:lvlJc w:val="left"/>
+      <w:pPr>
+        <w:tabs>
+          <w:tab w:val="num" w:pos="720"/>
+        </w:tabs>
+        <w:ind w:left="720" w:hanging="360"/>
+      </w:pPr>
+      <w:rPr>
+        <w:rFonts w:ascii="Symbol" w:hAnsi="Symbol" w:hint="default"/>
+        <w:sz w:val="20"/>
+      </w:rPr>
+    </w:lvl>
+    <w:lvl w:ilvl="1" w:tentative="1">
+      <w:start w:val="1"/>
+      <w:numFmt w:val="bullet"/>
+      <w:lvlText w:val="o"/>
+      <w:lvlJc w:val="left"/>
+      <w:pPr>
+        <w:tabs>
+          <w:tab w:val="num" w:pos="1440"/>
+        </w:tabs>
+        <w:ind w:left="1440" w:hanging="360"/>
+      </w:pPr>
+      <w:rPr>
+        <w:rFonts w:ascii="Courier New" w:hAnsi="Courier New" w:hint="default"/>
+        <w:sz w:val="20"/>
+      </w:rPr>
+    </w:lvl>
+    <w:lvl w:ilvl="2" w:tentative="1">
+      <w:start w:val="1"/>
+      <w:numFmt w:val="bullet"/>
+      <w:lvlText w:val=""/>
+      <w:lvlJc w:val="left"/>
+      <w:pPr>
+        <w:tabs>
+          <w:tab w:val="num" w:pos="2160"/>
+        </w:tabs>
+        <w:ind w:left="2160" w:hanging="360"/>
+      </w:pPr>
+      <w:rPr>
+        <w:rFonts w:ascii="Wingdings" w:hAnsi="Wingdings" w:hint="default"/>
+        <w:sz w:val="20"/>
+      </w:rPr>
+    </w:lvl>
+    <w:lvl w:ilvl="3" w:tentative="1">
+      <w:start w:val="1"/>
+      <w:numFmt w:val="bullet"/>
+      <w:lvlText w:val=""/>
+      <w:lvlJc w:val="left"/>
+      <w:pPr>
+        <w:tabs>
+          <w:tab w:val="num" w:pos="2880"/>
+        </w:tabs>
+        <w:ind w:left="2880" w:hanging="360"/>
+      </w:pPr>
+      <w:rPr>
+        <w:rFonts w:ascii="Wingdings" w:hAnsi="Wingdings" w:hint="default"/>
+        <w:sz w:val="20"/>
+      </w:rPr>
+    </w:lvl>
+    <w:lvl w:ilvl="4" w:tentative="1">
+      <w:start w:val="1"/>
+      <w:numFmt w:val="bullet"/>
+      <w:lvlText w:val=""/>
+      <w:lvlJc w:val="left"/>
+      <w:pPr>
+        <w:tabs>
+          <w:tab w:val="num" w:pos="3600"/>
+        </w:tabs>
+        <w:ind w:left="3600" w:hanging="360"/>
+      </w:pPr>
+      <w:rPr>
+        <w:rFonts w:ascii="Wingdings" w:hAnsi="Wingdings" w:hint="default"/>
+        <w:sz w:val="20"/>
+      </w:rPr>
+    </w:lvl>
+    <w:lvl w:ilvl="5" w:tentative="1">
+      <w:start w:val="1"/>
+      <w:numFmt w:val="bullet"/>
+      <w:lvlText w:val=""/>
+      <w:lvlJc w:val="left"/>
+      <w:pPr>
+        <w:tabs>
+          <w:tab w:val="num" w:pos="4320"/>
+        </w:tabs>
+        <w:ind w:left="4320" w:hanging="360"/>
+      </w:pPr>
+      <w:rPr>
+        <w:rFonts w:ascii="Wingdings" w:hAnsi="Wingdings" w:hint="default"/>
+        <w:sz w:val="20"/>
+      </w:rPr>
+    </w:lvl>
+    <w:lvl w:ilvl="6" w:tentative="1">
+      <w:start w:val="1"/>
+      <w:numFmt w:val="bullet"/>
+      <w:lvlText w:val=""/>
+      <w:lvlJc w:val="left"/>
+      <w:pPr>
+        <w:tabs>
+          <w:tab w:val="num" w:pos="5040"/>
+        </w:tabs>
+        <w:ind w:left="5040" w:hanging="360"/>
+      </w:pPr>
+      <w:rPr>
+        <w:rFonts w:ascii="Wingdings" w:hAnsi="Wingdings" w:hint="default"/>
+        <w:sz w:val="20"/>
+      </w:rPr>
+    </w:lvl>
+    <w:lvl w:ilvl="7" w:tentative="1">
+      <w:start w:val="1"/>
+      <w:numFmt w:val="bullet"/>
+      <w:lvlText w:val=""/>
+      <w:lvlJc w:val="left"/>
+      <w:pPr>
+        <w:tabs>
+          <w:tab w:val="num" w:pos="5760"/>
+        </w:tabs>
+        <w:ind w:left="5760" w:hanging="360"/>
+      </w:pPr>
+      <w:rPr>
+        <w:rFonts w:ascii="Wingdings" w:hAnsi="Wingdings" w:hint="default"/>
+        <w:sz w:val="20"/>
+      </w:rPr>
+    </w:lvl>
+    <w:lvl w:ilvl="8" w:tentative="1">
+      <w:start w:val="1"/>
+      <w:numFmt w:val="bullet"/>
+      <w:lvlText w:val=""/>
+      <w:lvlJc w:val="left"/>
+      <w:pPr>
+        <w:tabs>
+          <w:tab w:val="num" w:pos="6480"/>
+        </w:tabs>
+        <w:ind w:left="6480" w:hanging="360"/>
+      </w:pPr>
+      <w:rPr>
+        <w:rFonts w:ascii="Wingdings" w:hAnsi="Wingdings" w:hint="default"/>
+        <w:sz w:val="20"/>
+      </w:rPr>
+    </w:lvl>
+  </w:abstractNum>
+  <w:abstractNum w:abstractNumId="4" w15:restartNumberingAfterBreak="0">
+    <w:nsid w:val="2B687FD7"/>
+    <w:multiLevelType w:val="multilevel"/>
+    <w:tmpl w:val="4D4478B0"/>
+    <w:lvl w:ilvl="0">
+      <w:start w:val="1"/>
+      <w:numFmt w:val="bullet"/>
+      <w:lvlText w:val=""/>
+      <w:lvlJc w:val="left"/>
+      <w:pPr>
+        <w:tabs>
+          <w:tab w:val="num" w:pos="720"/>
+        </w:tabs>
+        <w:ind w:left="720" w:hanging="360"/>
+      </w:pPr>
+      <w:rPr>
+        <w:rFonts w:ascii="Symbol" w:hAnsi="Symbol" w:hint="default"/>
+        <w:sz w:val="20"/>
+      </w:rPr>
+    </w:lvl>
+    <w:lvl w:ilvl="1" w:tentative="1">
+      <w:start w:val="1"/>
+      <w:numFmt w:val="bullet"/>
+      <w:lvlText w:val="o"/>
+      <w:lvlJc w:val="left"/>
+      <w:pPr>
+        <w:tabs>
+          <w:tab w:val="num" w:pos="1440"/>
+        </w:tabs>
+        <w:ind w:left="1440" w:hanging="360"/>
+      </w:pPr>
+      <w:rPr>
+        <w:rFonts w:ascii="Courier New" w:hAnsi="Courier New" w:hint="default"/>
+        <w:sz w:val="20"/>
+      </w:rPr>
+    </w:lvl>
+    <w:lvl w:ilvl="2" w:tentative="1">
+      <w:start w:val="1"/>
+      <w:numFmt w:val="bullet"/>
+      <w:lvlText w:val=""/>
+      <w:lvlJc w:val="left"/>
+      <w:pPr>
+        <w:tabs>
+          <w:tab w:val="num" w:pos="2160"/>
+        </w:tabs>
+        <w:ind w:left="2160" w:hanging="360"/>
+      </w:pPr>
+      <w:rPr>
+        <w:rFonts w:ascii="Wingdings" w:hAnsi="Wingdings" w:hint="default"/>
+        <w:sz w:val="20"/>
+      </w:rPr>
+    </w:lvl>
+    <w:lvl w:ilvl="3" w:tentative="1">
+      <w:start w:val="1"/>
+      <w:numFmt w:val="bullet"/>
+      <w:lvlText w:val=""/>
+      <w:lvlJc w:val="left"/>
+      <w:pPr>
+        <w:tabs>
+          <w:tab w:val="num" w:pos="2880"/>
+        </w:tabs>
+        <w:ind w:left="2880" w:hanging="360"/>
+      </w:pPr>
+      <w:rPr>
+        <w:rFonts w:ascii="Wingdings" w:hAnsi="Wingdings" w:hint="default"/>
+        <w:sz w:val="20"/>
+      </w:rPr>
+    </w:lvl>
+    <w:lvl w:ilvl="4" w:tentative="1">
+      <w:start w:val="1"/>
+      <w:numFmt w:val="bullet"/>
+      <w:lvlText w:val=""/>
+      <w:lvlJc w:val="left"/>
+      <w:pPr>
+        <w:tabs>
+          <w:tab w:val="num" w:pos="3600"/>
+        </w:tabs>
+        <w:ind w:left="3600" w:hanging="360"/>
+      </w:pPr>
+      <w:rPr>
+        <w:rFonts w:ascii="Wingdings" w:hAnsi="Wingdings" w:hint="default"/>
+        <w:sz w:val="20"/>
+      </w:rPr>
+    </w:lvl>
+    <w:lvl w:ilvl="5" w:tentative="1">
+      <w:start w:val="1"/>
+      <w:numFmt w:val="bullet"/>
+      <w:lvlText w:val=""/>
+      <w:lvlJc w:val="left"/>
+      <w:pPr>
+        <w:tabs>
+          <w:tab w:val="num" w:pos="4320"/>
+        </w:tabs>
+        <w:ind w:left="4320" w:hanging="360"/>
+      </w:pPr>
+      <w:rPr>
+        <w:rFonts w:ascii="Wingdings" w:hAnsi="Wingdings" w:hint="default"/>
+        <w:sz w:val="20"/>
+      </w:rPr>
+    </w:lvl>
+    <w:lvl w:ilvl="6" w:tentative="1">
+      <w:start w:val="1"/>
+      <w:numFmt w:val="bullet"/>
+      <w:lvlText w:val=""/>
+      <w:lvlJc w:val="left"/>
+      <w:pPr>
+        <w:tabs>
+          <w:tab w:val="num" w:pos="5040"/>
+        </w:tabs>
+        <w:ind w:left="5040" w:hanging="360"/>
+      </w:pPr>
+      <w:rPr>
+        <w:rFonts w:ascii="Wingdings" w:hAnsi="Wingdings" w:hint="default"/>
+        <w:sz w:val="20"/>
+      </w:rPr>
+    </w:lvl>
+    <w:lvl w:ilvl="7" w:tentative="1">
+      <w:start w:val="1"/>
+      <w:numFmt w:val="bullet"/>
+      <w:lvlText w:val=""/>
+      <w:lvlJc w:val="left"/>
+      <w:pPr>
+        <w:tabs>
+          <w:tab w:val="num" w:pos="5760"/>
+        </w:tabs>
+        <w:ind w:left="5760" w:hanging="360"/>
+      </w:pPr>
+      <w:rPr>
+        <w:rFonts w:ascii="Wingdings" w:hAnsi="Wingdings" w:hint="default"/>
+        <w:sz w:val="20"/>
+      </w:rPr>
+    </w:lvl>
+    <w:lvl w:ilvl="8" w:tentative="1">
+      <w:start w:val="1"/>
+      <w:numFmt w:val="bullet"/>
+      <w:lvlText w:val=""/>
+      <w:lvlJc w:val="left"/>
+      <w:pPr>
+        <w:tabs>
+          <w:tab w:val="num" w:pos="6480"/>
+        </w:tabs>
+        <w:ind w:left="6480" w:hanging="360"/>
+      </w:pPr>
+      <w:rPr>
+        <w:rFonts w:ascii="Wingdings" w:hAnsi="Wingdings" w:hint="default"/>
+        <w:sz w:val="20"/>
+      </w:rPr>
+    </w:lvl>
+  </w:abstractNum>
+  <w:abstractNum w:abstractNumId="5" w15:restartNumberingAfterBreak="0">
+    <w:nsid w:val="42516CF2"/>
+    <w:multiLevelType w:val="multilevel"/>
+    <w:tmpl w:val="B0706E5A"/>
+    <w:lvl w:ilvl="0">
+      <w:start w:val="1"/>
+      <w:numFmt w:val="bullet"/>
+      <w:lvlText w:val=""/>
+      <w:lvlJc w:val="left"/>
+      <w:pPr>
+        <w:tabs>
+          <w:tab w:val="num" w:pos="720"/>
+        </w:tabs>
+        <w:ind w:left="720" w:hanging="360"/>
+      </w:pPr>
+      <w:rPr>
+        <w:rFonts w:ascii="Symbol" w:hAnsi="Symbol" w:hint="default"/>
+        <w:sz w:val="20"/>
+      </w:rPr>
+    </w:lvl>
+    <w:lvl w:ilvl="1" w:tentative="1">
+      <w:start w:val="1"/>
+      <w:numFmt w:val="bullet"/>
+      <w:lvlText w:val="o"/>
+      <w:lvlJc w:val="left"/>
+      <w:pPr>
+        <w:tabs>
+          <w:tab w:val="num" w:pos="1440"/>
+        </w:tabs>
+        <w:ind w:left="1440" w:hanging="360"/>
+      </w:pPr>
+      <w:rPr>
+        <w:rFonts w:ascii="Courier New" w:hAnsi="Courier New" w:hint="default"/>
+        <w:sz w:val="20"/>
+      </w:rPr>
+    </w:lvl>
+    <w:lvl w:ilvl="2" w:tentative="1">
+      <w:start w:val="1"/>
+      <w:numFmt w:val="bullet"/>
+      <w:lvlText w:val=""/>
+      <w:lvlJc w:val="left"/>
+      <w:pPr>
+        <w:tabs>
+          <w:tab w:val="num" w:pos="2160"/>
+        </w:tabs>
+        <w:ind w:left="2160" w:hanging="360"/>
+      </w:pPr>
+      <w:rPr>
+        <w:rFonts w:ascii="Wingdings" w:hAnsi="Wingdings" w:hint="default"/>
+        <w:sz w:val="20"/>
+      </w:rPr>
+    </w:lvl>
+    <w:lvl w:ilvl="3" w:tentative="1">
+      <w:start w:val="1"/>
+      <w:numFmt w:val="bullet"/>
+      <w:lvlText w:val=""/>
+      <w:lvlJc w:val="left"/>
+      <w:pPr>
+        <w:tabs>
+          <w:tab w:val="num" w:pos="2880"/>
+        </w:tabs>
+        <w:ind w:left="2880" w:hanging="360"/>
+      </w:pPr>
+      <w:rPr>
+        <w:rFonts w:ascii="Wingdings" w:hAnsi="Wingdings" w:hint="default"/>
+        <w:sz w:val="20"/>
+      </w:rPr>
+    </w:lvl>
+    <w:lvl w:ilvl="4" w:tentative="1">
+      <w:start w:val="1"/>
+      <w:numFmt w:val="bullet"/>
+      <w:lvlText w:val=""/>
+      <w:lvlJc w:val="left"/>
+      <w:pPr>
+        <w:tabs>
+          <w:tab w:val="num" w:pos="3600"/>
+        </w:tabs>
+        <w:ind w:left="3600" w:hanging="360"/>
+      </w:pPr>
+      <w:rPr>
+        <w:rFonts w:ascii="Wingdings" w:hAnsi="Wingdings" w:hint="default"/>
+        <w:sz w:val="20"/>
+      </w:rPr>
+    </w:lvl>
+    <w:lvl w:ilvl="5" w:tentative="1">
+      <w:start w:val="1"/>
+      <w:numFmt w:val="bullet"/>
+      <w:lvlText w:val=""/>
+      <w:lvlJc w:val="left"/>
+      <w:pPr>
+        <w:tabs>
+          <w:tab w:val="num" w:pos="4320"/>
+        </w:tabs>
+        <w:ind w:left="4320" w:hanging="360"/>
+      </w:pPr>
+      <w:rPr>
+        <w:rFonts w:ascii="Wingdings" w:hAnsi="Wingdings" w:hint="default"/>
+        <w:sz w:val="20"/>
+      </w:rPr>
+    </w:lvl>
+    <w:lvl w:ilvl="6" w:tentative="1">
+      <w:start w:val="1"/>
+      <w:numFmt w:val="bullet"/>
+      <w:lvlText w:val=""/>
+      <w:lvlJc w:val="left"/>
+      <w:pPr>
+        <w:tabs>
+          <w:tab w:val="num" w:pos="5040"/>
+        </w:tabs>
+        <w:ind w:left="5040" w:hanging="360"/>
+      </w:pPr>
+      <w:rPr>
+        <w:rFonts w:ascii="Wingdings" w:hAnsi="Wingdings" w:hint="default"/>
+        <w:sz w:val="20"/>
+      </w:rPr>
+    </w:lvl>
+    <w:lvl w:ilvl="7" w:tentative="1">
+      <w:start w:val="1"/>
+      <w:numFmt w:val="bullet"/>
+      <w:lvlText w:val=""/>
+      <w:lvlJc w:val="left"/>
+      <w:pPr>
+        <w:tabs>
+          <w:tab w:val="num" w:pos="5760"/>
+        </w:tabs>
+        <w:ind w:left="5760" w:hanging="360"/>
+      </w:pPr>
+      <w:rPr>
+        <w:rFonts w:ascii="Wingdings" w:hAnsi="Wingdings" w:hint="default"/>
+        <w:sz w:val="20"/>
+      </w:rPr>
+    </w:lvl>
+    <w:lvl w:ilvl="8" w:tentative="1">
+      <w:start w:val="1"/>
+      <w:numFmt w:val="bullet"/>
+      <w:lvlText w:val=""/>
+      <w:lvlJc w:val="left"/>
+      <w:pPr>
+        <w:tabs>
+          <w:tab w:val="num" w:pos="6480"/>
+        </w:tabs>
+        <w:ind w:left="6480" w:hanging="360"/>
+      </w:pPr>
+      <w:rPr>
+        <w:rFonts w:ascii="Wingdings" w:hAnsi="Wingdings" w:hint="default"/>
+        <w:sz w:val="20"/>
+      </w:rPr>
+    </w:lvl>
+  </w:abstractNum>
+  <w:abstractNum w:abstractNumId="6" w15:restartNumberingAfterBreak="0">
     <w:nsid w:val="4F2C133C"/>
     <w:multiLevelType w:val="multilevel"/>
     <w:tmpl w:val="25603220"/>
+    <w:lvl w:ilvl="0">
+      <w:start w:val="1"/>
+      <w:numFmt w:val="bullet"/>
+      <w:lvlText w:val=""/>
+      <w:lvlJc w:val="left"/>
+      <w:pPr>
+        <w:tabs>
+          <w:tab w:val="num" w:pos="720"/>
+        </w:tabs>
+        <w:ind w:left="720" w:hanging="360"/>
+      </w:pPr>
+      <w:rPr>
+        <w:rFonts w:ascii="Symbol" w:hAnsi="Symbol" w:hint="default"/>
+        <w:sz w:val="20"/>
+      </w:rPr>
+    </w:lvl>
+    <w:lvl w:ilvl="1" w:tentative="1">
+      <w:start w:val="1"/>
+      <w:numFmt w:val="bullet"/>
+      <w:lvlText w:val="o"/>
+      <w:lvlJc w:val="left"/>
+      <w:pPr>
+        <w:tabs>
+          <w:tab w:val="num" w:pos="1440"/>
+        </w:tabs>
+        <w:ind w:left="1440" w:hanging="360"/>
+      </w:pPr>
+      <w:rPr>
+        <w:rFonts w:ascii="Courier New" w:hAnsi="Courier New" w:hint="default"/>
+        <w:sz w:val="20"/>
+      </w:rPr>
+    </w:lvl>
+    <w:lvl w:ilvl="2" w:tentative="1">
+      <w:start w:val="1"/>
+      <w:numFmt w:val="bullet"/>
+      <w:lvlText w:val=""/>
+      <w:lvlJc w:val="left"/>
+      <w:pPr>
+        <w:tabs>
+          <w:tab w:val="num" w:pos="2160"/>
+        </w:tabs>
+        <w:ind w:left="2160" w:hanging="360"/>
+      </w:pPr>
+      <w:rPr>
+        <w:rFonts w:ascii="Wingdings" w:hAnsi="Wingdings" w:hint="default"/>
+        <w:sz w:val="20"/>
+      </w:rPr>
+    </w:lvl>
+    <w:lvl w:ilvl="3" w:tentative="1">
+      <w:start w:val="1"/>
+      <w:numFmt w:val="bullet"/>
+      <w:lvlText w:val=""/>
+      <w:lvlJc w:val="left"/>
+      <w:pPr>
+        <w:tabs>
+          <w:tab w:val="num" w:pos="2880"/>
+        </w:tabs>
+        <w:ind w:left="2880" w:hanging="360"/>
+      </w:pPr>
+      <w:rPr>
+        <w:rFonts w:ascii="Wingdings" w:hAnsi="Wingdings" w:hint="default"/>
+        <w:sz w:val="20"/>
+      </w:rPr>
+    </w:lvl>
+    <w:lvl w:ilvl="4" w:tentative="1">
+      <w:start w:val="1"/>
+      <w:numFmt w:val="bullet"/>
+      <w:lvlText w:val=""/>
+      <w:lvlJc w:val="left"/>
+      <w:pPr>
+        <w:tabs>
+          <w:tab w:val="num" w:pos="3600"/>
+        </w:tabs>
+        <w:ind w:left="3600" w:hanging="360"/>
+      </w:pPr>
+      <w:rPr>
+        <w:rFonts w:ascii="Wingdings" w:hAnsi="Wingdings" w:hint="default"/>
+        <w:sz w:val="20"/>
+      </w:rPr>
+    </w:lvl>
+    <w:lvl w:ilvl="5" w:tentative="1">
+      <w:start w:val="1"/>
+      <w:numFmt w:val="bullet"/>
+      <w:lvlText w:val=""/>
+      <w:lvlJc w:val="left"/>
+      <w:pPr>
+        <w:tabs>
+          <w:tab w:val="num" w:pos="4320"/>
+        </w:tabs>
+        <w:ind w:left="4320" w:hanging="360"/>
+      </w:pPr>
+      <w:rPr>
+        <w:rFonts w:ascii="Wingdings" w:hAnsi="Wingdings" w:hint="default"/>
+        <w:sz w:val="20"/>
+      </w:rPr>
+    </w:lvl>
+    <w:lvl w:ilvl="6" w:tentative="1">
+      <w:start w:val="1"/>
+      <w:numFmt w:val="bullet"/>
+      <w:lvlText w:val=""/>
+      <w:lvlJc w:val="left"/>
+      <w:pPr>
+        <w:tabs>
+          <w:tab w:val="num" w:pos="5040"/>
+        </w:tabs>
+        <w:ind w:left="5040" w:hanging="360"/>
+      </w:pPr>
+      <w:rPr>
+        <w:rFonts w:ascii="Wingdings" w:hAnsi="Wingdings" w:hint="default"/>
+        <w:sz w:val="20"/>
+      </w:rPr>
+    </w:lvl>
+    <w:lvl w:ilvl="7" w:tentative="1">
+      <w:start w:val="1"/>
+      <w:numFmt w:val="bullet"/>
+      <w:lvlText w:val=""/>
+      <w:lvlJc w:val="left"/>
+      <w:pPr>
+        <w:tabs>
+          <w:tab w:val="num" w:pos="5760"/>
+        </w:tabs>
+        <w:ind w:left="5760" w:hanging="360"/>
+      </w:pPr>
+      <w:rPr>
+        <w:rFonts w:ascii="Wingdings" w:hAnsi="Wingdings" w:hint="default"/>
+        <w:sz w:val="20"/>
+      </w:rPr>
+    </w:lvl>
+    <w:lvl w:ilvl="8" w:tentative="1">
+      <w:start w:val="1"/>
+      <w:numFmt w:val="bullet"/>
+      <w:lvlText w:val=""/>
+      <w:lvlJc w:val="left"/>
+      <w:pPr>
+        <w:tabs>
+          <w:tab w:val="num" w:pos="6480"/>
+        </w:tabs>
+        <w:ind w:left="6480" w:hanging="360"/>
+      </w:pPr>
+      <w:rPr>
+        <w:rFonts w:ascii="Wingdings" w:hAnsi="Wingdings" w:hint="default"/>
+        <w:sz w:val="20"/>
+      </w:rPr>
+    </w:lvl>
+  </w:abstractNum>
+  <w:abstractNum w:abstractNumId="7" w15:restartNumberingAfterBreak="0">
+    <w:nsid w:val="6D674DC7"/>
+    <w:multiLevelType w:val="multilevel"/>
+    <w:tmpl w:val="4342CC68"/>
+    <w:lvl w:ilvl="0">
+      <w:start w:val="1"/>
+      <w:numFmt w:val="bullet"/>
+      <w:lvlText w:val=""/>
+      <w:lvlJc w:val="left"/>
+      <w:pPr>
+        <w:tabs>
+          <w:tab w:val="num" w:pos="720"/>
+        </w:tabs>
+        <w:ind w:left="720" w:hanging="360"/>
+      </w:pPr>
+      <w:rPr>
+        <w:rFonts w:ascii="Symbol" w:hAnsi="Symbol" w:hint="default"/>
+        <w:sz w:val="20"/>
+      </w:rPr>
+    </w:lvl>
+    <w:lvl w:ilvl="1" w:tentative="1">
+      <w:start w:val="1"/>
+      <w:numFmt w:val="bullet"/>
+      <w:lvlText w:val="o"/>
+      <w:lvlJc w:val="left"/>
+      <w:pPr>
+        <w:tabs>
+          <w:tab w:val="num" w:pos="1440"/>
+        </w:tabs>
+        <w:ind w:left="1440" w:hanging="360"/>
+      </w:pPr>
+      <w:rPr>
+        <w:rFonts w:ascii="Courier New" w:hAnsi="Courier New" w:hint="default"/>
+        <w:sz w:val="20"/>
+      </w:rPr>
+    </w:lvl>
+    <w:lvl w:ilvl="2" w:tentative="1">
+      <w:start w:val="1"/>
+      <w:numFmt w:val="bullet"/>
+      <w:lvlText w:val=""/>
+      <w:lvlJc w:val="left"/>
+      <w:pPr>
+        <w:tabs>
+          <w:tab w:val="num" w:pos="2160"/>
+        </w:tabs>
+        <w:ind w:left="2160" w:hanging="360"/>
+      </w:pPr>
+      <w:rPr>
+        <w:rFonts w:ascii="Wingdings" w:hAnsi="Wingdings" w:hint="default"/>
+        <w:sz w:val="20"/>
+      </w:rPr>
+    </w:lvl>
+    <w:lvl w:ilvl="3" w:tentative="1">
+      <w:start w:val="1"/>
+      <w:numFmt w:val="bullet"/>
+      <w:lvlText w:val=""/>
+      <w:lvlJc w:val="left"/>
+      <w:pPr>
+        <w:tabs>
+          <w:tab w:val="num" w:pos="2880"/>
+        </w:tabs>
+        <w:ind w:left="2880" w:hanging="360"/>
+      </w:pPr>
+      <w:rPr>
+        <w:rFonts w:ascii="Wingdings" w:hAnsi="Wingdings" w:hint="default"/>
+        <w:sz w:val="20"/>
+      </w:rPr>
+    </w:lvl>
+    <w:lvl w:ilvl="4" w:tentative="1">
+      <w:start w:val="1"/>
+      <w:numFmt w:val="bullet"/>
+      <w:lvlText w:val=""/>
+      <w:lvlJc w:val="left"/>
+      <w:pPr>
+        <w:tabs>
+          <w:tab w:val="num" w:pos="3600"/>
+        </w:tabs>
+        <w:ind w:left="3600" w:hanging="360"/>
+      </w:pPr>
+      <w:rPr>
+        <w:rFonts w:ascii="Wingdings" w:hAnsi="Wingdings" w:hint="default"/>
+        <w:sz w:val="20"/>
+      </w:rPr>
+    </w:lvl>
+    <w:lvl w:ilvl="5" w:tentative="1">
+      <w:start w:val="1"/>
+      <w:numFmt w:val="bullet"/>
+      <w:lvlText w:val=""/>
+      <w:lvlJc w:val="left"/>
+      <w:pPr>
+        <w:tabs>
+          <w:tab w:val="num" w:pos="4320"/>
+        </w:tabs>
+        <w:ind w:left="4320" w:hanging="360"/>
+      </w:pPr>
+      <w:rPr>
+        <w:rFonts w:ascii="Wingdings" w:hAnsi="Wingdings" w:hint="default"/>
+        <w:sz w:val="20"/>
+      </w:rPr>
+    </w:lvl>
+    <w:lvl w:ilvl="6" w:tentative="1">
+      <w:start w:val="1"/>
+      <w:numFmt w:val="bullet"/>
+      <w:lvlText w:val=""/>
+      <w:lvlJc w:val="left"/>
+      <w:pPr>
+        <w:tabs>
+          <w:tab w:val="num" w:pos="5040"/>
+        </w:tabs>
+        <w:ind w:left="5040" w:hanging="360"/>
+      </w:pPr>
+      <w:rPr>
+        <w:rFonts w:ascii="Wingdings" w:hAnsi="Wingdings" w:hint="default"/>
+        <w:sz w:val="20"/>
+      </w:rPr>
+    </w:lvl>
+    <w:lvl w:ilvl="7" w:tentative="1">
+      <w:start w:val="1"/>
+      <w:numFmt w:val="bullet"/>
+      <w:lvlText w:val=""/>
+      <w:lvlJc w:val="left"/>
+      <w:pPr>
+        <w:tabs>
+          <w:tab w:val="num" w:pos="5760"/>
+        </w:tabs>
+        <w:ind w:left="5760" w:hanging="360"/>
+      </w:pPr>
+      <w:rPr>
+        <w:rFonts w:ascii="Wingdings" w:hAnsi="Wingdings" w:hint="default"/>
+        <w:sz w:val="20"/>
+      </w:rPr>
+    </w:lvl>
+    <w:lvl w:ilvl="8" w:tentative="1">
+      <w:start w:val="1"/>
+      <w:numFmt w:val="bullet"/>
+      <w:lvlText w:val=""/>
+      <w:lvlJc w:val="left"/>
+      <w:pPr>
+        <w:tabs>
+          <w:tab w:val="num" w:pos="6480"/>
+        </w:tabs>
+        <w:ind w:left="6480" w:hanging="360"/>
+      </w:pPr>
+      <w:rPr>
+        <w:rFonts w:ascii="Wingdings" w:hAnsi="Wingdings" w:hint="default"/>
+        <w:sz w:val="20"/>
+      </w:rPr>
+    </w:lvl>
+  </w:abstractNum>
+  <w:abstractNum w:abstractNumId="8" w15:restartNumberingAfterBreak="0">
+    <w:nsid w:val="79254661"/>
+    <w:multiLevelType w:val="multilevel"/>
+    <w:tmpl w:val="577EED92"/>
     <w:lvl w:ilvl="0">
       <w:start w:val="1"/>
       <w:numFmt w:val="bullet"/>
@@ -8468,10 +10428,25 @@
     <w:abstractNumId w:val="1"/>
   </w:num>
   <w:num w:numId="3" w16cid:durableId="1080636982">
+    <w:abstractNumId w:val="6"/>
+  </w:num>
+  <w:num w:numId="4" w16cid:durableId="716128754">
     <w:abstractNumId w:val="3"/>
   </w:num>
-  <w:num w:numId="4" w16cid:durableId="716128754">
+  <w:num w:numId="5" w16cid:durableId="1356880465">
+    <w:abstractNumId w:val="8"/>
+  </w:num>
+  <w:num w:numId="6" w16cid:durableId="1210613002">
     <w:abstractNumId w:val="2"/>
+  </w:num>
+  <w:num w:numId="7" w16cid:durableId="2002191770">
+    <w:abstractNumId w:val="5"/>
+  </w:num>
+  <w:num w:numId="8" w16cid:durableId="998534124">
+    <w:abstractNumId w:val="4"/>
+  </w:num>
+  <w:num w:numId="9" w16cid:durableId="523247384">
+    <w:abstractNumId w:val="7"/>
   </w:num>
 </w:numbering>
 </file>

--- a/documents/docx/Prompts.docx
+++ b/documents/docx/Prompts.docx
@@ -9758,6 +9758,11 @@
     </w:p>
     <w:p>
       <w:pPr>
+        <w:pStyle w:val="ListParagraph"/>
+        <w:numPr>
+          <w:ilvl w:val="0"/>
+          <w:numId w:val="83"/>
+        </w:numPr>
         <w:spacing w:after="0" w:line="240" w:lineRule="auto"/>
       </w:pPr>
       <w:r>
@@ -9766,6 +9771,11 @@
     </w:p>
     <w:p>
       <w:pPr>
+        <w:pStyle w:val="ListParagraph"/>
+        <w:numPr>
+          <w:ilvl w:val="0"/>
+          <w:numId w:val="83"/>
+        </w:numPr>
         <w:spacing w:after="0" w:line="240" w:lineRule="auto"/>
       </w:pPr>
       <w:r>
@@ -9774,6 +9784,11 @@
     </w:p>
     <w:p>
       <w:pPr>
+        <w:pStyle w:val="ListParagraph"/>
+        <w:numPr>
+          <w:ilvl w:val="0"/>
+          <w:numId w:val="83"/>
+        </w:numPr>
         <w:spacing w:after="0" w:line="240" w:lineRule="auto"/>
       </w:pPr>
       <w:r>
@@ -9782,6 +9797,11 @@
     </w:p>
     <w:p>
       <w:pPr>
+        <w:pStyle w:val="ListParagraph"/>
+        <w:numPr>
+          <w:ilvl w:val="0"/>
+          <w:numId w:val="83"/>
+        </w:numPr>
         <w:spacing w:after="0" w:line="240" w:lineRule="auto"/>
       </w:pPr>
       <w:r>
@@ -9790,6 +9810,11 @@
     </w:p>
     <w:p>
       <w:pPr>
+        <w:pStyle w:val="ListParagraph"/>
+        <w:numPr>
+          <w:ilvl w:val="0"/>
+          <w:numId w:val="83"/>
+        </w:numPr>
         <w:spacing w:after="0" w:line="240" w:lineRule="auto"/>
       </w:pPr>
       <w:r>
@@ -10687,8 +10712,125 @@
         <w:spacing w:after="0" w:line="240" w:lineRule="auto"/>
       </w:pPr>
       <w:r>
+        <w:t>Please update the responsive behavior of the QR code.</w:t>
+      </w:r>
+    </w:p>
+    <w:p>
+      <w:pPr>
+        <w:pBdr>
+          <w:bottom w:val="single" w:sz="6" w:space="1" w:color="auto"/>
+        </w:pBdr>
+        <w:spacing w:after="0" w:line="240" w:lineRule="auto"/>
+      </w:pPr>
+      <w:r>
+        <w:t>The QR code should remain visible on desktop and wider screens, but it should be automatically hidden when the screen width becomes too narrow, such as on small mobile devices or iPhone-sized screens.</w:t>
+      </w:r>
+    </w:p>
+    <w:p>
+      <w:pPr>
+        <w:pBdr>
+          <w:bottom w:val="single" w:sz="6" w:space="1" w:color="auto"/>
+        </w:pBdr>
+        <w:spacing w:after="0" w:line="240" w:lineRule="auto"/>
+      </w:pPr>
+    </w:p>
+    <w:p>
+      <w:pPr>
+        <w:pBdr>
+          <w:bottom w:val="single" w:sz="6" w:space="1" w:color="auto"/>
+        </w:pBdr>
+        <w:spacing w:after="0" w:line="240" w:lineRule="auto"/>
+      </w:pPr>
+      <w:r>
+        <w:t>Please ensure that:</w:t>
+      </w:r>
+    </w:p>
+    <w:p>
+      <w:pPr>
+        <w:numPr>
+          <w:ilvl w:val="0"/>
+          <w:numId w:val="81"/>
+        </w:numPr>
+        <w:pBdr>
+          <w:bottom w:val="single" w:sz="6" w:space="1" w:color="auto"/>
+        </w:pBdr>
+        <w:spacing w:after="0" w:line="240" w:lineRule="auto"/>
+      </w:pPr>
+      <w:r>
+        <w:t xml:space="preserve">the QR code is hidden only on narrow screens where it would negatively affect the layout; </w:t>
+      </w:r>
+    </w:p>
+    <w:p>
+      <w:pPr>
+        <w:numPr>
+          <w:ilvl w:val="0"/>
+          <w:numId w:val="81"/>
+        </w:numPr>
+        <w:pBdr>
+          <w:bottom w:val="single" w:sz="6" w:space="1" w:color="auto"/>
+        </w:pBdr>
+        <w:spacing w:after="0" w:line="240" w:lineRule="auto"/>
+      </w:pPr>
+      <w:r>
+        <w:t xml:space="preserve">it does not overlap with text, buttons, or other content; </w:t>
+      </w:r>
+    </w:p>
+    <w:p>
+      <w:pPr>
+        <w:numPr>
+          <w:ilvl w:val="0"/>
+          <w:numId w:val="81"/>
+        </w:numPr>
+        <w:pBdr>
+          <w:bottom w:val="single" w:sz="6" w:space="1" w:color="auto"/>
+        </w:pBdr>
+        <w:spacing w:after="0" w:line="240" w:lineRule="auto"/>
+      </w:pPr>
+      <w:r>
+        <w:t xml:space="preserve">the layout remains clean and balanced after the QR code is hidden; </w:t>
+      </w:r>
+    </w:p>
+    <w:p>
+      <w:pPr>
+        <w:numPr>
+          <w:ilvl w:val="0"/>
+          <w:numId w:val="81"/>
+        </w:numPr>
+        <w:pBdr>
+          <w:bottom w:val="single" w:sz="6" w:space="1" w:color="auto"/>
+        </w:pBdr>
+        <w:spacing w:after="0" w:line="240" w:lineRule="auto"/>
+      </w:pPr>
+      <w:r>
+        <w:t xml:space="preserve">the visibility rule is applied consistently across major mobile browsers, including Safari and Chrome on iOS and Android. </w:t>
+      </w:r>
+    </w:p>
+    <w:p>
+      <w:pPr>
+        <w:pBdr>
+          <w:bottom w:val="single" w:sz="6" w:space="1" w:color="auto"/>
+        </w:pBdr>
+        <w:spacing w:after="0" w:line="240" w:lineRule="auto"/>
+      </w:pPr>
+    </w:p>
+    <w:p>
+      <w:pPr>
+        <w:pBdr>
+          <w:bottom w:val="single" w:sz="6" w:space="1" w:color="auto"/>
+        </w:pBdr>
+        <w:spacing w:after="0" w:line="240" w:lineRule="auto"/>
+      </w:pPr>
+      <w:r>
         <w:t>Please apply this fix globally across the website, not only to individual pages, and ensure that the mobile responsiveness behaves consistently across different browsers and screen sizes.</w:t>
       </w:r>
+    </w:p>
+    <w:p>
+      <w:pPr>
+        <w:pBdr>
+          <w:bottom w:val="single" w:sz="6" w:space="1" w:color="auto"/>
+        </w:pBdr>
+        <w:spacing w:after="0" w:line="240" w:lineRule="auto"/>
+      </w:pPr>
     </w:p>
     <w:p>
       <w:pPr>
@@ -10990,7 +11132,6 @@
         <w:spacing w:after="0" w:line="240" w:lineRule="auto"/>
       </w:pPr>
       <w:r>
-        <w:lastRenderedPageBreak/>
         <w:t>the same typography rules are applied consistently to all scientist profile cards.</w:t>
       </w:r>
     </w:p>
@@ -11330,7 +11471,6 @@
         <w:spacing w:after="0" w:line="240" w:lineRule="auto"/>
       </w:pPr>
       <w:r>
-        <w:lastRenderedPageBreak/>
         <w:t xml:space="preserve">Əgər kitabdan bir nüsxə əldə etmək istəyirsinizsə, zəhmət olmasa, </w:t>
       </w:r>
       <w:r>
@@ -11715,6 +11855,7 @@
         <w:spacing w:after="0" w:line="240" w:lineRule="auto"/>
       </w:pPr>
       <w:r>
+        <w:lastRenderedPageBreak/>
         <w:t>Please rename the following menu items and page/card titles to make them shorter and cleaner:</w:t>
       </w:r>
     </w:p>
@@ -11889,7 +12030,6 @@
         <w:spacing w:after="0" w:line="240" w:lineRule="auto"/>
       </w:pPr>
       <w:r>
-        <w:lastRenderedPageBreak/>
         <w:t xml:space="preserve">Please adjust the button sizes and spacing so that </w:t>
       </w:r>
       <w:r>
@@ -12138,7 +12278,892 @@
     </w:p>
     <w:p>
       <w:pPr>
-        <w:spacing w:after="0" w:line="240" w:lineRule="auto"/>
+        <w:pBdr>
+          <w:bottom w:val="single" w:sz="6" w:space="1" w:color="auto"/>
+        </w:pBdr>
+        <w:spacing w:after="0" w:line="240" w:lineRule="auto"/>
+      </w:pPr>
+    </w:p>
+    <w:p>
+      <w:pPr>
+        <w:spacing w:after="0" w:line="240" w:lineRule="auto"/>
+      </w:pPr>
+    </w:p>
+    <w:p>
+      <w:pPr>
+        <w:spacing w:after="0" w:line="240" w:lineRule="auto"/>
+      </w:pPr>
+      <w:r>
+        <w:t>İn AZ version:</w:t>
+      </w:r>
+    </w:p>
+    <w:p>
+      <w:pPr>
+        <w:pStyle w:val="ListParagraph"/>
+        <w:numPr>
+          <w:ilvl w:val="0"/>
+          <w:numId w:val="82"/>
+        </w:numPr>
+        <w:spacing w:after="0"/>
+      </w:pPr>
+      <w:r>
+        <w:t xml:space="preserve">Please update the button alignment and sizing in the </w:t>
+      </w:r>
+      <w:r>
+        <w:rPr>
+          <w:b/>
+          <w:bCs/>
+        </w:rPr>
+        <w:t>Azerbaijani version</w:t>
+      </w:r>
+      <w:r>
+        <w:t xml:space="preserve"> of the Forum 2024 panel as follows:</w:t>
+      </w:r>
+    </w:p>
+    <w:p>
+      <w:pPr>
+        <w:pStyle w:val="ListParagraph"/>
+        <w:numPr>
+          <w:ilvl w:val="0"/>
+          <w:numId w:val="82"/>
+        </w:numPr>
+        <w:spacing w:after="0"/>
+      </w:pPr>
+      <w:r>
+        <w:t xml:space="preserve">Make the </w:t>
+      </w:r>
+      <w:r>
+        <w:rPr>
+          <w:b/>
+          <w:bCs/>
+        </w:rPr>
+        <w:t>“Forum 2024”</w:t>
+      </w:r>
+      <w:r>
+        <w:t xml:space="preserve"> button the same width as the </w:t>
+      </w:r>
+      <w:r>
+        <w:rPr>
+          <w:b/>
+          <w:bCs/>
+        </w:rPr>
+        <w:t>“Təəssüratlar”</w:t>
+      </w:r>
+      <w:r>
+        <w:t xml:space="preserve"> button, and left-align both buttons. </w:t>
+      </w:r>
+    </w:p>
+    <w:p>
+      <w:pPr>
+        <w:pStyle w:val="ListParagraph"/>
+        <w:numPr>
+          <w:ilvl w:val="0"/>
+          <w:numId w:val="82"/>
+        </w:numPr>
+        <w:spacing w:after="0"/>
+      </w:pPr>
+      <w:r>
+        <w:t xml:space="preserve">Make the </w:t>
+      </w:r>
+      <w:r>
+        <w:rPr>
+          <w:b/>
+          <w:bCs/>
+        </w:rPr>
+        <w:t>“Foto qalereya”</w:t>
+      </w:r>
+      <w:r>
+        <w:t xml:space="preserve"> button the same width as the </w:t>
+      </w:r>
+      <w:r>
+        <w:rPr>
+          <w:b/>
+          <w:bCs/>
+        </w:rPr>
+        <w:t>“Təəssüratlar”</w:t>
+      </w:r>
+      <w:r>
+        <w:t xml:space="preserve"> button, and left-align both buttons. </w:t>
+      </w:r>
+    </w:p>
+    <w:p>
+      <w:pPr>
+        <w:pStyle w:val="ListParagraph"/>
+        <w:numPr>
+          <w:ilvl w:val="0"/>
+          <w:numId w:val="82"/>
+        </w:numPr>
+        <w:spacing w:after="0"/>
+      </w:pPr>
+      <w:r>
+        <w:t xml:space="preserve">Make the </w:t>
+      </w:r>
+      <w:r>
+        <w:rPr>
+          <w:b/>
+          <w:bCs/>
+        </w:rPr>
+        <w:t>“Rektorlar”</w:t>
+      </w:r>
+      <w:r>
+        <w:t xml:space="preserve"> button the same width as the </w:t>
+      </w:r>
+      <w:r>
+        <w:rPr>
+          <w:b/>
+          <w:bCs/>
+        </w:rPr>
+        <w:t>“Video qalereya”</w:t>
+      </w:r>
+      <w:r>
+        <w:t xml:space="preserve"> button, and left-align both buttons. </w:t>
+      </w:r>
+    </w:p>
+    <w:p>
+      <w:pPr>
+        <w:pStyle w:val="ListParagraph"/>
+        <w:numPr>
+          <w:ilvl w:val="0"/>
+          <w:numId w:val="82"/>
+        </w:numPr>
+        <w:spacing w:after="0"/>
+      </w:pPr>
+      <w:r>
+        <w:t xml:space="preserve">Make the </w:t>
+      </w:r>
+      <w:r>
+        <w:rPr>
+          <w:b/>
+          <w:bCs/>
+        </w:rPr>
+        <w:t>“AMEA rəhbərliyi”</w:t>
+      </w:r>
+      <w:r>
+        <w:t xml:space="preserve"> button the same width as the </w:t>
+      </w:r>
+      <w:r>
+        <w:rPr>
+          <w:b/>
+          <w:bCs/>
+        </w:rPr>
+        <w:t>“Strateji yol xəritəsi”</w:t>
+      </w:r>
+      <w:r>
+        <w:t xml:space="preserve"> button, and left-align both buttons. </w:t>
+      </w:r>
+    </w:p>
+    <w:p>
+      <w:pPr>
+        <w:pStyle w:val="ListParagraph"/>
+        <w:numPr>
+          <w:ilvl w:val="0"/>
+          <w:numId w:val="82"/>
+        </w:numPr>
+        <w:spacing w:after="0"/>
+      </w:pPr>
+      <w:r>
+        <w:t xml:space="preserve">Make the </w:t>
+      </w:r>
+      <w:r>
+        <w:rPr>
+          <w:b/>
+          <w:bCs/>
+        </w:rPr>
+        <w:t>“Proqram”</w:t>
+      </w:r>
+      <w:r>
+        <w:t xml:space="preserve"> button the same width as the </w:t>
+      </w:r>
+      <w:r>
+        <w:rPr>
+          <w:b/>
+          <w:bCs/>
+        </w:rPr>
+        <w:t>“Hekayələr”</w:t>
+      </w:r>
+      <w:r>
+        <w:t xml:space="preserve"> button, and left-align both buttons. </w:t>
+      </w:r>
+    </w:p>
+    <w:p>
+      <w:pPr>
+        <w:pStyle w:val="ListParagraph"/>
+        <w:numPr>
+          <w:ilvl w:val="0"/>
+          <w:numId w:val="82"/>
+        </w:numPr>
+        <w:spacing w:after="0"/>
+      </w:pPr>
+      <w:r>
+        <w:lastRenderedPageBreak/>
+        <w:t xml:space="preserve">Make the </w:t>
+      </w:r>
+      <w:r>
+        <w:rPr>
+          <w:b/>
+          <w:bCs/>
+        </w:rPr>
+        <w:t>“Töhfələr”</w:t>
+      </w:r>
+      <w:r>
+        <w:t xml:space="preserve"> button the same width as the </w:t>
+      </w:r>
+      <w:r>
+        <w:rPr>
+          <w:b/>
+          <w:bCs/>
+        </w:rPr>
+        <w:t>“Məruzələr”</w:t>
+      </w:r>
+      <w:r>
+        <w:t xml:space="preserve"> button, and left-align both buttons. </w:t>
+      </w:r>
+    </w:p>
+    <w:p>
+      <w:pPr>
+        <w:pStyle w:val="ListParagraph"/>
+        <w:numPr>
+          <w:ilvl w:val="0"/>
+          <w:numId w:val="82"/>
+        </w:numPr>
+        <w:pBdr>
+          <w:bottom w:val="single" w:sz="6" w:space="1" w:color="auto"/>
+        </w:pBdr>
+        <w:spacing w:after="0"/>
+      </w:pPr>
+      <w:r>
+        <w:t>Please ensure that each paired group is visually consistent, neatly aligned, and responsive across desktop, tablet, and mobile views.</w:t>
+      </w:r>
+    </w:p>
+    <w:p>
+      <w:pPr>
+        <w:spacing w:after="0" w:line="240" w:lineRule="auto"/>
+        <w:ind w:left="360"/>
+      </w:pPr>
+    </w:p>
+    <w:p>
+      <w:pPr>
+        <w:spacing w:after="0" w:line="240" w:lineRule="auto"/>
+        <w:ind w:left="360"/>
+      </w:pPr>
+      <w:r>
+        <w:t xml:space="preserve">Please review the content of all pages and prepare a suitable </w:t>
+      </w:r>
+      <w:r>
+        <w:rPr>
+          <w:b/>
+          <w:bCs/>
+        </w:rPr>
+        <w:t>title summary</w:t>
+      </w:r>
+      <w:r>
+        <w:t xml:space="preserve"> for each page based on its actual content.</w:t>
+      </w:r>
+    </w:p>
+    <w:p>
+      <w:pPr>
+        <w:spacing w:after="0" w:line="240" w:lineRule="auto"/>
+        <w:ind w:left="360"/>
+      </w:pPr>
+      <w:r>
+        <w:t>Each title summary should:</w:t>
+      </w:r>
+    </w:p>
+    <w:p>
+      <w:pPr>
+        <w:numPr>
+          <w:ilvl w:val="0"/>
+          <w:numId w:val="84"/>
+        </w:numPr>
+        <w:spacing w:after="0" w:line="240" w:lineRule="auto"/>
+      </w:pPr>
+      <w:r>
+        <w:t xml:space="preserve">clearly reflect the main purpose and content of the page; </w:t>
+      </w:r>
+    </w:p>
+    <w:p>
+      <w:pPr>
+        <w:numPr>
+          <w:ilvl w:val="0"/>
+          <w:numId w:val="84"/>
+        </w:numPr>
+        <w:spacing w:after="0" w:line="240" w:lineRule="auto"/>
+      </w:pPr>
+      <w:r>
+        <w:t xml:space="preserve">be concise, informative, and professionally written; </w:t>
+      </w:r>
+    </w:p>
+    <w:p>
+      <w:pPr>
+        <w:numPr>
+          <w:ilvl w:val="0"/>
+          <w:numId w:val="84"/>
+        </w:numPr>
+        <w:spacing w:after="0" w:line="240" w:lineRule="auto"/>
+      </w:pPr>
+      <w:r>
+        <w:t xml:space="preserve">fit within a </w:t>
+      </w:r>
+      <w:r>
+        <w:rPr>
+          <w:b/>
+          <w:bCs/>
+        </w:rPr>
+        <w:t>four-line height limit</w:t>
+      </w:r>
+      <w:r>
+        <w:t xml:space="preserve">; </w:t>
+      </w:r>
+    </w:p>
+    <w:p>
+      <w:pPr>
+        <w:numPr>
+          <w:ilvl w:val="0"/>
+          <w:numId w:val="84"/>
+        </w:numPr>
+        <w:spacing w:after="0" w:line="240" w:lineRule="auto"/>
+      </w:pPr>
+      <w:r>
+        <w:t xml:space="preserve">remain visually balanced within the existing title/header panel; </w:t>
+      </w:r>
+    </w:p>
+    <w:p>
+      <w:pPr>
+        <w:numPr>
+          <w:ilvl w:val="0"/>
+          <w:numId w:val="84"/>
+        </w:numPr>
+        <w:spacing w:after="0" w:line="240" w:lineRule="auto"/>
+      </w:pPr>
+      <w:r>
+        <w:t xml:space="preserve">use a consistent tone and style across all pages; </w:t>
+      </w:r>
+    </w:p>
+    <w:p>
+      <w:pPr>
+        <w:numPr>
+          <w:ilvl w:val="0"/>
+          <w:numId w:val="84"/>
+        </w:numPr>
+        <w:spacing w:after="0" w:line="240" w:lineRule="auto"/>
+      </w:pPr>
+      <w:r>
+        <w:t>be prepared for both Azerbaijani and English versions where applicable.</w:t>
+      </w:r>
+    </w:p>
+    <w:p>
+      <w:pPr>
+        <w:pBdr>
+          <w:bottom w:val="single" w:sz="6" w:space="1" w:color="auto"/>
+        </w:pBdr>
+        <w:spacing w:after="0" w:line="240" w:lineRule="auto"/>
+        <w:ind w:left="360"/>
+      </w:pPr>
+    </w:p>
+    <w:p>
+      <w:pPr>
+        <w:spacing w:after="0" w:line="240" w:lineRule="auto"/>
+        <w:ind w:left="360"/>
+      </w:pPr>
+    </w:p>
+    <w:p>
+      <w:pPr>
+        <w:spacing w:after="0" w:line="240" w:lineRule="auto"/>
+        <w:ind w:left="360"/>
+      </w:pPr>
+      <w:r>
+        <w:t>Please revert the page rendering approach to the previous implementation, because the recent changes have disrupted the behavior of the pages.</w:t>
+      </w:r>
+    </w:p>
+    <w:p>
+      <w:pPr>
+        <w:spacing w:after="0" w:line="240" w:lineRule="auto"/>
+        <w:ind w:left="360"/>
+      </w:pPr>
+      <w:r>
+        <w:t>Restore the earlier rendering technique that was working correctly, while keeping only the content and styling improvements that do not affect page behavior.</w:t>
+      </w:r>
+    </w:p>
+    <w:p>
+      <w:pPr>
+        <w:spacing w:after="0" w:line="240" w:lineRule="auto"/>
+        <w:ind w:left="360"/>
+      </w:pPr>
+      <w:r>
+        <w:t>Please ensure that:</w:t>
+      </w:r>
+    </w:p>
+    <w:p>
+      <w:pPr>
+        <w:numPr>
+          <w:ilvl w:val="0"/>
+          <w:numId w:val="85"/>
+        </w:numPr>
+        <w:spacing w:after="0" w:line="240" w:lineRule="auto"/>
+      </w:pPr>
+      <w:r>
+        <w:t xml:space="preserve">scrolling behavior works as before; </w:t>
+      </w:r>
+    </w:p>
+    <w:p>
+      <w:pPr>
+        <w:numPr>
+          <w:ilvl w:val="0"/>
+          <w:numId w:val="85"/>
+        </w:numPr>
+        <w:spacing w:after="0" w:line="240" w:lineRule="auto"/>
+      </w:pPr>
+      <w:r>
+        <w:t xml:space="preserve">sticky navigation and breadcrumbs behave correctly; </w:t>
+      </w:r>
+    </w:p>
+    <w:p>
+      <w:pPr>
+        <w:numPr>
+          <w:ilvl w:val="0"/>
+          <w:numId w:val="85"/>
+        </w:numPr>
+        <w:spacing w:after="0" w:line="240" w:lineRule="auto"/>
+      </w:pPr>
+      <w:r>
+        <w:t xml:space="preserve">left panels remain properly positioned; </w:t>
+      </w:r>
+    </w:p>
+    <w:p>
+      <w:pPr>
+        <w:numPr>
+          <w:ilvl w:val="0"/>
+          <w:numId w:val="85"/>
+        </w:numPr>
+        <w:spacing w:after="0" w:line="240" w:lineRule="auto"/>
+      </w:pPr>
+      <w:r>
+        <w:t xml:space="preserve">page sections render and navigate correctly; </w:t>
+      </w:r>
+    </w:p>
+    <w:p>
+      <w:pPr>
+        <w:numPr>
+          <w:ilvl w:val="0"/>
+          <w:numId w:val="85"/>
+        </w:numPr>
+        <w:spacing w:after="0" w:line="240" w:lineRule="auto"/>
+      </w:pPr>
+      <w:r>
+        <w:t xml:space="preserve">responsive behavior on desktop, tablet, and mobile devices is restored; </w:t>
+      </w:r>
+    </w:p>
+    <w:p>
+      <w:pPr>
+        <w:numPr>
+          <w:ilvl w:val="0"/>
+          <w:numId w:val="85"/>
+        </w:numPr>
+        <w:spacing w:after="0" w:line="240" w:lineRule="auto"/>
+      </w:pPr>
+      <w:r>
+        <w:t xml:space="preserve">no JavaScript, CSS, or layout changes remain if they caused instability; </w:t>
+      </w:r>
+    </w:p>
+    <w:p>
+      <w:pPr>
+        <w:numPr>
+          <w:ilvl w:val="0"/>
+          <w:numId w:val="85"/>
+        </w:numPr>
+        <w:spacing w:after="0" w:line="240" w:lineRule="auto"/>
+      </w:pPr>
+      <w:r>
+        <w:t xml:space="preserve">the pages behave consistently across major browsers. </w:t>
+      </w:r>
+    </w:p>
+    <w:p>
+      <w:pPr>
+        <w:spacing w:after="0" w:line="240" w:lineRule="auto"/>
+        <w:ind w:left="360"/>
+      </w:pPr>
+      <w:r>
+        <w:t>In short, please roll back the rendering logic to the last stable version and reapply only safe visual/content updates.</w:t>
+      </w:r>
+    </w:p>
+    <w:p>
+      <w:pPr>
+        <w:spacing w:after="0" w:line="240" w:lineRule="auto"/>
+        <w:ind w:left="360"/>
+      </w:pPr>
+      <w:r>
+        <w:br/>
+        <w:t>----------------------------------</w:t>
+      </w:r>
+    </w:p>
+    <w:p>
+      <w:pPr>
+        <w:spacing w:after="0" w:line="240" w:lineRule="auto"/>
+        <w:ind w:left="360"/>
+      </w:pPr>
+    </w:p>
+    <w:p>
+      <w:pPr>
+        <w:spacing w:after="0" w:line="240" w:lineRule="auto"/>
+        <w:ind w:left="360"/>
+      </w:pPr>
+      <w:r>
+        <w:t>Please generate a Word document that describes all UI elements used across the website pages and provides their proper names and definitions.</w:t>
+      </w:r>
+    </w:p>
+    <w:p>
+      <w:pPr>
+        <w:spacing w:after="0" w:line="240" w:lineRule="auto"/>
+        <w:ind w:left="360"/>
+      </w:pPr>
+      <w:r>
+        <w:t>The purpose of this document is to create a clear reference guide that will help us refer to UI elements consistently when preparing prompts, requesting changes, discussing issues, or coordinating work with colleagues and developers.</w:t>
+      </w:r>
+    </w:p>
+    <w:p>
+      <w:pPr>
+        <w:spacing w:after="0" w:line="240" w:lineRule="auto"/>
+        <w:ind w:left="360"/>
+      </w:pPr>
+      <w:r>
+        <w:t>The document should include:</w:t>
+      </w:r>
+    </w:p>
+    <w:p>
+      <w:pPr>
+        <w:numPr>
+          <w:ilvl w:val="0"/>
+          <w:numId w:val="86"/>
+        </w:numPr>
+        <w:spacing w:after="0" w:line="240" w:lineRule="auto"/>
+      </w:pPr>
+      <w:r>
+        <w:t>the official name of each UI element;</w:t>
+      </w:r>
+    </w:p>
+    <w:p>
+      <w:pPr>
+        <w:numPr>
+          <w:ilvl w:val="0"/>
+          <w:numId w:val="86"/>
+        </w:numPr>
+        <w:spacing w:after="0" w:line="240" w:lineRule="auto"/>
+      </w:pPr>
+      <w:r>
+        <w:t>a short description of its purpose;</w:t>
+      </w:r>
+    </w:p>
+    <w:p>
+      <w:pPr>
+        <w:numPr>
+          <w:ilvl w:val="0"/>
+          <w:numId w:val="86"/>
+        </w:numPr>
+        <w:spacing w:after="0" w:line="240" w:lineRule="auto"/>
+      </w:pPr>
+      <w:r>
+        <w:t>where it appears on the website;</w:t>
+      </w:r>
+    </w:p>
+    <w:p>
+      <w:pPr>
+        <w:numPr>
+          <w:ilvl w:val="0"/>
+          <w:numId w:val="86"/>
+        </w:numPr>
+        <w:spacing w:after="0" w:line="240" w:lineRule="auto"/>
+      </w:pPr>
+      <w:r>
+        <w:t>examples of how to refer to it correctly in future instructions;</w:t>
+      </w:r>
+    </w:p>
+    <w:p>
+      <w:pPr>
+        <w:numPr>
+          <w:ilvl w:val="0"/>
+          <w:numId w:val="86"/>
+        </w:numPr>
+        <w:spacing w:after="0" w:line="240" w:lineRule="auto"/>
+      </w:pPr>
+      <w:r>
+        <w:t>screenshots or visual references where useful;</w:t>
+      </w:r>
+    </w:p>
+    <w:p>
+      <w:pPr>
+        <w:numPr>
+          <w:ilvl w:val="0"/>
+          <w:numId w:val="86"/>
+        </w:numPr>
+        <w:spacing w:after="0" w:line="240" w:lineRule="auto"/>
+      </w:pPr>
+      <w:r>
+        <w:t>distinctions between similar elements, such as top navigation menu, breadcrumbs bar, left navigation panel, title summary panel, content card, link button, hamburger submenu, footer, etc.</w:t>
+      </w:r>
+    </w:p>
+    <w:p>
+      <w:pPr>
+        <w:spacing w:after="0" w:line="240" w:lineRule="auto"/>
+        <w:ind w:left="360"/>
+      </w:pPr>
+      <w:r>
+        <w:lastRenderedPageBreak/>
+        <w:t>Please organize the document in a clear and professional structure, using headings, tables, and examples where appropriate. The final Word file should be easy to read and suitable for use as a shared terminology and UI reference guide.</w:t>
+      </w:r>
+    </w:p>
+    <w:p>
+      <w:pPr>
+        <w:pBdr>
+          <w:bottom w:val="single" w:sz="6" w:space="1" w:color="auto"/>
+        </w:pBdr>
+        <w:spacing w:after="0" w:line="240" w:lineRule="auto"/>
+        <w:ind w:left="360"/>
+      </w:pPr>
+    </w:p>
+    <w:p>
+      <w:pPr>
+        <w:spacing w:after="0" w:line="240" w:lineRule="auto"/>
+        <w:ind w:left="360"/>
+      </w:pPr>
+    </w:p>
+    <w:p>
+      <w:pPr>
+        <w:spacing w:after="0" w:line="240" w:lineRule="auto"/>
+        <w:ind w:left="360"/>
+      </w:pPr>
+      <w:r>
+        <w:t>Please fix the filtering functionality on the scientists’ profiles page.</w:t>
+      </w:r>
+    </w:p>
+    <w:p>
+      <w:pPr>
+        <w:spacing w:after="0" w:line="240" w:lineRule="auto"/>
+        <w:ind w:left="360"/>
+      </w:pPr>
+      <w:r>
+        <w:t>Currently, applying a filter works correctly. However, after the filter is removed or cleared, the filter button still shows a number, as if a filter is still active.</w:t>
+      </w:r>
+    </w:p>
+    <w:p>
+      <w:pPr>
+        <w:spacing w:after="0" w:line="240" w:lineRule="auto"/>
+        <w:ind w:left="360"/>
+      </w:pPr>
+      <w:r>
+        <w:t>Please ensure that:</w:t>
+      </w:r>
+    </w:p>
+    <w:p>
+      <w:pPr>
+        <w:numPr>
+          <w:ilvl w:val="0"/>
+          <w:numId w:val="87"/>
+        </w:numPr>
+        <w:spacing w:after="0" w:line="240" w:lineRule="auto"/>
+      </w:pPr>
+      <w:r>
+        <w:t xml:space="preserve">the filter count is updated correctly when filters are applied; </w:t>
+      </w:r>
+    </w:p>
+    <w:p>
+      <w:pPr>
+        <w:numPr>
+          <w:ilvl w:val="0"/>
+          <w:numId w:val="87"/>
+        </w:numPr>
+        <w:spacing w:after="0" w:line="240" w:lineRule="auto"/>
+      </w:pPr>
+      <w:r>
+        <w:t xml:space="preserve">the filter count is reset to zero or hidden when all filters are removed; </w:t>
+      </w:r>
+    </w:p>
+    <w:p>
+      <w:pPr>
+        <w:numPr>
+          <w:ilvl w:val="0"/>
+          <w:numId w:val="87"/>
+        </w:numPr>
+        <w:spacing w:after="0" w:line="240" w:lineRule="auto"/>
+      </w:pPr>
+      <w:r>
+        <w:t xml:space="preserve">the filter button does not display an active filter number when no filter is selected; </w:t>
+      </w:r>
+    </w:p>
+    <w:p>
+      <w:pPr>
+        <w:numPr>
+          <w:ilvl w:val="0"/>
+          <w:numId w:val="87"/>
+        </w:numPr>
+        <w:spacing w:after="0" w:line="240" w:lineRule="auto"/>
+      </w:pPr>
+      <w:r>
+        <w:t xml:space="preserve">clearing filters fully resets the visual state of the filter controls; </w:t>
+      </w:r>
+    </w:p>
+    <w:p>
+      <w:pPr>
+        <w:numPr>
+          <w:ilvl w:val="0"/>
+          <w:numId w:val="87"/>
+        </w:numPr>
+        <w:spacing w:after="0" w:line="240" w:lineRule="auto"/>
+      </w:pPr>
+      <w:r>
+        <w:t xml:space="preserve">the displayed profiles return to the unfiltered state; </w:t>
+      </w:r>
+    </w:p>
+    <w:p>
+      <w:pPr>
+        <w:numPr>
+          <w:ilvl w:val="0"/>
+          <w:numId w:val="87"/>
+        </w:numPr>
+        <w:spacing w:after="0" w:line="240" w:lineRule="auto"/>
+      </w:pPr>
+      <w:r>
+        <w:t xml:space="preserve">this behavior works consistently on desktop, tablet, and mobile devices. </w:t>
+      </w:r>
+    </w:p>
+    <w:p>
+      <w:pPr>
+        <w:pBdr>
+          <w:bottom w:val="single" w:sz="6" w:space="1" w:color="auto"/>
+        </w:pBdr>
+        <w:spacing w:after="0" w:line="240" w:lineRule="auto"/>
+        <w:ind w:left="360"/>
+      </w:pPr>
+    </w:p>
+    <w:p>
+      <w:pPr>
+        <w:spacing w:after="0" w:line="240" w:lineRule="auto"/>
+        <w:ind w:left="360"/>
+      </w:pPr>
+    </w:p>
+    <w:p>
+      <w:pPr>
+        <w:spacing w:after="0" w:line="240" w:lineRule="auto"/>
+        <w:ind w:left="360"/>
+      </w:pPr>
+      <w:r>
+        <w:t>Please fix the PDF flyer generation properly, because the latest changes made the issue worse.</w:t>
+      </w:r>
+    </w:p>
+    <w:p>
+      <w:pPr>
+        <w:spacing w:after="0" w:line="240" w:lineRule="auto"/>
+        <w:ind w:left="360"/>
+      </w:pPr>
+      <w:r>
+        <w:t>The PDF version of the flyer must be generated cleanly and completely. All flyer content must fit within the PDF page without being clipped, cut off, hidden, shifted, or overflowing outside the page boundaries.</w:t>
+      </w:r>
+    </w:p>
+    <w:p>
+      <w:pPr>
+        <w:spacing w:after="0" w:line="240" w:lineRule="auto"/>
+        <w:ind w:left="360"/>
+      </w:pPr>
+      <w:r>
+        <w:t>Please ensure that:</w:t>
+      </w:r>
+    </w:p>
+    <w:p>
+      <w:pPr>
+        <w:numPr>
+          <w:ilvl w:val="0"/>
+          <w:numId w:val="88"/>
+        </w:numPr>
+        <w:spacing w:after="0" w:line="240" w:lineRule="auto"/>
+      </w:pPr>
+      <w:r>
+        <w:t xml:space="preserve">the entire flyer content fits inside the generated PDF; </w:t>
+      </w:r>
+    </w:p>
+    <w:p>
+      <w:pPr>
+        <w:numPr>
+          <w:ilvl w:val="0"/>
+          <w:numId w:val="88"/>
+        </w:numPr>
+        <w:spacing w:after="0" w:line="240" w:lineRule="auto"/>
+      </w:pPr>
+      <w:r>
+        <w:t xml:space="preserve">no text, images, QR codes, buttons, logos, or decorative elements are clipped; </w:t>
+      </w:r>
+    </w:p>
+    <w:p>
+      <w:pPr>
+        <w:numPr>
+          <w:ilvl w:val="0"/>
+          <w:numId w:val="88"/>
+        </w:numPr>
+        <w:spacing w:after="0" w:line="240" w:lineRule="auto"/>
+      </w:pPr>
+      <w:r>
+        <w:t xml:space="preserve">margins, scaling, page size, and layout are correctly calculated before PDF generation; </w:t>
+      </w:r>
+    </w:p>
+    <w:p>
+      <w:pPr>
+        <w:numPr>
+          <w:ilvl w:val="0"/>
+          <w:numId w:val="88"/>
+        </w:numPr>
+        <w:spacing w:after="0" w:line="240" w:lineRule="auto"/>
+      </w:pPr>
+      <w:r>
+        <w:t xml:space="preserve">the flyer is centered and visually balanced on the PDF page; </w:t>
+      </w:r>
+    </w:p>
+    <w:p>
+      <w:pPr>
+        <w:numPr>
+          <w:ilvl w:val="0"/>
+          <w:numId w:val="88"/>
+        </w:numPr>
+        <w:spacing w:after="0" w:line="240" w:lineRule="auto"/>
+      </w:pPr>
+      <w:r>
+        <w:t xml:space="preserve">the export controls/buttons are excluded from the PDF content; </w:t>
+      </w:r>
+    </w:p>
+    <w:p>
+      <w:pPr>
+        <w:numPr>
+          <w:ilvl w:val="0"/>
+          <w:numId w:val="88"/>
+        </w:numPr>
+        <w:spacing w:after="0" w:line="240" w:lineRule="auto"/>
+      </w:pPr>
+      <w:r>
+        <w:t xml:space="preserve">the same result is produced consistently across Chrome, Safari, Firefox, Edge, and mobile browsers; </w:t>
+      </w:r>
+    </w:p>
+    <w:p>
+      <w:pPr>
+        <w:numPr>
+          <w:ilvl w:val="0"/>
+          <w:numId w:val="88"/>
+        </w:numPr>
+        <w:spacing w:after="0" w:line="240" w:lineRule="auto"/>
+      </w:pPr>
+      <w:r>
+        <w:t xml:space="preserve">the PDF output is tested after generation, not only the on-screen layout. </w:t>
+      </w:r>
+    </w:p>
+    <w:p>
+      <w:pPr>
+        <w:spacing w:after="0" w:line="240" w:lineRule="auto"/>
+        <w:ind w:left="360"/>
+      </w:pPr>
+      <w:r>
+        <w:t>In short, the web version may remain responsive, but the exported PDF flyer must always be complete, properly scaled, and print-ready.</w:t>
+      </w:r>
+    </w:p>
+    <w:p>
+      <w:pPr>
+        <w:spacing w:after="0" w:line="240" w:lineRule="auto"/>
+        <w:ind w:left="360"/>
       </w:pPr>
     </w:p>
     <w:sectPr>
@@ -12154,6 +13179,155 @@
 <file path=word/numbering.xml><?xml version="1.0" encoding="utf-8"?>
 <w:numbering xmlns:wpc="http://schemas.microsoft.com/office/word/2010/wordprocessingCanvas" xmlns:cx="http://schemas.microsoft.com/office/drawing/2014/chartex" xmlns:cx1="http://schemas.microsoft.com/office/drawing/2015/9/8/chartex" xmlns:cx2="http://schemas.microsoft.com/office/drawing/2015/10/21/chartex" xmlns:cx3="http://schemas.microsoft.com/office/drawing/2016/5/9/chartex" xmlns:cx4="http://schemas.microsoft.com/office/drawing/2016/5/10/chartex" xmlns:cx5="http://schemas.microsoft.com/office/drawing/2016/5/11/chartex" xmlns:cx6="http://schemas.microsoft.com/office/drawing/2016/5/12/chartex" xmlns:cx7="http://schemas.microsoft.com/office/drawing/2016/5/13/chartex" xmlns:cx8="http://schemas.microsoft.com/office/drawing/2016/5/14/chartex" xmlns:mc="http://schemas.openxmlformats.org/markup-compatibility/2006" xmlns:aink="http://schemas.microsoft.com/office/drawing/2016/ink" xmlns:am3d="http://schemas.microsoft.com/office/drawing/2017/model3d" xmlns:o="urn:schemas-microsoft-com:office:office" xmlns:oel="http://schemas.microsoft.com/office/2019/extlst" xmlns:r="http://schemas.openxmlformats.org/officeDocument/2006/relationships" xmlns:m="http://schemas.openxmlformats.org/officeDocument/2006/math" xmlns:v="urn:schemas-microsoft-com:vml" xmlns:wp14="http://schemas.microsoft.com/office/word/2010/wordprocessingDrawing" xmlns:wp="http://schemas.openxmlformats.org/drawingml/2006/wordprocessingDrawing" xmlns:w10="urn:schemas-microsoft-com:office:word" xmlns:w="http://schemas.openxmlformats.org/wordprocessingml/2006/main" xmlns:w14="http://schemas.microsoft.com/office/word/2010/wordml" xmlns:w15="http://schemas.microsoft.com/office/word/2012/wordml" xmlns:w16cex="http://schemas.microsoft.com/office/word/2018/wordml/cex" xmlns:w16cid="http://schemas.microsoft.com/office/word/2016/wordml/cid" xmlns:w16="http://schemas.microsoft.com/office/word/2018/wordml" xmlns:w16du="http://schemas.microsoft.com/office/word/2023/wordml/word16du" xmlns:w16sdtdh="http://schemas.microsoft.com/office/word/2020/wordml/sdtdatahash" xmlns:w16sdtfl="http://schemas.microsoft.com/office/word/2024/wordml/sdtformatlock" xmlns:w16se="http://schemas.microsoft.com/office/word/2015/wordml/symex" xmlns:wpg="http://schemas.microsoft.com/office/word/2010/wordprocessingGroup" xmlns:wpi="http://schemas.microsoft.com/office/word/2010/wordprocessingInk" xmlns:wne="http://schemas.microsoft.com/office/word/2006/wordml" xmlns:wps="http://schemas.microsoft.com/office/word/2010/wordprocessingShape" mc:Ignorable="w14 w15 w16se w16cid w16 w16cex w16sdtdh w16sdtfl w16du wp14">
   <w:abstractNum w:abstractNumId="0" w15:restartNumberingAfterBreak="0">
+    <w:nsid w:val="00A57609"/>
+    <w:multiLevelType w:val="multilevel"/>
+    <w:tmpl w:val="1026C17E"/>
+    <w:lvl w:ilvl="0">
+      <w:start w:val="1"/>
+      <w:numFmt w:val="bullet"/>
+      <w:lvlText w:val=""/>
+      <w:lvlJc w:val="left"/>
+      <w:pPr>
+        <w:tabs>
+          <w:tab w:val="num" w:pos="720"/>
+        </w:tabs>
+        <w:ind w:left="720" w:hanging="360"/>
+      </w:pPr>
+      <w:rPr>
+        <w:rFonts w:ascii="Symbol" w:hAnsi="Symbol" w:hint="default"/>
+        <w:sz w:val="20"/>
+      </w:rPr>
+    </w:lvl>
+    <w:lvl w:ilvl="1" w:tentative="1">
+      <w:start w:val="1"/>
+      <w:numFmt w:val="bullet"/>
+      <w:lvlText w:val="o"/>
+      <w:lvlJc w:val="left"/>
+      <w:pPr>
+        <w:tabs>
+          <w:tab w:val="num" w:pos="1440"/>
+        </w:tabs>
+        <w:ind w:left="1440" w:hanging="360"/>
+      </w:pPr>
+      <w:rPr>
+        <w:rFonts w:ascii="Courier New" w:hAnsi="Courier New" w:hint="default"/>
+        <w:sz w:val="20"/>
+      </w:rPr>
+    </w:lvl>
+    <w:lvl w:ilvl="2" w:tentative="1">
+      <w:start w:val="1"/>
+      <w:numFmt w:val="bullet"/>
+      <w:lvlText w:val=""/>
+      <w:lvlJc w:val="left"/>
+      <w:pPr>
+        <w:tabs>
+          <w:tab w:val="num" w:pos="2160"/>
+        </w:tabs>
+        <w:ind w:left="2160" w:hanging="360"/>
+      </w:pPr>
+      <w:rPr>
+        <w:rFonts w:ascii="Wingdings" w:hAnsi="Wingdings" w:hint="default"/>
+        <w:sz w:val="20"/>
+      </w:rPr>
+    </w:lvl>
+    <w:lvl w:ilvl="3" w:tentative="1">
+      <w:start w:val="1"/>
+      <w:numFmt w:val="bullet"/>
+      <w:lvlText w:val=""/>
+      <w:lvlJc w:val="left"/>
+      <w:pPr>
+        <w:tabs>
+          <w:tab w:val="num" w:pos="2880"/>
+        </w:tabs>
+        <w:ind w:left="2880" w:hanging="360"/>
+      </w:pPr>
+      <w:rPr>
+        <w:rFonts w:ascii="Wingdings" w:hAnsi="Wingdings" w:hint="default"/>
+        <w:sz w:val="20"/>
+      </w:rPr>
+    </w:lvl>
+    <w:lvl w:ilvl="4" w:tentative="1">
+      <w:start w:val="1"/>
+      <w:numFmt w:val="bullet"/>
+      <w:lvlText w:val=""/>
+      <w:lvlJc w:val="left"/>
+      <w:pPr>
+        <w:tabs>
+          <w:tab w:val="num" w:pos="3600"/>
+        </w:tabs>
+        <w:ind w:left="3600" w:hanging="360"/>
+      </w:pPr>
+      <w:rPr>
+        <w:rFonts w:ascii="Wingdings" w:hAnsi="Wingdings" w:hint="default"/>
+        <w:sz w:val="20"/>
+      </w:rPr>
+    </w:lvl>
+    <w:lvl w:ilvl="5" w:tentative="1">
+      <w:start w:val="1"/>
+      <w:numFmt w:val="bullet"/>
+      <w:lvlText w:val=""/>
+      <w:lvlJc w:val="left"/>
+      <w:pPr>
+        <w:tabs>
+          <w:tab w:val="num" w:pos="4320"/>
+        </w:tabs>
+        <w:ind w:left="4320" w:hanging="360"/>
+      </w:pPr>
+      <w:rPr>
+        <w:rFonts w:ascii="Wingdings" w:hAnsi="Wingdings" w:hint="default"/>
+        <w:sz w:val="20"/>
+      </w:rPr>
+    </w:lvl>
+    <w:lvl w:ilvl="6" w:tentative="1">
+      <w:start w:val="1"/>
+      <w:numFmt w:val="bullet"/>
+      <w:lvlText w:val=""/>
+      <w:lvlJc w:val="left"/>
+      <w:pPr>
+        <w:tabs>
+          <w:tab w:val="num" w:pos="5040"/>
+        </w:tabs>
+        <w:ind w:left="5040" w:hanging="360"/>
+      </w:pPr>
+      <w:rPr>
+        <w:rFonts w:ascii="Wingdings" w:hAnsi="Wingdings" w:hint="default"/>
+        <w:sz w:val="20"/>
+      </w:rPr>
+    </w:lvl>
+    <w:lvl w:ilvl="7" w:tentative="1">
+      <w:start w:val="1"/>
+      <w:numFmt w:val="bullet"/>
+      <w:lvlText w:val=""/>
+      <w:lvlJc w:val="left"/>
+      <w:pPr>
+        <w:tabs>
+          <w:tab w:val="num" w:pos="5760"/>
+        </w:tabs>
+        <w:ind w:left="5760" w:hanging="360"/>
+      </w:pPr>
+      <w:rPr>
+        <w:rFonts w:ascii="Wingdings" w:hAnsi="Wingdings" w:hint="default"/>
+        <w:sz w:val="20"/>
+      </w:rPr>
+    </w:lvl>
+    <w:lvl w:ilvl="8" w:tentative="1">
+      <w:start w:val="1"/>
+      <w:numFmt w:val="bullet"/>
+      <w:lvlText w:val=""/>
+      <w:lvlJc w:val="left"/>
+      <w:pPr>
+        <w:tabs>
+          <w:tab w:val="num" w:pos="6480"/>
+        </w:tabs>
+        <w:ind w:left="6480" w:hanging="360"/>
+      </w:pPr>
+      <w:rPr>
+        <w:rFonts w:ascii="Wingdings" w:hAnsi="Wingdings" w:hint="default"/>
+        <w:sz w:val="20"/>
+      </w:rPr>
+    </w:lvl>
+  </w:abstractNum>
+  <w:abstractNum w:abstractNumId="1" w15:restartNumberingAfterBreak="0">
     <w:nsid w:val="015F4AD4"/>
     <w:multiLevelType w:val="hybridMultilevel"/>
     <w:tmpl w:val="B596EA92"/>
@@ -12265,7 +13439,7 @@
       </w:rPr>
     </w:lvl>
   </w:abstractNum>
-  <w:abstractNum w:abstractNumId="1" w15:restartNumberingAfterBreak="0">
+  <w:abstractNum w:abstractNumId="2" w15:restartNumberingAfterBreak="0">
     <w:nsid w:val="0163590B"/>
     <w:multiLevelType w:val="hybridMultilevel"/>
     <w:tmpl w:val="997E0668"/>
@@ -12378,7 +13552,7 @@
       </w:rPr>
     </w:lvl>
   </w:abstractNum>
-  <w:abstractNum w:abstractNumId="2" w15:restartNumberingAfterBreak="0">
+  <w:abstractNum w:abstractNumId="3" w15:restartNumberingAfterBreak="0">
     <w:nsid w:val="025C25F5"/>
     <w:multiLevelType w:val="hybridMultilevel"/>
     <w:tmpl w:val="D556DFE0"/>
@@ -12490,7 +13664,7 @@
       </w:rPr>
     </w:lvl>
   </w:abstractNum>
-  <w:abstractNum w:abstractNumId="3" w15:restartNumberingAfterBreak="0">
+  <w:abstractNum w:abstractNumId="4" w15:restartNumberingAfterBreak="0">
     <w:nsid w:val="027629A7"/>
     <w:multiLevelType w:val="hybridMultilevel"/>
     <w:tmpl w:val="71B0D270"/>
@@ -12602,7 +13776,7 @@
       </w:rPr>
     </w:lvl>
   </w:abstractNum>
-  <w:abstractNum w:abstractNumId="4" w15:restartNumberingAfterBreak="0">
+  <w:abstractNum w:abstractNumId="5" w15:restartNumberingAfterBreak="0">
     <w:nsid w:val="030454D8"/>
     <w:multiLevelType w:val="multilevel"/>
     <w:tmpl w:val="5460399E"/>
@@ -12751,7 +13925,7 @@
       </w:rPr>
     </w:lvl>
   </w:abstractNum>
-  <w:abstractNum w:abstractNumId="5" w15:restartNumberingAfterBreak="0">
+  <w:abstractNum w:abstractNumId="6" w15:restartNumberingAfterBreak="0">
     <w:nsid w:val="04B37D57"/>
     <w:multiLevelType w:val="multilevel"/>
     <w:tmpl w:val="969C7DB4"/>
@@ -12864,7 +14038,7 @@
       </w:pPr>
     </w:lvl>
   </w:abstractNum>
-  <w:abstractNum w:abstractNumId="6" w15:restartNumberingAfterBreak="0">
+  <w:abstractNum w:abstractNumId="7" w15:restartNumberingAfterBreak="0">
     <w:nsid w:val="04B71142"/>
     <w:multiLevelType w:val="multilevel"/>
     <w:tmpl w:val="8862BA3A"/>
@@ -13013,7 +14187,7 @@
       </w:rPr>
     </w:lvl>
   </w:abstractNum>
-  <w:abstractNum w:abstractNumId="7" w15:restartNumberingAfterBreak="0">
+  <w:abstractNum w:abstractNumId="8" w15:restartNumberingAfterBreak="0">
     <w:nsid w:val="0D7856B1"/>
     <w:multiLevelType w:val="hybridMultilevel"/>
     <w:tmpl w:val="2898D4BA"/>
@@ -13125,7 +14299,7 @@
       </w:rPr>
     </w:lvl>
   </w:abstractNum>
-  <w:abstractNum w:abstractNumId="8" w15:restartNumberingAfterBreak="0">
+  <w:abstractNum w:abstractNumId="9" w15:restartNumberingAfterBreak="0">
     <w:nsid w:val="0EF628C1"/>
     <w:multiLevelType w:val="hybridMultilevel"/>
     <w:tmpl w:val="3FECA2B0"/>
@@ -13238,7 +14412,7 @@
       </w:rPr>
     </w:lvl>
   </w:abstractNum>
-  <w:abstractNum w:abstractNumId="9" w15:restartNumberingAfterBreak="0">
+  <w:abstractNum w:abstractNumId="10" w15:restartNumberingAfterBreak="0">
     <w:nsid w:val="0FE04871"/>
     <w:multiLevelType w:val="hybridMultilevel"/>
     <w:tmpl w:val="D1565958"/>
@@ -13351,7 +14525,7 @@
       </w:rPr>
     </w:lvl>
   </w:abstractNum>
-  <w:abstractNum w:abstractNumId="10" w15:restartNumberingAfterBreak="0">
+  <w:abstractNum w:abstractNumId="11" w15:restartNumberingAfterBreak="0">
     <w:nsid w:val="10523C97"/>
     <w:multiLevelType w:val="hybridMultilevel"/>
     <w:tmpl w:val="5244902C"/>
@@ -13464,7 +14638,7 @@
       </w:rPr>
     </w:lvl>
   </w:abstractNum>
-  <w:abstractNum w:abstractNumId="11" w15:restartNumberingAfterBreak="0">
+  <w:abstractNum w:abstractNumId="12" w15:restartNumberingAfterBreak="0">
     <w:nsid w:val="11552863"/>
     <w:multiLevelType w:val="hybridMultilevel"/>
     <w:tmpl w:val="42AC51D2"/>
@@ -13576,7 +14750,7 @@
       </w:rPr>
     </w:lvl>
   </w:abstractNum>
-  <w:abstractNum w:abstractNumId="12" w15:restartNumberingAfterBreak="0">
+  <w:abstractNum w:abstractNumId="13" w15:restartNumberingAfterBreak="0">
     <w:nsid w:val="14831279"/>
     <w:multiLevelType w:val="multilevel"/>
     <w:tmpl w:val="B02AD528"/>
@@ -13725,7 +14899,7 @@
       </w:rPr>
     </w:lvl>
   </w:abstractNum>
-  <w:abstractNum w:abstractNumId="13" w15:restartNumberingAfterBreak="0">
+  <w:abstractNum w:abstractNumId="14" w15:restartNumberingAfterBreak="0">
     <w:nsid w:val="168B796C"/>
     <w:multiLevelType w:val="hybridMultilevel"/>
     <w:tmpl w:val="DA50B3A8"/>
@@ -13837,7 +15011,7 @@
       </w:rPr>
     </w:lvl>
   </w:abstractNum>
-  <w:abstractNum w:abstractNumId="14" w15:restartNumberingAfterBreak="0">
+  <w:abstractNum w:abstractNumId="15" w15:restartNumberingAfterBreak="0">
     <w:nsid w:val="19E06C2D"/>
     <w:multiLevelType w:val="hybridMultilevel"/>
     <w:tmpl w:val="79E4B8F4"/>
@@ -13950,7 +15124,7 @@
       </w:rPr>
     </w:lvl>
   </w:abstractNum>
-  <w:abstractNum w:abstractNumId="15" w15:restartNumberingAfterBreak="0">
+  <w:abstractNum w:abstractNumId="16" w15:restartNumberingAfterBreak="0">
     <w:nsid w:val="1ABB3A53"/>
     <w:multiLevelType w:val="hybridMultilevel"/>
     <w:tmpl w:val="63F04ED8"/>
@@ -14062,7 +15236,7 @@
       </w:rPr>
     </w:lvl>
   </w:abstractNum>
-  <w:abstractNum w:abstractNumId="16" w15:restartNumberingAfterBreak="0">
+  <w:abstractNum w:abstractNumId="17" w15:restartNumberingAfterBreak="0">
     <w:nsid w:val="1B0B2056"/>
     <w:multiLevelType w:val="multilevel"/>
     <w:tmpl w:val="70AA8958"/>
@@ -14211,7 +15385,7 @@
       </w:rPr>
     </w:lvl>
   </w:abstractNum>
-  <w:abstractNum w:abstractNumId="17" w15:restartNumberingAfterBreak="0">
+  <w:abstractNum w:abstractNumId="18" w15:restartNumberingAfterBreak="0">
     <w:nsid w:val="1E0977E0"/>
     <w:multiLevelType w:val="hybridMultilevel"/>
     <w:tmpl w:val="549675B6"/>
@@ -14323,7 +15497,156 @@
       </w:rPr>
     </w:lvl>
   </w:abstractNum>
-  <w:abstractNum w:abstractNumId="18" w15:restartNumberingAfterBreak="0">
+  <w:abstractNum w:abstractNumId="19" w15:restartNumberingAfterBreak="0">
+    <w:nsid w:val="1E5D0B16"/>
+    <w:multiLevelType w:val="multilevel"/>
+    <w:tmpl w:val="DDD27F94"/>
+    <w:lvl w:ilvl="0">
+      <w:start w:val="1"/>
+      <w:numFmt w:val="bullet"/>
+      <w:lvlText w:val=""/>
+      <w:lvlJc w:val="left"/>
+      <w:pPr>
+        <w:tabs>
+          <w:tab w:val="num" w:pos="720"/>
+        </w:tabs>
+        <w:ind w:left="720" w:hanging="360"/>
+      </w:pPr>
+      <w:rPr>
+        <w:rFonts w:ascii="Symbol" w:hAnsi="Symbol" w:hint="default"/>
+        <w:sz w:val="20"/>
+      </w:rPr>
+    </w:lvl>
+    <w:lvl w:ilvl="1" w:tentative="1">
+      <w:start w:val="1"/>
+      <w:numFmt w:val="bullet"/>
+      <w:lvlText w:val="o"/>
+      <w:lvlJc w:val="left"/>
+      <w:pPr>
+        <w:tabs>
+          <w:tab w:val="num" w:pos="1440"/>
+        </w:tabs>
+        <w:ind w:left="1440" w:hanging="360"/>
+      </w:pPr>
+      <w:rPr>
+        <w:rFonts w:ascii="Courier New" w:hAnsi="Courier New" w:hint="default"/>
+        <w:sz w:val="20"/>
+      </w:rPr>
+    </w:lvl>
+    <w:lvl w:ilvl="2" w:tentative="1">
+      <w:start w:val="1"/>
+      <w:numFmt w:val="bullet"/>
+      <w:lvlText w:val=""/>
+      <w:lvlJc w:val="left"/>
+      <w:pPr>
+        <w:tabs>
+          <w:tab w:val="num" w:pos="2160"/>
+        </w:tabs>
+        <w:ind w:left="2160" w:hanging="360"/>
+      </w:pPr>
+      <w:rPr>
+        <w:rFonts w:ascii="Wingdings" w:hAnsi="Wingdings" w:hint="default"/>
+        <w:sz w:val="20"/>
+      </w:rPr>
+    </w:lvl>
+    <w:lvl w:ilvl="3" w:tentative="1">
+      <w:start w:val="1"/>
+      <w:numFmt w:val="bullet"/>
+      <w:lvlText w:val=""/>
+      <w:lvlJc w:val="left"/>
+      <w:pPr>
+        <w:tabs>
+          <w:tab w:val="num" w:pos="2880"/>
+        </w:tabs>
+        <w:ind w:left="2880" w:hanging="360"/>
+      </w:pPr>
+      <w:rPr>
+        <w:rFonts w:ascii="Wingdings" w:hAnsi="Wingdings" w:hint="default"/>
+        <w:sz w:val="20"/>
+      </w:rPr>
+    </w:lvl>
+    <w:lvl w:ilvl="4" w:tentative="1">
+      <w:start w:val="1"/>
+      <w:numFmt w:val="bullet"/>
+      <w:lvlText w:val=""/>
+      <w:lvlJc w:val="left"/>
+      <w:pPr>
+        <w:tabs>
+          <w:tab w:val="num" w:pos="3600"/>
+        </w:tabs>
+        <w:ind w:left="3600" w:hanging="360"/>
+      </w:pPr>
+      <w:rPr>
+        <w:rFonts w:ascii="Wingdings" w:hAnsi="Wingdings" w:hint="default"/>
+        <w:sz w:val="20"/>
+      </w:rPr>
+    </w:lvl>
+    <w:lvl w:ilvl="5" w:tentative="1">
+      <w:start w:val="1"/>
+      <w:numFmt w:val="bullet"/>
+      <w:lvlText w:val=""/>
+      <w:lvlJc w:val="left"/>
+      <w:pPr>
+        <w:tabs>
+          <w:tab w:val="num" w:pos="4320"/>
+        </w:tabs>
+        <w:ind w:left="4320" w:hanging="360"/>
+      </w:pPr>
+      <w:rPr>
+        <w:rFonts w:ascii="Wingdings" w:hAnsi="Wingdings" w:hint="default"/>
+        <w:sz w:val="20"/>
+      </w:rPr>
+    </w:lvl>
+    <w:lvl w:ilvl="6" w:tentative="1">
+      <w:start w:val="1"/>
+      <w:numFmt w:val="bullet"/>
+      <w:lvlText w:val=""/>
+      <w:lvlJc w:val="left"/>
+      <w:pPr>
+        <w:tabs>
+          <w:tab w:val="num" w:pos="5040"/>
+        </w:tabs>
+        <w:ind w:left="5040" w:hanging="360"/>
+      </w:pPr>
+      <w:rPr>
+        <w:rFonts w:ascii="Wingdings" w:hAnsi="Wingdings" w:hint="default"/>
+        <w:sz w:val="20"/>
+      </w:rPr>
+    </w:lvl>
+    <w:lvl w:ilvl="7" w:tentative="1">
+      <w:start w:val="1"/>
+      <w:numFmt w:val="bullet"/>
+      <w:lvlText w:val=""/>
+      <w:lvlJc w:val="left"/>
+      <w:pPr>
+        <w:tabs>
+          <w:tab w:val="num" w:pos="5760"/>
+        </w:tabs>
+        <w:ind w:left="5760" w:hanging="360"/>
+      </w:pPr>
+      <w:rPr>
+        <w:rFonts w:ascii="Wingdings" w:hAnsi="Wingdings" w:hint="default"/>
+        <w:sz w:val="20"/>
+      </w:rPr>
+    </w:lvl>
+    <w:lvl w:ilvl="8" w:tentative="1">
+      <w:start w:val="1"/>
+      <w:numFmt w:val="bullet"/>
+      <w:lvlText w:val=""/>
+      <w:lvlJc w:val="left"/>
+      <w:pPr>
+        <w:tabs>
+          <w:tab w:val="num" w:pos="6480"/>
+        </w:tabs>
+        <w:ind w:left="6480" w:hanging="360"/>
+      </w:pPr>
+      <w:rPr>
+        <w:rFonts w:ascii="Wingdings" w:hAnsi="Wingdings" w:hint="default"/>
+        <w:sz w:val="20"/>
+      </w:rPr>
+    </w:lvl>
+  </w:abstractNum>
+  <w:abstractNum w:abstractNumId="20" w15:restartNumberingAfterBreak="0">
     <w:nsid w:val="1FF82639"/>
     <w:multiLevelType w:val="hybridMultilevel"/>
     <w:tmpl w:val="3D58A3A4"/>
@@ -14435,7 +15758,7 @@
       </w:rPr>
     </w:lvl>
   </w:abstractNum>
-  <w:abstractNum w:abstractNumId="19" w15:restartNumberingAfterBreak="0">
+  <w:abstractNum w:abstractNumId="21" w15:restartNumberingAfterBreak="0">
     <w:nsid w:val="21561542"/>
     <w:multiLevelType w:val="hybridMultilevel"/>
     <w:tmpl w:val="5A365C6E"/>
@@ -14548,7 +15871,7 @@
       </w:rPr>
     </w:lvl>
   </w:abstractNum>
-  <w:abstractNum w:abstractNumId="20" w15:restartNumberingAfterBreak="0">
+  <w:abstractNum w:abstractNumId="22" w15:restartNumberingAfterBreak="0">
     <w:nsid w:val="229E3A8A"/>
     <w:multiLevelType w:val="hybridMultilevel"/>
     <w:tmpl w:val="F9A0F2D6"/>
@@ -14660,7 +15983,7 @@
       </w:rPr>
     </w:lvl>
   </w:abstractNum>
-  <w:abstractNum w:abstractNumId="21" w15:restartNumberingAfterBreak="0">
+  <w:abstractNum w:abstractNumId="23" w15:restartNumberingAfterBreak="0">
     <w:nsid w:val="24F04132"/>
     <w:multiLevelType w:val="hybridMultilevel"/>
     <w:tmpl w:val="D9763222"/>
@@ -14772,7 +16095,7 @@
       </w:rPr>
     </w:lvl>
   </w:abstractNum>
-  <w:abstractNum w:abstractNumId="22" w15:restartNumberingAfterBreak="0">
+  <w:abstractNum w:abstractNumId="24" w15:restartNumberingAfterBreak="0">
     <w:nsid w:val="25A03424"/>
     <w:multiLevelType w:val="hybridMultilevel"/>
     <w:tmpl w:val="01D22A8A"/>
@@ -14885,7 +16208,7 @@
       </w:rPr>
     </w:lvl>
   </w:abstractNum>
-  <w:abstractNum w:abstractNumId="23" w15:restartNumberingAfterBreak="0">
+  <w:abstractNum w:abstractNumId="25" w15:restartNumberingAfterBreak="0">
     <w:nsid w:val="25C95C75"/>
     <w:multiLevelType w:val="multilevel"/>
     <w:tmpl w:val="8C681C84"/>
@@ -15034,7 +16357,7 @@
       </w:rPr>
     </w:lvl>
   </w:abstractNum>
-  <w:abstractNum w:abstractNumId="24" w15:restartNumberingAfterBreak="0">
+  <w:abstractNum w:abstractNumId="26" w15:restartNumberingAfterBreak="0">
     <w:nsid w:val="27D37713"/>
     <w:multiLevelType w:val="hybridMultilevel"/>
     <w:tmpl w:val="DCFC50E8"/>
@@ -15147,7 +16470,7 @@
       </w:rPr>
     </w:lvl>
   </w:abstractNum>
-  <w:abstractNum w:abstractNumId="25" w15:restartNumberingAfterBreak="0">
+  <w:abstractNum w:abstractNumId="27" w15:restartNumberingAfterBreak="0">
     <w:nsid w:val="298F11E7"/>
     <w:multiLevelType w:val="hybridMultilevel"/>
     <w:tmpl w:val="1108B76C"/>
@@ -15259,7 +16582,7 @@
       </w:rPr>
     </w:lvl>
   </w:abstractNum>
-  <w:abstractNum w:abstractNumId="26" w15:restartNumberingAfterBreak="0">
+  <w:abstractNum w:abstractNumId="28" w15:restartNumberingAfterBreak="0">
     <w:nsid w:val="29B23F98"/>
     <w:multiLevelType w:val="hybridMultilevel"/>
     <w:tmpl w:val="DF880AF0"/>
@@ -15372,7 +16695,7 @@
       </w:rPr>
     </w:lvl>
   </w:abstractNum>
-  <w:abstractNum w:abstractNumId="27" w15:restartNumberingAfterBreak="0">
+  <w:abstractNum w:abstractNumId="29" w15:restartNumberingAfterBreak="0">
     <w:nsid w:val="2A535D37"/>
     <w:multiLevelType w:val="hybridMultilevel"/>
     <w:tmpl w:val="7FECFCC0"/>
@@ -15484,7 +16807,7 @@
       </w:rPr>
     </w:lvl>
   </w:abstractNum>
-  <w:abstractNum w:abstractNumId="28" w15:restartNumberingAfterBreak="0">
+  <w:abstractNum w:abstractNumId="30" w15:restartNumberingAfterBreak="0">
     <w:nsid w:val="2B087E4A"/>
     <w:multiLevelType w:val="hybridMultilevel"/>
     <w:tmpl w:val="5BA2AE44"/>
@@ -15597,7 +16920,7 @@
       </w:rPr>
     </w:lvl>
   </w:abstractNum>
-  <w:abstractNum w:abstractNumId="29" w15:restartNumberingAfterBreak="0">
+  <w:abstractNum w:abstractNumId="31" w15:restartNumberingAfterBreak="0">
     <w:nsid w:val="2B687FD7"/>
     <w:multiLevelType w:val="multilevel"/>
     <w:tmpl w:val="4D4478B0"/>
@@ -15746,7 +17069,7 @@
       </w:rPr>
     </w:lvl>
   </w:abstractNum>
-  <w:abstractNum w:abstractNumId="30" w15:restartNumberingAfterBreak="0">
+  <w:abstractNum w:abstractNumId="32" w15:restartNumberingAfterBreak="0">
     <w:nsid w:val="2CBB2E60"/>
     <w:multiLevelType w:val="hybridMultilevel"/>
     <w:tmpl w:val="B20AB142"/>
@@ -15858,7 +17181,119 @@
       </w:rPr>
     </w:lvl>
   </w:abstractNum>
-  <w:abstractNum w:abstractNumId="31" w15:restartNumberingAfterBreak="0">
+  <w:abstractNum w:abstractNumId="33" w15:restartNumberingAfterBreak="0">
+    <w:nsid w:val="2D682597"/>
+    <w:multiLevelType w:val="hybridMultilevel"/>
+    <w:tmpl w:val="8AEE5F66"/>
+    <w:lvl w:ilvl="0" w:tplc="6E845C72">
+      <w:numFmt w:val="bullet"/>
+      <w:lvlText w:val=""/>
+      <w:lvlJc w:val="left"/>
+      <w:pPr>
+        <w:ind w:left="720" w:hanging="360"/>
+      </w:pPr>
+      <w:rPr>
+        <w:rFonts w:ascii="Symbol" w:eastAsiaTheme="minorHAnsi" w:hAnsi="Symbol" w:cs="Times New Roman" w:hint="default"/>
+      </w:rPr>
+    </w:lvl>
+    <w:lvl w:ilvl="1" w:tplc="04090003" w:tentative="1">
+      <w:start w:val="1"/>
+      <w:numFmt w:val="bullet"/>
+      <w:lvlText w:val="o"/>
+      <w:lvlJc w:val="left"/>
+      <w:pPr>
+        <w:ind w:left="1440" w:hanging="360"/>
+      </w:pPr>
+      <w:rPr>
+        <w:rFonts w:ascii="Courier New" w:hAnsi="Courier New" w:cs="Courier New" w:hint="default"/>
+      </w:rPr>
+    </w:lvl>
+    <w:lvl w:ilvl="2" w:tplc="04090005" w:tentative="1">
+      <w:start w:val="1"/>
+      <w:numFmt w:val="bullet"/>
+      <w:lvlText w:val=""/>
+      <w:lvlJc w:val="left"/>
+      <w:pPr>
+        <w:ind w:left="2160" w:hanging="360"/>
+      </w:pPr>
+      <w:rPr>
+        <w:rFonts w:ascii="Wingdings" w:hAnsi="Wingdings" w:hint="default"/>
+      </w:rPr>
+    </w:lvl>
+    <w:lvl w:ilvl="3" w:tplc="04090001" w:tentative="1">
+      <w:start w:val="1"/>
+      <w:numFmt w:val="bullet"/>
+      <w:lvlText w:val=""/>
+      <w:lvlJc w:val="left"/>
+      <w:pPr>
+        <w:ind w:left="2880" w:hanging="360"/>
+      </w:pPr>
+      <w:rPr>
+        <w:rFonts w:ascii="Symbol" w:hAnsi="Symbol" w:hint="default"/>
+      </w:rPr>
+    </w:lvl>
+    <w:lvl w:ilvl="4" w:tplc="04090003" w:tentative="1">
+      <w:start w:val="1"/>
+      <w:numFmt w:val="bullet"/>
+      <w:lvlText w:val="o"/>
+      <w:lvlJc w:val="left"/>
+      <w:pPr>
+        <w:ind w:left="3600" w:hanging="360"/>
+      </w:pPr>
+      <w:rPr>
+        <w:rFonts w:ascii="Courier New" w:hAnsi="Courier New" w:cs="Courier New" w:hint="default"/>
+      </w:rPr>
+    </w:lvl>
+    <w:lvl w:ilvl="5" w:tplc="04090005" w:tentative="1">
+      <w:start w:val="1"/>
+      <w:numFmt w:val="bullet"/>
+      <w:lvlText w:val=""/>
+      <w:lvlJc w:val="left"/>
+      <w:pPr>
+        <w:ind w:left="4320" w:hanging="360"/>
+      </w:pPr>
+      <w:rPr>
+        <w:rFonts w:ascii="Wingdings" w:hAnsi="Wingdings" w:hint="default"/>
+      </w:rPr>
+    </w:lvl>
+    <w:lvl w:ilvl="6" w:tplc="04090001" w:tentative="1">
+      <w:start w:val="1"/>
+      <w:numFmt w:val="bullet"/>
+      <w:lvlText w:val=""/>
+      <w:lvlJc w:val="left"/>
+      <w:pPr>
+        <w:ind w:left="5040" w:hanging="360"/>
+      </w:pPr>
+      <w:rPr>
+        <w:rFonts w:ascii="Symbol" w:hAnsi="Symbol" w:hint="default"/>
+      </w:rPr>
+    </w:lvl>
+    <w:lvl w:ilvl="7" w:tplc="04090003" w:tentative="1">
+      <w:start w:val="1"/>
+      <w:numFmt w:val="bullet"/>
+      <w:lvlText w:val="o"/>
+      <w:lvlJc w:val="left"/>
+      <w:pPr>
+        <w:ind w:left="5760" w:hanging="360"/>
+      </w:pPr>
+      <w:rPr>
+        <w:rFonts w:ascii="Courier New" w:hAnsi="Courier New" w:cs="Courier New" w:hint="default"/>
+      </w:rPr>
+    </w:lvl>
+    <w:lvl w:ilvl="8" w:tplc="04090005" w:tentative="1">
+      <w:start w:val="1"/>
+      <w:numFmt w:val="bullet"/>
+      <w:lvlText w:val=""/>
+      <w:lvlJc w:val="left"/>
+      <w:pPr>
+        <w:ind w:left="6480" w:hanging="360"/>
+      </w:pPr>
+      <w:rPr>
+        <w:rFonts w:ascii="Wingdings" w:hAnsi="Wingdings" w:hint="default"/>
+      </w:rPr>
+    </w:lvl>
+  </w:abstractNum>
+  <w:abstractNum w:abstractNumId="34" w15:restartNumberingAfterBreak="0">
     <w:nsid w:val="2F0D491F"/>
     <w:multiLevelType w:val="hybridMultilevel"/>
     <w:tmpl w:val="D7D0F52A"/>
@@ -15971,7 +17406,7 @@
       </w:rPr>
     </w:lvl>
   </w:abstractNum>
-  <w:abstractNum w:abstractNumId="32" w15:restartNumberingAfterBreak="0">
+  <w:abstractNum w:abstractNumId="35" w15:restartNumberingAfterBreak="0">
     <w:nsid w:val="309C07EC"/>
     <w:multiLevelType w:val="hybridMultilevel"/>
     <w:tmpl w:val="43E654DC"/>
@@ -16084,7 +17519,7 @@
       </w:rPr>
     </w:lvl>
   </w:abstractNum>
-  <w:abstractNum w:abstractNumId="33" w15:restartNumberingAfterBreak="0">
+  <w:abstractNum w:abstractNumId="36" w15:restartNumberingAfterBreak="0">
     <w:nsid w:val="31D20FF2"/>
     <w:multiLevelType w:val="hybridMultilevel"/>
     <w:tmpl w:val="EA3CB86A"/>
@@ -16196,7 +17631,7 @@
       </w:rPr>
     </w:lvl>
   </w:abstractNum>
-  <w:abstractNum w:abstractNumId="34" w15:restartNumberingAfterBreak="0">
+  <w:abstractNum w:abstractNumId="37" w15:restartNumberingAfterBreak="0">
     <w:nsid w:val="35E55AC7"/>
     <w:multiLevelType w:val="hybridMultilevel"/>
     <w:tmpl w:val="BCFCACC6"/>
@@ -16308,7 +17743,7 @@
       </w:rPr>
     </w:lvl>
   </w:abstractNum>
-  <w:abstractNum w:abstractNumId="35" w15:restartNumberingAfterBreak="0">
+  <w:abstractNum w:abstractNumId="38" w15:restartNumberingAfterBreak="0">
     <w:nsid w:val="380E36DB"/>
     <w:multiLevelType w:val="hybridMultilevel"/>
     <w:tmpl w:val="7B3E5C58"/>
@@ -16420,7 +17855,7 @@
       </w:rPr>
     </w:lvl>
   </w:abstractNum>
-  <w:abstractNum w:abstractNumId="36" w15:restartNumberingAfterBreak="0">
+  <w:abstractNum w:abstractNumId="39" w15:restartNumberingAfterBreak="0">
     <w:nsid w:val="38530E13"/>
     <w:multiLevelType w:val="hybridMultilevel"/>
     <w:tmpl w:val="263AC0D6"/>
@@ -16533,7 +17968,7 @@
       </w:rPr>
     </w:lvl>
   </w:abstractNum>
-  <w:abstractNum w:abstractNumId="37" w15:restartNumberingAfterBreak="0">
+  <w:abstractNum w:abstractNumId="40" w15:restartNumberingAfterBreak="0">
     <w:nsid w:val="39DB4418"/>
     <w:multiLevelType w:val="hybridMultilevel"/>
     <w:tmpl w:val="1C843710"/>
@@ -16645,7 +18080,7 @@
       </w:rPr>
     </w:lvl>
   </w:abstractNum>
-  <w:abstractNum w:abstractNumId="38" w15:restartNumberingAfterBreak="0">
+  <w:abstractNum w:abstractNumId="41" w15:restartNumberingAfterBreak="0">
     <w:nsid w:val="3A2445DB"/>
     <w:multiLevelType w:val="hybridMultilevel"/>
     <w:tmpl w:val="629C8E56"/>
@@ -16757,7 +18192,7 @@
       </w:rPr>
     </w:lvl>
   </w:abstractNum>
-  <w:abstractNum w:abstractNumId="39" w15:restartNumberingAfterBreak="0">
+  <w:abstractNum w:abstractNumId="42" w15:restartNumberingAfterBreak="0">
     <w:nsid w:val="3C6C2C33"/>
     <w:multiLevelType w:val="hybridMultilevel"/>
     <w:tmpl w:val="D8EA41E8"/>
@@ -16869,7 +18304,7 @@
       </w:rPr>
     </w:lvl>
   </w:abstractNum>
-  <w:abstractNum w:abstractNumId="40" w15:restartNumberingAfterBreak="0">
+  <w:abstractNum w:abstractNumId="43" w15:restartNumberingAfterBreak="0">
     <w:nsid w:val="3E017A65"/>
     <w:multiLevelType w:val="hybridMultilevel"/>
     <w:tmpl w:val="7DC43054"/>
@@ -16981,7 +18416,7 @@
       </w:rPr>
     </w:lvl>
   </w:abstractNum>
-  <w:abstractNum w:abstractNumId="41" w15:restartNumberingAfterBreak="0">
+  <w:abstractNum w:abstractNumId="44" w15:restartNumberingAfterBreak="0">
     <w:nsid w:val="3F2F2766"/>
     <w:multiLevelType w:val="hybridMultilevel"/>
     <w:tmpl w:val="4502E290"/>
@@ -17094,7 +18529,7 @@
       </w:rPr>
     </w:lvl>
   </w:abstractNum>
-  <w:abstractNum w:abstractNumId="42" w15:restartNumberingAfterBreak="0">
+  <w:abstractNum w:abstractNumId="45" w15:restartNumberingAfterBreak="0">
     <w:nsid w:val="3F670876"/>
     <w:multiLevelType w:val="hybridMultilevel"/>
     <w:tmpl w:val="87CAC3F6"/>
@@ -17206,7 +18641,7 @@
       </w:rPr>
     </w:lvl>
   </w:abstractNum>
-  <w:abstractNum w:abstractNumId="43" w15:restartNumberingAfterBreak="0">
+  <w:abstractNum w:abstractNumId="46" w15:restartNumberingAfterBreak="0">
     <w:nsid w:val="3FEE4530"/>
     <w:multiLevelType w:val="hybridMultilevel"/>
     <w:tmpl w:val="EFB48A48"/>
@@ -17319,7 +18754,7 @@
       </w:rPr>
     </w:lvl>
   </w:abstractNum>
-  <w:abstractNum w:abstractNumId="44" w15:restartNumberingAfterBreak="0">
+  <w:abstractNum w:abstractNumId="47" w15:restartNumberingAfterBreak="0">
     <w:nsid w:val="42516CF2"/>
     <w:multiLevelType w:val="multilevel"/>
     <w:tmpl w:val="B0706E5A"/>
@@ -17468,7 +18903,7 @@
       </w:rPr>
     </w:lvl>
   </w:abstractNum>
-  <w:abstractNum w:abstractNumId="45" w15:restartNumberingAfterBreak="0">
+  <w:abstractNum w:abstractNumId="48" w15:restartNumberingAfterBreak="0">
     <w:nsid w:val="42545CBC"/>
     <w:multiLevelType w:val="hybridMultilevel"/>
     <w:tmpl w:val="A6D487CC"/>
@@ -17580,7 +19015,7 @@
       </w:rPr>
     </w:lvl>
   </w:abstractNum>
-  <w:abstractNum w:abstractNumId="46" w15:restartNumberingAfterBreak="0">
+  <w:abstractNum w:abstractNumId="49" w15:restartNumberingAfterBreak="0">
     <w:nsid w:val="444A7F9A"/>
     <w:multiLevelType w:val="hybridMultilevel"/>
     <w:tmpl w:val="FC3C1540"/>
@@ -17692,7 +19127,7 @@
       </w:rPr>
     </w:lvl>
   </w:abstractNum>
-  <w:abstractNum w:abstractNumId="47" w15:restartNumberingAfterBreak="0">
+  <w:abstractNum w:abstractNumId="50" w15:restartNumberingAfterBreak="0">
     <w:nsid w:val="445D654F"/>
     <w:multiLevelType w:val="hybridMultilevel"/>
     <w:tmpl w:val="C8920D36"/>
@@ -17805,7 +19240,7 @@
       </w:rPr>
     </w:lvl>
   </w:abstractNum>
-  <w:abstractNum w:abstractNumId="48" w15:restartNumberingAfterBreak="0">
+  <w:abstractNum w:abstractNumId="51" w15:restartNumberingAfterBreak="0">
     <w:nsid w:val="451619A4"/>
     <w:multiLevelType w:val="hybridMultilevel"/>
     <w:tmpl w:val="D3B8B1B0"/>
@@ -17917,7 +19352,7 @@
       </w:rPr>
     </w:lvl>
   </w:abstractNum>
-  <w:abstractNum w:abstractNumId="49" w15:restartNumberingAfterBreak="0">
+  <w:abstractNum w:abstractNumId="52" w15:restartNumberingAfterBreak="0">
     <w:nsid w:val="45867B90"/>
     <w:multiLevelType w:val="hybridMultilevel"/>
     <w:tmpl w:val="47BA1232"/>
@@ -18029,7 +19464,7 @@
       </w:rPr>
     </w:lvl>
   </w:abstractNum>
-  <w:abstractNum w:abstractNumId="50" w15:restartNumberingAfterBreak="0">
+  <w:abstractNum w:abstractNumId="53" w15:restartNumberingAfterBreak="0">
     <w:nsid w:val="470C54C3"/>
     <w:multiLevelType w:val="hybridMultilevel"/>
     <w:tmpl w:val="0A827D10"/>
@@ -18142,7 +19577,156 @@
       </w:rPr>
     </w:lvl>
   </w:abstractNum>
-  <w:abstractNum w:abstractNumId="51" w15:restartNumberingAfterBreak="0">
+  <w:abstractNum w:abstractNumId="54" w15:restartNumberingAfterBreak="0">
+    <w:nsid w:val="48691879"/>
+    <w:multiLevelType w:val="multilevel"/>
+    <w:tmpl w:val="24FA03BA"/>
+    <w:lvl w:ilvl="0">
+      <w:start w:val="1"/>
+      <w:numFmt w:val="bullet"/>
+      <w:lvlText w:val=""/>
+      <w:lvlJc w:val="left"/>
+      <w:pPr>
+        <w:tabs>
+          <w:tab w:val="num" w:pos="720"/>
+        </w:tabs>
+        <w:ind w:left="720" w:hanging="360"/>
+      </w:pPr>
+      <w:rPr>
+        <w:rFonts w:ascii="Symbol" w:hAnsi="Symbol" w:hint="default"/>
+        <w:sz w:val="20"/>
+      </w:rPr>
+    </w:lvl>
+    <w:lvl w:ilvl="1" w:tentative="1">
+      <w:start w:val="1"/>
+      <w:numFmt w:val="bullet"/>
+      <w:lvlText w:val="o"/>
+      <w:lvlJc w:val="left"/>
+      <w:pPr>
+        <w:tabs>
+          <w:tab w:val="num" w:pos="1440"/>
+        </w:tabs>
+        <w:ind w:left="1440" w:hanging="360"/>
+      </w:pPr>
+      <w:rPr>
+        <w:rFonts w:ascii="Courier New" w:hAnsi="Courier New" w:hint="default"/>
+        <w:sz w:val="20"/>
+      </w:rPr>
+    </w:lvl>
+    <w:lvl w:ilvl="2" w:tentative="1">
+      <w:start w:val="1"/>
+      <w:numFmt w:val="bullet"/>
+      <w:lvlText w:val=""/>
+      <w:lvlJc w:val="left"/>
+      <w:pPr>
+        <w:tabs>
+          <w:tab w:val="num" w:pos="2160"/>
+        </w:tabs>
+        <w:ind w:left="2160" w:hanging="360"/>
+      </w:pPr>
+      <w:rPr>
+        <w:rFonts w:ascii="Wingdings" w:hAnsi="Wingdings" w:hint="default"/>
+        <w:sz w:val="20"/>
+      </w:rPr>
+    </w:lvl>
+    <w:lvl w:ilvl="3" w:tentative="1">
+      <w:start w:val="1"/>
+      <w:numFmt w:val="bullet"/>
+      <w:lvlText w:val=""/>
+      <w:lvlJc w:val="left"/>
+      <w:pPr>
+        <w:tabs>
+          <w:tab w:val="num" w:pos="2880"/>
+        </w:tabs>
+        <w:ind w:left="2880" w:hanging="360"/>
+      </w:pPr>
+      <w:rPr>
+        <w:rFonts w:ascii="Wingdings" w:hAnsi="Wingdings" w:hint="default"/>
+        <w:sz w:val="20"/>
+      </w:rPr>
+    </w:lvl>
+    <w:lvl w:ilvl="4" w:tentative="1">
+      <w:start w:val="1"/>
+      <w:numFmt w:val="bullet"/>
+      <w:lvlText w:val=""/>
+      <w:lvlJc w:val="left"/>
+      <w:pPr>
+        <w:tabs>
+          <w:tab w:val="num" w:pos="3600"/>
+        </w:tabs>
+        <w:ind w:left="3600" w:hanging="360"/>
+      </w:pPr>
+      <w:rPr>
+        <w:rFonts w:ascii="Wingdings" w:hAnsi="Wingdings" w:hint="default"/>
+        <w:sz w:val="20"/>
+      </w:rPr>
+    </w:lvl>
+    <w:lvl w:ilvl="5" w:tentative="1">
+      <w:start w:val="1"/>
+      <w:numFmt w:val="bullet"/>
+      <w:lvlText w:val=""/>
+      <w:lvlJc w:val="left"/>
+      <w:pPr>
+        <w:tabs>
+          <w:tab w:val="num" w:pos="4320"/>
+        </w:tabs>
+        <w:ind w:left="4320" w:hanging="360"/>
+      </w:pPr>
+      <w:rPr>
+        <w:rFonts w:ascii="Wingdings" w:hAnsi="Wingdings" w:hint="default"/>
+        <w:sz w:val="20"/>
+      </w:rPr>
+    </w:lvl>
+    <w:lvl w:ilvl="6" w:tentative="1">
+      <w:start w:val="1"/>
+      <w:numFmt w:val="bullet"/>
+      <w:lvlText w:val=""/>
+      <w:lvlJc w:val="left"/>
+      <w:pPr>
+        <w:tabs>
+          <w:tab w:val="num" w:pos="5040"/>
+        </w:tabs>
+        <w:ind w:left="5040" w:hanging="360"/>
+      </w:pPr>
+      <w:rPr>
+        <w:rFonts w:ascii="Wingdings" w:hAnsi="Wingdings" w:hint="default"/>
+        <w:sz w:val="20"/>
+      </w:rPr>
+    </w:lvl>
+    <w:lvl w:ilvl="7" w:tentative="1">
+      <w:start w:val="1"/>
+      <w:numFmt w:val="bullet"/>
+      <w:lvlText w:val=""/>
+      <w:lvlJc w:val="left"/>
+      <w:pPr>
+        <w:tabs>
+          <w:tab w:val="num" w:pos="5760"/>
+        </w:tabs>
+        <w:ind w:left="5760" w:hanging="360"/>
+      </w:pPr>
+      <w:rPr>
+        <w:rFonts w:ascii="Wingdings" w:hAnsi="Wingdings" w:hint="default"/>
+        <w:sz w:val="20"/>
+      </w:rPr>
+    </w:lvl>
+    <w:lvl w:ilvl="8" w:tentative="1">
+      <w:start w:val="1"/>
+      <w:numFmt w:val="bullet"/>
+      <w:lvlText w:val=""/>
+      <w:lvlJc w:val="left"/>
+      <w:pPr>
+        <w:tabs>
+          <w:tab w:val="num" w:pos="6480"/>
+        </w:tabs>
+        <w:ind w:left="6480" w:hanging="360"/>
+      </w:pPr>
+      <w:rPr>
+        <w:rFonts w:ascii="Wingdings" w:hAnsi="Wingdings" w:hint="default"/>
+        <w:sz w:val="20"/>
+      </w:rPr>
+    </w:lvl>
+  </w:abstractNum>
+  <w:abstractNum w:abstractNumId="55" w15:restartNumberingAfterBreak="0">
     <w:nsid w:val="4A136C87"/>
     <w:multiLevelType w:val="hybridMultilevel"/>
     <w:tmpl w:val="78608C6C"/>
@@ -18254,7 +19838,7 @@
       </w:rPr>
     </w:lvl>
   </w:abstractNum>
-  <w:abstractNum w:abstractNumId="52" w15:restartNumberingAfterBreak="0">
+  <w:abstractNum w:abstractNumId="56" w15:restartNumberingAfterBreak="0">
     <w:nsid w:val="4A236E9D"/>
     <w:multiLevelType w:val="hybridMultilevel"/>
     <w:tmpl w:val="9F9812D0"/>
@@ -18366,7 +19950,7 @@
       </w:rPr>
     </w:lvl>
   </w:abstractNum>
-  <w:abstractNum w:abstractNumId="53" w15:restartNumberingAfterBreak="0">
+  <w:abstractNum w:abstractNumId="57" w15:restartNumberingAfterBreak="0">
     <w:nsid w:val="4A5F55A9"/>
     <w:multiLevelType w:val="hybridMultilevel"/>
     <w:tmpl w:val="0D3AC080"/>
@@ -18478,7 +20062,7 @@
       </w:rPr>
     </w:lvl>
   </w:abstractNum>
-  <w:abstractNum w:abstractNumId="54" w15:restartNumberingAfterBreak="0">
+  <w:abstractNum w:abstractNumId="58" w15:restartNumberingAfterBreak="0">
     <w:nsid w:val="4BB76C74"/>
     <w:multiLevelType w:val="hybridMultilevel"/>
     <w:tmpl w:val="D5303D68"/>
@@ -18590,7 +20174,7 @@
       </w:rPr>
     </w:lvl>
   </w:abstractNum>
-  <w:abstractNum w:abstractNumId="55" w15:restartNumberingAfterBreak="0">
+  <w:abstractNum w:abstractNumId="59" w15:restartNumberingAfterBreak="0">
     <w:nsid w:val="4DA617C0"/>
     <w:multiLevelType w:val="hybridMultilevel"/>
     <w:tmpl w:val="CBB6B620"/>
@@ -18702,7 +20286,7 @@
       </w:rPr>
     </w:lvl>
   </w:abstractNum>
-  <w:abstractNum w:abstractNumId="56" w15:restartNumberingAfterBreak="0">
+  <w:abstractNum w:abstractNumId="60" w15:restartNumberingAfterBreak="0">
     <w:nsid w:val="4E3A3B25"/>
     <w:multiLevelType w:val="hybridMultilevel"/>
     <w:tmpl w:val="99AA89AC"/>
@@ -18814,7 +20398,7 @@
       </w:rPr>
     </w:lvl>
   </w:abstractNum>
-  <w:abstractNum w:abstractNumId="57" w15:restartNumberingAfterBreak="0">
+  <w:abstractNum w:abstractNumId="61" w15:restartNumberingAfterBreak="0">
     <w:nsid w:val="4F2C133C"/>
     <w:multiLevelType w:val="multilevel"/>
     <w:tmpl w:val="25603220"/>
@@ -18963,7 +20547,7 @@
       </w:rPr>
     </w:lvl>
   </w:abstractNum>
-  <w:abstractNum w:abstractNumId="58" w15:restartNumberingAfterBreak="0">
+  <w:abstractNum w:abstractNumId="62" w15:restartNumberingAfterBreak="0">
     <w:nsid w:val="50256ADE"/>
     <w:multiLevelType w:val="hybridMultilevel"/>
     <w:tmpl w:val="0818EA64"/>
@@ -19075,7 +20659,7 @@
       </w:rPr>
     </w:lvl>
   </w:abstractNum>
-  <w:abstractNum w:abstractNumId="59" w15:restartNumberingAfterBreak="0">
+  <w:abstractNum w:abstractNumId="63" w15:restartNumberingAfterBreak="0">
     <w:nsid w:val="51975149"/>
     <w:multiLevelType w:val="hybridMultilevel"/>
     <w:tmpl w:val="2EF4D1CA"/>
@@ -19188,7 +20772,96 @@
       </w:rPr>
     </w:lvl>
   </w:abstractNum>
-  <w:abstractNum w:abstractNumId="60" w15:restartNumberingAfterBreak="0">
+  <w:abstractNum w:abstractNumId="64" w15:restartNumberingAfterBreak="0">
+    <w:nsid w:val="522764ED"/>
+    <w:multiLevelType w:val="hybridMultilevel"/>
+    <w:tmpl w:val="DAFA377A"/>
+    <w:lvl w:ilvl="0" w:tplc="0409000F">
+      <w:start w:val="1"/>
+      <w:numFmt w:val="decimal"/>
+      <w:lvlText w:val="%1."/>
+      <w:lvlJc w:val="left"/>
+      <w:pPr>
+        <w:ind w:left="720" w:hanging="360"/>
+      </w:pPr>
+      <w:rPr>
+        <w:rFonts w:hint="default"/>
+      </w:rPr>
+    </w:lvl>
+    <w:lvl w:ilvl="1" w:tplc="04090019" w:tentative="1">
+      <w:start w:val="1"/>
+      <w:numFmt w:val="lowerLetter"/>
+      <w:lvlText w:val="%2."/>
+      <w:lvlJc w:val="left"/>
+      <w:pPr>
+        <w:ind w:left="1440" w:hanging="360"/>
+      </w:pPr>
+    </w:lvl>
+    <w:lvl w:ilvl="2" w:tplc="0409001B" w:tentative="1">
+      <w:start w:val="1"/>
+      <w:numFmt w:val="lowerRoman"/>
+      <w:lvlText w:val="%3."/>
+      <w:lvlJc w:val="right"/>
+      <w:pPr>
+        <w:ind w:left="2160" w:hanging="180"/>
+      </w:pPr>
+    </w:lvl>
+    <w:lvl w:ilvl="3" w:tplc="0409000F" w:tentative="1">
+      <w:start w:val="1"/>
+      <w:numFmt w:val="decimal"/>
+      <w:lvlText w:val="%4."/>
+      <w:lvlJc w:val="left"/>
+      <w:pPr>
+        <w:ind w:left="2880" w:hanging="360"/>
+      </w:pPr>
+    </w:lvl>
+    <w:lvl w:ilvl="4" w:tplc="04090019" w:tentative="1">
+      <w:start w:val="1"/>
+      <w:numFmt w:val="lowerLetter"/>
+      <w:lvlText w:val="%5."/>
+      <w:lvlJc w:val="left"/>
+      <w:pPr>
+        <w:ind w:left="3600" w:hanging="360"/>
+      </w:pPr>
+    </w:lvl>
+    <w:lvl w:ilvl="5" w:tplc="0409001B" w:tentative="1">
+      <w:start w:val="1"/>
+      <w:numFmt w:val="lowerRoman"/>
+      <w:lvlText w:val="%6."/>
+      <w:lvlJc w:val="right"/>
+      <w:pPr>
+        <w:ind w:left="4320" w:hanging="180"/>
+      </w:pPr>
+    </w:lvl>
+    <w:lvl w:ilvl="6" w:tplc="0409000F" w:tentative="1">
+      <w:start w:val="1"/>
+      <w:numFmt w:val="decimal"/>
+      <w:lvlText w:val="%7."/>
+      <w:lvlJc w:val="left"/>
+      <w:pPr>
+        <w:ind w:left="5040" w:hanging="360"/>
+      </w:pPr>
+    </w:lvl>
+    <w:lvl w:ilvl="7" w:tplc="04090019" w:tentative="1">
+      <w:start w:val="1"/>
+      <w:numFmt w:val="lowerLetter"/>
+      <w:lvlText w:val="%8."/>
+      <w:lvlJc w:val="left"/>
+      <w:pPr>
+        <w:ind w:left="5760" w:hanging="360"/>
+      </w:pPr>
+    </w:lvl>
+    <w:lvl w:ilvl="8" w:tplc="0409001B" w:tentative="1">
+      <w:start w:val="1"/>
+      <w:numFmt w:val="lowerRoman"/>
+      <w:lvlText w:val="%9."/>
+      <w:lvlJc w:val="right"/>
+      <w:pPr>
+        <w:ind w:left="6480" w:hanging="180"/>
+      </w:pPr>
+    </w:lvl>
+  </w:abstractNum>
+  <w:abstractNum w:abstractNumId="65" w15:restartNumberingAfterBreak="0">
     <w:nsid w:val="53FB0753"/>
     <w:multiLevelType w:val="hybridMultilevel"/>
     <w:tmpl w:val="36C23286"/>
@@ -19300,7 +20973,7 @@
       </w:rPr>
     </w:lvl>
   </w:abstractNum>
-  <w:abstractNum w:abstractNumId="61" w15:restartNumberingAfterBreak="0">
+  <w:abstractNum w:abstractNumId="66" w15:restartNumberingAfterBreak="0">
     <w:nsid w:val="56A967D5"/>
     <w:multiLevelType w:val="hybridMultilevel"/>
     <w:tmpl w:val="4AD2C76C"/>
@@ -19412,7 +21085,7 @@
       </w:rPr>
     </w:lvl>
   </w:abstractNum>
-  <w:abstractNum w:abstractNumId="62" w15:restartNumberingAfterBreak="0">
+  <w:abstractNum w:abstractNumId="67" w15:restartNumberingAfterBreak="0">
     <w:nsid w:val="57F8144A"/>
     <w:multiLevelType w:val="hybridMultilevel"/>
     <w:tmpl w:val="1F8208A2"/>
@@ -19524,7 +21197,7 @@
       </w:rPr>
     </w:lvl>
   </w:abstractNum>
-  <w:abstractNum w:abstractNumId="63" w15:restartNumberingAfterBreak="0">
+  <w:abstractNum w:abstractNumId="68" w15:restartNumberingAfterBreak="0">
     <w:nsid w:val="57FA4B86"/>
     <w:multiLevelType w:val="hybridMultilevel"/>
     <w:tmpl w:val="24E2749A"/>
@@ -19636,7 +21309,7 @@
       </w:rPr>
     </w:lvl>
   </w:abstractNum>
-  <w:abstractNum w:abstractNumId="64" w15:restartNumberingAfterBreak="0">
+  <w:abstractNum w:abstractNumId="69" w15:restartNumberingAfterBreak="0">
     <w:nsid w:val="5AC635B5"/>
     <w:multiLevelType w:val="hybridMultilevel"/>
     <w:tmpl w:val="51A0E17A"/>
@@ -19748,7 +21421,305 @@
       </w:rPr>
     </w:lvl>
   </w:abstractNum>
-  <w:abstractNum w:abstractNumId="65" w15:restartNumberingAfterBreak="0">
+  <w:abstractNum w:abstractNumId="70" w15:restartNumberingAfterBreak="0">
+    <w:nsid w:val="5D3D35B1"/>
+    <w:multiLevelType w:val="multilevel"/>
+    <w:tmpl w:val="1DB64FCA"/>
+    <w:lvl w:ilvl="0">
+      <w:start w:val="1"/>
+      <w:numFmt w:val="bullet"/>
+      <w:lvlText w:val=""/>
+      <w:lvlJc w:val="left"/>
+      <w:pPr>
+        <w:tabs>
+          <w:tab w:val="num" w:pos="720"/>
+        </w:tabs>
+        <w:ind w:left="720" w:hanging="360"/>
+      </w:pPr>
+      <w:rPr>
+        <w:rFonts w:ascii="Symbol" w:hAnsi="Symbol" w:hint="default"/>
+        <w:sz w:val="20"/>
+      </w:rPr>
+    </w:lvl>
+    <w:lvl w:ilvl="1" w:tentative="1">
+      <w:start w:val="1"/>
+      <w:numFmt w:val="bullet"/>
+      <w:lvlText w:val="o"/>
+      <w:lvlJc w:val="left"/>
+      <w:pPr>
+        <w:tabs>
+          <w:tab w:val="num" w:pos="1440"/>
+        </w:tabs>
+        <w:ind w:left="1440" w:hanging="360"/>
+      </w:pPr>
+      <w:rPr>
+        <w:rFonts w:ascii="Courier New" w:hAnsi="Courier New" w:hint="default"/>
+        <w:sz w:val="20"/>
+      </w:rPr>
+    </w:lvl>
+    <w:lvl w:ilvl="2" w:tentative="1">
+      <w:start w:val="1"/>
+      <w:numFmt w:val="bullet"/>
+      <w:lvlText w:val=""/>
+      <w:lvlJc w:val="left"/>
+      <w:pPr>
+        <w:tabs>
+          <w:tab w:val="num" w:pos="2160"/>
+        </w:tabs>
+        <w:ind w:left="2160" w:hanging="360"/>
+      </w:pPr>
+      <w:rPr>
+        <w:rFonts w:ascii="Wingdings" w:hAnsi="Wingdings" w:hint="default"/>
+        <w:sz w:val="20"/>
+      </w:rPr>
+    </w:lvl>
+    <w:lvl w:ilvl="3" w:tentative="1">
+      <w:start w:val="1"/>
+      <w:numFmt w:val="bullet"/>
+      <w:lvlText w:val=""/>
+      <w:lvlJc w:val="left"/>
+      <w:pPr>
+        <w:tabs>
+          <w:tab w:val="num" w:pos="2880"/>
+        </w:tabs>
+        <w:ind w:left="2880" w:hanging="360"/>
+      </w:pPr>
+      <w:rPr>
+        <w:rFonts w:ascii="Wingdings" w:hAnsi="Wingdings" w:hint="default"/>
+        <w:sz w:val="20"/>
+      </w:rPr>
+    </w:lvl>
+    <w:lvl w:ilvl="4" w:tentative="1">
+      <w:start w:val="1"/>
+      <w:numFmt w:val="bullet"/>
+      <w:lvlText w:val=""/>
+      <w:lvlJc w:val="left"/>
+      <w:pPr>
+        <w:tabs>
+          <w:tab w:val="num" w:pos="3600"/>
+        </w:tabs>
+        <w:ind w:left="3600" w:hanging="360"/>
+      </w:pPr>
+      <w:rPr>
+        <w:rFonts w:ascii="Wingdings" w:hAnsi="Wingdings" w:hint="default"/>
+        <w:sz w:val="20"/>
+      </w:rPr>
+    </w:lvl>
+    <w:lvl w:ilvl="5" w:tentative="1">
+      <w:start w:val="1"/>
+      <w:numFmt w:val="bullet"/>
+      <w:lvlText w:val=""/>
+      <w:lvlJc w:val="left"/>
+      <w:pPr>
+        <w:tabs>
+          <w:tab w:val="num" w:pos="4320"/>
+        </w:tabs>
+        <w:ind w:left="4320" w:hanging="360"/>
+      </w:pPr>
+      <w:rPr>
+        <w:rFonts w:ascii="Wingdings" w:hAnsi="Wingdings" w:hint="default"/>
+        <w:sz w:val="20"/>
+      </w:rPr>
+    </w:lvl>
+    <w:lvl w:ilvl="6" w:tentative="1">
+      <w:start w:val="1"/>
+      <w:numFmt w:val="bullet"/>
+      <w:lvlText w:val=""/>
+      <w:lvlJc w:val="left"/>
+      <w:pPr>
+        <w:tabs>
+          <w:tab w:val="num" w:pos="5040"/>
+        </w:tabs>
+        <w:ind w:left="5040" w:hanging="360"/>
+      </w:pPr>
+      <w:rPr>
+        <w:rFonts w:ascii="Wingdings" w:hAnsi="Wingdings" w:hint="default"/>
+        <w:sz w:val="20"/>
+      </w:rPr>
+    </w:lvl>
+    <w:lvl w:ilvl="7" w:tentative="1">
+      <w:start w:val="1"/>
+      <w:numFmt w:val="bullet"/>
+      <w:lvlText w:val=""/>
+      <w:lvlJc w:val="left"/>
+      <w:pPr>
+        <w:tabs>
+          <w:tab w:val="num" w:pos="5760"/>
+        </w:tabs>
+        <w:ind w:left="5760" w:hanging="360"/>
+      </w:pPr>
+      <w:rPr>
+        <w:rFonts w:ascii="Wingdings" w:hAnsi="Wingdings" w:hint="default"/>
+        <w:sz w:val="20"/>
+      </w:rPr>
+    </w:lvl>
+    <w:lvl w:ilvl="8" w:tentative="1">
+      <w:start w:val="1"/>
+      <w:numFmt w:val="bullet"/>
+      <w:lvlText w:val=""/>
+      <w:lvlJc w:val="left"/>
+      <w:pPr>
+        <w:tabs>
+          <w:tab w:val="num" w:pos="6480"/>
+        </w:tabs>
+        <w:ind w:left="6480" w:hanging="360"/>
+      </w:pPr>
+      <w:rPr>
+        <w:rFonts w:ascii="Wingdings" w:hAnsi="Wingdings" w:hint="default"/>
+        <w:sz w:val="20"/>
+      </w:rPr>
+    </w:lvl>
+  </w:abstractNum>
+  <w:abstractNum w:abstractNumId="71" w15:restartNumberingAfterBreak="0">
+    <w:nsid w:val="5E8562F4"/>
+    <w:multiLevelType w:val="multilevel"/>
+    <w:tmpl w:val="E0D01132"/>
+    <w:lvl w:ilvl="0">
+      <w:start w:val="1"/>
+      <w:numFmt w:val="bullet"/>
+      <w:lvlText w:val=""/>
+      <w:lvlJc w:val="left"/>
+      <w:pPr>
+        <w:tabs>
+          <w:tab w:val="num" w:pos="720"/>
+        </w:tabs>
+        <w:ind w:left="720" w:hanging="360"/>
+      </w:pPr>
+      <w:rPr>
+        <w:rFonts w:ascii="Symbol" w:hAnsi="Symbol" w:hint="default"/>
+        <w:sz w:val="20"/>
+      </w:rPr>
+    </w:lvl>
+    <w:lvl w:ilvl="1" w:tentative="1">
+      <w:start w:val="1"/>
+      <w:numFmt w:val="bullet"/>
+      <w:lvlText w:val="o"/>
+      <w:lvlJc w:val="left"/>
+      <w:pPr>
+        <w:tabs>
+          <w:tab w:val="num" w:pos="1440"/>
+        </w:tabs>
+        <w:ind w:left="1440" w:hanging="360"/>
+      </w:pPr>
+      <w:rPr>
+        <w:rFonts w:ascii="Courier New" w:hAnsi="Courier New" w:hint="default"/>
+        <w:sz w:val="20"/>
+      </w:rPr>
+    </w:lvl>
+    <w:lvl w:ilvl="2" w:tentative="1">
+      <w:start w:val="1"/>
+      <w:numFmt w:val="bullet"/>
+      <w:lvlText w:val=""/>
+      <w:lvlJc w:val="left"/>
+      <w:pPr>
+        <w:tabs>
+          <w:tab w:val="num" w:pos="2160"/>
+        </w:tabs>
+        <w:ind w:left="2160" w:hanging="360"/>
+      </w:pPr>
+      <w:rPr>
+        <w:rFonts w:ascii="Wingdings" w:hAnsi="Wingdings" w:hint="default"/>
+        <w:sz w:val="20"/>
+      </w:rPr>
+    </w:lvl>
+    <w:lvl w:ilvl="3" w:tentative="1">
+      <w:start w:val="1"/>
+      <w:numFmt w:val="bullet"/>
+      <w:lvlText w:val=""/>
+      <w:lvlJc w:val="left"/>
+      <w:pPr>
+        <w:tabs>
+          <w:tab w:val="num" w:pos="2880"/>
+        </w:tabs>
+        <w:ind w:left="2880" w:hanging="360"/>
+      </w:pPr>
+      <w:rPr>
+        <w:rFonts w:ascii="Wingdings" w:hAnsi="Wingdings" w:hint="default"/>
+        <w:sz w:val="20"/>
+      </w:rPr>
+    </w:lvl>
+    <w:lvl w:ilvl="4" w:tentative="1">
+      <w:start w:val="1"/>
+      <w:numFmt w:val="bullet"/>
+      <w:lvlText w:val=""/>
+      <w:lvlJc w:val="left"/>
+      <w:pPr>
+        <w:tabs>
+          <w:tab w:val="num" w:pos="3600"/>
+        </w:tabs>
+        <w:ind w:left="3600" w:hanging="360"/>
+      </w:pPr>
+      <w:rPr>
+        <w:rFonts w:ascii="Wingdings" w:hAnsi="Wingdings" w:hint="default"/>
+        <w:sz w:val="20"/>
+      </w:rPr>
+    </w:lvl>
+    <w:lvl w:ilvl="5" w:tentative="1">
+      <w:start w:val="1"/>
+      <w:numFmt w:val="bullet"/>
+      <w:lvlText w:val=""/>
+      <w:lvlJc w:val="left"/>
+      <w:pPr>
+        <w:tabs>
+          <w:tab w:val="num" w:pos="4320"/>
+        </w:tabs>
+        <w:ind w:left="4320" w:hanging="360"/>
+      </w:pPr>
+      <w:rPr>
+        <w:rFonts w:ascii="Wingdings" w:hAnsi="Wingdings" w:hint="default"/>
+        <w:sz w:val="20"/>
+      </w:rPr>
+    </w:lvl>
+    <w:lvl w:ilvl="6" w:tentative="1">
+      <w:start w:val="1"/>
+      <w:numFmt w:val="bullet"/>
+      <w:lvlText w:val=""/>
+      <w:lvlJc w:val="left"/>
+      <w:pPr>
+        <w:tabs>
+          <w:tab w:val="num" w:pos="5040"/>
+        </w:tabs>
+        <w:ind w:left="5040" w:hanging="360"/>
+      </w:pPr>
+      <w:rPr>
+        <w:rFonts w:ascii="Wingdings" w:hAnsi="Wingdings" w:hint="default"/>
+        <w:sz w:val="20"/>
+      </w:rPr>
+    </w:lvl>
+    <w:lvl w:ilvl="7" w:tentative="1">
+      <w:start w:val="1"/>
+      <w:numFmt w:val="bullet"/>
+      <w:lvlText w:val=""/>
+      <w:lvlJc w:val="left"/>
+      <w:pPr>
+        <w:tabs>
+          <w:tab w:val="num" w:pos="5760"/>
+        </w:tabs>
+        <w:ind w:left="5760" w:hanging="360"/>
+      </w:pPr>
+      <w:rPr>
+        <w:rFonts w:ascii="Wingdings" w:hAnsi="Wingdings" w:hint="default"/>
+        <w:sz w:val="20"/>
+      </w:rPr>
+    </w:lvl>
+    <w:lvl w:ilvl="8" w:tentative="1">
+      <w:start w:val="1"/>
+      <w:numFmt w:val="bullet"/>
+      <w:lvlText w:val=""/>
+      <w:lvlJc w:val="left"/>
+      <w:pPr>
+        <w:tabs>
+          <w:tab w:val="num" w:pos="6480"/>
+        </w:tabs>
+        <w:ind w:left="6480" w:hanging="360"/>
+      </w:pPr>
+      <w:rPr>
+        <w:rFonts w:ascii="Wingdings" w:hAnsi="Wingdings" w:hint="default"/>
+        <w:sz w:val="20"/>
+      </w:rPr>
+    </w:lvl>
+  </w:abstractNum>
+  <w:abstractNum w:abstractNumId="72" w15:restartNumberingAfterBreak="0">
     <w:nsid w:val="5E9D7FF9"/>
     <w:multiLevelType w:val="hybridMultilevel"/>
     <w:tmpl w:val="9FEC9846"/>
@@ -19861,7 +21832,7 @@
       </w:rPr>
     </w:lvl>
   </w:abstractNum>
-  <w:abstractNum w:abstractNumId="66" w15:restartNumberingAfterBreak="0">
+  <w:abstractNum w:abstractNumId="73" w15:restartNumberingAfterBreak="0">
     <w:nsid w:val="66C01D91"/>
     <w:multiLevelType w:val="hybridMultilevel"/>
     <w:tmpl w:val="056EB786"/>
@@ -19974,7 +21945,7 @@
       </w:rPr>
     </w:lvl>
   </w:abstractNum>
-  <w:abstractNum w:abstractNumId="67" w15:restartNumberingAfterBreak="0">
+  <w:abstractNum w:abstractNumId="74" w15:restartNumberingAfterBreak="0">
     <w:nsid w:val="68FF3E14"/>
     <w:multiLevelType w:val="hybridMultilevel"/>
     <w:tmpl w:val="852ED156"/>
@@ -20086,7 +22057,7 @@
       </w:rPr>
     </w:lvl>
   </w:abstractNum>
-  <w:abstractNum w:abstractNumId="68" w15:restartNumberingAfterBreak="0">
+  <w:abstractNum w:abstractNumId="75" w15:restartNumberingAfterBreak="0">
     <w:nsid w:val="6B531966"/>
     <w:multiLevelType w:val="hybridMultilevel"/>
     <w:tmpl w:val="2758CFC0"/>
@@ -20198,7 +22169,7 @@
       </w:rPr>
     </w:lvl>
   </w:abstractNum>
-  <w:abstractNum w:abstractNumId="69" w15:restartNumberingAfterBreak="0">
+  <w:abstractNum w:abstractNumId="76" w15:restartNumberingAfterBreak="0">
     <w:nsid w:val="6C181A8F"/>
     <w:multiLevelType w:val="hybridMultilevel"/>
     <w:tmpl w:val="AE1A9754"/>
@@ -20310,7 +22281,156 @@
       </w:rPr>
     </w:lvl>
   </w:abstractNum>
-  <w:abstractNum w:abstractNumId="70" w15:restartNumberingAfterBreak="0">
+  <w:abstractNum w:abstractNumId="77" w15:restartNumberingAfterBreak="0">
+    <w:nsid w:val="6C52622C"/>
+    <w:multiLevelType w:val="multilevel"/>
+    <w:tmpl w:val="F8B03172"/>
+    <w:lvl w:ilvl="0">
+      <w:start w:val="1"/>
+      <w:numFmt w:val="bullet"/>
+      <w:lvlText w:val=""/>
+      <w:lvlJc w:val="left"/>
+      <w:pPr>
+        <w:tabs>
+          <w:tab w:val="num" w:pos="720"/>
+        </w:tabs>
+        <w:ind w:left="720" w:hanging="360"/>
+      </w:pPr>
+      <w:rPr>
+        <w:rFonts w:ascii="Symbol" w:hAnsi="Symbol" w:hint="default"/>
+        <w:sz w:val="20"/>
+      </w:rPr>
+    </w:lvl>
+    <w:lvl w:ilvl="1" w:tentative="1">
+      <w:start w:val="1"/>
+      <w:numFmt w:val="bullet"/>
+      <w:lvlText w:val="o"/>
+      <w:lvlJc w:val="left"/>
+      <w:pPr>
+        <w:tabs>
+          <w:tab w:val="num" w:pos="1440"/>
+        </w:tabs>
+        <w:ind w:left="1440" w:hanging="360"/>
+      </w:pPr>
+      <w:rPr>
+        <w:rFonts w:ascii="Courier New" w:hAnsi="Courier New" w:hint="default"/>
+        <w:sz w:val="20"/>
+      </w:rPr>
+    </w:lvl>
+    <w:lvl w:ilvl="2" w:tentative="1">
+      <w:start w:val="1"/>
+      <w:numFmt w:val="bullet"/>
+      <w:lvlText w:val=""/>
+      <w:lvlJc w:val="left"/>
+      <w:pPr>
+        <w:tabs>
+          <w:tab w:val="num" w:pos="2160"/>
+        </w:tabs>
+        <w:ind w:left="2160" w:hanging="360"/>
+      </w:pPr>
+      <w:rPr>
+        <w:rFonts w:ascii="Wingdings" w:hAnsi="Wingdings" w:hint="default"/>
+        <w:sz w:val="20"/>
+      </w:rPr>
+    </w:lvl>
+    <w:lvl w:ilvl="3" w:tentative="1">
+      <w:start w:val="1"/>
+      <w:numFmt w:val="bullet"/>
+      <w:lvlText w:val=""/>
+      <w:lvlJc w:val="left"/>
+      <w:pPr>
+        <w:tabs>
+          <w:tab w:val="num" w:pos="2880"/>
+        </w:tabs>
+        <w:ind w:left="2880" w:hanging="360"/>
+      </w:pPr>
+      <w:rPr>
+        <w:rFonts w:ascii="Wingdings" w:hAnsi="Wingdings" w:hint="default"/>
+        <w:sz w:val="20"/>
+      </w:rPr>
+    </w:lvl>
+    <w:lvl w:ilvl="4" w:tentative="1">
+      <w:start w:val="1"/>
+      <w:numFmt w:val="bullet"/>
+      <w:lvlText w:val=""/>
+      <w:lvlJc w:val="left"/>
+      <w:pPr>
+        <w:tabs>
+          <w:tab w:val="num" w:pos="3600"/>
+        </w:tabs>
+        <w:ind w:left="3600" w:hanging="360"/>
+      </w:pPr>
+      <w:rPr>
+        <w:rFonts w:ascii="Wingdings" w:hAnsi="Wingdings" w:hint="default"/>
+        <w:sz w:val="20"/>
+      </w:rPr>
+    </w:lvl>
+    <w:lvl w:ilvl="5" w:tentative="1">
+      <w:start w:val="1"/>
+      <w:numFmt w:val="bullet"/>
+      <w:lvlText w:val=""/>
+      <w:lvlJc w:val="left"/>
+      <w:pPr>
+        <w:tabs>
+          <w:tab w:val="num" w:pos="4320"/>
+        </w:tabs>
+        <w:ind w:left="4320" w:hanging="360"/>
+      </w:pPr>
+      <w:rPr>
+        <w:rFonts w:ascii="Wingdings" w:hAnsi="Wingdings" w:hint="default"/>
+        <w:sz w:val="20"/>
+      </w:rPr>
+    </w:lvl>
+    <w:lvl w:ilvl="6" w:tentative="1">
+      <w:start w:val="1"/>
+      <w:numFmt w:val="bullet"/>
+      <w:lvlText w:val=""/>
+      <w:lvlJc w:val="left"/>
+      <w:pPr>
+        <w:tabs>
+          <w:tab w:val="num" w:pos="5040"/>
+        </w:tabs>
+        <w:ind w:left="5040" w:hanging="360"/>
+      </w:pPr>
+      <w:rPr>
+        <w:rFonts w:ascii="Wingdings" w:hAnsi="Wingdings" w:hint="default"/>
+        <w:sz w:val="20"/>
+      </w:rPr>
+    </w:lvl>
+    <w:lvl w:ilvl="7" w:tentative="1">
+      <w:start w:val="1"/>
+      <w:numFmt w:val="bullet"/>
+      <w:lvlText w:val=""/>
+      <w:lvlJc w:val="left"/>
+      <w:pPr>
+        <w:tabs>
+          <w:tab w:val="num" w:pos="5760"/>
+        </w:tabs>
+        <w:ind w:left="5760" w:hanging="360"/>
+      </w:pPr>
+      <w:rPr>
+        <w:rFonts w:ascii="Wingdings" w:hAnsi="Wingdings" w:hint="default"/>
+        <w:sz w:val="20"/>
+      </w:rPr>
+    </w:lvl>
+    <w:lvl w:ilvl="8" w:tentative="1">
+      <w:start w:val="1"/>
+      <w:numFmt w:val="bullet"/>
+      <w:lvlText w:val=""/>
+      <w:lvlJc w:val="left"/>
+      <w:pPr>
+        <w:tabs>
+          <w:tab w:val="num" w:pos="6480"/>
+        </w:tabs>
+        <w:ind w:left="6480" w:hanging="360"/>
+      </w:pPr>
+      <w:rPr>
+        <w:rFonts w:ascii="Wingdings" w:hAnsi="Wingdings" w:hint="default"/>
+        <w:sz w:val="20"/>
+      </w:rPr>
+    </w:lvl>
+  </w:abstractNum>
+  <w:abstractNum w:abstractNumId="78" w15:restartNumberingAfterBreak="0">
     <w:nsid w:val="6D674DC7"/>
     <w:multiLevelType w:val="multilevel"/>
     <w:tmpl w:val="4342CC68"/>
@@ -20459,7 +22579,7 @@
       </w:rPr>
     </w:lvl>
   </w:abstractNum>
-  <w:abstractNum w:abstractNumId="71" w15:restartNumberingAfterBreak="0">
+  <w:abstractNum w:abstractNumId="79" w15:restartNumberingAfterBreak="0">
     <w:nsid w:val="6E08011E"/>
     <w:multiLevelType w:val="hybridMultilevel"/>
     <w:tmpl w:val="33DE4EDC"/>
@@ -20571,7 +22691,7 @@
       </w:rPr>
     </w:lvl>
   </w:abstractNum>
-  <w:abstractNum w:abstractNumId="72" w15:restartNumberingAfterBreak="0">
+  <w:abstractNum w:abstractNumId="80" w15:restartNumberingAfterBreak="0">
     <w:nsid w:val="722717AC"/>
     <w:multiLevelType w:val="hybridMultilevel"/>
     <w:tmpl w:val="935CC4B6"/>
@@ -20683,7 +22803,7 @@
       </w:rPr>
     </w:lvl>
   </w:abstractNum>
-  <w:abstractNum w:abstractNumId="73" w15:restartNumberingAfterBreak="0">
+  <w:abstractNum w:abstractNumId="81" w15:restartNumberingAfterBreak="0">
     <w:nsid w:val="7266168E"/>
     <w:multiLevelType w:val="hybridMultilevel"/>
     <w:tmpl w:val="163AFB96"/>
@@ -20795,7 +22915,7 @@
       </w:rPr>
     </w:lvl>
   </w:abstractNum>
-  <w:abstractNum w:abstractNumId="74" w15:restartNumberingAfterBreak="0">
+  <w:abstractNum w:abstractNumId="82" w15:restartNumberingAfterBreak="0">
     <w:nsid w:val="743E3484"/>
     <w:multiLevelType w:val="hybridMultilevel"/>
     <w:tmpl w:val="F148EE2C"/>
@@ -20908,7 +23028,7 @@
       </w:rPr>
     </w:lvl>
   </w:abstractNum>
-  <w:abstractNum w:abstractNumId="75" w15:restartNumberingAfterBreak="0">
+  <w:abstractNum w:abstractNumId="83" w15:restartNumberingAfterBreak="0">
     <w:nsid w:val="777C1D77"/>
     <w:multiLevelType w:val="hybridMultilevel"/>
     <w:tmpl w:val="2D0210B8"/>
@@ -21020,7 +23140,7 @@
       </w:rPr>
     </w:lvl>
   </w:abstractNum>
-  <w:abstractNum w:abstractNumId="76" w15:restartNumberingAfterBreak="0">
+  <w:abstractNum w:abstractNumId="84" w15:restartNumberingAfterBreak="0">
     <w:nsid w:val="79033895"/>
     <w:multiLevelType w:val="hybridMultilevel"/>
     <w:tmpl w:val="D0EC68D0"/>
@@ -21132,7 +23252,7 @@
       </w:rPr>
     </w:lvl>
   </w:abstractNum>
-  <w:abstractNum w:abstractNumId="77" w15:restartNumberingAfterBreak="0">
+  <w:abstractNum w:abstractNumId="85" w15:restartNumberingAfterBreak="0">
     <w:nsid w:val="79254661"/>
     <w:multiLevelType w:val="multilevel"/>
     <w:tmpl w:val="577EED92"/>
@@ -21281,7 +23401,7 @@
       </w:rPr>
     </w:lvl>
   </w:abstractNum>
-  <w:abstractNum w:abstractNumId="78" w15:restartNumberingAfterBreak="0">
+  <w:abstractNum w:abstractNumId="86" w15:restartNumberingAfterBreak="0">
     <w:nsid w:val="7A8751EA"/>
     <w:multiLevelType w:val="multilevel"/>
     <w:tmpl w:val="ADFE54B8"/>
@@ -21430,7 +23550,7 @@
       </w:rPr>
     </w:lvl>
   </w:abstractNum>
-  <w:abstractNum w:abstractNumId="79" w15:restartNumberingAfterBreak="0">
+  <w:abstractNum w:abstractNumId="87" w15:restartNumberingAfterBreak="0">
     <w:nsid w:val="7BB76968"/>
     <w:multiLevelType w:val="hybridMultilevel"/>
     <w:tmpl w:val="F1945E5E"/>
@@ -21543,246 +23663,270 @@
     </w:lvl>
   </w:abstractNum>
   <w:num w:numId="1" w16cid:durableId="1956208242">
+    <w:abstractNumId w:val="5"/>
+  </w:num>
+  <w:num w:numId="2" w16cid:durableId="77288022">
+    <w:abstractNumId w:val="6"/>
+  </w:num>
+  <w:num w:numId="3" w16cid:durableId="1080636982">
+    <w:abstractNumId w:val="61"/>
+  </w:num>
+  <w:num w:numId="4" w16cid:durableId="716128754">
+    <w:abstractNumId w:val="25"/>
+  </w:num>
+  <w:num w:numId="5" w16cid:durableId="1356880465">
+    <w:abstractNumId w:val="85"/>
+  </w:num>
+  <w:num w:numId="6" w16cid:durableId="1210613002">
+    <w:abstractNumId w:val="17"/>
+  </w:num>
+  <w:num w:numId="7" w16cid:durableId="2002191770">
+    <w:abstractNumId w:val="47"/>
+  </w:num>
+  <w:num w:numId="8" w16cid:durableId="998534124">
+    <w:abstractNumId w:val="31"/>
+  </w:num>
+  <w:num w:numId="9" w16cid:durableId="523247384">
+    <w:abstractNumId w:val="78"/>
+  </w:num>
+  <w:num w:numId="10" w16cid:durableId="261114341">
+    <w:abstractNumId w:val="13"/>
+  </w:num>
+  <w:num w:numId="11" w16cid:durableId="987244375">
+    <w:abstractNumId w:val="86"/>
+  </w:num>
+  <w:num w:numId="12" w16cid:durableId="1765805581">
+    <w:abstractNumId w:val="7"/>
+  </w:num>
+  <w:num w:numId="13" w16cid:durableId="820117559">
+    <w:abstractNumId w:val="73"/>
+  </w:num>
+  <w:num w:numId="14" w16cid:durableId="452291802">
+    <w:abstractNumId w:val="34"/>
+  </w:num>
+  <w:num w:numId="15" w16cid:durableId="71853967">
+    <w:abstractNumId w:val="24"/>
+  </w:num>
+  <w:num w:numId="16" w16cid:durableId="1587035945">
+    <w:abstractNumId w:val="46"/>
+  </w:num>
+  <w:num w:numId="17" w16cid:durableId="1439452709">
+    <w:abstractNumId w:val="39"/>
+  </w:num>
+  <w:num w:numId="18" w16cid:durableId="1627157179">
+    <w:abstractNumId w:val="63"/>
+  </w:num>
+  <w:num w:numId="19" w16cid:durableId="1214316601">
+    <w:abstractNumId w:val="50"/>
+  </w:num>
+  <w:num w:numId="20" w16cid:durableId="1685471909">
+    <w:abstractNumId w:val="2"/>
+  </w:num>
+  <w:num w:numId="21" w16cid:durableId="914435209">
+    <w:abstractNumId w:val="35"/>
+  </w:num>
+  <w:num w:numId="22" w16cid:durableId="1255505909">
+    <w:abstractNumId w:val="30"/>
+  </w:num>
+  <w:num w:numId="23" w16cid:durableId="529799065">
+    <w:abstractNumId w:val="9"/>
+  </w:num>
+  <w:num w:numId="24" w16cid:durableId="1664163106">
+    <w:abstractNumId w:val="72"/>
+  </w:num>
+  <w:num w:numId="25" w16cid:durableId="1714576960">
+    <w:abstractNumId w:val="15"/>
+  </w:num>
+  <w:num w:numId="26" w16cid:durableId="2121341683">
+    <w:abstractNumId w:val="21"/>
+  </w:num>
+  <w:num w:numId="27" w16cid:durableId="827793205">
+    <w:abstractNumId w:val="82"/>
+  </w:num>
+  <w:num w:numId="28" w16cid:durableId="1275989163">
+    <w:abstractNumId w:val="44"/>
+  </w:num>
+  <w:num w:numId="29" w16cid:durableId="621544332">
+    <w:abstractNumId w:val="53"/>
+  </w:num>
+  <w:num w:numId="30" w16cid:durableId="1089692455">
+    <w:abstractNumId w:val="10"/>
+  </w:num>
+  <w:num w:numId="31" w16cid:durableId="1926265000">
+    <w:abstractNumId w:val="26"/>
+  </w:num>
+  <w:num w:numId="32" w16cid:durableId="2092268856">
+    <w:abstractNumId w:val="11"/>
+  </w:num>
+  <w:num w:numId="33" w16cid:durableId="46222972">
+    <w:abstractNumId w:val="28"/>
+  </w:num>
+  <w:num w:numId="34" w16cid:durableId="721440043">
+    <w:abstractNumId w:val="58"/>
+  </w:num>
+  <w:num w:numId="35" w16cid:durableId="1074085621">
+    <w:abstractNumId w:val="76"/>
+  </w:num>
+  <w:num w:numId="36" w16cid:durableId="164785594">
+    <w:abstractNumId w:val="55"/>
+  </w:num>
+  <w:num w:numId="37" w16cid:durableId="1690908687">
+    <w:abstractNumId w:val="56"/>
+  </w:num>
+  <w:num w:numId="38" w16cid:durableId="1494486041">
+    <w:abstractNumId w:val="42"/>
+  </w:num>
+  <w:num w:numId="39" w16cid:durableId="301084558">
+    <w:abstractNumId w:val="16"/>
+  </w:num>
+  <w:num w:numId="40" w16cid:durableId="1202018679">
+    <w:abstractNumId w:val="81"/>
+  </w:num>
+  <w:num w:numId="41" w16cid:durableId="696003112">
+    <w:abstractNumId w:val="87"/>
+  </w:num>
+  <w:num w:numId="42" w16cid:durableId="1488278798">
+    <w:abstractNumId w:val="52"/>
+  </w:num>
+  <w:num w:numId="43" w16cid:durableId="630794293">
+    <w:abstractNumId w:val="51"/>
+  </w:num>
+  <w:num w:numId="44" w16cid:durableId="170145410">
+    <w:abstractNumId w:val="66"/>
+  </w:num>
+  <w:num w:numId="45" w16cid:durableId="127862477">
+    <w:abstractNumId w:val="18"/>
+  </w:num>
+  <w:num w:numId="46" w16cid:durableId="105513983">
+    <w:abstractNumId w:val="75"/>
+  </w:num>
+  <w:num w:numId="47" w16cid:durableId="1514762862">
+    <w:abstractNumId w:val="23"/>
+  </w:num>
+  <w:num w:numId="48" w16cid:durableId="2091274094">
     <w:abstractNumId w:val="4"/>
   </w:num>
-  <w:num w:numId="2" w16cid:durableId="77288022">
-    <w:abstractNumId w:val="5"/>
+  <w:num w:numId="49" w16cid:durableId="1099376477">
+    <w:abstractNumId w:val="49"/>
   </w:num>
-  <w:num w:numId="3" w16cid:durableId="1080636982">
+  <w:num w:numId="50" w16cid:durableId="1000231748">
+    <w:abstractNumId w:val="12"/>
+  </w:num>
+  <w:num w:numId="51" w16cid:durableId="1626617711">
     <w:abstractNumId w:val="57"/>
   </w:num>
-  <w:num w:numId="4" w16cid:durableId="716128754">
-    <w:abstractNumId w:val="23"/>
+  <w:num w:numId="52" w16cid:durableId="853420226">
+    <w:abstractNumId w:val="68"/>
   </w:num>
-  <w:num w:numId="5" w16cid:durableId="1356880465">
+  <w:num w:numId="53" w16cid:durableId="1519540791">
+    <w:abstractNumId w:val="48"/>
+  </w:num>
+  <w:num w:numId="54" w16cid:durableId="1148135894">
+    <w:abstractNumId w:val="40"/>
+  </w:num>
+  <w:num w:numId="55" w16cid:durableId="1808281118">
+    <w:abstractNumId w:val="74"/>
+  </w:num>
+  <w:num w:numId="56" w16cid:durableId="1758408107">
+    <w:abstractNumId w:val="36"/>
+  </w:num>
+  <w:num w:numId="57" w16cid:durableId="820270538">
+    <w:abstractNumId w:val="1"/>
+  </w:num>
+  <w:num w:numId="58" w16cid:durableId="433135565">
+    <w:abstractNumId w:val="41"/>
+  </w:num>
+  <w:num w:numId="59" w16cid:durableId="1891763306">
+    <w:abstractNumId w:val="83"/>
+  </w:num>
+  <w:num w:numId="60" w16cid:durableId="252595352">
+    <w:abstractNumId w:val="32"/>
+  </w:num>
+  <w:num w:numId="61" w16cid:durableId="43599653">
+    <w:abstractNumId w:val="22"/>
+  </w:num>
+  <w:num w:numId="62" w16cid:durableId="1724282809">
+    <w:abstractNumId w:val="60"/>
+  </w:num>
+  <w:num w:numId="63" w16cid:durableId="1221207068">
+    <w:abstractNumId w:val="3"/>
+  </w:num>
+  <w:num w:numId="64" w16cid:durableId="1494025353">
+    <w:abstractNumId w:val="37"/>
+  </w:num>
+  <w:num w:numId="65" w16cid:durableId="869296667">
+    <w:abstractNumId w:val="59"/>
+  </w:num>
+  <w:num w:numId="66" w16cid:durableId="91706771">
+    <w:abstractNumId w:val="20"/>
+  </w:num>
+  <w:num w:numId="67" w16cid:durableId="2083485411">
+    <w:abstractNumId w:val="27"/>
+  </w:num>
+  <w:num w:numId="68" w16cid:durableId="34044173">
+    <w:abstractNumId w:val="38"/>
+  </w:num>
+  <w:num w:numId="69" w16cid:durableId="1958246351">
+    <w:abstractNumId w:val="14"/>
+  </w:num>
+  <w:num w:numId="70" w16cid:durableId="1597665370">
+    <w:abstractNumId w:val="8"/>
+  </w:num>
+  <w:num w:numId="71" w16cid:durableId="389354266">
+    <w:abstractNumId w:val="80"/>
+  </w:num>
+  <w:num w:numId="72" w16cid:durableId="1195070258">
+    <w:abstractNumId w:val="79"/>
+  </w:num>
+  <w:num w:numId="73" w16cid:durableId="1972049655">
+    <w:abstractNumId w:val="43"/>
+  </w:num>
+  <w:num w:numId="74" w16cid:durableId="1499272371">
+    <w:abstractNumId w:val="62"/>
+  </w:num>
+  <w:num w:numId="75" w16cid:durableId="1796026856">
+    <w:abstractNumId w:val="67"/>
+  </w:num>
+  <w:num w:numId="76" w16cid:durableId="1229995767">
+    <w:abstractNumId w:val="69"/>
+  </w:num>
+  <w:num w:numId="77" w16cid:durableId="1817409612">
+    <w:abstractNumId w:val="65"/>
+  </w:num>
+  <w:num w:numId="78" w16cid:durableId="1134832258">
+    <w:abstractNumId w:val="84"/>
+  </w:num>
+  <w:num w:numId="79" w16cid:durableId="1911575055">
+    <w:abstractNumId w:val="45"/>
+  </w:num>
+  <w:num w:numId="80" w16cid:durableId="1638756930">
+    <w:abstractNumId w:val="29"/>
+  </w:num>
+  <w:num w:numId="81" w16cid:durableId="427506740">
+    <w:abstractNumId w:val="71"/>
+  </w:num>
+  <w:num w:numId="82" w16cid:durableId="513149297">
+    <w:abstractNumId w:val="64"/>
+  </w:num>
+  <w:num w:numId="83" w16cid:durableId="548422958">
+    <w:abstractNumId w:val="33"/>
+  </w:num>
+  <w:num w:numId="84" w16cid:durableId="931205951">
     <w:abstractNumId w:val="77"/>
   </w:num>
-  <w:num w:numId="6" w16cid:durableId="1210613002">
-    <w:abstractNumId w:val="16"/>
+  <w:num w:numId="85" w16cid:durableId="1261450898">
+    <w:abstractNumId w:val="0"/>
   </w:num>
-  <w:num w:numId="7" w16cid:durableId="2002191770">
-    <w:abstractNumId w:val="44"/>
+  <w:num w:numId="86" w16cid:durableId="470248295">
+    <w:abstractNumId w:val="54"/>
   </w:num>
-  <w:num w:numId="8" w16cid:durableId="998534124">
-    <w:abstractNumId w:val="29"/>
-  </w:num>
-  <w:num w:numId="9" w16cid:durableId="523247384">
+  <w:num w:numId="87" w16cid:durableId="982394239">
     <w:abstractNumId w:val="70"/>
   </w:num>
-  <w:num w:numId="10" w16cid:durableId="261114341">
-    <w:abstractNumId w:val="12"/>
-  </w:num>
-  <w:num w:numId="11" w16cid:durableId="987244375">
-    <w:abstractNumId w:val="78"/>
-  </w:num>
-  <w:num w:numId="12" w16cid:durableId="1765805581">
-    <w:abstractNumId w:val="6"/>
-  </w:num>
-  <w:num w:numId="13" w16cid:durableId="820117559">
-    <w:abstractNumId w:val="66"/>
-  </w:num>
-  <w:num w:numId="14" w16cid:durableId="452291802">
-    <w:abstractNumId w:val="31"/>
-  </w:num>
-  <w:num w:numId="15" w16cid:durableId="71853967">
-    <w:abstractNumId w:val="22"/>
-  </w:num>
-  <w:num w:numId="16" w16cid:durableId="1587035945">
-    <w:abstractNumId w:val="43"/>
-  </w:num>
-  <w:num w:numId="17" w16cid:durableId="1439452709">
-    <w:abstractNumId w:val="36"/>
-  </w:num>
-  <w:num w:numId="18" w16cid:durableId="1627157179">
-    <w:abstractNumId w:val="59"/>
-  </w:num>
-  <w:num w:numId="19" w16cid:durableId="1214316601">
-    <w:abstractNumId w:val="47"/>
-  </w:num>
-  <w:num w:numId="20" w16cid:durableId="1685471909">
-    <w:abstractNumId w:val="1"/>
-  </w:num>
-  <w:num w:numId="21" w16cid:durableId="914435209">
-    <w:abstractNumId w:val="32"/>
-  </w:num>
-  <w:num w:numId="22" w16cid:durableId="1255505909">
-    <w:abstractNumId w:val="28"/>
-  </w:num>
-  <w:num w:numId="23" w16cid:durableId="529799065">
-    <w:abstractNumId w:val="8"/>
-  </w:num>
-  <w:num w:numId="24" w16cid:durableId="1664163106">
-    <w:abstractNumId w:val="65"/>
-  </w:num>
-  <w:num w:numId="25" w16cid:durableId="1714576960">
-    <w:abstractNumId w:val="14"/>
-  </w:num>
-  <w:num w:numId="26" w16cid:durableId="2121341683">
+  <w:num w:numId="88" w16cid:durableId="2041782596">
     <w:abstractNumId w:val="19"/>
   </w:num>
-  <w:num w:numId="27" w16cid:durableId="827793205">
-    <w:abstractNumId w:val="74"/>
-  </w:num>
-  <w:num w:numId="28" w16cid:durableId="1275989163">
-    <w:abstractNumId w:val="41"/>
-  </w:num>
-  <w:num w:numId="29" w16cid:durableId="621544332">
-    <w:abstractNumId w:val="50"/>
-  </w:num>
-  <w:num w:numId="30" w16cid:durableId="1089692455">
-    <w:abstractNumId w:val="9"/>
-  </w:num>
-  <w:num w:numId="31" w16cid:durableId="1926265000">
-    <w:abstractNumId w:val="24"/>
-  </w:num>
-  <w:num w:numId="32" w16cid:durableId="2092268856">
-    <w:abstractNumId w:val="10"/>
-  </w:num>
-  <w:num w:numId="33" w16cid:durableId="46222972">
-    <w:abstractNumId w:val="26"/>
-  </w:num>
-  <w:num w:numId="34" w16cid:durableId="721440043">
-    <w:abstractNumId w:val="54"/>
-  </w:num>
-  <w:num w:numId="35" w16cid:durableId="1074085621">
-    <w:abstractNumId w:val="69"/>
-  </w:num>
-  <w:num w:numId="36" w16cid:durableId="164785594">
-    <w:abstractNumId w:val="51"/>
-  </w:num>
-  <w:num w:numId="37" w16cid:durableId="1690908687">
-    <w:abstractNumId w:val="52"/>
-  </w:num>
-  <w:num w:numId="38" w16cid:durableId="1494486041">
-    <w:abstractNumId w:val="39"/>
-  </w:num>
-  <w:num w:numId="39" w16cid:durableId="301084558">
-    <w:abstractNumId w:val="15"/>
-  </w:num>
-  <w:num w:numId="40" w16cid:durableId="1202018679">
-    <w:abstractNumId w:val="73"/>
-  </w:num>
-  <w:num w:numId="41" w16cid:durableId="696003112">
-    <w:abstractNumId w:val="79"/>
-  </w:num>
-  <w:num w:numId="42" w16cid:durableId="1488278798">
-    <w:abstractNumId w:val="49"/>
-  </w:num>
-  <w:num w:numId="43" w16cid:durableId="630794293">
-    <w:abstractNumId w:val="48"/>
-  </w:num>
-  <w:num w:numId="44" w16cid:durableId="170145410">
-    <w:abstractNumId w:val="61"/>
-  </w:num>
-  <w:num w:numId="45" w16cid:durableId="127862477">
-    <w:abstractNumId w:val="17"/>
-  </w:num>
-  <w:num w:numId="46" w16cid:durableId="105513983">
-    <w:abstractNumId w:val="68"/>
-  </w:num>
-  <w:num w:numId="47" w16cid:durableId="1514762862">
-    <w:abstractNumId w:val="21"/>
-  </w:num>
-  <w:num w:numId="48" w16cid:durableId="2091274094">
-    <w:abstractNumId w:val="3"/>
-  </w:num>
-  <w:num w:numId="49" w16cid:durableId="1099376477">
-    <w:abstractNumId w:val="46"/>
-  </w:num>
-  <w:num w:numId="50" w16cid:durableId="1000231748">
-    <w:abstractNumId w:val="11"/>
-  </w:num>
-  <w:num w:numId="51" w16cid:durableId="1626617711">
-    <w:abstractNumId w:val="53"/>
-  </w:num>
-  <w:num w:numId="52" w16cid:durableId="853420226">
-    <w:abstractNumId w:val="63"/>
-  </w:num>
-  <w:num w:numId="53" w16cid:durableId="1519540791">
-    <w:abstractNumId w:val="45"/>
-  </w:num>
-  <w:num w:numId="54" w16cid:durableId="1148135894">
-    <w:abstractNumId w:val="37"/>
-  </w:num>
-  <w:num w:numId="55" w16cid:durableId="1808281118">
-    <w:abstractNumId w:val="67"/>
-  </w:num>
-  <w:num w:numId="56" w16cid:durableId="1758408107">
-    <w:abstractNumId w:val="33"/>
-  </w:num>
-  <w:num w:numId="57" w16cid:durableId="820270538">
-    <w:abstractNumId w:val="0"/>
-  </w:num>
-  <w:num w:numId="58" w16cid:durableId="433135565">
-    <w:abstractNumId w:val="38"/>
-  </w:num>
-  <w:num w:numId="59" w16cid:durableId="1891763306">
-    <w:abstractNumId w:val="75"/>
-  </w:num>
-  <w:num w:numId="60" w16cid:durableId="252595352">
-    <w:abstractNumId w:val="30"/>
-  </w:num>
-  <w:num w:numId="61" w16cid:durableId="43599653">
-    <w:abstractNumId w:val="20"/>
-  </w:num>
-  <w:num w:numId="62" w16cid:durableId="1724282809">
-    <w:abstractNumId w:val="56"/>
-  </w:num>
-  <w:num w:numId="63" w16cid:durableId="1221207068">
-    <w:abstractNumId w:val="2"/>
-  </w:num>
-  <w:num w:numId="64" w16cid:durableId="1494025353">
-    <w:abstractNumId w:val="34"/>
-  </w:num>
-  <w:num w:numId="65" w16cid:durableId="869296667">
-    <w:abstractNumId w:val="55"/>
-  </w:num>
-  <w:num w:numId="66" w16cid:durableId="91706771">
-    <w:abstractNumId w:val="18"/>
-  </w:num>
-  <w:num w:numId="67" w16cid:durableId="2083485411">
-    <w:abstractNumId w:val="25"/>
-  </w:num>
-  <w:num w:numId="68" w16cid:durableId="34044173">
-    <w:abstractNumId w:val="35"/>
-  </w:num>
-  <w:num w:numId="69" w16cid:durableId="1958246351">
-    <w:abstractNumId w:val="13"/>
-  </w:num>
-  <w:num w:numId="70" w16cid:durableId="1597665370">
-    <w:abstractNumId w:val="7"/>
-  </w:num>
-  <w:num w:numId="71" w16cid:durableId="389354266">
-    <w:abstractNumId w:val="72"/>
-  </w:num>
-  <w:num w:numId="72" w16cid:durableId="1195070258">
-    <w:abstractNumId w:val="71"/>
-  </w:num>
-  <w:num w:numId="73" w16cid:durableId="1972049655">
-    <w:abstractNumId w:val="40"/>
-  </w:num>
-  <w:num w:numId="74" w16cid:durableId="1499272371">
-    <w:abstractNumId w:val="58"/>
-  </w:num>
-  <w:num w:numId="75" w16cid:durableId="1796026856">
-    <w:abstractNumId w:val="62"/>
-  </w:num>
-  <w:num w:numId="76" w16cid:durableId="1229995767">
-    <w:abstractNumId w:val="64"/>
-  </w:num>
-  <w:num w:numId="77" w16cid:durableId="1817409612">
-    <w:abstractNumId w:val="60"/>
-  </w:num>
-  <w:num w:numId="78" w16cid:durableId="1134832258">
-    <w:abstractNumId w:val="76"/>
-  </w:num>
-  <w:num w:numId="79" w16cid:durableId="1911575055">
-    <w:abstractNumId w:val="42"/>
-  </w:num>
-  <w:num w:numId="80" w16cid:durableId="1638756930">
-    <w:abstractNumId w:val="27"/>
-  </w:num>
-  <w:numIdMacAtCleanup w:val="80"/>
+  <w:numIdMacAtCleanup w:val="88"/>
 </w:numbering>
 </file>
 

--- a/documents/docx/Prompts.docx
+++ b/documents/docx/Prompts.docx
@@ -13158,6 +13158,1570 @@
       </w:pPr>
       <w:r>
         <w:t>In short, the web version may remain responsive, but the exported PDF flyer must always be complete, properly scaled, and print-ready.</w:t>
+      </w:r>
+    </w:p>
+    <w:p>
+      <w:pPr>
+        <w:pBdr>
+          <w:bottom w:val="single" w:sz="6" w:space="1" w:color="auto"/>
+        </w:pBdr>
+        <w:spacing w:after="0" w:line="240" w:lineRule="auto"/>
+        <w:ind w:left="360"/>
+      </w:pPr>
+    </w:p>
+    <w:p>
+      <w:pPr>
+        <w:spacing w:after="0" w:line="240" w:lineRule="auto"/>
+        <w:ind w:left="360"/>
+      </w:pPr>
+    </w:p>
+    <w:p>
+      <w:pPr>
+        <w:spacing w:after="0" w:line="240" w:lineRule="auto"/>
+        <w:ind w:left="360"/>
+      </w:pPr>
+      <w:r>
+        <w:t xml:space="preserve">Please generate a comprehensive </w:t>
+      </w:r>
+      <w:r>
+        <w:rPr>
+          <w:b/>
+          <w:bCs/>
+        </w:rPr>
+        <w:t>Business Requirements Document (BRD)</w:t>
+      </w:r>
+      <w:r>
+        <w:t xml:space="preserve"> in Word format by reverse-engineering the content, structure, navigation, and functionality of all pages across the entire website.</w:t>
+      </w:r>
+    </w:p>
+    <w:p>
+      <w:pPr>
+        <w:spacing w:after="0" w:line="240" w:lineRule="auto"/>
+        <w:ind w:left="360"/>
+      </w:pPr>
+      <w:r>
+        <w:t>The document should describe what the website currently contains and what business/user requirements can be derived from it.</w:t>
+      </w:r>
+    </w:p>
+    <w:p>
+      <w:pPr>
+        <w:spacing w:after="0" w:line="240" w:lineRule="auto"/>
+        <w:ind w:left="360"/>
+      </w:pPr>
+      <w:r>
+        <w:t>Please include the following sections:</w:t>
+      </w:r>
+    </w:p>
+    <w:p>
+      <w:pPr>
+        <w:numPr>
+          <w:ilvl w:val="0"/>
+          <w:numId w:val="89"/>
+        </w:numPr>
+        <w:spacing w:after="0" w:line="240" w:lineRule="auto"/>
+      </w:pPr>
+      <w:r>
+        <w:rPr>
+          <w:b/>
+          <w:bCs/>
+        </w:rPr>
+        <w:t>Purpose of the Website</w:t>
+      </w:r>
+      <w:r>
+        <w:br/>
+        <w:t>Describe the overall mission, target audience, and institutional purpose of the site.</w:t>
+      </w:r>
+    </w:p>
+    <w:p>
+      <w:pPr>
+        <w:numPr>
+          <w:ilvl w:val="0"/>
+          <w:numId w:val="89"/>
+        </w:numPr>
+        <w:spacing w:after="0" w:line="240" w:lineRule="auto"/>
+      </w:pPr>
+      <w:r>
+        <w:rPr>
+          <w:b/>
+          <w:bCs/>
+        </w:rPr>
+        <w:t>Website Scope</w:t>
+      </w:r>
+      <w:r>
+        <w:br/>
+        <w:t>Identify the main sections, pages, language versions, and content areas covered by the website.</w:t>
+      </w:r>
+    </w:p>
+    <w:p>
+      <w:pPr>
+        <w:numPr>
+          <w:ilvl w:val="0"/>
+          <w:numId w:val="89"/>
+        </w:numPr>
+        <w:spacing w:after="0" w:line="240" w:lineRule="auto"/>
+      </w:pPr>
+      <w:r>
+        <w:rPr>
+          <w:b/>
+          <w:bCs/>
+        </w:rPr>
+        <w:t>Stakeholders and User Groups</w:t>
+      </w:r>
+      <w:r>
+        <w:br/>
+        <w:t>Define the expected users, such as visitors, members, potential members, scientists, partner institutions, administrators, and content editors.</w:t>
+      </w:r>
+    </w:p>
+    <w:p>
+      <w:pPr>
+        <w:numPr>
+          <w:ilvl w:val="0"/>
+          <w:numId w:val="89"/>
+        </w:numPr>
+        <w:spacing w:after="0" w:line="240" w:lineRule="auto"/>
+      </w:pPr>
+      <w:r>
+        <w:rPr>
+          <w:b/>
+          <w:bCs/>
+        </w:rPr>
+        <w:lastRenderedPageBreak/>
+        <w:t>Page-by-Page Requirements</w:t>
+      </w:r>
+      <w:r>
+        <w:br/>
+        <w:t>For each page, document:</w:t>
+      </w:r>
+    </w:p>
+    <w:p>
+      <w:pPr>
+        <w:numPr>
+          <w:ilvl w:val="1"/>
+          <w:numId w:val="89"/>
+        </w:numPr>
+        <w:spacing w:after="0" w:line="240" w:lineRule="auto"/>
+      </w:pPr>
+      <w:r>
+        <w:t>page name;</w:t>
+      </w:r>
+    </w:p>
+    <w:p>
+      <w:pPr>
+        <w:numPr>
+          <w:ilvl w:val="1"/>
+          <w:numId w:val="89"/>
+        </w:numPr>
+        <w:spacing w:after="0" w:line="240" w:lineRule="auto"/>
+      </w:pPr>
+      <w:r>
+        <w:t>page purpose;</w:t>
+      </w:r>
+    </w:p>
+    <w:p>
+      <w:pPr>
+        <w:numPr>
+          <w:ilvl w:val="1"/>
+          <w:numId w:val="89"/>
+        </w:numPr>
+        <w:spacing w:after="0" w:line="240" w:lineRule="auto"/>
+      </w:pPr>
+      <w:r>
+        <w:t>main content blocks;</w:t>
+      </w:r>
+    </w:p>
+    <w:p>
+      <w:pPr>
+        <w:numPr>
+          <w:ilvl w:val="1"/>
+          <w:numId w:val="89"/>
+        </w:numPr>
+        <w:spacing w:after="0" w:line="240" w:lineRule="auto"/>
+      </w:pPr>
+      <w:r>
+        <w:t>navigation elements;</w:t>
+      </w:r>
+    </w:p>
+    <w:p>
+      <w:pPr>
+        <w:numPr>
+          <w:ilvl w:val="1"/>
+          <w:numId w:val="89"/>
+        </w:numPr>
+        <w:spacing w:after="0" w:line="240" w:lineRule="auto"/>
+      </w:pPr>
+      <w:r>
+        <w:t>interactive elements;</w:t>
+      </w:r>
+    </w:p>
+    <w:p>
+      <w:pPr>
+        <w:numPr>
+          <w:ilvl w:val="1"/>
+          <w:numId w:val="89"/>
+        </w:numPr>
+        <w:spacing w:after="0" w:line="240" w:lineRule="auto"/>
+      </w:pPr>
+      <w:r>
+        <w:t>media elements;</w:t>
+      </w:r>
+    </w:p>
+    <w:p>
+      <w:pPr>
+        <w:numPr>
+          <w:ilvl w:val="1"/>
+          <w:numId w:val="89"/>
+        </w:numPr>
+        <w:spacing w:after="0" w:line="240" w:lineRule="auto"/>
+      </w:pPr>
+      <w:r>
+        <w:t>language/version requirements;</w:t>
+      </w:r>
+    </w:p>
+    <w:p>
+      <w:pPr>
+        <w:numPr>
+          <w:ilvl w:val="1"/>
+          <w:numId w:val="89"/>
+        </w:numPr>
+        <w:spacing w:after="0" w:line="240" w:lineRule="auto"/>
+      </w:pPr>
+      <w:r>
+        <w:t>functional requirements;</w:t>
+      </w:r>
+    </w:p>
+    <w:p>
+      <w:pPr>
+        <w:numPr>
+          <w:ilvl w:val="1"/>
+          <w:numId w:val="89"/>
+        </w:numPr>
+        <w:spacing w:after="0" w:line="240" w:lineRule="auto"/>
+      </w:pPr>
+      <w:r>
+        <w:t>design/layout requirements.</w:t>
+      </w:r>
+    </w:p>
+    <w:p>
+      <w:pPr>
+        <w:numPr>
+          <w:ilvl w:val="0"/>
+          <w:numId w:val="89"/>
+        </w:numPr>
+        <w:spacing w:after="0" w:line="240" w:lineRule="auto"/>
+      </w:pPr>
+      <w:r>
+        <w:rPr>
+          <w:b/>
+          <w:bCs/>
+        </w:rPr>
+        <w:t>Navigation and Information Architecture</w:t>
+      </w:r>
+      <w:r>
+        <w:br/>
+        <w:t>Describe the top menu, submenus, breadcrumbs, left navigation panels, section navigation panels, cards, buttons, links, and cross-page navigation logic.</w:t>
+      </w:r>
+    </w:p>
+    <w:p>
+      <w:pPr>
+        <w:numPr>
+          <w:ilvl w:val="0"/>
+          <w:numId w:val="89"/>
+        </w:numPr>
+        <w:spacing w:after="0" w:line="240" w:lineRule="auto"/>
+      </w:pPr>
+      <w:r>
+        <w:rPr>
+          <w:b/>
+          <w:bCs/>
+        </w:rPr>
+        <w:t>Content Requirements</w:t>
+      </w:r>
+      <w:r>
+        <w:br/>
+        <w:t>Document requirements for text, images, videos, galleries, speeches, profiles, stories, official addresses, programme information, membership content, and downloadable/shareable materials.</w:t>
+      </w:r>
+    </w:p>
+    <w:p>
+      <w:pPr>
+        <w:numPr>
+          <w:ilvl w:val="0"/>
+          <w:numId w:val="89"/>
+        </w:numPr>
+        <w:spacing w:after="0" w:line="240" w:lineRule="auto"/>
+      </w:pPr>
+      <w:r>
+        <w:rPr>
+          <w:b/>
+          <w:bCs/>
+        </w:rPr>
+        <w:t>Functional Requirements</w:t>
+      </w:r>
+      <w:r>
+        <w:br/>
+        <w:t>Include requirements for search, filtering, responsive navigation, sticky menus, galleries, video links, TTS buttons, PDF generation, sharing, email invitation, QR code behavior, and language switching.</w:t>
+      </w:r>
+    </w:p>
+    <w:p>
+      <w:pPr>
+        <w:numPr>
+          <w:ilvl w:val="0"/>
+          <w:numId w:val="89"/>
+        </w:numPr>
+        <w:spacing w:after="0" w:line="240" w:lineRule="auto"/>
+      </w:pPr>
+      <w:r>
+        <w:rPr>
+          <w:b/>
+          <w:bCs/>
+        </w:rPr>
+        <w:t>UI/UX Requirements</w:t>
+      </w:r>
+      <w:r>
+        <w:br/>
+        <w:t>Define requirements for typography, colors, spacing, cards, buttons, icons, title summary panels, left panels, responsive layouts, accessibility, and consistency across pages.</w:t>
+      </w:r>
+    </w:p>
+    <w:p>
+      <w:pPr>
+        <w:numPr>
+          <w:ilvl w:val="0"/>
+          <w:numId w:val="89"/>
+        </w:numPr>
+        <w:spacing w:after="0" w:line="240" w:lineRule="auto"/>
+      </w:pPr>
+      <w:r>
+        <w:rPr>
+          <w:b/>
+          <w:bCs/>
+        </w:rPr>
+        <w:t>Responsive and Browser Compatibility Requirements</w:t>
+      </w:r>
+      <w:r>
+        <w:br/>
+        <w:t>Specify that the site must work consistently across desktop, tablet, and mobile devices, and across major browsers including Chrome, Safari, Firefox, Edge, and mobile browsers.</w:t>
+      </w:r>
+    </w:p>
+    <w:p>
+      <w:pPr>
+        <w:numPr>
+          <w:ilvl w:val="0"/>
+          <w:numId w:val="89"/>
+        </w:numPr>
+        <w:spacing w:after="0" w:line="240" w:lineRule="auto"/>
+      </w:pPr>
+      <w:r>
+        <w:rPr>
+          <w:b/>
+          <w:bCs/>
+        </w:rPr>
+        <w:t>Non-Functional Requirements</w:t>
+      </w:r>
+      <w:r>
+        <w:br/>
+        <w:t>Include maintainability, performance, accessibility, SEO readiness, code cleanliness, consistent naming, reusable styles, and avoidance of dead code.</w:t>
+      </w:r>
+    </w:p>
+    <w:p>
+      <w:pPr>
+        <w:numPr>
+          <w:ilvl w:val="0"/>
+          <w:numId w:val="89"/>
+        </w:numPr>
+        <w:spacing w:after="0" w:line="240" w:lineRule="auto"/>
+      </w:pPr>
+      <w:r>
+        <w:rPr>
+          <w:b/>
+          <w:bCs/>
+        </w:rPr>
+        <w:t>Content Management and Maintenance Requirements</w:t>
+      </w:r>
+      <w:r>
+        <w:br/>
+        <w:t>Describe how future pages, articles, speeches, profiles, images, and documents should be added or updated consistently.</w:t>
+      </w:r>
+    </w:p>
+    <w:p>
+      <w:pPr>
+        <w:numPr>
+          <w:ilvl w:val="0"/>
+          <w:numId w:val="89"/>
+        </w:numPr>
+        <w:spacing w:after="0" w:line="240" w:lineRule="auto"/>
+      </w:pPr>
+      <w:r>
+        <w:rPr>
+          <w:b/>
+          <w:bCs/>
+        </w:rPr>
+        <w:t>Deployment Requirements</w:t>
+      </w:r>
+      <w:r>
+        <w:br/>
+        <w:t>Identify which files and folders are required for deployment and which development, temporary, backup, or unused files should be excluded.</w:t>
+      </w:r>
+    </w:p>
+    <w:p>
+      <w:pPr>
+        <w:numPr>
+          <w:ilvl w:val="0"/>
+          <w:numId w:val="89"/>
+        </w:numPr>
+        <w:spacing w:after="0" w:line="240" w:lineRule="auto"/>
+      </w:pPr>
+      <w:r>
+        <w:rPr>
+          <w:b/>
+          <w:bCs/>
+        </w:rPr>
+        <w:t>Open Issues and Recommendations</w:t>
+      </w:r>
+      <w:r>
+        <w:br/>
+        <w:t>List any inconsistencies, missing content, layout issues, unclear requirements, or improvements that should be addressed.</w:t>
+      </w:r>
+    </w:p>
+    <w:p>
+      <w:pPr>
+        <w:spacing w:after="0" w:line="240" w:lineRule="auto"/>
+        <w:ind w:left="360"/>
+      </w:pPr>
+      <w:r>
+        <w:t>The final Word document should be professionally formatted with a title page, table of contents, page numbers, headers and footers, consistent heading hierarchy, tables where appropriate, and clear language suitable for discussion with developers, designers, and project stakeholders.</w:t>
+      </w:r>
+    </w:p>
+    <w:p>
+      <w:pPr>
+        <w:pBdr>
+          <w:bottom w:val="single" w:sz="6" w:space="1" w:color="auto"/>
+        </w:pBdr>
+      </w:pPr>
+      <w:r>
+        <w:br w:type="page"/>
+      </w:r>
+    </w:p>
+    <w:p>
+      <w:pPr>
+        <w:spacing w:after="0" w:line="240" w:lineRule="auto"/>
+        <w:ind w:left="360"/>
+      </w:pPr>
+    </w:p>
+    <w:p>
+      <w:pPr>
+        <w:spacing w:after="0" w:line="240" w:lineRule="auto"/>
+        <w:ind w:left="360"/>
+      </w:pPr>
+      <w:r>
+        <w:t>Please investigate why the flyer page behaves differently in the development and production environments.</w:t>
+      </w:r>
+    </w:p>
+    <w:p>
+      <w:pPr>
+        <w:spacing w:after="0" w:line="240" w:lineRule="auto"/>
+        <w:ind w:left="360"/>
+      </w:pPr>
+      <w:r>
+        <w:t xml:space="preserve">In the development environment, the flyer functionality appears to work </w:t>
+      </w:r>
+      <w:r>
+        <w:t>fine</w:t>
+      </w:r>
+      <w:r>
+        <w:t>, but in production the following issues occur:</w:t>
+      </w:r>
+    </w:p>
+    <w:p>
+      <w:pPr>
+        <w:numPr>
+          <w:ilvl w:val="0"/>
+          <w:numId w:val="90"/>
+        </w:numPr>
+        <w:spacing w:after="0" w:line="240" w:lineRule="auto"/>
+      </w:pPr>
+      <w:r>
+        <w:t xml:space="preserve">the </w:t>
+      </w:r>
+      <w:r>
+        <w:rPr>
+          <w:b/>
+          <w:bCs/>
+        </w:rPr>
+        <w:t>“Print/PDF”</w:t>
+      </w:r>
+      <w:r>
+        <w:t xml:space="preserve"> button does not perform any action; </w:t>
+      </w:r>
+    </w:p>
+    <w:p>
+      <w:pPr>
+        <w:numPr>
+          <w:ilvl w:val="0"/>
+          <w:numId w:val="90"/>
+        </w:numPr>
+        <w:spacing w:after="0" w:line="240" w:lineRule="auto"/>
+      </w:pPr>
+      <w:r>
+        <w:t xml:space="preserve">the </w:t>
+      </w:r>
+      <w:r>
+        <w:rPr>
+          <w:b/>
+          <w:bCs/>
+        </w:rPr>
+        <w:t>“Share”</w:t>
+      </w:r>
+      <w:r>
+        <w:t xml:space="preserve"> button generates a PDF file, but the flyer content is clipped and does not fit properly. </w:t>
+      </w:r>
+    </w:p>
+    <w:p>
+      <w:pPr>
+        <w:spacing w:after="0" w:line="240" w:lineRule="auto"/>
+        <w:ind w:left="360"/>
+      </w:pPr>
+      <w:r>
+        <w:t>Please identify the root cause of this environment-specific behavior.</w:t>
+      </w:r>
+    </w:p>
+    <w:p>
+      <w:pPr>
+        <w:spacing w:after="0" w:line="240" w:lineRule="auto"/>
+        <w:ind w:left="360"/>
+      </w:pPr>
+      <w:r>
+        <w:t>Check whether the problem is related to:</w:t>
+      </w:r>
+    </w:p>
+    <w:p>
+      <w:pPr>
+        <w:numPr>
+          <w:ilvl w:val="0"/>
+          <w:numId w:val="91"/>
+        </w:numPr>
+        <w:spacing w:after="0" w:line="240" w:lineRule="auto"/>
+      </w:pPr>
+      <w:r>
+        <w:t xml:space="preserve">missing or incorrectly deployed JavaScript/CSS files; </w:t>
+      </w:r>
+    </w:p>
+    <w:p>
+      <w:pPr>
+        <w:numPr>
+          <w:ilvl w:val="0"/>
+          <w:numId w:val="91"/>
+        </w:numPr>
+        <w:spacing w:after="0" w:line="240" w:lineRule="auto"/>
+      </w:pPr>
+      <w:r>
+        <w:t xml:space="preserve">different file paths or asset paths in production; </w:t>
+      </w:r>
+    </w:p>
+    <w:p>
+      <w:pPr>
+        <w:numPr>
+          <w:ilvl w:val="0"/>
+          <w:numId w:val="91"/>
+        </w:numPr>
+        <w:spacing w:after="0" w:line="240" w:lineRule="auto"/>
+      </w:pPr>
+      <w:r>
+        <w:t xml:space="preserve">blocked scripts, browser security restrictions, or MIME-type issues; </w:t>
+      </w:r>
+    </w:p>
+    <w:p>
+      <w:pPr>
+        <w:numPr>
+          <w:ilvl w:val="0"/>
+          <w:numId w:val="91"/>
+        </w:numPr>
+        <w:spacing w:after="0" w:line="240" w:lineRule="auto"/>
+      </w:pPr>
+      <w:r>
+        <w:t xml:space="preserve">differences between local and hosted environments; </w:t>
+      </w:r>
+    </w:p>
+    <w:p>
+      <w:pPr>
+        <w:numPr>
+          <w:ilvl w:val="0"/>
+          <w:numId w:val="91"/>
+        </w:numPr>
+        <w:spacing w:after="0" w:line="240" w:lineRule="auto"/>
+      </w:pPr>
+      <w:r>
+        <w:t xml:space="preserve">print/PDF generation libraries not loading correctly; </w:t>
+      </w:r>
+    </w:p>
+    <w:p>
+      <w:pPr>
+        <w:numPr>
+          <w:ilvl w:val="0"/>
+          <w:numId w:val="91"/>
+        </w:numPr>
+        <w:spacing w:after="0" w:line="240" w:lineRule="auto"/>
+      </w:pPr>
+      <w:r>
+        <w:t xml:space="preserve">timing issues where the flyer content is not fully rendered before PDF generation starts; </w:t>
+      </w:r>
+    </w:p>
+    <w:p>
+      <w:pPr>
+        <w:numPr>
+          <w:ilvl w:val="0"/>
+          <w:numId w:val="91"/>
+        </w:numPr>
+        <w:spacing w:after="0" w:line="240" w:lineRule="auto"/>
+      </w:pPr>
+      <w:r>
+        <w:t xml:space="preserve">production minification, caching, or bundling problems; </w:t>
+      </w:r>
+    </w:p>
+    <w:p>
+      <w:pPr>
+        <w:numPr>
+          <w:ilvl w:val="0"/>
+          <w:numId w:val="91"/>
+        </w:numPr>
+        <w:spacing w:after="0" w:line="240" w:lineRule="auto"/>
+      </w:pPr>
+      <w:r>
+        <w:t xml:space="preserve">CSS media rules affecting the production layout differently; </w:t>
+      </w:r>
+    </w:p>
+    <w:p>
+      <w:pPr>
+        <w:numPr>
+          <w:ilvl w:val="0"/>
+          <w:numId w:val="91"/>
+        </w:numPr>
+        <w:spacing w:after="0" w:line="240" w:lineRule="auto"/>
+      </w:pPr>
+      <w:r>
+        <w:t xml:space="preserve">differences in viewport size, scaling, or page-break handling during PDF generation. </w:t>
+      </w:r>
+    </w:p>
+    <w:p>
+      <w:pPr>
+        <w:spacing w:after="0" w:line="240" w:lineRule="auto"/>
+        <w:ind w:left="360"/>
+      </w:pPr>
+      <w:r>
+        <w:t>Please fix the issue so that both buttons work consistently in development and production, and ensure that the generated PDF is complete, properly scaled, not clipped, and fits on one page.</w:t>
+      </w:r>
+    </w:p>
+    <w:p>
+      <w:pPr>
+        <w:pBdr>
+          <w:bottom w:val="single" w:sz="6" w:space="1" w:color="auto"/>
+        </w:pBdr>
+        <w:spacing w:after="0" w:line="240" w:lineRule="auto"/>
+        <w:ind w:left="360"/>
+      </w:pPr>
+    </w:p>
+    <w:p>
+      <w:pPr>
+        <w:spacing w:after="0" w:line="240" w:lineRule="auto"/>
+        <w:ind w:left="360"/>
+      </w:pPr>
+    </w:p>
+    <w:p>
+      <w:pPr>
+        <w:spacing w:after="0" w:line="240" w:lineRule="auto"/>
+        <w:ind w:left="360"/>
+      </w:pPr>
+      <w:r>
+        <w:t xml:space="preserve">Please update the responsive behavior of the </w:t>
+      </w:r>
+      <w:r>
+        <w:rPr>
+          <w:b/>
+          <w:bCs/>
+        </w:rPr>
+        <w:t>home page QR code</w:t>
+      </w:r>
+      <w:r>
+        <w:t>.</w:t>
+      </w:r>
+    </w:p>
+    <w:p>
+      <w:pPr>
+        <w:spacing w:after="0" w:line="240" w:lineRule="auto"/>
+        <w:ind w:left="360"/>
+      </w:pPr>
+      <w:r>
+        <w:t xml:space="preserve">When the browser window is resized, or when the site is viewed on tablets and mobile devices, the </w:t>
+      </w:r>
+      <w:r>
+        <w:rPr>
+          <w:b/>
+          <w:bCs/>
+        </w:rPr>
+        <w:t>home page QR code</w:t>
+      </w:r>
+      <w:r>
+        <w:t xml:space="preserve"> </w:t>
+      </w:r>
+      <w:r>
+        <w:t xml:space="preserve">should be positioned directly </w:t>
+      </w:r>
+      <w:r>
+        <w:rPr>
+          <w:b/>
+          <w:bCs/>
+        </w:rPr>
+        <w:t>under the hamburger menu button</w:t>
+      </w:r>
+      <w:r>
+        <w:t>.</w:t>
+      </w:r>
+    </w:p>
+    <w:p>
+      <w:pPr>
+        <w:spacing w:after="0" w:line="240" w:lineRule="auto"/>
+        <w:ind w:left="360"/>
+      </w:pPr>
+      <w:r>
+        <w:t>Please ensure that:</w:t>
+      </w:r>
+    </w:p>
+    <w:p>
+      <w:pPr>
+        <w:numPr>
+          <w:ilvl w:val="0"/>
+          <w:numId w:val="92"/>
+        </w:numPr>
+        <w:spacing w:after="0" w:line="240" w:lineRule="auto"/>
+      </w:pPr>
+      <w:r>
+        <w:t xml:space="preserve">the QR code moves below the hamburger button on narrower screens; </w:t>
+      </w:r>
+    </w:p>
+    <w:p>
+      <w:pPr>
+        <w:numPr>
+          <w:ilvl w:val="0"/>
+          <w:numId w:val="92"/>
+        </w:numPr>
+        <w:spacing w:after="0" w:line="240" w:lineRule="auto"/>
+      </w:pPr>
+      <w:r>
+        <w:t xml:space="preserve">the QR code remains clearly visible and properly aligned; </w:t>
+      </w:r>
+    </w:p>
+    <w:p>
+      <w:pPr>
+        <w:numPr>
+          <w:ilvl w:val="0"/>
+          <w:numId w:val="92"/>
+        </w:numPr>
+        <w:spacing w:after="0" w:line="240" w:lineRule="auto"/>
+      </w:pPr>
+      <w:r>
+        <w:t xml:space="preserve">it scales proportionally without distortion; </w:t>
+      </w:r>
+    </w:p>
+    <w:p>
+      <w:pPr>
+        <w:numPr>
+          <w:ilvl w:val="0"/>
+          <w:numId w:val="92"/>
+        </w:numPr>
+        <w:spacing w:after="0" w:line="240" w:lineRule="auto"/>
+      </w:pPr>
+      <w:r>
+        <w:t xml:space="preserve">it does not overlap with the menu, logo, navigation items, or page content; </w:t>
+      </w:r>
+    </w:p>
+    <w:p>
+      <w:pPr>
+        <w:numPr>
+          <w:ilvl w:val="0"/>
+          <w:numId w:val="92"/>
+        </w:numPr>
+        <w:spacing w:after="0" w:line="240" w:lineRule="auto"/>
+      </w:pPr>
+      <w:r>
+        <w:t xml:space="preserve">spacing between the hamburger button and the QR code is visually balanced; </w:t>
+      </w:r>
+    </w:p>
+    <w:p>
+      <w:pPr>
+        <w:numPr>
+          <w:ilvl w:val="0"/>
+          <w:numId w:val="92"/>
+        </w:numPr>
+        <w:spacing w:after="0" w:line="240" w:lineRule="auto"/>
+      </w:pPr>
+      <w:r>
+        <w:t xml:space="preserve">the behavior is consistent across desktop resizing, tablets, and mobile devices; </w:t>
+      </w:r>
+    </w:p>
+    <w:p>
+      <w:pPr>
+        <w:numPr>
+          <w:ilvl w:val="0"/>
+          <w:numId w:val="92"/>
+        </w:numPr>
+        <w:spacing w:after="0" w:line="240" w:lineRule="auto"/>
+      </w:pPr>
+      <w:r>
+        <w:t>the layout works correctly in major browsers, including Chrome, Safari, Firefox, Edge, and mobile browsers</w:t>
+      </w:r>
+    </w:p>
+    <w:p>
+      <w:pPr>
+        <w:pBdr>
+          <w:bottom w:val="single" w:sz="6" w:space="1" w:color="auto"/>
+        </w:pBdr>
+        <w:spacing w:after="0" w:line="240" w:lineRule="auto"/>
+        <w:ind w:left="720"/>
+      </w:pPr>
+    </w:p>
+    <w:p>
+      <w:pPr>
+        <w:spacing w:after="0" w:line="240" w:lineRule="auto"/>
+        <w:ind w:left="360"/>
+      </w:pPr>
+    </w:p>
+    <w:p>
+      <w:pPr>
+        <w:spacing w:after="0" w:line="240" w:lineRule="auto"/>
+        <w:ind w:left="360"/>
+      </w:pPr>
+      <w:r>
+        <w:t xml:space="preserve">Please restore the previous </w:t>
+      </w:r>
+      <w:r>
+        <w:rPr>
+          <w:b/>
+          <w:bCs/>
+        </w:rPr>
+        <w:t>Share</w:t>
+      </w:r>
+      <w:r>
+        <w:t xml:space="preserve"> button functionality.</w:t>
+      </w:r>
+    </w:p>
+    <w:p>
+      <w:pPr>
+        <w:spacing w:after="0" w:line="240" w:lineRule="auto"/>
+        <w:ind w:left="360"/>
+      </w:pPr>
+      <w:r>
+        <w:t xml:space="preserve">When the user clicks the </w:t>
+      </w:r>
+      <w:r>
+        <w:rPr>
+          <w:b/>
+          <w:bCs/>
+        </w:rPr>
+        <w:t>Share</w:t>
+      </w:r>
+      <w:r>
+        <w:t xml:space="preserve"> button, it should open the standard sharing dialog with available options for sending or sharing the generated PDF, such as WhatsApp, email, messaging apps, AirDrop, or other system-supported sharing options.</w:t>
+      </w:r>
+    </w:p>
+    <w:p>
+      <w:pPr>
+        <w:spacing w:after="0" w:line="240" w:lineRule="auto"/>
+        <w:ind w:left="360"/>
+      </w:pPr>
+      <w:r>
+        <w:t>Please ensure that:</w:t>
+      </w:r>
+    </w:p>
+    <w:p>
+      <w:pPr>
+        <w:numPr>
+          <w:ilvl w:val="0"/>
+          <w:numId w:val="93"/>
+        </w:numPr>
+        <w:spacing w:after="0" w:line="240" w:lineRule="auto"/>
+      </w:pPr>
+      <w:r>
+        <w:t xml:space="preserve">the </w:t>
+      </w:r>
+      <w:r>
+        <w:rPr>
+          <w:b/>
+          <w:bCs/>
+        </w:rPr>
+        <w:t>Share</w:t>
+      </w:r>
+      <w:r>
+        <w:t xml:space="preserve"> button generates the PDF correctly before opening the share dialog; </w:t>
+      </w:r>
+    </w:p>
+    <w:p>
+      <w:pPr>
+        <w:numPr>
+          <w:ilvl w:val="0"/>
+          <w:numId w:val="93"/>
+        </w:numPr>
+        <w:spacing w:after="0" w:line="240" w:lineRule="auto"/>
+      </w:pPr>
+      <w:r>
+        <w:t xml:space="preserve">the browser or device’s native sharing dialog opens as it did before; </w:t>
+      </w:r>
+    </w:p>
+    <w:p>
+      <w:pPr>
+        <w:numPr>
+          <w:ilvl w:val="0"/>
+          <w:numId w:val="93"/>
+        </w:numPr>
+        <w:spacing w:after="0" w:line="240" w:lineRule="auto"/>
+      </w:pPr>
+      <w:r>
+        <w:t xml:space="preserve">the generated PDF is attached or made available for sharing through the selected option; </w:t>
+      </w:r>
+    </w:p>
+    <w:p>
+      <w:pPr>
+        <w:numPr>
+          <w:ilvl w:val="0"/>
+          <w:numId w:val="93"/>
+        </w:numPr>
+        <w:spacing w:after="0" w:line="240" w:lineRule="auto"/>
+      </w:pPr>
+      <w:r>
+        <w:t xml:space="preserve">the </w:t>
+      </w:r>
+      <w:r>
+        <w:rPr>
+          <w:b/>
+          <w:bCs/>
+        </w:rPr>
+        <w:t>Print/PDF</w:t>
+      </w:r>
+      <w:r>
+        <w:t xml:space="preserve"> button and </w:t>
+      </w:r>
+      <w:r>
+        <w:rPr>
+          <w:b/>
+          <w:bCs/>
+        </w:rPr>
+        <w:t>Share</w:t>
+      </w:r>
+      <w:r>
+        <w:t xml:space="preserve"> button remain visible again after the sharing dialog is closed or cancelled; </w:t>
+      </w:r>
+    </w:p>
+    <w:p>
+      <w:pPr>
+        <w:numPr>
+          <w:ilvl w:val="0"/>
+          <w:numId w:val="93"/>
+        </w:numPr>
+        <w:spacing w:after="0" w:line="240" w:lineRule="auto"/>
+      </w:pPr>
+      <w:r>
+        <w:t xml:space="preserve">the PDF is not clipped, distorted, or split across multiple pages; </w:t>
+      </w:r>
+    </w:p>
+    <w:p>
+      <w:pPr>
+        <w:numPr>
+          <w:ilvl w:val="0"/>
+          <w:numId w:val="93"/>
+        </w:numPr>
+        <w:spacing w:after="0" w:line="240" w:lineRule="auto"/>
+      </w:pPr>
+      <w:r>
+        <w:lastRenderedPageBreak/>
+        <w:t xml:space="preserve">the functionality works consistently on desktop, tablet, and mobile devices where native sharing is supported; </w:t>
+      </w:r>
+    </w:p>
+    <w:p>
+      <w:pPr>
+        <w:numPr>
+          <w:ilvl w:val="0"/>
+          <w:numId w:val="93"/>
+        </w:numPr>
+        <w:spacing w:after="0" w:line="240" w:lineRule="auto"/>
+      </w:pPr>
+      <w:r>
+        <w:t xml:space="preserve">if native file sharing is not supported by the browser, provide a fallback option to download the PDF file. </w:t>
+      </w:r>
+    </w:p>
+    <w:p>
+      <w:pPr>
+        <w:spacing w:after="0" w:line="240" w:lineRule="auto"/>
+        <w:ind w:left="360"/>
+      </w:pPr>
+      <w:r>
+        <w:t xml:space="preserve">In addition, please ensure that the restored </w:t>
+      </w:r>
+      <w:r>
+        <w:rPr>
+          <w:b/>
+          <w:bCs/>
+        </w:rPr>
+        <w:t>Share</w:t>
+      </w:r>
+      <w:r>
+        <w:t xml:space="preserve"> button functionality works consistently in both the </w:t>
+      </w:r>
+      <w:r>
+        <w:rPr>
+          <w:b/>
+          <w:bCs/>
+        </w:rPr>
+        <w:t>development</w:t>
+      </w:r>
+      <w:r>
+        <w:t xml:space="preserve"> and </w:t>
+      </w:r>
+      <w:r>
+        <w:rPr>
+          <w:b/>
+          <w:bCs/>
+        </w:rPr>
+        <w:t>production</w:t>
+      </w:r>
+      <w:r>
+        <w:t xml:space="preserve"> environments.</w:t>
+      </w:r>
+    </w:p>
+    <w:p>
+      <w:pPr>
+        <w:spacing w:after="0" w:line="240" w:lineRule="auto"/>
+        <w:ind w:left="360"/>
+      </w:pPr>
+      <w:r>
+        <w:t>Please verify that:</w:t>
+      </w:r>
+    </w:p>
+    <w:p>
+      <w:pPr>
+        <w:numPr>
+          <w:ilvl w:val="0"/>
+          <w:numId w:val="94"/>
+        </w:numPr>
+        <w:spacing w:after="0" w:line="240" w:lineRule="auto"/>
+      </w:pPr>
+      <w:r>
+        <w:t xml:space="preserve">the same JavaScript, CSS, assets, and PDF-generation libraries are correctly loaded in both environments; </w:t>
+      </w:r>
+    </w:p>
+    <w:p>
+      <w:pPr>
+        <w:numPr>
+          <w:ilvl w:val="0"/>
+          <w:numId w:val="94"/>
+        </w:numPr>
+        <w:spacing w:after="0" w:line="240" w:lineRule="auto"/>
+      </w:pPr>
+      <w:r>
+        <w:t xml:space="preserve">file paths, MIME types, permissions, and deployment settings do not break the sharing functionality in production; </w:t>
+      </w:r>
+    </w:p>
+    <w:p>
+      <w:pPr>
+        <w:numPr>
+          <w:ilvl w:val="0"/>
+          <w:numId w:val="94"/>
+        </w:numPr>
+        <w:spacing w:after="0" w:line="240" w:lineRule="auto"/>
+      </w:pPr>
+      <w:r>
+        <w:t xml:space="preserve">the </w:t>
+      </w:r>
+      <w:r>
+        <w:rPr>
+          <w:b/>
+          <w:bCs/>
+        </w:rPr>
+        <w:t>Share</w:t>
+      </w:r>
+      <w:r>
+        <w:t xml:space="preserve"> button opens the native sharing dialog in both environments where supported; </w:t>
+      </w:r>
+    </w:p>
+    <w:p>
+      <w:pPr>
+        <w:numPr>
+          <w:ilvl w:val="0"/>
+          <w:numId w:val="94"/>
+        </w:numPr>
+        <w:spacing w:after="0" w:line="240" w:lineRule="auto"/>
+      </w:pPr>
+      <w:r>
+        <w:t xml:space="preserve">the generated PDF is complete, properly scaled, and not clipped in both environments; </w:t>
+      </w:r>
+    </w:p>
+    <w:p>
+      <w:pPr>
+        <w:numPr>
+          <w:ilvl w:val="0"/>
+          <w:numId w:val="94"/>
+        </w:numPr>
+        <w:spacing w:after="0" w:line="240" w:lineRule="auto"/>
+      </w:pPr>
+      <w:r>
+        <w:t xml:space="preserve">fallback download behavior works correctly when native sharing is not supported; </w:t>
+      </w:r>
+    </w:p>
+    <w:p>
+      <w:pPr>
+        <w:numPr>
+          <w:ilvl w:val="0"/>
+          <w:numId w:val="94"/>
+        </w:numPr>
+        <w:spacing w:after="0" w:line="240" w:lineRule="auto"/>
+      </w:pPr>
+      <w:r>
+        <w:t xml:space="preserve">the </w:t>
+      </w:r>
+      <w:r>
+        <w:rPr>
+          <w:b/>
+          <w:bCs/>
+        </w:rPr>
+        <w:t>Print/PDF</w:t>
+      </w:r>
+      <w:r>
+        <w:t xml:space="preserve"> and </w:t>
+      </w:r>
+      <w:r>
+        <w:rPr>
+          <w:b/>
+          <w:bCs/>
+        </w:rPr>
+        <w:t>Share</w:t>
+      </w:r>
+      <w:r>
+        <w:t xml:space="preserve"> buttons return to a visible state after the dialog is closed or cancelled; </w:t>
+      </w:r>
+    </w:p>
+    <w:p>
+      <w:pPr>
+        <w:numPr>
+          <w:ilvl w:val="0"/>
+          <w:numId w:val="94"/>
+        </w:numPr>
+        <w:spacing w:after="0" w:line="240" w:lineRule="auto"/>
+      </w:pPr>
+      <w:r>
+        <w:t xml:space="preserve">browser console errors are checked and resolved in both development and production; </w:t>
+      </w:r>
+    </w:p>
+    <w:p>
+      <w:pPr>
+        <w:numPr>
+          <w:ilvl w:val="0"/>
+          <w:numId w:val="94"/>
+        </w:numPr>
+        <w:spacing w:after="0" w:line="240" w:lineRule="auto"/>
+      </w:pPr>
+      <w:r>
+        <w:t>the final behavior is tested on desktop, tablet, and mobile devices across major browsers.</w:t>
+      </w:r>
+    </w:p>
+    <w:p>
+      <w:pPr>
+        <w:pBdr>
+          <w:bottom w:val="single" w:sz="6" w:space="1" w:color="auto"/>
+        </w:pBdr>
+        <w:spacing w:after="0" w:line="240" w:lineRule="auto"/>
+        <w:ind w:left="360"/>
+      </w:pPr>
+    </w:p>
+    <w:p>
+      <w:pPr>
+        <w:spacing w:after="0" w:line="240" w:lineRule="auto"/>
+        <w:ind w:left="360"/>
+      </w:pPr>
+    </w:p>
+    <w:p>
+      <w:pPr>
+        <w:spacing w:after="0" w:line="240" w:lineRule="auto"/>
+        <w:ind w:left="360"/>
+      </w:pPr>
+      <w:r>
+        <w:t>T</w:t>
+      </w:r>
+      <w:r>
+        <w:t>his is not what I need.</w:t>
+      </w:r>
+    </w:p>
+    <w:p>
+      <w:pPr>
+        <w:spacing w:after="0" w:line="240" w:lineRule="auto"/>
+        <w:ind w:left="360"/>
+      </w:pPr>
+      <w:r>
+        <w:t xml:space="preserve">Previously, when the </w:t>
+      </w:r>
+      <w:r>
+        <w:rPr>
+          <w:b/>
+          <w:bCs/>
+        </w:rPr>
+        <w:t>Share</w:t>
+      </w:r>
+      <w:r>
+        <w:t xml:space="preserve"> button was clicked, the system’s native sharing dialog opened with a list of available applications, such as WhatsApp, email, messaging apps, and other installed sharing options. The user could then choose the preferred application and share the generated PDF directly.</w:t>
+      </w:r>
+    </w:p>
+    <w:p>
+      <w:pPr>
+        <w:spacing w:after="0" w:line="240" w:lineRule="auto"/>
+        <w:ind w:left="360"/>
+      </w:pPr>
+      <w:r>
+        <w:t>Now, instead of the native system sharing dialog, an unattractive custom-made dialog is being displayed. This custom dialog is not useful and does not provide the expected sharing experience.</w:t>
+      </w:r>
+    </w:p>
+    <w:p>
+      <w:pPr>
+        <w:spacing w:after="0" w:line="240" w:lineRule="auto"/>
+        <w:ind w:left="360"/>
+      </w:pPr>
+      <w:r>
+        <w:t xml:space="preserve">Please investigate this issue properly and restore the original behavior. The </w:t>
+      </w:r>
+      <w:r>
+        <w:rPr>
+          <w:b/>
+          <w:bCs/>
+        </w:rPr>
+        <w:t>Share</w:t>
+      </w:r>
+      <w:r>
+        <w:t xml:space="preserve"> button should use the browser/device’s native sharing functionality, so that the proper system dialog appears with the list of available sharing options.</w:t>
+      </w:r>
+    </w:p>
+    <w:p>
+      <w:pPr>
+        <w:spacing w:after="0" w:line="240" w:lineRule="auto"/>
+        <w:ind w:left="360"/>
+      </w:pPr>
+      <w:r>
+        <w:t>Please check whether the issue is related to:</w:t>
+      </w:r>
+    </w:p>
+    <w:p>
+      <w:pPr>
+        <w:numPr>
+          <w:ilvl w:val="0"/>
+          <w:numId w:val="95"/>
+        </w:numPr>
+        <w:spacing w:after="0" w:line="240" w:lineRule="auto"/>
+      </w:pPr>
+      <w:r>
+        <w:t>incorrect use or removal of the Web Share API;</w:t>
+      </w:r>
+    </w:p>
+    <w:p>
+      <w:pPr>
+        <w:numPr>
+          <w:ilvl w:val="0"/>
+          <w:numId w:val="95"/>
+        </w:numPr>
+        <w:spacing w:after="0" w:line="240" w:lineRule="auto"/>
+      </w:pPr>
+      <w:r>
+        <w:t>missing navigator.share() or navigator.canShare() implementation;</w:t>
+      </w:r>
+    </w:p>
+    <w:p>
+      <w:pPr>
+        <w:numPr>
+          <w:ilvl w:val="0"/>
+          <w:numId w:val="95"/>
+        </w:numPr>
+        <w:spacing w:after="0" w:line="240" w:lineRule="auto"/>
+      </w:pPr>
+      <w:r>
+        <w:t>PDF file generation not being passed correctly as a shareable file object;</w:t>
+      </w:r>
+    </w:p>
+    <w:p>
+      <w:pPr>
+        <w:numPr>
+          <w:ilvl w:val="0"/>
+          <w:numId w:val="95"/>
+        </w:numPr>
+        <w:spacing w:after="0" w:line="240" w:lineRule="auto"/>
+      </w:pPr>
+      <w:r>
+        <w:t>browser or device limitations;</w:t>
+      </w:r>
+    </w:p>
+    <w:p>
+      <w:pPr>
+        <w:numPr>
+          <w:ilvl w:val="0"/>
+          <w:numId w:val="95"/>
+        </w:numPr>
+        <w:spacing w:after="0" w:line="240" w:lineRule="auto"/>
+      </w:pPr>
+      <w:r>
+        <w:t>HTTPS/security requirements in production;</w:t>
+      </w:r>
+    </w:p>
+    <w:p>
+      <w:pPr>
+        <w:numPr>
+          <w:ilvl w:val="0"/>
+          <w:numId w:val="95"/>
+        </w:numPr>
+        <w:spacing w:after="0" w:line="240" w:lineRule="auto"/>
+      </w:pPr>
+      <w:r>
+        <w:t>differences between development and production environments;</w:t>
+      </w:r>
+    </w:p>
+    <w:p>
+      <w:pPr>
+        <w:numPr>
+          <w:ilvl w:val="0"/>
+          <w:numId w:val="95"/>
+        </w:numPr>
+        <w:spacing w:after="0" w:line="240" w:lineRule="auto"/>
+      </w:pPr>
+      <w:r>
+        <w:t>fallback logic incorrectly replacing the native share dialog with a custom modal.</w:t>
+      </w:r>
+    </w:p>
+    <w:p>
+      <w:pPr>
+        <w:spacing w:after="0" w:line="240" w:lineRule="auto"/>
+        <w:ind w:left="360"/>
+      </w:pPr>
+      <w:r>
+        <w:t xml:space="preserve">The desired behavior is clear: when the user clicks </w:t>
+      </w:r>
+      <w:r>
+        <w:rPr>
+          <w:b/>
+          <w:bCs/>
+        </w:rPr>
+        <w:t>Share</w:t>
+      </w:r>
+      <w:r>
+        <w:t>, the generated PDF should be prepared and the native system sharing dialog should open, allowing the user to choose WhatsApp, email, or any other available sharing application. A custom dialog should only be used as a fallback when native sharing is not supported by the browser or device.</w:t>
+      </w:r>
+    </w:p>
+    <w:p>
+      <w:pPr>
+        <w:pBdr>
+          <w:bottom w:val="single" w:sz="6" w:space="1" w:color="auto"/>
+        </w:pBdr>
+        <w:spacing w:after="0" w:line="240" w:lineRule="auto"/>
+        <w:ind w:left="360"/>
+      </w:pPr>
+    </w:p>
+    <w:p>
+      <w:pPr>
+        <w:spacing w:after="0" w:line="240" w:lineRule="auto"/>
+        <w:ind w:left="360"/>
+      </w:pPr>
+    </w:p>
+    <w:p>
+      <w:pPr>
+        <w:spacing w:after="0" w:line="240" w:lineRule="auto"/>
+        <w:ind w:left="360"/>
+      </w:pPr>
+      <w:r>
+        <w:t>Please adjust the new solution so that it works consistently across all major browsers and platforms.</w:t>
+      </w:r>
+    </w:p>
+    <w:p>
+      <w:pPr>
+        <w:spacing w:after="0" w:line="240" w:lineRule="auto"/>
+        <w:ind w:left="360"/>
+      </w:pPr>
+    </w:p>
+    <w:p>
+      <w:pPr>
+        <w:spacing w:after="0" w:line="240" w:lineRule="auto"/>
+        <w:ind w:left="360"/>
+      </w:pPr>
+      <w:r>
+        <w:t>The functionality should be tested and corrected for:</w:t>
+      </w:r>
+    </w:p>
+    <w:p>
+      <w:pPr>
+        <w:spacing w:after="0" w:line="240" w:lineRule="auto"/>
+        <w:ind w:left="360"/>
+      </w:pPr>
+    </w:p>
+    <w:p>
+      <w:pPr>
+        <w:spacing w:after="0" w:line="240" w:lineRule="auto"/>
+        <w:ind w:left="360"/>
+      </w:pPr>
+      <w:r>
+        <w:t>- Google Chrome;</w:t>
+      </w:r>
+    </w:p>
+    <w:p>
+      <w:pPr>
+        <w:spacing w:after="0" w:line="240" w:lineRule="auto"/>
+        <w:ind w:left="360"/>
+      </w:pPr>
+      <w:r>
+        <w:t>- Safari;</w:t>
+      </w:r>
+    </w:p>
+    <w:p>
+      <w:pPr>
+        <w:spacing w:after="0" w:line="240" w:lineRule="auto"/>
+        <w:ind w:left="360"/>
+      </w:pPr>
+      <w:r>
+        <w:t>- Microsoft Edge;</w:t>
+      </w:r>
+    </w:p>
+    <w:p>
+      <w:pPr>
+        <w:spacing w:after="0" w:line="240" w:lineRule="auto"/>
+        <w:ind w:left="360"/>
+      </w:pPr>
+      <w:r>
+        <w:t>- Firefox;</w:t>
+      </w:r>
+    </w:p>
+    <w:p>
+      <w:pPr>
+        <w:spacing w:after="0" w:line="240" w:lineRule="auto"/>
+        <w:ind w:left="360"/>
+      </w:pPr>
+      <w:r>
+        <w:t>- Samsung Internet;</w:t>
+      </w:r>
+    </w:p>
+    <w:p>
+      <w:pPr>
+        <w:spacing w:after="0" w:line="240" w:lineRule="auto"/>
+        <w:ind w:left="360"/>
+      </w:pPr>
+      <w:r>
+        <w:t>- Opera;</w:t>
+      </w:r>
+    </w:p>
+    <w:p>
+      <w:pPr>
+        <w:spacing w:after="0" w:line="240" w:lineRule="auto"/>
+        <w:ind w:left="360"/>
+      </w:pPr>
+      <w:r>
+        <w:t>- iOS mobile browsers; Android mobile browsers;</w:t>
+      </w:r>
+    </w:p>
+    <w:p>
+      <w:pPr>
+        <w:spacing w:after="0" w:line="240" w:lineRule="auto"/>
+        <w:ind w:left="360"/>
+      </w:pPr>
+      <w:r>
+        <w:t>Android mobile browsers.</w:t>
+      </w:r>
+    </w:p>
+    <w:p>
+      <w:pPr>
+        <w:spacing w:after="0" w:line="240" w:lineRule="auto"/>
+        <w:ind w:left="360"/>
+      </w:pPr>
+    </w:p>
+    <w:p>
+      <w:pPr>
+        <w:spacing w:after="0" w:line="240" w:lineRule="auto"/>
+        <w:ind w:left="360"/>
+      </w:pPr>
+      <w:r>
+        <w:t>Please ensure that:</w:t>
+      </w:r>
+    </w:p>
+    <w:p>
+      <w:pPr>
+        <w:spacing w:after="0" w:line="240" w:lineRule="auto"/>
+        <w:ind w:left="360"/>
+      </w:pPr>
+    </w:p>
+    <w:p>
+      <w:pPr>
+        <w:spacing w:after="0" w:line="240" w:lineRule="auto"/>
+        <w:ind w:left="360"/>
+      </w:pPr>
+      <w:r>
+        <w:t>- the Print/PDF button behaves consistently and triggers only one clear print/download action;</w:t>
+      </w:r>
+    </w:p>
+    <w:p>
+      <w:pPr>
+        <w:spacing w:after="0" w:line="240" w:lineRule="auto"/>
+        <w:ind w:left="360"/>
+      </w:pPr>
+      <w:r>
+        <w:t>- the Share button opens the native system sharing dialog where supported;</w:t>
+      </w:r>
+    </w:p>
+    <w:p>
+      <w:pPr>
+        <w:spacing w:after="0" w:line="240" w:lineRule="auto"/>
+        <w:ind w:left="360"/>
+      </w:pPr>
+      <w:r>
+        <w:t>- fallback behavior is used only when native sharing is not supported;</w:t>
+      </w:r>
+    </w:p>
+    <w:p>
+      <w:pPr>
+        <w:spacing w:after="0" w:line="240" w:lineRule="auto"/>
+        <w:ind w:left="360"/>
+      </w:pPr>
+      <w:r>
+        <w:t>- the generated PDF remains complete, properly scaled, and not clipped;</w:t>
+      </w:r>
+    </w:p>
+    <w:p>
+      <w:pPr>
+        <w:spacing w:after="0" w:line="240" w:lineRule="auto"/>
+        <w:ind w:left="360"/>
+      </w:pPr>
+      <w:r>
+        <w:t>- the flyer layout stays unchanged during PDF generation;</w:t>
+      </w:r>
+    </w:p>
+    <w:p>
+      <w:pPr>
+        <w:spacing w:after="0" w:line="240" w:lineRule="auto"/>
+        <w:ind w:left="360"/>
+      </w:pPr>
+      <w:r>
+        <w:t>- buttons and page controls are excluded from the exported PDF;</w:t>
+      </w:r>
+    </w:p>
+    <w:p>
+      <w:pPr>
+        <w:spacing w:after="0" w:line="240" w:lineRule="auto"/>
+        <w:ind w:left="360"/>
+      </w:pPr>
+      <w:r>
+        <w:t>- no duplicate download prompts or duplicate PDF-generation calls occur;</w:t>
+      </w:r>
+    </w:p>
+    <w:p>
+      <w:pPr>
+        <w:spacing w:after="0" w:line="240" w:lineRule="auto"/>
+        <w:ind w:left="360"/>
+      </w:pPr>
+      <w:r>
+        <w:t>- browser-specific limitations, permissions, HTTPS requirements, MIME types, and file-sharing support are handled properly;</w:t>
+      </w:r>
+    </w:p>
+    <w:p>
+      <w:pPr>
+        <w:spacing w:after="0" w:line="240" w:lineRule="auto"/>
+        <w:ind w:left="360"/>
+      </w:pPr>
+      <w:r>
+        <w:t>- the behavior is the same in both development and production environments.</w:t>
       </w:r>
     </w:p>
     <w:p>
@@ -13777,6 +15341,155 @@
     </w:lvl>
   </w:abstractNum>
   <w:abstractNum w:abstractNumId="5" w15:restartNumberingAfterBreak="0">
+    <w:nsid w:val="02BB7D62"/>
+    <w:multiLevelType w:val="multilevel"/>
+    <w:tmpl w:val="B8EEF4EC"/>
+    <w:lvl w:ilvl="0">
+      <w:start w:val="1"/>
+      <w:numFmt w:val="bullet"/>
+      <w:lvlText w:val=""/>
+      <w:lvlJc w:val="left"/>
+      <w:pPr>
+        <w:tabs>
+          <w:tab w:val="num" w:pos="720"/>
+        </w:tabs>
+        <w:ind w:left="720" w:hanging="360"/>
+      </w:pPr>
+      <w:rPr>
+        <w:rFonts w:ascii="Symbol" w:hAnsi="Symbol" w:hint="default"/>
+        <w:sz w:val="20"/>
+      </w:rPr>
+    </w:lvl>
+    <w:lvl w:ilvl="1" w:tentative="1">
+      <w:start w:val="1"/>
+      <w:numFmt w:val="bullet"/>
+      <w:lvlText w:val="o"/>
+      <w:lvlJc w:val="left"/>
+      <w:pPr>
+        <w:tabs>
+          <w:tab w:val="num" w:pos="1440"/>
+        </w:tabs>
+        <w:ind w:left="1440" w:hanging="360"/>
+      </w:pPr>
+      <w:rPr>
+        <w:rFonts w:ascii="Courier New" w:hAnsi="Courier New" w:hint="default"/>
+        <w:sz w:val="20"/>
+      </w:rPr>
+    </w:lvl>
+    <w:lvl w:ilvl="2" w:tentative="1">
+      <w:start w:val="1"/>
+      <w:numFmt w:val="bullet"/>
+      <w:lvlText w:val=""/>
+      <w:lvlJc w:val="left"/>
+      <w:pPr>
+        <w:tabs>
+          <w:tab w:val="num" w:pos="2160"/>
+        </w:tabs>
+        <w:ind w:left="2160" w:hanging="360"/>
+      </w:pPr>
+      <w:rPr>
+        <w:rFonts w:ascii="Wingdings" w:hAnsi="Wingdings" w:hint="default"/>
+        <w:sz w:val="20"/>
+      </w:rPr>
+    </w:lvl>
+    <w:lvl w:ilvl="3" w:tentative="1">
+      <w:start w:val="1"/>
+      <w:numFmt w:val="bullet"/>
+      <w:lvlText w:val=""/>
+      <w:lvlJc w:val="left"/>
+      <w:pPr>
+        <w:tabs>
+          <w:tab w:val="num" w:pos="2880"/>
+        </w:tabs>
+        <w:ind w:left="2880" w:hanging="360"/>
+      </w:pPr>
+      <w:rPr>
+        <w:rFonts w:ascii="Wingdings" w:hAnsi="Wingdings" w:hint="default"/>
+        <w:sz w:val="20"/>
+      </w:rPr>
+    </w:lvl>
+    <w:lvl w:ilvl="4" w:tentative="1">
+      <w:start w:val="1"/>
+      <w:numFmt w:val="bullet"/>
+      <w:lvlText w:val=""/>
+      <w:lvlJc w:val="left"/>
+      <w:pPr>
+        <w:tabs>
+          <w:tab w:val="num" w:pos="3600"/>
+        </w:tabs>
+        <w:ind w:left="3600" w:hanging="360"/>
+      </w:pPr>
+      <w:rPr>
+        <w:rFonts w:ascii="Wingdings" w:hAnsi="Wingdings" w:hint="default"/>
+        <w:sz w:val="20"/>
+      </w:rPr>
+    </w:lvl>
+    <w:lvl w:ilvl="5" w:tentative="1">
+      <w:start w:val="1"/>
+      <w:numFmt w:val="bullet"/>
+      <w:lvlText w:val=""/>
+      <w:lvlJc w:val="left"/>
+      <w:pPr>
+        <w:tabs>
+          <w:tab w:val="num" w:pos="4320"/>
+        </w:tabs>
+        <w:ind w:left="4320" w:hanging="360"/>
+      </w:pPr>
+      <w:rPr>
+        <w:rFonts w:ascii="Wingdings" w:hAnsi="Wingdings" w:hint="default"/>
+        <w:sz w:val="20"/>
+      </w:rPr>
+    </w:lvl>
+    <w:lvl w:ilvl="6" w:tentative="1">
+      <w:start w:val="1"/>
+      <w:numFmt w:val="bullet"/>
+      <w:lvlText w:val=""/>
+      <w:lvlJc w:val="left"/>
+      <w:pPr>
+        <w:tabs>
+          <w:tab w:val="num" w:pos="5040"/>
+        </w:tabs>
+        <w:ind w:left="5040" w:hanging="360"/>
+      </w:pPr>
+      <w:rPr>
+        <w:rFonts w:ascii="Wingdings" w:hAnsi="Wingdings" w:hint="default"/>
+        <w:sz w:val="20"/>
+      </w:rPr>
+    </w:lvl>
+    <w:lvl w:ilvl="7" w:tentative="1">
+      <w:start w:val="1"/>
+      <w:numFmt w:val="bullet"/>
+      <w:lvlText w:val=""/>
+      <w:lvlJc w:val="left"/>
+      <w:pPr>
+        <w:tabs>
+          <w:tab w:val="num" w:pos="5760"/>
+        </w:tabs>
+        <w:ind w:left="5760" w:hanging="360"/>
+      </w:pPr>
+      <w:rPr>
+        <w:rFonts w:ascii="Wingdings" w:hAnsi="Wingdings" w:hint="default"/>
+        <w:sz w:val="20"/>
+      </w:rPr>
+    </w:lvl>
+    <w:lvl w:ilvl="8" w:tentative="1">
+      <w:start w:val="1"/>
+      <w:numFmt w:val="bullet"/>
+      <w:lvlText w:val=""/>
+      <w:lvlJc w:val="left"/>
+      <w:pPr>
+        <w:tabs>
+          <w:tab w:val="num" w:pos="6480"/>
+        </w:tabs>
+        <w:ind w:left="6480" w:hanging="360"/>
+      </w:pPr>
+      <w:rPr>
+        <w:rFonts w:ascii="Wingdings" w:hAnsi="Wingdings" w:hint="default"/>
+        <w:sz w:val="20"/>
+      </w:rPr>
+    </w:lvl>
+  </w:abstractNum>
+  <w:abstractNum w:abstractNumId="6" w15:restartNumberingAfterBreak="0">
     <w:nsid w:val="030454D8"/>
     <w:multiLevelType w:val="multilevel"/>
     <w:tmpl w:val="5460399E"/>
@@ -13925,7 +15638,7 @@
       </w:rPr>
     </w:lvl>
   </w:abstractNum>
-  <w:abstractNum w:abstractNumId="6" w15:restartNumberingAfterBreak="0">
+  <w:abstractNum w:abstractNumId="7" w15:restartNumberingAfterBreak="0">
     <w:nsid w:val="04B37D57"/>
     <w:multiLevelType w:val="multilevel"/>
     <w:tmpl w:val="969C7DB4"/>
@@ -14038,7 +15751,7 @@
       </w:pPr>
     </w:lvl>
   </w:abstractNum>
-  <w:abstractNum w:abstractNumId="7" w15:restartNumberingAfterBreak="0">
+  <w:abstractNum w:abstractNumId="8" w15:restartNumberingAfterBreak="0">
     <w:nsid w:val="04B71142"/>
     <w:multiLevelType w:val="multilevel"/>
     <w:tmpl w:val="8862BA3A"/>
@@ -14187,7 +15900,7 @@
       </w:rPr>
     </w:lvl>
   </w:abstractNum>
-  <w:abstractNum w:abstractNumId="8" w15:restartNumberingAfterBreak="0">
+  <w:abstractNum w:abstractNumId="9" w15:restartNumberingAfterBreak="0">
     <w:nsid w:val="0D7856B1"/>
     <w:multiLevelType w:val="hybridMultilevel"/>
     <w:tmpl w:val="2898D4BA"/>
@@ -14299,7 +16012,7 @@
       </w:rPr>
     </w:lvl>
   </w:abstractNum>
-  <w:abstractNum w:abstractNumId="9" w15:restartNumberingAfterBreak="0">
+  <w:abstractNum w:abstractNumId="10" w15:restartNumberingAfterBreak="0">
     <w:nsid w:val="0EF628C1"/>
     <w:multiLevelType w:val="hybridMultilevel"/>
     <w:tmpl w:val="3FECA2B0"/>
@@ -14412,7 +16125,7 @@
       </w:rPr>
     </w:lvl>
   </w:abstractNum>
-  <w:abstractNum w:abstractNumId="10" w15:restartNumberingAfterBreak="0">
+  <w:abstractNum w:abstractNumId="11" w15:restartNumberingAfterBreak="0">
     <w:nsid w:val="0FE04871"/>
     <w:multiLevelType w:val="hybridMultilevel"/>
     <w:tmpl w:val="D1565958"/>
@@ -14525,7 +16238,7 @@
       </w:rPr>
     </w:lvl>
   </w:abstractNum>
-  <w:abstractNum w:abstractNumId="11" w15:restartNumberingAfterBreak="0">
+  <w:abstractNum w:abstractNumId="12" w15:restartNumberingAfterBreak="0">
     <w:nsid w:val="10523C97"/>
     <w:multiLevelType w:val="hybridMultilevel"/>
     <w:tmpl w:val="5244902C"/>
@@ -14638,7 +16351,7 @@
       </w:rPr>
     </w:lvl>
   </w:abstractNum>
-  <w:abstractNum w:abstractNumId="12" w15:restartNumberingAfterBreak="0">
+  <w:abstractNum w:abstractNumId="13" w15:restartNumberingAfterBreak="0">
     <w:nsid w:val="11552863"/>
     <w:multiLevelType w:val="hybridMultilevel"/>
     <w:tmpl w:val="42AC51D2"/>
@@ -14750,7 +16463,7 @@
       </w:rPr>
     </w:lvl>
   </w:abstractNum>
-  <w:abstractNum w:abstractNumId="13" w15:restartNumberingAfterBreak="0">
+  <w:abstractNum w:abstractNumId="14" w15:restartNumberingAfterBreak="0">
     <w:nsid w:val="14831279"/>
     <w:multiLevelType w:val="multilevel"/>
     <w:tmpl w:val="B02AD528"/>
@@ -14899,7 +16612,7 @@
       </w:rPr>
     </w:lvl>
   </w:abstractNum>
-  <w:abstractNum w:abstractNumId="14" w15:restartNumberingAfterBreak="0">
+  <w:abstractNum w:abstractNumId="15" w15:restartNumberingAfterBreak="0">
     <w:nsid w:val="168B796C"/>
     <w:multiLevelType w:val="hybridMultilevel"/>
     <w:tmpl w:val="DA50B3A8"/>
@@ -15011,7 +16724,7 @@
       </w:rPr>
     </w:lvl>
   </w:abstractNum>
-  <w:abstractNum w:abstractNumId="15" w15:restartNumberingAfterBreak="0">
+  <w:abstractNum w:abstractNumId="16" w15:restartNumberingAfterBreak="0">
     <w:nsid w:val="19E06C2D"/>
     <w:multiLevelType w:val="hybridMultilevel"/>
     <w:tmpl w:val="79E4B8F4"/>
@@ -15124,7 +16837,7 @@
       </w:rPr>
     </w:lvl>
   </w:abstractNum>
-  <w:abstractNum w:abstractNumId="16" w15:restartNumberingAfterBreak="0">
+  <w:abstractNum w:abstractNumId="17" w15:restartNumberingAfterBreak="0">
     <w:nsid w:val="1ABB3A53"/>
     <w:multiLevelType w:val="hybridMultilevel"/>
     <w:tmpl w:val="63F04ED8"/>
@@ -15236,7 +16949,7 @@
       </w:rPr>
     </w:lvl>
   </w:abstractNum>
-  <w:abstractNum w:abstractNumId="17" w15:restartNumberingAfterBreak="0">
+  <w:abstractNum w:abstractNumId="18" w15:restartNumberingAfterBreak="0">
     <w:nsid w:val="1B0B2056"/>
     <w:multiLevelType w:val="multilevel"/>
     <w:tmpl w:val="70AA8958"/>
@@ -15385,7 +17098,7 @@
       </w:rPr>
     </w:lvl>
   </w:abstractNum>
-  <w:abstractNum w:abstractNumId="18" w15:restartNumberingAfterBreak="0">
+  <w:abstractNum w:abstractNumId="19" w15:restartNumberingAfterBreak="0">
     <w:nsid w:val="1E0977E0"/>
     <w:multiLevelType w:val="hybridMultilevel"/>
     <w:tmpl w:val="549675B6"/>
@@ -15497,7 +17210,7 @@
       </w:rPr>
     </w:lvl>
   </w:abstractNum>
-  <w:abstractNum w:abstractNumId="19" w15:restartNumberingAfterBreak="0">
+  <w:abstractNum w:abstractNumId="20" w15:restartNumberingAfterBreak="0">
     <w:nsid w:val="1E5D0B16"/>
     <w:multiLevelType w:val="multilevel"/>
     <w:tmpl w:val="DDD27F94"/>
@@ -15646,7 +17359,7 @@
       </w:rPr>
     </w:lvl>
   </w:abstractNum>
-  <w:abstractNum w:abstractNumId="20" w15:restartNumberingAfterBreak="0">
+  <w:abstractNum w:abstractNumId="21" w15:restartNumberingAfterBreak="0">
     <w:nsid w:val="1FF82639"/>
     <w:multiLevelType w:val="hybridMultilevel"/>
     <w:tmpl w:val="3D58A3A4"/>
@@ -15758,7 +17471,7 @@
       </w:rPr>
     </w:lvl>
   </w:abstractNum>
-  <w:abstractNum w:abstractNumId="21" w15:restartNumberingAfterBreak="0">
+  <w:abstractNum w:abstractNumId="22" w15:restartNumberingAfterBreak="0">
     <w:nsid w:val="21561542"/>
     <w:multiLevelType w:val="hybridMultilevel"/>
     <w:tmpl w:val="5A365C6E"/>
@@ -15871,7 +17584,7 @@
       </w:rPr>
     </w:lvl>
   </w:abstractNum>
-  <w:abstractNum w:abstractNumId="22" w15:restartNumberingAfterBreak="0">
+  <w:abstractNum w:abstractNumId="23" w15:restartNumberingAfterBreak="0">
     <w:nsid w:val="229E3A8A"/>
     <w:multiLevelType w:val="hybridMultilevel"/>
     <w:tmpl w:val="F9A0F2D6"/>
@@ -15983,7 +17696,7 @@
       </w:rPr>
     </w:lvl>
   </w:abstractNum>
-  <w:abstractNum w:abstractNumId="23" w15:restartNumberingAfterBreak="0">
+  <w:abstractNum w:abstractNumId="24" w15:restartNumberingAfterBreak="0">
     <w:nsid w:val="24F04132"/>
     <w:multiLevelType w:val="hybridMultilevel"/>
     <w:tmpl w:val="D9763222"/>
@@ -16095,7 +17808,7 @@
       </w:rPr>
     </w:lvl>
   </w:abstractNum>
-  <w:abstractNum w:abstractNumId="24" w15:restartNumberingAfterBreak="0">
+  <w:abstractNum w:abstractNumId="25" w15:restartNumberingAfterBreak="0">
     <w:nsid w:val="25A03424"/>
     <w:multiLevelType w:val="hybridMultilevel"/>
     <w:tmpl w:val="01D22A8A"/>
@@ -16208,7 +17921,7 @@
       </w:rPr>
     </w:lvl>
   </w:abstractNum>
-  <w:abstractNum w:abstractNumId="25" w15:restartNumberingAfterBreak="0">
+  <w:abstractNum w:abstractNumId="26" w15:restartNumberingAfterBreak="0">
     <w:nsid w:val="25C95C75"/>
     <w:multiLevelType w:val="multilevel"/>
     <w:tmpl w:val="8C681C84"/>
@@ -16357,7 +18070,124 @@
       </w:rPr>
     </w:lvl>
   </w:abstractNum>
-  <w:abstractNum w:abstractNumId="26" w15:restartNumberingAfterBreak="0">
+  <w:abstractNum w:abstractNumId="27" w15:restartNumberingAfterBreak="0">
+    <w:nsid w:val="26A95B53"/>
+    <w:multiLevelType w:val="multilevel"/>
+    <w:tmpl w:val="8E6E75B0"/>
+    <w:lvl w:ilvl="0">
+      <w:start w:val="1"/>
+      <w:numFmt w:val="decimal"/>
+      <w:lvlText w:val="%1."/>
+      <w:lvlJc w:val="left"/>
+      <w:pPr>
+        <w:tabs>
+          <w:tab w:val="num" w:pos="720"/>
+        </w:tabs>
+        <w:ind w:left="720" w:hanging="360"/>
+      </w:pPr>
+    </w:lvl>
+    <w:lvl w:ilvl="1">
+      <w:start w:val="1"/>
+      <w:numFmt w:val="bullet"/>
+      <w:lvlText w:val="o"/>
+      <w:lvlJc w:val="left"/>
+      <w:pPr>
+        <w:tabs>
+          <w:tab w:val="num" w:pos="1440"/>
+        </w:tabs>
+        <w:ind w:left="1440" w:hanging="360"/>
+      </w:pPr>
+      <w:rPr>
+        <w:rFonts w:ascii="Courier New" w:hAnsi="Courier New" w:hint="default"/>
+        <w:sz w:val="20"/>
+      </w:rPr>
+    </w:lvl>
+    <w:lvl w:ilvl="2" w:tentative="1">
+      <w:start w:val="1"/>
+      <w:numFmt w:val="decimal"/>
+      <w:lvlText w:val="%3."/>
+      <w:lvlJc w:val="left"/>
+      <w:pPr>
+        <w:tabs>
+          <w:tab w:val="num" w:pos="2160"/>
+        </w:tabs>
+        <w:ind w:left="2160" w:hanging="360"/>
+      </w:pPr>
+    </w:lvl>
+    <w:lvl w:ilvl="3" w:tentative="1">
+      <w:start w:val="1"/>
+      <w:numFmt w:val="decimal"/>
+      <w:lvlText w:val="%4."/>
+      <w:lvlJc w:val="left"/>
+      <w:pPr>
+        <w:tabs>
+          <w:tab w:val="num" w:pos="2880"/>
+        </w:tabs>
+        <w:ind w:left="2880" w:hanging="360"/>
+      </w:pPr>
+    </w:lvl>
+    <w:lvl w:ilvl="4" w:tentative="1">
+      <w:start w:val="1"/>
+      <w:numFmt w:val="decimal"/>
+      <w:lvlText w:val="%5."/>
+      <w:lvlJc w:val="left"/>
+      <w:pPr>
+        <w:tabs>
+          <w:tab w:val="num" w:pos="3600"/>
+        </w:tabs>
+        <w:ind w:left="3600" w:hanging="360"/>
+      </w:pPr>
+    </w:lvl>
+    <w:lvl w:ilvl="5" w:tentative="1">
+      <w:start w:val="1"/>
+      <w:numFmt w:val="decimal"/>
+      <w:lvlText w:val="%6."/>
+      <w:lvlJc w:val="left"/>
+      <w:pPr>
+        <w:tabs>
+          <w:tab w:val="num" w:pos="4320"/>
+        </w:tabs>
+        <w:ind w:left="4320" w:hanging="360"/>
+      </w:pPr>
+    </w:lvl>
+    <w:lvl w:ilvl="6" w:tentative="1">
+      <w:start w:val="1"/>
+      <w:numFmt w:val="decimal"/>
+      <w:lvlText w:val="%7."/>
+      <w:lvlJc w:val="left"/>
+      <w:pPr>
+        <w:tabs>
+          <w:tab w:val="num" w:pos="5040"/>
+        </w:tabs>
+        <w:ind w:left="5040" w:hanging="360"/>
+      </w:pPr>
+    </w:lvl>
+    <w:lvl w:ilvl="7" w:tentative="1">
+      <w:start w:val="1"/>
+      <w:numFmt w:val="decimal"/>
+      <w:lvlText w:val="%8."/>
+      <w:lvlJc w:val="left"/>
+      <w:pPr>
+        <w:tabs>
+          <w:tab w:val="num" w:pos="5760"/>
+        </w:tabs>
+        <w:ind w:left="5760" w:hanging="360"/>
+      </w:pPr>
+    </w:lvl>
+    <w:lvl w:ilvl="8" w:tentative="1">
+      <w:start w:val="1"/>
+      <w:numFmt w:val="decimal"/>
+      <w:lvlText w:val="%9."/>
+      <w:lvlJc w:val="left"/>
+      <w:pPr>
+        <w:tabs>
+          <w:tab w:val="num" w:pos="6480"/>
+        </w:tabs>
+        <w:ind w:left="6480" w:hanging="360"/>
+      </w:pPr>
+    </w:lvl>
+  </w:abstractNum>
+  <w:abstractNum w:abstractNumId="28" w15:restartNumberingAfterBreak="0">
     <w:nsid w:val="27D37713"/>
     <w:multiLevelType w:val="hybridMultilevel"/>
     <w:tmpl w:val="DCFC50E8"/>
@@ -16470,7 +18300,7 @@
       </w:rPr>
     </w:lvl>
   </w:abstractNum>
-  <w:abstractNum w:abstractNumId="27" w15:restartNumberingAfterBreak="0">
+  <w:abstractNum w:abstractNumId="29" w15:restartNumberingAfterBreak="0">
     <w:nsid w:val="298F11E7"/>
     <w:multiLevelType w:val="hybridMultilevel"/>
     <w:tmpl w:val="1108B76C"/>
@@ -16582,7 +18412,7 @@
       </w:rPr>
     </w:lvl>
   </w:abstractNum>
-  <w:abstractNum w:abstractNumId="28" w15:restartNumberingAfterBreak="0">
+  <w:abstractNum w:abstractNumId="30" w15:restartNumberingAfterBreak="0">
     <w:nsid w:val="29B23F98"/>
     <w:multiLevelType w:val="hybridMultilevel"/>
     <w:tmpl w:val="DF880AF0"/>
@@ -16695,7 +18525,7 @@
       </w:rPr>
     </w:lvl>
   </w:abstractNum>
-  <w:abstractNum w:abstractNumId="29" w15:restartNumberingAfterBreak="0">
+  <w:abstractNum w:abstractNumId="31" w15:restartNumberingAfterBreak="0">
     <w:nsid w:val="2A535D37"/>
     <w:multiLevelType w:val="hybridMultilevel"/>
     <w:tmpl w:val="7FECFCC0"/>
@@ -16807,7 +18637,7 @@
       </w:rPr>
     </w:lvl>
   </w:abstractNum>
-  <w:abstractNum w:abstractNumId="30" w15:restartNumberingAfterBreak="0">
+  <w:abstractNum w:abstractNumId="32" w15:restartNumberingAfterBreak="0">
     <w:nsid w:val="2B087E4A"/>
     <w:multiLevelType w:val="hybridMultilevel"/>
     <w:tmpl w:val="5BA2AE44"/>
@@ -16920,7 +18750,7 @@
       </w:rPr>
     </w:lvl>
   </w:abstractNum>
-  <w:abstractNum w:abstractNumId="31" w15:restartNumberingAfterBreak="0">
+  <w:abstractNum w:abstractNumId="33" w15:restartNumberingAfterBreak="0">
     <w:nsid w:val="2B687FD7"/>
     <w:multiLevelType w:val="multilevel"/>
     <w:tmpl w:val="4D4478B0"/>
@@ -17069,7 +18899,7 @@
       </w:rPr>
     </w:lvl>
   </w:abstractNum>
-  <w:abstractNum w:abstractNumId="32" w15:restartNumberingAfterBreak="0">
+  <w:abstractNum w:abstractNumId="34" w15:restartNumberingAfterBreak="0">
     <w:nsid w:val="2CBB2E60"/>
     <w:multiLevelType w:val="hybridMultilevel"/>
     <w:tmpl w:val="B20AB142"/>
@@ -17181,7 +19011,7 @@
       </w:rPr>
     </w:lvl>
   </w:abstractNum>
-  <w:abstractNum w:abstractNumId="33" w15:restartNumberingAfterBreak="0">
+  <w:abstractNum w:abstractNumId="35" w15:restartNumberingAfterBreak="0">
     <w:nsid w:val="2D682597"/>
     <w:multiLevelType w:val="hybridMultilevel"/>
     <w:tmpl w:val="8AEE5F66"/>
@@ -17293,7 +19123,7 @@
       </w:rPr>
     </w:lvl>
   </w:abstractNum>
-  <w:abstractNum w:abstractNumId="34" w15:restartNumberingAfterBreak="0">
+  <w:abstractNum w:abstractNumId="36" w15:restartNumberingAfterBreak="0">
     <w:nsid w:val="2F0D491F"/>
     <w:multiLevelType w:val="hybridMultilevel"/>
     <w:tmpl w:val="D7D0F52A"/>
@@ -17406,7 +19236,7 @@
       </w:rPr>
     </w:lvl>
   </w:abstractNum>
-  <w:abstractNum w:abstractNumId="35" w15:restartNumberingAfterBreak="0">
+  <w:abstractNum w:abstractNumId="37" w15:restartNumberingAfterBreak="0">
     <w:nsid w:val="309C07EC"/>
     <w:multiLevelType w:val="hybridMultilevel"/>
     <w:tmpl w:val="43E654DC"/>
@@ -17519,7 +19349,156 @@
       </w:rPr>
     </w:lvl>
   </w:abstractNum>
-  <w:abstractNum w:abstractNumId="36" w15:restartNumberingAfterBreak="0">
+  <w:abstractNum w:abstractNumId="38" w15:restartNumberingAfterBreak="0">
+    <w:nsid w:val="3122254E"/>
+    <w:multiLevelType w:val="multilevel"/>
+    <w:tmpl w:val="B470B2CA"/>
+    <w:lvl w:ilvl="0">
+      <w:start w:val="1"/>
+      <w:numFmt w:val="bullet"/>
+      <w:lvlText w:val=""/>
+      <w:lvlJc w:val="left"/>
+      <w:pPr>
+        <w:tabs>
+          <w:tab w:val="num" w:pos="720"/>
+        </w:tabs>
+        <w:ind w:left="720" w:hanging="360"/>
+      </w:pPr>
+      <w:rPr>
+        <w:rFonts w:ascii="Symbol" w:hAnsi="Symbol" w:hint="default"/>
+        <w:sz w:val="20"/>
+      </w:rPr>
+    </w:lvl>
+    <w:lvl w:ilvl="1" w:tentative="1">
+      <w:start w:val="1"/>
+      <w:numFmt w:val="bullet"/>
+      <w:lvlText w:val="o"/>
+      <w:lvlJc w:val="left"/>
+      <w:pPr>
+        <w:tabs>
+          <w:tab w:val="num" w:pos="1440"/>
+        </w:tabs>
+        <w:ind w:left="1440" w:hanging="360"/>
+      </w:pPr>
+      <w:rPr>
+        <w:rFonts w:ascii="Courier New" w:hAnsi="Courier New" w:hint="default"/>
+        <w:sz w:val="20"/>
+      </w:rPr>
+    </w:lvl>
+    <w:lvl w:ilvl="2" w:tentative="1">
+      <w:start w:val="1"/>
+      <w:numFmt w:val="bullet"/>
+      <w:lvlText w:val=""/>
+      <w:lvlJc w:val="left"/>
+      <w:pPr>
+        <w:tabs>
+          <w:tab w:val="num" w:pos="2160"/>
+        </w:tabs>
+        <w:ind w:left="2160" w:hanging="360"/>
+      </w:pPr>
+      <w:rPr>
+        <w:rFonts w:ascii="Wingdings" w:hAnsi="Wingdings" w:hint="default"/>
+        <w:sz w:val="20"/>
+      </w:rPr>
+    </w:lvl>
+    <w:lvl w:ilvl="3" w:tentative="1">
+      <w:start w:val="1"/>
+      <w:numFmt w:val="bullet"/>
+      <w:lvlText w:val=""/>
+      <w:lvlJc w:val="left"/>
+      <w:pPr>
+        <w:tabs>
+          <w:tab w:val="num" w:pos="2880"/>
+        </w:tabs>
+        <w:ind w:left="2880" w:hanging="360"/>
+      </w:pPr>
+      <w:rPr>
+        <w:rFonts w:ascii="Wingdings" w:hAnsi="Wingdings" w:hint="default"/>
+        <w:sz w:val="20"/>
+      </w:rPr>
+    </w:lvl>
+    <w:lvl w:ilvl="4" w:tentative="1">
+      <w:start w:val="1"/>
+      <w:numFmt w:val="bullet"/>
+      <w:lvlText w:val=""/>
+      <w:lvlJc w:val="left"/>
+      <w:pPr>
+        <w:tabs>
+          <w:tab w:val="num" w:pos="3600"/>
+        </w:tabs>
+        <w:ind w:left="3600" w:hanging="360"/>
+      </w:pPr>
+      <w:rPr>
+        <w:rFonts w:ascii="Wingdings" w:hAnsi="Wingdings" w:hint="default"/>
+        <w:sz w:val="20"/>
+      </w:rPr>
+    </w:lvl>
+    <w:lvl w:ilvl="5" w:tentative="1">
+      <w:start w:val="1"/>
+      <w:numFmt w:val="bullet"/>
+      <w:lvlText w:val=""/>
+      <w:lvlJc w:val="left"/>
+      <w:pPr>
+        <w:tabs>
+          <w:tab w:val="num" w:pos="4320"/>
+        </w:tabs>
+        <w:ind w:left="4320" w:hanging="360"/>
+      </w:pPr>
+      <w:rPr>
+        <w:rFonts w:ascii="Wingdings" w:hAnsi="Wingdings" w:hint="default"/>
+        <w:sz w:val="20"/>
+      </w:rPr>
+    </w:lvl>
+    <w:lvl w:ilvl="6" w:tentative="1">
+      <w:start w:val="1"/>
+      <w:numFmt w:val="bullet"/>
+      <w:lvlText w:val=""/>
+      <w:lvlJc w:val="left"/>
+      <w:pPr>
+        <w:tabs>
+          <w:tab w:val="num" w:pos="5040"/>
+        </w:tabs>
+        <w:ind w:left="5040" w:hanging="360"/>
+      </w:pPr>
+      <w:rPr>
+        <w:rFonts w:ascii="Wingdings" w:hAnsi="Wingdings" w:hint="default"/>
+        <w:sz w:val="20"/>
+      </w:rPr>
+    </w:lvl>
+    <w:lvl w:ilvl="7" w:tentative="1">
+      <w:start w:val="1"/>
+      <w:numFmt w:val="bullet"/>
+      <w:lvlText w:val=""/>
+      <w:lvlJc w:val="left"/>
+      <w:pPr>
+        <w:tabs>
+          <w:tab w:val="num" w:pos="5760"/>
+        </w:tabs>
+        <w:ind w:left="5760" w:hanging="360"/>
+      </w:pPr>
+      <w:rPr>
+        <w:rFonts w:ascii="Wingdings" w:hAnsi="Wingdings" w:hint="default"/>
+        <w:sz w:val="20"/>
+      </w:rPr>
+    </w:lvl>
+    <w:lvl w:ilvl="8" w:tentative="1">
+      <w:start w:val="1"/>
+      <w:numFmt w:val="bullet"/>
+      <w:lvlText w:val=""/>
+      <w:lvlJc w:val="left"/>
+      <w:pPr>
+        <w:tabs>
+          <w:tab w:val="num" w:pos="6480"/>
+        </w:tabs>
+        <w:ind w:left="6480" w:hanging="360"/>
+      </w:pPr>
+      <w:rPr>
+        <w:rFonts w:ascii="Wingdings" w:hAnsi="Wingdings" w:hint="default"/>
+        <w:sz w:val="20"/>
+      </w:rPr>
+    </w:lvl>
+  </w:abstractNum>
+  <w:abstractNum w:abstractNumId="39" w15:restartNumberingAfterBreak="0">
     <w:nsid w:val="31D20FF2"/>
     <w:multiLevelType w:val="hybridMultilevel"/>
     <w:tmpl w:val="EA3CB86A"/>
@@ -17631,7 +19610,7 @@
       </w:rPr>
     </w:lvl>
   </w:abstractNum>
-  <w:abstractNum w:abstractNumId="37" w15:restartNumberingAfterBreak="0">
+  <w:abstractNum w:abstractNumId="40" w15:restartNumberingAfterBreak="0">
     <w:nsid w:val="35E55AC7"/>
     <w:multiLevelType w:val="hybridMultilevel"/>
     <w:tmpl w:val="BCFCACC6"/>
@@ -17743,7 +19722,7 @@
       </w:rPr>
     </w:lvl>
   </w:abstractNum>
-  <w:abstractNum w:abstractNumId="38" w15:restartNumberingAfterBreak="0">
+  <w:abstractNum w:abstractNumId="41" w15:restartNumberingAfterBreak="0">
     <w:nsid w:val="380E36DB"/>
     <w:multiLevelType w:val="hybridMultilevel"/>
     <w:tmpl w:val="7B3E5C58"/>
@@ -17855,7 +19834,7 @@
       </w:rPr>
     </w:lvl>
   </w:abstractNum>
-  <w:abstractNum w:abstractNumId="39" w15:restartNumberingAfterBreak="0">
+  <w:abstractNum w:abstractNumId="42" w15:restartNumberingAfterBreak="0">
     <w:nsid w:val="38530E13"/>
     <w:multiLevelType w:val="hybridMultilevel"/>
     <w:tmpl w:val="263AC0D6"/>
@@ -17968,7 +19947,7 @@
       </w:rPr>
     </w:lvl>
   </w:abstractNum>
-  <w:abstractNum w:abstractNumId="40" w15:restartNumberingAfterBreak="0">
+  <w:abstractNum w:abstractNumId="43" w15:restartNumberingAfterBreak="0">
     <w:nsid w:val="39DB4418"/>
     <w:multiLevelType w:val="hybridMultilevel"/>
     <w:tmpl w:val="1C843710"/>
@@ -18080,7 +20059,7 @@
       </w:rPr>
     </w:lvl>
   </w:abstractNum>
-  <w:abstractNum w:abstractNumId="41" w15:restartNumberingAfterBreak="0">
+  <w:abstractNum w:abstractNumId="44" w15:restartNumberingAfterBreak="0">
     <w:nsid w:val="3A2445DB"/>
     <w:multiLevelType w:val="hybridMultilevel"/>
     <w:tmpl w:val="629C8E56"/>
@@ -18192,7 +20171,156 @@
       </w:rPr>
     </w:lvl>
   </w:abstractNum>
-  <w:abstractNum w:abstractNumId="42" w15:restartNumberingAfterBreak="0">
+  <w:abstractNum w:abstractNumId="45" w15:restartNumberingAfterBreak="0">
+    <w:nsid w:val="3A2A15F0"/>
+    <w:multiLevelType w:val="multilevel"/>
+    <w:tmpl w:val="8EC800BA"/>
+    <w:lvl w:ilvl="0">
+      <w:start w:val="1"/>
+      <w:numFmt w:val="bullet"/>
+      <w:lvlText w:val=""/>
+      <w:lvlJc w:val="left"/>
+      <w:pPr>
+        <w:tabs>
+          <w:tab w:val="num" w:pos="720"/>
+        </w:tabs>
+        <w:ind w:left="720" w:hanging="360"/>
+      </w:pPr>
+      <w:rPr>
+        <w:rFonts w:ascii="Symbol" w:hAnsi="Symbol" w:hint="default"/>
+        <w:sz w:val="20"/>
+      </w:rPr>
+    </w:lvl>
+    <w:lvl w:ilvl="1" w:tentative="1">
+      <w:start w:val="1"/>
+      <w:numFmt w:val="bullet"/>
+      <w:lvlText w:val="o"/>
+      <w:lvlJc w:val="left"/>
+      <w:pPr>
+        <w:tabs>
+          <w:tab w:val="num" w:pos="1440"/>
+        </w:tabs>
+        <w:ind w:left="1440" w:hanging="360"/>
+      </w:pPr>
+      <w:rPr>
+        <w:rFonts w:ascii="Courier New" w:hAnsi="Courier New" w:hint="default"/>
+        <w:sz w:val="20"/>
+      </w:rPr>
+    </w:lvl>
+    <w:lvl w:ilvl="2" w:tentative="1">
+      <w:start w:val="1"/>
+      <w:numFmt w:val="bullet"/>
+      <w:lvlText w:val=""/>
+      <w:lvlJc w:val="left"/>
+      <w:pPr>
+        <w:tabs>
+          <w:tab w:val="num" w:pos="2160"/>
+        </w:tabs>
+        <w:ind w:left="2160" w:hanging="360"/>
+      </w:pPr>
+      <w:rPr>
+        <w:rFonts w:ascii="Wingdings" w:hAnsi="Wingdings" w:hint="default"/>
+        <w:sz w:val="20"/>
+      </w:rPr>
+    </w:lvl>
+    <w:lvl w:ilvl="3" w:tentative="1">
+      <w:start w:val="1"/>
+      <w:numFmt w:val="bullet"/>
+      <w:lvlText w:val=""/>
+      <w:lvlJc w:val="left"/>
+      <w:pPr>
+        <w:tabs>
+          <w:tab w:val="num" w:pos="2880"/>
+        </w:tabs>
+        <w:ind w:left="2880" w:hanging="360"/>
+      </w:pPr>
+      <w:rPr>
+        <w:rFonts w:ascii="Wingdings" w:hAnsi="Wingdings" w:hint="default"/>
+        <w:sz w:val="20"/>
+      </w:rPr>
+    </w:lvl>
+    <w:lvl w:ilvl="4" w:tentative="1">
+      <w:start w:val="1"/>
+      <w:numFmt w:val="bullet"/>
+      <w:lvlText w:val=""/>
+      <w:lvlJc w:val="left"/>
+      <w:pPr>
+        <w:tabs>
+          <w:tab w:val="num" w:pos="3600"/>
+        </w:tabs>
+        <w:ind w:left="3600" w:hanging="360"/>
+      </w:pPr>
+      <w:rPr>
+        <w:rFonts w:ascii="Wingdings" w:hAnsi="Wingdings" w:hint="default"/>
+        <w:sz w:val="20"/>
+      </w:rPr>
+    </w:lvl>
+    <w:lvl w:ilvl="5" w:tentative="1">
+      <w:start w:val="1"/>
+      <w:numFmt w:val="bullet"/>
+      <w:lvlText w:val=""/>
+      <w:lvlJc w:val="left"/>
+      <w:pPr>
+        <w:tabs>
+          <w:tab w:val="num" w:pos="4320"/>
+        </w:tabs>
+        <w:ind w:left="4320" w:hanging="360"/>
+      </w:pPr>
+      <w:rPr>
+        <w:rFonts w:ascii="Wingdings" w:hAnsi="Wingdings" w:hint="default"/>
+        <w:sz w:val="20"/>
+      </w:rPr>
+    </w:lvl>
+    <w:lvl w:ilvl="6" w:tentative="1">
+      <w:start w:val="1"/>
+      <w:numFmt w:val="bullet"/>
+      <w:lvlText w:val=""/>
+      <w:lvlJc w:val="left"/>
+      <w:pPr>
+        <w:tabs>
+          <w:tab w:val="num" w:pos="5040"/>
+        </w:tabs>
+        <w:ind w:left="5040" w:hanging="360"/>
+      </w:pPr>
+      <w:rPr>
+        <w:rFonts w:ascii="Wingdings" w:hAnsi="Wingdings" w:hint="default"/>
+        <w:sz w:val="20"/>
+      </w:rPr>
+    </w:lvl>
+    <w:lvl w:ilvl="7" w:tentative="1">
+      <w:start w:val="1"/>
+      <w:numFmt w:val="bullet"/>
+      <w:lvlText w:val=""/>
+      <w:lvlJc w:val="left"/>
+      <w:pPr>
+        <w:tabs>
+          <w:tab w:val="num" w:pos="5760"/>
+        </w:tabs>
+        <w:ind w:left="5760" w:hanging="360"/>
+      </w:pPr>
+      <w:rPr>
+        <w:rFonts w:ascii="Wingdings" w:hAnsi="Wingdings" w:hint="default"/>
+        <w:sz w:val="20"/>
+      </w:rPr>
+    </w:lvl>
+    <w:lvl w:ilvl="8" w:tentative="1">
+      <w:start w:val="1"/>
+      <w:numFmt w:val="bullet"/>
+      <w:lvlText w:val=""/>
+      <w:lvlJc w:val="left"/>
+      <w:pPr>
+        <w:tabs>
+          <w:tab w:val="num" w:pos="6480"/>
+        </w:tabs>
+        <w:ind w:left="6480" w:hanging="360"/>
+      </w:pPr>
+      <w:rPr>
+        <w:rFonts w:ascii="Wingdings" w:hAnsi="Wingdings" w:hint="default"/>
+        <w:sz w:val="20"/>
+      </w:rPr>
+    </w:lvl>
+  </w:abstractNum>
+  <w:abstractNum w:abstractNumId="46" w15:restartNumberingAfterBreak="0">
     <w:nsid w:val="3C6C2C33"/>
     <w:multiLevelType w:val="hybridMultilevel"/>
     <w:tmpl w:val="D8EA41E8"/>
@@ -18304,7 +20432,7 @@
       </w:rPr>
     </w:lvl>
   </w:abstractNum>
-  <w:abstractNum w:abstractNumId="43" w15:restartNumberingAfterBreak="0">
+  <w:abstractNum w:abstractNumId="47" w15:restartNumberingAfterBreak="0">
     <w:nsid w:val="3E017A65"/>
     <w:multiLevelType w:val="hybridMultilevel"/>
     <w:tmpl w:val="7DC43054"/>
@@ -18416,7 +20544,7 @@
       </w:rPr>
     </w:lvl>
   </w:abstractNum>
-  <w:abstractNum w:abstractNumId="44" w15:restartNumberingAfterBreak="0">
+  <w:abstractNum w:abstractNumId="48" w15:restartNumberingAfterBreak="0">
     <w:nsid w:val="3F2F2766"/>
     <w:multiLevelType w:val="hybridMultilevel"/>
     <w:tmpl w:val="4502E290"/>
@@ -18529,7 +20657,7 @@
       </w:rPr>
     </w:lvl>
   </w:abstractNum>
-  <w:abstractNum w:abstractNumId="45" w15:restartNumberingAfterBreak="0">
+  <w:abstractNum w:abstractNumId="49" w15:restartNumberingAfterBreak="0">
     <w:nsid w:val="3F670876"/>
     <w:multiLevelType w:val="hybridMultilevel"/>
     <w:tmpl w:val="87CAC3F6"/>
@@ -18641,7 +20769,7 @@
       </w:rPr>
     </w:lvl>
   </w:abstractNum>
-  <w:abstractNum w:abstractNumId="46" w15:restartNumberingAfterBreak="0">
+  <w:abstractNum w:abstractNumId="50" w15:restartNumberingAfterBreak="0">
     <w:nsid w:val="3FEE4530"/>
     <w:multiLevelType w:val="hybridMultilevel"/>
     <w:tmpl w:val="EFB48A48"/>
@@ -18754,7 +20882,7 @@
       </w:rPr>
     </w:lvl>
   </w:abstractNum>
-  <w:abstractNum w:abstractNumId="47" w15:restartNumberingAfterBreak="0">
+  <w:abstractNum w:abstractNumId="51" w15:restartNumberingAfterBreak="0">
     <w:nsid w:val="42516CF2"/>
     <w:multiLevelType w:val="multilevel"/>
     <w:tmpl w:val="B0706E5A"/>
@@ -18903,7 +21031,7 @@
       </w:rPr>
     </w:lvl>
   </w:abstractNum>
-  <w:abstractNum w:abstractNumId="48" w15:restartNumberingAfterBreak="0">
+  <w:abstractNum w:abstractNumId="52" w15:restartNumberingAfterBreak="0">
     <w:nsid w:val="42545CBC"/>
     <w:multiLevelType w:val="hybridMultilevel"/>
     <w:tmpl w:val="A6D487CC"/>
@@ -19015,7 +21143,7 @@
       </w:rPr>
     </w:lvl>
   </w:abstractNum>
-  <w:abstractNum w:abstractNumId="49" w15:restartNumberingAfterBreak="0">
+  <w:abstractNum w:abstractNumId="53" w15:restartNumberingAfterBreak="0">
     <w:nsid w:val="444A7F9A"/>
     <w:multiLevelType w:val="hybridMultilevel"/>
     <w:tmpl w:val="FC3C1540"/>
@@ -19127,7 +21255,7 @@
       </w:rPr>
     </w:lvl>
   </w:abstractNum>
-  <w:abstractNum w:abstractNumId="50" w15:restartNumberingAfterBreak="0">
+  <w:abstractNum w:abstractNumId="54" w15:restartNumberingAfterBreak="0">
     <w:nsid w:val="445D654F"/>
     <w:multiLevelType w:val="hybridMultilevel"/>
     <w:tmpl w:val="C8920D36"/>
@@ -19240,7 +21368,7 @@
       </w:rPr>
     </w:lvl>
   </w:abstractNum>
-  <w:abstractNum w:abstractNumId="51" w15:restartNumberingAfterBreak="0">
+  <w:abstractNum w:abstractNumId="55" w15:restartNumberingAfterBreak="0">
     <w:nsid w:val="451619A4"/>
     <w:multiLevelType w:val="hybridMultilevel"/>
     <w:tmpl w:val="D3B8B1B0"/>
@@ -19352,7 +21480,7 @@
       </w:rPr>
     </w:lvl>
   </w:abstractNum>
-  <w:abstractNum w:abstractNumId="52" w15:restartNumberingAfterBreak="0">
+  <w:abstractNum w:abstractNumId="56" w15:restartNumberingAfterBreak="0">
     <w:nsid w:val="45867B90"/>
     <w:multiLevelType w:val="hybridMultilevel"/>
     <w:tmpl w:val="47BA1232"/>
@@ -19464,7 +21592,7 @@
       </w:rPr>
     </w:lvl>
   </w:abstractNum>
-  <w:abstractNum w:abstractNumId="53" w15:restartNumberingAfterBreak="0">
+  <w:abstractNum w:abstractNumId="57" w15:restartNumberingAfterBreak="0">
     <w:nsid w:val="470C54C3"/>
     <w:multiLevelType w:val="hybridMultilevel"/>
     <w:tmpl w:val="0A827D10"/>
@@ -19577,7 +21705,7 @@
       </w:rPr>
     </w:lvl>
   </w:abstractNum>
-  <w:abstractNum w:abstractNumId="54" w15:restartNumberingAfterBreak="0">
+  <w:abstractNum w:abstractNumId="58" w15:restartNumberingAfterBreak="0">
     <w:nsid w:val="48691879"/>
     <w:multiLevelType w:val="multilevel"/>
     <w:tmpl w:val="24FA03BA"/>
@@ -19726,7 +21854,7 @@
       </w:rPr>
     </w:lvl>
   </w:abstractNum>
-  <w:abstractNum w:abstractNumId="55" w15:restartNumberingAfterBreak="0">
+  <w:abstractNum w:abstractNumId="59" w15:restartNumberingAfterBreak="0">
     <w:nsid w:val="4A136C87"/>
     <w:multiLevelType w:val="hybridMultilevel"/>
     <w:tmpl w:val="78608C6C"/>
@@ -19838,7 +21966,7 @@
       </w:rPr>
     </w:lvl>
   </w:abstractNum>
-  <w:abstractNum w:abstractNumId="56" w15:restartNumberingAfterBreak="0">
+  <w:abstractNum w:abstractNumId="60" w15:restartNumberingAfterBreak="0">
     <w:nsid w:val="4A236E9D"/>
     <w:multiLevelType w:val="hybridMultilevel"/>
     <w:tmpl w:val="9F9812D0"/>
@@ -19950,7 +22078,7 @@
       </w:rPr>
     </w:lvl>
   </w:abstractNum>
-  <w:abstractNum w:abstractNumId="57" w15:restartNumberingAfterBreak="0">
+  <w:abstractNum w:abstractNumId="61" w15:restartNumberingAfterBreak="0">
     <w:nsid w:val="4A5F55A9"/>
     <w:multiLevelType w:val="hybridMultilevel"/>
     <w:tmpl w:val="0D3AC080"/>
@@ -20062,7 +22190,156 @@
       </w:rPr>
     </w:lvl>
   </w:abstractNum>
-  <w:abstractNum w:abstractNumId="58" w15:restartNumberingAfterBreak="0">
+  <w:abstractNum w:abstractNumId="62" w15:restartNumberingAfterBreak="0">
+    <w:nsid w:val="4A753E2F"/>
+    <w:multiLevelType w:val="multilevel"/>
+    <w:tmpl w:val="AABC8488"/>
+    <w:lvl w:ilvl="0">
+      <w:start w:val="1"/>
+      <w:numFmt w:val="bullet"/>
+      <w:lvlText w:val=""/>
+      <w:lvlJc w:val="left"/>
+      <w:pPr>
+        <w:tabs>
+          <w:tab w:val="num" w:pos="720"/>
+        </w:tabs>
+        <w:ind w:left="720" w:hanging="360"/>
+      </w:pPr>
+      <w:rPr>
+        <w:rFonts w:ascii="Symbol" w:hAnsi="Symbol" w:hint="default"/>
+        <w:sz w:val="20"/>
+      </w:rPr>
+    </w:lvl>
+    <w:lvl w:ilvl="1" w:tentative="1">
+      <w:start w:val="1"/>
+      <w:numFmt w:val="bullet"/>
+      <w:lvlText w:val="o"/>
+      <w:lvlJc w:val="left"/>
+      <w:pPr>
+        <w:tabs>
+          <w:tab w:val="num" w:pos="1440"/>
+        </w:tabs>
+        <w:ind w:left="1440" w:hanging="360"/>
+      </w:pPr>
+      <w:rPr>
+        <w:rFonts w:ascii="Courier New" w:hAnsi="Courier New" w:hint="default"/>
+        <w:sz w:val="20"/>
+      </w:rPr>
+    </w:lvl>
+    <w:lvl w:ilvl="2" w:tentative="1">
+      <w:start w:val="1"/>
+      <w:numFmt w:val="bullet"/>
+      <w:lvlText w:val=""/>
+      <w:lvlJc w:val="left"/>
+      <w:pPr>
+        <w:tabs>
+          <w:tab w:val="num" w:pos="2160"/>
+        </w:tabs>
+        <w:ind w:left="2160" w:hanging="360"/>
+      </w:pPr>
+      <w:rPr>
+        <w:rFonts w:ascii="Wingdings" w:hAnsi="Wingdings" w:hint="default"/>
+        <w:sz w:val="20"/>
+      </w:rPr>
+    </w:lvl>
+    <w:lvl w:ilvl="3" w:tentative="1">
+      <w:start w:val="1"/>
+      <w:numFmt w:val="bullet"/>
+      <w:lvlText w:val=""/>
+      <w:lvlJc w:val="left"/>
+      <w:pPr>
+        <w:tabs>
+          <w:tab w:val="num" w:pos="2880"/>
+        </w:tabs>
+        <w:ind w:left="2880" w:hanging="360"/>
+      </w:pPr>
+      <w:rPr>
+        <w:rFonts w:ascii="Wingdings" w:hAnsi="Wingdings" w:hint="default"/>
+        <w:sz w:val="20"/>
+      </w:rPr>
+    </w:lvl>
+    <w:lvl w:ilvl="4" w:tentative="1">
+      <w:start w:val="1"/>
+      <w:numFmt w:val="bullet"/>
+      <w:lvlText w:val=""/>
+      <w:lvlJc w:val="left"/>
+      <w:pPr>
+        <w:tabs>
+          <w:tab w:val="num" w:pos="3600"/>
+        </w:tabs>
+        <w:ind w:left="3600" w:hanging="360"/>
+      </w:pPr>
+      <w:rPr>
+        <w:rFonts w:ascii="Wingdings" w:hAnsi="Wingdings" w:hint="default"/>
+        <w:sz w:val="20"/>
+      </w:rPr>
+    </w:lvl>
+    <w:lvl w:ilvl="5" w:tentative="1">
+      <w:start w:val="1"/>
+      <w:numFmt w:val="bullet"/>
+      <w:lvlText w:val=""/>
+      <w:lvlJc w:val="left"/>
+      <w:pPr>
+        <w:tabs>
+          <w:tab w:val="num" w:pos="4320"/>
+        </w:tabs>
+        <w:ind w:left="4320" w:hanging="360"/>
+      </w:pPr>
+      <w:rPr>
+        <w:rFonts w:ascii="Wingdings" w:hAnsi="Wingdings" w:hint="default"/>
+        <w:sz w:val="20"/>
+      </w:rPr>
+    </w:lvl>
+    <w:lvl w:ilvl="6" w:tentative="1">
+      <w:start w:val="1"/>
+      <w:numFmt w:val="bullet"/>
+      <w:lvlText w:val=""/>
+      <w:lvlJc w:val="left"/>
+      <w:pPr>
+        <w:tabs>
+          <w:tab w:val="num" w:pos="5040"/>
+        </w:tabs>
+        <w:ind w:left="5040" w:hanging="360"/>
+      </w:pPr>
+      <w:rPr>
+        <w:rFonts w:ascii="Wingdings" w:hAnsi="Wingdings" w:hint="default"/>
+        <w:sz w:val="20"/>
+      </w:rPr>
+    </w:lvl>
+    <w:lvl w:ilvl="7" w:tentative="1">
+      <w:start w:val="1"/>
+      <w:numFmt w:val="bullet"/>
+      <w:lvlText w:val=""/>
+      <w:lvlJc w:val="left"/>
+      <w:pPr>
+        <w:tabs>
+          <w:tab w:val="num" w:pos="5760"/>
+        </w:tabs>
+        <w:ind w:left="5760" w:hanging="360"/>
+      </w:pPr>
+      <w:rPr>
+        <w:rFonts w:ascii="Wingdings" w:hAnsi="Wingdings" w:hint="default"/>
+        <w:sz w:val="20"/>
+      </w:rPr>
+    </w:lvl>
+    <w:lvl w:ilvl="8" w:tentative="1">
+      <w:start w:val="1"/>
+      <w:numFmt w:val="bullet"/>
+      <w:lvlText w:val=""/>
+      <w:lvlJc w:val="left"/>
+      <w:pPr>
+        <w:tabs>
+          <w:tab w:val="num" w:pos="6480"/>
+        </w:tabs>
+        <w:ind w:left="6480" w:hanging="360"/>
+      </w:pPr>
+      <w:rPr>
+        <w:rFonts w:ascii="Wingdings" w:hAnsi="Wingdings" w:hint="default"/>
+        <w:sz w:val="20"/>
+      </w:rPr>
+    </w:lvl>
+  </w:abstractNum>
+  <w:abstractNum w:abstractNumId="63" w15:restartNumberingAfterBreak="0">
     <w:nsid w:val="4BB76C74"/>
     <w:multiLevelType w:val="hybridMultilevel"/>
     <w:tmpl w:val="D5303D68"/>
@@ -20174,7 +22451,7 @@
       </w:rPr>
     </w:lvl>
   </w:abstractNum>
-  <w:abstractNum w:abstractNumId="59" w15:restartNumberingAfterBreak="0">
+  <w:abstractNum w:abstractNumId="64" w15:restartNumberingAfterBreak="0">
     <w:nsid w:val="4DA617C0"/>
     <w:multiLevelType w:val="hybridMultilevel"/>
     <w:tmpl w:val="CBB6B620"/>
@@ -20286,7 +22563,7 @@
       </w:rPr>
     </w:lvl>
   </w:abstractNum>
-  <w:abstractNum w:abstractNumId="60" w15:restartNumberingAfterBreak="0">
+  <w:abstractNum w:abstractNumId="65" w15:restartNumberingAfterBreak="0">
     <w:nsid w:val="4E3A3B25"/>
     <w:multiLevelType w:val="hybridMultilevel"/>
     <w:tmpl w:val="99AA89AC"/>
@@ -20398,7 +22675,7 @@
       </w:rPr>
     </w:lvl>
   </w:abstractNum>
-  <w:abstractNum w:abstractNumId="61" w15:restartNumberingAfterBreak="0">
+  <w:abstractNum w:abstractNumId="66" w15:restartNumberingAfterBreak="0">
     <w:nsid w:val="4F2C133C"/>
     <w:multiLevelType w:val="multilevel"/>
     <w:tmpl w:val="25603220"/>
@@ -20547,7 +22824,7 @@
       </w:rPr>
     </w:lvl>
   </w:abstractNum>
-  <w:abstractNum w:abstractNumId="62" w15:restartNumberingAfterBreak="0">
+  <w:abstractNum w:abstractNumId="67" w15:restartNumberingAfterBreak="0">
     <w:nsid w:val="50256ADE"/>
     <w:multiLevelType w:val="hybridMultilevel"/>
     <w:tmpl w:val="0818EA64"/>
@@ -20659,7 +22936,7 @@
       </w:rPr>
     </w:lvl>
   </w:abstractNum>
-  <w:abstractNum w:abstractNumId="63" w15:restartNumberingAfterBreak="0">
+  <w:abstractNum w:abstractNumId="68" w15:restartNumberingAfterBreak="0">
     <w:nsid w:val="51975149"/>
     <w:multiLevelType w:val="hybridMultilevel"/>
     <w:tmpl w:val="2EF4D1CA"/>
@@ -20772,7 +23049,7 @@
       </w:rPr>
     </w:lvl>
   </w:abstractNum>
-  <w:abstractNum w:abstractNumId="64" w15:restartNumberingAfterBreak="0">
+  <w:abstractNum w:abstractNumId="69" w15:restartNumberingAfterBreak="0">
     <w:nsid w:val="522764ED"/>
     <w:multiLevelType w:val="hybridMultilevel"/>
     <w:tmpl w:val="DAFA377A"/>
@@ -20861,7 +23138,7 @@
       </w:pPr>
     </w:lvl>
   </w:abstractNum>
-  <w:abstractNum w:abstractNumId="65" w15:restartNumberingAfterBreak="0">
+  <w:abstractNum w:abstractNumId="70" w15:restartNumberingAfterBreak="0">
     <w:nsid w:val="53FB0753"/>
     <w:multiLevelType w:val="hybridMultilevel"/>
     <w:tmpl w:val="36C23286"/>
@@ -20973,7 +23250,7 @@
       </w:rPr>
     </w:lvl>
   </w:abstractNum>
-  <w:abstractNum w:abstractNumId="66" w15:restartNumberingAfterBreak="0">
+  <w:abstractNum w:abstractNumId="71" w15:restartNumberingAfterBreak="0">
     <w:nsid w:val="56A967D5"/>
     <w:multiLevelType w:val="hybridMultilevel"/>
     <w:tmpl w:val="4AD2C76C"/>
@@ -21085,7 +23362,7 @@
       </w:rPr>
     </w:lvl>
   </w:abstractNum>
-  <w:abstractNum w:abstractNumId="67" w15:restartNumberingAfterBreak="0">
+  <w:abstractNum w:abstractNumId="72" w15:restartNumberingAfterBreak="0">
     <w:nsid w:val="57F8144A"/>
     <w:multiLevelType w:val="hybridMultilevel"/>
     <w:tmpl w:val="1F8208A2"/>
@@ -21197,7 +23474,7 @@
       </w:rPr>
     </w:lvl>
   </w:abstractNum>
-  <w:abstractNum w:abstractNumId="68" w15:restartNumberingAfterBreak="0">
+  <w:abstractNum w:abstractNumId="73" w15:restartNumberingAfterBreak="0">
     <w:nsid w:val="57FA4B86"/>
     <w:multiLevelType w:val="hybridMultilevel"/>
     <w:tmpl w:val="24E2749A"/>
@@ -21309,7 +23586,7 @@
       </w:rPr>
     </w:lvl>
   </w:abstractNum>
-  <w:abstractNum w:abstractNumId="69" w15:restartNumberingAfterBreak="0">
+  <w:abstractNum w:abstractNumId="74" w15:restartNumberingAfterBreak="0">
     <w:nsid w:val="5AC635B5"/>
     <w:multiLevelType w:val="hybridMultilevel"/>
     <w:tmpl w:val="51A0E17A"/>
@@ -21421,7 +23698,7 @@
       </w:rPr>
     </w:lvl>
   </w:abstractNum>
-  <w:abstractNum w:abstractNumId="70" w15:restartNumberingAfterBreak="0">
+  <w:abstractNum w:abstractNumId="75" w15:restartNumberingAfterBreak="0">
     <w:nsid w:val="5D3D35B1"/>
     <w:multiLevelType w:val="multilevel"/>
     <w:tmpl w:val="1DB64FCA"/>
@@ -21570,7 +23847,7 @@
       </w:rPr>
     </w:lvl>
   </w:abstractNum>
-  <w:abstractNum w:abstractNumId="71" w15:restartNumberingAfterBreak="0">
+  <w:abstractNum w:abstractNumId="76" w15:restartNumberingAfterBreak="0">
     <w:nsid w:val="5E8562F4"/>
     <w:multiLevelType w:val="multilevel"/>
     <w:tmpl w:val="E0D01132"/>
@@ -21719,7 +23996,7 @@
       </w:rPr>
     </w:lvl>
   </w:abstractNum>
-  <w:abstractNum w:abstractNumId="72" w15:restartNumberingAfterBreak="0">
+  <w:abstractNum w:abstractNumId="77" w15:restartNumberingAfterBreak="0">
     <w:nsid w:val="5E9D7FF9"/>
     <w:multiLevelType w:val="hybridMultilevel"/>
     <w:tmpl w:val="9FEC9846"/>
@@ -21832,7 +24109,7 @@
       </w:rPr>
     </w:lvl>
   </w:abstractNum>
-  <w:abstractNum w:abstractNumId="73" w15:restartNumberingAfterBreak="0">
+  <w:abstractNum w:abstractNumId="78" w15:restartNumberingAfterBreak="0">
     <w:nsid w:val="66C01D91"/>
     <w:multiLevelType w:val="hybridMultilevel"/>
     <w:tmpl w:val="056EB786"/>
@@ -21945,7 +24222,7 @@
       </w:rPr>
     </w:lvl>
   </w:abstractNum>
-  <w:abstractNum w:abstractNumId="74" w15:restartNumberingAfterBreak="0">
+  <w:abstractNum w:abstractNumId="79" w15:restartNumberingAfterBreak="0">
     <w:nsid w:val="68FF3E14"/>
     <w:multiLevelType w:val="hybridMultilevel"/>
     <w:tmpl w:val="852ED156"/>
@@ -22057,7 +24334,7 @@
       </w:rPr>
     </w:lvl>
   </w:abstractNum>
-  <w:abstractNum w:abstractNumId="75" w15:restartNumberingAfterBreak="0">
+  <w:abstractNum w:abstractNumId="80" w15:restartNumberingAfterBreak="0">
     <w:nsid w:val="6B531966"/>
     <w:multiLevelType w:val="hybridMultilevel"/>
     <w:tmpl w:val="2758CFC0"/>
@@ -22169,7 +24446,7 @@
       </w:rPr>
     </w:lvl>
   </w:abstractNum>
-  <w:abstractNum w:abstractNumId="76" w15:restartNumberingAfterBreak="0">
+  <w:abstractNum w:abstractNumId="81" w15:restartNumberingAfterBreak="0">
     <w:nsid w:val="6C181A8F"/>
     <w:multiLevelType w:val="hybridMultilevel"/>
     <w:tmpl w:val="AE1A9754"/>
@@ -22281,7 +24558,7 @@
       </w:rPr>
     </w:lvl>
   </w:abstractNum>
-  <w:abstractNum w:abstractNumId="77" w15:restartNumberingAfterBreak="0">
+  <w:abstractNum w:abstractNumId="82" w15:restartNumberingAfterBreak="0">
     <w:nsid w:val="6C52622C"/>
     <w:multiLevelType w:val="multilevel"/>
     <w:tmpl w:val="F8B03172"/>
@@ -22430,7 +24707,7 @@
       </w:rPr>
     </w:lvl>
   </w:abstractNum>
-  <w:abstractNum w:abstractNumId="78" w15:restartNumberingAfterBreak="0">
+  <w:abstractNum w:abstractNumId="83" w15:restartNumberingAfterBreak="0">
     <w:nsid w:val="6D674DC7"/>
     <w:multiLevelType w:val="multilevel"/>
     <w:tmpl w:val="4342CC68"/>
@@ -22579,7 +24856,7 @@
       </w:rPr>
     </w:lvl>
   </w:abstractNum>
-  <w:abstractNum w:abstractNumId="79" w15:restartNumberingAfterBreak="0">
+  <w:abstractNum w:abstractNumId="84" w15:restartNumberingAfterBreak="0">
     <w:nsid w:val="6E08011E"/>
     <w:multiLevelType w:val="hybridMultilevel"/>
     <w:tmpl w:val="33DE4EDC"/>
@@ -22691,7 +24968,156 @@
       </w:rPr>
     </w:lvl>
   </w:abstractNum>
-  <w:abstractNum w:abstractNumId="80" w15:restartNumberingAfterBreak="0">
+  <w:abstractNum w:abstractNumId="85" w15:restartNumberingAfterBreak="0">
+    <w:nsid w:val="71C01D39"/>
+    <w:multiLevelType w:val="multilevel"/>
+    <w:tmpl w:val="7C4E5656"/>
+    <w:lvl w:ilvl="0">
+      <w:start w:val="1"/>
+      <w:numFmt w:val="bullet"/>
+      <w:lvlText w:val=""/>
+      <w:lvlJc w:val="left"/>
+      <w:pPr>
+        <w:tabs>
+          <w:tab w:val="num" w:pos="720"/>
+        </w:tabs>
+        <w:ind w:left="720" w:hanging="360"/>
+      </w:pPr>
+      <w:rPr>
+        <w:rFonts w:ascii="Symbol" w:hAnsi="Symbol" w:hint="default"/>
+        <w:sz w:val="20"/>
+      </w:rPr>
+    </w:lvl>
+    <w:lvl w:ilvl="1" w:tentative="1">
+      <w:start w:val="1"/>
+      <w:numFmt w:val="bullet"/>
+      <w:lvlText w:val="o"/>
+      <w:lvlJc w:val="left"/>
+      <w:pPr>
+        <w:tabs>
+          <w:tab w:val="num" w:pos="1440"/>
+        </w:tabs>
+        <w:ind w:left="1440" w:hanging="360"/>
+      </w:pPr>
+      <w:rPr>
+        <w:rFonts w:ascii="Courier New" w:hAnsi="Courier New" w:hint="default"/>
+        <w:sz w:val="20"/>
+      </w:rPr>
+    </w:lvl>
+    <w:lvl w:ilvl="2" w:tentative="1">
+      <w:start w:val="1"/>
+      <w:numFmt w:val="bullet"/>
+      <w:lvlText w:val=""/>
+      <w:lvlJc w:val="left"/>
+      <w:pPr>
+        <w:tabs>
+          <w:tab w:val="num" w:pos="2160"/>
+        </w:tabs>
+        <w:ind w:left="2160" w:hanging="360"/>
+      </w:pPr>
+      <w:rPr>
+        <w:rFonts w:ascii="Wingdings" w:hAnsi="Wingdings" w:hint="default"/>
+        <w:sz w:val="20"/>
+      </w:rPr>
+    </w:lvl>
+    <w:lvl w:ilvl="3" w:tentative="1">
+      <w:start w:val="1"/>
+      <w:numFmt w:val="bullet"/>
+      <w:lvlText w:val=""/>
+      <w:lvlJc w:val="left"/>
+      <w:pPr>
+        <w:tabs>
+          <w:tab w:val="num" w:pos="2880"/>
+        </w:tabs>
+        <w:ind w:left="2880" w:hanging="360"/>
+      </w:pPr>
+      <w:rPr>
+        <w:rFonts w:ascii="Wingdings" w:hAnsi="Wingdings" w:hint="default"/>
+        <w:sz w:val="20"/>
+      </w:rPr>
+    </w:lvl>
+    <w:lvl w:ilvl="4" w:tentative="1">
+      <w:start w:val="1"/>
+      <w:numFmt w:val="bullet"/>
+      <w:lvlText w:val=""/>
+      <w:lvlJc w:val="left"/>
+      <w:pPr>
+        <w:tabs>
+          <w:tab w:val="num" w:pos="3600"/>
+        </w:tabs>
+        <w:ind w:left="3600" w:hanging="360"/>
+      </w:pPr>
+      <w:rPr>
+        <w:rFonts w:ascii="Wingdings" w:hAnsi="Wingdings" w:hint="default"/>
+        <w:sz w:val="20"/>
+      </w:rPr>
+    </w:lvl>
+    <w:lvl w:ilvl="5" w:tentative="1">
+      <w:start w:val="1"/>
+      <w:numFmt w:val="bullet"/>
+      <w:lvlText w:val=""/>
+      <w:lvlJc w:val="left"/>
+      <w:pPr>
+        <w:tabs>
+          <w:tab w:val="num" w:pos="4320"/>
+        </w:tabs>
+        <w:ind w:left="4320" w:hanging="360"/>
+      </w:pPr>
+      <w:rPr>
+        <w:rFonts w:ascii="Wingdings" w:hAnsi="Wingdings" w:hint="default"/>
+        <w:sz w:val="20"/>
+      </w:rPr>
+    </w:lvl>
+    <w:lvl w:ilvl="6" w:tentative="1">
+      <w:start w:val="1"/>
+      <w:numFmt w:val="bullet"/>
+      <w:lvlText w:val=""/>
+      <w:lvlJc w:val="left"/>
+      <w:pPr>
+        <w:tabs>
+          <w:tab w:val="num" w:pos="5040"/>
+        </w:tabs>
+        <w:ind w:left="5040" w:hanging="360"/>
+      </w:pPr>
+      <w:rPr>
+        <w:rFonts w:ascii="Wingdings" w:hAnsi="Wingdings" w:hint="default"/>
+        <w:sz w:val="20"/>
+      </w:rPr>
+    </w:lvl>
+    <w:lvl w:ilvl="7" w:tentative="1">
+      <w:start w:val="1"/>
+      <w:numFmt w:val="bullet"/>
+      <w:lvlText w:val=""/>
+      <w:lvlJc w:val="left"/>
+      <w:pPr>
+        <w:tabs>
+          <w:tab w:val="num" w:pos="5760"/>
+        </w:tabs>
+        <w:ind w:left="5760" w:hanging="360"/>
+      </w:pPr>
+      <w:rPr>
+        <w:rFonts w:ascii="Wingdings" w:hAnsi="Wingdings" w:hint="default"/>
+        <w:sz w:val="20"/>
+      </w:rPr>
+    </w:lvl>
+    <w:lvl w:ilvl="8" w:tentative="1">
+      <w:start w:val="1"/>
+      <w:numFmt w:val="bullet"/>
+      <w:lvlText w:val=""/>
+      <w:lvlJc w:val="left"/>
+      <w:pPr>
+        <w:tabs>
+          <w:tab w:val="num" w:pos="6480"/>
+        </w:tabs>
+        <w:ind w:left="6480" w:hanging="360"/>
+      </w:pPr>
+      <w:rPr>
+        <w:rFonts w:ascii="Wingdings" w:hAnsi="Wingdings" w:hint="default"/>
+        <w:sz w:val="20"/>
+      </w:rPr>
+    </w:lvl>
+  </w:abstractNum>
+  <w:abstractNum w:abstractNumId="86" w15:restartNumberingAfterBreak="0">
     <w:nsid w:val="722717AC"/>
     <w:multiLevelType w:val="hybridMultilevel"/>
     <w:tmpl w:val="935CC4B6"/>
@@ -22803,7 +25229,7 @@
       </w:rPr>
     </w:lvl>
   </w:abstractNum>
-  <w:abstractNum w:abstractNumId="81" w15:restartNumberingAfterBreak="0">
+  <w:abstractNum w:abstractNumId="87" w15:restartNumberingAfterBreak="0">
     <w:nsid w:val="7266168E"/>
     <w:multiLevelType w:val="hybridMultilevel"/>
     <w:tmpl w:val="163AFB96"/>
@@ -22915,7 +25341,7 @@
       </w:rPr>
     </w:lvl>
   </w:abstractNum>
-  <w:abstractNum w:abstractNumId="82" w15:restartNumberingAfterBreak="0">
+  <w:abstractNum w:abstractNumId="88" w15:restartNumberingAfterBreak="0">
     <w:nsid w:val="743E3484"/>
     <w:multiLevelType w:val="hybridMultilevel"/>
     <w:tmpl w:val="F148EE2C"/>
@@ -23028,7 +25454,7 @@
       </w:rPr>
     </w:lvl>
   </w:abstractNum>
-  <w:abstractNum w:abstractNumId="83" w15:restartNumberingAfterBreak="0">
+  <w:abstractNum w:abstractNumId="89" w15:restartNumberingAfterBreak="0">
     <w:nsid w:val="777C1D77"/>
     <w:multiLevelType w:val="hybridMultilevel"/>
     <w:tmpl w:val="2D0210B8"/>
@@ -23140,7 +25566,7 @@
       </w:rPr>
     </w:lvl>
   </w:abstractNum>
-  <w:abstractNum w:abstractNumId="84" w15:restartNumberingAfterBreak="0">
+  <w:abstractNum w:abstractNumId="90" w15:restartNumberingAfterBreak="0">
     <w:nsid w:val="79033895"/>
     <w:multiLevelType w:val="hybridMultilevel"/>
     <w:tmpl w:val="D0EC68D0"/>
@@ -23252,7 +25678,7 @@
       </w:rPr>
     </w:lvl>
   </w:abstractNum>
-  <w:abstractNum w:abstractNumId="85" w15:restartNumberingAfterBreak="0">
+  <w:abstractNum w:abstractNumId="91" w15:restartNumberingAfterBreak="0">
     <w:nsid w:val="79254661"/>
     <w:multiLevelType w:val="multilevel"/>
     <w:tmpl w:val="577EED92"/>
@@ -23401,7 +25827,7 @@
       </w:rPr>
     </w:lvl>
   </w:abstractNum>
-  <w:abstractNum w:abstractNumId="86" w15:restartNumberingAfterBreak="0">
+  <w:abstractNum w:abstractNumId="92" w15:restartNumberingAfterBreak="0">
     <w:nsid w:val="7A8751EA"/>
     <w:multiLevelType w:val="multilevel"/>
     <w:tmpl w:val="ADFE54B8"/>
@@ -23550,7 +25976,7 @@
       </w:rPr>
     </w:lvl>
   </w:abstractNum>
-  <w:abstractNum w:abstractNumId="87" w15:restartNumberingAfterBreak="0">
+  <w:abstractNum w:abstractNumId="93" w15:restartNumberingAfterBreak="0">
     <w:nsid w:val="7BB76968"/>
     <w:multiLevelType w:val="hybridMultilevel"/>
     <w:tmpl w:val="F1945E5E"/>
@@ -23662,271 +26088,441 @@
       </w:rPr>
     </w:lvl>
   </w:abstractNum>
+  <w:abstractNum w:abstractNumId="94" w15:restartNumberingAfterBreak="0">
+    <w:nsid w:val="7E1427B3"/>
+    <w:multiLevelType w:val="multilevel"/>
+    <w:tmpl w:val="760E8CDE"/>
+    <w:lvl w:ilvl="0">
+      <w:start w:val="1"/>
+      <w:numFmt w:val="bullet"/>
+      <w:lvlText w:val=""/>
+      <w:lvlJc w:val="left"/>
+      <w:pPr>
+        <w:tabs>
+          <w:tab w:val="num" w:pos="720"/>
+        </w:tabs>
+        <w:ind w:left="720" w:hanging="360"/>
+      </w:pPr>
+      <w:rPr>
+        <w:rFonts w:ascii="Symbol" w:hAnsi="Symbol" w:hint="default"/>
+        <w:sz w:val="20"/>
+      </w:rPr>
+    </w:lvl>
+    <w:lvl w:ilvl="1" w:tentative="1">
+      <w:start w:val="1"/>
+      <w:numFmt w:val="bullet"/>
+      <w:lvlText w:val="o"/>
+      <w:lvlJc w:val="left"/>
+      <w:pPr>
+        <w:tabs>
+          <w:tab w:val="num" w:pos="1440"/>
+        </w:tabs>
+        <w:ind w:left="1440" w:hanging="360"/>
+      </w:pPr>
+      <w:rPr>
+        <w:rFonts w:ascii="Courier New" w:hAnsi="Courier New" w:hint="default"/>
+        <w:sz w:val="20"/>
+      </w:rPr>
+    </w:lvl>
+    <w:lvl w:ilvl="2" w:tentative="1">
+      <w:start w:val="1"/>
+      <w:numFmt w:val="bullet"/>
+      <w:lvlText w:val=""/>
+      <w:lvlJc w:val="left"/>
+      <w:pPr>
+        <w:tabs>
+          <w:tab w:val="num" w:pos="2160"/>
+        </w:tabs>
+        <w:ind w:left="2160" w:hanging="360"/>
+      </w:pPr>
+      <w:rPr>
+        <w:rFonts w:ascii="Wingdings" w:hAnsi="Wingdings" w:hint="default"/>
+        <w:sz w:val="20"/>
+      </w:rPr>
+    </w:lvl>
+    <w:lvl w:ilvl="3" w:tentative="1">
+      <w:start w:val="1"/>
+      <w:numFmt w:val="bullet"/>
+      <w:lvlText w:val=""/>
+      <w:lvlJc w:val="left"/>
+      <w:pPr>
+        <w:tabs>
+          <w:tab w:val="num" w:pos="2880"/>
+        </w:tabs>
+        <w:ind w:left="2880" w:hanging="360"/>
+      </w:pPr>
+      <w:rPr>
+        <w:rFonts w:ascii="Wingdings" w:hAnsi="Wingdings" w:hint="default"/>
+        <w:sz w:val="20"/>
+      </w:rPr>
+    </w:lvl>
+    <w:lvl w:ilvl="4" w:tentative="1">
+      <w:start w:val="1"/>
+      <w:numFmt w:val="bullet"/>
+      <w:lvlText w:val=""/>
+      <w:lvlJc w:val="left"/>
+      <w:pPr>
+        <w:tabs>
+          <w:tab w:val="num" w:pos="3600"/>
+        </w:tabs>
+        <w:ind w:left="3600" w:hanging="360"/>
+      </w:pPr>
+      <w:rPr>
+        <w:rFonts w:ascii="Wingdings" w:hAnsi="Wingdings" w:hint="default"/>
+        <w:sz w:val="20"/>
+      </w:rPr>
+    </w:lvl>
+    <w:lvl w:ilvl="5" w:tentative="1">
+      <w:start w:val="1"/>
+      <w:numFmt w:val="bullet"/>
+      <w:lvlText w:val=""/>
+      <w:lvlJc w:val="left"/>
+      <w:pPr>
+        <w:tabs>
+          <w:tab w:val="num" w:pos="4320"/>
+        </w:tabs>
+        <w:ind w:left="4320" w:hanging="360"/>
+      </w:pPr>
+      <w:rPr>
+        <w:rFonts w:ascii="Wingdings" w:hAnsi="Wingdings" w:hint="default"/>
+        <w:sz w:val="20"/>
+      </w:rPr>
+    </w:lvl>
+    <w:lvl w:ilvl="6" w:tentative="1">
+      <w:start w:val="1"/>
+      <w:numFmt w:val="bullet"/>
+      <w:lvlText w:val=""/>
+      <w:lvlJc w:val="left"/>
+      <w:pPr>
+        <w:tabs>
+          <w:tab w:val="num" w:pos="5040"/>
+        </w:tabs>
+        <w:ind w:left="5040" w:hanging="360"/>
+      </w:pPr>
+      <w:rPr>
+        <w:rFonts w:ascii="Wingdings" w:hAnsi="Wingdings" w:hint="default"/>
+        <w:sz w:val="20"/>
+      </w:rPr>
+    </w:lvl>
+    <w:lvl w:ilvl="7" w:tentative="1">
+      <w:start w:val="1"/>
+      <w:numFmt w:val="bullet"/>
+      <w:lvlText w:val=""/>
+      <w:lvlJc w:val="left"/>
+      <w:pPr>
+        <w:tabs>
+          <w:tab w:val="num" w:pos="5760"/>
+        </w:tabs>
+        <w:ind w:left="5760" w:hanging="360"/>
+      </w:pPr>
+      <w:rPr>
+        <w:rFonts w:ascii="Wingdings" w:hAnsi="Wingdings" w:hint="default"/>
+        <w:sz w:val="20"/>
+      </w:rPr>
+    </w:lvl>
+    <w:lvl w:ilvl="8" w:tentative="1">
+      <w:start w:val="1"/>
+      <w:numFmt w:val="bullet"/>
+      <w:lvlText w:val=""/>
+      <w:lvlJc w:val="left"/>
+      <w:pPr>
+        <w:tabs>
+          <w:tab w:val="num" w:pos="6480"/>
+        </w:tabs>
+        <w:ind w:left="6480" w:hanging="360"/>
+      </w:pPr>
+      <w:rPr>
+        <w:rFonts w:ascii="Wingdings" w:hAnsi="Wingdings" w:hint="default"/>
+        <w:sz w:val="20"/>
+      </w:rPr>
+    </w:lvl>
+  </w:abstractNum>
   <w:num w:numId="1" w16cid:durableId="1956208242">
-    <w:abstractNumId w:val="5"/>
+    <w:abstractNumId w:val="6"/>
   </w:num>
   <w:num w:numId="2" w16cid:durableId="77288022">
-    <w:abstractNumId w:val="6"/>
+    <w:abstractNumId w:val="7"/>
   </w:num>
   <w:num w:numId="3" w16cid:durableId="1080636982">
-    <w:abstractNumId w:val="61"/>
+    <w:abstractNumId w:val="66"/>
   </w:num>
   <w:num w:numId="4" w16cid:durableId="716128754">
+    <w:abstractNumId w:val="26"/>
+  </w:num>
+  <w:num w:numId="5" w16cid:durableId="1356880465">
+    <w:abstractNumId w:val="91"/>
+  </w:num>
+  <w:num w:numId="6" w16cid:durableId="1210613002">
+    <w:abstractNumId w:val="18"/>
+  </w:num>
+  <w:num w:numId="7" w16cid:durableId="2002191770">
+    <w:abstractNumId w:val="51"/>
+  </w:num>
+  <w:num w:numId="8" w16cid:durableId="998534124">
+    <w:abstractNumId w:val="33"/>
+  </w:num>
+  <w:num w:numId="9" w16cid:durableId="523247384">
+    <w:abstractNumId w:val="83"/>
+  </w:num>
+  <w:num w:numId="10" w16cid:durableId="261114341">
+    <w:abstractNumId w:val="14"/>
+  </w:num>
+  <w:num w:numId="11" w16cid:durableId="987244375">
+    <w:abstractNumId w:val="92"/>
+  </w:num>
+  <w:num w:numId="12" w16cid:durableId="1765805581">
+    <w:abstractNumId w:val="8"/>
+  </w:num>
+  <w:num w:numId="13" w16cid:durableId="820117559">
+    <w:abstractNumId w:val="78"/>
+  </w:num>
+  <w:num w:numId="14" w16cid:durableId="452291802">
+    <w:abstractNumId w:val="36"/>
+  </w:num>
+  <w:num w:numId="15" w16cid:durableId="71853967">
     <w:abstractNumId w:val="25"/>
   </w:num>
-  <w:num w:numId="5" w16cid:durableId="1356880465">
-    <w:abstractNumId w:val="85"/>
-  </w:num>
-  <w:num w:numId="6" w16cid:durableId="1210613002">
-    <w:abstractNumId w:val="17"/>
-  </w:num>
-  <w:num w:numId="7" w16cid:durableId="2002191770">
-    <w:abstractNumId w:val="47"/>
-  </w:num>
-  <w:num w:numId="8" w16cid:durableId="998534124">
-    <w:abstractNumId w:val="31"/>
-  </w:num>
-  <w:num w:numId="9" w16cid:durableId="523247384">
-    <w:abstractNumId w:val="78"/>
-  </w:num>
-  <w:num w:numId="10" w16cid:durableId="261114341">
-    <w:abstractNumId w:val="13"/>
-  </w:num>
-  <w:num w:numId="11" w16cid:durableId="987244375">
-    <w:abstractNumId w:val="86"/>
-  </w:num>
-  <w:num w:numId="12" w16cid:durableId="1765805581">
-    <w:abstractNumId w:val="7"/>
-  </w:num>
-  <w:num w:numId="13" w16cid:durableId="820117559">
-    <w:abstractNumId w:val="73"/>
-  </w:num>
-  <w:num w:numId="14" w16cid:durableId="452291802">
-    <w:abstractNumId w:val="34"/>
-  </w:num>
-  <w:num w:numId="15" w16cid:durableId="71853967">
-    <w:abstractNumId w:val="24"/>
-  </w:num>
   <w:num w:numId="16" w16cid:durableId="1587035945">
-    <w:abstractNumId w:val="46"/>
+    <w:abstractNumId w:val="50"/>
   </w:num>
   <w:num w:numId="17" w16cid:durableId="1439452709">
-    <w:abstractNumId w:val="39"/>
+    <w:abstractNumId w:val="42"/>
   </w:num>
   <w:num w:numId="18" w16cid:durableId="1627157179">
-    <w:abstractNumId w:val="63"/>
+    <w:abstractNumId w:val="68"/>
   </w:num>
   <w:num w:numId="19" w16cid:durableId="1214316601">
-    <w:abstractNumId w:val="50"/>
+    <w:abstractNumId w:val="54"/>
   </w:num>
   <w:num w:numId="20" w16cid:durableId="1685471909">
     <w:abstractNumId w:val="2"/>
   </w:num>
   <w:num w:numId="21" w16cid:durableId="914435209">
-    <w:abstractNumId w:val="35"/>
+    <w:abstractNumId w:val="37"/>
   </w:num>
   <w:num w:numId="22" w16cid:durableId="1255505909">
+    <w:abstractNumId w:val="32"/>
+  </w:num>
+  <w:num w:numId="23" w16cid:durableId="529799065">
+    <w:abstractNumId w:val="10"/>
+  </w:num>
+  <w:num w:numId="24" w16cid:durableId="1664163106">
+    <w:abstractNumId w:val="77"/>
+  </w:num>
+  <w:num w:numId="25" w16cid:durableId="1714576960">
+    <w:abstractNumId w:val="16"/>
+  </w:num>
+  <w:num w:numId="26" w16cid:durableId="2121341683">
+    <w:abstractNumId w:val="22"/>
+  </w:num>
+  <w:num w:numId="27" w16cid:durableId="827793205">
+    <w:abstractNumId w:val="88"/>
+  </w:num>
+  <w:num w:numId="28" w16cid:durableId="1275989163">
+    <w:abstractNumId w:val="48"/>
+  </w:num>
+  <w:num w:numId="29" w16cid:durableId="621544332">
+    <w:abstractNumId w:val="57"/>
+  </w:num>
+  <w:num w:numId="30" w16cid:durableId="1089692455">
+    <w:abstractNumId w:val="11"/>
+  </w:num>
+  <w:num w:numId="31" w16cid:durableId="1926265000">
+    <w:abstractNumId w:val="28"/>
+  </w:num>
+  <w:num w:numId="32" w16cid:durableId="2092268856">
+    <w:abstractNumId w:val="12"/>
+  </w:num>
+  <w:num w:numId="33" w16cid:durableId="46222972">
     <w:abstractNumId w:val="30"/>
   </w:num>
-  <w:num w:numId="23" w16cid:durableId="529799065">
-    <w:abstractNumId w:val="9"/>
-  </w:num>
-  <w:num w:numId="24" w16cid:durableId="1664163106">
-    <w:abstractNumId w:val="72"/>
-  </w:num>
-  <w:num w:numId="25" w16cid:durableId="1714576960">
-    <w:abstractNumId w:val="15"/>
-  </w:num>
-  <w:num w:numId="26" w16cid:durableId="2121341683">
-    <w:abstractNumId w:val="21"/>
-  </w:num>
-  <w:num w:numId="27" w16cid:durableId="827793205">
-    <w:abstractNumId w:val="82"/>
-  </w:num>
-  <w:num w:numId="28" w16cid:durableId="1275989163">
-    <w:abstractNumId w:val="44"/>
-  </w:num>
-  <w:num w:numId="29" w16cid:durableId="621544332">
-    <w:abstractNumId w:val="53"/>
-  </w:num>
-  <w:num w:numId="30" w16cid:durableId="1089692455">
-    <w:abstractNumId w:val="10"/>
-  </w:num>
-  <w:num w:numId="31" w16cid:durableId="1926265000">
-    <w:abstractNumId w:val="26"/>
-  </w:num>
-  <w:num w:numId="32" w16cid:durableId="2092268856">
-    <w:abstractNumId w:val="11"/>
-  </w:num>
-  <w:num w:numId="33" w16cid:durableId="46222972">
-    <w:abstractNumId w:val="28"/>
-  </w:num>
   <w:num w:numId="34" w16cid:durableId="721440043">
-    <w:abstractNumId w:val="58"/>
+    <w:abstractNumId w:val="63"/>
   </w:num>
   <w:num w:numId="35" w16cid:durableId="1074085621">
-    <w:abstractNumId w:val="76"/>
+    <w:abstractNumId w:val="81"/>
   </w:num>
   <w:num w:numId="36" w16cid:durableId="164785594">
+    <w:abstractNumId w:val="59"/>
+  </w:num>
+  <w:num w:numId="37" w16cid:durableId="1690908687">
+    <w:abstractNumId w:val="60"/>
+  </w:num>
+  <w:num w:numId="38" w16cid:durableId="1494486041">
+    <w:abstractNumId w:val="46"/>
+  </w:num>
+  <w:num w:numId="39" w16cid:durableId="301084558">
+    <w:abstractNumId w:val="17"/>
+  </w:num>
+  <w:num w:numId="40" w16cid:durableId="1202018679">
+    <w:abstractNumId w:val="87"/>
+  </w:num>
+  <w:num w:numId="41" w16cid:durableId="696003112">
+    <w:abstractNumId w:val="93"/>
+  </w:num>
+  <w:num w:numId="42" w16cid:durableId="1488278798">
+    <w:abstractNumId w:val="56"/>
+  </w:num>
+  <w:num w:numId="43" w16cid:durableId="630794293">
     <w:abstractNumId w:val="55"/>
   </w:num>
-  <w:num w:numId="37" w16cid:durableId="1690908687">
-    <w:abstractNumId w:val="56"/>
-  </w:num>
-  <w:num w:numId="38" w16cid:durableId="1494486041">
-    <w:abstractNumId w:val="42"/>
-  </w:num>
-  <w:num w:numId="39" w16cid:durableId="301084558">
-    <w:abstractNumId w:val="16"/>
-  </w:num>
-  <w:num w:numId="40" w16cid:durableId="1202018679">
-    <w:abstractNumId w:val="81"/>
-  </w:num>
-  <w:num w:numId="41" w16cid:durableId="696003112">
-    <w:abstractNumId w:val="87"/>
-  </w:num>
-  <w:num w:numId="42" w16cid:durableId="1488278798">
-    <w:abstractNumId w:val="52"/>
-  </w:num>
-  <w:num w:numId="43" w16cid:durableId="630794293">
-    <w:abstractNumId w:val="51"/>
-  </w:num>
   <w:num w:numId="44" w16cid:durableId="170145410">
-    <w:abstractNumId w:val="66"/>
+    <w:abstractNumId w:val="71"/>
   </w:num>
   <w:num w:numId="45" w16cid:durableId="127862477">
-    <w:abstractNumId w:val="18"/>
+    <w:abstractNumId w:val="19"/>
   </w:num>
   <w:num w:numId="46" w16cid:durableId="105513983">
-    <w:abstractNumId w:val="75"/>
+    <w:abstractNumId w:val="80"/>
   </w:num>
   <w:num w:numId="47" w16cid:durableId="1514762862">
-    <w:abstractNumId w:val="23"/>
+    <w:abstractNumId w:val="24"/>
   </w:num>
   <w:num w:numId="48" w16cid:durableId="2091274094">
     <w:abstractNumId w:val="4"/>
   </w:num>
   <w:num w:numId="49" w16cid:durableId="1099376477">
-    <w:abstractNumId w:val="49"/>
+    <w:abstractNumId w:val="53"/>
   </w:num>
   <w:num w:numId="50" w16cid:durableId="1000231748">
-    <w:abstractNumId w:val="12"/>
+    <w:abstractNumId w:val="13"/>
   </w:num>
   <w:num w:numId="51" w16cid:durableId="1626617711">
-    <w:abstractNumId w:val="57"/>
+    <w:abstractNumId w:val="61"/>
   </w:num>
   <w:num w:numId="52" w16cid:durableId="853420226">
-    <w:abstractNumId w:val="68"/>
+    <w:abstractNumId w:val="73"/>
   </w:num>
   <w:num w:numId="53" w16cid:durableId="1519540791">
-    <w:abstractNumId w:val="48"/>
+    <w:abstractNumId w:val="52"/>
   </w:num>
   <w:num w:numId="54" w16cid:durableId="1148135894">
-    <w:abstractNumId w:val="40"/>
+    <w:abstractNumId w:val="43"/>
   </w:num>
   <w:num w:numId="55" w16cid:durableId="1808281118">
-    <w:abstractNumId w:val="74"/>
+    <w:abstractNumId w:val="79"/>
   </w:num>
   <w:num w:numId="56" w16cid:durableId="1758408107">
-    <w:abstractNumId w:val="36"/>
+    <w:abstractNumId w:val="39"/>
   </w:num>
   <w:num w:numId="57" w16cid:durableId="820270538">
     <w:abstractNumId w:val="1"/>
   </w:num>
   <w:num w:numId="58" w16cid:durableId="433135565">
-    <w:abstractNumId w:val="41"/>
+    <w:abstractNumId w:val="44"/>
   </w:num>
   <w:num w:numId="59" w16cid:durableId="1891763306">
-    <w:abstractNumId w:val="83"/>
+    <w:abstractNumId w:val="89"/>
   </w:num>
   <w:num w:numId="60" w16cid:durableId="252595352">
-    <w:abstractNumId w:val="32"/>
+    <w:abstractNumId w:val="34"/>
   </w:num>
   <w:num w:numId="61" w16cid:durableId="43599653">
-    <w:abstractNumId w:val="22"/>
+    <w:abstractNumId w:val="23"/>
   </w:num>
   <w:num w:numId="62" w16cid:durableId="1724282809">
-    <w:abstractNumId w:val="60"/>
+    <w:abstractNumId w:val="65"/>
   </w:num>
   <w:num w:numId="63" w16cid:durableId="1221207068">
     <w:abstractNumId w:val="3"/>
   </w:num>
   <w:num w:numId="64" w16cid:durableId="1494025353">
-    <w:abstractNumId w:val="37"/>
+    <w:abstractNumId w:val="40"/>
   </w:num>
   <w:num w:numId="65" w16cid:durableId="869296667">
-    <w:abstractNumId w:val="59"/>
+    <w:abstractNumId w:val="64"/>
   </w:num>
   <w:num w:numId="66" w16cid:durableId="91706771">
-    <w:abstractNumId w:val="20"/>
+    <w:abstractNumId w:val="21"/>
   </w:num>
   <w:num w:numId="67" w16cid:durableId="2083485411">
-    <w:abstractNumId w:val="27"/>
+    <w:abstractNumId w:val="29"/>
   </w:num>
   <w:num w:numId="68" w16cid:durableId="34044173">
-    <w:abstractNumId w:val="38"/>
+    <w:abstractNumId w:val="41"/>
   </w:num>
   <w:num w:numId="69" w16cid:durableId="1958246351">
-    <w:abstractNumId w:val="14"/>
+    <w:abstractNumId w:val="15"/>
   </w:num>
   <w:num w:numId="70" w16cid:durableId="1597665370">
-    <w:abstractNumId w:val="8"/>
+    <w:abstractNumId w:val="9"/>
   </w:num>
   <w:num w:numId="71" w16cid:durableId="389354266">
-    <w:abstractNumId w:val="80"/>
+    <w:abstractNumId w:val="86"/>
   </w:num>
   <w:num w:numId="72" w16cid:durableId="1195070258">
-    <w:abstractNumId w:val="79"/>
+    <w:abstractNumId w:val="84"/>
   </w:num>
   <w:num w:numId="73" w16cid:durableId="1972049655">
-    <w:abstractNumId w:val="43"/>
+    <w:abstractNumId w:val="47"/>
   </w:num>
   <w:num w:numId="74" w16cid:durableId="1499272371">
-    <w:abstractNumId w:val="62"/>
+    <w:abstractNumId w:val="67"/>
   </w:num>
   <w:num w:numId="75" w16cid:durableId="1796026856">
-    <w:abstractNumId w:val="67"/>
+    <w:abstractNumId w:val="72"/>
   </w:num>
   <w:num w:numId="76" w16cid:durableId="1229995767">
+    <w:abstractNumId w:val="74"/>
+  </w:num>
+  <w:num w:numId="77" w16cid:durableId="1817409612">
+    <w:abstractNumId w:val="70"/>
+  </w:num>
+  <w:num w:numId="78" w16cid:durableId="1134832258">
+    <w:abstractNumId w:val="90"/>
+  </w:num>
+  <w:num w:numId="79" w16cid:durableId="1911575055">
+    <w:abstractNumId w:val="49"/>
+  </w:num>
+  <w:num w:numId="80" w16cid:durableId="1638756930">
+    <w:abstractNumId w:val="31"/>
+  </w:num>
+  <w:num w:numId="81" w16cid:durableId="427506740">
+    <w:abstractNumId w:val="76"/>
+  </w:num>
+  <w:num w:numId="82" w16cid:durableId="513149297">
     <w:abstractNumId w:val="69"/>
   </w:num>
-  <w:num w:numId="77" w16cid:durableId="1817409612">
-    <w:abstractNumId w:val="65"/>
-  </w:num>
-  <w:num w:numId="78" w16cid:durableId="1134832258">
-    <w:abstractNumId w:val="84"/>
-  </w:num>
-  <w:num w:numId="79" w16cid:durableId="1911575055">
-    <w:abstractNumId w:val="45"/>
-  </w:num>
-  <w:num w:numId="80" w16cid:durableId="1638756930">
-    <w:abstractNumId w:val="29"/>
-  </w:num>
-  <w:num w:numId="81" w16cid:durableId="427506740">
-    <w:abstractNumId w:val="71"/>
-  </w:num>
-  <w:num w:numId="82" w16cid:durableId="513149297">
-    <w:abstractNumId w:val="64"/>
-  </w:num>
   <w:num w:numId="83" w16cid:durableId="548422958">
-    <w:abstractNumId w:val="33"/>
+    <w:abstractNumId w:val="35"/>
   </w:num>
   <w:num w:numId="84" w16cid:durableId="931205951">
-    <w:abstractNumId w:val="77"/>
+    <w:abstractNumId w:val="82"/>
   </w:num>
   <w:num w:numId="85" w16cid:durableId="1261450898">
     <w:abstractNumId w:val="0"/>
   </w:num>
   <w:num w:numId="86" w16cid:durableId="470248295">
-    <w:abstractNumId w:val="54"/>
+    <w:abstractNumId w:val="58"/>
   </w:num>
   <w:num w:numId="87" w16cid:durableId="982394239">
-    <w:abstractNumId w:val="70"/>
+    <w:abstractNumId w:val="75"/>
   </w:num>
   <w:num w:numId="88" w16cid:durableId="2041782596">
-    <w:abstractNumId w:val="19"/>
+    <w:abstractNumId w:val="20"/>
   </w:num>
-  <w:numIdMacAtCleanup w:val="88"/>
+  <w:num w:numId="89" w16cid:durableId="558440056">
+    <w:abstractNumId w:val="27"/>
+  </w:num>
+  <w:num w:numId="90" w16cid:durableId="1366632968">
+    <w:abstractNumId w:val="5"/>
+  </w:num>
+  <w:num w:numId="91" w16cid:durableId="329143539">
+    <w:abstractNumId w:val="45"/>
+  </w:num>
+  <w:num w:numId="92" w16cid:durableId="1194732434">
+    <w:abstractNumId w:val="85"/>
+  </w:num>
+  <w:num w:numId="93" w16cid:durableId="1126509868">
+    <w:abstractNumId w:val="38"/>
+  </w:num>
+  <w:num w:numId="94" w16cid:durableId="1586915427">
+    <w:abstractNumId w:val="94"/>
+  </w:num>
+  <w:num w:numId="95" w16cid:durableId="1985424155">
+    <w:abstractNumId w:val="62"/>
+  </w:num>
+  <w:numIdMacAtCleanup w:val="95"/>
 </w:numbering>
 </file>
 

--- a/documents/docx/Prompts.docx
+++ b/documents/docx/Prompts.docx
@@ -10474,12 +10474,50 @@
     <w:p>
       <w:pPr>
         <w:spacing w:after="0" w:line="240" w:lineRule="auto"/>
+        <w:rPr>
+          <w:b/>
+          <w:bCs/>
+        </w:rPr>
+      </w:pPr>
+      <w:r>
+        <w:rPr>
+          <w:b/>
+          <w:bCs/>
+          <w:highlight w:val="yellow"/>
+        </w:rPr>
+        <w:t>Folder and files to be deployed</w:t>
+      </w:r>
+    </w:p>
+    <w:p>
+      <w:pPr>
+        <w:spacing w:after="0" w:line="240" w:lineRule="auto"/>
+        <w:rPr>
+          <w:b/>
+          <w:bCs/>
+        </w:rPr>
+      </w:pPr>
+    </w:p>
+    <w:p>
+      <w:pPr>
+        <w:spacing w:after="0" w:line="240" w:lineRule="auto"/>
       </w:pPr>
       <w:r>
         <w:t>Please review the project structure and identify which folders and files are required for deployment to the production server. Then copy only the necessary deployment-ready folders and files into a dedicated /Deployment folder</w:t>
       </w:r>
       <w:r>
-        <w:t>, eept images foldr as the images didn’t change since last deployment.</w:t>
+        <w:t xml:space="preserve">, </w:t>
+      </w:r>
+      <w:r>
+        <w:t>k</w:t>
+      </w:r>
+      <w:r>
+        <w:t>eep images fold</w:t>
+      </w:r>
+      <w:r>
+        <w:t>e</w:t>
+      </w:r>
+      <w:r>
+        <w:t>r as the images didn’t change since last deployment.</w:t>
       </w:r>
     </w:p>
     <w:p>
@@ -10519,6 +10557,7 @@
         <w:spacing w:after="0" w:line="240" w:lineRule="auto"/>
       </w:pPr>
       <w:r>
+        <w:lastRenderedPageBreak/>
         <w:t>Please fix the mobile navigation behavior consistently across all pages and major browsers.</w:t>
       </w:r>
     </w:p>
@@ -10547,11 +10586,7 @@
         <w:t>breadcrumbs bar</w:t>
       </w:r>
       <w:r>
-        <w:t xml:space="preserve"> must remain sticky at the top of the screen at all times. They should not </w:t>
-      </w:r>
-      <w:r>
-        <w:lastRenderedPageBreak/>
-        <w:t>disappear, jump, shift, overlap content, or behave inconsistently when the user scrolls up or down the page.</w:t>
+        <w:t xml:space="preserve"> must remain sticky at the top of the screen at all times. They should not disappear, jump, shift, overlap content, or behave inconsistently when the user scrolls up or down the page.</w:t>
       </w:r>
     </w:p>
     <w:p>
@@ -10935,6 +10970,7 @@
         <w:spacing w:after="0" w:line="240" w:lineRule="auto"/>
       </w:pPr>
       <w:r>
+        <w:lastRenderedPageBreak/>
         <w:t xml:space="preserve">If there is any text placed between the country name and the scientific field, move that text below the </w:t>
       </w:r>
       <w:r>
@@ -11382,6 +11418,7 @@
         <w:spacing w:after="0" w:line="240" w:lineRule="auto"/>
       </w:pPr>
       <w:r>
+        <w:lastRenderedPageBreak/>
         <w:t>With kind regards,</w:t>
       </w:r>
     </w:p>
@@ -11855,7 +11892,6 @@
         <w:spacing w:after="0" w:line="240" w:lineRule="auto"/>
       </w:pPr>
       <w:r>
-        <w:lastRenderedPageBreak/>
         <w:t>Please rename the following menu items and page/card titles to make them shorter and cleaner:</w:t>
       </w:r>
     </w:p>
@@ -12195,14 +12231,7 @@
           <w:b/>
           <w:bCs/>
         </w:rPr>
-        <w:t>Universities</w:t>
-      </w:r>
-      <w:r>
-        <w:rPr>
-          <w:b/>
-          <w:bCs/>
-        </w:rPr>
-        <w:t xml:space="preserve"> </w:t>
+        <w:t xml:space="preserve">Universities </w:t>
       </w:r>
       <w:r>
         <w:t xml:space="preserve">→ </w:t>
@@ -12462,6 +12491,7 @@
         <w:spacing w:after="0"/>
       </w:pPr>
       <w:r>
+        <w:lastRenderedPageBreak/>
         <w:t xml:space="preserve">Make the </w:t>
       </w:r>
       <w:r>
@@ -12495,7 +12525,6 @@
         <w:spacing w:after="0"/>
       </w:pPr>
       <w:r>
-        <w:lastRenderedPageBreak/>
         <w:t xml:space="preserve">Make the </w:t>
       </w:r>
       <w:r>
@@ -13859,10 +13888,7 @@
         <w:t>home page QR code</w:t>
       </w:r>
       <w:r>
-        <w:t xml:space="preserve"> </w:t>
-      </w:r>
-      <w:r>
-        <w:t xml:space="preserve">should be positioned directly </w:t>
+        <w:t xml:space="preserve"> should be positioned directly </w:t>
       </w:r>
       <w:r>
         <w:rPr>
@@ -14722,6 +14748,1009 @@
       </w:pPr>
       <w:r>
         <w:t>- the behavior is the same in both development and production environments.</w:t>
+      </w:r>
+    </w:p>
+    <w:p>
+      <w:pPr>
+        <w:pBdr>
+          <w:bottom w:val="single" w:sz="6" w:space="1" w:color="auto"/>
+        </w:pBdr>
+        <w:spacing w:after="0" w:line="240" w:lineRule="auto"/>
+        <w:ind w:left="360"/>
+      </w:pPr>
+    </w:p>
+    <w:p>
+      <w:pPr>
+        <w:spacing w:after="0" w:line="240" w:lineRule="auto"/>
+        <w:ind w:left="360"/>
+      </w:pPr>
+    </w:p>
+    <w:p>
+      <w:pPr>
+        <w:spacing w:after="0" w:line="240" w:lineRule="auto"/>
+        <w:ind w:left="360"/>
+      </w:pPr>
+      <w:r>
+        <w:t>Please create a new page using the proposed texts in the most effective and well-structured way.</w:t>
+      </w:r>
+    </w:p>
+    <w:p>
+      <w:pPr>
+        <w:spacing w:after="0" w:line="240" w:lineRule="auto"/>
+        <w:ind w:left="360"/>
+      </w:pPr>
+      <w:r>
+        <w:t xml:space="preserve">The content should combine both </w:t>
+      </w:r>
+      <w:r>
+        <w:rPr>
+          <w:b/>
+          <w:bCs/>
+        </w:rPr>
+        <w:t>emotional appeal</w:t>
+      </w:r>
+      <w:r>
+        <w:t xml:space="preserve"> and </w:t>
+      </w:r>
+      <w:r>
+        <w:rPr>
+          <w:b/>
+          <w:bCs/>
+        </w:rPr>
+        <w:t>formal/institutional tone</w:t>
+      </w:r>
+      <w:r>
+        <w:t>, so that the page is engaging, persuasive, and professional at the same time.</w:t>
+      </w:r>
+    </w:p>
+    <w:p>
+      <w:pPr>
+        <w:spacing w:after="0" w:line="240" w:lineRule="auto"/>
+        <w:ind w:left="360"/>
+      </w:pPr>
+      <w:r>
+        <w:t>Please ensure that:</w:t>
+      </w:r>
+    </w:p>
+    <w:p>
+      <w:pPr>
+        <w:numPr>
+          <w:ilvl w:val="0"/>
+          <w:numId w:val="96"/>
+        </w:numPr>
+        <w:spacing w:after="0" w:line="240" w:lineRule="auto"/>
+      </w:pPr>
+      <w:r>
+        <w:t xml:space="preserve">the texts are arranged logically and clearly; </w:t>
+      </w:r>
+    </w:p>
+    <w:p>
+      <w:pPr>
+        <w:numPr>
+          <w:ilvl w:val="0"/>
+          <w:numId w:val="96"/>
+        </w:numPr>
+        <w:spacing w:after="0" w:line="240" w:lineRule="auto"/>
+      </w:pPr>
+      <w:r>
+        <w:t xml:space="preserve">emotional messages are used where they can inspire interest and connection; </w:t>
+      </w:r>
+    </w:p>
+    <w:p>
+      <w:pPr>
+        <w:numPr>
+          <w:ilvl w:val="0"/>
+          <w:numId w:val="96"/>
+        </w:numPr>
+        <w:spacing w:after="0" w:line="240" w:lineRule="auto"/>
+      </w:pPr>
+      <w:r>
+        <w:t xml:space="preserve">formal sections are used where clarity, credibility, and institutional value are needed; </w:t>
+      </w:r>
+    </w:p>
+    <w:p>
+      <w:pPr>
+        <w:numPr>
+          <w:ilvl w:val="0"/>
+          <w:numId w:val="96"/>
+        </w:numPr>
+        <w:spacing w:after="0" w:line="240" w:lineRule="auto"/>
+      </w:pPr>
+      <w:r>
+        <w:t xml:space="preserve">the page has a strong opening message, clear value proposition, and meaningful call to action; </w:t>
+      </w:r>
+    </w:p>
+    <w:p>
+      <w:pPr>
+        <w:numPr>
+          <w:ilvl w:val="0"/>
+          <w:numId w:val="96"/>
+        </w:numPr>
+        <w:spacing w:after="0" w:line="240" w:lineRule="auto"/>
+      </w:pPr>
+      <w:r>
+        <w:t xml:space="preserve">repeated or overlapping text is merged or simplified; </w:t>
+      </w:r>
+    </w:p>
+    <w:p>
+      <w:pPr>
+        <w:numPr>
+          <w:ilvl w:val="0"/>
+          <w:numId w:val="96"/>
+        </w:numPr>
+        <w:spacing w:after="0" w:line="240" w:lineRule="auto"/>
+      </w:pPr>
+      <w:r>
+        <w:t xml:space="preserve">headings, subtitles, cards, buttons, and visual sections support the message effectively; </w:t>
+      </w:r>
+    </w:p>
+    <w:p>
+      <w:pPr>
+        <w:numPr>
+          <w:ilvl w:val="0"/>
+          <w:numId w:val="96"/>
+        </w:numPr>
+        <w:spacing w:after="0" w:line="240" w:lineRule="auto"/>
+      </w:pPr>
+      <w:r>
+        <w:t xml:space="preserve">the final layout is compact, attractive, and easy to read; </w:t>
+      </w:r>
+    </w:p>
+    <w:p>
+      <w:pPr>
+        <w:numPr>
+          <w:ilvl w:val="0"/>
+          <w:numId w:val="96"/>
+        </w:numPr>
+        <w:spacing w:after="0" w:line="240" w:lineRule="auto"/>
+      </w:pPr>
+      <w:r>
+        <w:t>the design remains consistent with the overall website style and works well on desktop, tablet, and mobile devices.</w:t>
+      </w:r>
+    </w:p>
+    <w:p>
+      <w:pPr>
+        <w:numPr>
+          <w:ilvl w:val="0"/>
+          <w:numId w:val="96"/>
+        </w:numPr>
+        <w:spacing w:after="0" w:line="240" w:lineRule="auto"/>
+      </w:pPr>
+      <w:r>
+        <w:t>You may use some inspiring images</w:t>
+      </w:r>
+    </w:p>
+    <w:p>
+      <w:pPr>
+        <w:pBdr>
+          <w:bottom w:val="single" w:sz="6" w:space="1" w:color="auto"/>
+        </w:pBdr>
+        <w:spacing w:after="0" w:line="240" w:lineRule="auto"/>
+        <w:ind w:left="360"/>
+      </w:pPr>
+    </w:p>
+    <w:p>
+      <w:pPr>
+        <w:spacing w:after="0" w:line="240" w:lineRule="auto"/>
+        <w:ind w:left="360"/>
+      </w:pPr>
+    </w:p>
+    <w:p>
+      <w:pPr>
+        <w:spacing w:after="0" w:line="240" w:lineRule="auto"/>
+        <w:ind w:left="360"/>
+      </w:pPr>
+      <w:r>
+        <w:t xml:space="preserve">Please add a new panel to the right of the </w:t>
+      </w:r>
+      <w:r>
+        <w:rPr>
+          <w:b/>
+          <w:bCs/>
+        </w:rPr>
+        <w:t>“Məqsədli tərəfdaşlıq”</w:t>
+      </w:r>
+      <w:r>
+        <w:t xml:space="preserve"> panel containing the </w:t>
+      </w:r>
+      <w:r>
+        <w:rPr>
+          <w:b/>
+          <w:bCs/>
+        </w:rPr>
+        <w:t>WAAS bank details</w:t>
+      </w:r>
+      <w:r>
+        <w:t>.</w:t>
+      </w:r>
+    </w:p>
+    <w:p>
+      <w:pPr>
+        <w:spacing w:after="0" w:line="240" w:lineRule="auto"/>
+        <w:ind w:left="360"/>
+      </w:pPr>
+      <w:r>
+        <w:t>Make this new bank details panel visually prominent and easy to notice by using a brighter color scheme and additional visual elements.</w:t>
+      </w:r>
+    </w:p>
+    <w:p>
+      <w:pPr>
+        <w:spacing w:after="0" w:line="240" w:lineRule="auto"/>
+        <w:ind w:left="360"/>
+      </w:pPr>
+      <w:r>
+        <w:t>Please ensure that:</w:t>
+      </w:r>
+    </w:p>
+    <w:p>
+      <w:pPr>
+        <w:numPr>
+          <w:ilvl w:val="0"/>
+          <w:numId w:val="97"/>
+        </w:numPr>
+        <w:spacing w:after="0" w:line="240" w:lineRule="auto"/>
+      </w:pPr>
+      <w:r>
+        <w:t xml:space="preserve">the new panel is placed directly to the right of the </w:t>
+      </w:r>
+      <w:r>
+        <w:rPr>
+          <w:b/>
+          <w:bCs/>
+        </w:rPr>
+        <w:t>“Məqsədli tərəfdaşlıq”</w:t>
+      </w:r>
+      <w:r>
+        <w:t xml:space="preserve"> panel; </w:t>
+      </w:r>
+    </w:p>
+    <w:p>
+      <w:pPr>
+        <w:numPr>
+          <w:ilvl w:val="0"/>
+          <w:numId w:val="97"/>
+        </w:numPr>
+        <w:spacing w:after="0" w:line="240" w:lineRule="auto"/>
+      </w:pPr>
+      <w:r>
+        <w:t xml:space="preserve">it includes the WAAS bank account details in a clear and readable format; </w:t>
+      </w:r>
+    </w:p>
+    <w:p>
+      <w:pPr>
+        <w:numPr>
+          <w:ilvl w:val="0"/>
+          <w:numId w:val="97"/>
+        </w:numPr>
+        <w:spacing w:after="0" w:line="240" w:lineRule="auto"/>
+      </w:pPr>
+      <w:r>
+        <w:t xml:space="preserve">the panel stands out visually while still matching the overall website style; </w:t>
+      </w:r>
+    </w:p>
+    <w:p>
+      <w:pPr>
+        <w:numPr>
+          <w:ilvl w:val="0"/>
+          <w:numId w:val="97"/>
+        </w:numPr>
+        <w:spacing w:after="0" w:line="240" w:lineRule="auto"/>
+      </w:pPr>
+      <w:r>
+        <w:lastRenderedPageBreak/>
+        <w:t xml:space="preserve">use a bright but professional color palette; </w:t>
+      </w:r>
+    </w:p>
+    <w:p>
+      <w:pPr>
+        <w:numPr>
+          <w:ilvl w:val="0"/>
+          <w:numId w:val="97"/>
+        </w:numPr>
+        <w:spacing w:after="0" w:line="240" w:lineRule="auto"/>
+      </w:pPr>
+      <w:r>
+        <w:t xml:space="preserve">add suitable visual elements such as an icon, accent border, highlighted background, badge, or callout area; </w:t>
+      </w:r>
+    </w:p>
+    <w:p>
+      <w:pPr>
+        <w:numPr>
+          <w:ilvl w:val="0"/>
+          <w:numId w:val="97"/>
+        </w:numPr>
+        <w:spacing w:after="0" w:line="240" w:lineRule="auto"/>
+      </w:pPr>
+      <w:r>
+        <w:t xml:space="preserve">typography, spacing, and alignment are clean and balanced; </w:t>
+      </w:r>
+    </w:p>
+    <w:p>
+      <w:pPr>
+        <w:numPr>
+          <w:ilvl w:val="0"/>
+          <w:numId w:val="97"/>
+        </w:numPr>
+        <w:spacing w:after="0" w:line="240" w:lineRule="auto"/>
+      </w:pPr>
+      <w:r>
+        <w:t xml:space="preserve">the layout remains responsive on desktop, tablet, and mobile devices; </w:t>
+      </w:r>
+    </w:p>
+    <w:p>
+      <w:pPr>
+        <w:numPr>
+          <w:ilvl w:val="0"/>
+          <w:numId w:val="97"/>
+        </w:numPr>
+        <w:spacing w:after="0" w:line="240" w:lineRule="auto"/>
+      </w:pPr>
+      <w:r>
+        <w:t>on smaller screens, the panels should stack neatly without losing readability.</w:t>
+      </w:r>
+    </w:p>
+    <w:p>
+      <w:pPr>
+        <w:pBdr>
+          <w:bottom w:val="single" w:sz="6" w:space="1" w:color="auto"/>
+        </w:pBdr>
+        <w:spacing w:after="0" w:line="240" w:lineRule="auto"/>
+        <w:ind w:left="360"/>
+      </w:pPr>
+    </w:p>
+    <w:p>
+      <w:pPr>
+        <w:spacing w:after="0" w:line="240" w:lineRule="auto"/>
+        <w:ind w:left="360"/>
+      </w:pPr>
+    </w:p>
+    <w:p>
+      <w:pPr>
+        <w:spacing w:after="0" w:line="240" w:lineRule="auto"/>
+        <w:ind w:left="360"/>
+      </w:pPr>
+      <w:r>
+        <w:t>Please inspect the code and verify that all UI/UX elements follow proper responsive design rules.</w:t>
+      </w:r>
+    </w:p>
+    <w:p>
+      <w:pPr>
+        <w:spacing w:after="0" w:line="240" w:lineRule="auto"/>
+        <w:ind w:left="360"/>
+      </w:pPr>
+      <w:r>
+        <w:t>Check all pages, layouts, and components to ensure that they adapt correctly across desktop, tablet, and mobile devices.</w:t>
+      </w:r>
+    </w:p>
+    <w:p>
+      <w:pPr>
+        <w:spacing w:after="0" w:line="240" w:lineRule="auto"/>
+        <w:ind w:left="360"/>
+      </w:pPr>
+      <w:r>
+        <w:t>Please verify that:</w:t>
+      </w:r>
+    </w:p>
+    <w:p>
+      <w:pPr>
+        <w:numPr>
+          <w:ilvl w:val="0"/>
+          <w:numId w:val="98"/>
+        </w:numPr>
+        <w:spacing w:after="0" w:line="240" w:lineRule="auto"/>
+      </w:pPr>
+      <w:r>
+        <w:t xml:space="preserve">navigation menus, hamburger menus, breadcrumbs, left panels, cards, buttons, forms, images, QR codes, titles, subtitles, and footers scale and reposition correctly; </w:t>
+      </w:r>
+    </w:p>
+    <w:p>
+      <w:pPr>
+        <w:numPr>
+          <w:ilvl w:val="0"/>
+          <w:numId w:val="98"/>
+        </w:numPr>
+        <w:spacing w:after="0" w:line="240" w:lineRule="auto"/>
+      </w:pPr>
+      <w:r>
+        <w:t xml:space="preserve">text does not overflow, get clipped, or become unreadable on smaller screens; </w:t>
+      </w:r>
+    </w:p>
+    <w:p>
+      <w:pPr>
+        <w:numPr>
+          <w:ilvl w:val="0"/>
+          <w:numId w:val="98"/>
+        </w:numPr>
+        <w:spacing w:after="0" w:line="240" w:lineRule="auto"/>
+      </w:pPr>
+      <w:r>
+        <w:t xml:space="preserve">buttons and interactive elements remain easy to tap on mobile devices; </w:t>
+      </w:r>
+    </w:p>
+    <w:p>
+      <w:pPr>
+        <w:numPr>
+          <w:ilvl w:val="0"/>
+          <w:numId w:val="98"/>
+        </w:numPr>
+        <w:spacing w:after="0" w:line="240" w:lineRule="auto"/>
+      </w:pPr>
+      <w:r>
+        <w:t xml:space="preserve">images and icons resize proportionally without distortion; </w:t>
+      </w:r>
+    </w:p>
+    <w:p>
+      <w:pPr>
+        <w:numPr>
+          <w:ilvl w:val="0"/>
+          <w:numId w:val="98"/>
+        </w:numPr>
+        <w:spacing w:after="0" w:line="240" w:lineRule="auto"/>
+      </w:pPr>
+      <w:r>
+        <w:t xml:space="preserve">panels and cards stack or wrap naturally when screen width is reduced; </w:t>
+      </w:r>
+    </w:p>
+    <w:p>
+      <w:pPr>
+        <w:numPr>
+          <w:ilvl w:val="0"/>
+          <w:numId w:val="98"/>
+        </w:numPr>
+        <w:spacing w:after="0" w:line="240" w:lineRule="auto"/>
+      </w:pPr>
+      <w:r>
+        <w:t xml:space="preserve">sticky elements behave correctly during scrolling; </w:t>
+      </w:r>
+    </w:p>
+    <w:p>
+      <w:pPr>
+        <w:numPr>
+          <w:ilvl w:val="0"/>
+          <w:numId w:val="98"/>
+        </w:numPr>
+        <w:spacing w:after="0" w:line="240" w:lineRule="auto"/>
+      </w:pPr>
+      <w:r>
+        <w:t xml:space="preserve">spacing, padding, margins, and alignment remain balanced at all breakpoints; </w:t>
+      </w:r>
+    </w:p>
+    <w:p>
+      <w:pPr>
+        <w:numPr>
+          <w:ilvl w:val="0"/>
+          <w:numId w:val="98"/>
+        </w:numPr>
+        <w:spacing w:after="0" w:line="240" w:lineRule="auto"/>
+      </w:pPr>
+      <w:r>
+        <w:t xml:space="preserve">PDF/share/print controls remain usable and do not break the layout; </w:t>
+      </w:r>
+    </w:p>
+    <w:p>
+      <w:pPr>
+        <w:numPr>
+          <w:ilvl w:val="0"/>
+          <w:numId w:val="98"/>
+        </w:numPr>
+        <w:spacing w:after="0" w:line="240" w:lineRule="auto"/>
+      </w:pPr>
+      <w:r>
+        <w:t xml:space="preserve">the behavior is consistent across major browsers, including Chrome, Safari, Firefox, Edge, Samsung Internet, and Opera. </w:t>
+      </w:r>
+    </w:p>
+    <w:p>
+      <w:pPr>
+        <w:spacing w:after="0" w:line="240" w:lineRule="auto"/>
+        <w:ind w:left="360"/>
+      </w:pPr>
+      <w:r>
+        <w:t>Please identify and fix any responsiveness issues while preserving the existing design style and functionality.</w:t>
+      </w:r>
+    </w:p>
+    <w:p>
+      <w:pPr>
+        <w:pBdr>
+          <w:bottom w:val="single" w:sz="6" w:space="1" w:color="auto"/>
+        </w:pBdr>
+        <w:spacing w:after="0" w:line="240" w:lineRule="auto"/>
+        <w:ind w:left="360"/>
+      </w:pPr>
+    </w:p>
+    <w:p>
+      <w:pPr>
+        <w:spacing w:after="0" w:line="240" w:lineRule="auto"/>
+        <w:ind w:left="360"/>
+      </w:pPr>
+    </w:p>
+    <w:p>
+      <w:pPr>
+        <w:spacing w:after="0" w:line="240" w:lineRule="auto"/>
+        <w:ind w:left="360"/>
+      </w:pPr>
+      <w:r>
+        <w:t>Please update application.html as follows:</w:t>
+      </w:r>
+    </w:p>
+    <w:p>
+      <w:pPr>
+        <w:spacing w:after="0" w:line="240" w:lineRule="auto"/>
+        <w:ind w:left="360"/>
+      </w:pPr>
+      <w:r>
+        <w:t xml:space="preserve">Split the existing </w:t>
+      </w:r>
+      <w:r>
+        <w:rPr>
+          <w:b/>
+          <w:bCs/>
+        </w:rPr>
+        <w:t>“Country and City of Residence”</w:t>
+      </w:r>
+      <w:r>
+        <w:t xml:space="preserve"> field into two separate dropdown fields:</w:t>
+      </w:r>
+    </w:p>
+    <w:p>
+      <w:pPr>
+        <w:numPr>
+          <w:ilvl w:val="0"/>
+          <w:numId w:val="99"/>
+        </w:numPr>
+        <w:spacing w:after="0" w:line="240" w:lineRule="auto"/>
+      </w:pPr>
+      <w:r>
+        <w:rPr>
+          <w:b/>
+          <w:bCs/>
+        </w:rPr>
+        <w:t>Country of Residence</w:t>
+      </w:r>
+      <w:r>
+        <w:t xml:space="preserve"> </w:t>
+      </w:r>
+    </w:p>
+    <w:p>
+      <w:pPr>
+        <w:numPr>
+          <w:ilvl w:val="0"/>
+          <w:numId w:val="99"/>
+        </w:numPr>
+        <w:spacing w:after="0" w:line="240" w:lineRule="auto"/>
+      </w:pPr>
+      <w:r>
+        <w:rPr>
+          <w:b/>
+          <w:bCs/>
+        </w:rPr>
+        <w:t>City of Residence</w:t>
+      </w:r>
+      <w:r>
+        <w:t xml:space="preserve"> </w:t>
+      </w:r>
+    </w:p>
+    <w:p>
+      <w:pPr>
+        <w:spacing w:after="0" w:line="240" w:lineRule="auto"/>
+        <w:ind w:left="360"/>
+      </w:pPr>
+      <w:r>
+        <w:t>Please ensure that:</w:t>
+      </w:r>
+    </w:p>
+    <w:p>
+      <w:pPr>
+        <w:numPr>
+          <w:ilvl w:val="0"/>
+          <w:numId w:val="100"/>
+        </w:numPr>
+        <w:spacing w:after="0" w:line="240" w:lineRule="auto"/>
+      </w:pPr>
+      <w:r>
+        <w:t xml:space="preserve">the </w:t>
+      </w:r>
+      <w:r>
+        <w:rPr>
+          <w:b/>
+          <w:bCs/>
+        </w:rPr>
+        <w:t>Country</w:t>
+      </w:r>
+      <w:r>
+        <w:t xml:space="preserve"> dropdown contains a complete list of countries; </w:t>
+      </w:r>
+    </w:p>
+    <w:p>
+      <w:pPr>
+        <w:numPr>
+          <w:ilvl w:val="0"/>
+          <w:numId w:val="100"/>
+        </w:numPr>
+        <w:spacing w:after="0" w:line="240" w:lineRule="auto"/>
+      </w:pPr>
+      <w:r>
+        <w:t xml:space="preserve">countries are sorted alphabetically; </w:t>
+      </w:r>
+    </w:p>
+    <w:p>
+      <w:pPr>
+        <w:numPr>
+          <w:ilvl w:val="0"/>
+          <w:numId w:val="100"/>
+        </w:numPr>
+        <w:spacing w:after="0" w:line="240" w:lineRule="auto"/>
+      </w:pPr>
+      <w:r>
+        <w:t xml:space="preserve">in the Azerbaijani version, country names are sorted according to the Azerbaijani alphabet; </w:t>
+      </w:r>
+    </w:p>
+    <w:p>
+      <w:pPr>
+        <w:numPr>
+          <w:ilvl w:val="0"/>
+          <w:numId w:val="100"/>
+        </w:numPr>
+        <w:spacing w:after="0" w:line="240" w:lineRule="auto"/>
+      </w:pPr>
+      <w:r>
+        <w:t xml:space="preserve">the </w:t>
+      </w:r>
+      <w:r>
+        <w:rPr>
+          <w:b/>
+          <w:bCs/>
+        </w:rPr>
+        <w:t>City</w:t>
+      </w:r>
+      <w:r>
+        <w:t xml:space="preserve"> dropdown is dynamically populated based on the country selected in the </w:t>
+      </w:r>
+      <w:r>
+        <w:rPr>
+          <w:b/>
+          <w:bCs/>
+        </w:rPr>
+        <w:t>Country</w:t>
+      </w:r>
+      <w:r>
+        <w:t xml:space="preserve"> field; </w:t>
+      </w:r>
+    </w:p>
+    <w:p>
+      <w:pPr>
+        <w:numPr>
+          <w:ilvl w:val="0"/>
+          <w:numId w:val="100"/>
+        </w:numPr>
+        <w:spacing w:after="0" w:line="240" w:lineRule="auto"/>
+      </w:pPr>
+      <w:r>
+        <w:t xml:space="preserve">when the user changes the selected country, the city list updates accordingly; </w:t>
+      </w:r>
+    </w:p>
+    <w:p>
+      <w:pPr>
+        <w:numPr>
+          <w:ilvl w:val="0"/>
+          <w:numId w:val="100"/>
+        </w:numPr>
+        <w:spacing w:after="0" w:line="240" w:lineRule="auto"/>
+      </w:pPr>
+      <w:r>
+        <w:t xml:space="preserve">the city field remains empty or disabled until a country is selected; </w:t>
+      </w:r>
+    </w:p>
+    <w:p>
+      <w:pPr>
+        <w:numPr>
+          <w:ilvl w:val="0"/>
+          <w:numId w:val="100"/>
+        </w:numPr>
+        <w:spacing w:after="0" w:line="240" w:lineRule="auto"/>
+      </w:pPr>
+      <w:r>
+        <w:t xml:space="preserve">both dropdowns are properly labelled in Azerbaijani and English versions; </w:t>
+      </w:r>
+    </w:p>
+    <w:p>
+      <w:pPr>
+        <w:numPr>
+          <w:ilvl w:val="0"/>
+          <w:numId w:val="100"/>
+        </w:numPr>
+        <w:spacing w:after="0" w:line="240" w:lineRule="auto"/>
+      </w:pPr>
+      <w:r>
+        <w:t xml:space="preserve">the form validation is updated accordingly; </w:t>
+      </w:r>
+    </w:p>
+    <w:p>
+      <w:pPr>
+        <w:numPr>
+          <w:ilvl w:val="0"/>
+          <w:numId w:val="100"/>
+        </w:numPr>
+        <w:spacing w:after="0" w:line="240" w:lineRule="auto"/>
+      </w:pPr>
+      <w:r>
+        <w:t xml:space="preserve">the submitted form data stores country and city as separate values; </w:t>
+      </w:r>
+    </w:p>
+    <w:p>
+      <w:pPr>
+        <w:numPr>
+          <w:ilvl w:val="0"/>
+          <w:numId w:val="100"/>
+        </w:numPr>
+        <w:spacing w:after="0" w:line="240" w:lineRule="auto"/>
+      </w:pPr>
+      <w:r>
+        <w:t xml:space="preserve">the layout, styling, spacing, and responsive behavior remain consistent with the rest of the application form; </w:t>
+      </w:r>
+    </w:p>
+    <w:p>
+      <w:pPr>
+        <w:numPr>
+          <w:ilvl w:val="0"/>
+          <w:numId w:val="100"/>
+        </w:numPr>
+        <w:spacing w:after="0" w:line="240" w:lineRule="auto"/>
+      </w:pPr>
+      <w:r>
+        <w:t>the solution works reliably on desktop, tablet, and mobile devices.</w:t>
+      </w:r>
+    </w:p>
+    <w:p>
+      <w:pPr>
+        <w:pBdr>
+          <w:bottom w:val="single" w:sz="6" w:space="1" w:color="auto"/>
+        </w:pBdr>
+        <w:spacing w:after="0" w:line="240" w:lineRule="auto"/>
+        <w:ind w:left="360"/>
+      </w:pPr>
+    </w:p>
+    <w:p>
+      <w:pPr>
+        <w:spacing w:after="0" w:line="240" w:lineRule="auto"/>
+        <w:ind w:left="360"/>
+      </w:pPr>
+    </w:p>
+    <w:p>
+      <w:pPr>
+        <w:spacing w:after="0" w:line="240" w:lineRule="auto"/>
+        <w:ind w:left="360"/>
+      </w:pPr>
+      <w:r>
+        <w:t xml:space="preserve">Please update the </w:t>
+      </w:r>
+      <w:r>
+        <w:rPr>
+          <w:b/>
+          <w:bCs/>
+        </w:rPr>
+        <w:t>Phone Number</w:t>
+      </w:r>
+      <w:r>
+        <w:t xml:space="preserve"> field in application.html.</w:t>
+      </w:r>
+    </w:p>
+    <w:p>
+      <w:pPr>
+        <w:spacing w:after="0" w:line="240" w:lineRule="auto"/>
+        <w:ind w:left="360"/>
+      </w:pPr>
+      <w:r>
+        <w:lastRenderedPageBreak/>
+        <w:t xml:space="preserve">Split the existing </w:t>
+      </w:r>
+      <w:r>
+        <w:rPr>
+          <w:b/>
+          <w:bCs/>
+        </w:rPr>
+        <w:t>“Phone Number”</w:t>
+      </w:r>
+      <w:r>
+        <w:t xml:space="preserve"> field into two separate fields:</w:t>
+      </w:r>
+    </w:p>
+    <w:p>
+      <w:pPr>
+        <w:numPr>
+          <w:ilvl w:val="0"/>
+          <w:numId w:val="101"/>
+        </w:numPr>
+        <w:spacing w:after="0" w:line="240" w:lineRule="auto"/>
+      </w:pPr>
+      <w:r>
+        <w:rPr>
+          <w:b/>
+          <w:bCs/>
+        </w:rPr>
+        <w:t>Area Code / Country Calling Code</w:t>
+      </w:r>
+      <w:r>
+        <w:t xml:space="preserve"> </w:t>
+      </w:r>
+    </w:p>
+    <w:p>
+      <w:pPr>
+        <w:numPr>
+          <w:ilvl w:val="0"/>
+          <w:numId w:val="101"/>
+        </w:numPr>
+        <w:spacing w:after="0" w:line="240" w:lineRule="auto"/>
+      </w:pPr>
+      <w:r>
+        <w:rPr>
+          <w:b/>
+          <w:bCs/>
+        </w:rPr>
+        <w:t>Phone Number</w:t>
+      </w:r>
+      <w:r>
+        <w:t xml:space="preserve"> </w:t>
+      </w:r>
+    </w:p>
+    <w:p>
+      <w:pPr>
+        <w:spacing w:after="0" w:line="240" w:lineRule="auto"/>
+        <w:ind w:left="360"/>
+      </w:pPr>
+      <w:r>
+        <w:t>Please ensure that:</w:t>
+      </w:r>
+    </w:p>
+    <w:p>
+      <w:pPr>
+        <w:numPr>
+          <w:ilvl w:val="0"/>
+          <w:numId w:val="102"/>
+        </w:numPr>
+        <w:spacing w:after="0" w:line="240" w:lineRule="auto"/>
+      </w:pPr>
+      <w:r>
+        <w:t xml:space="preserve">the </w:t>
+      </w:r>
+      <w:r>
+        <w:rPr>
+          <w:b/>
+          <w:bCs/>
+        </w:rPr>
+        <w:t>Area Code</w:t>
+      </w:r>
+      <w:r>
+        <w:t xml:space="preserve"> field is a dropdown list; </w:t>
+      </w:r>
+    </w:p>
+    <w:p>
+      <w:pPr>
+        <w:numPr>
+          <w:ilvl w:val="0"/>
+          <w:numId w:val="102"/>
+        </w:numPr>
+        <w:spacing w:after="0" w:line="240" w:lineRule="auto"/>
+      </w:pPr>
+      <w:r>
+        <w:t xml:space="preserve">the dropdown contains the international calling codes for all countries; </w:t>
+      </w:r>
+    </w:p>
+    <w:p>
+      <w:pPr>
+        <w:numPr>
+          <w:ilvl w:val="0"/>
+          <w:numId w:val="102"/>
+        </w:numPr>
+        <w:spacing w:after="0" w:line="240" w:lineRule="auto"/>
+      </w:pPr>
+      <w:r>
+        <w:t>each option should include both the country name and the calling code, for example:</w:t>
+      </w:r>
+      <w:r>
+        <w:br/>
+        <w:t>Azerbaijan (+994)</w:t>
+      </w:r>
+      <w:r>
+        <w:br/>
+        <w:t>Austria (+43)</w:t>
+      </w:r>
+      <w:r>
+        <w:br/>
+        <w:t xml:space="preserve">Türkiye (+90) </w:t>
+      </w:r>
+    </w:p>
+    <w:p>
+      <w:pPr>
+        <w:numPr>
+          <w:ilvl w:val="0"/>
+          <w:numId w:val="102"/>
+        </w:numPr>
+        <w:spacing w:after="0" w:line="240" w:lineRule="auto"/>
+      </w:pPr>
+      <w:r>
+        <w:t xml:space="preserve">in the Azerbaijani version, country names should be translated into Azerbaijani and sorted according to the Azerbaijani alphabet; </w:t>
+      </w:r>
+    </w:p>
+    <w:p>
+      <w:pPr>
+        <w:numPr>
+          <w:ilvl w:val="0"/>
+          <w:numId w:val="102"/>
+        </w:numPr>
+        <w:spacing w:after="0" w:line="240" w:lineRule="auto"/>
+      </w:pPr>
+      <w:r>
+        <w:t xml:space="preserve">in the English version, country names should be in English and sorted alphabetically; </w:t>
+      </w:r>
+    </w:p>
+    <w:p>
+      <w:pPr>
+        <w:numPr>
+          <w:ilvl w:val="0"/>
+          <w:numId w:val="102"/>
+        </w:numPr>
+        <w:spacing w:after="0" w:line="240" w:lineRule="auto"/>
+      </w:pPr>
+      <w:r>
+        <w:t xml:space="preserve">the </w:t>
+      </w:r>
+      <w:r>
+        <w:rPr>
+          <w:b/>
+          <w:bCs/>
+        </w:rPr>
+        <w:t>Phone Number</w:t>
+      </w:r>
+      <w:r>
+        <w:t xml:space="preserve"> field should contain only the local phone number without the country code; </w:t>
+      </w:r>
+    </w:p>
+    <w:p>
+      <w:pPr>
+        <w:numPr>
+          <w:ilvl w:val="0"/>
+          <w:numId w:val="102"/>
+        </w:numPr>
+        <w:spacing w:after="0" w:line="240" w:lineRule="auto"/>
+      </w:pPr>
+      <w:r>
+        <w:t xml:space="preserve">form validation should be updated accordingly; </w:t>
+      </w:r>
+    </w:p>
+    <w:p>
+      <w:pPr>
+        <w:numPr>
+          <w:ilvl w:val="0"/>
+          <w:numId w:val="102"/>
+        </w:numPr>
+        <w:spacing w:after="0" w:line="240" w:lineRule="auto"/>
+      </w:pPr>
+      <w:r>
+        <w:t xml:space="preserve">the submitted form data should store the area/country code and phone number as separate values; </w:t>
+      </w:r>
+    </w:p>
+    <w:p>
+      <w:pPr>
+        <w:numPr>
+          <w:ilvl w:val="0"/>
+          <w:numId w:val="102"/>
+        </w:numPr>
+        <w:spacing w:after="0" w:line="240" w:lineRule="auto"/>
+      </w:pPr>
+      <w:r>
+        <w:t xml:space="preserve">the styling, spacing, labels, and responsive behavior should remain consistent with the rest of the application form; </w:t>
+      </w:r>
+    </w:p>
+    <w:p>
+      <w:pPr>
+        <w:numPr>
+          <w:ilvl w:val="0"/>
+          <w:numId w:val="102"/>
+        </w:numPr>
+        <w:spacing w:after="0" w:line="240" w:lineRule="auto"/>
+      </w:pPr>
+      <w:r>
+        <w:t>the solution should work correctly on desktop, tablet, and mobile devices.</w:t>
       </w:r>
     </w:p>
     <w:p>
@@ -18638,6 +19667,155 @@
     </w:lvl>
   </w:abstractNum>
   <w:abstractNum w:abstractNumId="32" w15:restartNumberingAfterBreak="0">
+    <w:nsid w:val="2AFF4127"/>
+    <w:multiLevelType w:val="multilevel"/>
+    <w:tmpl w:val="5CF69D86"/>
+    <w:lvl w:ilvl="0">
+      <w:start w:val="1"/>
+      <w:numFmt w:val="bullet"/>
+      <w:lvlText w:val=""/>
+      <w:lvlJc w:val="left"/>
+      <w:pPr>
+        <w:tabs>
+          <w:tab w:val="num" w:pos="720"/>
+        </w:tabs>
+        <w:ind w:left="720" w:hanging="360"/>
+      </w:pPr>
+      <w:rPr>
+        <w:rFonts w:ascii="Symbol" w:hAnsi="Symbol" w:hint="default"/>
+        <w:sz w:val="20"/>
+      </w:rPr>
+    </w:lvl>
+    <w:lvl w:ilvl="1" w:tentative="1">
+      <w:start w:val="1"/>
+      <w:numFmt w:val="bullet"/>
+      <w:lvlText w:val="o"/>
+      <w:lvlJc w:val="left"/>
+      <w:pPr>
+        <w:tabs>
+          <w:tab w:val="num" w:pos="1440"/>
+        </w:tabs>
+        <w:ind w:left="1440" w:hanging="360"/>
+      </w:pPr>
+      <w:rPr>
+        <w:rFonts w:ascii="Courier New" w:hAnsi="Courier New" w:hint="default"/>
+        <w:sz w:val="20"/>
+      </w:rPr>
+    </w:lvl>
+    <w:lvl w:ilvl="2" w:tentative="1">
+      <w:start w:val="1"/>
+      <w:numFmt w:val="bullet"/>
+      <w:lvlText w:val=""/>
+      <w:lvlJc w:val="left"/>
+      <w:pPr>
+        <w:tabs>
+          <w:tab w:val="num" w:pos="2160"/>
+        </w:tabs>
+        <w:ind w:left="2160" w:hanging="360"/>
+      </w:pPr>
+      <w:rPr>
+        <w:rFonts w:ascii="Wingdings" w:hAnsi="Wingdings" w:hint="default"/>
+        <w:sz w:val="20"/>
+      </w:rPr>
+    </w:lvl>
+    <w:lvl w:ilvl="3" w:tentative="1">
+      <w:start w:val="1"/>
+      <w:numFmt w:val="bullet"/>
+      <w:lvlText w:val=""/>
+      <w:lvlJc w:val="left"/>
+      <w:pPr>
+        <w:tabs>
+          <w:tab w:val="num" w:pos="2880"/>
+        </w:tabs>
+        <w:ind w:left="2880" w:hanging="360"/>
+      </w:pPr>
+      <w:rPr>
+        <w:rFonts w:ascii="Wingdings" w:hAnsi="Wingdings" w:hint="default"/>
+        <w:sz w:val="20"/>
+      </w:rPr>
+    </w:lvl>
+    <w:lvl w:ilvl="4" w:tentative="1">
+      <w:start w:val="1"/>
+      <w:numFmt w:val="bullet"/>
+      <w:lvlText w:val=""/>
+      <w:lvlJc w:val="left"/>
+      <w:pPr>
+        <w:tabs>
+          <w:tab w:val="num" w:pos="3600"/>
+        </w:tabs>
+        <w:ind w:left="3600" w:hanging="360"/>
+      </w:pPr>
+      <w:rPr>
+        <w:rFonts w:ascii="Wingdings" w:hAnsi="Wingdings" w:hint="default"/>
+        <w:sz w:val="20"/>
+      </w:rPr>
+    </w:lvl>
+    <w:lvl w:ilvl="5" w:tentative="1">
+      <w:start w:val="1"/>
+      <w:numFmt w:val="bullet"/>
+      <w:lvlText w:val=""/>
+      <w:lvlJc w:val="left"/>
+      <w:pPr>
+        <w:tabs>
+          <w:tab w:val="num" w:pos="4320"/>
+        </w:tabs>
+        <w:ind w:left="4320" w:hanging="360"/>
+      </w:pPr>
+      <w:rPr>
+        <w:rFonts w:ascii="Wingdings" w:hAnsi="Wingdings" w:hint="default"/>
+        <w:sz w:val="20"/>
+      </w:rPr>
+    </w:lvl>
+    <w:lvl w:ilvl="6" w:tentative="1">
+      <w:start w:val="1"/>
+      <w:numFmt w:val="bullet"/>
+      <w:lvlText w:val=""/>
+      <w:lvlJc w:val="left"/>
+      <w:pPr>
+        <w:tabs>
+          <w:tab w:val="num" w:pos="5040"/>
+        </w:tabs>
+        <w:ind w:left="5040" w:hanging="360"/>
+      </w:pPr>
+      <w:rPr>
+        <w:rFonts w:ascii="Wingdings" w:hAnsi="Wingdings" w:hint="default"/>
+        <w:sz w:val="20"/>
+      </w:rPr>
+    </w:lvl>
+    <w:lvl w:ilvl="7" w:tentative="1">
+      <w:start w:val="1"/>
+      <w:numFmt w:val="bullet"/>
+      <w:lvlText w:val=""/>
+      <w:lvlJc w:val="left"/>
+      <w:pPr>
+        <w:tabs>
+          <w:tab w:val="num" w:pos="5760"/>
+        </w:tabs>
+        <w:ind w:left="5760" w:hanging="360"/>
+      </w:pPr>
+      <w:rPr>
+        <w:rFonts w:ascii="Wingdings" w:hAnsi="Wingdings" w:hint="default"/>
+        <w:sz w:val="20"/>
+      </w:rPr>
+    </w:lvl>
+    <w:lvl w:ilvl="8" w:tentative="1">
+      <w:start w:val="1"/>
+      <w:numFmt w:val="bullet"/>
+      <w:lvlText w:val=""/>
+      <w:lvlJc w:val="left"/>
+      <w:pPr>
+        <w:tabs>
+          <w:tab w:val="num" w:pos="6480"/>
+        </w:tabs>
+        <w:ind w:left="6480" w:hanging="360"/>
+      </w:pPr>
+      <w:rPr>
+        <w:rFonts w:ascii="Wingdings" w:hAnsi="Wingdings" w:hint="default"/>
+        <w:sz w:val="20"/>
+      </w:rPr>
+    </w:lvl>
+  </w:abstractNum>
+  <w:abstractNum w:abstractNumId="33" w15:restartNumberingAfterBreak="0">
     <w:nsid w:val="2B087E4A"/>
     <w:multiLevelType w:val="hybridMultilevel"/>
     <w:tmpl w:val="5BA2AE44"/>
@@ -18750,7 +19928,7 @@
       </w:rPr>
     </w:lvl>
   </w:abstractNum>
-  <w:abstractNum w:abstractNumId="33" w15:restartNumberingAfterBreak="0">
+  <w:abstractNum w:abstractNumId="34" w15:restartNumberingAfterBreak="0">
     <w:nsid w:val="2B687FD7"/>
     <w:multiLevelType w:val="multilevel"/>
     <w:tmpl w:val="4D4478B0"/>
@@ -18899,7 +20077,7 @@
       </w:rPr>
     </w:lvl>
   </w:abstractNum>
-  <w:abstractNum w:abstractNumId="34" w15:restartNumberingAfterBreak="0">
+  <w:abstractNum w:abstractNumId="35" w15:restartNumberingAfterBreak="0">
     <w:nsid w:val="2CBB2E60"/>
     <w:multiLevelType w:val="hybridMultilevel"/>
     <w:tmpl w:val="B20AB142"/>
@@ -19011,7 +20189,7 @@
       </w:rPr>
     </w:lvl>
   </w:abstractNum>
-  <w:abstractNum w:abstractNumId="35" w15:restartNumberingAfterBreak="0">
+  <w:abstractNum w:abstractNumId="36" w15:restartNumberingAfterBreak="0">
     <w:nsid w:val="2D682597"/>
     <w:multiLevelType w:val="hybridMultilevel"/>
     <w:tmpl w:val="8AEE5F66"/>
@@ -19123,7 +20301,7 @@
       </w:rPr>
     </w:lvl>
   </w:abstractNum>
-  <w:abstractNum w:abstractNumId="36" w15:restartNumberingAfterBreak="0">
+  <w:abstractNum w:abstractNumId="37" w15:restartNumberingAfterBreak="0">
     <w:nsid w:val="2F0D491F"/>
     <w:multiLevelType w:val="hybridMultilevel"/>
     <w:tmpl w:val="D7D0F52A"/>
@@ -19236,7 +20414,7 @@
       </w:rPr>
     </w:lvl>
   </w:abstractNum>
-  <w:abstractNum w:abstractNumId="37" w15:restartNumberingAfterBreak="0">
+  <w:abstractNum w:abstractNumId="38" w15:restartNumberingAfterBreak="0">
     <w:nsid w:val="309C07EC"/>
     <w:multiLevelType w:val="hybridMultilevel"/>
     <w:tmpl w:val="43E654DC"/>
@@ -19349,7 +20527,7 @@
       </w:rPr>
     </w:lvl>
   </w:abstractNum>
-  <w:abstractNum w:abstractNumId="38" w15:restartNumberingAfterBreak="0">
+  <w:abstractNum w:abstractNumId="39" w15:restartNumberingAfterBreak="0">
     <w:nsid w:val="3122254E"/>
     <w:multiLevelType w:val="multilevel"/>
     <w:tmpl w:val="B470B2CA"/>
@@ -19498,7 +20676,7 @@
       </w:rPr>
     </w:lvl>
   </w:abstractNum>
-  <w:abstractNum w:abstractNumId="39" w15:restartNumberingAfterBreak="0">
+  <w:abstractNum w:abstractNumId="40" w15:restartNumberingAfterBreak="0">
     <w:nsid w:val="31D20FF2"/>
     <w:multiLevelType w:val="hybridMultilevel"/>
     <w:tmpl w:val="EA3CB86A"/>
@@ -19610,7 +20788,7 @@
       </w:rPr>
     </w:lvl>
   </w:abstractNum>
-  <w:abstractNum w:abstractNumId="40" w15:restartNumberingAfterBreak="0">
+  <w:abstractNum w:abstractNumId="41" w15:restartNumberingAfterBreak="0">
     <w:nsid w:val="35E55AC7"/>
     <w:multiLevelType w:val="hybridMultilevel"/>
     <w:tmpl w:val="BCFCACC6"/>
@@ -19722,7 +20900,7 @@
       </w:rPr>
     </w:lvl>
   </w:abstractNum>
-  <w:abstractNum w:abstractNumId="41" w15:restartNumberingAfterBreak="0">
+  <w:abstractNum w:abstractNumId="42" w15:restartNumberingAfterBreak="0">
     <w:nsid w:val="380E36DB"/>
     <w:multiLevelType w:val="hybridMultilevel"/>
     <w:tmpl w:val="7B3E5C58"/>
@@ -19834,7 +21012,7 @@
       </w:rPr>
     </w:lvl>
   </w:abstractNum>
-  <w:abstractNum w:abstractNumId="42" w15:restartNumberingAfterBreak="0">
+  <w:abstractNum w:abstractNumId="43" w15:restartNumberingAfterBreak="0">
     <w:nsid w:val="38530E13"/>
     <w:multiLevelType w:val="hybridMultilevel"/>
     <w:tmpl w:val="263AC0D6"/>
@@ -19947,7 +21125,7 @@
       </w:rPr>
     </w:lvl>
   </w:abstractNum>
-  <w:abstractNum w:abstractNumId="43" w15:restartNumberingAfterBreak="0">
+  <w:abstractNum w:abstractNumId="44" w15:restartNumberingAfterBreak="0">
     <w:nsid w:val="39DB4418"/>
     <w:multiLevelType w:val="hybridMultilevel"/>
     <w:tmpl w:val="1C843710"/>
@@ -20059,7 +21237,7 @@
       </w:rPr>
     </w:lvl>
   </w:abstractNum>
-  <w:abstractNum w:abstractNumId="44" w15:restartNumberingAfterBreak="0">
+  <w:abstractNum w:abstractNumId="45" w15:restartNumberingAfterBreak="0">
     <w:nsid w:val="3A2445DB"/>
     <w:multiLevelType w:val="hybridMultilevel"/>
     <w:tmpl w:val="629C8E56"/>
@@ -20171,7 +21349,7 @@
       </w:rPr>
     </w:lvl>
   </w:abstractNum>
-  <w:abstractNum w:abstractNumId="45" w15:restartNumberingAfterBreak="0">
+  <w:abstractNum w:abstractNumId="46" w15:restartNumberingAfterBreak="0">
     <w:nsid w:val="3A2A15F0"/>
     <w:multiLevelType w:val="multilevel"/>
     <w:tmpl w:val="8EC800BA"/>
@@ -20320,7 +21498,7 @@
       </w:rPr>
     </w:lvl>
   </w:abstractNum>
-  <w:abstractNum w:abstractNumId="46" w15:restartNumberingAfterBreak="0">
+  <w:abstractNum w:abstractNumId="47" w15:restartNumberingAfterBreak="0">
     <w:nsid w:val="3C6C2C33"/>
     <w:multiLevelType w:val="hybridMultilevel"/>
     <w:tmpl w:val="D8EA41E8"/>
@@ -20432,7 +21610,7 @@
       </w:rPr>
     </w:lvl>
   </w:abstractNum>
-  <w:abstractNum w:abstractNumId="47" w15:restartNumberingAfterBreak="0">
+  <w:abstractNum w:abstractNumId="48" w15:restartNumberingAfterBreak="0">
     <w:nsid w:val="3E017A65"/>
     <w:multiLevelType w:val="hybridMultilevel"/>
     <w:tmpl w:val="7DC43054"/>
@@ -20544,7 +21722,7 @@
       </w:rPr>
     </w:lvl>
   </w:abstractNum>
-  <w:abstractNum w:abstractNumId="48" w15:restartNumberingAfterBreak="0">
+  <w:abstractNum w:abstractNumId="49" w15:restartNumberingAfterBreak="0">
     <w:nsid w:val="3F2F2766"/>
     <w:multiLevelType w:val="hybridMultilevel"/>
     <w:tmpl w:val="4502E290"/>
@@ -20657,7 +21835,7 @@
       </w:rPr>
     </w:lvl>
   </w:abstractNum>
-  <w:abstractNum w:abstractNumId="49" w15:restartNumberingAfterBreak="0">
+  <w:abstractNum w:abstractNumId="50" w15:restartNumberingAfterBreak="0">
     <w:nsid w:val="3F670876"/>
     <w:multiLevelType w:val="hybridMultilevel"/>
     <w:tmpl w:val="87CAC3F6"/>
@@ -20769,7 +21947,7 @@
       </w:rPr>
     </w:lvl>
   </w:abstractNum>
-  <w:abstractNum w:abstractNumId="50" w15:restartNumberingAfterBreak="0">
+  <w:abstractNum w:abstractNumId="51" w15:restartNumberingAfterBreak="0">
     <w:nsid w:val="3FEE4530"/>
     <w:multiLevelType w:val="hybridMultilevel"/>
     <w:tmpl w:val="EFB48A48"/>
@@ -20882,7 +22060,7 @@
       </w:rPr>
     </w:lvl>
   </w:abstractNum>
-  <w:abstractNum w:abstractNumId="51" w15:restartNumberingAfterBreak="0">
+  <w:abstractNum w:abstractNumId="52" w15:restartNumberingAfterBreak="0">
     <w:nsid w:val="42516CF2"/>
     <w:multiLevelType w:val="multilevel"/>
     <w:tmpl w:val="B0706E5A"/>
@@ -21031,7 +22209,7 @@
       </w:rPr>
     </w:lvl>
   </w:abstractNum>
-  <w:abstractNum w:abstractNumId="52" w15:restartNumberingAfterBreak="0">
+  <w:abstractNum w:abstractNumId="53" w15:restartNumberingAfterBreak="0">
     <w:nsid w:val="42545CBC"/>
     <w:multiLevelType w:val="hybridMultilevel"/>
     <w:tmpl w:val="A6D487CC"/>
@@ -21143,7 +22321,7 @@
       </w:rPr>
     </w:lvl>
   </w:abstractNum>
-  <w:abstractNum w:abstractNumId="53" w15:restartNumberingAfterBreak="0">
+  <w:abstractNum w:abstractNumId="54" w15:restartNumberingAfterBreak="0">
     <w:nsid w:val="444A7F9A"/>
     <w:multiLevelType w:val="hybridMultilevel"/>
     <w:tmpl w:val="FC3C1540"/>
@@ -21255,7 +22433,7 @@
       </w:rPr>
     </w:lvl>
   </w:abstractNum>
-  <w:abstractNum w:abstractNumId="54" w15:restartNumberingAfterBreak="0">
+  <w:abstractNum w:abstractNumId="55" w15:restartNumberingAfterBreak="0">
     <w:nsid w:val="445D654F"/>
     <w:multiLevelType w:val="hybridMultilevel"/>
     <w:tmpl w:val="C8920D36"/>
@@ -21368,7 +22546,7 @@
       </w:rPr>
     </w:lvl>
   </w:abstractNum>
-  <w:abstractNum w:abstractNumId="55" w15:restartNumberingAfterBreak="0">
+  <w:abstractNum w:abstractNumId="56" w15:restartNumberingAfterBreak="0">
     <w:nsid w:val="451619A4"/>
     <w:multiLevelType w:val="hybridMultilevel"/>
     <w:tmpl w:val="D3B8B1B0"/>
@@ -21480,7 +22658,7 @@
       </w:rPr>
     </w:lvl>
   </w:abstractNum>
-  <w:abstractNum w:abstractNumId="56" w15:restartNumberingAfterBreak="0">
+  <w:abstractNum w:abstractNumId="57" w15:restartNumberingAfterBreak="0">
     <w:nsid w:val="45867B90"/>
     <w:multiLevelType w:val="hybridMultilevel"/>
     <w:tmpl w:val="47BA1232"/>
@@ -21592,7 +22770,7 @@
       </w:rPr>
     </w:lvl>
   </w:abstractNum>
-  <w:abstractNum w:abstractNumId="57" w15:restartNumberingAfterBreak="0">
+  <w:abstractNum w:abstractNumId="58" w15:restartNumberingAfterBreak="0">
     <w:nsid w:val="470C54C3"/>
     <w:multiLevelType w:val="hybridMultilevel"/>
     <w:tmpl w:val="0A827D10"/>
@@ -21705,7 +22883,7 @@
       </w:rPr>
     </w:lvl>
   </w:abstractNum>
-  <w:abstractNum w:abstractNumId="58" w15:restartNumberingAfterBreak="0">
+  <w:abstractNum w:abstractNumId="59" w15:restartNumberingAfterBreak="0">
     <w:nsid w:val="48691879"/>
     <w:multiLevelType w:val="multilevel"/>
     <w:tmpl w:val="24FA03BA"/>
@@ -21854,7 +23032,7 @@
       </w:rPr>
     </w:lvl>
   </w:abstractNum>
-  <w:abstractNum w:abstractNumId="59" w15:restartNumberingAfterBreak="0">
+  <w:abstractNum w:abstractNumId="60" w15:restartNumberingAfterBreak="0">
     <w:nsid w:val="4A136C87"/>
     <w:multiLevelType w:val="hybridMultilevel"/>
     <w:tmpl w:val="78608C6C"/>
@@ -21966,7 +23144,7 @@
       </w:rPr>
     </w:lvl>
   </w:abstractNum>
-  <w:abstractNum w:abstractNumId="60" w15:restartNumberingAfterBreak="0">
+  <w:abstractNum w:abstractNumId="61" w15:restartNumberingAfterBreak="0">
     <w:nsid w:val="4A236E9D"/>
     <w:multiLevelType w:val="hybridMultilevel"/>
     <w:tmpl w:val="9F9812D0"/>
@@ -22078,7 +23256,7 @@
       </w:rPr>
     </w:lvl>
   </w:abstractNum>
-  <w:abstractNum w:abstractNumId="61" w15:restartNumberingAfterBreak="0">
+  <w:abstractNum w:abstractNumId="62" w15:restartNumberingAfterBreak="0">
     <w:nsid w:val="4A5F55A9"/>
     <w:multiLevelType w:val="hybridMultilevel"/>
     <w:tmpl w:val="0D3AC080"/>
@@ -22190,7 +23368,7 @@
       </w:rPr>
     </w:lvl>
   </w:abstractNum>
-  <w:abstractNum w:abstractNumId="62" w15:restartNumberingAfterBreak="0">
+  <w:abstractNum w:abstractNumId="63" w15:restartNumberingAfterBreak="0">
     <w:nsid w:val="4A753E2F"/>
     <w:multiLevelType w:val="multilevel"/>
     <w:tmpl w:val="AABC8488"/>
@@ -22339,7 +23517,7 @@
       </w:rPr>
     </w:lvl>
   </w:abstractNum>
-  <w:abstractNum w:abstractNumId="63" w15:restartNumberingAfterBreak="0">
+  <w:abstractNum w:abstractNumId="64" w15:restartNumberingAfterBreak="0">
     <w:nsid w:val="4BB76C74"/>
     <w:multiLevelType w:val="hybridMultilevel"/>
     <w:tmpl w:val="D5303D68"/>
@@ -22451,7 +23629,7 @@
       </w:rPr>
     </w:lvl>
   </w:abstractNum>
-  <w:abstractNum w:abstractNumId="64" w15:restartNumberingAfterBreak="0">
+  <w:abstractNum w:abstractNumId="65" w15:restartNumberingAfterBreak="0">
     <w:nsid w:val="4DA617C0"/>
     <w:multiLevelType w:val="hybridMultilevel"/>
     <w:tmpl w:val="CBB6B620"/>
@@ -22563,7 +23741,7 @@
       </w:rPr>
     </w:lvl>
   </w:abstractNum>
-  <w:abstractNum w:abstractNumId="65" w15:restartNumberingAfterBreak="0">
+  <w:abstractNum w:abstractNumId="66" w15:restartNumberingAfterBreak="0">
     <w:nsid w:val="4E3A3B25"/>
     <w:multiLevelType w:val="hybridMultilevel"/>
     <w:tmpl w:val="99AA89AC"/>
@@ -22675,7 +23853,7 @@
       </w:rPr>
     </w:lvl>
   </w:abstractNum>
-  <w:abstractNum w:abstractNumId="66" w15:restartNumberingAfterBreak="0">
+  <w:abstractNum w:abstractNumId="67" w15:restartNumberingAfterBreak="0">
     <w:nsid w:val="4F2C133C"/>
     <w:multiLevelType w:val="multilevel"/>
     <w:tmpl w:val="25603220"/>
@@ -22824,7 +24002,7 @@
       </w:rPr>
     </w:lvl>
   </w:abstractNum>
-  <w:abstractNum w:abstractNumId="67" w15:restartNumberingAfterBreak="0">
+  <w:abstractNum w:abstractNumId="68" w15:restartNumberingAfterBreak="0">
     <w:nsid w:val="50256ADE"/>
     <w:multiLevelType w:val="hybridMultilevel"/>
     <w:tmpl w:val="0818EA64"/>
@@ -22936,7 +24114,156 @@
       </w:rPr>
     </w:lvl>
   </w:abstractNum>
-  <w:abstractNum w:abstractNumId="68" w15:restartNumberingAfterBreak="0">
+  <w:abstractNum w:abstractNumId="69" w15:restartNumberingAfterBreak="0">
+    <w:nsid w:val="51713097"/>
+    <w:multiLevelType w:val="multilevel"/>
+    <w:tmpl w:val="AB2C4482"/>
+    <w:lvl w:ilvl="0">
+      <w:start w:val="1"/>
+      <w:numFmt w:val="bullet"/>
+      <w:lvlText w:val=""/>
+      <w:lvlJc w:val="left"/>
+      <w:pPr>
+        <w:tabs>
+          <w:tab w:val="num" w:pos="720"/>
+        </w:tabs>
+        <w:ind w:left="720" w:hanging="360"/>
+      </w:pPr>
+      <w:rPr>
+        <w:rFonts w:ascii="Symbol" w:hAnsi="Symbol" w:hint="default"/>
+        <w:sz w:val="20"/>
+      </w:rPr>
+    </w:lvl>
+    <w:lvl w:ilvl="1" w:tentative="1">
+      <w:start w:val="1"/>
+      <w:numFmt w:val="bullet"/>
+      <w:lvlText w:val="o"/>
+      <w:lvlJc w:val="left"/>
+      <w:pPr>
+        <w:tabs>
+          <w:tab w:val="num" w:pos="1440"/>
+        </w:tabs>
+        <w:ind w:left="1440" w:hanging="360"/>
+      </w:pPr>
+      <w:rPr>
+        <w:rFonts w:ascii="Courier New" w:hAnsi="Courier New" w:hint="default"/>
+        <w:sz w:val="20"/>
+      </w:rPr>
+    </w:lvl>
+    <w:lvl w:ilvl="2" w:tentative="1">
+      <w:start w:val="1"/>
+      <w:numFmt w:val="bullet"/>
+      <w:lvlText w:val=""/>
+      <w:lvlJc w:val="left"/>
+      <w:pPr>
+        <w:tabs>
+          <w:tab w:val="num" w:pos="2160"/>
+        </w:tabs>
+        <w:ind w:left="2160" w:hanging="360"/>
+      </w:pPr>
+      <w:rPr>
+        <w:rFonts w:ascii="Wingdings" w:hAnsi="Wingdings" w:hint="default"/>
+        <w:sz w:val="20"/>
+      </w:rPr>
+    </w:lvl>
+    <w:lvl w:ilvl="3" w:tentative="1">
+      <w:start w:val="1"/>
+      <w:numFmt w:val="bullet"/>
+      <w:lvlText w:val=""/>
+      <w:lvlJc w:val="left"/>
+      <w:pPr>
+        <w:tabs>
+          <w:tab w:val="num" w:pos="2880"/>
+        </w:tabs>
+        <w:ind w:left="2880" w:hanging="360"/>
+      </w:pPr>
+      <w:rPr>
+        <w:rFonts w:ascii="Wingdings" w:hAnsi="Wingdings" w:hint="default"/>
+        <w:sz w:val="20"/>
+      </w:rPr>
+    </w:lvl>
+    <w:lvl w:ilvl="4" w:tentative="1">
+      <w:start w:val="1"/>
+      <w:numFmt w:val="bullet"/>
+      <w:lvlText w:val=""/>
+      <w:lvlJc w:val="left"/>
+      <w:pPr>
+        <w:tabs>
+          <w:tab w:val="num" w:pos="3600"/>
+        </w:tabs>
+        <w:ind w:left="3600" w:hanging="360"/>
+      </w:pPr>
+      <w:rPr>
+        <w:rFonts w:ascii="Wingdings" w:hAnsi="Wingdings" w:hint="default"/>
+        <w:sz w:val="20"/>
+      </w:rPr>
+    </w:lvl>
+    <w:lvl w:ilvl="5" w:tentative="1">
+      <w:start w:val="1"/>
+      <w:numFmt w:val="bullet"/>
+      <w:lvlText w:val=""/>
+      <w:lvlJc w:val="left"/>
+      <w:pPr>
+        <w:tabs>
+          <w:tab w:val="num" w:pos="4320"/>
+        </w:tabs>
+        <w:ind w:left="4320" w:hanging="360"/>
+      </w:pPr>
+      <w:rPr>
+        <w:rFonts w:ascii="Wingdings" w:hAnsi="Wingdings" w:hint="default"/>
+        <w:sz w:val="20"/>
+      </w:rPr>
+    </w:lvl>
+    <w:lvl w:ilvl="6" w:tentative="1">
+      <w:start w:val="1"/>
+      <w:numFmt w:val="bullet"/>
+      <w:lvlText w:val=""/>
+      <w:lvlJc w:val="left"/>
+      <w:pPr>
+        <w:tabs>
+          <w:tab w:val="num" w:pos="5040"/>
+        </w:tabs>
+        <w:ind w:left="5040" w:hanging="360"/>
+      </w:pPr>
+      <w:rPr>
+        <w:rFonts w:ascii="Wingdings" w:hAnsi="Wingdings" w:hint="default"/>
+        <w:sz w:val="20"/>
+      </w:rPr>
+    </w:lvl>
+    <w:lvl w:ilvl="7" w:tentative="1">
+      <w:start w:val="1"/>
+      <w:numFmt w:val="bullet"/>
+      <w:lvlText w:val=""/>
+      <w:lvlJc w:val="left"/>
+      <w:pPr>
+        <w:tabs>
+          <w:tab w:val="num" w:pos="5760"/>
+        </w:tabs>
+        <w:ind w:left="5760" w:hanging="360"/>
+      </w:pPr>
+      <w:rPr>
+        <w:rFonts w:ascii="Wingdings" w:hAnsi="Wingdings" w:hint="default"/>
+        <w:sz w:val="20"/>
+      </w:rPr>
+    </w:lvl>
+    <w:lvl w:ilvl="8" w:tentative="1">
+      <w:start w:val="1"/>
+      <w:numFmt w:val="bullet"/>
+      <w:lvlText w:val=""/>
+      <w:lvlJc w:val="left"/>
+      <w:pPr>
+        <w:tabs>
+          <w:tab w:val="num" w:pos="6480"/>
+        </w:tabs>
+        <w:ind w:left="6480" w:hanging="360"/>
+      </w:pPr>
+      <w:rPr>
+        <w:rFonts w:ascii="Wingdings" w:hAnsi="Wingdings" w:hint="default"/>
+        <w:sz w:val="20"/>
+      </w:rPr>
+    </w:lvl>
+  </w:abstractNum>
+  <w:abstractNum w:abstractNumId="70" w15:restartNumberingAfterBreak="0">
     <w:nsid w:val="51975149"/>
     <w:multiLevelType w:val="hybridMultilevel"/>
     <w:tmpl w:val="2EF4D1CA"/>
@@ -23049,7 +24376,7 @@
       </w:rPr>
     </w:lvl>
   </w:abstractNum>
-  <w:abstractNum w:abstractNumId="69" w15:restartNumberingAfterBreak="0">
+  <w:abstractNum w:abstractNumId="71" w15:restartNumberingAfterBreak="0">
     <w:nsid w:val="522764ED"/>
     <w:multiLevelType w:val="hybridMultilevel"/>
     <w:tmpl w:val="DAFA377A"/>
@@ -23138,7 +24465,7 @@
       </w:pPr>
     </w:lvl>
   </w:abstractNum>
-  <w:abstractNum w:abstractNumId="70" w15:restartNumberingAfterBreak="0">
+  <w:abstractNum w:abstractNumId="72" w15:restartNumberingAfterBreak="0">
     <w:nsid w:val="53FB0753"/>
     <w:multiLevelType w:val="hybridMultilevel"/>
     <w:tmpl w:val="36C23286"/>
@@ -23250,7 +24577,120 @@
       </w:rPr>
     </w:lvl>
   </w:abstractNum>
-  <w:abstractNum w:abstractNumId="71" w15:restartNumberingAfterBreak="0">
+  <w:abstractNum w:abstractNumId="73" w15:restartNumberingAfterBreak="0">
+    <w:nsid w:val="54CD7F04"/>
+    <w:multiLevelType w:val="multilevel"/>
+    <w:tmpl w:val="020E20BE"/>
+    <w:lvl w:ilvl="0">
+      <w:start w:val="1"/>
+      <w:numFmt w:val="decimal"/>
+      <w:lvlText w:val="%1."/>
+      <w:lvlJc w:val="left"/>
+      <w:pPr>
+        <w:tabs>
+          <w:tab w:val="num" w:pos="720"/>
+        </w:tabs>
+        <w:ind w:left="720" w:hanging="360"/>
+      </w:pPr>
+    </w:lvl>
+    <w:lvl w:ilvl="1" w:tentative="1">
+      <w:start w:val="1"/>
+      <w:numFmt w:val="decimal"/>
+      <w:lvlText w:val="%2."/>
+      <w:lvlJc w:val="left"/>
+      <w:pPr>
+        <w:tabs>
+          <w:tab w:val="num" w:pos="1440"/>
+        </w:tabs>
+        <w:ind w:left="1440" w:hanging="360"/>
+      </w:pPr>
+    </w:lvl>
+    <w:lvl w:ilvl="2" w:tentative="1">
+      <w:start w:val="1"/>
+      <w:numFmt w:val="decimal"/>
+      <w:lvlText w:val="%3."/>
+      <w:lvlJc w:val="left"/>
+      <w:pPr>
+        <w:tabs>
+          <w:tab w:val="num" w:pos="2160"/>
+        </w:tabs>
+        <w:ind w:left="2160" w:hanging="360"/>
+      </w:pPr>
+    </w:lvl>
+    <w:lvl w:ilvl="3" w:tentative="1">
+      <w:start w:val="1"/>
+      <w:numFmt w:val="decimal"/>
+      <w:lvlText w:val="%4."/>
+      <w:lvlJc w:val="left"/>
+      <w:pPr>
+        <w:tabs>
+          <w:tab w:val="num" w:pos="2880"/>
+        </w:tabs>
+        <w:ind w:left="2880" w:hanging="360"/>
+      </w:pPr>
+    </w:lvl>
+    <w:lvl w:ilvl="4" w:tentative="1">
+      <w:start w:val="1"/>
+      <w:numFmt w:val="decimal"/>
+      <w:lvlText w:val="%5."/>
+      <w:lvlJc w:val="left"/>
+      <w:pPr>
+        <w:tabs>
+          <w:tab w:val="num" w:pos="3600"/>
+        </w:tabs>
+        <w:ind w:left="3600" w:hanging="360"/>
+      </w:pPr>
+    </w:lvl>
+    <w:lvl w:ilvl="5" w:tentative="1">
+      <w:start w:val="1"/>
+      <w:numFmt w:val="decimal"/>
+      <w:lvlText w:val="%6."/>
+      <w:lvlJc w:val="left"/>
+      <w:pPr>
+        <w:tabs>
+          <w:tab w:val="num" w:pos="4320"/>
+        </w:tabs>
+        <w:ind w:left="4320" w:hanging="360"/>
+      </w:pPr>
+    </w:lvl>
+    <w:lvl w:ilvl="6" w:tentative="1">
+      <w:start w:val="1"/>
+      <w:numFmt w:val="decimal"/>
+      <w:lvlText w:val="%7."/>
+      <w:lvlJc w:val="left"/>
+      <w:pPr>
+        <w:tabs>
+          <w:tab w:val="num" w:pos="5040"/>
+        </w:tabs>
+        <w:ind w:left="5040" w:hanging="360"/>
+      </w:pPr>
+    </w:lvl>
+    <w:lvl w:ilvl="7" w:tentative="1">
+      <w:start w:val="1"/>
+      <w:numFmt w:val="decimal"/>
+      <w:lvlText w:val="%8."/>
+      <w:lvlJc w:val="left"/>
+      <w:pPr>
+        <w:tabs>
+          <w:tab w:val="num" w:pos="5760"/>
+        </w:tabs>
+        <w:ind w:left="5760" w:hanging="360"/>
+      </w:pPr>
+    </w:lvl>
+    <w:lvl w:ilvl="8" w:tentative="1">
+      <w:start w:val="1"/>
+      <w:numFmt w:val="decimal"/>
+      <w:lvlText w:val="%9."/>
+      <w:lvlJc w:val="left"/>
+      <w:pPr>
+        <w:tabs>
+          <w:tab w:val="num" w:pos="6480"/>
+        </w:tabs>
+        <w:ind w:left="6480" w:hanging="360"/>
+      </w:pPr>
+    </w:lvl>
+  </w:abstractNum>
+  <w:abstractNum w:abstractNumId="74" w15:restartNumberingAfterBreak="0">
     <w:nsid w:val="56A967D5"/>
     <w:multiLevelType w:val="hybridMultilevel"/>
     <w:tmpl w:val="4AD2C76C"/>
@@ -23362,7 +24802,7 @@
       </w:rPr>
     </w:lvl>
   </w:abstractNum>
-  <w:abstractNum w:abstractNumId="72" w15:restartNumberingAfterBreak="0">
+  <w:abstractNum w:abstractNumId="75" w15:restartNumberingAfterBreak="0">
     <w:nsid w:val="57F8144A"/>
     <w:multiLevelType w:val="hybridMultilevel"/>
     <w:tmpl w:val="1F8208A2"/>
@@ -23474,7 +24914,7 @@
       </w:rPr>
     </w:lvl>
   </w:abstractNum>
-  <w:abstractNum w:abstractNumId="73" w15:restartNumberingAfterBreak="0">
+  <w:abstractNum w:abstractNumId="76" w15:restartNumberingAfterBreak="0">
     <w:nsid w:val="57FA4B86"/>
     <w:multiLevelType w:val="hybridMultilevel"/>
     <w:tmpl w:val="24E2749A"/>
@@ -23586,7 +25026,7 @@
       </w:rPr>
     </w:lvl>
   </w:abstractNum>
-  <w:abstractNum w:abstractNumId="74" w15:restartNumberingAfterBreak="0">
+  <w:abstractNum w:abstractNumId="77" w15:restartNumberingAfterBreak="0">
     <w:nsid w:val="5AC635B5"/>
     <w:multiLevelType w:val="hybridMultilevel"/>
     <w:tmpl w:val="51A0E17A"/>
@@ -23698,7 +25138,7 @@
       </w:rPr>
     </w:lvl>
   </w:abstractNum>
-  <w:abstractNum w:abstractNumId="75" w15:restartNumberingAfterBreak="0">
+  <w:abstractNum w:abstractNumId="78" w15:restartNumberingAfterBreak="0">
     <w:nsid w:val="5D3D35B1"/>
     <w:multiLevelType w:val="multilevel"/>
     <w:tmpl w:val="1DB64FCA"/>
@@ -23847,7 +25287,156 @@
       </w:rPr>
     </w:lvl>
   </w:abstractNum>
-  <w:abstractNum w:abstractNumId="76" w15:restartNumberingAfterBreak="0">
+  <w:abstractNum w:abstractNumId="79" w15:restartNumberingAfterBreak="0">
+    <w:nsid w:val="5D751E17"/>
+    <w:multiLevelType w:val="multilevel"/>
+    <w:tmpl w:val="02722D60"/>
+    <w:lvl w:ilvl="0">
+      <w:start w:val="1"/>
+      <w:numFmt w:val="bullet"/>
+      <w:lvlText w:val=""/>
+      <w:lvlJc w:val="left"/>
+      <w:pPr>
+        <w:tabs>
+          <w:tab w:val="num" w:pos="720"/>
+        </w:tabs>
+        <w:ind w:left="720" w:hanging="360"/>
+      </w:pPr>
+      <w:rPr>
+        <w:rFonts w:ascii="Symbol" w:hAnsi="Symbol" w:hint="default"/>
+        <w:sz w:val="20"/>
+      </w:rPr>
+    </w:lvl>
+    <w:lvl w:ilvl="1" w:tentative="1">
+      <w:start w:val="1"/>
+      <w:numFmt w:val="bullet"/>
+      <w:lvlText w:val="o"/>
+      <w:lvlJc w:val="left"/>
+      <w:pPr>
+        <w:tabs>
+          <w:tab w:val="num" w:pos="1440"/>
+        </w:tabs>
+        <w:ind w:left="1440" w:hanging="360"/>
+      </w:pPr>
+      <w:rPr>
+        <w:rFonts w:ascii="Courier New" w:hAnsi="Courier New" w:hint="default"/>
+        <w:sz w:val="20"/>
+      </w:rPr>
+    </w:lvl>
+    <w:lvl w:ilvl="2" w:tentative="1">
+      <w:start w:val="1"/>
+      <w:numFmt w:val="bullet"/>
+      <w:lvlText w:val=""/>
+      <w:lvlJc w:val="left"/>
+      <w:pPr>
+        <w:tabs>
+          <w:tab w:val="num" w:pos="2160"/>
+        </w:tabs>
+        <w:ind w:left="2160" w:hanging="360"/>
+      </w:pPr>
+      <w:rPr>
+        <w:rFonts w:ascii="Wingdings" w:hAnsi="Wingdings" w:hint="default"/>
+        <w:sz w:val="20"/>
+      </w:rPr>
+    </w:lvl>
+    <w:lvl w:ilvl="3" w:tentative="1">
+      <w:start w:val="1"/>
+      <w:numFmt w:val="bullet"/>
+      <w:lvlText w:val=""/>
+      <w:lvlJc w:val="left"/>
+      <w:pPr>
+        <w:tabs>
+          <w:tab w:val="num" w:pos="2880"/>
+        </w:tabs>
+        <w:ind w:left="2880" w:hanging="360"/>
+      </w:pPr>
+      <w:rPr>
+        <w:rFonts w:ascii="Wingdings" w:hAnsi="Wingdings" w:hint="default"/>
+        <w:sz w:val="20"/>
+      </w:rPr>
+    </w:lvl>
+    <w:lvl w:ilvl="4" w:tentative="1">
+      <w:start w:val="1"/>
+      <w:numFmt w:val="bullet"/>
+      <w:lvlText w:val=""/>
+      <w:lvlJc w:val="left"/>
+      <w:pPr>
+        <w:tabs>
+          <w:tab w:val="num" w:pos="3600"/>
+        </w:tabs>
+        <w:ind w:left="3600" w:hanging="360"/>
+      </w:pPr>
+      <w:rPr>
+        <w:rFonts w:ascii="Wingdings" w:hAnsi="Wingdings" w:hint="default"/>
+        <w:sz w:val="20"/>
+      </w:rPr>
+    </w:lvl>
+    <w:lvl w:ilvl="5" w:tentative="1">
+      <w:start w:val="1"/>
+      <w:numFmt w:val="bullet"/>
+      <w:lvlText w:val=""/>
+      <w:lvlJc w:val="left"/>
+      <w:pPr>
+        <w:tabs>
+          <w:tab w:val="num" w:pos="4320"/>
+        </w:tabs>
+        <w:ind w:left="4320" w:hanging="360"/>
+      </w:pPr>
+      <w:rPr>
+        <w:rFonts w:ascii="Wingdings" w:hAnsi="Wingdings" w:hint="default"/>
+        <w:sz w:val="20"/>
+      </w:rPr>
+    </w:lvl>
+    <w:lvl w:ilvl="6" w:tentative="1">
+      <w:start w:val="1"/>
+      <w:numFmt w:val="bullet"/>
+      <w:lvlText w:val=""/>
+      <w:lvlJc w:val="left"/>
+      <w:pPr>
+        <w:tabs>
+          <w:tab w:val="num" w:pos="5040"/>
+        </w:tabs>
+        <w:ind w:left="5040" w:hanging="360"/>
+      </w:pPr>
+      <w:rPr>
+        <w:rFonts w:ascii="Wingdings" w:hAnsi="Wingdings" w:hint="default"/>
+        <w:sz w:val="20"/>
+      </w:rPr>
+    </w:lvl>
+    <w:lvl w:ilvl="7" w:tentative="1">
+      <w:start w:val="1"/>
+      <w:numFmt w:val="bullet"/>
+      <w:lvlText w:val=""/>
+      <w:lvlJc w:val="left"/>
+      <w:pPr>
+        <w:tabs>
+          <w:tab w:val="num" w:pos="5760"/>
+        </w:tabs>
+        <w:ind w:left="5760" w:hanging="360"/>
+      </w:pPr>
+      <w:rPr>
+        <w:rFonts w:ascii="Wingdings" w:hAnsi="Wingdings" w:hint="default"/>
+        <w:sz w:val="20"/>
+      </w:rPr>
+    </w:lvl>
+    <w:lvl w:ilvl="8" w:tentative="1">
+      <w:start w:val="1"/>
+      <w:numFmt w:val="bullet"/>
+      <w:lvlText w:val=""/>
+      <w:lvlJc w:val="left"/>
+      <w:pPr>
+        <w:tabs>
+          <w:tab w:val="num" w:pos="6480"/>
+        </w:tabs>
+        <w:ind w:left="6480" w:hanging="360"/>
+      </w:pPr>
+      <w:rPr>
+        <w:rFonts w:ascii="Wingdings" w:hAnsi="Wingdings" w:hint="default"/>
+        <w:sz w:val="20"/>
+      </w:rPr>
+    </w:lvl>
+  </w:abstractNum>
+  <w:abstractNum w:abstractNumId="80" w15:restartNumberingAfterBreak="0">
     <w:nsid w:val="5E8562F4"/>
     <w:multiLevelType w:val="multilevel"/>
     <w:tmpl w:val="E0D01132"/>
@@ -23996,7 +25585,7 @@
       </w:rPr>
     </w:lvl>
   </w:abstractNum>
-  <w:abstractNum w:abstractNumId="77" w15:restartNumberingAfterBreak="0">
+  <w:abstractNum w:abstractNumId="81" w15:restartNumberingAfterBreak="0">
     <w:nsid w:val="5E9D7FF9"/>
     <w:multiLevelType w:val="hybridMultilevel"/>
     <w:tmpl w:val="9FEC9846"/>
@@ -24109,7 +25698,269 @@
       </w:rPr>
     </w:lvl>
   </w:abstractNum>
-  <w:abstractNum w:abstractNumId="78" w15:restartNumberingAfterBreak="0">
+  <w:abstractNum w:abstractNumId="82" w15:restartNumberingAfterBreak="0">
+    <w:nsid w:val="5FC668DA"/>
+    <w:multiLevelType w:val="multilevel"/>
+    <w:tmpl w:val="684224A0"/>
+    <w:lvl w:ilvl="0">
+      <w:start w:val="1"/>
+      <w:numFmt w:val="bullet"/>
+      <w:lvlText w:val=""/>
+      <w:lvlJc w:val="left"/>
+      <w:pPr>
+        <w:tabs>
+          <w:tab w:val="num" w:pos="720"/>
+        </w:tabs>
+        <w:ind w:left="720" w:hanging="360"/>
+      </w:pPr>
+      <w:rPr>
+        <w:rFonts w:ascii="Symbol" w:hAnsi="Symbol" w:hint="default"/>
+        <w:sz w:val="20"/>
+      </w:rPr>
+    </w:lvl>
+    <w:lvl w:ilvl="1" w:tentative="1">
+      <w:start w:val="1"/>
+      <w:numFmt w:val="bullet"/>
+      <w:lvlText w:val="o"/>
+      <w:lvlJc w:val="left"/>
+      <w:pPr>
+        <w:tabs>
+          <w:tab w:val="num" w:pos="1440"/>
+        </w:tabs>
+        <w:ind w:left="1440" w:hanging="360"/>
+      </w:pPr>
+      <w:rPr>
+        <w:rFonts w:ascii="Courier New" w:hAnsi="Courier New" w:hint="default"/>
+        <w:sz w:val="20"/>
+      </w:rPr>
+    </w:lvl>
+    <w:lvl w:ilvl="2" w:tentative="1">
+      <w:start w:val="1"/>
+      <w:numFmt w:val="bullet"/>
+      <w:lvlText w:val=""/>
+      <w:lvlJc w:val="left"/>
+      <w:pPr>
+        <w:tabs>
+          <w:tab w:val="num" w:pos="2160"/>
+        </w:tabs>
+        <w:ind w:left="2160" w:hanging="360"/>
+      </w:pPr>
+      <w:rPr>
+        <w:rFonts w:ascii="Wingdings" w:hAnsi="Wingdings" w:hint="default"/>
+        <w:sz w:val="20"/>
+      </w:rPr>
+    </w:lvl>
+    <w:lvl w:ilvl="3" w:tentative="1">
+      <w:start w:val="1"/>
+      <w:numFmt w:val="bullet"/>
+      <w:lvlText w:val=""/>
+      <w:lvlJc w:val="left"/>
+      <w:pPr>
+        <w:tabs>
+          <w:tab w:val="num" w:pos="2880"/>
+        </w:tabs>
+        <w:ind w:left="2880" w:hanging="360"/>
+      </w:pPr>
+      <w:rPr>
+        <w:rFonts w:ascii="Wingdings" w:hAnsi="Wingdings" w:hint="default"/>
+        <w:sz w:val="20"/>
+      </w:rPr>
+    </w:lvl>
+    <w:lvl w:ilvl="4" w:tentative="1">
+      <w:start w:val="1"/>
+      <w:numFmt w:val="bullet"/>
+      <w:lvlText w:val=""/>
+      <w:lvlJc w:val="left"/>
+      <w:pPr>
+        <w:tabs>
+          <w:tab w:val="num" w:pos="3600"/>
+        </w:tabs>
+        <w:ind w:left="3600" w:hanging="360"/>
+      </w:pPr>
+      <w:rPr>
+        <w:rFonts w:ascii="Wingdings" w:hAnsi="Wingdings" w:hint="default"/>
+        <w:sz w:val="20"/>
+      </w:rPr>
+    </w:lvl>
+    <w:lvl w:ilvl="5" w:tentative="1">
+      <w:start w:val="1"/>
+      <w:numFmt w:val="bullet"/>
+      <w:lvlText w:val=""/>
+      <w:lvlJc w:val="left"/>
+      <w:pPr>
+        <w:tabs>
+          <w:tab w:val="num" w:pos="4320"/>
+        </w:tabs>
+        <w:ind w:left="4320" w:hanging="360"/>
+      </w:pPr>
+      <w:rPr>
+        <w:rFonts w:ascii="Wingdings" w:hAnsi="Wingdings" w:hint="default"/>
+        <w:sz w:val="20"/>
+      </w:rPr>
+    </w:lvl>
+    <w:lvl w:ilvl="6" w:tentative="1">
+      <w:start w:val="1"/>
+      <w:numFmt w:val="bullet"/>
+      <w:lvlText w:val=""/>
+      <w:lvlJc w:val="left"/>
+      <w:pPr>
+        <w:tabs>
+          <w:tab w:val="num" w:pos="5040"/>
+        </w:tabs>
+        <w:ind w:left="5040" w:hanging="360"/>
+      </w:pPr>
+      <w:rPr>
+        <w:rFonts w:ascii="Wingdings" w:hAnsi="Wingdings" w:hint="default"/>
+        <w:sz w:val="20"/>
+      </w:rPr>
+    </w:lvl>
+    <w:lvl w:ilvl="7" w:tentative="1">
+      <w:start w:val="1"/>
+      <w:numFmt w:val="bullet"/>
+      <w:lvlText w:val=""/>
+      <w:lvlJc w:val="left"/>
+      <w:pPr>
+        <w:tabs>
+          <w:tab w:val="num" w:pos="5760"/>
+        </w:tabs>
+        <w:ind w:left="5760" w:hanging="360"/>
+      </w:pPr>
+      <w:rPr>
+        <w:rFonts w:ascii="Wingdings" w:hAnsi="Wingdings" w:hint="default"/>
+        <w:sz w:val="20"/>
+      </w:rPr>
+    </w:lvl>
+    <w:lvl w:ilvl="8" w:tentative="1">
+      <w:start w:val="1"/>
+      <w:numFmt w:val="bullet"/>
+      <w:lvlText w:val=""/>
+      <w:lvlJc w:val="left"/>
+      <w:pPr>
+        <w:tabs>
+          <w:tab w:val="num" w:pos="6480"/>
+        </w:tabs>
+        <w:ind w:left="6480" w:hanging="360"/>
+      </w:pPr>
+      <w:rPr>
+        <w:rFonts w:ascii="Wingdings" w:hAnsi="Wingdings" w:hint="default"/>
+        <w:sz w:val="20"/>
+      </w:rPr>
+    </w:lvl>
+  </w:abstractNum>
+  <w:abstractNum w:abstractNumId="83" w15:restartNumberingAfterBreak="0">
+    <w:nsid w:val="641534EF"/>
+    <w:multiLevelType w:val="multilevel"/>
+    <w:tmpl w:val="D9F652B8"/>
+    <w:lvl w:ilvl="0">
+      <w:start w:val="1"/>
+      <w:numFmt w:val="decimal"/>
+      <w:lvlText w:val="%1."/>
+      <w:lvlJc w:val="left"/>
+      <w:pPr>
+        <w:tabs>
+          <w:tab w:val="num" w:pos="720"/>
+        </w:tabs>
+        <w:ind w:left="720" w:hanging="360"/>
+      </w:pPr>
+    </w:lvl>
+    <w:lvl w:ilvl="1" w:tentative="1">
+      <w:start w:val="1"/>
+      <w:numFmt w:val="decimal"/>
+      <w:lvlText w:val="%2."/>
+      <w:lvlJc w:val="left"/>
+      <w:pPr>
+        <w:tabs>
+          <w:tab w:val="num" w:pos="1440"/>
+        </w:tabs>
+        <w:ind w:left="1440" w:hanging="360"/>
+      </w:pPr>
+    </w:lvl>
+    <w:lvl w:ilvl="2" w:tentative="1">
+      <w:start w:val="1"/>
+      <w:numFmt w:val="decimal"/>
+      <w:lvlText w:val="%3."/>
+      <w:lvlJc w:val="left"/>
+      <w:pPr>
+        <w:tabs>
+          <w:tab w:val="num" w:pos="2160"/>
+        </w:tabs>
+        <w:ind w:left="2160" w:hanging="360"/>
+      </w:pPr>
+    </w:lvl>
+    <w:lvl w:ilvl="3" w:tentative="1">
+      <w:start w:val="1"/>
+      <w:numFmt w:val="decimal"/>
+      <w:lvlText w:val="%4."/>
+      <w:lvlJc w:val="left"/>
+      <w:pPr>
+        <w:tabs>
+          <w:tab w:val="num" w:pos="2880"/>
+        </w:tabs>
+        <w:ind w:left="2880" w:hanging="360"/>
+      </w:pPr>
+    </w:lvl>
+    <w:lvl w:ilvl="4" w:tentative="1">
+      <w:start w:val="1"/>
+      <w:numFmt w:val="decimal"/>
+      <w:lvlText w:val="%5."/>
+      <w:lvlJc w:val="left"/>
+      <w:pPr>
+        <w:tabs>
+          <w:tab w:val="num" w:pos="3600"/>
+        </w:tabs>
+        <w:ind w:left="3600" w:hanging="360"/>
+      </w:pPr>
+    </w:lvl>
+    <w:lvl w:ilvl="5" w:tentative="1">
+      <w:start w:val="1"/>
+      <w:numFmt w:val="decimal"/>
+      <w:lvlText w:val="%6."/>
+      <w:lvlJc w:val="left"/>
+      <w:pPr>
+        <w:tabs>
+          <w:tab w:val="num" w:pos="4320"/>
+        </w:tabs>
+        <w:ind w:left="4320" w:hanging="360"/>
+      </w:pPr>
+    </w:lvl>
+    <w:lvl w:ilvl="6" w:tentative="1">
+      <w:start w:val="1"/>
+      <w:numFmt w:val="decimal"/>
+      <w:lvlText w:val="%7."/>
+      <w:lvlJc w:val="left"/>
+      <w:pPr>
+        <w:tabs>
+          <w:tab w:val="num" w:pos="5040"/>
+        </w:tabs>
+        <w:ind w:left="5040" w:hanging="360"/>
+      </w:pPr>
+    </w:lvl>
+    <w:lvl w:ilvl="7" w:tentative="1">
+      <w:start w:val="1"/>
+      <w:numFmt w:val="decimal"/>
+      <w:lvlText w:val="%8."/>
+      <w:lvlJc w:val="left"/>
+      <w:pPr>
+        <w:tabs>
+          <w:tab w:val="num" w:pos="5760"/>
+        </w:tabs>
+        <w:ind w:left="5760" w:hanging="360"/>
+      </w:pPr>
+    </w:lvl>
+    <w:lvl w:ilvl="8" w:tentative="1">
+      <w:start w:val="1"/>
+      <w:numFmt w:val="decimal"/>
+      <w:lvlText w:val="%9."/>
+      <w:lvlJc w:val="left"/>
+      <w:pPr>
+        <w:tabs>
+          <w:tab w:val="num" w:pos="6480"/>
+        </w:tabs>
+        <w:ind w:left="6480" w:hanging="360"/>
+      </w:pPr>
+    </w:lvl>
+  </w:abstractNum>
+  <w:abstractNum w:abstractNumId="84" w15:restartNumberingAfterBreak="0">
     <w:nsid w:val="66C01D91"/>
     <w:multiLevelType w:val="hybridMultilevel"/>
     <w:tmpl w:val="056EB786"/>
@@ -24222,7 +26073,7 @@
       </w:rPr>
     </w:lvl>
   </w:abstractNum>
-  <w:abstractNum w:abstractNumId="79" w15:restartNumberingAfterBreak="0">
+  <w:abstractNum w:abstractNumId="85" w15:restartNumberingAfterBreak="0">
     <w:nsid w:val="68FF3E14"/>
     <w:multiLevelType w:val="hybridMultilevel"/>
     <w:tmpl w:val="852ED156"/>
@@ -24334,7 +26185,7 @@
       </w:rPr>
     </w:lvl>
   </w:abstractNum>
-  <w:abstractNum w:abstractNumId="80" w15:restartNumberingAfterBreak="0">
+  <w:abstractNum w:abstractNumId="86" w15:restartNumberingAfterBreak="0">
     <w:nsid w:val="6B531966"/>
     <w:multiLevelType w:val="hybridMultilevel"/>
     <w:tmpl w:val="2758CFC0"/>
@@ -24446,7 +26297,7 @@
       </w:rPr>
     </w:lvl>
   </w:abstractNum>
-  <w:abstractNum w:abstractNumId="81" w15:restartNumberingAfterBreak="0">
+  <w:abstractNum w:abstractNumId="87" w15:restartNumberingAfterBreak="0">
     <w:nsid w:val="6C181A8F"/>
     <w:multiLevelType w:val="hybridMultilevel"/>
     <w:tmpl w:val="AE1A9754"/>
@@ -24558,7 +26409,7 @@
       </w:rPr>
     </w:lvl>
   </w:abstractNum>
-  <w:abstractNum w:abstractNumId="82" w15:restartNumberingAfterBreak="0">
+  <w:abstractNum w:abstractNumId="88" w15:restartNumberingAfterBreak="0">
     <w:nsid w:val="6C52622C"/>
     <w:multiLevelType w:val="multilevel"/>
     <w:tmpl w:val="F8B03172"/>
@@ -24707,7 +26558,7 @@
       </w:rPr>
     </w:lvl>
   </w:abstractNum>
-  <w:abstractNum w:abstractNumId="83" w15:restartNumberingAfterBreak="0">
+  <w:abstractNum w:abstractNumId="89" w15:restartNumberingAfterBreak="0">
     <w:nsid w:val="6D674DC7"/>
     <w:multiLevelType w:val="multilevel"/>
     <w:tmpl w:val="4342CC68"/>
@@ -24856,7 +26707,7 @@
       </w:rPr>
     </w:lvl>
   </w:abstractNum>
-  <w:abstractNum w:abstractNumId="84" w15:restartNumberingAfterBreak="0">
+  <w:abstractNum w:abstractNumId="90" w15:restartNumberingAfterBreak="0">
     <w:nsid w:val="6E08011E"/>
     <w:multiLevelType w:val="hybridMultilevel"/>
     <w:tmpl w:val="33DE4EDC"/>
@@ -24968,7 +26819,7 @@
       </w:rPr>
     </w:lvl>
   </w:abstractNum>
-  <w:abstractNum w:abstractNumId="85" w15:restartNumberingAfterBreak="0">
+  <w:abstractNum w:abstractNumId="91" w15:restartNumberingAfterBreak="0">
     <w:nsid w:val="71C01D39"/>
     <w:multiLevelType w:val="multilevel"/>
     <w:tmpl w:val="7C4E5656"/>
@@ -25117,7 +26968,7 @@
       </w:rPr>
     </w:lvl>
   </w:abstractNum>
-  <w:abstractNum w:abstractNumId="86" w15:restartNumberingAfterBreak="0">
+  <w:abstractNum w:abstractNumId="92" w15:restartNumberingAfterBreak="0">
     <w:nsid w:val="722717AC"/>
     <w:multiLevelType w:val="hybridMultilevel"/>
     <w:tmpl w:val="935CC4B6"/>
@@ -25229,7 +27080,7 @@
       </w:rPr>
     </w:lvl>
   </w:abstractNum>
-  <w:abstractNum w:abstractNumId="87" w15:restartNumberingAfterBreak="0">
+  <w:abstractNum w:abstractNumId="93" w15:restartNumberingAfterBreak="0">
     <w:nsid w:val="7266168E"/>
     <w:multiLevelType w:val="hybridMultilevel"/>
     <w:tmpl w:val="163AFB96"/>
@@ -25341,7 +27192,7 @@
       </w:rPr>
     </w:lvl>
   </w:abstractNum>
-  <w:abstractNum w:abstractNumId="88" w15:restartNumberingAfterBreak="0">
+  <w:abstractNum w:abstractNumId="94" w15:restartNumberingAfterBreak="0">
     <w:nsid w:val="743E3484"/>
     <w:multiLevelType w:val="hybridMultilevel"/>
     <w:tmpl w:val="F148EE2C"/>
@@ -25454,7 +27305,7 @@
       </w:rPr>
     </w:lvl>
   </w:abstractNum>
-  <w:abstractNum w:abstractNumId="89" w15:restartNumberingAfterBreak="0">
+  <w:abstractNum w:abstractNumId="95" w15:restartNumberingAfterBreak="0">
     <w:nsid w:val="777C1D77"/>
     <w:multiLevelType w:val="hybridMultilevel"/>
     <w:tmpl w:val="2D0210B8"/>
@@ -25566,7 +27417,7 @@
       </w:rPr>
     </w:lvl>
   </w:abstractNum>
-  <w:abstractNum w:abstractNumId="90" w15:restartNumberingAfterBreak="0">
+  <w:abstractNum w:abstractNumId="96" w15:restartNumberingAfterBreak="0">
     <w:nsid w:val="79033895"/>
     <w:multiLevelType w:val="hybridMultilevel"/>
     <w:tmpl w:val="D0EC68D0"/>
@@ -25678,7 +27529,7 @@
       </w:rPr>
     </w:lvl>
   </w:abstractNum>
-  <w:abstractNum w:abstractNumId="91" w15:restartNumberingAfterBreak="0">
+  <w:abstractNum w:abstractNumId="97" w15:restartNumberingAfterBreak="0">
     <w:nsid w:val="79254661"/>
     <w:multiLevelType w:val="multilevel"/>
     <w:tmpl w:val="577EED92"/>
@@ -25827,7 +27678,7 @@
       </w:rPr>
     </w:lvl>
   </w:abstractNum>
-  <w:abstractNum w:abstractNumId="92" w15:restartNumberingAfterBreak="0">
+  <w:abstractNum w:abstractNumId="98" w15:restartNumberingAfterBreak="0">
     <w:nsid w:val="7A8751EA"/>
     <w:multiLevelType w:val="multilevel"/>
     <w:tmpl w:val="ADFE54B8"/>
@@ -25976,7 +27827,7 @@
       </w:rPr>
     </w:lvl>
   </w:abstractNum>
-  <w:abstractNum w:abstractNumId="93" w15:restartNumberingAfterBreak="0">
+  <w:abstractNum w:abstractNumId="99" w15:restartNumberingAfterBreak="0">
     <w:nsid w:val="7BB76968"/>
     <w:multiLevelType w:val="hybridMultilevel"/>
     <w:tmpl w:val="F1945E5E"/>
@@ -26088,7 +27939,156 @@
       </w:rPr>
     </w:lvl>
   </w:abstractNum>
-  <w:abstractNum w:abstractNumId="94" w15:restartNumberingAfterBreak="0">
+  <w:abstractNum w:abstractNumId="100" w15:restartNumberingAfterBreak="0">
+    <w:nsid w:val="7D0F73BE"/>
+    <w:multiLevelType w:val="multilevel"/>
+    <w:tmpl w:val="283CE29A"/>
+    <w:lvl w:ilvl="0">
+      <w:start w:val="1"/>
+      <w:numFmt w:val="bullet"/>
+      <w:lvlText w:val=""/>
+      <w:lvlJc w:val="left"/>
+      <w:pPr>
+        <w:tabs>
+          <w:tab w:val="num" w:pos="720"/>
+        </w:tabs>
+        <w:ind w:left="720" w:hanging="360"/>
+      </w:pPr>
+      <w:rPr>
+        <w:rFonts w:ascii="Symbol" w:hAnsi="Symbol" w:hint="default"/>
+        <w:sz w:val="20"/>
+      </w:rPr>
+    </w:lvl>
+    <w:lvl w:ilvl="1" w:tentative="1">
+      <w:start w:val="1"/>
+      <w:numFmt w:val="bullet"/>
+      <w:lvlText w:val="o"/>
+      <w:lvlJc w:val="left"/>
+      <w:pPr>
+        <w:tabs>
+          <w:tab w:val="num" w:pos="1440"/>
+        </w:tabs>
+        <w:ind w:left="1440" w:hanging="360"/>
+      </w:pPr>
+      <w:rPr>
+        <w:rFonts w:ascii="Courier New" w:hAnsi="Courier New" w:hint="default"/>
+        <w:sz w:val="20"/>
+      </w:rPr>
+    </w:lvl>
+    <w:lvl w:ilvl="2" w:tentative="1">
+      <w:start w:val="1"/>
+      <w:numFmt w:val="bullet"/>
+      <w:lvlText w:val=""/>
+      <w:lvlJc w:val="left"/>
+      <w:pPr>
+        <w:tabs>
+          <w:tab w:val="num" w:pos="2160"/>
+        </w:tabs>
+        <w:ind w:left="2160" w:hanging="360"/>
+      </w:pPr>
+      <w:rPr>
+        <w:rFonts w:ascii="Wingdings" w:hAnsi="Wingdings" w:hint="default"/>
+        <w:sz w:val="20"/>
+      </w:rPr>
+    </w:lvl>
+    <w:lvl w:ilvl="3" w:tentative="1">
+      <w:start w:val="1"/>
+      <w:numFmt w:val="bullet"/>
+      <w:lvlText w:val=""/>
+      <w:lvlJc w:val="left"/>
+      <w:pPr>
+        <w:tabs>
+          <w:tab w:val="num" w:pos="2880"/>
+        </w:tabs>
+        <w:ind w:left="2880" w:hanging="360"/>
+      </w:pPr>
+      <w:rPr>
+        <w:rFonts w:ascii="Wingdings" w:hAnsi="Wingdings" w:hint="default"/>
+        <w:sz w:val="20"/>
+      </w:rPr>
+    </w:lvl>
+    <w:lvl w:ilvl="4" w:tentative="1">
+      <w:start w:val="1"/>
+      <w:numFmt w:val="bullet"/>
+      <w:lvlText w:val=""/>
+      <w:lvlJc w:val="left"/>
+      <w:pPr>
+        <w:tabs>
+          <w:tab w:val="num" w:pos="3600"/>
+        </w:tabs>
+        <w:ind w:left="3600" w:hanging="360"/>
+      </w:pPr>
+      <w:rPr>
+        <w:rFonts w:ascii="Wingdings" w:hAnsi="Wingdings" w:hint="default"/>
+        <w:sz w:val="20"/>
+      </w:rPr>
+    </w:lvl>
+    <w:lvl w:ilvl="5" w:tentative="1">
+      <w:start w:val="1"/>
+      <w:numFmt w:val="bullet"/>
+      <w:lvlText w:val=""/>
+      <w:lvlJc w:val="left"/>
+      <w:pPr>
+        <w:tabs>
+          <w:tab w:val="num" w:pos="4320"/>
+        </w:tabs>
+        <w:ind w:left="4320" w:hanging="360"/>
+      </w:pPr>
+      <w:rPr>
+        <w:rFonts w:ascii="Wingdings" w:hAnsi="Wingdings" w:hint="default"/>
+        <w:sz w:val="20"/>
+      </w:rPr>
+    </w:lvl>
+    <w:lvl w:ilvl="6" w:tentative="1">
+      <w:start w:val="1"/>
+      <w:numFmt w:val="bullet"/>
+      <w:lvlText w:val=""/>
+      <w:lvlJc w:val="left"/>
+      <w:pPr>
+        <w:tabs>
+          <w:tab w:val="num" w:pos="5040"/>
+        </w:tabs>
+        <w:ind w:left="5040" w:hanging="360"/>
+      </w:pPr>
+      <w:rPr>
+        <w:rFonts w:ascii="Wingdings" w:hAnsi="Wingdings" w:hint="default"/>
+        <w:sz w:val="20"/>
+      </w:rPr>
+    </w:lvl>
+    <w:lvl w:ilvl="7" w:tentative="1">
+      <w:start w:val="1"/>
+      <w:numFmt w:val="bullet"/>
+      <w:lvlText w:val=""/>
+      <w:lvlJc w:val="left"/>
+      <w:pPr>
+        <w:tabs>
+          <w:tab w:val="num" w:pos="5760"/>
+        </w:tabs>
+        <w:ind w:left="5760" w:hanging="360"/>
+      </w:pPr>
+      <w:rPr>
+        <w:rFonts w:ascii="Wingdings" w:hAnsi="Wingdings" w:hint="default"/>
+        <w:sz w:val="20"/>
+      </w:rPr>
+    </w:lvl>
+    <w:lvl w:ilvl="8" w:tentative="1">
+      <w:start w:val="1"/>
+      <w:numFmt w:val="bullet"/>
+      <w:lvlText w:val=""/>
+      <w:lvlJc w:val="left"/>
+      <w:pPr>
+        <w:tabs>
+          <w:tab w:val="num" w:pos="6480"/>
+        </w:tabs>
+        <w:ind w:left="6480" w:hanging="360"/>
+      </w:pPr>
+      <w:rPr>
+        <w:rFonts w:ascii="Wingdings" w:hAnsi="Wingdings" w:hint="default"/>
+        <w:sz w:val="20"/>
+      </w:rPr>
+    </w:lvl>
+  </w:abstractNum>
+  <w:abstractNum w:abstractNumId="101" w15:restartNumberingAfterBreak="0">
     <w:nsid w:val="7E1427B3"/>
     <w:multiLevelType w:val="multilevel"/>
     <w:tmpl w:val="760E8CDE"/>
@@ -26244,70 +28244,70 @@
     <w:abstractNumId w:val="7"/>
   </w:num>
   <w:num w:numId="3" w16cid:durableId="1080636982">
-    <w:abstractNumId w:val="66"/>
+    <w:abstractNumId w:val="67"/>
   </w:num>
   <w:num w:numId="4" w16cid:durableId="716128754">
     <w:abstractNumId w:val="26"/>
   </w:num>
   <w:num w:numId="5" w16cid:durableId="1356880465">
-    <w:abstractNumId w:val="91"/>
+    <w:abstractNumId w:val="97"/>
   </w:num>
   <w:num w:numId="6" w16cid:durableId="1210613002">
     <w:abstractNumId w:val="18"/>
   </w:num>
   <w:num w:numId="7" w16cid:durableId="2002191770">
-    <w:abstractNumId w:val="51"/>
+    <w:abstractNumId w:val="52"/>
   </w:num>
   <w:num w:numId="8" w16cid:durableId="998534124">
-    <w:abstractNumId w:val="33"/>
+    <w:abstractNumId w:val="34"/>
   </w:num>
   <w:num w:numId="9" w16cid:durableId="523247384">
-    <w:abstractNumId w:val="83"/>
+    <w:abstractNumId w:val="89"/>
   </w:num>
   <w:num w:numId="10" w16cid:durableId="261114341">
     <w:abstractNumId w:val="14"/>
   </w:num>
   <w:num w:numId="11" w16cid:durableId="987244375">
-    <w:abstractNumId w:val="92"/>
+    <w:abstractNumId w:val="98"/>
   </w:num>
   <w:num w:numId="12" w16cid:durableId="1765805581">
     <w:abstractNumId w:val="8"/>
   </w:num>
   <w:num w:numId="13" w16cid:durableId="820117559">
-    <w:abstractNumId w:val="78"/>
+    <w:abstractNumId w:val="84"/>
   </w:num>
   <w:num w:numId="14" w16cid:durableId="452291802">
-    <w:abstractNumId w:val="36"/>
+    <w:abstractNumId w:val="37"/>
   </w:num>
   <w:num w:numId="15" w16cid:durableId="71853967">
     <w:abstractNumId w:val="25"/>
   </w:num>
   <w:num w:numId="16" w16cid:durableId="1587035945">
-    <w:abstractNumId w:val="50"/>
+    <w:abstractNumId w:val="51"/>
   </w:num>
   <w:num w:numId="17" w16cid:durableId="1439452709">
-    <w:abstractNumId w:val="42"/>
+    <w:abstractNumId w:val="43"/>
   </w:num>
   <w:num w:numId="18" w16cid:durableId="1627157179">
-    <w:abstractNumId w:val="68"/>
+    <w:abstractNumId w:val="70"/>
   </w:num>
   <w:num w:numId="19" w16cid:durableId="1214316601">
-    <w:abstractNumId w:val="54"/>
+    <w:abstractNumId w:val="55"/>
   </w:num>
   <w:num w:numId="20" w16cid:durableId="1685471909">
     <w:abstractNumId w:val="2"/>
   </w:num>
   <w:num w:numId="21" w16cid:durableId="914435209">
-    <w:abstractNumId w:val="37"/>
+    <w:abstractNumId w:val="38"/>
   </w:num>
   <w:num w:numId="22" w16cid:durableId="1255505909">
-    <w:abstractNumId w:val="32"/>
+    <w:abstractNumId w:val="33"/>
   </w:num>
   <w:num w:numId="23" w16cid:durableId="529799065">
     <w:abstractNumId w:val="10"/>
   </w:num>
   <w:num w:numId="24" w16cid:durableId="1664163106">
-    <w:abstractNumId w:val="77"/>
+    <w:abstractNumId w:val="81"/>
   </w:num>
   <w:num w:numId="25" w16cid:durableId="1714576960">
     <w:abstractNumId w:val="16"/>
@@ -26316,13 +28316,13 @@
     <w:abstractNumId w:val="22"/>
   </w:num>
   <w:num w:numId="27" w16cid:durableId="827793205">
-    <w:abstractNumId w:val="88"/>
+    <w:abstractNumId w:val="94"/>
   </w:num>
   <w:num w:numId="28" w16cid:durableId="1275989163">
-    <w:abstractNumId w:val="48"/>
+    <w:abstractNumId w:val="49"/>
   </w:num>
   <w:num w:numId="29" w16cid:durableId="621544332">
-    <w:abstractNumId w:val="57"/>
+    <w:abstractNumId w:val="58"/>
   </w:num>
   <w:num w:numId="30" w16cid:durableId="1089692455">
     <w:abstractNumId w:val="11"/>
@@ -26337,43 +28337,43 @@
     <w:abstractNumId w:val="30"/>
   </w:num>
   <w:num w:numId="34" w16cid:durableId="721440043">
-    <w:abstractNumId w:val="63"/>
+    <w:abstractNumId w:val="64"/>
   </w:num>
   <w:num w:numId="35" w16cid:durableId="1074085621">
-    <w:abstractNumId w:val="81"/>
+    <w:abstractNumId w:val="87"/>
   </w:num>
   <w:num w:numId="36" w16cid:durableId="164785594">
-    <w:abstractNumId w:val="59"/>
+    <w:abstractNumId w:val="60"/>
   </w:num>
   <w:num w:numId="37" w16cid:durableId="1690908687">
-    <w:abstractNumId w:val="60"/>
+    <w:abstractNumId w:val="61"/>
   </w:num>
   <w:num w:numId="38" w16cid:durableId="1494486041">
-    <w:abstractNumId w:val="46"/>
+    <w:abstractNumId w:val="47"/>
   </w:num>
   <w:num w:numId="39" w16cid:durableId="301084558">
     <w:abstractNumId w:val="17"/>
   </w:num>
   <w:num w:numId="40" w16cid:durableId="1202018679">
-    <w:abstractNumId w:val="87"/>
+    <w:abstractNumId w:val="93"/>
   </w:num>
   <w:num w:numId="41" w16cid:durableId="696003112">
-    <w:abstractNumId w:val="93"/>
+    <w:abstractNumId w:val="99"/>
   </w:num>
   <w:num w:numId="42" w16cid:durableId="1488278798">
+    <w:abstractNumId w:val="57"/>
+  </w:num>
+  <w:num w:numId="43" w16cid:durableId="630794293">
     <w:abstractNumId w:val="56"/>
   </w:num>
-  <w:num w:numId="43" w16cid:durableId="630794293">
-    <w:abstractNumId w:val="55"/>
-  </w:num>
   <w:num w:numId="44" w16cid:durableId="170145410">
-    <w:abstractNumId w:val="71"/>
+    <w:abstractNumId w:val="74"/>
   </w:num>
   <w:num w:numId="45" w16cid:durableId="127862477">
     <w:abstractNumId w:val="19"/>
   </w:num>
   <w:num w:numId="46" w16cid:durableId="105513983">
-    <w:abstractNumId w:val="80"/>
+    <w:abstractNumId w:val="86"/>
   </w:num>
   <w:num w:numId="47" w16cid:durableId="1514762862">
     <w:abstractNumId w:val="24"/>
@@ -26382,55 +28382,55 @@
     <w:abstractNumId w:val="4"/>
   </w:num>
   <w:num w:numId="49" w16cid:durableId="1099376477">
-    <w:abstractNumId w:val="53"/>
+    <w:abstractNumId w:val="54"/>
   </w:num>
   <w:num w:numId="50" w16cid:durableId="1000231748">
     <w:abstractNumId w:val="13"/>
   </w:num>
   <w:num w:numId="51" w16cid:durableId="1626617711">
-    <w:abstractNumId w:val="61"/>
+    <w:abstractNumId w:val="62"/>
   </w:num>
   <w:num w:numId="52" w16cid:durableId="853420226">
-    <w:abstractNumId w:val="73"/>
+    <w:abstractNumId w:val="76"/>
   </w:num>
   <w:num w:numId="53" w16cid:durableId="1519540791">
-    <w:abstractNumId w:val="52"/>
+    <w:abstractNumId w:val="53"/>
   </w:num>
   <w:num w:numId="54" w16cid:durableId="1148135894">
-    <w:abstractNumId w:val="43"/>
+    <w:abstractNumId w:val="44"/>
   </w:num>
   <w:num w:numId="55" w16cid:durableId="1808281118">
-    <w:abstractNumId w:val="79"/>
+    <w:abstractNumId w:val="85"/>
   </w:num>
   <w:num w:numId="56" w16cid:durableId="1758408107">
-    <w:abstractNumId w:val="39"/>
+    <w:abstractNumId w:val="40"/>
   </w:num>
   <w:num w:numId="57" w16cid:durableId="820270538">
     <w:abstractNumId w:val="1"/>
   </w:num>
   <w:num w:numId="58" w16cid:durableId="433135565">
-    <w:abstractNumId w:val="44"/>
+    <w:abstractNumId w:val="45"/>
   </w:num>
   <w:num w:numId="59" w16cid:durableId="1891763306">
-    <w:abstractNumId w:val="89"/>
+    <w:abstractNumId w:val="95"/>
   </w:num>
   <w:num w:numId="60" w16cid:durableId="252595352">
-    <w:abstractNumId w:val="34"/>
+    <w:abstractNumId w:val="35"/>
   </w:num>
   <w:num w:numId="61" w16cid:durableId="43599653">
     <w:abstractNumId w:val="23"/>
   </w:num>
   <w:num w:numId="62" w16cid:durableId="1724282809">
-    <w:abstractNumId w:val="65"/>
+    <w:abstractNumId w:val="66"/>
   </w:num>
   <w:num w:numId="63" w16cid:durableId="1221207068">
     <w:abstractNumId w:val="3"/>
   </w:num>
   <w:num w:numId="64" w16cid:durableId="1494025353">
-    <w:abstractNumId w:val="40"/>
+    <w:abstractNumId w:val="41"/>
   </w:num>
   <w:num w:numId="65" w16cid:durableId="869296667">
-    <w:abstractNumId w:val="64"/>
+    <w:abstractNumId w:val="65"/>
   </w:num>
   <w:num w:numId="66" w16cid:durableId="91706771">
     <w:abstractNumId w:val="21"/>
@@ -26439,7 +28439,7 @@
     <w:abstractNumId w:val="29"/>
   </w:num>
   <w:num w:numId="68" w16cid:durableId="34044173">
-    <w:abstractNumId w:val="41"/>
+    <w:abstractNumId w:val="42"/>
   </w:num>
   <w:num w:numId="69" w16cid:durableId="1958246351">
     <w:abstractNumId w:val="15"/>
@@ -26448,55 +28448,55 @@
     <w:abstractNumId w:val="9"/>
   </w:num>
   <w:num w:numId="71" w16cid:durableId="389354266">
-    <w:abstractNumId w:val="86"/>
+    <w:abstractNumId w:val="92"/>
   </w:num>
   <w:num w:numId="72" w16cid:durableId="1195070258">
-    <w:abstractNumId w:val="84"/>
+    <w:abstractNumId w:val="90"/>
   </w:num>
   <w:num w:numId="73" w16cid:durableId="1972049655">
-    <w:abstractNumId w:val="47"/>
+    <w:abstractNumId w:val="48"/>
   </w:num>
   <w:num w:numId="74" w16cid:durableId="1499272371">
-    <w:abstractNumId w:val="67"/>
+    <w:abstractNumId w:val="68"/>
   </w:num>
   <w:num w:numId="75" w16cid:durableId="1796026856">
+    <w:abstractNumId w:val="75"/>
+  </w:num>
+  <w:num w:numId="76" w16cid:durableId="1229995767">
+    <w:abstractNumId w:val="77"/>
+  </w:num>
+  <w:num w:numId="77" w16cid:durableId="1817409612">
     <w:abstractNumId w:val="72"/>
   </w:num>
-  <w:num w:numId="76" w16cid:durableId="1229995767">
-    <w:abstractNumId w:val="74"/>
-  </w:num>
-  <w:num w:numId="77" w16cid:durableId="1817409612">
-    <w:abstractNumId w:val="70"/>
-  </w:num>
   <w:num w:numId="78" w16cid:durableId="1134832258">
-    <w:abstractNumId w:val="90"/>
+    <w:abstractNumId w:val="96"/>
   </w:num>
   <w:num w:numId="79" w16cid:durableId="1911575055">
-    <w:abstractNumId w:val="49"/>
+    <w:abstractNumId w:val="50"/>
   </w:num>
   <w:num w:numId="80" w16cid:durableId="1638756930">
     <w:abstractNumId w:val="31"/>
   </w:num>
   <w:num w:numId="81" w16cid:durableId="427506740">
-    <w:abstractNumId w:val="76"/>
+    <w:abstractNumId w:val="80"/>
   </w:num>
   <w:num w:numId="82" w16cid:durableId="513149297">
-    <w:abstractNumId w:val="69"/>
+    <w:abstractNumId w:val="71"/>
   </w:num>
   <w:num w:numId="83" w16cid:durableId="548422958">
-    <w:abstractNumId w:val="35"/>
+    <w:abstractNumId w:val="36"/>
   </w:num>
   <w:num w:numId="84" w16cid:durableId="931205951">
-    <w:abstractNumId w:val="82"/>
+    <w:abstractNumId w:val="88"/>
   </w:num>
   <w:num w:numId="85" w16cid:durableId="1261450898">
     <w:abstractNumId w:val="0"/>
   </w:num>
   <w:num w:numId="86" w16cid:durableId="470248295">
-    <w:abstractNumId w:val="58"/>
+    <w:abstractNumId w:val="59"/>
   </w:num>
   <w:num w:numId="87" w16cid:durableId="982394239">
-    <w:abstractNumId w:val="75"/>
+    <w:abstractNumId w:val="78"/>
   </w:num>
   <w:num w:numId="88" w16cid:durableId="2041782596">
     <w:abstractNumId w:val="20"/>
@@ -26508,21 +28508,42 @@
     <w:abstractNumId w:val="5"/>
   </w:num>
   <w:num w:numId="91" w16cid:durableId="329143539">
-    <w:abstractNumId w:val="45"/>
+    <w:abstractNumId w:val="46"/>
   </w:num>
   <w:num w:numId="92" w16cid:durableId="1194732434">
-    <w:abstractNumId w:val="85"/>
+    <w:abstractNumId w:val="91"/>
   </w:num>
   <w:num w:numId="93" w16cid:durableId="1126509868">
-    <w:abstractNumId w:val="38"/>
+    <w:abstractNumId w:val="39"/>
   </w:num>
   <w:num w:numId="94" w16cid:durableId="1586915427">
-    <w:abstractNumId w:val="94"/>
+    <w:abstractNumId w:val="101"/>
   </w:num>
   <w:num w:numId="95" w16cid:durableId="1985424155">
-    <w:abstractNumId w:val="62"/>
+    <w:abstractNumId w:val="63"/>
   </w:num>
-  <w:numIdMacAtCleanup w:val="95"/>
+  <w:num w:numId="96" w16cid:durableId="1503928418">
+    <w:abstractNumId w:val="100"/>
+  </w:num>
+  <w:num w:numId="97" w16cid:durableId="1523935396">
+    <w:abstractNumId w:val="32"/>
+  </w:num>
+  <w:num w:numId="98" w16cid:durableId="918711878">
+    <w:abstractNumId w:val="82"/>
+  </w:num>
+  <w:num w:numId="99" w16cid:durableId="1606887394">
+    <w:abstractNumId w:val="83"/>
+  </w:num>
+  <w:num w:numId="100" w16cid:durableId="1027754377">
+    <w:abstractNumId w:val="69"/>
+  </w:num>
+  <w:num w:numId="101" w16cid:durableId="826559138">
+    <w:abstractNumId w:val="73"/>
+  </w:num>
+  <w:num w:numId="102" w16cid:durableId="442727970">
+    <w:abstractNumId w:val="79"/>
+  </w:num>
+  <w:numIdMacAtCleanup w:val="102"/>
 </w:numbering>
 </file>
 

--- a/documents/docx/Prompts.docx
+++ b/documents/docx/Prompts.docx
@@ -15757,6 +15757,670 @@
       <w:pPr>
         <w:spacing w:after="0" w:line="240" w:lineRule="auto"/>
         <w:ind w:left="360"/>
+      </w:pPr>
+    </w:p>
+    <w:p>
+      <w:pPr>
+        <w:spacing w:after="0" w:line="240" w:lineRule="auto"/>
+        <w:ind w:left="360"/>
+      </w:pPr>
+    </w:p>
+    <w:p>
+      <w:pPr>
+        <w:spacing w:after="0" w:line="240" w:lineRule="auto"/>
+        <w:ind w:left="360"/>
+      </w:pPr>
+    </w:p>
+    <w:p>
+      <w:pPr>
+        <w:pBdr>
+          <w:bottom w:val="single" w:sz="6" w:space="1" w:color="auto"/>
+        </w:pBdr>
+        <w:spacing w:after="0" w:line="240" w:lineRule="auto"/>
+        <w:ind w:left="360"/>
+      </w:pPr>
+    </w:p>
+    <w:p>
+      <w:pPr>
+        <w:spacing w:after="0" w:line="240" w:lineRule="auto"/>
+        <w:ind w:left="360"/>
+      </w:pPr>
+    </w:p>
+    <w:p>
+      <w:pPr>
+        <w:spacing w:after="0" w:line="240" w:lineRule="auto"/>
+        <w:ind w:left="360"/>
+      </w:pPr>
+      <w:r>
+        <w:t>Qədim zamanlardan bu günə qədər dünyada məşhur olmuş Azərbaycan və türk əsilli alimləri, ziyalıları, təbibləri, şairləri və digər görkəmli şəxsiyyətləri saytımızda tanıtmaq istəyirəm.</w:t>
+      </w:r>
+    </w:p>
+    <w:p>
+      <w:pPr>
+        <w:spacing w:after="0" w:line="240" w:lineRule="auto"/>
+        <w:ind w:left="360"/>
+      </w:pPr>
+      <w:r>
+        <w:t>Mənə onların şəkilləri, həyat yolu, elmi və yaradıcılıq fəaliyyəti, əsas əsərləri və həyatlarından maraqlı hadisələr haqqında məlumatlar lazımdır.</w:t>
+      </w:r>
+    </w:p>
+    <w:p>
+      <w:pPr>
+        <w:spacing w:after="0" w:line="240" w:lineRule="auto"/>
+        <w:ind w:left="360"/>
+      </w:pPr>
+    </w:p>
+    <w:p>
+      <w:pPr>
+        <w:spacing w:after="0" w:line="240" w:lineRule="auto"/>
+        <w:ind w:left="360"/>
+      </w:pPr>
+      <w:r>
+        <w:t>-</w:t>
+      </w:r>
+      <w:r>
+        <w:t xml:space="preserve">  Siyahıya bütün türk xalqlarının — o cümlədən Osmanlı, Azərbaycan, özbək, uyğur, tatar, qazax, qırğız, türkmən və digər türk xalqlarının nümayəndələri daxil edilsin.</w:t>
+      </w:r>
+    </w:p>
+    <w:p>
+      <w:pPr>
+        <w:spacing w:after="0" w:line="240" w:lineRule="auto"/>
+        <w:ind w:left="360"/>
+      </w:pPr>
+      <w:r>
+        <w:t>-</w:t>
+      </w:r>
+      <w:r>
+        <w:t xml:space="preserve">  Məlumatlar tam olaraq təklif etdiyiniz struktur əsasında hazırlansın: şəxsiyyətin portreti, həyat yolu, elmi və yaradıcılıq fəaliyyəti, əsas əsərləri, cəmiyyətə verdiyi töhfələr və həyatından maraqlı hadisələr.</w:t>
+      </w:r>
+    </w:p>
+    <w:p>
+      <w:pPr>
+        <w:spacing w:after="0" w:line="240" w:lineRule="auto"/>
+        <w:ind w:left="360"/>
+      </w:pPr>
+      <w:r>
+        <w:t>-</w:t>
+      </w:r>
+      <w:r>
+        <w:t xml:space="preserve">  İşə qədim dövrlərdən başlayaq və materialları tarixi ardıcıllıqla təqdim edək.</w:t>
+      </w:r>
+    </w:p>
+    <w:p>
+      <w:pPr>
+        <w:spacing w:after="0" w:line="240" w:lineRule="auto"/>
+        <w:ind w:left="360"/>
+      </w:pPr>
+      <w:r>
+        <w:t>-</w:t>
+      </w:r>
+      <w:r>
+        <w:t xml:space="preserve">  Hazırlanacaq materiallar sayt üçün uyğunlaşdırılmış HTML formatında təqdim edilsin.</w:t>
+      </w:r>
+    </w:p>
+    <w:p>
+      <w:pPr>
+        <w:spacing w:after="0" w:line="240" w:lineRule="auto"/>
+        <w:ind w:left="360"/>
+      </w:pPr>
+      <w:r>
+        <w:t>- Qaynaqları da göstər</w:t>
+      </w:r>
+    </w:p>
+    <w:p>
+      <w:pPr>
+        <w:pBdr>
+          <w:bottom w:val="single" w:sz="6" w:space="1" w:color="auto"/>
+        </w:pBdr>
+        <w:spacing w:after="0" w:line="240" w:lineRule="auto"/>
+        <w:ind w:left="360"/>
+      </w:pPr>
+    </w:p>
+    <w:p>
+      <w:pPr>
+        <w:spacing w:after="0" w:line="240" w:lineRule="auto"/>
+        <w:ind w:left="360"/>
+        <w:rPr>
+          <w:lang w:val="az-Latn-AZ"/>
+        </w:rPr>
+      </w:pPr>
+    </w:p>
+    <w:p>
+      <w:pPr>
+        <w:spacing w:after="0" w:line="240" w:lineRule="auto"/>
+        <w:ind w:left="360"/>
+      </w:pPr>
+      <w:r>
+        <w:t>I would like to create a catalogue of the world’s most prominent historical figures.</w:t>
+      </w:r>
+    </w:p>
+    <w:p>
+      <w:pPr>
+        <w:spacing w:after="0" w:line="240" w:lineRule="auto"/>
+        <w:ind w:left="360"/>
+      </w:pPr>
+      <w:r>
+        <w:t>The catalogue should include world-renowned scientists, scholars, cultural figures, artists, military commanders, statesmen, physicians, and writers — from antiquity to the present day — whose achievements, ideas, discoveries, leadership, or creative work have made significant contributions to science, advanced human knowledge, or brought about transformative progress in human civilisation.</w:t>
+      </w:r>
+    </w:p>
+    <w:p>
+      <w:pPr>
+        <w:spacing w:after="0" w:line="240" w:lineRule="auto"/>
+        <w:ind w:left="360"/>
+      </w:pPr>
+      <w:r>
+        <w:t>The catalogue should include representatives of Azerbaijan and other Turkic-speaking peoples, as well as distinguished figures from other regions and civilisations of the world.</w:t>
+      </w:r>
+    </w:p>
+    <w:p>
+      <w:pPr>
+        <w:spacing w:after="0" w:line="240" w:lineRule="auto"/>
+        <w:ind w:left="360"/>
+      </w:pPr>
+      <w:r>
+        <w:lastRenderedPageBreak/>
+        <w:t xml:space="preserve">Please consider preparing profile pages for </w:t>
+      </w:r>
+      <w:r>
+        <w:rPr>
+          <w:b/>
+          <w:bCs/>
+        </w:rPr>
+        <w:t>100 of the most prominent figures in world history</w:t>
+      </w:r>
+      <w:r>
+        <w:t>, selected on the basis of their lasting impact on science, culture, society, governance, medicine, literature, the arts, military history, or human civilisation more broadly.</w:t>
+      </w:r>
+    </w:p>
+    <w:p>
+      <w:pPr>
+        <w:spacing w:after="0" w:line="240" w:lineRule="auto"/>
+        <w:ind w:left="360"/>
+      </w:pPr>
+      <w:r>
+        <w:t>For each figure, prepare a dedicated HTML profile page consistent with the existing UI/UX design standards adopted for our website.</w:t>
+      </w:r>
+    </w:p>
+    <w:p>
+      <w:pPr>
+        <w:spacing w:after="0" w:line="240" w:lineRule="auto"/>
+        <w:ind w:left="360"/>
+      </w:pPr>
+      <w:r>
+        <w:t>Each profile page should include the following sections:</w:t>
+      </w:r>
+    </w:p>
+    <w:p>
+      <w:pPr>
+        <w:numPr>
+          <w:ilvl w:val="0"/>
+          <w:numId w:val="105"/>
+        </w:numPr>
+        <w:spacing w:after="0" w:line="240" w:lineRule="auto"/>
+      </w:pPr>
+      <w:r>
+        <w:rPr>
+          <w:b/>
+          <w:bCs/>
+        </w:rPr>
+        <w:t>Life and Career</w:t>
+      </w:r>
+      <w:r>
+        <w:t xml:space="preserve"> — a biographical overview and historical context;</w:t>
+      </w:r>
+    </w:p>
+    <w:p>
+      <w:pPr>
+        <w:numPr>
+          <w:ilvl w:val="0"/>
+          <w:numId w:val="105"/>
+        </w:numPr>
+        <w:spacing w:after="0" w:line="240" w:lineRule="auto"/>
+      </w:pPr>
+      <w:r>
+        <w:rPr>
+          <w:b/>
+          <w:bCs/>
+        </w:rPr>
+        <w:t>Scholarly and Creative Activity</w:t>
+      </w:r>
+      <w:r>
+        <w:t xml:space="preserve"> — the figure’s fields of work and intellectual contribution;</w:t>
+      </w:r>
+    </w:p>
+    <w:p>
+      <w:pPr>
+        <w:numPr>
+          <w:ilvl w:val="0"/>
+          <w:numId w:val="105"/>
+        </w:numPr>
+        <w:spacing w:after="0" w:line="240" w:lineRule="auto"/>
+      </w:pPr>
+      <w:r>
+        <w:rPr>
+          <w:b/>
+          <w:bCs/>
+        </w:rPr>
+        <w:t>Principal Discoveries and Works</w:t>
+      </w:r>
+      <w:r>
+        <w:t xml:space="preserve"> — key achievements, discoveries, publications, reforms, or creative works;</w:t>
+      </w:r>
+    </w:p>
+    <w:p>
+      <w:pPr>
+        <w:numPr>
+          <w:ilvl w:val="0"/>
+          <w:numId w:val="105"/>
+        </w:numPr>
+        <w:spacing w:after="0" w:line="240" w:lineRule="auto"/>
+      </w:pPr>
+      <w:r>
+        <w:rPr>
+          <w:b/>
+          <w:bCs/>
+        </w:rPr>
+        <w:t>Contributions to Humanity</w:t>
+      </w:r>
+      <w:r>
+        <w:t xml:space="preserve"> — the figure’s lasting impact on science, culture, society, governance, medicine, literature, art, or civilisation;</w:t>
+      </w:r>
+    </w:p>
+    <w:p>
+      <w:pPr>
+        <w:numPr>
+          <w:ilvl w:val="0"/>
+          <w:numId w:val="105"/>
+        </w:numPr>
+        <w:spacing w:after="0" w:line="240" w:lineRule="auto"/>
+      </w:pPr>
+      <w:r>
+        <w:rPr>
+          <w:b/>
+          <w:bCs/>
+        </w:rPr>
+        <w:t>Notable Facts</w:t>
+      </w:r>
+      <w:r>
+        <w:t xml:space="preserve"> — compelling, meaningful, or lesser-known episodes from the figure’s life;</w:t>
+      </w:r>
+    </w:p>
+    <w:p>
+      <w:pPr>
+        <w:numPr>
+          <w:ilvl w:val="0"/>
+          <w:numId w:val="105"/>
+        </w:numPr>
+        <w:spacing w:after="0" w:line="240" w:lineRule="auto"/>
+      </w:pPr>
+      <w:r>
+        <w:rPr>
+          <w:b/>
+          <w:bCs/>
+        </w:rPr>
+        <w:t>Sources</w:t>
+      </w:r>
+      <w:r>
+        <w:t xml:space="preserve"> — verified and reliable references listed separately.</w:t>
+      </w:r>
+    </w:p>
+    <w:p>
+      <w:pPr>
+        <w:spacing w:after="0" w:line="240" w:lineRule="auto"/>
+        <w:ind w:left="360"/>
+      </w:pPr>
+      <w:r>
+        <w:t>Please create both English and Azerbaijani versions of all required pages. The language should be polished, natural, and appropriate for an academic and institutional audience.</w:t>
+      </w:r>
+    </w:p>
+    <w:p>
+      <w:pPr>
+        <w:spacing w:after="0" w:line="240" w:lineRule="auto"/>
+        <w:ind w:left="360"/>
+      </w:pPr>
+      <w:r>
+        <w:t>Use internationally recognized academic, scientific, governmental, biographical, museum, archival, and other reliable sources when preparing the content. All sources should be clearly listed at the end of each profile page.</w:t>
+      </w:r>
+    </w:p>
+    <w:p>
+      <w:pPr>
+        <w:pBdr>
+          <w:bottom w:val="single" w:sz="6" w:space="1" w:color="auto"/>
+        </w:pBdr>
+        <w:spacing w:after="0" w:line="240" w:lineRule="auto"/>
+        <w:ind w:left="360"/>
+      </w:pPr>
+    </w:p>
+    <w:p>
+      <w:pPr>
+        <w:spacing w:after="0" w:line="240" w:lineRule="auto"/>
+        <w:ind w:left="360"/>
+      </w:pPr>
+      <w:r>
+        <w:t>This document describes the business requirements relevant to the DAAB website.</w:t>
+      </w:r>
+    </w:p>
+    <w:p>
+      <w:pPr>
+        <w:spacing w:after="0" w:line="240" w:lineRule="auto"/>
+        <w:ind w:left="360"/>
+      </w:pPr>
+      <w:r>
+        <w:t>Please elaborate on these requirements and prepare a new document that translates them into a clear, structured technical specification. The specification should be detailed enough to guide software developers, UI/UX designers, and QA engineers in designing, developing, testing, and delivering a high-quality, modern, responsive, and user-friendly DAAB website.</w:t>
+      </w:r>
+    </w:p>
+    <w:p>
+      <w:pPr>
+        <w:spacing w:after="0" w:line="240" w:lineRule="auto"/>
+        <w:ind w:left="360"/>
+      </w:pPr>
+      <w:r>
+        <w:t>The technical specification should include functional requirements, non-functional requirements, UI/UX standards, information architecture, navigation structure, content management needs, multilingual support, responsiveness rules, accessibility requirements, performance expectations, security considerations, integration points, testing criteria, and acceptance criteria for each major feature.</w:t>
+      </w:r>
+    </w:p>
+    <w:p>
+      <w:pPr>
+        <w:pBdr>
+          <w:bottom w:val="single" w:sz="6" w:space="1" w:color="auto"/>
+        </w:pBdr>
+        <w:spacing w:after="0" w:line="240" w:lineRule="auto"/>
+        <w:ind w:left="360"/>
+      </w:pPr>
+    </w:p>
+    <w:p>
+      <w:pPr>
+        <w:spacing w:after="0" w:line="240" w:lineRule="auto"/>
+        <w:ind w:left="360"/>
+      </w:pPr>
+    </w:p>
+    <w:p>
+      <w:pPr>
+        <w:spacing w:after="0" w:line="240" w:lineRule="auto"/>
+        <w:ind w:left="360"/>
+      </w:pPr>
+      <w:r>
+        <w:t>I noticed that some sentences in the English version of the profile pages still contain Azerbaijani words or phrases.</w:t>
+      </w:r>
+    </w:p>
+    <w:p>
+      <w:pPr>
+        <w:spacing w:after="0" w:line="240" w:lineRule="auto"/>
+        <w:ind w:left="360"/>
+      </w:pPr>
+      <w:r>
+        <w:t>Please locate all such sentences, review them carefully, compare them with the original Azerbaijani text, and translate them into proper, polished English. The final English version should be natural, professional, and should not contain any Azerbaijani words, phrases, or untranslated fragments.</w:t>
+      </w:r>
+    </w:p>
+    <w:p>
+      <w:pPr>
+        <w:spacing w:after="0" w:line="240" w:lineRule="auto"/>
+        <w:ind w:left="360"/>
+      </w:pPr>
+      <w:r>
+        <w:t>Please apply this correction consistently across all English profile pages.</w:t>
+      </w:r>
+    </w:p>
+    <w:p>
+      <w:pPr>
+        <w:pBdr>
+          <w:bottom w:val="single" w:sz="6" w:space="1" w:color="auto"/>
+        </w:pBdr>
+        <w:spacing w:after="0" w:line="240" w:lineRule="auto"/>
+        <w:ind w:left="360"/>
+      </w:pPr>
+    </w:p>
+    <w:p>
+      <w:pPr>
+        <w:spacing w:after="0" w:line="240" w:lineRule="auto"/>
+        <w:ind w:left="360"/>
+      </w:pPr>
+    </w:p>
+    <w:p>
+      <w:pPr>
+        <w:spacing w:after="0" w:line="240" w:lineRule="auto"/>
+        <w:ind w:left="360"/>
+      </w:pPr>
+      <w:r>
+        <w:t>I have noticed a serious issue with the profile pages of the prominent figures.</w:t>
+      </w:r>
+    </w:p>
+    <w:p>
+      <w:pPr>
+        <w:spacing w:after="0" w:line="240" w:lineRule="auto"/>
+        <w:ind w:left="360"/>
+      </w:pPr>
+      <w:r>
+        <w:t xml:space="preserve">The information provided in the sections </w:t>
+      </w:r>
+      <w:r>
+        <w:rPr>
+          <w:b/>
+          <w:bCs/>
+        </w:rPr>
+        <w:t>“Contribution to Society,” “Key Works and Contributions,”</w:t>
+      </w:r>
+      <w:r>
+        <w:t xml:space="preserve"> and </w:t>
+      </w:r>
+      <w:r>
+        <w:rPr>
+          <w:b/>
+          <w:bCs/>
+        </w:rPr>
+        <w:t>“Notable Aspects of Life and Work”</w:t>
+      </w:r>
+      <w:r>
+        <w:t xml:space="preserve"> is currently very limited and appears to be almost identical across many profiles. This creates the impression that the content has been copied from one profile to another, which is not acceptable for an academic and institutional website.</w:t>
+      </w:r>
+    </w:p>
+    <w:p>
+      <w:pPr>
+        <w:spacing w:after="0" w:line="240" w:lineRule="auto"/>
+        <w:ind w:left="360"/>
+      </w:pPr>
+      <w:r>
+        <w:lastRenderedPageBreak/>
+        <w:t>Please conduct deeper research for each individual profile and enrich these sections with specific, accurate, and meaningful information that reflects the actual life, work, achievements, influence, and historical importance of each figure.</w:t>
+      </w:r>
+    </w:p>
+    <w:p>
+      <w:pPr>
+        <w:spacing w:after="0" w:line="240" w:lineRule="auto"/>
+        <w:ind w:left="360"/>
+      </w:pPr>
+      <w:r>
+        <w:t>Each profile should contain unique, well-researched content based on reliable sources. The text should be professional, informative, and tailored to the particular person rather than using generic or repetitive formulations.</w:t>
+      </w:r>
+    </w:p>
+    <w:p>
+      <w:pPr>
+        <w:pBdr>
+          <w:bottom w:val="single" w:sz="6" w:space="1" w:color="auto"/>
+        </w:pBdr>
+        <w:spacing w:after="0" w:line="240" w:lineRule="auto"/>
+        <w:ind w:left="360"/>
+        <w:rPr>
+          <w:lang w:val="az-Latn-AZ"/>
+        </w:rPr>
+      </w:pPr>
+    </w:p>
+    <w:p>
+      <w:pPr>
+        <w:spacing w:after="0" w:line="240" w:lineRule="auto"/>
+        <w:ind w:left="360"/>
+        <w:rPr>
+          <w:lang w:val="az-Latn-AZ"/>
+        </w:rPr>
+      </w:pPr>
+    </w:p>
+    <w:p>
+      <w:pPr>
+        <w:spacing w:after="0" w:line="240" w:lineRule="auto"/>
+        <w:ind w:left="360"/>
+      </w:pPr>
+      <w:r>
+        <w:t>Please update the top navigation menu as follows:</w:t>
+      </w:r>
+    </w:p>
+    <w:p>
+      <w:pPr>
+        <w:spacing w:after="0" w:line="240" w:lineRule="auto"/>
+        <w:ind w:left="360"/>
+      </w:pPr>
+      <w:r>
+        <w:t xml:space="preserve">Rename the top-level menu item </w:t>
+      </w:r>
+      <w:r>
+        <w:rPr>
+          <w:b/>
+          <w:bCs/>
+        </w:rPr>
+        <w:t>“Encyclopedia”</w:t>
+      </w:r>
+      <w:r>
+        <w:t xml:space="preserve"> to:</w:t>
+      </w:r>
+    </w:p>
+    <w:p>
+      <w:pPr>
+        <w:numPr>
+          <w:ilvl w:val="0"/>
+          <w:numId w:val="106"/>
+        </w:numPr>
+        <w:spacing w:after="0" w:line="240" w:lineRule="auto"/>
+      </w:pPr>
+      <w:r>
+        <w:rPr>
+          <w:b/>
+          <w:bCs/>
+        </w:rPr>
+        <w:t>“Treasury”</w:t>
+      </w:r>
+      <w:r>
+        <w:t xml:space="preserve"> in the English version;</w:t>
+      </w:r>
+    </w:p>
+    <w:p>
+      <w:pPr>
+        <w:numPr>
+          <w:ilvl w:val="0"/>
+          <w:numId w:val="106"/>
+        </w:numPr>
+        <w:spacing w:after="0" w:line="240" w:lineRule="auto"/>
+      </w:pPr>
+      <w:r>
+        <w:rPr>
+          <w:b/>
+          <w:bCs/>
+        </w:rPr>
+        <w:t>“Xəzinə”</w:t>
+      </w:r>
+      <w:r>
+        <w:t xml:space="preserve"> in the Azerbaijani version.</w:t>
+      </w:r>
+    </w:p>
+    <w:p>
+      <w:pPr>
+        <w:spacing w:after="0" w:line="240" w:lineRule="auto"/>
+        <w:ind w:left="360"/>
+      </w:pPr>
+      <w:r>
+        <w:t>Under this top-level menu item, add the following submenu items:</w:t>
+      </w:r>
+    </w:p>
+    <w:p>
+      <w:pPr>
+        <w:numPr>
+          <w:ilvl w:val="0"/>
+          <w:numId w:val="107"/>
+        </w:numPr>
+        <w:spacing w:after="0" w:line="240" w:lineRule="auto"/>
+      </w:pPr>
+      <w:r>
+        <w:rPr>
+          <w:b/>
+          <w:bCs/>
+        </w:rPr>
+        <w:t>Prominent Figures</w:t>
+      </w:r>
+    </w:p>
+    <w:p>
+      <w:pPr>
+        <w:numPr>
+          <w:ilvl w:val="0"/>
+          <w:numId w:val="107"/>
+        </w:numPr>
+        <w:spacing w:after="0" w:line="240" w:lineRule="auto"/>
+      </w:pPr>
+      <w:r>
+        <w:rPr>
+          <w:b/>
+          <w:bCs/>
+        </w:rPr>
+        <w:t>Industrial Revolutions</w:t>
+      </w:r>
+    </w:p>
+    <w:p>
+      <w:pPr>
+        <w:numPr>
+          <w:ilvl w:val="0"/>
+          <w:numId w:val="107"/>
+        </w:numPr>
+        <w:spacing w:after="0" w:line="240" w:lineRule="auto"/>
+      </w:pPr>
+      <w:r>
+        <w:rPr>
+          <w:b/>
+          <w:bCs/>
+        </w:rPr>
+        <w:t>Major Scientific Inventions</w:t>
+      </w:r>
+    </w:p>
+    <w:p>
+      <w:pPr>
+        <w:spacing w:after="0" w:line="240" w:lineRule="auto"/>
+        <w:ind w:left="360"/>
+      </w:pPr>
+      <w:r>
+        <w:t xml:space="preserve">Move the current functionality and link of the existing </w:t>
+      </w:r>
+      <w:r>
+        <w:rPr>
+          <w:b/>
+          <w:bCs/>
+        </w:rPr>
+        <w:t>“Encyclopedia”</w:t>
+      </w:r>
+      <w:r>
+        <w:t xml:space="preserve"> menu item to the new </w:t>
+      </w:r>
+      <w:r>
+        <w:rPr>
+          <w:b/>
+          <w:bCs/>
+        </w:rPr>
+        <w:t>“Prominent Figures”</w:t>
+      </w:r>
+      <w:r>
+        <w:t xml:space="preserve"> submenu item.</w:t>
+      </w:r>
+    </w:p>
+    <w:p>
+      <w:pPr>
+        <w:spacing w:after="0" w:line="240" w:lineRule="auto"/>
+        <w:ind w:left="360"/>
+      </w:pPr>
+      <w:r>
+        <w:t>Ensure that the new submenu follows the existing UI/UX standards of the website, including styling, spacing, hover behavior, dropdown behavior, responsiveness, and multilingual consistency across the English and Azerbaijani versions.</w:t>
+      </w:r>
+    </w:p>
+    <w:p>
+      <w:pPr>
+        <w:spacing w:after="0" w:line="240" w:lineRule="auto"/>
+        <w:ind w:left="360"/>
+        <w:rPr>
+          <w:lang w:val="az-Latn-AZ"/>
+        </w:rPr>
       </w:pPr>
     </w:p>
     <w:sectPr>
@@ -16519,6 +17183,155 @@
     </w:lvl>
   </w:abstractNum>
   <w:abstractNum w:abstractNumId="6" w15:restartNumberingAfterBreak="0">
+    <w:nsid w:val="03015F84"/>
+    <w:multiLevelType w:val="multilevel"/>
+    <w:tmpl w:val="33F0F0EA"/>
+    <w:lvl w:ilvl="0">
+      <w:start w:val="1"/>
+      <w:numFmt w:val="bullet"/>
+      <w:lvlText w:val=""/>
+      <w:lvlJc w:val="left"/>
+      <w:pPr>
+        <w:tabs>
+          <w:tab w:val="num" w:pos="720"/>
+        </w:tabs>
+        <w:ind w:left="720" w:hanging="360"/>
+      </w:pPr>
+      <w:rPr>
+        <w:rFonts w:ascii="Symbol" w:hAnsi="Symbol" w:hint="default"/>
+        <w:sz w:val="20"/>
+      </w:rPr>
+    </w:lvl>
+    <w:lvl w:ilvl="1" w:tentative="1">
+      <w:start w:val="1"/>
+      <w:numFmt w:val="bullet"/>
+      <w:lvlText w:val="o"/>
+      <w:lvlJc w:val="left"/>
+      <w:pPr>
+        <w:tabs>
+          <w:tab w:val="num" w:pos="1440"/>
+        </w:tabs>
+        <w:ind w:left="1440" w:hanging="360"/>
+      </w:pPr>
+      <w:rPr>
+        <w:rFonts w:ascii="Courier New" w:hAnsi="Courier New" w:hint="default"/>
+        <w:sz w:val="20"/>
+      </w:rPr>
+    </w:lvl>
+    <w:lvl w:ilvl="2" w:tentative="1">
+      <w:start w:val="1"/>
+      <w:numFmt w:val="bullet"/>
+      <w:lvlText w:val=""/>
+      <w:lvlJc w:val="left"/>
+      <w:pPr>
+        <w:tabs>
+          <w:tab w:val="num" w:pos="2160"/>
+        </w:tabs>
+        <w:ind w:left="2160" w:hanging="360"/>
+      </w:pPr>
+      <w:rPr>
+        <w:rFonts w:ascii="Wingdings" w:hAnsi="Wingdings" w:hint="default"/>
+        <w:sz w:val="20"/>
+      </w:rPr>
+    </w:lvl>
+    <w:lvl w:ilvl="3" w:tentative="1">
+      <w:start w:val="1"/>
+      <w:numFmt w:val="bullet"/>
+      <w:lvlText w:val=""/>
+      <w:lvlJc w:val="left"/>
+      <w:pPr>
+        <w:tabs>
+          <w:tab w:val="num" w:pos="2880"/>
+        </w:tabs>
+        <w:ind w:left="2880" w:hanging="360"/>
+      </w:pPr>
+      <w:rPr>
+        <w:rFonts w:ascii="Wingdings" w:hAnsi="Wingdings" w:hint="default"/>
+        <w:sz w:val="20"/>
+      </w:rPr>
+    </w:lvl>
+    <w:lvl w:ilvl="4" w:tentative="1">
+      <w:start w:val="1"/>
+      <w:numFmt w:val="bullet"/>
+      <w:lvlText w:val=""/>
+      <w:lvlJc w:val="left"/>
+      <w:pPr>
+        <w:tabs>
+          <w:tab w:val="num" w:pos="3600"/>
+        </w:tabs>
+        <w:ind w:left="3600" w:hanging="360"/>
+      </w:pPr>
+      <w:rPr>
+        <w:rFonts w:ascii="Wingdings" w:hAnsi="Wingdings" w:hint="default"/>
+        <w:sz w:val="20"/>
+      </w:rPr>
+    </w:lvl>
+    <w:lvl w:ilvl="5" w:tentative="1">
+      <w:start w:val="1"/>
+      <w:numFmt w:val="bullet"/>
+      <w:lvlText w:val=""/>
+      <w:lvlJc w:val="left"/>
+      <w:pPr>
+        <w:tabs>
+          <w:tab w:val="num" w:pos="4320"/>
+        </w:tabs>
+        <w:ind w:left="4320" w:hanging="360"/>
+      </w:pPr>
+      <w:rPr>
+        <w:rFonts w:ascii="Wingdings" w:hAnsi="Wingdings" w:hint="default"/>
+        <w:sz w:val="20"/>
+      </w:rPr>
+    </w:lvl>
+    <w:lvl w:ilvl="6" w:tentative="1">
+      <w:start w:val="1"/>
+      <w:numFmt w:val="bullet"/>
+      <w:lvlText w:val=""/>
+      <w:lvlJc w:val="left"/>
+      <w:pPr>
+        <w:tabs>
+          <w:tab w:val="num" w:pos="5040"/>
+        </w:tabs>
+        <w:ind w:left="5040" w:hanging="360"/>
+      </w:pPr>
+      <w:rPr>
+        <w:rFonts w:ascii="Wingdings" w:hAnsi="Wingdings" w:hint="default"/>
+        <w:sz w:val="20"/>
+      </w:rPr>
+    </w:lvl>
+    <w:lvl w:ilvl="7" w:tentative="1">
+      <w:start w:val="1"/>
+      <w:numFmt w:val="bullet"/>
+      <w:lvlText w:val=""/>
+      <w:lvlJc w:val="left"/>
+      <w:pPr>
+        <w:tabs>
+          <w:tab w:val="num" w:pos="5760"/>
+        </w:tabs>
+        <w:ind w:left="5760" w:hanging="360"/>
+      </w:pPr>
+      <w:rPr>
+        <w:rFonts w:ascii="Wingdings" w:hAnsi="Wingdings" w:hint="default"/>
+        <w:sz w:val="20"/>
+      </w:rPr>
+    </w:lvl>
+    <w:lvl w:ilvl="8" w:tentative="1">
+      <w:start w:val="1"/>
+      <w:numFmt w:val="bullet"/>
+      <w:lvlText w:val=""/>
+      <w:lvlJc w:val="left"/>
+      <w:pPr>
+        <w:tabs>
+          <w:tab w:val="num" w:pos="6480"/>
+        </w:tabs>
+        <w:ind w:left="6480" w:hanging="360"/>
+      </w:pPr>
+      <w:rPr>
+        <w:rFonts w:ascii="Wingdings" w:hAnsi="Wingdings" w:hint="default"/>
+        <w:sz w:val="20"/>
+      </w:rPr>
+    </w:lvl>
+  </w:abstractNum>
+  <w:abstractNum w:abstractNumId="7" w15:restartNumberingAfterBreak="0">
     <w:nsid w:val="030454D8"/>
     <w:multiLevelType w:val="multilevel"/>
     <w:tmpl w:val="5460399E"/>
@@ -16667,7 +17480,7 @@
       </w:rPr>
     </w:lvl>
   </w:abstractNum>
-  <w:abstractNum w:abstractNumId="7" w15:restartNumberingAfterBreak="0">
+  <w:abstractNum w:abstractNumId="8" w15:restartNumberingAfterBreak="0">
     <w:nsid w:val="04B37D57"/>
     <w:multiLevelType w:val="multilevel"/>
     <w:tmpl w:val="969C7DB4"/>
@@ -16780,7 +17593,7 @@
       </w:pPr>
     </w:lvl>
   </w:abstractNum>
-  <w:abstractNum w:abstractNumId="8" w15:restartNumberingAfterBreak="0">
+  <w:abstractNum w:abstractNumId="9" w15:restartNumberingAfterBreak="0">
     <w:nsid w:val="04B71142"/>
     <w:multiLevelType w:val="multilevel"/>
     <w:tmpl w:val="8862BA3A"/>
@@ -16929,7 +17742,7 @@
       </w:rPr>
     </w:lvl>
   </w:abstractNum>
-  <w:abstractNum w:abstractNumId="9" w15:restartNumberingAfterBreak="0">
+  <w:abstractNum w:abstractNumId="10" w15:restartNumberingAfterBreak="0">
     <w:nsid w:val="0D7856B1"/>
     <w:multiLevelType w:val="hybridMultilevel"/>
     <w:tmpl w:val="2898D4BA"/>
@@ -17041,7 +17854,7 @@
       </w:rPr>
     </w:lvl>
   </w:abstractNum>
-  <w:abstractNum w:abstractNumId="10" w15:restartNumberingAfterBreak="0">
+  <w:abstractNum w:abstractNumId="11" w15:restartNumberingAfterBreak="0">
     <w:nsid w:val="0EF628C1"/>
     <w:multiLevelType w:val="hybridMultilevel"/>
     <w:tmpl w:val="3FECA2B0"/>
@@ -17154,7 +17967,7 @@
       </w:rPr>
     </w:lvl>
   </w:abstractNum>
-  <w:abstractNum w:abstractNumId="11" w15:restartNumberingAfterBreak="0">
+  <w:abstractNum w:abstractNumId="12" w15:restartNumberingAfterBreak="0">
     <w:nsid w:val="0FE04871"/>
     <w:multiLevelType w:val="hybridMultilevel"/>
     <w:tmpl w:val="D1565958"/>
@@ -17267,7 +18080,7 @@
       </w:rPr>
     </w:lvl>
   </w:abstractNum>
-  <w:abstractNum w:abstractNumId="12" w15:restartNumberingAfterBreak="0">
+  <w:abstractNum w:abstractNumId="13" w15:restartNumberingAfterBreak="0">
     <w:nsid w:val="10523C97"/>
     <w:multiLevelType w:val="hybridMultilevel"/>
     <w:tmpl w:val="5244902C"/>
@@ -17380,7 +18193,7 @@
       </w:rPr>
     </w:lvl>
   </w:abstractNum>
-  <w:abstractNum w:abstractNumId="13" w15:restartNumberingAfterBreak="0">
+  <w:abstractNum w:abstractNumId="14" w15:restartNumberingAfterBreak="0">
     <w:nsid w:val="11552863"/>
     <w:multiLevelType w:val="hybridMultilevel"/>
     <w:tmpl w:val="42AC51D2"/>
@@ -17492,7 +18305,7 @@
       </w:rPr>
     </w:lvl>
   </w:abstractNum>
-  <w:abstractNum w:abstractNumId="14" w15:restartNumberingAfterBreak="0">
+  <w:abstractNum w:abstractNumId="15" w15:restartNumberingAfterBreak="0">
     <w:nsid w:val="14831279"/>
     <w:multiLevelType w:val="multilevel"/>
     <w:tmpl w:val="B02AD528"/>
@@ -17641,7 +18454,7 @@
       </w:rPr>
     </w:lvl>
   </w:abstractNum>
-  <w:abstractNum w:abstractNumId="15" w15:restartNumberingAfterBreak="0">
+  <w:abstractNum w:abstractNumId="16" w15:restartNumberingAfterBreak="0">
     <w:nsid w:val="168B796C"/>
     <w:multiLevelType w:val="hybridMultilevel"/>
     <w:tmpl w:val="DA50B3A8"/>
@@ -17753,7 +18566,7 @@
       </w:rPr>
     </w:lvl>
   </w:abstractNum>
-  <w:abstractNum w:abstractNumId="16" w15:restartNumberingAfterBreak="0">
+  <w:abstractNum w:abstractNumId="17" w15:restartNumberingAfterBreak="0">
     <w:nsid w:val="19E06C2D"/>
     <w:multiLevelType w:val="hybridMultilevel"/>
     <w:tmpl w:val="79E4B8F4"/>
@@ -17866,7 +18679,7 @@
       </w:rPr>
     </w:lvl>
   </w:abstractNum>
-  <w:abstractNum w:abstractNumId="17" w15:restartNumberingAfterBreak="0">
+  <w:abstractNum w:abstractNumId="18" w15:restartNumberingAfterBreak="0">
     <w:nsid w:val="1ABB3A53"/>
     <w:multiLevelType w:val="hybridMultilevel"/>
     <w:tmpl w:val="63F04ED8"/>
@@ -17978,7 +18791,7 @@
       </w:rPr>
     </w:lvl>
   </w:abstractNum>
-  <w:abstractNum w:abstractNumId="18" w15:restartNumberingAfterBreak="0">
+  <w:abstractNum w:abstractNumId="19" w15:restartNumberingAfterBreak="0">
     <w:nsid w:val="1B0B2056"/>
     <w:multiLevelType w:val="multilevel"/>
     <w:tmpl w:val="70AA8958"/>
@@ -18127,7 +18940,7 @@
       </w:rPr>
     </w:lvl>
   </w:abstractNum>
-  <w:abstractNum w:abstractNumId="19" w15:restartNumberingAfterBreak="0">
+  <w:abstractNum w:abstractNumId="20" w15:restartNumberingAfterBreak="0">
     <w:nsid w:val="1E0977E0"/>
     <w:multiLevelType w:val="hybridMultilevel"/>
     <w:tmpl w:val="549675B6"/>
@@ -18239,7 +19052,7 @@
       </w:rPr>
     </w:lvl>
   </w:abstractNum>
-  <w:abstractNum w:abstractNumId="20" w15:restartNumberingAfterBreak="0">
+  <w:abstractNum w:abstractNumId="21" w15:restartNumberingAfterBreak="0">
     <w:nsid w:val="1E5D0B16"/>
     <w:multiLevelType w:val="multilevel"/>
     <w:tmpl w:val="DDD27F94"/>
@@ -18388,7 +19201,7 @@
       </w:rPr>
     </w:lvl>
   </w:abstractNum>
-  <w:abstractNum w:abstractNumId="21" w15:restartNumberingAfterBreak="0">
+  <w:abstractNum w:abstractNumId="22" w15:restartNumberingAfterBreak="0">
     <w:nsid w:val="1FF82639"/>
     <w:multiLevelType w:val="hybridMultilevel"/>
     <w:tmpl w:val="3D58A3A4"/>
@@ -18500,7 +19313,7 @@
       </w:rPr>
     </w:lvl>
   </w:abstractNum>
-  <w:abstractNum w:abstractNumId="22" w15:restartNumberingAfterBreak="0">
+  <w:abstractNum w:abstractNumId="23" w15:restartNumberingAfterBreak="0">
     <w:nsid w:val="21561542"/>
     <w:multiLevelType w:val="hybridMultilevel"/>
     <w:tmpl w:val="5A365C6E"/>
@@ -18613,7 +19426,7 @@
       </w:rPr>
     </w:lvl>
   </w:abstractNum>
-  <w:abstractNum w:abstractNumId="23" w15:restartNumberingAfterBreak="0">
+  <w:abstractNum w:abstractNumId="24" w15:restartNumberingAfterBreak="0">
     <w:nsid w:val="229E3A8A"/>
     <w:multiLevelType w:val="hybridMultilevel"/>
     <w:tmpl w:val="F9A0F2D6"/>
@@ -18725,7 +19538,7 @@
       </w:rPr>
     </w:lvl>
   </w:abstractNum>
-  <w:abstractNum w:abstractNumId="24" w15:restartNumberingAfterBreak="0">
+  <w:abstractNum w:abstractNumId="25" w15:restartNumberingAfterBreak="0">
     <w:nsid w:val="24F04132"/>
     <w:multiLevelType w:val="hybridMultilevel"/>
     <w:tmpl w:val="D9763222"/>
@@ -18837,7 +19650,7 @@
       </w:rPr>
     </w:lvl>
   </w:abstractNum>
-  <w:abstractNum w:abstractNumId="25" w15:restartNumberingAfterBreak="0">
+  <w:abstractNum w:abstractNumId="26" w15:restartNumberingAfterBreak="0">
     <w:nsid w:val="25A03424"/>
     <w:multiLevelType w:val="hybridMultilevel"/>
     <w:tmpl w:val="01D22A8A"/>
@@ -18950,7 +19763,7 @@
       </w:rPr>
     </w:lvl>
   </w:abstractNum>
-  <w:abstractNum w:abstractNumId="26" w15:restartNumberingAfterBreak="0">
+  <w:abstractNum w:abstractNumId="27" w15:restartNumberingAfterBreak="0">
     <w:nsid w:val="25C95C75"/>
     <w:multiLevelType w:val="multilevel"/>
     <w:tmpl w:val="8C681C84"/>
@@ -19099,7 +19912,7 @@
       </w:rPr>
     </w:lvl>
   </w:abstractNum>
-  <w:abstractNum w:abstractNumId="27" w15:restartNumberingAfterBreak="0">
+  <w:abstractNum w:abstractNumId="28" w15:restartNumberingAfterBreak="0">
     <w:nsid w:val="26A95B53"/>
     <w:multiLevelType w:val="multilevel"/>
     <w:tmpl w:val="8E6E75B0"/>
@@ -19216,7 +20029,7 @@
       </w:pPr>
     </w:lvl>
   </w:abstractNum>
-  <w:abstractNum w:abstractNumId="28" w15:restartNumberingAfterBreak="0">
+  <w:abstractNum w:abstractNumId="29" w15:restartNumberingAfterBreak="0">
     <w:nsid w:val="27D37713"/>
     <w:multiLevelType w:val="hybridMultilevel"/>
     <w:tmpl w:val="DCFC50E8"/>
@@ -19329,7 +20142,7 @@
       </w:rPr>
     </w:lvl>
   </w:abstractNum>
-  <w:abstractNum w:abstractNumId="29" w15:restartNumberingAfterBreak="0">
+  <w:abstractNum w:abstractNumId="30" w15:restartNumberingAfterBreak="0">
     <w:nsid w:val="298F11E7"/>
     <w:multiLevelType w:val="hybridMultilevel"/>
     <w:tmpl w:val="1108B76C"/>
@@ -19441,7 +20254,7 @@
       </w:rPr>
     </w:lvl>
   </w:abstractNum>
-  <w:abstractNum w:abstractNumId="30" w15:restartNumberingAfterBreak="0">
+  <w:abstractNum w:abstractNumId="31" w15:restartNumberingAfterBreak="0">
     <w:nsid w:val="29B23F98"/>
     <w:multiLevelType w:val="hybridMultilevel"/>
     <w:tmpl w:val="DF880AF0"/>
@@ -19554,7 +20367,7 @@
       </w:rPr>
     </w:lvl>
   </w:abstractNum>
-  <w:abstractNum w:abstractNumId="31" w15:restartNumberingAfterBreak="0">
+  <w:abstractNum w:abstractNumId="32" w15:restartNumberingAfterBreak="0">
     <w:nsid w:val="2A535D37"/>
     <w:multiLevelType w:val="hybridMultilevel"/>
     <w:tmpl w:val="7FECFCC0"/>
@@ -19666,7 +20479,7 @@
       </w:rPr>
     </w:lvl>
   </w:abstractNum>
-  <w:abstractNum w:abstractNumId="32" w15:restartNumberingAfterBreak="0">
+  <w:abstractNum w:abstractNumId="33" w15:restartNumberingAfterBreak="0">
     <w:nsid w:val="2AFF4127"/>
     <w:multiLevelType w:val="multilevel"/>
     <w:tmpl w:val="5CF69D86"/>
@@ -19815,7 +20628,7 @@
       </w:rPr>
     </w:lvl>
   </w:abstractNum>
-  <w:abstractNum w:abstractNumId="33" w15:restartNumberingAfterBreak="0">
+  <w:abstractNum w:abstractNumId="34" w15:restartNumberingAfterBreak="0">
     <w:nsid w:val="2B087E4A"/>
     <w:multiLevelType w:val="hybridMultilevel"/>
     <w:tmpl w:val="5BA2AE44"/>
@@ -19928,7 +20741,7 @@
       </w:rPr>
     </w:lvl>
   </w:abstractNum>
-  <w:abstractNum w:abstractNumId="34" w15:restartNumberingAfterBreak="0">
+  <w:abstractNum w:abstractNumId="35" w15:restartNumberingAfterBreak="0">
     <w:nsid w:val="2B687FD7"/>
     <w:multiLevelType w:val="multilevel"/>
     <w:tmpl w:val="4D4478B0"/>
@@ -20077,7 +20890,7 @@
       </w:rPr>
     </w:lvl>
   </w:abstractNum>
-  <w:abstractNum w:abstractNumId="35" w15:restartNumberingAfterBreak="0">
+  <w:abstractNum w:abstractNumId="36" w15:restartNumberingAfterBreak="0">
     <w:nsid w:val="2CBB2E60"/>
     <w:multiLevelType w:val="hybridMultilevel"/>
     <w:tmpl w:val="B20AB142"/>
@@ -20189,7 +21002,7 @@
       </w:rPr>
     </w:lvl>
   </w:abstractNum>
-  <w:abstractNum w:abstractNumId="36" w15:restartNumberingAfterBreak="0">
+  <w:abstractNum w:abstractNumId="37" w15:restartNumberingAfterBreak="0">
     <w:nsid w:val="2D682597"/>
     <w:multiLevelType w:val="hybridMultilevel"/>
     <w:tmpl w:val="8AEE5F66"/>
@@ -20301,7 +21114,156 @@
       </w:rPr>
     </w:lvl>
   </w:abstractNum>
-  <w:abstractNum w:abstractNumId="37" w15:restartNumberingAfterBreak="0">
+  <w:abstractNum w:abstractNumId="38" w15:restartNumberingAfterBreak="0">
+    <w:nsid w:val="2E82781B"/>
+    <w:multiLevelType w:val="multilevel"/>
+    <w:tmpl w:val="F360605E"/>
+    <w:lvl w:ilvl="0">
+      <w:start w:val="1"/>
+      <w:numFmt w:val="bullet"/>
+      <w:lvlText w:val=""/>
+      <w:lvlJc w:val="left"/>
+      <w:pPr>
+        <w:tabs>
+          <w:tab w:val="num" w:pos="1080"/>
+        </w:tabs>
+        <w:ind w:left="1080" w:hanging="360"/>
+      </w:pPr>
+      <w:rPr>
+        <w:rFonts w:ascii="Symbol" w:hAnsi="Symbol" w:hint="default"/>
+        <w:sz w:val="20"/>
+      </w:rPr>
+    </w:lvl>
+    <w:lvl w:ilvl="1" w:tentative="1">
+      <w:start w:val="1"/>
+      <w:numFmt w:val="bullet"/>
+      <w:lvlText w:val="o"/>
+      <w:lvlJc w:val="left"/>
+      <w:pPr>
+        <w:tabs>
+          <w:tab w:val="num" w:pos="1800"/>
+        </w:tabs>
+        <w:ind w:left="1800" w:hanging="360"/>
+      </w:pPr>
+      <w:rPr>
+        <w:rFonts w:ascii="Courier New" w:hAnsi="Courier New" w:hint="default"/>
+        <w:sz w:val="20"/>
+      </w:rPr>
+    </w:lvl>
+    <w:lvl w:ilvl="2" w:tentative="1">
+      <w:start w:val="1"/>
+      <w:numFmt w:val="bullet"/>
+      <w:lvlText w:val=""/>
+      <w:lvlJc w:val="left"/>
+      <w:pPr>
+        <w:tabs>
+          <w:tab w:val="num" w:pos="2520"/>
+        </w:tabs>
+        <w:ind w:left="2520" w:hanging="360"/>
+      </w:pPr>
+      <w:rPr>
+        <w:rFonts w:ascii="Wingdings" w:hAnsi="Wingdings" w:hint="default"/>
+        <w:sz w:val="20"/>
+      </w:rPr>
+    </w:lvl>
+    <w:lvl w:ilvl="3" w:tentative="1">
+      <w:start w:val="1"/>
+      <w:numFmt w:val="bullet"/>
+      <w:lvlText w:val=""/>
+      <w:lvlJc w:val="left"/>
+      <w:pPr>
+        <w:tabs>
+          <w:tab w:val="num" w:pos="3240"/>
+        </w:tabs>
+        <w:ind w:left="3240" w:hanging="360"/>
+      </w:pPr>
+      <w:rPr>
+        <w:rFonts w:ascii="Wingdings" w:hAnsi="Wingdings" w:hint="default"/>
+        <w:sz w:val="20"/>
+      </w:rPr>
+    </w:lvl>
+    <w:lvl w:ilvl="4" w:tentative="1">
+      <w:start w:val="1"/>
+      <w:numFmt w:val="bullet"/>
+      <w:lvlText w:val=""/>
+      <w:lvlJc w:val="left"/>
+      <w:pPr>
+        <w:tabs>
+          <w:tab w:val="num" w:pos="3960"/>
+        </w:tabs>
+        <w:ind w:left="3960" w:hanging="360"/>
+      </w:pPr>
+      <w:rPr>
+        <w:rFonts w:ascii="Wingdings" w:hAnsi="Wingdings" w:hint="default"/>
+        <w:sz w:val="20"/>
+      </w:rPr>
+    </w:lvl>
+    <w:lvl w:ilvl="5" w:tentative="1">
+      <w:start w:val="1"/>
+      <w:numFmt w:val="bullet"/>
+      <w:lvlText w:val=""/>
+      <w:lvlJc w:val="left"/>
+      <w:pPr>
+        <w:tabs>
+          <w:tab w:val="num" w:pos="4680"/>
+        </w:tabs>
+        <w:ind w:left="4680" w:hanging="360"/>
+      </w:pPr>
+      <w:rPr>
+        <w:rFonts w:ascii="Wingdings" w:hAnsi="Wingdings" w:hint="default"/>
+        <w:sz w:val="20"/>
+      </w:rPr>
+    </w:lvl>
+    <w:lvl w:ilvl="6" w:tentative="1">
+      <w:start w:val="1"/>
+      <w:numFmt w:val="bullet"/>
+      <w:lvlText w:val=""/>
+      <w:lvlJc w:val="left"/>
+      <w:pPr>
+        <w:tabs>
+          <w:tab w:val="num" w:pos="5400"/>
+        </w:tabs>
+        <w:ind w:left="5400" w:hanging="360"/>
+      </w:pPr>
+      <w:rPr>
+        <w:rFonts w:ascii="Wingdings" w:hAnsi="Wingdings" w:hint="default"/>
+        <w:sz w:val="20"/>
+      </w:rPr>
+    </w:lvl>
+    <w:lvl w:ilvl="7" w:tentative="1">
+      <w:start w:val="1"/>
+      <w:numFmt w:val="bullet"/>
+      <w:lvlText w:val=""/>
+      <w:lvlJc w:val="left"/>
+      <w:pPr>
+        <w:tabs>
+          <w:tab w:val="num" w:pos="6120"/>
+        </w:tabs>
+        <w:ind w:left="6120" w:hanging="360"/>
+      </w:pPr>
+      <w:rPr>
+        <w:rFonts w:ascii="Wingdings" w:hAnsi="Wingdings" w:hint="default"/>
+        <w:sz w:val="20"/>
+      </w:rPr>
+    </w:lvl>
+    <w:lvl w:ilvl="8" w:tentative="1">
+      <w:start w:val="1"/>
+      <w:numFmt w:val="bullet"/>
+      <w:lvlText w:val=""/>
+      <w:lvlJc w:val="left"/>
+      <w:pPr>
+        <w:tabs>
+          <w:tab w:val="num" w:pos="6840"/>
+        </w:tabs>
+        <w:ind w:left="6840" w:hanging="360"/>
+      </w:pPr>
+      <w:rPr>
+        <w:rFonts w:ascii="Wingdings" w:hAnsi="Wingdings" w:hint="default"/>
+        <w:sz w:val="20"/>
+      </w:rPr>
+    </w:lvl>
+  </w:abstractNum>
+  <w:abstractNum w:abstractNumId="39" w15:restartNumberingAfterBreak="0">
     <w:nsid w:val="2F0D491F"/>
     <w:multiLevelType w:val="hybridMultilevel"/>
     <w:tmpl w:val="D7D0F52A"/>
@@ -20414,7 +21376,7 @@
       </w:rPr>
     </w:lvl>
   </w:abstractNum>
-  <w:abstractNum w:abstractNumId="38" w15:restartNumberingAfterBreak="0">
+  <w:abstractNum w:abstractNumId="40" w15:restartNumberingAfterBreak="0">
     <w:nsid w:val="309C07EC"/>
     <w:multiLevelType w:val="hybridMultilevel"/>
     <w:tmpl w:val="43E654DC"/>
@@ -20527,7 +21489,7 @@
       </w:rPr>
     </w:lvl>
   </w:abstractNum>
-  <w:abstractNum w:abstractNumId="39" w15:restartNumberingAfterBreak="0">
+  <w:abstractNum w:abstractNumId="41" w15:restartNumberingAfterBreak="0">
     <w:nsid w:val="3122254E"/>
     <w:multiLevelType w:val="multilevel"/>
     <w:tmpl w:val="B470B2CA"/>
@@ -20676,7 +21638,7 @@
       </w:rPr>
     </w:lvl>
   </w:abstractNum>
-  <w:abstractNum w:abstractNumId="40" w15:restartNumberingAfterBreak="0">
+  <w:abstractNum w:abstractNumId="42" w15:restartNumberingAfterBreak="0">
     <w:nsid w:val="31D20FF2"/>
     <w:multiLevelType w:val="hybridMultilevel"/>
     <w:tmpl w:val="EA3CB86A"/>
@@ -20788,7 +21750,7 @@
       </w:rPr>
     </w:lvl>
   </w:abstractNum>
-  <w:abstractNum w:abstractNumId="41" w15:restartNumberingAfterBreak="0">
+  <w:abstractNum w:abstractNumId="43" w15:restartNumberingAfterBreak="0">
     <w:nsid w:val="35E55AC7"/>
     <w:multiLevelType w:val="hybridMultilevel"/>
     <w:tmpl w:val="BCFCACC6"/>
@@ -20900,7 +21862,7 @@
       </w:rPr>
     </w:lvl>
   </w:abstractNum>
-  <w:abstractNum w:abstractNumId="42" w15:restartNumberingAfterBreak="0">
+  <w:abstractNum w:abstractNumId="44" w15:restartNumberingAfterBreak="0">
     <w:nsid w:val="380E36DB"/>
     <w:multiLevelType w:val="hybridMultilevel"/>
     <w:tmpl w:val="7B3E5C58"/>
@@ -21012,7 +21974,7 @@
       </w:rPr>
     </w:lvl>
   </w:abstractNum>
-  <w:abstractNum w:abstractNumId="43" w15:restartNumberingAfterBreak="0">
+  <w:abstractNum w:abstractNumId="45" w15:restartNumberingAfterBreak="0">
     <w:nsid w:val="38530E13"/>
     <w:multiLevelType w:val="hybridMultilevel"/>
     <w:tmpl w:val="263AC0D6"/>
@@ -21125,7 +22087,7 @@
       </w:rPr>
     </w:lvl>
   </w:abstractNum>
-  <w:abstractNum w:abstractNumId="44" w15:restartNumberingAfterBreak="0">
+  <w:abstractNum w:abstractNumId="46" w15:restartNumberingAfterBreak="0">
     <w:nsid w:val="39DB4418"/>
     <w:multiLevelType w:val="hybridMultilevel"/>
     <w:tmpl w:val="1C843710"/>
@@ -21237,7 +22199,7 @@
       </w:rPr>
     </w:lvl>
   </w:abstractNum>
-  <w:abstractNum w:abstractNumId="45" w15:restartNumberingAfterBreak="0">
+  <w:abstractNum w:abstractNumId="47" w15:restartNumberingAfterBreak="0">
     <w:nsid w:val="3A2445DB"/>
     <w:multiLevelType w:val="hybridMultilevel"/>
     <w:tmpl w:val="629C8E56"/>
@@ -21349,7 +22311,7 @@
       </w:rPr>
     </w:lvl>
   </w:abstractNum>
-  <w:abstractNum w:abstractNumId="46" w15:restartNumberingAfterBreak="0">
+  <w:abstractNum w:abstractNumId="48" w15:restartNumberingAfterBreak="0">
     <w:nsid w:val="3A2A15F0"/>
     <w:multiLevelType w:val="multilevel"/>
     <w:tmpl w:val="8EC800BA"/>
@@ -21498,7 +22460,7 @@
       </w:rPr>
     </w:lvl>
   </w:abstractNum>
-  <w:abstractNum w:abstractNumId="47" w15:restartNumberingAfterBreak="0">
+  <w:abstractNum w:abstractNumId="49" w15:restartNumberingAfterBreak="0">
     <w:nsid w:val="3C6C2C33"/>
     <w:multiLevelType w:val="hybridMultilevel"/>
     <w:tmpl w:val="D8EA41E8"/>
@@ -21610,7 +22572,7 @@
       </w:rPr>
     </w:lvl>
   </w:abstractNum>
-  <w:abstractNum w:abstractNumId="48" w15:restartNumberingAfterBreak="0">
+  <w:abstractNum w:abstractNumId="50" w15:restartNumberingAfterBreak="0">
     <w:nsid w:val="3E017A65"/>
     <w:multiLevelType w:val="hybridMultilevel"/>
     <w:tmpl w:val="7DC43054"/>
@@ -21722,7 +22684,7 @@
       </w:rPr>
     </w:lvl>
   </w:abstractNum>
-  <w:abstractNum w:abstractNumId="49" w15:restartNumberingAfterBreak="0">
+  <w:abstractNum w:abstractNumId="51" w15:restartNumberingAfterBreak="0">
     <w:nsid w:val="3F2F2766"/>
     <w:multiLevelType w:val="hybridMultilevel"/>
     <w:tmpl w:val="4502E290"/>
@@ -21835,7 +22797,7 @@
       </w:rPr>
     </w:lvl>
   </w:abstractNum>
-  <w:abstractNum w:abstractNumId="50" w15:restartNumberingAfterBreak="0">
+  <w:abstractNum w:abstractNumId="52" w15:restartNumberingAfterBreak="0">
     <w:nsid w:val="3F670876"/>
     <w:multiLevelType w:val="hybridMultilevel"/>
     <w:tmpl w:val="87CAC3F6"/>
@@ -21947,7 +22909,7 @@
       </w:rPr>
     </w:lvl>
   </w:abstractNum>
-  <w:abstractNum w:abstractNumId="51" w15:restartNumberingAfterBreak="0">
+  <w:abstractNum w:abstractNumId="53" w15:restartNumberingAfterBreak="0">
     <w:nsid w:val="3FEE4530"/>
     <w:multiLevelType w:val="hybridMultilevel"/>
     <w:tmpl w:val="EFB48A48"/>
@@ -22060,7 +23022,7 @@
       </w:rPr>
     </w:lvl>
   </w:abstractNum>
-  <w:abstractNum w:abstractNumId="52" w15:restartNumberingAfterBreak="0">
+  <w:abstractNum w:abstractNumId="54" w15:restartNumberingAfterBreak="0">
     <w:nsid w:val="42516CF2"/>
     <w:multiLevelType w:val="multilevel"/>
     <w:tmpl w:val="B0706E5A"/>
@@ -22209,7 +23171,7 @@
       </w:rPr>
     </w:lvl>
   </w:abstractNum>
-  <w:abstractNum w:abstractNumId="53" w15:restartNumberingAfterBreak="0">
+  <w:abstractNum w:abstractNumId="55" w15:restartNumberingAfterBreak="0">
     <w:nsid w:val="42545CBC"/>
     <w:multiLevelType w:val="hybridMultilevel"/>
     <w:tmpl w:val="A6D487CC"/>
@@ -22321,7 +23283,7 @@
       </w:rPr>
     </w:lvl>
   </w:abstractNum>
-  <w:abstractNum w:abstractNumId="54" w15:restartNumberingAfterBreak="0">
+  <w:abstractNum w:abstractNumId="56" w15:restartNumberingAfterBreak="0">
     <w:nsid w:val="444A7F9A"/>
     <w:multiLevelType w:val="hybridMultilevel"/>
     <w:tmpl w:val="FC3C1540"/>
@@ -22433,7 +23395,7 @@
       </w:rPr>
     </w:lvl>
   </w:abstractNum>
-  <w:abstractNum w:abstractNumId="55" w15:restartNumberingAfterBreak="0">
+  <w:abstractNum w:abstractNumId="57" w15:restartNumberingAfterBreak="0">
     <w:nsid w:val="445D654F"/>
     <w:multiLevelType w:val="hybridMultilevel"/>
     <w:tmpl w:val="C8920D36"/>
@@ -22546,7 +23508,7 @@
       </w:rPr>
     </w:lvl>
   </w:abstractNum>
-  <w:abstractNum w:abstractNumId="56" w15:restartNumberingAfterBreak="0">
+  <w:abstractNum w:abstractNumId="58" w15:restartNumberingAfterBreak="0">
     <w:nsid w:val="451619A4"/>
     <w:multiLevelType w:val="hybridMultilevel"/>
     <w:tmpl w:val="D3B8B1B0"/>
@@ -22658,7 +23620,7 @@
       </w:rPr>
     </w:lvl>
   </w:abstractNum>
-  <w:abstractNum w:abstractNumId="57" w15:restartNumberingAfterBreak="0">
+  <w:abstractNum w:abstractNumId="59" w15:restartNumberingAfterBreak="0">
     <w:nsid w:val="45867B90"/>
     <w:multiLevelType w:val="hybridMultilevel"/>
     <w:tmpl w:val="47BA1232"/>
@@ -22770,7 +23732,7 @@
       </w:rPr>
     </w:lvl>
   </w:abstractNum>
-  <w:abstractNum w:abstractNumId="58" w15:restartNumberingAfterBreak="0">
+  <w:abstractNum w:abstractNumId="60" w15:restartNumberingAfterBreak="0">
     <w:nsid w:val="470C54C3"/>
     <w:multiLevelType w:val="hybridMultilevel"/>
     <w:tmpl w:val="0A827D10"/>
@@ -22883,7 +23845,7 @@
       </w:rPr>
     </w:lvl>
   </w:abstractNum>
-  <w:abstractNum w:abstractNumId="59" w15:restartNumberingAfterBreak="0">
+  <w:abstractNum w:abstractNumId="61" w15:restartNumberingAfterBreak="0">
     <w:nsid w:val="48691879"/>
     <w:multiLevelType w:val="multilevel"/>
     <w:tmpl w:val="24FA03BA"/>
@@ -23032,7 +23994,7 @@
       </w:rPr>
     </w:lvl>
   </w:abstractNum>
-  <w:abstractNum w:abstractNumId="60" w15:restartNumberingAfterBreak="0">
+  <w:abstractNum w:abstractNumId="62" w15:restartNumberingAfterBreak="0">
     <w:nsid w:val="4A136C87"/>
     <w:multiLevelType w:val="hybridMultilevel"/>
     <w:tmpl w:val="78608C6C"/>
@@ -23144,7 +24106,7 @@
       </w:rPr>
     </w:lvl>
   </w:abstractNum>
-  <w:abstractNum w:abstractNumId="61" w15:restartNumberingAfterBreak="0">
+  <w:abstractNum w:abstractNumId="63" w15:restartNumberingAfterBreak="0">
     <w:nsid w:val="4A236E9D"/>
     <w:multiLevelType w:val="hybridMultilevel"/>
     <w:tmpl w:val="9F9812D0"/>
@@ -23256,7 +24218,7 @@
       </w:rPr>
     </w:lvl>
   </w:abstractNum>
-  <w:abstractNum w:abstractNumId="62" w15:restartNumberingAfterBreak="0">
+  <w:abstractNum w:abstractNumId="64" w15:restartNumberingAfterBreak="0">
     <w:nsid w:val="4A5F55A9"/>
     <w:multiLevelType w:val="hybridMultilevel"/>
     <w:tmpl w:val="0D3AC080"/>
@@ -23368,7 +24330,7 @@
       </w:rPr>
     </w:lvl>
   </w:abstractNum>
-  <w:abstractNum w:abstractNumId="63" w15:restartNumberingAfterBreak="0">
+  <w:abstractNum w:abstractNumId="65" w15:restartNumberingAfterBreak="0">
     <w:nsid w:val="4A753E2F"/>
     <w:multiLevelType w:val="multilevel"/>
     <w:tmpl w:val="AABC8488"/>
@@ -23517,7 +24479,7 @@
       </w:rPr>
     </w:lvl>
   </w:abstractNum>
-  <w:abstractNum w:abstractNumId="64" w15:restartNumberingAfterBreak="0">
+  <w:abstractNum w:abstractNumId="66" w15:restartNumberingAfterBreak="0">
     <w:nsid w:val="4BB76C74"/>
     <w:multiLevelType w:val="hybridMultilevel"/>
     <w:tmpl w:val="D5303D68"/>
@@ -23629,7 +24591,7 @@
       </w:rPr>
     </w:lvl>
   </w:abstractNum>
-  <w:abstractNum w:abstractNumId="65" w15:restartNumberingAfterBreak="0">
+  <w:abstractNum w:abstractNumId="67" w15:restartNumberingAfterBreak="0">
     <w:nsid w:val="4DA617C0"/>
     <w:multiLevelType w:val="hybridMultilevel"/>
     <w:tmpl w:val="CBB6B620"/>
@@ -23741,7 +24703,7 @@
       </w:rPr>
     </w:lvl>
   </w:abstractNum>
-  <w:abstractNum w:abstractNumId="66" w15:restartNumberingAfterBreak="0">
+  <w:abstractNum w:abstractNumId="68" w15:restartNumberingAfterBreak="0">
     <w:nsid w:val="4E3A3B25"/>
     <w:multiLevelType w:val="hybridMultilevel"/>
     <w:tmpl w:val="99AA89AC"/>
@@ -23853,7 +24815,7 @@
       </w:rPr>
     </w:lvl>
   </w:abstractNum>
-  <w:abstractNum w:abstractNumId="67" w15:restartNumberingAfterBreak="0">
+  <w:abstractNum w:abstractNumId="69" w15:restartNumberingAfterBreak="0">
     <w:nsid w:val="4F2C133C"/>
     <w:multiLevelType w:val="multilevel"/>
     <w:tmpl w:val="25603220"/>
@@ -24002,7 +24964,7 @@
       </w:rPr>
     </w:lvl>
   </w:abstractNum>
-  <w:abstractNum w:abstractNumId="68" w15:restartNumberingAfterBreak="0">
+  <w:abstractNum w:abstractNumId="70" w15:restartNumberingAfterBreak="0">
     <w:nsid w:val="50256ADE"/>
     <w:multiLevelType w:val="hybridMultilevel"/>
     <w:tmpl w:val="0818EA64"/>
@@ -24114,7 +25076,7 @@
       </w:rPr>
     </w:lvl>
   </w:abstractNum>
-  <w:abstractNum w:abstractNumId="69" w15:restartNumberingAfterBreak="0">
+  <w:abstractNum w:abstractNumId="71" w15:restartNumberingAfterBreak="0">
     <w:nsid w:val="51713097"/>
     <w:multiLevelType w:val="multilevel"/>
     <w:tmpl w:val="AB2C4482"/>
@@ -24263,7 +25225,7 @@
       </w:rPr>
     </w:lvl>
   </w:abstractNum>
-  <w:abstractNum w:abstractNumId="70" w15:restartNumberingAfterBreak="0">
+  <w:abstractNum w:abstractNumId="72" w15:restartNumberingAfterBreak="0">
     <w:nsid w:val="51975149"/>
     <w:multiLevelType w:val="hybridMultilevel"/>
     <w:tmpl w:val="2EF4D1CA"/>
@@ -24376,7 +25338,7 @@
       </w:rPr>
     </w:lvl>
   </w:abstractNum>
-  <w:abstractNum w:abstractNumId="71" w15:restartNumberingAfterBreak="0">
+  <w:abstractNum w:abstractNumId="73" w15:restartNumberingAfterBreak="0">
     <w:nsid w:val="522764ED"/>
     <w:multiLevelType w:val="hybridMultilevel"/>
     <w:tmpl w:val="DAFA377A"/>
@@ -24465,7 +25427,7 @@
       </w:pPr>
     </w:lvl>
   </w:abstractNum>
-  <w:abstractNum w:abstractNumId="72" w15:restartNumberingAfterBreak="0">
+  <w:abstractNum w:abstractNumId="74" w15:restartNumberingAfterBreak="0">
     <w:nsid w:val="53FB0753"/>
     <w:multiLevelType w:val="hybridMultilevel"/>
     <w:tmpl w:val="36C23286"/>
@@ -24577,7 +25539,7 @@
       </w:rPr>
     </w:lvl>
   </w:abstractNum>
-  <w:abstractNum w:abstractNumId="73" w15:restartNumberingAfterBreak="0">
+  <w:abstractNum w:abstractNumId="75" w15:restartNumberingAfterBreak="0">
     <w:nsid w:val="54CD7F04"/>
     <w:multiLevelType w:val="multilevel"/>
     <w:tmpl w:val="020E20BE"/>
@@ -24690,7 +25652,7 @@
       </w:pPr>
     </w:lvl>
   </w:abstractNum>
-  <w:abstractNum w:abstractNumId="74" w15:restartNumberingAfterBreak="0">
+  <w:abstractNum w:abstractNumId="76" w15:restartNumberingAfterBreak="0">
     <w:nsid w:val="56A967D5"/>
     <w:multiLevelType w:val="hybridMultilevel"/>
     <w:tmpl w:val="4AD2C76C"/>
@@ -24802,7 +25764,156 @@
       </w:rPr>
     </w:lvl>
   </w:abstractNum>
-  <w:abstractNum w:abstractNumId="75" w15:restartNumberingAfterBreak="0">
+  <w:abstractNum w:abstractNumId="77" w15:restartNumberingAfterBreak="0">
+    <w:nsid w:val="578F4A30"/>
+    <w:multiLevelType w:val="multilevel"/>
+    <w:tmpl w:val="AA3C5686"/>
+    <w:lvl w:ilvl="0">
+      <w:start w:val="1"/>
+      <w:numFmt w:val="bullet"/>
+      <w:lvlText w:val=""/>
+      <w:lvlJc w:val="left"/>
+      <w:pPr>
+        <w:tabs>
+          <w:tab w:val="num" w:pos="720"/>
+        </w:tabs>
+        <w:ind w:left="720" w:hanging="360"/>
+      </w:pPr>
+      <w:rPr>
+        <w:rFonts w:ascii="Symbol" w:hAnsi="Symbol" w:hint="default"/>
+        <w:sz w:val="20"/>
+      </w:rPr>
+    </w:lvl>
+    <w:lvl w:ilvl="1" w:tentative="1">
+      <w:start w:val="1"/>
+      <w:numFmt w:val="bullet"/>
+      <w:lvlText w:val="o"/>
+      <w:lvlJc w:val="left"/>
+      <w:pPr>
+        <w:tabs>
+          <w:tab w:val="num" w:pos="1440"/>
+        </w:tabs>
+        <w:ind w:left="1440" w:hanging="360"/>
+      </w:pPr>
+      <w:rPr>
+        <w:rFonts w:ascii="Courier New" w:hAnsi="Courier New" w:hint="default"/>
+        <w:sz w:val="20"/>
+      </w:rPr>
+    </w:lvl>
+    <w:lvl w:ilvl="2" w:tentative="1">
+      <w:start w:val="1"/>
+      <w:numFmt w:val="bullet"/>
+      <w:lvlText w:val=""/>
+      <w:lvlJc w:val="left"/>
+      <w:pPr>
+        <w:tabs>
+          <w:tab w:val="num" w:pos="2160"/>
+        </w:tabs>
+        <w:ind w:left="2160" w:hanging="360"/>
+      </w:pPr>
+      <w:rPr>
+        <w:rFonts w:ascii="Wingdings" w:hAnsi="Wingdings" w:hint="default"/>
+        <w:sz w:val="20"/>
+      </w:rPr>
+    </w:lvl>
+    <w:lvl w:ilvl="3" w:tentative="1">
+      <w:start w:val="1"/>
+      <w:numFmt w:val="bullet"/>
+      <w:lvlText w:val=""/>
+      <w:lvlJc w:val="left"/>
+      <w:pPr>
+        <w:tabs>
+          <w:tab w:val="num" w:pos="2880"/>
+        </w:tabs>
+        <w:ind w:left="2880" w:hanging="360"/>
+      </w:pPr>
+      <w:rPr>
+        <w:rFonts w:ascii="Wingdings" w:hAnsi="Wingdings" w:hint="default"/>
+        <w:sz w:val="20"/>
+      </w:rPr>
+    </w:lvl>
+    <w:lvl w:ilvl="4" w:tentative="1">
+      <w:start w:val="1"/>
+      <w:numFmt w:val="bullet"/>
+      <w:lvlText w:val=""/>
+      <w:lvlJc w:val="left"/>
+      <w:pPr>
+        <w:tabs>
+          <w:tab w:val="num" w:pos="3600"/>
+        </w:tabs>
+        <w:ind w:left="3600" w:hanging="360"/>
+      </w:pPr>
+      <w:rPr>
+        <w:rFonts w:ascii="Wingdings" w:hAnsi="Wingdings" w:hint="default"/>
+        <w:sz w:val="20"/>
+      </w:rPr>
+    </w:lvl>
+    <w:lvl w:ilvl="5" w:tentative="1">
+      <w:start w:val="1"/>
+      <w:numFmt w:val="bullet"/>
+      <w:lvlText w:val=""/>
+      <w:lvlJc w:val="left"/>
+      <w:pPr>
+        <w:tabs>
+          <w:tab w:val="num" w:pos="4320"/>
+        </w:tabs>
+        <w:ind w:left="4320" w:hanging="360"/>
+      </w:pPr>
+      <w:rPr>
+        <w:rFonts w:ascii="Wingdings" w:hAnsi="Wingdings" w:hint="default"/>
+        <w:sz w:val="20"/>
+      </w:rPr>
+    </w:lvl>
+    <w:lvl w:ilvl="6" w:tentative="1">
+      <w:start w:val="1"/>
+      <w:numFmt w:val="bullet"/>
+      <w:lvlText w:val=""/>
+      <w:lvlJc w:val="left"/>
+      <w:pPr>
+        <w:tabs>
+          <w:tab w:val="num" w:pos="5040"/>
+        </w:tabs>
+        <w:ind w:left="5040" w:hanging="360"/>
+      </w:pPr>
+      <w:rPr>
+        <w:rFonts w:ascii="Wingdings" w:hAnsi="Wingdings" w:hint="default"/>
+        <w:sz w:val="20"/>
+      </w:rPr>
+    </w:lvl>
+    <w:lvl w:ilvl="7" w:tentative="1">
+      <w:start w:val="1"/>
+      <w:numFmt w:val="bullet"/>
+      <w:lvlText w:val=""/>
+      <w:lvlJc w:val="left"/>
+      <w:pPr>
+        <w:tabs>
+          <w:tab w:val="num" w:pos="5760"/>
+        </w:tabs>
+        <w:ind w:left="5760" w:hanging="360"/>
+      </w:pPr>
+      <w:rPr>
+        <w:rFonts w:ascii="Wingdings" w:hAnsi="Wingdings" w:hint="default"/>
+        <w:sz w:val="20"/>
+      </w:rPr>
+    </w:lvl>
+    <w:lvl w:ilvl="8" w:tentative="1">
+      <w:start w:val="1"/>
+      <w:numFmt w:val="bullet"/>
+      <w:lvlText w:val=""/>
+      <w:lvlJc w:val="left"/>
+      <w:pPr>
+        <w:tabs>
+          <w:tab w:val="num" w:pos="6480"/>
+        </w:tabs>
+        <w:ind w:left="6480" w:hanging="360"/>
+      </w:pPr>
+      <w:rPr>
+        <w:rFonts w:ascii="Wingdings" w:hAnsi="Wingdings" w:hint="default"/>
+        <w:sz w:val="20"/>
+      </w:rPr>
+    </w:lvl>
+  </w:abstractNum>
+  <w:abstractNum w:abstractNumId="78" w15:restartNumberingAfterBreak="0">
     <w:nsid w:val="57F8144A"/>
     <w:multiLevelType w:val="hybridMultilevel"/>
     <w:tmpl w:val="1F8208A2"/>
@@ -24914,7 +26025,7 @@
       </w:rPr>
     </w:lvl>
   </w:abstractNum>
-  <w:abstractNum w:abstractNumId="76" w15:restartNumberingAfterBreak="0">
+  <w:abstractNum w:abstractNumId="79" w15:restartNumberingAfterBreak="0">
     <w:nsid w:val="57FA4B86"/>
     <w:multiLevelType w:val="hybridMultilevel"/>
     <w:tmpl w:val="24E2749A"/>
@@ -25026,7 +26137,156 @@
       </w:rPr>
     </w:lvl>
   </w:abstractNum>
-  <w:abstractNum w:abstractNumId="77" w15:restartNumberingAfterBreak="0">
+  <w:abstractNum w:abstractNumId="80" w15:restartNumberingAfterBreak="0">
+    <w:nsid w:val="59A37E1D"/>
+    <w:multiLevelType w:val="multilevel"/>
+    <w:tmpl w:val="C77A0876"/>
+    <w:lvl w:ilvl="0">
+      <w:start w:val="1"/>
+      <w:numFmt w:val="bullet"/>
+      <w:lvlText w:val=""/>
+      <w:lvlJc w:val="left"/>
+      <w:pPr>
+        <w:tabs>
+          <w:tab w:val="num" w:pos="720"/>
+        </w:tabs>
+        <w:ind w:left="720" w:hanging="360"/>
+      </w:pPr>
+      <w:rPr>
+        <w:rFonts w:ascii="Symbol" w:hAnsi="Symbol" w:hint="default"/>
+        <w:sz w:val="20"/>
+      </w:rPr>
+    </w:lvl>
+    <w:lvl w:ilvl="1" w:tentative="1">
+      <w:start w:val="1"/>
+      <w:numFmt w:val="bullet"/>
+      <w:lvlText w:val="o"/>
+      <w:lvlJc w:val="left"/>
+      <w:pPr>
+        <w:tabs>
+          <w:tab w:val="num" w:pos="1440"/>
+        </w:tabs>
+        <w:ind w:left="1440" w:hanging="360"/>
+      </w:pPr>
+      <w:rPr>
+        <w:rFonts w:ascii="Courier New" w:hAnsi="Courier New" w:hint="default"/>
+        <w:sz w:val="20"/>
+      </w:rPr>
+    </w:lvl>
+    <w:lvl w:ilvl="2" w:tentative="1">
+      <w:start w:val="1"/>
+      <w:numFmt w:val="bullet"/>
+      <w:lvlText w:val=""/>
+      <w:lvlJc w:val="left"/>
+      <w:pPr>
+        <w:tabs>
+          <w:tab w:val="num" w:pos="2160"/>
+        </w:tabs>
+        <w:ind w:left="2160" w:hanging="360"/>
+      </w:pPr>
+      <w:rPr>
+        <w:rFonts w:ascii="Wingdings" w:hAnsi="Wingdings" w:hint="default"/>
+        <w:sz w:val="20"/>
+      </w:rPr>
+    </w:lvl>
+    <w:lvl w:ilvl="3" w:tentative="1">
+      <w:start w:val="1"/>
+      <w:numFmt w:val="bullet"/>
+      <w:lvlText w:val=""/>
+      <w:lvlJc w:val="left"/>
+      <w:pPr>
+        <w:tabs>
+          <w:tab w:val="num" w:pos="2880"/>
+        </w:tabs>
+        <w:ind w:left="2880" w:hanging="360"/>
+      </w:pPr>
+      <w:rPr>
+        <w:rFonts w:ascii="Wingdings" w:hAnsi="Wingdings" w:hint="default"/>
+        <w:sz w:val="20"/>
+      </w:rPr>
+    </w:lvl>
+    <w:lvl w:ilvl="4" w:tentative="1">
+      <w:start w:val="1"/>
+      <w:numFmt w:val="bullet"/>
+      <w:lvlText w:val=""/>
+      <w:lvlJc w:val="left"/>
+      <w:pPr>
+        <w:tabs>
+          <w:tab w:val="num" w:pos="3600"/>
+        </w:tabs>
+        <w:ind w:left="3600" w:hanging="360"/>
+      </w:pPr>
+      <w:rPr>
+        <w:rFonts w:ascii="Wingdings" w:hAnsi="Wingdings" w:hint="default"/>
+        <w:sz w:val="20"/>
+      </w:rPr>
+    </w:lvl>
+    <w:lvl w:ilvl="5" w:tentative="1">
+      <w:start w:val="1"/>
+      <w:numFmt w:val="bullet"/>
+      <w:lvlText w:val=""/>
+      <w:lvlJc w:val="left"/>
+      <w:pPr>
+        <w:tabs>
+          <w:tab w:val="num" w:pos="4320"/>
+        </w:tabs>
+        <w:ind w:left="4320" w:hanging="360"/>
+      </w:pPr>
+      <w:rPr>
+        <w:rFonts w:ascii="Wingdings" w:hAnsi="Wingdings" w:hint="default"/>
+        <w:sz w:val="20"/>
+      </w:rPr>
+    </w:lvl>
+    <w:lvl w:ilvl="6" w:tentative="1">
+      <w:start w:val="1"/>
+      <w:numFmt w:val="bullet"/>
+      <w:lvlText w:val=""/>
+      <w:lvlJc w:val="left"/>
+      <w:pPr>
+        <w:tabs>
+          <w:tab w:val="num" w:pos="5040"/>
+        </w:tabs>
+        <w:ind w:left="5040" w:hanging="360"/>
+      </w:pPr>
+      <w:rPr>
+        <w:rFonts w:ascii="Wingdings" w:hAnsi="Wingdings" w:hint="default"/>
+        <w:sz w:val="20"/>
+      </w:rPr>
+    </w:lvl>
+    <w:lvl w:ilvl="7" w:tentative="1">
+      <w:start w:val="1"/>
+      <w:numFmt w:val="bullet"/>
+      <w:lvlText w:val=""/>
+      <w:lvlJc w:val="left"/>
+      <w:pPr>
+        <w:tabs>
+          <w:tab w:val="num" w:pos="5760"/>
+        </w:tabs>
+        <w:ind w:left="5760" w:hanging="360"/>
+      </w:pPr>
+      <w:rPr>
+        <w:rFonts w:ascii="Wingdings" w:hAnsi="Wingdings" w:hint="default"/>
+        <w:sz w:val="20"/>
+      </w:rPr>
+    </w:lvl>
+    <w:lvl w:ilvl="8" w:tentative="1">
+      <w:start w:val="1"/>
+      <w:numFmt w:val="bullet"/>
+      <w:lvlText w:val=""/>
+      <w:lvlJc w:val="left"/>
+      <w:pPr>
+        <w:tabs>
+          <w:tab w:val="num" w:pos="6480"/>
+        </w:tabs>
+        <w:ind w:left="6480" w:hanging="360"/>
+      </w:pPr>
+      <w:rPr>
+        <w:rFonts w:ascii="Wingdings" w:hAnsi="Wingdings" w:hint="default"/>
+        <w:sz w:val="20"/>
+      </w:rPr>
+    </w:lvl>
+  </w:abstractNum>
+  <w:abstractNum w:abstractNumId="81" w15:restartNumberingAfterBreak="0">
     <w:nsid w:val="5AC635B5"/>
     <w:multiLevelType w:val="hybridMultilevel"/>
     <w:tmpl w:val="51A0E17A"/>
@@ -25138,7 +26398,7 @@
       </w:rPr>
     </w:lvl>
   </w:abstractNum>
-  <w:abstractNum w:abstractNumId="78" w15:restartNumberingAfterBreak="0">
+  <w:abstractNum w:abstractNumId="82" w15:restartNumberingAfterBreak="0">
     <w:nsid w:val="5D3D35B1"/>
     <w:multiLevelType w:val="multilevel"/>
     <w:tmpl w:val="1DB64FCA"/>
@@ -25287,7 +26547,7 @@
       </w:rPr>
     </w:lvl>
   </w:abstractNum>
-  <w:abstractNum w:abstractNumId="79" w15:restartNumberingAfterBreak="0">
+  <w:abstractNum w:abstractNumId="83" w15:restartNumberingAfterBreak="0">
     <w:nsid w:val="5D751E17"/>
     <w:multiLevelType w:val="multilevel"/>
     <w:tmpl w:val="02722D60"/>
@@ -25436,7 +26696,156 @@
       </w:rPr>
     </w:lvl>
   </w:abstractNum>
-  <w:abstractNum w:abstractNumId="80" w15:restartNumberingAfterBreak="0">
+  <w:abstractNum w:abstractNumId="84" w15:restartNumberingAfterBreak="0">
+    <w:nsid w:val="5DCE038E"/>
+    <w:multiLevelType w:val="multilevel"/>
+    <w:tmpl w:val="15907428"/>
+    <w:lvl w:ilvl="0">
+      <w:start w:val="1"/>
+      <w:numFmt w:val="bullet"/>
+      <w:lvlText w:val=""/>
+      <w:lvlJc w:val="left"/>
+      <w:pPr>
+        <w:tabs>
+          <w:tab w:val="num" w:pos="720"/>
+        </w:tabs>
+        <w:ind w:left="720" w:hanging="360"/>
+      </w:pPr>
+      <w:rPr>
+        <w:rFonts w:ascii="Symbol" w:hAnsi="Symbol" w:hint="default"/>
+        <w:sz w:val="20"/>
+      </w:rPr>
+    </w:lvl>
+    <w:lvl w:ilvl="1" w:tentative="1">
+      <w:start w:val="1"/>
+      <w:numFmt w:val="bullet"/>
+      <w:lvlText w:val="o"/>
+      <w:lvlJc w:val="left"/>
+      <w:pPr>
+        <w:tabs>
+          <w:tab w:val="num" w:pos="1440"/>
+        </w:tabs>
+        <w:ind w:left="1440" w:hanging="360"/>
+      </w:pPr>
+      <w:rPr>
+        <w:rFonts w:ascii="Courier New" w:hAnsi="Courier New" w:hint="default"/>
+        <w:sz w:val="20"/>
+      </w:rPr>
+    </w:lvl>
+    <w:lvl w:ilvl="2" w:tentative="1">
+      <w:start w:val="1"/>
+      <w:numFmt w:val="bullet"/>
+      <w:lvlText w:val=""/>
+      <w:lvlJc w:val="left"/>
+      <w:pPr>
+        <w:tabs>
+          <w:tab w:val="num" w:pos="2160"/>
+        </w:tabs>
+        <w:ind w:left="2160" w:hanging="360"/>
+      </w:pPr>
+      <w:rPr>
+        <w:rFonts w:ascii="Wingdings" w:hAnsi="Wingdings" w:hint="default"/>
+        <w:sz w:val="20"/>
+      </w:rPr>
+    </w:lvl>
+    <w:lvl w:ilvl="3" w:tentative="1">
+      <w:start w:val="1"/>
+      <w:numFmt w:val="bullet"/>
+      <w:lvlText w:val=""/>
+      <w:lvlJc w:val="left"/>
+      <w:pPr>
+        <w:tabs>
+          <w:tab w:val="num" w:pos="2880"/>
+        </w:tabs>
+        <w:ind w:left="2880" w:hanging="360"/>
+      </w:pPr>
+      <w:rPr>
+        <w:rFonts w:ascii="Wingdings" w:hAnsi="Wingdings" w:hint="default"/>
+        <w:sz w:val="20"/>
+      </w:rPr>
+    </w:lvl>
+    <w:lvl w:ilvl="4" w:tentative="1">
+      <w:start w:val="1"/>
+      <w:numFmt w:val="bullet"/>
+      <w:lvlText w:val=""/>
+      <w:lvlJc w:val="left"/>
+      <w:pPr>
+        <w:tabs>
+          <w:tab w:val="num" w:pos="3600"/>
+        </w:tabs>
+        <w:ind w:left="3600" w:hanging="360"/>
+      </w:pPr>
+      <w:rPr>
+        <w:rFonts w:ascii="Wingdings" w:hAnsi="Wingdings" w:hint="default"/>
+        <w:sz w:val="20"/>
+      </w:rPr>
+    </w:lvl>
+    <w:lvl w:ilvl="5" w:tentative="1">
+      <w:start w:val="1"/>
+      <w:numFmt w:val="bullet"/>
+      <w:lvlText w:val=""/>
+      <w:lvlJc w:val="left"/>
+      <w:pPr>
+        <w:tabs>
+          <w:tab w:val="num" w:pos="4320"/>
+        </w:tabs>
+        <w:ind w:left="4320" w:hanging="360"/>
+      </w:pPr>
+      <w:rPr>
+        <w:rFonts w:ascii="Wingdings" w:hAnsi="Wingdings" w:hint="default"/>
+        <w:sz w:val="20"/>
+      </w:rPr>
+    </w:lvl>
+    <w:lvl w:ilvl="6" w:tentative="1">
+      <w:start w:val="1"/>
+      <w:numFmt w:val="bullet"/>
+      <w:lvlText w:val=""/>
+      <w:lvlJc w:val="left"/>
+      <w:pPr>
+        <w:tabs>
+          <w:tab w:val="num" w:pos="5040"/>
+        </w:tabs>
+        <w:ind w:left="5040" w:hanging="360"/>
+      </w:pPr>
+      <w:rPr>
+        <w:rFonts w:ascii="Wingdings" w:hAnsi="Wingdings" w:hint="default"/>
+        <w:sz w:val="20"/>
+      </w:rPr>
+    </w:lvl>
+    <w:lvl w:ilvl="7" w:tentative="1">
+      <w:start w:val="1"/>
+      <w:numFmt w:val="bullet"/>
+      <w:lvlText w:val=""/>
+      <w:lvlJc w:val="left"/>
+      <w:pPr>
+        <w:tabs>
+          <w:tab w:val="num" w:pos="5760"/>
+        </w:tabs>
+        <w:ind w:left="5760" w:hanging="360"/>
+      </w:pPr>
+      <w:rPr>
+        <w:rFonts w:ascii="Wingdings" w:hAnsi="Wingdings" w:hint="default"/>
+        <w:sz w:val="20"/>
+      </w:rPr>
+    </w:lvl>
+    <w:lvl w:ilvl="8" w:tentative="1">
+      <w:start w:val="1"/>
+      <w:numFmt w:val="bullet"/>
+      <w:lvlText w:val=""/>
+      <w:lvlJc w:val="left"/>
+      <w:pPr>
+        <w:tabs>
+          <w:tab w:val="num" w:pos="6480"/>
+        </w:tabs>
+        <w:ind w:left="6480" w:hanging="360"/>
+      </w:pPr>
+      <w:rPr>
+        <w:rFonts w:ascii="Wingdings" w:hAnsi="Wingdings" w:hint="default"/>
+        <w:sz w:val="20"/>
+      </w:rPr>
+    </w:lvl>
+  </w:abstractNum>
+  <w:abstractNum w:abstractNumId="85" w15:restartNumberingAfterBreak="0">
     <w:nsid w:val="5E8562F4"/>
     <w:multiLevelType w:val="multilevel"/>
     <w:tmpl w:val="E0D01132"/>
@@ -25585,7 +26994,7 @@
       </w:rPr>
     </w:lvl>
   </w:abstractNum>
-  <w:abstractNum w:abstractNumId="81" w15:restartNumberingAfterBreak="0">
+  <w:abstractNum w:abstractNumId="86" w15:restartNumberingAfterBreak="0">
     <w:nsid w:val="5E9D7FF9"/>
     <w:multiLevelType w:val="hybridMultilevel"/>
     <w:tmpl w:val="9FEC9846"/>
@@ -25698,7 +27107,7 @@
       </w:rPr>
     </w:lvl>
   </w:abstractNum>
-  <w:abstractNum w:abstractNumId="82" w15:restartNumberingAfterBreak="0">
+  <w:abstractNum w:abstractNumId="87" w15:restartNumberingAfterBreak="0">
     <w:nsid w:val="5FC668DA"/>
     <w:multiLevelType w:val="multilevel"/>
     <w:tmpl w:val="684224A0"/>
@@ -25847,7 +27256,7 @@
       </w:rPr>
     </w:lvl>
   </w:abstractNum>
-  <w:abstractNum w:abstractNumId="83" w15:restartNumberingAfterBreak="0">
+  <w:abstractNum w:abstractNumId="88" w15:restartNumberingAfterBreak="0">
     <w:nsid w:val="641534EF"/>
     <w:multiLevelType w:val="multilevel"/>
     <w:tmpl w:val="D9F652B8"/>
@@ -25960,7 +27369,7 @@
       </w:pPr>
     </w:lvl>
   </w:abstractNum>
-  <w:abstractNum w:abstractNumId="84" w15:restartNumberingAfterBreak="0">
+  <w:abstractNum w:abstractNumId="89" w15:restartNumberingAfterBreak="0">
     <w:nsid w:val="66C01D91"/>
     <w:multiLevelType w:val="hybridMultilevel"/>
     <w:tmpl w:val="056EB786"/>
@@ -26073,7 +27482,7 @@
       </w:rPr>
     </w:lvl>
   </w:abstractNum>
-  <w:abstractNum w:abstractNumId="85" w15:restartNumberingAfterBreak="0">
+  <w:abstractNum w:abstractNumId="90" w15:restartNumberingAfterBreak="0">
     <w:nsid w:val="68FF3E14"/>
     <w:multiLevelType w:val="hybridMultilevel"/>
     <w:tmpl w:val="852ED156"/>
@@ -26185,7 +27594,7 @@
       </w:rPr>
     </w:lvl>
   </w:abstractNum>
-  <w:abstractNum w:abstractNumId="86" w15:restartNumberingAfterBreak="0">
+  <w:abstractNum w:abstractNumId="91" w15:restartNumberingAfterBreak="0">
     <w:nsid w:val="6B531966"/>
     <w:multiLevelType w:val="hybridMultilevel"/>
     <w:tmpl w:val="2758CFC0"/>
@@ -26297,7 +27706,7 @@
       </w:rPr>
     </w:lvl>
   </w:abstractNum>
-  <w:abstractNum w:abstractNumId="87" w15:restartNumberingAfterBreak="0">
+  <w:abstractNum w:abstractNumId="92" w15:restartNumberingAfterBreak="0">
     <w:nsid w:val="6C181A8F"/>
     <w:multiLevelType w:val="hybridMultilevel"/>
     <w:tmpl w:val="AE1A9754"/>
@@ -26409,7 +27818,7 @@
       </w:rPr>
     </w:lvl>
   </w:abstractNum>
-  <w:abstractNum w:abstractNumId="88" w15:restartNumberingAfterBreak="0">
+  <w:abstractNum w:abstractNumId="93" w15:restartNumberingAfterBreak="0">
     <w:nsid w:val="6C52622C"/>
     <w:multiLevelType w:val="multilevel"/>
     <w:tmpl w:val="F8B03172"/>
@@ -26558,7 +27967,7 @@
       </w:rPr>
     </w:lvl>
   </w:abstractNum>
-  <w:abstractNum w:abstractNumId="89" w15:restartNumberingAfterBreak="0">
+  <w:abstractNum w:abstractNumId="94" w15:restartNumberingAfterBreak="0">
     <w:nsid w:val="6D674DC7"/>
     <w:multiLevelType w:val="multilevel"/>
     <w:tmpl w:val="4342CC68"/>
@@ -26707,7 +28116,7 @@
       </w:rPr>
     </w:lvl>
   </w:abstractNum>
-  <w:abstractNum w:abstractNumId="90" w15:restartNumberingAfterBreak="0">
+  <w:abstractNum w:abstractNumId="95" w15:restartNumberingAfterBreak="0">
     <w:nsid w:val="6E08011E"/>
     <w:multiLevelType w:val="hybridMultilevel"/>
     <w:tmpl w:val="33DE4EDC"/>
@@ -26819,7 +28228,7 @@
       </w:rPr>
     </w:lvl>
   </w:abstractNum>
-  <w:abstractNum w:abstractNumId="91" w15:restartNumberingAfterBreak="0">
+  <w:abstractNum w:abstractNumId="96" w15:restartNumberingAfterBreak="0">
     <w:nsid w:val="71C01D39"/>
     <w:multiLevelType w:val="multilevel"/>
     <w:tmpl w:val="7C4E5656"/>
@@ -26968,7 +28377,7 @@
       </w:rPr>
     </w:lvl>
   </w:abstractNum>
-  <w:abstractNum w:abstractNumId="92" w15:restartNumberingAfterBreak="0">
+  <w:abstractNum w:abstractNumId="97" w15:restartNumberingAfterBreak="0">
     <w:nsid w:val="722717AC"/>
     <w:multiLevelType w:val="hybridMultilevel"/>
     <w:tmpl w:val="935CC4B6"/>
@@ -27080,7 +28489,7 @@
       </w:rPr>
     </w:lvl>
   </w:abstractNum>
-  <w:abstractNum w:abstractNumId="93" w15:restartNumberingAfterBreak="0">
+  <w:abstractNum w:abstractNumId="98" w15:restartNumberingAfterBreak="0">
     <w:nsid w:val="7266168E"/>
     <w:multiLevelType w:val="hybridMultilevel"/>
     <w:tmpl w:val="163AFB96"/>
@@ -27192,7 +28601,7 @@
       </w:rPr>
     </w:lvl>
   </w:abstractNum>
-  <w:abstractNum w:abstractNumId="94" w15:restartNumberingAfterBreak="0">
+  <w:abstractNum w:abstractNumId="99" w15:restartNumberingAfterBreak="0">
     <w:nsid w:val="743E3484"/>
     <w:multiLevelType w:val="hybridMultilevel"/>
     <w:tmpl w:val="F148EE2C"/>
@@ -27305,7 +28714,7 @@
       </w:rPr>
     </w:lvl>
   </w:abstractNum>
-  <w:abstractNum w:abstractNumId="95" w15:restartNumberingAfterBreak="0">
+  <w:abstractNum w:abstractNumId="100" w15:restartNumberingAfterBreak="0">
     <w:nsid w:val="777C1D77"/>
     <w:multiLevelType w:val="hybridMultilevel"/>
     <w:tmpl w:val="2D0210B8"/>
@@ -27417,7 +28826,7 @@
       </w:rPr>
     </w:lvl>
   </w:abstractNum>
-  <w:abstractNum w:abstractNumId="96" w15:restartNumberingAfterBreak="0">
+  <w:abstractNum w:abstractNumId="101" w15:restartNumberingAfterBreak="0">
     <w:nsid w:val="79033895"/>
     <w:multiLevelType w:val="hybridMultilevel"/>
     <w:tmpl w:val="D0EC68D0"/>
@@ -27529,7 +28938,7 @@
       </w:rPr>
     </w:lvl>
   </w:abstractNum>
-  <w:abstractNum w:abstractNumId="97" w15:restartNumberingAfterBreak="0">
+  <w:abstractNum w:abstractNumId="102" w15:restartNumberingAfterBreak="0">
     <w:nsid w:val="79254661"/>
     <w:multiLevelType w:val="multilevel"/>
     <w:tmpl w:val="577EED92"/>
@@ -27678,7 +29087,7 @@
       </w:rPr>
     </w:lvl>
   </w:abstractNum>
-  <w:abstractNum w:abstractNumId="98" w15:restartNumberingAfterBreak="0">
+  <w:abstractNum w:abstractNumId="103" w15:restartNumberingAfterBreak="0">
     <w:nsid w:val="7A8751EA"/>
     <w:multiLevelType w:val="multilevel"/>
     <w:tmpl w:val="ADFE54B8"/>
@@ -27827,7 +29236,7 @@
       </w:rPr>
     </w:lvl>
   </w:abstractNum>
-  <w:abstractNum w:abstractNumId="99" w15:restartNumberingAfterBreak="0">
+  <w:abstractNum w:abstractNumId="104" w15:restartNumberingAfterBreak="0">
     <w:nsid w:val="7BB76968"/>
     <w:multiLevelType w:val="hybridMultilevel"/>
     <w:tmpl w:val="F1945E5E"/>
@@ -27939,7 +29348,7 @@
       </w:rPr>
     </w:lvl>
   </w:abstractNum>
-  <w:abstractNum w:abstractNumId="100" w15:restartNumberingAfterBreak="0">
+  <w:abstractNum w:abstractNumId="105" w15:restartNumberingAfterBreak="0">
     <w:nsid w:val="7D0F73BE"/>
     <w:multiLevelType w:val="multilevel"/>
     <w:tmpl w:val="283CE29A"/>
@@ -28088,7 +29497,7 @@
       </w:rPr>
     </w:lvl>
   </w:abstractNum>
-  <w:abstractNum w:abstractNumId="101" w15:restartNumberingAfterBreak="0">
+  <w:abstractNum w:abstractNumId="106" w15:restartNumberingAfterBreak="0">
     <w:nsid w:val="7E1427B3"/>
     <w:multiLevelType w:val="multilevel"/>
     <w:tmpl w:val="760E8CDE"/>
@@ -28238,310 +29647,325 @@
     </w:lvl>
   </w:abstractNum>
   <w:num w:numId="1" w16cid:durableId="1956208242">
-    <w:abstractNumId w:val="6"/>
+    <w:abstractNumId w:val="7"/>
   </w:num>
   <w:num w:numId="2" w16cid:durableId="77288022">
-    <w:abstractNumId w:val="7"/>
+    <w:abstractNumId w:val="8"/>
   </w:num>
   <w:num w:numId="3" w16cid:durableId="1080636982">
-    <w:abstractNumId w:val="67"/>
+    <w:abstractNumId w:val="69"/>
   </w:num>
   <w:num w:numId="4" w16cid:durableId="716128754">
+    <w:abstractNumId w:val="27"/>
+  </w:num>
+  <w:num w:numId="5" w16cid:durableId="1356880465">
+    <w:abstractNumId w:val="102"/>
+  </w:num>
+  <w:num w:numId="6" w16cid:durableId="1210613002">
+    <w:abstractNumId w:val="19"/>
+  </w:num>
+  <w:num w:numId="7" w16cid:durableId="2002191770">
+    <w:abstractNumId w:val="54"/>
+  </w:num>
+  <w:num w:numId="8" w16cid:durableId="998534124">
+    <w:abstractNumId w:val="35"/>
+  </w:num>
+  <w:num w:numId="9" w16cid:durableId="523247384">
+    <w:abstractNumId w:val="94"/>
+  </w:num>
+  <w:num w:numId="10" w16cid:durableId="261114341">
+    <w:abstractNumId w:val="15"/>
+  </w:num>
+  <w:num w:numId="11" w16cid:durableId="987244375">
+    <w:abstractNumId w:val="103"/>
+  </w:num>
+  <w:num w:numId="12" w16cid:durableId="1765805581">
+    <w:abstractNumId w:val="9"/>
+  </w:num>
+  <w:num w:numId="13" w16cid:durableId="820117559">
+    <w:abstractNumId w:val="89"/>
+  </w:num>
+  <w:num w:numId="14" w16cid:durableId="452291802">
+    <w:abstractNumId w:val="39"/>
+  </w:num>
+  <w:num w:numId="15" w16cid:durableId="71853967">
     <w:abstractNumId w:val="26"/>
   </w:num>
-  <w:num w:numId="5" w16cid:durableId="1356880465">
-    <w:abstractNumId w:val="97"/>
-  </w:num>
-  <w:num w:numId="6" w16cid:durableId="1210613002">
-    <w:abstractNumId w:val="18"/>
-  </w:num>
-  <w:num w:numId="7" w16cid:durableId="2002191770">
-    <w:abstractNumId w:val="52"/>
-  </w:num>
-  <w:num w:numId="8" w16cid:durableId="998534124">
-    <w:abstractNumId w:val="34"/>
-  </w:num>
-  <w:num w:numId="9" w16cid:durableId="523247384">
-    <w:abstractNumId w:val="89"/>
-  </w:num>
-  <w:num w:numId="10" w16cid:durableId="261114341">
-    <w:abstractNumId w:val="14"/>
-  </w:num>
-  <w:num w:numId="11" w16cid:durableId="987244375">
-    <w:abstractNumId w:val="98"/>
-  </w:num>
-  <w:num w:numId="12" w16cid:durableId="1765805581">
-    <w:abstractNumId w:val="8"/>
-  </w:num>
-  <w:num w:numId="13" w16cid:durableId="820117559">
-    <w:abstractNumId w:val="84"/>
-  </w:num>
-  <w:num w:numId="14" w16cid:durableId="452291802">
-    <w:abstractNumId w:val="37"/>
-  </w:num>
-  <w:num w:numId="15" w16cid:durableId="71853967">
-    <w:abstractNumId w:val="25"/>
-  </w:num>
   <w:num w:numId="16" w16cid:durableId="1587035945">
-    <w:abstractNumId w:val="51"/>
+    <w:abstractNumId w:val="53"/>
   </w:num>
   <w:num w:numId="17" w16cid:durableId="1439452709">
-    <w:abstractNumId w:val="43"/>
+    <w:abstractNumId w:val="45"/>
   </w:num>
   <w:num w:numId="18" w16cid:durableId="1627157179">
-    <w:abstractNumId w:val="70"/>
+    <w:abstractNumId w:val="72"/>
   </w:num>
   <w:num w:numId="19" w16cid:durableId="1214316601">
-    <w:abstractNumId w:val="55"/>
+    <w:abstractNumId w:val="57"/>
   </w:num>
   <w:num w:numId="20" w16cid:durableId="1685471909">
     <w:abstractNumId w:val="2"/>
   </w:num>
   <w:num w:numId="21" w16cid:durableId="914435209">
-    <w:abstractNumId w:val="38"/>
+    <w:abstractNumId w:val="40"/>
   </w:num>
   <w:num w:numId="22" w16cid:durableId="1255505909">
-    <w:abstractNumId w:val="33"/>
+    <w:abstractNumId w:val="34"/>
   </w:num>
   <w:num w:numId="23" w16cid:durableId="529799065">
-    <w:abstractNumId w:val="10"/>
+    <w:abstractNumId w:val="11"/>
   </w:num>
   <w:num w:numId="24" w16cid:durableId="1664163106">
-    <w:abstractNumId w:val="81"/>
+    <w:abstractNumId w:val="86"/>
   </w:num>
   <w:num w:numId="25" w16cid:durableId="1714576960">
-    <w:abstractNumId w:val="16"/>
+    <w:abstractNumId w:val="17"/>
   </w:num>
   <w:num w:numId="26" w16cid:durableId="2121341683">
-    <w:abstractNumId w:val="22"/>
+    <w:abstractNumId w:val="23"/>
   </w:num>
   <w:num w:numId="27" w16cid:durableId="827793205">
-    <w:abstractNumId w:val="94"/>
+    <w:abstractNumId w:val="99"/>
   </w:num>
   <w:num w:numId="28" w16cid:durableId="1275989163">
+    <w:abstractNumId w:val="51"/>
+  </w:num>
+  <w:num w:numId="29" w16cid:durableId="621544332">
+    <w:abstractNumId w:val="60"/>
+  </w:num>
+  <w:num w:numId="30" w16cid:durableId="1089692455">
+    <w:abstractNumId w:val="12"/>
+  </w:num>
+  <w:num w:numId="31" w16cid:durableId="1926265000">
+    <w:abstractNumId w:val="29"/>
+  </w:num>
+  <w:num w:numId="32" w16cid:durableId="2092268856">
+    <w:abstractNumId w:val="13"/>
+  </w:num>
+  <w:num w:numId="33" w16cid:durableId="46222972">
+    <w:abstractNumId w:val="31"/>
+  </w:num>
+  <w:num w:numId="34" w16cid:durableId="721440043">
+    <w:abstractNumId w:val="66"/>
+  </w:num>
+  <w:num w:numId="35" w16cid:durableId="1074085621">
+    <w:abstractNumId w:val="92"/>
+  </w:num>
+  <w:num w:numId="36" w16cid:durableId="164785594">
+    <w:abstractNumId w:val="62"/>
+  </w:num>
+  <w:num w:numId="37" w16cid:durableId="1690908687">
+    <w:abstractNumId w:val="63"/>
+  </w:num>
+  <w:num w:numId="38" w16cid:durableId="1494486041">
     <w:abstractNumId w:val="49"/>
   </w:num>
-  <w:num w:numId="29" w16cid:durableId="621544332">
+  <w:num w:numId="39" w16cid:durableId="301084558">
+    <w:abstractNumId w:val="18"/>
+  </w:num>
+  <w:num w:numId="40" w16cid:durableId="1202018679">
+    <w:abstractNumId w:val="98"/>
+  </w:num>
+  <w:num w:numId="41" w16cid:durableId="696003112">
+    <w:abstractNumId w:val="104"/>
+  </w:num>
+  <w:num w:numId="42" w16cid:durableId="1488278798">
+    <w:abstractNumId w:val="59"/>
+  </w:num>
+  <w:num w:numId="43" w16cid:durableId="630794293">
     <w:abstractNumId w:val="58"/>
   </w:num>
-  <w:num w:numId="30" w16cid:durableId="1089692455">
-    <w:abstractNumId w:val="11"/>
-  </w:num>
-  <w:num w:numId="31" w16cid:durableId="1926265000">
-    <w:abstractNumId w:val="28"/>
-  </w:num>
-  <w:num w:numId="32" w16cid:durableId="2092268856">
-    <w:abstractNumId w:val="12"/>
-  </w:num>
-  <w:num w:numId="33" w16cid:durableId="46222972">
-    <w:abstractNumId w:val="30"/>
-  </w:num>
-  <w:num w:numId="34" w16cid:durableId="721440043">
-    <w:abstractNumId w:val="64"/>
-  </w:num>
-  <w:num w:numId="35" w16cid:durableId="1074085621">
-    <w:abstractNumId w:val="87"/>
-  </w:num>
-  <w:num w:numId="36" w16cid:durableId="164785594">
-    <w:abstractNumId w:val="60"/>
-  </w:num>
-  <w:num w:numId="37" w16cid:durableId="1690908687">
-    <w:abstractNumId w:val="61"/>
-  </w:num>
-  <w:num w:numId="38" w16cid:durableId="1494486041">
-    <w:abstractNumId w:val="47"/>
-  </w:num>
-  <w:num w:numId="39" w16cid:durableId="301084558">
-    <w:abstractNumId w:val="17"/>
-  </w:num>
-  <w:num w:numId="40" w16cid:durableId="1202018679">
-    <w:abstractNumId w:val="93"/>
-  </w:num>
-  <w:num w:numId="41" w16cid:durableId="696003112">
-    <w:abstractNumId w:val="99"/>
-  </w:num>
-  <w:num w:numId="42" w16cid:durableId="1488278798">
-    <w:abstractNumId w:val="57"/>
-  </w:num>
-  <w:num w:numId="43" w16cid:durableId="630794293">
-    <w:abstractNumId w:val="56"/>
-  </w:num>
   <w:num w:numId="44" w16cid:durableId="170145410">
-    <w:abstractNumId w:val="74"/>
+    <w:abstractNumId w:val="76"/>
   </w:num>
   <w:num w:numId="45" w16cid:durableId="127862477">
-    <w:abstractNumId w:val="19"/>
+    <w:abstractNumId w:val="20"/>
   </w:num>
   <w:num w:numId="46" w16cid:durableId="105513983">
-    <w:abstractNumId w:val="86"/>
+    <w:abstractNumId w:val="91"/>
   </w:num>
   <w:num w:numId="47" w16cid:durableId="1514762862">
-    <w:abstractNumId w:val="24"/>
+    <w:abstractNumId w:val="25"/>
   </w:num>
   <w:num w:numId="48" w16cid:durableId="2091274094">
     <w:abstractNumId w:val="4"/>
   </w:num>
   <w:num w:numId="49" w16cid:durableId="1099376477">
-    <w:abstractNumId w:val="54"/>
+    <w:abstractNumId w:val="56"/>
   </w:num>
   <w:num w:numId="50" w16cid:durableId="1000231748">
-    <w:abstractNumId w:val="13"/>
+    <w:abstractNumId w:val="14"/>
   </w:num>
   <w:num w:numId="51" w16cid:durableId="1626617711">
-    <w:abstractNumId w:val="62"/>
+    <w:abstractNumId w:val="64"/>
   </w:num>
   <w:num w:numId="52" w16cid:durableId="853420226">
-    <w:abstractNumId w:val="76"/>
+    <w:abstractNumId w:val="79"/>
   </w:num>
   <w:num w:numId="53" w16cid:durableId="1519540791">
-    <w:abstractNumId w:val="53"/>
+    <w:abstractNumId w:val="55"/>
   </w:num>
   <w:num w:numId="54" w16cid:durableId="1148135894">
-    <w:abstractNumId w:val="44"/>
+    <w:abstractNumId w:val="46"/>
   </w:num>
   <w:num w:numId="55" w16cid:durableId="1808281118">
-    <w:abstractNumId w:val="85"/>
+    <w:abstractNumId w:val="90"/>
   </w:num>
   <w:num w:numId="56" w16cid:durableId="1758408107">
-    <w:abstractNumId w:val="40"/>
+    <w:abstractNumId w:val="42"/>
   </w:num>
   <w:num w:numId="57" w16cid:durableId="820270538">
     <w:abstractNumId w:val="1"/>
   </w:num>
   <w:num w:numId="58" w16cid:durableId="433135565">
-    <w:abstractNumId w:val="45"/>
+    <w:abstractNumId w:val="47"/>
   </w:num>
   <w:num w:numId="59" w16cid:durableId="1891763306">
-    <w:abstractNumId w:val="95"/>
+    <w:abstractNumId w:val="100"/>
   </w:num>
   <w:num w:numId="60" w16cid:durableId="252595352">
-    <w:abstractNumId w:val="35"/>
+    <w:abstractNumId w:val="36"/>
   </w:num>
   <w:num w:numId="61" w16cid:durableId="43599653">
-    <w:abstractNumId w:val="23"/>
+    <w:abstractNumId w:val="24"/>
   </w:num>
   <w:num w:numId="62" w16cid:durableId="1724282809">
-    <w:abstractNumId w:val="66"/>
+    <w:abstractNumId w:val="68"/>
   </w:num>
   <w:num w:numId="63" w16cid:durableId="1221207068">
     <w:abstractNumId w:val="3"/>
   </w:num>
   <w:num w:numId="64" w16cid:durableId="1494025353">
-    <w:abstractNumId w:val="41"/>
+    <w:abstractNumId w:val="43"/>
   </w:num>
   <w:num w:numId="65" w16cid:durableId="869296667">
-    <w:abstractNumId w:val="65"/>
+    <w:abstractNumId w:val="67"/>
   </w:num>
   <w:num w:numId="66" w16cid:durableId="91706771">
-    <w:abstractNumId w:val="21"/>
+    <w:abstractNumId w:val="22"/>
   </w:num>
   <w:num w:numId="67" w16cid:durableId="2083485411">
-    <w:abstractNumId w:val="29"/>
+    <w:abstractNumId w:val="30"/>
   </w:num>
   <w:num w:numId="68" w16cid:durableId="34044173">
-    <w:abstractNumId w:val="42"/>
+    <w:abstractNumId w:val="44"/>
   </w:num>
   <w:num w:numId="69" w16cid:durableId="1958246351">
-    <w:abstractNumId w:val="15"/>
+    <w:abstractNumId w:val="16"/>
   </w:num>
   <w:num w:numId="70" w16cid:durableId="1597665370">
-    <w:abstractNumId w:val="9"/>
+    <w:abstractNumId w:val="10"/>
   </w:num>
   <w:num w:numId="71" w16cid:durableId="389354266">
-    <w:abstractNumId w:val="92"/>
+    <w:abstractNumId w:val="97"/>
   </w:num>
   <w:num w:numId="72" w16cid:durableId="1195070258">
-    <w:abstractNumId w:val="90"/>
+    <w:abstractNumId w:val="95"/>
   </w:num>
   <w:num w:numId="73" w16cid:durableId="1972049655">
-    <w:abstractNumId w:val="48"/>
+    <w:abstractNumId w:val="50"/>
   </w:num>
   <w:num w:numId="74" w16cid:durableId="1499272371">
-    <w:abstractNumId w:val="68"/>
+    <w:abstractNumId w:val="70"/>
   </w:num>
   <w:num w:numId="75" w16cid:durableId="1796026856">
-    <w:abstractNumId w:val="75"/>
+    <w:abstractNumId w:val="78"/>
   </w:num>
   <w:num w:numId="76" w16cid:durableId="1229995767">
-    <w:abstractNumId w:val="77"/>
+    <w:abstractNumId w:val="81"/>
   </w:num>
   <w:num w:numId="77" w16cid:durableId="1817409612">
-    <w:abstractNumId w:val="72"/>
+    <w:abstractNumId w:val="74"/>
   </w:num>
   <w:num w:numId="78" w16cid:durableId="1134832258">
-    <w:abstractNumId w:val="96"/>
+    <w:abstractNumId w:val="101"/>
   </w:num>
   <w:num w:numId="79" w16cid:durableId="1911575055">
-    <w:abstractNumId w:val="50"/>
+    <w:abstractNumId w:val="52"/>
   </w:num>
   <w:num w:numId="80" w16cid:durableId="1638756930">
-    <w:abstractNumId w:val="31"/>
+    <w:abstractNumId w:val="32"/>
   </w:num>
   <w:num w:numId="81" w16cid:durableId="427506740">
-    <w:abstractNumId w:val="80"/>
+    <w:abstractNumId w:val="85"/>
   </w:num>
   <w:num w:numId="82" w16cid:durableId="513149297">
-    <w:abstractNumId w:val="71"/>
+    <w:abstractNumId w:val="73"/>
   </w:num>
   <w:num w:numId="83" w16cid:durableId="548422958">
-    <w:abstractNumId w:val="36"/>
+    <w:abstractNumId w:val="37"/>
   </w:num>
   <w:num w:numId="84" w16cid:durableId="931205951">
-    <w:abstractNumId w:val="88"/>
+    <w:abstractNumId w:val="93"/>
   </w:num>
   <w:num w:numId="85" w16cid:durableId="1261450898">
     <w:abstractNumId w:val="0"/>
   </w:num>
   <w:num w:numId="86" w16cid:durableId="470248295">
-    <w:abstractNumId w:val="59"/>
+    <w:abstractNumId w:val="61"/>
   </w:num>
   <w:num w:numId="87" w16cid:durableId="982394239">
-    <w:abstractNumId w:val="78"/>
+    <w:abstractNumId w:val="82"/>
   </w:num>
   <w:num w:numId="88" w16cid:durableId="2041782596">
-    <w:abstractNumId w:val="20"/>
+    <w:abstractNumId w:val="21"/>
   </w:num>
   <w:num w:numId="89" w16cid:durableId="558440056">
-    <w:abstractNumId w:val="27"/>
+    <w:abstractNumId w:val="28"/>
   </w:num>
   <w:num w:numId="90" w16cid:durableId="1366632968">
     <w:abstractNumId w:val="5"/>
   </w:num>
   <w:num w:numId="91" w16cid:durableId="329143539">
-    <w:abstractNumId w:val="46"/>
+    <w:abstractNumId w:val="48"/>
   </w:num>
   <w:num w:numId="92" w16cid:durableId="1194732434">
-    <w:abstractNumId w:val="91"/>
+    <w:abstractNumId w:val="96"/>
   </w:num>
   <w:num w:numId="93" w16cid:durableId="1126509868">
-    <w:abstractNumId w:val="39"/>
+    <w:abstractNumId w:val="41"/>
   </w:num>
   <w:num w:numId="94" w16cid:durableId="1586915427">
-    <w:abstractNumId w:val="101"/>
+    <w:abstractNumId w:val="106"/>
   </w:num>
   <w:num w:numId="95" w16cid:durableId="1985424155">
-    <w:abstractNumId w:val="63"/>
+    <w:abstractNumId w:val="65"/>
   </w:num>
   <w:num w:numId="96" w16cid:durableId="1503928418">
-    <w:abstractNumId w:val="100"/>
+    <w:abstractNumId w:val="105"/>
   </w:num>
   <w:num w:numId="97" w16cid:durableId="1523935396">
-    <w:abstractNumId w:val="32"/>
+    <w:abstractNumId w:val="33"/>
   </w:num>
   <w:num w:numId="98" w16cid:durableId="918711878">
-    <w:abstractNumId w:val="82"/>
+    <w:abstractNumId w:val="87"/>
   </w:num>
   <w:num w:numId="99" w16cid:durableId="1606887394">
+    <w:abstractNumId w:val="88"/>
+  </w:num>
+  <w:num w:numId="100" w16cid:durableId="1027754377">
+    <w:abstractNumId w:val="71"/>
+  </w:num>
+  <w:num w:numId="101" w16cid:durableId="826559138">
+    <w:abstractNumId w:val="75"/>
+  </w:num>
+  <w:num w:numId="102" w16cid:durableId="442727970">
     <w:abstractNumId w:val="83"/>
   </w:num>
-  <w:num w:numId="100" w16cid:durableId="1027754377">
-    <w:abstractNumId w:val="69"/>
+  <w:num w:numId="103" w16cid:durableId="1562517256">
+    <w:abstractNumId w:val="84"/>
   </w:num>
-  <w:num w:numId="101" w16cid:durableId="826559138">
-    <w:abstractNumId w:val="73"/>
+  <w:num w:numId="104" w16cid:durableId="89352316">
+    <w:abstractNumId w:val="6"/>
   </w:num>
-  <w:num w:numId="102" w16cid:durableId="442727970">
-    <w:abstractNumId w:val="79"/>
+  <w:num w:numId="105" w16cid:durableId="844444982">
+    <w:abstractNumId w:val="38"/>
+  </w:num>
+  <w:num w:numId="106" w16cid:durableId="1434743620">
+    <w:abstractNumId w:val="77"/>
+  </w:num>
+  <w:num w:numId="107" w16cid:durableId="2108646521">
+    <w:abstractNumId w:val="80"/>
   </w:num>
   <w:numIdMacAtCleanup w:val="102"/>
 </w:numbering>

--- a/documents/docx/Prompts.docx
+++ b/documents/docx/Prompts.docx
@@ -16412,6 +16412,341 @@
       </w:pPr>
       <w:r>
         <w:t>Ensure that the new submenu follows the existing UI/UX standards of the website, including styling, spacing, hover behavior, dropdown behavior, responsiveness, and multilingual consistency across the English and Azerbaijani versions.</w:t>
+      </w:r>
+    </w:p>
+    <w:p>
+      <w:pPr>
+        <w:pBdr>
+          <w:bottom w:val="single" w:sz="6" w:space="1" w:color="auto"/>
+        </w:pBdr>
+        <w:spacing w:after="0" w:line="240" w:lineRule="auto"/>
+        <w:ind w:left="360"/>
+        <w:rPr>
+          <w:lang w:val="az-Latn-AZ"/>
+        </w:rPr>
+      </w:pPr>
+    </w:p>
+    <w:p>
+      <w:pPr>
+        <w:spacing w:after="0" w:line="240" w:lineRule="auto"/>
+        <w:ind w:left="360"/>
+        <w:rPr>
+          <w:lang w:val="az-Latn-AZ"/>
+        </w:rPr>
+      </w:pPr>
+    </w:p>
+    <w:p>
+      <w:pPr>
+        <w:spacing w:after="0" w:line="240" w:lineRule="auto"/>
+        <w:ind w:left="360"/>
+      </w:pPr>
+      <w:r>
+        <w:t xml:space="preserve">Please keep the </w:t>
+      </w:r>
+      <w:r>
+        <w:rPr>
+          <w:b/>
+          <w:bCs/>
+        </w:rPr>
+        <w:t>“Industrial Revolutions”</w:t>
+      </w:r>
+      <w:r>
+        <w:t xml:space="preserve"> and </w:t>
+      </w:r>
+      <w:r>
+        <w:rPr>
+          <w:b/>
+          <w:bCs/>
+        </w:rPr>
+        <w:t>“Major Scientific Inventions”</w:t>
+      </w:r>
+      <w:r>
+        <w:t xml:space="preserve"> submenu items visible under the </w:t>
+      </w:r>
+      <w:r>
+        <w:rPr>
+          <w:b/>
+          <w:bCs/>
+        </w:rPr>
+        <w:t>Treasury / Xəzinə</w:t>
+      </w:r>
+      <w:r>
+        <w:t xml:space="preserve"> menu, but make them inactive for now, since no pages are currently linked to them.</w:t>
+      </w:r>
+    </w:p>
+    <w:p>
+      <w:pPr>
+        <w:spacing w:after="0" w:line="240" w:lineRule="auto"/>
+        <w:ind w:left="360"/>
+      </w:pPr>
+      <w:r>
+        <w:t>These submenu items should:</w:t>
+      </w:r>
+    </w:p>
+    <w:p>
+      <w:pPr>
+        <w:numPr>
+          <w:ilvl w:val="0"/>
+          <w:numId w:val="108"/>
+        </w:numPr>
+        <w:spacing w:after="0" w:line="240" w:lineRule="auto"/>
+      </w:pPr>
+      <w:r>
+        <w:t xml:space="preserve">remain visible in the dropdown menu; </w:t>
+      </w:r>
+    </w:p>
+    <w:p>
+      <w:pPr>
+        <w:numPr>
+          <w:ilvl w:val="0"/>
+          <w:numId w:val="108"/>
+        </w:numPr>
+        <w:spacing w:after="0" w:line="240" w:lineRule="auto"/>
+      </w:pPr>
+      <w:r>
+        <w:t xml:space="preserve">appear visually disabled or marked as “coming soon”; </w:t>
+      </w:r>
+    </w:p>
+    <w:p>
+      <w:pPr>
+        <w:numPr>
+          <w:ilvl w:val="0"/>
+          <w:numId w:val="108"/>
+        </w:numPr>
+        <w:spacing w:after="0" w:line="240" w:lineRule="auto"/>
+      </w:pPr>
+      <w:r>
+        <w:t xml:space="preserve">not navigate to any page when clicked; </w:t>
+      </w:r>
+    </w:p>
+    <w:p>
+      <w:pPr>
+        <w:numPr>
+          <w:ilvl w:val="0"/>
+          <w:numId w:val="108"/>
+        </w:numPr>
+        <w:spacing w:after="0" w:line="240" w:lineRule="auto"/>
+      </w:pPr>
+      <w:r>
+        <w:t xml:space="preserve">not show broken or empty links; </w:t>
+      </w:r>
+    </w:p>
+    <w:p>
+      <w:pPr>
+        <w:numPr>
+          <w:ilvl w:val="0"/>
+          <w:numId w:val="108"/>
+        </w:numPr>
+        <w:spacing w:after="0" w:line="240" w:lineRule="auto"/>
+      </w:pPr>
+      <w:r>
+        <w:t xml:space="preserve">follow the existing UI/UX style, hover behavior, and responsive rules; </w:t>
+      </w:r>
+    </w:p>
+    <w:p>
+      <w:pPr>
+        <w:numPr>
+          <w:ilvl w:val="0"/>
+          <w:numId w:val="108"/>
+        </w:numPr>
+        <w:spacing w:after="0" w:line="240" w:lineRule="auto"/>
+      </w:pPr>
+      <w:r>
+        <w:t xml:space="preserve">be activated later when the corresponding pages are created. </w:t>
+      </w:r>
+    </w:p>
+    <w:p>
+      <w:pPr>
+        <w:spacing w:after="0" w:line="240" w:lineRule="auto"/>
+        <w:ind w:left="360"/>
+      </w:pPr>
+      <w:r>
+        <w:t xml:space="preserve">The </w:t>
+      </w:r>
+      <w:r>
+        <w:rPr>
+          <w:b/>
+          <w:bCs/>
+        </w:rPr>
+        <w:t>“Prominent Figures”</w:t>
+      </w:r>
+      <w:r>
+        <w:t xml:space="preserve"> submenu item should remain active and keep the current functionality of the former </w:t>
+      </w:r>
+      <w:r>
+        <w:rPr>
+          <w:b/>
+          <w:bCs/>
+        </w:rPr>
+        <w:t>Encyclopedia</w:t>
+      </w:r>
+      <w:r>
+        <w:t xml:space="preserve"> menu item.</w:t>
+      </w:r>
+    </w:p>
+    <w:p>
+      <w:pPr>
+        <w:pBdr>
+          <w:bottom w:val="single" w:sz="6" w:space="1" w:color="auto"/>
+        </w:pBdr>
+        <w:spacing w:after="0" w:line="240" w:lineRule="auto"/>
+        <w:ind w:left="360"/>
+        <w:rPr>
+          <w:lang w:val="az-Latn-AZ"/>
+        </w:rPr>
+      </w:pPr>
+    </w:p>
+    <w:p>
+      <w:pPr>
+        <w:spacing w:after="0" w:line="240" w:lineRule="auto"/>
+        <w:ind w:left="360"/>
+        <w:rPr>
+          <w:lang w:val="az-Latn-AZ"/>
+        </w:rPr>
+      </w:pPr>
+    </w:p>
+    <w:p>
+      <w:pPr>
+        <w:spacing w:after="0" w:line="240" w:lineRule="auto"/>
+        <w:ind w:left="360"/>
+      </w:pPr>
+      <w:r>
+        <w:t>Please add a breadcrumbs bar to the encyclopedia.html page.</w:t>
+      </w:r>
+    </w:p>
+    <w:p>
+      <w:pPr>
+        <w:spacing w:after="0" w:line="240" w:lineRule="auto"/>
+        <w:ind w:left="360"/>
+      </w:pPr>
+    </w:p>
+    <w:p>
+      <w:pPr>
+        <w:spacing w:after="0" w:line="240" w:lineRule="auto"/>
+        <w:ind w:left="360"/>
+      </w:pPr>
+      <w:r>
+        <w:t>The breadcrumbs should:</w:t>
+      </w:r>
+    </w:p>
+    <w:p>
+      <w:pPr>
+        <w:spacing w:after="0" w:line="240" w:lineRule="auto"/>
+        <w:ind w:left="360"/>
+      </w:pPr>
+    </w:p>
+    <w:p>
+      <w:pPr>
+        <w:spacing w:after="0" w:line="240" w:lineRule="auto"/>
+        <w:ind w:left="360"/>
+      </w:pPr>
+      <w:r>
+        <w:t>follow the same UI/UX style used across the website;</w:t>
+      </w:r>
+    </w:p>
+    <w:p>
+      <w:pPr>
+        <w:spacing w:after="0" w:line="240" w:lineRule="auto"/>
+        <w:ind w:left="360"/>
+      </w:pPr>
+      <w:r>
+        <w:t>appear below the top navigation bar and above the main page content;</w:t>
+      </w:r>
+    </w:p>
+    <w:p>
+      <w:pPr>
+        <w:spacing w:after="0" w:line="240" w:lineRule="auto"/>
+        <w:ind w:left="360"/>
+      </w:pPr>
+      <w:r>
+        <w:t>show the user’s current location within the site structure;</w:t>
+      </w:r>
+    </w:p>
+    <w:p>
+      <w:pPr>
+        <w:spacing w:after="0" w:line="240" w:lineRule="auto"/>
+        <w:ind w:left="360"/>
+      </w:pPr>
+      <w:r>
+        <w:t>include clickable links where appropriate;</w:t>
+      </w:r>
+    </w:p>
+    <w:p>
+      <w:pPr>
+        <w:spacing w:after="0" w:line="240" w:lineRule="auto"/>
+        <w:ind w:left="360"/>
+      </w:pPr>
+      <w:r>
+        <w:t>work consistently in both Azerbaijani and English versions;</w:t>
+      </w:r>
+    </w:p>
+    <w:p>
+      <w:pPr>
+        <w:spacing w:after="0" w:line="240" w:lineRule="auto"/>
+        <w:ind w:left="360"/>
+      </w:pPr>
+      <w:r>
+        <w:t>remain fully responsive on desktop, tablet, and mobile devices.</w:t>
+      </w:r>
+    </w:p>
+    <w:p>
+      <w:pPr>
+        <w:spacing w:after="0" w:line="240" w:lineRule="auto"/>
+        <w:ind w:left="360"/>
+      </w:pPr>
+    </w:p>
+    <w:p>
+      <w:pPr>
+        <w:spacing w:after="0" w:line="240" w:lineRule="auto"/>
+        <w:ind w:left="360"/>
+      </w:pPr>
+      <w:r>
+        <w:t>Suggested structure:</w:t>
+      </w:r>
+    </w:p>
+    <w:p>
+      <w:pPr>
+        <w:spacing w:after="0" w:line="240" w:lineRule="auto"/>
+        <w:ind w:left="360"/>
+      </w:pPr>
+    </w:p>
+    <w:p>
+      <w:pPr>
+        <w:spacing w:after="0" w:line="240" w:lineRule="auto"/>
+        <w:ind w:left="360"/>
+      </w:pPr>
+      <w:r>
+        <w:t>Home → Treasury → Prominent Figures</w:t>
+      </w:r>
+    </w:p>
+    <w:p>
+      <w:pPr>
+        <w:spacing w:after="0" w:line="240" w:lineRule="auto"/>
+        <w:ind w:left="360"/>
+      </w:pPr>
+    </w:p>
+    <w:p>
+      <w:pPr>
+        <w:spacing w:after="0" w:line="240" w:lineRule="auto"/>
+        <w:ind w:left="360"/>
+      </w:pPr>
+      <w:r>
+        <w:t>For Azerbaijani:</w:t>
+      </w:r>
+    </w:p>
+    <w:p>
+      <w:pPr>
+        <w:spacing w:after="0" w:line="240" w:lineRule="auto"/>
+        <w:ind w:left="360"/>
+      </w:pPr>
+    </w:p>
+    <w:p>
+      <w:pPr>
+        <w:spacing w:after="0" w:line="240" w:lineRule="auto"/>
+        <w:ind w:left="360"/>
+      </w:pPr>
+      <w:r>
+        <w:t>Ana səhifə → Xəzinə → Görkəmli şəxsiyyətlər</w:t>
       </w:r>
     </w:p>
     <w:p>
@@ -23023,6 +23358,155 @@
     </w:lvl>
   </w:abstractNum>
   <w:abstractNum w:abstractNumId="54" w15:restartNumberingAfterBreak="0">
+    <w:nsid w:val="41562F53"/>
+    <w:multiLevelType w:val="multilevel"/>
+    <w:tmpl w:val="8FA65326"/>
+    <w:lvl w:ilvl="0">
+      <w:start w:val="1"/>
+      <w:numFmt w:val="bullet"/>
+      <w:lvlText w:val=""/>
+      <w:lvlJc w:val="left"/>
+      <w:pPr>
+        <w:tabs>
+          <w:tab w:val="num" w:pos="720"/>
+        </w:tabs>
+        <w:ind w:left="720" w:hanging="360"/>
+      </w:pPr>
+      <w:rPr>
+        <w:rFonts w:ascii="Symbol" w:hAnsi="Symbol" w:hint="default"/>
+        <w:sz w:val="20"/>
+      </w:rPr>
+    </w:lvl>
+    <w:lvl w:ilvl="1" w:tentative="1">
+      <w:start w:val="1"/>
+      <w:numFmt w:val="bullet"/>
+      <w:lvlText w:val="o"/>
+      <w:lvlJc w:val="left"/>
+      <w:pPr>
+        <w:tabs>
+          <w:tab w:val="num" w:pos="1440"/>
+        </w:tabs>
+        <w:ind w:left="1440" w:hanging="360"/>
+      </w:pPr>
+      <w:rPr>
+        <w:rFonts w:ascii="Courier New" w:hAnsi="Courier New" w:hint="default"/>
+        <w:sz w:val="20"/>
+      </w:rPr>
+    </w:lvl>
+    <w:lvl w:ilvl="2" w:tentative="1">
+      <w:start w:val="1"/>
+      <w:numFmt w:val="bullet"/>
+      <w:lvlText w:val=""/>
+      <w:lvlJc w:val="left"/>
+      <w:pPr>
+        <w:tabs>
+          <w:tab w:val="num" w:pos="2160"/>
+        </w:tabs>
+        <w:ind w:left="2160" w:hanging="360"/>
+      </w:pPr>
+      <w:rPr>
+        <w:rFonts w:ascii="Wingdings" w:hAnsi="Wingdings" w:hint="default"/>
+        <w:sz w:val="20"/>
+      </w:rPr>
+    </w:lvl>
+    <w:lvl w:ilvl="3" w:tentative="1">
+      <w:start w:val="1"/>
+      <w:numFmt w:val="bullet"/>
+      <w:lvlText w:val=""/>
+      <w:lvlJc w:val="left"/>
+      <w:pPr>
+        <w:tabs>
+          <w:tab w:val="num" w:pos="2880"/>
+        </w:tabs>
+        <w:ind w:left="2880" w:hanging="360"/>
+      </w:pPr>
+      <w:rPr>
+        <w:rFonts w:ascii="Wingdings" w:hAnsi="Wingdings" w:hint="default"/>
+        <w:sz w:val="20"/>
+      </w:rPr>
+    </w:lvl>
+    <w:lvl w:ilvl="4" w:tentative="1">
+      <w:start w:val="1"/>
+      <w:numFmt w:val="bullet"/>
+      <w:lvlText w:val=""/>
+      <w:lvlJc w:val="left"/>
+      <w:pPr>
+        <w:tabs>
+          <w:tab w:val="num" w:pos="3600"/>
+        </w:tabs>
+        <w:ind w:left="3600" w:hanging="360"/>
+      </w:pPr>
+      <w:rPr>
+        <w:rFonts w:ascii="Wingdings" w:hAnsi="Wingdings" w:hint="default"/>
+        <w:sz w:val="20"/>
+      </w:rPr>
+    </w:lvl>
+    <w:lvl w:ilvl="5" w:tentative="1">
+      <w:start w:val="1"/>
+      <w:numFmt w:val="bullet"/>
+      <w:lvlText w:val=""/>
+      <w:lvlJc w:val="left"/>
+      <w:pPr>
+        <w:tabs>
+          <w:tab w:val="num" w:pos="4320"/>
+        </w:tabs>
+        <w:ind w:left="4320" w:hanging="360"/>
+      </w:pPr>
+      <w:rPr>
+        <w:rFonts w:ascii="Wingdings" w:hAnsi="Wingdings" w:hint="default"/>
+        <w:sz w:val="20"/>
+      </w:rPr>
+    </w:lvl>
+    <w:lvl w:ilvl="6" w:tentative="1">
+      <w:start w:val="1"/>
+      <w:numFmt w:val="bullet"/>
+      <w:lvlText w:val=""/>
+      <w:lvlJc w:val="left"/>
+      <w:pPr>
+        <w:tabs>
+          <w:tab w:val="num" w:pos="5040"/>
+        </w:tabs>
+        <w:ind w:left="5040" w:hanging="360"/>
+      </w:pPr>
+      <w:rPr>
+        <w:rFonts w:ascii="Wingdings" w:hAnsi="Wingdings" w:hint="default"/>
+        <w:sz w:val="20"/>
+      </w:rPr>
+    </w:lvl>
+    <w:lvl w:ilvl="7" w:tentative="1">
+      <w:start w:val="1"/>
+      <w:numFmt w:val="bullet"/>
+      <w:lvlText w:val=""/>
+      <w:lvlJc w:val="left"/>
+      <w:pPr>
+        <w:tabs>
+          <w:tab w:val="num" w:pos="5760"/>
+        </w:tabs>
+        <w:ind w:left="5760" w:hanging="360"/>
+      </w:pPr>
+      <w:rPr>
+        <w:rFonts w:ascii="Wingdings" w:hAnsi="Wingdings" w:hint="default"/>
+        <w:sz w:val="20"/>
+      </w:rPr>
+    </w:lvl>
+    <w:lvl w:ilvl="8" w:tentative="1">
+      <w:start w:val="1"/>
+      <w:numFmt w:val="bullet"/>
+      <w:lvlText w:val=""/>
+      <w:lvlJc w:val="left"/>
+      <w:pPr>
+        <w:tabs>
+          <w:tab w:val="num" w:pos="6480"/>
+        </w:tabs>
+        <w:ind w:left="6480" w:hanging="360"/>
+      </w:pPr>
+      <w:rPr>
+        <w:rFonts w:ascii="Wingdings" w:hAnsi="Wingdings" w:hint="default"/>
+        <w:sz w:val="20"/>
+      </w:rPr>
+    </w:lvl>
+  </w:abstractNum>
+  <w:abstractNum w:abstractNumId="55" w15:restartNumberingAfterBreak="0">
     <w:nsid w:val="42516CF2"/>
     <w:multiLevelType w:val="multilevel"/>
     <w:tmpl w:val="B0706E5A"/>
@@ -23171,7 +23655,7 @@
       </w:rPr>
     </w:lvl>
   </w:abstractNum>
-  <w:abstractNum w:abstractNumId="55" w15:restartNumberingAfterBreak="0">
+  <w:abstractNum w:abstractNumId="56" w15:restartNumberingAfterBreak="0">
     <w:nsid w:val="42545CBC"/>
     <w:multiLevelType w:val="hybridMultilevel"/>
     <w:tmpl w:val="A6D487CC"/>
@@ -23283,7 +23767,7 @@
       </w:rPr>
     </w:lvl>
   </w:abstractNum>
-  <w:abstractNum w:abstractNumId="56" w15:restartNumberingAfterBreak="0">
+  <w:abstractNum w:abstractNumId="57" w15:restartNumberingAfterBreak="0">
     <w:nsid w:val="444A7F9A"/>
     <w:multiLevelType w:val="hybridMultilevel"/>
     <w:tmpl w:val="FC3C1540"/>
@@ -23395,7 +23879,7 @@
       </w:rPr>
     </w:lvl>
   </w:abstractNum>
-  <w:abstractNum w:abstractNumId="57" w15:restartNumberingAfterBreak="0">
+  <w:abstractNum w:abstractNumId="58" w15:restartNumberingAfterBreak="0">
     <w:nsid w:val="445D654F"/>
     <w:multiLevelType w:val="hybridMultilevel"/>
     <w:tmpl w:val="C8920D36"/>
@@ -23508,7 +23992,7 @@
       </w:rPr>
     </w:lvl>
   </w:abstractNum>
-  <w:abstractNum w:abstractNumId="58" w15:restartNumberingAfterBreak="0">
+  <w:abstractNum w:abstractNumId="59" w15:restartNumberingAfterBreak="0">
     <w:nsid w:val="451619A4"/>
     <w:multiLevelType w:val="hybridMultilevel"/>
     <w:tmpl w:val="D3B8B1B0"/>
@@ -23620,7 +24104,7 @@
       </w:rPr>
     </w:lvl>
   </w:abstractNum>
-  <w:abstractNum w:abstractNumId="59" w15:restartNumberingAfterBreak="0">
+  <w:abstractNum w:abstractNumId="60" w15:restartNumberingAfterBreak="0">
     <w:nsid w:val="45867B90"/>
     <w:multiLevelType w:val="hybridMultilevel"/>
     <w:tmpl w:val="47BA1232"/>
@@ -23732,7 +24216,7 @@
       </w:rPr>
     </w:lvl>
   </w:abstractNum>
-  <w:abstractNum w:abstractNumId="60" w15:restartNumberingAfterBreak="0">
+  <w:abstractNum w:abstractNumId="61" w15:restartNumberingAfterBreak="0">
     <w:nsid w:val="470C54C3"/>
     <w:multiLevelType w:val="hybridMultilevel"/>
     <w:tmpl w:val="0A827D10"/>
@@ -23845,7 +24329,7 @@
       </w:rPr>
     </w:lvl>
   </w:abstractNum>
-  <w:abstractNum w:abstractNumId="61" w15:restartNumberingAfterBreak="0">
+  <w:abstractNum w:abstractNumId="62" w15:restartNumberingAfterBreak="0">
     <w:nsid w:val="48691879"/>
     <w:multiLevelType w:val="multilevel"/>
     <w:tmpl w:val="24FA03BA"/>
@@ -23994,7 +24478,7 @@
       </w:rPr>
     </w:lvl>
   </w:abstractNum>
-  <w:abstractNum w:abstractNumId="62" w15:restartNumberingAfterBreak="0">
+  <w:abstractNum w:abstractNumId="63" w15:restartNumberingAfterBreak="0">
     <w:nsid w:val="4A136C87"/>
     <w:multiLevelType w:val="hybridMultilevel"/>
     <w:tmpl w:val="78608C6C"/>
@@ -24106,7 +24590,7 @@
       </w:rPr>
     </w:lvl>
   </w:abstractNum>
-  <w:abstractNum w:abstractNumId="63" w15:restartNumberingAfterBreak="0">
+  <w:abstractNum w:abstractNumId="64" w15:restartNumberingAfterBreak="0">
     <w:nsid w:val="4A236E9D"/>
     <w:multiLevelType w:val="hybridMultilevel"/>
     <w:tmpl w:val="9F9812D0"/>
@@ -24218,7 +24702,7 @@
       </w:rPr>
     </w:lvl>
   </w:abstractNum>
-  <w:abstractNum w:abstractNumId="64" w15:restartNumberingAfterBreak="0">
+  <w:abstractNum w:abstractNumId="65" w15:restartNumberingAfterBreak="0">
     <w:nsid w:val="4A5F55A9"/>
     <w:multiLevelType w:val="hybridMultilevel"/>
     <w:tmpl w:val="0D3AC080"/>
@@ -24330,7 +24814,7 @@
       </w:rPr>
     </w:lvl>
   </w:abstractNum>
-  <w:abstractNum w:abstractNumId="65" w15:restartNumberingAfterBreak="0">
+  <w:abstractNum w:abstractNumId="66" w15:restartNumberingAfterBreak="0">
     <w:nsid w:val="4A753E2F"/>
     <w:multiLevelType w:val="multilevel"/>
     <w:tmpl w:val="AABC8488"/>
@@ -24479,7 +24963,7 @@
       </w:rPr>
     </w:lvl>
   </w:abstractNum>
-  <w:abstractNum w:abstractNumId="66" w15:restartNumberingAfterBreak="0">
+  <w:abstractNum w:abstractNumId="67" w15:restartNumberingAfterBreak="0">
     <w:nsid w:val="4BB76C74"/>
     <w:multiLevelType w:val="hybridMultilevel"/>
     <w:tmpl w:val="D5303D68"/>
@@ -24591,7 +25075,7 @@
       </w:rPr>
     </w:lvl>
   </w:abstractNum>
-  <w:abstractNum w:abstractNumId="67" w15:restartNumberingAfterBreak="0">
+  <w:abstractNum w:abstractNumId="68" w15:restartNumberingAfterBreak="0">
     <w:nsid w:val="4DA617C0"/>
     <w:multiLevelType w:val="hybridMultilevel"/>
     <w:tmpl w:val="CBB6B620"/>
@@ -24703,7 +25187,7 @@
       </w:rPr>
     </w:lvl>
   </w:abstractNum>
-  <w:abstractNum w:abstractNumId="68" w15:restartNumberingAfterBreak="0">
+  <w:abstractNum w:abstractNumId="69" w15:restartNumberingAfterBreak="0">
     <w:nsid w:val="4E3A3B25"/>
     <w:multiLevelType w:val="hybridMultilevel"/>
     <w:tmpl w:val="99AA89AC"/>
@@ -24815,7 +25299,7 @@
       </w:rPr>
     </w:lvl>
   </w:abstractNum>
-  <w:abstractNum w:abstractNumId="69" w15:restartNumberingAfterBreak="0">
+  <w:abstractNum w:abstractNumId="70" w15:restartNumberingAfterBreak="0">
     <w:nsid w:val="4F2C133C"/>
     <w:multiLevelType w:val="multilevel"/>
     <w:tmpl w:val="25603220"/>
@@ -24964,7 +25448,7 @@
       </w:rPr>
     </w:lvl>
   </w:abstractNum>
-  <w:abstractNum w:abstractNumId="70" w15:restartNumberingAfterBreak="0">
+  <w:abstractNum w:abstractNumId="71" w15:restartNumberingAfterBreak="0">
     <w:nsid w:val="50256ADE"/>
     <w:multiLevelType w:val="hybridMultilevel"/>
     <w:tmpl w:val="0818EA64"/>
@@ -25076,7 +25560,7 @@
       </w:rPr>
     </w:lvl>
   </w:abstractNum>
-  <w:abstractNum w:abstractNumId="71" w15:restartNumberingAfterBreak="0">
+  <w:abstractNum w:abstractNumId="72" w15:restartNumberingAfterBreak="0">
     <w:nsid w:val="51713097"/>
     <w:multiLevelType w:val="multilevel"/>
     <w:tmpl w:val="AB2C4482"/>
@@ -25225,7 +25709,7 @@
       </w:rPr>
     </w:lvl>
   </w:abstractNum>
-  <w:abstractNum w:abstractNumId="72" w15:restartNumberingAfterBreak="0">
+  <w:abstractNum w:abstractNumId="73" w15:restartNumberingAfterBreak="0">
     <w:nsid w:val="51975149"/>
     <w:multiLevelType w:val="hybridMultilevel"/>
     <w:tmpl w:val="2EF4D1CA"/>
@@ -25338,7 +25822,7 @@
       </w:rPr>
     </w:lvl>
   </w:abstractNum>
-  <w:abstractNum w:abstractNumId="73" w15:restartNumberingAfterBreak="0">
+  <w:abstractNum w:abstractNumId="74" w15:restartNumberingAfterBreak="0">
     <w:nsid w:val="522764ED"/>
     <w:multiLevelType w:val="hybridMultilevel"/>
     <w:tmpl w:val="DAFA377A"/>
@@ -25427,7 +25911,7 @@
       </w:pPr>
     </w:lvl>
   </w:abstractNum>
-  <w:abstractNum w:abstractNumId="74" w15:restartNumberingAfterBreak="0">
+  <w:abstractNum w:abstractNumId="75" w15:restartNumberingAfterBreak="0">
     <w:nsid w:val="53FB0753"/>
     <w:multiLevelType w:val="hybridMultilevel"/>
     <w:tmpl w:val="36C23286"/>
@@ -25539,7 +26023,7 @@
       </w:rPr>
     </w:lvl>
   </w:abstractNum>
-  <w:abstractNum w:abstractNumId="75" w15:restartNumberingAfterBreak="0">
+  <w:abstractNum w:abstractNumId="76" w15:restartNumberingAfterBreak="0">
     <w:nsid w:val="54CD7F04"/>
     <w:multiLevelType w:val="multilevel"/>
     <w:tmpl w:val="020E20BE"/>
@@ -25652,7 +26136,7 @@
       </w:pPr>
     </w:lvl>
   </w:abstractNum>
-  <w:abstractNum w:abstractNumId="76" w15:restartNumberingAfterBreak="0">
+  <w:abstractNum w:abstractNumId="77" w15:restartNumberingAfterBreak="0">
     <w:nsid w:val="56A967D5"/>
     <w:multiLevelType w:val="hybridMultilevel"/>
     <w:tmpl w:val="4AD2C76C"/>
@@ -25764,7 +26248,7 @@
       </w:rPr>
     </w:lvl>
   </w:abstractNum>
-  <w:abstractNum w:abstractNumId="77" w15:restartNumberingAfterBreak="0">
+  <w:abstractNum w:abstractNumId="78" w15:restartNumberingAfterBreak="0">
     <w:nsid w:val="578F4A30"/>
     <w:multiLevelType w:val="multilevel"/>
     <w:tmpl w:val="AA3C5686"/>
@@ -25913,7 +26397,7 @@
       </w:rPr>
     </w:lvl>
   </w:abstractNum>
-  <w:abstractNum w:abstractNumId="78" w15:restartNumberingAfterBreak="0">
+  <w:abstractNum w:abstractNumId="79" w15:restartNumberingAfterBreak="0">
     <w:nsid w:val="57F8144A"/>
     <w:multiLevelType w:val="hybridMultilevel"/>
     <w:tmpl w:val="1F8208A2"/>
@@ -26025,7 +26509,7 @@
       </w:rPr>
     </w:lvl>
   </w:abstractNum>
-  <w:abstractNum w:abstractNumId="79" w15:restartNumberingAfterBreak="0">
+  <w:abstractNum w:abstractNumId="80" w15:restartNumberingAfterBreak="0">
     <w:nsid w:val="57FA4B86"/>
     <w:multiLevelType w:val="hybridMultilevel"/>
     <w:tmpl w:val="24E2749A"/>
@@ -26137,7 +26621,7 @@
       </w:rPr>
     </w:lvl>
   </w:abstractNum>
-  <w:abstractNum w:abstractNumId="80" w15:restartNumberingAfterBreak="0">
+  <w:abstractNum w:abstractNumId="81" w15:restartNumberingAfterBreak="0">
     <w:nsid w:val="59A37E1D"/>
     <w:multiLevelType w:val="multilevel"/>
     <w:tmpl w:val="C77A0876"/>
@@ -26286,7 +26770,7 @@
       </w:rPr>
     </w:lvl>
   </w:abstractNum>
-  <w:abstractNum w:abstractNumId="81" w15:restartNumberingAfterBreak="0">
+  <w:abstractNum w:abstractNumId="82" w15:restartNumberingAfterBreak="0">
     <w:nsid w:val="5AC635B5"/>
     <w:multiLevelType w:val="hybridMultilevel"/>
     <w:tmpl w:val="51A0E17A"/>
@@ -26398,7 +26882,7 @@
       </w:rPr>
     </w:lvl>
   </w:abstractNum>
-  <w:abstractNum w:abstractNumId="82" w15:restartNumberingAfterBreak="0">
+  <w:abstractNum w:abstractNumId="83" w15:restartNumberingAfterBreak="0">
     <w:nsid w:val="5D3D35B1"/>
     <w:multiLevelType w:val="multilevel"/>
     <w:tmpl w:val="1DB64FCA"/>
@@ -26547,7 +27031,7 @@
       </w:rPr>
     </w:lvl>
   </w:abstractNum>
-  <w:abstractNum w:abstractNumId="83" w15:restartNumberingAfterBreak="0">
+  <w:abstractNum w:abstractNumId="84" w15:restartNumberingAfterBreak="0">
     <w:nsid w:val="5D751E17"/>
     <w:multiLevelType w:val="multilevel"/>
     <w:tmpl w:val="02722D60"/>
@@ -26696,7 +27180,7 @@
       </w:rPr>
     </w:lvl>
   </w:abstractNum>
-  <w:abstractNum w:abstractNumId="84" w15:restartNumberingAfterBreak="0">
+  <w:abstractNum w:abstractNumId="85" w15:restartNumberingAfterBreak="0">
     <w:nsid w:val="5DCE038E"/>
     <w:multiLevelType w:val="multilevel"/>
     <w:tmpl w:val="15907428"/>
@@ -26845,7 +27329,7 @@
       </w:rPr>
     </w:lvl>
   </w:abstractNum>
-  <w:abstractNum w:abstractNumId="85" w15:restartNumberingAfterBreak="0">
+  <w:abstractNum w:abstractNumId="86" w15:restartNumberingAfterBreak="0">
     <w:nsid w:val="5E8562F4"/>
     <w:multiLevelType w:val="multilevel"/>
     <w:tmpl w:val="E0D01132"/>
@@ -26994,7 +27478,7 @@
       </w:rPr>
     </w:lvl>
   </w:abstractNum>
-  <w:abstractNum w:abstractNumId="86" w15:restartNumberingAfterBreak="0">
+  <w:abstractNum w:abstractNumId="87" w15:restartNumberingAfterBreak="0">
     <w:nsid w:val="5E9D7FF9"/>
     <w:multiLevelType w:val="hybridMultilevel"/>
     <w:tmpl w:val="9FEC9846"/>
@@ -27107,7 +27591,7 @@
       </w:rPr>
     </w:lvl>
   </w:abstractNum>
-  <w:abstractNum w:abstractNumId="87" w15:restartNumberingAfterBreak="0">
+  <w:abstractNum w:abstractNumId="88" w15:restartNumberingAfterBreak="0">
     <w:nsid w:val="5FC668DA"/>
     <w:multiLevelType w:val="multilevel"/>
     <w:tmpl w:val="684224A0"/>
@@ -27256,7 +27740,7 @@
       </w:rPr>
     </w:lvl>
   </w:abstractNum>
-  <w:abstractNum w:abstractNumId="88" w15:restartNumberingAfterBreak="0">
+  <w:abstractNum w:abstractNumId="89" w15:restartNumberingAfterBreak="0">
     <w:nsid w:val="641534EF"/>
     <w:multiLevelType w:val="multilevel"/>
     <w:tmpl w:val="D9F652B8"/>
@@ -27369,7 +27853,7 @@
       </w:pPr>
     </w:lvl>
   </w:abstractNum>
-  <w:abstractNum w:abstractNumId="89" w15:restartNumberingAfterBreak="0">
+  <w:abstractNum w:abstractNumId="90" w15:restartNumberingAfterBreak="0">
     <w:nsid w:val="66C01D91"/>
     <w:multiLevelType w:val="hybridMultilevel"/>
     <w:tmpl w:val="056EB786"/>
@@ -27482,7 +27966,7 @@
       </w:rPr>
     </w:lvl>
   </w:abstractNum>
-  <w:abstractNum w:abstractNumId="90" w15:restartNumberingAfterBreak="0">
+  <w:abstractNum w:abstractNumId="91" w15:restartNumberingAfterBreak="0">
     <w:nsid w:val="68FF3E14"/>
     <w:multiLevelType w:val="hybridMultilevel"/>
     <w:tmpl w:val="852ED156"/>
@@ -27594,7 +28078,7 @@
       </w:rPr>
     </w:lvl>
   </w:abstractNum>
-  <w:abstractNum w:abstractNumId="91" w15:restartNumberingAfterBreak="0">
+  <w:abstractNum w:abstractNumId="92" w15:restartNumberingAfterBreak="0">
     <w:nsid w:val="6B531966"/>
     <w:multiLevelType w:val="hybridMultilevel"/>
     <w:tmpl w:val="2758CFC0"/>
@@ -27706,7 +28190,7 @@
       </w:rPr>
     </w:lvl>
   </w:abstractNum>
-  <w:abstractNum w:abstractNumId="92" w15:restartNumberingAfterBreak="0">
+  <w:abstractNum w:abstractNumId="93" w15:restartNumberingAfterBreak="0">
     <w:nsid w:val="6C181A8F"/>
     <w:multiLevelType w:val="hybridMultilevel"/>
     <w:tmpl w:val="AE1A9754"/>
@@ -27818,7 +28302,7 @@
       </w:rPr>
     </w:lvl>
   </w:abstractNum>
-  <w:abstractNum w:abstractNumId="93" w15:restartNumberingAfterBreak="0">
+  <w:abstractNum w:abstractNumId="94" w15:restartNumberingAfterBreak="0">
     <w:nsid w:val="6C52622C"/>
     <w:multiLevelType w:val="multilevel"/>
     <w:tmpl w:val="F8B03172"/>
@@ -27967,7 +28451,7 @@
       </w:rPr>
     </w:lvl>
   </w:abstractNum>
-  <w:abstractNum w:abstractNumId="94" w15:restartNumberingAfterBreak="0">
+  <w:abstractNum w:abstractNumId="95" w15:restartNumberingAfterBreak="0">
     <w:nsid w:val="6D674DC7"/>
     <w:multiLevelType w:val="multilevel"/>
     <w:tmpl w:val="4342CC68"/>
@@ -28116,7 +28600,7 @@
       </w:rPr>
     </w:lvl>
   </w:abstractNum>
-  <w:abstractNum w:abstractNumId="95" w15:restartNumberingAfterBreak="0">
+  <w:abstractNum w:abstractNumId="96" w15:restartNumberingAfterBreak="0">
     <w:nsid w:val="6E08011E"/>
     <w:multiLevelType w:val="hybridMultilevel"/>
     <w:tmpl w:val="33DE4EDC"/>
@@ -28228,7 +28712,7 @@
       </w:rPr>
     </w:lvl>
   </w:abstractNum>
-  <w:abstractNum w:abstractNumId="96" w15:restartNumberingAfterBreak="0">
+  <w:abstractNum w:abstractNumId="97" w15:restartNumberingAfterBreak="0">
     <w:nsid w:val="71C01D39"/>
     <w:multiLevelType w:val="multilevel"/>
     <w:tmpl w:val="7C4E5656"/>
@@ -28377,7 +28861,7 @@
       </w:rPr>
     </w:lvl>
   </w:abstractNum>
-  <w:abstractNum w:abstractNumId="97" w15:restartNumberingAfterBreak="0">
+  <w:abstractNum w:abstractNumId="98" w15:restartNumberingAfterBreak="0">
     <w:nsid w:val="722717AC"/>
     <w:multiLevelType w:val="hybridMultilevel"/>
     <w:tmpl w:val="935CC4B6"/>
@@ -28489,7 +28973,7 @@
       </w:rPr>
     </w:lvl>
   </w:abstractNum>
-  <w:abstractNum w:abstractNumId="98" w15:restartNumberingAfterBreak="0">
+  <w:abstractNum w:abstractNumId="99" w15:restartNumberingAfterBreak="0">
     <w:nsid w:val="7266168E"/>
     <w:multiLevelType w:val="hybridMultilevel"/>
     <w:tmpl w:val="163AFB96"/>
@@ -28601,7 +29085,7 @@
       </w:rPr>
     </w:lvl>
   </w:abstractNum>
-  <w:abstractNum w:abstractNumId="99" w15:restartNumberingAfterBreak="0">
+  <w:abstractNum w:abstractNumId="100" w15:restartNumberingAfterBreak="0">
     <w:nsid w:val="743E3484"/>
     <w:multiLevelType w:val="hybridMultilevel"/>
     <w:tmpl w:val="F148EE2C"/>
@@ -28714,7 +29198,7 @@
       </w:rPr>
     </w:lvl>
   </w:abstractNum>
-  <w:abstractNum w:abstractNumId="100" w15:restartNumberingAfterBreak="0">
+  <w:abstractNum w:abstractNumId="101" w15:restartNumberingAfterBreak="0">
     <w:nsid w:val="777C1D77"/>
     <w:multiLevelType w:val="hybridMultilevel"/>
     <w:tmpl w:val="2D0210B8"/>
@@ -28826,7 +29310,7 @@
       </w:rPr>
     </w:lvl>
   </w:abstractNum>
-  <w:abstractNum w:abstractNumId="101" w15:restartNumberingAfterBreak="0">
+  <w:abstractNum w:abstractNumId="102" w15:restartNumberingAfterBreak="0">
     <w:nsid w:val="79033895"/>
     <w:multiLevelType w:val="hybridMultilevel"/>
     <w:tmpl w:val="D0EC68D0"/>
@@ -28938,7 +29422,7 @@
       </w:rPr>
     </w:lvl>
   </w:abstractNum>
-  <w:abstractNum w:abstractNumId="102" w15:restartNumberingAfterBreak="0">
+  <w:abstractNum w:abstractNumId="103" w15:restartNumberingAfterBreak="0">
     <w:nsid w:val="79254661"/>
     <w:multiLevelType w:val="multilevel"/>
     <w:tmpl w:val="577EED92"/>
@@ -29087,7 +29571,7 @@
       </w:rPr>
     </w:lvl>
   </w:abstractNum>
-  <w:abstractNum w:abstractNumId="103" w15:restartNumberingAfterBreak="0">
+  <w:abstractNum w:abstractNumId="104" w15:restartNumberingAfterBreak="0">
     <w:nsid w:val="7A8751EA"/>
     <w:multiLevelType w:val="multilevel"/>
     <w:tmpl w:val="ADFE54B8"/>
@@ -29236,7 +29720,7 @@
       </w:rPr>
     </w:lvl>
   </w:abstractNum>
-  <w:abstractNum w:abstractNumId="104" w15:restartNumberingAfterBreak="0">
+  <w:abstractNum w:abstractNumId="105" w15:restartNumberingAfterBreak="0">
     <w:nsid w:val="7BB76968"/>
     <w:multiLevelType w:val="hybridMultilevel"/>
     <w:tmpl w:val="F1945E5E"/>
@@ -29348,7 +29832,7 @@
       </w:rPr>
     </w:lvl>
   </w:abstractNum>
-  <w:abstractNum w:abstractNumId="105" w15:restartNumberingAfterBreak="0">
+  <w:abstractNum w:abstractNumId="106" w15:restartNumberingAfterBreak="0">
     <w:nsid w:val="7D0F73BE"/>
     <w:multiLevelType w:val="multilevel"/>
     <w:tmpl w:val="283CE29A"/>
@@ -29497,7 +29981,7 @@
       </w:rPr>
     </w:lvl>
   </w:abstractNum>
-  <w:abstractNum w:abstractNumId="106" w15:restartNumberingAfterBreak="0">
+  <w:abstractNum w:abstractNumId="107" w15:restartNumberingAfterBreak="0">
     <w:nsid w:val="7E1427B3"/>
     <w:multiLevelType w:val="multilevel"/>
     <w:tmpl w:val="760E8CDE"/>
@@ -29653,37 +30137,37 @@
     <w:abstractNumId w:val="8"/>
   </w:num>
   <w:num w:numId="3" w16cid:durableId="1080636982">
-    <w:abstractNumId w:val="69"/>
+    <w:abstractNumId w:val="70"/>
   </w:num>
   <w:num w:numId="4" w16cid:durableId="716128754">
     <w:abstractNumId w:val="27"/>
   </w:num>
   <w:num w:numId="5" w16cid:durableId="1356880465">
-    <w:abstractNumId w:val="102"/>
+    <w:abstractNumId w:val="103"/>
   </w:num>
   <w:num w:numId="6" w16cid:durableId="1210613002">
     <w:abstractNumId w:val="19"/>
   </w:num>
   <w:num w:numId="7" w16cid:durableId="2002191770">
-    <w:abstractNumId w:val="54"/>
+    <w:abstractNumId w:val="55"/>
   </w:num>
   <w:num w:numId="8" w16cid:durableId="998534124">
     <w:abstractNumId w:val="35"/>
   </w:num>
   <w:num w:numId="9" w16cid:durableId="523247384">
-    <w:abstractNumId w:val="94"/>
+    <w:abstractNumId w:val="95"/>
   </w:num>
   <w:num w:numId="10" w16cid:durableId="261114341">
     <w:abstractNumId w:val="15"/>
   </w:num>
   <w:num w:numId="11" w16cid:durableId="987244375">
-    <w:abstractNumId w:val="103"/>
+    <w:abstractNumId w:val="104"/>
   </w:num>
   <w:num w:numId="12" w16cid:durableId="1765805581">
     <w:abstractNumId w:val="9"/>
   </w:num>
   <w:num w:numId="13" w16cid:durableId="820117559">
-    <w:abstractNumId w:val="89"/>
+    <w:abstractNumId w:val="90"/>
   </w:num>
   <w:num w:numId="14" w16cid:durableId="452291802">
     <w:abstractNumId w:val="39"/>
@@ -29698,10 +30182,10 @@
     <w:abstractNumId w:val="45"/>
   </w:num>
   <w:num w:numId="18" w16cid:durableId="1627157179">
-    <w:abstractNumId w:val="72"/>
+    <w:abstractNumId w:val="73"/>
   </w:num>
   <w:num w:numId="19" w16cid:durableId="1214316601">
-    <w:abstractNumId w:val="57"/>
+    <w:abstractNumId w:val="58"/>
   </w:num>
   <w:num w:numId="20" w16cid:durableId="1685471909">
     <w:abstractNumId w:val="2"/>
@@ -29716,7 +30200,7 @@
     <w:abstractNumId w:val="11"/>
   </w:num>
   <w:num w:numId="24" w16cid:durableId="1664163106">
-    <w:abstractNumId w:val="86"/>
+    <w:abstractNumId w:val="87"/>
   </w:num>
   <w:num w:numId="25" w16cid:durableId="1714576960">
     <w:abstractNumId w:val="17"/>
@@ -29725,13 +30209,13 @@
     <w:abstractNumId w:val="23"/>
   </w:num>
   <w:num w:numId="27" w16cid:durableId="827793205">
-    <w:abstractNumId w:val="99"/>
+    <w:abstractNumId w:val="100"/>
   </w:num>
   <w:num w:numId="28" w16cid:durableId="1275989163">
     <w:abstractNumId w:val="51"/>
   </w:num>
   <w:num w:numId="29" w16cid:durableId="621544332">
-    <w:abstractNumId w:val="60"/>
+    <w:abstractNumId w:val="61"/>
   </w:num>
   <w:num w:numId="30" w16cid:durableId="1089692455">
     <w:abstractNumId w:val="12"/>
@@ -29746,16 +30230,16 @@
     <w:abstractNumId w:val="31"/>
   </w:num>
   <w:num w:numId="34" w16cid:durableId="721440043">
-    <w:abstractNumId w:val="66"/>
+    <w:abstractNumId w:val="67"/>
   </w:num>
   <w:num w:numId="35" w16cid:durableId="1074085621">
-    <w:abstractNumId w:val="92"/>
+    <w:abstractNumId w:val="93"/>
   </w:num>
   <w:num w:numId="36" w16cid:durableId="164785594">
-    <w:abstractNumId w:val="62"/>
+    <w:abstractNumId w:val="63"/>
   </w:num>
   <w:num w:numId="37" w16cid:durableId="1690908687">
-    <w:abstractNumId w:val="63"/>
+    <w:abstractNumId w:val="64"/>
   </w:num>
   <w:num w:numId="38" w16cid:durableId="1494486041">
     <w:abstractNumId w:val="49"/>
@@ -29764,25 +30248,25 @@
     <w:abstractNumId w:val="18"/>
   </w:num>
   <w:num w:numId="40" w16cid:durableId="1202018679">
-    <w:abstractNumId w:val="98"/>
+    <w:abstractNumId w:val="99"/>
   </w:num>
   <w:num w:numId="41" w16cid:durableId="696003112">
-    <w:abstractNumId w:val="104"/>
+    <w:abstractNumId w:val="105"/>
   </w:num>
   <w:num w:numId="42" w16cid:durableId="1488278798">
+    <w:abstractNumId w:val="60"/>
+  </w:num>
+  <w:num w:numId="43" w16cid:durableId="630794293">
     <w:abstractNumId w:val="59"/>
   </w:num>
-  <w:num w:numId="43" w16cid:durableId="630794293">
-    <w:abstractNumId w:val="58"/>
-  </w:num>
   <w:num w:numId="44" w16cid:durableId="170145410">
-    <w:abstractNumId w:val="76"/>
+    <w:abstractNumId w:val="77"/>
   </w:num>
   <w:num w:numId="45" w16cid:durableId="127862477">
     <w:abstractNumId w:val="20"/>
   </w:num>
   <w:num w:numId="46" w16cid:durableId="105513983">
-    <w:abstractNumId w:val="91"/>
+    <w:abstractNumId w:val="92"/>
   </w:num>
   <w:num w:numId="47" w16cid:durableId="1514762862">
     <w:abstractNumId w:val="25"/>
@@ -29791,25 +30275,25 @@
     <w:abstractNumId w:val="4"/>
   </w:num>
   <w:num w:numId="49" w16cid:durableId="1099376477">
-    <w:abstractNumId w:val="56"/>
+    <w:abstractNumId w:val="57"/>
   </w:num>
   <w:num w:numId="50" w16cid:durableId="1000231748">
     <w:abstractNumId w:val="14"/>
   </w:num>
   <w:num w:numId="51" w16cid:durableId="1626617711">
-    <w:abstractNumId w:val="64"/>
+    <w:abstractNumId w:val="65"/>
   </w:num>
   <w:num w:numId="52" w16cid:durableId="853420226">
-    <w:abstractNumId w:val="79"/>
+    <w:abstractNumId w:val="80"/>
   </w:num>
   <w:num w:numId="53" w16cid:durableId="1519540791">
-    <w:abstractNumId w:val="55"/>
+    <w:abstractNumId w:val="56"/>
   </w:num>
   <w:num w:numId="54" w16cid:durableId="1148135894">
     <w:abstractNumId w:val="46"/>
   </w:num>
   <w:num w:numId="55" w16cid:durableId="1808281118">
-    <w:abstractNumId w:val="90"/>
+    <w:abstractNumId w:val="91"/>
   </w:num>
   <w:num w:numId="56" w16cid:durableId="1758408107">
     <w:abstractNumId w:val="42"/>
@@ -29821,7 +30305,7 @@
     <w:abstractNumId w:val="47"/>
   </w:num>
   <w:num w:numId="59" w16cid:durableId="1891763306">
-    <w:abstractNumId w:val="100"/>
+    <w:abstractNumId w:val="101"/>
   </w:num>
   <w:num w:numId="60" w16cid:durableId="252595352">
     <w:abstractNumId w:val="36"/>
@@ -29830,7 +30314,7 @@
     <w:abstractNumId w:val="24"/>
   </w:num>
   <w:num w:numId="62" w16cid:durableId="1724282809">
-    <w:abstractNumId w:val="68"/>
+    <w:abstractNumId w:val="69"/>
   </w:num>
   <w:num w:numId="63" w16cid:durableId="1221207068">
     <w:abstractNumId w:val="3"/>
@@ -29839,7 +30323,7 @@
     <w:abstractNumId w:val="43"/>
   </w:num>
   <w:num w:numId="65" w16cid:durableId="869296667">
-    <w:abstractNumId w:val="67"/>
+    <w:abstractNumId w:val="68"/>
   </w:num>
   <w:num w:numId="66" w16cid:durableId="91706771">
     <w:abstractNumId w:val="22"/>
@@ -29857,28 +30341,28 @@
     <w:abstractNumId w:val="10"/>
   </w:num>
   <w:num w:numId="71" w16cid:durableId="389354266">
-    <w:abstractNumId w:val="97"/>
+    <w:abstractNumId w:val="98"/>
   </w:num>
   <w:num w:numId="72" w16cid:durableId="1195070258">
-    <w:abstractNumId w:val="95"/>
+    <w:abstractNumId w:val="96"/>
   </w:num>
   <w:num w:numId="73" w16cid:durableId="1972049655">
     <w:abstractNumId w:val="50"/>
   </w:num>
   <w:num w:numId="74" w16cid:durableId="1499272371">
-    <w:abstractNumId w:val="70"/>
+    <w:abstractNumId w:val="71"/>
   </w:num>
   <w:num w:numId="75" w16cid:durableId="1796026856">
-    <w:abstractNumId w:val="78"/>
+    <w:abstractNumId w:val="79"/>
   </w:num>
   <w:num w:numId="76" w16cid:durableId="1229995767">
-    <w:abstractNumId w:val="81"/>
+    <w:abstractNumId w:val="82"/>
   </w:num>
   <w:num w:numId="77" w16cid:durableId="1817409612">
-    <w:abstractNumId w:val="74"/>
+    <w:abstractNumId w:val="75"/>
   </w:num>
   <w:num w:numId="78" w16cid:durableId="1134832258">
-    <w:abstractNumId w:val="101"/>
+    <w:abstractNumId w:val="102"/>
   </w:num>
   <w:num w:numId="79" w16cid:durableId="1911575055">
     <w:abstractNumId w:val="52"/>
@@ -29887,25 +30371,25 @@
     <w:abstractNumId w:val="32"/>
   </w:num>
   <w:num w:numId="81" w16cid:durableId="427506740">
-    <w:abstractNumId w:val="85"/>
+    <w:abstractNumId w:val="86"/>
   </w:num>
   <w:num w:numId="82" w16cid:durableId="513149297">
-    <w:abstractNumId w:val="73"/>
+    <w:abstractNumId w:val="74"/>
   </w:num>
   <w:num w:numId="83" w16cid:durableId="548422958">
     <w:abstractNumId w:val="37"/>
   </w:num>
   <w:num w:numId="84" w16cid:durableId="931205951">
-    <w:abstractNumId w:val="93"/>
+    <w:abstractNumId w:val="94"/>
   </w:num>
   <w:num w:numId="85" w16cid:durableId="1261450898">
     <w:abstractNumId w:val="0"/>
   </w:num>
   <w:num w:numId="86" w16cid:durableId="470248295">
-    <w:abstractNumId w:val="61"/>
+    <w:abstractNumId w:val="62"/>
   </w:num>
   <w:num w:numId="87" w16cid:durableId="982394239">
-    <w:abstractNumId w:val="82"/>
+    <w:abstractNumId w:val="83"/>
   </w:num>
   <w:num w:numId="88" w16cid:durableId="2041782596">
     <w:abstractNumId w:val="21"/>
@@ -29920,40 +30404,40 @@
     <w:abstractNumId w:val="48"/>
   </w:num>
   <w:num w:numId="92" w16cid:durableId="1194732434">
-    <w:abstractNumId w:val="96"/>
+    <w:abstractNumId w:val="97"/>
   </w:num>
   <w:num w:numId="93" w16cid:durableId="1126509868">
     <w:abstractNumId w:val="41"/>
   </w:num>
   <w:num w:numId="94" w16cid:durableId="1586915427">
-    <w:abstractNumId w:val="106"/>
+    <w:abstractNumId w:val="107"/>
   </w:num>
   <w:num w:numId="95" w16cid:durableId="1985424155">
-    <w:abstractNumId w:val="65"/>
+    <w:abstractNumId w:val="66"/>
   </w:num>
   <w:num w:numId="96" w16cid:durableId="1503928418">
-    <w:abstractNumId w:val="105"/>
+    <w:abstractNumId w:val="106"/>
   </w:num>
   <w:num w:numId="97" w16cid:durableId="1523935396">
     <w:abstractNumId w:val="33"/>
   </w:num>
   <w:num w:numId="98" w16cid:durableId="918711878">
-    <w:abstractNumId w:val="87"/>
+    <w:abstractNumId w:val="88"/>
   </w:num>
   <w:num w:numId="99" w16cid:durableId="1606887394">
-    <w:abstractNumId w:val="88"/>
+    <w:abstractNumId w:val="89"/>
   </w:num>
   <w:num w:numId="100" w16cid:durableId="1027754377">
-    <w:abstractNumId w:val="71"/>
+    <w:abstractNumId w:val="72"/>
   </w:num>
   <w:num w:numId="101" w16cid:durableId="826559138">
-    <w:abstractNumId w:val="75"/>
+    <w:abstractNumId w:val="76"/>
   </w:num>
   <w:num w:numId="102" w16cid:durableId="442727970">
-    <w:abstractNumId w:val="83"/>
+    <w:abstractNumId w:val="84"/>
   </w:num>
   <w:num w:numId="103" w16cid:durableId="1562517256">
-    <w:abstractNumId w:val="84"/>
+    <w:abstractNumId w:val="85"/>
   </w:num>
   <w:num w:numId="104" w16cid:durableId="89352316">
     <w:abstractNumId w:val="6"/>
@@ -29962,10 +30446,13 @@
     <w:abstractNumId w:val="38"/>
   </w:num>
   <w:num w:numId="106" w16cid:durableId="1434743620">
-    <w:abstractNumId w:val="77"/>
+    <w:abstractNumId w:val="78"/>
   </w:num>
   <w:num w:numId="107" w16cid:durableId="2108646521">
-    <w:abstractNumId w:val="80"/>
+    <w:abstractNumId w:val="81"/>
+  </w:num>
+  <w:num w:numId="108" w16cid:durableId="590892086">
+    <w:abstractNumId w:val="54"/>
   </w:num>
   <w:numIdMacAtCleanup w:val="102"/>
 </w:numbering>

--- a/documents/docx/Prompts.docx
+++ b/documents/docx/Prompts.docx
@@ -16747,6 +16747,54 @@
       </w:pPr>
       <w:r>
         <w:t>Ana səhifə → Xəzinə → Görkəmli şəxsiyyətlər</w:t>
+      </w:r>
+    </w:p>
+    <w:p>
+      <w:pPr>
+        <w:pBdr>
+          <w:bottom w:val="single" w:sz="6" w:space="1" w:color="auto"/>
+        </w:pBdr>
+        <w:spacing w:after="0" w:line="240" w:lineRule="auto"/>
+        <w:ind w:left="360"/>
+        <w:rPr>
+          <w:lang w:val="az-Latn-AZ"/>
+        </w:rPr>
+      </w:pPr>
+    </w:p>
+    <w:p>
+      <w:pPr>
+        <w:spacing w:after="0" w:line="240" w:lineRule="auto"/>
+        <w:ind w:left="360"/>
+        <w:rPr>
+          <w:lang w:val="az-Latn-AZ"/>
+        </w:rPr>
+      </w:pPr>
+    </w:p>
+    <w:p>
+      <w:pPr>
+        <w:spacing w:after="0" w:line="240" w:lineRule="auto"/>
+        <w:ind w:left="360"/>
+      </w:pPr>
+      <w:r>
+        <w:t>Please ensure that the website is fully optimized for performance on all devices, including older PCs and slower hardware.</w:t>
+      </w:r>
+    </w:p>
+    <w:p>
+      <w:pPr>
+        <w:spacing w:after="0" w:line="240" w:lineRule="auto"/>
+        <w:ind w:left="360"/>
+      </w:pPr>
+      <w:r>
+        <w:t>Pay special attention to memory management, page loading speed, image optimization, script efficiency, caching, and any other factors that may affect responsiveness.</w:t>
+      </w:r>
+    </w:p>
+    <w:p>
+      <w:pPr>
+        <w:spacing w:after="0" w:line="240" w:lineRule="auto"/>
+        <w:ind w:left="360"/>
+      </w:pPr>
+      <w:r>
+        <w:t>The goal is to prevent lagging, delays, freezing, or poor user experience, so that visitors can use the site smoothly and comfortably without frustration.</w:t>
       </w:r>
     </w:p>
     <w:p>

--- a/documents/docx/Prompts.docx
+++ b/documents/docx/Prompts.docx
@@ -16799,12 +16799,201 @@
     </w:p>
     <w:p>
       <w:pPr>
+        <w:pBdr>
+          <w:bottom w:val="single" w:sz="6" w:space="1" w:color="auto"/>
+        </w:pBdr>
         <w:spacing w:after="0" w:line="240" w:lineRule="auto"/>
         <w:ind w:left="360"/>
         <w:rPr>
           <w:lang w:val="az-Latn-AZ"/>
         </w:rPr>
       </w:pPr>
+    </w:p>
+    <w:p>
+      <w:pPr>
+        <w:spacing w:after="0" w:line="240" w:lineRule="auto"/>
+        <w:ind w:left="360"/>
+        <w:rPr>
+          <w:lang w:val="az-Latn-AZ"/>
+        </w:rPr>
+      </w:pPr>
+    </w:p>
+    <w:p>
+      <w:pPr>
+        <w:spacing w:after="0" w:line="240" w:lineRule="auto"/>
+        <w:ind w:left="360"/>
+      </w:pPr>
+      <w:r>
+        <w:t>Please conduct a thorough review of the entire project codebase, including all HTML, CSS, JavaScript, assets, configuration files, internal links, navigation elements, and page structures.</w:t>
+      </w:r>
+    </w:p>
+    <w:p>
+      <w:pPr>
+        <w:spacing w:after="0" w:line="240" w:lineRule="auto"/>
+        <w:ind w:left="360"/>
+      </w:pPr>
+      <w:r>
+        <w:t>The purpose of this review is to identify and document any discrepancies, inconsistencies, broken links, duplicated or unused code, styling conflicts, layout issues, responsiveness problems, accessibility gaps, multilingual inconsistencies, naming inconsistencies, missing assets, incorrect file paths, and any other technical or UI/UX issues that may affect the quality, maintainability, or user experience of the website.</w:t>
+      </w:r>
+    </w:p>
+    <w:p>
+      <w:pPr>
+        <w:spacing w:after="0" w:line="240" w:lineRule="auto"/>
+        <w:ind w:left="360"/>
+      </w:pPr>
+      <w:r>
+        <w:t>Please provide a clear report of all identified issues, grouped by category, and include specific recommendations for how each issue should be corrected.</w:t>
+      </w:r>
+    </w:p>
+    <w:p>
+      <w:pPr>
+        <w:pBdr>
+          <w:bottom w:val="single" w:sz="6" w:space="1" w:color="auto"/>
+        </w:pBdr>
+        <w:spacing w:after="0" w:line="240" w:lineRule="auto"/>
+        <w:ind w:left="360"/>
+        <w:rPr>
+          <w:lang w:val="az-Latn-AZ"/>
+        </w:rPr>
+      </w:pPr>
+    </w:p>
+    <w:p>
+      <w:pPr>
+        <w:spacing w:after="0" w:line="240" w:lineRule="auto"/>
+        <w:ind w:left="360"/>
+        <w:rPr>
+          <w:lang w:val="az-Latn-AZ"/>
+        </w:rPr>
+      </w:pPr>
+    </w:p>
+    <w:p>
+      <w:pPr>
+        <w:spacing w:after="0" w:line="240" w:lineRule="auto"/>
+        <w:ind w:left="360"/>
+      </w:pPr>
+      <w:r>
+        <w:t>Please generate a Word document that includes a clear report of all issues identified during the project codebase review, together with recommended strategies for fixing each issue.</w:t>
+      </w:r>
+    </w:p>
+    <w:p>
+      <w:pPr>
+        <w:spacing w:after="0" w:line="240" w:lineRule="auto"/>
+        <w:ind w:left="360"/>
+      </w:pPr>
+      <w:r>
+        <w:t>The document should group the findings by category, such as HTML structure, CSS and styling, JavaScript functionality, navigation, internal links, multilingual consistency, responsiveness, accessibility, performance, security, content quality, and UI/UX consistency.</w:t>
+      </w:r>
+    </w:p>
+    <w:p>
+      <w:pPr>
+        <w:spacing w:after="0" w:line="240" w:lineRule="auto"/>
+        <w:ind w:left="360"/>
+      </w:pPr>
+      <w:r>
+        <w:t>For each issue, please include:</w:t>
+      </w:r>
+    </w:p>
+    <w:p>
+      <w:pPr>
+        <w:numPr>
+          <w:ilvl w:val="0"/>
+          <w:numId w:val="109"/>
+        </w:numPr>
+        <w:spacing w:after="0" w:line="240" w:lineRule="auto"/>
+      </w:pPr>
+      <w:r>
+        <w:t>a brief description of the problem;</w:t>
+      </w:r>
+    </w:p>
+    <w:p>
+      <w:pPr>
+        <w:numPr>
+          <w:ilvl w:val="0"/>
+          <w:numId w:val="109"/>
+        </w:numPr>
+        <w:spacing w:after="0" w:line="240" w:lineRule="auto"/>
+      </w:pPr>
+      <w:r>
+        <w:t>the affected file, page, or component;</w:t>
+      </w:r>
+    </w:p>
+    <w:p>
+      <w:pPr>
+        <w:numPr>
+          <w:ilvl w:val="0"/>
+          <w:numId w:val="109"/>
+        </w:numPr>
+        <w:spacing w:after="0" w:line="240" w:lineRule="auto"/>
+      </w:pPr>
+      <w:r>
+        <w:t>the severity level;</w:t>
+      </w:r>
+    </w:p>
+    <w:p>
+      <w:pPr>
+        <w:numPr>
+          <w:ilvl w:val="0"/>
+          <w:numId w:val="109"/>
+        </w:numPr>
+        <w:spacing w:after="0" w:line="240" w:lineRule="auto"/>
+      </w:pPr>
+      <w:r>
+        <w:t>the recommended fix or improvement strategy;</w:t>
+      </w:r>
+    </w:p>
+    <w:p>
+      <w:pPr>
+        <w:numPr>
+          <w:ilvl w:val="0"/>
+          <w:numId w:val="109"/>
+        </w:numPr>
+        <w:spacing w:after="0" w:line="240" w:lineRule="auto"/>
+      </w:pPr>
+      <w:r>
+        <w:t>the expected result after correction.</w:t>
+      </w:r>
+    </w:p>
+    <w:p>
+      <w:pPr>
+        <w:spacing w:after="0" w:line="240" w:lineRule="auto"/>
+        <w:ind w:left="360"/>
+      </w:pPr>
+      <w:r>
+        <w:t>Please also include the date and time when the issues were identified.</w:t>
+      </w:r>
+    </w:p>
+    <w:p>
+      <w:pPr>
+        <w:pBdr>
+          <w:bottom w:val="single" w:sz="6" w:space="1" w:color="auto"/>
+        </w:pBdr>
+        <w:spacing w:after="0" w:line="240" w:lineRule="auto"/>
+        <w:ind w:left="360"/>
+        <w:rPr>
+          <w:lang w:val="az-Latn-AZ"/>
+        </w:rPr>
+      </w:pPr>
+    </w:p>
+    <w:p>
+      <w:pPr>
+        <w:spacing w:after="0" w:line="240" w:lineRule="auto"/>
+        <w:ind w:left="360"/>
+        <w:rPr>
+          <w:lang w:val="az-Latn-AZ"/>
+        </w:rPr>
+      </w:pPr>
+    </w:p>
+    <w:p>
+      <w:pPr>
+        <w:spacing w:after="0" w:line="240" w:lineRule="auto"/>
+        <w:ind w:left="360"/>
+        <w:rPr>
+          <w:lang w:val="az-Latn-AZ"/>
+        </w:rPr>
+      </w:pPr>
+      <w:r>
+        <w:t>I need your recommendation on how to organize all Forum 2024-related content and functionality in the website menu. Specifically, I would like to place these items under the top-level menu item ‘Forum 2024’, using a hierarchical submenu structure with multiple levels where appropriate. Please suggest the most logical, intuitive, and user-friendly menu architecture.</w:t>
+      </w:r>
     </w:p>
     <w:sectPr>
       <w:pgSz w:w="12240" w:h="15840"/>
@@ -28351,6 +28540,155 @@
     </w:lvl>
   </w:abstractNum>
   <w:abstractNum w:abstractNumId="94" w15:restartNumberingAfterBreak="0">
+    <w:nsid w:val="6C3D39F9"/>
+    <w:multiLevelType w:val="multilevel"/>
+    <w:tmpl w:val="AD68E6B4"/>
+    <w:lvl w:ilvl="0">
+      <w:start w:val="1"/>
+      <w:numFmt w:val="bullet"/>
+      <w:lvlText w:val=""/>
+      <w:lvlJc w:val="left"/>
+      <w:pPr>
+        <w:tabs>
+          <w:tab w:val="num" w:pos="720"/>
+        </w:tabs>
+        <w:ind w:left="720" w:hanging="360"/>
+      </w:pPr>
+      <w:rPr>
+        <w:rFonts w:ascii="Symbol" w:hAnsi="Symbol" w:hint="default"/>
+        <w:sz w:val="20"/>
+      </w:rPr>
+    </w:lvl>
+    <w:lvl w:ilvl="1" w:tentative="1">
+      <w:start w:val="1"/>
+      <w:numFmt w:val="bullet"/>
+      <w:lvlText w:val="o"/>
+      <w:lvlJc w:val="left"/>
+      <w:pPr>
+        <w:tabs>
+          <w:tab w:val="num" w:pos="1440"/>
+        </w:tabs>
+        <w:ind w:left="1440" w:hanging="360"/>
+      </w:pPr>
+      <w:rPr>
+        <w:rFonts w:ascii="Courier New" w:hAnsi="Courier New" w:hint="default"/>
+        <w:sz w:val="20"/>
+      </w:rPr>
+    </w:lvl>
+    <w:lvl w:ilvl="2" w:tentative="1">
+      <w:start w:val="1"/>
+      <w:numFmt w:val="bullet"/>
+      <w:lvlText w:val=""/>
+      <w:lvlJc w:val="left"/>
+      <w:pPr>
+        <w:tabs>
+          <w:tab w:val="num" w:pos="2160"/>
+        </w:tabs>
+        <w:ind w:left="2160" w:hanging="360"/>
+      </w:pPr>
+      <w:rPr>
+        <w:rFonts w:ascii="Wingdings" w:hAnsi="Wingdings" w:hint="default"/>
+        <w:sz w:val="20"/>
+      </w:rPr>
+    </w:lvl>
+    <w:lvl w:ilvl="3" w:tentative="1">
+      <w:start w:val="1"/>
+      <w:numFmt w:val="bullet"/>
+      <w:lvlText w:val=""/>
+      <w:lvlJc w:val="left"/>
+      <w:pPr>
+        <w:tabs>
+          <w:tab w:val="num" w:pos="2880"/>
+        </w:tabs>
+        <w:ind w:left="2880" w:hanging="360"/>
+      </w:pPr>
+      <w:rPr>
+        <w:rFonts w:ascii="Wingdings" w:hAnsi="Wingdings" w:hint="default"/>
+        <w:sz w:val="20"/>
+      </w:rPr>
+    </w:lvl>
+    <w:lvl w:ilvl="4" w:tentative="1">
+      <w:start w:val="1"/>
+      <w:numFmt w:val="bullet"/>
+      <w:lvlText w:val=""/>
+      <w:lvlJc w:val="left"/>
+      <w:pPr>
+        <w:tabs>
+          <w:tab w:val="num" w:pos="3600"/>
+        </w:tabs>
+        <w:ind w:left="3600" w:hanging="360"/>
+      </w:pPr>
+      <w:rPr>
+        <w:rFonts w:ascii="Wingdings" w:hAnsi="Wingdings" w:hint="default"/>
+        <w:sz w:val="20"/>
+      </w:rPr>
+    </w:lvl>
+    <w:lvl w:ilvl="5" w:tentative="1">
+      <w:start w:val="1"/>
+      <w:numFmt w:val="bullet"/>
+      <w:lvlText w:val=""/>
+      <w:lvlJc w:val="left"/>
+      <w:pPr>
+        <w:tabs>
+          <w:tab w:val="num" w:pos="4320"/>
+        </w:tabs>
+        <w:ind w:left="4320" w:hanging="360"/>
+      </w:pPr>
+      <w:rPr>
+        <w:rFonts w:ascii="Wingdings" w:hAnsi="Wingdings" w:hint="default"/>
+        <w:sz w:val="20"/>
+      </w:rPr>
+    </w:lvl>
+    <w:lvl w:ilvl="6" w:tentative="1">
+      <w:start w:val="1"/>
+      <w:numFmt w:val="bullet"/>
+      <w:lvlText w:val=""/>
+      <w:lvlJc w:val="left"/>
+      <w:pPr>
+        <w:tabs>
+          <w:tab w:val="num" w:pos="5040"/>
+        </w:tabs>
+        <w:ind w:left="5040" w:hanging="360"/>
+      </w:pPr>
+      <w:rPr>
+        <w:rFonts w:ascii="Wingdings" w:hAnsi="Wingdings" w:hint="default"/>
+        <w:sz w:val="20"/>
+      </w:rPr>
+    </w:lvl>
+    <w:lvl w:ilvl="7" w:tentative="1">
+      <w:start w:val="1"/>
+      <w:numFmt w:val="bullet"/>
+      <w:lvlText w:val=""/>
+      <w:lvlJc w:val="left"/>
+      <w:pPr>
+        <w:tabs>
+          <w:tab w:val="num" w:pos="5760"/>
+        </w:tabs>
+        <w:ind w:left="5760" w:hanging="360"/>
+      </w:pPr>
+      <w:rPr>
+        <w:rFonts w:ascii="Wingdings" w:hAnsi="Wingdings" w:hint="default"/>
+        <w:sz w:val="20"/>
+      </w:rPr>
+    </w:lvl>
+    <w:lvl w:ilvl="8" w:tentative="1">
+      <w:start w:val="1"/>
+      <w:numFmt w:val="bullet"/>
+      <w:lvlText w:val=""/>
+      <w:lvlJc w:val="left"/>
+      <w:pPr>
+        <w:tabs>
+          <w:tab w:val="num" w:pos="6480"/>
+        </w:tabs>
+        <w:ind w:left="6480" w:hanging="360"/>
+      </w:pPr>
+      <w:rPr>
+        <w:rFonts w:ascii="Wingdings" w:hAnsi="Wingdings" w:hint="default"/>
+        <w:sz w:val="20"/>
+      </w:rPr>
+    </w:lvl>
+  </w:abstractNum>
+  <w:abstractNum w:abstractNumId="95" w15:restartNumberingAfterBreak="0">
     <w:nsid w:val="6C52622C"/>
     <w:multiLevelType w:val="multilevel"/>
     <w:tmpl w:val="F8B03172"/>
@@ -28499,7 +28837,7 @@
       </w:rPr>
     </w:lvl>
   </w:abstractNum>
-  <w:abstractNum w:abstractNumId="95" w15:restartNumberingAfterBreak="0">
+  <w:abstractNum w:abstractNumId="96" w15:restartNumberingAfterBreak="0">
     <w:nsid w:val="6D674DC7"/>
     <w:multiLevelType w:val="multilevel"/>
     <w:tmpl w:val="4342CC68"/>
@@ -28648,7 +28986,7 @@
       </w:rPr>
     </w:lvl>
   </w:abstractNum>
-  <w:abstractNum w:abstractNumId="96" w15:restartNumberingAfterBreak="0">
+  <w:abstractNum w:abstractNumId="97" w15:restartNumberingAfterBreak="0">
     <w:nsid w:val="6E08011E"/>
     <w:multiLevelType w:val="hybridMultilevel"/>
     <w:tmpl w:val="33DE4EDC"/>
@@ -28760,7 +29098,7 @@
       </w:rPr>
     </w:lvl>
   </w:abstractNum>
-  <w:abstractNum w:abstractNumId="97" w15:restartNumberingAfterBreak="0">
+  <w:abstractNum w:abstractNumId="98" w15:restartNumberingAfterBreak="0">
     <w:nsid w:val="71C01D39"/>
     <w:multiLevelType w:val="multilevel"/>
     <w:tmpl w:val="7C4E5656"/>
@@ -28909,7 +29247,7 @@
       </w:rPr>
     </w:lvl>
   </w:abstractNum>
-  <w:abstractNum w:abstractNumId="98" w15:restartNumberingAfterBreak="0">
+  <w:abstractNum w:abstractNumId="99" w15:restartNumberingAfterBreak="0">
     <w:nsid w:val="722717AC"/>
     <w:multiLevelType w:val="hybridMultilevel"/>
     <w:tmpl w:val="935CC4B6"/>
@@ -29021,7 +29359,7 @@
       </w:rPr>
     </w:lvl>
   </w:abstractNum>
-  <w:abstractNum w:abstractNumId="99" w15:restartNumberingAfterBreak="0">
+  <w:abstractNum w:abstractNumId="100" w15:restartNumberingAfterBreak="0">
     <w:nsid w:val="7266168E"/>
     <w:multiLevelType w:val="hybridMultilevel"/>
     <w:tmpl w:val="163AFB96"/>
@@ -29133,7 +29471,7 @@
       </w:rPr>
     </w:lvl>
   </w:abstractNum>
-  <w:abstractNum w:abstractNumId="100" w15:restartNumberingAfterBreak="0">
+  <w:abstractNum w:abstractNumId="101" w15:restartNumberingAfterBreak="0">
     <w:nsid w:val="743E3484"/>
     <w:multiLevelType w:val="hybridMultilevel"/>
     <w:tmpl w:val="F148EE2C"/>
@@ -29246,7 +29584,7 @@
       </w:rPr>
     </w:lvl>
   </w:abstractNum>
-  <w:abstractNum w:abstractNumId="101" w15:restartNumberingAfterBreak="0">
+  <w:abstractNum w:abstractNumId="102" w15:restartNumberingAfterBreak="0">
     <w:nsid w:val="777C1D77"/>
     <w:multiLevelType w:val="hybridMultilevel"/>
     <w:tmpl w:val="2D0210B8"/>
@@ -29358,7 +29696,7 @@
       </w:rPr>
     </w:lvl>
   </w:abstractNum>
-  <w:abstractNum w:abstractNumId="102" w15:restartNumberingAfterBreak="0">
+  <w:abstractNum w:abstractNumId="103" w15:restartNumberingAfterBreak="0">
     <w:nsid w:val="79033895"/>
     <w:multiLevelType w:val="hybridMultilevel"/>
     <w:tmpl w:val="D0EC68D0"/>
@@ -29470,7 +29808,7 @@
       </w:rPr>
     </w:lvl>
   </w:abstractNum>
-  <w:abstractNum w:abstractNumId="103" w15:restartNumberingAfterBreak="0">
+  <w:abstractNum w:abstractNumId="104" w15:restartNumberingAfterBreak="0">
     <w:nsid w:val="79254661"/>
     <w:multiLevelType w:val="multilevel"/>
     <w:tmpl w:val="577EED92"/>
@@ -29619,7 +29957,7 @@
       </w:rPr>
     </w:lvl>
   </w:abstractNum>
-  <w:abstractNum w:abstractNumId="104" w15:restartNumberingAfterBreak="0">
+  <w:abstractNum w:abstractNumId="105" w15:restartNumberingAfterBreak="0">
     <w:nsid w:val="7A8751EA"/>
     <w:multiLevelType w:val="multilevel"/>
     <w:tmpl w:val="ADFE54B8"/>
@@ -29768,7 +30106,7 @@
       </w:rPr>
     </w:lvl>
   </w:abstractNum>
-  <w:abstractNum w:abstractNumId="105" w15:restartNumberingAfterBreak="0">
+  <w:abstractNum w:abstractNumId="106" w15:restartNumberingAfterBreak="0">
     <w:nsid w:val="7BB76968"/>
     <w:multiLevelType w:val="hybridMultilevel"/>
     <w:tmpl w:val="F1945E5E"/>
@@ -29880,7 +30218,7 @@
       </w:rPr>
     </w:lvl>
   </w:abstractNum>
-  <w:abstractNum w:abstractNumId="106" w15:restartNumberingAfterBreak="0">
+  <w:abstractNum w:abstractNumId="107" w15:restartNumberingAfterBreak="0">
     <w:nsid w:val="7D0F73BE"/>
     <w:multiLevelType w:val="multilevel"/>
     <w:tmpl w:val="283CE29A"/>
@@ -30029,7 +30367,7 @@
       </w:rPr>
     </w:lvl>
   </w:abstractNum>
-  <w:abstractNum w:abstractNumId="107" w15:restartNumberingAfterBreak="0">
+  <w:abstractNum w:abstractNumId="108" w15:restartNumberingAfterBreak="0">
     <w:nsid w:val="7E1427B3"/>
     <w:multiLevelType w:val="multilevel"/>
     <w:tmpl w:val="760E8CDE"/>
@@ -30191,7 +30529,7 @@
     <w:abstractNumId w:val="27"/>
   </w:num>
   <w:num w:numId="5" w16cid:durableId="1356880465">
-    <w:abstractNumId w:val="103"/>
+    <w:abstractNumId w:val="104"/>
   </w:num>
   <w:num w:numId="6" w16cid:durableId="1210613002">
     <w:abstractNumId w:val="19"/>
@@ -30203,13 +30541,13 @@
     <w:abstractNumId w:val="35"/>
   </w:num>
   <w:num w:numId="9" w16cid:durableId="523247384">
-    <w:abstractNumId w:val="95"/>
+    <w:abstractNumId w:val="96"/>
   </w:num>
   <w:num w:numId="10" w16cid:durableId="261114341">
     <w:abstractNumId w:val="15"/>
   </w:num>
   <w:num w:numId="11" w16cid:durableId="987244375">
-    <w:abstractNumId w:val="104"/>
+    <w:abstractNumId w:val="105"/>
   </w:num>
   <w:num w:numId="12" w16cid:durableId="1765805581">
     <w:abstractNumId w:val="9"/>
@@ -30257,7 +30595,7 @@
     <w:abstractNumId w:val="23"/>
   </w:num>
   <w:num w:numId="27" w16cid:durableId="827793205">
-    <w:abstractNumId w:val="100"/>
+    <w:abstractNumId w:val="101"/>
   </w:num>
   <w:num w:numId="28" w16cid:durableId="1275989163">
     <w:abstractNumId w:val="51"/>
@@ -30296,10 +30634,10 @@
     <w:abstractNumId w:val="18"/>
   </w:num>
   <w:num w:numId="40" w16cid:durableId="1202018679">
-    <w:abstractNumId w:val="99"/>
+    <w:abstractNumId w:val="100"/>
   </w:num>
   <w:num w:numId="41" w16cid:durableId="696003112">
-    <w:abstractNumId w:val="105"/>
+    <w:abstractNumId w:val="106"/>
   </w:num>
   <w:num w:numId="42" w16cid:durableId="1488278798">
     <w:abstractNumId w:val="60"/>
@@ -30353,7 +30691,7 @@
     <w:abstractNumId w:val="47"/>
   </w:num>
   <w:num w:numId="59" w16cid:durableId="1891763306">
-    <w:abstractNumId w:val="101"/>
+    <w:abstractNumId w:val="102"/>
   </w:num>
   <w:num w:numId="60" w16cid:durableId="252595352">
     <w:abstractNumId w:val="36"/>
@@ -30389,10 +30727,10 @@
     <w:abstractNumId w:val="10"/>
   </w:num>
   <w:num w:numId="71" w16cid:durableId="389354266">
-    <w:abstractNumId w:val="98"/>
+    <w:abstractNumId w:val="99"/>
   </w:num>
   <w:num w:numId="72" w16cid:durableId="1195070258">
-    <w:abstractNumId w:val="96"/>
+    <w:abstractNumId w:val="97"/>
   </w:num>
   <w:num w:numId="73" w16cid:durableId="1972049655">
     <w:abstractNumId w:val="50"/>
@@ -30410,7 +30748,7 @@
     <w:abstractNumId w:val="75"/>
   </w:num>
   <w:num w:numId="78" w16cid:durableId="1134832258">
-    <w:abstractNumId w:val="102"/>
+    <w:abstractNumId w:val="103"/>
   </w:num>
   <w:num w:numId="79" w16cid:durableId="1911575055">
     <w:abstractNumId w:val="52"/>
@@ -30428,7 +30766,7 @@
     <w:abstractNumId w:val="37"/>
   </w:num>
   <w:num w:numId="84" w16cid:durableId="931205951">
-    <w:abstractNumId w:val="94"/>
+    <w:abstractNumId w:val="95"/>
   </w:num>
   <w:num w:numId="85" w16cid:durableId="1261450898">
     <w:abstractNumId w:val="0"/>
@@ -30452,19 +30790,19 @@
     <w:abstractNumId w:val="48"/>
   </w:num>
   <w:num w:numId="92" w16cid:durableId="1194732434">
-    <w:abstractNumId w:val="97"/>
+    <w:abstractNumId w:val="98"/>
   </w:num>
   <w:num w:numId="93" w16cid:durableId="1126509868">
     <w:abstractNumId w:val="41"/>
   </w:num>
   <w:num w:numId="94" w16cid:durableId="1586915427">
-    <w:abstractNumId w:val="107"/>
+    <w:abstractNumId w:val="108"/>
   </w:num>
   <w:num w:numId="95" w16cid:durableId="1985424155">
     <w:abstractNumId w:val="66"/>
   </w:num>
   <w:num w:numId="96" w16cid:durableId="1503928418">
-    <w:abstractNumId w:val="106"/>
+    <w:abstractNumId w:val="107"/>
   </w:num>
   <w:num w:numId="97" w16cid:durableId="1523935396">
     <w:abstractNumId w:val="33"/>
@@ -30501,6 +30839,9 @@
   </w:num>
   <w:num w:numId="108" w16cid:durableId="590892086">
     <w:abstractNumId w:val="54"/>
+  </w:num>
+  <w:num w:numId="109" w16cid:durableId="357900316">
+    <w:abstractNumId w:val="94"/>
   </w:num>
   <w:numIdMacAtCleanup w:val="102"/>
 </w:numbering>

--- a/documents/docx/Prompts.docx
+++ b/documents/docx/Prompts.docx
@@ -16822,8 +16822,14 @@
       <w:pPr>
         <w:spacing w:after="0" w:line="240" w:lineRule="auto"/>
         <w:ind w:left="360"/>
-      </w:pPr>
-      <w:r>
+        <w:rPr>
+          <w:highlight w:val="yellow"/>
+        </w:rPr>
+      </w:pPr>
+      <w:r>
+        <w:rPr>
+          <w:highlight w:val="yellow"/>
+        </w:rPr>
         <w:t>Please conduct a thorough review of the entire project codebase, including all HTML, CSS, JavaScript, assets, configuration files, internal links, navigation elements, and page structures.</w:t>
       </w:r>
     </w:p>
@@ -16833,15 +16839,21 @@
         <w:ind w:left="360"/>
       </w:pPr>
       <w:r>
+        <w:rPr>
+          <w:highlight w:val="yellow"/>
+        </w:rPr>
         <w:t>The purpose of this review is to identify and document any discrepancies, inconsistencies, broken links, duplicated or unused code, styling conflicts, layout issues, responsiveness problems, accessibility gaps, multilingual inconsistencies, naming inconsistencies, missing assets, incorrect file paths, and any other technical or UI/UX issues that may affect the quality, maintainability, or user experience of the website.</w:t>
       </w:r>
-    </w:p>
-    <w:p>
-      <w:pPr>
-        <w:spacing w:after="0" w:line="240" w:lineRule="auto"/>
-        <w:ind w:left="360"/>
-      </w:pPr>
-      <w:r>
+      <w:r>
+        <w:rPr>
+          <w:highlight w:val="yellow"/>
+        </w:rPr>
+        <w:t xml:space="preserve"> </w:t>
+      </w:r>
+      <w:r>
+        <w:rPr>
+          <w:highlight w:val="yellow"/>
+        </w:rPr>
         <w:t>Please provide a clear report of all identified issues, grouped by category, and include specific recommendations for how each issue should be corrected.</w:t>
       </w:r>
     </w:p>
@@ -16987,13 +16999,160 @@
       <w:pPr>
         <w:spacing w:after="0" w:line="240" w:lineRule="auto"/>
         <w:ind w:left="360"/>
+      </w:pPr>
+      <w:r>
+        <w:t>I need your recommendation on how to organize all Forum 2024-related content and functionality in the website menu. Specifically, I would like to place these items under the top-level menu item ‘Forum 2024’, using a hierarchical submenu structure with multiple levels where appropriate. Please suggest the most logical, intuitive, and user-friendly menu architecture.</w:t>
+      </w:r>
+    </w:p>
+    <w:p>
+      <w:pPr>
+        <w:pBdr>
+          <w:bottom w:val="single" w:sz="6" w:space="1" w:color="auto"/>
+        </w:pBdr>
+        <w:spacing w:after="0" w:line="240" w:lineRule="auto"/>
+        <w:ind w:left="360"/>
+      </w:pPr>
+    </w:p>
+    <w:p>
+      <w:pPr>
+        <w:spacing w:after="0" w:line="240" w:lineRule="auto"/>
+        <w:ind w:left="360"/>
+      </w:pPr>
+    </w:p>
+    <w:p>
+      <w:pPr>
+        <w:spacing w:after="0" w:line="240" w:lineRule="auto"/>
+        <w:ind w:left="360"/>
+      </w:pPr>
+      <w:r>
+        <w:lastRenderedPageBreak/>
+        <w:t>Some pages currently include in-page navigation bars. Please review whether these are still necessary, especially where the same or equivalent navigation functionality is already available through the main menu items.</w:t>
+      </w:r>
+    </w:p>
+    <w:p>
+      <w:pPr>
+        <w:spacing w:after="0" w:line="240" w:lineRule="auto"/>
+        <w:ind w:left="360"/>
+      </w:pPr>
+    </w:p>
+    <w:p>
+      <w:pPr>
+        <w:spacing w:after="0" w:line="240" w:lineRule="auto"/>
+        <w:ind w:left="360"/>
+      </w:pPr>
+      <w:r>
+        <w:t>If the in-page navigation bars duplicate the main menu functionality, consider removing them to avoid redundancy, improve usability, and keep the page layout cleaner.</w:t>
+      </w:r>
+    </w:p>
+    <w:p>
+      <w:pPr>
+        <w:pBdr>
+          <w:bottom w:val="single" w:sz="6" w:space="1" w:color="auto"/>
+        </w:pBdr>
+        <w:spacing w:after="0" w:line="240" w:lineRule="auto"/>
+        <w:ind w:left="360"/>
         <w:rPr>
           <w:lang w:val="az-Latn-AZ"/>
         </w:rPr>
       </w:pPr>
-      <w:r>
-        <w:t>I need your recommendation on how to organize all Forum 2024-related content and functionality in the website menu. Specifically, I would like to place these items under the top-level menu item ‘Forum 2024’, using a hierarchical submenu structure with multiple levels where appropriate. Please suggest the most logical, intuitive, and user-friendly menu architecture.</w:t>
-      </w:r>
+    </w:p>
+    <w:p>
+      <w:pPr>
+        <w:spacing w:after="0" w:line="240" w:lineRule="auto"/>
+        <w:ind w:left="360"/>
+        <w:rPr>
+          <w:lang w:val="az-Latn-AZ"/>
+        </w:rPr>
+      </w:pPr>
+    </w:p>
+    <w:p>
+      <w:pPr>
+        <w:spacing w:after="0" w:line="240" w:lineRule="auto"/>
+        <w:ind w:left="360"/>
+      </w:pPr>
+      <w:r>
+        <w:t xml:space="preserve">Currently, when the </w:t>
+      </w:r>
+      <w:r>
+        <w:rPr>
+          <w:b/>
+          <w:bCs/>
+        </w:rPr>
+        <w:t>“Forum 2024”</w:t>
+      </w:r>
+      <w:r>
+        <w:t xml:space="preserve"> menu item is clicked, all submenu items, including their nested submenu items, are displayed at once.</w:t>
+      </w:r>
+    </w:p>
+    <w:p>
+      <w:pPr>
+        <w:spacing w:after="0" w:line="240" w:lineRule="auto"/>
+        <w:ind w:left="360"/>
+      </w:pPr>
+      <w:r>
+        <w:t xml:space="preserve">Please adjust this behavior so that clicking </w:t>
+      </w:r>
+      <w:r>
+        <w:rPr>
+          <w:b/>
+          <w:bCs/>
+        </w:rPr>
+        <w:t>“Forum 2024”</w:t>
+      </w:r>
+      <w:r>
+        <w:t xml:space="preserve"> initially displays only the first-level submenu items. Nested submenu items should appear only when the user hovers over or clicks the corresponding first-level submenu item.</w:t>
+      </w:r>
+    </w:p>
+    <w:p>
+      <w:pPr>
+        <w:spacing w:after="0" w:line="240" w:lineRule="auto"/>
+        <w:ind w:left="360"/>
+      </w:pPr>
+      <w:r>
+        <w:t>This will make the menu cleaner, easier to navigate, and more consistent with standard hierarchical navigation behavior.</w:t>
+      </w:r>
+    </w:p>
+    <w:p>
+      <w:pPr>
+        <w:spacing w:after="0" w:line="240" w:lineRule="auto"/>
+        <w:ind w:left="360"/>
+      </w:pPr>
+    </w:p>
+    <w:p>
+      <w:pPr>
+        <w:spacing w:after="0" w:line="240" w:lineRule="auto"/>
+        <w:ind w:left="360"/>
+      </w:pPr>
+      <w:r>
+        <w:t>Ensure that this menu behavior is properly adapted for mobile devices and that responsive design principles are fully followed.</w:t>
+      </w:r>
+    </w:p>
+    <w:p>
+      <w:pPr>
+        <w:spacing w:after="0" w:line="240" w:lineRule="auto"/>
+        <w:ind w:left="360"/>
+      </w:pPr>
+      <w:r>
+        <w:t>On mobile screens, the submenu hierarchy should remain clear and easy to use. First-level submenu items should be displayed first, while nested submenu items should expand only when the corresponding parent item is tapped.</w:t>
+      </w:r>
+    </w:p>
+    <w:p>
+      <w:pPr>
+        <w:spacing w:after="0" w:line="240" w:lineRule="auto"/>
+        <w:ind w:left="360"/>
+      </w:pPr>
+      <w:r>
+        <w:t>Please make sure the implementation works smoothly across desktop, tablet, and mobile devices.</w:t>
+      </w:r>
+    </w:p>
+    <w:p>
+      <w:pPr>
+        <w:spacing w:after="0" w:line="240" w:lineRule="auto"/>
+        <w:ind w:left="360"/>
+        <w:rPr>
+          <w:lang w:val="az-Latn-AZ"/>
+        </w:rPr>
+      </w:pPr>
     </w:p>
     <w:sectPr>
       <w:pgSz w:w="12240" w:h="15840"/>

--- a/documents/docx/Prompts.docx
+++ b/documents/docx/Prompts.docx
@@ -17147,12 +17147,1808 @@
     </w:p>
     <w:p>
       <w:pPr>
+        <w:pBdr>
+          <w:bottom w:val="single" w:sz="6" w:space="1" w:color="auto"/>
+        </w:pBdr>
         <w:spacing w:after="0" w:line="240" w:lineRule="auto"/>
         <w:ind w:left="360"/>
         <w:rPr>
           <w:lang w:val="az-Latn-AZ"/>
         </w:rPr>
       </w:pPr>
+    </w:p>
+    <w:p>
+      <w:pPr>
+        <w:spacing w:after="0" w:line="240" w:lineRule="auto"/>
+        <w:ind w:left="360"/>
+        <w:rPr>
+          <w:lang w:val="az-Latn-AZ"/>
+        </w:rPr>
+      </w:pPr>
+    </w:p>
+    <w:p>
+      <w:pPr>
+        <w:spacing w:after="0" w:line="240" w:lineRule="auto"/>
+        <w:ind w:left="360"/>
+      </w:pPr>
+      <w:r>
+        <w:t xml:space="preserve">Build a comprehensive Microsoft Word document about </w:t>
+      </w:r>
+      <w:r>
+        <w:rPr>
+          <w:b/>
+          <w:bCs/>
+        </w:rPr>
+        <w:t>all four Industrial Revolutions</w:t>
+      </w:r>
+      <w:r>
+        <w:t>.</w:t>
+      </w:r>
+    </w:p>
+    <w:p>
+      <w:pPr>
+        <w:spacing w:after="0" w:line="240" w:lineRule="auto"/>
+        <w:ind w:left="360"/>
+      </w:pPr>
+      <w:r>
+        <w:t xml:space="preserve">The document should describe each Industrial Revolution in detail, using </w:t>
+      </w:r>
+      <w:r>
+        <w:rPr>
+          <w:b/>
+          <w:bCs/>
+        </w:rPr>
+        <w:t>simple, clear, and accessible language</w:t>
+      </w:r>
+      <w:r>
+        <w:t xml:space="preserve"> suitable for a broad audience.</w:t>
+      </w:r>
+    </w:p>
+    <w:p>
+      <w:pPr>
+        <w:spacing w:after="0" w:line="240" w:lineRule="auto"/>
+        <w:ind w:left="360"/>
+      </w:pPr>
+      <w:r>
+        <w:t>Please ensure that the document includes:</w:t>
+      </w:r>
+    </w:p>
+    <w:p>
+      <w:pPr>
+        <w:numPr>
+          <w:ilvl w:val="0"/>
+          <w:numId w:val="110"/>
+        </w:numPr>
+        <w:spacing w:after="0" w:line="240" w:lineRule="auto"/>
+      </w:pPr>
+      <w:r>
+        <w:t xml:space="preserve">A clear introduction explaining what an Industrial Revolution means. </w:t>
+      </w:r>
+    </w:p>
+    <w:p>
+      <w:pPr>
+        <w:numPr>
+          <w:ilvl w:val="0"/>
+          <w:numId w:val="110"/>
+        </w:numPr>
+        <w:spacing w:after="0" w:line="240" w:lineRule="auto"/>
+      </w:pPr>
+      <w:r>
+        <w:t xml:space="preserve">A detailed section on the </w:t>
+      </w:r>
+      <w:r>
+        <w:rPr>
+          <w:b/>
+          <w:bCs/>
+        </w:rPr>
+        <w:t>First Industrial Revolution</w:t>
+      </w:r>
+      <w:r>
+        <w:t xml:space="preserve">, including: </w:t>
+      </w:r>
+    </w:p>
+    <w:p>
+      <w:pPr>
+        <w:numPr>
+          <w:ilvl w:val="1"/>
+          <w:numId w:val="110"/>
+        </w:numPr>
+        <w:spacing w:after="0" w:line="240" w:lineRule="auto"/>
+      </w:pPr>
+      <w:r>
+        <w:t xml:space="preserve">historical period </w:t>
+      </w:r>
+    </w:p>
+    <w:p>
+      <w:pPr>
+        <w:numPr>
+          <w:ilvl w:val="1"/>
+          <w:numId w:val="110"/>
+        </w:numPr>
+        <w:spacing w:after="0" w:line="240" w:lineRule="auto"/>
+      </w:pPr>
+      <w:r>
+        <w:t xml:space="preserve">main causes </w:t>
+      </w:r>
+    </w:p>
+    <w:p>
+      <w:pPr>
+        <w:numPr>
+          <w:ilvl w:val="1"/>
+          <w:numId w:val="110"/>
+        </w:numPr>
+        <w:spacing w:after="0" w:line="240" w:lineRule="auto"/>
+      </w:pPr>
+      <w:r>
+        <w:t xml:space="preserve">key inventions </w:t>
+      </w:r>
+    </w:p>
+    <w:p>
+      <w:pPr>
+        <w:numPr>
+          <w:ilvl w:val="1"/>
+          <w:numId w:val="110"/>
+        </w:numPr>
+        <w:spacing w:after="0" w:line="240" w:lineRule="auto"/>
+      </w:pPr>
+      <w:r>
+        <w:t xml:space="preserve">steam power </w:t>
+      </w:r>
+    </w:p>
+    <w:p>
+      <w:pPr>
+        <w:numPr>
+          <w:ilvl w:val="1"/>
+          <w:numId w:val="110"/>
+        </w:numPr>
+        <w:spacing w:after="0" w:line="240" w:lineRule="auto"/>
+      </w:pPr>
+      <w:r>
+        <w:t xml:space="preserve">textile production </w:t>
+      </w:r>
+    </w:p>
+    <w:p>
+      <w:pPr>
+        <w:numPr>
+          <w:ilvl w:val="1"/>
+          <w:numId w:val="110"/>
+        </w:numPr>
+        <w:spacing w:after="0" w:line="240" w:lineRule="auto"/>
+      </w:pPr>
+      <w:r>
+        <w:t xml:space="preserve">coal and iron industries </w:t>
+      </w:r>
+    </w:p>
+    <w:p>
+      <w:pPr>
+        <w:numPr>
+          <w:ilvl w:val="1"/>
+          <w:numId w:val="110"/>
+        </w:numPr>
+        <w:spacing w:after="0" w:line="240" w:lineRule="auto"/>
+      </w:pPr>
+      <w:r>
+        <w:t xml:space="preserve">changes in agriculture, transport, and society </w:t>
+      </w:r>
+    </w:p>
+    <w:p>
+      <w:pPr>
+        <w:numPr>
+          <w:ilvl w:val="0"/>
+          <w:numId w:val="110"/>
+        </w:numPr>
+        <w:spacing w:after="0" w:line="240" w:lineRule="auto"/>
+      </w:pPr>
+      <w:r>
+        <w:t xml:space="preserve">A detailed section on the </w:t>
+      </w:r>
+      <w:r>
+        <w:rPr>
+          <w:b/>
+          <w:bCs/>
+        </w:rPr>
+        <w:t>Second Industrial Revolution</w:t>
+      </w:r>
+      <w:r>
+        <w:t xml:space="preserve">, including: </w:t>
+      </w:r>
+    </w:p>
+    <w:p>
+      <w:pPr>
+        <w:numPr>
+          <w:ilvl w:val="1"/>
+          <w:numId w:val="110"/>
+        </w:numPr>
+        <w:spacing w:after="0" w:line="240" w:lineRule="auto"/>
+      </w:pPr>
+      <w:r>
+        <w:t xml:space="preserve">historical period </w:t>
+      </w:r>
+    </w:p>
+    <w:p>
+      <w:pPr>
+        <w:numPr>
+          <w:ilvl w:val="1"/>
+          <w:numId w:val="110"/>
+        </w:numPr>
+        <w:spacing w:after="0" w:line="240" w:lineRule="auto"/>
+      </w:pPr>
+      <w:r>
+        <w:t xml:space="preserve">electricity </w:t>
+      </w:r>
+    </w:p>
+    <w:p>
+      <w:pPr>
+        <w:numPr>
+          <w:ilvl w:val="1"/>
+          <w:numId w:val="110"/>
+        </w:numPr>
+        <w:spacing w:after="0" w:line="240" w:lineRule="auto"/>
+      </w:pPr>
+      <w:r>
+        <w:t xml:space="preserve">mass production </w:t>
+      </w:r>
+    </w:p>
+    <w:p>
+      <w:pPr>
+        <w:numPr>
+          <w:ilvl w:val="1"/>
+          <w:numId w:val="110"/>
+        </w:numPr>
+        <w:spacing w:after="0" w:line="240" w:lineRule="auto"/>
+      </w:pPr>
+      <w:r>
+        <w:t xml:space="preserve">steel, chemicals, and oil industries </w:t>
+      </w:r>
+    </w:p>
+    <w:p>
+      <w:pPr>
+        <w:numPr>
+          <w:ilvl w:val="1"/>
+          <w:numId w:val="110"/>
+        </w:numPr>
+        <w:spacing w:after="0" w:line="240" w:lineRule="auto"/>
+      </w:pPr>
+      <w:r>
+        <w:t xml:space="preserve">railways, telegraph, telephone, and communication </w:t>
+      </w:r>
+    </w:p>
+    <w:p>
+      <w:pPr>
+        <w:numPr>
+          <w:ilvl w:val="1"/>
+          <w:numId w:val="110"/>
+        </w:numPr>
+        <w:spacing w:after="0" w:line="240" w:lineRule="auto"/>
+      </w:pPr>
+      <w:r>
+        <w:t xml:space="preserve">factories, urbanization, and global trade </w:t>
+      </w:r>
+    </w:p>
+    <w:p>
+      <w:pPr>
+        <w:numPr>
+          <w:ilvl w:val="0"/>
+          <w:numId w:val="110"/>
+        </w:numPr>
+        <w:spacing w:after="0" w:line="240" w:lineRule="auto"/>
+      </w:pPr>
+      <w:r>
+        <w:t xml:space="preserve">A detailed section on the </w:t>
+      </w:r>
+      <w:r>
+        <w:rPr>
+          <w:b/>
+          <w:bCs/>
+        </w:rPr>
+        <w:t>Third Industrial Revolution</w:t>
+      </w:r>
+      <w:r>
+        <w:t xml:space="preserve">, including: </w:t>
+      </w:r>
+    </w:p>
+    <w:p>
+      <w:pPr>
+        <w:numPr>
+          <w:ilvl w:val="1"/>
+          <w:numId w:val="110"/>
+        </w:numPr>
+        <w:spacing w:after="0" w:line="240" w:lineRule="auto"/>
+      </w:pPr>
+      <w:r>
+        <w:t xml:space="preserve">historical period </w:t>
+      </w:r>
+    </w:p>
+    <w:p>
+      <w:pPr>
+        <w:numPr>
+          <w:ilvl w:val="1"/>
+          <w:numId w:val="110"/>
+        </w:numPr>
+        <w:spacing w:after="0" w:line="240" w:lineRule="auto"/>
+      </w:pPr>
+      <w:r>
+        <w:t xml:space="preserve">electronics </w:t>
+      </w:r>
+    </w:p>
+    <w:p>
+      <w:pPr>
+        <w:numPr>
+          <w:ilvl w:val="1"/>
+          <w:numId w:val="110"/>
+        </w:numPr>
+        <w:spacing w:after="0" w:line="240" w:lineRule="auto"/>
+      </w:pPr>
+      <w:r>
+        <w:t xml:space="preserve">computers </w:t>
+      </w:r>
+    </w:p>
+    <w:p>
+      <w:pPr>
+        <w:numPr>
+          <w:ilvl w:val="1"/>
+          <w:numId w:val="110"/>
+        </w:numPr>
+        <w:spacing w:after="0" w:line="240" w:lineRule="auto"/>
+      </w:pPr>
+      <w:r>
+        <w:lastRenderedPageBreak/>
+        <w:t xml:space="preserve">automation </w:t>
+      </w:r>
+    </w:p>
+    <w:p>
+      <w:pPr>
+        <w:numPr>
+          <w:ilvl w:val="1"/>
+          <w:numId w:val="110"/>
+        </w:numPr>
+        <w:spacing w:after="0" w:line="240" w:lineRule="auto"/>
+      </w:pPr>
+      <w:r>
+        <w:t xml:space="preserve">the internet </w:t>
+      </w:r>
+    </w:p>
+    <w:p>
+      <w:pPr>
+        <w:numPr>
+          <w:ilvl w:val="1"/>
+          <w:numId w:val="110"/>
+        </w:numPr>
+        <w:spacing w:after="0" w:line="240" w:lineRule="auto"/>
+      </w:pPr>
+      <w:r>
+        <w:t xml:space="preserve">information technologies </w:t>
+      </w:r>
+    </w:p>
+    <w:p>
+      <w:pPr>
+        <w:numPr>
+          <w:ilvl w:val="1"/>
+          <w:numId w:val="110"/>
+        </w:numPr>
+        <w:spacing w:after="0" w:line="240" w:lineRule="auto"/>
+      </w:pPr>
+      <w:r>
+        <w:t xml:space="preserve">digital communication and globalization </w:t>
+      </w:r>
+    </w:p>
+    <w:p>
+      <w:pPr>
+        <w:numPr>
+          <w:ilvl w:val="0"/>
+          <w:numId w:val="110"/>
+        </w:numPr>
+        <w:spacing w:after="0" w:line="240" w:lineRule="auto"/>
+      </w:pPr>
+      <w:r>
+        <w:t xml:space="preserve">A detailed section on the </w:t>
+      </w:r>
+      <w:r>
+        <w:rPr>
+          <w:b/>
+          <w:bCs/>
+        </w:rPr>
+        <w:t>Fourth Industrial Revolution</w:t>
+      </w:r>
+      <w:r>
+        <w:t xml:space="preserve">, including: </w:t>
+      </w:r>
+    </w:p>
+    <w:p>
+      <w:pPr>
+        <w:numPr>
+          <w:ilvl w:val="1"/>
+          <w:numId w:val="110"/>
+        </w:numPr>
+        <w:spacing w:after="0" w:line="240" w:lineRule="auto"/>
+      </w:pPr>
+      <w:r>
+        <w:t xml:space="preserve">artificial intelligence </w:t>
+      </w:r>
+    </w:p>
+    <w:p>
+      <w:pPr>
+        <w:numPr>
+          <w:ilvl w:val="1"/>
+          <w:numId w:val="110"/>
+        </w:numPr>
+        <w:spacing w:after="0" w:line="240" w:lineRule="auto"/>
+      </w:pPr>
+      <w:r>
+        <w:t xml:space="preserve">machine learning </w:t>
+      </w:r>
+    </w:p>
+    <w:p>
+      <w:pPr>
+        <w:numPr>
+          <w:ilvl w:val="1"/>
+          <w:numId w:val="110"/>
+        </w:numPr>
+        <w:spacing w:after="0" w:line="240" w:lineRule="auto"/>
+      </w:pPr>
+      <w:r>
+        <w:t xml:space="preserve">big data </w:t>
+      </w:r>
+    </w:p>
+    <w:p>
+      <w:pPr>
+        <w:numPr>
+          <w:ilvl w:val="1"/>
+          <w:numId w:val="110"/>
+        </w:numPr>
+        <w:spacing w:after="0" w:line="240" w:lineRule="auto"/>
+      </w:pPr>
+      <w:r>
+        <w:t xml:space="preserve">Internet of Things </w:t>
+      </w:r>
+    </w:p>
+    <w:p>
+      <w:pPr>
+        <w:numPr>
+          <w:ilvl w:val="1"/>
+          <w:numId w:val="110"/>
+        </w:numPr>
+        <w:spacing w:after="0" w:line="240" w:lineRule="auto"/>
+      </w:pPr>
+      <w:r>
+        <w:t xml:space="preserve">robotics </w:t>
+      </w:r>
+    </w:p>
+    <w:p>
+      <w:pPr>
+        <w:numPr>
+          <w:ilvl w:val="1"/>
+          <w:numId w:val="110"/>
+        </w:numPr>
+        <w:spacing w:after="0" w:line="240" w:lineRule="auto"/>
+      </w:pPr>
+      <w:r>
+        <w:t xml:space="preserve">cloud computing </w:t>
+      </w:r>
+    </w:p>
+    <w:p>
+      <w:pPr>
+        <w:numPr>
+          <w:ilvl w:val="1"/>
+          <w:numId w:val="110"/>
+        </w:numPr>
+        <w:spacing w:after="0" w:line="240" w:lineRule="auto"/>
+      </w:pPr>
+      <w:r>
+        <w:t xml:space="preserve">cybersecurity </w:t>
+      </w:r>
+    </w:p>
+    <w:p>
+      <w:pPr>
+        <w:numPr>
+          <w:ilvl w:val="1"/>
+          <w:numId w:val="110"/>
+        </w:numPr>
+        <w:spacing w:after="0" w:line="240" w:lineRule="auto"/>
+      </w:pPr>
+      <w:r>
+        <w:t xml:space="preserve">blockchain </w:t>
+      </w:r>
+    </w:p>
+    <w:p>
+      <w:pPr>
+        <w:numPr>
+          <w:ilvl w:val="1"/>
+          <w:numId w:val="110"/>
+        </w:numPr>
+        <w:spacing w:after="0" w:line="240" w:lineRule="auto"/>
+      </w:pPr>
+      <w:r>
+        <w:t xml:space="preserve">3D printing </w:t>
+      </w:r>
+    </w:p>
+    <w:p>
+      <w:pPr>
+        <w:numPr>
+          <w:ilvl w:val="1"/>
+          <w:numId w:val="110"/>
+        </w:numPr>
+        <w:spacing w:after="0" w:line="240" w:lineRule="auto"/>
+      </w:pPr>
+      <w:r>
+        <w:t xml:space="preserve">biotechnology </w:t>
+      </w:r>
+    </w:p>
+    <w:p>
+      <w:pPr>
+        <w:numPr>
+          <w:ilvl w:val="1"/>
+          <w:numId w:val="110"/>
+        </w:numPr>
+        <w:spacing w:after="0" w:line="240" w:lineRule="auto"/>
+      </w:pPr>
+      <w:r>
+        <w:t xml:space="preserve">nanotechnology </w:t>
+      </w:r>
+    </w:p>
+    <w:p>
+      <w:pPr>
+        <w:numPr>
+          <w:ilvl w:val="1"/>
+          <w:numId w:val="110"/>
+        </w:numPr>
+        <w:spacing w:after="0" w:line="240" w:lineRule="auto"/>
+      </w:pPr>
+      <w:r>
+        <w:t xml:space="preserve">smart factories and autonomous systems </w:t>
+      </w:r>
+    </w:p>
+    <w:p>
+      <w:pPr>
+        <w:numPr>
+          <w:ilvl w:val="0"/>
+          <w:numId w:val="110"/>
+        </w:numPr>
+        <w:spacing w:after="0" w:line="240" w:lineRule="auto"/>
+      </w:pPr>
+      <w:r>
+        <w:t xml:space="preserve">A comparison of the four Industrial Revolutions, showing their main technologies, energy sources, economic effects, social changes, and global impact. </w:t>
+      </w:r>
+    </w:p>
+    <w:p>
+      <w:pPr>
+        <w:numPr>
+          <w:ilvl w:val="0"/>
+          <w:numId w:val="110"/>
+        </w:numPr>
+        <w:spacing w:after="0" w:line="240" w:lineRule="auto"/>
+      </w:pPr>
+      <w:r>
+        <w:t xml:space="preserve">Real-world examples showing how each revolution changed people’s daily lives, work, education, industry, transport, healthcare, communication, and science. </w:t>
+      </w:r>
+    </w:p>
+    <w:p>
+      <w:pPr>
+        <w:numPr>
+          <w:ilvl w:val="0"/>
+          <w:numId w:val="110"/>
+        </w:numPr>
+        <w:spacing w:after="0" w:line="240" w:lineRule="auto"/>
+      </w:pPr>
+      <w:r>
+        <w:t xml:space="preserve">A discussion of the benefits, risks, challenges, and ethical questions connected with industrial revolutions, especially the Fourth Industrial Revolution. </w:t>
+      </w:r>
+    </w:p>
+    <w:p>
+      <w:pPr>
+        <w:numPr>
+          <w:ilvl w:val="0"/>
+          <w:numId w:val="110"/>
+        </w:numPr>
+        <w:spacing w:after="0" w:line="240" w:lineRule="auto"/>
+      </w:pPr>
+      <w:r>
+        <w:t xml:space="preserve">Relevant images, diagrams, charts, timelines, and tables wherever they help explain the topic more clearly. </w:t>
+      </w:r>
+    </w:p>
+    <w:p>
+      <w:pPr>
+        <w:numPr>
+          <w:ilvl w:val="0"/>
+          <w:numId w:val="110"/>
+        </w:numPr>
+        <w:spacing w:after="0" w:line="240" w:lineRule="auto"/>
+      </w:pPr>
+      <w:r>
+        <w:t xml:space="preserve">Captions for all images and visuals. </w:t>
+      </w:r>
+    </w:p>
+    <w:p>
+      <w:pPr>
+        <w:numPr>
+          <w:ilvl w:val="0"/>
+          <w:numId w:val="110"/>
+        </w:numPr>
+        <w:spacing w:after="0" w:line="240" w:lineRule="auto"/>
+      </w:pPr>
+      <w:r>
+        <w:t xml:space="preserve">A final </w:t>
+      </w:r>
+      <w:r>
+        <w:rPr>
+          <w:b/>
+          <w:bCs/>
+        </w:rPr>
+        <w:t>References</w:t>
+      </w:r>
+      <w:r>
+        <w:t xml:space="preserve"> section listing all sources used to prepare the document. </w:t>
+      </w:r>
+    </w:p>
+    <w:p>
+      <w:pPr>
+        <w:spacing w:after="0" w:line="240" w:lineRule="auto"/>
+        <w:ind w:left="360"/>
+      </w:pPr>
+      <w:r>
+        <w:t>The references should include books, articles, reports, websites, images, videos, and other resources used during preparation. Online references should include the title, author or organization where available, publication date where available, and URL.</w:t>
+      </w:r>
+    </w:p>
+    <w:p>
+      <w:pPr>
+        <w:spacing w:after="0" w:line="240" w:lineRule="auto"/>
+        <w:ind w:left="360"/>
+      </w:pPr>
+      <w:r>
+        <w:t>The final Word document should be well-structured, professionally formatted, visually clear, easy to read, and suitable for educational or informational use.</w:t>
+      </w:r>
+    </w:p>
+    <w:p>
+      <w:pPr>
+        <w:spacing w:after="0" w:line="240" w:lineRule="auto"/>
+        <w:ind w:left="360"/>
+        <w:rPr>
+          <w:lang w:val="az-Latn-AZ"/>
+        </w:rPr>
+      </w:pPr>
+    </w:p>
+    <w:p>
+      <w:pPr>
+        <w:pBdr>
+          <w:bottom w:val="single" w:sz="6" w:space="1" w:color="auto"/>
+        </w:pBdr>
+        <w:spacing w:after="0" w:line="240" w:lineRule="auto"/>
+        <w:ind w:left="360"/>
+        <w:rPr>
+          <w:lang w:val="az-Latn-AZ"/>
+        </w:rPr>
+      </w:pPr>
+    </w:p>
+    <w:p>
+      <w:pPr>
+        <w:spacing w:after="0" w:line="240" w:lineRule="auto"/>
+        <w:ind w:left="360"/>
+        <w:rPr>
+          <w:lang w:val="az-Latn-AZ"/>
+        </w:rPr>
+      </w:pPr>
+    </w:p>
+    <w:p>
+      <w:pPr>
+        <w:spacing w:after="0" w:line="240" w:lineRule="auto"/>
+        <w:ind w:left="360"/>
+      </w:pPr>
+      <w:r>
+        <w:t xml:space="preserve">EN: </w:t>
+      </w:r>
+      <w:r>
+        <w:t>A</w:t>
+      </w:r>
+      <w:r>
+        <w:t xml:space="preserve">dd </w:t>
+      </w:r>
+      <w:r>
+        <w:t>this article</w:t>
+      </w:r>
+      <w:r>
+        <w:t xml:space="preserve"> </w:t>
+      </w:r>
+      <w:r>
+        <w:t>to the right panel and locate it on the top</w:t>
+      </w:r>
+      <w:r>
+        <w:t>:</w:t>
+      </w:r>
+    </w:p>
+    <w:p>
+      <w:pPr>
+        <w:spacing w:after="0" w:line="240" w:lineRule="auto"/>
+        <w:ind w:left="360"/>
+      </w:pPr>
+      <w:r>
+        <w:t>"Born in Miyana, Vahid Garuslu writes from personal experience as much as from analysis. Raised with Mugham, the qarmon, and the Lezginka, and shaped by roots in northern Azerbaijan and formative years in the south, he sees Azerbaijan as one people whose lived identity is both shared and split. Although his career is in IT and software engineering, he has turned that curiosity toward his homeland and toward a central question: how one people can carry more than one identity at once.</w:t>
+      </w:r>
+    </w:p>
+    <w:p>
+      <w:pPr>
+        <w:spacing w:after="0" w:line="240" w:lineRule="auto"/>
+        <w:ind w:left="360"/>
+      </w:pPr>
+    </w:p>
+    <w:p>
+      <w:pPr>
+        <w:spacing w:after="0" w:line="240" w:lineRule="auto"/>
+        <w:ind w:left="360"/>
+      </w:pPr>
+      <w:r>
+        <w:t xml:space="preserve">The book traces how Azerbaijanis north and south of the Araz River, separated for more than two centuries by different states, education, language policy, and geopolitics, have developed distinct but still connected identities. It goes beyond simple north–south narratives by treating identity as a dynamic spectrum—especially in South Azerbaijan—shaped by institutions, pressure, assimilation, drift, cultural persistence, and reawakening. Drawing on long observation and structured analysis, and placing the Azerbaijani case alongside other divided </w:t>
+      </w:r>
+      <w:r>
+        <w:lastRenderedPageBreak/>
+        <w:t xml:space="preserve">societies, Garuslu argues that separation can slowly reshape how people see themselves, even as language, music, memory, and everyday culture keep deeper ties alive across generations." </w:t>
+      </w:r>
+    </w:p>
+    <w:p>
+      <w:pPr>
+        <w:spacing w:after="0" w:line="240" w:lineRule="auto"/>
+        <w:ind w:left="360"/>
+      </w:pPr>
+      <w:r>
+        <w:t xml:space="preserve">The book is available on </w:t>
+      </w:r>
+      <w:r>
+        <w:t xml:space="preserve">Amazon platform: </w:t>
+      </w:r>
+      <w:hyperlink r:id="rId5" w:history="1">
+        <w:r>
+          <w:rPr>
+            <w:rStyle w:val="Hyperlink"/>
+          </w:rPr>
+          <w:t>Azerbaijan, North and South: One People, Two Centuries of Separation, Shaped by Two Systems, Partial Assimilation, and Identity Spectrums (Azerbaijan: Pragmatic Analysis): Amazon.co.uk: Gəruslu, Vəhid: 9798195362652: Books</w:t>
+        </w:r>
+      </w:hyperlink>
+    </w:p>
+    <w:p>
+      <w:pPr>
+        <w:spacing w:after="0" w:line="240" w:lineRule="auto"/>
+        <w:ind w:left="360"/>
+      </w:pPr>
+    </w:p>
+    <w:p>
+      <w:pPr>
+        <w:spacing w:after="0" w:line="240" w:lineRule="auto"/>
+        <w:ind w:left="360"/>
+      </w:pPr>
+      <w:r>
+        <w:t xml:space="preserve">AZ: Add this text </w:t>
+      </w:r>
+      <w:r>
+        <w:t>A</w:t>
+      </w:r>
+      <w:r>
+        <w:t xml:space="preserve">dd </w:t>
+      </w:r>
+      <w:r>
+        <w:t>this article</w:t>
+      </w:r>
+      <w:r>
+        <w:t xml:space="preserve"> to the right panel and locate it on the top</w:t>
+      </w:r>
+      <w:r>
+        <w:t>:</w:t>
+      </w:r>
+    </w:p>
+    <w:p>
+      <w:pPr>
+        <w:spacing w:after="0" w:line="240" w:lineRule="auto"/>
+        <w:ind w:left="360"/>
+      </w:pPr>
+      <w:r>
+        <w:t>“</w:t>
+      </w:r>
+      <w:r>
+        <w:t>Miyanada anadan olmuş Vəhid Gərüslu bu əsərdə həm şəxsi həyat təcrübəsinə, həm də analitik müşahidələrinə əsaslanır. Muğam, qarmon və ləzginka mühitində böyümüş, Azərbaycanın şimalındakı kökləri və cənubda keçən formalaşma illəri ilə yoğrulmuş müəllif Azərbaycanı ortaq, lakin eyni zamanda parçalanmış tarixi kimliyə malik vahid bir xalq kimi görür. Peşəkar fəaliyyəti informasiya texnologiyaları və proqram mühəndisliyi sahəsi ilə bağlı olsa da, o, bu araşdırma marağını doğma Vətəninə və əsas bir suala yönəldir: bir xalq eyni zamanda birdən çox kimliyi necə daşıya bilər?</w:t>
+      </w:r>
+    </w:p>
+    <w:p>
+      <w:pPr>
+        <w:spacing w:after="0" w:line="240" w:lineRule="auto"/>
+        <w:ind w:left="360"/>
+      </w:pPr>
+      <w:r>
+        <w:t>Kitab Araz çayının şimalında və cənubunda yaşayan azərbaycanlıların iki əsrdən artıq müddətdə müxtəlif dövlətlər, təhsil sistemləri, dil siyasətləri və geosiyasi reallıqlar şəraitində necə fərqli, lakin hələ də bir-biri ilə bağlı kimliklər formalaşdırdığını araşdırır. Əsər sadə şimal–cənub müqayisəsindən kənara çıxaraq kimliyi dinamik bir spektr kimi təqdim edir. Bu yanaşma xüsusilə Cənubi Azərbaycan kontekstində institutların, siyasi və mədəni təzyiqlərin, assimilyasiya proseslərinin, tədrici uzaqlaşmanın, mədəni davamlılığın və milli oyanışın kimlik üzərində təsirini izah edir.</w:t>
+      </w:r>
+    </w:p>
+    <w:p>
+      <w:pPr>
+        <w:spacing w:after="0" w:line="240" w:lineRule="auto"/>
+        <w:ind w:left="360"/>
+      </w:pPr>
+      <w:r>
+        <w:t>Uzunmüddətli müşahidələrə və sistemli təhlilə əsaslanan, həmçinin Azərbaycan məsələsini digər bölünmüş cəmiyyətlərin təcrübəsi ilə müqayisəli şəkildə dəyərləndirən Vəhid Gərüslu göstərir ki, uzunmüddətli ayrılıq insanların özlərini necə dərk etməsinə tədricən təsir göstərə bilər. Bununla belə, dil, musiqi, tarixi yaddaş və gündəlik mədəni həyat nəsillər boyunca daha dərin bağları yaşatmaqda davam edir.</w:t>
+      </w:r>
+      <w:r>
+        <w:t xml:space="preserve"> “ in the relevant section of AZ version.</w:t>
+      </w:r>
+    </w:p>
+    <w:p>
+      <w:pPr>
+        <w:spacing w:after="0" w:line="240" w:lineRule="auto"/>
+        <w:ind w:left="360"/>
+      </w:pPr>
+      <w:r>
+        <w:t xml:space="preserve">Kitabı Amazon platformasından əldə edə bilərsiniz: </w:t>
+      </w:r>
+      <w:hyperlink r:id="rId6" w:history="1">
+        <w:r>
+          <w:rPr>
+            <w:rStyle w:val="Hyperlink"/>
+          </w:rPr>
+          <w:t>Azerbaijan, North and South: One People, Two Centuries of Separation, Shaped by Two Systems, Parti</w:t>
+        </w:r>
+        <w:r>
+          <w:rPr>
+            <w:rStyle w:val="Hyperlink"/>
+          </w:rPr>
+          <w:t>a</w:t>
+        </w:r>
+        <w:r>
+          <w:rPr>
+            <w:rStyle w:val="Hyperlink"/>
+          </w:rPr>
+          <w:t>l Assimilation, and Identity Spectrums (Azerbaijan: Pragmatic Analysis): Amazon.co.uk: Gəruslu, Vəhid: 9798195362652: Books</w:t>
+        </w:r>
+      </w:hyperlink>
+    </w:p>
+    <w:p>
+      <w:pPr>
+        <w:spacing w:after="0" w:line="240" w:lineRule="auto"/>
+        <w:ind w:left="360"/>
+        <w:rPr>
+          <w:lang w:val="az-Latn-AZ"/>
+        </w:rPr>
+      </w:pPr>
+    </w:p>
+    <w:p>
+      <w:pPr>
+        <w:spacing w:after="0" w:line="240" w:lineRule="auto"/>
+        <w:ind w:left="360"/>
+      </w:pPr>
+    </w:p>
+    <w:p>
+      <w:pPr>
+        <w:spacing w:after="0" w:line="240" w:lineRule="auto"/>
+        <w:ind w:left="360"/>
+        <w:rPr>
+          <w:lang w:val="az-Latn-AZ"/>
+        </w:rPr>
+      </w:pPr>
+      <w:r>
+        <w:t>The header of this section will be “</w:t>
+      </w:r>
+      <w:r>
+        <w:rPr>
+          <w:b/>
+          <w:bCs/>
+        </w:rPr>
+        <w:t xml:space="preserve">DAAB üzvü </w:t>
+      </w:r>
+      <w:r>
+        <w:t xml:space="preserve"> “</w:t>
+      </w:r>
+      <w:r>
+        <w:rPr>
+          <w:b/>
+          <w:bCs/>
+        </w:rPr>
+        <w:t>Az</w:t>
+      </w:r>
+      <w:r>
+        <w:rPr>
+          <w:b/>
+          <w:bCs/>
+        </w:rPr>
+        <w:t>ə</w:t>
+      </w:r>
+      <w:r>
+        <w:rPr>
+          <w:b/>
+          <w:bCs/>
+        </w:rPr>
+        <w:t>rba</w:t>
+      </w:r>
+      <w:r>
+        <w:rPr>
+          <w:b/>
+          <w:bCs/>
+        </w:rPr>
+        <w:t>yc</w:t>
+      </w:r>
+      <w:r>
+        <w:rPr>
+          <w:b/>
+          <w:bCs/>
+        </w:rPr>
+        <w:t>an</w:t>
+      </w:r>
+      <w:r>
+        <w:rPr>
+          <w:b/>
+          <w:bCs/>
+        </w:rPr>
+        <w:t>,</w:t>
+      </w:r>
+      <w:r>
+        <w:rPr>
+          <w:b/>
+          <w:bCs/>
+        </w:rPr>
+        <w:t xml:space="preserve"> </w:t>
+      </w:r>
+      <w:r>
+        <w:rPr>
+          <w:b/>
+          <w:bCs/>
+        </w:rPr>
+        <w:t>Guzey və Güney</w:t>
+      </w:r>
+      <w:r>
+        <w:t xml:space="preserve">” </w:t>
+      </w:r>
+      <w:r>
+        <w:rPr>
+          <w:b/>
+          <w:bCs/>
+        </w:rPr>
+        <w:t xml:space="preserve"> adlı kitab nəşr etdirmişdir</w:t>
+      </w:r>
+      <w:r>
+        <w:t xml:space="preserve">”.  </w:t>
+      </w:r>
+    </w:p>
+    <w:p>
+      <w:pPr>
+        <w:spacing w:after="0" w:line="240" w:lineRule="auto"/>
+        <w:ind w:left="360"/>
+        <w:rPr>
+          <w:lang w:val="az-Latn-AZ"/>
+        </w:rPr>
+      </w:pPr>
+    </w:p>
+    <w:p>
+      <w:pPr>
+        <w:spacing w:after="0" w:line="240" w:lineRule="auto"/>
+        <w:ind w:left="360"/>
+      </w:pPr>
+      <w:r>
+        <w:t xml:space="preserve">Add a corresponding link on the left side panel. </w:t>
+      </w:r>
+    </w:p>
+    <w:p>
+      <w:pPr>
+        <w:pBdr>
+          <w:bottom w:val="single" w:sz="6" w:space="1" w:color="auto"/>
+        </w:pBdr>
+        <w:spacing w:after="0" w:line="240" w:lineRule="auto"/>
+        <w:ind w:left="360"/>
+      </w:pPr>
+    </w:p>
+    <w:p>
+      <w:pPr>
+        <w:spacing w:after="0" w:line="240" w:lineRule="auto"/>
+        <w:ind w:left="360"/>
+        <w:rPr>
+          <w:lang w:val="az-Latn-AZ"/>
+        </w:rPr>
+      </w:pPr>
+    </w:p>
+    <w:p>
+      <w:pPr>
+        <w:spacing w:after="0" w:line="240" w:lineRule="auto"/>
+        <w:ind w:left="360"/>
+      </w:pPr>
+      <w:r>
+        <w:rPr>
+          <w:lang w:val="az-Latn-AZ"/>
+        </w:rPr>
+        <w:t xml:space="preserve">Add a new submenu item under the 2024 </w:t>
+      </w:r>
+      <w:r>
+        <w:rPr>
+          <w:lang w:val="az-Latn-AZ"/>
+        </w:rPr>
+        <w:t xml:space="preserve">submenu </w:t>
+      </w:r>
+      <w:r>
+        <w:rPr>
+          <w:lang w:val="az-Latn-AZ"/>
+        </w:rPr>
+        <w:t xml:space="preserve">within the Overview group. Place it under “Progamme” / “Proqram” and name it “Sessions” </w:t>
+      </w:r>
+      <w:r>
+        <w:t>in</w:t>
+      </w:r>
+      <w:r>
+        <w:rPr>
+          <w:lang w:val="el-GR"/>
+        </w:rPr>
+        <w:t xml:space="preserve"> ΕΝ </w:t>
+      </w:r>
+      <w:r>
+        <w:t xml:space="preserve">and </w:t>
+      </w:r>
+      <w:r>
+        <w:rPr>
+          <w:lang w:val="az-Latn-AZ"/>
+        </w:rPr>
+        <w:t xml:space="preserve"> “Sessiyalar” in A</w:t>
+      </w:r>
+      <w:r>
+        <w:rPr>
+          <w:lang w:val="el-GR"/>
+        </w:rPr>
+        <w:t>Ζ</w:t>
+      </w:r>
+    </w:p>
+    <w:p>
+      <w:pPr>
+        <w:spacing w:after="0" w:line="240" w:lineRule="auto"/>
+        <w:ind w:left="360"/>
+      </w:pPr>
+    </w:p>
+    <w:p>
+      <w:pPr>
+        <w:spacing w:after="0" w:line="240" w:lineRule="auto"/>
+        <w:ind w:left="360"/>
+      </w:pPr>
+      <w:r>
+        <w:t xml:space="preserve">Forumun 10 sentyabr proqramında səhər QARIŞIQ, nahardan sonra isə İXTİSAS qrupları üzrə beyin fırtınası </w:t>
+      </w:r>
+      <w:r>
+        <w:t xml:space="preserve">prinsipi əsasında təşkil edilmiş </w:t>
+      </w:r>
+      <w:r>
+        <w:t>sessiyalar</w:t>
+      </w:r>
+      <w:r>
+        <w:t xml:space="preserve"> haqqında ətraflı məlumat verilir</w:t>
+      </w:r>
+      <w:r>
+        <w:t>, masa</w:t>
+      </w:r>
+      <w:r>
+        <w:t>lar ətrafında</w:t>
+      </w:r>
+      <w:r>
+        <w:t xml:space="preserve"> iştirakçıları</w:t>
+      </w:r>
+      <w:r>
+        <w:t>n yerləşdirilməsi və moderatırların vəzifələri ilə bağlı informasiya paylaşılır</w:t>
+      </w:r>
+      <w:r>
+        <w:t>.</w:t>
+      </w:r>
+    </w:p>
+    <w:p>
+      <w:pPr>
+        <w:pBdr>
+          <w:bottom w:val="single" w:sz="6" w:space="1" w:color="auto"/>
+        </w:pBdr>
+        <w:spacing w:after="0" w:line="240" w:lineRule="auto"/>
+        <w:ind w:left="360"/>
+      </w:pPr>
+    </w:p>
+    <w:p>
+      <w:pPr>
+        <w:spacing w:after="0" w:line="240" w:lineRule="auto"/>
+        <w:ind w:left="360"/>
+      </w:pPr>
+    </w:p>
+    <w:p>
+      <w:pPr>
+        <w:spacing w:after="0" w:line="240" w:lineRule="auto"/>
+        <w:ind w:left="360"/>
+        <w:rPr>
+          <w:highlight w:val="yellow"/>
+        </w:rPr>
+      </w:pPr>
+      <w:r>
+        <w:rPr>
+          <w:highlight w:val="yellow"/>
+        </w:rPr>
+        <w:lastRenderedPageBreak/>
+        <w:t>You, Cursor, are responsible for generating the project’s code, including HTML, CSS, JavaScript, and all related project artefacts. Therefore, many of the issues that later appear in the project may also be introduced during code generation.</w:t>
+      </w:r>
+    </w:p>
+    <w:p>
+      <w:pPr>
+        <w:spacing w:after="0" w:line="240" w:lineRule="auto"/>
+        <w:ind w:left="360"/>
+        <w:rPr>
+          <w:highlight w:val="yellow"/>
+        </w:rPr>
+      </w:pPr>
+      <w:r>
+        <w:rPr>
+          <w:highlight w:val="yellow"/>
+        </w:rPr>
+        <w:t>Please be more careful, thoughtful, and systematic when generating or modifying project files. The goal should not be to create code quickly and then fix the problems afterward, but to produce clean, reliable, and well-tested code from the beginning.</w:t>
+      </w:r>
+    </w:p>
+    <w:p>
+      <w:pPr>
+        <w:spacing w:after="0" w:line="240" w:lineRule="auto"/>
+        <w:ind w:left="360"/>
+        <w:rPr>
+          <w:highlight w:val="yellow"/>
+        </w:rPr>
+      </w:pPr>
+      <w:r>
+        <w:rPr>
+          <w:highlight w:val="yellow"/>
+        </w:rPr>
+        <w:t>Going forward, please ensure that:</w:t>
+      </w:r>
+    </w:p>
+    <w:p>
+      <w:pPr>
+        <w:numPr>
+          <w:ilvl w:val="0"/>
+          <w:numId w:val="111"/>
+        </w:numPr>
+        <w:spacing w:after="0" w:line="240" w:lineRule="auto"/>
+        <w:rPr>
+          <w:highlight w:val="yellow"/>
+        </w:rPr>
+      </w:pPr>
+      <w:r>
+        <w:rPr>
+          <w:highlight w:val="yellow"/>
+        </w:rPr>
+        <w:t xml:space="preserve">every change is made carefully and only where necessary; </w:t>
+      </w:r>
+    </w:p>
+    <w:p>
+      <w:pPr>
+        <w:numPr>
+          <w:ilvl w:val="0"/>
+          <w:numId w:val="111"/>
+        </w:numPr>
+        <w:spacing w:after="0" w:line="240" w:lineRule="auto"/>
+        <w:rPr>
+          <w:highlight w:val="yellow"/>
+        </w:rPr>
+      </w:pPr>
+      <w:r>
+        <w:rPr>
+          <w:highlight w:val="yellow"/>
+        </w:rPr>
+        <w:t xml:space="preserve">existing functionality is not broken while implementing new features; </w:t>
+      </w:r>
+    </w:p>
+    <w:p>
+      <w:pPr>
+        <w:numPr>
+          <w:ilvl w:val="0"/>
+          <w:numId w:val="111"/>
+        </w:numPr>
+        <w:spacing w:after="0" w:line="240" w:lineRule="auto"/>
+        <w:rPr>
+          <w:highlight w:val="yellow"/>
+        </w:rPr>
+      </w:pPr>
+      <w:r>
+        <w:rPr>
+          <w:highlight w:val="yellow"/>
+        </w:rPr>
+        <w:t xml:space="preserve">HTML structure remains valid and semantic; </w:t>
+      </w:r>
+    </w:p>
+    <w:p>
+      <w:pPr>
+        <w:numPr>
+          <w:ilvl w:val="0"/>
+          <w:numId w:val="111"/>
+        </w:numPr>
+        <w:spacing w:after="0" w:line="240" w:lineRule="auto"/>
+        <w:rPr>
+          <w:highlight w:val="yellow"/>
+        </w:rPr>
+      </w:pPr>
+      <w:r>
+        <w:rPr>
+          <w:highlight w:val="yellow"/>
+        </w:rPr>
+        <w:t xml:space="preserve">CSS changes do not unintentionally affect unrelated pages or components; </w:t>
+      </w:r>
+    </w:p>
+    <w:p>
+      <w:pPr>
+        <w:numPr>
+          <w:ilvl w:val="0"/>
+          <w:numId w:val="111"/>
+        </w:numPr>
+        <w:spacing w:after="0" w:line="240" w:lineRule="auto"/>
+        <w:rPr>
+          <w:highlight w:val="yellow"/>
+        </w:rPr>
+      </w:pPr>
+      <w:r>
+        <w:rPr>
+          <w:highlight w:val="yellow"/>
+        </w:rPr>
+        <w:t xml:space="preserve">JavaScript is written defensively and does not introduce conflicts; </w:t>
+      </w:r>
+    </w:p>
+    <w:p>
+      <w:pPr>
+        <w:numPr>
+          <w:ilvl w:val="0"/>
+          <w:numId w:val="111"/>
+        </w:numPr>
+        <w:spacing w:after="0" w:line="240" w:lineRule="auto"/>
+        <w:rPr>
+          <w:highlight w:val="yellow"/>
+        </w:rPr>
+      </w:pPr>
+      <w:r>
+        <w:rPr>
+          <w:highlight w:val="yellow"/>
+        </w:rPr>
+        <w:t xml:space="preserve">responsive behavior is checked for desktop, tablet, and mobile views; </w:t>
+      </w:r>
+    </w:p>
+    <w:p>
+      <w:pPr>
+        <w:numPr>
+          <w:ilvl w:val="0"/>
+          <w:numId w:val="111"/>
+        </w:numPr>
+        <w:spacing w:after="0" w:line="240" w:lineRule="auto"/>
+        <w:rPr>
+          <w:highlight w:val="yellow"/>
+        </w:rPr>
+      </w:pPr>
+      <w:r>
+        <w:rPr>
+          <w:highlight w:val="yellow"/>
+        </w:rPr>
+        <w:t xml:space="preserve">navigation, dropdowns, sticky panels, anchors, language switches, and internal links continue to work correctly; </w:t>
+      </w:r>
+    </w:p>
+    <w:p>
+      <w:pPr>
+        <w:numPr>
+          <w:ilvl w:val="0"/>
+          <w:numId w:val="111"/>
+        </w:numPr>
+        <w:spacing w:after="0" w:line="240" w:lineRule="auto"/>
+        <w:rPr>
+          <w:highlight w:val="yellow"/>
+        </w:rPr>
+      </w:pPr>
+      <w:r>
+        <w:rPr>
+          <w:highlight w:val="yellow"/>
+        </w:rPr>
+        <w:t xml:space="preserve">changes are consistent with the project’s existing DAAB UI/UX standards; </w:t>
+      </w:r>
+    </w:p>
+    <w:p>
+      <w:pPr>
+        <w:numPr>
+          <w:ilvl w:val="0"/>
+          <w:numId w:val="111"/>
+        </w:numPr>
+        <w:spacing w:after="0" w:line="240" w:lineRule="auto"/>
+        <w:rPr>
+          <w:highlight w:val="yellow"/>
+        </w:rPr>
+      </w:pPr>
+      <w:r>
+        <w:rPr>
+          <w:highlight w:val="yellow"/>
+        </w:rPr>
+        <w:t xml:space="preserve">duplicated, unused, or conflicting code is avoided; </w:t>
+      </w:r>
+    </w:p>
+    <w:p>
+      <w:pPr>
+        <w:numPr>
+          <w:ilvl w:val="0"/>
+          <w:numId w:val="111"/>
+        </w:numPr>
+        <w:spacing w:after="0" w:line="240" w:lineRule="auto"/>
+        <w:rPr>
+          <w:highlight w:val="yellow"/>
+        </w:rPr>
+      </w:pPr>
+      <w:r>
+        <w:rPr>
+          <w:highlight w:val="yellow"/>
+        </w:rPr>
+        <w:t xml:space="preserve">all affected pages are reviewed after each modification. </w:t>
+      </w:r>
+    </w:p>
+    <w:p>
+      <w:pPr>
+        <w:spacing w:after="0" w:line="240" w:lineRule="auto"/>
+        <w:ind w:left="360"/>
+        <w:rPr>
+          <w:highlight w:val="yellow"/>
+        </w:rPr>
+      </w:pPr>
+      <w:r>
+        <w:rPr>
+          <w:highlight w:val="yellow"/>
+        </w:rPr>
+        <w:t>Please adopt a more disciplined development approach: analyze the existing structure first, understand dependencies, make minimal and precise changes, and verify the result before considering the task complete.</w:t>
+      </w:r>
+    </w:p>
+    <w:p>
+      <w:pPr>
+        <w:spacing w:after="0" w:line="240" w:lineRule="auto"/>
+        <w:ind w:left="360"/>
+      </w:pPr>
+      <w:r>
+        <w:rPr>
+          <w:highlight w:val="yellow"/>
+        </w:rPr>
+        <w:t>In short, program carefully and responsibly so that new issues are not introduced while solving existing ones.</w:t>
+      </w:r>
+    </w:p>
+    <w:p>
+      <w:pPr>
+        <w:pBdr>
+          <w:bottom w:val="single" w:sz="6" w:space="1" w:color="auto"/>
+        </w:pBdr>
+        <w:spacing w:after="0" w:line="240" w:lineRule="auto"/>
+        <w:ind w:left="360"/>
+      </w:pPr>
+    </w:p>
+    <w:p>
+      <w:pPr>
+        <w:spacing w:after="0" w:line="240" w:lineRule="auto"/>
+        <w:ind w:left="360"/>
+      </w:pPr>
+    </w:p>
+    <w:p>
+      <w:pPr>
+        <w:spacing w:after="0" w:line="240" w:lineRule="auto"/>
+        <w:ind w:left="360"/>
+      </w:pPr>
+      <w:r>
+        <w:t>I would like to create a new web project dedicated to collecting and presenting the most influential scientific discoveries, inventions, innovations, and other valuable knowledge from different fields of human activity throughout history — from ancient times to the present day.</w:t>
+      </w:r>
+    </w:p>
+    <w:p>
+      <w:pPr>
+        <w:spacing w:after="0" w:line="240" w:lineRule="auto"/>
+        <w:ind w:left="360"/>
+      </w:pPr>
+      <w:r>
+        <w:t>The main goal of this project is to make this information available to users in a very simple, accessible, well-structured, and easy-to-understand way. The website should serve as a knowledge platform where visitors can explore important achievements of human civilization across science, technology, medicine, engineering, culture, education, and other areas.</w:t>
+      </w:r>
+    </w:p>
+    <w:p>
+      <w:pPr>
+        <w:spacing w:after="0" w:line="240" w:lineRule="auto"/>
+        <w:ind w:left="360"/>
+      </w:pPr>
+      <w:r>
+        <w:t xml:space="preserve">I intend to name the new website </w:t>
+      </w:r>
+      <w:r>
+        <w:rPr>
+          <w:b/>
+          <w:bCs/>
+        </w:rPr>
+        <w:t>“Bilik xəzinəsi”</w:t>
+      </w:r>
+      <w:r>
+        <w:t xml:space="preserve"> in Azerbaijani and </w:t>
+      </w:r>
+      <w:r>
+        <w:rPr>
+          <w:b/>
+          <w:bCs/>
+        </w:rPr>
+        <w:t>“Knowledge Treasury”</w:t>
+      </w:r>
+      <w:r>
+        <w:t xml:space="preserve"> in English.</w:t>
+      </w:r>
+    </w:p>
+    <w:p>
+      <w:pPr>
+        <w:spacing w:after="0" w:line="240" w:lineRule="auto"/>
+        <w:ind w:left="360"/>
+      </w:pPr>
+      <w:r>
+        <w:t xml:space="preserve">To avoid starting the project from scratch, please first identify and move the existing artefacts related to the </w:t>
+      </w:r>
+      <w:r>
+        <w:rPr>
+          <w:b/>
+          <w:bCs/>
+        </w:rPr>
+        <w:t>Treasury</w:t>
+      </w:r>
+      <w:r>
+        <w:t xml:space="preserve"> functionality that we previously created within the DAAB website. Use these materials as the initial foundation for the new independent project.</w:t>
+      </w:r>
+    </w:p>
+    <w:p>
+      <w:pPr>
+        <w:spacing w:after="0" w:line="240" w:lineRule="auto"/>
+        <w:ind w:left="360"/>
+      </w:pPr>
+      <w:r>
+        <w:t>Please create the homepage of the new website and add the existing Treasury-related data to it.</w:t>
+      </w:r>
+    </w:p>
+    <w:p>
+      <w:pPr>
+        <w:spacing w:after="0" w:line="240" w:lineRule="auto"/>
+        <w:ind w:left="360"/>
+      </w:pPr>
+      <w:r>
+        <w:t>Ensure that:</w:t>
+      </w:r>
+    </w:p>
+    <w:p>
+      <w:pPr>
+        <w:numPr>
+          <w:ilvl w:val="0"/>
+          <w:numId w:val="112"/>
+        </w:numPr>
+        <w:spacing w:after="0" w:line="240" w:lineRule="auto"/>
+      </w:pPr>
+      <w:r>
+        <w:t>the new project has its own clear structure, separate from the DAAB website;</w:t>
+      </w:r>
+    </w:p>
+    <w:p>
+      <w:pPr>
+        <w:numPr>
+          <w:ilvl w:val="0"/>
+          <w:numId w:val="112"/>
+        </w:numPr>
+        <w:spacing w:after="0" w:line="240" w:lineRule="auto"/>
+      </w:pPr>
+      <w:r>
+        <w:t xml:space="preserve">the homepage introduces the purpose and vision of </w:t>
+      </w:r>
+      <w:r>
+        <w:rPr>
+          <w:b/>
+          <w:bCs/>
+        </w:rPr>
+        <w:t>“Bilik xəzinəsi” / “Knowledge Treasury”</w:t>
+      </w:r>
+      <w:r>
+        <w:t>;</w:t>
+      </w:r>
+    </w:p>
+    <w:p>
+      <w:pPr>
+        <w:numPr>
+          <w:ilvl w:val="0"/>
+          <w:numId w:val="112"/>
+        </w:numPr>
+        <w:spacing w:after="0" w:line="240" w:lineRule="auto"/>
+      </w:pPr>
+      <w:r>
+        <w:t>the existing Treasury-related pages, data, cards, links, scripts, styles, and media files are moved or adapted carefully;</w:t>
+      </w:r>
+    </w:p>
+    <w:p>
+      <w:pPr>
+        <w:numPr>
+          <w:ilvl w:val="0"/>
+          <w:numId w:val="112"/>
+        </w:numPr>
+        <w:spacing w:after="0" w:line="240" w:lineRule="auto"/>
+      </w:pPr>
+      <w:r>
+        <w:t>unnecessary DAAB-specific references are removed unless they are still relevant;</w:t>
+      </w:r>
+    </w:p>
+    <w:p>
+      <w:pPr>
+        <w:numPr>
+          <w:ilvl w:val="0"/>
+          <w:numId w:val="112"/>
+        </w:numPr>
+        <w:spacing w:after="0" w:line="240" w:lineRule="auto"/>
+      </w:pPr>
+      <w:r>
+        <w:t>the design is modern, clean, responsive, and suitable for an educational knowledge platform;</w:t>
+      </w:r>
+    </w:p>
+    <w:p>
+      <w:pPr>
+        <w:numPr>
+          <w:ilvl w:val="0"/>
+          <w:numId w:val="112"/>
+        </w:numPr>
+        <w:spacing w:after="0" w:line="240" w:lineRule="auto"/>
+      </w:pPr>
+      <w:r>
+        <w:t>the content is organized into meaningful categories such as discoveries, inventions, innovations, scientists, historical periods, and fields of knowledge;</w:t>
+      </w:r>
+    </w:p>
+    <w:p>
+      <w:pPr>
+        <w:numPr>
+          <w:ilvl w:val="0"/>
+          <w:numId w:val="112"/>
+        </w:numPr>
+        <w:spacing w:after="0" w:line="240" w:lineRule="auto"/>
+      </w:pPr>
+      <w:r>
+        <w:t>both Azerbaijani and English versions are considered in the project structure;</w:t>
+      </w:r>
+    </w:p>
+    <w:p>
+      <w:pPr>
+        <w:numPr>
+          <w:ilvl w:val="0"/>
+          <w:numId w:val="112"/>
+        </w:numPr>
+        <w:spacing w:after="0" w:line="240" w:lineRule="auto"/>
+      </w:pPr>
+      <w:r>
+        <w:lastRenderedPageBreak/>
+        <w:t>all internal links, navigation items, language-switch links, images, and references work correctly;</w:t>
+      </w:r>
+    </w:p>
+    <w:p>
+      <w:pPr>
+        <w:numPr>
+          <w:ilvl w:val="0"/>
+          <w:numId w:val="112"/>
+        </w:numPr>
+        <w:spacing w:after="0" w:line="240" w:lineRule="auto"/>
+      </w:pPr>
+      <w:r>
+        <w:t>the code is clean, maintainable, and does not introduce broken links, layout issues, or duplicated/conflicting files.</w:t>
+      </w:r>
+    </w:p>
+    <w:p>
+      <w:pPr>
+        <w:spacing w:after="0" w:line="240" w:lineRule="auto"/>
+        <w:ind w:left="360"/>
+      </w:pPr>
+    </w:p>
+    <w:p>
+      <w:pPr>
+        <w:pBdr>
+          <w:bottom w:val="single" w:sz="6" w:space="1" w:color="auto"/>
+        </w:pBdr>
+        <w:spacing w:after="0" w:line="240" w:lineRule="auto"/>
+        <w:ind w:left="360"/>
+      </w:pPr>
+    </w:p>
+    <w:p>
+      <w:pPr>
+        <w:spacing w:after="0" w:line="240" w:lineRule="auto"/>
+        <w:ind w:left="360"/>
+      </w:pPr>
+    </w:p>
+    <w:p>
+      <w:pPr>
+        <w:spacing w:after="0" w:line="240" w:lineRule="auto"/>
+        <w:ind w:left="360"/>
+      </w:pPr>
+      <w:r>
+        <w:t xml:space="preserve">Right now you're probably deploying to Hostinger </w:t>
+      </w:r>
+      <w:r>
+        <w:rPr>
+          <w:b/>
+          <w:bCs/>
+        </w:rPr>
+        <w:t>manually</w:t>
+      </w:r>
+      <w:r>
+        <w:t xml:space="preserve"> — downloading files and uploading via hPanel File Manager or FTP. This works but gets tedious.</w:t>
+      </w:r>
+    </w:p>
+    <w:p>
+      <w:pPr>
+        <w:spacing w:after="0" w:line="240" w:lineRule="auto"/>
+        <w:ind w:left="360"/>
+      </w:pPr>
+      <w:r>
+        <w:t xml:space="preserve">The upgrade worth making is </w:t>
+      </w:r>
+      <w:r>
+        <w:rPr>
+          <w:b/>
+          <w:bCs/>
+        </w:rPr>
+        <w:t>automating the deployment</w:t>
+      </w:r>
+      <w:r>
+        <w:t xml:space="preserve"> so that every time you push to GitHub, Hostinger automatically pulls and publishes the latest version. This is done with </w:t>
+      </w:r>
+      <w:r>
+        <w:rPr>
+          <w:b/>
+          <w:bCs/>
+        </w:rPr>
+        <w:t>GitHub Actions</w:t>
+      </w:r>
+      <w:r>
+        <w:t xml:space="preserve"> — a free feature of GitHub.</w:t>
+      </w:r>
+    </w:p>
+    <w:p>
+      <w:pPr>
+        <w:spacing w:after="0" w:line="240" w:lineRule="auto"/>
+        <w:ind w:left="360"/>
+      </w:pPr>
+      <w:r>
+        <w:t>The basic setup looks like this:</w:t>
+      </w:r>
+    </w:p>
+    <w:p>
+      <w:pPr>
+        <w:spacing w:after="0" w:line="240" w:lineRule="auto"/>
+        <w:ind w:left="360"/>
+      </w:pPr>
+    </w:p>
+    <w:p>
+      <w:pPr>
+        <w:spacing w:after="0" w:line="240" w:lineRule="auto"/>
+        <w:ind w:left="360"/>
+      </w:pPr>
+      <w:r>
+        <w:t># .github/workflows/deploy.yml</w:t>
+      </w:r>
+    </w:p>
+    <w:p>
+      <w:pPr>
+        <w:spacing w:after="0" w:line="240" w:lineRule="auto"/>
+        <w:ind w:left="360"/>
+      </w:pPr>
+      <w:r>
+        <w:t>name: Deploy to Hostinger</w:t>
+      </w:r>
+    </w:p>
+    <w:p>
+      <w:pPr>
+        <w:spacing w:after="0" w:line="240" w:lineRule="auto"/>
+        <w:ind w:left="360"/>
+      </w:pPr>
+    </w:p>
+    <w:p>
+      <w:pPr>
+        <w:spacing w:after="0" w:line="240" w:lineRule="auto"/>
+        <w:ind w:left="360"/>
+      </w:pPr>
+      <w:r>
+        <w:t>on:</w:t>
+      </w:r>
+    </w:p>
+    <w:p>
+      <w:pPr>
+        <w:spacing w:after="0" w:line="240" w:lineRule="auto"/>
+        <w:ind w:left="360"/>
+      </w:pPr>
+      <w:r>
+        <w:t xml:space="preserve">  push:</w:t>
+      </w:r>
+    </w:p>
+    <w:p>
+      <w:pPr>
+        <w:spacing w:after="0" w:line="240" w:lineRule="auto"/>
+        <w:ind w:left="360"/>
+      </w:pPr>
+      <w:r>
+        <w:t xml:space="preserve">    branches: [main]</w:t>
+      </w:r>
+    </w:p>
+    <w:p>
+      <w:pPr>
+        <w:spacing w:after="0" w:line="240" w:lineRule="auto"/>
+        <w:ind w:left="360"/>
+      </w:pPr>
+    </w:p>
+    <w:p>
+      <w:pPr>
+        <w:spacing w:after="0" w:line="240" w:lineRule="auto"/>
+        <w:ind w:left="360"/>
+      </w:pPr>
+      <w:r>
+        <w:t>jobs:</w:t>
+      </w:r>
+    </w:p>
+    <w:p>
+      <w:pPr>
+        <w:spacing w:after="0" w:line="240" w:lineRule="auto"/>
+        <w:ind w:left="360"/>
+      </w:pPr>
+      <w:r>
+        <w:t xml:space="preserve">  deploy:</w:t>
+      </w:r>
+    </w:p>
+    <w:p>
+      <w:pPr>
+        <w:spacing w:after="0" w:line="240" w:lineRule="auto"/>
+        <w:ind w:left="360"/>
+      </w:pPr>
+      <w:r>
+        <w:t xml:space="preserve">    runs-on: ubuntu-latest</w:t>
+      </w:r>
+    </w:p>
+    <w:p>
+      <w:pPr>
+        <w:spacing w:after="0" w:line="240" w:lineRule="auto"/>
+        <w:ind w:left="360"/>
+      </w:pPr>
+      <w:r>
+        <w:t xml:space="preserve">    steps:</w:t>
+      </w:r>
+    </w:p>
+    <w:p>
+      <w:pPr>
+        <w:spacing w:after="0" w:line="240" w:lineRule="auto"/>
+        <w:ind w:left="360"/>
+      </w:pPr>
+      <w:r>
+        <w:t xml:space="preserve">      - uses: actions/checkout@v3</w:t>
+      </w:r>
+    </w:p>
+    <w:p>
+      <w:pPr>
+        <w:spacing w:after="0" w:line="240" w:lineRule="auto"/>
+        <w:ind w:left="360"/>
+      </w:pPr>
+      <w:r>
+        <w:t xml:space="preserve">      - name: Deploy via FTP</w:t>
+      </w:r>
+    </w:p>
+    <w:p>
+      <w:pPr>
+        <w:spacing w:after="0" w:line="240" w:lineRule="auto"/>
+        <w:ind w:left="360"/>
+      </w:pPr>
+      <w:r>
+        <w:t xml:space="preserve">        uses: SamKirkland/FTP-Deploy-Action@v4</w:t>
+      </w:r>
+    </w:p>
+    <w:p>
+      <w:pPr>
+        <w:spacing w:after="0" w:line="240" w:lineRule="auto"/>
+        <w:ind w:left="360"/>
+      </w:pPr>
+      <w:r>
+        <w:t xml:space="preserve">        with:</w:t>
+      </w:r>
+    </w:p>
+    <w:p>
+      <w:pPr>
+        <w:spacing w:after="0" w:line="240" w:lineRule="auto"/>
+        <w:ind w:left="360"/>
+      </w:pPr>
+      <w:r>
+        <w:t xml:space="preserve">          server: ${{ secrets.FTP_SERVER }}</w:t>
+      </w:r>
+    </w:p>
+    <w:p>
+      <w:pPr>
+        <w:spacing w:after="0" w:line="240" w:lineRule="auto"/>
+        <w:ind w:left="360"/>
+      </w:pPr>
+      <w:r>
+        <w:t xml:space="preserve">          username: ${{ secrets.FTP_USER }}</w:t>
+      </w:r>
+    </w:p>
+    <w:p>
+      <w:pPr>
+        <w:spacing w:after="0" w:line="240" w:lineRule="auto"/>
+        <w:ind w:left="360"/>
+      </w:pPr>
+      <w:r>
+        <w:t xml:space="preserve">          password: ${{ secrets.FTP_PASSWORD }}</w:t>
+      </w:r>
     </w:p>
     <w:sectPr>
       <w:pgSz w:w="12240" w:h="15840"/>
@@ -19298,6 +21094,155 @@
     </w:lvl>
   </w:abstractNum>
   <w:abstractNum w:abstractNumId="17" w15:restartNumberingAfterBreak="0">
+    <w:nsid w:val="192550B1"/>
+    <w:multiLevelType w:val="multilevel"/>
+    <w:tmpl w:val="D65C2010"/>
+    <w:lvl w:ilvl="0">
+      <w:start w:val="1"/>
+      <w:numFmt w:val="bullet"/>
+      <w:lvlText w:val=""/>
+      <w:lvlJc w:val="left"/>
+      <w:pPr>
+        <w:tabs>
+          <w:tab w:val="num" w:pos="720"/>
+        </w:tabs>
+        <w:ind w:left="720" w:hanging="360"/>
+      </w:pPr>
+      <w:rPr>
+        <w:rFonts w:ascii="Symbol" w:hAnsi="Symbol" w:hint="default"/>
+        <w:sz w:val="20"/>
+      </w:rPr>
+    </w:lvl>
+    <w:lvl w:ilvl="1" w:tentative="1">
+      <w:start w:val="1"/>
+      <w:numFmt w:val="bullet"/>
+      <w:lvlText w:val="o"/>
+      <w:lvlJc w:val="left"/>
+      <w:pPr>
+        <w:tabs>
+          <w:tab w:val="num" w:pos="1440"/>
+        </w:tabs>
+        <w:ind w:left="1440" w:hanging="360"/>
+      </w:pPr>
+      <w:rPr>
+        <w:rFonts w:ascii="Courier New" w:hAnsi="Courier New" w:hint="default"/>
+        <w:sz w:val="20"/>
+      </w:rPr>
+    </w:lvl>
+    <w:lvl w:ilvl="2" w:tentative="1">
+      <w:start w:val="1"/>
+      <w:numFmt w:val="bullet"/>
+      <w:lvlText w:val=""/>
+      <w:lvlJc w:val="left"/>
+      <w:pPr>
+        <w:tabs>
+          <w:tab w:val="num" w:pos="2160"/>
+        </w:tabs>
+        <w:ind w:left="2160" w:hanging="360"/>
+      </w:pPr>
+      <w:rPr>
+        <w:rFonts w:ascii="Wingdings" w:hAnsi="Wingdings" w:hint="default"/>
+        <w:sz w:val="20"/>
+      </w:rPr>
+    </w:lvl>
+    <w:lvl w:ilvl="3" w:tentative="1">
+      <w:start w:val="1"/>
+      <w:numFmt w:val="bullet"/>
+      <w:lvlText w:val=""/>
+      <w:lvlJc w:val="left"/>
+      <w:pPr>
+        <w:tabs>
+          <w:tab w:val="num" w:pos="2880"/>
+        </w:tabs>
+        <w:ind w:left="2880" w:hanging="360"/>
+      </w:pPr>
+      <w:rPr>
+        <w:rFonts w:ascii="Wingdings" w:hAnsi="Wingdings" w:hint="default"/>
+        <w:sz w:val="20"/>
+      </w:rPr>
+    </w:lvl>
+    <w:lvl w:ilvl="4" w:tentative="1">
+      <w:start w:val="1"/>
+      <w:numFmt w:val="bullet"/>
+      <w:lvlText w:val=""/>
+      <w:lvlJc w:val="left"/>
+      <w:pPr>
+        <w:tabs>
+          <w:tab w:val="num" w:pos="3600"/>
+        </w:tabs>
+        <w:ind w:left="3600" w:hanging="360"/>
+      </w:pPr>
+      <w:rPr>
+        <w:rFonts w:ascii="Wingdings" w:hAnsi="Wingdings" w:hint="default"/>
+        <w:sz w:val="20"/>
+      </w:rPr>
+    </w:lvl>
+    <w:lvl w:ilvl="5" w:tentative="1">
+      <w:start w:val="1"/>
+      <w:numFmt w:val="bullet"/>
+      <w:lvlText w:val=""/>
+      <w:lvlJc w:val="left"/>
+      <w:pPr>
+        <w:tabs>
+          <w:tab w:val="num" w:pos="4320"/>
+        </w:tabs>
+        <w:ind w:left="4320" w:hanging="360"/>
+      </w:pPr>
+      <w:rPr>
+        <w:rFonts w:ascii="Wingdings" w:hAnsi="Wingdings" w:hint="default"/>
+        <w:sz w:val="20"/>
+      </w:rPr>
+    </w:lvl>
+    <w:lvl w:ilvl="6" w:tentative="1">
+      <w:start w:val="1"/>
+      <w:numFmt w:val="bullet"/>
+      <w:lvlText w:val=""/>
+      <w:lvlJc w:val="left"/>
+      <w:pPr>
+        <w:tabs>
+          <w:tab w:val="num" w:pos="5040"/>
+        </w:tabs>
+        <w:ind w:left="5040" w:hanging="360"/>
+      </w:pPr>
+      <w:rPr>
+        <w:rFonts w:ascii="Wingdings" w:hAnsi="Wingdings" w:hint="default"/>
+        <w:sz w:val="20"/>
+      </w:rPr>
+    </w:lvl>
+    <w:lvl w:ilvl="7" w:tentative="1">
+      <w:start w:val="1"/>
+      <w:numFmt w:val="bullet"/>
+      <w:lvlText w:val=""/>
+      <w:lvlJc w:val="left"/>
+      <w:pPr>
+        <w:tabs>
+          <w:tab w:val="num" w:pos="5760"/>
+        </w:tabs>
+        <w:ind w:left="5760" w:hanging="360"/>
+      </w:pPr>
+      <w:rPr>
+        <w:rFonts w:ascii="Wingdings" w:hAnsi="Wingdings" w:hint="default"/>
+        <w:sz w:val="20"/>
+      </w:rPr>
+    </w:lvl>
+    <w:lvl w:ilvl="8" w:tentative="1">
+      <w:start w:val="1"/>
+      <w:numFmt w:val="bullet"/>
+      <w:lvlText w:val=""/>
+      <w:lvlJc w:val="left"/>
+      <w:pPr>
+        <w:tabs>
+          <w:tab w:val="num" w:pos="6480"/>
+        </w:tabs>
+        <w:ind w:left="6480" w:hanging="360"/>
+      </w:pPr>
+      <w:rPr>
+        <w:rFonts w:ascii="Wingdings" w:hAnsi="Wingdings" w:hint="default"/>
+        <w:sz w:val="20"/>
+      </w:rPr>
+    </w:lvl>
+  </w:abstractNum>
+  <w:abstractNum w:abstractNumId="18" w15:restartNumberingAfterBreak="0">
     <w:nsid w:val="19E06C2D"/>
     <w:multiLevelType w:val="hybridMultilevel"/>
     <w:tmpl w:val="79E4B8F4"/>
@@ -19410,7 +21355,7 @@
       </w:rPr>
     </w:lvl>
   </w:abstractNum>
-  <w:abstractNum w:abstractNumId="18" w15:restartNumberingAfterBreak="0">
+  <w:abstractNum w:abstractNumId="19" w15:restartNumberingAfterBreak="0">
     <w:nsid w:val="1ABB3A53"/>
     <w:multiLevelType w:val="hybridMultilevel"/>
     <w:tmpl w:val="63F04ED8"/>
@@ -19522,7 +21467,7 @@
       </w:rPr>
     </w:lvl>
   </w:abstractNum>
-  <w:abstractNum w:abstractNumId="19" w15:restartNumberingAfterBreak="0">
+  <w:abstractNum w:abstractNumId="20" w15:restartNumberingAfterBreak="0">
     <w:nsid w:val="1B0B2056"/>
     <w:multiLevelType w:val="multilevel"/>
     <w:tmpl w:val="70AA8958"/>
@@ -19671,7 +21616,7 @@
       </w:rPr>
     </w:lvl>
   </w:abstractNum>
-  <w:abstractNum w:abstractNumId="20" w15:restartNumberingAfterBreak="0">
+  <w:abstractNum w:abstractNumId="21" w15:restartNumberingAfterBreak="0">
     <w:nsid w:val="1E0977E0"/>
     <w:multiLevelType w:val="hybridMultilevel"/>
     <w:tmpl w:val="549675B6"/>
@@ -19783,7 +21728,7 @@
       </w:rPr>
     </w:lvl>
   </w:abstractNum>
-  <w:abstractNum w:abstractNumId="21" w15:restartNumberingAfterBreak="0">
+  <w:abstractNum w:abstractNumId="22" w15:restartNumberingAfterBreak="0">
     <w:nsid w:val="1E5D0B16"/>
     <w:multiLevelType w:val="multilevel"/>
     <w:tmpl w:val="DDD27F94"/>
@@ -19932,7 +21877,7 @@
       </w:rPr>
     </w:lvl>
   </w:abstractNum>
-  <w:abstractNum w:abstractNumId="22" w15:restartNumberingAfterBreak="0">
+  <w:abstractNum w:abstractNumId="23" w15:restartNumberingAfterBreak="0">
     <w:nsid w:val="1FF82639"/>
     <w:multiLevelType w:val="hybridMultilevel"/>
     <w:tmpl w:val="3D58A3A4"/>
@@ -20044,7 +21989,7 @@
       </w:rPr>
     </w:lvl>
   </w:abstractNum>
-  <w:abstractNum w:abstractNumId="23" w15:restartNumberingAfterBreak="0">
+  <w:abstractNum w:abstractNumId="24" w15:restartNumberingAfterBreak="0">
     <w:nsid w:val="21561542"/>
     <w:multiLevelType w:val="hybridMultilevel"/>
     <w:tmpl w:val="5A365C6E"/>
@@ -20157,7 +22102,7 @@
       </w:rPr>
     </w:lvl>
   </w:abstractNum>
-  <w:abstractNum w:abstractNumId="24" w15:restartNumberingAfterBreak="0">
+  <w:abstractNum w:abstractNumId="25" w15:restartNumberingAfterBreak="0">
     <w:nsid w:val="229E3A8A"/>
     <w:multiLevelType w:val="hybridMultilevel"/>
     <w:tmpl w:val="F9A0F2D6"/>
@@ -20269,7 +22214,7 @@
       </w:rPr>
     </w:lvl>
   </w:abstractNum>
-  <w:abstractNum w:abstractNumId="25" w15:restartNumberingAfterBreak="0">
+  <w:abstractNum w:abstractNumId="26" w15:restartNumberingAfterBreak="0">
     <w:nsid w:val="24F04132"/>
     <w:multiLevelType w:val="hybridMultilevel"/>
     <w:tmpl w:val="D9763222"/>
@@ -20381,7 +22326,7 @@
       </w:rPr>
     </w:lvl>
   </w:abstractNum>
-  <w:abstractNum w:abstractNumId="26" w15:restartNumberingAfterBreak="0">
+  <w:abstractNum w:abstractNumId="27" w15:restartNumberingAfterBreak="0">
     <w:nsid w:val="25A03424"/>
     <w:multiLevelType w:val="hybridMultilevel"/>
     <w:tmpl w:val="01D22A8A"/>
@@ -20494,7 +22439,7 @@
       </w:rPr>
     </w:lvl>
   </w:abstractNum>
-  <w:abstractNum w:abstractNumId="27" w15:restartNumberingAfterBreak="0">
+  <w:abstractNum w:abstractNumId="28" w15:restartNumberingAfterBreak="0">
     <w:nsid w:val="25C95C75"/>
     <w:multiLevelType w:val="multilevel"/>
     <w:tmpl w:val="8C681C84"/>
@@ -20643,7 +22588,7 @@
       </w:rPr>
     </w:lvl>
   </w:abstractNum>
-  <w:abstractNum w:abstractNumId="28" w15:restartNumberingAfterBreak="0">
+  <w:abstractNum w:abstractNumId="29" w15:restartNumberingAfterBreak="0">
     <w:nsid w:val="26A95B53"/>
     <w:multiLevelType w:val="multilevel"/>
     <w:tmpl w:val="8E6E75B0"/>
@@ -20760,7 +22705,7 @@
       </w:pPr>
     </w:lvl>
   </w:abstractNum>
-  <w:abstractNum w:abstractNumId="29" w15:restartNumberingAfterBreak="0">
+  <w:abstractNum w:abstractNumId="30" w15:restartNumberingAfterBreak="0">
     <w:nsid w:val="27D37713"/>
     <w:multiLevelType w:val="hybridMultilevel"/>
     <w:tmpl w:val="DCFC50E8"/>
@@ -20873,7 +22818,7 @@
       </w:rPr>
     </w:lvl>
   </w:abstractNum>
-  <w:abstractNum w:abstractNumId="30" w15:restartNumberingAfterBreak="0">
+  <w:abstractNum w:abstractNumId="31" w15:restartNumberingAfterBreak="0">
     <w:nsid w:val="298F11E7"/>
     <w:multiLevelType w:val="hybridMultilevel"/>
     <w:tmpl w:val="1108B76C"/>
@@ -20985,7 +22930,7 @@
       </w:rPr>
     </w:lvl>
   </w:abstractNum>
-  <w:abstractNum w:abstractNumId="31" w15:restartNumberingAfterBreak="0">
+  <w:abstractNum w:abstractNumId="32" w15:restartNumberingAfterBreak="0">
     <w:nsid w:val="29B23F98"/>
     <w:multiLevelType w:val="hybridMultilevel"/>
     <w:tmpl w:val="DF880AF0"/>
@@ -21098,7 +23043,7 @@
       </w:rPr>
     </w:lvl>
   </w:abstractNum>
-  <w:abstractNum w:abstractNumId="32" w15:restartNumberingAfterBreak="0">
+  <w:abstractNum w:abstractNumId="33" w15:restartNumberingAfterBreak="0">
     <w:nsid w:val="2A535D37"/>
     <w:multiLevelType w:val="hybridMultilevel"/>
     <w:tmpl w:val="7FECFCC0"/>
@@ -21210,7 +23155,7 @@
       </w:rPr>
     </w:lvl>
   </w:abstractNum>
-  <w:abstractNum w:abstractNumId="33" w15:restartNumberingAfterBreak="0">
+  <w:abstractNum w:abstractNumId="34" w15:restartNumberingAfterBreak="0">
     <w:nsid w:val="2AFF4127"/>
     <w:multiLevelType w:val="multilevel"/>
     <w:tmpl w:val="5CF69D86"/>
@@ -21359,7 +23304,7 @@
       </w:rPr>
     </w:lvl>
   </w:abstractNum>
-  <w:abstractNum w:abstractNumId="34" w15:restartNumberingAfterBreak="0">
+  <w:abstractNum w:abstractNumId="35" w15:restartNumberingAfterBreak="0">
     <w:nsid w:val="2B087E4A"/>
     <w:multiLevelType w:val="hybridMultilevel"/>
     <w:tmpl w:val="5BA2AE44"/>
@@ -21472,7 +23417,7 @@
       </w:rPr>
     </w:lvl>
   </w:abstractNum>
-  <w:abstractNum w:abstractNumId="35" w15:restartNumberingAfterBreak="0">
+  <w:abstractNum w:abstractNumId="36" w15:restartNumberingAfterBreak="0">
     <w:nsid w:val="2B687FD7"/>
     <w:multiLevelType w:val="multilevel"/>
     <w:tmpl w:val="4D4478B0"/>
@@ -21621,7 +23566,7 @@
       </w:rPr>
     </w:lvl>
   </w:abstractNum>
-  <w:abstractNum w:abstractNumId="36" w15:restartNumberingAfterBreak="0">
+  <w:abstractNum w:abstractNumId="37" w15:restartNumberingAfterBreak="0">
     <w:nsid w:val="2CBB2E60"/>
     <w:multiLevelType w:val="hybridMultilevel"/>
     <w:tmpl w:val="B20AB142"/>
@@ -21733,7 +23678,7 @@
       </w:rPr>
     </w:lvl>
   </w:abstractNum>
-  <w:abstractNum w:abstractNumId="37" w15:restartNumberingAfterBreak="0">
+  <w:abstractNum w:abstractNumId="38" w15:restartNumberingAfterBreak="0">
     <w:nsid w:val="2D682597"/>
     <w:multiLevelType w:val="hybridMultilevel"/>
     <w:tmpl w:val="8AEE5F66"/>
@@ -21845,7 +23790,7 @@
       </w:rPr>
     </w:lvl>
   </w:abstractNum>
-  <w:abstractNum w:abstractNumId="38" w15:restartNumberingAfterBreak="0">
+  <w:abstractNum w:abstractNumId="39" w15:restartNumberingAfterBreak="0">
     <w:nsid w:val="2E82781B"/>
     <w:multiLevelType w:val="multilevel"/>
     <w:tmpl w:val="F360605E"/>
@@ -21994,7 +23939,7 @@
       </w:rPr>
     </w:lvl>
   </w:abstractNum>
-  <w:abstractNum w:abstractNumId="39" w15:restartNumberingAfterBreak="0">
+  <w:abstractNum w:abstractNumId="40" w15:restartNumberingAfterBreak="0">
     <w:nsid w:val="2F0D491F"/>
     <w:multiLevelType w:val="hybridMultilevel"/>
     <w:tmpl w:val="D7D0F52A"/>
@@ -22107,7 +24052,7 @@
       </w:rPr>
     </w:lvl>
   </w:abstractNum>
-  <w:abstractNum w:abstractNumId="40" w15:restartNumberingAfterBreak="0">
+  <w:abstractNum w:abstractNumId="41" w15:restartNumberingAfterBreak="0">
     <w:nsid w:val="309C07EC"/>
     <w:multiLevelType w:val="hybridMultilevel"/>
     <w:tmpl w:val="43E654DC"/>
@@ -22220,7 +24165,7 @@
       </w:rPr>
     </w:lvl>
   </w:abstractNum>
-  <w:abstractNum w:abstractNumId="41" w15:restartNumberingAfterBreak="0">
+  <w:abstractNum w:abstractNumId="42" w15:restartNumberingAfterBreak="0">
     <w:nsid w:val="3122254E"/>
     <w:multiLevelType w:val="multilevel"/>
     <w:tmpl w:val="B470B2CA"/>
@@ -22369,7 +24314,7 @@
       </w:rPr>
     </w:lvl>
   </w:abstractNum>
-  <w:abstractNum w:abstractNumId="42" w15:restartNumberingAfterBreak="0">
+  <w:abstractNum w:abstractNumId="43" w15:restartNumberingAfterBreak="0">
     <w:nsid w:val="31D20FF2"/>
     <w:multiLevelType w:val="hybridMultilevel"/>
     <w:tmpl w:val="EA3CB86A"/>
@@ -22481,7 +24426,156 @@
       </w:rPr>
     </w:lvl>
   </w:abstractNum>
-  <w:abstractNum w:abstractNumId="43" w15:restartNumberingAfterBreak="0">
+  <w:abstractNum w:abstractNumId="44" w15:restartNumberingAfterBreak="0">
+    <w:nsid w:val="350F2D66"/>
+    <w:multiLevelType w:val="multilevel"/>
+    <w:tmpl w:val="B88A184E"/>
+    <w:lvl w:ilvl="0">
+      <w:start w:val="1"/>
+      <w:numFmt w:val="bullet"/>
+      <w:lvlText w:val=""/>
+      <w:lvlJc w:val="left"/>
+      <w:pPr>
+        <w:tabs>
+          <w:tab w:val="num" w:pos="720"/>
+        </w:tabs>
+        <w:ind w:left="720" w:hanging="360"/>
+      </w:pPr>
+      <w:rPr>
+        <w:rFonts w:ascii="Symbol" w:hAnsi="Symbol" w:hint="default"/>
+        <w:sz w:val="20"/>
+      </w:rPr>
+    </w:lvl>
+    <w:lvl w:ilvl="1">
+      <w:start w:val="1"/>
+      <w:numFmt w:val="bullet"/>
+      <w:lvlText w:val="o"/>
+      <w:lvlJc w:val="left"/>
+      <w:pPr>
+        <w:tabs>
+          <w:tab w:val="num" w:pos="1440"/>
+        </w:tabs>
+        <w:ind w:left="1440" w:hanging="360"/>
+      </w:pPr>
+      <w:rPr>
+        <w:rFonts w:ascii="Courier New" w:hAnsi="Courier New" w:hint="default"/>
+        <w:sz w:val="20"/>
+      </w:rPr>
+    </w:lvl>
+    <w:lvl w:ilvl="2" w:tentative="1">
+      <w:start w:val="1"/>
+      <w:numFmt w:val="bullet"/>
+      <w:lvlText w:val=""/>
+      <w:lvlJc w:val="left"/>
+      <w:pPr>
+        <w:tabs>
+          <w:tab w:val="num" w:pos="2160"/>
+        </w:tabs>
+        <w:ind w:left="2160" w:hanging="360"/>
+      </w:pPr>
+      <w:rPr>
+        <w:rFonts w:ascii="Wingdings" w:hAnsi="Wingdings" w:hint="default"/>
+        <w:sz w:val="20"/>
+      </w:rPr>
+    </w:lvl>
+    <w:lvl w:ilvl="3" w:tentative="1">
+      <w:start w:val="1"/>
+      <w:numFmt w:val="bullet"/>
+      <w:lvlText w:val=""/>
+      <w:lvlJc w:val="left"/>
+      <w:pPr>
+        <w:tabs>
+          <w:tab w:val="num" w:pos="2880"/>
+        </w:tabs>
+        <w:ind w:left="2880" w:hanging="360"/>
+      </w:pPr>
+      <w:rPr>
+        <w:rFonts w:ascii="Wingdings" w:hAnsi="Wingdings" w:hint="default"/>
+        <w:sz w:val="20"/>
+      </w:rPr>
+    </w:lvl>
+    <w:lvl w:ilvl="4" w:tentative="1">
+      <w:start w:val="1"/>
+      <w:numFmt w:val="bullet"/>
+      <w:lvlText w:val=""/>
+      <w:lvlJc w:val="left"/>
+      <w:pPr>
+        <w:tabs>
+          <w:tab w:val="num" w:pos="3600"/>
+        </w:tabs>
+        <w:ind w:left="3600" w:hanging="360"/>
+      </w:pPr>
+      <w:rPr>
+        <w:rFonts w:ascii="Wingdings" w:hAnsi="Wingdings" w:hint="default"/>
+        <w:sz w:val="20"/>
+      </w:rPr>
+    </w:lvl>
+    <w:lvl w:ilvl="5" w:tentative="1">
+      <w:start w:val="1"/>
+      <w:numFmt w:val="bullet"/>
+      <w:lvlText w:val=""/>
+      <w:lvlJc w:val="left"/>
+      <w:pPr>
+        <w:tabs>
+          <w:tab w:val="num" w:pos="4320"/>
+        </w:tabs>
+        <w:ind w:left="4320" w:hanging="360"/>
+      </w:pPr>
+      <w:rPr>
+        <w:rFonts w:ascii="Wingdings" w:hAnsi="Wingdings" w:hint="default"/>
+        <w:sz w:val="20"/>
+      </w:rPr>
+    </w:lvl>
+    <w:lvl w:ilvl="6" w:tentative="1">
+      <w:start w:val="1"/>
+      <w:numFmt w:val="bullet"/>
+      <w:lvlText w:val=""/>
+      <w:lvlJc w:val="left"/>
+      <w:pPr>
+        <w:tabs>
+          <w:tab w:val="num" w:pos="5040"/>
+        </w:tabs>
+        <w:ind w:left="5040" w:hanging="360"/>
+      </w:pPr>
+      <w:rPr>
+        <w:rFonts w:ascii="Wingdings" w:hAnsi="Wingdings" w:hint="default"/>
+        <w:sz w:val="20"/>
+      </w:rPr>
+    </w:lvl>
+    <w:lvl w:ilvl="7" w:tentative="1">
+      <w:start w:val="1"/>
+      <w:numFmt w:val="bullet"/>
+      <w:lvlText w:val=""/>
+      <w:lvlJc w:val="left"/>
+      <w:pPr>
+        <w:tabs>
+          <w:tab w:val="num" w:pos="5760"/>
+        </w:tabs>
+        <w:ind w:left="5760" w:hanging="360"/>
+      </w:pPr>
+      <w:rPr>
+        <w:rFonts w:ascii="Wingdings" w:hAnsi="Wingdings" w:hint="default"/>
+        <w:sz w:val="20"/>
+      </w:rPr>
+    </w:lvl>
+    <w:lvl w:ilvl="8" w:tentative="1">
+      <w:start w:val="1"/>
+      <w:numFmt w:val="bullet"/>
+      <w:lvlText w:val=""/>
+      <w:lvlJc w:val="left"/>
+      <w:pPr>
+        <w:tabs>
+          <w:tab w:val="num" w:pos="6480"/>
+        </w:tabs>
+        <w:ind w:left="6480" w:hanging="360"/>
+      </w:pPr>
+      <w:rPr>
+        <w:rFonts w:ascii="Wingdings" w:hAnsi="Wingdings" w:hint="default"/>
+        <w:sz w:val="20"/>
+      </w:rPr>
+    </w:lvl>
+  </w:abstractNum>
+  <w:abstractNum w:abstractNumId="45" w15:restartNumberingAfterBreak="0">
     <w:nsid w:val="35E55AC7"/>
     <w:multiLevelType w:val="hybridMultilevel"/>
     <w:tmpl w:val="BCFCACC6"/>
@@ -22593,7 +24687,7 @@
       </w:rPr>
     </w:lvl>
   </w:abstractNum>
-  <w:abstractNum w:abstractNumId="44" w15:restartNumberingAfterBreak="0">
+  <w:abstractNum w:abstractNumId="46" w15:restartNumberingAfterBreak="0">
     <w:nsid w:val="380E36DB"/>
     <w:multiLevelType w:val="hybridMultilevel"/>
     <w:tmpl w:val="7B3E5C58"/>
@@ -22705,7 +24799,7 @@
       </w:rPr>
     </w:lvl>
   </w:abstractNum>
-  <w:abstractNum w:abstractNumId="45" w15:restartNumberingAfterBreak="0">
+  <w:abstractNum w:abstractNumId="47" w15:restartNumberingAfterBreak="0">
     <w:nsid w:val="38530E13"/>
     <w:multiLevelType w:val="hybridMultilevel"/>
     <w:tmpl w:val="263AC0D6"/>
@@ -22818,7 +24912,7 @@
       </w:rPr>
     </w:lvl>
   </w:abstractNum>
-  <w:abstractNum w:abstractNumId="46" w15:restartNumberingAfterBreak="0">
+  <w:abstractNum w:abstractNumId="48" w15:restartNumberingAfterBreak="0">
     <w:nsid w:val="39DB4418"/>
     <w:multiLevelType w:val="hybridMultilevel"/>
     <w:tmpl w:val="1C843710"/>
@@ -22930,7 +25024,7 @@
       </w:rPr>
     </w:lvl>
   </w:abstractNum>
-  <w:abstractNum w:abstractNumId="47" w15:restartNumberingAfterBreak="0">
+  <w:abstractNum w:abstractNumId="49" w15:restartNumberingAfterBreak="0">
     <w:nsid w:val="3A2445DB"/>
     <w:multiLevelType w:val="hybridMultilevel"/>
     <w:tmpl w:val="629C8E56"/>
@@ -23042,7 +25136,7 @@
       </w:rPr>
     </w:lvl>
   </w:abstractNum>
-  <w:abstractNum w:abstractNumId="48" w15:restartNumberingAfterBreak="0">
+  <w:abstractNum w:abstractNumId="50" w15:restartNumberingAfterBreak="0">
     <w:nsid w:val="3A2A15F0"/>
     <w:multiLevelType w:val="multilevel"/>
     <w:tmpl w:val="8EC800BA"/>
@@ -23191,7 +25285,7 @@
       </w:rPr>
     </w:lvl>
   </w:abstractNum>
-  <w:abstractNum w:abstractNumId="49" w15:restartNumberingAfterBreak="0">
+  <w:abstractNum w:abstractNumId="51" w15:restartNumberingAfterBreak="0">
     <w:nsid w:val="3C6C2C33"/>
     <w:multiLevelType w:val="hybridMultilevel"/>
     <w:tmpl w:val="D8EA41E8"/>
@@ -23303,7 +25397,7 @@
       </w:rPr>
     </w:lvl>
   </w:abstractNum>
-  <w:abstractNum w:abstractNumId="50" w15:restartNumberingAfterBreak="0">
+  <w:abstractNum w:abstractNumId="52" w15:restartNumberingAfterBreak="0">
     <w:nsid w:val="3E017A65"/>
     <w:multiLevelType w:val="hybridMultilevel"/>
     <w:tmpl w:val="7DC43054"/>
@@ -23415,7 +25509,7 @@
       </w:rPr>
     </w:lvl>
   </w:abstractNum>
-  <w:abstractNum w:abstractNumId="51" w15:restartNumberingAfterBreak="0">
+  <w:abstractNum w:abstractNumId="53" w15:restartNumberingAfterBreak="0">
     <w:nsid w:val="3F2F2766"/>
     <w:multiLevelType w:val="hybridMultilevel"/>
     <w:tmpl w:val="4502E290"/>
@@ -23528,7 +25622,7 @@
       </w:rPr>
     </w:lvl>
   </w:abstractNum>
-  <w:abstractNum w:abstractNumId="52" w15:restartNumberingAfterBreak="0">
+  <w:abstractNum w:abstractNumId="54" w15:restartNumberingAfterBreak="0">
     <w:nsid w:val="3F670876"/>
     <w:multiLevelType w:val="hybridMultilevel"/>
     <w:tmpl w:val="87CAC3F6"/>
@@ -23640,7 +25734,7 @@
       </w:rPr>
     </w:lvl>
   </w:abstractNum>
-  <w:abstractNum w:abstractNumId="53" w15:restartNumberingAfterBreak="0">
+  <w:abstractNum w:abstractNumId="55" w15:restartNumberingAfterBreak="0">
     <w:nsid w:val="3FEE4530"/>
     <w:multiLevelType w:val="hybridMultilevel"/>
     <w:tmpl w:val="EFB48A48"/>
@@ -23753,7 +25847,7 @@
       </w:rPr>
     </w:lvl>
   </w:abstractNum>
-  <w:abstractNum w:abstractNumId="54" w15:restartNumberingAfterBreak="0">
+  <w:abstractNum w:abstractNumId="56" w15:restartNumberingAfterBreak="0">
     <w:nsid w:val="41562F53"/>
     <w:multiLevelType w:val="multilevel"/>
     <w:tmpl w:val="8FA65326"/>
@@ -23902,7 +25996,7 @@
       </w:rPr>
     </w:lvl>
   </w:abstractNum>
-  <w:abstractNum w:abstractNumId="55" w15:restartNumberingAfterBreak="0">
+  <w:abstractNum w:abstractNumId="57" w15:restartNumberingAfterBreak="0">
     <w:nsid w:val="42516CF2"/>
     <w:multiLevelType w:val="multilevel"/>
     <w:tmpl w:val="B0706E5A"/>
@@ -24051,7 +26145,7 @@
       </w:rPr>
     </w:lvl>
   </w:abstractNum>
-  <w:abstractNum w:abstractNumId="56" w15:restartNumberingAfterBreak="0">
+  <w:abstractNum w:abstractNumId="58" w15:restartNumberingAfterBreak="0">
     <w:nsid w:val="42545CBC"/>
     <w:multiLevelType w:val="hybridMultilevel"/>
     <w:tmpl w:val="A6D487CC"/>
@@ -24163,7 +26257,7 @@
       </w:rPr>
     </w:lvl>
   </w:abstractNum>
-  <w:abstractNum w:abstractNumId="57" w15:restartNumberingAfterBreak="0">
+  <w:abstractNum w:abstractNumId="59" w15:restartNumberingAfterBreak="0">
     <w:nsid w:val="444A7F9A"/>
     <w:multiLevelType w:val="hybridMultilevel"/>
     <w:tmpl w:val="FC3C1540"/>
@@ -24275,7 +26369,7 @@
       </w:rPr>
     </w:lvl>
   </w:abstractNum>
-  <w:abstractNum w:abstractNumId="58" w15:restartNumberingAfterBreak="0">
+  <w:abstractNum w:abstractNumId="60" w15:restartNumberingAfterBreak="0">
     <w:nsid w:val="445D654F"/>
     <w:multiLevelType w:val="hybridMultilevel"/>
     <w:tmpl w:val="C8920D36"/>
@@ -24388,7 +26482,7 @@
       </w:rPr>
     </w:lvl>
   </w:abstractNum>
-  <w:abstractNum w:abstractNumId="59" w15:restartNumberingAfterBreak="0">
+  <w:abstractNum w:abstractNumId="61" w15:restartNumberingAfterBreak="0">
     <w:nsid w:val="451619A4"/>
     <w:multiLevelType w:val="hybridMultilevel"/>
     <w:tmpl w:val="D3B8B1B0"/>
@@ -24500,7 +26594,7 @@
       </w:rPr>
     </w:lvl>
   </w:abstractNum>
-  <w:abstractNum w:abstractNumId="60" w15:restartNumberingAfterBreak="0">
+  <w:abstractNum w:abstractNumId="62" w15:restartNumberingAfterBreak="0">
     <w:nsid w:val="45867B90"/>
     <w:multiLevelType w:val="hybridMultilevel"/>
     <w:tmpl w:val="47BA1232"/>
@@ -24612,7 +26706,156 @@
       </w:rPr>
     </w:lvl>
   </w:abstractNum>
-  <w:abstractNum w:abstractNumId="61" w15:restartNumberingAfterBreak="0">
+  <w:abstractNum w:abstractNumId="63" w15:restartNumberingAfterBreak="0">
+    <w:nsid w:val="460A25AE"/>
+    <w:multiLevelType w:val="multilevel"/>
+    <w:tmpl w:val="61C8A5C8"/>
+    <w:lvl w:ilvl="0">
+      <w:start w:val="1"/>
+      <w:numFmt w:val="bullet"/>
+      <w:lvlText w:val=""/>
+      <w:lvlJc w:val="left"/>
+      <w:pPr>
+        <w:tabs>
+          <w:tab w:val="num" w:pos="720"/>
+        </w:tabs>
+        <w:ind w:left="720" w:hanging="360"/>
+      </w:pPr>
+      <w:rPr>
+        <w:rFonts w:ascii="Symbol" w:hAnsi="Symbol" w:hint="default"/>
+        <w:sz w:val="20"/>
+      </w:rPr>
+    </w:lvl>
+    <w:lvl w:ilvl="1" w:tentative="1">
+      <w:start w:val="1"/>
+      <w:numFmt w:val="bullet"/>
+      <w:lvlText w:val="o"/>
+      <w:lvlJc w:val="left"/>
+      <w:pPr>
+        <w:tabs>
+          <w:tab w:val="num" w:pos="1440"/>
+        </w:tabs>
+        <w:ind w:left="1440" w:hanging="360"/>
+      </w:pPr>
+      <w:rPr>
+        <w:rFonts w:ascii="Courier New" w:hAnsi="Courier New" w:hint="default"/>
+        <w:sz w:val="20"/>
+      </w:rPr>
+    </w:lvl>
+    <w:lvl w:ilvl="2" w:tentative="1">
+      <w:start w:val="1"/>
+      <w:numFmt w:val="bullet"/>
+      <w:lvlText w:val=""/>
+      <w:lvlJc w:val="left"/>
+      <w:pPr>
+        <w:tabs>
+          <w:tab w:val="num" w:pos="2160"/>
+        </w:tabs>
+        <w:ind w:left="2160" w:hanging="360"/>
+      </w:pPr>
+      <w:rPr>
+        <w:rFonts w:ascii="Wingdings" w:hAnsi="Wingdings" w:hint="default"/>
+        <w:sz w:val="20"/>
+      </w:rPr>
+    </w:lvl>
+    <w:lvl w:ilvl="3" w:tentative="1">
+      <w:start w:val="1"/>
+      <w:numFmt w:val="bullet"/>
+      <w:lvlText w:val=""/>
+      <w:lvlJc w:val="left"/>
+      <w:pPr>
+        <w:tabs>
+          <w:tab w:val="num" w:pos="2880"/>
+        </w:tabs>
+        <w:ind w:left="2880" w:hanging="360"/>
+      </w:pPr>
+      <w:rPr>
+        <w:rFonts w:ascii="Wingdings" w:hAnsi="Wingdings" w:hint="default"/>
+        <w:sz w:val="20"/>
+      </w:rPr>
+    </w:lvl>
+    <w:lvl w:ilvl="4" w:tentative="1">
+      <w:start w:val="1"/>
+      <w:numFmt w:val="bullet"/>
+      <w:lvlText w:val=""/>
+      <w:lvlJc w:val="left"/>
+      <w:pPr>
+        <w:tabs>
+          <w:tab w:val="num" w:pos="3600"/>
+        </w:tabs>
+        <w:ind w:left="3600" w:hanging="360"/>
+      </w:pPr>
+      <w:rPr>
+        <w:rFonts w:ascii="Wingdings" w:hAnsi="Wingdings" w:hint="default"/>
+        <w:sz w:val="20"/>
+      </w:rPr>
+    </w:lvl>
+    <w:lvl w:ilvl="5" w:tentative="1">
+      <w:start w:val="1"/>
+      <w:numFmt w:val="bullet"/>
+      <w:lvlText w:val=""/>
+      <w:lvlJc w:val="left"/>
+      <w:pPr>
+        <w:tabs>
+          <w:tab w:val="num" w:pos="4320"/>
+        </w:tabs>
+        <w:ind w:left="4320" w:hanging="360"/>
+      </w:pPr>
+      <w:rPr>
+        <w:rFonts w:ascii="Wingdings" w:hAnsi="Wingdings" w:hint="default"/>
+        <w:sz w:val="20"/>
+      </w:rPr>
+    </w:lvl>
+    <w:lvl w:ilvl="6" w:tentative="1">
+      <w:start w:val="1"/>
+      <w:numFmt w:val="bullet"/>
+      <w:lvlText w:val=""/>
+      <w:lvlJc w:val="left"/>
+      <w:pPr>
+        <w:tabs>
+          <w:tab w:val="num" w:pos="5040"/>
+        </w:tabs>
+        <w:ind w:left="5040" w:hanging="360"/>
+      </w:pPr>
+      <w:rPr>
+        <w:rFonts w:ascii="Wingdings" w:hAnsi="Wingdings" w:hint="default"/>
+        <w:sz w:val="20"/>
+      </w:rPr>
+    </w:lvl>
+    <w:lvl w:ilvl="7" w:tentative="1">
+      <w:start w:val="1"/>
+      <w:numFmt w:val="bullet"/>
+      <w:lvlText w:val=""/>
+      <w:lvlJc w:val="left"/>
+      <w:pPr>
+        <w:tabs>
+          <w:tab w:val="num" w:pos="5760"/>
+        </w:tabs>
+        <w:ind w:left="5760" w:hanging="360"/>
+      </w:pPr>
+      <w:rPr>
+        <w:rFonts w:ascii="Wingdings" w:hAnsi="Wingdings" w:hint="default"/>
+        <w:sz w:val="20"/>
+      </w:rPr>
+    </w:lvl>
+    <w:lvl w:ilvl="8" w:tentative="1">
+      <w:start w:val="1"/>
+      <w:numFmt w:val="bullet"/>
+      <w:lvlText w:val=""/>
+      <w:lvlJc w:val="left"/>
+      <w:pPr>
+        <w:tabs>
+          <w:tab w:val="num" w:pos="6480"/>
+        </w:tabs>
+        <w:ind w:left="6480" w:hanging="360"/>
+      </w:pPr>
+      <w:rPr>
+        <w:rFonts w:ascii="Wingdings" w:hAnsi="Wingdings" w:hint="default"/>
+        <w:sz w:val="20"/>
+      </w:rPr>
+    </w:lvl>
+  </w:abstractNum>
+  <w:abstractNum w:abstractNumId="64" w15:restartNumberingAfterBreak="0">
     <w:nsid w:val="470C54C3"/>
     <w:multiLevelType w:val="hybridMultilevel"/>
     <w:tmpl w:val="0A827D10"/>
@@ -24725,7 +26968,7 @@
       </w:rPr>
     </w:lvl>
   </w:abstractNum>
-  <w:abstractNum w:abstractNumId="62" w15:restartNumberingAfterBreak="0">
+  <w:abstractNum w:abstractNumId="65" w15:restartNumberingAfterBreak="0">
     <w:nsid w:val="48691879"/>
     <w:multiLevelType w:val="multilevel"/>
     <w:tmpl w:val="24FA03BA"/>
@@ -24874,7 +27117,7 @@
       </w:rPr>
     </w:lvl>
   </w:abstractNum>
-  <w:abstractNum w:abstractNumId="63" w15:restartNumberingAfterBreak="0">
+  <w:abstractNum w:abstractNumId="66" w15:restartNumberingAfterBreak="0">
     <w:nsid w:val="4A136C87"/>
     <w:multiLevelType w:val="hybridMultilevel"/>
     <w:tmpl w:val="78608C6C"/>
@@ -24986,7 +27229,7 @@
       </w:rPr>
     </w:lvl>
   </w:abstractNum>
-  <w:abstractNum w:abstractNumId="64" w15:restartNumberingAfterBreak="0">
+  <w:abstractNum w:abstractNumId="67" w15:restartNumberingAfterBreak="0">
     <w:nsid w:val="4A236E9D"/>
     <w:multiLevelType w:val="hybridMultilevel"/>
     <w:tmpl w:val="9F9812D0"/>
@@ -25098,7 +27341,7 @@
       </w:rPr>
     </w:lvl>
   </w:abstractNum>
-  <w:abstractNum w:abstractNumId="65" w15:restartNumberingAfterBreak="0">
+  <w:abstractNum w:abstractNumId="68" w15:restartNumberingAfterBreak="0">
     <w:nsid w:val="4A5F55A9"/>
     <w:multiLevelType w:val="hybridMultilevel"/>
     <w:tmpl w:val="0D3AC080"/>
@@ -25210,7 +27453,7 @@
       </w:rPr>
     </w:lvl>
   </w:abstractNum>
-  <w:abstractNum w:abstractNumId="66" w15:restartNumberingAfterBreak="0">
+  <w:abstractNum w:abstractNumId="69" w15:restartNumberingAfterBreak="0">
     <w:nsid w:val="4A753E2F"/>
     <w:multiLevelType w:val="multilevel"/>
     <w:tmpl w:val="AABC8488"/>
@@ -25359,7 +27602,7 @@
       </w:rPr>
     </w:lvl>
   </w:abstractNum>
-  <w:abstractNum w:abstractNumId="67" w15:restartNumberingAfterBreak="0">
+  <w:abstractNum w:abstractNumId="70" w15:restartNumberingAfterBreak="0">
     <w:nsid w:val="4BB76C74"/>
     <w:multiLevelType w:val="hybridMultilevel"/>
     <w:tmpl w:val="D5303D68"/>
@@ -25471,7 +27714,7 @@
       </w:rPr>
     </w:lvl>
   </w:abstractNum>
-  <w:abstractNum w:abstractNumId="68" w15:restartNumberingAfterBreak="0">
+  <w:abstractNum w:abstractNumId="71" w15:restartNumberingAfterBreak="0">
     <w:nsid w:val="4DA617C0"/>
     <w:multiLevelType w:val="hybridMultilevel"/>
     <w:tmpl w:val="CBB6B620"/>
@@ -25583,7 +27826,7 @@
       </w:rPr>
     </w:lvl>
   </w:abstractNum>
-  <w:abstractNum w:abstractNumId="69" w15:restartNumberingAfterBreak="0">
+  <w:abstractNum w:abstractNumId="72" w15:restartNumberingAfterBreak="0">
     <w:nsid w:val="4E3A3B25"/>
     <w:multiLevelType w:val="hybridMultilevel"/>
     <w:tmpl w:val="99AA89AC"/>
@@ -25695,7 +27938,7 @@
       </w:rPr>
     </w:lvl>
   </w:abstractNum>
-  <w:abstractNum w:abstractNumId="70" w15:restartNumberingAfterBreak="0">
+  <w:abstractNum w:abstractNumId="73" w15:restartNumberingAfterBreak="0">
     <w:nsid w:val="4F2C133C"/>
     <w:multiLevelType w:val="multilevel"/>
     <w:tmpl w:val="25603220"/>
@@ -25844,7 +28087,7 @@
       </w:rPr>
     </w:lvl>
   </w:abstractNum>
-  <w:abstractNum w:abstractNumId="71" w15:restartNumberingAfterBreak="0">
+  <w:abstractNum w:abstractNumId="74" w15:restartNumberingAfterBreak="0">
     <w:nsid w:val="50256ADE"/>
     <w:multiLevelType w:val="hybridMultilevel"/>
     <w:tmpl w:val="0818EA64"/>
@@ -25956,7 +28199,7 @@
       </w:rPr>
     </w:lvl>
   </w:abstractNum>
-  <w:abstractNum w:abstractNumId="72" w15:restartNumberingAfterBreak="0">
+  <w:abstractNum w:abstractNumId="75" w15:restartNumberingAfterBreak="0">
     <w:nsid w:val="51713097"/>
     <w:multiLevelType w:val="multilevel"/>
     <w:tmpl w:val="AB2C4482"/>
@@ -26105,7 +28348,7 @@
       </w:rPr>
     </w:lvl>
   </w:abstractNum>
-  <w:abstractNum w:abstractNumId="73" w15:restartNumberingAfterBreak="0">
+  <w:abstractNum w:abstractNumId="76" w15:restartNumberingAfterBreak="0">
     <w:nsid w:val="51975149"/>
     <w:multiLevelType w:val="hybridMultilevel"/>
     <w:tmpl w:val="2EF4D1CA"/>
@@ -26218,7 +28461,7 @@
       </w:rPr>
     </w:lvl>
   </w:abstractNum>
-  <w:abstractNum w:abstractNumId="74" w15:restartNumberingAfterBreak="0">
+  <w:abstractNum w:abstractNumId="77" w15:restartNumberingAfterBreak="0">
     <w:nsid w:val="522764ED"/>
     <w:multiLevelType w:val="hybridMultilevel"/>
     <w:tmpl w:val="DAFA377A"/>
@@ -26307,7 +28550,7 @@
       </w:pPr>
     </w:lvl>
   </w:abstractNum>
-  <w:abstractNum w:abstractNumId="75" w15:restartNumberingAfterBreak="0">
+  <w:abstractNum w:abstractNumId="78" w15:restartNumberingAfterBreak="0">
     <w:nsid w:val="53FB0753"/>
     <w:multiLevelType w:val="hybridMultilevel"/>
     <w:tmpl w:val="36C23286"/>
@@ -26419,7 +28662,7 @@
       </w:rPr>
     </w:lvl>
   </w:abstractNum>
-  <w:abstractNum w:abstractNumId="76" w15:restartNumberingAfterBreak="0">
+  <w:abstractNum w:abstractNumId="79" w15:restartNumberingAfterBreak="0">
     <w:nsid w:val="54CD7F04"/>
     <w:multiLevelType w:val="multilevel"/>
     <w:tmpl w:val="020E20BE"/>
@@ -26532,7 +28775,7 @@
       </w:pPr>
     </w:lvl>
   </w:abstractNum>
-  <w:abstractNum w:abstractNumId="77" w15:restartNumberingAfterBreak="0">
+  <w:abstractNum w:abstractNumId="80" w15:restartNumberingAfterBreak="0">
     <w:nsid w:val="56A967D5"/>
     <w:multiLevelType w:val="hybridMultilevel"/>
     <w:tmpl w:val="4AD2C76C"/>
@@ -26644,7 +28887,7 @@
       </w:rPr>
     </w:lvl>
   </w:abstractNum>
-  <w:abstractNum w:abstractNumId="78" w15:restartNumberingAfterBreak="0">
+  <w:abstractNum w:abstractNumId="81" w15:restartNumberingAfterBreak="0">
     <w:nsid w:val="578F4A30"/>
     <w:multiLevelType w:val="multilevel"/>
     <w:tmpl w:val="AA3C5686"/>
@@ -26793,7 +29036,7 @@
       </w:rPr>
     </w:lvl>
   </w:abstractNum>
-  <w:abstractNum w:abstractNumId="79" w15:restartNumberingAfterBreak="0">
+  <w:abstractNum w:abstractNumId="82" w15:restartNumberingAfterBreak="0">
     <w:nsid w:val="57F8144A"/>
     <w:multiLevelType w:val="hybridMultilevel"/>
     <w:tmpl w:val="1F8208A2"/>
@@ -26905,7 +29148,7 @@
       </w:rPr>
     </w:lvl>
   </w:abstractNum>
-  <w:abstractNum w:abstractNumId="80" w15:restartNumberingAfterBreak="0">
+  <w:abstractNum w:abstractNumId="83" w15:restartNumberingAfterBreak="0">
     <w:nsid w:val="57FA4B86"/>
     <w:multiLevelType w:val="hybridMultilevel"/>
     <w:tmpl w:val="24E2749A"/>
@@ -27017,7 +29260,7 @@
       </w:rPr>
     </w:lvl>
   </w:abstractNum>
-  <w:abstractNum w:abstractNumId="81" w15:restartNumberingAfterBreak="0">
+  <w:abstractNum w:abstractNumId="84" w15:restartNumberingAfterBreak="0">
     <w:nsid w:val="59A37E1D"/>
     <w:multiLevelType w:val="multilevel"/>
     <w:tmpl w:val="C77A0876"/>
@@ -27166,7 +29409,7 @@
       </w:rPr>
     </w:lvl>
   </w:abstractNum>
-  <w:abstractNum w:abstractNumId="82" w15:restartNumberingAfterBreak="0">
+  <w:abstractNum w:abstractNumId="85" w15:restartNumberingAfterBreak="0">
     <w:nsid w:val="5AC635B5"/>
     <w:multiLevelType w:val="hybridMultilevel"/>
     <w:tmpl w:val="51A0E17A"/>
@@ -27278,7 +29521,7 @@
       </w:rPr>
     </w:lvl>
   </w:abstractNum>
-  <w:abstractNum w:abstractNumId="83" w15:restartNumberingAfterBreak="0">
+  <w:abstractNum w:abstractNumId="86" w15:restartNumberingAfterBreak="0">
     <w:nsid w:val="5D3D35B1"/>
     <w:multiLevelType w:val="multilevel"/>
     <w:tmpl w:val="1DB64FCA"/>
@@ -27427,7 +29670,7 @@
       </w:rPr>
     </w:lvl>
   </w:abstractNum>
-  <w:abstractNum w:abstractNumId="84" w15:restartNumberingAfterBreak="0">
+  <w:abstractNum w:abstractNumId="87" w15:restartNumberingAfterBreak="0">
     <w:nsid w:val="5D751E17"/>
     <w:multiLevelType w:val="multilevel"/>
     <w:tmpl w:val="02722D60"/>
@@ -27576,7 +29819,7 @@
       </w:rPr>
     </w:lvl>
   </w:abstractNum>
-  <w:abstractNum w:abstractNumId="85" w15:restartNumberingAfterBreak="0">
+  <w:abstractNum w:abstractNumId="88" w15:restartNumberingAfterBreak="0">
     <w:nsid w:val="5DCE038E"/>
     <w:multiLevelType w:val="multilevel"/>
     <w:tmpl w:val="15907428"/>
@@ -27725,7 +29968,7 @@
       </w:rPr>
     </w:lvl>
   </w:abstractNum>
-  <w:abstractNum w:abstractNumId="86" w15:restartNumberingAfterBreak="0">
+  <w:abstractNum w:abstractNumId="89" w15:restartNumberingAfterBreak="0">
     <w:nsid w:val="5E8562F4"/>
     <w:multiLevelType w:val="multilevel"/>
     <w:tmpl w:val="E0D01132"/>
@@ -27874,7 +30117,7 @@
       </w:rPr>
     </w:lvl>
   </w:abstractNum>
-  <w:abstractNum w:abstractNumId="87" w15:restartNumberingAfterBreak="0">
+  <w:abstractNum w:abstractNumId="90" w15:restartNumberingAfterBreak="0">
     <w:nsid w:val="5E9D7FF9"/>
     <w:multiLevelType w:val="hybridMultilevel"/>
     <w:tmpl w:val="9FEC9846"/>
@@ -27987,7 +30230,7 @@
       </w:rPr>
     </w:lvl>
   </w:abstractNum>
-  <w:abstractNum w:abstractNumId="88" w15:restartNumberingAfterBreak="0">
+  <w:abstractNum w:abstractNumId="91" w15:restartNumberingAfterBreak="0">
     <w:nsid w:val="5FC668DA"/>
     <w:multiLevelType w:val="multilevel"/>
     <w:tmpl w:val="684224A0"/>
@@ -28136,7 +30379,7 @@
       </w:rPr>
     </w:lvl>
   </w:abstractNum>
-  <w:abstractNum w:abstractNumId="89" w15:restartNumberingAfterBreak="0">
+  <w:abstractNum w:abstractNumId="92" w15:restartNumberingAfterBreak="0">
     <w:nsid w:val="641534EF"/>
     <w:multiLevelType w:val="multilevel"/>
     <w:tmpl w:val="D9F652B8"/>
@@ -28249,7 +30492,7 @@
       </w:pPr>
     </w:lvl>
   </w:abstractNum>
-  <w:abstractNum w:abstractNumId="90" w15:restartNumberingAfterBreak="0">
+  <w:abstractNum w:abstractNumId="93" w15:restartNumberingAfterBreak="0">
     <w:nsid w:val="66C01D91"/>
     <w:multiLevelType w:val="hybridMultilevel"/>
     <w:tmpl w:val="056EB786"/>
@@ -28362,7 +30605,7 @@
       </w:rPr>
     </w:lvl>
   </w:abstractNum>
-  <w:abstractNum w:abstractNumId="91" w15:restartNumberingAfterBreak="0">
+  <w:abstractNum w:abstractNumId="94" w15:restartNumberingAfterBreak="0">
     <w:nsid w:val="68FF3E14"/>
     <w:multiLevelType w:val="hybridMultilevel"/>
     <w:tmpl w:val="852ED156"/>
@@ -28474,7 +30717,7 @@
       </w:rPr>
     </w:lvl>
   </w:abstractNum>
-  <w:abstractNum w:abstractNumId="92" w15:restartNumberingAfterBreak="0">
+  <w:abstractNum w:abstractNumId="95" w15:restartNumberingAfterBreak="0">
     <w:nsid w:val="6B531966"/>
     <w:multiLevelType w:val="hybridMultilevel"/>
     <w:tmpl w:val="2758CFC0"/>
@@ -28586,7 +30829,7 @@
       </w:rPr>
     </w:lvl>
   </w:abstractNum>
-  <w:abstractNum w:abstractNumId="93" w15:restartNumberingAfterBreak="0">
+  <w:abstractNum w:abstractNumId="96" w15:restartNumberingAfterBreak="0">
     <w:nsid w:val="6C181A8F"/>
     <w:multiLevelType w:val="hybridMultilevel"/>
     <w:tmpl w:val="AE1A9754"/>
@@ -28698,7 +30941,7 @@
       </w:rPr>
     </w:lvl>
   </w:abstractNum>
-  <w:abstractNum w:abstractNumId="94" w15:restartNumberingAfterBreak="0">
+  <w:abstractNum w:abstractNumId="97" w15:restartNumberingAfterBreak="0">
     <w:nsid w:val="6C3D39F9"/>
     <w:multiLevelType w:val="multilevel"/>
     <w:tmpl w:val="AD68E6B4"/>
@@ -28847,7 +31090,7 @@
       </w:rPr>
     </w:lvl>
   </w:abstractNum>
-  <w:abstractNum w:abstractNumId="95" w15:restartNumberingAfterBreak="0">
+  <w:abstractNum w:abstractNumId="98" w15:restartNumberingAfterBreak="0">
     <w:nsid w:val="6C52622C"/>
     <w:multiLevelType w:val="multilevel"/>
     <w:tmpl w:val="F8B03172"/>
@@ -28996,7 +31239,7 @@
       </w:rPr>
     </w:lvl>
   </w:abstractNum>
-  <w:abstractNum w:abstractNumId="96" w15:restartNumberingAfterBreak="0">
+  <w:abstractNum w:abstractNumId="99" w15:restartNumberingAfterBreak="0">
     <w:nsid w:val="6D674DC7"/>
     <w:multiLevelType w:val="multilevel"/>
     <w:tmpl w:val="4342CC68"/>
@@ -29145,7 +31388,7 @@
       </w:rPr>
     </w:lvl>
   </w:abstractNum>
-  <w:abstractNum w:abstractNumId="97" w15:restartNumberingAfterBreak="0">
+  <w:abstractNum w:abstractNumId="100" w15:restartNumberingAfterBreak="0">
     <w:nsid w:val="6E08011E"/>
     <w:multiLevelType w:val="hybridMultilevel"/>
     <w:tmpl w:val="33DE4EDC"/>
@@ -29257,7 +31500,7 @@
       </w:rPr>
     </w:lvl>
   </w:abstractNum>
-  <w:abstractNum w:abstractNumId="98" w15:restartNumberingAfterBreak="0">
+  <w:abstractNum w:abstractNumId="101" w15:restartNumberingAfterBreak="0">
     <w:nsid w:val="71C01D39"/>
     <w:multiLevelType w:val="multilevel"/>
     <w:tmpl w:val="7C4E5656"/>
@@ -29406,7 +31649,7 @@
       </w:rPr>
     </w:lvl>
   </w:abstractNum>
-  <w:abstractNum w:abstractNumId="99" w15:restartNumberingAfterBreak="0">
+  <w:abstractNum w:abstractNumId="102" w15:restartNumberingAfterBreak="0">
     <w:nsid w:val="722717AC"/>
     <w:multiLevelType w:val="hybridMultilevel"/>
     <w:tmpl w:val="935CC4B6"/>
@@ -29518,7 +31761,7 @@
       </w:rPr>
     </w:lvl>
   </w:abstractNum>
-  <w:abstractNum w:abstractNumId="100" w15:restartNumberingAfterBreak="0">
+  <w:abstractNum w:abstractNumId="103" w15:restartNumberingAfterBreak="0">
     <w:nsid w:val="7266168E"/>
     <w:multiLevelType w:val="hybridMultilevel"/>
     <w:tmpl w:val="163AFB96"/>
@@ -29630,7 +31873,7 @@
       </w:rPr>
     </w:lvl>
   </w:abstractNum>
-  <w:abstractNum w:abstractNumId="101" w15:restartNumberingAfterBreak="0">
+  <w:abstractNum w:abstractNumId="104" w15:restartNumberingAfterBreak="0">
     <w:nsid w:val="743E3484"/>
     <w:multiLevelType w:val="hybridMultilevel"/>
     <w:tmpl w:val="F148EE2C"/>
@@ -29743,7 +31986,7 @@
       </w:rPr>
     </w:lvl>
   </w:abstractNum>
-  <w:abstractNum w:abstractNumId="102" w15:restartNumberingAfterBreak="0">
+  <w:abstractNum w:abstractNumId="105" w15:restartNumberingAfterBreak="0">
     <w:nsid w:val="777C1D77"/>
     <w:multiLevelType w:val="hybridMultilevel"/>
     <w:tmpl w:val="2D0210B8"/>
@@ -29855,7 +32098,7 @@
       </w:rPr>
     </w:lvl>
   </w:abstractNum>
-  <w:abstractNum w:abstractNumId="103" w15:restartNumberingAfterBreak="0">
+  <w:abstractNum w:abstractNumId="106" w15:restartNumberingAfterBreak="0">
     <w:nsid w:val="79033895"/>
     <w:multiLevelType w:val="hybridMultilevel"/>
     <w:tmpl w:val="D0EC68D0"/>
@@ -29967,7 +32210,7 @@
       </w:rPr>
     </w:lvl>
   </w:abstractNum>
-  <w:abstractNum w:abstractNumId="104" w15:restartNumberingAfterBreak="0">
+  <w:abstractNum w:abstractNumId="107" w15:restartNumberingAfterBreak="0">
     <w:nsid w:val="79254661"/>
     <w:multiLevelType w:val="multilevel"/>
     <w:tmpl w:val="577EED92"/>
@@ -30116,7 +32359,7 @@
       </w:rPr>
     </w:lvl>
   </w:abstractNum>
-  <w:abstractNum w:abstractNumId="105" w15:restartNumberingAfterBreak="0">
+  <w:abstractNum w:abstractNumId="108" w15:restartNumberingAfterBreak="0">
     <w:nsid w:val="7A8751EA"/>
     <w:multiLevelType w:val="multilevel"/>
     <w:tmpl w:val="ADFE54B8"/>
@@ -30265,7 +32508,7 @@
       </w:rPr>
     </w:lvl>
   </w:abstractNum>
-  <w:abstractNum w:abstractNumId="106" w15:restartNumberingAfterBreak="0">
+  <w:abstractNum w:abstractNumId="109" w15:restartNumberingAfterBreak="0">
     <w:nsid w:val="7BB76968"/>
     <w:multiLevelType w:val="hybridMultilevel"/>
     <w:tmpl w:val="F1945E5E"/>
@@ -30377,7 +32620,7 @@
       </w:rPr>
     </w:lvl>
   </w:abstractNum>
-  <w:abstractNum w:abstractNumId="107" w15:restartNumberingAfterBreak="0">
+  <w:abstractNum w:abstractNumId="110" w15:restartNumberingAfterBreak="0">
     <w:nsid w:val="7D0F73BE"/>
     <w:multiLevelType w:val="multilevel"/>
     <w:tmpl w:val="283CE29A"/>
@@ -30526,7 +32769,7 @@
       </w:rPr>
     </w:lvl>
   </w:abstractNum>
-  <w:abstractNum w:abstractNumId="108" w15:restartNumberingAfterBreak="0">
+  <w:abstractNum w:abstractNumId="111" w15:restartNumberingAfterBreak="0">
     <w:nsid w:val="7E1427B3"/>
     <w:multiLevelType w:val="multilevel"/>
     <w:tmpl w:val="760E8CDE"/>
@@ -30682,202 +32925,202 @@
     <w:abstractNumId w:val="8"/>
   </w:num>
   <w:num w:numId="3" w16cid:durableId="1080636982">
-    <w:abstractNumId w:val="70"/>
+    <w:abstractNumId w:val="73"/>
   </w:num>
   <w:num w:numId="4" w16cid:durableId="716128754">
-    <w:abstractNumId w:val="27"/>
+    <w:abstractNumId w:val="28"/>
   </w:num>
   <w:num w:numId="5" w16cid:durableId="1356880465">
-    <w:abstractNumId w:val="104"/>
+    <w:abstractNumId w:val="107"/>
   </w:num>
   <w:num w:numId="6" w16cid:durableId="1210613002">
-    <w:abstractNumId w:val="19"/>
+    <w:abstractNumId w:val="20"/>
   </w:num>
   <w:num w:numId="7" w16cid:durableId="2002191770">
-    <w:abstractNumId w:val="55"/>
+    <w:abstractNumId w:val="57"/>
   </w:num>
   <w:num w:numId="8" w16cid:durableId="998534124">
-    <w:abstractNumId w:val="35"/>
+    <w:abstractNumId w:val="36"/>
   </w:num>
   <w:num w:numId="9" w16cid:durableId="523247384">
-    <w:abstractNumId w:val="96"/>
+    <w:abstractNumId w:val="99"/>
   </w:num>
   <w:num w:numId="10" w16cid:durableId="261114341">
     <w:abstractNumId w:val="15"/>
   </w:num>
   <w:num w:numId="11" w16cid:durableId="987244375">
-    <w:abstractNumId w:val="105"/>
+    <w:abstractNumId w:val="108"/>
   </w:num>
   <w:num w:numId="12" w16cid:durableId="1765805581">
     <w:abstractNumId w:val="9"/>
   </w:num>
   <w:num w:numId="13" w16cid:durableId="820117559">
-    <w:abstractNumId w:val="90"/>
+    <w:abstractNumId w:val="93"/>
   </w:num>
   <w:num w:numId="14" w16cid:durableId="452291802">
-    <w:abstractNumId w:val="39"/>
+    <w:abstractNumId w:val="40"/>
   </w:num>
   <w:num w:numId="15" w16cid:durableId="71853967">
-    <w:abstractNumId w:val="26"/>
+    <w:abstractNumId w:val="27"/>
   </w:num>
   <w:num w:numId="16" w16cid:durableId="1587035945">
-    <w:abstractNumId w:val="53"/>
+    <w:abstractNumId w:val="55"/>
   </w:num>
   <w:num w:numId="17" w16cid:durableId="1439452709">
-    <w:abstractNumId w:val="45"/>
+    <w:abstractNumId w:val="47"/>
   </w:num>
   <w:num w:numId="18" w16cid:durableId="1627157179">
-    <w:abstractNumId w:val="73"/>
+    <w:abstractNumId w:val="76"/>
   </w:num>
   <w:num w:numId="19" w16cid:durableId="1214316601">
-    <w:abstractNumId w:val="58"/>
+    <w:abstractNumId w:val="60"/>
   </w:num>
   <w:num w:numId="20" w16cid:durableId="1685471909">
     <w:abstractNumId w:val="2"/>
   </w:num>
   <w:num w:numId="21" w16cid:durableId="914435209">
-    <w:abstractNumId w:val="40"/>
+    <w:abstractNumId w:val="41"/>
   </w:num>
   <w:num w:numId="22" w16cid:durableId="1255505909">
-    <w:abstractNumId w:val="34"/>
+    <w:abstractNumId w:val="35"/>
   </w:num>
   <w:num w:numId="23" w16cid:durableId="529799065">
     <w:abstractNumId w:val="11"/>
   </w:num>
   <w:num w:numId="24" w16cid:durableId="1664163106">
-    <w:abstractNumId w:val="87"/>
+    <w:abstractNumId w:val="90"/>
   </w:num>
   <w:num w:numId="25" w16cid:durableId="1714576960">
-    <w:abstractNumId w:val="17"/>
+    <w:abstractNumId w:val="18"/>
   </w:num>
   <w:num w:numId="26" w16cid:durableId="2121341683">
-    <w:abstractNumId w:val="23"/>
+    <w:abstractNumId w:val="24"/>
   </w:num>
   <w:num w:numId="27" w16cid:durableId="827793205">
-    <w:abstractNumId w:val="101"/>
+    <w:abstractNumId w:val="104"/>
   </w:num>
   <w:num w:numId="28" w16cid:durableId="1275989163">
-    <w:abstractNumId w:val="51"/>
+    <w:abstractNumId w:val="53"/>
   </w:num>
   <w:num w:numId="29" w16cid:durableId="621544332">
-    <w:abstractNumId w:val="61"/>
+    <w:abstractNumId w:val="64"/>
   </w:num>
   <w:num w:numId="30" w16cid:durableId="1089692455">
     <w:abstractNumId w:val="12"/>
   </w:num>
   <w:num w:numId="31" w16cid:durableId="1926265000">
-    <w:abstractNumId w:val="29"/>
+    <w:abstractNumId w:val="30"/>
   </w:num>
   <w:num w:numId="32" w16cid:durableId="2092268856">
     <w:abstractNumId w:val="13"/>
   </w:num>
   <w:num w:numId="33" w16cid:durableId="46222972">
-    <w:abstractNumId w:val="31"/>
+    <w:abstractNumId w:val="32"/>
   </w:num>
   <w:num w:numId="34" w16cid:durableId="721440043">
+    <w:abstractNumId w:val="70"/>
+  </w:num>
+  <w:num w:numId="35" w16cid:durableId="1074085621">
+    <w:abstractNumId w:val="96"/>
+  </w:num>
+  <w:num w:numId="36" w16cid:durableId="164785594">
+    <w:abstractNumId w:val="66"/>
+  </w:num>
+  <w:num w:numId="37" w16cid:durableId="1690908687">
     <w:abstractNumId w:val="67"/>
   </w:num>
-  <w:num w:numId="35" w16cid:durableId="1074085621">
-    <w:abstractNumId w:val="93"/>
-  </w:num>
-  <w:num w:numId="36" w16cid:durableId="164785594">
-    <w:abstractNumId w:val="63"/>
-  </w:num>
-  <w:num w:numId="37" w16cid:durableId="1690908687">
-    <w:abstractNumId w:val="64"/>
-  </w:num>
   <w:num w:numId="38" w16cid:durableId="1494486041">
-    <w:abstractNumId w:val="49"/>
+    <w:abstractNumId w:val="51"/>
   </w:num>
   <w:num w:numId="39" w16cid:durableId="301084558">
-    <w:abstractNumId w:val="18"/>
+    <w:abstractNumId w:val="19"/>
   </w:num>
   <w:num w:numId="40" w16cid:durableId="1202018679">
-    <w:abstractNumId w:val="100"/>
+    <w:abstractNumId w:val="103"/>
   </w:num>
   <w:num w:numId="41" w16cid:durableId="696003112">
-    <w:abstractNumId w:val="106"/>
+    <w:abstractNumId w:val="109"/>
   </w:num>
   <w:num w:numId="42" w16cid:durableId="1488278798">
-    <w:abstractNumId w:val="60"/>
+    <w:abstractNumId w:val="62"/>
   </w:num>
   <w:num w:numId="43" w16cid:durableId="630794293">
-    <w:abstractNumId w:val="59"/>
+    <w:abstractNumId w:val="61"/>
   </w:num>
   <w:num w:numId="44" w16cid:durableId="170145410">
-    <w:abstractNumId w:val="77"/>
+    <w:abstractNumId w:val="80"/>
   </w:num>
   <w:num w:numId="45" w16cid:durableId="127862477">
-    <w:abstractNumId w:val="20"/>
+    <w:abstractNumId w:val="21"/>
   </w:num>
   <w:num w:numId="46" w16cid:durableId="105513983">
-    <w:abstractNumId w:val="92"/>
+    <w:abstractNumId w:val="95"/>
   </w:num>
   <w:num w:numId="47" w16cid:durableId="1514762862">
-    <w:abstractNumId w:val="25"/>
+    <w:abstractNumId w:val="26"/>
   </w:num>
   <w:num w:numId="48" w16cid:durableId="2091274094">
     <w:abstractNumId w:val="4"/>
   </w:num>
   <w:num w:numId="49" w16cid:durableId="1099376477">
-    <w:abstractNumId w:val="57"/>
+    <w:abstractNumId w:val="59"/>
   </w:num>
   <w:num w:numId="50" w16cid:durableId="1000231748">
     <w:abstractNumId w:val="14"/>
   </w:num>
   <w:num w:numId="51" w16cid:durableId="1626617711">
-    <w:abstractNumId w:val="65"/>
+    <w:abstractNumId w:val="68"/>
   </w:num>
   <w:num w:numId="52" w16cid:durableId="853420226">
-    <w:abstractNumId w:val="80"/>
+    <w:abstractNumId w:val="83"/>
   </w:num>
   <w:num w:numId="53" w16cid:durableId="1519540791">
-    <w:abstractNumId w:val="56"/>
+    <w:abstractNumId w:val="58"/>
   </w:num>
   <w:num w:numId="54" w16cid:durableId="1148135894">
-    <w:abstractNumId w:val="46"/>
+    <w:abstractNumId w:val="48"/>
   </w:num>
   <w:num w:numId="55" w16cid:durableId="1808281118">
-    <w:abstractNumId w:val="91"/>
+    <w:abstractNumId w:val="94"/>
   </w:num>
   <w:num w:numId="56" w16cid:durableId="1758408107">
-    <w:abstractNumId w:val="42"/>
+    <w:abstractNumId w:val="43"/>
   </w:num>
   <w:num w:numId="57" w16cid:durableId="820270538">
     <w:abstractNumId w:val="1"/>
   </w:num>
   <w:num w:numId="58" w16cid:durableId="433135565">
-    <w:abstractNumId w:val="47"/>
+    <w:abstractNumId w:val="49"/>
   </w:num>
   <w:num w:numId="59" w16cid:durableId="1891763306">
-    <w:abstractNumId w:val="102"/>
+    <w:abstractNumId w:val="105"/>
   </w:num>
   <w:num w:numId="60" w16cid:durableId="252595352">
-    <w:abstractNumId w:val="36"/>
+    <w:abstractNumId w:val="37"/>
   </w:num>
   <w:num w:numId="61" w16cid:durableId="43599653">
-    <w:abstractNumId w:val="24"/>
+    <w:abstractNumId w:val="25"/>
   </w:num>
   <w:num w:numId="62" w16cid:durableId="1724282809">
-    <w:abstractNumId w:val="69"/>
+    <w:abstractNumId w:val="72"/>
   </w:num>
   <w:num w:numId="63" w16cid:durableId="1221207068">
     <w:abstractNumId w:val="3"/>
   </w:num>
   <w:num w:numId="64" w16cid:durableId="1494025353">
-    <w:abstractNumId w:val="43"/>
+    <w:abstractNumId w:val="45"/>
   </w:num>
   <w:num w:numId="65" w16cid:durableId="869296667">
-    <w:abstractNumId w:val="68"/>
+    <w:abstractNumId w:val="71"/>
   </w:num>
   <w:num w:numId="66" w16cid:durableId="91706771">
-    <w:abstractNumId w:val="22"/>
+    <w:abstractNumId w:val="23"/>
   </w:num>
   <w:num w:numId="67" w16cid:durableId="2083485411">
-    <w:abstractNumId w:val="30"/>
+    <w:abstractNumId w:val="31"/>
   </w:num>
   <w:num w:numId="68" w16cid:durableId="34044173">
-    <w:abstractNumId w:val="44"/>
+    <w:abstractNumId w:val="46"/>
   </w:num>
   <w:num w:numId="69" w16cid:durableId="1958246351">
     <w:abstractNumId w:val="16"/>
@@ -30886,121 +33129,130 @@
     <w:abstractNumId w:val="10"/>
   </w:num>
   <w:num w:numId="71" w16cid:durableId="389354266">
-    <w:abstractNumId w:val="99"/>
+    <w:abstractNumId w:val="102"/>
   </w:num>
   <w:num w:numId="72" w16cid:durableId="1195070258">
-    <w:abstractNumId w:val="97"/>
+    <w:abstractNumId w:val="100"/>
   </w:num>
   <w:num w:numId="73" w16cid:durableId="1972049655">
-    <w:abstractNumId w:val="50"/>
+    <w:abstractNumId w:val="52"/>
   </w:num>
   <w:num w:numId="74" w16cid:durableId="1499272371">
-    <w:abstractNumId w:val="71"/>
+    <w:abstractNumId w:val="74"/>
   </w:num>
   <w:num w:numId="75" w16cid:durableId="1796026856">
-    <w:abstractNumId w:val="79"/>
+    <w:abstractNumId w:val="82"/>
   </w:num>
   <w:num w:numId="76" w16cid:durableId="1229995767">
-    <w:abstractNumId w:val="82"/>
+    <w:abstractNumId w:val="85"/>
   </w:num>
   <w:num w:numId="77" w16cid:durableId="1817409612">
-    <w:abstractNumId w:val="75"/>
+    <w:abstractNumId w:val="78"/>
   </w:num>
   <w:num w:numId="78" w16cid:durableId="1134832258">
-    <w:abstractNumId w:val="103"/>
+    <w:abstractNumId w:val="106"/>
   </w:num>
   <w:num w:numId="79" w16cid:durableId="1911575055">
-    <w:abstractNumId w:val="52"/>
+    <w:abstractNumId w:val="54"/>
   </w:num>
   <w:num w:numId="80" w16cid:durableId="1638756930">
-    <w:abstractNumId w:val="32"/>
+    <w:abstractNumId w:val="33"/>
   </w:num>
   <w:num w:numId="81" w16cid:durableId="427506740">
-    <w:abstractNumId w:val="86"/>
+    <w:abstractNumId w:val="89"/>
   </w:num>
   <w:num w:numId="82" w16cid:durableId="513149297">
-    <w:abstractNumId w:val="74"/>
+    <w:abstractNumId w:val="77"/>
   </w:num>
   <w:num w:numId="83" w16cid:durableId="548422958">
-    <w:abstractNumId w:val="37"/>
+    <w:abstractNumId w:val="38"/>
   </w:num>
   <w:num w:numId="84" w16cid:durableId="931205951">
-    <w:abstractNumId w:val="95"/>
+    <w:abstractNumId w:val="98"/>
   </w:num>
   <w:num w:numId="85" w16cid:durableId="1261450898">
     <w:abstractNumId w:val="0"/>
   </w:num>
   <w:num w:numId="86" w16cid:durableId="470248295">
-    <w:abstractNumId w:val="62"/>
+    <w:abstractNumId w:val="65"/>
   </w:num>
   <w:num w:numId="87" w16cid:durableId="982394239">
-    <w:abstractNumId w:val="83"/>
+    <w:abstractNumId w:val="86"/>
   </w:num>
   <w:num w:numId="88" w16cid:durableId="2041782596">
-    <w:abstractNumId w:val="21"/>
+    <w:abstractNumId w:val="22"/>
   </w:num>
   <w:num w:numId="89" w16cid:durableId="558440056">
-    <w:abstractNumId w:val="28"/>
+    <w:abstractNumId w:val="29"/>
   </w:num>
   <w:num w:numId="90" w16cid:durableId="1366632968">
     <w:abstractNumId w:val="5"/>
   </w:num>
   <w:num w:numId="91" w16cid:durableId="329143539">
-    <w:abstractNumId w:val="48"/>
+    <w:abstractNumId w:val="50"/>
   </w:num>
   <w:num w:numId="92" w16cid:durableId="1194732434">
-    <w:abstractNumId w:val="98"/>
+    <w:abstractNumId w:val="101"/>
   </w:num>
   <w:num w:numId="93" w16cid:durableId="1126509868">
-    <w:abstractNumId w:val="41"/>
+    <w:abstractNumId w:val="42"/>
   </w:num>
   <w:num w:numId="94" w16cid:durableId="1586915427">
-    <w:abstractNumId w:val="108"/>
+    <w:abstractNumId w:val="111"/>
   </w:num>
   <w:num w:numId="95" w16cid:durableId="1985424155">
-    <w:abstractNumId w:val="66"/>
+    <w:abstractNumId w:val="69"/>
   </w:num>
   <w:num w:numId="96" w16cid:durableId="1503928418">
-    <w:abstractNumId w:val="107"/>
+    <w:abstractNumId w:val="110"/>
   </w:num>
   <w:num w:numId="97" w16cid:durableId="1523935396">
-    <w:abstractNumId w:val="33"/>
+    <w:abstractNumId w:val="34"/>
   </w:num>
   <w:num w:numId="98" w16cid:durableId="918711878">
-    <w:abstractNumId w:val="88"/>
+    <w:abstractNumId w:val="91"/>
   </w:num>
   <w:num w:numId="99" w16cid:durableId="1606887394">
-    <w:abstractNumId w:val="89"/>
+    <w:abstractNumId w:val="92"/>
   </w:num>
   <w:num w:numId="100" w16cid:durableId="1027754377">
-    <w:abstractNumId w:val="72"/>
+    <w:abstractNumId w:val="75"/>
   </w:num>
   <w:num w:numId="101" w16cid:durableId="826559138">
-    <w:abstractNumId w:val="76"/>
+    <w:abstractNumId w:val="79"/>
   </w:num>
   <w:num w:numId="102" w16cid:durableId="442727970">
-    <w:abstractNumId w:val="84"/>
+    <w:abstractNumId w:val="87"/>
   </w:num>
   <w:num w:numId="103" w16cid:durableId="1562517256">
-    <w:abstractNumId w:val="85"/>
+    <w:abstractNumId w:val="88"/>
   </w:num>
   <w:num w:numId="104" w16cid:durableId="89352316">
     <w:abstractNumId w:val="6"/>
   </w:num>
   <w:num w:numId="105" w16cid:durableId="844444982">
-    <w:abstractNumId w:val="38"/>
+    <w:abstractNumId w:val="39"/>
   </w:num>
   <w:num w:numId="106" w16cid:durableId="1434743620">
-    <w:abstractNumId w:val="78"/>
+    <w:abstractNumId w:val="81"/>
   </w:num>
   <w:num w:numId="107" w16cid:durableId="2108646521">
-    <w:abstractNumId w:val="81"/>
+    <w:abstractNumId w:val="84"/>
   </w:num>
   <w:num w:numId="108" w16cid:durableId="590892086">
-    <w:abstractNumId w:val="54"/>
+    <w:abstractNumId w:val="56"/>
   </w:num>
   <w:num w:numId="109" w16cid:durableId="357900316">
-    <w:abstractNumId w:val="94"/>
+    <w:abstractNumId w:val="97"/>
+  </w:num>
+  <w:num w:numId="110" w16cid:durableId="1764102689">
+    <w:abstractNumId w:val="44"/>
+  </w:num>
+  <w:num w:numId="111" w16cid:durableId="912198173">
+    <w:abstractNumId w:val="17"/>
+  </w:num>
+  <w:num w:numId="112" w16cid:durableId="1241789548">
+    <w:abstractNumId w:val="63"/>
   </w:num>
   <w:numIdMacAtCleanup w:val="102"/>
 </w:numbering>
@@ -31406,7 +33658,7 @@
   <w:style w:type="paragraph" w:default="1" w:styleId="Normal">
     <w:name w:val="Normal"/>
     <w:qFormat/>
-    <w:rsid w:val="005F7EC7"/>
+    <w:rsid w:val="00B86DD7"/>
   </w:style>
   <w:style w:type="paragraph" w:styleId="Heading1">
     <w:name w:val="heading 1"/>
@@ -31923,6 +34175,41 @@
       <w:spacing w:val="5"/>
     </w:rPr>
   </w:style>
+  <w:style w:type="character" w:styleId="Hyperlink">
+    <w:name w:val="Hyperlink"/>
+    <w:basedOn w:val="DefaultParagraphFont"/>
+    <w:uiPriority w:val="99"/>
+    <w:unhideWhenUsed/>
+    <w:rsid w:val="00AB2C02"/>
+    <w:rPr>
+      <w:color w:val="467886" w:themeColor="hyperlink"/>
+      <w:u w:val="single"/>
+    </w:rPr>
+  </w:style>
+  <w:style w:type="character" w:styleId="UnresolvedMention">
+    <w:name w:val="Unresolved Mention"/>
+    <w:basedOn w:val="DefaultParagraphFont"/>
+    <w:uiPriority w:val="99"/>
+    <w:semiHidden/>
+    <w:unhideWhenUsed/>
+    <w:rsid w:val="00AB2C02"/>
+    <w:rPr>
+      <w:color w:val="605E5C"/>
+      <w:shd w:val="clear" w:color="auto" w:fill="E1DFDD"/>
+    </w:rPr>
+  </w:style>
+  <w:style w:type="character" w:styleId="FollowedHyperlink">
+    <w:name w:val="FollowedHyperlink"/>
+    <w:basedOn w:val="DefaultParagraphFont"/>
+    <w:uiPriority w:val="99"/>
+    <w:semiHidden/>
+    <w:unhideWhenUsed/>
+    <w:rsid w:val="002F4E45"/>
+    <w:rPr>
+      <w:color w:val="96607D" w:themeColor="followedHyperlink"/>
+      <w:u w:val="single"/>
+    </w:rPr>
+  </w:style>
 </w:styles>
 </file>
 

--- a/documents/docx/Prompts.docx
+++ b/documents/docx/Prompts.docx
@@ -15954,7 +15954,7 @@
       <w:pPr>
         <w:numPr>
           <w:ilvl w:val="0"/>
-          <w:numId w:val="105"/>
+          <w:numId w:val="103"/>
         </w:numPr>
         <w:spacing w:after="0" w:line="240" w:lineRule="auto"/>
       </w:pPr>
@@ -15973,7 +15973,7 @@
       <w:pPr>
         <w:numPr>
           <w:ilvl w:val="0"/>
-          <w:numId w:val="105"/>
+          <w:numId w:val="103"/>
         </w:numPr>
         <w:spacing w:after="0" w:line="240" w:lineRule="auto"/>
       </w:pPr>
@@ -15992,7 +15992,7 @@
       <w:pPr>
         <w:numPr>
           <w:ilvl w:val="0"/>
-          <w:numId w:val="105"/>
+          <w:numId w:val="103"/>
         </w:numPr>
         <w:spacing w:after="0" w:line="240" w:lineRule="auto"/>
       </w:pPr>
@@ -16011,7 +16011,7 @@
       <w:pPr>
         <w:numPr>
           <w:ilvl w:val="0"/>
-          <w:numId w:val="105"/>
+          <w:numId w:val="103"/>
         </w:numPr>
         <w:spacing w:after="0" w:line="240" w:lineRule="auto"/>
       </w:pPr>
@@ -16030,7 +16030,7 @@
       <w:pPr>
         <w:numPr>
           <w:ilvl w:val="0"/>
-          <w:numId w:val="105"/>
+          <w:numId w:val="103"/>
         </w:numPr>
         <w:spacing w:after="0" w:line="240" w:lineRule="auto"/>
       </w:pPr>
@@ -16049,7 +16049,7 @@
       <w:pPr>
         <w:numPr>
           <w:ilvl w:val="0"/>
-          <w:numId w:val="105"/>
+          <w:numId w:val="103"/>
         </w:numPr>
         <w:spacing w:after="0" w:line="240" w:lineRule="auto"/>
       </w:pPr>
@@ -16285,7 +16285,7 @@
       <w:pPr>
         <w:numPr>
           <w:ilvl w:val="0"/>
-          <w:numId w:val="106"/>
+          <w:numId w:val="104"/>
         </w:numPr>
         <w:spacing w:after="0" w:line="240" w:lineRule="auto"/>
       </w:pPr>
@@ -16304,7 +16304,7 @@
       <w:pPr>
         <w:numPr>
           <w:ilvl w:val="0"/>
-          <w:numId w:val="106"/>
+          <w:numId w:val="104"/>
         </w:numPr>
         <w:spacing w:after="0" w:line="240" w:lineRule="auto"/>
       </w:pPr>
@@ -16332,7 +16332,7 @@
       <w:pPr>
         <w:numPr>
           <w:ilvl w:val="0"/>
-          <w:numId w:val="107"/>
+          <w:numId w:val="105"/>
         </w:numPr>
         <w:spacing w:after="0" w:line="240" w:lineRule="auto"/>
       </w:pPr>
@@ -16348,7 +16348,7 @@
       <w:pPr>
         <w:numPr>
           <w:ilvl w:val="0"/>
-          <w:numId w:val="107"/>
+          <w:numId w:val="105"/>
         </w:numPr>
         <w:spacing w:after="0" w:line="240" w:lineRule="auto"/>
       </w:pPr>
@@ -16364,7 +16364,7 @@
       <w:pPr>
         <w:numPr>
           <w:ilvl w:val="0"/>
-          <w:numId w:val="107"/>
+          <w:numId w:val="105"/>
         </w:numPr>
         <w:spacing w:after="0" w:line="240" w:lineRule="auto"/>
       </w:pPr>
@@ -16487,7 +16487,7 @@
       <w:pPr>
         <w:numPr>
           <w:ilvl w:val="0"/>
-          <w:numId w:val="108"/>
+          <w:numId w:val="106"/>
         </w:numPr>
         <w:spacing w:after="0" w:line="240" w:lineRule="auto"/>
       </w:pPr>
@@ -16499,7 +16499,7 @@
       <w:pPr>
         <w:numPr>
           <w:ilvl w:val="0"/>
-          <w:numId w:val="108"/>
+          <w:numId w:val="106"/>
         </w:numPr>
         <w:spacing w:after="0" w:line="240" w:lineRule="auto"/>
       </w:pPr>
@@ -16511,7 +16511,7 @@
       <w:pPr>
         <w:numPr>
           <w:ilvl w:val="0"/>
-          <w:numId w:val="108"/>
+          <w:numId w:val="106"/>
         </w:numPr>
         <w:spacing w:after="0" w:line="240" w:lineRule="auto"/>
       </w:pPr>
@@ -16523,7 +16523,7 @@
       <w:pPr>
         <w:numPr>
           <w:ilvl w:val="0"/>
-          <w:numId w:val="108"/>
+          <w:numId w:val="106"/>
         </w:numPr>
         <w:spacing w:after="0" w:line="240" w:lineRule="auto"/>
       </w:pPr>
@@ -16535,7 +16535,7 @@
       <w:pPr>
         <w:numPr>
           <w:ilvl w:val="0"/>
-          <w:numId w:val="108"/>
+          <w:numId w:val="106"/>
         </w:numPr>
         <w:spacing w:after="0" w:line="240" w:lineRule="auto"/>
       </w:pPr>
@@ -16547,7 +16547,7 @@
       <w:pPr>
         <w:numPr>
           <w:ilvl w:val="0"/>
-          <w:numId w:val="108"/>
+          <w:numId w:val="106"/>
         </w:numPr>
         <w:spacing w:after="0" w:line="240" w:lineRule="auto"/>
       </w:pPr>
@@ -16909,7 +16909,7 @@
       <w:pPr>
         <w:numPr>
           <w:ilvl w:val="0"/>
-          <w:numId w:val="109"/>
+          <w:numId w:val="107"/>
         </w:numPr>
         <w:spacing w:after="0" w:line="240" w:lineRule="auto"/>
       </w:pPr>
@@ -16921,7 +16921,7 @@
       <w:pPr>
         <w:numPr>
           <w:ilvl w:val="0"/>
-          <w:numId w:val="109"/>
+          <w:numId w:val="107"/>
         </w:numPr>
         <w:spacing w:after="0" w:line="240" w:lineRule="auto"/>
       </w:pPr>
@@ -16933,7 +16933,7 @@
       <w:pPr>
         <w:numPr>
           <w:ilvl w:val="0"/>
-          <w:numId w:val="109"/>
+          <w:numId w:val="107"/>
         </w:numPr>
         <w:spacing w:after="0" w:line="240" w:lineRule="auto"/>
       </w:pPr>
@@ -16945,7 +16945,7 @@
       <w:pPr>
         <w:numPr>
           <w:ilvl w:val="0"/>
-          <w:numId w:val="109"/>
+          <w:numId w:val="107"/>
         </w:numPr>
         <w:spacing w:after="0" w:line="240" w:lineRule="auto"/>
       </w:pPr>
@@ -16957,7 +16957,7 @@
       <w:pPr>
         <w:numPr>
           <w:ilvl w:val="0"/>
-          <w:numId w:val="109"/>
+          <w:numId w:val="107"/>
         </w:numPr>
         <w:spacing w:after="0" w:line="240" w:lineRule="auto"/>
       </w:pPr>
@@ -17217,7 +17217,7 @@
       <w:pPr>
         <w:numPr>
           <w:ilvl w:val="0"/>
-          <w:numId w:val="110"/>
+          <w:numId w:val="108"/>
         </w:numPr>
         <w:spacing w:after="0" w:line="240" w:lineRule="auto"/>
       </w:pPr>
@@ -17229,7 +17229,7 @@
       <w:pPr>
         <w:numPr>
           <w:ilvl w:val="0"/>
-          <w:numId w:val="110"/>
+          <w:numId w:val="108"/>
         </w:numPr>
         <w:spacing w:after="0" w:line="240" w:lineRule="auto"/>
       </w:pPr>
@@ -17251,7 +17251,7 @@
       <w:pPr>
         <w:numPr>
           <w:ilvl w:val="1"/>
-          <w:numId w:val="110"/>
+          <w:numId w:val="108"/>
         </w:numPr>
         <w:spacing w:after="0" w:line="240" w:lineRule="auto"/>
       </w:pPr>
@@ -17263,7 +17263,7 @@
       <w:pPr>
         <w:numPr>
           <w:ilvl w:val="1"/>
-          <w:numId w:val="110"/>
+          <w:numId w:val="108"/>
         </w:numPr>
         <w:spacing w:after="0" w:line="240" w:lineRule="auto"/>
       </w:pPr>
@@ -17275,7 +17275,7 @@
       <w:pPr>
         <w:numPr>
           <w:ilvl w:val="1"/>
-          <w:numId w:val="110"/>
+          <w:numId w:val="108"/>
         </w:numPr>
         <w:spacing w:after="0" w:line="240" w:lineRule="auto"/>
       </w:pPr>
@@ -17287,7 +17287,7 @@
       <w:pPr>
         <w:numPr>
           <w:ilvl w:val="1"/>
-          <w:numId w:val="110"/>
+          <w:numId w:val="108"/>
         </w:numPr>
         <w:spacing w:after="0" w:line="240" w:lineRule="auto"/>
       </w:pPr>
@@ -17299,7 +17299,7 @@
       <w:pPr>
         <w:numPr>
           <w:ilvl w:val="1"/>
-          <w:numId w:val="110"/>
+          <w:numId w:val="108"/>
         </w:numPr>
         <w:spacing w:after="0" w:line="240" w:lineRule="auto"/>
       </w:pPr>
@@ -17311,7 +17311,7 @@
       <w:pPr>
         <w:numPr>
           <w:ilvl w:val="1"/>
-          <w:numId w:val="110"/>
+          <w:numId w:val="108"/>
         </w:numPr>
         <w:spacing w:after="0" w:line="240" w:lineRule="auto"/>
       </w:pPr>
@@ -17323,7 +17323,7 @@
       <w:pPr>
         <w:numPr>
           <w:ilvl w:val="1"/>
-          <w:numId w:val="110"/>
+          <w:numId w:val="108"/>
         </w:numPr>
         <w:spacing w:after="0" w:line="240" w:lineRule="auto"/>
       </w:pPr>
@@ -17335,7 +17335,7 @@
       <w:pPr>
         <w:numPr>
           <w:ilvl w:val="0"/>
-          <w:numId w:val="110"/>
+          <w:numId w:val="108"/>
         </w:numPr>
         <w:spacing w:after="0" w:line="240" w:lineRule="auto"/>
       </w:pPr>
@@ -17357,7 +17357,7 @@
       <w:pPr>
         <w:numPr>
           <w:ilvl w:val="1"/>
-          <w:numId w:val="110"/>
+          <w:numId w:val="108"/>
         </w:numPr>
         <w:spacing w:after="0" w:line="240" w:lineRule="auto"/>
       </w:pPr>
@@ -17369,7 +17369,7 @@
       <w:pPr>
         <w:numPr>
           <w:ilvl w:val="1"/>
-          <w:numId w:val="110"/>
+          <w:numId w:val="108"/>
         </w:numPr>
         <w:spacing w:after="0" w:line="240" w:lineRule="auto"/>
       </w:pPr>
@@ -17381,7 +17381,7 @@
       <w:pPr>
         <w:numPr>
           <w:ilvl w:val="1"/>
-          <w:numId w:val="110"/>
+          <w:numId w:val="108"/>
         </w:numPr>
         <w:spacing w:after="0" w:line="240" w:lineRule="auto"/>
       </w:pPr>
@@ -17393,7 +17393,7 @@
       <w:pPr>
         <w:numPr>
           <w:ilvl w:val="1"/>
-          <w:numId w:val="110"/>
+          <w:numId w:val="108"/>
         </w:numPr>
         <w:spacing w:after="0" w:line="240" w:lineRule="auto"/>
       </w:pPr>
@@ -17405,7 +17405,7 @@
       <w:pPr>
         <w:numPr>
           <w:ilvl w:val="1"/>
-          <w:numId w:val="110"/>
+          <w:numId w:val="108"/>
         </w:numPr>
         <w:spacing w:after="0" w:line="240" w:lineRule="auto"/>
       </w:pPr>
@@ -17417,7 +17417,7 @@
       <w:pPr>
         <w:numPr>
           <w:ilvl w:val="1"/>
-          <w:numId w:val="110"/>
+          <w:numId w:val="108"/>
         </w:numPr>
         <w:spacing w:after="0" w:line="240" w:lineRule="auto"/>
       </w:pPr>
@@ -17429,7 +17429,7 @@
       <w:pPr>
         <w:numPr>
           <w:ilvl w:val="0"/>
-          <w:numId w:val="110"/>
+          <w:numId w:val="108"/>
         </w:numPr>
         <w:spacing w:after="0" w:line="240" w:lineRule="auto"/>
       </w:pPr>
@@ -17451,7 +17451,7 @@
       <w:pPr>
         <w:numPr>
           <w:ilvl w:val="1"/>
-          <w:numId w:val="110"/>
+          <w:numId w:val="108"/>
         </w:numPr>
         <w:spacing w:after="0" w:line="240" w:lineRule="auto"/>
       </w:pPr>
@@ -17463,7 +17463,7 @@
       <w:pPr>
         <w:numPr>
           <w:ilvl w:val="1"/>
-          <w:numId w:val="110"/>
+          <w:numId w:val="108"/>
         </w:numPr>
         <w:spacing w:after="0" w:line="240" w:lineRule="auto"/>
       </w:pPr>
@@ -17475,7 +17475,7 @@
       <w:pPr>
         <w:numPr>
           <w:ilvl w:val="1"/>
-          <w:numId w:val="110"/>
+          <w:numId w:val="108"/>
         </w:numPr>
         <w:spacing w:after="0" w:line="240" w:lineRule="auto"/>
       </w:pPr>
@@ -17487,7 +17487,7 @@
       <w:pPr>
         <w:numPr>
           <w:ilvl w:val="1"/>
-          <w:numId w:val="110"/>
+          <w:numId w:val="108"/>
         </w:numPr>
         <w:spacing w:after="0" w:line="240" w:lineRule="auto"/>
       </w:pPr>
@@ -17500,7 +17500,7 @@
       <w:pPr>
         <w:numPr>
           <w:ilvl w:val="1"/>
-          <w:numId w:val="110"/>
+          <w:numId w:val="108"/>
         </w:numPr>
         <w:spacing w:after="0" w:line="240" w:lineRule="auto"/>
       </w:pPr>
@@ -17512,7 +17512,7 @@
       <w:pPr>
         <w:numPr>
           <w:ilvl w:val="1"/>
-          <w:numId w:val="110"/>
+          <w:numId w:val="108"/>
         </w:numPr>
         <w:spacing w:after="0" w:line="240" w:lineRule="auto"/>
       </w:pPr>
@@ -17524,7 +17524,7 @@
       <w:pPr>
         <w:numPr>
           <w:ilvl w:val="1"/>
-          <w:numId w:val="110"/>
+          <w:numId w:val="108"/>
         </w:numPr>
         <w:spacing w:after="0" w:line="240" w:lineRule="auto"/>
       </w:pPr>
@@ -17536,7 +17536,7 @@
       <w:pPr>
         <w:numPr>
           <w:ilvl w:val="0"/>
-          <w:numId w:val="110"/>
+          <w:numId w:val="108"/>
         </w:numPr>
         <w:spacing w:after="0" w:line="240" w:lineRule="auto"/>
       </w:pPr>
@@ -17558,7 +17558,7 @@
       <w:pPr>
         <w:numPr>
           <w:ilvl w:val="1"/>
-          <w:numId w:val="110"/>
+          <w:numId w:val="108"/>
         </w:numPr>
         <w:spacing w:after="0" w:line="240" w:lineRule="auto"/>
       </w:pPr>
@@ -17570,7 +17570,7 @@
       <w:pPr>
         <w:numPr>
           <w:ilvl w:val="1"/>
-          <w:numId w:val="110"/>
+          <w:numId w:val="108"/>
         </w:numPr>
         <w:spacing w:after="0" w:line="240" w:lineRule="auto"/>
       </w:pPr>
@@ -17582,7 +17582,7 @@
       <w:pPr>
         <w:numPr>
           <w:ilvl w:val="1"/>
-          <w:numId w:val="110"/>
+          <w:numId w:val="108"/>
         </w:numPr>
         <w:spacing w:after="0" w:line="240" w:lineRule="auto"/>
       </w:pPr>
@@ -17594,7 +17594,7 @@
       <w:pPr>
         <w:numPr>
           <w:ilvl w:val="1"/>
-          <w:numId w:val="110"/>
+          <w:numId w:val="108"/>
         </w:numPr>
         <w:spacing w:after="0" w:line="240" w:lineRule="auto"/>
       </w:pPr>
@@ -17606,7 +17606,7 @@
       <w:pPr>
         <w:numPr>
           <w:ilvl w:val="1"/>
-          <w:numId w:val="110"/>
+          <w:numId w:val="108"/>
         </w:numPr>
         <w:spacing w:after="0" w:line="240" w:lineRule="auto"/>
       </w:pPr>
@@ -17618,7 +17618,7 @@
       <w:pPr>
         <w:numPr>
           <w:ilvl w:val="1"/>
-          <w:numId w:val="110"/>
+          <w:numId w:val="108"/>
         </w:numPr>
         <w:spacing w:after="0" w:line="240" w:lineRule="auto"/>
       </w:pPr>
@@ -17630,7 +17630,7 @@
       <w:pPr>
         <w:numPr>
           <w:ilvl w:val="1"/>
-          <w:numId w:val="110"/>
+          <w:numId w:val="108"/>
         </w:numPr>
         <w:spacing w:after="0" w:line="240" w:lineRule="auto"/>
       </w:pPr>
@@ -17642,7 +17642,7 @@
       <w:pPr>
         <w:numPr>
           <w:ilvl w:val="1"/>
-          <w:numId w:val="110"/>
+          <w:numId w:val="108"/>
         </w:numPr>
         <w:spacing w:after="0" w:line="240" w:lineRule="auto"/>
       </w:pPr>
@@ -17654,7 +17654,7 @@
       <w:pPr>
         <w:numPr>
           <w:ilvl w:val="1"/>
-          <w:numId w:val="110"/>
+          <w:numId w:val="108"/>
         </w:numPr>
         <w:spacing w:after="0" w:line="240" w:lineRule="auto"/>
       </w:pPr>
@@ -17666,7 +17666,7 @@
       <w:pPr>
         <w:numPr>
           <w:ilvl w:val="1"/>
-          <w:numId w:val="110"/>
+          <w:numId w:val="108"/>
         </w:numPr>
         <w:spacing w:after="0" w:line="240" w:lineRule="auto"/>
       </w:pPr>
@@ -17678,7 +17678,7 @@
       <w:pPr>
         <w:numPr>
           <w:ilvl w:val="1"/>
-          <w:numId w:val="110"/>
+          <w:numId w:val="108"/>
         </w:numPr>
         <w:spacing w:after="0" w:line="240" w:lineRule="auto"/>
       </w:pPr>
@@ -17690,7 +17690,7 @@
       <w:pPr>
         <w:numPr>
           <w:ilvl w:val="1"/>
-          <w:numId w:val="110"/>
+          <w:numId w:val="108"/>
         </w:numPr>
         <w:spacing w:after="0" w:line="240" w:lineRule="auto"/>
       </w:pPr>
@@ -17702,7 +17702,7 @@
       <w:pPr>
         <w:numPr>
           <w:ilvl w:val="0"/>
-          <w:numId w:val="110"/>
+          <w:numId w:val="108"/>
         </w:numPr>
         <w:spacing w:after="0" w:line="240" w:lineRule="auto"/>
       </w:pPr>
@@ -17714,7 +17714,7 @@
       <w:pPr>
         <w:numPr>
           <w:ilvl w:val="0"/>
-          <w:numId w:val="110"/>
+          <w:numId w:val="108"/>
         </w:numPr>
         <w:spacing w:after="0" w:line="240" w:lineRule="auto"/>
       </w:pPr>
@@ -17726,7 +17726,7 @@
       <w:pPr>
         <w:numPr>
           <w:ilvl w:val="0"/>
-          <w:numId w:val="110"/>
+          <w:numId w:val="108"/>
         </w:numPr>
         <w:spacing w:after="0" w:line="240" w:lineRule="auto"/>
       </w:pPr>
@@ -17738,7 +17738,7 @@
       <w:pPr>
         <w:numPr>
           <w:ilvl w:val="0"/>
-          <w:numId w:val="110"/>
+          <w:numId w:val="108"/>
         </w:numPr>
         <w:spacing w:after="0" w:line="240" w:lineRule="auto"/>
       </w:pPr>
@@ -17750,7 +17750,7 @@
       <w:pPr>
         <w:numPr>
           <w:ilvl w:val="0"/>
-          <w:numId w:val="110"/>
+          <w:numId w:val="108"/>
         </w:numPr>
         <w:spacing w:after="0" w:line="240" w:lineRule="auto"/>
       </w:pPr>
@@ -17762,7 +17762,7 @@
       <w:pPr>
         <w:numPr>
           <w:ilvl w:val="0"/>
-          <w:numId w:val="110"/>
+          <w:numId w:val="108"/>
         </w:numPr>
         <w:spacing w:after="0" w:line="240" w:lineRule="auto"/>
       </w:pPr>
@@ -18289,7 +18289,7 @@
       <w:pPr>
         <w:numPr>
           <w:ilvl w:val="0"/>
-          <w:numId w:val="111"/>
+          <w:numId w:val="109"/>
         </w:numPr>
         <w:spacing w:after="0" w:line="240" w:lineRule="auto"/>
         <w:rPr>
@@ -18307,7 +18307,7 @@
       <w:pPr>
         <w:numPr>
           <w:ilvl w:val="0"/>
-          <w:numId w:val="111"/>
+          <w:numId w:val="109"/>
         </w:numPr>
         <w:spacing w:after="0" w:line="240" w:lineRule="auto"/>
         <w:rPr>
@@ -18325,7 +18325,7 @@
       <w:pPr>
         <w:numPr>
           <w:ilvl w:val="0"/>
-          <w:numId w:val="111"/>
+          <w:numId w:val="109"/>
         </w:numPr>
         <w:spacing w:after="0" w:line="240" w:lineRule="auto"/>
         <w:rPr>
@@ -18343,7 +18343,7 @@
       <w:pPr>
         <w:numPr>
           <w:ilvl w:val="0"/>
-          <w:numId w:val="111"/>
+          <w:numId w:val="109"/>
         </w:numPr>
         <w:spacing w:after="0" w:line="240" w:lineRule="auto"/>
         <w:rPr>
@@ -18361,7 +18361,7 @@
       <w:pPr>
         <w:numPr>
           <w:ilvl w:val="0"/>
-          <w:numId w:val="111"/>
+          <w:numId w:val="109"/>
         </w:numPr>
         <w:spacing w:after="0" w:line="240" w:lineRule="auto"/>
         <w:rPr>
@@ -18379,7 +18379,7 @@
       <w:pPr>
         <w:numPr>
           <w:ilvl w:val="0"/>
-          <w:numId w:val="111"/>
+          <w:numId w:val="109"/>
         </w:numPr>
         <w:spacing w:after="0" w:line="240" w:lineRule="auto"/>
         <w:rPr>
@@ -18397,7 +18397,7 @@
       <w:pPr>
         <w:numPr>
           <w:ilvl w:val="0"/>
-          <w:numId w:val="111"/>
+          <w:numId w:val="109"/>
         </w:numPr>
         <w:spacing w:after="0" w:line="240" w:lineRule="auto"/>
         <w:rPr>
@@ -18415,7 +18415,7 @@
       <w:pPr>
         <w:numPr>
           <w:ilvl w:val="0"/>
-          <w:numId w:val="111"/>
+          <w:numId w:val="109"/>
         </w:numPr>
         <w:spacing w:after="0" w:line="240" w:lineRule="auto"/>
         <w:rPr>
@@ -18433,7 +18433,7 @@
       <w:pPr>
         <w:numPr>
           <w:ilvl w:val="0"/>
-          <w:numId w:val="111"/>
+          <w:numId w:val="109"/>
         </w:numPr>
         <w:spacing w:after="0" w:line="240" w:lineRule="auto"/>
         <w:rPr>
@@ -18451,7 +18451,7 @@
       <w:pPr>
         <w:numPr>
           <w:ilvl w:val="0"/>
-          <w:numId w:val="111"/>
+          <w:numId w:val="109"/>
         </w:numPr>
         <w:spacing w:after="0" w:line="240" w:lineRule="auto"/>
         <w:rPr>
@@ -18595,7 +18595,7 @@
       <w:pPr>
         <w:numPr>
           <w:ilvl w:val="0"/>
-          <w:numId w:val="112"/>
+          <w:numId w:val="110"/>
         </w:numPr>
         <w:spacing w:after="0" w:line="240" w:lineRule="auto"/>
       </w:pPr>
@@ -18607,7 +18607,7 @@
       <w:pPr>
         <w:numPr>
           <w:ilvl w:val="0"/>
-          <w:numId w:val="112"/>
+          <w:numId w:val="110"/>
         </w:numPr>
         <w:spacing w:after="0" w:line="240" w:lineRule="auto"/>
       </w:pPr>
@@ -18629,7 +18629,7 @@
       <w:pPr>
         <w:numPr>
           <w:ilvl w:val="0"/>
-          <w:numId w:val="112"/>
+          <w:numId w:val="110"/>
         </w:numPr>
         <w:spacing w:after="0" w:line="240" w:lineRule="auto"/>
       </w:pPr>
@@ -18641,7 +18641,7 @@
       <w:pPr>
         <w:numPr>
           <w:ilvl w:val="0"/>
-          <w:numId w:val="112"/>
+          <w:numId w:val="110"/>
         </w:numPr>
         <w:spacing w:after="0" w:line="240" w:lineRule="auto"/>
       </w:pPr>
@@ -18653,7 +18653,7 @@
       <w:pPr>
         <w:numPr>
           <w:ilvl w:val="0"/>
-          <w:numId w:val="112"/>
+          <w:numId w:val="110"/>
         </w:numPr>
         <w:spacing w:after="0" w:line="240" w:lineRule="auto"/>
       </w:pPr>
@@ -18665,7 +18665,7 @@
       <w:pPr>
         <w:numPr>
           <w:ilvl w:val="0"/>
-          <w:numId w:val="112"/>
+          <w:numId w:val="110"/>
         </w:numPr>
         <w:spacing w:after="0" w:line="240" w:lineRule="auto"/>
       </w:pPr>
@@ -18677,7 +18677,7 @@
       <w:pPr>
         <w:numPr>
           <w:ilvl w:val="0"/>
-          <w:numId w:val="112"/>
+          <w:numId w:val="110"/>
         </w:numPr>
         <w:spacing w:after="0" w:line="240" w:lineRule="auto"/>
       </w:pPr>
@@ -18689,7 +18689,7 @@
       <w:pPr>
         <w:numPr>
           <w:ilvl w:val="0"/>
-          <w:numId w:val="112"/>
+          <w:numId w:val="110"/>
         </w:numPr>
         <w:spacing w:after="0" w:line="240" w:lineRule="auto"/>
       </w:pPr>
@@ -18702,7 +18702,7 @@
       <w:pPr>
         <w:numPr>
           <w:ilvl w:val="0"/>
-          <w:numId w:val="112"/>
+          <w:numId w:val="110"/>
         </w:numPr>
         <w:spacing w:after="0" w:line="240" w:lineRule="auto"/>
       </w:pPr>
@@ -18943,12 +18943,2882 @@
     </w:p>
     <w:p>
       <w:pPr>
+        <w:pBdr>
+          <w:bottom w:val="single" w:sz="6" w:space="1" w:color="auto"/>
+        </w:pBdr>
         <w:spacing w:after="0" w:line="240" w:lineRule="auto"/>
         <w:ind w:left="360"/>
       </w:pPr>
       <w:r>
         <w:t xml:space="preserve">          password: ${{ secrets.FTP_PASSWORD }}</w:t>
       </w:r>
+    </w:p>
+    <w:p>
+      <w:pPr>
+        <w:pBdr>
+          <w:bottom w:val="single" w:sz="6" w:space="1" w:color="auto"/>
+        </w:pBdr>
+        <w:spacing w:after="0" w:line="240" w:lineRule="auto"/>
+        <w:ind w:left="360"/>
+      </w:pPr>
+    </w:p>
+    <w:p>
+      <w:pPr>
+        <w:spacing w:after="0" w:line="240" w:lineRule="auto"/>
+        <w:ind w:left="360"/>
+      </w:pPr>
+    </w:p>
+    <w:p>
+      <w:pPr>
+        <w:spacing w:after="0" w:line="240" w:lineRule="auto"/>
+        <w:ind w:left="360"/>
+      </w:pPr>
+      <w:r>
+        <w:rPr>
+          <w:b/>
+          <w:bCs/>
+        </w:rPr>
+        <w:t>The Stack Explained</w:t>
+      </w:r>
+    </w:p>
+    <w:p>
+      <w:pPr>
+        <w:spacing w:after="0" w:line="240" w:lineRule="auto"/>
+        <w:ind w:left="360"/>
+      </w:pPr>
+      <w:r>
+        <w:t>Cursor  →  GitHub  →  Hostinger</w:t>
+      </w:r>
+    </w:p>
+    <w:p>
+      <w:pPr>
+        <w:spacing w:after="0" w:line="240" w:lineRule="auto"/>
+        <w:ind w:left="360"/>
+      </w:pPr>
+      <w:r>
+        <w:t>(Build)    (Store)    (Publish)</w:t>
+      </w:r>
+    </w:p>
+    <w:p>
+      <w:pPr>
+        <w:spacing w:after="0" w:line="240" w:lineRule="auto"/>
+        <w:ind w:left="360"/>
+      </w:pPr>
+      <w:r>
+        <w:t>Each tool does one job and does it well.</w:t>
+      </w:r>
+    </w:p>
+    <w:p>
+      <w:pPr>
+        <w:spacing w:after="0" w:line="240" w:lineRule="auto"/>
+        <w:ind w:left="360"/>
+      </w:pPr>
+      <w:r>
+        <w:pict w14:anchorId="287C0798">
+          <v:rect id="_x0000_i1068" style="width:0;height:1.5pt" o:hralign="center" o:hrstd="t" o:hr="t" fillcolor="#a0a0a0" stroked="f"/>
+        </w:pict>
+      </w:r>
+    </w:p>
+    <w:p>
+      <w:pPr>
+        <w:spacing w:after="0" w:line="240" w:lineRule="auto"/>
+        <w:ind w:left="360"/>
+      </w:pPr>
+      <w:r>
+        <w:rPr>
+          <w:b/>
+          <w:bCs/>
+        </w:rPr>
+        <w:t>Cursor</w:t>
+      </w:r>
+      <w:r>
+        <w:t xml:space="preserve"> </w:t>
+      </w:r>
+      <w:r>
+        <w:rPr>
+          <w:i/>
+          <w:iCs/>
+        </w:rPr>
+        <w:t>(Development)</w:t>
+      </w:r>
+    </w:p>
+    <w:p>
+      <w:pPr>
+        <w:numPr>
+          <w:ilvl w:val="0"/>
+          <w:numId w:val="111"/>
+        </w:numPr>
+        <w:spacing w:after="0" w:line="240" w:lineRule="auto"/>
+      </w:pPr>
+      <w:r>
+        <w:t>AI-assisted coding means you work faster and catch errors earlier</w:t>
+      </w:r>
+    </w:p>
+    <w:p>
+      <w:pPr>
+        <w:numPr>
+          <w:ilvl w:val="0"/>
+          <w:numId w:val="111"/>
+        </w:numPr>
+        <w:spacing w:after="0" w:line="240" w:lineRule="auto"/>
+      </w:pPr>
+      <w:r>
+        <w:t>Built on VS Code so all extensions, Git integration, and familiar shortcuts work</w:t>
+      </w:r>
+    </w:p>
+    <w:p>
+      <w:pPr>
+        <w:numPr>
+          <w:ilvl w:val="0"/>
+          <w:numId w:val="111"/>
+        </w:numPr>
+        <w:spacing w:after="0" w:line="240" w:lineRule="auto"/>
+      </w:pPr>
+      <w:r>
+        <w:t>You write and edit your DAAB HTML/CSS/JS here</w:t>
+      </w:r>
+    </w:p>
+    <w:p>
+      <w:pPr>
+        <w:numPr>
+          <w:ilvl w:val="0"/>
+          <w:numId w:val="111"/>
+        </w:numPr>
+        <w:spacing w:after="0" w:line="240" w:lineRule="auto"/>
+      </w:pPr>
+      <w:r>
+        <w:t>Direct Git integration means pushing to GitHub is one click</w:t>
+      </w:r>
+    </w:p>
+    <w:p>
+      <w:pPr>
+        <w:spacing w:after="0" w:line="240" w:lineRule="auto"/>
+        <w:ind w:left="360"/>
+      </w:pPr>
+      <w:r>
+        <w:rPr>
+          <w:b/>
+          <w:bCs/>
+        </w:rPr>
+        <w:t>GitHub</w:t>
+      </w:r>
+      <w:r>
+        <w:t xml:space="preserve"> </w:t>
+      </w:r>
+      <w:r>
+        <w:rPr>
+          <w:i/>
+          <w:iCs/>
+        </w:rPr>
+        <w:t>(Version Control + Backup)</w:t>
+      </w:r>
+    </w:p>
+    <w:p>
+      <w:pPr>
+        <w:numPr>
+          <w:ilvl w:val="0"/>
+          <w:numId w:val="112"/>
+        </w:numPr>
+        <w:spacing w:after="0" w:line="240" w:lineRule="auto"/>
+      </w:pPr>
+      <w:r>
+        <w:t>Every change is tracked — you can always roll back if something breaks</w:t>
+      </w:r>
+    </w:p>
+    <w:p>
+      <w:pPr>
+        <w:numPr>
+          <w:ilvl w:val="0"/>
+          <w:numId w:val="112"/>
+        </w:numPr>
+        <w:spacing w:after="0" w:line="240" w:lineRule="auto"/>
+      </w:pPr>
+      <w:r>
+        <w:t>Acts as a safe backup of your entire DAAB codebase</w:t>
+      </w:r>
+    </w:p>
+    <w:p>
+      <w:pPr>
+        <w:numPr>
+          <w:ilvl w:val="0"/>
+          <w:numId w:val="112"/>
+        </w:numPr>
+        <w:spacing w:after="0" w:line="240" w:lineRule="auto"/>
+      </w:pPr>
+      <w:r>
+        <w:t>Multiple people (DAAB team members) can contribute without overwriting each other</w:t>
+      </w:r>
+    </w:p>
+    <w:p>
+      <w:pPr>
+        <w:numPr>
+          <w:ilvl w:val="0"/>
+          <w:numId w:val="112"/>
+        </w:numPr>
+        <w:spacing w:after="0" w:line="240" w:lineRule="auto"/>
+      </w:pPr>
+      <w:r>
+        <w:t>Free for public and private repositories</w:t>
+      </w:r>
+    </w:p>
+    <w:p>
+      <w:pPr>
+        <w:spacing w:after="0" w:line="240" w:lineRule="auto"/>
+        <w:ind w:left="360"/>
+      </w:pPr>
+      <w:r>
+        <w:rPr>
+          <w:b/>
+          <w:bCs/>
+        </w:rPr>
+        <w:lastRenderedPageBreak/>
+        <w:t>Hostinger</w:t>
+      </w:r>
+      <w:r>
+        <w:t xml:space="preserve"> </w:t>
+      </w:r>
+      <w:r>
+        <w:rPr>
+          <w:i/>
+          <w:iCs/>
+        </w:rPr>
+        <w:t>(Hosting + Deployment)</w:t>
+      </w:r>
+    </w:p>
+    <w:p>
+      <w:pPr>
+        <w:numPr>
+          <w:ilvl w:val="0"/>
+          <w:numId w:val="113"/>
+        </w:numPr>
+        <w:spacing w:after="0" w:line="240" w:lineRule="auto"/>
+      </w:pPr>
+      <w:r>
+        <w:t>Your live website lives here</w:t>
+      </w:r>
+    </w:p>
+    <w:p>
+      <w:pPr>
+        <w:numPr>
+          <w:ilvl w:val="0"/>
+          <w:numId w:val="113"/>
+        </w:numPr>
+        <w:spacing w:after="0" w:line="240" w:lineRule="auto"/>
+      </w:pPr>
+      <w:r>
+        <w:t>Professional email included (info@daab.org etc.)</w:t>
+      </w:r>
+    </w:p>
+    <w:p>
+      <w:pPr>
+        <w:numPr>
+          <w:ilvl w:val="0"/>
+          <w:numId w:val="113"/>
+        </w:numPr>
+        <w:spacing w:after="0" w:line="240" w:lineRule="auto"/>
+      </w:pPr>
+      <w:r>
+        <w:t>Free domain and SSL</w:t>
+      </w:r>
+    </w:p>
+    <w:p>
+      <w:pPr>
+        <w:numPr>
+          <w:ilvl w:val="0"/>
+          <w:numId w:val="113"/>
+        </w:numPr>
+        <w:spacing w:after="0" w:line="240" w:lineRule="auto"/>
+      </w:pPr>
+      <w:r>
+        <w:t>European servers — fast for your audience in Vienna and across the diaspora</w:t>
+      </w:r>
+    </w:p>
+    <w:p>
+      <w:pPr>
+        <w:spacing w:after="0" w:line="240" w:lineRule="auto"/>
+        <w:ind w:left="360"/>
+      </w:pPr>
+      <w:r>
+        <w:pict w14:anchorId="393C2B16">
+          <v:rect id="_x0000_i1069" style="width:0;height:1.5pt" o:hralign="center" o:hrstd="t" o:hr="t" fillcolor="#a0a0a0" stroked="f"/>
+        </w:pict>
+      </w:r>
+    </w:p>
+    <w:p>
+      <w:pPr>
+        <w:spacing w:after="0" w:line="240" w:lineRule="auto"/>
+        <w:ind w:left="360"/>
+      </w:pPr>
+      <w:r>
+        <w:rPr>
+          <w:b/>
+          <w:bCs/>
+        </w:rPr>
+        <w:t>How the workflow looks in practice</w:t>
+      </w:r>
+    </w:p>
+    <w:p>
+      <w:pPr>
+        <w:spacing w:after="0" w:line="240" w:lineRule="auto"/>
+        <w:ind w:left="360"/>
+      </w:pPr>
+      <w:r>
+        <w:t>1. Edit DAAB pages in Cursor</w:t>
+      </w:r>
+    </w:p>
+    <w:p>
+      <w:pPr>
+        <w:spacing w:after="0" w:line="240" w:lineRule="auto"/>
+        <w:ind w:left="360"/>
+      </w:pPr>
+      <w:r>
+        <w:t xml:space="preserve">        ↓</w:t>
+      </w:r>
+    </w:p>
+    <w:p>
+      <w:pPr>
+        <w:spacing w:after="0" w:line="240" w:lineRule="auto"/>
+        <w:ind w:left="360"/>
+      </w:pPr>
+      <w:r>
+        <w:t>2. Commit + push changes to GitHub</w:t>
+      </w:r>
+    </w:p>
+    <w:p>
+      <w:pPr>
+        <w:spacing w:after="0" w:line="240" w:lineRule="auto"/>
+        <w:ind w:left="360"/>
+      </w:pPr>
+      <w:r>
+        <w:t xml:space="preserve">        ↓</w:t>
+      </w:r>
+    </w:p>
+    <w:p>
+      <w:pPr>
+        <w:spacing w:after="0" w:line="240" w:lineRule="auto"/>
+        <w:ind w:left="360"/>
+      </w:pPr>
+      <w:r>
+        <w:t>3. Deploy to Hostinger</w:t>
+      </w:r>
+    </w:p>
+    <w:p>
+      <w:pPr>
+        <w:spacing w:after="0" w:line="240" w:lineRule="auto"/>
+        <w:ind w:left="360"/>
+      </w:pPr>
+      <w:r>
+        <w:t xml:space="preserve">   (manual upload via FTP/File Manager,</w:t>
+      </w:r>
+    </w:p>
+    <w:p>
+      <w:pPr>
+        <w:spacing w:after="0" w:line="240" w:lineRule="auto"/>
+        <w:ind w:left="360"/>
+      </w:pPr>
+      <w:r>
+        <w:t xml:space="preserve">    or set up auto-deploy via GitHub Actions)</w:t>
+      </w:r>
+    </w:p>
+    <w:p>
+      <w:pPr>
+        <w:spacing w:after="0" w:line="240" w:lineRule="auto"/>
+        <w:ind w:left="360"/>
+      </w:pPr>
+      <w:r>
+        <w:pict w14:anchorId="544DAECD">
+          <v:rect id="_x0000_i1070" style="width:0;height:1.5pt" o:hralign="center" o:hrstd="t" o:hr="t" fillcolor="#a0a0a0" stroked="f"/>
+        </w:pict>
+      </w:r>
+    </w:p>
+    <w:p>
+      <w:pPr>
+        <w:spacing w:after="0" w:line="240" w:lineRule="auto"/>
+        <w:ind w:left="360"/>
+      </w:pPr>
+      <w:r>
+        <w:rPr>
+          <w:b/>
+          <w:bCs/>
+        </w:rPr>
+        <w:t>The one weakness to address</w:t>
+      </w:r>
+    </w:p>
+    <w:p>
+      <w:pPr>
+        <w:spacing w:after="0" w:line="240" w:lineRule="auto"/>
+        <w:ind w:left="360"/>
+      </w:pPr>
+      <w:r>
+        <w:t xml:space="preserve">Right now you're probably deploying to Hostinger </w:t>
+      </w:r>
+      <w:r>
+        <w:rPr>
+          <w:b/>
+          <w:bCs/>
+        </w:rPr>
+        <w:t>manually</w:t>
+      </w:r>
+      <w:r>
+        <w:t xml:space="preserve"> — downloading files and uploading via hPanel File Manager or FTP. This works but gets tedious.</w:t>
+      </w:r>
+    </w:p>
+    <w:p>
+      <w:pPr>
+        <w:spacing w:after="0" w:line="240" w:lineRule="auto"/>
+        <w:ind w:left="360"/>
+      </w:pPr>
+      <w:r>
+        <w:t xml:space="preserve">The upgrade worth making is </w:t>
+      </w:r>
+      <w:r>
+        <w:rPr>
+          <w:b/>
+          <w:bCs/>
+        </w:rPr>
+        <w:t>automating the deployment</w:t>
+      </w:r>
+      <w:r>
+        <w:t xml:space="preserve"> so that every time you push to GitHub, Hostinger automatically pulls and publishes the latest version. This is done with </w:t>
+      </w:r>
+      <w:r>
+        <w:rPr>
+          <w:b/>
+          <w:bCs/>
+        </w:rPr>
+        <w:t>GitHub Actions</w:t>
+      </w:r>
+      <w:r>
+        <w:t xml:space="preserve"> — a free feature of GitHub.</w:t>
+      </w:r>
+    </w:p>
+    <w:p>
+      <w:pPr>
+        <w:spacing w:after="0" w:line="240" w:lineRule="auto"/>
+        <w:ind w:left="360"/>
+      </w:pPr>
+      <w:r>
+        <w:t>The basic setup looks like this:</w:t>
+      </w:r>
+    </w:p>
+    <w:p>
+      <w:pPr>
+        <w:spacing w:after="0" w:line="240" w:lineRule="auto"/>
+        <w:ind w:left="360"/>
+      </w:pPr>
+      <w:r>
+        <w:t># .github/workflows/deploy.yml</w:t>
+      </w:r>
+    </w:p>
+    <w:p>
+      <w:pPr>
+        <w:spacing w:after="0" w:line="240" w:lineRule="auto"/>
+        <w:ind w:left="360"/>
+      </w:pPr>
+      <w:r>
+        <w:t>name: Deploy to Hostinger</w:t>
+      </w:r>
+    </w:p>
+    <w:p>
+      <w:pPr>
+        <w:spacing w:after="0" w:line="240" w:lineRule="auto"/>
+        <w:ind w:left="360"/>
+      </w:pPr>
+    </w:p>
+    <w:p>
+      <w:pPr>
+        <w:spacing w:after="0" w:line="240" w:lineRule="auto"/>
+        <w:ind w:left="360"/>
+      </w:pPr>
+      <w:r>
+        <w:t>on:</w:t>
+      </w:r>
+    </w:p>
+    <w:p>
+      <w:pPr>
+        <w:spacing w:after="0" w:line="240" w:lineRule="auto"/>
+        <w:ind w:left="360"/>
+      </w:pPr>
+      <w:r>
+        <w:t xml:space="preserve">  push:</w:t>
+      </w:r>
+    </w:p>
+    <w:p>
+      <w:pPr>
+        <w:spacing w:after="0" w:line="240" w:lineRule="auto"/>
+        <w:ind w:left="360"/>
+      </w:pPr>
+      <w:r>
+        <w:t xml:space="preserve">    branches: [main]</w:t>
+      </w:r>
+    </w:p>
+    <w:p>
+      <w:pPr>
+        <w:spacing w:after="0" w:line="240" w:lineRule="auto"/>
+        <w:ind w:left="360"/>
+      </w:pPr>
+    </w:p>
+    <w:p>
+      <w:pPr>
+        <w:spacing w:after="0" w:line="240" w:lineRule="auto"/>
+        <w:ind w:left="360"/>
+      </w:pPr>
+      <w:r>
+        <w:t>jobs:</w:t>
+      </w:r>
+    </w:p>
+    <w:p>
+      <w:pPr>
+        <w:spacing w:after="0" w:line="240" w:lineRule="auto"/>
+        <w:ind w:left="360"/>
+      </w:pPr>
+      <w:r>
+        <w:t xml:space="preserve">  deploy:</w:t>
+      </w:r>
+    </w:p>
+    <w:p>
+      <w:pPr>
+        <w:spacing w:after="0" w:line="240" w:lineRule="auto"/>
+        <w:ind w:left="360"/>
+      </w:pPr>
+      <w:r>
+        <w:t xml:space="preserve">    runs-on: ubuntu-latest</w:t>
+      </w:r>
+    </w:p>
+    <w:p>
+      <w:pPr>
+        <w:spacing w:after="0" w:line="240" w:lineRule="auto"/>
+        <w:ind w:left="360"/>
+      </w:pPr>
+      <w:r>
+        <w:t xml:space="preserve">    steps:</w:t>
+      </w:r>
+    </w:p>
+    <w:p>
+      <w:pPr>
+        <w:spacing w:after="0" w:line="240" w:lineRule="auto"/>
+        <w:ind w:left="360"/>
+      </w:pPr>
+      <w:r>
+        <w:t xml:space="preserve">      - uses: actions/checkout@v3</w:t>
+      </w:r>
+    </w:p>
+    <w:p>
+      <w:pPr>
+        <w:spacing w:after="0" w:line="240" w:lineRule="auto"/>
+        <w:ind w:left="360"/>
+      </w:pPr>
+      <w:r>
+        <w:t xml:space="preserve">      - name: Deploy via FTP</w:t>
+      </w:r>
+    </w:p>
+    <w:p>
+      <w:pPr>
+        <w:spacing w:after="0" w:line="240" w:lineRule="auto"/>
+        <w:ind w:left="360"/>
+      </w:pPr>
+      <w:r>
+        <w:t xml:space="preserve">        uses: SamKirkland/FTP-Deploy-Action@v4</w:t>
+      </w:r>
+    </w:p>
+    <w:p>
+      <w:pPr>
+        <w:spacing w:after="0" w:line="240" w:lineRule="auto"/>
+        <w:ind w:left="360"/>
+      </w:pPr>
+      <w:r>
+        <w:t xml:space="preserve">        with:</w:t>
+      </w:r>
+    </w:p>
+    <w:p>
+      <w:pPr>
+        <w:spacing w:after="0" w:line="240" w:lineRule="auto"/>
+        <w:ind w:left="360"/>
+      </w:pPr>
+      <w:r>
+        <w:t xml:space="preserve">          server: ${{ secrets.FTP_SERVER }}</w:t>
+      </w:r>
+    </w:p>
+    <w:p>
+      <w:pPr>
+        <w:spacing w:after="0" w:line="240" w:lineRule="auto"/>
+        <w:ind w:left="360"/>
+      </w:pPr>
+      <w:r>
+        <w:t xml:space="preserve">          username: ${{ secrets.FTP_USER }}</w:t>
+      </w:r>
+    </w:p>
+    <w:p>
+      <w:pPr>
+        <w:spacing w:after="0" w:line="240" w:lineRule="auto"/>
+        <w:ind w:left="360"/>
+      </w:pPr>
+      <w:r>
+        <w:t xml:space="preserve">          password: ${{ secrets.FTP_PASSWORD }}</w:t>
+      </w:r>
+    </w:p>
+    <w:p>
+      <w:pPr>
+        <w:spacing w:after="0" w:line="240" w:lineRule="auto"/>
+        <w:ind w:left="360"/>
+      </w:pPr>
+      <w:r>
+        <w:t>Once set up, your workflow becomes simply:</w:t>
+      </w:r>
+    </w:p>
+    <w:p>
+      <w:pPr>
+        <w:spacing w:after="0" w:line="240" w:lineRule="auto"/>
+        <w:ind w:left="360"/>
+      </w:pPr>
+      <w:r>
+        <w:t xml:space="preserve">Edit in Cursor  →  Push to GitHub  →  Live automatically </w:t>
+      </w:r>
+      <w:r>
+        <w:rPr>
+          <w:rFonts w:ascii="Segoe UI Emoji" w:hAnsi="Segoe UI Emoji" w:cs="Segoe UI Emoji"/>
+        </w:rPr>
+        <w:t>✅</w:t>
+      </w:r>
+    </w:p>
+    <w:p>
+      <w:pPr>
+        <w:spacing w:after="0" w:line="240" w:lineRule="auto"/>
+        <w:ind w:left="360"/>
+      </w:pPr>
+      <w:r>
+        <w:pict w14:anchorId="4337D713">
+          <v:rect id="_x0000_i1071" style="width:0;height:1.5pt" o:hralign="center" o:hrstd="t" o:hr="t" fillcolor="#a0a0a0" stroked="f"/>
+        </w:pict>
+      </w:r>
+    </w:p>
+    <w:p>
+      <w:pPr>
+        <w:spacing w:after="0" w:line="240" w:lineRule="auto"/>
+        <w:ind w:left="360"/>
+      </w:pPr>
+      <w:r>
+        <w:rPr>
+          <w:b/>
+          <w:bCs/>
+        </w:rPr>
+        <w:t>Reliability Assessment</w:t>
+      </w:r>
+    </w:p>
+    <w:tbl>
+      <w:tblPr>
+        <w:tblW w:w="0" w:type="auto"/>
+        <w:tblCellSpacing w:w="15" w:type="dxa"/>
+        <w:tblCellMar>
+          <w:top w:w="15" w:type="dxa"/>
+          <w:left w:w="15" w:type="dxa"/>
+          <w:bottom w:w="15" w:type="dxa"/>
+          <w:right w:w="15" w:type="dxa"/>
+        </w:tblCellMar>
+        <w:tblLook w:val="04A0" w:firstRow="1" w:lastRow="0" w:firstColumn="1" w:lastColumn="0" w:noHBand="0" w:noVBand="1"/>
+      </w:tblPr>
+      <w:tblGrid>
+        <w:gridCol w:w="1600"/>
+        <w:gridCol w:w="1931"/>
+        <w:gridCol w:w="3671"/>
+      </w:tblGrid>
+      <w:tr>
+        <w:trPr>
+          <w:tblHeader/>
+          <w:tblCellSpacing w:w="15" w:type="dxa"/>
+        </w:trPr>
+        <w:tc>
+          <w:tcPr>
+            <w:tcW w:w="0" w:type="auto"/>
+            <w:vAlign w:val="center"/>
+            <w:hideMark/>
+          </w:tcPr>
+          <w:p>
+            <w:pPr>
+              <w:spacing w:after="0" w:line="240" w:lineRule="auto"/>
+              <w:ind w:left="360"/>
+              <w:rPr>
+                <w:b/>
+                <w:bCs/>
+              </w:rPr>
+            </w:pPr>
+            <w:r>
+              <w:rPr>
+                <w:b/>
+                <w:bCs/>
+              </w:rPr>
+              <w:t>Component</w:t>
+            </w:r>
+          </w:p>
+        </w:tc>
+        <w:tc>
+          <w:tcPr>
+            <w:tcW w:w="0" w:type="auto"/>
+            <w:vAlign w:val="center"/>
+            <w:hideMark/>
+          </w:tcPr>
+          <w:p>
+            <w:pPr>
+              <w:spacing w:after="0" w:line="240" w:lineRule="auto"/>
+              <w:ind w:left="360"/>
+              <w:rPr>
+                <w:b/>
+                <w:bCs/>
+              </w:rPr>
+            </w:pPr>
+            <w:r>
+              <w:rPr>
+                <w:b/>
+                <w:bCs/>
+              </w:rPr>
+              <w:t>Reliability</w:t>
+            </w:r>
+          </w:p>
+        </w:tc>
+        <w:tc>
+          <w:tcPr>
+            <w:tcW w:w="0" w:type="auto"/>
+            <w:vAlign w:val="center"/>
+            <w:hideMark/>
+          </w:tcPr>
+          <w:p>
+            <w:pPr>
+              <w:spacing w:after="0" w:line="240" w:lineRule="auto"/>
+              <w:ind w:left="360"/>
+              <w:rPr>
+                <w:b/>
+                <w:bCs/>
+              </w:rPr>
+            </w:pPr>
+            <w:r>
+              <w:rPr>
+                <w:b/>
+                <w:bCs/>
+              </w:rPr>
+              <w:t>Notes</w:t>
+            </w:r>
+          </w:p>
+        </w:tc>
+      </w:tr>
+      <w:tr>
+        <w:trPr>
+          <w:tblCellSpacing w:w="15" w:type="dxa"/>
+        </w:trPr>
+        <w:tc>
+          <w:tcPr>
+            <w:tcW w:w="0" w:type="auto"/>
+            <w:vAlign w:val="center"/>
+            <w:hideMark/>
+          </w:tcPr>
+          <w:p>
+            <w:pPr>
+              <w:spacing w:after="0" w:line="240" w:lineRule="auto"/>
+              <w:ind w:left="360"/>
+            </w:pPr>
+            <w:r>
+              <w:t>Cursor</w:t>
+            </w:r>
+          </w:p>
+        </w:tc>
+        <w:tc>
+          <w:tcPr>
+            <w:tcW w:w="0" w:type="auto"/>
+            <w:vAlign w:val="center"/>
+            <w:hideMark/>
+          </w:tcPr>
+          <w:p>
+            <w:pPr>
+              <w:spacing w:after="0" w:line="240" w:lineRule="auto"/>
+              <w:ind w:left="360"/>
+            </w:pPr>
+            <w:r>
+              <w:rPr>
+                <w:rFonts w:ascii="Segoe UI Emoji" w:hAnsi="Segoe UI Emoji" w:cs="Segoe UI Emoji"/>
+              </w:rPr>
+              <w:t>⭐⭐⭐⭐⭐</w:t>
+            </w:r>
+          </w:p>
+        </w:tc>
+        <w:tc>
+          <w:tcPr>
+            <w:tcW w:w="0" w:type="auto"/>
+            <w:vAlign w:val="center"/>
+            <w:hideMark/>
+          </w:tcPr>
+          <w:p>
+            <w:pPr>
+              <w:spacing w:after="0" w:line="240" w:lineRule="auto"/>
+              <w:ind w:left="360"/>
+            </w:pPr>
+            <w:r>
+              <w:t>Excellent, backed by strong team</w:t>
+            </w:r>
+          </w:p>
+        </w:tc>
+      </w:tr>
+      <w:tr>
+        <w:trPr>
+          <w:tblCellSpacing w:w="15" w:type="dxa"/>
+        </w:trPr>
+        <w:tc>
+          <w:tcPr>
+            <w:tcW w:w="0" w:type="auto"/>
+            <w:vAlign w:val="center"/>
+            <w:hideMark/>
+          </w:tcPr>
+          <w:p>
+            <w:pPr>
+              <w:spacing w:after="0" w:line="240" w:lineRule="auto"/>
+              <w:ind w:left="360"/>
+            </w:pPr>
+            <w:r>
+              <w:t>GitHub</w:t>
+            </w:r>
+          </w:p>
+        </w:tc>
+        <w:tc>
+          <w:tcPr>
+            <w:tcW w:w="0" w:type="auto"/>
+            <w:vAlign w:val="center"/>
+            <w:hideMark/>
+          </w:tcPr>
+          <w:p>
+            <w:pPr>
+              <w:spacing w:after="0" w:line="240" w:lineRule="auto"/>
+              <w:ind w:left="360"/>
+            </w:pPr>
+            <w:r>
+              <w:rPr>
+                <w:rFonts w:ascii="Segoe UI Emoji" w:hAnsi="Segoe UI Emoji" w:cs="Segoe UI Emoji"/>
+              </w:rPr>
+              <w:t>⭐⭐⭐⭐⭐</w:t>
+            </w:r>
+          </w:p>
+        </w:tc>
+        <w:tc>
+          <w:tcPr>
+            <w:tcW w:w="0" w:type="auto"/>
+            <w:vAlign w:val="center"/>
+            <w:hideMark/>
+          </w:tcPr>
+          <w:p>
+            <w:pPr>
+              <w:spacing w:after="0" w:line="240" w:lineRule="auto"/>
+              <w:ind w:left="360"/>
+            </w:pPr>
+            <w:r>
+              <w:t>Industry standard, 99.99% uptime</w:t>
+            </w:r>
+          </w:p>
+        </w:tc>
+      </w:tr>
+      <w:tr>
+        <w:trPr>
+          <w:tblCellSpacing w:w="15" w:type="dxa"/>
+        </w:trPr>
+        <w:tc>
+          <w:tcPr>
+            <w:tcW w:w="0" w:type="auto"/>
+            <w:vAlign w:val="center"/>
+            <w:hideMark/>
+          </w:tcPr>
+          <w:p>
+            <w:pPr>
+              <w:spacing w:after="0" w:line="240" w:lineRule="auto"/>
+              <w:ind w:left="360"/>
+            </w:pPr>
+            <w:r>
+              <w:t>Hostinger</w:t>
+            </w:r>
+          </w:p>
+        </w:tc>
+        <w:tc>
+          <w:tcPr>
+            <w:tcW w:w="0" w:type="auto"/>
+            <w:vAlign w:val="center"/>
+            <w:hideMark/>
+          </w:tcPr>
+          <w:p>
+            <w:pPr>
+              <w:spacing w:after="0" w:line="240" w:lineRule="auto"/>
+              <w:ind w:left="360"/>
+            </w:pPr>
+            <w:r>
+              <w:rPr>
+                <w:rFonts w:ascii="Segoe UI Emoji" w:hAnsi="Segoe UI Emoji" w:cs="Segoe UI Emoji"/>
+              </w:rPr>
+              <w:t>⭐⭐⭐⭐</w:t>
+            </w:r>
+          </w:p>
+        </w:tc>
+        <w:tc>
+          <w:tcPr>
+            <w:tcW w:w="0" w:type="auto"/>
+            <w:vAlign w:val="center"/>
+            <w:hideMark/>
+          </w:tcPr>
+          <w:p>
+            <w:pPr>
+              <w:spacing w:after="0" w:line="240" w:lineRule="auto"/>
+              <w:ind w:left="360"/>
+            </w:pPr>
+            <w:r>
+              <w:t>Good, 99.9% uptime guarantee</w:t>
+            </w:r>
+          </w:p>
+        </w:tc>
+      </w:tr>
+      <w:tr>
+        <w:trPr>
+          <w:tblCellSpacing w:w="15" w:type="dxa"/>
+        </w:trPr>
+        <w:tc>
+          <w:tcPr>
+            <w:tcW w:w="0" w:type="auto"/>
+            <w:vAlign w:val="center"/>
+            <w:hideMark/>
+          </w:tcPr>
+          <w:p>
+            <w:pPr>
+              <w:spacing w:after="0" w:line="240" w:lineRule="auto"/>
+              <w:ind w:left="360"/>
+            </w:pPr>
+            <w:r>
+              <w:lastRenderedPageBreak/>
+              <w:t>Combined</w:t>
+            </w:r>
+          </w:p>
+        </w:tc>
+        <w:tc>
+          <w:tcPr>
+            <w:tcW w:w="0" w:type="auto"/>
+            <w:vAlign w:val="center"/>
+            <w:hideMark/>
+          </w:tcPr>
+          <w:p>
+            <w:pPr>
+              <w:spacing w:after="0" w:line="240" w:lineRule="auto"/>
+              <w:ind w:left="360"/>
+            </w:pPr>
+            <w:r>
+              <w:rPr>
+                <w:rFonts w:ascii="Segoe UI Emoji" w:hAnsi="Segoe UI Emoji" w:cs="Segoe UI Emoji"/>
+              </w:rPr>
+              <w:t>⭐⭐⭐⭐⭐</w:t>
+            </w:r>
+          </w:p>
+        </w:tc>
+        <w:tc>
+          <w:tcPr>
+            <w:tcW w:w="0" w:type="auto"/>
+            <w:vAlign w:val="center"/>
+            <w:hideMark/>
+          </w:tcPr>
+          <w:p>
+            <w:pPr>
+              <w:spacing w:after="0" w:line="240" w:lineRule="auto"/>
+              <w:ind w:left="360"/>
+            </w:pPr>
+            <w:r>
+              <w:t>Professional-grade stack</w:t>
+            </w:r>
+          </w:p>
+        </w:tc>
+      </w:tr>
+    </w:tbl>
+    <w:p>
+      <w:pPr>
+        <w:spacing w:after="0" w:line="240" w:lineRule="auto"/>
+        <w:ind w:left="360"/>
+      </w:pPr>
+      <w:r>
+        <w:pict w14:anchorId="5042BD42">
+          <v:rect id="_x0000_i1072" style="width:0;height:1.5pt" o:hralign="center" o:hrstd="t" o:hr="t" fillcolor="#a0a0a0" stroked="f"/>
+        </w:pict>
+      </w:r>
+    </w:p>
+    <w:p>
+      <w:pPr>
+        <w:spacing w:after="0" w:line="240" w:lineRule="auto"/>
+        <w:ind w:left="360"/>
+      </w:pPr>
+      <w:r>
+        <w:rPr>
+          <w:b/>
+          <w:bCs/>
+        </w:rPr>
+        <w:t>What makes this particularly good for DAAB</w:t>
+      </w:r>
+    </w:p>
+    <w:p>
+      <w:pPr>
+        <w:numPr>
+          <w:ilvl w:val="0"/>
+          <w:numId w:val="114"/>
+        </w:numPr>
+        <w:spacing w:after="0" w:line="240" w:lineRule="auto"/>
+      </w:pPr>
+      <w:r>
+        <w:rPr>
+          <w:b/>
+          <w:bCs/>
+        </w:rPr>
+        <w:t>You own everything</w:t>
+      </w:r>
+      <w:r>
+        <w:t xml:space="preserve"> — no lock-in to a website builder platform</w:t>
+      </w:r>
+    </w:p>
+    <w:p>
+      <w:pPr>
+        <w:numPr>
+          <w:ilvl w:val="0"/>
+          <w:numId w:val="114"/>
+        </w:numPr>
+        <w:spacing w:after="0" w:line="240" w:lineRule="auto"/>
+      </w:pPr>
+      <w:r>
+        <w:rPr>
+          <w:b/>
+          <w:bCs/>
+        </w:rPr>
+        <w:t>Full design control</w:t>
+      </w:r>
+      <w:r>
+        <w:t xml:space="preserve"> — your custom DAAB design system is preserved exactly</w:t>
+      </w:r>
+    </w:p>
+    <w:p>
+      <w:pPr>
+        <w:numPr>
+          <w:ilvl w:val="0"/>
+          <w:numId w:val="114"/>
+        </w:numPr>
+        <w:spacing w:after="0" w:line="240" w:lineRule="auto"/>
+      </w:pPr>
+      <w:r>
+        <w:rPr>
+          <w:b/>
+          <w:bCs/>
+        </w:rPr>
+        <w:t>Version history</w:t>
+      </w:r>
+      <w:r>
+        <w:t xml:space="preserve"> — every change to the DAAB website is recorded forever on GitHub</w:t>
+      </w:r>
+    </w:p>
+    <w:p>
+      <w:pPr>
+        <w:numPr>
+          <w:ilvl w:val="0"/>
+          <w:numId w:val="114"/>
+        </w:numPr>
+        <w:spacing w:after="0" w:line="240" w:lineRule="auto"/>
+      </w:pPr>
+      <w:r>
+        <w:rPr>
+          <w:b/>
+          <w:bCs/>
+        </w:rPr>
+        <w:t>Scalable</w:t>
+      </w:r>
+      <w:r>
+        <w:t xml:space="preserve"> — as DAAB grows, adds members, pages, or team contributors, this stack handles it easily</w:t>
+      </w:r>
+    </w:p>
+    <w:p>
+      <w:pPr>
+        <w:numPr>
+          <w:ilvl w:val="0"/>
+          <w:numId w:val="114"/>
+        </w:numPr>
+        <w:spacing w:after="0" w:line="240" w:lineRule="auto"/>
+      </w:pPr>
+      <w:r>
+        <w:rPr>
+          <w:b/>
+          <w:bCs/>
+        </w:rPr>
+        <w:t>Cost effective</w:t>
+      </w:r>
+      <w:r>
+        <w:t xml:space="preserve"> — appropriate for an NGO budget</w:t>
+      </w:r>
+    </w:p>
+    <w:p>
+      <w:pPr>
+        <w:numPr>
+          <w:ilvl w:val="0"/>
+          <w:numId w:val="114"/>
+        </w:numPr>
+        <w:spacing w:after="0" w:line="240" w:lineRule="auto"/>
+      </w:pPr>
+      <w:r>
+        <w:rPr>
+          <w:b/>
+          <w:bCs/>
+        </w:rPr>
+        <w:t>Recoverable</w:t>
+      </w:r>
+      <w:r>
+        <w:t xml:space="preserve"> — if Hostinger ever has an issue, your full site is safely on GitHub and can be redeployed anywhere in minutes</w:t>
+      </w:r>
+    </w:p>
+    <w:p>
+      <w:pPr>
+        <w:spacing w:after="0" w:line="240" w:lineRule="auto"/>
+        <w:ind w:left="360"/>
+      </w:pPr>
+      <w:r>
+        <w:pict w14:anchorId="2B636026">
+          <v:rect id="_x0000_i1073" style="width:0;height:1.5pt" o:hralign="center" o:hrstd="t" o:hr="t" fillcolor="#a0a0a0" stroked="f"/>
+        </w:pict>
+      </w:r>
+    </w:p>
+    <w:p>
+      <w:pPr>
+        <w:spacing w:after="0" w:line="240" w:lineRule="auto"/>
+        <w:ind w:left="360"/>
+      </w:pPr>
+      <w:r>
+        <w:rPr>
+          <w:b/>
+          <w:bCs/>
+        </w:rPr>
+        <w:t>My honest bottom line</w:t>
+      </w:r>
+    </w:p>
+    <w:p>
+      <w:pPr>
+        <w:spacing w:after="0" w:line="240" w:lineRule="auto"/>
+        <w:ind w:left="360"/>
+      </w:pPr>
+      <w:r>
+        <w:t>This is the same basic stack used by many professional development teams worldwide. For an international NGO like DAAB building a serious web presence ahead of the Second Forum in September 2026, it is more than adequate — it is genuinely the right choice. The only improvement worth making is setting up the automatic GitHub → Hostinger deployment to save you time.</w:t>
+      </w:r>
+    </w:p>
+    <w:p>
+      <w:pPr>
+        <w:spacing w:after="0" w:line="240" w:lineRule="auto"/>
+        <w:ind w:left="360"/>
+      </w:pPr>
+    </w:p>
+    <w:p>
+      <w:pPr>
+        <w:spacing w:after="0" w:line="240" w:lineRule="auto"/>
+        <w:ind w:left="360"/>
+      </w:pPr>
+      <w:r>
+        <w:t>Perfect — the config above is already correct then. No changes needed:</w:t>
+      </w:r>
+    </w:p>
+    <w:p>
+      <w:pPr>
+        <w:numPr>
+          <w:ilvl w:val="0"/>
+          <w:numId w:val="115"/>
+        </w:numPr>
+        <w:spacing w:after="0" w:line="240" w:lineRule="auto"/>
+      </w:pPr>
+      <w:r>
+        <w:t xml:space="preserve">server-dir: /public_html/ </w:t>
+      </w:r>
+      <w:r>
+        <w:rPr>
+          <w:rFonts w:ascii="Segoe UI Emoji" w:hAnsi="Segoe UI Emoji" w:cs="Segoe UI Emoji"/>
+        </w:rPr>
+        <w:t>✅</w:t>
+      </w:r>
+    </w:p>
+    <w:p>
+      <w:pPr>
+        <w:numPr>
+          <w:ilvl w:val="0"/>
+          <w:numId w:val="115"/>
+        </w:numPr>
+        <w:spacing w:after="0" w:line="240" w:lineRule="auto"/>
+      </w:pPr>
+      <w:r>
+        <w:t xml:space="preserve">branches: main </w:t>
+      </w:r>
+      <w:r>
+        <w:rPr>
+          <w:rFonts w:ascii="Segoe UI Emoji" w:hAnsi="Segoe UI Emoji" w:cs="Segoe UI Emoji"/>
+        </w:rPr>
+        <w:t>✅</w:t>
+      </w:r>
+    </w:p>
+    <w:p>
+      <w:pPr>
+        <w:spacing w:after="0" w:line="240" w:lineRule="auto"/>
+        <w:ind w:left="360"/>
+      </w:pPr>
+      <w:r>
+        <w:pict w14:anchorId="53E31ACD">
+          <v:rect id="_x0000_i1105" style="width:0;height:1.5pt" o:hralign="center" o:hrstd="t" o:hr="t" fillcolor="#a0a0a0" stroked="f"/>
+        </w:pict>
+      </w:r>
+    </w:p>
+    <w:p>
+      <w:pPr>
+        <w:spacing w:after="0" w:line="240" w:lineRule="auto"/>
+        <w:ind w:left="360"/>
+      </w:pPr>
+      <w:r>
+        <w:rPr>
+          <w:b/>
+          <w:bCs/>
+        </w:rPr>
+        <w:t>You can go ahead right now. The exact steps:</w:t>
+      </w:r>
+    </w:p>
+    <w:p>
+      <w:pPr>
+        <w:spacing w:after="0" w:line="240" w:lineRule="auto"/>
+        <w:ind w:left="360"/>
+      </w:pPr>
+      <w:r>
+        <w:rPr>
+          <w:b/>
+          <w:bCs/>
+        </w:rPr>
+        <w:t>In Cursor</w:t>
+      </w:r>
+      <w:r>
+        <w:t xml:space="preserve"> — create the file .github/workflows/deploy.yml and paste the workflow exactly as shown above.</w:t>
+      </w:r>
+    </w:p>
+    <w:p>
+      <w:pPr>
+        <w:spacing w:after="0" w:line="240" w:lineRule="auto"/>
+        <w:ind w:left="360"/>
+      </w:pPr>
+      <w:r>
+        <w:t>Then in your terminal (inside Cursor):</w:t>
+      </w:r>
+    </w:p>
+    <w:p>
+      <w:pPr>
+        <w:spacing w:after="0" w:line="240" w:lineRule="auto"/>
+        <w:ind w:left="360"/>
+      </w:pPr>
+      <w:r>
+        <w:t>git add .github/workflows/deploy.yml</w:t>
+      </w:r>
+    </w:p>
+    <w:p>
+      <w:pPr>
+        <w:spacing w:after="0" w:line="240" w:lineRule="auto"/>
+        <w:ind w:left="360"/>
+      </w:pPr>
+      <w:r>
+        <w:t>git commit -m "Add auto-deploy to Hostinger"</w:t>
+      </w:r>
+    </w:p>
+    <w:p>
+      <w:pPr>
+        <w:spacing w:after="0" w:line="240" w:lineRule="auto"/>
+        <w:ind w:left="360"/>
+      </w:pPr>
+      <w:r>
+        <w:t>git push origin main</w:t>
+      </w:r>
+    </w:p>
+    <w:p>
+      <w:pPr>
+        <w:spacing w:after="0" w:line="240" w:lineRule="auto"/>
+        <w:ind w:left="360"/>
+      </w:pPr>
+      <w:r>
+        <w:rPr>
+          <w:b/>
+          <w:bCs/>
+        </w:rPr>
+        <w:t>Then on GitHub</w:t>
+      </w:r>
+      <w:r>
+        <w:t xml:space="preserve"> — go to your DAAB repo and click the </w:t>
+      </w:r>
+      <w:r>
+        <w:rPr>
+          <w:b/>
+          <w:bCs/>
+        </w:rPr>
+        <w:t>Actions</w:t>
+      </w:r>
+      <w:r>
+        <w:t xml:space="preserve"> tab. You'll see a workflow called "Deploy DAAB to Hostinger" running. It takes about 1–2 minutes the first time.</w:t>
+      </w:r>
+    </w:p>
+    <w:p>
+      <w:pPr>
+        <w:spacing w:after="0" w:line="240" w:lineRule="auto"/>
+        <w:ind w:left="360"/>
+      </w:pPr>
+      <w:r>
+        <w:pict w14:anchorId="4A8811B9">
+          <v:rect id="_x0000_i1106" style="width:0;height:1.5pt" o:hralign="center" o:hrstd="t" o:hr="t" fillcolor="#a0a0a0" stroked="f"/>
+        </w:pict>
+      </w:r>
+    </w:p>
+    <w:p>
+      <w:pPr>
+        <w:spacing w:after="0" w:line="240" w:lineRule="auto"/>
+        <w:ind w:left="360"/>
+      </w:pPr>
+      <w:r>
+        <w:rPr>
+          <w:b/>
+          <w:bCs/>
+        </w:rPr>
+        <w:t>What to expect:</w:t>
+      </w:r>
+    </w:p>
+    <w:p>
+      <w:pPr>
+        <w:numPr>
+          <w:ilvl w:val="0"/>
+          <w:numId w:val="116"/>
+        </w:numPr>
+        <w:spacing w:after="0" w:line="240" w:lineRule="auto"/>
+      </w:pPr>
+      <w:r>
+        <w:rPr>
+          <w:rFonts w:ascii="Segoe UI Emoji" w:hAnsi="Segoe UI Emoji" w:cs="Segoe UI Emoji"/>
+        </w:rPr>
+        <w:t>🟡</w:t>
+      </w:r>
+      <w:r>
+        <w:t xml:space="preserve"> Yellow circle = running</w:t>
+      </w:r>
+    </w:p>
+    <w:p>
+      <w:pPr>
+        <w:numPr>
+          <w:ilvl w:val="0"/>
+          <w:numId w:val="116"/>
+        </w:numPr>
+        <w:spacing w:after="0" w:line="240" w:lineRule="auto"/>
+      </w:pPr>
+      <w:r>
+        <w:rPr>
+          <w:rFonts w:ascii="Segoe UI Emoji" w:hAnsi="Segoe UI Emoji" w:cs="Segoe UI Emoji"/>
+        </w:rPr>
+        <w:t>✅</w:t>
+      </w:r>
+      <w:r>
+        <w:t xml:space="preserve"> Green tick = deployed successfully</w:t>
+      </w:r>
+    </w:p>
+    <w:p>
+      <w:pPr>
+        <w:numPr>
+          <w:ilvl w:val="0"/>
+          <w:numId w:val="116"/>
+        </w:numPr>
+        <w:spacing w:after="0" w:line="240" w:lineRule="auto"/>
+      </w:pPr>
+      <w:r>
+        <w:rPr>
+          <w:rFonts w:ascii="Segoe UI Emoji" w:hAnsi="Segoe UI Emoji" w:cs="Segoe UI Emoji"/>
+        </w:rPr>
+        <w:t>❌</w:t>
+      </w:r>
+      <w:r>
+        <w:t xml:space="preserve"> Red cross = something went wrong (usually a wrong secret value)</w:t>
+      </w:r>
+    </w:p>
+    <w:p>
+      <w:pPr>
+        <w:spacing w:after="0" w:line="240" w:lineRule="auto"/>
+        <w:ind w:left="360"/>
+      </w:pPr>
+      <w:r>
+        <w:pict w14:anchorId="611CCB95">
+          <v:rect id="_x0000_i1107" style="width:0;height:1.5pt" o:hralign="center" o:hrstd="t" o:hr="t" fillcolor="#a0a0a0" stroked="f"/>
+        </w:pict>
+      </w:r>
+    </w:p>
+    <w:p>
+      <w:pPr>
+        <w:spacing w:after="0" w:line="240" w:lineRule="auto"/>
+        <w:ind w:left="360"/>
+      </w:pPr>
+      <w:r>
+        <w:rPr>
+          <w:b/>
+          <w:bCs/>
+        </w:rPr>
+        <w:t>If you get a red cross</w:t>
+      </w:r>
+      <w:r>
+        <w:t>, the most common causes are:</w:t>
+      </w:r>
+    </w:p>
+    <w:p>
+      <w:pPr>
+        <w:numPr>
+          <w:ilvl w:val="0"/>
+          <w:numId w:val="117"/>
+        </w:numPr>
+        <w:spacing w:after="0" w:line="240" w:lineRule="auto"/>
+      </w:pPr>
+      <w:r>
+        <w:t>FTP hostname wrong — try with and without ftp. prefix</w:t>
+      </w:r>
+    </w:p>
+    <w:p>
+      <w:pPr>
+        <w:numPr>
+          <w:ilvl w:val="0"/>
+          <w:numId w:val="117"/>
+        </w:numPr>
+        <w:spacing w:after="0" w:line="240" w:lineRule="auto"/>
+      </w:pPr>
+      <w:r>
+        <w:t>Wrong folder path — some Hostinger accounts use /home/username/public_html/ instead of /public_html/</w:t>
+      </w:r>
+    </w:p>
+    <w:p>
+      <w:pPr>
+        <w:numPr>
+          <w:ilvl w:val="0"/>
+          <w:numId w:val="117"/>
+        </w:numPr>
+        <w:spacing w:after="0" w:line="240" w:lineRule="auto"/>
+      </w:pPr>
+      <w:r>
+        <w:t>Password has special characters — re-enter it carefully in the GitHub secret</w:t>
+      </w:r>
+    </w:p>
+    <w:p>
+      <w:pPr>
+        <w:spacing w:after="0" w:line="240" w:lineRule="auto"/>
+        <w:ind w:left="360"/>
+      </w:pPr>
+      <w:r>
+        <w:pict w14:anchorId="28BB0A1E">
+          <v:rect id="_x0000_i1108" style="width:0;height:1.5pt" o:hralign="center" o:hrstd="t" o:hr="t" fillcolor="#a0a0a0" stroked="f"/>
+        </w:pict>
+      </w:r>
+    </w:p>
+    <w:p>
+      <w:pPr>
+        <w:spacing w:after="0" w:line="240" w:lineRule="auto"/>
+        <w:ind w:left="360"/>
+      </w:pPr>
+      <w:r>
+        <w:rPr>
+          <w:b/>
+          <w:bCs/>
+        </w:rPr>
+        <w:t>Don't forget the three secrets first</w:t>
+      </w:r>
+      <w:r>
+        <w:t xml:space="preserve"> — the workflow will fail immediately without them. Go to:</w:t>
+      </w:r>
+    </w:p>
+    <w:p>
+      <w:pPr>
+        <w:spacing w:after="0" w:line="240" w:lineRule="auto"/>
+        <w:ind w:left="360"/>
+      </w:pPr>
+      <w:r>
+        <w:t>GitHub repo → Settings → Secrets and variables → Actions → New repository secret</w:t>
+      </w:r>
+    </w:p>
+    <w:p>
+      <w:pPr>
+        <w:spacing w:after="0" w:line="240" w:lineRule="auto"/>
+        <w:ind w:left="360"/>
+      </w:pPr>
+      <w:r>
+        <w:t>Add FTP_SERVER, FTP_USERNAME, and FTP_PASSWORD before you push.</w:t>
+      </w:r>
+    </w:p>
+    <w:p>
+      <w:pPr>
+        <w:spacing w:after="0" w:line="240" w:lineRule="auto"/>
+        <w:ind w:left="360"/>
+      </w:pPr>
+      <w:r>
+        <w:lastRenderedPageBreak/>
+        <w:t>Here's the complete setup — a visual guide plus the actual files you need:Now here are the exact files you need to create. Three steps total.</w:t>
+      </w:r>
+    </w:p>
+    <w:p>
+      <w:pPr>
+        <w:spacing w:after="0" w:line="240" w:lineRule="auto"/>
+        <w:ind w:left="360"/>
+      </w:pPr>
+    </w:p>
+    <w:p>
+      <w:pPr>
+        <w:spacing w:after="0" w:line="240" w:lineRule="auto"/>
+        <w:ind w:left="360"/>
+      </w:pPr>
+      <w:r>
+        <w:drawing>
+          <wp:inline distT="0" distB="0" distL="0" distR="0" wp14:anchorId="7DDA3332" wp14:editId="789AB7D6">
+            <wp:extent cx="5943600" cy="3571240"/>
+            <wp:effectExtent l="0" t="0" r="0" b="0"/>
+            <wp:docPr id="1882155927" name="Picture 1"/>
+            <wp:cNvGraphicFramePr>
+              <a:graphicFrameLocks xmlns:a="http://schemas.openxmlformats.org/drawingml/2006/main" noChangeAspect="1"/>
+            </wp:cNvGraphicFramePr>
+            <a:graphic xmlns:a="http://schemas.openxmlformats.org/drawingml/2006/main">
+              <a:graphicData uri="http://schemas.openxmlformats.org/drawingml/2006/picture">
+                <pic:pic xmlns:pic="http://schemas.openxmlformats.org/drawingml/2006/picture">
+                  <pic:nvPicPr>
+                    <pic:cNvPr id="1882155927" name=""/>
+                    <pic:cNvPicPr/>
+                  </pic:nvPicPr>
+                  <pic:blipFill>
+                    <a:blip r:embed="rId7"/>
+                    <a:stretch>
+                      <a:fillRect/>
+                    </a:stretch>
+                  </pic:blipFill>
+                  <pic:spPr>
+                    <a:xfrm>
+                      <a:off x="0" y="0"/>
+                      <a:ext cx="5943600" cy="3571240"/>
+                    </a:xfrm>
+                    <a:prstGeom prst="rect">
+                      <a:avLst/>
+                    </a:prstGeom>
+                  </pic:spPr>
+                </pic:pic>
+              </a:graphicData>
+            </a:graphic>
+          </wp:inline>
+        </w:drawing>
+      </w:r>
+    </w:p>
+    <w:p>
+      <w:pPr>
+        <w:spacing w:after="0" w:line="240" w:lineRule="auto"/>
+        <w:ind w:left="360"/>
+      </w:pPr>
+      <w:r>
+        <w:pict w14:anchorId="400C61FF">
+          <v:rect id="_x0000_i1138" style="width:0;height:1.5pt" o:hralign="center" o:hrstd="t" o:hr="t" fillcolor="#a0a0a0" stroked="f"/>
+        </w:pict>
+      </w:r>
+    </w:p>
+    <w:p>
+      <w:pPr>
+        <w:spacing w:after="0" w:line="240" w:lineRule="auto"/>
+        <w:ind w:left="360"/>
+      </w:pPr>
+      <w:r>
+        <w:rPr>
+          <w:b/>
+          <w:bCs/>
+        </w:rPr>
+        <w:t>Step 1 — Get your Hostinger FTP credentials</w:t>
+      </w:r>
+    </w:p>
+    <w:p>
+      <w:pPr>
+        <w:spacing w:after="0" w:line="240" w:lineRule="auto"/>
+        <w:ind w:left="360"/>
+      </w:pPr>
+      <w:r>
+        <w:t>Log into Hostinger → hPanel → Files → FTP Accounts. Note down:</w:t>
+      </w:r>
+    </w:p>
+    <w:p>
+      <w:pPr>
+        <w:numPr>
+          <w:ilvl w:val="0"/>
+          <w:numId w:val="118"/>
+        </w:numPr>
+        <w:spacing w:after="0" w:line="240" w:lineRule="auto"/>
+      </w:pPr>
+      <w:r>
+        <w:t>FTP hostname (e.g. ftp.daab.org or an IP like 185.x.x.x)</w:t>
+      </w:r>
+    </w:p>
+    <w:p>
+      <w:pPr>
+        <w:numPr>
+          <w:ilvl w:val="0"/>
+          <w:numId w:val="118"/>
+        </w:numPr>
+        <w:spacing w:after="0" w:line="240" w:lineRule="auto"/>
+      </w:pPr>
+      <w:r>
+        <w:t>FTP username</w:t>
+      </w:r>
+    </w:p>
+    <w:p>
+      <w:pPr>
+        <w:numPr>
+          <w:ilvl w:val="0"/>
+          <w:numId w:val="118"/>
+        </w:numPr>
+        <w:spacing w:after="0" w:line="240" w:lineRule="auto"/>
+      </w:pPr>
+      <w:r>
+        <w:t>FTP password</w:t>
+      </w:r>
+    </w:p>
+    <w:p>
+      <w:pPr>
+        <w:spacing w:after="0" w:line="240" w:lineRule="auto"/>
+        <w:ind w:left="360"/>
+      </w:pPr>
+      <w:r>
+        <w:pict w14:anchorId="36184C81">
+          <v:rect id="_x0000_i1139" style="width:0;height:1.5pt" o:hralign="center" o:hrstd="t" o:hr="t" fillcolor="#a0a0a0" stroked="f"/>
+        </w:pict>
+      </w:r>
+    </w:p>
+    <w:p>
+      <w:pPr>
+        <w:spacing w:after="0" w:line="240" w:lineRule="auto"/>
+        <w:ind w:left="360"/>
+      </w:pPr>
+      <w:r>
+        <w:rPr>
+          <w:b/>
+          <w:bCs/>
+        </w:rPr>
+        <w:t>Step 2 — Add secrets to GitHub</w:t>
+      </w:r>
+    </w:p>
+    <w:p>
+      <w:pPr>
+        <w:spacing w:after="0" w:line="240" w:lineRule="auto"/>
+        <w:ind w:left="360"/>
+      </w:pPr>
+      <w:r>
+        <w:t>Go to your DAAB GitHub repo → Settings → Secrets and variables → Actions → New repository secret. Add these three:</w:t>
+      </w:r>
+    </w:p>
+    <w:tbl>
+      <w:tblPr>
+        <w:tblW w:w="0" w:type="auto"/>
+        <w:tblCellSpacing w:w="15" w:type="dxa"/>
+        <w:tblCellMar>
+          <w:top w:w="15" w:type="dxa"/>
+          <w:left w:w="15" w:type="dxa"/>
+          <w:bottom w:w="15" w:type="dxa"/>
+          <w:right w:w="15" w:type="dxa"/>
+        </w:tblCellMar>
+        <w:tblLook w:val="04A0" w:firstRow="1" w:lastRow="0" w:firstColumn="1" w:lastColumn="0" w:noHBand="0" w:noVBand="1"/>
+      </w:tblPr>
+      <w:tblGrid>
+        <w:gridCol w:w="1994"/>
+        <w:gridCol w:w="3245"/>
+      </w:tblGrid>
+      <w:tr>
+        <w:trPr>
+          <w:tblHeader/>
+          <w:tblCellSpacing w:w="15" w:type="dxa"/>
+        </w:trPr>
+        <w:tc>
+          <w:tcPr>
+            <w:tcW w:w="0" w:type="auto"/>
+            <w:vAlign w:val="center"/>
+            <w:hideMark/>
+          </w:tcPr>
+          <w:p>
+            <w:pPr>
+              <w:spacing w:after="0" w:line="240" w:lineRule="auto"/>
+              <w:ind w:left="360"/>
+              <w:rPr>
+                <w:b/>
+                <w:bCs/>
+              </w:rPr>
+            </w:pPr>
+            <w:r>
+              <w:rPr>
+                <w:b/>
+                <w:bCs/>
+              </w:rPr>
+              <w:t>Secret name</w:t>
+            </w:r>
+          </w:p>
+        </w:tc>
+        <w:tc>
+          <w:tcPr>
+            <w:tcW w:w="0" w:type="auto"/>
+            <w:vAlign w:val="center"/>
+            <w:hideMark/>
+          </w:tcPr>
+          <w:p>
+            <w:pPr>
+              <w:spacing w:after="0" w:line="240" w:lineRule="auto"/>
+              <w:ind w:left="360"/>
+              <w:rPr>
+                <w:b/>
+                <w:bCs/>
+              </w:rPr>
+            </w:pPr>
+            <w:r>
+              <w:rPr>
+                <w:b/>
+                <w:bCs/>
+              </w:rPr>
+              <w:t>Value</w:t>
+            </w:r>
+          </w:p>
+        </w:tc>
+      </w:tr>
+      <w:tr>
+        <w:trPr>
+          <w:tblCellSpacing w:w="15" w:type="dxa"/>
+        </w:trPr>
+        <w:tc>
+          <w:tcPr>
+            <w:tcW w:w="0" w:type="auto"/>
+            <w:vAlign w:val="center"/>
+            <w:hideMark/>
+          </w:tcPr>
+          <w:p>
+            <w:pPr>
+              <w:spacing w:after="0" w:line="240" w:lineRule="auto"/>
+              <w:ind w:left="360"/>
+            </w:pPr>
+            <w:r>
+              <w:t>FTP_SERVER</w:t>
+            </w:r>
+          </w:p>
+        </w:tc>
+        <w:tc>
+          <w:tcPr>
+            <w:tcW w:w="0" w:type="auto"/>
+            <w:vAlign w:val="center"/>
+            <w:hideMark/>
+          </w:tcPr>
+          <w:p>
+            <w:pPr>
+              <w:spacing w:after="0" w:line="240" w:lineRule="auto"/>
+              <w:ind w:left="360"/>
+            </w:pPr>
+            <w:r>
+              <w:t>your Hostinger FTP hostname</w:t>
+            </w:r>
+          </w:p>
+        </w:tc>
+      </w:tr>
+      <w:tr>
+        <w:trPr>
+          <w:tblCellSpacing w:w="15" w:type="dxa"/>
+        </w:trPr>
+        <w:tc>
+          <w:tcPr>
+            <w:tcW w:w="0" w:type="auto"/>
+            <w:vAlign w:val="center"/>
+            <w:hideMark/>
+          </w:tcPr>
+          <w:p>
+            <w:pPr>
+              <w:spacing w:after="0" w:line="240" w:lineRule="auto"/>
+              <w:ind w:left="360"/>
+            </w:pPr>
+            <w:r>
+              <w:t>FTP_USERNAME</w:t>
+            </w:r>
+          </w:p>
+        </w:tc>
+        <w:tc>
+          <w:tcPr>
+            <w:tcW w:w="0" w:type="auto"/>
+            <w:vAlign w:val="center"/>
+            <w:hideMark/>
+          </w:tcPr>
+          <w:p>
+            <w:pPr>
+              <w:spacing w:after="0" w:line="240" w:lineRule="auto"/>
+              <w:ind w:left="360"/>
+            </w:pPr>
+            <w:r>
+              <w:t>your FTP username</w:t>
+            </w:r>
+          </w:p>
+        </w:tc>
+      </w:tr>
+      <w:tr>
+        <w:trPr>
+          <w:tblCellSpacing w:w="15" w:type="dxa"/>
+        </w:trPr>
+        <w:tc>
+          <w:tcPr>
+            <w:tcW w:w="0" w:type="auto"/>
+            <w:vAlign w:val="center"/>
+            <w:hideMark/>
+          </w:tcPr>
+          <w:p>
+            <w:pPr>
+              <w:spacing w:after="0" w:line="240" w:lineRule="auto"/>
+              <w:ind w:left="360"/>
+            </w:pPr>
+            <w:r>
+              <w:t>FTP_PASSWORD</w:t>
+            </w:r>
+          </w:p>
+        </w:tc>
+        <w:tc>
+          <w:tcPr>
+            <w:tcW w:w="0" w:type="auto"/>
+            <w:vAlign w:val="center"/>
+            <w:hideMark/>
+          </w:tcPr>
+          <w:p>
+            <w:pPr>
+              <w:spacing w:after="0" w:line="240" w:lineRule="auto"/>
+              <w:ind w:left="360"/>
+            </w:pPr>
+            <w:r>
+              <w:t>your FTP password</w:t>
+            </w:r>
+          </w:p>
+        </w:tc>
+      </w:tr>
+    </w:tbl>
+    <w:p>
+      <w:pPr>
+        <w:spacing w:after="0" w:line="240" w:lineRule="auto"/>
+        <w:ind w:left="360"/>
+      </w:pPr>
+      <w:r>
+        <w:pict w14:anchorId="5D3BB4AC">
+          <v:rect id="_x0000_i1140" style="width:0;height:1.5pt" o:hralign="center" o:hrstd="t" o:hr="t" fillcolor="#a0a0a0" stroked="f"/>
+        </w:pict>
+      </w:r>
+    </w:p>
+    <w:p>
+      <w:pPr>
+        <w:spacing w:after="0" w:line="240" w:lineRule="auto"/>
+        <w:ind w:left="360"/>
+      </w:pPr>
+      <w:r>
+        <w:rPr>
+          <w:b/>
+          <w:bCs/>
+        </w:rPr>
+        <w:t>Step 3 — Create the workflow file</w:t>
+      </w:r>
+    </w:p>
+    <w:p>
+      <w:pPr>
+        <w:spacing w:after="0" w:line="240" w:lineRule="auto"/>
+        <w:ind w:left="360"/>
+      </w:pPr>
+      <w:r>
+        <w:t>In Cursor, create this file at exactly this path in your project:</w:t>
+      </w:r>
+    </w:p>
+    <w:p>
+      <w:pPr>
+        <w:spacing w:after="0" w:line="240" w:lineRule="auto"/>
+        <w:ind w:left="360"/>
+      </w:pPr>
+      <w:r>
+        <w:t>.github/workflows/deploy.yml</w:t>
+      </w:r>
+    </w:p>
+    <w:p>
+      <w:pPr>
+        <w:spacing w:after="0" w:line="240" w:lineRule="auto"/>
+        <w:ind w:left="360"/>
+      </w:pPr>
+      <w:r>
+        <w:t>Paste this content:</w:t>
+      </w:r>
+    </w:p>
+    <w:p>
+      <w:pPr>
+        <w:spacing w:after="0" w:line="240" w:lineRule="auto"/>
+        <w:ind w:left="360"/>
+      </w:pPr>
+      <w:r>
+        <w:t>name: Deploy DAAB to Hostinger</w:t>
+      </w:r>
+    </w:p>
+    <w:p>
+      <w:pPr>
+        <w:spacing w:after="0" w:line="240" w:lineRule="auto"/>
+        <w:ind w:left="360"/>
+      </w:pPr>
+    </w:p>
+    <w:p>
+      <w:pPr>
+        <w:spacing w:after="0" w:line="240" w:lineRule="auto"/>
+        <w:ind w:left="360"/>
+      </w:pPr>
+      <w:r>
+        <w:t>on:</w:t>
+      </w:r>
+    </w:p>
+    <w:p>
+      <w:pPr>
+        <w:spacing w:after="0" w:line="240" w:lineRule="auto"/>
+        <w:ind w:left="360"/>
+      </w:pPr>
+      <w:r>
+        <w:t xml:space="preserve">  push:</w:t>
+      </w:r>
+    </w:p>
+    <w:p>
+      <w:pPr>
+        <w:spacing w:after="0" w:line="240" w:lineRule="auto"/>
+        <w:ind w:left="360"/>
+      </w:pPr>
+      <w:r>
+        <w:t xml:space="preserve">    branches:</w:t>
+      </w:r>
+    </w:p>
+    <w:p>
+      <w:pPr>
+        <w:spacing w:after="0" w:line="240" w:lineRule="auto"/>
+        <w:ind w:left="360"/>
+      </w:pPr>
+      <w:r>
+        <w:lastRenderedPageBreak/>
+        <w:t xml:space="preserve">      - main</w:t>
+      </w:r>
+    </w:p>
+    <w:p>
+      <w:pPr>
+        <w:spacing w:after="0" w:line="240" w:lineRule="auto"/>
+        <w:ind w:left="360"/>
+      </w:pPr>
+    </w:p>
+    <w:p>
+      <w:pPr>
+        <w:spacing w:after="0" w:line="240" w:lineRule="auto"/>
+        <w:ind w:left="360"/>
+      </w:pPr>
+      <w:r>
+        <w:t>jobs:</w:t>
+      </w:r>
+    </w:p>
+    <w:p>
+      <w:pPr>
+        <w:spacing w:after="0" w:line="240" w:lineRule="auto"/>
+        <w:ind w:left="360"/>
+      </w:pPr>
+      <w:r>
+        <w:t xml:space="preserve">  deploy:</w:t>
+      </w:r>
+    </w:p>
+    <w:p>
+      <w:pPr>
+        <w:spacing w:after="0" w:line="240" w:lineRule="auto"/>
+        <w:ind w:left="360"/>
+      </w:pPr>
+      <w:r>
+        <w:t xml:space="preserve">    name: Upload via FTP</w:t>
+      </w:r>
+    </w:p>
+    <w:p>
+      <w:pPr>
+        <w:spacing w:after="0" w:line="240" w:lineRule="auto"/>
+        <w:ind w:left="360"/>
+      </w:pPr>
+      <w:r>
+        <w:t xml:space="preserve">    runs-on: ubuntu-latest</w:t>
+      </w:r>
+    </w:p>
+    <w:p>
+      <w:pPr>
+        <w:spacing w:after="0" w:line="240" w:lineRule="auto"/>
+        <w:ind w:left="360"/>
+      </w:pPr>
+    </w:p>
+    <w:p>
+      <w:pPr>
+        <w:spacing w:after="0" w:line="240" w:lineRule="auto"/>
+        <w:ind w:left="360"/>
+      </w:pPr>
+      <w:r>
+        <w:t xml:space="preserve">    steps:</w:t>
+      </w:r>
+    </w:p>
+    <w:p>
+      <w:pPr>
+        <w:spacing w:after="0" w:line="240" w:lineRule="auto"/>
+        <w:ind w:left="360"/>
+      </w:pPr>
+      <w:r>
+        <w:t xml:space="preserve">      - name: Check out repository</w:t>
+      </w:r>
+    </w:p>
+    <w:p>
+      <w:pPr>
+        <w:spacing w:after="0" w:line="240" w:lineRule="auto"/>
+        <w:ind w:left="360"/>
+      </w:pPr>
+      <w:r>
+        <w:t xml:space="preserve">        uses: actions/checkout@v4</w:t>
+      </w:r>
+    </w:p>
+    <w:p>
+      <w:pPr>
+        <w:spacing w:after="0" w:line="240" w:lineRule="auto"/>
+        <w:ind w:left="360"/>
+      </w:pPr>
+    </w:p>
+    <w:p>
+      <w:pPr>
+        <w:spacing w:after="0" w:line="240" w:lineRule="auto"/>
+        <w:ind w:left="360"/>
+      </w:pPr>
+      <w:r>
+        <w:t xml:space="preserve">      - name: Deploy to Hostinger via FTP</w:t>
+      </w:r>
+    </w:p>
+    <w:p>
+      <w:pPr>
+        <w:spacing w:after="0" w:line="240" w:lineRule="auto"/>
+        <w:ind w:left="360"/>
+      </w:pPr>
+      <w:r>
+        <w:t xml:space="preserve">        uses: SamKirkland/FTP-Deploy-Action@v4.3.5</w:t>
+      </w:r>
+    </w:p>
+    <w:p>
+      <w:pPr>
+        <w:spacing w:after="0" w:line="240" w:lineRule="auto"/>
+        <w:ind w:left="360"/>
+      </w:pPr>
+      <w:r>
+        <w:t xml:space="preserve">        with:</w:t>
+      </w:r>
+    </w:p>
+    <w:p>
+      <w:pPr>
+        <w:spacing w:after="0" w:line="240" w:lineRule="auto"/>
+        <w:ind w:left="360"/>
+      </w:pPr>
+      <w:r>
+        <w:t xml:space="preserve">          server: ${{ secrets.FTP_SERVER }}</w:t>
+      </w:r>
+    </w:p>
+    <w:p>
+      <w:pPr>
+        <w:spacing w:after="0" w:line="240" w:lineRule="auto"/>
+        <w:ind w:left="360"/>
+      </w:pPr>
+      <w:r>
+        <w:t xml:space="preserve">          username: ${{ secrets.FTP_USERNAME }}</w:t>
+      </w:r>
+    </w:p>
+    <w:p>
+      <w:pPr>
+        <w:spacing w:after="0" w:line="240" w:lineRule="auto"/>
+        <w:ind w:left="360"/>
+      </w:pPr>
+      <w:r>
+        <w:t xml:space="preserve">          password: ${{ secrets.FTP_PASSWORD }}</w:t>
+      </w:r>
+    </w:p>
+    <w:p>
+      <w:pPr>
+        <w:spacing w:after="0" w:line="240" w:lineRule="auto"/>
+        <w:ind w:left="360"/>
+      </w:pPr>
+      <w:r>
+        <w:t xml:space="preserve">          local-dir: ./</w:t>
+      </w:r>
+    </w:p>
+    <w:p>
+      <w:pPr>
+        <w:spacing w:after="0" w:line="240" w:lineRule="auto"/>
+        <w:ind w:left="360"/>
+      </w:pPr>
+      <w:r>
+        <w:t xml:space="preserve">          server-dir: /public_html/</w:t>
+      </w:r>
+    </w:p>
+    <w:p>
+      <w:pPr>
+        <w:spacing w:after="0" w:line="240" w:lineRule="auto"/>
+        <w:ind w:left="360"/>
+      </w:pPr>
+      <w:r>
+        <w:t xml:space="preserve">          exclude: |</w:t>
+      </w:r>
+    </w:p>
+    <w:p>
+      <w:pPr>
+        <w:spacing w:after="0" w:line="240" w:lineRule="auto"/>
+        <w:ind w:left="360"/>
+      </w:pPr>
+      <w:r>
+        <w:t xml:space="preserve">            **/.git*</w:t>
+      </w:r>
+    </w:p>
+    <w:p>
+      <w:pPr>
+        <w:spacing w:after="0" w:line="240" w:lineRule="auto"/>
+        <w:ind w:left="360"/>
+      </w:pPr>
+      <w:r>
+        <w:t xml:space="preserve">            **/.git*/**</w:t>
+      </w:r>
+    </w:p>
+    <w:p>
+      <w:pPr>
+        <w:spacing w:after="0" w:line="240" w:lineRule="auto"/>
+        <w:ind w:left="360"/>
+      </w:pPr>
+      <w:r>
+        <w:t xml:space="preserve">            **/node_modules/**</w:t>
+      </w:r>
+    </w:p>
+    <w:p>
+      <w:pPr>
+        <w:spacing w:after="0" w:line="240" w:lineRule="auto"/>
+        <w:ind w:left="360"/>
+      </w:pPr>
+      <w:r>
+        <w:t xml:space="preserve">            .github/**</w:t>
+      </w:r>
+    </w:p>
+    <w:p>
+      <w:pPr>
+        <w:spacing w:after="0" w:line="240" w:lineRule="auto"/>
+        <w:ind w:left="360"/>
+      </w:pPr>
+      <w:r>
+        <w:t xml:space="preserve">            README.md</w:t>
+      </w:r>
+    </w:p>
+    <w:p>
+      <w:pPr>
+        <w:spacing w:after="0" w:line="240" w:lineRule="auto"/>
+        <w:ind w:left="360"/>
+      </w:pPr>
+      <w:r>
+        <w:pict w14:anchorId="568F1315">
+          <v:rect id="_x0000_i1141" style="width:0;height:1.5pt" o:hralign="center" o:hrstd="t" o:hr="t" fillcolor="#a0a0a0" stroked="f"/>
+        </w:pict>
+      </w:r>
+    </w:p>
+    <w:p>
+      <w:pPr>
+        <w:spacing w:after="0" w:line="240" w:lineRule="auto"/>
+        <w:ind w:left="360"/>
+      </w:pPr>
+      <w:r>
+        <w:rPr>
+          <w:b/>
+          <w:bCs/>
+        </w:rPr>
+        <w:t>Step 4 — Push and test</w:t>
+      </w:r>
+    </w:p>
+    <w:p>
+      <w:pPr>
+        <w:spacing w:after="0" w:line="240" w:lineRule="auto"/>
+        <w:ind w:left="360"/>
+      </w:pPr>
+      <w:r>
+        <w:t>git add .github/workflows/deploy.yml</w:t>
+      </w:r>
+    </w:p>
+    <w:p>
+      <w:pPr>
+        <w:spacing w:after="0" w:line="240" w:lineRule="auto"/>
+        <w:ind w:left="360"/>
+      </w:pPr>
+      <w:r>
+        <w:t>git commit -m "Add auto-deploy to Hostinger"</w:t>
+      </w:r>
+    </w:p>
+    <w:p>
+      <w:pPr>
+        <w:spacing w:after="0" w:line="240" w:lineRule="auto"/>
+        <w:ind w:left="360"/>
+      </w:pPr>
+      <w:r>
+        <w:t>git push origin main</w:t>
+      </w:r>
+    </w:p>
+    <w:p>
+      <w:pPr>
+        <w:spacing w:after="0" w:line="240" w:lineRule="auto"/>
+        <w:ind w:left="360"/>
+      </w:pPr>
+      <w:r>
+        <w:t xml:space="preserve">Then go to your GitHub repo → </w:t>
+      </w:r>
+      <w:r>
+        <w:rPr>
+          <w:b/>
+          <w:bCs/>
+        </w:rPr>
+        <w:t>Actions</w:t>
+      </w:r>
+      <w:r>
+        <w:t xml:space="preserve"> tab. You'll see the workflow running. Green tick = deployed. From now on, every git push from Cursor automatically updates the live DAAB website. That's it.</w:t>
+      </w:r>
+    </w:p>
+    <w:p>
+      <w:pPr>
+        <w:spacing w:after="0" w:line="240" w:lineRule="auto"/>
+        <w:ind w:left="360"/>
+      </w:pPr>
+      <w:r>
+        <w:t>Two things to confirm before you start — what is your Hostinger public_html folder called, and do you push from a branch called main or master?</w:t>
+      </w:r>
+    </w:p>
+    <w:p>
+      <w:pPr>
+        <w:pBdr>
+          <w:bottom w:val="single" w:sz="6" w:space="1" w:color="auto"/>
+        </w:pBdr>
+        <w:spacing w:after="0" w:line="240" w:lineRule="auto"/>
+        <w:ind w:left="360"/>
+        <w:rPr>
+          <w:lang w:val="az-Latn-AZ"/>
+        </w:rPr>
+      </w:pPr>
+    </w:p>
+    <w:p>
+      <w:pPr>
+        <w:spacing w:after="0" w:line="240" w:lineRule="auto"/>
+        <w:ind w:left="360"/>
+      </w:pPr>
+    </w:p>
+    <w:p>
+      <w:pPr>
+        <w:spacing w:after="0" w:line="240" w:lineRule="auto"/>
+        <w:ind w:left="360"/>
+        <w:rPr>
+          <w:highlight w:val="yellow"/>
+        </w:rPr>
+      </w:pPr>
+      <w:r>
+        <w:rPr>
+          <w:highlight w:val="yellow"/>
+        </w:rPr>
+        <w:t xml:space="preserve">Commit the latest changes to GitHub and build the </w:t>
+      </w:r>
+      <w:r>
+        <w:rPr>
+          <w:b/>
+          <w:bCs/>
+          <w:highlight w:val="yellow"/>
+        </w:rPr>
+        <w:t>/deployment</w:t>
+      </w:r>
+      <w:r>
+        <w:rPr>
+          <w:highlight w:val="yellow"/>
+        </w:rPr>
+        <w:t xml:space="preserve"> folder.</w:t>
+      </w:r>
+    </w:p>
+    <w:p>
+      <w:pPr>
+        <w:spacing w:after="0" w:line="240" w:lineRule="auto"/>
+        <w:ind w:left="360"/>
+        <w:rPr>
+          <w:highlight w:val="yellow"/>
+        </w:rPr>
+      </w:pPr>
+      <w:r>
+        <w:rPr>
+          <w:highlight w:val="yellow"/>
+        </w:rPr>
+        <w:t>Ensure that:</w:t>
+      </w:r>
+    </w:p>
+    <w:p>
+      <w:pPr>
+        <w:numPr>
+          <w:ilvl w:val="0"/>
+          <w:numId w:val="119"/>
+        </w:numPr>
+        <w:spacing w:after="0" w:line="240" w:lineRule="auto"/>
+        <w:rPr>
+          <w:highlight w:val="yellow"/>
+        </w:rPr>
+      </w:pPr>
+      <w:r>
+        <w:rPr>
+          <w:highlight w:val="yellow"/>
+        </w:rPr>
+        <w:t xml:space="preserve">All modified project files are reviewed before committing. </w:t>
+      </w:r>
+    </w:p>
+    <w:p>
+      <w:pPr>
+        <w:numPr>
+          <w:ilvl w:val="0"/>
+          <w:numId w:val="119"/>
+        </w:numPr>
+        <w:spacing w:after="0" w:line="240" w:lineRule="auto"/>
+        <w:rPr>
+          <w:highlight w:val="yellow"/>
+        </w:rPr>
+      </w:pPr>
+      <w:r>
+        <w:rPr>
+          <w:highlight w:val="yellow"/>
+        </w:rPr>
+        <w:t xml:space="preserve">No temporary, backup, cache, or unnecessary files are included in the commit. </w:t>
+      </w:r>
+    </w:p>
+    <w:p>
+      <w:pPr>
+        <w:numPr>
+          <w:ilvl w:val="0"/>
+          <w:numId w:val="119"/>
+        </w:numPr>
+        <w:spacing w:after="0" w:line="240" w:lineRule="auto"/>
+        <w:rPr>
+          <w:highlight w:val="yellow"/>
+        </w:rPr>
+      </w:pPr>
+      <w:r>
+        <w:rPr>
+          <w:highlight w:val="yellow"/>
+        </w:rPr>
+        <w:t xml:space="preserve">The commit message clearly describes the changes made. </w:t>
+      </w:r>
+    </w:p>
+    <w:p>
+      <w:pPr>
+        <w:numPr>
+          <w:ilvl w:val="0"/>
+          <w:numId w:val="119"/>
+        </w:numPr>
+        <w:spacing w:after="0" w:line="240" w:lineRule="auto"/>
+        <w:rPr>
+          <w:highlight w:val="yellow"/>
+        </w:rPr>
+      </w:pPr>
+      <w:r>
+        <w:rPr>
+          <w:highlight w:val="yellow"/>
+        </w:rPr>
+        <w:t xml:space="preserve">The project builds successfully without errors. </w:t>
+      </w:r>
+    </w:p>
+    <w:p>
+      <w:pPr>
+        <w:numPr>
+          <w:ilvl w:val="0"/>
+          <w:numId w:val="119"/>
+        </w:numPr>
+        <w:spacing w:after="0" w:line="240" w:lineRule="auto"/>
+        <w:rPr>
+          <w:highlight w:val="yellow"/>
+        </w:rPr>
+      </w:pPr>
+      <w:r>
+        <w:rPr>
+          <w:highlight w:val="yellow"/>
+        </w:rPr>
+        <w:t xml:space="preserve">The </w:t>
+      </w:r>
+      <w:r>
+        <w:rPr>
+          <w:b/>
+          <w:bCs/>
+          <w:highlight w:val="yellow"/>
+        </w:rPr>
+        <w:t>/deployment</w:t>
+      </w:r>
+      <w:r>
+        <w:rPr>
+          <w:highlight w:val="yellow"/>
+        </w:rPr>
+        <w:t xml:space="preserve"> folder is regenerated with the latest version of the site. </w:t>
+      </w:r>
+    </w:p>
+    <w:p>
+      <w:pPr>
+        <w:numPr>
+          <w:ilvl w:val="0"/>
+          <w:numId w:val="119"/>
+        </w:numPr>
+        <w:spacing w:after="0" w:line="240" w:lineRule="auto"/>
+        <w:rPr>
+          <w:highlight w:val="yellow"/>
+        </w:rPr>
+      </w:pPr>
+      <w:r>
+        <w:rPr>
+          <w:highlight w:val="yellow"/>
+        </w:rPr>
+        <w:t xml:space="preserve">The generated deployment files are verified for broken links, missing assets, layout issues, and obvious build problems. </w:t>
+      </w:r>
+    </w:p>
+    <w:p>
+      <w:pPr>
+        <w:numPr>
+          <w:ilvl w:val="0"/>
+          <w:numId w:val="119"/>
+        </w:numPr>
+        <w:spacing w:after="0" w:line="240" w:lineRule="auto"/>
+        <w:rPr>
+          <w:highlight w:val="yellow"/>
+        </w:rPr>
+      </w:pPr>
+      <w:r>
+        <w:rPr>
+          <w:highlight w:val="yellow"/>
+        </w:rPr>
+        <w:t>The final state is ready for deployment.</w:t>
+      </w:r>
+    </w:p>
+    <w:p>
+      <w:r>
+        <w:br w:type="page"/>
+      </w:r>
+    </w:p>
+    <w:p>
+      <w:pPr>
+        <w:spacing w:after="0" w:line="240" w:lineRule="auto"/>
+        <w:ind w:left="360"/>
+      </w:pPr>
+      <w:r>
+        <w:lastRenderedPageBreak/>
+        <w:t>After many recent changes, it is time to perform a thorough cleanup and quality review of the project.</w:t>
+      </w:r>
+    </w:p>
+    <w:p>
+      <w:pPr>
+        <w:spacing w:after="0" w:line="240" w:lineRule="auto"/>
+        <w:ind w:left="360"/>
+      </w:pPr>
+      <w:r>
+        <w:t>Please conduct a comprehensive review of the entire project codebase, including:</w:t>
+      </w:r>
+    </w:p>
+    <w:p>
+      <w:pPr>
+        <w:numPr>
+          <w:ilvl w:val="0"/>
+          <w:numId w:val="120"/>
+        </w:numPr>
+        <w:spacing w:after="0" w:line="240" w:lineRule="auto"/>
+      </w:pPr>
+      <w:r>
+        <w:t xml:space="preserve">all HTML files; </w:t>
+      </w:r>
+    </w:p>
+    <w:p>
+      <w:pPr>
+        <w:numPr>
+          <w:ilvl w:val="0"/>
+          <w:numId w:val="120"/>
+        </w:numPr>
+        <w:spacing w:after="0" w:line="240" w:lineRule="auto"/>
+      </w:pPr>
+      <w:r>
+        <w:t xml:space="preserve">CSS files and inline styles; </w:t>
+      </w:r>
+    </w:p>
+    <w:p>
+      <w:pPr>
+        <w:numPr>
+          <w:ilvl w:val="0"/>
+          <w:numId w:val="120"/>
+        </w:numPr>
+        <w:spacing w:after="0" w:line="240" w:lineRule="auto"/>
+      </w:pPr>
+      <w:r>
+        <w:t xml:space="preserve">JavaScript files and inline scripts; </w:t>
+      </w:r>
+    </w:p>
+    <w:p>
+      <w:pPr>
+        <w:numPr>
+          <w:ilvl w:val="0"/>
+          <w:numId w:val="120"/>
+        </w:numPr>
+        <w:spacing w:after="0" w:line="240" w:lineRule="auto"/>
+      </w:pPr>
+      <w:r>
+        <w:t xml:space="preserve">images, icons, logos, fonts, and other assets; </w:t>
+      </w:r>
+    </w:p>
+    <w:p>
+      <w:pPr>
+        <w:numPr>
+          <w:ilvl w:val="0"/>
+          <w:numId w:val="120"/>
+        </w:numPr>
+        <w:spacing w:after="0" w:line="240" w:lineRule="auto"/>
+      </w:pPr>
+      <w:r>
+        <w:t xml:space="preserve">configuration files; </w:t>
+      </w:r>
+    </w:p>
+    <w:p>
+      <w:pPr>
+        <w:numPr>
+          <w:ilvl w:val="0"/>
+          <w:numId w:val="120"/>
+        </w:numPr>
+        <w:spacing w:after="0" w:line="240" w:lineRule="auto"/>
+      </w:pPr>
+      <w:r>
+        <w:t xml:space="preserve">internal links and file paths; </w:t>
+      </w:r>
+    </w:p>
+    <w:p>
+      <w:pPr>
+        <w:numPr>
+          <w:ilvl w:val="0"/>
+          <w:numId w:val="120"/>
+        </w:numPr>
+        <w:spacing w:after="0" w:line="240" w:lineRule="auto"/>
+      </w:pPr>
+      <w:r>
+        <w:t xml:space="preserve">navigation menus and submenus; </w:t>
+      </w:r>
+    </w:p>
+    <w:p>
+      <w:pPr>
+        <w:numPr>
+          <w:ilvl w:val="0"/>
+          <w:numId w:val="120"/>
+        </w:numPr>
+        <w:spacing w:after="0" w:line="240" w:lineRule="auto"/>
+      </w:pPr>
+      <w:r>
+        <w:t xml:space="preserve">page structures, headers, footers, cards, buttons, forms, tables, and reusable components. </w:t>
+      </w:r>
+    </w:p>
+    <w:p>
+      <w:pPr>
+        <w:spacing w:after="0" w:line="240" w:lineRule="auto"/>
+        <w:ind w:left="360"/>
+      </w:pPr>
+      <w:r>
+        <w:t>The purpose of this review is to identify and document any issues that may affect the website’s quality, maintainability, performance, consistency, accessibility, responsiveness, and user experience.</w:t>
+      </w:r>
+    </w:p>
+    <w:p>
+      <w:pPr>
+        <w:spacing w:after="0" w:line="240" w:lineRule="auto"/>
+        <w:ind w:left="360"/>
+      </w:pPr>
+      <w:r>
+        <w:t>Please check specifically for:</w:t>
+      </w:r>
+    </w:p>
+    <w:p>
+      <w:pPr>
+        <w:numPr>
+          <w:ilvl w:val="0"/>
+          <w:numId w:val="121"/>
+        </w:numPr>
+        <w:spacing w:after="0" w:line="240" w:lineRule="auto"/>
+      </w:pPr>
+      <w:r>
+        <w:t xml:space="preserve">broken internal or external links; </w:t>
+      </w:r>
+    </w:p>
+    <w:p>
+      <w:pPr>
+        <w:numPr>
+          <w:ilvl w:val="0"/>
+          <w:numId w:val="121"/>
+        </w:numPr>
+        <w:spacing w:after="0" w:line="240" w:lineRule="auto"/>
+      </w:pPr>
+      <w:r>
+        <w:t xml:space="preserve">missing files, images, icons, fonts, or other assets; </w:t>
+      </w:r>
+    </w:p>
+    <w:p>
+      <w:pPr>
+        <w:numPr>
+          <w:ilvl w:val="0"/>
+          <w:numId w:val="121"/>
+        </w:numPr>
+        <w:spacing w:after="0" w:line="240" w:lineRule="auto"/>
+      </w:pPr>
+      <w:r>
+        <w:t xml:space="preserve">incorrect file paths; </w:t>
+      </w:r>
+    </w:p>
+    <w:p>
+      <w:pPr>
+        <w:numPr>
+          <w:ilvl w:val="0"/>
+          <w:numId w:val="121"/>
+        </w:numPr>
+        <w:spacing w:after="0" w:line="240" w:lineRule="auto"/>
+      </w:pPr>
+      <w:r>
+        <w:t xml:space="preserve">duplicated HTML, CSS, or JavaScript code; </w:t>
+      </w:r>
+    </w:p>
+    <w:p>
+      <w:pPr>
+        <w:numPr>
+          <w:ilvl w:val="0"/>
+          <w:numId w:val="121"/>
+        </w:numPr>
+        <w:spacing w:after="0" w:line="240" w:lineRule="auto"/>
+      </w:pPr>
+      <w:r>
+        <w:t xml:space="preserve">unused or obsolete code; </w:t>
+      </w:r>
+    </w:p>
+    <w:p>
+      <w:pPr>
+        <w:numPr>
+          <w:ilvl w:val="0"/>
+          <w:numId w:val="121"/>
+        </w:numPr>
+        <w:spacing w:after="0" w:line="240" w:lineRule="auto"/>
+      </w:pPr>
+      <w:r>
+        <w:t xml:space="preserve">inconsistent styling, colors, typography, spacing, shadows, borders, and button styles; </w:t>
+      </w:r>
+    </w:p>
+    <w:p>
+      <w:pPr>
+        <w:numPr>
+          <w:ilvl w:val="0"/>
+          <w:numId w:val="121"/>
+        </w:numPr>
+        <w:spacing w:after="0" w:line="240" w:lineRule="auto"/>
+      </w:pPr>
+      <w:r>
+        <w:t xml:space="preserve">conflicts between global and page-specific styles; </w:t>
+      </w:r>
+    </w:p>
+    <w:p>
+      <w:pPr>
+        <w:numPr>
+          <w:ilvl w:val="0"/>
+          <w:numId w:val="121"/>
+        </w:numPr>
+        <w:spacing w:after="0" w:line="240" w:lineRule="auto"/>
+      </w:pPr>
+      <w:r>
+        <w:t xml:space="preserve">layout problems on desktop, tablet, and mobile devices; </w:t>
+      </w:r>
+    </w:p>
+    <w:p>
+      <w:pPr>
+        <w:numPr>
+          <w:ilvl w:val="0"/>
+          <w:numId w:val="121"/>
+        </w:numPr>
+        <w:spacing w:after="0" w:line="240" w:lineRule="auto"/>
+      </w:pPr>
+      <w:r>
+        <w:t xml:space="preserve">responsiveness issues; </w:t>
+      </w:r>
+    </w:p>
+    <w:p>
+      <w:pPr>
+        <w:numPr>
+          <w:ilvl w:val="0"/>
+          <w:numId w:val="121"/>
+        </w:numPr>
+        <w:spacing w:after="0" w:line="240" w:lineRule="auto"/>
+      </w:pPr>
+      <w:r>
+        <w:t xml:space="preserve">navigation inconsistencies across pages; </w:t>
+      </w:r>
+    </w:p>
+    <w:p>
+      <w:pPr>
+        <w:numPr>
+          <w:ilvl w:val="0"/>
+          <w:numId w:val="121"/>
+        </w:numPr>
+        <w:spacing w:after="0" w:line="240" w:lineRule="auto"/>
+      </w:pPr>
+      <w:r>
+        <w:t xml:space="preserve">submenu or dropdown behavior problems; </w:t>
+      </w:r>
+    </w:p>
+    <w:p>
+      <w:pPr>
+        <w:numPr>
+          <w:ilvl w:val="0"/>
+          <w:numId w:val="121"/>
+        </w:numPr>
+        <w:spacing w:after="0" w:line="240" w:lineRule="auto"/>
+      </w:pPr>
+      <w:r>
+        <w:t xml:space="preserve">inconsistent headers, footers, breadcrumbs, and page titles; </w:t>
+      </w:r>
+    </w:p>
+    <w:p>
+      <w:pPr>
+        <w:numPr>
+          <w:ilvl w:val="0"/>
+          <w:numId w:val="121"/>
+        </w:numPr>
+        <w:spacing w:after="0" w:line="240" w:lineRule="auto"/>
+      </w:pPr>
+      <w:r>
+        <w:t xml:space="preserve">multilingual inconsistencies between Azerbaijani and English pages; </w:t>
+      </w:r>
+    </w:p>
+    <w:p>
+      <w:pPr>
+        <w:numPr>
+          <w:ilvl w:val="0"/>
+          <w:numId w:val="121"/>
+        </w:numPr>
+        <w:spacing w:after="0" w:line="240" w:lineRule="auto"/>
+      </w:pPr>
+      <w:r>
+        <w:t xml:space="preserve">naming inconsistencies in files, folders, classes, IDs, and links; </w:t>
+      </w:r>
+    </w:p>
+    <w:p>
+      <w:pPr>
+        <w:numPr>
+          <w:ilvl w:val="0"/>
+          <w:numId w:val="121"/>
+        </w:numPr>
+        <w:spacing w:after="0" w:line="240" w:lineRule="auto"/>
+      </w:pPr>
+      <w:r>
+        <w:t xml:space="preserve">repeated or outdated content; </w:t>
+      </w:r>
+    </w:p>
+    <w:p>
+      <w:pPr>
+        <w:numPr>
+          <w:ilvl w:val="0"/>
+          <w:numId w:val="121"/>
+        </w:numPr>
+        <w:spacing w:after="0" w:line="240" w:lineRule="auto"/>
+      </w:pPr>
+      <w:r>
+        <w:t xml:space="preserve">accessibility gaps, including missing alt text, weak contrast, unclear link labels, keyboard navigation issues, and improper heading structure; </w:t>
+      </w:r>
+    </w:p>
+    <w:p>
+      <w:pPr>
+        <w:numPr>
+          <w:ilvl w:val="0"/>
+          <w:numId w:val="121"/>
+        </w:numPr>
+        <w:spacing w:after="0" w:line="240" w:lineRule="auto"/>
+      </w:pPr>
+      <w:r>
+        <w:t xml:space="preserve">performance issues such as oversized images, unnecessary scripts, unused styles, or repeated assets; </w:t>
+      </w:r>
+    </w:p>
+    <w:p>
+      <w:pPr>
+        <w:numPr>
+          <w:ilvl w:val="0"/>
+          <w:numId w:val="121"/>
+        </w:numPr>
+        <w:spacing w:after="0" w:line="240" w:lineRule="auto"/>
+      </w:pPr>
+      <w:r>
+        <w:t xml:space="preserve">forms, buttons, CTA blocks, and contact links that do not work as expected; </w:t>
+      </w:r>
+    </w:p>
+    <w:p>
+      <w:pPr>
+        <w:numPr>
+          <w:ilvl w:val="0"/>
+          <w:numId w:val="121"/>
+        </w:numPr>
+        <w:spacing w:after="0" w:line="240" w:lineRule="auto"/>
+      </w:pPr>
+      <w:r>
+        <w:t xml:space="preserve">any other technical or UI/UX problems discovered during the review. </w:t>
+      </w:r>
+    </w:p>
+    <w:p>
+      <w:pPr>
+        <w:spacing w:after="0" w:line="240" w:lineRule="auto"/>
+        <w:ind w:left="360"/>
+      </w:pPr>
+      <w:r>
+        <w:t>Please prepare a clear cleanup report grouped by category. For each identified issue, include:</w:t>
+      </w:r>
+    </w:p>
+    <w:p>
+      <w:pPr>
+        <w:numPr>
+          <w:ilvl w:val="0"/>
+          <w:numId w:val="122"/>
+        </w:numPr>
+        <w:spacing w:after="0" w:line="240" w:lineRule="auto"/>
+      </w:pPr>
+      <w:r>
+        <w:t xml:space="preserve">where the issue appears; </w:t>
+      </w:r>
+    </w:p>
+    <w:p>
+      <w:pPr>
+        <w:numPr>
+          <w:ilvl w:val="0"/>
+          <w:numId w:val="122"/>
+        </w:numPr>
+        <w:spacing w:after="0" w:line="240" w:lineRule="auto"/>
+      </w:pPr>
+      <w:r>
+        <w:t xml:space="preserve">what the problem is; </w:t>
+      </w:r>
+    </w:p>
+    <w:p>
+      <w:pPr>
+        <w:numPr>
+          <w:ilvl w:val="0"/>
+          <w:numId w:val="122"/>
+        </w:numPr>
+        <w:spacing w:after="0" w:line="240" w:lineRule="auto"/>
+      </w:pPr>
+      <w:r>
+        <w:t xml:space="preserve">why it matters; </w:t>
+      </w:r>
+    </w:p>
+    <w:p>
+      <w:pPr>
+        <w:numPr>
+          <w:ilvl w:val="0"/>
+          <w:numId w:val="122"/>
+        </w:numPr>
+        <w:spacing w:after="0" w:line="240" w:lineRule="auto"/>
+      </w:pPr>
+      <w:r>
+        <w:t xml:space="preserve">how it should be corrected; </w:t>
+      </w:r>
+    </w:p>
+    <w:p>
+      <w:pPr>
+        <w:numPr>
+          <w:ilvl w:val="0"/>
+          <w:numId w:val="122"/>
+        </w:numPr>
+        <w:spacing w:after="0" w:line="240" w:lineRule="auto"/>
+      </w:pPr>
+      <w:r>
+        <w:t xml:space="preserve">priority level: high, medium, or low. </w:t>
+      </w:r>
+    </w:p>
+    <w:p>
+      <w:pPr>
+        <w:spacing w:after="0" w:line="240" w:lineRule="auto"/>
+        <w:ind w:left="360"/>
+      </w:pPr>
+      <w:r>
+        <w:t>The final report should be practical, specific, and actionable, so that the issues can be corrected systematically.</w:t>
+      </w:r>
+    </w:p>
+    <w:p>
+      <w:pPr>
+        <w:spacing w:after="0" w:line="240" w:lineRule="auto"/>
+        <w:ind w:left="360"/>
+      </w:pPr>
     </w:p>
     <w:sectPr>
       <w:pgSz w:w="12240" w:h="15840"/>
@@ -19710,155 +22580,6 @@
     </w:lvl>
   </w:abstractNum>
   <w:abstractNum w:abstractNumId="6" w15:restartNumberingAfterBreak="0">
-    <w:nsid w:val="03015F84"/>
-    <w:multiLevelType w:val="multilevel"/>
-    <w:tmpl w:val="33F0F0EA"/>
-    <w:lvl w:ilvl="0">
-      <w:start w:val="1"/>
-      <w:numFmt w:val="bullet"/>
-      <w:lvlText w:val=""/>
-      <w:lvlJc w:val="left"/>
-      <w:pPr>
-        <w:tabs>
-          <w:tab w:val="num" w:pos="720"/>
-        </w:tabs>
-        <w:ind w:left="720" w:hanging="360"/>
-      </w:pPr>
-      <w:rPr>
-        <w:rFonts w:ascii="Symbol" w:hAnsi="Symbol" w:hint="default"/>
-        <w:sz w:val="20"/>
-      </w:rPr>
-    </w:lvl>
-    <w:lvl w:ilvl="1" w:tentative="1">
-      <w:start w:val="1"/>
-      <w:numFmt w:val="bullet"/>
-      <w:lvlText w:val="o"/>
-      <w:lvlJc w:val="left"/>
-      <w:pPr>
-        <w:tabs>
-          <w:tab w:val="num" w:pos="1440"/>
-        </w:tabs>
-        <w:ind w:left="1440" w:hanging="360"/>
-      </w:pPr>
-      <w:rPr>
-        <w:rFonts w:ascii="Courier New" w:hAnsi="Courier New" w:hint="default"/>
-        <w:sz w:val="20"/>
-      </w:rPr>
-    </w:lvl>
-    <w:lvl w:ilvl="2" w:tentative="1">
-      <w:start w:val="1"/>
-      <w:numFmt w:val="bullet"/>
-      <w:lvlText w:val=""/>
-      <w:lvlJc w:val="left"/>
-      <w:pPr>
-        <w:tabs>
-          <w:tab w:val="num" w:pos="2160"/>
-        </w:tabs>
-        <w:ind w:left="2160" w:hanging="360"/>
-      </w:pPr>
-      <w:rPr>
-        <w:rFonts w:ascii="Wingdings" w:hAnsi="Wingdings" w:hint="default"/>
-        <w:sz w:val="20"/>
-      </w:rPr>
-    </w:lvl>
-    <w:lvl w:ilvl="3" w:tentative="1">
-      <w:start w:val="1"/>
-      <w:numFmt w:val="bullet"/>
-      <w:lvlText w:val=""/>
-      <w:lvlJc w:val="left"/>
-      <w:pPr>
-        <w:tabs>
-          <w:tab w:val="num" w:pos="2880"/>
-        </w:tabs>
-        <w:ind w:left="2880" w:hanging="360"/>
-      </w:pPr>
-      <w:rPr>
-        <w:rFonts w:ascii="Wingdings" w:hAnsi="Wingdings" w:hint="default"/>
-        <w:sz w:val="20"/>
-      </w:rPr>
-    </w:lvl>
-    <w:lvl w:ilvl="4" w:tentative="1">
-      <w:start w:val="1"/>
-      <w:numFmt w:val="bullet"/>
-      <w:lvlText w:val=""/>
-      <w:lvlJc w:val="left"/>
-      <w:pPr>
-        <w:tabs>
-          <w:tab w:val="num" w:pos="3600"/>
-        </w:tabs>
-        <w:ind w:left="3600" w:hanging="360"/>
-      </w:pPr>
-      <w:rPr>
-        <w:rFonts w:ascii="Wingdings" w:hAnsi="Wingdings" w:hint="default"/>
-        <w:sz w:val="20"/>
-      </w:rPr>
-    </w:lvl>
-    <w:lvl w:ilvl="5" w:tentative="1">
-      <w:start w:val="1"/>
-      <w:numFmt w:val="bullet"/>
-      <w:lvlText w:val=""/>
-      <w:lvlJc w:val="left"/>
-      <w:pPr>
-        <w:tabs>
-          <w:tab w:val="num" w:pos="4320"/>
-        </w:tabs>
-        <w:ind w:left="4320" w:hanging="360"/>
-      </w:pPr>
-      <w:rPr>
-        <w:rFonts w:ascii="Wingdings" w:hAnsi="Wingdings" w:hint="default"/>
-        <w:sz w:val="20"/>
-      </w:rPr>
-    </w:lvl>
-    <w:lvl w:ilvl="6" w:tentative="1">
-      <w:start w:val="1"/>
-      <w:numFmt w:val="bullet"/>
-      <w:lvlText w:val=""/>
-      <w:lvlJc w:val="left"/>
-      <w:pPr>
-        <w:tabs>
-          <w:tab w:val="num" w:pos="5040"/>
-        </w:tabs>
-        <w:ind w:left="5040" w:hanging="360"/>
-      </w:pPr>
-      <w:rPr>
-        <w:rFonts w:ascii="Wingdings" w:hAnsi="Wingdings" w:hint="default"/>
-        <w:sz w:val="20"/>
-      </w:rPr>
-    </w:lvl>
-    <w:lvl w:ilvl="7" w:tentative="1">
-      <w:start w:val="1"/>
-      <w:numFmt w:val="bullet"/>
-      <w:lvlText w:val=""/>
-      <w:lvlJc w:val="left"/>
-      <w:pPr>
-        <w:tabs>
-          <w:tab w:val="num" w:pos="5760"/>
-        </w:tabs>
-        <w:ind w:left="5760" w:hanging="360"/>
-      </w:pPr>
-      <w:rPr>
-        <w:rFonts w:ascii="Wingdings" w:hAnsi="Wingdings" w:hint="default"/>
-        <w:sz w:val="20"/>
-      </w:rPr>
-    </w:lvl>
-    <w:lvl w:ilvl="8" w:tentative="1">
-      <w:start w:val="1"/>
-      <w:numFmt w:val="bullet"/>
-      <w:lvlText w:val=""/>
-      <w:lvlJc w:val="left"/>
-      <w:pPr>
-        <w:tabs>
-          <w:tab w:val="num" w:pos="6480"/>
-        </w:tabs>
-        <w:ind w:left="6480" w:hanging="360"/>
-      </w:pPr>
-      <w:rPr>
-        <w:rFonts w:ascii="Wingdings" w:hAnsi="Wingdings" w:hint="default"/>
-        <w:sz w:val="20"/>
-      </w:rPr>
-    </w:lvl>
-  </w:abstractNum>
-  <w:abstractNum w:abstractNumId="7" w15:restartNumberingAfterBreak="0">
     <w:nsid w:val="030454D8"/>
     <w:multiLevelType w:val="multilevel"/>
     <w:tmpl w:val="5460399E"/>
@@ -20007,7 +22728,7 @@
       </w:rPr>
     </w:lvl>
   </w:abstractNum>
-  <w:abstractNum w:abstractNumId="8" w15:restartNumberingAfterBreak="0">
+  <w:abstractNum w:abstractNumId="7" w15:restartNumberingAfterBreak="0">
     <w:nsid w:val="04B37D57"/>
     <w:multiLevelType w:val="multilevel"/>
     <w:tmpl w:val="969C7DB4"/>
@@ -20120,7 +22841,7 @@
       </w:pPr>
     </w:lvl>
   </w:abstractNum>
-  <w:abstractNum w:abstractNumId="9" w15:restartNumberingAfterBreak="0">
+  <w:abstractNum w:abstractNumId="8" w15:restartNumberingAfterBreak="0">
     <w:nsid w:val="04B71142"/>
     <w:multiLevelType w:val="multilevel"/>
     <w:tmpl w:val="8862BA3A"/>
@@ -20269,7 +22990,269 @@
       </w:rPr>
     </w:lvl>
   </w:abstractNum>
+  <w:abstractNum w:abstractNumId="9" w15:restartNumberingAfterBreak="0">
+    <w:nsid w:val="087A6398"/>
+    <w:multiLevelType w:val="multilevel"/>
+    <w:tmpl w:val="208636DC"/>
+    <w:lvl w:ilvl="0">
+      <w:start w:val="1"/>
+      <w:numFmt w:val="bullet"/>
+      <w:lvlText w:val=""/>
+      <w:lvlJc w:val="left"/>
+      <w:pPr>
+        <w:tabs>
+          <w:tab w:val="num" w:pos="720"/>
+        </w:tabs>
+        <w:ind w:left="720" w:hanging="360"/>
+      </w:pPr>
+      <w:rPr>
+        <w:rFonts w:ascii="Symbol" w:hAnsi="Symbol" w:hint="default"/>
+        <w:sz w:val="20"/>
+      </w:rPr>
+    </w:lvl>
+    <w:lvl w:ilvl="1" w:tentative="1">
+      <w:start w:val="1"/>
+      <w:numFmt w:val="bullet"/>
+      <w:lvlText w:val="o"/>
+      <w:lvlJc w:val="left"/>
+      <w:pPr>
+        <w:tabs>
+          <w:tab w:val="num" w:pos="1440"/>
+        </w:tabs>
+        <w:ind w:left="1440" w:hanging="360"/>
+      </w:pPr>
+      <w:rPr>
+        <w:rFonts w:ascii="Courier New" w:hAnsi="Courier New" w:hint="default"/>
+        <w:sz w:val="20"/>
+      </w:rPr>
+    </w:lvl>
+    <w:lvl w:ilvl="2" w:tentative="1">
+      <w:start w:val="1"/>
+      <w:numFmt w:val="bullet"/>
+      <w:lvlText w:val=""/>
+      <w:lvlJc w:val="left"/>
+      <w:pPr>
+        <w:tabs>
+          <w:tab w:val="num" w:pos="2160"/>
+        </w:tabs>
+        <w:ind w:left="2160" w:hanging="360"/>
+      </w:pPr>
+      <w:rPr>
+        <w:rFonts w:ascii="Wingdings" w:hAnsi="Wingdings" w:hint="default"/>
+        <w:sz w:val="20"/>
+      </w:rPr>
+    </w:lvl>
+    <w:lvl w:ilvl="3" w:tentative="1">
+      <w:start w:val="1"/>
+      <w:numFmt w:val="bullet"/>
+      <w:lvlText w:val=""/>
+      <w:lvlJc w:val="left"/>
+      <w:pPr>
+        <w:tabs>
+          <w:tab w:val="num" w:pos="2880"/>
+        </w:tabs>
+        <w:ind w:left="2880" w:hanging="360"/>
+      </w:pPr>
+      <w:rPr>
+        <w:rFonts w:ascii="Wingdings" w:hAnsi="Wingdings" w:hint="default"/>
+        <w:sz w:val="20"/>
+      </w:rPr>
+    </w:lvl>
+    <w:lvl w:ilvl="4" w:tentative="1">
+      <w:start w:val="1"/>
+      <w:numFmt w:val="bullet"/>
+      <w:lvlText w:val=""/>
+      <w:lvlJc w:val="left"/>
+      <w:pPr>
+        <w:tabs>
+          <w:tab w:val="num" w:pos="3600"/>
+        </w:tabs>
+        <w:ind w:left="3600" w:hanging="360"/>
+      </w:pPr>
+      <w:rPr>
+        <w:rFonts w:ascii="Wingdings" w:hAnsi="Wingdings" w:hint="default"/>
+        <w:sz w:val="20"/>
+      </w:rPr>
+    </w:lvl>
+    <w:lvl w:ilvl="5" w:tentative="1">
+      <w:start w:val="1"/>
+      <w:numFmt w:val="bullet"/>
+      <w:lvlText w:val=""/>
+      <w:lvlJc w:val="left"/>
+      <w:pPr>
+        <w:tabs>
+          <w:tab w:val="num" w:pos="4320"/>
+        </w:tabs>
+        <w:ind w:left="4320" w:hanging="360"/>
+      </w:pPr>
+      <w:rPr>
+        <w:rFonts w:ascii="Wingdings" w:hAnsi="Wingdings" w:hint="default"/>
+        <w:sz w:val="20"/>
+      </w:rPr>
+    </w:lvl>
+    <w:lvl w:ilvl="6" w:tentative="1">
+      <w:start w:val="1"/>
+      <w:numFmt w:val="bullet"/>
+      <w:lvlText w:val=""/>
+      <w:lvlJc w:val="left"/>
+      <w:pPr>
+        <w:tabs>
+          <w:tab w:val="num" w:pos="5040"/>
+        </w:tabs>
+        <w:ind w:left="5040" w:hanging="360"/>
+      </w:pPr>
+      <w:rPr>
+        <w:rFonts w:ascii="Wingdings" w:hAnsi="Wingdings" w:hint="default"/>
+        <w:sz w:val="20"/>
+      </w:rPr>
+    </w:lvl>
+    <w:lvl w:ilvl="7" w:tentative="1">
+      <w:start w:val="1"/>
+      <w:numFmt w:val="bullet"/>
+      <w:lvlText w:val=""/>
+      <w:lvlJc w:val="left"/>
+      <w:pPr>
+        <w:tabs>
+          <w:tab w:val="num" w:pos="5760"/>
+        </w:tabs>
+        <w:ind w:left="5760" w:hanging="360"/>
+      </w:pPr>
+      <w:rPr>
+        <w:rFonts w:ascii="Wingdings" w:hAnsi="Wingdings" w:hint="default"/>
+        <w:sz w:val="20"/>
+      </w:rPr>
+    </w:lvl>
+    <w:lvl w:ilvl="8" w:tentative="1">
+      <w:start w:val="1"/>
+      <w:numFmt w:val="bullet"/>
+      <w:lvlText w:val=""/>
+      <w:lvlJc w:val="left"/>
+      <w:pPr>
+        <w:tabs>
+          <w:tab w:val="num" w:pos="6480"/>
+        </w:tabs>
+        <w:ind w:left="6480" w:hanging="360"/>
+      </w:pPr>
+      <w:rPr>
+        <w:rFonts w:ascii="Wingdings" w:hAnsi="Wingdings" w:hint="default"/>
+        <w:sz w:val="20"/>
+      </w:rPr>
+    </w:lvl>
+  </w:abstractNum>
   <w:abstractNum w:abstractNumId="10" w15:restartNumberingAfterBreak="0">
+    <w:nsid w:val="0BD52D5A"/>
+    <w:multiLevelType w:val="multilevel"/>
+    <w:tmpl w:val="41FCE4E6"/>
+    <w:lvl w:ilvl="0">
+      <w:start w:val="1"/>
+      <w:numFmt w:val="decimal"/>
+      <w:lvlText w:val="%1."/>
+      <w:lvlJc w:val="left"/>
+      <w:pPr>
+        <w:tabs>
+          <w:tab w:val="num" w:pos="1080"/>
+        </w:tabs>
+        <w:ind w:left="1080" w:hanging="360"/>
+      </w:pPr>
+    </w:lvl>
+    <w:lvl w:ilvl="1" w:tentative="1">
+      <w:start w:val="1"/>
+      <w:numFmt w:val="decimal"/>
+      <w:lvlText w:val="%2."/>
+      <w:lvlJc w:val="left"/>
+      <w:pPr>
+        <w:tabs>
+          <w:tab w:val="num" w:pos="1800"/>
+        </w:tabs>
+        <w:ind w:left="1800" w:hanging="360"/>
+      </w:pPr>
+    </w:lvl>
+    <w:lvl w:ilvl="2" w:tentative="1">
+      <w:start w:val="1"/>
+      <w:numFmt w:val="decimal"/>
+      <w:lvlText w:val="%3."/>
+      <w:lvlJc w:val="left"/>
+      <w:pPr>
+        <w:tabs>
+          <w:tab w:val="num" w:pos="2520"/>
+        </w:tabs>
+        <w:ind w:left="2520" w:hanging="360"/>
+      </w:pPr>
+    </w:lvl>
+    <w:lvl w:ilvl="3" w:tentative="1">
+      <w:start w:val="1"/>
+      <w:numFmt w:val="decimal"/>
+      <w:lvlText w:val="%4."/>
+      <w:lvlJc w:val="left"/>
+      <w:pPr>
+        <w:tabs>
+          <w:tab w:val="num" w:pos="3240"/>
+        </w:tabs>
+        <w:ind w:left="3240" w:hanging="360"/>
+      </w:pPr>
+    </w:lvl>
+    <w:lvl w:ilvl="4" w:tentative="1">
+      <w:start w:val="1"/>
+      <w:numFmt w:val="decimal"/>
+      <w:lvlText w:val="%5."/>
+      <w:lvlJc w:val="left"/>
+      <w:pPr>
+        <w:tabs>
+          <w:tab w:val="num" w:pos="3960"/>
+        </w:tabs>
+        <w:ind w:left="3960" w:hanging="360"/>
+      </w:pPr>
+    </w:lvl>
+    <w:lvl w:ilvl="5" w:tentative="1">
+      <w:start w:val="1"/>
+      <w:numFmt w:val="decimal"/>
+      <w:lvlText w:val="%6."/>
+      <w:lvlJc w:val="left"/>
+      <w:pPr>
+        <w:tabs>
+          <w:tab w:val="num" w:pos="4680"/>
+        </w:tabs>
+        <w:ind w:left="4680" w:hanging="360"/>
+      </w:pPr>
+    </w:lvl>
+    <w:lvl w:ilvl="6" w:tentative="1">
+      <w:start w:val="1"/>
+      <w:numFmt w:val="decimal"/>
+      <w:lvlText w:val="%7."/>
+      <w:lvlJc w:val="left"/>
+      <w:pPr>
+        <w:tabs>
+          <w:tab w:val="num" w:pos="5400"/>
+        </w:tabs>
+        <w:ind w:left="5400" w:hanging="360"/>
+      </w:pPr>
+    </w:lvl>
+    <w:lvl w:ilvl="7" w:tentative="1">
+      <w:start w:val="1"/>
+      <w:numFmt w:val="decimal"/>
+      <w:lvlText w:val="%8."/>
+      <w:lvlJc w:val="left"/>
+      <w:pPr>
+        <w:tabs>
+          <w:tab w:val="num" w:pos="6120"/>
+        </w:tabs>
+        <w:ind w:left="6120" w:hanging="360"/>
+      </w:pPr>
+    </w:lvl>
+    <w:lvl w:ilvl="8" w:tentative="1">
+      <w:start w:val="1"/>
+      <w:numFmt w:val="decimal"/>
+      <w:lvlText w:val="%9."/>
+      <w:lvlJc w:val="left"/>
+      <w:pPr>
+        <w:tabs>
+          <w:tab w:val="num" w:pos="6840"/>
+        </w:tabs>
+        <w:ind w:left="6840" w:hanging="360"/>
+      </w:pPr>
+    </w:lvl>
+  </w:abstractNum>
+  <w:abstractNum w:abstractNumId="11" w15:restartNumberingAfterBreak="0">
     <w:nsid w:val="0D7856B1"/>
     <w:multiLevelType w:val="hybridMultilevel"/>
     <w:tmpl w:val="2898D4BA"/>
@@ -20381,7 +23364,156 @@
       </w:rPr>
     </w:lvl>
   </w:abstractNum>
-  <w:abstractNum w:abstractNumId="11" w15:restartNumberingAfterBreak="0">
+  <w:abstractNum w:abstractNumId="12" w15:restartNumberingAfterBreak="0">
+    <w:nsid w:val="0DB217EE"/>
+    <w:multiLevelType w:val="multilevel"/>
+    <w:tmpl w:val="6AB6649E"/>
+    <w:lvl w:ilvl="0">
+      <w:start w:val="1"/>
+      <w:numFmt w:val="bullet"/>
+      <w:lvlText w:val=""/>
+      <w:lvlJc w:val="left"/>
+      <w:pPr>
+        <w:tabs>
+          <w:tab w:val="num" w:pos="720"/>
+        </w:tabs>
+        <w:ind w:left="720" w:hanging="360"/>
+      </w:pPr>
+      <w:rPr>
+        <w:rFonts w:ascii="Symbol" w:hAnsi="Symbol" w:hint="default"/>
+        <w:sz w:val="20"/>
+      </w:rPr>
+    </w:lvl>
+    <w:lvl w:ilvl="1" w:tentative="1">
+      <w:start w:val="1"/>
+      <w:numFmt w:val="bullet"/>
+      <w:lvlText w:val="o"/>
+      <w:lvlJc w:val="left"/>
+      <w:pPr>
+        <w:tabs>
+          <w:tab w:val="num" w:pos="1440"/>
+        </w:tabs>
+        <w:ind w:left="1440" w:hanging="360"/>
+      </w:pPr>
+      <w:rPr>
+        <w:rFonts w:ascii="Courier New" w:hAnsi="Courier New" w:hint="default"/>
+        <w:sz w:val="20"/>
+      </w:rPr>
+    </w:lvl>
+    <w:lvl w:ilvl="2" w:tentative="1">
+      <w:start w:val="1"/>
+      <w:numFmt w:val="bullet"/>
+      <w:lvlText w:val=""/>
+      <w:lvlJc w:val="left"/>
+      <w:pPr>
+        <w:tabs>
+          <w:tab w:val="num" w:pos="2160"/>
+        </w:tabs>
+        <w:ind w:left="2160" w:hanging="360"/>
+      </w:pPr>
+      <w:rPr>
+        <w:rFonts w:ascii="Wingdings" w:hAnsi="Wingdings" w:hint="default"/>
+        <w:sz w:val="20"/>
+      </w:rPr>
+    </w:lvl>
+    <w:lvl w:ilvl="3" w:tentative="1">
+      <w:start w:val="1"/>
+      <w:numFmt w:val="bullet"/>
+      <w:lvlText w:val=""/>
+      <w:lvlJc w:val="left"/>
+      <w:pPr>
+        <w:tabs>
+          <w:tab w:val="num" w:pos="2880"/>
+        </w:tabs>
+        <w:ind w:left="2880" w:hanging="360"/>
+      </w:pPr>
+      <w:rPr>
+        <w:rFonts w:ascii="Wingdings" w:hAnsi="Wingdings" w:hint="default"/>
+        <w:sz w:val="20"/>
+      </w:rPr>
+    </w:lvl>
+    <w:lvl w:ilvl="4" w:tentative="1">
+      <w:start w:val="1"/>
+      <w:numFmt w:val="bullet"/>
+      <w:lvlText w:val=""/>
+      <w:lvlJc w:val="left"/>
+      <w:pPr>
+        <w:tabs>
+          <w:tab w:val="num" w:pos="3600"/>
+        </w:tabs>
+        <w:ind w:left="3600" w:hanging="360"/>
+      </w:pPr>
+      <w:rPr>
+        <w:rFonts w:ascii="Wingdings" w:hAnsi="Wingdings" w:hint="default"/>
+        <w:sz w:val="20"/>
+      </w:rPr>
+    </w:lvl>
+    <w:lvl w:ilvl="5" w:tentative="1">
+      <w:start w:val="1"/>
+      <w:numFmt w:val="bullet"/>
+      <w:lvlText w:val=""/>
+      <w:lvlJc w:val="left"/>
+      <w:pPr>
+        <w:tabs>
+          <w:tab w:val="num" w:pos="4320"/>
+        </w:tabs>
+        <w:ind w:left="4320" w:hanging="360"/>
+      </w:pPr>
+      <w:rPr>
+        <w:rFonts w:ascii="Wingdings" w:hAnsi="Wingdings" w:hint="default"/>
+        <w:sz w:val="20"/>
+      </w:rPr>
+    </w:lvl>
+    <w:lvl w:ilvl="6" w:tentative="1">
+      <w:start w:val="1"/>
+      <w:numFmt w:val="bullet"/>
+      <w:lvlText w:val=""/>
+      <w:lvlJc w:val="left"/>
+      <w:pPr>
+        <w:tabs>
+          <w:tab w:val="num" w:pos="5040"/>
+        </w:tabs>
+        <w:ind w:left="5040" w:hanging="360"/>
+      </w:pPr>
+      <w:rPr>
+        <w:rFonts w:ascii="Wingdings" w:hAnsi="Wingdings" w:hint="default"/>
+        <w:sz w:val="20"/>
+      </w:rPr>
+    </w:lvl>
+    <w:lvl w:ilvl="7" w:tentative="1">
+      <w:start w:val="1"/>
+      <w:numFmt w:val="bullet"/>
+      <w:lvlText w:val=""/>
+      <w:lvlJc w:val="left"/>
+      <w:pPr>
+        <w:tabs>
+          <w:tab w:val="num" w:pos="5760"/>
+        </w:tabs>
+        <w:ind w:left="5760" w:hanging="360"/>
+      </w:pPr>
+      <w:rPr>
+        <w:rFonts w:ascii="Wingdings" w:hAnsi="Wingdings" w:hint="default"/>
+        <w:sz w:val="20"/>
+      </w:rPr>
+    </w:lvl>
+    <w:lvl w:ilvl="8" w:tentative="1">
+      <w:start w:val="1"/>
+      <w:numFmt w:val="bullet"/>
+      <w:lvlText w:val=""/>
+      <w:lvlJc w:val="left"/>
+      <w:pPr>
+        <w:tabs>
+          <w:tab w:val="num" w:pos="6480"/>
+        </w:tabs>
+        <w:ind w:left="6480" w:hanging="360"/>
+      </w:pPr>
+      <w:rPr>
+        <w:rFonts w:ascii="Wingdings" w:hAnsi="Wingdings" w:hint="default"/>
+        <w:sz w:val="20"/>
+      </w:rPr>
+    </w:lvl>
+  </w:abstractNum>
+  <w:abstractNum w:abstractNumId="13" w15:restartNumberingAfterBreak="0">
     <w:nsid w:val="0EF628C1"/>
     <w:multiLevelType w:val="hybridMultilevel"/>
     <w:tmpl w:val="3FECA2B0"/>
@@ -20494,7 +23626,156 @@
       </w:rPr>
     </w:lvl>
   </w:abstractNum>
-  <w:abstractNum w:abstractNumId="12" w15:restartNumberingAfterBreak="0">
+  <w:abstractNum w:abstractNumId="14" w15:restartNumberingAfterBreak="0">
+    <w:nsid w:val="0F1374D0"/>
+    <w:multiLevelType w:val="multilevel"/>
+    <w:tmpl w:val="207EC83C"/>
+    <w:lvl w:ilvl="0">
+      <w:start w:val="1"/>
+      <w:numFmt w:val="bullet"/>
+      <w:lvlText w:val=""/>
+      <w:lvlJc w:val="left"/>
+      <w:pPr>
+        <w:tabs>
+          <w:tab w:val="num" w:pos="1080"/>
+        </w:tabs>
+        <w:ind w:left="1080" w:hanging="360"/>
+      </w:pPr>
+      <w:rPr>
+        <w:rFonts w:ascii="Symbol" w:hAnsi="Symbol" w:hint="default"/>
+        <w:sz w:val="20"/>
+      </w:rPr>
+    </w:lvl>
+    <w:lvl w:ilvl="1" w:tentative="1">
+      <w:start w:val="1"/>
+      <w:numFmt w:val="bullet"/>
+      <w:lvlText w:val="o"/>
+      <w:lvlJc w:val="left"/>
+      <w:pPr>
+        <w:tabs>
+          <w:tab w:val="num" w:pos="1800"/>
+        </w:tabs>
+        <w:ind w:left="1800" w:hanging="360"/>
+      </w:pPr>
+      <w:rPr>
+        <w:rFonts w:ascii="Courier New" w:hAnsi="Courier New" w:hint="default"/>
+        <w:sz w:val="20"/>
+      </w:rPr>
+    </w:lvl>
+    <w:lvl w:ilvl="2" w:tentative="1">
+      <w:start w:val="1"/>
+      <w:numFmt w:val="bullet"/>
+      <w:lvlText w:val=""/>
+      <w:lvlJc w:val="left"/>
+      <w:pPr>
+        <w:tabs>
+          <w:tab w:val="num" w:pos="2520"/>
+        </w:tabs>
+        <w:ind w:left="2520" w:hanging="360"/>
+      </w:pPr>
+      <w:rPr>
+        <w:rFonts w:ascii="Wingdings" w:hAnsi="Wingdings" w:hint="default"/>
+        <w:sz w:val="20"/>
+      </w:rPr>
+    </w:lvl>
+    <w:lvl w:ilvl="3" w:tentative="1">
+      <w:start w:val="1"/>
+      <w:numFmt w:val="bullet"/>
+      <w:lvlText w:val=""/>
+      <w:lvlJc w:val="left"/>
+      <w:pPr>
+        <w:tabs>
+          <w:tab w:val="num" w:pos="3240"/>
+        </w:tabs>
+        <w:ind w:left="3240" w:hanging="360"/>
+      </w:pPr>
+      <w:rPr>
+        <w:rFonts w:ascii="Wingdings" w:hAnsi="Wingdings" w:hint="default"/>
+        <w:sz w:val="20"/>
+      </w:rPr>
+    </w:lvl>
+    <w:lvl w:ilvl="4" w:tentative="1">
+      <w:start w:val="1"/>
+      <w:numFmt w:val="bullet"/>
+      <w:lvlText w:val=""/>
+      <w:lvlJc w:val="left"/>
+      <w:pPr>
+        <w:tabs>
+          <w:tab w:val="num" w:pos="3960"/>
+        </w:tabs>
+        <w:ind w:left="3960" w:hanging="360"/>
+      </w:pPr>
+      <w:rPr>
+        <w:rFonts w:ascii="Wingdings" w:hAnsi="Wingdings" w:hint="default"/>
+        <w:sz w:val="20"/>
+      </w:rPr>
+    </w:lvl>
+    <w:lvl w:ilvl="5" w:tentative="1">
+      <w:start w:val="1"/>
+      <w:numFmt w:val="bullet"/>
+      <w:lvlText w:val=""/>
+      <w:lvlJc w:val="left"/>
+      <w:pPr>
+        <w:tabs>
+          <w:tab w:val="num" w:pos="4680"/>
+        </w:tabs>
+        <w:ind w:left="4680" w:hanging="360"/>
+      </w:pPr>
+      <w:rPr>
+        <w:rFonts w:ascii="Wingdings" w:hAnsi="Wingdings" w:hint="default"/>
+        <w:sz w:val="20"/>
+      </w:rPr>
+    </w:lvl>
+    <w:lvl w:ilvl="6" w:tentative="1">
+      <w:start w:val="1"/>
+      <w:numFmt w:val="bullet"/>
+      <w:lvlText w:val=""/>
+      <w:lvlJc w:val="left"/>
+      <w:pPr>
+        <w:tabs>
+          <w:tab w:val="num" w:pos="5400"/>
+        </w:tabs>
+        <w:ind w:left="5400" w:hanging="360"/>
+      </w:pPr>
+      <w:rPr>
+        <w:rFonts w:ascii="Wingdings" w:hAnsi="Wingdings" w:hint="default"/>
+        <w:sz w:val="20"/>
+      </w:rPr>
+    </w:lvl>
+    <w:lvl w:ilvl="7" w:tentative="1">
+      <w:start w:val="1"/>
+      <w:numFmt w:val="bullet"/>
+      <w:lvlText w:val=""/>
+      <w:lvlJc w:val="left"/>
+      <w:pPr>
+        <w:tabs>
+          <w:tab w:val="num" w:pos="6120"/>
+        </w:tabs>
+        <w:ind w:left="6120" w:hanging="360"/>
+      </w:pPr>
+      <w:rPr>
+        <w:rFonts w:ascii="Wingdings" w:hAnsi="Wingdings" w:hint="default"/>
+        <w:sz w:val="20"/>
+      </w:rPr>
+    </w:lvl>
+    <w:lvl w:ilvl="8" w:tentative="1">
+      <w:start w:val="1"/>
+      <w:numFmt w:val="bullet"/>
+      <w:lvlText w:val=""/>
+      <w:lvlJc w:val="left"/>
+      <w:pPr>
+        <w:tabs>
+          <w:tab w:val="num" w:pos="6840"/>
+        </w:tabs>
+        <w:ind w:left="6840" w:hanging="360"/>
+      </w:pPr>
+      <w:rPr>
+        <w:rFonts w:ascii="Wingdings" w:hAnsi="Wingdings" w:hint="default"/>
+        <w:sz w:val="20"/>
+      </w:rPr>
+    </w:lvl>
+  </w:abstractNum>
+  <w:abstractNum w:abstractNumId="15" w15:restartNumberingAfterBreak="0">
     <w:nsid w:val="0FE04871"/>
     <w:multiLevelType w:val="hybridMultilevel"/>
     <w:tmpl w:val="D1565958"/>
@@ -20607,7 +23888,7 @@
       </w:rPr>
     </w:lvl>
   </w:abstractNum>
-  <w:abstractNum w:abstractNumId="13" w15:restartNumberingAfterBreak="0">
+  <w:abstractNum w:abstractNumId="16" w15:restartNumberingAfterBreak="0">
     <w:nsid w:val="10523C97"/>
     <w:multiLevelType w:val="hybridMultilevel"/>
     <w:tmpl w:val="5244902C"/>
@@ -20720,7 +24001,7 @@
       </w:rPr>
     </w:lvl>
   </w:abstractNum>
-  <w:abstractNum w:abstractNumId="14" w15:restartNumberingAfterBreak="0">
+  <w:abstractNum w:abstractNumId="17" w15:restartNumberingAfterBreak="0">
     <w:nsid w:val="11552863"/>
     <w:multiLevelType w:val="hybridMultilevel"/>
     <w:tmpl w:val="42AC51D2"/>
@@ -20832,7 +24113,7 @@
       </w:rPr>
     </w:lvl>
   </w:abstractNum>
-  <w:abstractNum w:abstractNumId="15" w15:restartNumberingAfterBreak="0">
+  <w:abstractNum w:abstractNumId="18" w15:restartNumberingAfterBreak="0">
     <w:nsid w:val="14831279"/>
     <w:multiLevelType w:val="multilevel"/>
     <w:tmpl w:val="B02AD528"/>
@@ -20981,7 +24262,7 @@
       </w:rPr>
     </w:lvl>
   </w:abstractNum>
-  <w:abstractNum w:abstractNumId="16" w15:restartNumberingAfterBreak="0">
+  <w:abstractNum w:abstractNumId="19" w15:restartNumberingAfterBreak="0">
     <w:nsid w:val="168B796C"/>
     <w:multiLevelType w:val="hybridMultilevel"/>
     <w:tmpl w:val="DA50B3A8"/>
@@ -21093,7 +24374,7 @@
       </w:rPr>
     </w:lvl>
   </w:abstractNum>
-  <w:abstractNum w:abstractNumId="17" w15:restartNumberingAfterBreak="0">
+  <w:abstractNum w:abstractNumId="20" w15:restartNumberingAfterBreak="0">
     <w:nsid w:val="192550B1"/>
     <w:multiLevelType w:val="multilevel"/>
     <w:tmpl w:val="D65C2010"/>
@@ -21242,7 +24523,7 @@
       </w:rPr>
     </w:lvl>
   </w:abstractNum>
-  <w:abstractNum w:abstractNumId="18" w15:restartNumberingAfterBreak="0">
+  <w:abstractNum w:abstractNumId="21" w15:restartNumberingAfterBreak="0">
     <w:nsid w:val="19E06C2D"/>
     <w:multiLevelType w:val="hybridMultilevel"/>
     <w:tmpl w:val="79E4B8F4"/>
@@ -21355,7 +24636,7 @@
       </w:rPr>
     </w:lvl>
   </w:abstractNum>
-  <w:abstractNum w:abstractNumId="19" w15:restartNumberingAfterBreak="0">
+  <w:abstractNum w:abstractNumId="22" w15:restartNumberingAfterBreak="0">
     <w:nsid w:val="1ABB3A53"/>
     <w:multiLevelType w:val="hybridMultilevel"/>
     <w:tmpl w:val="63F04ED8"/>
@@ -21467,7 +24748,7 @@
       </w:rPr>
     </w:lvl>
   </w:abstractNum>
-  <w:abstractNum w:abstractNumId="20" w15:restartNumberingAfterBreak="0">
+  <w:abstractNum w:abstractNumId="23" w15:restartNumberingAfterBreak="0">
     <w:nsid w:val="1B0B2056"/>
     <w:multiLevelType w:val="multilevel"/>
     <w:tmpl w:val="70AA8958"/>
@@ -21616,7 +24897,7 @@
       </w:rPr>
     </w:lvl>
   </w:abstractNum>
-  <w:abstractNum w:abstractNumId="21" w15:restartNumberingAfterBreak="0">
+  <w:abstractNum w:abstractNumId="24" w15:restartNumberingAfterBreak="0">
     <w:nsid w:val="1E0977E0"/>
     <w:multiLevelType w:val="hybridMultilevel"/>
     <w:tmpl w:val="549675B6"/>
@@ -21728,7 +25009,7 @@
       </w:rPr>
     </w:lvl>
   </w:abstractNum>
-  <w:abstractNum w:abstractNumId="22" w15:restartNumberingAfterBreak="0">
+  <w:abstractNum w:abstractNumId="25" w15:restartNumberingAfterBreak="0">
     <w:nsid w:val="1E5D0B16"/>
     <w:multiLevelType w:val="multilevel"/>
     <w:tmpl w:val="DDD27F94"/>
@@ -21877,7 +25158,7 @@
       </w:rPr>
     </w:lvl>
   </w:abstractNum>
-  <w:abstractNum w:abstractNumId="23" w15:restartNumberingAfterBreak="0">
+  <w:abstractNum w:abstractNumId="26" w15:restartNumberingAfterBreak="0">
     <w:nsid w:val="1FF82639"/>
     <w:multiLevelType w:val="hybridMultilevel"/>
     <w:tmpl w:val="3D58A3A4"/>
@@ -21989,7 +25270,7 @@
       </w:rPr>
     </w:lvl>
   </w:abstractNum>
-  <w:abstractNum w:abstractNumId="24" w15:restartNumberingAfterBreak="0">
+  <w:abstractNum w:abstractNumId="27" w15:restartNumberingAfterBreak="0">
     <w:nsid w:val="21561542"/>
     <w:multiLevelType w:val="hybridMultilevel"/>
     <w:tmpl w:val="5A365C6E"/>
@@ -22102,7 +25383,7 @@
       </w:rPr>
     </w:lvl>
   </w:abstractNum>
-  <w:abstractNum w:abstractNumId="25" w15:restartNumberingAfterBreak="0">
+  <w:abstractNum w:abstractNumId="28" w15:restartNumberingAfterBreak="0">
     <w:nsid w:val="229E3A8A"/>
     <w:multiLevelType w:val="hybridMultilevel"/>
     <w:tmpl w:val="F9A0F2D6"/>
@@ -22214,7 +25495,156 @@
       </w:rPr>
     </w:lvl>
   </w:abstractNum>
-  <w:abstractNum w:abstractNumId="26" w15:restartNumberingAfterBreak="0">
+  <w:abstractNum w:abstractNumId="29" w15:restartNumberingAfterBreak="0">
+    <w:nsid w:val="24BF75FE"/>
+    <w:multiLevelType w:val="multilevel"/>
+    <w:tmpl w:val="D1A08D72"/>
+    <w:lvl w:ilvl="0">
+      <w:start w:val="1"/>
+      <w:numFmt w:val="bullet"/>
+      <w:lvlText w:val=""/>
+      <w:lvlJc w:val="left"/>
+      <w:pPr>
+        <w:tabs>
+          <w:tab w:val="num" w:pos="720"/>
+        </w:tabs>
+        <w:ind w:left="720" w:hanging="360"/>
+      </w:pPr>
+      <w:rPr>
+        <w:rFonts w:ascii="Symbol" w:hAnsi="Symbol" w:hint="default"/>
+        <w:sz w:val="20"/>
+      </w:rPr>
+    </w:lvl>
+    <w:lvl w:ilvl="1" w:tentative="1">
+      <w:start w:val="1"/>
+      <w:numFmt w:val="bullet"/>
+      <w:lvlText w:val="o"/>
+      <w:lvlJc w:val="left"/>
+      <w:pPr>
+        <w:tabs>
+          <w:tab w:val="num" w:pos="1440"/>
+        </w:tabs>
+        <w:ind w:left="1440" w:hanging="360"/>
+      </w:pPr>
+      <w:rPr>
+        <w:rFonts w:ascii="Courier New" w:hAnsi="Courier New" w:hint="default"/>
+        <w:sz w:val="20"/>
+      </w:rPr>
+    </w:lvl>
+    <w:lvl w:ilvl="2" w:tentative="1">
+      <w:start w:val="1"/>
+      <w:numFmt w:val="bullet"/>
+      <w:lvlText w:val=""/>
+      <w:lvlJc w:val="left"/>
+      <w:pPr>
+        <w:tabs>
+          <w:tab w:val="num" w:pos="2160"/>
+        </w:tabs>
+        <w:ind w:left="2160" w:hanging="360"/>
+      </w:pPr>
+      <w:rPr>
+        <w:rFonts w:ascii="Wingdings" w:hAnsi="Wingdings" w:hint="default"/>
+        <w:sz w:val="20"/>
+      </w:rPr>
+    </w:lvl>
+    <w:lvl w:ilvl="3" w:tentative="1">
+      <w:start w:val="1"/>
+      <w:numFmt w:val="bullet"/>
+      <w:lvlText w:val=""/>
+      <w:lvlJc w:val="left"/>
+      <w:pPr>
+        <w:tabs>
+          <w:tab w:val="num" w:pos="2880"/>
+        </w:tabs>
+        <w:ind w:left="2880" w:hanging="360"/>
+      </w:pPr>
+      <w:rPr>
+        <w:rFonts w:ascii="Wingdings" w:hAnsi="Wingdings" w:hint="default"/>
+        <w:sz w:val="20"/>
+      </w:rPr>
+    </w:lvl>
+    <w:lvl w:ilvl="4" w:tentative="1">
+      <w:start w:val="1"/>
+      <w:numFmt w:val="bullet"/>
+      <w:lvlText w:val=""/>
+      <w:lvlJc w:val="left"/>
+      <w:pPr>
+        <w:tabs>
+          <w:tab w:val="num" w:pos="3600"/>
+        </w:tabs>
+        <w:ind w:left="3600" w:hanging="360"/>
+      </w:pPr>
+      <w:rPr>
+        <w:rFonts w:ascii="Wingdings" w:hAnsi="Wingdings" w:hint="default"/>
+        <w:sz w:val="20"/>
+      </w:rPr>
+    </w:lvl>
+    <w:lvl w:ilvl="5" w:tentative="1">
+      <w:start w:val="1"/>
+      <w:numFmt w:val="bullet"/>
+      <w:lvlText w:val=""/>
+      <w:lvlJc w:val="left"/>
+      <w:pPr>
+        <w:tabs>
+          <w:tab w:val="num" w:pos="4320"/>
+        </w:tabs>
+        <w:ind w:left="4320" w:hanging="360"/>
+      </w:pPr>
+      <w:rPr>
+        <w:rFonts w:ascii="Wingdings" w:hAnsi="Wingdings" w:hint="default"/>
+        <w:sz w:val="20"/>
+      </w:rPr>
+    </w:lvl>
+    <w:lvl w:ilvl="6" w:tentative="1">
+      <w:start w:val="1"/>
+      <w:numFmt w:val="bullet"/>
+      <w:lvlText w:val=""/>
+      <w:lvlJc w:val="left"/>
+      <w:pPr>
+        <w:tabs>
+          <w:tab w:val="num" w:pos="5040"/>
+        </w:tabs>
+        <w:ind w:left="5040" w:hanging="360"/>
+      </w:pPr>
+      <w:rPr>
+        <w:rFonts w:ascii="Wingdings" w:hAnsi="Wingdings" w:hint="default"/>
+        <w:sz w:val="20"/>
+      </w:rPr>
+    </w:lvl>
+    <w:lvl w:ilvl="7" w:tentative="1">
+      <w:start w:val="1"/>
+      <w:numFmt w:val="bullet"/>
+      <w:lvlText w:val=""/>
+      <w:lvlJc w:val="left"/>
+      <w:pPr>
+        <w:tabs>
+          <w:tab w:val="num" w:pos="5760"/>
+        </w:tabs>
+        <w:ind w:left="5760" w:hanging="360"/>
+      </w:pPr>
+      <w:rPr>
+        <w:rFonts w:ascii="Wingdings" w:hAnsi="Wingdings" w:hint="default"/>
+        <w:sz w:val="20"/>
+      </w:rPr>
+    </w:lvl>
+    <w:lvl w:ilvl="8" w:tentative="1">
+      <w:start w:val="1"/>
+      <w:numFmt w:val="bullet"/>
+      <w:lvlText w:val=""/>
+      <w:lvlJc w:val="left"/>
+      <w:pPr>
+        <w:tabs>
+          <w:tab w:val="num" w:pos="6480"/>
+        </w:tabs>
+        <w:ind w:left="6480" w:hanging="360"/>
+      </w:pPr>
+      <w:rPr>
+        <w:rFonts w:ascii="Wingdings" w:hAnsi="Wingdings" w:hint="default"/>
+        <w:sz w:val="20"/>
+      </w:rPr>
+    </w:lvl>
+  </w:abstractNum>
+  <w:abstractNum w:abstractNumId="30" w15:restartNumberingAfterBreak="0">
     <w:nsid w:val="24F04132"/>
     <w:multiLevelType w:val="hybridMultilevel"/>
     <w:tmpl w:val="D9763222"/>
@@ -22326,7 +25756,7 @@
       </w:rPr>
     </w:lvl>
   </w:abstractNum>
-  <w:abstractNum w:abstractNumId="27" w15:restartNumberingAfterBreak="0">
+  <w:abstractNum w:abstractNumId="31" w15:restartNumberingAfterBreak="0">
     <w:nsid w:val="25A03424"/>
     <w:multiLevelType w:val="hybridMultilevel"/>
     <w:tmpl w:val="01D22A8A"/>
@@ -22439,7 +25869,7 @@
       </w:rPr>
     </w:lvl>
   </w:abstractNum>
-  <w:abstractNum w:abstractNumId="28" w15:restartNumberingAfterBreak="0">
+  <w:abstractNum w:abstractNumId="32" w15:restartNumberingAfterBreak="0">
     <w:nsid w:val="25C95C75"/>
     <w:multiLevelType w:val="multilevel"/>
     <w:tmpl w:val="8C681C84"/>
@@ -22588,7 +26018,7 @@
       </w:rPr>
     </w:lvl>
   </w:abstractNum>
-  <w:abstractNum w:abstractNumId="29" w15:restartNumberingAfterBreak="0">
+  <w:abstractNum w:abstractNumId="33" w15:restartNumberingAfterBreak="0">
     <w:nsid w:val="26A95B53"/>
     <w:multiLevelType w:val="multilevel"/>
     <w:tmpl w:val="8E6E75B0"/>
@@ -22705,7 +26135,7 @@
       </w:pPr>
     </w:lvl>
   </w:abstractNum>
-  <w:abstractNum w:abstractNumId="30" w15:restartNumberingAfterBreak="0">
+  <w:abstractNum w:abstractNumId="34" w15:restartNumberingAfterBreak="0">
     <w:nsid w:val="27D37713"/>
     <w:multiLevelType w:val="hybridMultilevel"/>
     <w:tmpl w:val="DCFC50E8"/>
@@ -22818,7 +26248,7 @@
       </w:rPr>
     </w:lvl>
   </w:abstractNum>
-  <w:abstractNum w:abstractNumId="31" w15:restartNumberingAfterBreak="0">
+  <w:abstractNum w:abstractNumId="35" w15:restartNumberingAfterBreak="0">
     <w:nsid w:val="298F11E7"/>
     <w:multiLevelType w:val="hybridMultilevel"/>
     <w:tmpl w:val="1108B76C"/>
@@ -22930,7 +26360,7 @@
       </w:rPr>
     </w:lvl>
   </w:abstractNum>
-  <w:abstractNum w:abstractNumId="32" w15:restartNumberingAfterBreak="0">
+  <w:abstractNum w:abstractNumId="36" w15:restartNumberingAfterBreak="0">
     <w:nsid w:val="29B23F98"/>
     <w:multiLevelType w:val="hybridMultilevel"/>
     <w:tmpl w:val="DF880AF0"/>
@@ -23043,7 +26473,7 @@
       </w:rPr>
     </w:lvl>
   </w:abstractNum>
-  <w:abstractNum w:abstractNumId="33" w15:restartNumberingAfterBreak="0">
+  <w:abstractNum w:abstractNumId="37" w15:restartNumberingAfterBreak="0">
     <w:nsid w:val="2A535D37"/>
     <w:multiLevelType w:val="hybridMultilevel"/>
     <w:tmpl w:val="7FECFCC0"/>
@@ -23155,7 +26585,7 @@
       </w:rPr>
     </w:lvl>
   </w:abstractNum>
-  <w:abstractNum w:abstractNumId="34" w15:restartNumberingAfterBreak="0">
+  <w:abstractNum w:abstractNumId="38" w15:restartNumberingAfterBreak="0">
     <w:nsid w:val="2AFF4127"/>
     <w:multiLevelType w:val="multilevel"/>
     <w:tmpl w:val="5CF69D86"/>
@@ -23304,7 +26734,7 @@
       </w:rPr>
     </w:lvl>
   </w:abstractNum>
-  <w:abstractNum w:abstractNumId="35" w15:restartNumberingAfterBreak="0">
+  <w:abstractNum w:abstractNumId="39" w15:restartNumberingAfterBreak="0">
     <w:nsid w:val="2B087E4A"/>
     <w:multiLevelType w:val="hybridMultilevel"/>
     <w:tmpl w:val="5BA2AE44"/>
@@ -23417,7 +26847,7 @@
       </w:rPr>
     </w:lvl>
   </w:abstractNum>
-  <w:abstractNum w:abstractNumId="36" w15:restartNumberingAfterBreak="0">
+  <w:abstractNum w:abstractNumId="40" w15:restartNumberingAfterBreak="0">
     <w:nsid w:val="2B687FD7"/>
     <w:multiLevelType w:val="multilevel"/>
     <w:tmpl w:val="4D4478B0"/>
@@ -23566,7 +26996,7 @@
       </w:rPr>
     </w:lvl>
   </w:abstractNum>
-  <w:abstractNum w:abstractNumId="37" w15:restartNumberingAfterBreak="0">
+  <w:abstractNum w:abstractNumId="41" w15:restartNumberingAfterBreak="0">
     <w:nsid w:val="2CBB2E60"/>
     <w:multiLevelType w:val="hybridMultilevel"/>
     <w:tmpl w:val="B20AB142"/>
@@ -23678,7 +27108,7 @@
       </w:rPr>
     </w:lvl>
   </w:abstractNum>
-  <w:abstractNum w:abstractNumId="38" w15:restartNumberingAfterBreak="0">
+  <w:abstractNum w:abstractNumId="42" w15:restartNumberingAfterBreak="0">
     <w:nsid w:val="2D682597"/>
     <w:multiLevelType w:val="hybridMultilevel"/>
     <w:tmpl w:val="8AEE5F66"/>
@@ -23790,7 +27220,7 @@
       </w:rPr>
     </w:lvl>
   </w:abstractNum>
-  <w:abstractNum w:abstractNumId="39" w15:restartNumberingAfterBreak="0">
+  <w:abstractNum w:abstractNumId="43" w15:restartNumberingAfterBreak="0">
     <w:nsid w:val="2E82781B"/>
     <w:multiLevelType w:val="multilevel"/>
     <w:tmpl w:val="F360605E"/>
@@ -23939,7 +27369,7 @@
       </w:rPr>
     </w:lvl>
   </w:abstractNum>
-  <w:abstractNum w:abstractNumId="40" w15:restartNumberingAfterBreak="0">
+  <w:abstractNum w:abstractNumId="44" w15:restartNumberingAfterBreak="0">
     <w:nsid w:val="2F0D491F"/>
     <w:multiLevelType w:val="hybridMultilevel"/>
     <w:tmpl w:val="D7D0F52A"/>
@@ -24052,7 +27482,7 @@
       </w:rPr>
     </w:lvl>
   </w:abstractNum>
-  <w:abstractNum w:abstractNumId="41" w15:restartNumberingAfterBreak="0">
+  <w:abstractNum w:abstractNumId="45" w15:restartNumberingAfterBreak="0">
     <w:nsid w:val="309C07EC"/>
     <w:multiLevelType w:val="hybridMultilevel"/>
     <w:tmpl w:val="43E654DC"/>
@@ -24165,7 +27595,7 @@
       </w:rPr>
     </w:lvl>
   </w:abstractNum>
-  <w:abstractNum w:abstractNumId="42" w15:restartNumberingAfterBreak="0">
+  <w:abstractNum w:abstractNumId="46" w15:restartNumberingAfterBreak="0">
     <w:nsid w:val="3122254E"/>
     <w:multiLevelType w:val="multilevel"/>
     <w:tmpl w:val="B470B2CA"/>
@@ -24314,7 +27744,7 @@
       </w:rPr>
     </w:lvl>
   </w:abstractNum>
-  <w:abstractNum w:abstractNumId="43" w15:restartNumberingAfterBreak="0">
+  <w:abstractNum w:abstractNumId="47" w15:restartNumberingAfterBreak="0">
     <w:nsid w:val="31D20FF2"/>
     <w:multiLevelType w:val="hybridMultilevel"/>
     <w:tmpl w:val="EA3CB86A"/>
@@ -24426,7 +27856,7 @@
       </w:rPr>
     </w:lvl>
   </w:abstractNum>
-  <w:abstractNum w:abstractNumId="44" w15:restartNumberingAfterBreak="0">
+  <w:abstractNum w:abstractNumId="48" w15:restartNumberingAfterBreak="0">
     <w:nsid w:val="350F2D66"/>
     <w:multiLevelType w:val="multilevel"/>
     <w:tmpl w:val="B88A184E"/>
@@ -24575,7 +28005,7 @@
       </w:rPr>
     </w:lvl>
   </w:abstractNum>
-  <w:abstractNum w:abstractNumId="45" w15:restartNumberingAfterBreak="0">
+  <w:abstractNum w:abstractNumId="49" w15:restartNumberingAfterBreak="0">
     <w:nsid w:val="35E55AC7"/>
     <w:multiLevelType w:val="hybridMultilevel"/>
     <w:tmpl w:val="BCFCACC6"/>
@@ -24687,7 +28117,7 @@
       </w:rPr>
     </w:lvl>
   </w:abstractNum>
-  <w:abstractNum w:abstractNumId="46" w15:restartNumberingAfterBreak="0">
+  <w:abstractNum w:abstractNumId="50" w15:restartNumberingAfterBreak="0">
     <w:nsid w:val="380E36DB"/>
     <w:multiLevelType w:val="hybridMultilevel"/>
     <w:tmpl w:val="7B3E5C58"/>
@@ -24799,7 +28229,7 @@
       </w:rPr>
     </w:lvl>
   </w:abstractNum>
-  <w:abstractNum w:abstractNumId="47" w15:restartNumberingAfterBreak="0">
+  <w:abstractNum w:abstractNumId="51" w15:restartNumberingAfterBreak="0">
     <w:nsid w:val="38530E13"/>
     <w:multiLevelType w:val="hybridMultilevel"/>
     <w:tmpl w:val="263AC0D6"/>
@@ -24912,7 +28342,156 @@
       </w:rPr>
     </w:lvl>
   </w:abstractNum>
-  <w:abstractNum w:abstractNumId="48" w15:restartNumberingAfterBreak="0">
+  <w:abstractNum w:abstractNumId="52" w15:restartNumberingAfterBreak="0">
+    <w:nsid w:val="38623CC4"/>
+    <w:multiLevelType w:val="multilevel"/>
+    <w:tmpl w:val="CB0C2EF4"/>
+    <w:lvl w:ilvl="0">
+      <w:start w:val="1"/>
+      <w:numFmt w:val="bullet"/>
+      <w:lvlText w:val=""/>
+      <w:lvlJc w:val="left"/>
+      <w:pPr>
+        <w:tabs>
+          <w:tab w:val="num" w:pos="720"/>
+        </w:tabs>
+        <w:ind w:left="720" w:hanging="360"/>
+      </w:pPr>
+      <w:rPr>
+        <w:rFonts w:ascii="Symbol" w:hAnsi="Symbol" w:hint="default"/>
+        <w:sz w:val="20"/>
+      </w:rPr>
+    </w:lvl>
+    <w:lvl w:ilvl="1" w:tentative="1">
+      <w:start w:val="1"/>
+      <w:numFmt w:val="bullet"/>
+      <w:lvlText w:val="o"/>
+      <w:lvlJc w:val="left"/>
+      <w:pPr>
+        <w:tabs>
+          <w:tab w:val="num" w:pos="1440"/>
+        </w:tabs>
+        <w:ind w:left="1440" w:hanging="360"/>
+      </w:pPr>
+      <w:rPr>
+        <w:rFonts w:ascii="Courier New" w:hAnsi="Courier New" w:hint="default"/>
+        <w:sz w:val="20"/>
+      </w:rPr>
+    </w:lvl>
+    <w:lvl w:ilvl="2" w:tentative="1">
+      <w:start w:val="1"/>
+      <w:numFmt w:val="bullet"/>
+      <w:lvlText w:val=""/>
+      <w:lvlJc w:val="left"/>
+      <w:pPr>
+        <w:tabs>
+          <w:tab w:val="num" w:pos="2160"/>
+        </w:tabs>
+        <w:ind w:left="2160" w:hanging="360"/>
+      </w:pPr>
+      <w:rPr>
+        <w:rFonts w:ascii="Wingdings" w:hAnsi="Wingdings" w:hint="default"/>
+        <w:sz w:val="20"/>
+      </w:rPr>
+    </w:lvl>
+    <w:lvl w:ilvl="3" w:tentative="1">
+      <w:start w:val="1"/>
+      <w:numFmt w:val="bullet"/>
+      <w:lvlText w:val=""/>
+      <w:lvlJc w:val="left"/>
+      <w:pPr>
+        <w:tabs>
+          <w:tab w:val="num" w:pos="2880"/>
+        </w:tabs>
+        <w:ind w:left="2880" w:hanging="360"/>
+      </w:pPr>
+      <w:rPr>
+        <w:rFonts w:ascii="Wingdings" w:hAnsi="Wingdings" w:hint="default"/>
+        <w:sz w:val="20"/>
+      </w:rPr>
+    </w:lvl>
+    <w:lvl w:ilvl="4" w:tentative="1">
+      <w:start w:val="1"/>
+      <w:numFmt w:val="bullet"/>
+      <w:lvlText w:val=""/>
+      <w:lvlJc w:val="left"/>
+      <w:pPr>
+        <w:tabs>
+          <w:tab w:val="num" w:pos="3600"/>
+        </w:tabs>
+        <w:ind w:left="3600" w:hanging="360"/>
+      </w:pPr>
+      <w:rPr>
+        <w:rFonts w:ascii="Wingdings" w:hAnsi="Wingdings" w:hint="default"/>
+        <w:sz w:val="20"/>
+      </w:rPr>
+    </w:lvl>
+    <w:lvl w:ilvl="5" w:tentative="1">
+      <w:start w:val="1"/>
+      <w:numFmt w:val="bullet"/>
+      <w:lvlText w:val=""/>
+      <w:lvlJc w:val="left"/>
+      <w:pPr>
+        <w:tabs>
+          <w:tab w:val="num" w:pos="4320"/>
+        </w:tabs>
+        <w:ind w:left="4320" w:hanging="360"/>
+      </w:pPr>
+      <w:rPr>
+        <w:rFonts w:ascii="Wingdings" w:hAnsi="Wingdings" w:hint="default"/>
+        <w:sz w:val="20"/>
+      </w:rPr>
+    </w:lvl>
+    <w:lvl w:ilvl="6" w:tentative="1">
+      <w:start w:val="1"/>
+      <w:numFmt w:val="bullet"/>
+      <w:lvlText w:val=""/>
+      <w:lvlJc w:val="left"/>
+      <w:pPr>
+        <w:tabs>
+          <w:tab w:val="num" w:pos="5040"/>
+        </w:tabs>
+        <w:ind w:left="5040" w:hanging="360"/>
+      </w:pPr>
+      <w:rPr>
+        <w:rFonts w:ascii="Wingdings" w:hAnsi="Wingdings" w:hint="default"/>
+        <w:sz w:val="20"/>
+      </w:rPr>
+    </w:lvl>
+    <w:lvl w:ilvl="7" w:tentative="1">
+      <w:start w:val="1"/>
+      <w:numFmt w:val="bullet"/>
+      <w:lvlText w:val=""/>
+      <w:lvlJc w:val="left"/>
+      <w:pPr>
+        <w:tabs>
+          <w:tab w:val="num" w:pos="5760"/>
+        </w:tabs>
+        <w:ind w:left="5760" w:hanging="360"/>
+      </w:pPr>
+      <w:rPr>
+        <w:rFonts w:ascii="Wingdings" w:hAnsi="Wingdings" w:hint="default"/>
+        <w:sz w:val="20"/>
+      </w:rPr>
+    </w:lvl>
+    <w:lvl w:ilvl="8" w:tentative="1">
+      <w:start w:val="1"/>
+      <w:numFmt w:val="bullet"/>
+      <w:lvlText w:val=""/>
+      <w:lvlJc w:val="left"/>
+      <w:pPr>
+        <w:tabs>
+          <w:tab w:val="num" w:pos="6480"/>
+        </w:tabs>
+        <w:ind w:left="6480" w:hanging="360"/>
+      </w:pPr>
+      <w:rPr>
+        <w:rFonts w:ascii="Wingdings" w:hAnsi="Wingdings" w:hint="default"/>
+        <w:sz w:val="20"/>
+      </w:rPr>
+    </w:lvl>
+  </w:abstractNum>
+  <w:abstractNum w:abstractNumId="53" w15:restartNumberingAfterBreak="0">
     <w:nsid w:val="39DB4418"/>
     <w:multiLevelType w:val="hybridMultilevel"/>
     <w:tmpl w:val="1C843710"/>
@@ -25024,7 +28603,7 @@
       </w:rPr>
     </w:lvl>
   </w:abstractNum>
-  <w:abstractNum w:abstractNumId="49" w15:restartNumberingAfterBreak="0">
+  <w:abstractNum w:abstractNumId="54" w15:restartNumberingAfterBreak="0">
     <w:nsid w:val="3A2445DB"/>
     <w:multiLevelType w:val="hybridMultilevel"/>
     <w:tmpl w:val="629C8E56"/>
@@ -25136,7 +28715,7 @@
       </w:rPr>
     </w:lvl>
   </w:abstractNum>
-  <w:abstractNum w:abstractNumId="50" w15:restartNumberingAfterBreak="0">
+  <w:abstractNum w:abstractNumId="55" w15:restartNumberingAfterBreak="0">
     <w:nsid w:val="3A2A15F0"/>
     <w:multiLevelType w:val="multilevel"/>
     <w:tmpl w:val="8EC800BA"/>
@@ -25285,7 +28864,7 @@
       </w:rPr>
     </w:lvl>
   </w:abstractNum>
-  <w:abstractNum w:abstractNumId="51" w15:restartNumberingAfterBreak="0">
+  <w:abstractNum w:abstractNumId="56" w15:restartNumberingAfterBreak="0">
     <w:nsid w:val="3C6C2C33"/>
     <w:multiLevelType w:val="hybridMultilevel"/>
     <w:tmpl w:val="D8EA41E8"/>
@@ -25397,7 +28976,7 @@
       </w:rPr>
     </w:lvl>
   </w:abstractNum>
-  <w:abstractNum w:abstractNumId="52" w15:restartNumberingAfterBreak="0">
+  <w:abstractNum w:abstractNumId="57" w15:restartNumberingAfterBreak="0">
     <w:nsid w:val="3E017A65"/>
     <w:multiLevelType w:val="hybridMultilevel"/>
     <w:tmpl w:val="7DC43054"/>
@@ -25509,7 +29088,7 @@
       </w:rPr>
     </w:lvl>
   </w:abstractNum>
-  <w:abstractNum w:abstractNumId="53" w15:restartNumberingAfterBreak="0">
+  <w:abstractNum w:abstractNumId="58" w15:restartNumberingAfterBreak="0">
     <w:nsid w:val="3F2F2766"/>
     <w:multiLevelType w:val="hybridMultilevel"/>
     <w:tmpl w:val="4502E290"/>
@@ -25622,7 +29201,7 @@
       </w:rPr>
     </w:lvl>
   </w:abstractNum>
-  <w:abstractNum w:abstractNumId="54" w15:restartNumberingAfterBreak="0">
+  <w:abstractNum w:abstractNumId="59" w15:restartNumberingAfterBreak="0">
     <w:nsid w:val="3F670876"/>
     <w:multiLevelType w:val="hybridMultilevel"/>
     <w:tmpl w:val="87CAC3F6"/>
@@ -25734,7 +29313,7 @@
       </w:rPr>
     </w:lvl>
   </w:abstractNum>
-  <w:abstractNum w:abstractNumId="55" w15:restartNumberingAfterBreak="0">
+  <w:abstractNum w:abstractNumId="60" w15:restartNumberingAfterBreak="0">
     <w:nsid w:val="3FEE4530"/>
     <w:multiLevelType w:val="hybridMultilevel"/>
     <w:tmpl w:val="EFB48A48"/>
@@ -25847,7 +29426,7 @@
       </w:rPr>
     </w:lvl>
   </w:abstractNum>
-  <w:abstractNum w:abstractNumId="56" w15:restartNumberingAfterBreak="0">
+  <w:abstractNum w:abstractNumId="61" w15:restartNumberingAfterBreak="0">
     <w:nsid w:val="41562F53"/>
     <w:multiLevelType w:val="multilevel"/>
     <w:tmpl w:val="8FA65326"/>
@@ -25996,7 +29575,7 @@
       </w:rPr>
     </w:lvl>
   </w:abstractNum>
-  <w:abstractNum w:abstractNumId="57" w15:restartNumberingAfterBreak="0">
+  <w:abstractNum w:abstractNumId="62" w15:restartNumberingAfterBreak="0">
     <w:nsid w:val="42516CF2"/>
     <w:multiLevelType w:val="multilevel"/>
     <w:tmpl w:val="B0706E5A"/>
@@ -26145,7 +29724,7 @@
       </w:rPr>
     </w:lvl>
   </w:abstractNum>
-  <w:abstractNum w:abstractNumId="58" w15:restartNumberingAfterBreak="0">
+  <w:abstractNum w:abstractNumId="63" w15:restartNumberingAfterBreak="0">
     <w:nsid w:val="42545CBC"/>
     <w:multiLevelType w:val="hybridMultilevel"/>
     <w:tmpl w:val="A6D487CC"/>
@@ -26257,7 +29836,7 @@
       </w:rPr>
     </w:lvl>
   </w:abstractNum>
-  <w:abstractNum w:abstractNumId="59" w15:restartNumberingAfterBreak="0">
+  <w:abstractNum w:abstractNumId="64" w15:restartNumberingAfterBreak="0">
     <w:nsid w:val="444A7F9A"/>
     <w:multiLevelType w:val="hybridMultilevel"/>
     <w:tmpl w:val="FC3C1540"/>
@@ -26369,7 +29948,7 @@
       </w:rPr>
     </w:lvl>
   </w:abstractNum>
-  <w:abstractNum w:abstractNumId="60" w15:restartNumberingAfterBreak="0">
+  <w:abstractNum w:abstractNumId="65" w15:restartNumberingAfterBreak="0">
     <w:nsid w:val="445D654F"/>
     <w:multiLevelType w:val="hybridMultilevel"/>
     <w:tmpl w:val="C8920D36"/>
@@ -26482,7 +30061,7 @@
       </w:rPr>
     </w:lvl>
   </w:abstractNum>
-  <w:abstractNum w:abstractNumId="61" w15:restartNumberingAfterBreak="0">
+  <w:abstractNum w:abstractNumId="66" w15:restartNumberingAfterBreak="0">
     <w:nsid w:val="451619A4"/>
     <w:multiLevelType w:val="hybridMultilevel"/>
     <w:tmpl w:val="D3B8B1B0"/>
@@ -26594,7 +30173,7 @@
       </w:rPr>
     </w:lvl>
   </w:abstractNum>
-  <w:abstractNum w:abstractNumId="62" w15:restartNumberingAfterBreak="0">
+  <w:abstractNum w:abstractNumId="67" w15:restartNumberingAfterBreak="0">
     <w:nsid w:val="45867B90"/>
     <w:multiLevelType w:val="hybridMultilevel"/>
     <w:tmpl w:val="47BA1232"/>
@@ -26706,7 +30285,156 @@
       </w:rPr>
     </w:lvl>
   </w:abstractNum>
-  <w:abstractNum w:abstractNumId="63" w15:restartNumberingAfterBreak="0">
+  <w:abstractNum w:abstractNumId="68" w15:restartNumberingAfterBreak="0">
+    <w:nsid w:val="45906D68"/>
+    <w:multiLevelType w:val="multilevel"/>
+    <w:tmpl w:val="D7184B2A"/>
+    <w:lvl w:ilvl="0">
+      <w:start w:val="1"/>
+      <w:numFmt w:val="bullet"/>
+      <w:lvlText w:val=""/>
+      <w:lvlJc w:val="left"/>
+      <w:pPr>
+        <w:tabs>
+          <w:tab w:val="num" w:pos="720"/>
+        </w:tabs>
+        <w:ind w:left="720" w:hanging="360"/>
+      </w:pPr>
+      <w:rPr>
+        <w:rFonts w:ascii="Symbol" w:hAnsi="Symbol" w:hint="default"/>
+        <w:sz w:val="20"/>
+      </w:rPr>
+    </w:lvl>
+    <w:lvl w:ilvl="1" w:tentative="1">
+      <w:start w:val="1"/>
+      <w:numFmt w:val="bullet"/>
+      <w:lvlText w:val="o"/>
+      <w:lvlJc w:val="left"/>
+      <w:pPr>
+        <w:tabs>
+          <w:tab w:val="num" w:pos="1440"/>
+        </w:tabs>
+        <w:ind w:left="1440" w:hanging="360"/>
+      </w:pPr>
+      <w:rPr>
+        <w:rFonts w:ascii="Courier New" w:hAnsi="Courier New" w:hint="default"/>
+        <w:sz w:val="20"/>
+      </w:rPr>
+    </w:lvl>
+    <w:lvl w:ilvl="2" w:tentative="1">
+      <w:start w:val="1"/>
+      <w:numFmt w:val="bullet"/>
+      <w:lvlText w:val=""/>
+      <w:lvlJc w:val="left"/>
+      <w:pPr>
+        <w:tabs>
+          <w:tab w:val="num" w:pos="2160"/>
+        </w:tabs>
+        <w:ind w:left="2160" w:hanging="360"/>
+      </w:pPr>
+      <w:rPr>
+        <w:rFonts w:ascii="Wingdings" w:hAnsi="Wingdings" w:hint="default"/>
+        <w:sz w:val="20"/>
+      </w:rPr>
+    </w:lvl>
+    <w:lvl w:ilvl="3" w:tentative="1">
+      <w:start w:val="1"/>
+      <w:numFmt w:val="bullet"/>
+      <w:lvlText w:val=""/>
+      <w:lvlJc w:val="left"/>
+      <w:pPr>
+        <w:tabs>
+          <w:tab w:val="num" w:pos="2880"/>
+        </w:tabs>
+        <w:ind w:left="2880" w:hanging="360"/>
+      </w:pPr>
+      <w:rPr>
+        <w:rFonts w:ascii="Wingdings" w:hAnsi="Wingdings" w:hint="default"/>
+        <w:sz w:val="20"/>
+      </w:rPr>
+    </w:lvl>
+    <w:lvl w:ilvl="4" w:tentative="1">
+      <w:start w:val="1"/>
+      <w:numFmt w:val="bullet"/>
+      <w:lvlText w:val=""/>
+      <w:lvlJc w:val="left"/>
+      <w:pPr>
+        <w:tabs>
+          <w:tab w:val="num" w:pos="3600"/>
+        </w:tabs>
+        <w:ind w:left="3600" w:hanging="360"/>
+      </w:pPr>
+      <w:rPr>
+        <w:rFonts w:ascii="Wingdings" w:hAnsi="Wingdings" w:hint="default"/>
+        <w:sz w:val="20"/>
+      </w:rPr>
+    </w:lvl>
+    <w:lvl w:ilvl="5" w:tentative="1">
+      <w:start w:val="1"/>
+      <w:numFmt w:val="bullet"/>
+      <w:lvlText w:val=""/>
+      <w:lvlJc w:val="left"/>
+      <w:pPr>
+        <w:tabs>
+          <w:tab w:val="num" w:pos="4320"/>
+        </w:tabs>
+        <w:ind w:left="4320" w:hanging="360"/>
+      </w:pPr>
+      <w:rPr>
+        <w:rFonts w:ascii="Wingdings" w:hAnsi="Wingdings" w:hint="default"/>
+        <w:sz w:val="20"/>
+      </w:rPr>
+    </w:lvl>
+    <w:lvl w:ilvl="6" w:tentative="1">
+      <w:start w:val="1"/>
+      <w:numFmt w:val="bullet"/>
+      <w:lvlText w:val=""/>
+      <w:lvlJc w:val="left"/>
+      <w:pPr>
+        <w:tabs>
+          <w:tab w:val="num" w:pos="5040"/>
+        </w:tabs>
+        <w:ind w:left="5040" w:hanging="360"/>
+      </w:pPr>
+      <w:rPr>
+        <w:rFonts w:ascii="Wingdings" w:hAnsi="Wingdings" w:hint="default"/>
+        <w:sz w:val="20"/>
+      </w:rPr>
+    </w:lvl>
+    <w:lvl w:ilvl="7" w:tentative="1">
+      <w:start w:val="1"/>
+      <w:numFmt w:val="bullet"/>
+      <w:lvlText w:val=""/>
+      <w:lvlJc w:val="left"/>
+      <w:pPr>
+        <w:tabs>
+          <w:tab w:val="num" w:pos="5760"/>
+        </w:tabs>
+        <w:ind w:left="5760" w:hanging="360"/>
+      </w:pPr>
+      <w:rPr>
+        <w:rFonts w:ascii="Wingdings" w:hAnsi="Wingdings" w:hint="default"/>
+        <w:sz w:val="20"/>
+      </w:rPr>
+    </w:lvl>
+    <w:lvl w:ilvl="8" w:tentative="1">
+      <w:start w:val="1"/>
+      <w:numFmt w:val="bullet"/>
+      <w:lvlText w:val=""/>
+      <w:lvlJc w:val="left"/>
+      <w:pPr>
+        <w:tabs>
+          <w:tab w:val="num" w:pos="6480"/>
+        </w:tabs>
+        <w:ind w:left="6480" w:hanging="360"/>
+      </w:pPr>
+      <w:rPr>
+        <w:rFonts w:ascii="Wingdings" w:hAnsi="Wingdings" w:hint="default"/>
+        <w:sz w:val="20"/>
+      </w:rPr>
+    </w:lvl>
+  </w:abstractNum>
+  <w:abstractNum w:abstractNumId="69" w15:restartNumberingAfterBreak="0">
     <w:nsid w:val="460A25AE"/>
     <w:multiLevelType w:val="multilevel"/>
     <w:tmpl w:val="61C8A5C8"/>
@@ -26855,7 +30583,7 @@
       </w:rPr>
     </w:lvl>
   </w:abstractNum>
-  <w:abstractNum w:abstractNumId="64" w15:restartNumberingAfterBreak="0">
+  <w:abstractNum w:abstractNumId="70" w15:restartNumberingAfterBreak="0">
     <w:nsid w:val="470C54C3"/>
     <w:multiLevelType w:val="hybridMultilevel"/>
     <w:tmpl w:val="0A827D10"/>
@@ -26968,7 +30696,7 @@
       </w:rPr>
     </w:lvl>
   </w:abstractNum>
-  <w:abstractNum w:abstractNumId="65" w15:restartNumberingAfterBreak="0">
+  <w:abstractNum w:abstractNumId="71" w15:restartNumberingAfterBreak="0">
     <w:nsid w:val="48691879"/>
     <w:multiLevelType w:val="multilevel"/>
     <w:tmpl w:val="24FA03BA"/>
@@ -27117,7 +30845,7 @@
       </w:rPr>
     </w:lvl>
   </w:abstractNum>
-  <w:abstractNum w:abstractNumId="66" w15:restartNumberingAfterBreak="0">
+  <w:abstractNum w:abstractNumId="72" w15:restartNumberingAfterBreak="0">
     <w:nsid w:val="4A136C87"/>
     <w:multiLevelType w:val="hybridMultilevel"/>
     <w:tmpl w:val="78608C6C"/>
@@ -27229,7 +30957,7 @@
       </w:rPr>
     </w:lvl>
   </w:abstractNum>
-  <w:abstractNum w:abstractNumId="67" w15:restartNumberingAfterBreak="0">
+  <w:abstractNum w:abstractNumId="73" w15:restartNumberingAfterBreak="0">
     <w:nsid w:val="4A236E9D"/>
     <w:multiLevelType w:val="hybridMultilevel"/>
     <w:tmpl w:val="9F9812D0"/>
@@ -27341,7 +31069,7 @@
       </w:rPr>
     </w:lvl>
   </w:abstractNum>
-  <w:abstractNum w:abstractNumId="68" w15:restartNumberingAfterBreak="0">
+  <w:abstractNum w:abstractNumId="74" w15:restartNumberingAfterBreak="0">
     <w:nsid w:val="4A5F55A9"/>
     <w:multiLevelType w:val="hybridMultilevel"/>
     <w:tmpl w:val="0D3AC080"/>
@@ -27453,7 +31181,7 @@
       </w:rPr>
     </w:lvl>
   </w:abstractNum>
-  <w:abstractNum w:abstractNumId="69" w15:restartNumberingAfterBreak="0">
+  <w:abstractNum w:abstractNumId="75" w15:restartNumberingAfterBreak="0">
     <w:nsid w:val="4A753E2F"/>
     <w:multiLevelType w:val="multilevel"/>
     <w:tmpl w:val="AABC8488"/>
@@ -27602,7 +31330,7 @@
       </w:rPr>
     </w:lvl>
   </w:abstractNum>
-  <w:abstractNum w:abstractNumId="70" w15:restartNumberingAfterBreak="0">
+  <w:abstractNum w:abstractNumId="76" w15:restartNumberingAfterBreak="0">
     <w:nsid w:val="4BB76C74"/>
     <w:multiLevelType w:val="hybridMultilevel"/>
     <w:tmpl w:val="D5303D68"/>
@@ -27714,7 +31442,7 @@
       </w:rPr>
     </w:lvl>
   </w:abstractNum>
-  <w:abstractNum w:abstractNumId="71" w15:restartNumberingAfterBreak="0">
+  <w:abstractNum w:abstractNumId="77" w15:restartNumberingAfterBreak="0">
     <w:nsid w:val="4DA617C0"/>
     <w:multiLevelType w:val="hybridMultilevel"/>
     <w:tmpl w:val="CBB6B620"/>
@@ -27826,7 +31554,7 @@
       </w:rPr>
     </w:lvl>
   </w:abstractNum>
-  <w:abstractNum w:abstractNumId="72" w15:restartNumberingAfterBreak="0">
+  <w:abstractNum w:abstractNumId="78" w15:restartNumberingAfterBreak="0">
     <w:nsid w:val="4E3A3B25"/>
     <w:multiLevelType w:val="hybridMultilevel"/>
     <w:tmpl w:val="99AA89AC"/>
@@ -27938,7 +31666,7 @@
       </w:rPr>
     </w:lvl>
   </w:abstractNum>
-  <w:abstractNum w:abstractNumId="73" w15:restartNumberingAfterBreak="0">
+  <w:abstractNum w:abstractNumId="79" w15:restartNumberingAfterBreak="0">
     <w:nsid w:val="4F2C133C"/>
     <w:multiLevelType w:val="multilevel"/>
     <w:tmpl w:val="25603220"/>
@@ -28087,7 +31815,7 @@
       </w:rPr>
     </w:lvl>
   </w:abstractNum>
-  <w:abstractNum w:abstractNumId="74" w15:restartNumberingAfterBreak="0">
+  <w:abstractNum w:abstractNumId="80" w15:restartNumberingAfterBreak="0">
     <w:nsid w:val="50256ADE"/>
     <w:multiLevelType w:val="hybridMultilevel"/>
     <w:tmpl w:val="0818EA64"/>
@@ -28199,7 +31927,305 @@
       </w:rPr>
     </w:lvl>
   </w:abstractNum>
-  <w:abstractNum w:abstractNumId="75" w15:restartNumberingAfterBreak="0">
+  <w:abstractNum w:abstractNumId="81" w15:restartNumberingAfterBreak="0">
+    <w:nsid w:val="5079065A"/>
+    <w:multiLevelType w:val="multilevel"/>
+    <w:tmpl w:val="D6A2BC4E"/>
+    <w:lvl w:ilvl="0">
+      <w:start w:val="1"/>
+      <w:numFmt w:val="bullet"/>
+      <w:lvlText w:val=""/>
+      <w:lvlJc w:val="left"/>
+      <w:pPr>
+        <w:tabs>
+          <w:tab w:val="num" w:pos="720"/>
+        </w:tabs>
+        <w:ind w:left="720" w:hanging="360"/>
+      </w:pPr>
+      <w:rPr>
+        <w:rFonts w:ascii="Symbol" w:hAnsi="Symbol" w:hint="default"/>
+        <w:sz w:val="20"/>
+      </w:rPr>
+    </w:lvl>
+    <w:lvl w:ilvl="1" w:tentative="1">
+      <w:start w:val="1"/>
+      <w:numFmt w:val="bullet"/>
+      <w:lvlText w:val="o"/>
+      <w:lvlJc w:val="left"/>
+      <w:pPr>
+        <w:tabs>
+          <w:tab w:val="num" w:pos="1440"/>
+        </w:tabs>
+        <w:ind w:left="1440" w:hanging="360"/>
+      </w:pPr>
+      <w:rPr>
+        <w:rFonts w:ascii="Courier New" w:hAnsi="Courier New" w:hint="default"/>
+        <w:sz w:val="20"/>
+      </w:rPr>
+    </w:lvl>
+    <w:lvl w:ilvl="2" w:tentative="1">
+      <w:start w:val="1"/>
+      <w:numFmt w:val="bullet"/>
+      <w:lvlText w:val=""/>
+      <w:lvlJc w:val="left"/>
+      <w:pPr>
+        <w:tabs>
+          <w:tab w:val="num" w:pos="2160"/>
+        </w:tabs>
+        <w:ind w:left="2160" w:hanging="360"/>
+      </w:pPr>
+      <w:rPr>
+        <w:rFonts w:ascii="Wingdings" w:hAnsi="Wingdings" w:hint="default"/>
+        <w:sz w:val="20"/>
+      </w:rPr>
+    </w:lvl>
+    <w:lvl w:ilvl="3" w:tentative="1">
+      <w:start w:val="1"/>
+      <w:numFmt w:val="bullet"/>
+      <w:lvlText w:val=""/>
+      <w:lvlJc w:val="left"/>
+      <w:pPr>
+        <w:tabs>
+          <w:tab w:val="num" w:pos="2880"/>
+        </w:tabs>
+        <w:ind w:left="2880" w:hanging="360"/>
+      </w:pPr>
+      <w:rPr>
+        <w:rFonts w:ascii="Wingdings" w:hAnsi="Wingdings" w:hint="default"/>
+        <w:sz w:val="20"/>
+      </w:rPr>
+    </w:lvl>
+    <w:lvl w:ilvl="4" w:tentative="1">
+      <w:start w:val="1"/>
+      <w:numFmt w:val="bullet"/>
+      <w:lvlText w:val=""/>
+      <w:lvlJc w:val="left"/>
+      <w:pPr>
+        <w:tabs>
+          <w:tab w:val="num" w:pos="3600"/>
+        </w:tabs>
+        <w:ind w:left="3600" w:hanging="360"/>
+      </w:pPr>
+      <w:rPr>
+        <w:rFonts w:ascii="Wingdings" w:hAnsi="Wingdings" w:hint="default"/>
+        <w:sz w:val="20"/>
+      </w:rPr>
+    </w:lvl>
+    <w:lvl w:ilvl="5" w:tentative="1">
+      <w:start w:val="1"/>
+      <w:numFmt w:val="bullet"/>
+      <w:lvlText w:val=""/>
+      <w:lvlJc w:val="left"/>
+      <w:pPr>
+        <w:tabs>
+          <w:tab w:val="num" w:pos="4320"/>
+        </w:tabs>
+        <w:ind w:left="4320" w:hanging="360"/>
+      </w:pPr>
+      <w:rPr>
+        <w:rFonts w:ascii="Wingdings" w:hAnsi="Wingdings" w:hint="default"/>
+        <w:sz w:val="20"/>
+      </w:rPr>
+    </w:lvl>
+    <w:lvl w:ilvl="6" w:tentative="1">
+      <w:start w:val="1"/>
+      <w:numFmt w:val="bullet"/>
+      <w:lvlText w:val=""/>
+      <w:lvlJc w:val="left"/>
+      <w:pPr>
+        <w:tabs>
+          <w:tab w:val="num" w:pos="5040"/>
+        </w:tabs>
+        <w:ind w:left="5040" w:hanging="360"/>
+      </w:pPr>
+      <w:rPr>
+        <w:rFonts w:ascii="Wingdings" w:hAnsi="Wingdings" w:hint="default"/>
+        <w:sz w:val="20"/>
+      </w:rPr>
+    </w:lvl>
+    <w:lvl w:ilvl="7" w:tentative="1">
+      <w:start w:val="1"/>
+      <w:numFmt w:val="bullet"/>
+      <w:lvlText w:val=""/>
+      <w:lvlJc w:val="left"/>
+      <w:pPr>
+        <w:tabs>
+          <w:tab w:val="num" w:pos="5760"/>
+        </w:tabs>
+        <w:ind w:left="5760" w:hanging="360"/>
+      </w:pPr>
+      <w:rPr>
+        <w:rFonts w:ascii="Wingdings" w:hAnsi="Wingdings" w:hint="default"/>
+        <w:sz w:val="20"/>
+      </w:rPr>
+    </w:lvl>
+    <w:lvl w:ilvl="8" w:tentative="1">
+      <w:start w:val="1"/>
+      <w:numFmt w:val="bullet"/>
+      <w:lvlText w:val=""/>
+      <w:lvlJc w:val="left"/>
+      <w:pPr>
+        <w:tabs>
+          <w:tab w:val="num" w:pos="6480"/>
+        </w:tabs>
+        <w:ind w:left="6480" w:hanging="360"/>
+      </w:pPr>
+      <w:rPr>
+        <w:rFonts w:ascii="Wingdings" w:hAnsi="Wingdings" w:hint="default"/>
+        <w:sz w:val="20"/>
+      </w:rPr>
+    </w:lvl>
+  </w:abstractNum>
+  <w:abstractNum w:abstractNumId="82" w15:restartNumberingAfterBreak="0">
+    <w:nsid w:val="50BB6A1A"/>
+    <w:multiLevelType w:val="multilevel"/>
+    <w:tmpl w:val="51DE0E7E"/>
+    <w:lvl w:ilvl="0">
+      <w:start w:val="1"/>
+      <w:numFmt w:val="bullet"/>
+      <w:lvlText w:val=""/>
+      <w:lvlJc w:val="left"/>
+      <w:pPr>
+        <w:tabs>
+          <w:tab w:val="num" w:pos="720"/>
+        </w:tabs>
+        <w:ind w:left="720" w:hanging="360"/>
+      </w:pPr>
+      <w:rPr>
+        <w:rFonts w:ascii="Symbol" w:hAnsi="Symbol" w:hint="default"/>
+        <w:sz w:val="20"/>
+      </w:rPr>
+    </w:lvl>
+    <w:lvl w:ilvl="1" w:tentative="1">
+      <w:start w:val="1"/>
+      <w:numFmt w:val="bullet"/>
+      <w:lvlText w:val="o"/>
+      <w:lvlJc w:val="left"/>
+      <w:pPr>
+        <w:tabs>
+          <w:tab w:val="num" w:pos="1440"/>
+        </w:tabs>
+        <w:ind w:left="1440" w:hanging="360"/>
+      </w:pPr>
+      <w:rPr>
+        <w:rFonts w:ascii="Courier New" w:hAnsi="Courier New" w:hint="default"/>
+        <w:sz w:val="20"/>
+      </w:rPr>
+    </w:lvl>
+    <w:lvl w:ilvl="2" w:tentative="1">
+      <w:start w:val="1"/>
+      <w:numFmt w:val="bullet"/>
+      <w:lvlText w:val=""/>
+      <w:lvlJc w:val="left"/>
+      <w:pPr>
+        <w:tabs>
+          <w:tab w:val="num" w:pos="2160"/>
+        </w:tabs>
+        <w:ind w:left="2160" w:hanging="360"/>
+      </w:pPr>
+      <w:rPr>
+        <w:rFonts w:ascii="Wingdings" w:hAnsi="Wingdings" w:hint="default"/>
+        <w:sz w:val="20"/>
+      </w:rPr>
+    </w:lvl>
+    <w:lvl w:ilvl="3" w:tentative="1">
+      <w:start w:val="1"/>
+      <w:numFmt w:val="bullet"/>
+      <w:lvlText w:val=""/>
+      <w:lvlJc w:val="left"/>
+      <w:pPr>
+        <w:tabs>
+          <w:tab w:val="num" w:pos="2880"/>
+        </w:tabs>
+        <w:ind w:left="2880" w:hanging="360"/>
+      </w:pPr>
+      <w:rPr>
+        <w:rFonts w:ascii="Wingdings" w:hAnsi="Wingdings" w:hint="default"/>
+        <w:sz w:val="20"/>
+      </w:rPr>
+    </w:lvl>
+    <w:lvl w:ilvl="4" w:tentative="1">
+      <w:start w:val="1"/>
+      <w:numFmt w:val="bullet"/>
+      <w:lvlText w:val=""/>
+      <w:lvlJc w:val="left"/>
+      <w:pPr>
+        <w:tabs>
+          <w:tab w:val="num" w:pos="3600"/>
+        </w:tabs>
+        <w:ind w:left="3600" w:hanging="360"/>
+      </w:pPr>
+      <w:rPr>
+        <w:rFonts w:ascii="Wingdings" w:hAnsi="Wingdings" w:hint="default"/>
+        <w:sz w:val="20"/>
+      </w:rPr>
+    </w:lvl>
+    <w:lvl w:ilvl="5" w:tentative="1">
+      <w:start w:val="1"/>
+      <w:numFmt w:val="bullet"/>
+      <w:lvlText w:val=""/>
+      <w:lvlJc w:val="left"/>
+      <w:pPr>
+        <w:tabs>
+          <w:tab w:val="num" w:pos="4320"/>
+        </w:tabs>
+        <w:ind w:left="4320" w:hanging="360"/>
+      </w:pPr>
+      <w:rPr>
+        <w:rFonts w:ascii="Wingdings" w:hAnsi="Wingdings" w:hint="default"/>
+        <w:sz w:val="20"/>
+      </w:rPr>
+    </w:lvl>
+    <w:lvl w:ilvl="6" w:tentative="1">
+      <w:start w:val="1"/>
+      <w:numFmt w:val="bullet"/>
+      <w:lvlText w:val=""/>
+      <w:lvlJc w:val="left"/>
+      <w:pPr>
+        <w:tabs>
+          <w:tab w:val="num" w:pos="5040"/>
+        </w:tabs>
+        <w:ind w:left="5040" w:hanging="360"/>
+      </w:pPr>
+      <w:rPr>
+        <w:rFonts w:ascii="Wingdings" w:hAnsi="Wingdings" w:hint="default"/>
+        <w:sz w:val="20"/>
+      </w:rPr>
+    </w:lvl>
+    <w:lvl w:ilvl="7" w:tentative="1">
+      <w:start w:val="1"/>
+      <w:numFmt w:val="bullet"/>
+      <w:lvlText w:val=""/>
+      <w:lvlJc w:val="left"/>
+      <w:pPr>
+        <w:tabs>
+          <w:tab w:val="num" w:pos="5760"/>
+        </w:tabs>
+        <w:ind w:left="5760" w:hanging="360"/>
+      </w:pPr>
+      <w:rPr>
+        <w:rFonts w:ascii="Wingdings" w:hAnsi="Wingdings" w:hint="default"/>
+        <w:sz w:val="20"/>
+      </w:rPr>
+    </w:lvl>
+    <w:lvl w:ilvl="8" w:tentative="1">
+      <w:start w:val="1"/>
+      <w:numFmt w:val="bullet"/>
+      <w:lvlText w:val=""/>
+      <w:lvlJc w:val="left"/>
+      <w:pPr>
+        <w:tabs>
+          <w:tab w:val="num" w:pos="6480"/>
+        </w:tabs>
+        <w:ind w:left="6480" w:hanging="360"/>
+      </w:pPr>
+      <w:rPr>
+        <w:rFonts w:ascii="Wingdings" w:hAnsi="Wingdings" w:hint="default"/>
+        <w:sz w:val="20"/>
+      </w:rPr>
+    </w:lvl>
+  </w:abstractNum>
+  <w:abstractNum w:abstractNumId="83" w15:restartNumberingAfterBreak="0">
     <w:nsid w:val="51713097"/>
     <w:multiLevelType w:val="multilevel"/>
     <w:tmpl w:val="AB2C4482"/>
@@ -28348,7 +32374,7 @@
       </w:rPr>
     </w:lvl>
   </w:abstractNum>
-  <w:abstractNum w:abstractNumId="76" w15:restartNumberingAfterBreak="0">
+  <w:abstractNum w:abstractNumId="84" w15:restartNumberingAfterBreak="0">
     <w:nsid w:val="51975149"/>
     <w:multiLevelType w:val="hybridMultilevel"/>
     <w:tmpl w:val="2EF4D1CA"/>
@@ -28461,7 +32487,7 @@
       </w:rPr>
     </w:lvl>
   </w:abstractNum>
-  <w:abstractNum w:abstractNumId="77" w15:restartNumberingAfterBreak="0">
+  <w:abstractNum w:abstractNumId="85" w15:restartNumberingAfterBreak="0">
     <w:nsid w:val="522764ED"/>
     <w:multiLevelType w:val="hybridMultilevel"/>
     <w:tmpl w:val="DAFA377A"/>
@@ -28550,7 +32576,7 @@
       </w:pPr>
     </w:lvl>
   </w:abstractNum>
-  <w:abstractNum w:abstractNumId="78" w15:restartNumberingAfterBreak="0">
+  <w:abstractNum w:abstractNumId="86" w15:restartNumberingAfterBreak="0">
     <w:nsid w:val="53FB0753"/>
     <w:multiLevelType w:val="hybridMultilevel"/>
     <w:tmpl w:val="36C23286"/>
@@ -28662,7 +32688,7 @@
       </w:rPr>
     </w:lvl>
   </w:abstractNum>
-  <w:abstractNum w:abstractNumId="79" w15:restartNumberingAfterBreak="0">
+  <w:abstractNum w:abstractNumId="87" w15:restartNumberingAfterBreak="0">
     <w:nsid w:val="54CD7F04"/>
     <w:multiLevelType w:val="multilevel"/>
     <w:tmpl w:val="020E20BE"/>
@@ -28775,7 +32801,7 @@
       </w:pPr>
     </w:lvl>
   </w:abstractNum>
-  <w:abstractNum w:abstractNumId="80" w15:restartNumberingAfterBreak="0">
+  <w:abstractNum w:abstractNumId="88" w15:restartNumberingAfterBreak="0">
     <w:nsid w:val="56A967D5"/>
     <w:multiLevelType w:val="hybridMultilevel"/>
     <w:tmpl w:val="4AD2C76C"/>
@@ -28887,7 +32913,7 @@
       </w:rPr>
     </w:lvl>
   </w:abstractNum>
-  <w:abstractNum w:abstractNumId="81" w15:restartNumberingAfterBreak="0">
+  <w:abstractNum w:abstractNumId="89" w15:restartNumberingAfterBreak="0">
     <w:nsid w:val="578F4A30"/>
     <w:multiLevelType w:val="multilevel"/>
     <w:tmpl w:val="AA3C5686"/>
@@ -29036,7 +33062,7 @@
       </w:rPr>
     </w:lvl>
   </w:abstractNum>
-  <w:abstractNum w:abstractNumId="82" w15:restartNumberingAfterBreak="0">
+  <w:abstractNum w:abstractNumId="90" w15:restartNumberingAfterBreak="0">
     <w:nsid w:val="57F8144A"/>
     <w:multiLevelType w:val="hybridMultilevel"/>
     <w:tmpl w:val="1F8208A2"/>
@@ -29148,7 +33174,7 @@
       </w:rPr>
     </w:lvl>
   </w:abstractNum>
-  <w:abstractNum w:abstractNumId="83" w15:restartNumberingAfterBreak="0">
+  <w:abstractNum w:abstractNumId="91" w15:restartNumberingAfterBreak="0">
     <w:nsid w:val="57FA4B86"/>
     <w:multiLevelType w:val="hybridMultilevel"/>
     <w:tmpl w:val="24E2749A"/>
@@ -29260,7 +33286,7 @@
       </w:rPr>
     </w:lvl>
   </w:abstractNum>
-  <w:abstractNum w:abstractNumId="84" w15:restartNumberingAfterBreak="0">
+  <w:abstractNum w:abstractNumId="92" w15:restartNumberingAfterBreak="0">
     <w:nsid w:val="59A37E1D"/>
     <w:multiLevelType w:val="multilevel"/>
     <w:tmpl w:val="C77A0876"/>
@@ -29409,7 +33435,7 @@
       </w:rPr>
     </w:lvl>
   </w:abstractNum>
-  <w:abstractNum w:abstractNumId="85" w15:restartNumberingAfterBreak="0">
+  <w:abstractNum w:abstractNumId="93" w15:restartNumberingAfterBreak="0">
     <w:nsid w:val="5AC635B5"/>
     <w:multiLevelType w:val="hybridMultilevel"/>
     <w:tmpl w:val="51A0E17A"/>
@@ -29521,7 +33547,7 @@
       </w:rPr>
     </w:lvl>
   </w:abstractNum>
-  <w:abstractNum w:abstractNumId="86" w15:restartNumberingAfterBreak="0">
+  <w:abstractNum w:abstractNumId="94" w15:restartNumberingAfterBreak="0">
     <w:nsid w:val="5D3D35B1"/>
     <w:multiLevelType w:val="multilevel"/>
     <w:tmpl w:val="1DB64FCA"/>
@@ -29670,7 +33696,7 @@
       </w:rPr>
     </w:lvl>
   </w:abstractNum>
-  <w:abstractNum w:abstractNumId="87" w15:restartNumberingAfterBreak="0">
+  <w:abstractNum w:abstractNumId="95" w15:restartNumberingAfterBreak="0">
     <w:nsid w:val="5D751E17"/>
     <w:multiLevelType w:val="multilevel"/>
     <w:tmpl w:val="02722D60"/>
@@ -29819,156 +33845,7 @@
       </w:rPr>
     </w:lvl>
   </w:abstractNum>
-  <w:abstractNum w:abstractNumId="88" w15:restartNumberingAfterBreak="0">
-    <w:nsid w:val="5DCE038E"/>
-    <w:multiLevelType w:val="multilevel"/>
-    <w:tmpl w:val="15907428"/>
-    <w:lvl w:ilvl="0">
-      <w:start w:val="1"/>
-      <w:numFmt w:val="bullet"/>
-      <w:lvlText w:val=""/>
-      <w:lvlJc w:val="left"/>
-      <w:pPr>
-        <w:tabs>
-          <w:tab w:val="num" w:pos="720"/>
-        </w:tabs>
-        <w:ind w:left="720" w:hanging="360"/>
-      </w:pPr>
-      <w:rPr>
-        <w:rFonts w:ascii="Symbol" w:hAnsi="Symbol" w:hint="default"/>
-        <w:sz w:val="20"/>
-      </w:rPr>
-    </w:lvl>
-    <w:lvl w:ilvl="1" w:tentative="1">
-      <w:start w:val="1"/>
-      <w:numFmt w:val="bullet"/>
-      <w:lvlText w:val="o"/>
-      <w:lvlJc w:val="left"/>
-      <w:pPr>
-        <w:tabs>
-          <w:tab w:val="num" w:pos="1440"/>
-        </w:tabs>
-        <w:ind w:left="1440" w:hanging="360"/>
-      </w:pPr>
-      <w:rPr>
-        <w:rFonts w:ascii="Courier New" w:hAnsi="Courier New" w:hint="default"/>
-        <w:sz w:val="20"/>
-      </w:rPr>
-    </w:lvl>
-    <w:lvl w:ilvl="2" w:tentative="1">
-      <w:start w:val="1"/>
-      <w:numFmt w:val="bullet"/>
-      <w:lvlText w:val=""/>
-      <w:lvlJc w:val="left"/>
-      <w:pPr>
-        <w:tabs>
-          <w:tab w:val="num" w:pos="2160"/>
-        </w:tabs>
-        <w:ind w:left="2160" w:hanging="360"/>
-      </w:pPr>
-      <w:rPr>
-        <w:rFonts w:ascii="Wingdings" w:hAnsi="Wingdings" w:hint="default"/>
-        <w:sz w:val="20"/>
-      </w:rPr>
-    </w:lvl>
-    <w:lvl w:ilvl="3" w:tentative="1">
-      <w:start w:val="1"/>
-      <w:numFmt w:val="bullet"/>
-      <w:lvlText w:val=""/>
-      <w:lvlJc w:val="left"/>
-      <w:pPr>
-        <w:tabs>
-          <w:tab w:val="num" w:pos="2880"/>
-        </w:tabs>
-        <w:ind w:left="2880" w:hanging="360"/>
-      </w:pPr>
-      <w:rPr>
-        <w:rFonts w:ascii="Wingdings" w:hAnsi="Wingdings" w:hint="default"/>
-        <w:sz w:val="20"/>
-      </w:rPr>
-    </w:lvl>
-    <w:lvl w:ilvl="4" w:tentative="1">
-      <w:start w:val="1"/>
-      <w:numFmt w:val="bullet"/>
-      <w:lvlText w:val=""/>
-      <w:lvlJc w:val="left"/>
-      <w:pPr>
-        <w:tabs>
-          <w:tab w:val="num" w:pos="3600"/>
-        </w:tabs>
-        <w:ind w:left="3600" w:hanging="360"/>
-      </w:pPr>
-      <w:rPr>
-        <w:rFonts w:ascii="Wingdings" w:hAnsi="Wingdings" w:hint="default"/>
-        <w:sz w:val="20"/>
-      </w:rPr>
-    </w:lvl>
-    <w:lvl w:ilvl="5" w:tentative="1">
-      <w:start w:val="1"/>
-      <w:numFmt w:val="bullet"/>
-      <w:lvlText w:val=""/>
-      <w:lvlJc w:val="left"/>
-      <w:pPr>
-        <w:tabs>
-          <w:tab w:val="num" w:pos="4320"/>
-        </w:tabs>
-        <w:ind w:left="4320" w:hanging="360"/>
-      </w:pPr>
-      <w:rPr>
-        <w:rFonts w:ascii="Wingdings" w:hAnsi="Wingdings" w:hint="default"/>
-        <w:sz w:val="20"/>
-      </w:rPr>
-    </w:lvl>
-    <w:lvl w:ilvl="6" w:tentative="1">
-      <w:start w:val="1"/>
-      <w:numFmt w:val="bullet"/>
-      <w:lvlText w:val=""/>
-      <w:lvlJc w:val="left"/>
-      <w:pPr>
-        <w:tabs>
-          <w:tab w:val="num" w:pos="5040"/>
-        </w:tabs>
-        <w:ind w:left="5040" w:hanging="360"/>
-      </w:pPr>
-      <w:rPr>
-        <w:rFonts w:ascii="Wingdings" w:hAnsi="Wingdings" w:hint="default"/>
-        <w:sz w:val="20"/>
-      </w:rPr>
-    </w:lvl>
-    <w:lvl w:ilvl="7" w:tentative="1">
-      <w:start w:val="1"/>
-      <w:numFmt w:val="bullet"/>
-      <w:lvlText w:val=""/>
-      <w:lvlJc w:val="left"/>
-      <w:pPr>
-        <w:tabs>
-          <w:tab w:val="num" w:pos="5760"/>
-        </w:tabs>
-        <w:ind w:left="5760" w:hanging="360"/>
-      </w:pPr>
-      <w:rPr>
-        <w:rFonts w:ascii="Wingdings" w:hAnsi="Wingdings" w:hint="default"/>
-        <w:sz w:val="20"/>
-      </w:rPr>
-    </w:lvl>
-    <w:lvl w:ilvl="8" w:tentative="1">
-      <w:start w:val="1"/>
-      <w:numFmt w:val="bullet"/>
-      <w:lvlText w:val=""/>
-      <w:lvlJc w:val="left"/>
-      <w:pPr>
-        <w:tabs>
-          <w:tab w:val="num" w:pos="6480"/>
-        </w:tabs>
-        <w:ind w:left="6480" w:hanging="360"/>
-      </w:pPr>
-      <w:rPr>
-        <w:rFonts w:ascii="Wingdings" w:hAnsi="Wingdings" w:hint="default"/>
-        <w:sz w:val="20"/>
-      </w:rPr>
-    </w:lvl>
-  </w:abstractNum>
-  <w:abstractNum w:abstractNumId="89" w15:restartNumberingAfterBreak="0">
+  <w:abstractNum w:abstractNumId="96" w15:restartNumberingAfterBreak="0">
     <w:nsid w:val="5E8562F4"/>
     <w:multiLevelType w:val="multilevel"/>
     <w:tmpl w:val="E0D01132"/>
@@ -30117,7 +33994,7 @@
       </w:rPr>
     </w:lvl>
   </w:abstractNum>
-  <w:abstractNum w:abstractNumId="90" w15:restartNumberingAfterBreak="0">
+  <w:abstractNum w:abstractNumId="97" w15:restartNumberingAfterBreak="0">
     <w:nsid w:val="5E9D7FF9"/>
     <w:multiLevelType w:val="hybridMultilevel"/>
     <w:tmpl w:val="9FEC9846"/>
@@ -30230,7 +34107,7 @@
       </w:rPr>
     </w:lvl>
   </w:abstractNum>
-  <w:abstractNum w:abstractNumId="91" w15:restartNumberingAfterBreak="0">
+  <w:abstractNum w:abstractNumId="98" w15:restartNumberingAfterBreak="0">
     <w:nsid w:val="5FC668DA"/>
     <w:multiLevelType w:val="multilevel"/>
     <w:tmpl w:val="684224A0"/>
@@ -30379,7 +34256,7 @@
       </w:rPr>
     </w:lvl>
   </w:abstractNum>
-  <w:abstractNum w:abstractNumId="92" w15:restartNumberingAfterBreak="0">
+  <w:abstractNum w:abstractNumId="99" w15:restartNumberingAfterBreak="0">
     <w:nsid w:val="641534EF"/>
     <w:multiLevelType w:val="multilevel"/>
     <w:tmpl w:val="D9F652B8"/>
@@ -30492,7 +34369,7 @@
       </w:pPr>
     </w:lvl>
   </w:abstractNum>
-  <w:abstractNum w:abstractNumId="93" w15:restartNumberingAfterBreak="0">
+  <w:abstractNum w:abstractNumId="100" w15:restartNumberingAfterBreak="0">
     <w:nsid w:val="66C01D91"/>
     <w:multiLevelType w:val="hybridMultilevel"/>
     <w:tmpl w:val="056EB786"/>
@@ -30605,7 +34482,156 @@
       </w:rPr>
     </w:lvl>
   </w:abstractNum>
-  <w:abstractNum w:abstractNumId="94" w15:restartNumberingAfterBreak="0">
+  <w:abstractNum w:abstractNumId="101" w15:restartNumberingAfterBreak="0">
+    <w:nsid w:val="686A07DC"/>
+    <w:multiLevelType w:val="multilevel"/>
+    <w:tmpl w:val="4EEADFAA"/>
+    <w:lvl w:ilvl="0">
+      <w:start w:val="1"/>
+      <w:numFmt w:val="bullet"/>
+      <w:lvlText w:val=""/>
+      <w:lvlJc w:val="left"/>
+      <w:pPr>
+        <w:tabs>
+          <w:tab w:val="num" w:pos="1080"/>
+        </w:tabs>
+        <w:ind w:left="1080" w:hanging="360"/>
+      </w:pPr>
+      <w:rPr>
+        <w:rFonts w:ascii="Symbol" w:hAnsi="Symbol" w:hint="default"/>
+        <w:sz w:val="20"/>
+      </w:rPr>
+    </w:lvl>
+    <w:lvl w:ilvl="1" w:tentative="1">
+      <w:start w:val="1"/>
+      <w:numFmt w:val="bullet"/>
+      <w:lvlText w:val="o"/>
+      <w:lvlJc w:val="left"/>
+      <w:pPr>
+        <w:tabs>
+          <w:tab w:val="num" w:pos="1800"/>
+        </w:tabs>
+        <w:ind w:left="1800" w:hanging="360"/>
+      </w:pPr>
+      <w:rPr>
+        <w:rFonts w:ascii="Courier New" w:hAnsi="Courier New" w:hint="default"/>
+        <w:sz w:val="20"/>
+      </w:rPr>
+    </w:lvl>
+    <w:lvl w:ilvl="2" w:tentative="1">
+      <w:start w:val="1"/>
+      <w:numFmt w:val="bullet"/>
+      <w:lvlText w:val=""/>
+      <w:lvlJc w:val="left"/>
+      <w:pPr>
+        <w:tabs>
+          <w:tab w:val="num" w:pos="2520"/>
+        </w:tabs>
+        <w:ind w:left="2520" w:hanging="360"/>
+      </w:pPr>
+      <w:rPr>
+        <w:rFonts w:ascii="Wingdings" w:hAnsi="Wingdings" w:hint="default"/>
+        <w:sz w:val="20"/>
+      </w:rPr>
+    </w:lvl>
+    <w:lvl w:ilvl="3" w:tentative="1">
+      <w:start w:val="1"/>
+      <w:numFmt w:val="bullet"/>
+      <w:lvlText w:val=""/>
+      <w:lvlJc w:val="left"/>
+      <w:pPr>
+        <w:tabs>
+          <w:tab w:val="num" w:pos="3240"/>
+        </w:tabs>
+        <w:ind w:left="3240" w:hanging="360"/>
+      </w:pPr>
+      <w:rPr>
+        <w:rFonts w:ascii="Wingdings" w:hAnsi="Wingdings" w:hint="default"/>
+        <w:sz w:val="20"/>
+      </w:rPr>
+    </w:lvl>
+    <w:lvl w:ilvl="4" w:tentative="1">
+      <w:start w:val="1"/>
+      <w:numFmt w:val="bullet"/>
+      <w:lvlText w:val=""/>
+      <w:lvlJc w:val="left"/>
+      <w:pPr>
+        <w:tabs>
+          <w:tab w:val="num" w:pos="3960"/>
+        </w:tabs>
+        <w:ind w:left="3960" w:hanging="360"/>
+      </w:pPr>
+      <w:rPr>
+        <w:rFonts w:ascii="Wingdings" w:hAnsi="Wingdings" w:hint="default"/>
+        <w:sz w:val="20"/>
+      </w:rPr>
+    </w:lvl>
+    <w:lvl w:ilvl="5" w:tentative="1">
+      <w:start w:val="1"/>
+      <w:numFmt w:val="bullet"/>
+      <w:lvlText w:val=""/>
+      <w:lvlJc w:val="left"/>
+      <w:pPr>
+        <w:tabs>
+          <w:tab w:val="num" w:pos="4680"/>
+        </w:tabs>
+        <w:ind w:left="4680" w:hanging="360"/>
+      </w:pPr>
+      <w:rPr>
+        <w:rFonts w:ascii="Wingdings" w:hAnsi="Wingdings" w:hint="default"/>
+        <w:sz w:val="20"/>
+      </w:rPr>
+    </w:lvl>
+    <w:lvl w:ilvl="6" w:tentative="1">
+      <w:start w:val="1"/>
+      <w:numFmt w:val="bullet"/>
+      <w:lvlText w:val=""/>
+      <w:lvlJc w:val="left"/>
+      <w:pPr>
+        <w:tabs>
+          <w:tab w:val="num" w:pos="5400"/>
+        </w:tabs>
+        <w:ind w:left="5400" w:hanging="360"/>
+      </w:pPr>
+      <w:rPr>
+        <w:rFonts w:ascii="Wingdings" w:hAnsi="Wingdings" w:hint="default"/>
+        <w:sz w:val="20"/>
+      </w:rPr>
+    </w:lvl>
+    <w:lvl w:ilvl="7" w:tentative="1">
+      <w:start w:val="1"/>
+      <w:numFmt w:val="bullet"/>
+      <w:lvlText w:val=""/>
+      <w:lvlJc w:val="left"/>
+      <w:pPr>
+        <w:tabs>
+          <w:tab w:val="num" w:pos="6120"/>
+        </w:tabs>
+        <w:ind w:left="6120" w:hanging="360"/>
+      </w:pPr>
+      <w:rPr>
+        <w:rFonts w:ascii="Wingdings" w:hAnsi="Wingdings" w:hint="default"/>
+        <w:sz w:val="20"/>
+      </w:rPr>
+    </w:lvl>
+    <w:lvl w:ilvl="8" w:tentative="1">
+      <w:start w:val="1"/>
+      <w:numFmt w:val="bullet"/>
+      <w:lvlText w:val=""/>
+      <w:lvlJc w:val="left"/>
+      <w:pPr>
+        <w:tabs>
+          <w:tab w:val="num" w:pos="6840"/>
+        </w:tabs>
+        <w:ind w:left="6840" w:hanging="360"/>
+      </w:pPr>
+      <w:rPr>
+        <w:rFonts w:ascii="Wingdings" w:hAnsi="Wingdings" w:hint="default"/>
+        <w:sz w:val="20"/>
+      </w:rPr>
+    </w:lvl>
+  </w:abstractNum>
+  <w:abstractNum w:abstractNumId="102" w15:restartNumberingAfterBreak="0">
     <w:nsid w:val="68FF3E14"/>
     <w:multiLevelType w:val="hybridMultilevel"/>
     <w:tmpl w:val="852ED156"/>
@@ -30717,7 +34743,156 @@
       </w:rPr>
     </w:lvl>
   </w:abstractNum>
-  <w:abstractNum w:abstractNumId="95" w15:restartNumberingAfterBreak="0">
+  <w:abstractNum w:abstractNumId="103" w15:restartNumberingAfterBreak="0">
+    <w:nsid w:val="69437F28"/>
+    <w:multiLevelType w:val="multilevel"/>
+    <w:tmpl w:val="0DFCEDBC"/>
+    <w:lvl w:ilvl="0">
+      <w:start w:val="1"/>
+      <w:numFmt w:val="bullet"/>
+      <w:lvlText w:val=""/>
+      <w:lvlJc w:val="left"/>
+      <w:pPr>
+        <w:tabs>
+          <w:tab w:val="num" w:pos="720"/>
+        </w:tabs>
+        <w:ind w:left="720" w:hanging="360"/>
+      </w:pPr>
+      <w:rPr>
+        <w:rFonts w:ascii="Symbol" w:hAnsi="Symbol" w:hint="default"/>
+        <w:sz w:val="20"/>
+      </w:rPr>
+    </w:lvl>
+    <w:lvl w:ilvl="1" w:tentative="1">
+      <w:start w:val="1"/>
+      <w:numFmt w:val="bullet"/>
+      <w:lvlText w:val="o"/>
+      <w:lvlJc w:val="left"/>
+      <w:pPr>
+        <w:tabs>
+          <w:tab w:val="num" w:pos="1440"/>
+        </w:tabs>
+        <w:ind w:left="1440" w:hanging="360"/>
+      </w:pPr>
+      <w:rPr>
+        <w:rFonts w:ascii="Courier New" w:hAnsi="Courier New" w:hint="default"/>
+        <w:sz w:val="20"/>
+      </w:rPr>
+    </w:lvl>
+    <w:lvl w:ilvl="2" w:tentative="1">
+      <w:start w:val="1"/>
+      <w:numFmt w:val="bullet"/>
+      <w:lvlText w:val=""/>
+      <w:lvlJc w:val="left"/>
+      <w:pPr>
+        <w:tabs>
+          <w:tab w:val="num" w:pos="2160"/>
+        </w:tabs>
+        <w:ind w:left="2160" w:hanging="360"/>
+      </w:pPr>
+      <w:rPr>
+        <w:rFonts w:ascii="Wingdings" w:hAnsi="Wingdings" w:hint="default"/>
+        <w:sz w:val="20"/>
+      </w:rPr>
+    </w:lvl>
+    <w:lvl w:ilvl="3" w:tentative="1">
+      <w:start w:val="1"/>
+      <w:numFmt w:val="bullet"/>
+      <w:lvlText w:val=""/>
+      <w:lvlJc w:val="left"/>
+      <w:pPr>
+        <w:tabs>
+          <w:tab w:val="num" w:pos="2880"/>
+        </w:tabs>
+        <w:ind w:left="2880" w:hanging="360"/>
+      </w:pPr>
+      <w:rPr>
+        <w:rFonts w:ascii="Wingdings" w:hAnsi="Wingdings" w:hint="default"/>
+        <w:sz w:val="20"/>
+      </w:rPr>
+    </w:lvl>
+    <w:lvl w:ilvl="4" w:tentative="1">
+      <w:start w:val="1"/>
+      <w:numFmt w:val="bullet"/>
+      <w:lvlText w:val=""/>
+      <w:lvlJc w:val="left"/>
+      <w:pPr>
+        <w:tabs>
+          <w:tab w:val="num" w:pos="3600"/>
+        </w:tabs>
+        <w:ind w:left="3600" w:hanging="360"/>
+      </w:pPr>
+      <w:rPr>
+        <w:rFonts w:ascii="Wingdings" w:hAnsi="Wingdings" w:hint="default"/>
+        <w:sz w:val="20"/>
+      </w:rPr>
+    </w:lvl>
+    <w:lvl w:ilvl="5" w:tentative="1">
+      <w:start w:val="1"/>
+      <w:numFmt w:val="bullet"/>
+      <w:lvlText w:val=""/>
+      <w:lvlJc w:val="left"/>
+      <w:pPr>
+        <w:tabs>
+          <w:tab w:val="num" w:pos="4320"/>
+        </w:tabs>
+        <w:ind w:left="4320" w:hanging="360"/>
+      </w:pPr>
+      <w:rPr>
+        <w:rFonts w:ascii="Wingdings" w:hAnsi="Wingdings" w:hint="default"/>
+        <w:sz w:val="20"/>
+      </w:rPr>
+    </w:lvl>
+    <w:lvl w:ilvl="6" w:tentative="1">
+      <w:start w:val="1"/>
+      <w:numFmt w:val="bullet"/>
+      <w:lvlText w:val=""/>
+      <w:lvlJc w:val="left"/>
+      <w:pPr>
+        <w:tabs>
+          <w:tab w:val="num" w:pos="5040"/>
+        </w:tabs>
+        <w:ind w:left="5040" w:hanging="360"/>
+      </w:pPr>
+      <w:rPr>
+        <w:rFonts w:ascii="Wingdings" w:hAnsi="Wingdings" w:hint="default"/>
+        <w:sz w:val="20"/>
+      </w:rPr>
+    </w:lvl>
+    <w:lvl w:ilvl="7" w:tentative="1">
+      <w:start w:val="1"/>
+      <w:numFmt w:val="bullet"/>
+      <w:lvlText w:val=""/>
+      <w:lvlJc w:val="left"/>
+      <w:pPr>
+        <w:tabs>
+          <w:tab w:val="num" w:pos="5760"/>
+        </w:tabs>
+        <w:ind w:left="5760" w:hanging="360"/>
+      </w:pPr>
+      <w:rPr>
+        <w:rFonts w:ascii="Wingdings" w:hAnsi="Wingdings" w:hint="default"/>
+        <w:sz w:val="20"/>
+      </w:rPr>
+    </w:lvl>
+    <w:lvl w:ilvl="8" w:tentative="1">
+      <w:start w:val="1"/>
+      <w:numFmt w:val="bullet"/>
+      <w:lvlText w:val=""/>
+      <w:lvlJc w:val="left"/>
+      <w:pPr>
+        <w:tabs>
+          <w:tab w:val="num" w:pos="6480"/>
+        </w:tabs>
+        <w:ind w:left="6480" w:hanging="360"/>
+      </w:pPr>
+      <w:rPr>
+        <w:rFonts w:ascii="Wingdings" w:hAnsi="Wingdings" w:hint="default"/>
+        <w:sz w:val="20"/>
+      </w:rPr>
+    </w:lvl>
+  </w:abstractNum>
+  <w:abstractNum w:abstractNumId="104" w15:restartNumberingAfterBreak="0">
     <w:nsid w:val="6B531966"/>
     <w:multiLevelType w:val="hybridMultilevel"/>
     <w:tmpl w:val="2758CFC0"/>
@@ -30829,7 +35004,7 @@
       </w:rPr>
     </w:lvl>
   </w:abstractNum>
-  <w:abstractNum w:abstractNumId="96" w15:restartNumberingAfterBreak="0">
+  <w:abstractNum w:abstractNumId="105" w15:restartNumberingAfterBreak="0">
     <w:nsid w:val="6C181A8F"/>
     <w:multiLevelType w:val="hybridMultilevel"/>
     <w:tmpl w:val="AE1A9754"/>
@@ -30941,7 +35116,7 @@
       </w:rPr>
     </w:lvl>
   </w:abstractNum>
-  <w:abstractNum w:abstractNumId="97" w15:restartNumberingAfterBreak="0">
+  <w:abstractNum w:abstractNumId="106" w15:restartNumberingAfterBreak="0">
     <w:nsid w:val="6C3D39F9"/>
     <w:multiLevelType w:val="multilevel"/>
     <w:tmpl w:val="AD68E6B4"/>
@@ -31090,7 +35265,7 @@
       </w:rPr>
     </w:lvl>
   </w:abstractNum>
-  <w:abstractNum w:abstractNumId="98" w15:restartNumberingAfterBreak="0">
+  <w:abstractNum w:abstractNumId="107" w15:restartNumberingAfterBreak="0">
     <w:nsid w:val="6C52622C"/>
     <w:multiLevelType w:val="multilevel"/>
     <w:tmpl w:val="F8B03172"/>
@@ -31239,7 +35414,7 @@
       </w:rPr>
     </w:lvl>
   </w:abstractNum>
-  <w:abstractNum w:abstractNumId="99" w15:restartNumberingAfterBreak="0">
+  <w:abstractNum w:abstractNumId="108" w15:restartNumberingAfterBreak="0">
     <w:nsid w:val="6D674DC7"/>
     <w:multiLevelType w:val="multilevel"/>
     <w:tmpl w:val="4342CC68"/>
@@ -31388,7 +35563,7 @@
       </w:rPr>
     </w:lvl>
   </w:abstractNum>
-  <w:abstractNum w:abstractNumId="100" w15:restartNumberingAfterBreak="0">
+  <w:abstractNum w:abstractNumId="109" w15:restartNumberingAfterBreak="0">
     <w:nsid w:val="6E08011E"/>
     <w:multiLevelType w:val="hybridMultilevel"/>
     <w:tmpl w:val="33DE4EDC"/>
@@ -31500,7 +35675,7 @@
       </w:rPr>
     </w:lvl>
   </w:abstractNum>
-  <w:abstractNum w:abstractNumId="101" w15:restartNumberingAfterBreak="0">
+  <w:abstractNum w:abstractNumId="110" w15:restartNumberingAfterBreak="0">
     <w:nsid w:val="71C01D39"/>
     <w:multiLevelType w:val="multilevel"/>
     <w:tmpl w:val="7C4E5656"/>
@@ -31649,7 +35824,156 @@
       </w:rPr>
     </w:lvl>
   </w:abstractNum>
-  <w:abstractNum w:abstractNumId="102" w15:restartNumberingAfterBreak="0">
+  <w:abstractNum w:abstractNumId="111" w15:restartNumberingAfterBreak="0">
+    <w:nsid w:val="71DA105D"/>
+    <w:multiLevelType w:val="multilevel"/>
+    <w:tmpl w:val="E3607C50"/>
+    <w:lvl w:ilvl="0">
+      <w:start w:val="1"/>
+      <w:numFmt w:val="bullet"/>
+      <w:lvlText w:val=""/>
+      <w:lvlJc w:val="left"/>
+      <w:pPr>
+        <w:tabs>
+          <w:tab w:val="num" w:pos="720"/>
+        </w:tabs>
+        <w:ind w:left="720" w:hanging="360"/>
+      </w:pPr>
+      <w:rPr>
+        <w:rFonts w:ascii="Symbol" w:hAnsi="Symbol" w:hint="default"/>
+        <w:sz w:val="20"/>
+      </w:rPr>
+    </w:lvl>
+    <w:lvl w:ilvl="1" w:tentative="1">
+      <w:start w:val="1"/>
+      <w:numFmt w:val="bullet"/>
+      <w:lvlText w:val="o"/>
+      <w:lvlJc w:val="left"/>
+      <w:pPr>
+        <w:tabs>
+          <w:tab w:val="num" w:pos="1440"/>
+        </w:tabs>
+        <w:ind w:left="1440" w:hanging="360"/>
+      </w:pPr>
+      <w:rPr>
+        <w:rFonts w:ascii="Courier New" w:hAnsi="Courier New" w:hint="default"/>
+        <w:sz w:val="20"/>
+      </w:rPr>
+    </w:lvl>
+    <w:lvl w:ilvl="2" w:tentative="1">
+      <w:start w:val="1"/>
+      <w:numFmt w:val="bullet"/>
+      <w:lvlText w:val=""/>
+      <w:lvlJc w:val="left"/>
+      <w:pPr>
+        <w:tabs>
+          <w:tab w:val="num" w:pos="2160"/>
+        </w:tabs>
+        <w:ind w:left="2160" w:hanging="360"/>
+      </w:pPr>
+      <w:rPr>
+        <w:rFonts w:ascii="Wingdings" w:hAnsi="Wingdings" w:hint="default"/>
+        <w:sz w:val="20"/>
+      </w:rPr>
+    </w:lvl>
+    <w:lvl w:ilvl="3" w:tentative="1">
+      <w:start w:val="1"/>
+      <w:numFmt w:val="bullet"/>
+      <w:lvlText w:val=""/>
+      <w:lvlJc w:val="left"/>
+      <w:pPr>
+        <w:tabs>
+          <w:tab w:val="num" w:pos="2880"/>
+        </w:tabs>
+        <w:ind w:left="2880" w:hanging="360"/>
+      </w:pPr>
+      <w:rPr>
+        <w:rFonts w:ascii="Wingdings" w:hAnsi="Wingdings" w:hint="default"/>
+        <w:sz w:val="20"/>
+      </w:rPr>
+    </w:lvl>
+    <w:lvl w:ilvl="4" w:tentative="1">
+      <w:start w:val="1"/>
+      <w:numFmt w:val="bullet"/>
+      <w:lvlText w:val=""/>
+      <w:lvlJc w:val="left"/>
+      <w:pPr>
+        <w:tabs>
+          <w:tab w:val="num" w:pos="3600"/>
+        </w:tabs>
+        <w:ind w:left="3600" w:hanging="360"/>
+      </w:pPr>
+      <w:rPr>
+        <w:rFonts w:ascii="Wingdings" w:hAnsi="Wingdings" w:hint="default"/>
+        <w:sz w:val="20"/>
+      </w:rPr>
+    </w:lvl>
+    <w:lvl w:ilvl="5" w:tentative="1">
+      <w:start w:val="1"/>
+      <w:numFmt w:val="bullet"/>
+      <w:lvlText w:val=""/>
+      <w:lvlJc w:val="left"/>
+      <w:pPr>
+        <w:tabs>
+          <w:tab w:val="num" w:pos="4320"/>
+        </w:tabs>
+        <w:ind w:left="4320" w:hanging="360"/>
+      </w:pPr>
+      <w:rPr>
+        <w:rFonts w:ascii="Wingdings" w:hAnsi="Wingdings" w:hint="default"/>
+        <w:sz w:val="20"/>
+      </w:rPr>
+    </w:lvl>
+    <w:lvl w:ilvl="6" w:tentative="1">
+      <w:start w:val="1"/>
+      <w:numFmt w:val="bullet"/>
+      <w:lvlText w:val=""/>
+      <w:lvlJc w:val="left"/>
+      <w:pPr>
+        <w:tabs>
+          <w:tab w:val="num" w:pos="5040"/>
+        </w:tabs>
+        <w:ind w:left="5040" w:hanging="360"/>
+      </w:pPr>
+      <w:rPr>
+        <w:rFonts w:ascii="Wingdings" w:hAnsi="Wingdings" w:hint="default"/>
+        <w:sz w:val="20"/>
+      </w:rPr>
+    </w:lvl>
+    <w:lvl w:ilvl="7" w:tentative="1">
+      <w:start w:val="1"/>
+      <w:numFmt w:val="bullet"/>
+      <w:lvlText w:val=""/>
+      <w:lvlJc w:val="left"/>
+      <w:pPr>
+        <w:tabs>
+          <w:tab w:val="num" w:pos="5760"/>
+        </w:tabs>
+        <w:ind w:left="5760" w:hanging="360"/>
+      </w:pPr>
+      <w:rPr>
+        <w:rFonts w:ascii="Wingdings" w:hAnsi="Wingdings" w:hint="default"/>
+        <w:sz w:val="20"/>
+      </w:rPr>
+    </w:lvl>
+    <w:lvl w:ilvl="8" w:tentative="1">
+      <w:start w:val="1"/>
+      <w:numFmt w:val="bullet"/>
+      <w:lvlText w:val=""/>
+      <w:lvlJc w:val="left"/>
+      <w:pPr>
+        <w:tabs>
+          <w:tab w:val="num" w:pos="6480"/>
+        </w:tabs>
+        <w:ind w:left="6480" w:hanging="360"/>
+      </w:pPr>
+      <w:rPr>
+        <w:rFonts w:ascii="Wingdings" w:hAnsi="Wingdings" w:hint="default"/>
+        <w:sz w:val="20"/>
+      </w:rPr>
+    </w:lvl>
+  </w:abstractNum>
+  <w:abstractNum w:abstractNumId="112" w15:restartNumberingAfterBreak="0">
     <w:nsid w:val="722717AC"/>
     <w:multiLevelType w:val="hybridMultilevel"/>
     <w:tmpl w:val="935CC4B6"/>
@@ -31761,7 +36085,7 @@
       </w:rPr>
     </w:lvl>
   </w:abstractNum>
-  <w:abstractNum w:abstractNumId="103" w15:restartNumberingAfterBreak="0">
+  <w:abstractNum w:abstractNumId="113" w15:restartNumberingAfterBreak="0">
     <w:nsid w:val="7266168E"/>
     <w:multiLevelType w:val="hybridMultilevel"/>
     <w:tmpl w:val="163AFB96"/>
@@ -31873,7 +36197,7 @@
       </w:rPr>
     </w:lvl>
   </w:abstractNum>
-  <w:abstractNum w:abstractNumId="104" w15:restartNumberingAfterBreak="0">
+  <w:abstractNum w:abstractNumId="114" w15:restartNumberingAfterBreak="0">
     <w:nsid w:val="743E3484"/>
     <w:multiLevelType w:val="hybridMultilevel"/>
     <w:tmpl w:val="F148EE2C"/>
@@ -31986,7 +36310,7 @@
       </w:rPr>
     </w:lvl>
   </w:abstractNum>
-  <w:abstractNum w:abstractNumId="105" w15:restartNumberingAfterBreak="0">
+  <w:abstractNum w:abstractNumId="115" w15:restartNumberingAfterBreak="0">
     <w:nsid w:val="777C1D77"/>
     <w:multiLevelType w:val="hybridMultilevel"/>
     <w:tmpl w:val="2D0210B8"/>
@@ -32098,7 +36422,7 @@
       </w:rPr>
     </w:lvl>
   </w:abstractNum>
-  <w:abstractNum w:abstractNumId="106" w15:restartNumberingAfterBreak="0">
+  <w:abstractNum w:abstractNumId="116" w15:restartNumberingAfterBreak="0">
     <w:nsid w:val="79033895"/>
     <w:multiLevelType w:val="hybridMultilevel"/>
     <w:tmpl w:val="D0EC68D0"/>
@@ -32210,7 +36534,7 @@
       </w:rPr>
     </w:lvl>
   </w:abstractNum>
-  <w:abstractNum w:abstractNumId="107" w15:restartNumberingAfterBreak="0">
+  <w:abstractNum w:abstractNumId="117" w15:restartNumberingAfterBreak="0">
     <w:nsid w:val="79254661"/>
     <w:multiLevelType w:val="multilevel"/>
     <w:tmpl w:val="577EED92"/>
@@ -32359,7 +36683,7 @@
       </w:rPr>
     </w:lvl>
   </w:abstractNum>
-  <w:abstractNum w:abstractNumId="108" w15:restartNumberingAfterBreak="0">
+  <w:abstractNum w:abstractNumId="118" w15:restartNumberingAfterBreak="0">
     <w:nsid w:val="7A8751EA"/>
     <w:multiLevelType w:val="multilevel"/>
     <w:tmpl w:val="ADFE54B8"/>
@@ -32508,7 +36832,7 @@
       </w:rPr>
     </w:lvl>
   </w:abstractNum>
-  <w:abstractNum w:abstractNumId="109" w15:restartNumberingAfterBreak="0">
+  <w:abstractNum w:abstractNumId="119" w15:restartNumberingAfterBreak="0">
     <w:nsid w:val="7BB76968"/>
     <w:multiLevelType w:val="hybridMultilevel"/>
     <w:tmpl w:val="F1945E5E"/>
@@ -32620,7 +36944,7 @@
       </w:rPr>
     </w:lvl>
   </w:abstractNum>
-  <w:abstractNum w:abstractNumId="110" w15:restartNumberingAfterBreak="0">
+  <w:abstractNum w:abstractNumId="120" w15:restartNumberingAfterBreak="0">
     <w:nsid w:val="7D0F73BE"/>
     <w:multiLevelType w:val="multilevel"/>
     <w:tmpl w:val="283CE29A"/>
@@ -32769,7 +37093,7 @@
       </w:rPr>
     </w:lvl>
   </w:abstractNum>
-  <w:abstractNum w:abstractNumId="111" w15:restartNumberingAfterBreak="0">
+  <w:abstractNum w:abstractNumId="121" w15:restartNumberingAfterBreak="0">
     <w:nsid w:val="7E1427B3"/>
     <w:multiLevelType w:val="multilevel"/>
     <w:tmpl w:val="760E8CDE"/>
@@ -32919,342 +37243,372 @@
     </w:lvl>
   </w:abstractNum>
   <w:num w:numId="1" w16cid:durableId="1956208242">
+    <w:abstractNumId w:val="6"/>
+  </w:num>
+  <w:num w:numId="2" w16cid:durableId="77288022">
     <w:abstractNumId w:val="7"/>
   </w:num>
-  <w:num w:numId="2" w16cid:durableId="77288022">
+  <w:num w:numId="3" w16cid:durableId="1080636982">
+    <w:abstractNumId w:val="79"/>
+  </w:num>
+  <w:num w:numId="4" w16cid:durableId="716128754">
+    <w:abstractNumId w:val="32"/>
+  </w:num>
+  <w:num w:numId="5" w16cid:durableId="1356880465">
+    <w:abstractNumId w:val="117"/>
+  </w:num>
+  <w:num w:numId="6" w16cid:durableId="1210613002">
+    <w:abstractNumId w:val="23"/>
+  </w:num>
+  <w:num w:numId="7" w16cid:durableId="2002191770">
+    <w:abstractNumId w:val="62"/>
+  </w:num>
+  <w:num w:numId="8" w16cid:durableId="998534124">
+    <w:abstractNumId w:val="40"/>
+  </w:num>
+  <w:num w:numId="9" w16cid:durableId="523247384">
+    <w:abstractNumId w:val="108"/>
+  </w:num>
+  <w:num w:numId="10" w16cid:durableId="261114341">
+    <w:abstractNumId w:val="18"/>
+  </w:num>
+  <w:num w:numId="11" w16cid:durableId="987244375">
+    <w:abstractNumId w:val="118"/>
+  </w:num>
+  <w:num w:numId="12" w16cid:durableId="1765805581">
     <w:abstractNumId w:val="8"/>
   </w:num>
-  <w:num w:numId="3" w16cid:durableId="1080636982">
-    <w:abstractNumId w:val="73"/>
-  </w:num>
-  <w:num w:numId="4" w16cid:durableId="716128754">
-    <w:abstractNumId w:val="28"/>
-  </w:num>
-  <w:num w:numId="5" w16cid:durableId="1356880465">
-    <w:abstractNumId w:val="107"/>
-  </w:num>
-  <w:num w:numId="6" w16cid:durableId="1210613002">
-    <w:abstractNumId w:val="20"/>
-  </w:num>
-  <w:num w:numId="7" w16cid:durableId="2002191770">
-    <w:abstractNumId w:val="57"/>
-  </w:num>
-  <w:num w:numId="8" w16cid:durableId="998534124">
-    <w:abstractNumId w:val="36"/>
-  </w:num>
-  <w:num w:numId="9" w16cid:durableId="523247384">
-    <w:abstractNumId w:val="99"/>
-  </w:num>
-  <w:num w:numId="10" w16cid:durableId="261114341">
-    <w:abstractNumId w:val="15"/>
-  </w:num>
-  <w:num w:numId="11" w16cid:durableId="987244375">
-    <w:abstractNumId w:val="108"/>
-  </w:num>
-  <w:num w:numId="12" w16cid:durableId="1765805581">
-    <w:abstractNumId w:val="9"/>
-  </w:num>
   <w:num w:numId="13" w16cid:durableId="820117559">
-    <w:abstractNumId w:val="93"/>
+    <w:abstractNumId w:val="100"/>
   </w:num>
   <w:num w:numId="14" w16cid:durableId="452291802">
-    <w:abstractNumId w:val="40"/>
+    <w:abstractNumId w:val="44"/>
   </w:num>
   <w:num w:numId="15" w16cid:durableId="71853967">
-    <w:abstractNumId w:val="27"/>
+    <w:abstractNumId w:val="31"/>
   </w:num>
   <w:num w:numId="16" w16cid:durableId="1587035945">
-    <w:abstractNumId w:val="55"/>
+    <w:abstractNumId w:val="60"/>
   </w:num>
   <w:num w:numId="17" w16cid:durableId="1439452709">
-    <w:abstractNumId w:val="47"/>
+    <w:abstractNumId w:val="51"/>
   </w:num>
   <w:num w:numId="18" w16cid:durableId="1627157179">
-    <w:abstractNumId w:val="76"/>
+    <w:abstractNumId w:val="84"/>
   </w:num>
   <w:num w:numId="19" w16cid:durableId="1214316601">
-    <w:abstractNumId w:val="60"/>
+    <w:abstractNumId w:val="65"/>
   </w:num>
   <w:num w:numId="20" w16cid:durableId="1685471909">
     <w:abstractNumId w:val="2"/>
   </w:num>
   <w:num w:numId="21" w16cid:durableId="914435209">
-    <w:abstractNumId w:val="41"/>
+    <w:abstractNumId w:val="45"/>
   </w:num>
   <w:num w:numId="22" w16cid:durableId="1255505909">
-    <w:abstractNumId w:val="35"/>
+    <w:abstractNumId w:val="39"/>
   </w:num>
   <w:num w:numId="23" w16cid:durableId="529799065">
-    <w:abstractNumId w:val="11"/>
+    <w:abstractNumId w:val="13"/>
   </w:num>
   <w:num w:numId="24" w16cid:durableId="1664163106">
-    <w:abstractNumId w:val="90"/>
+    <w:abstractNumId w:val="97"/>
   </w:num>
   <w:num w:numId="25" w16cid:durableId="1714576960">
-    <w:abstractNumId w:val="18"/>
+    <w:abstractNumId w:val="21"/>
   </w:num>
   <w:num w:numId="26" w16cid:durableId="2121341683">
+    <w:abstractNumId w:val="27"/>
+  </w:num>
+  <w:num w:numId="27" w16cid:durableId="827793205">
+    <w:abstractNumId w:val="114"/>
+  </w:num>
+  <w:num w:numId="28" w16cid:durableId="1275989163">
+    <w:abstractNumId w:val="58"/>
+  </w:num>
+  <w:num w:numId="29" w16cid:durableId="621544332">
+    <w:abstractNumId w:val="70"/>
+  </w:num>
+  <w:num w:numId="30" w16cid:durableId="1089692455">
+    <w:abstractNumId w:val="15"/>
+  </w:num>
+  <w:num w:numId="31" w16cid:durableId="1926265000">
+    <w:abstractNumId w:val="34"/>
+  </w:num>
+  <w:num w:numId="32" w16cid:durableId="2092268856">
+    <w:abstractNumId w:val="16"/>
+  </w:num>
+  <w:num w:numId="33" w16cid:durableId="46222972">
+    <w:abstractNumId w:val="36"/>
+  </w:num>
+  <w:num w:numId="34" w16cid:durableId="721440043">
+    <w:abstractNumId w:val="76"/>
+  </w:num>
+  <w:num w:numId="35" w16cid:durableId="1074085621">
+    <w:abstractNumId w:val="105"/>
+  </w:num>
+  <w:num w:numId="36" w16cid:durableId="164785594">
+    <w:abstractNumId w:val="72"/>
+  </w:num>
+  <w:num w:numId="37" w16cid:durableId="1690908687">
+    <w:abstractNumId w:val="73"/>
+  </w:num>
+  <w:num w:numId="38" w16cid:durableId="1494486041">
+    <w:abstractNumId w:val="56"/>
+  </w:num>
+  <w:num w:numId="39" w16cid:durableId="301084558">
+    <w:abstractNumId w:val="22"/>
+  </w:num>
+  <w:num w:numId="40" w16cid:durableId="1202018679">
+    <w:abstractNumId w:val="113"/>
+  </w:num>
+  <w:num w:numId="41" w16cid:durableId="696003112">
+    <w:abstractNumId w:val="119"/>
+  </w:num>
+  <w:num w:numId="42" w16cid:durableId="1488278798">
+    <w:abstractNumId w:val="67"/>
+  </w:num>
+  <w:num w:numId="43" w16cid:durableId="630794293">
+    <w:abstractNumId w:val="66"/>
+  </w:num>
+  <w:num w:numId="44" w16cid:durableId="170145410">
+    <w:abstractNumId w:val="88"/>
+  </w:num>
+  <w:num w:numId="45" w16cid:durableId="127862477">
     <w:abstractNumId w:val="24"/>
   </w:num>
-  <w:num w:numId="27" w16cid:durableId="827793205">
+  <w:num w:numId="46" w16cid:durableId="105513983">
     <w:abstractNumId w:val="104"/>
   </w:num>
-  <w:num w:numId="28" w16cid:durableId="1275989163">
-    <w:abstractNumId w:val="53"/>
-  </w:num>
-  <w:num w:numId="29" w16cid:durableId="621544332">
-    <w:abstractNumId w:val="64"/>
-  </w:num>
-  <w:num w:numId="30" w16cid:durableId="1089692455">
-    <w:abstractNumId w:val="12"/>
-  </w:num>
-  <w:num w:numId="31" w16cid:durableId="1926265000">
+  <w:num w:numId="47" w16cid:durableId="1514762862">
     <w:abstractNumId w:val="30"/>
-  </w:num>
-  <w:num w:numId="32" w16cid:durableId="2092268856">
-    <w:abstractNumId w:val="13"/>
-  </w:num>
-  <w:num w:numId="33" w16cid:durableId="46222972">
-    <w:abstractNumId w:val="32"/>
-  </w:num>
-  <w:num w:numId="34" w16cid:durableId="721440043">
-    <w:abstractNumId w:val="70"/>
-  </w:num>
-  <w:num w:numId="35" w16cid:durableId="1074085621">
-    <w:abstractNumId w:val="96"/>
-  </w:num>
-  <w:num w:numId="36" w16cid:durableId="164785594">
-    <w:abstractNumId w:val="66"/>
-  </w:num>
-  <w:num w:numId="37" w16cid:durableId="1690908687">
-    <w:abstractNumId w:val="67"/>
-  </w:num>
-  <w:num w:numId="38" w16cid:durableId="1494486041">
-    <w:abstractNumId w:val="51"/>
-  </w:num>
-  <w:num w:numId="39" w16cid:durableId="301084558">
-    <w:abstractNumId w:val="19"/>
-  </w:num>
-  <w:num w:numId="40" w16cid:durableId="1202018679">
-    <w:abstractNumId w:val="103"/>
-  </w:num>
-  <w:num w:numId="41" w16cid:durableId="696003112">
-    <w:abstractNumId w:val="109"/>
-  </w:num>
-  <w:num w:numId="42" w16cid:durableId="1488278798">
-    <w:abstractNumId w:val="62"/>
-  </w:num>
-  <w:num w:numId="43" w16cid:durableId="630794293">
-    <w:abstractNumId w:val="61"/>
-  </w:num>
-  <w:num w:numId="44" w16cid:durableId="170145410">
-    <w:abstractNumId w:val="80"/>
-  </w:num>
-  <w:num w:numId="45" w16cid:durableId="127862477">
-    <w:abstractNumId w:val="21"/>
-  </w:num>
-  <w:num w:numId="46" w16cid:durableId="105513983">
-    <w:abstractNumId w:val="95"/>
-  </w:num>
-  <w:num w:numId="47" w16cid:durableId="1514762862">
-    <w:abstractNumId w:val="26"/>
   </w:num>
   <w:num w:numId="48" w16cid:durableId="2091274094">
     <w:abstractNumId w:val="4"/>
   </w:num>
   <w:num w:numId="49" w16cid:durableId="1099376477">
-    <w:abstractNumId w:val="59"/>
+    <w:abstractNumId w:val="64"/>
   </w:num>
   <w:num w:numId="50" w16cid:durableId="1000231748">
-    <w:abstractNumId w:val="14"/>
+    <w:abstractNumId w:val="17"/>
   </w:num>
   <w:num w:numId="51" w16cid:durableId="1626617711">
-    <w:abstractNumId w:val="68"/>
+    <w:abstractNumId w:val="74"/>
   </w:num>
   <w:num w:numId="52" w16cid:durableId="853420226">
-    <w:abstractNumId w:val="83"/>
+    <w:abstractNumId w:val="91"/>
   </w:num>
   <w:num w:numId="53" w16cid:durableId="1519540791">
-    <w:abstractNumId w:val="58"/>
+    <w:abstractNumId w:val="63"/>
   </w:num>
   <w:num w:numId="54" w16cid:durableId="1148135894">
-    <w:abstractNumId w:val="48"/>
+    <w:abstractNumId w:val="53"/>
   </w:num>
   <w:num w:numId="55" w16cid:durableId="1808281118">
-    <w:abstractNumId w:val="94"/>
+    <w:abstractNumId w:val="102"/>
   </w:num>
   <w:num w:numId="56" w16cid:durableId="1758408107">
-    <w:abstractNumId w:val="43"/>
+    <w:abstractNumId w:val="47"/>
   </w:num>
   <w:num w:numId="57" w16cid:durableId="820270538">
     <w:abstractNumId w:val="1"/>
   </w:num>
   <w:num w:numId="58" w16cid:durableId="433135565">
-    <w:abstractNumId w:val="49"/>
+    <w:abstractNumId w:val="54"/>
   </w:num>
   <w:num w:numId="59" w16cid:durableId="1891763306">
-    <w:abstractNumId w:val="105"/>
+    <w:abstractNumId w:val="115"/>
   </w:num>
   <w:num w:numId="60" w16cid:durableId="252595352">
-    <w:abstractNumId w:val="37"/>
+    <w:abstractNumId w:val="41"/>
   </w:num>
   <w:num w:numId="61" w16cid:durableId="43599653">
-    <w:abstractNumId w:val="25"/>
+    <w:abstractNumId w:val="28"/>
   </w:num>
   <w:num w:numId="62" w16cid:durableId="1724282809">
-    <w:abstractNumId w:val="72"/>
+    <w:abstractNumId w:val="78"/>
   </w:num>
   <w:num w:numId="63" w16cid:durableId="1221207068">
     <w:abstractNumId w:val="3"/>
   </w:num>
   <w:num w:numId="64" w16cid:durableId="1494025353">
-    <w:abstractNumId w:val="45"/>
+    <w:abstractNumId w:val="49"/>
   </w:num>
   <w:num w:numId="65" w16cid:durableId="869296667">
-    <w:abstractNumId w:val="71"/>
+    <w:abstractNumId w:val="77"/>
   </w:num>
   <w:num w:numId="66" w16cid:durableId="91706771">
-    <w:abstractNumId w:val="23"/>
+    <w:abstractNumId w:val="26"/>
   </w:num>
   <w:num w:numId="67" w16cid:durableId="2083485411">
-    <w:abstractNumId w:val="31"/>
+    <w:abstractNumId w:val="35"/>
   </w:num>
   <w:num w:numId="68" w16cid:durableId="34044173">
-    <w:abstractNumId w:val="46"/>
+    <w:abstractNumId w:val="50"/>
   </w:num>
   <w:num w:numId="69" w16cid:durableId="1958246351">
-    <w:abstractNumId w:val="16"/>
+    <w:abstractNumId w:val="19"/>
   </w:num>
   <w:num w:numId="70" w16cid:durableId="1597665370">
-    <w:abstractNumId w:val="10"/>
+    <w:abstractNumId w:val="11"/>
   </w:num>
   <w:num w:numId="71" w16cid:durableId="389354266">
-    <w:abstractNumId w:val="102"/>
+    <w:abstractNumId w:val="112"/>
   </w:num>
   <w:num w:numId="72" w16cid:durableId="1195070258">
-    <w:abstractNumId w:val="100"/>
+    <w:abstractNumId w:val="109"/>
   </w:num>
   <w:num w:numId="73" w16cid:durableId="1972049655">
-    <w:abstractNumId w:val="52"/>
+    <w:abstractNumId w:val="57"/>
   </w:num>
   <w:num w:numId="74" w16cid:durableId="1499272371">
-    <w:abstractNumId w:val="74"/>
+    <w:abstractNumId w:val="80"/>
   </w:num>
   <w:num w:numId="75" w16cid:durableId="1796026856">
-    <w:abstractNumId w:val="82"/>
+    <w:abstractNumId w:val="90"/>
   </w:num>
   <w:num w:numId="76" w16cid:durableId="1229995767">
+    <w:abstractNumId w:val="93"/>
+  </w:num>
+  <w:num w:numId="77" w16cid:durableId="1817409612">
+    <w:abstractNumId w:val="86"/>
+  </w:num>
+  <w:num w:numId="78" w16cid:durableId="1134832258">
+    <w:abstractNumId w:val="116"/>
+  </w:num>
+  <w:num w:numId="79" w16cid:durableId="1911575055">
+    <w:abstractNumId w:val="59"/>
+  </w:num>
+  <w:num w:numId="80" w16cid:durableId="1638756930">
+    <w:abstractNumId w:val="37"/>
+  </w:num>
+  <w:num w:numId="81" w16cid:durableId="427506740">
+    <w:abstractNumId w:val="96"/>
+  </w:num>
+  <w:num w:numId="82" w16cid:durableId="513149297">
     <w:abstractNumId w:val="85"/>
   </w:num>
-  <w:num w:numId="77" w16cid:durableId="1817409612">
-    <w:abstractNumId w:val="78"/>
-  </w:num>
-  <w:num w:numId="78" w16cid:durableId="1134832258">
-    <w:abstractNumId w:val="106"/>
-  </w:num>
-  <w:num w:numId="79" w16cid:durableId="1911575055">
-    <w:abstractNumId w:val="54"/>
-  </w:num>
-  <w:num w:numId="80" w16cid:durableId="1638756930">
-    <w:abstractNumId w:val="33"/>
-  </w:num>
-  <w:num w:numId="81" w16cid:durableId="427506740">
-    <w:abstractNumId w:val="89"/>
-  </w:num>
-  <w:num w:numId="82" w16cid:durableId="513149297">
-    <w:abstractNumId w:val="77"/>
-  </w:num>
   <w:num w:numId="83" w16cid:durableId="548422958">
-    <w:abstractNumId w:val="38"/>
+    <w:abstractNumId w:val="42"/>
   </w:num>
   <w:num w:numId="84" w16cid:durableId="931205951">
-    <w:abstractNumId w:val="98"/>
+    <w:abstractNumId w:val="107"/>
   </w:num>
   <w:num w:numId="85" w16cid:durableId="1261450898">
     <w:abstractNumId w:val="0"/>
   </w:num>
   <w:num w:numId="86" w16cid:durableId="470248295">
-    <w:abstractNumId w:val="65"/>
+    <w:abstractNumId w:val="71"/>
   </w:num>
   <w:num w:numId="87" w16cid:durableId="982394239">
-    <w:abstractNumId w:val="86"/>
+    <w:abstractNumId w:val="94"/>
   </w:num>
   <w:num w:numId="88" w16cid:durableId="2041782596">
-    <w:abstractNumId w:val="22"/>
+    <w:abstractNumId w:val="25"/>
   </w:num>
   <w:num w:numId="89" w16cid:durableId="558440056">
-    <w:abstractNumId w:val="29"/>
+    <w:abstractNumId w:val="33"/>
   </w:num>
   <w:num w:numId="90" w16cid:durableId="1366632968">
     <w:abstractNumId w:val="5"/>
   </w:num>
   <w:num w:numId="91" w16cid:durableId="329143539">
-    <w:abstractNumId w:val="50"/>
+    <w:abstractNumId w:val="55"/>
   </w:num>
   <w:num w:numId="92" w16cid:durableId="1194732434">
+    <w:abstractNumId w:val="110"/>
+  </w:num>
+  <w:num w:numId="93" w16cid:durableId="1126509868">
+    <w:abstractNumId w:val="46"/>
+  </w:num>
+  <w:num w:numId="94" w16cid:durableId="1586915427">
+    <w:abstractNumId w:val="121"/>
+  </w:num>
+  <w:num w:numId="95" w16cid:durableId="1985424155">
+    <w:abstractNumId w:val="75"/>
+  </w:num>
+  <w:num w:numId="96" w16cid:durableId="1503928418">
+    <w:abstractNumId w:val="120"/>
+  </w:num>
+  <w:num w:numId="97" w16cid:durableId="1523935396">
+    <w:abstractNumId w:val="38"/>
+  </w:num>
+  <w:num w:numId="98" w16cid:durableId="918711878">
+    <w:abstractNumId w:val="98"/>
+  </w:num>
+  <w:num w:numId="99" w16cid:durableId="1606887394">
+    <w:abstractNumId w:val="99"/>
+  </w:num>
+  <w:num w:numId="100" w16cid:durableId="1027754377">
+    <w:abstractNumId w:val="83"/>
+  </w:num>
+  <w:num w:numId="101" w16cid:durableId="826559138">
+    <w:abstractNumId w:val="87"/>
+  </w:num>
+  <w:num w:numId="102" w16cid:durableId="442727970">
+    <w:abstractNumId w:val="95"/>
+  </w:num>
+  <w:num w:numId="103" w16cid:durableId="844444982">
+    <w:abstractNumId w:val="43"/>
+  </w:num>
+  <w:num w:numId="104" w16cid:durableId="1434743620">
+    <w:abstractNumId w:val="89"/>
+  </w:num>
+  <w:num w:numId="105" w16cid:durableId="2108646521">
+    <w:abstractNumId w:val="92"/>
+  </w:num>
+  <w:num w:numId="106" w16cid:durableId="590892086">
+    <w:abstractNumId w:val="61"/>
+  </w:num>
+  <w:num w:numId="107" w16cid:durableId="357900316">
+    <w:abstractNumId w:val="106"/>
+  </w:num>
+  <w:num w:numId="108" w16cid:durableId="1764102689">
+    <w:abstractNumId w:val="48"/>
+  </w:num>
+  <w:num w:numId="109" w16cid:durableId="912198173">
+    <w:abstractNumId w:val="20"/>
+  </w:num>
+  <w:num w:numId="110" w16cid:durableId="1241789548">
+    <w:abstractNumId w:val="69"/>
+  </w:num>
+  <w:num w:numId="111" w16cid:durableId="1400665305">
+    <w:abstractNumId w:val="111"/>
+  </w:num>
+  <w:num w:numId="112" w16cid:durableId="2112309544">
+    <w:abstractNumId w:val="103"/>
+  </w:num>
+  <w:num w:numId="113" w16cid:durableId="178980209">
+    <w:abstractNumId w:val="68"/>
+  </w:num>
+  <w:num w:numId="114" w16cid:durableId="1439905237">
+    <w:abstractNumId w:val="81"/>
+  </w:num>
+  <w:num w:numId="115" w16cid:durableId="1284994660">
+    <w:abstractNumId w:val="12"/>
+  </w:num>
+  <w:num w:numId="116" w16cid:durableId="1485464118">
+    <w:abstractNumId w:val="52"/>
+  </w:num>
+  <w:num w:numId="117" w16cid:durableId="23748565">
+    <w:abstractNumId w:val="9"/>
+  </w:num>
+  <w:num w:numId="118" w16cid:durableId="1546982661">
+    <w:abstractNumId w:val="29"/>
+  </w:num>
+  <w:num w:numId="119" w16cid:durableId="511844402">
+    <w:abstractNumId w:val="82"/>
+  </w:num>
+  <w:num w:numId="120" w16cid:durableId="11885333">
     <w:abstractNumId w:val="101"/>
   </w:num>
-  <w:num w:numId="93" w16cid:durableId="1126509868">
-    <w:abstractNumId w:val="42"/>
+  <w:num w:numId="121" w16cid:durableId="505560641">
+    <w:abstractNumId w:val="14"/>
   </w:num>
-  <w:num w:numId="94" w16cid:durableId="1586915427">
-    <w:abstractNumId w:val="111"/>
+  <w:num w:numId="122" w16cid:durableId="1705016172">
+    <w:abstractNumId w:val="10"/>
   </w:num>
-  <w:num w:numId="95" w16cid:durableId="1985424155">
-    <w:abstractNumId w:val="69"/>
-  </w:num>
-  <w:num w:numId="96" w16cid:durableId="1503928418">
-    <w:abstractNumId w:val="110"/>
-  </w:num>
-  <w:num w:numId="97" w16cid:durableId="1523935396">
-    <w:abstractNumId w:val="34"/>
-  </w:num>
-  <w:num w:numId="98" w16cid:durableId="918711878">
-    <w:abstractNumId w:val="91"/>
-  </w:num>
-  <w:num w:numId="99" w16cid:durableId="1606887394">
-    <w:abstractNumId w:val="92"/>
-  </w:num>
-  <w:num w:numId="100" w16cid:durableId="1027754377">
-    <w:abstractNumId w:val="75"/>
-  </w:num>
-  <w:num w:numId="101" w16cid:durableId="826559138">
-    <w:abstractNumId w:val="79"/>
-  </w:num>
-  <w:num w:numId="102" w16cid:durableId="442727970">
-    <w:abstractNumId w:val="87"/>
-  </w:num>
-  <w:num w:numId="103" w16cid:durableId="1562517256">
-    <w:abstractNumId w:val="88"/>
-  </w:num>
-  <w:num w:numId="104" w16cid:durableId="89352316">
-    <w:abstractNumId w:val="6"/>
-  </w:num>
-  <w:num w:numId="105" w16cid:durableId="844444982">
-    <w:abstractNumId w:val="39"/>
-  </w:num>
-  <w:num w:numId="106" w16cid:durableId="1434743620">
-    <w:abstractNumId w:val="81"/>
-  </w:num>
-  <w:num w:numId="107" w16cid:durableId="2108646521">
-    <w:abstractNumId w:val="84"/>
-  </w:num>
-  <w:num w:numId="108" w16cid:durableId="590892086">
-    <w:abstractNumId w:val="56"/>
-  </w:num>
-  <w:num w:numId="109" w16cid:durableId="357900316">
-    <w:abstractNumId w:val="97"/>
-  </w:num>
-  <w:num w:numId="110" w16cid:durableId="1764102689">
-    <w:abstractNumId w:val="44"/>
-  </w:num>
-  <w:num w:numId="111" w16cid:durableId="912198173">
-    <w:abstractNumId w:val="17"/>
-  </w:num>
-  <w:num w:numId="112" w16cid:durableId="1241789548">
-    <w:abstractNumId w:val="63"/>
-  </w:num>
-  <w:numIdMacAtCleanup w:val="102"/>
+  <w:numIdMacAtCleanup w:val="122"/>
 </w:numbering>
 </file>
 

--- a/documents/docx/Prompts.docx
+++ b/documents/docx/Prompts.docx
@@ -17834,10 +17834,7 @@
         <w:ind w:left="360"/>
       </w:pPr>
       <w:r>
-        <w:t xml:space="preserve">EN: </w:t>
-      </w:r>
-      <w:r>
-        <w:t>A</w:t>
+        <w:t>EN: A</w:t>
       </w:r>
       <w:r>
         <w:t xml:space="preserve">dd </w:t>
@@ -17846,10 +17843,7 @@
         <w:t>this article</w:t>
       </w:r>
       <w:r>
-        <w:t xml:space="preserve"> </w:t>
-      </w:r>
-      <w:r>
-        <w:t>to the right panel and locate it on the top</w:t>
+        <w:t xml:space="preserve"> to the right panel and locate it on the top</w:t>
       </w:r>
       <w:r>
         <w:t>:</w:t>
@@ -17889,10 +17883,7 @@
         <w:ind w:left="360"/>
       </w:pPr>
       <w:r>
-        <w:t xml:space="preserve">The book is available on </w:t>
-      </w:r>
-      <w:r>
-        <w:t xml:space="preserve">Amazon platform: </w:t>
+        <w:t xml:space="preserve">The book is available on Amazon platform: </w:t>
       </w:r>
       <w:hyperlink r:id="rId5" w:history="1">
         <w:r>
@@ -17915,10 +17906,7 @@
         <w:ind w:left="360"/>
       </w:pPr>
       <w:r>
-        <w:t xml:space="preserve">AZ: Add this text </w:t>
-      </w:r>
-      <w:r>
-        <w:t>A</w:t>
+        <w:t>AZ: Add this text A</w:t>
       </w:r>
       <w:r>
         <w:t xml:space="preserve">dd </w:t>
@@ -17979,19 +17967,7 @@
           <w:rPr>
             <w:rStyle w:val="Hyperlink"/>
           </w:rPr>
-          <w:t>Azerbaijan, North and South: One People, Two Centuries of Separation, Shaped by Two Systems, Parti</w:t>
-        </w:r>
-        <w:r>
-          <w:rPr>
-            <w:rStyle w:val="Hyperlink"/>
-          </w:rPr>
-          <w:t>a</w:t>
-        </w:r>
-        <w:r>
-          <w:rPr>
-            <w:rStyle w:val="Hyperlink"/>
-          </w:rPr>
-          <w:t>l Assimilation, and Identity Spectrums (Azerbaijan: Pragmatic Analysis): Amazon.co.uk: Gəruslu, Vəhid: 9798195362652: Books</w:t>
+          <w:t>Azerbaijan, North and South: One People, Two Centuries of Separation, Shaped by Two Systems, Partial Assimilation, and Identity Spectrums (Azerbaijan: Pragmatic Analysis): Amazon.co.uk: Gəruslu, Vəhid: 9798195362652: Books</w:t>
         </w:r>
       </w:hyperlink>
     </w:p>
@@ -19015,7 +18991,7 @@
       </w:pPr>
       <w:r>
         <w:pict w14:anchorId="287C0798">
-          <v:rect id="_x0000_i1068" style="width:0;height:1.5pt" o:hralign="center" o:hrstd="t" o:hr="t" fillcolor="#a0a0a0" stroked="f"/>
+          <v:rect id="_x0000_i1025" style="width:0;height:1.5pt" o:hralign="center" o:hrstd="t" o:hr="t" fillcolor="#a0a0a0" stroked="f"/>
         </w:pict>
       </w:r>
     </w:p>
@@ -19240,7 +19216,7 @@
       </w:pPr>
       <w:r>
         <w:pict w14:anchorId="393C2B16">
-          <v:rect id="_x0000_i1069" style="width:0;height:1.5pt" o:hralign="center" o:hrstd="t" o:hr="t" fillcolor="#a0a0a0" stroked="f"/>
+          <v:rect id="_x0000_i1026" style="width:0;height:1.5pt" o:hralign="center" o:hrstd="t" o:hr="t" fillcolor="#a0a0a0" stroked="f"/>
         </w:pict>
       </w:r>
     </w:p>
@@ -19327,7 +19303,7 @@
       </w:pPr>
       <w:r>
         <w:pict w14:anchorId="544DAECD">
-          <v:rect id="_x0000_i1070" style="width:0;height:1.5pt" o:hralign="center" o:hrstd="t" o:hr="t" fillcolor="#a0a0a0" stroked="f"/>
+          <v:rect id="_x0000_i1027" style="width:0;height:1.5pt" o:hralign="center" o:hrstd="t" o:hr="t" fillcolor="#a0a0a0" stroked="f"/>
         </w:pict>
       </w:r>
     </w:p>
@@ -19588,7 +19564,7 @@
       </w:pPr>
       <w:r>
         <w:pict w14:anchorId="4337D713">
-          <v:rect id="_x0000_i1071" style="width:0;height:1.5pt" o:hralign="center" o:hrstd="t" o:hr="t" fillcolor="#a0a0a0" stroked="f"/>
+          <v:rect id="_x0000_i1028" style="width:0;height:1.5pt" o:hralign="center" o:hrstd="t" o:hr="t" fillcolor="#a0a0a0" stroked="f"/>
         </w:pict>
       </w:r>
     </w:p>
@@ -19933,7 +19909,7 @@
       </w:pPr>
       <w:r>
         <w:pict w14:anchorId="5042BD42">
-          <v:rect id="_x0000_i1072" style="width:0;height:1.5pt" o:hralign="center" o:hrstd="t" o:hr="t" fillcolor="#a0a0a0" stroked="f"/>
+          <v:rect id="_x0000_i1029" style="width:0;height:1.5pt" o:hralign="center" o:hrstd="t" o:hr="t" fillcolor="#a0a0a0" stroked="f"/>
         </w:pict>
       </w:r>
     </w:p>
@@ -20071,7 +20047,7 @@
       </w:pPr>
       <w:r>
         <w:pict w14:anchorId="2B636026">
-          <v:rect id="_x0000_i1073" style="width:0;height:1.5pt" o:hralign="center" o:hrstd="t" o:hr="t" fillcolor="#a0a0a0" stroked="f"/>
+          <v:rect id="_x0000_i1030" style="width:0;height:1.5pt" o:hralign="center" o:hrstd="t" o:hr="t" fillcolor="#a0a0a0" stroked="f"/>
         </w:pict>
       </w:r>
     </w:p>
@@ -20155,7 +20131,7 @@
       </w:pPr>
       <w:r>
         <w:pict w14:anchorId="53E31ACD">
-          <v:rect id="_x0000_i1105" style="width:0;height:1.5pt" o:hralign="center" o:hrstd="t" o:hr="t" fillcolor="#a0a0a0" stroked="f"/>
+          <v:rect id="_x0000_i1031" style="width:0;height:1.5pt" o:hralign="center" o:hrstd="t" o:hr="t" fillcolor="#a0a0a0" stroked="f"/>
         </w:pict>
       </w:r>
     </w:p>
@@ -20257,7 +20233,7 @@
       </w:pPr>
       <w:r>
         <w:pict w14:anchorId="4A8811B9">
-          <v:rect id="_x0000_i1106" style="width:0;height:1.5pt" o:hralign="center" o:hrstd="t" o:hr="t" fillcolor="#a0a0a0" stroked="f"/>
+          <v:rect id="_x0000_i1032" style="width:0;height:1.5pt" o:hralign="center" o:hrstd="t" o:hr="t" fillcolor="#a0a0a0" stroked="f"/>
         </w:pict>
       </w:r>
     </w:p>
@@ -20335,7 +20311,7 @@
       </w:pPr>
       <w:r>
         <w:pict w14:anchorId="611CCB95">
-          <v:rect id="_x0000_i1107" style="width:0;height:1.5pt" o:hralign="center" o:hrstd="t" o:hr="t" fillcolor="#a0a0a0" stroked="f"/>
+          <v:rect id="_x0000_i1033" style="width:0;height:1.5pt" o:hralign="center" o:hrstd="t" o:hr="t" fillcolor="#a0a0a0" stroked="f"/>
         </w:pict>
       </w:r>
     </w:p>
@@ -20398,7 +20374,7 @@
       </w:pPr>
       <w:r>
         <w:pict w14:anchorId="28BB0A1E">
-          <v:rect id="_x0000_i1108" style="width:0;height:1.5pt" o:hralign="center" o:hrstd="t" o:hr="t" fillcolor="#a0a0a0" stroked="f"/>
+          <v:rect id="_x0000_i1034" style="width:0;height:1.5pt" o:hralign="center" o:hrstd="t" o:hr="t" fillcolor="#a0a0a0" stroked="f"/>
         </w:pict>
       </w:r>
     </w:p>
@@ -20458,6 +20434,9 @@
         <w:ind w:left="360"/>
       </w:pPr>
       <w:r>
+        <w:rPr>
+          <w:noProof/>
+        </w:rPr>
         <w:drawing>
           <wp:inline distT="0" distB="0" distL="0" distR="0" wp14:anchorId="7DDA3332" wp14:editId="789AB7D6">
             <wp:extent cx="5943600" cy="3571240"/>
@@ -20502,7 +20481,7 @@
       </w:pPr>
       <w:r>
         <w:pict w14:anchorId="400C61FF">
-          <v:rect id="_x0000_i1138" style="width:0;height:1.5pt" o:hralign="center" o:hrstd="t" o:hr="t" fillcolor="#a0a0a0" stroked="f"/>
+          <v:rect id="_x0000_i1035" style="width:0;height:1.5pt" o:hralign="center" o:hrstd="t" o:hr="t" fillcolor="#a0a0a0" stroked="f"/>
         </w:pict>
       </w:r>
     </w:p>
@@ -20571,7 +20550,7 @@
       </w:pPr>
       <w:r>
         <w:pict w14:anchorId="36184C81">
-          <v:rect id="_x0000_i1139" style="width:0;height:1.5pt" o:hralign="center" o:hrstd="t" o:hr="t" fillcolor="#a0a0a0" stroked="f"/>
+          <v:rect id="_x0000_i1036" style="width:0;height:1.5pt" o:hralign="center" o:hrstd="t" o:hr="t" fillcolor="#a0a0a0" stroked="f"/>
         </w:pict>
       </w:r>
     </w:p>
@@ -20786,7 +20765,7 @@
       </w:pPr>
       <w:r>
         <w:pict w14:anchorId="5D3BB4AC">
-          <v:rect id="_x0000_i1140" style="width:0;height:1.5pt" o:hralign="center" o:hrstd="t" o:hr="t" fillcolor="#a0a0a0" stroked="f"/>
+          <v:rect id="_x0000_i1037" style="width:0;height:1.5pt" o:hralign="center" o:hrstd="t" o:hr="t" fillcolor="#a0a0a0" stroked="f"/>
         </w:pict>
       </w:r>
     </w:p>
@@ -21096,7 +21075,7 @@
       </w:pPr>
       <w:r>
         <w:pict w14:anchorId="568F1315">
-          <v:rect id="_x0000_i1141" style="width:0;height:1.5pt" o:hralign="center" o:hrstd="t" o:hr="t" fillcolor="#a0a0a0" stroked="f"/>
+          <v:rect id="_x0000_i1038" style="width:0;height:1.5pt" o:hralign="center" o:hrstd="t" o:hr="t" fillcolor="#a0a0a0" stroked="f"/>
         </w:pict>
       </w:r>
     </w:p>
@@ -21812,6 +21791,2787 @@
       </w:pPr>
       <w:r>
         <w:t>The final report should be practical, specific, and actionable, so that the issues can be corrected systematically.</w:t>
+      </w:r>
+    </w:p>
+    <w:p/>
+    <w:p>
+      <w:r>
+        <w:t>-------------------------------------------------------------</w:t>
+      </w:r>
+      <w:r>
+        <w:br w:type="page"/>
+      </w:r>
+    </w:p>
+    <w:p>
+      <w:pPr>
+        <w:spacing w:after="0" w:line="240" w:lineRule="auto"/>
+        <w:ind w:left="360"/>
+      </w:pPr>
+      <w:r>
+        <w:lastRenderedPageBreak/>
+        <w:t>Build subfolders inside the /images/icons directory that correspond to the sections or paragraphs in the inventions list, and move each relevant icon into the appropriate subfolder.</w:t>
+      </w:r>
+    </w:p>
+    <w:p>
+      <w:pPr>
+        <w:spacing w:after="0" w:line="240" w:lineRule="auto"/>
+        <w:ind w:left="360"/>
+      </w:pPr>
+      <w:r>
+        <w:t>Please ensure that:</w:t>
+      </w:r>
+    </w:p>
+    <w:p>
+      <w:pPr>
+        <w:numPr>
+          <w:ilvl w:val="0"/>
+          <w:numId w:val="123"/>
+        </w:numPr>
+        <w:spacing w:after="0" w:line="240" w:lineRule="auto"/>
+      </w:pPr>
+      <w:r>
+        <w:t xml:space="preserve">each subfolder name clearly matches the corresponding invention-list section; </w:t>
+      </w:r>
+    </w:p>
+    <w:p>
+      <w:pPr>
+        <w:numPr>
+          <w:ilvl w:val="0"/>
+          <w:numId w:val="123"/>
+        </w:numPr>
+        <w:spacing w:after="0" w:line="240" w:lineRule="auto"/>
+      </w:pPr>
+      <w:r>
+        <w:t xml:space="preserve">all icons are moved to the correct subfolders based on their related invention; </w:t>
+      </w:r>
+    </w:p>
+    <w:p>
+      <w:pPr>
+        <w:numPr>
+          <w:ilvl w:val="0"/>
+          <w:numId w:val="123"/>
+        </w:numPr>
+        <w:spacing w:after="0" w:line="240" w:lineRule="auto"/>
+      </w:pPr>
+      <w:r>
+        <w:t xml:space="preserve">file names remain clean and consistent; </w:t>
+      </w:r>
+    </w:p>
+    <w:p>
+      <w:pPr>
+        <w:numPr>
+          <w:ilvl w:val="0"/>
+          <w:numId w:val="123"/>
+        </w:numPr>
+        <w:spacing w:after="0" w:line="240" w:lineRule="auto"/>
+      </w:pPr>
+      <w:r>
+        <w:t xml:space="preserve">no icons are left in the wrong location; </w:t>
+      </w:r>
+    </w:p>
+    <w:p>
+      <w:pPr>
+        <w:numPr>
+          <w:ilvl w:val="0"/>
+          <w:numId w:val="123"/>
+        </w:numPr>
+        <w:spacing w:after="0" w:line="240" w:lineRule="auto"/>
+      </w:pPr>
+      <w:r>
+        <w:t xml:space="preserve">all references to these icons in the HTML/CSS/JavaScript files are updated accordingly so that no image links are broken; </w:t>
+      </w:r>
+    </w:p>
+    <w:p>
+      <w:pPr>
+        <w:numPr>
+          <w:ilvl w:val="0"/>
+          <w:numId w:val="123"/>
+        </w:numPr>
+        <w:spacing w:after="0" w:line="240" w:lineRule="auto"/>
+      </w:pPr>
+      <w:r>
+        <w:t>the final directory structure remains logical, easy to maintain, and consistent with the project’s organization standards.</w:t>
+      </w:r>
+    </w:p>
+    <w:p>
+      <w:pPr>
+        <w:spacing w:after="0" w:line="240" w:lineRule="auto"/>
+        <w:ind w:left="360"/>
+      </w:pPr>
+    </w:p>
+    <w:p>
+      <w:pPr>
+        <w:spacing w:after="0" w:line="240" w:lineRule="auto"/>
+        <w:ind w:left="360"/>
+      </w:pPr>
+      <w:r>
+        <w:t xml:space="preserve">Create a dedicated homepage for the </w:t>
+      </w:r>
+      <w:r>
+        <w:rPr>
+          <w:b/>
+          <w:bCs/>
+        </w:rPr>
+        <w:t>Knowledge Treasury</w:t>
+      </w:r>
+      <w:r>
+        <w:t xml:space="preserve"> website. The page should serve as an engaging introduction to the platform and clearly communicate its purpose, value, and scope.</w:t>
+      </w:r>
+    </w:p>
+    <w:p>
+      <w:pPr>
+        <w:spacing w:after="0" w:line="240" w:lineRule="auto"/>
+        <w:ind w:left="360"/>
+      </w:pPr>
+      <w:r>
+        <w:t>In the hero section:</w:t>
+      </w:r>
+    </w:p>
+    <w:p>
+      <w:pPr>
+        <w:numPr>
+          <w:ilvl w:val="0"/>
+          <w:numId w:val="124"/>
+        </w:numPr>
+        <w:spacing w:after="0" w:line="240" w:lineRule="auto"/>
+      </w:pPr>
+      <w:r>
+        <w:t xml:space="preserve">Display the </w:t>
+      </w:r>
+      <w:r>
+        <w:rPr>
+          <w:b/>
+          <w:bCs/>
+        </w:rPr>
+        <w:t>Knowledge Treasury logo/icon prominently in the center</w:t>
+      </w:r>
+      <w:r>
+        <w:t xml:space="preserve">. </w:t>
+      </w:r>
+    </w:p>
+    <w:p>
+      <w:pPr>
+        <w:numPr>
+          <w:ilvl w:val="0"/>
+          <w:numId w:val="124"/>
+        </w:numPr>
+        <w:spacing w:after="0" w:line="240" w:lineRule="auto"/>
+      </w:pPr>
+      <w:r>
+        <w:t xml:space="preserve">Add a compelling title and subtitle that reflect the mission of the platform. </w:t>
+      </w:r>
+    </w:p>
+    <w:p>
+      <w:pPr>
+        <w:numPr>
+          <w:ilvl w:val="0"/>
+          <w:numId w:val="124"/>
+        </w:numPr>
+        <w:spacing w:after="0" w:line="240" w:lineRule="auto"/>
+      </w:pPr>
+      <w:r>
+        <w:t xml:space="preserve">Include a concise introductory statement explaining what visitors can expect to find on the site. </w:t>
+      </w:r>
+    </w:p>
+    <w:p>
+      <w:pPr>
+        <w:spacing w:after="0" w:line="240" w:lineRule="auto"/>
+        <w:ind w:left="360"/>
+      </w:pPr>
+      <w:r>
+        <w:t>Below the hero section:</w:t>
+      </w:r>
+    </w:p>
+    <w:p>
+      <w:pPr>
+        <w:numPr>
+          <w:ilvl w:val="0"/>
+          <w:numId w:val="125"/>
+        </w:numPr>
+        <w:spacing w:after="0" w:line="240" w:lineRule="auto"/>
+      </w:pPr>
+      <w:r>
+        <w:t xml:space="preserve">Add a </w:t>
+      </w:r>
+      <w:r>
+        <w:rPr>
+          <w:b/>
+          <w:bCs/>
+        </w:rPr>
+        <w:t>"What is Knowledge Treasury?"</w:t>
+      </w:r>
+      <w:r>
+        <w:t xml:space="preserve"> section introducing the project and its objectives. </w:t>
+      </w:r>
+    </w:p>
+    <w:p>
+      <w:pPr>
+        <w:numPr>
+          <w:ilvl w:val="0"/>
+          <w:numId w:val="125"/>
+        </w:numPr>
+        <w:spacing w:after="0" w:line="240" w:lineRule="auto"/>
+      </w:pPr>
+      <w:r>
+        <w:t xml:space="preserve">Include a </w:t>
+      </w:r>
+      <w:r>
+        <w:rPr>
+          <w:b/>
+          <w:bCs/>
+        </w:rPr>
+        <w:t>site overview/summary</w:t>
+      </w:r>
+      <w:r>
+        <w:t xml:space="preserve"> describing the main content areas, such as prominent figures, scientific discoveries, inventions, industrial revolutions, historical achievements, and other knowledge resources. </w:t>
+      </w:r>
+    </w:p>
+    <w:p>
+      <w:pPr>
+        <w:numPr>
+          <w:ilvl w:val="0"/>
+          <w:numId w:val="125"/>
+        </w:numPr>
+        <w:spacing w:after="0" w:line="240" w:lineRule="auto"/>
+      </w:pPr>
+      <w:r>
+        <w:t xml:space="preserve">Create a </w:t>
+      </w:r>
+      <w:r>
+        <w:rPr>
+          <w:b/>
+          <w:bCs/>
+        </w:rPr>
+        <w:t>"Purpose and Mission"</w:t>
+      </w:r>
+      <w:r>
+        <w:t xml:space="preserve"> section containing several well-written paragraphs explaining why the platform was established, the importance of preserving and sharing humanity's scientific and intellectual heritage, and how the site contributes to education, research, innovation, and lifelong learning. </w:t>
+      </w:r>
+    </w:p>
+    <w:p>
+      <w:pPr>
+        <w:numPr>
+          <w:ilvl w:val="0"/>
+          <w:numId w:val="125"/>
+        </w:numPr>
+        <w:spacing w:after="0" w:line="240" w:lineRule="auto"/>
+      </w:pPr>
+      <w:r>
+        <w:t xml:space="preserve">Add a </w:t>
+      </w:r>
+      <w:r>
+        <w:rPr>
+          <w:b/>
+          <w:bCs/>
+        </w:rPr>
+        <w:t>"Value and Benefits"</w:t>
+      </w:r>
+      <w:r>
+        <w:t xml:space="preserve"> section describing the benefits provided to different categories of users, including students, teachers, researchers, scientists, professionals, entrepreneurs, policymakers, and members of the general public. </w:t>
+      </w:r>
+    </w:p>
+    <w:p>
+      <w:pPr>
+        <w:numPr>
+          <w:ilvl w:val="0"/>
+          <w:numId w:val="125"/>
+        </w:numPr>
+        <w:spacing w:after="0" w:line="240" w:lineRule="auto"/>
+      </w:pPr>
+      <w:r>
+        <w:t xml:space="preserve">Explain how the platform supports knowledge discovery, learning, inspiration, interdisciplinary thinking, and informed decision-making. </w:t>
+      </w:r>
+    </w:p>
+    <w:p>
+      <w:pPr>
+        <w:spacing w:after="0" w:line="240" w:lineRule="auto"/>
+        <w:ind w:left="360"/>
+      </w:pPr>
+      <w:r>
+        <w:t>To improve engagement and usability, include visually appealing feature cards highlighting key capabilities such as advanced search, filtering, sorting, grouping, multilingual content, text-to-speech support, responsive design, and rich educational resources.</w:t>
+      </w:r>
+    </w:p>
+    <w:p>
+      <w:pPr>
+        <w:spacing w:after="0" w:line="240" w:lineRule="auto"/>
+        <w:ind w:left="360"/>
+      </w:pPr>
+      <w:r>
+        <w:t>The page should follow the established UI/UX design standards of the project, be fully responsive, visually attractive, accessible, and optimized for both desktop and mobile devices. The design should convey a sense of knowledge, discovery, innovation, credibility, and intellectual excellence while maintaining a clean and modern appearance.</w:t>
+      </w:r>
+    </w:p>
+    <w:p>
+      <w:pPr>
+        <w:spacing w:after="0" w:line="240" w:lineRule="auto"/>
+        <w:ind w:left="360"/>
+      </w:pPr>
+      <w:r>
+        <w:rPr>
+          <w:vanish/>
+        </w:rPr>
+        <w:t>Top of Form</w:t>
+      </w:r>
+    </w:p>
+    <w:p>
+      <w:pPr>
+        <w:spacing w:after="0" w:line="240" w:lineRule="auto"/>
+        <w:ind w:left="360"/>
+      </w:pPr>
+      <w:r>
+        <w:t>-----------------------------------------------------------</w:t>
+      </w:r>
+    </w:p>
+    <w:p>
+      <w:pPr>
+        <w:spacing w:after="0" w:line="240" w:lineRule="auto"/>
+        <w:ind w:left="360"/>
+      </w:pPr>
+    </w:p>
+    <w:p>
+      <w:pPr>
+        <w:pBdr>
+          <w:bottom w:val="single" w:sz="6" w:space="1" w:color="auto"/>
+        </w:pBdr>
+        <w:spacing w:after="0" w:line="240" w:lineRule="auto"/>
+        <w:ind w:left="360"/>
+      </w:pPr>
+      <w:r>
+        <w:t>Ensure that all text content displayed under section headings and titles fully utilizes the available content width of the page. Avoid unnecessarily narrow text columns, excessive side margins, or constrained text containers that reduce readability and waste screen space. Text blocks should expand appropriately within the page layout while maintaining comfortable reading line lengths, consistent alignment, and responsiveness across desktop, tablet, and mobile devices. The objective is to maximize the effective use of available space and improve readability without compromising the overall visual balance and user experience</w:t>
+      </w:r>
+    </w:p>
+    <w:p>
+      <w:pPr>
+        <w:pBdr>
+          <w:bottom w:val="single" w:sz="6" w:space="1" w:color="auto"/>
+        </w:pBdr>
+        <w:spacing w:after="0" w:line="240" w:lineRule="auto"/>
+        <w:ind w:left="360"/>
+      </w:pPr>
+      <w:r>
+        <w:lastRenderedPageBreak/>
+        <w:t>A</w:t>
+      </w:r>
+      <w:r>
+        <w:t xml:space="preserve">djust the </w:t>
+      </w:r>
+      <w:r>
+        <w:rPr>
+          <w:b/>
+          <w:bCs/>
+        </w:rPr>
+        <w:t>Main Content Areas</w:t>
+      </w:r>
+      <w:r>
+        <w:t xml:space="preserve"> section so that all content cards are displayed in a </w:t>
+      </w:r>
+      <w:r>
+        <w:rPr>
+          <w:b/>
+          <w:bCs/>
+        </w:rPr>
+        <w:t>single horizontal row</w:t>
+      </w:r>
+      <w:r>
+        <w:t xml:space="preserve"> on desktop and large-screen devices. Ensure that:</w:t>
+      </w:r>
+    </w:p>
+    <w:p>
+      <w:pPr>
+        <w:numPr>
+          <w:ilvl w:val="0"/>
+          <w:numId w:val="126"/>
+        </w:numPr>
+        <w:pBdr>
+          <w:bottom w:val="single" w:sz="6" w:space="1" w:color="auto"/>
+        </w:pBdr>
+        <w:spacing w:after="0" w:line="240" w:lineRule="auto"/>
+      </w:pPr>
+      <w:r>
+        <w:t xml:space="preserve">All cards have a consistent height and width for a clean, professional appearance. </w:t>
+      </w:r>
+    </w:p>
+    <w:p>
+      <w:pPr>
+        <w:numPr>
+          <w:ilvl w:val="0"/>
+          <w:numId w:val="126"/>
+        </w:numPr>
+        <w:pBdr>
+          <w:bottom w:val="single" w:sz="6" w:space="1" w:color="auto"/>
+        </w:pBdr>
+        <w:spacing w:after="0" w:line="240" w:lineRule="auto"/>
+      </w:pPr>
+      <w:r>
+        <w:t xml:space="preserve">The cards are evenly spaced and properly aligned within the available page width. </w:t>
+      </w:r>
+    </w:p>
+    <w:p>
+      <w:pPr>
+        <w:numPr>
+          <w:ilvl w:val="0"/>
+          <w:numId w:val="126"/>
+        </w:numPr>
+        <w:pBdr>
+          <w:bottom w:val="single" w:sz="6" w:space="1" w:color="auto"/>
+        </w:pBdr>
+        <w:spacing w:after="0" w:line="240" w:lineRule="auto"/>
+      </w:pPr>
+      <w:r>
+        <w:t xml:space="preserve">The layout makes optimal use of horizontal screen space without creating excessive gaps or unused areas. </w:t>
+      </w:r>
+    </w:p>
+    <w:p>
+      <w:pPr>
+        <w:numPr>
+          <w:ilvl w:val="0"/>
+          <w:numId w:val="126"/>
+        </w:numPr>
+        <w:pBdr>
+          <w:bottom w:val="single" w:sz="6" w:space="1" w:color="auto"/>
+        </w:pBdr>
+        <w:spacing w:after="0" w:line="240" w:lineRule="auto"/>
+      </w:pPr>
+      <w:r>
+        <w:t xml:space="preserve">Card content remains fully visible and visually balanced. </w:t>
+      </w:r>
+    </w:p>
+    <w:p>
+      <w:pPr>
+        <w:numPr>
+          <w:ilvl w:val="0"/>
+          <w:numId w:val="126"/>
+        </w:numPr>
+        <w:pBdr>
+          <w:bottom w:val="single" w:sz="6" w:space="1" w:color="auto"/>
+        </w:pBdr>
+        <w:spacing w:after="0" w:line="240" w:lineRule="auto"/>
+      </w:pPr>
+      <w:r>
+        <w:t xml:space="preserve">Responsive behavior is preserved: on tablets and mobile devices, the cards should automatically reflow into two-column or single-column layouts as appropriate for the screen size. </w:t>
+      </w:r>
+    </w:p>
+    <w:p>
+      <w:pPr>
+        <w:numPr>
+          <w:ilvl w:val="0"/>
+          <w:numId w:val="126"/>
+        </w:numPr>
+        <w:pBdr>
+          <w:bottom w:val="single" w:sz="6" w:space="1" w:color="auto"/>
+        </w:pBdr>
+        <w:spacing w:after="0" w:line="240" w:lineRule="auto"/>
+      </w:pPr>
+      <w:r>
+        <w:t xml:space="preserve">Hover effects, animations, and interactive elements continue to function correctly after the layout change. </w:t>
+      </w:r>
+    </w:p>
+    <w:p>
+      <w:pPr>
+        <w:numPr>
+          <w:ilvl w:val="0"/>
+          <w:numId w:val="126"/>
+        </w:numPr>
+        <w:pBdr>
+          <w:bottom w:val="single" w:sz="6" w:space="1" w:color="auto"/>
+        </w:pBdr>
+        <w:spacing w:after="0" w:line="240" w:lineRule="auto"/>
+      </w:pPr>
+      <w:r>
+        <w:t xml:space="preserve">The overall design remains consistent with the website’s established UI/UX standards and visual style. </w:t>
+      </w:r>
+    </w:p>
+    <w:p>
+      <w:pPr>
+        <w:pBdr>
+          <w:bottom w:val="single" w:sz="6" w:space="1" w:color="auto"/>
+        </w:pBdr>
+        <w:spacing w:after="0" w:line="240" w:lineRule="auto"/>
+        <w:ind w:left="360"/>
+      </w:pPr>
+    </w:p>
+    <w:p>
+      <w:pPr>
+        <w:pBdr>
+          <w:bottom w:val="single" w:sz="6" w:space="1" w:color="auto"/>
+        </w:pBdr>
+        <w:spacing w:after="0" w:line="240" w:lineRule="auto"/>
+        <w:ind w:left="360"/>
+      </w:pPr>
+    </w:p>
+    <w:p>
+      <w:pPr>
+        <w:pBdr>
+          <w:bottom w:val="single" w:sz="6" w:space="1" w:color="auto"/>
+        </w:pBdr>
+        <w:spacing w:after="0" w:line="240" w:lineRule="auto"/>
+        <w:ind w:left="360"/>
+      </w:pPr>
+      <w:r>
+        <w:t xml:space="preserve">Rename </w:t>
+      </w:r>
+      <w:r>
+        <w:rPr>
+          <w:b/>
+          <w:bCs/>
+        </w:rPr>
+        <w:t>encyclopedia.html</w:t>
+      </w:r>
+      <w:r>
+        <w:t xml:space="preserve"> to </w:t>
+      </w:r>
+      <w:r>
+        <w:rPr>
+          <w:b/>
+          <w:bCs/>
+        </w:rPr>
+        <w:t>prominent_figures.html</w:t>
+      </w:r>
+      <w:r>
+        <w:t xml:space="preserve"> and perform a comprehensive update of the entire project to accommodate this change. This includes, but is not limited to:</w:t>
+      </w:r>
+    </w:p>
+    <w:p>
+      <w:pPr>
+        <w:numPr>
+          <w:ilvl w:val="0"/>
+          <w:numId w:val="127"/>
+        </w:numPr>
+        <w:pBdr>
+          <w:bottom w:val="single" w:sz="6" w:space="1" w:color="auto"/>
+        </w:pBdr>
+        <w:spacing w:after="0" w:line="240" w:lineRule="auto"/>
+      </w:pPr>
+      <w:r>
+        <w:t xml:space="preserve">Updating all internal links, navigation menus, submenu items, buttons, breadcrumbs, cross-references, and redirects that point to encyclopedia.html. </w:t>
+      </w:r>
+    </w:p>
+    <w:p>
+      <w:pPr>
+        <w:numPr>
+          <w:ilvl w:val="0"/>
+          <w:numId w:val="127"/>
+        </w:numPr>
+        <w:pBdr>
+          <w:bottom w:val="single" w:sz="6" w:space="1" w:color="auto"/>
+        </w:pBdr>
+        <w:spacing w:after="0" w:line="240" w:lineRule="auto"/>
+      </w:pPr>
+      <w:r>
+        <w:t xml:space="preserve">Revising all JavaScript, CSS, configuration files, search indexes, sitemap entries, and any hardcoded references affected by the rename. </w:t>
+      </w:r>
+    </w:p>
+    <w:p>
+      <w:pPr>
+        <w:numPr>
+          <w:ilvl w:val="0"/>
+          <w:numId w:val="127"/>
+        </w:numPr>
+        <w:pBdr>
+          <w:bottom w:val="single" w:sz="6" w:space="1" w:color="auto"/>
+        </w:pBdr>
+        <w:spacing w:after="0" w:line="240" w:lineRule="auto"/>
+      </w:pPr>
+      <w:r>
+        <w:t xml:space="preserve">Updating page titles, metadata, canonical URLs, Open Graph tags, structured data, and SEO-related elements where necessary. </w:t>
+      </w:r>
+    </w:p>
+    <w:p>
+      <w:pPr>
+        <w:numPr>
+          <w:ilvl w:val="0"/>
+          <w:numId w:val="127"/>
+        </w:numPr>
+        <w:pBdr>
+          <w:bottom w:val="single" w:sz="6" w:space="1" w:color="auto"/>
+        </w:pBdr>
+        <w:spacing w:after="0" w:line="240" w:lineRule="auto"/>
+      </w:pPr>
+      <w:r>
+        <w:t xml:space="preserve">Verifying that all language versions (AZ/EN and others, if applicable) correctly reference the new page name. </w:t>
+      </w:r>
+    </w:p>
+    <w:p>
+      <w:pPr>
+        <w:numPr>
+          <w:ilvl w:val="0"/>
+          <w:numId w:val="127"/>
+        </w:numPr>
+        <w:pBdr>
+          <w:bottom w:val="single" w:sz="6" w:space="1" w:color="auto"/>
+        </w:pBdr>
+        <w:spacing w:after="0" w:line="240" w:lineRule="auto"/>
+      </w:pPr>
+      <w:r>
+        <w:t xml:space="preserve">Ensuring that all links throughout the website continue to function correctly and that no broken references remain. </w:t>
+      </w:r>
+    </w:p>
+    <w:p>
+      <w:pPr>
+        <w:numPr>
+          <w:ilvl w:val="0"/>
+          <w:numId w:val="127"/>
+        </w:numPr>
+        <w:pBdr>
+          <w:bottom w:val="single" w:sz="6" w:space="1" w:color="auto"/>
+        </w:pBdr>
+        <w:spacing w:after="0" w:line="240" w:lineRule="auto"/>
+      </w:pPr>
+      <w:r>
+        <w:t xml:space="preserve">Updating any documentation, comments, or project files that refer to the old filename. </w:t>
+      </w:r>
+    </w:p>
+    <w:p>
+      <w:pPr>
+        <w:numPr>
+          <w:ilvl w:val="0"/>
+          <w:numId w:val="127"/>
+        </w:numPr>
+        <w:pBdr>
+          <w:bottom w:val="single" w:sz="6" w:space="1" w:color="auto"/>
+        </w:pBdr>
+        <w:spacing w:after="0" w:line="240" w:lineRule="auto"/>
+      </w:pPr>
+      <w:r>
+        <w:t xml:space="preserve">Performing a thorough regression test to confirm that navigation, filtering, sorting, search functionality, breadcrumbs, and related features continue to work as expected after the rename. </w:t>
+      </w:r>
+    </w:p>
+    <w:p>
+      <w:pPr>
+        <w:pBdr>
+          <w:bottom w:val="single" w:sz="6" w:space="1" w:color="auto"/>
+        </w:pBdr>
+        <w:spacing w:after="0" w:line="240" w:lineRule="auto"/>
+        <w:ind w:left="360"/>
+      </w:pPr>
+      <w:r>
+        <w:t>At the end, provide a summary of all files and components that were modified as a result of this change.</w:t>
+      </w:r>
+    </w:p>
+    <w:p>
+      <w:pPr>
+        <w:pBdr>
+          <w:bottom w:val="single" w:sz="6" w:space="1" w:color="auto"/>
+        </w:pBdr>
+        <w:spacing w:after="0" w:line="240" w:lineRule="auto"/>
+        <w:ind w:left="360"/>
+      </w:pPr>
+    </w:p>
+    <w:p>
+      <w:pPr>
+        <w:pBdr>
+          <w:bottom w:val="single" w:sz="6" w:space="1" w:color="auto"/>
+        </w:pBdr>
+        <w:spacing w:after="0" w:line="240" w:lineRule="auto"/>
+        <w:ind w:left="360"/>
+      </w:pPr>
+    </w:p>
+    <w:p>
+      <w:pPr>
+        <w:pBdr>
+          <w:bottom w:val="single" w:sz="6" w:space="1" w:color="auto"/>
+        </w:pBdr>
+        <w:spacing w:after="0" w:line="240" w:lineRule="auto"/>
+        <w:ind w:left="360"/>
+      </w:pPr>
+    </w:p>
+    <w:p>
+      <w:pPr>
+        <w:pBdr>
+          <w:bottom w:val="single" w:sz="6" w:space="1" w:color="auto"/>
+        </w:pBdr>
+        <w:spacing w:after="0" w:line="240" w:lineRule="auto"/>
+        <w:ind w:left="360"/>
+      </w:pPr>
+      <w:r>
+        <w:t>In addition to the page rename, add three new items to the top navigation menu:</w:t>
+      </w:r>
+    </w:p>
+    <w:p>
+      <w:pPr>
+        <w:numPr>
+          <w:ilvl w:val="0"/>
+          <w:numId w:val="128"/>
+        </w:numPr>
+        <w:pBdr>
+          <w:bottom w:val="single" w:sz="6" w:space="1" w:color="auto"/>
+        </w:pBdr>
+        <w:spacing w:after="0" w:line="240" w:lineRule="auto"/>
+      </w:pPr>
+      <w:r>
+        <w:rPr>
+          <w:b/>
+          <w:bCs/>
+        </w:rPr>
+        <w:t>Prominent Figures</w:t>
+      </w:r>
+      <w:r>
+        <w:t xml:space="preserve"> </w:t>
+      </w:r>
+    </w:p>
+    <w:p>
+      <w:pPr>
+        <w:numPr>
+          <w:ilvl w:val="0"/>
+          <w:numId w:val="128"/>
+        </w:numPr>
+        <w:pBdr>
+          <w:bottom w:val="single" w:sz="6" w:space="1" w:color="auto"/>
+        </w:pBdr>
+        <w:spacing w:after="0" w:line="240" w:lineRule="auto"/>
+      </w:pPr>
+      <w:r>
+        <w:rPr>
+          <w:b/>
+          <w:bCs/>
+        </w:rPr>
+        <w:t>Major Scientific Inventions</w:t>
+      </w:r>
+      <w:r>
+        <w:t xml:space="preserve"> </w:t>
+      </w:r>
+    </w:p>
+    <w:p>
+      <w:pPr>
+        <w:numPr>
+          <w:ilvl w:val="0"/>
+          <w:numId w:val="128"/>
+        </w:numPr>
+        <w:pBdr>
+          <w:bottom w:val="single" w:sz="6" w:space="1" w:color="auto"/>
+        </w:pBdr>
+        <w:spacing w:after="0" w:line="240" w:lineRule="auto"/>
+      </w:pPr>
+      <w:r>
+        <w:rPr>
+          <w:b/>
+          <w:bCs/>
+        </w:rPr>
+        <w:t>Industrial Revolutions</w:t>
+      </w:r>
+      <w:r>
+        <w:t xml:space="preserve"> </w:t>
+      </w:r>
+    </w:p>
+    <w:p>
+      <w:pPr>
+        <w:pBdr>
+          <w:bottom w:val="single" w:sz="6" w:space="1" w:color="auto"/>
+        </w:pBdr>
+        <w:spacing w:after="0" w:line="240" w:lineRule="auto"/>
+        <w:ind w:left="360"/>
+      </w:pPr>
+      <w:r>
+        <w:t>Link each menu item to its corresponding page and ensure that the navigation structure is fully integrated into both desktop and mobile versions of the website.</w:t>
+      </w:r>
+    </w:p>
+    <w:p>
+      <w:pPr>
+        <w:pBdr>
+          <w:bottom w:val="single" w:sz="6" w:space="1" w:color="auto"/>
+        </w:pBdr>
+        <w:spacing w:after="0" w:line="240" w:lineRule="auto"/>
+        <w:ind w:left="360"/>
+      </w:pPr>
+      <w:r>
+        <w:t>As part of this implementation:</w:t>
+      </w:r>
+    </w:p>
+    <w:p>
+      <w:pPr>
+        <w:numPr>
+          <w:ilvl w:val="0"/>
+          <w:numId w:val="129"/>
+        </w:numPr>
+        <w:pBdr>
+          <w:bottom w:val="single" w:sz="6" w:space="1" w:color="auto"/>
+        </w:pBdr>
+        <w:spacing w:after="0" w:line="240" w:lineRule="auto"/>
+      </w:pPr>
+      <w:r>
+        <w:t xml:space="preserve">Update all navigation menus, mobile menus, breadcrumbs, and related navigation components to include the new items. </w:t>
+      </w:r>
+    </w:p>
+    <w:p>
+      <w:pPr>
+        <w:numPr>
+          <w:ilvl w:val="0"/>
+          <w:numId w:val="129"/>
+        </w:numPr>
+        <w:pBdr>
+          <w:bottom w:val="single" w:sz="6" w:space="1" w:color="auto"/>
+        </w:pBdr>
+        <w:spacing w:after="0" w:line="240" w:lineRule="auto"/>
+      </w:pPr>
+      <w:r>
+        <w:t xml:space="preserve">Ensure consistent styling, spacing, typography, hover effects, active-state indicators, and responsiveness across all devices. </w:t>
+      </w:r>
+    </w:p>
+    <w:p>
+      <w:pPr>
+        <w:numPr>
+          <w:ilvl w:val="0"/>
+          <w:numId w:val="129"/>
+        </w:numPr>
+        <w:pBdr>
+          <w:bottom w:val="single" w:sz="6" w:space="1" w:color="auto"/>
+        </w:pBdr>
+        <w:spacing w:after="0" w:line="240" w:lineRule="auto"/>
+      </w:pPr>
+      <w:r>
+        <w:t xml:space="preserve">Highlight the currently active menu item when users are viewing the corresponding page. </w:t>
+      </w:r>
+    </w:p>
+    <w:p>
+      <w:pPr>
+        <w:numPr>
+          <w:ilvl w:val="0"/>
+          <w:numId w:val="129"/>
+        </w:numPr>
+        <w:pBdr>
+          <w:bottom w:val="single" w:sz="6" w:space="1" w:color="auto"/>
+        </w:pBdr>
+        <w:spacing w:after="0" w:line="240" w:lineRule="auto"/>
+      </w:pPr>
+      <w:r>
+        <w:t xml:space="preserve">Verify that all links function correctly and lead to the appropriate destinations. </w:t>
+      </w:r>
+    </w:p>
+    <w:p>
+      <w:pPr>
+        <w:numPr>
+          <w:ilvl w:val="0"/>
+          <w:numId w:val="129"/>
+        </w:numPr>
+        <w:pBdr>
+          <w:bottom w:val="single" w:sz="6" w:space="1" w:color="auto"/>
+        </w:pBdr>
+        <w:spacing w:after="0" w:line="240" w:lineRule="auto"/>
+      </w:pPr>
+      <w:r>
+        <w:lastRenderedPageBreak/>
+        <w:t xml:space="preserve">Maintain consistency with the website's existing UI/UX design standards and information architecture. </w:t>
+      </w:r>
+    </w:p>
+    <w:p>
+      <w:pPr>
+        <w:numPr>
+          <w:ilvl w:val="0"/>
+          <w:numId w:val="129"/>
+        </w:numPr>
+        <w:pBdr>
+          <w:bottom w:val="single" w:sz="6" w:space="1" w:color="auto"/>
+        </w:pBdr>
+        <w:spacing w:after="0" w:line="240" w:lineRule="auto"/>
+      </w:pPr>
+      <w:r>
+        <w:t xml:space="preserve">Review the navigation hierarchy to ensure that the new menu items are logically positioned and easily discoverable by users. </w:t>
+      </w:r>
+    </w:p>
+    <w:p>
+      <w:pPr>
+        <w:numPr>
+          <w:ilvl w:val="0"/>
+          <w:numId w:val="129"/>
+        </w:numPr>
+        <w:pBdr>
+          <w:bottom w:val="single" w:sz="6" w:space="1" w:color="auto"/>
+        </w:pBdr>
+        <w:spacing w:after="0" w:line="240" w:lineRule="auto"/>
+      </w:pPr>
+      <w:r>
+        <w:t xml:space="preserve">Test the implementation across desktop, tablet, and mobile devices to confirm proper behavior, responsiveness, and usability. </w:t>
+      </w:r>
+    </w:p>
+    <w:p>
+      <w:pPr>
+        <w:pBdr>
+          <w:bottom w:val="single" w:sz="6" w:space="1" w:color="auto"/>
+        </w:pBdr>
+        <w:spacing w:after="0" w:line="240" w:lineRule="auto"/>
+        <w:ind w:left="360"/>
+      </w:pPr>
+      <w:r>
+        <w:t>After completion, provide a summary of all navigation-related changes and any additional adjustments made to ensure consistency throughout the website.</w:t>
+      </w:r>
+    </w:p>
+    <w:p>
+      <w:pPr>
+        <w:pBdr>
+          <w:bottom w:val="single" w:sz="6" w:space="1" w:color="auto"/>
+        </w:pBdr>
+        <w:spacing w:after="0" w:line="240" w:lineRule="auto"/>
+        <w:ind w:left="360"/>
+      </w:pPr>
+      <w:r>
+        <w:t>improve "place the cards in main content areas section in one row"</w:t>
+      </w:r>
+    </w:p>
+    <w:p>
+      <w:pPr>
+        <w:pBdr>
+          <w:bottom w:val="single" w:sz="6" w:space="1" w:color="auto"/>
+        </w:pBdr>
+        <w:spacing w:after="0" w:line="240" w:lineRule="auto"/>
+        <w:ind w:left="360"/>
+      </w:pPr>
+      <w:r>
+        <w:t xml:space="preserve">Adjust the </w:t>
+      </w:r>
+      <w:r>
+        <w:rPr>
+          <w:b/>
+          <w:bCs/>
+        </w:rPr>
+        <w:t>Main Content Areas</w:t>
+      </w:r>
+      <w:r>
+        <w:t xml:space="preserve"> section so that all content cards are displayed in a </w:t>
+      </w:r>
+      <w:r>
+        <w:rPr>
+          <w:b/>
+          <w:bCs/>
+        </w:rPr>
+        <w:t>single horizontal row</w:t>
+      </w:r>
+      <w:r>
+        <w:t xml:space="preserve"> on desktop and large-screen devices. Ensure that:</w:t>
+      </w:r>
+    </w:p>
+    <w:p>
+      <w:pPr>
+        <w:numPr>
+          <w:ilvl w:val="0"/>
+          <w:numId w:val="130"/>
+        </w:numPr>
+        <w:pBdr>
+          <w:bottom w:val="single" w:sz="6" w:space="1" w:color="auto"/>
+        </w:pBdr>
+        <w:spacing w:after="0" w:line="240" w:lineRule="auto"/>
+      </w:pPr>
+      <w:r>
+        <w:t xml:space="preserve">All cards have a consistent height and width for a clean, professional appearance. </w:t>
+      </w:r>
+    </w:p>
+    <w:p>
+      <w:pPr>
+        <w:numPr>
+          <w:ilvl w:val="0"/>
+          <w:numId w:val="130"/>
+        </w:numPr>
+        <w:pBdr>
+          <w:bottom w:val="single" w:sz="6" w:space="1" w:color="auto"/>
+        </w:pBdr>
+        <w:spacing w:after="0" w:line="240" w:lineRule="auto"/>
+      </w:pPr>
+      <w:r>
+        <w:t xml:space="preserve">The cards are evenly spaced and properly aligned within the available page width. </w:t>
+      </w:r>
+    </w:p>
+    <w:p>
+      <w:pPr>
+        <w:numPr>
+          <w:ilvl w:val="0"/>
+          <w:numId w:val="130"/>
+        </w:numPr>
+        <w:pBdr>
+          <w:bottom w:val="single" w:sz="6" w:space="1" w:color="auto"/>
+        </w:pBdr>
+        <w:spacing w:after="0" w:line="240" w:lineRule="auto"/>
+      </w:pPr>
+      <w:r>
+        <w:t xml:space="preserve">The layout makes optimal use of horizontal screen space without creating excessive gaps or unused areas. </w:t>
+      </w:r>
+    </w:p>
+    <w:p>
+      <w:pPr>
+        <w:numPr>
+          <w:ilvl w:val="0"/>
+          <w:numId w:val="130"/>
+        </w:numPr>
+        <w:pBdr>
+          <w:bottom w:val="single" w:sz="6" w:space="1" w:color="auto"/>
+        </w:pBdr>
+        <w:spacing w:after="0" w:line="240" w:lineRule="auto"/>
+      </w:pPr>
+      <w:r>
+        <w:t xml:space="preserve">Card content remains fully visible and visually balanced. </w:t>
+      </w:r>
+    </w:p>
+    <w:p>
+      <w:pPr>
+        <w:numPr>
+          <w:ilvl w:val="0"/>
+          <w:numId w:val="130"/>
+        </w:numPr>
+        <w:pBdr>
+          <w:bottom w:val="single" w:sz="6" w:space="1" w:color="auto"/>
+        </w:pBdr>
+        <w:spacing w:after="0" w:line="240" w:lineRule="auto"/>
+      </w:pPr>
+      <w:r>
+        <w:t xml:space="preserve">Responsive behavior is preserved: on tablets and mobile devices, the cards should automatically reflow into two-column or single-column layouts as appropriate for the screen size. </w:t>
+      </w:r>
+    </w:p>
+    <w:p>
+      <w:pPr>
+        <w:numPr>
+          <w:ilvl w:val="0"/>
+          <w:numId w:val="130"/>
+        </w:numPr>
+        <w:pBdr>
+          <w:bottom w:val="single" w:sz="6" w:space="1" w:color="auto"/>
+        </w:pBdr>
+        <w:spacing w:after="0" w:line="240" w:lineRule="auto"/>
+      </w:pPr>
+      <w:r>
+        <w:t xml:space="preserve">Hover effects, animations, and interactive elements continue to function correctly after the layout change. </w:t>
+      </w:r>
+    </w:p>
+    <w:p>
+      <w:pPr>
+        <w:numPr>
+          <w:ilvl w:val="0"/>
+          <w:numId w:val="130"/>
+        </w:numPr>
+        <w:pBdr>
+          <w:bottom w:val="single" w:sz="6" w:space="1" w:color="auto"/>
+        </w:pBdr>
+        <w:spacing w:after="0" w:line="240" w:lineRule="auto"/>
+      </w:pPr>
+      <w:r>
+        <w:t xml:space="preserve">The overall design remains consistent with the website’s established UI/UX standards and visual style. </w:t>
+      </w:r>
+    </w:p>
+    <w:p>
+      <w:pPr>
+        <w:pBdr>
+          <w:bottom w:val="single" w:sz="6" w:space="1" w:color="auto"/>
+        </w:pBdr>
+        <w:spacing w:after="0" w:line="240" w:lineRule="auto"/>
+        <w:ind w:left="360"/>
+        <w:rPr>
+          <w:vanish/>
+        </w:rPr>
+      </w:pPr>
+      <w:r>
+        <w:rPr>
+          <w:vanish/>
+        </w:rPr>
+        <w:t>Top of Form</w:t>
+      </w:r>
+    </w:p>
+    <w:p>
+      <w:pPr>
+        <w:pBdr>
+          <w:bottom w:val="single" w:sz="6" w:space="1" w:color="auto"/>
+        </w:pBdr>
+        <w:spacing w:after="0" w:line="240" w:lineRule="auto"/>
+        <w:ind w:left="360"/>
+        <w:rPr>
+          <w:vanish/>
+        </w:rPr>
+      </w:pPr>
+      <w:r>
+        <w:rPr>
+          <w:vanish/>
+        </w:rPr>
+        <w:t>Bottom of Form</w:t>
+      </w:r>
+    </w:p>
+    <w:p>
+      <w:pPr>
+        <w:pBdr>
+          <w:bottom w:val="single" w:sz="6" w:space="1" w:color="auto"/>
+        </w:pBdr>
+        <w:spacing w:after="0" w:line="240" w:lineRule="auto"/>
+        <w:ind w:left="360"/>
+      </w:pPr>
+      <w:r>
+        <w:br w:type="page"/>
+      </w:r>
+      <w:r>
+        <w:lastRenderedPageBreak/>
+        <w:t xml:space="preserve">Conduct a comprehensive review and cleanup of the entire </w:t>
+      </w:r>
+      <w:r>
+        <w:rPr>
+          <w:b/>
+          <w:bCs/>
+        </w:rPr>
+        <w:t>Knowledge Treasury</w:t>
+      </w:r>
+      <w:r>
+        <w:t xml:space="preserve"> project to ensure that it is a fully independent, standalone platform with its own identity, structure, branding, content, assets, navigation, and technical architecture.</w:t>
+      </w:r>
+    </w:p>
+    <w:p>
+      <w:pPr>
+        <w:pBdr>
+          <w:bottom w:val="single" w:sz="6" w:space="1" w:color="auto"/>
+        </w:pBdr>
+        <w:spacing w:after="0" w:line="240" w:lineRule="auto"/>
+        <w:ind w:left="360"/>
+      </w:pPr>
+      <w:r>
+        <w:t xml:space="preserve">The project must not contain any direct or indirect references to the </w:t>
+      </w:r>
+      <w:r>
+        <w:rPr>
+          <w:b/>
+          <w:bCs/>
+        </w:rPr>
+        <w:t>DAAB-WAAS</w:t>
+      </w:r>
+      <w:r>
+        <w:t xml:space="preserve"> website or to any other external project. This includes references, dependencies, links, branding elements, assets, metadata, navigation items, footer content, scripts, styles, documentation, file names, folder names, comments, configuration entries, repositories, or any other artifacts.</w:t>
+      </w:r>
+    </w:p>
+    <w:p>
+      <w:pPr>
+        <w:pBdr>
+          <w:bottom w:val="single" w:sz="6" w:space="1" w:color="auto"/>
+        </w:pBdr>
+        <w:spacing w:after="0" w:line="240" w:lineRule="auto"/>
+        <w:ind w:left="360"/>
+      </w:pPr>
+      <w:r>
+        <w:t xml:space="preserve">If any artifacts originally associated with DAAB-WAAS or another project are still required for the Knowledge Treasury project, they must be properly renamed, adapted, and smoothly incorporated into the Knowledge Treasury structure. Do not keep any names, labels, identifiers, comments, file paths, class names, IDs, asset names, or references containing terms such as </w:t>
+      </w:r>
+      <w:r>
+        <w:rPr>
+          <w:b/>
+          <w:bCs/>
+        </w:rPr>
+        <w:t>DAAB</w:t>
+      </w:r>
+      <w:r>
+        <w:t xml:space="preserve">, </w:t>
+      </w:r>
+      <w:r>
+        <w:rPr>
+          <w:b/>
+          <w:bCs/>
+        </w:rPr>
+        <w:t>WAAS</w:t>
+      </w:r>
+      <w:r>
+        <w:t>, or any other external project name.</w:t>
+      </w:r>
+    </w:p>
+    <w:p>
+      <w:pPr>
+        <w:pBdr>
+          <w:bottom w:val="single" w:sz="6" w:space="1" w:color="auto"/>
+        </w:pBdr>
+        <w:spacing w:after="0" w:line="240" w:lineRule="auto"/>
+        <w:ind w:left="360"/>
+      </w:pPr>
+      <w:r>
+        <w:t>As part of this cleanup process:</w:t>
+      </w:r>
+    </w:p>
+    <w:p>
+      <w:pPr>
+        <w:numPr>
+          <w:ilvl w:val="0"/>
+          <w:numId w:val="131"/>
+        </w:numPr>
+        <w:pBdr>
+          <w:bottom w:val="single" w:sz="6" w:space="1" w:color="auto"/>
+        </w:pBdr>
+        <w:spacing w:after="0" w:line="240" w:lineRule="auto"/>
+      </w:pPr>
+      <w:r>
+        <w:t>Remove all direct and indirect links to DAAB-WAAS pages, resources, documents, images, stylesheets, scripts, repositories, and external assets.</w:t>
+      </w:r>
+    </w:p>
+    <w:p>
+      <w:pPr>
+        <w:numPr>
+          <w:ilvl w:val="0"/>
+          <w:numId w:val="131"/>
+        </w:numPr>
+        <w:pBdr>
+          <w:bottom w:val="single" w:sz="6" w:space="1" w:color="auto"/>
+        </w:pBdr>
+        <w:spacing w:after="0" w:line="240" w:lineRule="auto"/>
+      </w:pPr>
+      <w:r>
+        <w:t>Replace or adapt any reused branding, logos, project names, descriptions, metadata, copyright notices, comments, or textual references that originated from DAAB-WAAS or another project.</w:t>
+      </w:r>
+    </w:p>
+    <w:p>
+      <w:pPr>
+        <w:numPr>
+          <w:ilvl w:val="0"/>
+          <w:numId w:val="131"/>
+        </w:numPr>
+        <w:pBdr>
+          <w:bottom w:val="single" w:sz="6" w:space="1" w:color="auto"/>
+        </w:pBdr>
+        <w:spacing w:after="0" w:line="240" w:lineRule="auto"/>
+      </w:pPr>
+      <w:r>
+        <w:t>Rename files, folders, CSS classes, JavaScript identifiers, image names, document names, and other technical artifacts where necessary so that they clearly belong to the Knowledge Treasury project.</w:t>
+      </w:r>
+    </w:p>
+    <w:p>
+      <w:pPr>
+        <w:numPr>
+          <w:ilvl w:val="0"/>
+          <w:numId w:val="131"/>
+        </w:numPr>
+        <w:pBdr>
+          <w:bottom w:val="single" w:sz="6" w:space="1" w:color="auto"/>
+        </w:pBdr>
+        <w:spacing w:after="0" w:line="240" w:lineRule="auto"/>
+      </w:pPr>
+      <w:r>
+        <w:t>Verify that all images, icons, documents, downloadable resources, media files, and supporting assets belong exclusively to the Knowledge Treasury project or have been properly adapted for it.</w:t>
+      </w:r>
+    </w:p>
+    <w:p>
+      <w:pPr>
+        <w:numPr>
+          <w:ilvl w:val="0"/>
+          <w:numId w:val="131"/>
+        </w:numPr>
+        <w:pBdr>
+          <w:bottom w:val="single" w:sz="6" w:space="1" w:color="auto"/>
+        </w:pBdr>
+        <w:spacing w:after="0" w:line="240" w:lineRule="auto"/>
+      </w:pPr>
+      <w:r>
+        <w:t>Review navigation menus, breadcrumbs, footer links, social links, contact information, cross-page references, and internal links to ensure complete project separation.</w:t>
+      </w:r>
+    </w:p>
+    <w:p>
+      <w:pPr>
+        <w:numPr>
+          <w:ilvl w:val="0"/>
+          <w:numId w:val="131"/>
+        </w:numPr>
+        <w:pBdr>
+          <w:bottom w:val="single" w:sz="6" w:space="1" w:color="auto"/>
+        </w:pBdr>
+        <w:spacing w:after="0" w:line="240" w:lineRule="auto"/>
+      </w:pPr>
+      <w:r>
+        <w:t>Update page titles, metadata, Open Graph tags, structured data, sitemap entries, SEO-related content, and accessibility labels to reflect the Knowledge Treasury identity only.</w:t>
+      </w:r>
+    </w:p>
+    <w:p>
+      <w:pPr>
+        <w:numPr>
+          <w:ilvl w:val="0"/>
+          <w:numId w:val="131"/>
+        </w:numPr>
+        <w:pBdr>
+          <w:bottom w:val="single" w:sz="6" w:space="1" w:color="auto"/>
+        </w:pBdr>
+        <w:spacing w:after="0" w:line="240" w:lineRule="auto"/>
+      </w:pPr>
+      <w:r>
+        <w:t>Review scripts, stylesheets, configuration files, build/deployment files, comments, and documentation to ensure that no DAAB-WAAS or other external-project terminology remains.</w:t>
+      </w:r>
+    </w:p>
+    <w:p>
+      <w:pPr>
+        <w:numPr>
+          <w:ilvl w:val="0"/>
+          <w:numId w:val="131"/>
+        </w:numPr>
+        <w:pBdr>
+          <w:bottom w:val="single" w:sz="6" w:space="1" w:color="auto"/>
+        </w:pBdr>
+        <w:spacing w:after="0" w:line="240" w:lineRule="auto"/>
+      </w:pPr>
+      <w:r>
+        <w:t>Ensure that no shared dependencies, assumptions, hardcoded paths, branding fragments, or references remain that could create a conceptual, visual, or technical connection to DAAB-WAAS or any other project.</w:t>
+      </w:r>
+    </w:p>
+    <w:p>
+      <w:pPr>
+        <w:numPr>
+          <w:ilvl w:val="0"/>
+          <w:numId w:val="131"/>
+        </w:numPr>
+        <w:pBdr>
+          <w:bottom w:val="single" w:sz="6" w:space="1" w:color="auto"/>
+        </w:pBdr>
+        <w:spacing w:after="0" w:line="240" w:lineRule="auto"/>
+      </w:pPr>
+      <w:r>
+        <w:t>Confirm that the Knowledge Treasury project can be deployed, maintained, extended, and transferred independently without relying on assets, code, content, or naming conventions from external projects.</w:t>
+      </w:r>
+    </w:p>
+    <w:p>
+      <w:pPr>
+        <w:pBdr>
+          <w:bottom w:val="single" w:sz="6" w:space="1" w:color="auto"/>
+        </w:pBdr>
+        <w:spacing w:after="0" w:line="240" w:lineRule="auto"/>
+        <w:ind w:left="360"/>
+      </w:pPr>
+      <w:r>
+        <w:t>After completing the review and cleanup, provide a clear summary of all references, dependencies, files, folders, assets, metadata, links, scripts, styles, and other project-specific artifacts that were removed, renamed, replaced, or updated to establish the Knowledge Treasury as a fully independent platform.</w:t>
+      </w:r>
+    </w:p>
+    <w:p>
+      <w:pPr>
+        <w:pBdr>
+          <w:bottom w:val="single" w:sz="6" w:space="1" w:color="auto"/>
+        </w:pBdr>
+        <w:spacing w:after="0" w:line="240" w:lineRule="auto"/>
+        <w:ind w:left="360"/>
+      </w:pPr>
+    </w:p>
+    <w:p>
+      <w:pPr>
+        <w:spacing w:after="0" w:line="240" w:lineRule="auto"/>
+        <w:ind w:left="360"/>
+      </w:pPr>
+    </w:p>
+    <w:p>
+      <w:pPr>
+        <w:spacing w:after="0" w:line="240" w:lineRule="auto"/>
+        <w:ind w:left="360"/>
+      </w:pPr>
+      <w:r>
+        <w:t xml:space="preserve">Reduce the width of the </w:t>
+      </w:r>
+      <w:r>
+        <w:rPr>
+          <w:b/>
+          <w:bCs/>
+        </w:rPr>
+        <w:t>Historical Period</w:t>
+      </w:r>
+      <w:r>
+        <w:t xml:space="preserve"> field within the Filter panel so that the </w:t>
+      </w:r>
+      <w:r>
+        <w:rPr>
+          <w:b/>
+          <w:bCs/>
+        </w:rPr>
+        <w:t>Clear All</w:t>
+      </w:r>
+      <w:r>
+        <w:t xml:space="preserve"> button can be positioned on the same row, immediately to the right of the field. Ensure that the layout remains visually balanced, intuitive, and responsive across all screen sizes.</w:t>
+      </w:r>
+    </w:p>
+    <w:p>
+      <w:pPr>
+        <w:spacing w:after="0" w:line="240" w:lineRule="auto"/>
+        <w:ind w:left="360"/>
+      </w:pPr>
+      <w:r>
+        <w:t>Specifically:</w:t>
+      </w:r>
+    </w:p>
+    <w:p>
+      <w:pPr>
+        <w:numPr>
+          <w:ilvl w:val="0"/>
+          <w:numId w:val="132"/>
+        </w:numPr>
+        <w:spacing w:after="0" w:line="240" w:lineRule="auto"/>
+      </w:pPr>
+      <w:r>
+        <w:t xml:space="preserve">Optimize the width of the Historical Period field without compromising readability or usability. </w:t>
+      </w:r>
+    </w:p>
+    <w:p>
+      <w:pPr>
+        <w:numPr>
+          <w:ilvl w:val="0"/>
+          <w:numId w:val="132"/>
+        </w:numPr>
+        <w:spacing w:after="0" w:line="240" w:lineRule="auto"/>
+      </w:pPr>
+      <w:r>
+        <w:t xml:space="preserve">Position the </w:t>
+      </w:r>
+      <w:r>
+        <w:rPr>
+          <w:b/>
+          <w:bCs/>
+        </w:rPr>
+        <w:t>Clear All</w:t>
+      </w:r>
+      <w:r>
+        <w:t xml:space="preserve"> button horizontally aligned with the Historical Period field. </w:t>
+      </w:r>
+    </w:p>
+    <w:p>
+      <w:pPr>
+        <w:numPr>
+          <w:ilvl w:val="0"/>
+          <w:numId w:val="132"/>
+        </w:numPr>
+        <w:spacing w:after="0" w:line="240" w:lineRule="auto"/>
+      </w:pPr>
+      <w:r>
+        <w:lastRenderedPageBreak/>
+        <w:t xml:space="preserve">Maintain consistent spacing, alignment, and styling with the other filter controls. </w:t>
+      </w:r>
+    </w:p>
+    <w:p>
+      <w:pPr>
+        <w:numPr>
+          <w:ilvl w:val="0"/>
+          <w:numId w:val="132"/>
+        </w:numPr>
+        <w:spacing w:after="0" w:line="240" w:lineRule="auto"/>
+      </w:pPr>
+      <w:r>
+        <w:t xml:space="preserve">Ensure that the button remains clearly visible and easily accessible. </w:t>
+      </w:r>
+    </w:p>
+    <w:p>
+      <w:pPr>
+        <w:numPr>
+          <w:ilvl w:val="0"/>
+          <w:numId w:val="132"/>
+        </w:numPr>
+        <w:spacing w:after="0" w:line="240" w:lineRule="auto"/>
+      </w:pPr>
+      <w:r>
+        <w:t xml:space="preserve">Preserve responsive behavior so that the layout adapts gracefully on tablets and mobile devices, wrapping elements only when necessary. </w:t>
+      </w:r>
+    </w:p>
+    <w:p>
+      <w:pPr>
+        <w:numPr>
+          <w:ilvl w:val="0"/>
+          <w:numId w:val="132"/>
+        </w:numPr>
+        <w:spacing w:after="0" w:line="240" w:lineRule="auto"/>
+      </w:pPr>
+      <w:r>
+        <w:t>Verify that the updated arrangement improves the overall usability and visual efficiency of the Filter panel while making better use of the available horizontal space.</w:t>
+      </w:r>
+    </w:p>
+    <w:p>
+      <w:pPr>
+        <w:numPr>
+          <w:ilvl w:val="0"/>
+          <w:numId w:val="132"/>
+        </w:numPr>
+        <w:spacing w:after="0" w:line="240" w:lineRule="auto"/>
+      </w:pPr>
+      <w:r>
+        <w:t xml:space="preserve">In addition, add three new items to the </w:t>
+      </w:r>
+      <w:r>
+        <w:rPr>
+          <w:b/>
+          <w:bCs/>
+        </w:rPr>
+        <w:t>top navigation bar</w:t>
+      </w:r>
+      <w:r>
+        <w:t>, corresponding to the three primary content cards displayed in the main body of the homepage. Each navigation item should link directly to its respective page, providing users with an alternative and more prominent way to access these key sections.</w:t>
+      </w:r>
+    </w:p>
+    <w:p>
+      <w:pPr>
+        <w:numPr>
+          <w:ilvl w:val="0"/>
+          <w:numId w:val="132"/>
+        </w:numPr>
+        <w:spacing w:after="0" w:line="240" w:lineRule="auto"/>
+      </w:pPr>
+      <w:r>
+        <w:t>Ensure that:</w:t>
+      </w:r>
+    </w:p>
+    <w:p>
+      <w:pPr>
+        <w:numPr>
+          <w:ilvl w:val="0"/>
+          <w:numId w:val="132"/>
+        </w:numPr>
+        <w:spacing w:after="0" w:line="240" w:lineRule="auto"/>
+      </w:pPr>
+      <w:r>
+        <w:t xml:space="preserve">The menu item names match the titles of the corresponding content cards. </w:t>
+      </w:r>
+    </w:p>
+    <w:p>
+      <w:pPr>
+        <w:numPr>
+          <w:ilvl w:val="0"/>
+          <w:numId w:val="132"/>
+        </w:numPr>
+        <w:spacing w:after="0" w:line="240" w:lineRule="auto"/>
+      </w:pPr>
+      <w:r>
+        <w:t xml:space="preserve">Each menu item links to the correct destination page. </w:t>
+      </w:r>
+    </w:p>
+    <w:p>
+      <w:pPr>
+        <w:numPr>
+          <w:ilvl w:val="0"/>
+          <w:numId w:val="132"/>
+        </w:numPr>
+        <w:spacing w:after="0" w:line="240" w:lineRule="auto"/>
+      </w:pPr>
+      <w:r>
+        <w:t xml:space="preserve">The new items are seamlessly integrated into the existing navigation structure and visual design. </w:t>
+      </w:r>
+    </w:p>
+    <w:p>
+      <w:pPr>
+        <w:numPr>
+          <w:ilvl w:val="0"/>
+          <w:numId w:val="132"/>
+        </w:numPr>
+        <w:spacing w:after="0" w:line="240" w:lineRule="auto"/>
+      </w:pPr>
+      <w:r>
+        <w:t xml:space="preserve">Active-state highlighting is implemented so users can easily identify the page they are currently viewing. </w:t>
+      </w:r>
+    </w:p>
+    <w:p>
+      <w:pPr>
+        <w:numPr>
+          <w:ilvl w:val="0"/>
+          <w:numId w:val="132"/>
+        </w:numPr>
+        <w:spacing w:after="0" w:line="240" w:lineRule="auto"/>
+      </w:pPr>
+      <w:r>
+        <w:t xml:space="preserve">The navigation remains clean, balanced, and uncluttered on desktop devices. </w:t>
+      </w:r>
+    </w:p>
+    <w:p>
+      <w:pPr>
+        <w:numPr>
+          <w:ilvl w:val="0"/>
+          <w:numId w:val="132"/>
+        </w:numPr>
+        <w:spacing w:after="0" w:line="240" w:lineRule="auto"/>
+      </w:pPr>
+      <w:r>
+        <w:t xml:space="preserve">The mobile navigation menu is updated accordingly, maintaining full responsiveness and usability. </w:t>
+      </w:r>
+    </w:p>
+    <w:p>
+      <w:pPr>
+        <w:numPr>
+          <w:ilvl w:val="0"/>
+          <w:numId w:val="132"/>
+        </w:numPr>
+        <w:spacing w:after="0" w:line="240" w:lineRule="auto"/>
+      </w:pPr>
+      <w:r>
+        <w:t xml:space="preserve">Any duplicate, conflicting, or redundant navigation elements are reviewed and adjusted to preserve a clear information architecture. </w:t>
+      </w:r>
+    </w:p>
+    <w:p>
+      <w:pPr>
+        <w:numPr>
+          <w:ilvl w:val="0"/>
+          <w:numId w:val="132"/>
+        </w:numPr>
+        <w:spacing w:after="0" w:line="240" w:lineRule="auto"/>
+      </w:pPr>
+      <w:r>
+        <w:t>After implementation, verify that both the homepage cards and the new navigation items provide consistent access paths to the same content and that all links function correctly across the entire website.</w:t>
+      </w:r>
+    </w:p>
+    <w:p>
+      <w:pPr>
+        <w:spacing w:after="0" w:line="240" w:lineRule="auto"/>
+        <w:ind w:left="360"/>
+      </w:pPr>
+    </w:p>
+    <w:p>
+      <w:pPr>
+        <w:spacing w:after="0" w:line="240" w:lineRule="auto"/>
+        <w:ind w:left="360"/>
+      </w:pPr>
+    </w:p>
+    <w:p>
+      <w:pPr>
+        <w:spacing w:after="0" w:line="240" w:lineRule="auto"/>
+        <w:ind w:left="360"/>
+      </w:pPr>
+      <w:r>
+        <w:t xml:space="preserve">Redesign and align the </w:t>
+      </w:r>
+      <w:r>
+        <w:rPr>
+          <w:b/>
+          <w:bCs/>
+        </w:rPr>
+        <w:t>Filter panel</w:t>
+      </w:r>
+      <w:r>
+        <w:t xml:space="preserve"> on the </w:t>
+      </w:r>
+      <w:r>
+        <w:rPr>
+          <w:b/>
+          <w:bCs/>
+        </w:rPr>
+        <w:t>Scientific Inventions and Innovations</w:t>
+      </w:r>
+      <w:r>
+        <w:t xml:space="preserve"> page so that it matches the design, structure, behavior, styling, and user experience of the Filter panel used on the </w:t>
+      </w:r>
+      <w:r>
+        <w:rPr>
+          <w:b/>
+          <w:bCs/>
+        </w:rPr>
+        <w:t>Prominent Figures</w:t>
+      </w:r>
+      <w:r>
+        <w:t xml:space="preserve"> page.</w:t>
+      </w:r>
+    </w:p>
+    <w:p>
+      <w:pPr>
+        <w:spacing w:after="0" w:line="240" w:lineRule="auto"/>
+        <w:ind w:left="360"/>
+      </w:pPr>
+      <w:r>
+        <w:t>Ensure that:</w:t>
+      </w:r>
+    </w:p>
+    <w:p>
+      <w:pPr>
+        <w:numPr>
+          <w:ilvl w:val="0"/>
+          <w:numId w:val="133"/>
+        </w:numPr>
+        <w:spacing w:after="0" w:line="240" w:lineRule="auto"/>
+      </w:pPr>
+      <w:r>
+        <w:t xml:space="preserve">The layout, spacing, typography, colors, borders, icons, and overall visual appearance are consistent with the Prominent Figures filter panel. </w:t>
+      </w:r>
+    </w:p>
+    <w:p>
+      <w:pPr>
+        <w:numPr>
+          <w:ilvl w:val="0"/>
+          <w:numId w:val="133"/>
+        </w:numPr>
+        <w:spacing w:after="0" w:line="240" w:lineRule="auto"/>
+      </w:pPr>
+      <w:r>
+        <w:t xml:space="preserve">The same UI/UX principles, responsiveness rules, and interaction patterns are applied. </w:t>
+      </w:r>
+    </w:p>
+    <w:p>
+      <w:pPr>
+        <w:numPr>
+          <w:ilvl w:val="0"/>
+          <w:numId w:val="133"/>
+        </w:numPr>
+        <w:spacing w:after="0" w:line="240" w:lineRule="auto"/>
+      </w:pPr>
+      <w:r>
+        <w:t xml:space="preserve">Filter controls are arranged in a clean, logical, and user-friendly manner. </w:t>
+      </w:r>
+    </w:p>
+    <w:p>
+      <w:pPr>
+        <w:numPr>
+          <w:ilvl w:val="0"/>
+          <w:numId w:val="133"/>
+        </w:numPr>
+        <w:spacing w:after="0" w:line="240" w:lineRule="auto"/>
+      </w:pPr>
+      <w:r>
+        <w:t xml:space="preserve">The </w:t>
+      </w:r>
+      <w:r>
+        <w:rPr>
+          <w:b/>
+          <w:bCs/>
+        </w:rPr>
+        <w:t>Clear All</w:t>
+      </w:r>
+      <w:r>
+        <w:t xml:space="preserve"> functionality, filter labels, dropdown styles, search fields, and action buttons follow the same design language and behavior. </w:t>
+      </w:r>
+    </w:p>
+    <w:p>
+      <w:pPr>
+        <w:numPr>
+          <w:ilvl w:val="0"/>
+          <w:numId w:val="133"/>
+        </w:numPr>
+        <w:spacing w:after="0" w:line="240" w:lineRule="auto"/>
+      </w:pPr>
+      <w:r>
+        <w:t xml:space="preserve">The filter panel adapts correctly to desktop, tablet, and mobile devices while maintaining consistency across screen sizes. </w:t>
+      </w:r>
+    </w:p>
+    <w:p>
+      <w:pPr>
+        <w:numPr>
+          <w:ilvl w:val="0"/>
+          <w:numId w:val="133"/>
+        </w:numPr>
+        <w:spacing w:after="0" w:line="240" w:lineRule="auto"/>
+      </w:pPr>
+      <w:r>
+        <w:t xml:space="preserve">Any enhancements, usability improvements, or accessibility features implemented on the Prominent Figures page are also incorporated into the Scientific Inventions and Innovations page where applicable. </w:t>
+      </w:r>
+    </w:p>
+    <w:p>
+      <w:pPr>
+        <w:numPr>
+          <w:ilvl w:val="0"/>
+          <w:numId w:val="133"/>
+        </w:numPr>
+        <w:spacing w:after="0" w:line="240" w:lineRule="auto"/>
+      </w:pPr>
+      <w:r>
+        <w:t xml:space="preserve">The implementation remains tailored to the specific filtering requirements of scientific inventions and innovations while preserving a consistent look and feel across the entire website. </w:t>
+      </w:r>
+    </w:p>
+    <w:p>
+      <w:pPr>
+        <w:spacing w:after="0" w:line="240" w:lineRule="auto"/>
+        <w:ind w:left="360"/>
+      </w:pPr>
+      <w:r>
+        <w:t>After implementation, verify that both pages provide a uniform filtering experience and appear to be part of the same integrated platform.</w:t>
+      </w:r>
+    </w:p>
+    <w:p>
+      <w:pPr>
+        <w:spacing w:after="0" w:line="240" w:lineRule="auto"/>
+        <w:ind w:left="360"/>
+      </w:pPr>
+    </w:p>
+    <w:p>
+      <w:pPr>
+        <w:spacing w:after="0" w:line="240" w:lineRule="auto"/>
+        <w:ind w:left="360"/>
+      </w:pPr>
+    </w:p>
+    <w:p>
+      <w:pPr>
+        <w:spacing w:after="0" w:line="240" w:lineRule="auto"/>
+        <w:ind w:left="360"/>
+      </w:pPr>
+      <w:r>
+        <w:lastRenderedPageBreak/>
+        <w:t xml:space="preserve">Configure the </w:t>
+      </w:r>
+      <w:r>
+        <w:rPr>
+          <w:b/>
+          <w:bCs/>
+        </w:rPr>
+        <w:t>Prominent Figures</w:t>
+      </w:r>
+      <w:r>
+        <w:t xml:space="preserve"> page so that records are </w:t>
+      </w:r>
+      <w:r>
+        <w:rPr>
+          <w:b/>
+          <w:bCs/>
+        </w:rPr>
+        <w:t>sorted by Historical Period by default</w:t>
+      </w:r>
+      <w:r>
+        <w:t xml:space="preserve"> when the page is loaded. The default view should present figures in a logical chronological order, allowing users to explore individuals within their historical context and better understand the progression of civilizations, cultures, scientific achievements, and intellectual developments over time.</w:t>
+      </w:r>
+    </w:p>
+    <w:p>
+      <w:pPr>
+        <w:spacing w:after="0" w:line="240" w:lineRule="auto"/>
+        <w:ind w:left="360"/>
+      </w:pPr>
+      <w:r>
+        <w:t>Ensure that:</w:t>
+      </w:r>
+    </w:p>
+    <w:p>
+      <w:pPr>
+        <w:numPr>
+          <w:ilvl w:val="0"/>
+          <w:numId w:val="134"/>
+        </w:numPr>
+        <w:spacing w:after="0" w:line="240" w:lineRule="auto"/>
+      </w:pPr>
+      <w:r>
+        <w:t xml:space="preserve">The </w:t>
+      </w:r>
+      <w:r>
+        <w:rPr>
+          <w:b/>
+          <w:bCs/>
+        </w:rPr>
+        <w:t>Historical Period</w:t>
+      </w:r>
+      <w:r>
+        <w:t xml:space="preserve"> field is selected as the default sorting criterion. </w:t>
+      </w:r>
+    </w:p>
+    <w:p>
+      <w:pPr>
+        <w:numPr>
+          <w:ilvl w:val="0"/>
+          <w:numId w:val="134"/>
+        </w:numPr>
+        <w:spacing w:after="0" w:line="240" w:lineRule="auto"/>
+      </w:pPr>
+      <w:r>
+        <w:t xml:space="preserve">The sorting order follows a meaningful chronological sequence (e.g., Ancient World → Classical Antiquity → Middle Ages → Renaissance → Early Modern Period → Modern Era → Contemporary Period). </w:t>
+      </w:r>
+    </w:p>
+    <w:p>
+      <w:pPr>
+        <w:numPr>
+          <w:ilvl w:val="0"/>
+          <w:numId w:val="134"/>
+        </w:numPr>
+        <w:spacing w:after="0" w:line="240" w:lineRule="auto"/>
+      </w:pPr>
+      <w:r>
+        <w:t xml:space="preserve">The default sorting is applied consistently in both card and list views. </w:t>
+      </w:r>
+    </w:p>
+    <w:p>
+      <w:pPr>
+        <w:numPr>
+          <w:ilvl w:val="0"/>
+          <w:numId w:val="134"/>
+        </w:numPr>
+        <w:spacing w:after="0" w:line="240" w:lineRule="auto"/>
+      </w:pPr>
+      <w:r>
+        <w:t xml:space="preserve">Users can still change the sorting criteria manually if desired. </w:t>
+      </w:r>
+    </w:p>
+    <w:p>
+      <w:pPr>
+        <w:numPr>
+          <w:ilvl w:val="0"/>
+          <w:numId w:val="134"/>
+        </w:numPr>
+        <w:spacing w:after="0" w:line="240" w:lineRule="auto"/>
+      </w:pPr>
+      <w:r>
+        <w:t xml:space="preserve">Any grouping, filtering, search, and pagination functionality remains fully compatible with the default chronological sorting. </w:t>
+      </w:r>
+    </w:p>
+    <w:p>
+      <w:pPr>
+        <w:numPr>
+          <w:ilvl w:val="0"/>
+          <w:numId w:val="134"/>
+        </w:numPr>
+        <w:spacing w:after="0" w:line="240" w:lineRule="auto"/>
+      </w:pPr>
+      <w:r>
+        <w:t xml:space="preserve">The selected default sorting option is clearly reflected in the user interface when the page loads. </w:t>
+      </w:r>
+    </w:p>
+    <w:p>
+      <w:pPr>
+        <w:spacing w:after="0" w:line="240" w:lineRule="auto"/>
+        <w:ind w:left="360"/>
+      </w:pPr>
+      <w:r>
+        <w:t>Verify that the resulting presentation improves discoverability, historical continuity, and the overall educational value of the Prominent Figures section.</w:t>
+      </w:r>
+    </w:p>
+    <w:p>
+      <w:pPr>
+        <w:spacing w:after="0" w:line="240" w:lineRule="auto"/>
+        <w:ind w:left="360"/>
+      </w:pPr>
+    </w:p>
+    <w:p>
+      <w:pPr>
+        <w:spacing w:after="0" w:line="240" w:lineRule="auto"/>
+        <w:ind w:left="360"/>
+      </w:pPr>
+    </w:p>
+    <w:p>
+      <w:pPr>
+        <w:spacing w:after="0" w:line="240" w:lineRule="auto"/>
+        <w:ind w:left="360"/>
+      </w:pPr>
+      <w:r>
+        <w:t xml:space="preserve">Enhance the filter dropdown functionality so that each dropdown behaves similarly to an </w:t>
+      </w:r>
+      <w:r>
+        <w:rPr>
+          <w:b/>
+          <w:bCs/>
+        </w:rPr>
+        <w:t>Excel filter menu</w:t>
+      </w:r>
+      <w:r>
+        <w:t xml:space="preserve">. Instead of allowing only a single selection, each dropdown should display a list of options preceded by </w:t>
+      </w:r>
+      <w:r>
+        <w:rPr>
+          <w:b/>
+          <w:bCs/>
+        </w:rPr>
+        <w:t>checkboxes</w:t>
+      </w:r>
+      <w:r>
+        <w:t>, enabling users to select multiple values simultaneously.</w:t>
+      </w:r>
+    </w:p>
+    <w:p>
+      <w:pPr>
+        <w:spacing w:after="0" w:line="240" w:lineRule="auto"/>
+        <w:ind w:left="360"/>
+      </w:pPr>
+      <w:r>
+        <w:t>Specifically:</w:t>
+      </w:r>
+    </w:p>
+    <w:p>
+      <w:pPr>
+        <w:numPr>
+          <w:ilvl w:val="0"/>
+          <w:numId w:val="135"/>
+        </w:numPr>
+        <w:spacing w:after="0" w:line="240" w:lineRule="auto"/>
+      </w:pPr>
+      <w:r>
+        <w:t xml:space="preserve">Add a checkbox next to every available option within the dropdown. </w:t>
+      </w:r>
+    </w:p>
+    <w:p>
+      <w:pPr>
+        <w:numPr>
+          <w:ilvl w:val="0"/>
+          <w:numId w:val="135"/>
+        </w:numPr>
+        <w:spacing w:after="0" w:line="240" w:lineRule="auto"/>
+      </w:pPr>
+      <w:r>
+        <w:t xml:space="preserve">Include a </w:t>
+      </w:r>
+      <w:r>
+        <w:rPr>
+          <w:b/>
+          <w:bCs/>
+        </w:rPr>
+        <w:t>"Select All"</w:t>
+      </w:r>
+      <w:r>
+        <w:t xml:space="preserve"> option at the top of the list to quickly select or deselect all values. </w:t>
+      </w:r>
+    </w:p>
+    <w:p>
+      <w:pPr>
+        <w:numPr>
+          <w:ilvl w:val="0"/>
+          <w:numId w:val="135"/>
+        </w:numPr>
+        <w:spacing w:after="0" w:line="240" w:lineRule="auto"/>
+      </w:pPr>
+      <w:r>
+        <w:t xml:space="preserve">Allow users to select one, multiple, or all options within a single filter. </w:t>
+      </w:r>
+    </w:p>
+    <w:p>
+      <w:pPr>
+        <w:numPr>
+          <w:ilvl w:val="0"/>
+          <w:numId w:val="135"/>
+        </w:numPr>
+        <w:spacing w:after="0" w:line="240" w:lineRule="auto"/>
+      </w:pPr>
+      <w:r>
+        <w:t xml:space="preserve">Clearly indicate the number or names of selected items when the dropdown is collapsed. </w:t>
+      </w:r>
+    </w:p>
+    <w:p>
+      <w:pPr>
+        <w:numPr>
+          <w:ilvl w:val="0"/>
+          <w:numId w:val="135"/>
+        </w:numPr>
+        <w:spacing w:after="0" w:line="240" w:lineRule="auto"/>
+      </w:pPr>
+      <w:r>
+        <w:t xml:space="preserve">Maintain intuitive behavior for selecting, deselecting, and clearing options. </w:t>
+      </w:r>
+    </w:p>
+    <w:p>
+      <w:pPr>
+        <w:numPr>
+          <w:ilvl w:val="0"/>
+          <w:numId w:val="135"/>
+        </w:numPr>
+        <w:spacing w:after="0" w:line="240" w:lineRule="auto"/>
+      </w:pPr>
+      <w:r>
+        <w:t xml:space="preserve">Ensure that filtering is applied correctly when multiple values are selected. </w:t>
+      </w:r>
+    </w:p>
+    <w:p>
+      <w:pPr>
+        <w:numPr>
+          <w:ilvl w:val="0"/>
+          <w:numId w:val="135"/>
+        </w:numPr>
+        <w:spacing w:after="0" w:line="240" w:lineRule="auto"/>
+      </w:pPr>
+      <w:r>
+        <w:t xml:space="preserve">Preserve accessibility, keyboard navigation, and mobile-device usability. </w:t>
+      </w:r>
+    </w:p>
+    <w:p>
+      <w:pPr>
+        <w:numPr>
+          <w:ilvl w:val="0"/>
+          <w:numId w:val="135"/>
+        </w:numPr>
+        <w:spacing w:after="0" w:line="240" w:lineRule="auto"/>
+      </w:pPr>
+      <w:r>
+        <w:t xml:space="preserve">Match the visual style and interaction patterns of modern spreadsheet applications and enterprise data-management tools. </w:t>
+      </w:r>
+    </w:p>
+    <w:p>
+      <w:pPr>
+        <w:numPr>
+          <w:ilvl w:val="0"/>
+          <w:numId w:val="135"/>
+        </w:numPr>
+        <w:spacing w:after="0" w:line="240" w:lineRule="auto"/>
+      </w:pPr>
+      <w:r>
+        <w:t xml:space="preserve">Ensure that the dropdown remains responsive and performs efficiently even when handling large numbers of filter values. </w:t>
+      </w:r>
+    </w:p>
+    <w:p>
+      <w:pPr>
+        <w:spacing w:after="0" w:line="240" w:lineRule="auto"/>
+        <w:ind w:left="360"/>
+      </w:pPr>
+      <w:r>
+        <w:t>After implementation, verify that users can easily perform single-selection, multi-selection, and select-all operations across all filter categories in a consistent and user-friendly manner.</w:t>
+      </w:r>
+    </w:p>
+    <w:p>
+      <w:pPr>
+        <w:spacing w:after="0" w:line="240" w:lineRule="auto"/>
+        <w:ind w:left="360"/>
+      </w:pPr>
+    </w:p>
+    <w:p>
+      <w:pPr>
+        <w:spacing w:after="0" w:line="240" w:lineRule="auto"/>
+        <w:ind w:left="360"/>
+      </w:pPr>
+    </w:p>
+    <w:p>
+      <w:pPr>
+        <w:spacing w:after="0" w:line="240" w:lineRule="auto"/>
+        <w:ind w:left="360"/>
+      </w:pPr>
+      <w:r>
+        <w:t xml:space="preserve">Rename the panel containing the </w:t>
+      </w:r>
+      <w:r>
+        <w:rPr>
+          <w:b/>
+          <w:bCs/>
+        </w:rPr>
+        <w:t>"Expand All"</w:t>
+      </w:r>
+      <w:r>
+        <w:t xml:space="preserve"> and </w:t>
+      </w:r>
+      <w:r>
+        <w:rPr>
+          <w:b/>
+          <w:bCs/>
+        </w:rPr>
+        <w:t>"Collapse All"</w:t>
+      </w:r>
+      <w:r>
+        <w:t xml:space="preserve"> buttons to </w:t>
+      </w:r>
+      <w:r>
+        <w:rPr>
+          <w:b/>
+          <w:bCs/>
+        </w:rPr>
+        <w:t>"Articles"</w:t>
+      </w:r>
+      <w:r>
+        <w:t xml:space="preserve"> and reposition it so that it appears </w:t>
+      </w:r>
+      <w:r>
+        <w:rPr>
+          <w:b/>
+          <w:bCs/>
+        </w:rPr>
+        <w:t>on the same horizontal row as the Filter panel, immediately to the right of it</w:t>
+      </w:r>
+      <w:r>
+        <w:t>.</w:t>
+      </w:r>
+    </w:p>
+    <w:p>
+      <w:pPr>
+        <w:spacing w:after="0" w:line="240" w:lineRule="auto"/>
+        <w:ind w:left="360"/>
+      </w:pPr>
+      <w:r>
+        <w:t>Ensure that:</w:t>
+      </w:r>
+    </w:p>
+    <w:p>
+      <w:pPr>
+        <w:numPr>
+          <w:ilvl w:val="0"/>
+          <w:numId w:val="136"/>
+        </w:numPr>
+        <w:spacing w:after="0" w:line="240" w:lineRule="auto"/>
+      </w:pPr>
+      <w:r>
+        <w:t xml:space="preserve">The new </w:t>
+      </w:r>
+      <w:r>
+        <w:rPr>
+          <w:b/>
+          <w:bCs/>
+        </w:rPr>
+        <w:t>"Articles"</w:t>
+      </w:r>
+      <w:r>
+        <w:t xml:space="preserve"> panel title is clearly visible and consistent with the site's design language. </w:t>
+      </w:r>
+    </w:p>
+    <w:p>
+      <w:pPr>
+        <w:numPr>
+          <w:ilvl w:val="0"/>
+          <w:numId w:val="136"/>
+        </w:numPr>
+        <w:spacing w:after="0" w:line="240" w:lineRule="auto"/>
+      </w:pPr>
+      <w:r>
+        <w:t xml:space="preserve">The panel is horizontally aligned with the Filter panel and maintains proper spacing and visual balance. </w:t>
+      </w:r>
+    </w:p>
+    <w:p>
+      <w:pPr>
+        <w:numPr>
+          <w:ilvl w:val="0"/>
+          <w:numId w:val="136"/>
+        </w:numPr>
+        <w:spacing w:after="0" w:line="240" w:lineRule="auto"/>
+      </w:pPr>
+      <w:r>
+        <w:t xml:space="preserve">The </w:t>
+      </w:r>
+      <w:r>
+        <w:rPr>
+          <w:b/>
+          <w:bCs/>
+        </w:rPr>
+        <w:t>Expand All</w:t>
+      </w:r>
+      <w:r>
+        <w:t xml:space="preserve"> and </w:t>
+      </w:r>
+      <w:r>
+        <w:rPr>
+          <w:b/>
+          <w:bCs/>
+        </w:rPr>
+        <w:t>Collapse All</w:t>
+      </w:r>
+      <w:r>
+        <w:t xml:space="preserve"> buttons remain easily accessible and visually prominent. </w:t>
+      </w:r>
+    </w:p>
+    <w:p>
+      <w:pPr>
+        <w:numPr>
+          <w:ilvl w:val="0"/>
+          <w:numId w:val="136"/>
+        </w:numPr>
+        <w:spacing w:after="0" w:line="240" w:lineRule="auto"/>
+      </w:pPr>
+      <w:r>
+        <w:t xml:space="preserve">Both panels appear as related control sections while preserving a clean and intuitive layout. </w:t>
+      </w:r>
+    </w:p>
+    <w:p>
+      <w:pPr>
+        <w:numPr>
+          <w:ilvl w:val="0"/>
+          <w:numId w:val="136"/>
+        </w:numPr>
+        <w:spacing w:after="0" w:line="240" w:lineRule="auto"/>
+      </w:pPr>
+      <w:r>
+        <w:lastRenderedPageBreak/>
+        <w:t xml:space="preserve">Available horizontal space is used efficiently, avoiding unnecessary gaps or wasted screen area. </w:t>
+      </w:r>
+    </w:p>
+    <w:p>
+      <w:pPr>
+        <w:numPr>
+          <w:ilvl w:val="0"/>
+          <w:numId w:val="136"/>
+        </w:numPr>
+        <w:spacing w:after="0" w:line="240" w:lineRule="auto"/>
+      </w:pPr>
+      <w:r>
+        <w:t xml:space="preserve">The layout remains fully responsive, adapting appropriately on tablets and mobile devices by stacking or repositioning elements when necessary. </w:t>
+      </w:r>
+    </w:p>
+    <w:p>
+      <w:pPr>
+        <w:numPr>
+          <w:ilvl w:val="0"/>
+          <w:numId w:val="136"/>
+        </w:numPr>
+        <w:spacing w:after="0" w:line="240" w:lineRule="auto"/>
+      </w:pPr>
+      <w:r>
+        <w:t xml:space="preserve">The styling, typography, borders, icons, and spacing remain consistent with the overall UI/UX standards of the project. </w:t>
+      </w:r>
+    </w:p>
+    <w:p>
+      <w:pPr>
+        <w:spacing w:after="0" w:line="240" w:lineRule="auto"/>
+        <w:ind w:left="360"/>
+      </w:pPr>
+      <w:r>
+        <w:t>After implementation, verify that the Filter and Articles panels function cohesively as a unified control area and provide a more streamlined and user-friendly experience.</w:t>
+      </w:r>
+    </w:p>
+    <w:p>
+      <w:pPr>
+        <w:spacing w:after="0" w:line="240" w:lineRule="auto"/>
+        <w:ind w:left="360"/>
+      </w:pPr>
+    </w:p>
+    <w:p>
+      <w:pPr>
+        <w:spacing w:after="0" w:line="240" w:lineRule="auto"/>
+        <w:ind w:left="360"/>
+      </w:pPr>
+    </w:p>
+    <w:p>
+      <w:pPr>
+        <w:spacing w:after="0" w:line="240" w:lineRule="auto"/>
+        <w:ind w:left="360"/>
+      </w:pPr>
+      <w:r>
+        <w:t>The dropdown list is currently detached from its parent field, appears below the textbox in an incorrect position, and becomes partially hidden. A scrollbar was added to the entire Filter panel to make the dropdown values visible, but this is not the correct behavior.</w:t>
+      </w:r>
+    </w:p>
+    <w:p>
+      <w:pPr>
+        <w:spacing w:after="0" w:line="240" w:lineRule="auto"/>
+        <w:ind w:left="360"/>
+      </w:pPr>
+      <w:r>
+        <w:t xml:space="preserve">Please redesign the dropdown behavior so that it works like an </w:t>
+      </w:r>
+      <w:r>
+        <w:rPr>
+          <w:b/>
+          <w:bCs/>
+        </w:rPr>
+        <w:t>Excel-style filter dropdown</w:t>
+      </w:r>
+      <w:r>
+        <w:t>:</w:t>
+      </w:r>
+    </w:p>
+    <w:p>
+      <w:pPr>
+        <w:numPr>
+          <w:ilvl w:val="0"/>
+          <w:numId w:val="137"/>
+        </w:numPr>
+        <w:spacing w:after="0" w:line="240" w:lineRule="auto"/>
+      </w:pPr>
+      <w:r>
+        <w:t xml:space="preserve">The dropdown must remain visually and functionally attached to its parent field. </w:t>
+      </w:r>
+    </w:p>
+    <w:p>
+      <w:pPr>
+        <w:numPr>
+          <w:ilvl w:val="0"/>
+          <w:numId w:val="137"/>
+        </w:numPr>
+        <w:spacing w:after="0" w:line="240" w:lineRule="auto"/>
+      </w:pPr>
+      <w:r>
+        <w:t xml:space="preserve">It should open directly below the selected filter field, with proper alignment and width. </w:t>
+      </w:r>
+    </w:p>
+    <w:p>
+      <w:pPr>
+        <w:numPr>
+          <w:ilvl w:val="0"/>
+          <w:numId w:val="137"/>
+        </w:numPr>
+        <w:spacing w:after="0" w:line="240" w:lineRule="auto"/>
+      </w:pPr>
+      <w:r>
+        <w:t xml:space="preserve">The dropdown list itself should have its own internal scroll area if there are many values. </w:t>
+      </w:r>
+    </w:p>
+    <w:p>
+      <w:pPr>
+        <w:numPr>
+          <w:ilvl w:val="0"/>
+          <w:numId w:val="137"/>
+        </w:numPr>
+        <w:spacing w:after="0" w:line="240" w:lineRule="auto"/>
+      </w:pPr>
+      <w:r>
+        <w:t xml:space="preserve">Do not add a scrollbar to the entire Filter panel just to expose dropdown options. </w:t>
+      </w:r>
+    </w:p>
+    <w:p>
+      <w:pPr>
+        <w:numPr>
+          <w:ilvl w:val="0"/>
+          <w:numId w:val="137"/>
+        </w:numPr>
+        <w:spacing w:after="0" w:line="240" w:lineRule="auto"/>
+      </w:pPr>
+      <w:r>
+        <w:t xml:space="preserve">The dropdown should appear above surrounding content where necessary, using proper layering/z-index. </w:t>
+      </w:r>
+    </w:p>
+    <w:p>
+      <w:pPr>
+        <w:numPr>
+          <w:ilvl w:val="0"/>
+          <w:numId w:val="137"/>
+        </w:numPr>
+        <w:spacing w:after="0" w:line="240" w:lineRule="auto"/>
+      </w:pPr>
+      <w:r>
+        <w:t xml:space="preserve">It must not be clipped, hidden, or pushed outside the visible area. </w:t>
+      </w:r>
+    </w:p>
+    <w:p>
+      <w:pPr>
+        <w:numPr>
+          <w:ilvl w:val="0"/>
+          <w:numId w:val="137"/>
+        </w:numPr>
+        <w:spacing w:after="0" w:line="240" w:lineRule="auto"/>
+      </w:pPr>
+      <w:r>
+        <w:t xml:space="preserve">The interaction should feel similar to Excel filter dropdowns: compact, anchored, scrollable internally, and easy to select multiple checkbox options. </w:t>
+      </w:r>
+    </w:p>
+    <w:p>
+      <w:pPr>
+        <w:numPr>
+          <w:ilvl w:val="0"/>
+          <w:numId w:val="137"/>
+        </w:numPr>
+        <w:spacing w:after="0" w:line="240" w:lineRule="auto"/>
+      </w:pPr>
+      <w:r>
+        <w:t xml:space="preserve">Ensure this behavior works consistently on desktop, tablet, and mobile devices. </w:t>
+      </w:r>
+    </w:p>
+    <w:p>
+      <w:pPr>
+        <w:spacing w:after="0" w:line="240" w:lineRule="auto"/>
+        <w:ind w:left="360"/>
+      </w:pPr>
+    </w:p>
+    <w:p>
+      <w:pPr>
+        <w:spacing w:after="0" w:line="240" w:lineRule="auto"/>
+        <w:ind w:left="360"/>
+      </w:pPr>
+    </w:p>
+    <w:p>
+      <w:pPr>
+        <w:spacing w:after="0" w:line="240" w:lineRule="auto"/>
+        <w:ind w:left="360"/>
+      </w:pPr>
+      <w:r>
+        <w:t xml:space="preserve">Review all articles and verify that their </w:t>
+      </w:r>
+      <w:r>
+        <w:rPr>
+          <w:b/>
+          <w:bCs/>
+        </w:rPr>
+        <w:t>Historical Period</w:t>
+      </w:r>
+      <w:r>
+        <w:t xml:space="preserve"> classifications are accurate. It appears that a number of articles have been assigned incorrect historical period markers.</w:t>
+      </w:r>
+    </w:p>
+    <w:p>
+      <w:pPr>
+        <w:spacing w:after="0" w:line="240" w:lineRule="auto"/>
+        <w:ind w:left="360"/>
+      </w:pPr>
+      <w:r>
+        <w:t>Please conduct a thorough validation of every article and:</w:t>
+      </w:r>
+    </w:p>
+    <w:p>
+      <w:pPr>
+        <w:numPr>
+          <w:ilvl w:val="0"/>
+          <w:numId w:val="138"/>
+        </w:numPr>
+        <w:spacing w:after="0" w:line="240" w:lineRule="auto"/>
+      </w:pPr>
+      <w:r>
+        <w:t xml:space="preserve">Verify the historical period assigned to each article based on reliable historical and scholarly sources. </w:t>
+      </w:r>
+    </w:p>
+    <w:p>
+      <w:pPr>
+        <w:numPr>
+          <w:ilvl w:val="0"/>
+          <w:numId w:val="138"/>
+        </w:numPr>
+        <w:spacing w:after="0" w:line="240" w:lineRule="auto"/>
+      </w:pPr>
+      <w:r>
+        <w:t xml:space="preserve">Correct any inaccurate, inconsistent, or ambiguous period classifications. </w:t>
+      </w:r>
+    </w:p>
+    <w:p>
+      <w:pPr>
+        <w:numPr>
+          <w:ilvl w:val="0"/>
+          <w:numId w:val="138"/>
+        </w:numPr>
+        <w:spacing w:after="0" w:line="240" w:lineRule="auto"/>
+      </w:pPr>
+      <w:r>
+        <w:t xml:space="preserve">Apply a consistent historical taxonomy across the entire project (e.g., Prehistoric Era, Ancient World, Classical Antiquity, Middle Ages, Renaissance, Early Modern Period, Industrial Age, Modern Era, Contemporary Period, etc.). </w:t>
+      </w:r>
+    </w:p>
+    <w:p>
+      <w:pPr>
+        <w:numPr>
+          <w:ilvl w:val="0"/>
+          <w:numId w:val="138"/>
+        </w:numPr>
+        <w:spacing w:after="0" w:line="240" w:lineRule="auto"/>
+      </w:pPr>
+      <w:r>
+        <w:t xml:space="preserve">Ensure that the assigned historical periods align with the actual time in which the person, invention, discovery, event, or development originated or had its greatest impact. </w:t>
+      </w:r>
+    </w:p>
+    <w:p>
+      <w:pPr>
+        <w:numPr>
+          <w:ilvl w:val="0"/>
+          <w:numId w:val="138"/>
+        </w:numPr>
+        <w:spacing w:after="0" w:line="240" w:lineRule="auto"/>
+      </w:pPr>
+      <w:r>
+        <w:t xml:space="preserve">Review related metadata, tags, filters, grouping categories, and sorting logic to ensure they reflect the corrected classifications. </w:t>
+      </w:r>
+    </w:p>
+    <w:p>
+      <w:pPr>
+        <w:numPr>
+          <w:ilvl w:val="0"/>
+          <w:numId w:val="138"/>
+        </w:numPr>
+        <w:spacing w:after="0" w:line="240" w:lineRule="auto"/>
+      </w:pPr>
+      <w:r>
+        <w:t xml:space="preserve">Verify that filtering, grouping, and default chronological sorting continue to function correctly after the corrections. </w:t>
+      </w:r>
+    </w:p>
+    <w:p>
+      <w:pPr>
+        <w:spacing w:after="0" w:line="240" w:lineRule="auto"/>
+        <w:ind w:left="360"/>
+      </w:pPr>
+      <w:r>
+        <w:t>After completing the review, provide a summary of all articles whose historical period markers were changed, including the original classification and the corrected one.</w:t>
+      </w:r>
+    </w:p>
+    <w:p>
+      <w:pPr>
+        <w:spacing w:after="0" w:line="240" w:lineRule="auto"/>
+        <w:ind w:left="360"/>
+      </w:pPr>
+    </w:p>
+    <w:p>
+      <w:pPr>
+        <w:spacing w:after="0" w:line="240" w:lineRule="auto"/>
+        <w:ind w:left="360"/>
+      </w:pPr>
+    </w:p>
+    <w:p>
+      <w:pPr>
+        <w:spacing w:after="0" w:line="240" w:lineRule="auto"/>
+        <w:ind w:left="360"/>
+      </w:pPr>
+      <w:r>
+        <w:t xml:space="preserve">Add a dedicated header section at the top of the </w:t>
+      </w:r>
+      <w:r>
+        <w:rPr>
+          <w:b/>
+          <w:bCs/>
+        </w:rPr>
+        <w:t>Articles</w:t>
+      </w:r>
+      <w:r>
+        <w:t xml:space="preserve"> panel with the title </w:t>
+      </w:r>
+      <w:r>
+        <w:rPr>
+          <w:b/>
+          <w:bCs/>
+        </w:rPr>
+        <w:t>"Articles"</w:t>
+      </w:r>
+      <w:r>
+        <w:t>.</w:t>
+      </w:r>
+    </w:p>
+    <w:p>
+      <w:pPr>
+        <w:spacing w:after="0" w:line="240" w:lineRule="auto"/>
+        <w:ind w:left="360"/>
+      </w:pPr>
+      <w:r>
+        <w:t xml:space="preserve">Move the </w:t>
+      </w:r>
+      <w:r>
+        <w:rPr>
+          <w:b/>
+          <w:bCs/>
+        </w:rPr>
+        <w:t>Expand All</w:t>
+      </w:r>
+      <w:r>
+        <w:t xml:space="preserve"> and </w:t>
+      </w:r>
+      <w:r>
+        <w:rPr>
+          <w:b/>
+          <w:bCs/>
+        </w:rPr>
+        <w:t>Collapse All</w:t>
+      </w:r>
+      <w:r>
+        <w:t xml:space="preserve"> buttons, which are currently located below the Filter panel, into the Articles panel and position them directly beneath the new </w:t>
+      </w:r>
+      <w:r>
+        <w:rPr>
+          <w:b/>
+          <w:bCs/>
+        </w:rPr>
+        <w:t>Articles</w:t>
+      </w:r>
+      <w:r>
+        <w:t xml:space="preserve"> header. The layout, structure, and visual appearance should match the implementation used in the </w:t>
+      </w:r>
+      <w:r>
+        <w:rPr>
+          <w:b/>
+          <w:bCs/>
+        </w:rPr>
+        <w:t>Contents</w:t>
+      </w:r>
+      <w:r>
+        <w:t xml:space="preserve"> panel.</w:t>
+      </w:r>
+    </w:p>
+    <w:p>
+      <w:pPr>
+        <w:spacing w:after="0" w:line="240" w:lineRule="auto"/>
+        <w:ind w:left="360"/>
+      </w:pPr>
+      <w:r>
+        <w:lastRenderedPageBreak/>
+        <w:t>Ensure that:</w:t>
+      </w:r>
+    </w:p>
+    <w:p>
+      <w:pPr>
+        <w:numPr>
+          <w:ilvl w:val="0"/>
+          <w:numId w:val="139"/>
+        </w:numPr>
+        <w:spacing w:after="0" w:line="240" w:lineRule="auto"/>
+      </w:pPr>
+      <w:r>
+        <w:t xml:space="preserve">The </w:t>
+      </w:r>
+      <w:r>
+        <w:rPr>
+          <w:b/>
+          <w:bCs/>
+        </w:rPr>
+        <w:t>Articles</w:t>
+      </w:r>
+      <w:r>
+        <w:t xml:space="preserve"> header is visually consistent with the </w:t>
+      </w:r>
+      <w:r>
+        <w:rPr>
+          <w:b/>
+          <w:bCs/>
+        </w:rPr>
+        <w:t>Contents</w:t>
+      </w:r>
+      <w:r>
+        <w:t xml:space="preserve"> panel header.</w:t>
+      </w:r>
+    </w:p>
+    <w:p>
+      <w:pPr>
+        <w:numPr>
+          <w:ilvl w:val="0"/>
+          <w:numId w:val="139"/>
+        </w:numPr>
+        <w:spacing w:after="0" w:line="240" w:lineRule="auto"/>
+      </w:pPr>
+      <w:r>
+        <w:t xml:space="preserve">The </w:t>
+      </w:r>
+      <w:r>
+        <w:rPr>
+          <w:b/>
+          <w:bCs/>
+        </w:rPr>
+        <w:t>Expand All</w:t>
+      </w:r>
+      <w:r>
+        <w:t xml:space="preserve"> and </w:t>
+      </w:r>
+      <w:r>
+        <w:rPr>
+          <w:b/>
+          <w:bCs/>
+        </w:rPr>
+        <w:t>Collapse All</w:t>
+      </w:r>
+      <w:r>
+        <w:t xml:space="preserve"> buttons are aligned and styled identically to their counterparts in the Contents panel.</w:t>
+      </w:r>
+    </w:p>
+    <w:p>
+      <w:pPr>
+        <w:numPr>
+          <w:ilvl w:val="0"/>
+          <w:numId w:val="139"/>
+        </w:numPr>
+        <w:spacing w:after="0" w:line="240" w:lineRule="auto"/>
+      </w:pPr>
+      <w:r>
+        <w:t>The buttons are clearly associated with the Articles panel and affect only the article entries.</w:t>
+      </w:r>
+    </w:p>
+    <w:p>
+      <w:pPr>
+        <w:numPr>
+          <w:ilvl w:val="0"/>
+          <w:numId w:val="139"/>
+        </w:numPr>
+        <w:spacing w:after="0" w:line="240" w:lineRule="auto"/>
+      </w:pPr>
+      <w:r>
+        <w:t>Typography, spacing, borders, colors, icons, and overall styling follow the same design language as the Contents panel.</w:t>
+      </w:r>
+    </w:p>
+    <w:p>
+      <w:pPr>
+        <w:numPr>
+          <w:ilvl w:val="0"/>
+          <w:numId w:val="139"/>
+        </w:numPr>
+        <w:spacing w:after="0" w:line="240" w:lineRule="auto"/>
+      </w:pPr>
+      <w:r>
+        <w:t>The Articles panel remains clean, intuitive, and visually balanced.</w:t>
+      </w:r>
+    </w:p>
+    <w:p>
+      <w:pPr>
+        <w:numPr>
+          <w:ilvl w:val="0"/>
+          <w:numId w:val="139"/>
+        </w:numPr>
+        <w:spacing w:after="0" w:line="240" w:lineRule="auto"/>
+      </w:pPr>
+      <w:r>
+        <w:t>The implementation is fully responsive and functions correctly on desktop, tablet, and mobile devices.</w:t>
+      </w:r>
+    </w:p>
+    <w:p>
+      <w:pPr>
+        <w:numPr>
+          <w:ilvl w:val="0"/>
+          <w:numId w:val="139"/>
+        </w:numPr>
+        <w:spacing w:after="0" w:line="240" w:lineRule="auto"/>
+      </w:pPr>
+      <w:r>
+        <w:t>Any unnecessary controls or empty space previously left below the Filter panel are removed to improve layout efficiency.</w:t>
+      </w:r>
+    </w:p>
+    <w:p>
+      <w:pPr>
+        <w:spacing w:after="0" w:line="240" w:lineRule="auto"/>
+        <w:ind w:left="360"/>
+      </w:pPr>
+      <w:r>
+        <w:t>After implementation, verify that the Articles and Contents panels provide a consistent user experience and appear as coordinated components within the overall page design.</w:t>
+      </w:r>
+    </w:p>
+    <w:p>
+      <w:pPr>
+        <w:spacing w:after="0" w:line="240" w:lineRule="auto"/>
+        <w:ind w:left="360"/>
+        <w:rPr>
+          <w:vanish/>
+        </w:rPr>
+      </w:pPr>
+    </w:p>
+    <w:p>
+      <w:pPr>
+        <w:spacing w:after="0" w:line="240" w:lineRule="auto"/>
+        <w:ind w:left="360"/>
+        <w:rPr>
+          <w:vanish/>
+        </w:rPr>
+      </w:pPr>
+      <w:r>
+        <w:rPr>
+          <w:vanish/>
+        </w:rPr>
+        <w:t>Bottom of Form</w:t>
       </w:r>
     </w:p>
     <w:p>
@@ -22991,6 +25751,155 @@
     </w:lvl>
   </w:abstractNum>
   <w:abstractNum w:abstractNumId="9" w15:restartNumberingAfterBreak="0">
+    <w:nsid w:val="073E74EB"/>
+    <w:multiLevelType w:val="multilevel"/>
+    <w:tmpl w:val="3B20A420"/>
+    <w:lvl w:ilvl="0">
+      <w:start w:val="1"/>
+      <w:numFmt w:val="bullet"/>
+      <w:lvlText w:val=""/>
+      <w:lvlJc w:val="left"/>
+      <w:pPr>
+        <w:tabs>
+          <w:tab w:val="num" w:pos="720"/>
+        </w:tabs>
+        <w:ind w:left="720" w:hanging="360"/>
+      </w:pPr>
+      <w:rPr>
+        <w:rFonts w:ascii="Symbol" w:hAnsi="Symbol" w:hint="default"/>
+        <w:sz w:val="20"/>
+      </w:rPr>
+    </w:lvl>
+    <w:lvl w:ilvl="1" w:tentative="1">
+      <w:start w:val="1"/>
+      <w:numFmt w:val="bullet"/>
+      <w:lvlText w:val="o"/>
+      <w:lvlJc w:val="left"/>
+      <w:pPr>
+        <w:tabs>
+          <w:tab w:val="num" w:pos="1440"/>
+        </w:tabs>
+        <w:ind w:left="1440" w:hanging="360"/>
+      </w:pPr>
+      <w:rPr>
+        <w:rFonts w:ascii="Courier New" w:hAnsi="Courier New" w:hint="default"/>
+        <w:sz w:val="20"/>
+      </w:rPr>
+    </w:lvl>
+    <w:lvl w:ilvl="2" w:tentative="1">
+      <w:start w:val="1"/>
+      <w:numFmt w:val="bullet"/>
+      <w:lvlText w:val=""/>
+      <w:lvlJc w:val="left"/>
+      <w:pPr>
+        <w:tabs>
+          <w:tab w:val="num" w:pos="2160"/>
+        </w:tabs>
+        <w:ind w:left="2160" w:hanging="360"/>
+      </w:pPr>
+      <w:rPr>
+        <w:rFonts w:ascii="Wingdings" w:hAnsi="Wingdings" w:hint="default"/>
+        <w:sz w:val="20"/>
+      </w:rPr>
+    </w:lvl>
+    <w:lvl w:ilvl="3" w:tentative="1">
+      <w:start w:val="1"/>
+      <w:numFmt w:val="bullet"/>
+      <w:lvlText w:val=""/>
+      <w:lvlJc w:val="left"/>
+      <w:pPr>
+        <w:tabs>
+          <w:tab w:val="num" w:pos="2880"/>
+        </w:tabs>
+        <w:ind w:left="2880" w:hanging="360"/>
+      </w:pPr>
+      <w:rPr>
+        <w:rFonts w:ascii="Wingdings" w:hAnsi="Wingdings" w:hint="default"/>
+        <w:sz w:val="20"/>
+      </w:rPr>
+    </w:lvl>
+    <w:lvl w:ilvl="4" w:tentative="1">
+      <w:start w:val="1"/>
+      <w:numFmt w:val="bullet"/>
+      <w:lvlText w:val=""/>
+      <w:lvlJc w:val="left"/>
+      <w:pPr>
+        <w:tabs>
+          <w:tab w:val="num" w:pos="3600"/>
+        </w:tabs>
+        <w:ind w:left="3600" w:hanging="360"/>
+      </w:pPr>
+      <w:rPr>
+        <w:rFonts w:ascii="Wingdings" w:hAnsi="Wingdings" w:hint="default"/>
+        <w:sz w:val="20"/>
+      </w:rPr>
+    </w:lvl>
+    <w:lvl w:ilvl="5" w:tentative="1">
+      <w:start w:val="1"/>
+      <w:numFmt w:val="bullet"/>
+      <w:lvlText w:val=""/>
+      <w:lvlJc w:val="left"/>
+      <w:pPr>
+        <w:tabs>
+          <w:tab w:val="num" w:pos="4320"/>
+        </w:tabs>
+        <w:ind w:left="4320" w:hanging="360"/>
+      </w:pPr>
+      <w:rPr>
+        <w:rFonts w:ascii="Wingdings" w:hAnsi="Wingdings" w:hint="default"/>
+        <w:sz w:val="20"/>
+      </w:rPr>
+    </w:lvl>
+    <w:lvl w:ilvl="6" w:tentative="1">
+      <w:start w:val="1"/>
+      <w:numFmt w:val="bullet"/>
+      <w:lvlText w:val=""/>
+      <w:lvlJc w:val="left"/>
+      <w:pPr>
+        <w:tabs>
+          <w:tab w:val="num" w:pos="5040"/>
+        </w:tabs>
+        <w:ind w:left="5040" w:hanging="360"/>
+      </w:pPr>
+      <w:rPr>
+        <w:rFonts w:ascii="Wingdings" w:hAnsi="Wingdings" w:hint="default"/>
+        <w:sz w:val="20"/>
+      </w:rPr>
+    </w:lvl>
+    <w:lvl w:ilvl="7" w:tentative="1">
+      <w:start w:val="1"/>
+      <w:numFmt w:val="bullet"/>
+      <w:lvlText w:val=""/>
+      <w:lvlJc w:val="left"/>
+      <w:pPr>
+        <w:tabs>
+          <w:tab w:val="num" w:pos="5760"/>
+        </w:tabs>
+        <w:ind w:left="5760" w:hanging="360"/>
+      </w:pPr>
+      <w:rPr>
+        <w:rFonts w:ascii="Wingdings" w:hAnsi="Wingdings" w:hint="default"/>
+        <w:sz w:val="20"/>
+      </w:rPr>
+    </w:lvl>
+    <w:lvl w:ilvl="8" w:tentative="1">
+      <w:start w:val="1"/>
+      <w:numFmt w:val="bullet"/>
+      <w:lvlText w:val=""/>
+      <w:lvlJc w:val="left"/>
+      <w:pPr>
+        <w:tabs>
+          <w:tab w:val="num" w:pos="6480"/>
+        </w:tabs>
+        <w:ind w:left="6480" w:hanging="360"/>
+      </w:pPr>
+      <w:rPr>
+        <w:rFonts w:ascii="Wingdings" w:hAnsi="Wingdings" w:hint="default"/>
+        <w:sz w:val="20"/>
+      </w:rPr>
+    </w:lvl>
+  </w:abstractNum>
+  <w:abstractNum w:abstractNumId="10" w15:restartNumberingAfterBreak="0">
     <w:nsid w:val="087A6398"/>
     <w:multiLevelType w:val="multilevel"/>
     <w:tmpl w:val="208636DC"/>
@@ -23139,7 +26048,7 @@
       </w:rPr>
     </w:lvl>
   </w:abstractNum>
-  <w:abstractNum w:abstractNumId="10" w15:restartNumberingAfterBreak="0">
+  <w:abstractNum w:abstractNumId="11" w15:restartNumberingAfterBreak="0">
     <w:nsid w:val="0BD52D5A"/>
     <w:multiLevelType w:val="multilevel"/>
     <w:tmpl w:val="41FCE4E6"/>
@@ -23252,7 +26161,156 @@
       </w:pPr>
     </w:lvl>
   </w:abstractNum>
-  <w:abstractNum w:abstractNumId="11" w15:restartNumberingAfterBreak="0">
+  <w:abstractNum w:abstractNumId="12" w15:restartNumberingAfterBreak="0">
+    <w:nsid w:val="0C0C6A1D"/>
+    <w:multiLevelType w:val="multilevel"/>
+    <w:tmpl w:val="38DA8C0E"/>
+    <w:lvl w:ilvl="0">
+      <w:start w:val="1"/>
+      <w:numFmt w:val="bullet"/>
+      <w:lvlText w:val=""/>
+      <w:lvlJc w:val="left"/>
+      <w:pPr>
+        <w:tabs>
+          <w:tab w:val="num" w:pos="720"/>
+        </w:tabs>
+        <w:ind w:left="720" w:hanging="360"/>
+      </w:pPr>
+      <w:rPr>
+        <w:rFonts w:ascii="Symbol" w:hAnsi="Symbol" w:hint="default"/>
+        <w:sz w:val="20"/>
+      </w:rPr>
+    </w:lvl>
+    <w:lvl w:ilvl="1" w:tentative="1">
+      <w:start w:val="1"/>
+      <w:numFmt w:val="bullet"/>
+      <w:lvlText w:val="o"/>
+      <w:lvlJc w:val="left"/>
+      <w:pPr>
+        <w:tabs>
+          <w:tab w:val="num" w:pos="1440"/>
+        </w:tabs>
+        <w:ind w:left="1440" w:hanging="360"/>
+      </w:pPr>
+      <w:rPr>
+        <w:rFonts w:ascii="Courier New" w:hAnsi="Courier New" w:hint="default"/>
+        <w:sz w:val="20"/>
+      </w:rPr>
+    </w:lvl>
+    <w:lvl w:ilvl="2" w:tentative="1">
+      <w:start w:val="1"/>
+      <w:numFmt w:val="bullet"/>
+      <w:lvlText w:val=""/>
+      <w:lvlJc w:val="left"/>
+      <w:pPr>
+        <w:tabs>
+          <w:tab w:val="num" w:pos="2160"/>
+        </w:tabs>
+        <w:ind w:left="2160" w:hanging="360"/>
+      </w:pPr>
+      <w:rPr>
+        <w:rFonts w:ascii="Wingdings" w:hAnsi="Wingdings" w:hint="default"/>
+        <w:sz w:val="20"/>
+      </w:rPr>
+    </w:lvl>
+    <w:lvl w:ilvl="3" w:tentative="1">
+      <w:start w:val="1"/>
+      <w:numFmt w:val="bullet"/>
+      <w:lvlText w:val=""/>
+      <w:lvlJc w:val="left"/>
+      <w:pPr>
+        <w:tabs>
+          <w:tab w:val="num" w:pos="2880"/>
+        </w:tabs>
+        <w:ind w:left="2880" w:hanging="360"/>
+      </w:pPr>
+      <w:rPr>
+        <w:rFonts w:ascii="Wingdings" w:hAnsi="Wingdings" w:hint="default"/>
+        <w:sz w:val="20"/>
+      </w:rPr>
+    </w:lvl>
+    <w:lvl w:ilvl="4" w:tentative="1">
+      <w:start w:val="1"/>
+      <w:numFmt w:val="bullet"/>
+      <w:lvlText w:val=""/>
+      <w:lvlJc w:val="left"/>
+      <w:pPr>
+        <w:tabs>
+          <w:tab w:val="num" w:pos="3600"/>
+        </w:tabs>
+        <w:ind w:left="3600" w:hanging="360"/>
+      </w:pPr>
+      <w:rPr>
+        <w:rFonts w:ascii="Wingdings" w:hAnsi="Wingdings" w:hint="default"/>
+        <w:sz w:val="20"/>
+      </w:rPr>
+    </w:lvl>
+    <w:lvl w:ilvl="5" w:tentative="1">
+      <w:start w:val="1"/>
+      <w:numFmt w:val="bullet"/>
+      <w:lvlText w:val=""/>
+      <w:lvlJc w:val="left"/>
+      <w:pPr>
+        <w:tabs>
+          <w:tab w:val="num" w:pos="4320"/>
+        </w:tabs>
+        <w:ind w:left="4320" w:hanging="360"/>
+      </w:pPr>
+      <w:rPr>
+        <w:rFonts w:ascii="Wingdings" w:hAnsi="Wingdings" w:hint="default"/>
+        <w:sz w:val="20"/>
+      </w:rPr>
+    </w:lvl>
+    <w:lvl w:ilvl="6" w:tentative="1">
+      <w:start w:val="1"/>
+      <w:numFmt w:val="bullet"/>
+      <w:lvlText w:val=""/>
+      <w:lvlJc w:val="left"/>
+      <w:pPr>
+        <w:tabs>
+          <w:tab w:val="num" w:pos="5040"/>
+        </w:tabs>
+        <w:ind w:left="5040" w:hanging="360"/>
+      </w:pPr>
+      <w:rPr>
+        <w:rFonts w:ascii="Wingdings" w:hAnsi="Wingdings" w:hint="default"/>
+        <w:sz w:val="20"/>
+      </w:rPr>
+    </w:lvl>
+    <w:lvl w:ilvl="7" w:tentative="1">
+      <w:start w:val="1"/>
+      <w:numFmt w:val="bullet"/>
+      <w:lvlText w:val=""/>
+      <w:lvlJc w:val="left"/>
+      <w:pPr>
+        <w:tabs>
+          <w:tab w:val="num" w:pos="5760"/>
+        </w:tabs>
+        <w:ind w:left="5760" w:hanging="360"/>
+      </w:pPr>
+      <w:rPr>
+        <w:rFonts w:ascii="Wingdings" w:hAnsi="Wingdings" w:hint="default"/>
+        <w:sz w:val="20"/>
+      </w:rPr>
+    </w:lvl>
+    <w:lvl w:ilvl="8" w:tentative="1">
+      <w:start w:val="1"/>
+      <w:numFmt w:val="bullet"/>
+      <w:lvlText w:val=""/>
+      <w:lvlJc w:val="left"/>
+      <w:pPr>
+        <w:tabs>
+          <w:tab w:val="num" w:pos="6480"/>
+        </w:tabs>
+        <w:ind w:left="6480" w:hanging="360"/>
+      </w:pPr>
+      <w:rPr>
+        <w:rFonts w:ascii="Wingdings" w:hAnsi="Wingdings" w:hint="default"/>
+        <w:sz w:val="20"/>
+      </w:rPr>
+    </w:lvl>
+  </w:abstractNum>
+  <w:abstractNum w:abstractNumId="13" w15:restartNumberingAfterBreak="0">
     <w:nsid w:val="0D7856B1"/>
     <w:multiLevelType w:val="hybridMultilevel"/>
     <w:tmpl w:val="2898D4BA"/>
@@ -23364,7 +26422,7 @@
       </w:rPr>
     </w:lvl>
   </w:abstractNum>
-  <w:abstractNum w:abstractNumId="12" w15:restartNumberingAfterBreak="0">
+  <w:abstractNum w:abstractNumId="14" w15:restartNumberingAfterBreak="0">
     <w:nsid w:val="0DB217EE"/>
     <w:multiLevelType w:val="multilevel"/>
     <w:tmpl w:val="6AB6649E"/>
@@ -23513,7 +26571,7 @@
       </w:rPr>
     </w:lvl>
   </w:abstractNum>
-  <w:abstractNum w:abstractNumId="13" w15:restartNumberingAfterBreak="0">
+  <w:abstractNum w:abstractNumId="15" w15:restartNumberingAfterBreak="0">
     <w:nsid w:val="0EF628C1"/>
     <w:multiLevelType w:val="hybridMultilevel"/>
     <w:tmpl w:val="3FECA2B0"/>
@@ -23626,7 +26684,7 @@
       </w:rPr>
     </w:lvl>
   </w:abstractNum>
-  <w:abstractNum w:abstractNumId="14" w15:restartNumberingAfterBreak="0">
+  <w:abstractNum w:abstractNumId="16" w15:restartNumberingAfterBreak="0">
     <w:nsid w:val="0F1374D0"/>
     <w:multiLevelType w:val="multilevel"/>
     <w:tmpl w:val="207EC83C"/>
@@ -23775,7 +26833,7 @@
       </w:rPr>
     </w:lvl>
   </w:abstractNum>
-  <w:abstractNum w:abstractNumId="15" w15:restartNumberingAfterBreak="0">
+  <w:abstractNum w:abstractNumId="17" w15:restartNumberingAfterBreak="0">
     <w:nsid w:val="0FE04871"/>
     <w:multiLevelType w:val="hybridMultilevel"/>
     <w:tmpl w:val="D1565958"/>
@@ -23888,7 +26946,7 @@
       </w:rPr>
     </w:lvl>
   </w:abstractNum>
-  <w:abstractNum w:abstractNumId="16" w15:restartNumberingAfterBreak="0">
+  <w:abstractNum w:abstractNumId="18" w15:restartNumberingAfterBreak="0">
     <w:nsid w:val="10523C97"/>
     <w:multiLevelType w:val="hybridMultilevel"/>
     <w:tmpl w:val="5244902C"/>
@@ -24001,7 +27059,7 @@
       </w:rPr>
     </w:lvl>
   </w:abstractNum>
-  <w:abstractNum w:abstractNumId="17" w15:restartNumberingAfterBreak="0">
+  <w:abstractNum w:abstractNumId="19" w15:restartNumberingAfterBreak="0">
     <w:nsid w:val="11552863"/>
     <w:multiLevelType w:val="hybridMultilevel"/>
     <w:tmpl w:val="42AC51D2"/>
@@ -24113,7 +27171,7 @@
       </w:rPr>
     </w:lvl>
   </w:abstractNum>
-  <w:abstractNum w:abstractNumId="18" w15:restartNumberingAfterBreak="0">
+  <w:abstractNum w:abstractNumId="20" w15:restartNumberingAfterBreak="0">
     <w:nsid w:val="14831279"/>
     <w:multiLevelType w:val="multilevel"/>
     <w:tmpl w:val="B02AD528"/>
@@ -24262,7 +27320,7 @@
       </w:rPr>
     </w:lvl>
   </w:abstractNum>
-  <w:abstractNum w:abstractNumId="19" w15:restartNumberingAfterBreak="0">
+  <w:abstractNum w:abstractNumId="21" w15:restartNumberingAfterBreak="0">
     <w:nsid w:val="168B796C"/>
     <w:multiLevelType w:val="hybridMultilevel"/>
     <w:tmpl w:val="DA50B3A8"/>
@@ -24374,7 +27432,7 @@
       </w:rPr>
     </w:lvl>
   </w:abstractNum>
-  <w:abstractNum w:abstractNumId="20" w15:restartNumberingAfterBreak="0">
+  <w:abstractNum w:abstractNumId="22" w15:restartNumberingAfterBreak="0">
     <w:nsid w:val="192550B1"/>
     <w:multiLevelType w:val="multilevel"/>
     <w:tmpl w:val="D65C2010"/>
@@ -24523,7 +27581,7 @@
       </w:rPr>
     </w:lvl>
   </w:abstractNum>
-  <w:abstractNum w:abstractNumId="21" w15:restartNumberingAfterBreak="0">
+  <w:abstractNum w:abstractNumId="23" w15:restartNumberingAfterBreak="0">
     <w:nsid w:val="19E06C2D"/>
     <w:multiLevelType w:val="hybridMultilevel"/>
     <w:tmpl w:val="79E4B8F4"/>
@@ -24636,7 +27694,156 @@
       </w:rPr>
     </w:lvl>
   </w:abstractNum>
-  <w:abstractNum w:abstractNumId="22" w15:restartNumberingAfterBreak="0">
+  <w:abstractNum w:abstractNumId="24" w15:restartNumberingAfterBreak="0">
+    <w:nsid w:val="19EA681A"/>
+    <w:multiLevelType w:val="multilevel"/>
+    <w:tmpl w:val="0F3A5FEC"/>
+    <w:lvl w:ilvl="0">
+      <w:start w:val="1"/>
+      <w:numFmt w:val="bullet"/>
+      <w:lvlText w:val=""/>
+      <w:lvlJc w:val="left"/>
+      <w:pPr>
+        <w:tabs>
+          <w:tab w:val="num" w:pos="720"/>
+        </w:tabs>
+        <w:ind w:left="720" w:hanging="360"/>
+      </w:pPr>
+      <w:rPr>
+        <w:rFonts w:ascii="Symbol" w:hAnsi="Symbol" w:hint="default"/>
+        <w:sz w:val="20"/>
+      </w:rPr>
+    </w:lvl>
+    <w:lvl w:ilvl="1" w:tentative="1">
+      <w:start w:val="1"/>
+      <w:numFmt w:val="bullet"/>
+      <w:lvlText w:val="o"/>
+      <w:lvlJc w:val="left"/>
+      <w:pPr>
+        <w:tabs>
+          <w:tab w:val="num" w:pos="1440"/>
+        </w:tabs>
+        <w:ind w:left="1440" w:hanging="360"/>
+      </w:pPr>
+      <w:rPr>
+        <w:rFonts w:ascii="Courier New" w:hAnsi="Courier New" w:hint="default"/>
+        <w:sz w:val="20"/>
+      </w:rPr>
+    </w:lvl>
+    <w:lvl w:ilvl="2" w:tentative="1">
+      <w:start w:val="1"/>
+      <w:numFmt w:val="bullet"/>
+      <w:lvlText w:val=""/>
+      <w:lvlJc w:val="left"/>
+      <w:pPr>
+        <w:tabs>
+          <w:tab w:val="num" w:pos="2160"/>
+        </w:tabs>
+        <w:ind w:left="2160" w:hanging="360"/>
+      </w:pPr>
+      <w:rPr>
+        <w:rFonts w:ascii="Wingdings" w:hAnsi="Wingdings" w:hint="default"/>
+        <w:sz w:val="20"/>
+      </w:rPr>
+    </w:lvl>
+    <w:lvl w:ilvl="3" w:tentative="1">
+      <w:start w:val="1"/>
+      <w:numFmt w:val="bullet"/>
+      <w:lvlText w:val=""/>
+      <w:lvlJc w:val="left"/>
+      <w:pPr>
+        <w:tabs>
+          <w:tab w:val="num" w:pos="2880"/>
+        </w:tabs>
+        <w:ind w:left="2880" w:hanging="360"/>
+      </w:pPr>
+      <w:rPr>
+        <w:rFonts w:ascii="Wingdings" w:hAnsi="Wingdings" w:hint="default"/>
+        <w:sz w:val="20"/>
+      </w:rPr>
+    </w:lvl>
+    <w:lvl w:ilvl="4" w:tentative="1">
+      <w:start w:val="1"/>
+      <w:numFmt w:val="bullet"/>
+      <w:lvlText w:val=""/>
+      <w:lvlJc w:val="left"/>
+      <w:pPr>
+        <w:tabs>
+          <w:tab w:val="num" w:pos="3600"/>
+        </w:tabs>
+        <w:ind w:left="3600" w:hanging="360"/>
+      </w:pPr>
+      <w:rPr>
+        <w:rFonts w:ascii="Wingdings" w:hAnsi="Wingdings" w:hint="default"/>
+        <w:sz w:val="20"/>
+      </w:rPr>
+    </w:lvl>
+    <w:lvl w:ilvl="5" w:tentative="1">
+      <w:start w:val="1"/>
+      <w:numFmt w:val="bullet"/>
+      <w:lvlText w:val=""/>
+      <w:lvlJc w:val="left"/>
+      <w:pPr>
+        <w:tabs>
+          <w:tab w:val="num" w:pos="4320"/>
+        </w:tabs>
+        <w:ind w:left="4320" w:hanging="360"/>
+      </w:pPr>
+      <w:rPr>
+        <w:rFonts w:ascii="Wingdings" w:hAnsi="Wingdings" w:hint="default"/>
+        <w:sz w:val="20"/>
+      </w:rPr>
+    </w:lvl>
+    <w:lvl w:ilvl="6" w:tentative="1">
+      <w:start w:val="1"/>
+      <w:numFmt w:val="bullet"/>
+      <w:lvlText w:val=""/>
+      <w:lvlJc w:val="left"/>
+      <w:pPr>
+        <w:tabs>
+          <w:tab w:val="num" w:pos="5040"/>
+        </w:tabs>
+        <w:ind w:left="5040" w:hanging="360"/>
+      </w:pPr>
+      <w:rPr>
+        <w:rFonts w:ascii="Wingdings" w:hAnsi="Wingdings" w:hint="default"/>
+        <w:sz w:val="20"/>
+      </w:rPr>
+    </w:lvl>
+    <w:lvl w:ilvl="7" w:tentative="1">
+      <w:start w:val="1"/>
+      <w:numFmt w:val="bullet"/>
+      <w:lvlText w:val=""/>
+      <w:lvlJc w:val="left"/>
+      <w:pPr>
+        <w:tabs>
+          <w:tab w:val="num" w:pos="5760"/>
+        </w:tabs>
+        <w:ind w:left="5760" w:hanging="360"/>
+      </w:pPr>
+      <w:rPr>
+        <w:rFonts w:ascii="Wingdings" w:hAnsi="Wingdings" w:hint="default"/>
+        <w:sz w:val="20"/>
+      </w:rPr>
+    </w:lvl>
+    <w:lvl w:ilvl="8" w:tentative="1">
+      <w:start w:val="1"/>
+      <w:numFmt w:val="bullet"/>
+      <w:lvlText w:val=""/>
+      <w:lvlJc w:val="left"/>
+      <w:pPr>
+        <w:tabs>
+          <w:tab w:val="num" w:pos="6480"/>
+        </w:tabs>
+        <w:ind w:left="6480" w:hanging="360"/>
+      </w:pPr>
+      <w:rPr>
+        <w:rFonts w:ascii="Wingdings" w:hAnsi="Wingdings" w:hint="default"/>
+        <w:sz w:val="20"/>
+      </w:rPr>
+    </w:lvl>
+  </w:abstractNum>
+  <w:abstractNum w:abstractNumId="25" w15:restartNumberingAfterBreak="0">
     <w:nsid w:val="1ABB3A53"/>
     <w:multiLevelType w:val="hybridMultilevel"/>
     <w:tmpl w:val="63F04ED8"/>
@@ -24748,7 +27955,7 @@
       </w:rPr>
     </w:lvl>
   </w:abstractNum>
-  <w:abstractNum w:abstractNumId="23" w15:restartNumberingAfterBreak="0">
+  <w:abstractNum w:abstractNumId="26" w15:restartNumberingAfterBreak="0">
     <w:nsid w:val="1B0B2056"/>
     <w:multiLevelType w:val="multilevel"/>
     <w:tmpl w:val="70AA8958"/>
@@ -24897,7 +28104,7 @@
       </w:rPr>
     </w:lvl>
   </w:abstractNum>
-  <w:abstractNum w:abstractNumId="24" w15:restartNumberingAfterBreak="0">
+  <w:abstractNum w:abstractNumId="27" w15:restartNumberingAfterBreak="0">
     <w:nsid w:val="1E0977E0"/>
     <w:multiLevelType w:val="hybridMultilevel"/>
     <w:tmpl w:val="549675B6"/>
@@ -25009,7 +28216,7 @@
       </w:rPr>
     </w:lvl>
   </w:abstractNum>
-  <w:abstractNum w:abstractNumId="25" w15:restartNumberingAfterBreak="0">
+  <w:abstractNum w:abstractNumId="28" w15:restartNumberingAfterBreak="0">
     <w:nsid w:val="1E5D0B16"/>
     <w:multiLevelType w:val="multilevel"/>
     <w:tmpl w:val="DDD27F94"/>
@@ -25158,7 +28365,7 @@
       </w:rPr>
     </w:lvl>
   </w:abstractNum>
-  <w:abstractNum w:abstractNumId="26" w15:restartNumberingAfterBreak="0">
+  <w:abstractNum w:abstractNumId="29" w15:restartNumberingAfterBreak="0">
     <w:nsid w:val="1FF82639"/>
     <w:multiLevelType w:val="hybridMultilevel"/>
     <w:tmpl w:val="3D58A3A4"/>
@@ -25270,7 +28477,7 @@
       </w:rPr>
     </w:lvl>
   </w:abstractNum>
-  <w:abstractNum w:abstractNumId="27" w15:restartNumberingAfterBreak="0">
+  <w:abstractNum w:abstractNumId="30" w15:restartNumberingAfterBreak="0">
     <w:nsid w:val="21561542"/>
     <w:multiLevelType w:val="hybridMultilevel"/>
     <w:tmpl w:val="5A365C6E"/>
@@ -25383,7 +28590,7 @@
       </w:rPr>
     </w:lvl>
   </w:abstractNum>
-  <w:abstractNum w:abstractNumId="28" w15:restartNumberingAfterBreak="0">
+  <w:abstractNum w:abstractNumId="31" w15:restartNumberingAfterBreak="0">
     <w:nsid w:val="229E3A8A"/>
     <w:multiLevelType w:val="hybridMultilevel"/>
     <w:tmpl w:val="F9A0F2D6"/>
@@ -25495,7 +28702,7 @@
       </w:rPr>
     </w:lvl>
   </w:abstractNum>
-  <w:abstractNum w:abstractNumId="29" w15:restartNumberingAfterBreak="0">
+  <w:abstractNum w:abstractNumId="32" w15:restartNumberingAfterBreak="0">
     <w:nsid w:val="24BF75FE"/>
     <w:multiLevelType w:val="multilevel"/>
     <w:tmpl w:val="D1A08D72"/>
@@ -25644,7 +28851,7 @@
       </w:rPr>
     </w:lvl>
   </w:abstractNum>
-  <w:abstractNum w:abstractNumId="30" w15:restartNumberingAfterBreak="0">
+  <w:abstractNum w:abstractNumId="33" w15:restartNumberingAfterBreak="0">
     <w:nsid w:val="24F04132"/>
     <w:multiLevelType w:val="hybridMultilevel"/>
     <w:tmpl w:val="D9763222"/>
@@ -25756,7 +28963,7 @@
       </w:rPr>
     </w:lvl>
   </w:abstractNum>
-  <w:abstractNum w:abstractNumId="31" w15:restartNumberingAfterBreak="0">
+  <w:abstractNum w:abstractNumId="34" w15:restartNumberingAfterBreak="0">
     <w:nsid w:val="25A03424"/>
     <w:multiLevelType w:val="hybridMultilevel"/>
     <w:tmpl w:val="01D22A8A"/>
@@ -25869,7 +29076,7 @@
       </w:rPr>
     </w:lvl>
   </w:abstractNum>
-  <w:abstractNum w:abstractNumId="32" w15:restartNumberingAfterBreak="0">
+  <w:abstractNum w:abstractNumId="35" w15:restartNumberingAfterBreak="0">
     <w:nsid w:val="25C95C75"/>
     <w:multiLevelType w:val="multilevel"/>
     <w:tmpl w:val="8C681C84"/>
@@ -26018,7 +29225,7 @@
       </w:rPr>
     </w:lvl>
   </w:abstractNum>
-  <w:abstractNum w:abstractNumId="33" w15:restartNumberingAfterBreak="0">
+  <w:abstractNum w:abstractNumId="36" w15:restartNumberingAfterBreak="0">
     <w:nsid w:val="26A95B53"/>
     <w:multiLevelType w:val="multilevel"/>
     <w:tmpl w:val="8E6E75B0"/>
@@ -26135,7 +29342,7 @@
       </w:pPr>
     </w:lvl>
   </w:abstractNum>
-  <w:abstractNum w:abstractNumId="34" w15:restartNumberingAfterBreak="0">
+  <w:abstractNum w:abstractNumId="37" w15:restartNumberingAfterBreak="0">
     <w:nsid w:val="27D37713"/>
     <w:multiLevelType w:val="hybridMultilevel"/>
     <w:tmpl w:val="DCFC50E8"/>
@@ -26248,7 +29455,7 @@
       </w:rPr>
     </w:lvl>
   </w:abstractNum>
-  <w:abstractNum w:abstractNumId="35" w15:restartNumberingAfterBreak="0">
+  <w:abstractNum w:abstractNumId="38" w15:restartNumberingAfterBreak="0">
     <w:nsid w:val="298F11E7"/>
     <w:multiLevelType w:val="hybridMultilevel"/>
     <w:tmpl w:val="1108B76C"/>
@@ -26360,7 +29567,7 @@
       </w:rPr>
     </w:lvl>
   </w:abstractNum>
-  <w:abstractNum w:abstractNumId="36" w15:restartNumberingAfterBreak="0">
+  <w:abstractNum w:abstractNumId="39" w15:restartNumberingAfterBreak="0">
     <w:nsid w:val="29B23F98"/>
     <w:multiLevelType w:val="hybridMultilevel"/>
     <w:tmpl w:val="DF880AF0"/>
@@ -26473,7 +29680,7 @@
       </w:rPr>
     </w:lvl>
   </w:abstractNum>
-  <w:abstractNum w:abstractNumId="37" w15:restartNumberingAfterBreak="0">
+  <w:abstractNum w:abstractNumId="40" w15:restartNumberingAfterBreak="0">
     <w:nsid w:val="2A535D37"/>
     <w:multiLevelType w:val="hybridMultilevel"/>
     <w:tmpl w:val="7FECFCC0"/>
@@ -26585,7 +29792,7 @@
       </w:rPr>
     </w:lvl>
   </w:abstractNum>
-  <w:abstractNum w:abstractNumId="38" w15:restartNumberingAfterBreak="0">
+  <w:abstractNum w:abstractNumId="41" w15:restartNumberingAfterBreak="0">
     <w:nsid w:val="2AFF4127"/>
     <w:multiLevelType w:val="multilevel"/>
     <w:tmpl w:val="5CF69D86"/>
@@ -26734,7 +29941,7 @@
       </w:rPr>
     </w:lvl>
   </w:abstractNum>
-  <w:abstractNum w:abstractNumId="39" w15:restartNumberingAfterBreak="0">
+  <w:abstractNum w:abstractNumId="42" w15:restartNumberingAfterBreak="0">
     <w:nsid w:val="2B087E4A"/>
     <w:multiLevelType w:val="hybridMultilevel"/>
     <w:tmpl w:val="5BA2AE44"/>
@@ -26847,7 +30054,7 @@
       </w:rPr>
     </w:lvl>
   </w:abstractNum>
-  <w:abstractNum w:abstractNumId="40" w15:restartNumberingAfterBreak="0">
+  <w:abstractNum w:abstractNumId="43" w15:restartNumberingAfterBreak="0">
     <w:nsid w:val="2B687FD7"/>
     <w:multiLevelType w:val="multilevel"/>
     <w:tmpl w:val="4D4478B0"/>
@@ -26996,7 +30203,7 @@
       </w:rPr>
     </w:lvl>
   </w:abstractNum>
-  <w:abstractNum w:abstractNumId="41" w15:restartNumberingAfterBreak="0">
+  <w:abstractNum w:abstractNumId="44" w15:restartNumberingAfterBreak="0">
     <w:nsid w:val="2CBB2E60"/>
     <w:multiLevelType w:val="hybridMultilevel"/>
     <w:tmpl w:val="B20AB142"/>
@@ -27108,7 +30315,7 @@
       </w:rPr>
     </w:lvl>
   </w:abstractNum>
-  <w:abstractNum w:abstractNumId="42" w15:restartNumberingAfterBreak="0">
+  <w:abstractNum w:abstractNumId="45" w15:restartNumberingAfterBreak="0">
     <w:nsid w:val="2D682597"/>
     <w:multiLevelType w:val="hybridMultilevel"/>
     <w:tmpl w:val="8AEE5F66"/>
@@ -27220,7 +30427,7 @@
       </w:rPr>
     </w:lvl>
   </w:abstractNum>
-  <w:abstractNum w:abstractNumId="43" w15:restartNumberingAfterBreak="0">
+  <w:abstractNum w:abstractNumId="46" w15:restartNumberingAfterBreak="0">
     <w:nsid w:val="2E82781B"/>
     <w:multiLevelType w:val="multilevel"/>
     <w:tmpl w:val="F360605E"/>
@@ -27369,7 +30576,156 @@
       </w:rPr>
     </w:lvl>
   </w:abstractNum>
-  <w:abstractNum w:abstractNumId="44" w15:restartNumberingAfterBreak="0">
+  <w:abstractNum w:abstractNumId="47" w15:restartNumberingAfterBreak="0">
+    <w:nsid w:val="2EBC15C4"/>
+    <w:multiLevelType w:val="multilevel"/>
+    <w:tmpl w:val="881CFCCC"/>
+    <w:lvl w:ilvl="0">
+      <w:start w:val="1"/>
+      <w:numFmt w:val="bullet"/>
+      <w:lvlText w:val=""/>
+      <w:lvlJc w:val="left"/>
+      <w:pPr>
+        <w:tabs>
+          <w:tab w:val="num" w:pos="720"/>
+        </w:tabs>
+        <w:ind w:left="720" w:hanging="360"/>
+      </w:pPr>
+      <w:rPr>
+        <w:rFonts w:ascii="Symbol" w:hAnsi="Symbol" w:hint="default"/>
+        <w:sz w:val="20"/>
+      </w:rPr>
+    </w:lvl>
+    <w:lvl w:ilvl="1" w:tentative="1">
+      <w:start w:val="1"/>
+      <w:numFmt w:val="bullet"/>
+      <w:lvlText w:val="o"/>
+      <w:lvlJc w:val="left"/>
+      <w:pPr>
+        <w:tabs>
+          <w:tab w:val="num" w:pos="1440"/>
+        </w:tabs>
+        <w:ind w:left="1440" w:hanging="360"/>
+      </w:pPr>
+      <w:rPr>
+        <w:rFonts w:ascii="Courier New" w:hAnsi="Courier New" w:hint="default"/>
+        <w:sz w:val="20"/>
+      </w:rPr>
+    </w:lvl>
+    <w:lvl w:ilvl="2" w:tentative="1">
+      <w:start w:val="1"/>
+      <w:numFmt w:val="bullet"/>
+      <w:lvlText w:val=""/>
+      <w:lvlJc w:val="left"/>
+      <w:pPr>
+        <w:tabs>
+          <w:tab w:val="num" w:pos="2160"/>
+        </w:tabs>
+        <w:ind w:left="2160" w:hanging="360"/>
+      </w:pPr>
+      <w:rPr>
+        <w:rFonts w:ascii="Wingdings" w:hAnsi="Wingdings" w:hint="default"/>
+        <w:sz w:val="20"/>
+      </w:rPr>
+    </w:lvl>
+    <w:lvl w:ilvl="3" w:tentative="1">
+      <w:start w:val="1"/>
+      <w:numFmt w:val="bullet"/>
+      <w:lvlText w:val=""/>
+      <w:lvlJc w:val="left"/>
+      <w:pPr>
+        <w:tabs>
+          <w:tab w:val="num" w:pos="2880"/>
+        </w:tabs>
+        <w:ind w:left="2880" w:hanging="360"/>
+      </w:pPr>
+      <w:rPr>
+        <w:rFonts w:ascii="Wingdings" w:hAnsi="Wingdings" w:hint="default"/>
+        <w:sz w:val="20"/>
+      </w:rPr>
+    </w:lvl>
+    <w:lvl w:ilvl="4" w:tentative="1">
+      <w:start w:val="1"/>
+      <w:numFmt w:val="bullet"/>
+      <w:lvlText w:val=""/>
+      <w:lvlJc w:val="left"/>
+      <w:pPr>
+        <w:tabs>
+          <w:tab w:val="num" w:pos="3600"/>
+        </w:tabs>
+        <w:ind w:left="3600" w:hanging="360"/>
+      </w:pPr>
+      <w:rPr>
+        <w:rFonts w:ascii="Wingdings" w:hAnsi="Wingdings" w:hint="default"/>
+        <w:sz w:val="20"/>
+      </w:rPr>
+    </w:lvl>
+    <w:lvl w:ilvl="5" w:tentative="1">
+      <w:start w:val="1"/>
+      <w:numFmt w:val="bullet"/>
+      <w:lvlText w:val=""/>
+      <w:lvlJc w:val="left"/>
+      <w:pPr>
+        <w:tabs>
+          <w:tab w:val="num" w:pos="4320"/>
+        </w:tabs>
+        <w:ind w:left="4320" w:hanging="360"/>
+      </w:pPr>
+      <w:rPr>
+        <w:rFonts w:ascii="Wingdings" w:hAnsi="Wingdings" w:hint="default"/>
+        <w:sz w:val="20"/>
+      </w:rPr>
+    </w:lvl>
+    <w:lvl w:ilvl="6" w:tentative="1">
+      <w:start w:val="1"/>
+      <w:numFmt w:val="bullet"/>
+      <w:lvlText w:val=""/>
+      <w:lvlJc w:val="left"/>
+      <w:pPr>
+        <w:tabs>
+          <w:tab w:val="num" w:pos="5040"/>
+        </w:tabs>
+        <w:ind w:left="5040" w:hanging="360"/>
+      </w:pPr>
+      <w:rPr>
+        <w:rFonts w:ascii="Wingdings" w:hAnsi="Wingdings" w:hint="default"/>
+        <w:sz w:val="20"/>
+      </w:rPr>
+    </w:lvl>
+    <w:lvl w:ilvl="7" w:tentative="1">
+      <w:start w:val="1"/>
+      <w:numFmt w:val="bullet"/>
+      <w:lvlText w:val=""/>
+      <w:lvlJc w:val="left"/>
+      <w:pPr>
+        <w:tabs>
+          <w:tab w:val="num" w:pos="5760"/>
+        </w:tabs>
+        <w:ind w:left="5760" w:hanging="360"/>
+      </w:pPr>
+      <w:rPr>
+        <w:rFonts w:ascii="Wingdings" w:hAnsi="Wingdings" w:hint="default"/>
+        <w:sz w:val="20"/>
+      </w:rPr>
+    </w:lvl>
+    <w:lvl w:ilvl="8" w:tentative="1">
+      <w:start w:val="1"/>
+      <w:numFmt w:val="bullet"/>
+      <w:lvlText w:val=""/>
+      <w:lvlJc w:val="left"/>
+      <w:pPr>
+        <w:tabs>
+          <w:tab w:val="num" w:pos="6480"/>
+        </w:tabs>
+        <w:ind w:left="6480" w:hanging="360"/>
+      </w:pPr>
+      <w:rPr>
+        <w:rFonts w:ascii="Wingdings" w:hAnsi="Wingdings" w:hint="default"/>
+        <w:sz w:val="20"/>
+      </w:rPr>
+    </w:lvl>
+  </w:abstractNum>
+  <w:abstractNum w:abstractNumId="48" w15:restartNumberingAfterBreak="0">
     <w:nsid w:val="2F0D491F"/>
     <w:multiLevelType w:val="hybridMultilevel"/>
     <w:tmpl w:val="D7D0F52A"/>
@@ -27482,7 +30838,7 @@
       </w:rPr>
     </w:lvl>
   </w:abstractNum>
-  <w:abstractNum w:abstractNumId="45" w15:restartNumberingAfterBreak="0">
+  <w:abstractNum w:abstractNumId="49" w15:restartNumberingAfterBreak="0">
     <w:nsid w:val="309C07EC"/>
     <w:multiLevelType w:val="hybridMultilevel"/>
     <w:tmpl w:val="43E654DC"/>
@@ -27595,7 +30951,7 @@
       </w:rPr>
     </w:lvl>
   </w:abstractNum>
-  <w:abstractNum w:abstractNumId="46" w15:restartNumberingAfterBreak="0">
+  <w:abstractNum w:abstractNumId="50" w15:restartNumberingAfterBreak="0">
     <w:nsid w:val="3122254E"/>
     <w:multiLevelType w:val="multilevel"/>
     <w:tmpl w:val="B470B2CA"/>
@@ -27744,7 +31100,7 @@
       </w:rPr>
     </w:lvl>
   </w:abstractNum>
-  <w:abstractNum w:abstractNumId="47" w15:restartNumberingAfterBreak="0">
+  <w:abstractNum w:abstractNumId="51" w15:restartNumberingAfterBreak="0">
     <w:nsid w:val="31D20FF2"/>
     <w:multiLevelType w:val="hybridMultilevel"/>
     <w:tmpl w:val="EA3CB86A"/>
@@ -27856,7 +31212,305 @@
       </w:rPr>
     </w:lvl>
   </w:abstractNum>
-  <w:abstractNum w:abstractNumId="48" w15:restartNumberingAfterBreak="0">
+  <w:abstractNum w:abstractNumId="52" w15:restartNumberingAfterBreak="0">
+    <w:nsid w:val="344A2B21"/>
+    <w:multiLevelType w:val="multilevel"/>
+    <w:tmpl w:val="98D218B4"/>
+    <w:lvl w:ilvl="0">
+      <w:start w:val="1"/>
+      <w:numFmt w:val="bullet"/>
+      <w:lvlText w:val=""/>
+      <w:lvlJc w:val="left"/>
+      <w:pPr>
+        <w:tabs>
+          <w:tab w:val="num" w:pos="720"/>
+        </w:tabs>
+        <w:ind w:left="720" w:hanging="360"/>
+      </w:pPr>
+      <w:rPr>
+        <w:rFonts w:ascii="Symbol" w:hAnsi="Symbol" w:hint="default"/>
+        <w:sz w:val="20"/>
+      </w:rPr>
+    </w:lvl>
+    <w:lvl w:ilvl="1" w:tentative="1">
+      <w:start w:val="1"/>
+      <w:numFmt w:val="bullet"/>
+      <w:lvlText w:val="o"/>
+      <w:lvlJc w:val="left"/>
+      <w:pPr>
+        <w:tabs>
+          <w:tab w:val="num" w:pos="1440"/>
+        </w:tabs>
+        <w:ind w:left="1440" w:hanging="360"/>
+      </w:pPr>
+      <w:rPr>
+        <w:rFonts w:ascii="Courier New" w:hAnsi="Courier New" w:hint="default"/>
+        <w:sz w:val="20"/>
+      </w:rPr>
+    </w:lvl>
+    <w:lvl w:ilvl="2" w:tentative="1">
+      <w:start w:val="1"/>
+      <w:numFmt w:val="bullet"/>
+      <w:lvlText w:val=""/>
+      <w:lvlJc w:val="left"/>
+      <w:pPr>
+        <w:tabs>
+          <w:tab w:val="num" w:pos="2160"/>
+        </w:tabs>
+        <w:ind w:left="2160" w:hanging="360"/>
+      </w:pPr>
+      <w:rPr>
+        <w:rFonts w:ascii="Wingdings" w:hAnsi="Wingdings" w:hint="default"/>
+        <w:sz w:val="20"/>
+      </w:rPr>
+    </w:lvl>
+    <w:lvl w:ilvl="3" w:tentative="1">
+      <w:start w:val="1"/>
+      <w:numFmt w:val="bullet"/>
+      <w:lvlText w:val=""/>
+      <w:lvlJc w:val="left"/>
+      <w:pPr>
+        <w:tabs>
+          <w:tab w:val="num" w:pos="2880"/>
+        </w:tabs>
+        <w:ind w:left="2880" w:hanging="360"/>
+      </w:pPr>
+      <w:rPr>
+        <w:rFonts w:ascii="Wingdings" w:hAnsi="Wingdings" w:hint="default"/>
+        <w:sz w:val="20"/>
+      </w:rPr>
+    </w:lvl>
+    <w:lvl w:ilvl="4" w:tentative="1">
+      <w:start w:val="1"/>
+      <w:numFmt w:val="bullet"/>
+      <w:lvlText w:val=""/>
+      <w:lvlJc w:val="left"/>
+      <w:pPr>
+        <w:tabs>
+          <w:tab w:val="num" w:pos="3600"/>
+        </w:tabs>
+        <w:ind w:left="3600" w:hanging="360"/>
+      </w:pPr>
+      <w:rPr>
+        <w:rFonts w:ascii="Wingdings" w:hAnsi="Wingdings" w:hint="default"/>
+        <w:sz w:val="20"/>
+      </w:rPr>
+    </w:lvl>
+    <w:lvl w:ilvl="5" w:tentative="1">
+      <w:start w:val="1"/>
+      <w:numFmt w:val="bullet"/>
+      <w:lvlText w:val=""/>
+      <w:lvlJc w:val="left"/>
+      <w:pPr>
+        <w:tabs>
+          <w:tab w:val="num" w:pos="4320"/>
+        </w:tabs>
+        <w:ind w:left="4320" w:hanging="360"/>
+      </w:pPr>
+      <w:rPr>
+        <w:rFonts w:ascii="Wingdings" w:hAnsi="Wingdings" w:hint="default"/>
+        <w:sz w:val="20"/>
+      </w:rPr>
+    </w:lvl>
+    <w:lvl w:ilvl="6" w:tentative="1">
+      <w:start w:val="1"/>
+      <w:numFmt w:val="bullet"/>
+      <w:lvlText w:val=""/>
+      <w:lvlJc w:val="left"/>
+      <w:pPr>
+        <w:tabs>
+          <w:tab w:val="num" w:pos="5040"/>
+        </w:tabs>
+        <w:ind w:left="5040" w:hanging="360"/>
+      </w:pPr>
+      <w:rPr>
+        <w:rFonts w:ascii="Wingdings" w:hAnsi="Wingdings" w:hint="default"/>
+        <w:sz w:val="20"/>
+      </w:rPr>
+    </w:lvl>
+    <w:lvl w:ilvl="7" w:tentative="1">
+      <w:start w:val="1"/>
+      <w:numFmt w:val="bullet"/>
+      <w:lvlText w:val=""/>
+      <w:lvlJc w:val="left"/>
+      <w:pPr>
+        <w:tabs>
+          <w:tab w:val="num" w:pos="5760"/>
+        </w:tabs>
+        <w:ind w:left="5760" w:hanging="360"/>
+      </w:pPr>
+      <w:rPr>
+        <w:rFonts w:ascii="Wingdings" w:hAnsi="Wingdings" w:hint="default"/>
+        <w:sz w:val="20"/>
+      </w:rPr>
+    </w:lvl>
+    <w:lvl w:ilvl="8" w:tentative="1">
+      <w:start w:val="1"/>
+      <w:numFmt w:val="bullet"/>
+      <w:lvlText w:val=""/>
+      <w:lvlJc w:val="left"/>
+      <w:pPr>
+        <w:tabs>
+          <w:tab w:val="num" w:pos="6480"/>
+        </w:tabs>
+        <w:ind w:left="6480" w:hanging="360"/>
+      </w:pPr>
+      <w:rPr>
+        <w:rFonts w:ascii="Wingdings" w:hAnsi="Wingdings" w:hint="default"/>
+        <w:sz w:val="20"/>
+      </w:rPr>
+    </w:lvl>
+  </w:abstractNum>
+  <w:abstractNum w:abstractNumId="53" w15:restartNumberingAfterBreak="0">
+    <w:nsid w:val="34E20BF5"/>
+    <w:multiLevelType w:val="multilevel"/>
+    <w:tmpl w:val="EB129BB0"/>
+    <w:lvl w:ilvl="0">
+      <w:start w:val="1"/>
+      <w:numFmt w:val="bullet"/>
+      <w:lvlText w:val=""/>
+      <w:lvlJc w:val="left"/>
+      <w:pPr>
+        <w:tabs>
+          <w:tab w:val="num" w:pos="720"/>
+        </w:tabs>
+        <w:ind w:left="720" w:hanging="360"/>
+      </w:pPr>
+      <w:rPr>
+        <w:rFonts w:ascii="Symbol" w:hAnsi="Symbol" w:hint="default"/>
+        <w:sz w:val="20"/>
+      </w:rPr>
+    </w:lvl>
+    <w:lvl w:ilvl="1" w:tentative="1">
+      <w:start w:val="1"/>
+      <w:numFmt w:val="bullet"/>
+      <w:lvlText w:val="o"/>
+      <w:lvlJc w:val="left"/>
+      <w:pPr>
+        <w:tabs>
+          <w:tab w:val="num" w:pos="1440"/>
+        </w:tabs>
+        <w:ind w:left="1440" w:hanging="360"/>
+      </w:pPr>
+      <w:rPr>
+        <w:rFonts w:ascii="Courier New" w:hAnsi="Courier New" w:hint="default"/>
+        <w:sz w:val="20"/>
+      </w:rPr>
+    </w:lvl>
+    <w:lvl w:ilvl="2" w:tentative="1">
+      <w:start w:val="1"/>
+      <w:numFmt w:val="bullet"/>
+      <w:lvlText w:val=""/>
+      <w:lvlJc w:val="left"/>
+      <w:pPr>
+        <w:tabs>
+          <w:tab w:val="num" w:pos="2160"/>
+        </w:tabs>
+        <w:ind w:left="2160" w:hanging="360"/>
+      </w:pPr>
+      <w:rPr>
+        <w:rFonts w:ascii="Wingdings" w:hAnsi="Wingdings" w:hint="default"/>
+        <w:sz w:val="20"/>
+      </w:rPr>
+    </w:lvl>
+    <w:lvl w:ilvl="3" w:tentative="1">
+      <w:start w:val="1"/>
+      <w:numFmt w:val="bullet"/>
+      <w:lvlText w:val=""/>
+      <w:lvlJc w:val="left"/>
+      <w:pPr>
+        <w:tabs>
+          <w:tab w:val="num" w:pos="2880"/>
+        </w:tabs>
+        <w:ind w:left="2880" w:hanging="360"/>
+      </w:pPr>
+      <w:rPr>
+        <w:rFonts w:ascii="Wingdings" w:hAnsi="Wingdings" w:hint="default"/>
+        <w:sz w:val="20"/>
+      </w:rPr>
+    </w:lvl>
+    <w:lvl w:ilvl="4" w:tentative="1">
+      <w:start w:val="1"/>
+      <w:numFmt w:val="bullet"/>
+      <w:lvlText w:val=""/>
+      <w:lvlJc w:val="left"/>
+      <w:pPr>
+        <w:tabs>
+          <w:tab w:val="num" w:pos="3600"/>
+        </w:tabs>
+        <w:ind w:left="3600" w:hanging="360"/>
+      </w:pPr>
+      <w:rPr>
+        <w:rFonts w:ascii="Wingdings" w:hAnsi="Wingdings" w:hint="default"/>
+        <w:sz w:val="20"/>
+      </w:rPr>
+    </w:lvl>
+    <w:lvl w:ilvl="5" w:tentative="1">
+      <w:start w:val="1"/>
+      <w:numFmt w:val="bullet"/>
+      <w:lvlText w:val=""/>
+      <w:lvlJc w:val="left"/>
+      <w:pPr>
+        <w:tabs>
+          <w:tab w:val="num" w:pos="4320"/>
+        </w:tabs>
+        <w:ind w:left="4320" w:hanging="360"/>
+      </w:pPr>
+      <w:rPr>
+        <w:rFonts w:ascii="Wingdings" w:hAnsi="Wingdings" w:hint="default"/>
+        <w:sz w:val="20"/>
+      </w:rPr>
+    </w:lvl>
+    <w:lvl w:ilvl="6" w:tentative="1">
+      <w:start w:val="1"/>
+      <w:numFmt w:val="bullet"/>
+      <w:lvlText w:val=""/>
+      <w:lvlJc w:val="left"/>
+      <w:pPr>
+        <w:tabs>
+          <w:tab w:val="num" w:pos="5040"/>
+        </w:tabs>
+        <w:ind w:left="5040" w:hanging="360"/>
+      </w:pPr>
+      <w:rPr>
+        <w:rFonts w:ascii="Wingdings" w:hAnsi="Wingdings" w:hint="default"/>
+        <w:sz w:val="20"/>
+      </w:rPr>
+    </w:lvl>
+    <w:lvl w:ilvl="7" w:tentative="1">
+      <w:start w:val="1"/>
+      <w:numFmt w:val="bullet"/>
+      <w:lvlText w:val=""/>
+      <w:lvlJc w:val="left"/>
+      <w:pPr>
+        <w:tabs>
+          <w:tab w:val="num" w:pos="5760"/>
+        </w:tabs>
+        <w:ind w:left="5760" w:hanging="360"/>
+      </w:pPr>
+      <w:rPr>
+        <w:rFonts w:ascii="Wingdings" w:hAnsi="Wingdings" w:hint="default"/>
+        <w:sz w:val="20"/>
+      </w:rPr>
+    </w:lvl>
+    <w:lvl w:ilvl="8" w:tentative="1">
+      <w:start w:val="1"/>
+      <w:numFmt w:val="bullet"/>
+      <w:lvlText w:val=""/>
+      <w:lvlJc w:val="left"/>
+      <w:pPr>
+        <w:tabs>
+          <w:tab w:val="num" w:pos="6480"/>
+        </w:tabs>
+        <w:ind w:left="6480" w:hanging="360"/>
+      </w:pPr>
+      <w:rPr>
+        <w:rFonts w:ascii="Wingdings" w:hAnsi="Wingdings" w:hint="default"/>
+        <w:sz w:val="20"/>
+      </w:rPr>
+    </w:lvl>
+  </w:abstractNum>
+  <w:abstractNum w:abstractNumId="54" w15:restartNumberingAfterBreak="0">
     <w:nsid w:val="350F2D66"/>
     <w:multiLevelType w:val="multilevel"/>
     <w:tmpl w:val="B88A184E"/>
@@ -28005,7 +31659,7 @@
       </w:rPr>
     </w:lvl>
   </w:abstractNum>
-  <w:abstractNum w:abstractNumId="49" w15:restartNumberingAfterBreak="0">
+  <w:abstractNum w:abstractNumId="55" w15:restartNumberingAfterBreak="0">
     <w:nsid w:val="35E55AC7"/>
     <w:multiLevelType w:val="hybridMultilevel"/>
     <w:tmpl w:val="BCFCACC6"/>
@@ -28117,7 +31771,7 @@
       </w:rPr>
     </w:lvl>
   </w:abstractNum>
-  <w:abstractNum w:abstractNumId="50" w15:restartNumberingAfterBreak="0">
+  <w:abstractNum w:abstractNumId="56" w15:restartNumberingAfterBreak="0">
     <w:nsid w:val="380E36DB"/>
     <w:multiLevelType w:val="hybridMultilevel"/>
     <w:tmpl w:val="7B3E5C58"/>
@@ -28229,7 +31883,7 @@
       </w:rPr>
     </w:lvl>
   </w:abstractNum>
-  <w:abstractNum w:abstractNumId="51" w15:restartNumberingAfterBreak="0">
+  <w:abstractNum w:abstractNumId="57" w15:restartNumberingAfterBreak="0">
     <w:nsid w:val="38530E13"/>
     <w:multiLevelType w:val="hybridMultilevel"/>
     <w:tmpl w:val="263AC0D6"/>
@@ -28342,7 +31996,7 @@
       </w:rPr>
     </w:lvl>
   </w:abstractNum>
-  <w:abstractNum w:abstractNumId="52" w15:restartNumberingAfterBreak="0">
+  <w:abstractNum w:abstractNumId="58" w15:restartNumberingAfterBreak="0">
     <w:nsid w:val="38623CC4"/>
     <w:multiLevelType w:val="multilevel"/>
     <w:tmpl w:val="CB0C2EF4"/>
@@ -28491,7 +32145,7 @@
       </w:rPr>
     </w:lvl>
   </w:abstractNum>
-  <w:abstractNum w:abstractNumId="53" w15:restartNumberingAfterBreak="0">
+  <w:abstractNum w:abstractNumId="59" w15:restartNumberingAfterBreak="0">
     <w:nsid w:val="39DB4418"/>
     <w:multiLevelType w:val="hybridMultilevel"/>
     <w:tmpl w:val="1C843710"/>
@@ -28603,7 +32257,156 @@
       </w:rPr>
     </w:lvl>
   </w:abstractNum>
-  <w:abstractNum w:abstractNumId="54" w15:restartNumberingAfterBreak="0">
+  <w:abstractNum w:abstractNumId="60" w15:restartNumberingAfterBreak="0">
+    <w:nsid w:val="39F93B55"/>
+    <w:multiLevelType w:val="multilevel"/>
+    <w:tmpl w:val="DC567D38"/>
+    <w:lvl w:ilvl="0">
+      <w:start w:val="1"/>
+      <w:numFmt w:val="bullet"/>
+      <w:lvlText w:val=""/>
+      <w:lvlJc w:val="left"/>
+      <w:pPr>
+        <w:tabs>
+          <w:tab w:val="num" w:pos="720"/>
+        </w:tabs>
+        <w:ind w:left="720" w:hanging="360"/>
+      </w:pPr>
+      <w:rPr>
+        <w:rFonts w:ascii="Symbol" w:hAnsi="Symbol" w:hint="default"/>
+        <w:sz w:val="20"/>
+      </w:rPr>
+    </w:lvl>
+    <w:lvl w:ilvl="1" w:tentative="1">
+      <w:start w:val="1"/>
+      <w:numFmt w:val="bullet"/>
+      <w:lvlText w:val="o"/>
+      <w:lvlJc w:val="left"/>
+      <w:pPr>
+        <w:tabs>
+          <w:tab w:val="num" w:pos="1440"/>
+        </w:tabs>
+        <w:ind w:left="1440" w:hanging="360"/>
+      </w:pPr>
+      <w:rPr>
+        <w:rFonts w:ascii="Courier New" w:hAnsi="Courier New" w:hint="default"/>
+        <w:sz w:val="20"/>
+      </w:rPr>
+    </w:lvl>
+    <w:lvl w:ilvl="2" w:tentative="1">
+      <w:start w:val="1"/>
+      <w:numFmt w:val="bullet"/>
+      <w:lvlText w:val=""/>
+      <w:lvlJc w:val="left"/>
+      <w:pPr>
+        <w:tabs>
+          <w:tab w:val="num" w:pos="2160"/>
+        </w:tabs>
+        <w:ind w:left="2160" w:hanging="360"/>
+      </w:pPr>
+      <w:rPr>
+        <w:rFonts w:ascii="Wingdings" w:hAnsi="Wingdings" w:hint="default"/>
+        <w:sz w:val="20"/>
+      </w:rPr>
+    </w:lvl>
+    <w:lvl w:ilvl="3" w:tentative="1">
+      <w:start w:val="1"/>
+      <w:numFmt w:val="bullet"/>
+      <w:lvlText w:val=""/>
+      <w:lvlJc w:val="left"/>
+      <w:pPr>
+        <w:tabs>
+          <w:tab w:val="num" w:pos="2880"/>
+        </w:tabs>
+        <w:ind w:left="2880" w:hanging="360"/>
+      </w:pPr>
+      <w:rPr>
+        <w:rFonts w:ascii="Wingdings" w:hAnsi="Wingdings" w:hint="default"/>
+        <w:sz w:val="20"/>
+      </w:rPr>
+    </w:lvl>
+    <w:lvl w:ilvl="4" w:tentative="1">
+      <w:start w:val="1"/>
+      <w:numFmt w:val="bullet"/>
+      <w:lvlText w:val=""/>
+      <w:lvlJc w:val="left"/>
+      <w:pPr>
+        <w:tabs>
+          <w:tab w:val="num" w:pos="3600"/>
+        </w:tabs>
+        <w:ind w:left="3600" w:hanging="360"/>
+      </w:pPr>
+      <w:rPr>
+        <w:rFonts w:ascii="Wingdings" w:hAnsi="Wingdings" w:hint="default"/>
+        <w:sz w:val="20"/>
+      </w:rPr>
+    </w:lvl>
+    <w:lvl w:ilvl="5" w:tentative="1">
+      <w:start w:val="1"/>
+      <w:numFmt w:val="bullet"/>
+      <w:lvlText w:val=""/>
+      <w:lvlJc w:val="left"/>
+      <w:pPr>
+        <w:tabs>
+          <w:tab w:val="num" w:pos="4320"/>
+        </w:tabs>
+        <w:ind w:left="4320" w:hanging="360"/>
+      </w:pPr>
+      <w:rPr>
+        <w:rFonts w:ascii="Wingdings" w:hAnsi="Wingdings" w:hint="default"/>
+        <w:sz w:val="20"/>
+      </w:rPr>
+    </w:lvl>
+    <w:lvl w:ilvl="6" w:tentative="1">
+      <w:start w:val="1"/>
+      <w:numFmt w:val="bullet"/>
+      <w:lvlText w:val=""/>
+      <w:lvlJc w:val="left"/>
+      <w:pPr>
+        <w:tabs>
+          <w:tab w:val="num" w:pos="5040"/>
+        </w:tabs>
+        <w:ind w:left="5040" w:hanging="360"/>
+      </w:pPr>
+      <w:rPr>
+        <w:rFonts w:ascii="Wingdings" w:hAnsi="Wingdings" w:hint="default"/>
+        <w:sz w:val="20"/>
+      </w:rPr>
+    </w:lvl>
+    <w:lvl w:ilvl="7" w:tentative="1">
+      <w:start w:val="1"/>
+      <w:numFmt w:val="bullet"/>
+      <w:lvlText w:val=""/>
+      <w:lvlJc w:val="left"/>
+      <w:pPr>
+        <w:tabs>
+          <w:tab w:val="num" w:pos="5760"/>
+        </w:tabs>
+        <w:ind w:left="5760" w:hanging="360"/>
+      </w:pPr>
+      <w:rPr>
+        <w:rFonts w:ascii="Wingdings" w:hAnsi="Wingdings" w:hint="default"/>
+        <w:sz w:val="20"/>
+      </w:rPr>
+    </w:lvl>
+    <w:lvl w:ilvl="8" w:tentative="1">
+      <w:start w:val="1"/>
+      <w:numFmt w:val="bullet"/>
+      <w:lvlText w:val=""/>
+      <w:lvlJc w:val="left"/>
+      <w:pPr>
+        <w:tabs>
+          <w:tab w:val="num" w:pos="6480"/>
+        </w:tabs>
+        <w:ind w:left="6480" w:hanging="360"/>
+      </w:pPr>
+      <w:rPr>
+        <w:rFonts w:ascii="Wingdings" w:hAnsi="Wingdings" w:hint="default"/>
+        <w:sz w:val="20"/>
+      </w:rPr>
+    </w:lvl>
+  </w:abstractNum>
+  <w:abstractNum w:abstractNumId="61" w15:restartNumberingAfterBreak="0">
     <w:nsid w:val="3A2445DB"/>
     <w:multiLevelType w:val="hybridMultilevel"/>
     <w:tmpl w:val="629C8E56"/>
@@ -28715,7 +32518,7 @@
       </w:rPr>
     </w:lvl>
   </w:abstractNum>
-  <w:abstractNum w:abstractNumId="55" w15:restartNumberingAfterBreak="0">
+  <w:abstractNum w:abstractNumId="62" w15:restartNumberingAfterBreak="0">
     <w:nsid w:val="3A2A15F0"/>
     <w:multiLevelType w:val="multilevel"/>
     <w:tmpl w:val="8EC800BA"/>
@@ -28864,7 +32667,156 @@
       </w:rPr>
     </w:lvl>
   </w:abstractNum>
-  <w:abstractNum w:abstractNumId="56" w15:restartNumberingAfterBreak="0">
+  <w:abstractNum w:abstractNumId="63" w15:restartNumberingAfterBreak="0">
+    <w:nsid w:val="3B5B61CA"/>
+    <w:multiLevelType w:val="multilevel"/>
+    <w:tmpl w:val="83281F28"/>
+    <w:lvl w:ilvl="0">
+      <w:start w:val="1"/>
+      <w:numFmt w:val="bullet"/>
+      <w:lvlText w:val=""/>
+      <w:lvlJc w:val="left"/>
+      <w:pPr>
+        <w:tabs>
+          <w:tab w:val="num" w:pos="720"/>
+        </w:tabs>
+        <w:ind w:left="720" w:hanging="360"/>
+      </w:pPr>
+      <w:rPr>
+        <w:rFonts w:ascii="Symbol" w:hAnsi="Symbol" w:hint="default"/>
+        <w:sz w:val="20"/>
+      </w:rPr>
+    </w:lvl>
+    <w:lvl w:ilvl="1" w:tentative="1">
+      <w:start w:val="1"/>
+      <w:numFmt w:val="bullet"/>
+      <w:lvlText w:val="o"/>
+      <w:lvlJc w:val="left"/>
+      <w:pPr>
+        <w:tabs>
+          <w:tab w:val="num" w:pos="1440"/>
+        </w:tabs>
+        <w:ind w:left="1440" w:hanging="360"/>
+      </w:pPr>
+      <w:rPr>
+        <w:rFonts w:ascii="Courier New" w:hAnsi="Courier New" w:hint="default"/>
+        <w:sz w:val="20"/>
+      </w:rPr>
+    </w:lvl>
+    <w:lvl w:ilvl="2" w:tentative="1">
+      <w:start w:val="1"/>
+      <w:numFmt w:val="bullet"/>
+      <w:lvlText w:val=""/>
+      <w:lvlJc w:val="left"/>
+      <w:pPr>
+        <w:tabs>
+          <w:tab w:val="num" w:pos="2160"/>
+        </w:tabs>
+        <w:ind w:left="2160" w:hanging="360"/>
+      </w:pPr>
+      <w:rPr>
+        <w:rFonts w:ascii="Wingdings" w:hAnsi="Wingdings" w:hint="default"/>
+        <w:sz w:val="20"/>
+      </w:rPr>
+    </w:lvl>
+    <w:lvl w:ilvl="3" w:tentative="1">
+      <w:start w:val="1"/>
+      <w:numFmt w:val="bullet"/>
+      <w:lvlText w:val=""/>
+      <w:lvlJc w:val="left"/>
+      <w:pPr>
+        <w:tabs>
+          <w:tab w:val="num" w:pos="2880"/>
+        </w:tabs>
+        <w:ind w:left="2880" w:hanging="360"/>
+      </w:pPr>
+      <w:rPr>
+        <w:rFonts w:ascii="Wingdings" w:hAnsi="Wingdings" w:hint="default"/>
+        <w:sz w:val="20"/>
+      </w:rPr>
+    </w:lvl>
+    <w:lvl w:ilvl="4" w:tentative="1">
+      <w:start w:val="1"/>
+      <w:numFmt w:val="bullet"/>
+      <w:lvlText w:val=""/>
+      <w:lvlJc w:val="left"/>
+      <w:pPr>
+        <w:tabs>
+          <w:tab w:val="num" w:pos="3600"/>
+        </w:tabs>
+        <w:ind w:left="3600" w:hanging="360"/>
+      </w:pPr>
+      <w:rPr>
+        <w:rFonts w:ascii="Wingdings" w:hAnsi="Wingdings" w:hint="default"/>
+        <w:sz w:val="20"/>
+      </w:rPr>
+    </w:lvl>
+    <w:lvl w:ilvl="5" w:tentative="1">
+      <w:start w:val="1"/>
+      <w:numFmt w:val="bullet"/>
+      <w:lvlText w:val=""/>
+      <w:lvlJc w:val="left"/>
+      <w:pPr>
+        <w:tabs>
+          <w:tab w:val="num" w:pos="4320"/>
+        </w:tabs>
+        <w:ind w:left="4320" w:hanging="360"/>
+      </w:pPr>
+      <w:rPr>
+        <w:rFonts w:ascii="Wingdings" w:hAnsi="Wingdings" w:hint="default"/>
+        <w:sz w:val="20"/>
+      </w:rPr>
+    </w:lvl>
+    <w:lvl w:ilvl="6" w:tentative="1">
+      <w:start w:val="1"/>
+      <w:numFmt w:val="bullet"/>
+      <w:lvlText w:val=""/>
+      <w:lvlJc w:val="left"/>
+      <w:pPr>
+        <w:tabs>
+          <w:tab w:val="num" w:pos="5040"/>
+        </w:tabs>
+        <w:ind w:left="5040" w:hanging="360"/>
+      </w:pPr>
+      <w:rPr>
+        <w:rFonts w:ascii="Wingdings" w:hAnsi="Wingdings" w:hint="default"/>
+        <w:sz w:val="20"/>
+      </w:rPr>
+    </w:lvl>
+    <w:lvl w:ilvl="7" w:tentative="1">
+      <w:start w:val="1"/>
+      <w:numFmt w:val="bullet"/>
+      <w:lvlText w:val=""/>
+      <w:lvlJc w:val="left"/>
+      <w:pPr>
+        <w:tabs>
+          <w:tab w:val="num" w:pos="5760"/>
+        </w:tabs>
+        <w:ind w:left="5760" w:hanging="360"/>
+      </w:pPr>
+      <w:rPr>
+        <w:rFonts w:ascii="Wingdings" w:hAnsi="Wingdings" w:hint="default"/>
+        <w:sz w:val="20"/>
+      </w:rPr>
+    </w:lvl>
+    <w:lvl w:ilvl="8" w:tentative="1">
+      <w:start w:val="1"/>
+      <w:numFmt w:val="bullet"/>
+      <w:lvlText w:val=""/>
+      <w:lvlJc w:val="left"/>
+      <w:pPr>
+        <w:tabs>
+          <w:tab w:val="num" w:pos="6480"/>
+        </w:tabs>
+        <w:ind w:left="6480" w:hanging="360"/>
+      </w:pPr>
+      <w:rPr>
+        <w:rFonts w:ascii="Wingdings" w:hAnsi="Wingdings" w:hint="default"/>
+        <w:sz w:val="20"/>
+      </w:rPr>
+    </w:lvl>
+  </w:abstractNum>
+  <w:abstractNum w:abstractNumId="64" w15:restartNumberingAfterBreak="0">
     <w:nsid w:val="3C6C2C33"/>
     <w:multiLevelType w:val="hybridMultilevel"/>
     <w:tmpl w:val="D8EA41E8"/>
@@ -28976,7 +32928,7 @@
       </w:rPr>
     </w:lvl>
   </w:abstractNum>
-  <w:abstractNum w:abstractNumId="57" w15:restartNumberingAfterBreak="0">
+  <w:abstractNum w:abstractNumId="65" w15:restartNumberingAfterBreak="0">
     <w:nsid w:val="3E017A65"/>
     <w:multiLevelType w:val="hybridMultilevel"/>
     <w:tmpl w:val="7DC43054"/>
@@ -29088,7 +33040,7 @@
       </w:rPr>
     </w:lvl>
   </w:abstractNum>
-  <w:abstractNum w:abstractNumId="58" w15:restartNumberingAfterBreak="0">
+  <w:abstractNum w:abstractNumId="66" w15:restartNumberingAfterBreak="0">
     <w:nsid w:val="3F2F2766"/>
     <w:multiLevelType w:val="hybridMultilevel"/>
     <w:tmpl w:val="4502E290"/>
@@ -29201,7 +33153,7 @@
       </w:rPr>
     </w:lvl>
   </w:abstractNum>
-  <w:abstractNum w:abstractNumId="59" w15:restartNumberingAfterBreak="0">
+  <w:abstractNum w:abstractNumId="67" w15:restartNumberingAfterBreak="0">
     <w:nsid w:val="3F670876"/>
     <w:multiLevelType w:val="hybridMultilevel"/>
     <w:tmpl w:val="87CAC3F6"/>
@@ -29313,7 +33265,7 @@
       </w:rPr>
     </w:lvl>
   </w:abstractNum>
-  <w:abstractNum w:abstractNumId="60" w15:restartNumberingAfterBreak="0">
+  <w:abstractNum w:abstractNumId="68" w15:restartNumberingAfterBreak="0">
     <w:nsid w:val="3FEE4530"/>
     <w:multiLevelType w:val="hybridMultilevel"/>
     <w:tmpl w:val="EFB48A48"/>
@@ -29426,7 +33378,7 @@
       </w:rPr>
     </w:lvl>
   </w:abstractNum>
-  <w:abstractNum w:abstractNumId="61" w15:restartNumberingAfterBreak="0">
+  <w:abstractNum w:abstractNumId="69" w15:restartNumberingAfterBreak="0">
     <w:nsid w:val="41562F53"/>
     <w:multiLevelType w:val="multilevel"/>
     <w:tmpl w:val="8FA65326"/>
@@ -29575,7 +33527,156 @@
       </w:rPr>
     </w:lvl>
   </w:abstractNum>
-  <w:abstractNum w:abstractNumId="62" w15:restartNumberingAfterBreak="0">
+  <w:abstractNum w:abstractNumId="70" w15:restartNumberingAfterBreak="0">
+    <w:nsid w:val="417D0AB1"/>
+    <w:multiLevelType w:val="multilevel"/>
+    <w:tmpl w:val="C83643F8"/>
+    <w:lvl w:ilvl="0">
+      <w:start w:val="1"/>
+      <w:numFmt w:val="bullet"/>
+      <w:lvlText w:val=""/>
+      <w:lvlJc w:val="left"/>
+      <w:pPr>
+        <w:tabs>
+          <w:tab w:val="num" w:pos="720"/>
+        </w:tabs>
+        <w:ind w:left="720" w:hanging="360"/>
+      </w:pPr>
+      <w:rPr>
+        <w:rFonts w:ascii="Symbol" w:hAnsi="Symbol" w:hint="default"/>
+        <w:sz w:val="20"/>
+      </w:rPr>
+    </w:lvl>
+    <w:lvl w:ilvl="1" w:tentative="1">
+      <w:start w:val="1"/>
+      <w:numFmt w:val="bullet"/>
+      <w:lvlText w:val="o"/>
+      <w:lvlJc w:val="left"/>
+      <w:pPr>
+        <w:tabs>
+          <w:tab w:val="num" w:pos="1440"/>
+        </w:tabs>
+        <w:ind w:left="1440" w:hanging="360"/>
+      </w:pPr>
+      <w:rPr>
+        <w:rFonts w:ascii="Courier New" w:hAnsi="Courier New" w:hint="default"/>
+        <w:sz w:val="20"/>
+      </w:rPr>
+    </w:lvl>
+    <w:lvl w:ilvl="2" w:tentative="1">
+      <w:start w:val="1"/>
+      <w:numFmt w:val="bullet"/>
+      <w:lvlText w:val=""/>
+      <w:lvlJc w:val="left"/>
+      <w:pPr>
+        <w:tabs>
+          <w:tab w:val="num" w:pos="2160"/>
+        </w:tabs>
+        <w:ind w:left="2160" w:hanging="360"/>
+      </w:pPr>
+      <w:rPr>
+        <w:rFonts w:ascii="Wingdings" w:hAnsi="Wingdings" w:hint="default"/>
+        <w:sz w:val="20"/>
+      </w:rPr>
+    </w:lvl>
+    <w:lvl w:ilvl="3" w:tentative="1">
+      <w:start w:val="1"/>
+      <w:numFmt w:val="bullet"/>
+      <w:lvlText w:val=""/>
+      <w:lvlJc w:val="left"/>
+      <w:pPr>
+        <w:tabs>
+          <w:tab w:val="num" w:pos="2880"/>
+        </w:tabs>
+        <w:ind w:left="2880" w:hanging="360"/>
+      </w:pPr>
+      <w:rPr>
+        <w:rFonts w:ascii="Wingdings" w:hAnsi="Wingdings" w:hint="default"/>
+        <w:sz w:val="20"/>
+      </w:rPr>
+    </w:lvl>
+    <w:lvl w:ilvl="4" w:tentative="1">
+      <w:start w:val="1"/>
+      <w:numFmt w:val="bullet"/>
+      <w:lvlText w:val=""/>
+      <w:lvlJc w:val="left"/>
+      <w:pPr>
+        <w:tabs>
+          <w:tab w:val="num" w:pos="3600"/>
+        </w:tabs>
+        <w:ind w:left="3600" w:hanging="360"/>
+      </w:pPr>
+      <w:rPr>
+        <w:rFonts w:ascii="Wingdings" w:hAnsi="Wingdings" w:hint="default"/>
+        <w:sz w:val="20"/>
+      </w:rPr>
+    </w:lvl>
+    <w:lvl w:ilvl="5" w:tentative="1">
+      <w:start w:val="1"/>
+      <w:numFmt w:val="bullet"/>
+      <w:lvlText w:val=""/>
+      <w:lvlJc w:val="left"/>
+      <w:pPr>
+        <w:tabs>
+          <w:tab w:val="num" w:pos="4320"/>
+        </w:tabs>
+        <w:ind w:left="4320" w:hanging="360"/>
+      </w:pPr>
+      <w:rPr>
+        <w:rFonts w:ascii="Wingdings" w:hAnsi="Wingdings" w:hint="default"/>
+        <w:sz w:val="20"/>
+      </w:rPr>
+    </w:lvl>
+    <w:lvl w:ilvl="6" w:tentative="1">
+      <w:start w:val="1"/>
+      <w:numFmt w:val="bullet"/>
+      <w:lvlText w:val=""/>
+      <w:lvlJc w:val="left"/>
+      <w:pPr>
+        <w:tabs>
+          <w:tab w:val="num" w:pos="5040"/>
+        </w:tabs>
+        <w:ind w:left="5040" w:hanging="360"/>
+      </w:pPr>
+      <w:rPr>
+        <w:rFonts w:ascii="Wingdings" w:hAnsi="Wingdings" w:hint="default"/>
+        <w:sz w:val="20"/>
+      </w:rPr>
+    </w:lvl>
+    <w:lvl w:ilvl="7" w:tentative="1">
+      <w:start w:val="1"/>
+      <w:numFmt w:val="bullet"/>
+      <w:lvlText w:val=""/>
+      <w:lvlJc w:val="left"/>
+      <w:pPr>
+        <w:tabs>
+          <w:tab w:val="num" w:pos="5760"/>
+        </w:tabs>
+        <w:ind w:left="5760" w:hanging="360"/>
+      </w:pPr>
+      <w:rPr>
+        <w:rFonts w:ascii="Wingdings" w:hAnsi="Wingdings" w:hint="default"/>
+        <w:sz w:val="20"/>
+      </w:rPr>
+    </w:lvl>
+    <w:lvl w:ilvl="8" w:tentative="1">
+      <w:start w:val="1"/>
+      <w:numFmt w:val="bullet"/>
+      <w:lvlText w:val=""/>
+      <w:lvlJc w:val="left"/>
+      <w:pPr>
+        <w:tabs>
+          <w:tab w:val="num" w:pos="6480"/>
+        </w:tabs>
+        <w:ind w:left="6480" w:hanging="360"/>
+      </w:pPr>
+      <w:rPr>
+        <w:rFonts w:ascii="Wingdings" w:hAnsi="Wingdings" w:hint="default"/>
+        <w:sz w:val="20"/>
+      </w:rPr>
+    </w:lvl>
+  </w:abstractNum>
+  <w:abstractNum w:abstractNumId="71" w15:restartNumberingAfterBreak="0">
     <w:nsid w:val="42516CF2"/>
     <w:multiLevelType w:val="multilevel"/>
     <w:tmpl w:val="B0706E5A"/>
@@ -29724,7 +33825,7 @@
       </w:rPr>
     </w:lvl>
   </w:abstractNum>
-  <w:abstractNum w:abstractNumId="63" w15:restartNumberingAfterBreak="0">
+  <w:abstractNum w:abstractNumId="72" w15:restartNumberingAfterBreak="0">
     <w:nsid w:val="42545CBC"/>
     <w:multiLevelType w:val="hybridMultilevel"/>
     <w:tmpl w:val="A6D487CC"/>
@@ -29836,7 +33937,7 @@
       </w:rPr>
     </w:lvl>
   </w:abstractNum>
-  <w:abstractNum w:abstractNumId="64" w15:restartNumberingAfterBreak="0">
+  <w:abstractNum w:abstractNumId="73" w15:restartNumberingAfterBreak="0">
     <w:nsid w:val="444A7F9A"/>
     <w:multiLevelType w:val="hybridMultilevel"/>
     <w:tmpl w:val="FC3C1540"/>
@@ -29948,7 +34049,7 @@
       </w:rPr>
     </w:lvl>
   </w:abstractNum>
-  <w:abstractNum w:abstractNumId="65" w15:restartNumberingAfterBreak="0">
+  <w:abstractNum w:abstractNumId="74" w15:restartNumberingAfterBreak="0">
     <w:nsid w:val="445D654F"/>
     <w:multiLevelType w:val="hybridMultilevel"/>
     <w:tmpl w:val="C8920D36"/>
@@ -30061,7 +34162,7 @@
       </w:rPr>
     </w:lvl>
   </w:abstractNum>
-  <w:abstractNum w:abstractNumId="66" w15:restartNumberingAfterBreak="0">
+  <w:abstractNum w:abstractNumId="75" w15:restartNumberingAfterBreak="0">
     <w:nsid w:val="451619A4"/>
     <w:multiLevelType w:val="hybridMultilevel"/>
     <w:tmpl w:val="D3B8B1B0"/>
@@ -30173,7 +34274,7 @@
       </w:rPr>
     </w:lvl>
   </w:abstractNum>
-  <w:abstractNum w:abstractNumId="67" w15:restartNumberingAfterBreak="0">
+  <w:abstractNum w:abstractNumId="76" w15:restartNumberingAfterBreak="0">
     <w:nsid w:val="45867B90"/>
     <w:multiLevelType w:val="hybridMultilevel"/>
     <w:tmpl w:val="47BA1232"/>
@@ -30285,7 +34386,7 @@
       </w:rPr>
     </w:lvl>
   </w:abstractNum>
-  <w:abstractNum w:abstractNumId="68" w15:restartNumberingAfterBreak="0">
+  <w:abstractNum w:abstractNumId="77" w15:restartNumberingAfterBreak="0">
     <w:nsid w:val="45906D68"/>
     <w:multiLevelType w:val="multilevel"/>
     <w:tmpl w:val="D7184B2A"/>
@@ -30434,7 +34535,7 @@
       </w:rPr>
     </w:lvl>
   </w:abstractNum>
-  <w:abstractNum w:abstractNumId="69" w15:restartNumberingAfterBreak="0">
+  <w:abstractNum w:abstractNumId="78" w15:restartNumberingAfterBreak="0">
     <w:nsid w:val="460A25AE"/>
     <w:multiLevelType w:val="multilevel"/>
     <w:tmpl w:val="61C8A5C8"/>
@@ -30583,7 +34684,7 @@
       </w:rPr>
     </w:lvl>
   </w:abstractNum>
-  <w:abstractNum w:abstractNumId="70" w15:restartNumberingAfterBreak="0">
+  <w:abstractNum w:abstractNumId="79" w15:restartNumberingAfterBreak="0">
     <w:nsid w:val="470C54C3"/>
     <w:multiLevelType w:val="hybridMultilevel"/>
     <w:tmpl w:val="0A827D10"/>
@@ -30696,7 +34797,7 @@
       </w:rPr>
     </w:lvl>
   </w:abstractNum>
-  <w:abstractNum w:abstractNumId="71" w15:restartNumberingAfterBreak="0">
+  <w:abstractNum w:abstractNumId="80" w15:restartNumberingAfterBreak="0">
     <w:nsid w:val="48691879"/>
     <w:multiLevelType w:val="multilevel"/>
     <w:tmpl w:val="24FA03BA"/>
@@ -30845,7 +34946,7 @@
       </w:rPr>
     </w:lvl>
   </w:abstractNum>
-  <w:abstractNum w:abstractNumId="72" w15:restartNumberingAfterBreak="0">
+  <w:abstractNum w:abstractNumId="81" w15:restartNumberingAfterBreak="0">
     <w:nsid w:val="4A136C87"/>
     <w:multiLevelType w:val="hybridMultilevel"/>
     <w:tmpl w:val="78608C6C"/>
@@ -30957,7 +35058,7 @@
       </w:rPr>
     </w:lvl>
   </w:abstractNum>
-  <w:abstractNum w:abstractNumId="73" w15:restartNumberingAfterBreak="0">
+  <w:abstractNum w:abstractNumId="82" w15:restartNumberingAfterBreak="0">
     <w:nsid w:val="4A236E9D"/>
     <w:multiLevelType w:val="hybridMultilevel"/>
     <w:tmpl w:val="9F9812D0"/>
@@ -31069,7 +35170,7 @@
       </w:rPr>
     </w:lvl>
   </w:abstractNum>
-  <w:abstractNum w:abstractNumId="74" w15:restartNumberingAfterBreak="0">
+  <w:abstractNum w:abstractNumId="83" w15:restartNumberingAfterBreak="0">
     <w:nsid w:val="4A5F55A9"/>
     <w:multiLevelType w:val="hybridMultilevel"/>
     <w:tmpl w:val="0D3AC080"/>
@@ -31181,7 +35282,7 @@
       </w:rPr>
     </w:lvl>
   </w:abstractNum>
-  <w:abstractNum w:abstractNumId="75" w15:restartNumberingAfterBreak="0">
+  <w:abstractNum w:abstractNumId="84" w15:restartNumberingAfterBreak="0">
     <w:nsid w:val="4A753E2F"/>
     <w:multiLevelType w:val="multilevel"/>
     <w:tmpl w:val="AABC8488"/>
@@ -31330,7 +35431,7 @@
       </w:rPr>
     </w:lvl>
   </w:abstractNum>
-  <w:abstractNum w:abstractNumId="76" w15:restartNumberingAfterBreak="0">
+  <w:abstractNum w:abstractNumId="85" w15:restartNumberingAfterBreak="0">
     <w:nsid w:val="4BB76C74"/>
     <w:multiLevelType w:val="hybridMultilevel"/>
     <w:tmpl w:val="D5303D68"/>
@@ -31442,7 +35543,7 @@
       </w:rPr>
     </w:lvl>
   </w:abstractNum>
-  <w:abstractNum w:abstractNumId="77" w15:restartNumberingAfterBreak="0">
+  <w:abstractNum w:abstractNumId="86" w15:restartNumberingAfterBreak="0">
     <w:nsid w:val="4DA617C0"/>
     <w:multiLevelType w:val="hybridMultilevel"/>
     <w:tmpl w:val="CBB6B620"/>
@@ -31554,7 +35655,7 @@
       </w:rPr>
     </w:lvl>
   </w:abstractNum>
-  <w:abstractNum w:abstractNumId="78" w15:restartNumberingAfterBreak="0">
+  <w:abstractNum w:abstractNumId="87" w15:restartNumberingAfterBreak="0">
     <w:nsid w:val="4E3A3B25"/>
     <w:multiLevelType w:val="hybridMultilevel"/>
     <w:tmpl w:val="99AA89AC"/>
@@ -31666,7 +35767,7 @@
       </w:rPr>
     </w:lvl>
   </w:abstractNum>
-  <w:abstractNum w:abstractNumId="79" w15:restartNumberingAfterBreak="0">
+  <w:abstractNum w:abstractNumId="88" w15:restartNumberingAfterBreak="0">
     <w:nsid w:val="4F2C133C"/>
     <w:multiLevelType w:val="multilevel"/>
     <w:tmpl w:val="25603220"/>
@@ -31815,7 +35916,7 @@
       </w:rPr>
     </w:lvl>
   </w:abstractNum>
-  <w:abstractNum w:abstractNumId="80" w15:restartNumberingAfterBreak="0">
+  <w:abstractNum w:abstractNumId="89" w15:restartNumberingAfterBreak="0">
     <w:nsid w:val="50256ADE"/>
     <w:multiLevelType w:val="hybridMultilevel"/>
     <w:tmpl w:val="0818EA64"/>
@@ -31927,7 +36028,7 @@
       </w:rPr>
     </w:lvl>
   </w:abstractNum>
-  <w:abstractNum w:abstractNumId="81" w15:restartNumberingAfterBreak="0">
+  <w:abstractNum w:abstractNumId="90" w15:restartNumberingAfterBreak="0">
     <w:nsid w:val="5079065A"/>
     <w:multiLevelType w:val="multilevel"/>
     <w:tmpl w:val="D6A2BC4E"/>
@@ -32076,7 +36177,7 @@
       </w:rPr>
     </w:lvl>
   </w:abstractNum>
-  <w:abstractNum w:abstractNumId="82" w15:restartNumberingAfterBreak="0">
+  <w:abstractNum w:abstractNumId="91" w15:restartNumberingAfterBreak="0">
     <w:nsid w:val="50BB6A1A"/>
     <w:multiLevelType w:val="multilevel"/>
     <w:tmpl w:val="51DE0E7E"/>
@@ -32225,7 +36326,7 @@
       </w:rPr>
     </w:lvl>
   </w:abstractNum>
-  <w:abstractNum w:abstractNumId="83" w15:restartNumberingAfterBreak="0">
+  <w:abstractNum w:abstractNumId="92" w15:restartNumberingAfterBreak="0">
     <w:nsid w:val="51713097"/>
     <w:multiLevelType w:val="multilevel"/>
     <w:tmpl w:val="AB2C4482"/>
@@ -32374,7 +36475,7 @@
       </w:rPr>
     </w:lvl>
   </w:abstractNum>
-  <w:abstractNum w:abstractNumId="84" w15:restartNumberingAfterBreak="0">
+  <w:abstractNum w:abstractNumId="93" w15:restartNumberingAfterBreak="0">
     <w:nsid w:val="51975149"/>
     <w:multiLevelType w:val="hybridMultilevel"/>
     <w:tmpl w:val="2EF4D1CA"/>
@@ -32487,7 +36588,7 @@
       </w:rPr>
     </w:lvl>
   </w:abstractNum>
-  <w:abstractNum w:abstractNumId="85" w15:restartNumberingAfterBreak="0">
+  <w:abstractNum w:abstractNumId="94" w15:restartNumberingAfterBreak="0">
     <w:nsid w:val="522764ED"/>
     <w:multiLevelType w:val="hybridMultilevel"/>
     <w:tmpl w:val="DAFA377A"/>
@@ -32576,7 +36677,7 @@
       </w:pPr>
     </w:lvl>
   </w:abstractNum>
-  <w:abstractNum w:abstractNumId="86" w15:restartNumberingAfterBreak="0">
+  <w:abstractNum w:abstractNumId="95" w15:restartNumberingAfterBreak="0">
     <w:nsid w:val="53FB0753"/>
     <w:multiLevelType w:val="hybridMultilevel"/>
     <w:tmpl w:val="36C23286"/>
@@ -32688,7 +36789,156 @@
       </w:rPr>
     </w:lvl>
   </w:abstractNum>
-  <w:abstractNum w:abstractNumId="87" w15:restartNumberingAfterBreak="0">
+  <w:abstractNum w:abstractNumId="96" w15:restartNumberingAfterBreak="0">
+    <w:nsid w:val="54417D81"/>
+    <w:multiLevelType w:val="multilevel"/>
+    <w:tmpl w:val="340ADC2A"/>
+    <w:lvl w:ilvl="0">
+      <w:start w:val="1"/>
+      <w:numFmt w:val="bullet"/>
+      <w:lvlText w:val=""/>
+      <w:lvlJc w:val="left"/>
+      <w:pPr>
+        <w:tabs>
+          <w:tab w:val="num" w:pos="720"/>
+        </w:tabs>
+        <w:ind w:left="720" w:hanging="360"/>
+      </w:pPr>
+      <w:rPr>
+        <w:rFonts w:ascii="Symbol" w:hAnsi="Symbol" w:hint="default"/>
+        <w:sz w:val="20"/>
+      </w:rPr>
+    </w:lvl>
+    <w:lvl w:ilvl="1" w:tentative="1">
+      <w:start w:val="1"/>
+      <w:numFmt w:val="bullet"/>
+      <w:lvlText w:val="o"/>
+      <w:lvlJc w:val="left"/>
+      <w:pPr>
+        <w:tabs>
+          <w:tab w:val="num" w:pos="1440"/>
+        </w:tabs>
+        <w:ind w:left="1440" w:hanging="360"/>
+      </w:pPr>
+      <w:rPr>
+        <w:rFonts w:ascii="Courier New" w:hAnsi="Courier New" w:hint="default"/>
+        <w:sz w:val="20"/>
+      </w:rPr>
+    </w:lvl>
+    <w:lvl w:ilvl="2" w:tentative="1">
+      <w:start w:val="1"/>
+      <w:numFmt w:val="bullet"/>
+      <w:lvlText w:val=""/>
+      <w:lvlJc w:val="left"/>
+      <w:pPr>
+        <w:tabs>
+          <w:tab w:val="num" w:pos="2160"/>
+        </w:tabs>
+        <w:ind w:left="2160" w:hanging="360"/>
+      </w:pPr>
+      <w:rPr>
+        <w:rFonts w:ascii="Wingdings" w:hAnsi="Wingdings" w:hint="default"/>
+        <w:sz w:val="20"/>
+      </w:rPr>
+    </w:lvl>
+    <w:lvl w:ilvl="3" w:tentative="1">
+      <w:start w:val="1"/>
+      <w:numFmt w:val="bullet"/>
+      <w:lvlText w:val=""/>
+      <w:lvlJc w:val="left"/>
+      <w:pPr>
+        <w:tabs>
+          <w:tab w:val="num" w:pos="2880"/>
+        </w:tabs>
+        <w:ind w:left="2880" w:hanging="360"/>
+      </w:pPr>
+      <w:rPr>
+        <w:rFonts w:ascii="Wingdings" w:hAnsi="Wingdings" w:hint="default"/>
+        <w:sz w:val="20"/>
+      </w:rPr>
+    </w:lvl>
+    <w:lvl w:ilvl="4" w:tentative="1">
+      <w:start w:val="1"/>
+      <w:numFmt w:val="bullet"/>
+      <w:lvlText w:val=""/>
+      <w:lvlJc w:val="left"/>
+      <w:pPr>
+        <w:tabs>
+          <w:tab w:val="num" w:pos="3600"/>
+        </w:tabs>
+        <w:ind w:left="3600" w:hanging="360"/>
+      </w:pPr>
+      <w:rPr>
+        <w:rFonts w:ascii="Wingdings" w:hAnsi="Wingdings" w:hint="default"/>
+        <w:sz w:val="20"/>
+      </w:rPr>
+    </w:lvl>
+    <w:lvl w:ilvl="5" w:tentative="1">
+      <w:start w:val="1"/>
+      <w:numFmt w:val="bullet"/>
+      <w:lvlText w:val=""/>
+      <w:lvlJc w:val="left"/>
+      <w:pPr>
+        <w:tabs>
+          <w:tab w:val="num" w:pos="4320"/>
+        </w:tabs>
+        <w:ind w:left="4320" w:hanging="360"/>
+      </w:pPr>
+      <w:rPr>
+        <w:rFonts w:ascii="Wingdings" w:hAnsi="Wingdings" w:hint="default"/>
+        <w:sz w:val="20"/>
+      </w:rPr>
+    </w:lvl>
+    <w:lvl w:ilvl="6" w:tentative="1">
+      <w:start w:val="1"/>
+      <w:numFmt w:val="bullet"/>
+      <w:lvlText w:val=""/>
+      <w:lvlJc w:val="left"/>
+      <w:pPr>
+        <w:tabs>
+          <w:tab w:val="num" w:pos="5040"/>
+        </w:tabs>
+        <w:ind w:left="5040" w:hanging="360"/>
+      </w:pPr>
+      <w:rPr>
+        <w:rFonts w:ascii="Wingdings" w:hAnsi="Wingdings" w:hint="default"/>
+        <w:sz w:val="20"/>
+      </w:rPr>
+    </w:lvl>
+    <w:lvl w:ilvl="7" w:tentative="1">
+      <w:start w:val="1"/>
+      <w:numFmt w:val="bullet"/>
+      <w:lvlText w:val=""/>
+      <w:lvlJc w:val="left"/>
+      <w:pPr>
+        <w:tabs>
+          <w:tab w:val="num" w:pos="5760"/>
+        </w:tabs>
+        <w:ind w:left="5760" w:hanging="360"/>
+      </w:pPr>
+      <w:rPr>
+        <w:rFonts w:ascii="Wingdings" w:hAnsi="Wingdings" w:hint="default"/>
+        <w:sz w:val="20"/>
+      </w:rPr>
+    </w:lvl>
+    <w:lvl w:ilvl="8" w:tentative="1">
+      <w:start w:val="1"/>
+      <w:numFmt w:val="bullet"/>
+      <w:lvlText w:val=""/>
+      <w:lvlJc w:val="left"/>
+      <w:pPr>
+        <w:tabs>
+          <w:tab w:val="num" w:pos="6480"/>
+        </w:tabs>
+        <w:ind w:left="6480" w:hanging="360"/>
+      </w:pPr>
+      <w:rPr>
+        <w:rFonts w:ascii="Wingdings" w:hAnsi="Wingdings" w:hint="default"/>
+        <w:sz w:val="20"/>
+      </w:rPr>
+    </w:lvl>
+  </w:abstractNum>
+  <w:abstractNum w:abstractNumId="97" w15:restartNumberingAfterBreak="0">
     <w:nsid w:val="54CD7F04"/>
     <w:multiLevelType w:val="multilevel"/>
     <w:tmpl w:val="020E20BE"/>
@@ -32801,7 +37051,7 @@
       </w:pPr>
     </w:lvl>
   </w:abstractNum>
-  <w:abstractNum w:abstractNumId="88" w15:restartNumberingAfterBreak="0">
+  <w:abstractNum w:abstractNumId="98" w15:restartNumberingAfterBreak="0">
     <w:nsid w:val="56A967D5"/>
     <w:multiLevelType w:val="hybridMultilevel"/>
     <w:tmpl w:val="4AD2C76C"/>
@@ -32913,7 +37163,7 @@
       </w:rPr>
     </w:lvl>
   </w:abstractNum>
-  <w:abstractNum w:abstractNumId="89" w15:restartNumberingAfterBreak="0">
+  <w:abstractNum w:abstractNumId="99" w15:restartNumberingAfterBreak="0">
     <w:nsid w:val="578F4A30"/>
     <w:multiLevelType w:val="multilevel"/>
     <w:tmpl w:val="AA3C5686"/>
@@ -33062,7 +37312,7 @@
       </w:rPr>
     </w:lvl>
   </w:abstractNum>
-  <w:abstractNum w:abstractNumId="90" w15:restartNumberingAfterBreak="0">
+  <w:abstractNum w:abstractNumId="100" w15:restartNumberingAfterBreak="0">
     <w:nsid w:val="57F8144A"/>
     <w:multiLevelType w:val="hybridMultilevel"/>
     <w:tmpl w:val="1F8208A2"/>
@@ -33174,7 +37424,7 @@
       </w:rPr>
     </w:lvl>
   </w:abstractNum>
-  <w:abstractNum w:abstractNumId="91" w15:restartNumberingAfterBreak="0">
+  <w:abstractNum w:abstractNumId="101" w15:restartNumberingAfterBreak="0">
     <w:nsid w:val="57FA4B86"/>
     <w:multiLevelType w:val="hybridMultilevel"/>
     <w:tmpl w:val="24E2749A"/>
@@ -33286,7 +37536,305 @@
       </w:rPr>
     </w:lvl>
   </w:abstractNum>
-  <w:abstractNum w:abstractNumId="92" w15:restartNumberingAfterBreak="0">
+  <w:abstractNum w:abstractNumId="102" w15:restartNumberingAfterBreak="0">
+    <w:nsid w:val="593E7476"/>
+    <w:multiLevelType w:val="multilevel"/>
+    <w:tmpl w:val="63A29348"/>
+    <w:lvl w:ilvl="0">
+      <w:start w:val="1"/>
+      <w:numFmt w:val="bullet"/>
+      <w:lvlText w:val=""/>
+      <w:lvlJc w:val="left"/>
+      <w:pPr>
+        <w:tabs>
+          <w:tab w:val="num" w:pos="720"/>
+        </w:tabs>
+        <w:ind w:left="720" w:hanging="360"/>
+      </w:pPr>
+      <w:rPr>
+        <w:rFonts w:ascii="Symbol" w:hAnsi="Symbol" w:hint="default"/>
+        <w:sz w:val="20"/>
+      </w:rPr>
+    </w:lvl>
+    <w:lvl w:ilvl="1" w:tentative="1">
+      <w:start w:val="1"/>
+      <w:numFmt w:val="bullet"/>
+      <w:lvlText w:val="o"/>
+      <w:lvlJc w:val="left"/>
+      <w:pPr>
+        <w:tabs>
+          <w:tab w:val="num" w:pos="1440"/>
+        </w:tabs>
+        <w:ind w:left="1440" w:hanging="360"/>
+      </w:pPr>
+      <w:rPr>
+        <w:rFonts w:ascii="Courier New" w:hAnsi="Courier New" w:hint="default"/>
+        <w:sz w:val="20"/>
+      </w:rPr>
+    </w:lvl>
+    <w:lvl w:ilvl="2" w:tentative="1">
+      <w:start w:val="1"/>
+      <w:numFmt w:val="bullet"/>
+      <w:lvlText w:val=""/>
+      <w:lvlJc w:val="left"/>
+      <w:pPr>
+        <w:tabs>
+          <w:tab w:val="num" w:pos="2160"/>
+        </w:tabs>
+        <w:ind w:left="2160" w:hanging="360"/>
+      </w:pPr>
+      <w:rPr>
+        <w:rFonts w:ascii="Wingdings" w:hAnsi="Wingdings" w:hint="default"/>
+        <w:sz w:val="20"/>
+      </w:rPr>
+    </w:lvl>
+    <w:lvl w:ilvl="3" w:tentative="1">
+      <w:start w:val="1"/>
+      <w:numFmt w:val="bullet"/>
+      <w:lvlText w:val=""/>
+      <w:lvlJc w:val="left"/>
+      <w:pPr>
+        <w:tabs>
+          <w:tab w:val="num" w:pos="2880"/>
+        </w:tabs>
+        <w:ind w:left="2880" w:hanging="360"/>
+      </w:pPr>
+      <w:rPr>
+        <w:rFonts w:ascii="Wingdings" w:hAnsi="Wingdings" w:hint="default"/>
+        <w:sz w:val="20"/>
+      </w:rPr>
+    </w:lvl>
+    <w:lvl w:ilvl="4" w:tentative="1">
+      <w:start w:val="1"/>
+      <w:numFmt w:val="bullet"/>
+      <w:lvlText w:val=""/>
+      <w:lvlJc w:val="left"/>
+      <w:pPr>
+        <w:tabs>
+          <w:tab w:val="num" w:pos="3600"/>
+        </w:tabs>
+        <w:ind w:left="3600" w:hanging="360"/>
+      </w:pPr>
+      <w:rPr>
+        <w:rFonts w:ascii="Wingdings" w:hAnsi="Wingdings" w:hint="default"/>
+        <w:sz w:val="20"/>
+      </w:rPr>
+    </w:lvl>
+    <w:lvl w:ilvl="5" w:tentative="1">
+      <w:start w:val="1"/>
+      <w:numFmt w:val="bullet"/>
+      <w:lvlText w:val=""/>
+      <w:lvlJc w:val="left"/>
+      <w:pPr>
+        <w:tabs>
+          <w:tab w:val="num" w:pos="4320"/>
+        </w:tabs>
+        <w:ind w:left="4320" w:hanging="360"/>
+      </w:pPr>
+      <w:rPr>
+        <w:rFonts w:ascii="Wingdings" w:hAnsi="Wingdings" w:hint="default"/>
+        <w:sz w:val="20"/>
+      </w:rPr>
+    </w:lvl>
+    <w:lvl w:ilvl="6" w:tentative="1">
+      <w:start w:val="1"/>
+      <w:numFmt w:val="bullet"/>
+      <w:lvlText w:val=""/>
+      <w:lvlJc w:val="left"/>
+      <w:pPr>
+        <w:tabs>
+          <w:tab w:val="num" w:pos="5040"/>
+        </w:tabs>
+        <w:ind w:left="5040" w:hanging="360"/>
+      </w:pPr>
+      <w:rPr>
+        <w:rFonts w:ascii="Wingdings" w:hAnsi="Wingdings" w:hint="default"/>
+        <w:sz w:val="20"/>
+      </w:rPr>
+    </w:lvl>
+    <w:lvl w:ilvl="7" w:tentative="1">
+      <w:start w:val="1"/>
+      <w:numFmt w:val="bullet"/>
+      <w:lvlText w:val=""/>
+      <w:lvlJc w:val="left"/>
+      <w:pPr>
+        <w:tabs>
+          <w:tab w:val="num" w:pos="5760"/>
+        </w:tabs>
+        <w:ind w:left="5760" w:hanging="360"/>
+      </w:pPr>
+      <w:rPr>
+        <w:rFonts w:ascii="Wingdings" w:hAnsi="Wingdings" w:hint="default"/>
+        <w:sz w:val="20"/>
+      </w:rPr>
+    </w:lvl>
+    <w:lvl w:ilvl="8" w:tentative="1">
+      <w:start w:val="1"/>
+      <w:numFmt w:val="bullet"/>
+      <w:lvlText w:val=""/>
+      <w:lvlJc w:val="left"/>
+      <w:pPr>
+        <w:tabs>
+          <w:tab w:val="num" w:pos="6480"/>
+        </w:tabs>
+        <w:ind w:left="6480" w:hanging="360"/>
+      </w:pPr>
+      <w:rPr>
+        <w:rFonts w:ascii="Wingdings" w:hAnsi="Wingdings" w:hint="default"/>
+        <w:sz w:val="20"/>
+      </w:rPr>
+    </w:lvl>
+  </w:abstractNum>
+  <w:abstractNum w:abstractNumId="103" w15:restartNumberingAfterBreak="0">
+    <w:nsid w:val="59560313"/>
+    <w:multiLevelType w:val="multilevel"/>
+    <w:tmpl w:val="5E9A8F6C"/>
+    <w:lvl w:ilvl="0">
+      <w:start w:val="1"/>
+      <w:numFmt w:val="bullet"/>
+      <w:lvlText w:val=""/>
+      <w:lvlJc w:val="left"/>
+      <w:pPr>
+        <w:tabs>
+          <w:tab w:val="num" w:pos="720"/>
+        </w:tabs>
+        <w:ind w:left="720" w:hanging="360"/>
+      </w:pPr>
+      <w:rPr>
+        <w:rFonts w:ascii="Symbol" w:hAnsi="Symbol" w:hint="default"/>
+        <w:sz w:val="20"/>
+      </w:rPr>
+    </w:lvl>
+    <w:lvl w:ilvl="1" w:tentative="1">
+      <w:start w:val="1"/>
+      <w:numFmt w:val="bullet"/>
+      <w:lvlText w:val="o"/>
+      <w:lvlJc w:val="left"/>
+      <w:pPr>
+        <w:tabs>
+          <w:tab w:val="num" w:pos="1440"/>
+        </w:tabs>
+        <w:ind w:left="1440" w:hanging="360"/>
+      </w:pPr>
+      <w:rPr>
+        <w:rFonts w:ascii="Courier New" w:hAnsi="Courier New" w:hint="default"/>
+        <w:sz w:val="20"/>
+      </w:rPr>
+    </w:lvl>
+    <w:lvl w:ilvl="2" w:tentative="1">
+      <w:start w:val="1"/>
+      <w:numFmt w:val="bullet"/>
+      <w:lvlText w:val=""/>
+      <w:lvlJc w:val="left"/>
+      <w:pPr>
+        <w:tabs>
+          <w:tab w:val="num" w:pos="2160"/>
+        </w:tabs>
+        <w:ind w:left="2160" w:hanging="360"/>
+      </w:pPr>
+      <w:rPr>
+        <w:rFonts w:ascii="Wingdings" w:hAnsi="Wingdings" w:hint="default"/>
+        <w:sz w:val="20"/>
+      </w:rPr>
+    </w:lvl>
+    <w:lvl w:ilvl="3" w:tentative="1">
+      <w:start w:val="1"/>
+      <w:numFmt w:val="bullet"/>
+      <w:lvlText w:val=""/>
+      <w:lvlJc w:val="left"/>
+      <w:pPr>
+        <w:tabs>
+          <w:tab w:val="num" w:pos="2880"/>
+        </w:tabs>
+        <w:ind w:left="2880" w:hanging="360"/>
+      </w:pPr>
+      <w:rPr>
+        <w:rFonts w:ascii="Wingdings" w:hAnsi="Wingdings" w:hint="default"/>
+        <w:sz w:val="20"/>
+      </w:rPr>
+    </w:lvl>
+    <w:lvl w:ilvl="4" w:tentative="1">
+      <w:start w:val="1"/>
+      <w:numFmt w:val="bullet"/>
+      <w:lvlText w:val=""/>
+      <w:lvlJc w:val="left"/>
+      <w:pPr>
+        <w:tabs>
+          <w:tab w:val="num" w:pos="3600"/>
+        </w:tabs>
+        <w:ind w:left="3600" w:hanging="360"/>
+      </w:pPr>
+      <w:rPr>
+        <w:rFonts w:ascii="Wingdings" w:hAnsi="Wingdings" w:hint="default"/>
+        <w:sz w:val="20"/>
+      </w:rPr>
+    </w:lvl>
+    <w:lvl w:ilvl="5" w:tentative="1">
+      <w:start w:val="1"/>
+      <w:numFmt w:val="bullet"/>
+      <w:lvlText w:val=""/>
+      <w:lvlJc w:val="left"/>
+      <w:pPr>
+        <w:tabs>
+          <w:tab w:val="num" w:pos="4320"/>
+        </w:tabs>
+        <w:ind w:left="4320" w:hanging="360"/>
+      </w:pPr>
+      <w:rPr>
+        <w:rFonts w:ascii="Wingdings" w:hAnsi="Wingdings" w:hint="default"/>
+        <w:sz w:val="20"/>
+      </w:rPr>
+    </w:lvl>
+    <w:lvl w:ilvl="6" w:tentative="1">
+      <w:start w:val="1"/>
+      <w:numFmt w:val="bullet"/>
+      <w:lvlText w:val=""/>
+      <w:lvlJc w:val="left"/>
+      <w:pPr>
+        <w:tabs>
+          <w:tab w:val="num" w:pos="5040"/>
+        </w:tabs>
+        <w:ind w:left="5040" w:hanging="360"/>
+      </w:pPr>
+      <w:rPr>
+        <w:rFonts w:ascii="Wingdings" w:hAnsi="Wingdings" w:hint="default"/>
+        <w:sz w:val="20"/>
+      </w:rPr>
+    </w:lvl>
+    <w:lvl w:ilvl="7" w:tentative="1">
+      <w:start w:val="1"/>
+      <w:numFmt w:val="bullet"/>
+      <w:lvlText w:val=""/>
+      <w:lvlJc w:val="left"/>
+      <w:pPr>
+        <w:tabs>
+          <w:tab w:val="num" w:pos="5760"/>
+        </w:tabs>
+        <w:ind w:left="5760" w:hanging="360"/>
+      </w:pPr>
+      <w:rPr>
+        <w:rFonts w:ascii="Wingdings" w:hAnsi="Wingdings" w:hint="default"/>
+        <w:sz w:val="20"/>
+      </w:rPr>
+    </w:lvl>
+    <w:lvl w:ilvl="8" w:tentative="1">
+      <w:start w:val="1"/>
+      <w:numFmt w:val="bullet"/>
+      <w:lvlText w:val=""/>
+      <w:lvlJc w:val="left"/>
+      <w:pPr>
+        <w:tabs>
+          <w:tab w:val="num" w:pos="6480"/>
+        </w:tabs>
+        <w:ind w:left="6480" w:hanging="360"/>
+      </w:pPr>
+      <w:rPr>
+        <w:rFonts w:ascii="Wingdings" w:hAnsi="Wingdings" w:hint="default"/>
+        <w:sz w:val="20"/>
+      </w:rPr>
+    </w:lvl>
+  </w:abstractNum>
+  <w:abstractNum w:abstractNumId="104" w15:restartNumberingAfterBreak="0">
     <w:nsid w:val="59A37E1D"/>
     <w:multiLevelType w:val="multilevel"/>
     <w:tmpl w:val="C77A0876"/>
@@ -33435,7 +37983,7 @@
       </w:rPr>
     </w:lvl>
   </w:abstractNum>
-  <w:abstractNum w:abstractNumId="93" w15:restartNumberingAfterBreak="0">
+  <w:abstractNum w:abstractNumId="105" w15:restartNumberingAfterBreak="0">
     <w:nsid w:val="5AC635B5"/>
     <w:multiLevelType w:val="hybridMultilevel"/>
     <w:tmpl w:val="51A0E17A"/>
@@ -33547,7 +38095,7 @@
       </w:rPr>
     </w:lvl>
   </w:abstractNum>
-  <w:abstractNum w:abstractNumId="94" w15:restartNumberingAfterBreak="0">
+  <w:abstractNum w:abstractNumId="106" w15:restartNumberingAfterBreak="0">
     <w:nsid w:val="5D3D35B1"/>
     <w:multiLevelType w:val="multilevel"/>
     <w:tmpl w:val="1DB64FCA"/>
@@ -33696,7 +38244,7 @@
       </w:rPr>
     </w:lvl>
   </w:abstractNum>
-  <w:abstractNum w:abstractNumId="95" w15:restartNumberingAfterBreak="0">
+  <w:abstractNum w:abstractNumId="107" w15:restartNumberingAfterBreak="0">
     <w:nsid w:val="5D751E17"/>
     <w:multiLevelType w:val="multilevel"/>
     <w:tmpl w:val="02722D60"/>
@@ -33845,7 +38393,7 @@
       </w:rPr>
     </w:lvl>
   </w:abstractNum>
-  <w:abstractNum w:abstractNumId="96" w15:restartNumberingAfterBreak="0">
+  <w:abstractNum w:abstractNumId="108" w15:restartNumberingAfterBreak="0">
     <w:nsid w:val="5E8562F4"/>
     <w:multiLevelType w:val="multilevel"/>
     <w:tmpl w:val="E0D01132"/>
@@ -33994,7 +38542,7 @@
       </w:rPr>
     </w:lvl>
   </w:abstractNum>
-  <w:abstractNum w:abstractNumId="97" w15:restartNumberingAfterBreak="0">
+  <w:abstractNum w:abstractNumId="109" w15:restartNumberingAfterBreak="0">
     <w:nsid w:val="5E9D7FF9"/>
     <w:multiLevelType w:val="hybridMultilevel"/>
     <w:tmpl w:val="9FEC9846"/>
@@ -34107,7 +38655,7 @@
       </w:rPr>
     </w:lvl>
   </w:abstractNum>
-  <w:abstractNum w:abstractNumId="98" w15:restartNumberingAfterBreak="0">
+  <w:abstractNum w:abstractNumId="110" w15:restartNumberingAfterBreak="0">
     <w:nsid w:val="5FC668DA"/>
     <w:multiLevelType w:val="multilevel"/>
     <w:tmpl w:val="684224A0"/>
@@ -34256,7 +38804,305 @@
       </w:rPr>
     </w:lvl>
   </w:abstractNum>
-  <w:abstractNum w:abstractNumId="99" w15:restartNumberingAfterBreak="0">
+  <w:abstractNum w:abstractNumId="111" w15:restartNumberingAfterBreak="0">
+    <w:nsid w:val="62801A7B"/>
+    <w:multiLevelType w:val="multilevel"/>
+    <w:tmpl w:val="295401CA"/>
+    <w:lvl w:ilvl="0">
+      <w:start w:val="1"/>
+      <w:numFmt w:val="bullet"/>
+      <w:lvlText w:val=""/>
+      <w:lvlJc w:val="left"/>
+      <w:pPr>
+        <w:tabs>
+          <w:tab w:val="num" w:pos="720"/>
+        </w:tabs>
+        <w:ind w:left="720" w:hanging="360"/>
+      </w:pPr>
+      <w:rPr>
+        <w:rFonts w:ascii="Symbol" w:hAnsi="Symbol" w:hint="default"/>
+        <w:sz w:val="20"/>
+      </w:rPr>
+    </w:lvl>
+    <w:lvl w:ilvl="1" w:tentative="1">
+      <w:start w:val="1"/>
+      <w:numFmt w:val="bullet"/>
+      <w:lvlText w:val="o"/>
+      <w:lvlJc w:val="left"/>
+      <w:pPr>
+        <w:tabs>
+          <w:tab w:val="num" w:pos="1440"/>
+        </w:tabs>
+        <w:ind w:left="1440" w:hanging="360"/>
+      </w:pPr>
+      <w:rPr>
+        <w:rFonts w:ascii="Courier New" w:hAnsi="Courier New" w:hint="default"/>
+        <w:sz w:val="20"/>
+      </w:rPr>
+    </w:lvl>
+    <w:lvl w:ilvl="2" w:tentative="1">
+      <w:start w:val="1"/>
+      <w:numFmt w:val="bullet"/>
+      <w:lvlText w:val=""/>
+      <w:lvlJc w:val="left"/>
+      <w:pPr>
+        <w:tabs>
+          <w:tab w:val="num" w:pos="2160"/>
+        </w:tabs>
+        <w:ind w:left="2160" w:hanging="360"/>
+      </w:pPr>
+      <w:rPr>
+        <w:rFonts w:ascii="Wingdings" w:hAnsi="Wingdings" w:hint="default"/>
+        <w:sz w:val="20"/>
+      </w:rPr>
+    </w:lvl>
+    <w:lvl w:ilvl="3" w:tentative="1">
+      <w:start w:val="1"/>
+      <w:numFmt w:val="bullet"/>
+      <w:lvlText w:val=""/>
+      <w:lvlJc w:val="left"/>
+      <w:pPr>
+        <w:tabs>
+          <w:tab w:val="num" w:pos="2880"/>
+        </w:tabs>
+        <w:ind w:left="2880" w:hanging="360"/>
+      </w:pPr>
+      <w:rPr>
+        <w:rFonts w:ascii="Wingdings" w:hAnsi="Wingdings" w:hint="default"/>
+        <w:sz w:val="20"/>
+      </w:rPr>
+    </w:lvl>
+    <w:lvl w:ilvl="4" w:tentative="1">
+      <w:start w:val="1"/>
+      <w:numFmt w:val="bullet"/>
+      <w:lvlText w:val=""/>
+      <w:lvlJc w:val="left"/>
+      <w:pPr>
+        <w:tabs>
+          <w:tab w:val="num" w:pos="3600"/>
+        </w:tabs>
+        <w:ind w:left="3600" w:hanging="360"/>
+      </w:pPr>
+      <w:rPr>
+        <w:rFonts w:ascii="Wingdings" w:hAnsi="Wingdings" w:hint="default"/>
+        <w:sz w:val="20"/>
+      </w:rPr>
+    </w:lvl>
+    <w:lvl w:ilvl="5" w:tentative="1">
+      <w:start w:val="1"/>
+      <w:numFmt w:val="bullet"/>
+      <w:lvlText w:val=""/>
+      <w:lvlJc w:val="left"/>
+      <w:pPr>
+        <w:tabs>
+          <w:tab w:val="num" w:pos="4320"/>
+        </w:tabs>
+        <w:ind w:left="4320" w:hanging="360"/>
+      </w:pPr>
+      <w:rPr>
+        <w:rFonts w:ascii="Wingdings" w:hAnsi="Wingdings" w:hint="default"/>
+        <w:sz w:val="20"/>
+      </w:rPr>
+    </w:lvl>
+    <w:lvl w:ilvl="6" w:tentative="1">
+      <w:start w:val="1"/>
+      <w:numFmt w:val="bullet"/>
+      <w:lvlText w:val=""/>
+      <w:lvlJc w:val="left"/>
+      <w:pPr>
+        <w:tabs>
+          <w:tab w:val="num" w:pos="5040"/>
+        </w:tabs>
+        <w:ind w:left="5040" w:hanging="360"/>
+      </w:pPr>
+      <w:rPr>
+        <w:rFonts w:ascii="Wingdings" w:hAnsi="Wingdings" w:hint="default"/>
+        <w:sz w:val="20"/>
+      </w:rPr>
+    </w:lvl>
+    <w:lvl w:ilvl="7" w:tentative="1">
+      <w:start w:val="1"/>
+      <w:numFmt w:val="bullet"/>
+      <w:lvlText w:val=""/>
+      <w:lvlJc w:val="left"/>
+      <w:pPr>
+        <w:tabs>
+          <w:tab w:val="num" w:pos="5760"/>
+        </w:tabs>
+        <w:ind w:left="5760" w:hanging="360"/>
+      </w:pPr>
+      <w:rPr>
+        <w:rFonts w:ascii="Wingdings" w:hAnsi="Wingdings" w:hint="default"/>
+        <w:sz w:val="20"/>
+      </w:rPr>
+    </w:lvl>
+    <w:lvl w:ilvl="8" w:tentative="1">
+      <w:start w:val="1"/>
+      <w:numFmt w:val="bullet"/>
+      <w:lvlText w:val=""/>
+      <w:lvlJc w:val="left"/>
+      <w:pPr>
+        <w:tabs>
+          <w:tab w:val="num" w:pos="6480"/>
+        </w:tabs>
+        <w:ind w:left="6480" w:hanging="360"/>
+      </w:pPr>
+      <w:rPr>
+        <w:rFonts w:ascii="Wingdings" w:hAnsi="Wingdings" w:hint="default"/>
+        <w:sz w:val="20"/>
+      </w:rPr>
+    </w:lvl>
+  </w:abstractNum>
+  <w:abstractNum w:abstractNumId="112" w15:restartNumberingAfterBreak="0">
+    <w:nsid w:val="62C72658"/>
+    <w:multiLevelType w:val="multilevel"/>
+    <w:tmpl w:val="4E78D272"/>
+    <w:lvl w:ilvl="0">
+      <w:start w:val="1"/>
+      <w:numFmt w:val="bullet"/>
+      <w:lvlText w:val=""/>
+      <w:lvlJc w:val="left"/>
+      <w:pPr>
+        <w:tabs>
+          <w:tab w:val="num" w:pos="720"/>
+        </w:tabs>
+        <w:ind w:left="720" w:hanging="360"/>
+      </w:pPr>
+      <w:rPr>
+        <w:rFonts w:ascii="Symbol" w:hAnsi="Symbol" w:hint="default"/>
+        <w:sz w:val="20"/>
+      </w:rPr>
+    </w:lvl>
+    <w:lvl w:ilvl="1" w:tentative="1">
+      <w:start w:val="1"/>
+      <w:numFmt w:val="bullet"/>
+      <w:lvlText w:val="o"/>
+      <w:lvlJc w:val="left"/>
+      <w:pPr>
+        <w:tabs>
+          <w:tab w:val="num" w:pos="1440"/>
+        </w:tabs>
+        <w:ind w:left="1440" w:hanging="360"/>
+      </w:pPr>
+      <w:rPr>
+        <w:rFonts w:ascii="Courier New" w:hAnsi="Courier New" w:hint="default"/>
+        <w:sz w:val="20"/>
+      </w:rPr>
+    </w:lvl>
+    <w:lvl w:ilvl="2" w:tentative="1">
+      <w:start w:val="1"/>
+      <w:numFmt w:val="bullet"/>
+      <w:lvlText w:val=""/>
+      <w:lvlJc w:val="left"/>
+      <w:pPr>
+        <w:tabs>
+          <w:tab w:val="num" w:pos="2160"/>
+        </w:tabs>
+        <w:ind w:left="2160" w:hanging="360"/>
+      </w:pPr>
+      <w:rPr>
+        <w:rFonts w:ascii="Wingdings" w:hAnsi="Wingdings" w:hint="default"/>
+        <w:sz w:val="20"/>
+      </w:rPr>
+    </w:lvl>
+    <w:lvl w:ilvl="3" w:tentative="1">
+      <w:start w:val="1"/>
+      <w:numFmt w:val="bullet"/>
+      <w:lvlText w:val=""/>
+      <w:lvlJc w:val="left"/>
+      <w:pPr>
+        <w:tabs>
+          <w:tab w:val="num" w:pos="2880"/>
+        </w:tabs>
+        <w:ind w:left="2880" w:hanging="360"/>
+      </w:pPr>
+      <w:rPr>
+        <w:rFonts w:ascii="Wingdings" w:hAnsi="Wingdings" w:hint="default"/>
+        <w:sz w:val="20"/>
+      </w:rPr>
+    </w:lvl>
+    <w:lvl w:ilvl="4" w:tentative="1">
+      <w:start w:val="1"/>
+      <w:numFmt w:val="bullet"/>
+      <w:lvlText w:val=""/>
+      <w:lvlJc w:val="left"/>
+      <w:pPr>
+        <w:tabs>
+          <w:tab w:val="num" w:pos="3600"/>
+        </w:tabs>
+        <w:ind w:left="3600" w:hanging="360"/>
+      </w:pPr>
+      <w:rPr>
+        <w:rFonts w:ascii="Wingdings" w:hAnsi="Wingdings" w:hint="default"/>
+        <w:sz w:val="20"/>
+      </w:rPr>
+    </w:lvl>
+    <w:lvl w:ilvl="5" w:tentative="1">
+      <w:start w:val="1"/>
+      <w:numFmt w:val="bullet"/>
+      <w:lvlText w:val=""/>
+      <w:lvlJc w:val="left"/>
+      <w:pPr>
+        <w:tabs>
+          <w:tab w:val="num" w:pos="4320"/>
+        </w:tabs>
+        <w:ind w:left="4320" w:hanging="360"/>
+      </w:pPr>
+      <w:rPr>
+        <w:rFonts w:ascii="Wingdings" w:hAnsi="Wingdings" w:hint="default"/>
+        <w:sz w:val="20"/>
+      </w:rPr>
+    </w:lvl>
+    <w:lvl w:ilvl="6" w:tentative="1">
+      <w:start w:val="1"/>
+      <w:numFmt w:val="bullet"/>
+      <w:lvlText w:val=""/>
+      <w:lvlJc w:val="left"/>
+      <w:pPr>
+        <w:tabs>
+          <w:tab w:val="num" w:pos="5040"/>
+        </w:tabs>
+        <w:ind w:left="5040" w:hanging="360"/>
+      </w:pPr>
+      <w:rPr>
+        <w:rFonts w:ascii="Wingdings" w:hAnsi="Wingdings" w:hint="default"/>
+        <w:sz w:val="20"/>
+      </w:rPr>
+    </w:lvl>
+    <w:lvl w:ilvl="7" w:tentative="1">
+      <w:start w:val="1"/>
+      <w:numFmt w:val="bullet"/>
+      <w:lvlText w:val=""/>
+      <w:lvlJc w:val="left"/>
+      <w:pPr>
+        <w:tabs>
+          <w:tab w:val="num" w:pos="5760"/>
+        </w:tabs>
+        <w:ind w:left="5760" w:hanging="360"/>
+      </w:pPr>
+      <w:rPr>
+        <w:rFonts w:ascii="Wingdings" w:hAnsi="Wingdings" w:hint="default"/>
+        <w:sz w:val="20"/>
+      </w:rPr>
+    </w:lvl>
+    <w:lvl w:ilvl="8" w:tentative="1">
+      <w:start w:val="1"/>
+      <w:numFmt w:val="bullet"/>
+      <w:lvlText w:val=""/>
+      <w:lvlJc w:val="left"/>
+      <w:pPr>
+        <w:tabs>
+          <w:tab w:val="num" w:pos="6480"/>
+        </w:tabs>
+        <w:ind w:left="6480" w:hanging="360"/>
+      </w:pPr>
+      <w:rPr>
+        <w:rFonts w:ascii="Wingdings" w:hAnsi="Wingdings" w:hint="default"/>
+        <w:sz w:val="20"/>
+      </w:rPr>
+    </w:lvl>
+  </w:abstractNum>
+  <w:abstractNum w:abstractNumId="113" w15:restartNumberingAfterBreak="0">
     <w:nsid w:val="641534EF"/>
     <w:multiLevelType w:val="multilevel"/>
     <w:tmpl w:val="D9F652B8"/>
@@ -34369,7 +39215,7 @@
       </w:pPr>
     </w:lvl>
   </w:abstractNum>
-  <w:abstractNum w:abstractNumId="100" w15:restartNumberingAfterBreak="0">
+  <w:abstractNum w:abstractNumId="114" w15:restartNumberingAfterBreak="0">
     <w:nsid w:val="66C01D91"/>
     <w:multiLevelType w:val="hybridMultilevel"/>
     <w:tmpl w:val="056EB786"/>
@@ -34482,7 +39328,7 @@
       </w:rPr>
     </w:lvl>
   </w:abstractNum>
-  <w:abstractNum w:abstractNumId="101" w15:restartNumberingAfterBreak="0">
+  <w:abstractNum w:abstractNumId="115" w15:restartNumberingAfterBreak="0">
     <w:nsid w:val="686A07DC"/>
     <w:multiLevelType w:val="multilevel"/>
     <w:tmpl w:val="4EEADFAA"/>
@@ -34631,7 +39477,7 @@
       </w:rPr>
     </w:lvl>
   </w:abstractNum>
-  <w:abstractNum w:abstractNumId="102" w15:restartNumberingAfterBreak="0">
+  <w:abstractNum w:abstractNumId="116" w15:restartNumberingAfterBreak="0">
     <w:nsid w:val="68FF3E14"/>
     <w:multiLevelType w:val="hybridMultilevel"/>
     <w:tmpl w:val="852ED156"/>
@@ -34743,7 +39589,7 @@
       </w:rPr>
     </w:lvl>
   </w:abstractNum>
-  <w:abstractNum w:abstractNumId="103" w15:restartNumberingAfterBreak="0">
+  <w:abstractNum w:abstractNumId="117" w15:restartNumberingAfterBreak="0">
     <w:nsid w:val="69437F28"/>
     <w:multiLevelType w:val="multilevel"/>
     <w:tmpl w:val="0DFCEDBC"/>
@@ -34892,7 +39738,7 @@
       </w:rPr>
     </w:lvl>
   </w:abstractNum>
-  <w:abstractNum w:abstractNumId="104" w15:restartNumberingAfterBreak="0">
+  <w:abstractNum w:abstractNumId="118" w15:restartNumberingAfterBreak="0">
     <w:nsid w:val="6B531966"/>
     <w:multiLevelType w:val="hybridMultilevel"/>
     <w:tmpl w:val="2758CFC0"/>
@@ -35004,7 +39850,7 @@
       </w:rPr>
     </w:lvl>
   </w:abstractNum>
-  <w:abstractNum w:abstractNumId="105" w15:restartNumberingAfterBreak="0">
+  <w:abstractNum w:abstractNumId="119" w15:restartNumberingAfterBreak="0">
     <w:nsid w:val="6C181A8F"/>
     <w:multiLevelType w:val="hybridMultilevel"/>
     <w:tmpl w:val="AE1A9754"/>
@@ -35116,7 +39962,7 @@
       </w:rPr>
     </w:lvl>
   </w:abstractNum>
-  <w:abstractNum w:abstractNumId="106" w15:restartNumberingAfterBreak="0">
+  <w:abstractNum w:abstractNumId="120" w15:restartNumberingAfterBreak="0">
     <w:nsid w:val="6C3D39F9"/>
     <w:multiLevelType w:val="multilevel"/>
     <w:tmpl w:val="AD68E6B4"/>
@@ -35265,7 +40111,7 @@
       </w:rPr>
     </w:lvl>
   </w:abstractNum>
-  <w:abstractNum w:abstractNumId="107" w15:restartNumberingAfterBreak="0">
+  <w:abstractNum w:abstractNumId="121" w15:restartNumberingAfterBreak="0">
     <w:nsid w:val="6C52622C"/>
     <w:multiLevelType w:val="multilevel"/>
     <w:tmpl w:val="F8B03172"/>
@@ -35414,7 +40260,7 @@
       </w:rPr>
     </w:lvl>
   </w:abstractNum>
-  <w:abstractNum w:abstractNumId="108" w15:restartNumberingAfterBreak="0">
+  <w:abstractNum w:abstractNumId="122" w15:restartNumberingAfterBreak="0">
     <w:nsid w:val="6D674DC7"/>
     <w:multiLevelType w:val="multilevel"/>
     <w:tmpl w:val="4342CC68"/>
@@ -35563,7 +40409,7 @@
       </w:rPr>
     </w:lvl>
   </w:abstractNum>
-  <w:abstractNum w:abstractNumId="109" w15:restartNumberingAfterBreak="0">
+  <w:abstractNum w:abstractNumId="123" w15:restartNumberingAfterBreak="0">
     <w:nsid w:val="6E08011E"/>
     <w:multiLevelType w:val="hybridMultilevel"/>
     <w:tmpl w:val="33DE4EDC"/>
@@ -35675,7 +40521,7 @@
       </w:rPr>
     </w:lvl>
   </w:abstractNum>
-  <w:abstractNum w:abstractNumId="110" w15:restartNumberingAfterBreak="0">
+  <w:abstractNum w:abstractNumId="124" w15:restartNumberingAfterBreak="0">
     <w:nsid w:val="71C01D39"/>
     <w:multiLevelType w:val="multilevel"/>
     <w:tmpl w:val="7C4E5656"/>
@@ -35824,7 +40670,7 @@
       </w:rPr>
     </w:lvl>
   </w:abstractNum>
-  <w:abstractNum w:abstractNumId="111" w15:restartNumberingAfterBreak="0">
+  <w:abstractNum w:abstractNumId="125" w15:restartNumberingAfterBreak="0">
     <w:nsid w:val="71DA105D"/>
     <w:multiLevelType w:val="multilevel"/>
     <w:tmpl w:val="E3607C50"/>
@@ -35973,7 +40819,156 @@
       </w:rPr>
     </w:lvl>
   </w:abstractNum>
-  <w:abstractNum w:abstractNumId="112" w15:restartNumberingAfterBreak="0">
+  <w:abstractNum w:abstractNumId="126" w15:restartNumberingAfterBreak="0">
+    <w:nsid w:val="720D4046"/>
+    <w:multiLevelType w:val="multilevel"/>
+    <w:tmpl w:val="FBF6B1EC"/>
+    <w:lvl w:ilvl="0">
+      <w:start w:val="1"/>
+      <w:numFmt w:val="bullet"/>
+      <w:lvlText w:val=""/>
+      <w:lvlJc w:val="left"/>
+      <w:pPr>
+        <w:tabs>
+          <w:tab w:val="num" w:pos="720"/>
+        </w:tabs>
+        <w:ind w:left="720" w:hanging="360"/>
+      </w:pPr>
+      <w:rPr>
+        <w:rFonts w:ascii="Symbol" w:hAnsi="Symbol" w:hint="default"/>
+        <w:sz w:val="20"/>
+      </w:rPr>
+    </w:lvl>
+    <w:lvl w:ilvl="1" w:tentative="1">
+      <w:start w:val="1"/>
+      <w:numFmt w:val="bullet"/>
+      <w:lvlText w:val="o"/>
+      <w:lvlJc w:val="left"/>
+      <w:pPr>
+        <w:tabs>
+          <w:tab w:val="num" w:pos="1440"/>
+        </w:tabs>
+        <w:ind w:left="1440" w:hanging="360"/>
+      </w:pPr>
+      <w:rPr>
+        <w:rFonts w:ascii="Courier New" w:hAnsi="Courier New" w:hint="default"/>
+        <w:sz w:val="20"/>
+      </w:rPr>
+    </w:lvl>
+    <w:lvl w:ilvl="2" w:tentative="1">
+      <w:start w:val="1"/>
+      <w:numFmt w:val="bullet"/>
+      <w:lvlText w:val=""/>
+      <w:lvlJc w:val="left"/>
+      <w:pPr>
+        <w:tabs>
+          <w:tab w:val="num" w:pos="2160"/>
+        </w:tabs>
+        <w:ind w:left="2160" w:hanging="360"/>
+      </w:pPr>
+      <w:rPr>
+        <w:rFonts w:ascii="Wingdings" w:hAnsi="Wingdings" w:hint="default"/>
+        <w:sz w:val="20"/>
+      </w:rPr>
+    </w:lvl>
+    <w:lvl w:ilvl="3" w:tentative="1">
+      <w:start w:val="1"/>
+      <w:numFmt w:val="bullet"/>
+      <w:lvlText w:val=""/>
+      <w:lvlJc w:val="left"/>
+      <w:pPr>
+        <w:tabs>
+          <w:tab w:val="num" w:pos="2880"/>
+        </w:tabs>
+        <w:ind w:left="2880" w:hanging="360"/>
+      </w:pPr>
+      <w:rPr>
+        <w:rFonts w:ascii="Wingdings" w:hAnsi="Wingdings" w:hint="default"/>
+        <w:sz w:val="20"/>
+      </w:rPr>
+    </w:lvl>
+    <w:lvl w:ilvl="4" w:tentative="1">
+      <w:start w:val="1"/>
+      <w:numFmt w:val="bullet"/>
+      <w:lvlText w:val=""/>
+      <w:lvlJc w:val="left"/>
+      <w:pPr>
+        <w:tabs>
+          <w:tab w:val="num" w:pos="3600"/>
+        </w:tabs>
+        <w:ind w:left="3600" w:hanging="360"/>
+      </w:pPr>
+      <w:rPr>
+        <w:rFonts w:ascii="Wingdings" w:hAnsi="Wingdings" w:hint="default"/>
+        <w:sz w:val="20"/>
+      </w:rPr>
+    </w:lvl>
+    <w:lvl w:ilvl="5" w:tentative="1">
+      <w:start w:val="1"/>
+      <w:numFmt w:val="bullet"/>
+      <w:lvlText w:val=""/>
+      <w:lvlJc w:val="left"/>
+      <w:pPr>
+        <w:tabs>
+          <w:tab w:val="num" w:pos="4320"/>
+        </w:tabs>
+        <w:ind w:left="4320" w:hanging="360"/>
+      </w:pPr>
+      <w:rPr>
+        <w:rFonts w:ascii="Wingdings" w:hAnsi="Wingdings" w:hint="default"/>
+        <w:sz w:val="20"/>
+      </w:rPr>
+    </w:lvl>
+    <w:lvl w:ilvl="6" w:tentative="1">
+      <w:start w:val="1"/>
+      <w:numFmt w:val="bullet"/>
+      <w:lvlText w:val=""/>
+      <w:lvlJc w:val="left"/>
+      <w:pPr>
+        <w:tabs>
+          <w:tab w:val="num" w:pos="5040"/>
+        </w:tabs>
+        <w:ind w:left="5040" w:hanging="360"/>
+      </w:pPr>
+      <w:rPr>
+        <w:rFonts w:ascii="Wingdings" w:hAnsi="Wingdings" w:hint="default"/>
+        <w:sz w:val="20"/>
+      </w:rPr>
+    </w:lvl>
+    <w:lvl w:ilvl="7" w:tentative="1">
+      <w:start w:val="1"/>
+      <w:numFmt w:val="bullet"/>
+      <w:lvlText w:val=""/>
+      <w:lvlJc w:val="left"/>
+      <w:pPr>
+        <w:tabs>
+          <w:tab w:val="num" w:pos="5760"/>
+        </w:tabs>
+        <w:ind w:left="5760" w:hanging="360"/>
+      </w:pPr>
+      <w:rPr>
+        <w:rFonts w:ascii="Wingdings" w:hAnsi="Wingdings" w:hint="default"/>
+        <w:sz w:val="20"/>
+      </w:rPr>
+    </w:lvl>
+    <w:lvl w:ilvl="8" w:tentative="1">
+      <w:start w:val="1"/>
+      <w:numFmt w:val="bullet"/>
+      <w:lvlText w:val=""/>
+      <w:lvlJc w:val="left"/>
+      <w:pPr>
+        <w:tabs>
+          <w:tab w:val="num" w:pos="6480"/>
+        </w:tabs>
+        <w:ind w:left="6480" w:hanging="360"/>
+      </w:pPr>
+      <w:rPr>
+        <w:rFonts w:ascii="Wingdings" w:hAnsi="Wingdings" w:hint="default"/>
+        <w:sz w:val="20"/>
+      </w:rPr>
+    </w:lvl>
+  </w:abstractNum>
+  <w:abstractNum w:abstractNumId="127" w15:restartNumberingAfterBreak="0">
     <w:nsid w:val="722717AC"/>
     <w:multiLevelType w:val="hybridMultilevel"/>
     <w:tmpl w:val="935CC4B6"/>
@@ -36085,7 +41080,7 @@
       </w:rPr>
     </w:lvl>
   </w:abstractNum>
-  <w:abstractNum w:abstractNumId="113" w15:restartNumberingAfterBreak="0">
+  <w:abstractNum w:abstractNumId="128" w15:restartNumberingAfterBreak="0">
     <w:nsid w:val="7266168E"/>
     <w:multiLevelType w:val="hybridMultilevel"/>
     <w:tmpl w:val="163AFB96"/>
@@ -36197,7 +41192,305 @@
       </w:rPr>
     </w:lvl>
   </w:abstractNum>
-  <w:abstractNum w:abstractNumId="114" w15:restartNumberingAfterBreak="0">
+  <w:abstractNum w:abstractNumId="129" w15:restartNumberingAfterBreak="0">
+    <w:nsid w:val="72922481"/>
+    <w:multiLevelType w:val="multilevel"/>
+    <w:tmpl w:val="4E744A08"/>
+    <w:lvl w:ilvl="0">
+      <w:start w:val="1"/>
+      <w:numFmt w:val="bullet"/>
+      <w:lvlText w:val=""/>
+      <w:lvlJc w:val="left"/>
+      <w:pPr>
+        <w:tabs>
+          <w:tab w:val="num" w:pos="720"/>
+        </w:tabs>
+        <w:ind w:left="720" w:hanging="360"/>
+      </w:pPr>
+      <w:rPr>
+        <w:rFonts w:ascii="Symbol" w:hAnsi="Symbol" w:hint="default"/>
+        <w:sz w:val="20"/>
+      </w:rPr>
+    </w:lvl>
+    <w:lvl w:ilvl="1" w:tentative="1">
+      <w:start w:val="1"/>
+      <w:numFmt w:val="bullet"/>
+      <w:lvlText w:val="o"/>
+      <w:lvlJc w:val="left"/>
+      <w:pPr>
+        <w:tabs>
+          <w:tab w:val="num" w:pos="1440"/>
+        </w:tabs>
+        <w:ind w:left="1440" w:hanging="360"/>
+      </w:pPr>
+      <w:rPr>
+        <w:rFonts w:ascii="Courier New" w:hAnsi="Courier New" w:hint="default"/>
+        <w:sz w:val="20"/>
+      </w:rPr>
+    </w:lvl>
+    <w:lvl w:ilvl="2" w:tentative="1">
+      <w:start w:val="1"/>
+      <w:numFmt w:val="bullet"/>
+      <w:lvlText w:val=""/>
+      <w:lvlJc w:val="left"/>
+      <w:pPr>
+        <w:tabs>
+          <w:tab w:val="num" w:pos="2160"/>
+        </w:tabs>
+        <w:ind w:left="2160" w:hanging="360"/>
+      </w:pPr>
+      <w:rPr>
+        <w:rFonts w:ascii="Wingdings" w:hAnsi="Wingdings" w:hint="default"/>
+        <w:sz w:val="20"/>
+      </w:rPr>
+    </w:lvl>
+    <w:lvl w:ilvl="3" w:tentative="1">
+      <w:start w:val="1"/>
+      <w:numFmt w:val="bullet"/>
+      <w:lvlText w:val=""/>
+      <w:lvlJc w:val="left"/>
+      <w:pPr>
+        <w:tabs>
+          <w:tab w:val="num" w:pos="2880"/>
+        </w:tabs>
+        <w:ind w:left="2880" w:hanging="360"/>
+      </w:pPr>
+      <w:rPr>
+        <w:rFonts w:ascii="Wingdings" w:hAnsi="Wingdings" w:hint="default"/>
+        <w:sz w:val="20"/>
+      </w:rPr>
+    </w:lvl>
+    <w:lvl w:ilvl="4" w:tentative="1">
+      <w:start w:val="1"/>
+      <w:numFmt w:val="bullet"/>
+      <w:lvlText w:val=""/>
+      <w:lvlJc w:val="left"/>
+      <w:pPr>
+        <w:tabs>
+          <w:tab w:val="num" w:pos="3600"/>
+        </w:tabs>
+        <w:ind w:left="3600" w:hanging="360"/>
+      </w:pPr>
+      <w:rPr>
+        <w:rFonts w:ascii="Wingdings" w:hAnsi="Wingdings" w:hint="default"/>
+        <w:sz w:val="20"/>
+      </w:rPr>
+    </w:lvl>
+    <w:lvl w:ilvl="5" w:tentative="1">
+      <w:start w:val="1"/>
+      <w:numFmt w:val="bullet"/>
+      <w:lvlText w:val=""/>
+      <w:lvlJc w:val="left"/>
+      <w:pPr>
+        <w:tabs>
+          <w:tab w:val="num" w:pos="4320"/>
+        </w:tabs>
+        <w:ind w:left="4320" w:hanging="360"/>
+      </w:pPr>
+      <w:rPr>
+        <w:rFonts w:ascii="Wingdings" w:hAnsi="Wingdings" w:hint="default"/>
+        <w:sz w:val="20"/>
+      </w:rPr>
+    </w:lvl>
+    <w:lvl w:ilvl="6" w:tentative="1">
+      <w:start w:val="1"/>
+      <w:numFmt w:val="bullet"/>
+      <w:lvlText w:val=""/>
+      <w:lvlJc w:val="left"/>
+      <w:pPr>
+        <w:tabs>
+          <w:tab w:val="num" w:pos="5040"/>
+        </w:tabs>
+        <w:ind w:left="5040" w:hanging="360"/>
+      </w:pPr>
+      <w:rPr>
+        <w:rFonts w:ascii="Wingdings" w:hAnsi="Wingdings" w:hint="default"/>
+        <w:sz w:val="20"/>
+      </w:rPr>
+    </w:lvl>
+    <w:lvl w:ilvl="7" w:tentative="1">
+      <w:start w:val="1"/>
+      <w:numFmt w:val="bullet"/>
+      <w:lvlText w:val=""/>
+      <w:lvlJc w:val="left"/>
+      <w:pPr>
+        <w:tabs>
+          <w:tab w:val="num" w:pos="5760"/>
+        </w:tabs>
+        <w:ind w:left="5760" w:hanging="360"/>
+      </w:pPr>
+      <w:rPr>
+        <w:rFonts w:ascii="Wingdings" w:hAnsi="Wingdings" w:hint="default"/>
+        <w:sz w:val="20"/>
+      </w:rPr>
+    </w:lvl>
+    <w:lvl w:ilvl="8" w:tentative="1">
+      <w:start w:val="1"/>
+      <w:numFmt w:val="bullet"/>
+      <w:lvlText w:val=""/>
+      <w:lvlJc w:val="left"/>
+      <w:pPr>
+        <w:tabs>
+          <w:tab w:val="num" w:pos="6480"/>
+        </w:tabs>
+        <w:ind w:left="6480" w:hanging="360"/>
+      </w:pPr>
+      <w:rPr>
+        <w:rFonts w:ascii="Wingdings" w:hAnsi="Wingdings" w:hint="default"/>
+        <w:sz w:val="20"/>
+      </w:rPr>
+    </w:lvl>
+  </w:abstractNum>
+  <w:abstractNum w:abstractNumId="130" w15:restartNumberingAfterBreak="0">
+    <w:nsid w:val="72C83012"/>
+    <w:multiLevelType w:val="multilevel"/>
+    <w:tmpl w:val="B4ACA258"/>
+    <w:lvl w:ilvl="0">
+      <w:start w:val="1"/>
+      <w:numFmt w:val="bullet"/>
+      <w:lvlText w:val=""/>
+      <w:lvlJc w:val="left"/>
+      <w:pPr>
+        <w:tabs>
+          <w:tab w:val="num" w:pos="720"/>
+        </w:tabs>
+        <w:ind w:left="720" w:hanging="360"/>
+      </w:pPr>
+      <w:rPr>
+        <w:rFonts w:ascii="Symbol" w:hAnsi="Symbol" w:hint="default"/>
+        <w:sz w:val="20"/>
+      </w:rPr>
+    </w:lvl>
+    <w:lvl w:ilvl="1" w:tentative="1">
+      <w:start w:val="1"/>
+      <w:numFmt w:val="bullet"/>
+      <w:lvlText w:val="o"/>
+      <w:lvlJc w:val="left"/>
+      <w:pPr>
+        <w:tabs>
+          <w:tab w:val="num" w:pos="1440"/>
+        </w:tabs>
+        <w:ind w:left="1440" w:hanging="360"/>
+      </w:pPr>
+      <w:rPr>
+        <w:rFonts w:ascii="Courier New" w:hAnsi="Courier New" w:hint="default"/>
+        <w:sz w:val="20"/>
+      </w:rPr>
+    </w:lvl>
+    <w:lvl w:ilvl="2" w:tentative="1">
+      <w:start w:val="1"/>
+      <w:numFmt w:val="bullet"/>
+      <w:lvlText w:val=""/>
+      <w:lvlJc w:val="left"/>
+      <w:pPr>
+        <w:tabs>
+          <w:tab w:val="num" w:pos="2160"/>
+        </w:tabs>
+        <w:ind w:left="2160" w:hanging="360"/>
+      </w:pPr>
+      <w:rPr>
+        <w:rFonts w:ascii="Wingdings" w:hAnsi="Wingdings" w:hint="default"/>
+        <w:sz w:val="20"/>
+      </w:rPr>
+    </w:lvl>
+    <w:lvl w:ilvl="3" w:tentative="1">
+      <w:start w:val="1"/>
+      <w:numFmt w:val="bullet"/>
+      <w:lvlText w:val=""/>
+      <w:lvlJc w:val="left"/>
+      <w:pPr>
+        <w:tabs>
+          <w:tab w:val="num" w:pos="2880"/>
+        </w:tabs>
+        <w:ind w:left="2880" w:hanging="360"/>
+      </w:pPr>
+      <w:rPr>
+        <w:rFonts w:ascii="Wingdings" w:hAnsi="Wingdings" w:hint="default"/>
+        <w:sz w:val="20"/>
+      </w:rPr>
+    </w:lvl>
+    <w:lvl w:ilvl="4" w:tentative="1">
+      <w:start w:val="1"/>
+      <w:numFmt w:val="bullet"/>
+      <w:lvlText w:val=""/>
+      <w:lvlJc w:val="left"/>
+      <w:pPr>
+        <w:tabs>
+          <w:tab w:val="num" w:pos="3600"/>
+        </w:tabs>
+        <w:ind w:left="3600" w:hanging="360"/>
+      </w:pPr>
+      <w:rPr>
+        <w:rFonts w:ascii="Wingdings" w:hAnsi="Wingdings" w:hint="default"/>
+        <w:sz w:val="20"/>
+      </w:rPr>
+    </w:lvl>
+    <w:lvl w:ilvl="5" w:tentative="1">
+      <w:start w:val="1"/>
+      <w:numFmt w:val="bullet"/>
+      <w:lvlText w:val=""/>
+      <w:lvlJc w:val="left"/>
+      <w:pPr>
+        <w:tabs>
+          <w:tab w:val="num" w:pos="4320"/>
+        </w:tabs>
+        <w:ind w:left="4320" w:hanging="360"/>
+      </w:pPr>
+      <w:rPr>
+        <w:rFonts w:ascii="Wingdings" w:hAnsi="Wingdings" w:hint="default"/>
+        <w:sz w:val="20"/>
+      </w:rPr>
+    </w:lvl>
+    <w:lvl w:ilvl="6" w:tentative="1">
+      <w:start w:val="1"/>
+      <w:numFmt w:val="bullet"/>
+      <w:lvlText w:val=""/>
+      <w:lvlJc w:val="left"/>
+      <w:pPr>
+        <w:tabs>
+          <w:tab w:val="num" w:pos="5040"/>
+        </w:tabs>
+        <w:ind w:left="5040" w:hanging="360"/>
+      </w:pPr>
+      <w:rPr>
+        <w:rFonts w:ascii="Wingdings" w:hAnsi="Wingdings" w:hint="default"/>
+        <w:sz w:val="20"/>
+      </w:rPr>
+    </w:lvl>
+    <w:lvl w:ilvl="7" w:tentative="1">
+      <w:start w:val="1"/>
+      <w:numFmt w:val="bullet"/>
+      <w:lvlText w:val=""/>
+      <w:lvlJc w:val="left"/>
+      <w:pPr>
+        <w:tabs>
+          <w:tab w:val="num" w:pos="5760"/>
+        </w:tabs>
+        <w:ind w:left="5760" w:hanging="360"/>
+      </w:pPr>
+      <w:rPr>
+        <w:rFonts w:ascii="Wingdings" w:hAnsi="Wingdings" w:hint="default"/>
+        <w:sz w:val="20"/>
+      </w:rPr>
+    </w:lvl>
+    <w:lvl w:ilvl="8" w:tentative="1">
+      <w:start w:val="1"/>
+      <w:numFmt w:val="bullet"/>
+      <w:lvlText w:val=""/>
+      <w:lvlJc w:val="left"/>
+      <w:pPr>
+        <w:tabs>
+          <w:tab w:val="num" w:pos="6480"/>
+        </w:tabs>
+        <w:ind w:left="6480" w:hanging="360"/>
+      </w:pPr>
+      <w:rPr>
+        <w:rFonts w:ascii="Wingdings" w:hAnsi="Wingdings" w:hint="default"/>
+        <w:sz w:val="20"/>
+      </w:rPr>
+    </w:lvl>
+  </w:abstractNum>
+  <w:abstractNum w:abstractNumId="131" w15:restartNumberingAfterBreak="0">
     <w:nsid w:val="743E3484"/>
     <w:multiLevelType w:val="hybridMultilevel"/>
     <w:tmpl w:val="F148EE2C"/>
@@ -36310,7 +41603,7 @@
       </w:rPr>
     </w:lvl>
   </w:abstractNum>
-  <w:abstractNum w:abstractNumId="115" w15:restartNumberingAfterBreak="0">
+  <w:abstractNum w:abstractNumId="132" w15:restartNumberingAfterBreak="0">
     <w:nsid w:val="777C1D77"/>
     <w:multiLevelType w:val="hybridMultilevel"/>
     <w:tmpl w:val="2D0210B8"/>
@@ -36422,7 +41715,7 @@
       </w:rPr>
     </w:lvl>
   </w:abstractNum>
-  <w:abstractNum w:abstractNumId="116" w15:restartNumberingAfterBreak="0">
+  <w:abstractNum w:abstractNumId="133" w15:restartNumberingAfterBreak="0">
     <w:nsid w:val="79033895"/>
     <w:multiLevelType w:val="hybridMultilevel"/>
     <w:tmpl w:val="D0EC68D0"/>
@@ -36534,7 +41827,7 @@
       </w:rPr>
     </w:lvl>
   </w:abstractNum>
-  <w:abstractNum w:abstractNumId="117" w15:restartNumberingAfterBreak="0">
+  <w:abstractNum w:abstractNumId="134" w15:restartNumberingAfterBreak="0">
     <w:nsid w:val="79254661"/>
     <w:multiLevelType w:val="multilevel"/>
     <w:tmpl w:val="577EED92"/>
@@ -36683,7 +41976,7 @@
       </w:rPr>
     </w:lvl>
   </w:abstractNum>
-  <w:abstractNum w:abstractNumId="118" w15:restartNumberingAfterBreak="0">
+  <w:abstractNum w:abstractNumId="135" w15:restartNumberingAfterBreak="0">
     <w:nsid w:val="7A8751EA"/>
     <w:multiLevelType w:val="multilevel"/>
     <w:tmpl w:val="ADFE54B8"/>
@@ -36832,7 +42125,7 @@
       </w:rPr>
     </w:lvl>
   </w:abstractNum>
-  <w:abstractNum w:abstractNumId="119" w15:restartNumberingAfterBreak="0">
+  <w:abstractNum w:abstractNumId="136" w15:restartNumberingAfterBreak="0">
     <w:nsid w:val="7BB76968"/>
     <w:multiLevelType w:val="hybridMultilevel"/>
     <w:tmpl w:val="F1945E5E"/>
@@ -36944,7 +42237,7 @@
       </w:rPr>
     </w:lvl>
   </w:abstractNum>
-  <w:abstractNum w:abstractNumId="120" w15:restartNumberingAfterBreak="0">
+  <w:abstractNum w:abstractNumId="137" w15:restartNumberingAfterBreak="0">
     <w:nsid w:val="7D0F73BE"/>
     <w:multiLevelType w:val="multilevel"/>
     <w:tmpl w:val="283CE29A"/>
@@ -37093,7 +42386,7 @@
       </w:rPr>
     </w:lvl>
   </w:abstractNum>
-  <w:abstractNum w:abstractNumId="121" w15:restartNumberingAfterBreak="0">
+  <w:abstractNum w:abstractNumId="138" w15:restartNumberingAfterBreak="0">
     <w:nsid w:val="7E1427B3"/>
     <w:multiLevelType w:val="multilevel"/>
     <w:tmpl w:val="760E8CDE"/>
@@ -37249,366 +42542,417 @@
     <w:abstractNumId w:val="7"/>
   </w:num>
   <w:num w:numId="3" w16cid:durableId="1080636982">
-    <w:abstractNumId w:val="79"/>
+    <w:abstractNumId w:val="88"/>
   </w:num>
   <w:num w:numId="4" w16cid:durableId="716128754">
-    <w:abstractNumId w:val="32"/>
+    <w:abstractNumId w:val="35"/>
   </w:num>
   <w:num w:numId="5" w16cid:durableId="1356880465">
-    <w:abstractNumId w:val="117"/>
+    <w:abstractNumId w:val="134"/>
   </w:num>
   <w:num w:numId="6" w16cid:durableId="1210613002">
-    <w:abstractNumId w:val="23"/>
+    <w:abstractNumId w:val="26"/>
   </w:num>
   <w:num w:numId="7" w16cid:durableId="2002191770">
-    <w:abstractNumId w:val="62"/>
+    <w:abstractNumId w:val="71"/>
   </w:num>
   <w:num w:numId="8" w16cid:durableId="998534124">
-    <w:abstractNumId w:val="40"/>
+    <w:abstractNumId w:val="43"/>
   </w:num>
   <w:num w:numId="9" w16cid:durableId="523247384">
-    <w:abstractNumId w:val="108"/>
+    <w:abstractNumId w:val="122"/>
   </w:num>
   <w:num w:numId="10" w16cid:durableId="261114341">
-    <w:abstractNumId w:val="18"/>
+    <w:abstractNumId w:val="20"/>
   </w:num>
   <w:num w:numId="11" w16cid:durableId="987244375">
-    <w:abstractNumId w:val="118"/>
+    <w:abstractNumId w:val="135"/>
   </w:num>
   <w:num w:numId="12" w16cid:durableId="1765805581">
     <w:abstractNumId w:val="8"/>
   </w:num>
   <w:num w:numId="13" w16cid:durableId="820117559">
-    <w:abstractNumId w:val="100"/>
+    <w:abstractNumId w:val="114"/>
   </w:num>
   <w:num w:numId="14" w16cid:durableId="452291802">
-    <w:abstractNumId w:val="44"/>
+    <w:abstractNumId w:val="48"/>
   </w:num>
   <w:num w:numId="15" w16cid:durableId="71853967">
-    <w:abstractNumId w:val="31"/>
+    <w:abstractNumId w:val="34"/>
   </w:num>
   <w:num w:numId="16" w16cid:durableId="1587035945">
-    <w:abstractNumId w:val="60"/>
+    <w:abstractNumId w:val="68"/>
   </w:num>
   <w:num w:numId="17" w16cid:durableId="1439452709">
-    <w:abstractNumId w:val="51"/>
+    <w:abstractNumId w:val="57"/>
   </w:num>
   <w:num w:numId="18" w16cid:durableId="1627157179">
-    <w:abstractNumId w:val="84"/>
+    <w:abstractNumId w:val="93"/>
   </w:num>
   <w:num w:numId="19" w16cid:durableId="1214316601">
-    <w:abstractNumId w:val="65"/>
+    <w:abstractNumId w:val="74"/>
   </w:num>
   <w:num w:numId="20" w16cid:durableId="1685471909">
     <w:abstractNumId w:val="2"/>
   </w:num>
   <w:num w:numId="21" w16cid:durableId="914435209">
-    <w:abstractNumId w:val="45"/>
+    <w:abstractNumId w:val="49"/>
   </w:num>
   <w:num w:numId="22" w16cid:durableId="1255505909">
+    <w:abstractNumId w:val="42"/>
+  </w:num>
+  <w:num w:numId="23" w16cid:durableId="529799065">
+    <w:abstractNumId w:val="15"/>
+  </w:num>
+  <w:num w:numId="24" w16cid:durableId="1664163106">
+    <w:abstractNumId w:val="109"/>
+  </w:num>
+  <w:num w:numId="25" w16cid:durableId="1714576960">
+    <w:abstractNumId w:val="23"/>
+  </w:num>
+  <w:num w:numId="26" w16cid:durableId="2121341683">
+    <w:abstractNumId w:val="30"/>
+  </w:num>
+  <w:num w:numId="27" w16cid:durableId="827793205">
+    <w:abstractNumId w:val="131"/>
+  </w:num>
+  <w:num w:numId="28" w16cid:durableId="1275989163">
+    <w:abstractNumId w:val="66"/>
+  </w:num>
+  <w:num w:numId="29" w16cid:durableId="621544332">
+    <w:abstractNumId w:val="79"/>
+  </w:num>
+  <w:num w:numId="30" w16cid:durableId="1089692455">
+    <w:abstractNumId w:val="17"/>
+  </w:num>
+  <w:num w:numId="31" w16cid:durableId="1926265000">
+    <w:abstractNumId w:val="37"/>
+  </w:num>
+  <w:num w:numId="32" w16cid:durableId="2092268856">
+    <w:abstractNumId w:val="18"/>
+  </w:num>
+  <w:num w:numId="33" w16cid:durableId="46222972">
     <w:abstractNumId w:val="39"/>
   </w:num>
-  <w:num w:numId="23" w16cid:durableId="529799065">
-    <w:abstractNumId w:val="13"/>
+  <w:num w:numId="34" w16cid:durableId="721440043">
+    <w:abstractNumId w:val="85"/>
   </w:num>
-  <w:num w:numId="24" w16cid:durableId="1664163106">
-    <w:abstractNumId w:val="97"/>
+  <w:num w:numId="35" w16cid:durableId="1074085621">
+    <w:abstractNumId w:val="119"/>
   </w:num>
-  <w:num w:numId="25" w16cid:durableId="1714576960">
-    <w:abstractNumId w:val="21"/>
+  <w:num w:numId="36" w16cid:durableId="164785594">
+    <w:abstractNumId w:val="81"/>
   </w:num>
-  <w:num w:numId="26" w16cid:durableId="2121341683">
+  <w:num w:numId="37" w16cid:durableId="1690908687">
+    <w:abstractNumId w:val="82"/>
+  </w:num>
+  <w:num w:numId="38" w16cid:durableId="1494486041">
+    <w:abstractNumId w:val="64"/>
+  </w:num>
+  <w:num w:numId="39" w16cid:durableId="301084558">
+    <w:abstractNumId w:val="25"/>
+  </w:num>
+  <w:num w:numId="40" w16cid:durableId="1202018679">
+    <w:abstractNumId w:val="128"/>
+  </w:num>
+  <w:num w:numId="41" w16cid:durableId="696003112">
+    <w:abstractNumId w:val="136"/>
+  </w:num>
+  <w:num w:numId="42" w16cid:durableId="1488278798">
+    <w:abstractNumId w:val="76"/>
+  </w:num>
+  <w:num w:numId="43" w16cid:durableId="630794293">
+    <w:abstractNumId w:val="75"/>
+  </w:num>
+  <w:num w:numId="44" w16cid:durableId="170145410">
+    <w:abstractNumId w:val="98"/>
+  </w:num>
+  <w:num w:numId="45" w16cid:durableId="127862477">
     <w:abstractNumId w:val="27"/>
   </w:num>
-  <w:num w:numId="27" w16cid:durableId="827793205">
-    <w:abstractNumId w:val="114"/>
-  </w:num>
-  <w:num w:numId="28" w16cid:durableId="1275989163">
-    <w:abstractNumId w:val="58"/>
-  </w:num>
-  <w:num w:numId="29" w16cid:durableId="621544332">
-    <w:abstractNumId w:val="70"/>
-  </w:num>
-  <w:num w:numId="30" w16cid:durableId="1089692455">
-    <w:abstractNumId w:val="15"/>
-  </w:num>
-  <w:num w:numId="31" w16cid:durableId="1926265000">
-    <w:abstractNumId w:val="34"/>
-  </w:num>
-  <w:num w:numId="32" w16cid:durableId="2092268856">
-    <w:abstractNumId w:val="16"/>
-  </w:num>
-  <w:num w:numId="33" w16cid:durableId="46222972">
-    <w:abstractNumId w:val="36"/>
-  </w:num>
-  <w:num w:numId="34" w16cid:durableId="721440043">
-    <w:abstractNumId w:val="76"/>
-  </w:num>
-  <w:num w:numId="35" w16cid:durableId="1074085621">
-    <w:abstractNumId w:val="105"/>
-  </w:num>
-  <w:num w:numId="36" w16cid:durableId="164785594">
-    <w:abstractNumId w:val="72"/>
-  </w:num>
-  <w:num w:numId="37" w16cid:durableId="1690908687">
-    <w:abstractNumId w:val="73"/>
-  </w:num>
-  <w:num w:numId="38" w16cid:durableId="1494486041">
-    <w:abstractNumId w:val="56"/>
-  </w:num>
-  <w:num w:numId="39" w16cid:durableId="301084558">
-    <w:abstractNumId w:val="22"/>
-  </w:num>
-  <w:num w:numId="40" w16cid:durableId="1202018679">
-    <w:abstractNumId w:val="113"/>
-  </w:num>
-  <w:num w:numId="41" w16cid:durableId="696003112">
-    <w:abstractNumId w:val="119"/>
-  </w:num>
-  <w:num w:numId="42" w16cid:durableId="1488278798">
-    <w:abstractNumId w:val="67"/>
-  </w:num>
-  <w:num w:numId="43" w16cid:durableId="630794293">
-    <w:abstractNumId w:val="66"/>
-  </w:num>
-  <w:num w:numId="44" w16cid:durableId="170145410">
-    <w:abstractNumId w:val="88"/>
-  </w:num>
-  <w:num w:numId="45" w16cid:durableId="127862477">
-    <w:abstractNumId w:val="24"/>
-  </w:num>
   <w:num w:numId="46" w16cid:durableId="105513983">
-    <w:abstractNumId w:val="104"/>
+    <w:abstractNumId w:val="118"/>
   </w:num>
   <w:num w:numId="47" w16cid:durableId="1514762862">
-    <w:abstractNumId w:val="30"/>
+    <w:abstractNumId w:val="33"/>
   </w:num>
   <w:num w:numId="48" w16cid:durableId="2091274094">
     <w:abstractNumId w:val="4"/>
   </w:num>
   <w:num w:numId="49" w16cid:durableId="1099376477">
-    <w:abstractNumId w:val="64"/>
+    <w:abstractNumId w:val="73"/>
   </w:num>
   <w:num w:numId="50" w16cid:durableId="1000231748">
-    <w:abstractNumId w:val="17"/>
+    <w:abstractNumId w:val="19"/>
   </w:num>
   <w:num w:numId="51" w16cid:durableId="1626617711">
-    <w:abstractNumId w:val="74"/>
+    <w:abstractNumId w:val="83"/>
   </w:num>
   <w:num w:numId="52" w16cid:durableId="853420226">
-    <w:abstractNumId w:val="91"/>
+    <w:abstractNumId w:val="101"/>
   </w:num>
   <w:num w:numId="53" w16cid:durableId="1519540791">
-    <w:abstractNumId w:val="63"/>
+    <w:abstractNumId w:val="72"/>
   </w:num>
   <w:num w:numId="54" w16cid:durableId="1148135894">
-    <w:abstractNumId w:val="53"/>
+    <w:abstractNumId w:val="59"/>
   </w:num>
   <w:num w:numId="55" w16cid:durableId="1808281118">
-    <w:abstractNumId w:val="102"/>
+    <w:abstractNumId w:val="116"/>
   </w:num>
   <w:num w:numId="56" w16cid:durableId="1758408107">
-    <w:abstractNumId w:val="47"/>
+    <w:abstractNumId w:val="51"/>
   </w:num>
   <w:num w:numId="57" w16cid:durableId="820270538">
     <w:abstractNumId w:val="1"/>
   </w:num>
   <w:num w:numId="58" w16cid:durableId="433135565">
-    <w:abstractNumId w:val="54"/>
+    <w:abstractNumId w:val="61"/>
   </w:num>
   <w:num w:numId="59" w16cid:durableId="1891763306">
-    <w:abstractNumId w:val="115"/>
+    <w:abstractNumId w:val="132"/>
   </w:num>
   <w:num w:numId="60" w16cid:durableId="252595352">
-    <w:abstractNumId w:val="41"/>
+    <w:abstractNumId w:val="44"/>
   </w:num>
   <w:num w:numId="61" w16cid:durableId="43599653">
-    <w:abstractNumId w:val="28"/>
+    <w:abstractNumId w:val="31"/>
   </w:num>
   <w:num w:numId="62" w16cid:durableId="1724282809">
-    <w:abstractNumId w:val="78"/>
+    <w:abstractNumId w:val="87"/>
   </w:num>
   <w:num w:numId="63" w16cid:durableId="1221207068">
     <w:abstractNumId w:val="3"/>
   </w:num>
   <w:num w:numId="64" w16cid:durableId="1494025353">
-    <w:abstractNumId w:val="49"/>
+    <w:abstractNumId w:val="55"/>
   </w:num>
   <w:num w:numId="65" w16cid:durableId="869296667">
-    <w:abstractNumId w:val="77"/>
+    <w:abstractNumId w:val="86"/>
   </w:num>
   <w:num w:numId="66" w16cid:durableId="91706771">
-    <w:abstractNumId w:val="26"/>
+    <w:abstractNumId w:val="29"/>
   </w:num>
   <w:num w:numId="67" w16cid:durableId="2083485411">
-    <w:abstractNumId w:val="35"/>
+    <w:abstractNumId w:val="38"/>
   </w:num>
   <w:num w:numId="68" w16cid:durableId="34044173">
-    <w:abstractNumId w:val="50"/>
+    <w:abstractNumId w:val="56"/>
   </w:num>
   <w:num w:numId="69" w16cid:durableId="1958246351">
-    <w:abstractNumId w:val="19"/>
+    <w:abstractNumId w:val="21"/>
   </w:num>
   <w:num w:numId="70" w16cid:durableId="1597665370">
-    <w:abstractNumId w:val="11"/>
+    <w:abstractNumId w:val="13"/>
   </w:num>
   <w:num w:numId="71" w16cid:durableId="389354266">
-    <w:abstractNumId w:val="112"/>
+    <w:abstractNumId w:val="127"/>
   </w:num>
   <w:num w:numId="72" w16cid:durableId="1195070258">
-    <w:abstractNumId w:val="109"/>
+    <w:abstractNumId w:val="123"/>
   </w:num>
   <w:num w:numId="73" w16cid:durableId="1972049655">
-    <w:abstractNumId w:val="57"/>
+    <w:abstractNumId w:val="65"/>
   </w:num>
   <w:num w:numId="74" w16cid:durableId="1499272371">
-    <w:abstractNumId w:val="80"/>
+    <w:abstractNumId w:val="89"/>
   </w:num>
   <w:num w:numId="75" w16cid:durableId="1796026856">
-    <w:abstractNumId w:val="90"/>
+    <w:abstractNumId w:val="100"/>
   </w:num>
   <w:num w:numId="76" w16cid:durableId="1229995767">
-    <w:abstractNumId w:val="93"/>
+    <w:abstractNumId w:val="105"/>
   </w:num>
   <w:num w:numId="77" w16cid:durableId="1817409612">
-    <w:abstractNumId w:val="86"/>
+    <w:abstractNumId w:val="95"/>
   </w:num>
   <w:num w:numId="78" w16cid:durableId="1134832258">
-    <w:abstractNumId w:val="116"/>
+    <w:abstractNumId w:val="133"/>
   </w:num>
   <w:num w:numId="79" w16cid:durableId="1911575055">
-    <w:abstractNumId w:val="59"/>
+    <w:abstractNumId w:val="67"/>
   </w:num>
   <w:num w:numId="80" w16cid:durableId="1638756930">
-    <w:abstractNumId w:val="37"/>
+    <w:abstractNumId w:val="40"/>
   </w:num>
   <w:num w:numId="81" w16cid:durableId="427506740">
-    <w:abstractNumId w:val="96"/>
+    <w:abstractNumId w:val="108"/>
   </w:num>
   <w:num w:numId="82" w16cid:durableId="513149297">
-    <w:abstractNumId w:val="85"/>
+    <w:abstractNumId w:val="94"/>
   </w:num>
   <w:num w:numId="83" w16cid:durableId="548422958">
-    <w:abstractNumId w:val="42"/>
+    <w:abstractNumId w:val="45"/>
   </w:num>
   <w:num w:numId="84" w16cid:durableId="931205951">
-    <w:abstractNumId w:val="107"/>
+    <w:abstractNumId w:val="121"/>
   </w:num>
   <w:num w:numId="85" w16cid:durableId="1261450898">
     <w:abstractNumId w:val="0"/>
   </w:num>
   <w:num w:numId="86" w16cid:durableId="470248295">
-    <w:abstractNumId w:val="71"/>
+    <w:abstractNumId w:val="80"/>
   </w:num>
   <w:num w:numId="87" w16cid:durableId="982394239">
-    <w:abstractNumId w:val="94"/>
+    <w:abstractNumId w:val="106"/>
   </w:num>
   <w:num w:numId="88" w16cid:durableId="2041782596">
-    <w:abstractNumId w:val="25"/>
+    <w:abstractNumId w:val="28"/>
   </w:num>
   <w:num w:numId="89" w16cid:durableId="558440056">
-    <w:abstractNumId w:val="33"/>
+    <w:abstractNumId w:val="36"/>
   </w:num>
   <w:num w:numId="90" w16cid:durableId="1366632968">
     <w:abstractNumId w:val="5"/>
   </w:num>
   <w:num w:numId="91" w16cid:durableId="329143539">
-    <w:abstractNumId w:val="55"/>
+    <w:abstractNumId w:val="62"/>
   </w:num>
   <w:num w:numId="92" w16cid:durableId="1194732434">
+    <w:abstractNumId w:val="124"/>
+  </w:num>
+  <w:num w:numId="93" w16cid:durableId="1126509868">
+    <w:abstractNumId w:val="50"/>
+  </w:num>
+  <w:num w:numId="94" w16cid:durableId="1586915427">
+    <w:abstractNumId w:val="138"/>
+  </w:num>
+  <w:num w:numId="95" w16cid:durableId="1985424155">
+    <w:abstractNumId w:val="84"/>
+  </w:num>
+  <w:num w:numId="96" w16cid:durableId="1503928418">
+    <w:abstractNumId w:val="137"/>
+  </w:num>
+  <w:num w:numId="97" w16cid:durableId="1523935396">
+    <w:abstractNumId w:val="41"/>
+  </w:num>
+  <w:num w:numId="98" w16cid:durableId="918711878">
     <w:abstractNumId w:val="110"/>
   </w:num>
-  <w:num w:numId="93" w16cid:durableId="1126509868">
+  <w:num w:numId="99" w16cid:durableId="1606887394">
+    <w:abstractNumId w:val="113"/>
+  </w:num>
+  <w:num w:numId="100" w16cid:durableId="1027754377">
+    <w:abstractNumId w:val="92"/>
+  </w:num>
+  <w:num w:numId="101" w16cid:durableId="826559138">
+    <w:abstractNumId w:val="97"/>
+  </w:num>
+  <w:num w:numId="102" w16cid:durableId="442727970">
+    <w:abstractNumId w:val="107"/>
+  </w:num>
+  <w:num w:numId="103" w16cid:durableId="844444982">
     <w:abstractNumId w:val="46"/>
   </w:num>
-  <w:num w:numId="94" w16cid:durableId="1586915427">
-    <w:abstractNumId w:val="121"/>
+  <w:num w:numId="104" w16cid:durableId="1434743620">
+    <w:abstractNumId w:val="99"/>
   </w:num>
-  <w:num w:numId="95" w16cid:durableId="1985424155">
-    <w:abstractNumId w:val="75"/>
+  <w:num w:numId="105" w16cid:durableId="2108646521">
+    <w:abstractNumId w:val="104"/>
   </w:num>
-  <w:num w:numId="96" w16cid:durableId="1503928418">
+  <w:num w:numId="106" w16cid:durableId="590892086">
+    <w:abstractNumId w:val="69"/>
+  </w:num>
+  <w:num w:numId="107" w16cid:durableId="357900316">
     <w:abstractNumId w:val="120"/>
   </w:num>
-  <w:num w:numId="97" w16cid:durableId="1523935396">
-    <w:abstractNumId w:val="38"/>
-  </w:num>
-  <w:num w:numId="98" w16cid:durableId="918711878">
-    <w:abstractNumId w:val="98"/>
-  </w:num>
-  <w:num w:numId="99" w16cid:durableId="1606887394">
-    <w:abstractNumId w:val="99"/>
-  </w:num>
-  <w:num w:numId="100" w16cid:durableId="1027754377">
-    <w:abstractNumId w:val="83"/>
-  </w:num>
-  <w:num w:numId="101" w16cid:durableId="826559138">
-    <w:abstractNumId w:val="87"/>
-  </w:num>
-  <w:num w:numId="102" w16cid:durableId="442727970">
-    <w:abstractNumId w:val="95"/>
-  </w:num>
-  <w:num w:numId="103" w16cid:durableId="844444982">
-    <w:abstractNumId w:val="43"/>
-  </w:num>
-  <w:num w:numId="104" w16cid:durableId="1434743620">
-    <w:abstractNumId w:val="89"/>
-  </w:num>
-  <w:num w:numId="105" w16cid:durableId="2108646521">
-    <w:abstractNumId w:val="92"/>
-  </w:num>
-  <w:num w:numId="106" w16cid:durableId="590892086">
-    <w:abstractNumId w:val="61"/>
-  </w:num>
-  <w:num w:numId="107" w16cid:durableId="357900316">
-    <w:abstractNumId w:val="106"/>
-  </w:num>
   <w:num w:numId="108" w16cid:durableId="1764102689">
-    <w:abstractNumId w:val="48"/>
+    <w:abstractNumId w:val="54"/>
   </w:num>
   <w:num w:numId="109" w16cid:durableId="912198173">
-    <w:abstractNumId w:val="20"/>
+    <w:abstractNumId w:val="22"/>
   </w:num>
   <w:num w:numId="110" w16cid:durableId="1241789548">
-    <w:abstractNumId w:val="69"/>
+    <w:abstractNumId w:val="78"/>
   </w:num>
   <w:num w:numId="111" w16cid:durableId="1400665305">
+    <w:abstractNumId w:val="125"/>
+  </w:num>
+  <w:num w:numId="112" w16cid:durableId="2112309544">
+    <w:abstractNumId w:val="117"/>
+  </w:num>
+  <w:num w:numId="113" w16cid:durableId="178980209">
+    <w:abstractNumId w:val="77"/>
+  </w:num>
+  <w:num w:numId="114" w16cid:durableId="1439905237">
+    <w:abstractNumId w:val="90"/>
+  </w:num>
+  <w:num w:numId="115" w16cid:durableId="1284994660">
+    <w:abstractNumId w:val="14"/>
+  </w:num>
+  <w:num w:numId="116" w16cid:durableId="1485464118">
+    <w:abstractNumId w:val="58"/>
+  </w:num>
+  <w:num w:numId="117" w16cid:durableId="23748565">
+    <w:abstractNumId w:val="10"/>
+  </w:num>
+  <w:num w:numId="118" w16cid:durableId="1546982661">
+    <w:abstractNumId w:val="32"/>
+  </w:num>
+  <w:num w:numId="119" w16cid:durableId="511844402">
+    <w:abstractNumId w:val="91"/>
+  </w:num>
+  <w:num w:numId="120" w16cid:durableId="11885333">
+    <w:abstractNumId w:val="115"/>
+  </w:num>
+  <w:num w:numId="121" w16cid:durableId="505560641">
+    <w:abstractNumId w:val="16"/>
+  </w:num>
+  <w:num w:numId="122" w16cid:durableId="1705016172">
+    <w:abstractNumId w:val="11"/>
+  </w:num>
+  <w:num w:numId="123" w16cid:durableId="595557576">
+    <w:abstractNumId w:val="53"/>
+  </w:num>
+  <w:num w:numId="124" w16cid:durableId="414671139">
+    <w:abstractNumId w:val="126"/>
+  </w:num>
+  <w:num w:numId="125" w16cid:durableId="1611204867">
+    <w:abstractNumId w:val="102"/>
+  </w:num>
+  <w:num w:numId="126" w16cid:durableId="2000231371">
+    <w:abstractNumId w:val="112"/>
+  </w:num>
+  <w:num w:numId="127" w16cid:durableId="75368484">
     <w:abstractNumId w:val="111"/>
   </w:num>
-  <w:num w:numId="112" w16cid:durableId="2112309544">
+  <w:num w:numId="128" w16cid:durableId="1710884106">
+    <w:abstractNumId w:val="63"/>
+  </w:num>
+  <w:num w:numId="129" w16cid:durableId="2049917289">
+    <w:abstractNumId w:val="9"/>
+  </w:num>
+  <w:num w:numId="130" w16cid:durableId="578442513">
+    <w:abstractNumId w:val="24"/>
+  </w:num>
+  <w:num w:numId="131" w16cid:durableId="983386602">
+    <w:abstractNumId w:val="129"/>
+  </w:num>
+  <w:num w:numId="132" w16cid:durableId="1524629629">
+    <w:abstractNumId w:val="130"/>
+  </w:num>
+  <w:num w:numId="133" w16cid:durableId="378480816">
+    <w:abstractNumId w:val="60"/>
+  </w:num>
+  <w:num w:numId="134" w16cid:durableId="1317341191">
     <w:abstractNumId w:val="103"/>
   </w:num>
-  <w:num w:numId="113" w16cid:durableId="178980209">
-    <w:abstractNumId w:val="68"/>
+  <w:num w:numId="135" w16cid:durableId="137309229">
+    <w:abstractNumId w:val="52"/>
   </w:num>
-  <w:num w:numId="114" w16cid:durableId="1439905237">
-    <w:abstractNumId w:val="81"/>
-  </w:num>
-  <w:num w:numId="115" w16cid:durableId="1284994660">
+  <w:num w:numId="136" w16cid:durableId="799691230">
     <w:abstractNumId w:val="12"/>
   </w:num>
-  <w:num w:numId="116" w16cid:durableId="1485464118">
-    <w:abstractNumId w:val="52"/>
+  <w:num w:numId="137" w16cid:durableId="2104183833">
+    <w:abstractNumId w:val="70"/>
   </w:num>
-  <w:num w:numId="117" w16cid:durableId="23748565">
-    <w:abstractNumId w:val="9"/>
+  <w:num w:numId="138" w16cid:durableId="1488396013">
+    <w:abstractNumId w:val="47"/>
   </w:num>
-  <w:num w:numId="118" w16cid:durableId="1546982661">
-    <w:abstractNumId w:val="29"/>
+  <w:num w:numId="139" w16cid:durableId="2014380956">
+    <w:abstractNumId w:val="96"/>
   </w:num>
-  <w:num w:numId="119" w16cid:durableId="511844402">
-    <w:abstractNumId w:val="82"/>
-  </w:num>
-  <w:num w:numId="120" w16cid:durableId="11885333">
-    <w:abstractNumId w:val="101"/>
-  </w:num>
-  <w:num w:numId="121" w16cid:durableId="505560641">
-    <w:abstractNumId w:val="14"/>
-  </w:num>
-  <w:num w:numId="122" w16cid:durableId="1705016172">
-    <w:abstractNumId w:val="10"/>
-  </w:num>
-  <w:numIdMacAtCleanup w:val="122"/>
+  <w:numIdMacAtCleanup w:val="139"/>
 </w:numbering>
 </file>
 
@@ -38564,6 +43908,19 @@
       <w:u w:val="single"/>
     </w:rPr>
   </w:style>
+  <w:style w:type="paragraph" w:styleId="NormalWeb">
+    <w:name w:val="Normal (Web)"/>
+    <w:basedOn w:val="Normal"/>
+    <w:uiPriority w:val="99"/>
+    <w:semiHidden/>
+    <w:unhideWhenUsed/>
+    <w:rsid w:val="00EE225C"/>
+    <w:rPr>
+      <w:rFonts w:ascii="Times New Roman" w:hAnsi="Times New Roman"/>
+      <w:sz w:val="24"/>
+      <w:szCs w:val="24"/>
+    </w:rPr>
+  </w:style>
 </w:styles>
 </file>
 

--- a/documents/docx/Prompts.docx
+++ b/documents/docx/Prompts.docx
@@ -24554,8 +24554,1342 @@
       <w:pPr>
         <w:spacing w:after="0" w:line="240" w:lineRule="auto"/>
         <w:ind w:left="360"/>
+      </w:pPr>
+    </w:p>
+    <w:p>
+      <w:pPr>
+        <w:spacing w:after="0" w:line="240" w:lineRule="auto"/>
+        <w:ind w:left="360"/>
+      </w:pPr>
+    </w:p>
+    <w:p>
+      <w:pPr>
+        <w:spacing w:after="0" w:line="240" w:lineRule="auto"/>
+        <w:ind w:left="360"/>
+      </w:pPr>
+      <w:r>
+        <w:t>Make the toggle button captions dynamic so that they always reflect the action that will be performed when clicked.</w:t>
+      </w:r>
+    </w:p>
+    <w:p>
+      <w:pPr>
+        <w:spacing w:after="0" w:line="240" w:lineRule="auto"/>
+        <w:ind w:left="360"/>
+      </w:pPr>
+      <w:r>
+        <w:t>Specifically:</w:t>
+      </w:r>
+    </w:p>
+    <w:p>
+      <w:pPr>
+        <w:numPr>
+          <w:ilvl w:val="0"/>
+          <w:numId w:val="140"/>
+        </w:numPr>
+        <w:spacing w:after="0" w:line="240" w:lineRule="auto"/>
+      </w:pPr>
+      <w:r>
+        <w:t xml:space="preserve">When all relevant items are currently </w:t>
+      </w:r>
+      <w:r>
+        <w:rPr>
+          <w:b/>
+          <w:bCs/>
+        </w:rPr>
+        <w:t>expanded</w:t>
+      </w:r>
+      <w:r>
+        <w:t xml:space="preserve">, the button caption should change to </w:t>
+      </w:r>
+      <w:r>
+        <w:rPr>
+          <w:b/>
+          <w:bCs/>
+        </w:rPr>
+        <w:t>"Collapse All Articles"</w:t>
+      </w:r>
+      <w:r>
+        <w:t xml:space="preserve"> or </w:t>
+      </w:r>
+      <w:r>
+        <w:rPr>
+          <w:b/>
+          <w:bCs/>
+        </w:rPr>
+        <w:t>"Collapse All Categories"</w:t>
+      </w:r>
+      <w:r>
+        <w:t>, indicating that clicking the button will collapse them.</w:t>
+      </w:r>
+    </w:p>
+    <w:p>
+      <w:pPr>
+        <w:numPr>
+          <w:ilvl w:val="0"/>
+          <w:numId w:val="140"/>
+        </w:numPr>
+        <w:spacing w:after="0" w:line="240" w:lineRule="auto"/>
+      </w:pPr>
+      <w:r>
+        <w:t xml:space="preserve">When all relevant items are currently </w:t>
+      </w:r>
+      <w:r>
+        <w:rPr>
+          <w:b/>
+          <w:bCs/>
+        </w:rPr>
+        <w:t>collapsed</w:t>
+      </w:r>
+      <w:r>
+        <w:t xml:space="preserve">, the button caption should change to </w:t>
+      </w:r>
+      <w:r>
+        <w:rPr>
+          <w:b/>
+          <w:bCs/>
+        </w:rPr>
+        <w:t>"Expand All Articles"</w:t>
+      </w:r>
+      <w:r>
+        <w:t xml:space="preserve"> or </w:t>
+      </w:r>
+      <w:r>
+        <w:rPr>
+          <w:b/>
+          <w:bCs/>
+        </w:rPr>
+        <w:t>"Expand All Categories"</w:t>
+      </w:r>
+      <w:r>
+        <w:t>, indicating that clicking the button will expand them.</w:t>
+      </w:r>
+    </w:p>
+    <w:p>
+      <w:pPr>
+        <w:numPr>
+          <w:ilvl w:val="0"/>
+          <w:numId w:val="140"/>
+        </w:numPr>
+        <w:spacing w:after="0" w:line="240" w:lineRule="auto"/>
+      </w:pPr>
+      <w:r>
+        <w:t>The button labels should update immediately after each action and always remain synchronized with the current state of the corresponding items.</w:t>
+      </w:r>
+    </w:p>
+    <w:p>
+      <w:pPr>
+        <w:numPr>
+          <w:ilvl w:val="0"/>
+          <w:numId w:val="140"/>
+        </w:numPr>
+        <w:spacing w:after="0" w:line="240" w:lineRule="auto"/>
+      </w:pPr>
+      <w:r>
+        <w:t>If a mixed state exists (some items expanded and some collapsed), determine a clear and consistent behavior and ensure the button caption accurately reflects the next action that will be performed.</w:t>
+      </w:r>
+    </w:p>
+    <w:p>
+      <w:pPr>
+        <w:numPr>
+          <w:ilvl w:val="0"/>
+          <w:numId w:val="140"/>
+        </w:numPr>
+        <w:spacing w:after="0" w:line="240" w:lineRule="auto"/>
+      </w:pPr>
+      <w:r>
+        <w:t>Update any associated icons, tooltips, accessibility labels, and ARIA attributes to match the current button state.</w:t>
+      </w:r>
+    </w:p>
+    <w:p>
+      <w:pPr>
+        <w:numPr>
+          <w:ilvl w:val="0"/>
+          <w:numId w:val="140"/>
+        </w:numPr>
+        <w:spacing w:after="0" w:line="240" w:lineRule="auto"/>
+      </w:pPr>
+      <w:r>
+        <w:t>Ensure the behavior is consistent across desktop, tablet, and mobile devices.</w:t>
+      </w:r>
+    </w:p>
+    <w:p>
+      <w:pPr>
+        <w:spacing w:after="0" w:line="240" w:lineRule="auto"/>
+        <w:ind w:left="360"/>
+      </w:pPr>
+      <w:r>
+        <w:t>The goal is to provide clear, intuitive controls that always communicate the action that will occur when the user clicks the button.</w:t>
+      </w:r>
+    </w:p>
+    <w:p>
+      <w:pPr>
+        <w:spacing w:after="0" w:line="240" w:lineRule="auto"/>
+        <w:ind w:left="360"/>
+      </w:pPr>
+    </w:p>
+    <w:p>
+      <w:pPr>
+        <w:spacing w:after="0" w:line="240" w:lineRule="auto"/>
+        <w:ind w:left="360"/>
+      </w:pPr>
+    </w:p>
+    <w:p>
+      <w:pPr>
+        <w:spacing w:after="0" w:line="240" w:lineRule="auto"/>
+        <w:ind w:left="360"/>
+      </w:pPr>
+      <w:r>
+        <w:t>Add descriptive labels to the two control panels to clearly indicate their purpose:</w:t>
+      </w:r>
+    </w:p>
+    <w:p>
+      <w:pPr>
+        <w:numPr>
+          <w:ilvl w:val="0"/>
+          <w:numId w:val="141"/>
+        </w:numPr>
+        <w:spacing w:after="0" w:line="240" w:lineRule="auto"/>
+      </w:pPr>
+      <w:r>
+        <w:rPr>
+          <w:b/>
+          <w:bCs/>
+        </w:rPr>
+        <w:t>Search and Filter</w:t>
+      </w:r>
+    </w:p>
+    <w:p>
+      <w:pPr>
+        <w:numPr>
+          <w:ilvl w:val="0"/>
+          <w:numId w:val="141"/>
+        </w:numPr>
+        <w:spacing w:after="0" w:line="240" w:lineRule="auto"/>
+      </w:pPr>
+      <w:r>
+        <w:rPr>
+          <w:b/>
+          <w:bCs/>
+        </w:rPr>
+        <w:t>View, Group, Sort</w:t>
+      </w:r>
+    </w:p>
+    <w:p>
+      <w:pPr>
+        <w:spacing w:after="0" w:line="240" w:lineRule="auto"/>
+        <w:ind w:left="360"/>
+      </w:pPr>
+      <w:r>
+        <w:t xml:space="preserve">Place each label at the </w:t>
+      </w:r>
+      <w:r>
+        <w:rPr>
+          <w:b/>
+          <w:bCs/>
+        </w:rPr>
+        <w:t>upper-left corner of its respective panel</w:t>
+      </w:r>
+      <w:r>
+        <w:t xml:space="preserve">, integrated into the </w:t>
+      </w:r>
+      <w:r>
+        <w:rPr>
+          <w:b/>
+          <w:bCs/>
+        </w:rPr>
+        <w:t>top border</w:t>
+      </w:r>
+      <w:r>
+        <w:t xml:space="preserve"> of the panel in a manner similar to a fieldset/legend design.</w:t>
+      </w:r>
+    </w:p>
+    <w:p>
+      <w:pPr>
+        <w:spacing w:after="0" w:line="240" w:lineRule="auto"/>
+        <w:ind w:left="360"/>
+      </w:pPr>
+      <w:r>
+        <w:t>Ensure that:</w:t>
+      </w:r>
+    </w:p>
+    <w:p>
+      <w:pPr>
+        <w:numPr>
+          <w:ilvl w:val="0"/>
+          <w:numId w:val="142"/>
+        </w:numPr>
+        <w:spacing w:after="0" w:line="240" w:lineRule="auto"/>
+      </w:pPr>
+      <w:r>
+        <w:t>The labels are visually attached to the panel borders rather than placed inside the panel content area.</w:t>
+      </w:r>
+    </w:p>
+    <w:p>
+      <w:pPr>
+        <w:numPr>
+          <w:ilvl w:val="0"/>
+          <w:numId w:val="142"/>
+        </w:numPr>
+        <w:spacing w:after="0" w:line="240" w:lineRule="auto"/>
+      </w:pPr>
+      <w:r>
+        <w:t>Typography, size, color, and styling are consistent with the overall UI/UX design.</w:t>
+      </w:r>
+    </w:p>
+    <w:p>
+      <w:pPr>
+        <w:numPr>
+          <w:ilvl w:val="0"/>
+          <w:numId w:val="142"/>
+        </w:numPr>
+        <w:spacing w:after="0" w:line="240" w:lineRule="auto"/>
+      </w:pPr>
+      <w:r>
+        <w:t>The labels remain clearly visible and readable without consuming excessive space.</w:t>
+      </w:r>
+    </w:p>
+    <w:p>
+      <w:pPr>
+        <w:numPr>
+          <w:ilvl w:val="0"/>
+          <w:numId w:val="142"/>
+        </w:numPr>
+        <w:spacing w:after="0" w:line="240" w:lineRule="auto"/>
+      </w:pPr>
+      <w:r>
+        <w:t>The panel borders adapt cleanly around the labels, creating a professional and polished appearance.</w:t>
+      </w:r>
+    </w:p>
+    <w:p>
+      <w:pPr>
+        <w:numPr>
+          <w:ilvl w:val="0"/>
+          <w:numId w:val="142"/>
+        </w:numPr>
+        <w:spacing w:after="0" w:line="240" w:lineRule="auto"/>
+      </w:pPr>
+      <w:r>
+        <w:t>The layout remains fully responsive across desktop, tablet, and mobile devices.</w:t>
+      </w:r>
+    </w:p>
+    <w:p>
+      <w:pPr>
+        <w:numPr>
+          <w:ilvl w:val="0"/>
+          <w:numId w:val="142"/>
+        </w:numPr>
+        <w:spacing w:after="0" w:line="240" w:lineRule="auto"/>
+      </w:pPr>
+      <w:r>
+        <w:lastRenderedPageBreak/>
+        <w:t>The addition of the labels does not affect the alignment or functionality of the controls contained within the panels.</w:t>
+      </w:r>
+    </w:p>
+    <w:p>
+      <w:pPr>
+        <w:spacing w:after="0" w:line="240" w:lineRule="auto"/>
+        <w:ind w:left="360"/>
+      </w:pPr>
+      <w:r>
+        <w:t>The goal is to improve usability and visual organization by making the purpose of each control panel immediately clear to users while maintaining a clean and modern design.</w:t>
+      </w:r>
+    </w:p>
+    <w:p>
+      <w:pPr>
+        <w:spacing w:after="0" w:line="240" w:lineRule="auto"/>
+        <w:ind w:left="360"/>
+      </w:pPr>
+    </w:p>
+    <w:p>
+      <w:pPr>
+        <w:spacing w:after="0" w:line="240" w:lineRule="auto"/>
+        <w:ind w:left="360"/>
+      </w:pPr>
+    </w:p>
+    <w:p>
+      <w:pPr>
+        <w:spacing w:after="0" w:line="240" w:lineRule="auto"/>
+        <w:ind w:left="360"/>
+      </w:pPr>
+    </w:p>
+    <w:p>
+      <w:pPr>
+        <w:spacing w:after="0" w:line="240" w:lineRule="auto"/>
+        <w:ind w:left="360"/>
+      </w:pPr>
+      <w:r>
+        <w:t xml:space="preserve">Add an </w:t>
+      </w:r>
+      <w:r>
+        <w:rPr>
+          <w:b/>
+          <w:bCs/>
+        </w:rPr>
+        <w:t>in-page search box and search functionality</w:t>
+      </w:r>
+      <w:r>
+        <w:t xml:space="preserve"> to the pages </w:t>
+      </w:r>
+      <w:r>
+        <w:rPr>
+          <w:b/>
+          <w:bCs/>
+        </w:rPr>
+        <w:t>activities.html</w:t>
+      </w:r>
+      <w:r>
+        <w:t xml:space="preserve"> and </w:t>
+      </w:r>
+      <w:r>
+        <w:rPr>
+          <w:b/>
+          <w:bCs/>
+        </w:rPr>
+        <w:t>work_done_2024_2026.html</w:t>
+      </w:r>
+      <w:r>
+        <w:t xml:space="preserve">, using the search implementation on </w:t>
+      </w:r>
+      <w:r>
+        <w:rPr>
+          <w:b/>
+          <w:bCs/>
+        </w:rPr>
+        <w:t>scientists/list.html</w:t>
+      </w:r>
+      <w:r>
+        <w:t xml:space="preserve"> as the reference model.</w:t>
+      </w:r>
+    </w:p>
+    <w:p>
+      <w:pPr>
+        <w:spacing w:after="0" w:line="240" w:lineRule="auto"/>
+        <w:ind w:left="360"/>
+      </w:pPr>
+      <w:r>
+        <w:t xml:space="preserve">The new search feature should provide the same general look, placement, interaction style, and user experience as the search box on </w:t>
+      </w:r>
+      <w:r>
+        <w:rPr>
+          <w:b/>
+          <w:bCs/>
+        </w:rPr>
+        <w:t>scientists/list.html</w:t>
+      </w:r>
+      <w:r>
+        <w:t>, but it should not include any filtering functionality.</w:t>
+      </w:r>
+    </w:p>
+    <w:p>
+      <w:pPr>
+        <w:spacing w:after="0" w:line="240" w:lineRule="auto"/>
+        <w:ind w:left="360"/>
+      </w:pPr>
+      <w:r>
+        <w:t>Ensure that:</w:t>
+      </w:r>
+    </w:p>
+    <w:p>
+      <w:pPr>
+        <w:numPr>
+          <w:ilvl w:val="0"/>
+          <w:numId w:val="143"/>
+        </w:numPr>
+        <w:spacing w:after="0" w:line="240" w:lineRule="auto"/>
+      </w:pPr>
+      <w:r>
+        <w:t>A clearly visible search box is added to both pages.</w:t>
+      </w:r>
+    </w:p>
+    <w:p>
+      <w:pPr>
+        <w:numPr>
+          <w:ilvl w:val="0"/>
+          <w:numId w:val="143"/>
+        </w:numPr>
+        <w:spacing w:after="0" w:line="240" w:lineRule="auto"/>
+      </w:pPr>
+      <w:r>
+        <w:t>Users can search within the visible page content.</w:t>
+      </w:r>
+    </w:p>
+    <w:p>
+      <w:pPr>
+        <w:numPr>
+          <w:ilvl w:val="0"/>
+          <w:numId w:val="143"/>
+        </w:numPr>
+        <w:spacing w:after="0" w:line="240" w:lineRule="auto"/>
+      </w:pPr>
+      <w:r>
+        <w:t>Search results are updated dynamically as the user types.</w:t>
+      </w:r>
+    </w:p>
+    <w:p>
+      <w:pPr>
+        <w:numPr>
+          <w:ilvl w:val="0"/>
+          <w:numId w:val="143"/>
+        </w:numPr>
+        <w:spacing w:after="0" w:line="240" w:lineRule="auto"/>
+      </w:pPr>
+      <w:r>
+        <w:t>Matching text or relevant content blocks are highlighted or clearly displayed.</w:t>
+      </w:r>
+    </w:p>
+    <w:p>
+      <w:pPr>
+        <w:numPr>
+          <w:ilvl w:val="0"/>
+          <w:numId w:val="143"/>
+        </w:numPr>
+        <w:spacing w:after="0" w:line="240" w:lineRule="auto"/>
+      </w:pPr>
+      <w:r>
+        <w:t>Non-matching content is hidden or visually de-emphasized, depending on the existing page design.</w:t>
+      </w:r>
+    </w:p>
+    <w:p>
+      <w:pPr>
+        <w:numPr>
+          <w:ilvl w:val="0"/>
+          <w:numId w:val="143"/>
+        </w:numPr>
+        <w:spacing w:after="0" w:line="240" w:lineRule="auto"/>
+      </w:pPr>
+      <w:r>
+        <w:t>The search should be case-insensitive and support partial keyword matches.</w:t>
+      </w:r>
+    </w:p>
+    <w:p>
+      <w:pPr>
+        <w:numPr>
+          <w:ilvl w:val="0"/>
+          <w:numId w:val="143"/>
+        </w:numPr>
+        <w:spacing w:after="0" w:line="240" w:lineRule="auto"/>
+      </w:pPr>
+      <w:r>
+        <w:t>A clear/reset option is available to remove the current search query and restore the full page content.</w:t>
+      </w:r>
+    </w:p>
+    <w:p>
+      <w:pPr>
+        <w:numPr>
+          <w:ilvl w:val="0"/>
+          <w:numId w:val="143"/>
+        </w:numPr>
+        <w:spacing w:after="0" w:line="240" w:lineRule="auto"/>
+      </w:pPr>
+      <w:r>
+        <w:t>If no results are found, an appropriate “No results found” message is displayed.</w:t>
+      </w:r>
+    </w:p>
+    <w:p>
+      <w:pPr>
+        <w:numPr>
+          <w:ilvl w:val="0"/>
+          <w:numId w:val="143"/>
+        </w:numPr>
+        <w:spacing w:after="0" w:line="240" w:lineRule="auto"/>
+      </w:pPr>
+      <w:r>
+        <w:t xml:space="preserve">The design, spacing, typography, icons, and behavior remain consistent with the existing implementation on </w:t>
+      </w:r>
+      <w:r>
+        <w:rPr>
+          <w:b/>
+          <w:bCs/>
+        </w:rPr>
+        <w:t>scientists/list.html</w:t>
+      </w:r>
+      <w:r>
+        <w:t>.</w:t>
+      </w:r>
+    </w:p>
+    <w:p>
+      <w:pPr>
+        <w:numPr>
+          <w:ilvl w:val="0"/>
+          <w:numId w:val="143"/>
+        </w:numPr>
+        <w:spacing w:after="0" w:line="240" w:lineRule="auto"/>
+      </w:pPr>
+      <w:r>
+        <w:t>The functionality works correctly on desktop, tablet, and mobile devices.</w:t>
+      </w:r>
+    </w:p>
+    <w:p>
+      <w:pPr>
+        <w:numPr>
+          <w:ilvl w:val="0"/>
+          <w:numId w:val="143"/>
+        </w:numPr>
+        <w:spacing w:after="0" w:line="240" w:lineRule="auto"/>
+      </w:pPr>
+      <w:r>
+        <w:t>Existing page layout, navigation, links, animations, and content structure remain unaffected.</w:t>
+      </w:r>
+    </w:p>
+    <w:p>
+      <w:pPr>
+        <w:spacing w:after="0" w:line="240" w:lineRule="auto"/>
+        <w:ind w:left="360"/>
+      </w:pPr>
+      <w:r>
+        <w:t>After implementation, test the search functionality on both pages to confirm that users can quickly find relevant activities and completed work items without using filters.</w:t>
+      </w:r>
+    </w:p>
+    <w:p>
+      <w:pPr>
+        <w:pBdr>
+          <w:bottom w:val="double" w:sz="6" w:space="1" w:color="auto"/>
+        </w:pBdr>
+        <w:spacing w:after="0" w:line="240" w:lineRule="auto"/>
+        <w:ind w:left="360"/>
+        <w:rPr>
+          <w:lang w:val="az-Latn-AZ"/>
+        </w:rPr>
+      </w:pPr>
+    </w:p>
+    <w:p>
+      <w:pPr>
+        <w:spacing w:after="0" w:line="240" w:lineRule="auto"/>
+        <w:ind w:left="360"/>
+        <w:rPr>
+          <w:lang w:val="az-Latn-AZ"/>
+        </w:rPr>
+      </w:pPr>
+    </w:p>
+    <w:p>
+      <w:pPr>
+        <w:pBdr>
+          <w:bottom w:val="double" w:sz="6" w:space="1" w:color="auto"/>
+        </w:pBdr>
+        <w:spacing w:after="0" w:line="240" w:lineRule="auto"/>
+        <w:ind w:left="360"/>
+      </w:pPr>
+      <w:r>
+        <w:t>&lt;!-- Google tag (gtag.js) --&gt; &lt;script async src="https://www.googletagmanager.com/gtag/js?id=G-K778896NSH"&gt;&lt;/script&gt; &lt;script&gt; window.dataLayer = window.dataLayer || []; function gtag(){dataLayer.push(arguments);} gtag('js', new Date()); gtag('config', 'G-K778896NSH'); &lt;/script&gt;</w:t>
+      </w:r>
+    </w:p>
+    <w:p>
+      <w:pPr>
+        <w:spacing w:after="0" w:line="240" w:lineRule="auto"/>
+        <w:ind w:left="360"/>
+      </w:pPr>
+    </w:p>
+    <w:p>
+      <w:pPr>
+        <w:spacing w:after="0" w:line="240" w:lineRule="auto"/>
+        <w:ind w:left="360"/>
+      </w:pPr>
+    </w:p>
+    <w:p>
+      <w:pPr>
+        <w:spacing w:after="0" w:line="240" w:lineRule="auto"/>
+        <w:ind w:left="360"/>
+      </w:pPr>
+    </w:p>
+    <w:p>
+      <w:pPr>
+        <w:spacing w:after="0" w:line="240" w:lineRule="auto"/>
+        <w:ind w:left="360"/>
+        <w:rPr>
+          <w:b/>
+          <w:bCs/>
+        </w:rPr>
+      </w:pPr>
+      <w:r>
+        <w:rPr>
+          <w:b/>
+          <w:bCs/>
+        </w:rPr>
+        <w:t>What was added</w:t>
+      </w:r>
+    </w:p>
+    <w:tbl>
+      <w:tblPr>
+        <w:tblW w:w="0" w:type="auto"/>
+        <w:tblCellMar>
+          <w:top w:w="15" w:type="dxa"/>
+          <w:left w:w="15" w:type="dxa"/>
+          <w:bottom w:w="15" w:type="dxa"/>
+          <w:right w:w="15" w:type="dxa"/>
+        </w:tblCellMar>
+        <w:tblLook w:val="04A0" w:firstRow="1" w:lastRow="0" w:firstColumn="1" w:lastColumn="0" w:noHBand="0" w:noVBand="1"/>
+      </w:tblPr>
+      <w:tblGrid>
+        <w:gridCol w:w="3138"/>
+        <w:gridCol w:w="5127"/>
+      </w:tblGrid>
+      <w:tr>
+        <w:trPr>
+          <w:tblHeader/>
+        </w:trPr>
+        <w:tc>
+          <w:tcPr>
+            <w:tcW w:w="0" w:type="auto"/>
+            <w:noWrap/>
+            <w:tcMar>
+              <w:top w:w="75" w:type="dxa"/>
+              <w:left w:w="135" w:type="dxa"/>
+              <w:bottom w:w="75" w:type="dxa"/>
+              <w:right w:w="135" w:type="dxa"/>
+            </w:tcMar>
+            <w:hideMark/>
+          </w:tcPr>
+          <w:p>
+            <w:pPr>
+              <w:spacing w:after="0" w:line="240" w:lineRule="auto"/>
+              <w:ind w:left="360"/>
+              <w:rPr>
+                <w:b/>
+                <w:bCs/>
+              </w:rPr>
+            </w:pPr>
+            <w:r>
+              <w:rPr>
+                <w:b/>
+                <w:bCs/>
+              </w:rPr>
+              <w:t>File</w:t>
+            </w:r>
+          </w:p>
+        </w:tc>
+        <w:tc>
+          <w:tcPr>
+            <w:tcW w:w="0" w:type="auto"/>
+            <w:noWrap/>
+            <w:tcMar>
+              <w:top w:w="75" w:type="dxa"/>
+              <w:left w:w="135" w:type="dxa"/>
+              <w:bottom w:w="75" w:type="dxa"/>
+              <w:right w:w="135" w:type="dxa"/>
+            </w:tcMar>
+            <w:hideMark/>
+          </w:tcPr>
+          <w:p>
+            <w:pPr>
+              <w:spacing w:after="0" w:line="240" w:lineRule="auto"/>
+              <w:ind w:left="360"/>
+              <w:rPr>
+                <w:b/>
+                <w:bCs/>
+              </w:rPr>
+            </w:pPr>
+            <w:r>
+              <w:rPr>
+                <w:b/>
+                <w:bCs/>
+              </w:rPr>
+              <w:t>Purpose</w:t>
+            </w:r>
+          </w:p>
+        </w:tc>
+      </w:tr>
+      <w:tr>
+        <w:tc>
+          <w:tcPr>
+            <w:tcW w:w="0" w:type="auto"/>
+            <w:tcMar>
+              <w:top w:w="75" w:type="dxa"/>
+              <w:left w:w="135" w:type="dxa"/>
+              <w:bottom w:w="75" w:type="dxa"/>
+              <w:right w:w="135" w:type="dxa"/>
+            </w:tcMar>
+            <w:hideMark/>
+          </w:tcPr>
+          <w:p>
+            <w:pPr>
+              <w:spacing w:after="0" w:line="240" w:lineRule="auto"/>
+              <w:ind w:left="360"/>
+            </w:pPr>
+            <w:r>
+              <w:t>js/daab-analytics.js</w:t>
+            </w:r>
+          </w:p>
+        </w:tc>
+        <w:tc>
+          <w:tcPr>
+            <w:tcW w:w="0" w:type="auto"/>
+            <w:tcMar>
+              <w:top w:w="75" w:type="dxa"/>
+              <w:left w:w="135" w:type="dxa"/>
+              <w:bottom w:w="75" w:type="dxa"/>
+              <w:right w:w="135" w:type="dxa"/>
+            </w:tcMar>
+            <w:hideMark/>
+          </w:tcPr>
+          <w:p>
+            <w:pPr>
+              <w:spacing w:after="0" w:line="240" w:lineRule="auto"/>
+              <w:ind w:left="360"/>
+            </w:pPr>
+            <w:r>
+              <w:t>Loads GA4 only on production (daab-waas.com)</w:t>
+            </w:r>
+          </w:p>
+        </w:tc>
+      </w:tr>
+      <w:tr>
+        <w:tc>
+          <w:tcPr>
+            <w:tcW w:w="0" w:type="auto"/>
+            <w:tcMar>
+              <w:top w:w="75" w:type="dxa"/>
+              <w:left w:w="135" w:type="dxa"/>
+              <w:bottom w:w="75" w:type="dxa"/>
+              <w:right w:w="135" w:type="dxa"/>
+            </w:tcMar>
+            <w:hideMark/>
+          </w:tcPr>
+          <w:p>
+            <w:pPr>
+              <w:spacing w:after="0" w:line="240" w:lineRule="auto"/>
+              <w:ind w:left="360"/>
+            </w:pPr>
+            <w:r>
+              <w:t>i18n/analytics.json</w:t>
+            </w:r>
+          </w:p>
+        </w:tc>
+        <w:tc>
+          <w:tcPr>
+            <w:tcW w:w="0" w:type="auto"/>
+            <w:tcMar>
+              <w:top w:w="75" w:type="dxa"/>
+              <w:left w:w="135" w:type="dxa"/>
+              <w:bottom w:w="75" w:type="dxa"/>
+              <w:right w:w="135" w:type="dxa"/>
+            </w:tcMar>
+            <w:hideMark/>
+          </w:tcPr>
+          <w:p>
+            <w:pPr>
+              <w:spacing w:after="0" w:line="240" w:lineRule="auto"/>
+              <w:ind w:left="360"/>
+            </w:pPr>
+            <w:r>
+              <w:t>Config — you add your Measurement ID here</w:t>
+            </w:r>
+          </w:p>
+        </w:tc>
+      </w:tr>
+      <w:tr>
+        <w:tc>
+          <w:tcPr>
+            <w:tcW w:w="0" w:type="auto"/>
+            <w:tcMar>
+              <w:top w:w="75" w:type="dxa"/>
+              <w:left w:w="135" w:type="dxa"/>
+              <w:bottom w:w="75" w:type="dxa"/>
+              <w:right w:w="135" w:type="dxa"/>
+            </w:tcMar>
+            <w:hideMark/>
+          </w:tcPr>
+          <w:p>
+            <w:pPr>
+              <w:spacing w:after="0" w:line="240" w:lineRule="auto"/>
+              <w:ind w:left="360"/>
+            </w:pPr>
+            <w:r>
+              <w:t>helpers/_wire_analytics.py</w:t>
+            </w:r>
+          </w:p>
+        </w:tc>
+        <w:tc>
+          <w:tcPr>
+            <w:tcW w:w="0" w:type="auto"/>
+            <w:tcMar>
+              <w:top w:w="75" w:type="dxa"/>
+              <w:left w:w="135" w:type="dxa"/>
+              <w:bottom w:w="75" w:type="dxa"/>
+              <w:right w:w="135" w:type="dxa"/>
+            </w:tcMar>
+            <w:hideMark/>
+          </w:tcPr>
+          <w:p>
+            <w:pPr>
+              <w:spacing w:after="0" w:line="240" w:lineRule="auto"/>
+              <w:ind w:left="360"/>
+            </w:pPr>
+            <w:r>
+              <w:t>Injects the script on all main pages</w:t>
+            </w:r>
+          </w:p>
+        </w:tc>
+      </w:tr>
+    </w:tbl>
+    <w:p>
+      <w:pPr>
+        <w:spacing w:after="0" w:line="240" w:lineRule="auto"/>
+        <w:ind w:left="360"/>
+      </w:pPr>
+      <w:r>
+        <w:t>The script is on </w:t>
+      </w:r>
+      <w:r>
+        <w:rPr>
+          <w:b/>
+          <w:bCs/>
+        </w:rPr>
+        <w:t>62 pages</w:t>
+      </w:r>
+      <w:r>
+        <w:t> (all main AZ/EN pages + gateway + 404). Legacy redirect stubs (membership.html) were skipped on purpose.</w:t>
+      </w:r>
+    </w:p>
+    <w:p>
+      <w:pPr>
+        <w:spacing w:after="0" w:line="240" w:lineRule="auto"/>
+        <w:ind w:left="360"/>
+        <w:rPr>
+          <w:b/>
+          <w:bCs/>
+        </w:rPr>
+      </w:pPr>
+      <w:r>
+        <w:rPr>
+          <w:b/>
+          <w:bCs/>
+        </w:rPr>
+        <w:t>Behaviour</w:t>
+      </w:r>
+    </w:p>
+    <w:p>
+      <w:pPr>
+        <w:numPr>
+          <w:ilvl w:val="0"/>
+          <w:numId w:val="144"/>
+        </w:numPr>
+        <w:spacing w:after="0" w:line="240" w:lineRule="auto"/>
+      </w:pPr>
+      <w:r>
+        <w:lastRenderedPageBreak/>
+        <w:t>Runs </w:t>
+      </w:r>
+      <w:r>
+        <w:rPr>
+          <w:b/>
+          <w:bCs/>
+        </w:rPr>
+        <w:t>only</w:t>
+      </w:r>
+      <w:r>
+        <w:t> on daab-waas.com / www.daab-waas.com — not on localhost or 127.0.0.1</w:t>
+      </w:r>
+    </w:p>
+    <w:p>
+      <w:pPr>
+        <w:numPr>
+          <w:ilvl w:val="0"/>
+          <w:numId w:val="144"/>
+        </w:numPr>
+        <w:spacing w:after="0" w:line="240" w:lineRule="auto"/>
+      </w:pPr>
+      <w:r>
+        <w:rPr>
+          <w:b/>
+          <w:bCs/>
+        </w:rPr>
+        <w:t>Disabled</w:t>
+      </w:r>
+      <w:r>
+        <w:t> until you set a valid G-XXXXXXXXXX ID</w:t>
+      </w:r>
+    </w:p>
+    <w:p>
+      <w:pPr>
+        <w:numPr>
+          <w:ilvl w:val="0"/>
+          <w:numId w:val="144"/>
+        </w:numPr>
+        <w:spacing w:after="0" w:line="240" w:lineRule="auto"/>
+      </w:pPr>
+      <w:r>
+        <w:t>Sends standard page path plus daab_page_id and daab_lang (from your existing HTML attributes)</w:t>
+      </w:r>
+    </w:p>
+    <w:p>
+      <w:pPr>
+        <w:numPr>
+          <w:ilvl w:val="0"/>
+          <w:numId w:val="144"/>
+        </w:numPr>
+        <w:spacing w:after="0" w:line="240" w:lineRule="auto"/>
+      </w:pPr>
+      <w:r>
+        <w:t>Add ?noanalytics=1 to any URL to skip tracking during testing on production</w:t>
+      </w:r>
+    </w:p>
+    <w:p>
+      <w:pPr>
+        <w:spacing w:after="0" w:line="240" w:lineRule="auto"/>
+        <w:ind w:left="360"/>
+        <w:rPr>
+          <w:b/>
+          <w:bCs/>
+        </w:rPr>
+      </w:pPr>
+      <w:r>
+        <w:rPr>
+          <w:b/>
+          <w:bCs/>
+        </w:rPr>
+        <w:t>What you need to do (one-time)</w:t>
+      </w:r>
+    </w:p>
+    <w:p>
+      <w:pPr>
+        <w:numPr>
+          <w:ilvl w:val="0"/>
+          <w:numId w:val="145"/>
+        </w:numPr>
+        <w:spacing w:after="0" w:line="240" w:lineRule="auto"/>
+      </w:pPr>
+      <w:r>
+        <w:rPr>
+          <w:b/>
+          <w:bCs/>
+        </w:rPr>
+        <w:t>Create a GA4 property</w:t>
+      </w:r>
+      <w:r>
+        <w:t> at </w:t>
+      </w:r>
+      <w:hyperlink r:id="rId8" w:tgtFrame="_blank" w:history="1">
+        <w:r>
+          <w:rPr>
+            <w:rStyle w:val="Hyperlink"/>
+          </w:rPr>
+          <w:t>analytics.google.com</w:t>
+        </w:r>
+      </w:hyperlink>
+    </w:p>
+    <w:p>
+      <w:pPr>
+        <w:numPr>
+          <w:ilvl w:val="1"/>
+          <w:numId w:val="145"/>
+        </w:numPr>
+        <w:spacing w:after="0" w:line="240" w:lineRule="auto"/>
+      </w:pPr>
+      <w:r>
+        <w:t>Property name: e.g. DAAB Website</w:t>
+      </w:r>
+    </w:p>
+    <w:p>
+      <w:pPr>
+        <w:numPr>
+          <w:ilvl w:val="1"/>
+          <w:numId w:val="145"/>
+        </w:numPr>
+        <w:spacing w:after="0" w:line="240" w:lineRule="auto"/>
+      </w:pPr>
+      <w:r>
+        <w:t>Data stream: </w:t>
+      </w:r>
+      <w:r>
+        <w:rPr>
+          <w:b/>
+          <w:bCs/>
+        </w:rPr>
+        <w:t>Web</w:t>
+      </w:r>
+      <w:r>
+        <w:t> → URL https://daab-waas.com</w:t>
+      </w:r>
+    </w:p>
+    <w:p>
+      <w:pPr>
+        <w:numPr>
+          <w:ilvl w:val="0"/>
+          <w:numId w:val="145"/>
+        </w:numPr>
+        <w:spacing w:after="0" w:line="240" w:lineRule="auto"/>
+      </w:pPr>
+      <w:r>
+        <w:rPr>
+          <w:b/>
+          <w:bCs/>
+        </w:rPr>
+        <w:t>Copy the Measurement ID</w:t>
+      </w:r>
+      <w:r>
+        <w:t> (format G-XXXXXXXXXX)</w:t>
+      </w:r>
+    </w:p>
+    <w:p>
+      <w:pPr>
+        <w:numPr>
+          <w:ilvl w:val="0"/>
+          <w:numId w:val="145"/>
+        </w:numPr>
+        <w:spacing w:after="0" w:line="240" w:lineRule="auto"/>
+      </w:pPr>
+      <w:r>
+        <w:rPr>
+          <w:b/>
+          <w:bCs/>
+        </w:rPr>
+        <w:t>Edit</w:t>
+      </w:r>
+      <w:r>
+        <w:t> i18n/analytics.json:</w:t>
+      </w:r>
+    </w:p>
+    <w:p>
+      <w:pPr>
+        <w:spacing w:after="0" w:line="240" w:lineRule="auto"/>
+        <w:ind w:left="360"/>
+      </w:pPr>
+      <w:r>
+        <w:t>{</w:t>
+      </w:r>
+    </w:p>
+    <w:p>
+      <w:pPr>
+        <w:spacing w:after="0" w:line="240" w:lineRule="auto"/>
+        <w:ind w:left="360"/>
+      </w:pPr>
+      <w:r>
+        <w:t xml:space="preserve">  "provider": "ga4",</w:t>
+      </w:r>
+    </w:p>
+    <w:p>
+      <w:pPr>
+        <w:spacing w:after="0" w:line="240" w:lineRule="auto"/>
+        <w:ind w:left="360"/>
+      </w:pPr>
+      <w:r>
+        <w:t xml:space="preserve">  "measurementId": "G-XXXXXXXXXX",</w:t>
+      </w:r>
+    </w:p>
+    <w:p>
+      <w:pPr>
+        <w:spacing w:after="0" w:line="240" w:lineRule="auto"/>
+        <w:ind w:left="360"/>
+      </w:pPr>
+      <w:r>
+        <w:t xml:space="preserve">  ...</w:t>
+      </w:r>
+    </w:p>
+    <w:p>
+      <w:pPr>
+        <w:spacing w:after="0" w:line="240" w:lineRule="auto"/>
+        <w:ind w:left="360"/>
+      </w:pPr>
+      <w:r>
+        <w:t>}</w:t>
+      </w:r>
+    </w:p>
+    <w:p>
+      <w:pPr>
+        <w:numPr>
+          <w:ilvl w:val="0"/>
+          <w:numId w:val="146"/>
+        </w:numPr>
+        <w:spacing w:after="0" w:line="240" w:lineRule="auto"/>
+      </w:pPr>
+      <w:r>
+        <w:rPr>
+          <w:b/>
+          <w:bCs/>
+        </w:rPr>
+        <w:t>Deploy</w:t>
+      </w:r>
+      <w:r>
+        <w:t> to Hostinger: upload js/daab-analytics.js, i18n/analytics.json, and the updated HTML files (or run your usual deploy).</w:t>
+      </w:r>
+    </w:p>
+    <w:p>
+      <w:pPr>
+        <w:numPr>
+          <w:ilvl w:val="0"/>
+          <w:numId w:val="146"/>
+        </w:numPr>
+        <w:spacing w:after="0" w:line="240" w:lineRule="auto"/>
+      </w:pPr>
+      <w:r>
+        <w:rPr>
+          <w:b/>
+          <w:bCs/>
+        </w:rPr>
+        <w:t>Verify</w:t>
+      </w:r>
+      <w:r>
+        <w:t> (after deploy): open the live site → GA4 → </w:t>
+      </w:r>
+      <w:r>
+        <w:rPr>
+          <w:b/>
+          <w:bCs/>
+        </w:rPr>
+        <w:t>Reports → Realtime</w:t>
+      </w:r>
+      <w:r>
+        <w:t> — you should see yourself as an active user.</w:t>
+      </w:r>
+    </w:p>
+    <w:p>
+      <w:pPr>
+        <w:numPr>
+          <w:ilvl w:val="0"/>
+          <w:numId w:val="146"/>
+        </w:numPr>
+        <w:spacing w:after="0" w:line="240" w:lineRule="auto"/>
+      </w:pPr>
+      <w:r>
+        <w:rPr>
+          <w:b/>
+          <w:bCs/>
+        </w:rPr>
+        <w:t>Per-page stats</w:t>
+      </w:r>
+      <w:r>
+        <w:t> (after ~24 hours): </w:t>
+      </w:r>
+      <w:r>
+        <w:rPr>
+          <w:b/>
+          <w:bCs/>
+        </w:rPr>
+        <w:t>Reports → Engagement → Pages and screens</w:t>
+      </w:r>
+    </w:p>
+    <w:p>
+      <w:pPr>
+        <w:spacing w:after="0" w:line="240" w:lineRule="auto"/>
+        <w:ind w:left="360"/>
+        <w:rPr>
+          <w:b/>
+          <w:bCs/>
+        </w:rPr>
+      </w:pPr>
+      <w:r>
+        <w:rPr>
+          <w:b/>
+          <w:bCs/>
+        </w:rPr>
+        <w:t>Optional: group by logical page</w:t>
+      </w:r>
+    </w:p>
+    <w:p>
+      <w:pPr>
+        <w:spacing w:after="0" w:line="240" w:lineRule="auto"/>
+        <w:ind w:left="360"/>
+      </w:pPr>
+      <w:r>
+        <w:t>In GA4 → </w:t>
+      </w:r>
+      <w:r>
+        <w:rPr>
+          <w:b/>
+          <w:bCs/>
+        </w:rPr>
+        <w:t>Admin → Custom definitions</w:t>
+      </w:r>
+      <w:r>
+        <w:t>, register event parameters:</w:t>
+      </w:r>
+    </w:p>
+    <w:p>
+      <w:pPr>
+        <w:numPr>
+          <w:ilvl w:val="0"/>
+          <w:numId w:val="147"/>
+        </w:numPr>
+        <w:spacing w:after="0" w:line="240" w:lineRule="auto"/>
+      </w:pPr>
+      <w:r>
+        <w:t>daab_page_id (e.g. home, scientists-list, forum-logistics)</w:t>
+      </w:r>
+    </w:p>
+    <w:p>
+      <w:pPr>
+        <w:numPr>
+          <w:ilvl w:val="0"/>
+          <w:numId w:val="147"/>
+        </w:numPr>
+        <w:spacing w:after="0" w:line="240" w:lineRule="auto"/>
+      </w:pPr>
+      <w:r>
+        <w:t>daab_lang (az / en)</w:t>
+      </w:r>
+    </w:p>
+    <w:p>
+      <w:pPr>
+        <w:spacing w:after="0" w:line="240" w:lineRule="auto"/>
+        <w:ind w:left="360"/>
+      </w:pPr>
+      <w:r>
+        <w:t>Then you can filter AZ vs EN and forum sections beyond raw URLs.</w:t>
+      </w:r>
+    </w:p>
+    <w:p>
+      <w:pPr>
+        <w:spacing w:after="0" w:line="240" w:lineRule="auto"/>
+        <w:ind w:left="360"/>
+        <w:rPr>
+          <w:b/>
+          <w:bCs/>
+        </w:rPr>
+      </w:pPr>
+      <w:r>
+        <w:rPr>
+          <w:b/>
+          <w:bCs/>
+        </w:rPr>
+        <w:t>Hostinger (supplementary)</w:t>
+      </w:r>
+    </w:p>
+    <w:p>
+      <w:pPr>
+        <w:spacing w:after="0" w:line="240" w:lineRule="auto"/>
+        <w:ind w:left="360"/>
+      </w:pPr>
+      <w:r>
+        <w:t>Keep using </w:t>
+      </w:r>
+      <w:r>
+        <w:rPr>
+          <w:b/>
+          <w:bCs/>
+        </w:rPr>
+        <w:t>hPanel → Analytics</w:t>
+      </w:r>
+      <w:r>
+        <w:t> for server requests and the last 7 days of access logs. GA4 is better for long-term per-page trends.</w:t>
+      </w:r>
+    </w:p>
+    <w:p>
+      <w:pPr>
+        <w:spacing w:after="0" w:line="240" w:lineRule="auto"/>
+        <w:ind w:left="360"/>
+      </w:pPr>
+      <w:r>
+        <w:pict w14:anchorId="1F1CAF8F">
+          <v:rect id="_x0000_i1039" style="width:0;height:1.5pt" o:hralign="center" o:hrstd="t" o:hr="t" fillcolor="#a0a0a0" stroked="f"/>
+        </w:pict>
+      </w:r>
+    </w:p>
+    <w:p>
+      <w:pPr>
+        <w:spacing w:after="0" w:line="240" w:lineRule="auto"/>
+        <w:ind w:left="360"/>
+      </w:pPr>
+      <w:r>
+        <w:t>Until you add the Measurement ID, the script loads but does nothing — safe to deploy now and enable tracking when the GA4 property is ready. If you share the G-… ID, I can drop it into analytics.json for you.</w:t>
+      </w:r>
+    </w:p>
+    <w:p>
+      <w:pPr>
+        <w:spacing w:after="0" w:line="240" w:lineRule="auto"/>
+        <w:ind w:left="360"/>
         <w:rPr>
           <w:vanish/>
+          <w:lang w:val="az-Latn-AZ"/>
         </w:rPr>
       </w:pPr>
     </w:p>
@@ -24967,6 +26301,119 @@
     </w:lvl>
   </w:abstractNum>
   <w:abstractNum w:abstractNumId="3" w15:restartNumberingAfterBreak="0">
+    <w:nsid w:val="02291DB4"/>
+    <w:multiLevelType w:val="multilevel"/>
+    <w:tmpl w:val="7A8AA324"/>
+    <w:lvl w:ilvl="0">
+      <w:start w:val="4"/>
+      <w:numFmt w:val="decimal"/>
+      <w:lvlText w:val="%1."/>
+      <w:lvlJc w:val="left"/>
+      <w:pPr>
+        <w:tabs>
+          <w:tab w:val="num" w:pos="720"/>
+        </w:tabs>
+        <w:ind w:left="720" w:hanging="360"/>
+      </w:pPr>
+    </w:lvl>
+    <w:lvl w:ilvl="1" w:tentative="1">
+      <w:start w:val="1"/>
+      <w:numFmt w:val="decimal"/>
+      <w:lvlText w:val="%2."/>
+      <w:lvlJc w:val="left"/>
+      <w:pPr>
+        <w:tabs>
+          <w:tab w:val="num" w:pos="1440"/>
+        </w:tabs>
+        <w:ind w:left="1440" w:hanging="360"/>
+      </w:pPr>
+    </w:lvl>
+    <w:lvl w:ilvl="2" w:tentative="1">
+      <w:start w:val="1"/>
+      <w:numFmt w:val="decimal"/>
+      <w:lvlText w:val="%3."/>
+      <w:lvlJc w:val="left"/>
+      <w:pPr>
+        <w:tabs>
+          <w:tab w:val="num" w:pos="2160"/>
+        </w:tabs>
+        <w:ind w:left="2160" w:hanging="360"/>
+      </w:pPr>
+    </w:lvl>
+    <w:lvl w:ilvl="3" w:tentative="1">
+      <w:start w:val="1"/>
+      <w:numFmt w:val="decimal"/>
+      <w:lvlText w:val="%4."/>
+      <w:lvlJc w:val="left"/>
+      <w:pPr>
+        <w:tabs>
+          <w:tab w:val="num" w:pos="2880"/>
+        </w:tabs>
+        <w:ind w:left="2880" w:hanging="360"/>
+      </w:pPr>
+    </w:lvl>
+    <w:lvl w:ilvl="4" w:tentative="1">
+      <w:start w:val="1"/>
+      <w:numFmt w:val="decimal"/>
+      <w:lvlText w:val="%5."/>
+      <w:lvlJc w:val="left"/>
+      <w:pPr>
+        <w:tabs>
+          <w:tab w:val="num" w:pos="3600"/>
+        </w:tabs>
+        <w:ind w:left="3600" w:hanging="360"/>
+      </w:pPr>
+    </w:lvl>
+    <w:lvl w:ilvl="5" w:tentative="1">
+      <w:start w:val="1"/>
+      <w:numFmt w:val="decimal"/>
+      <w:lvlText w:val="%6."/>
+      <w:lvlJc w:val="left"/>
+      <w:pPr>
+        <w:tabs>
+          <w:tab w:val="num" w:pos="4320"/>
+        </w:tabs>
+        <w:ind w:left="4320" w:hanging="360"/>
+      </w:pPr>
+    </w:lvl>
+    <w:lvl w:ilvl="6" w:tentative="1">
+      <w:start w:val="1"/>
+      <w:numFmt w:val="decimal"/>
+      <w:lvlText w:val="%7."/>
+      <w:lvlJc w:val="left"/>
+      <w:pPr>
+        <w:tabs>
+          <w:tab w:val="num" w:pos="5040"/>
+        </w:tabs>
+        <w:ind w:left="5040" w:hanging="360"/>
+      </w:pPr>
+    </w:lvl>
+    <w:lvl w:ilvl="7" w:tentative="1">
+      <w:start w:val="1"/>
+      <w:numFmt w:val="decimal"/>
+      <w:lvlText w:val="%8."/>
+      <w:lvlJc w:val="left"/>
+      <w:pPr>
+        <w:tabs>
+          <w:tab w:val="num" w:pos="5760"/>
+        </w:tabs>
+        <w:ind w:left="5760" w:hanging="360"/>
+      </w:pPr>
+    </w:lvl>
+    <w:lvl w:ilvl="8" w:tentative="1">
+      <w:start w:val="1"/>
+      <w:numFmt w:val="decimal"/>
+      <w:lvlText w:val="%9."/>
+      <w:lvlJc w:val="left"/>
+      <w:pPr>
+        <w:tabs>
+          <w:tab w:val="num" w:pos="6480"/>
+        </w:tabs>
+        <w:ind w:left="6480" w:hanging="360"/>
+      </w:pPr>
+    </w:lvl>
+  </w:abstractNum>
+  <w:abstractNum w:abstractNumId="4" w15:restartNumberingAfterBreak="0">
     <w:nsid w:val="025C25F5"/>
     <w:multiLevelType w:val="hybridMultilevel"/>
     <w:tmpl w:val="D556DFE0"/>
@@ -25078,7 +26525,7 @@
       </w:rPr>
     </w:lvl>
   </w:abstractNum>
-  <w:abstractNum w:abstractNumId="4" w15:restartNumberingAfterBreak="0">
+  <w:abstractNum w:abstractNumId="5" w15:restartNumberingAfterBreak="0">
     <w:nsid w:val="027629A7"/>
     <w:multiLevelType w:val="hybridMultilevel"/>
     <w:tmpl w:val="71B0D270"/>
@@ -25190,7 +26637,7 @@
       </w:rPr>
     </w:lvl>
   </w:abstractNum>
-  <w:abstractNum w:abstractNumId="5" w15:restartNumberingAfterBreak="0">
+  <w:abstractNum w:abstractNumId="6" w15:restartNumberingAfterBreak="0">
     <w:nsid w:val="02BB7D62"/>
     <w:multiLevelType w:val="multilevel"/>
     <w:tmpl w:val="B8EEF4EC"/>
@@ -25339,7 +26786,7 @@
       </w:rPr>
     </w:lvl>
   </w:abstractNum>
-  <w:abstractNum w:abstractNumId="6" w15:restartNumberingAfterBreak="0">
+  <w:abstractNum w:abstractNumId="7" w15:restartNumberingAfterBreak="0">
     <w:nsid w:val="030454D8"/>
     <w:multiLevelType w:val="multilevel"/>
     <w:tmpl w:val="5460399E"/>
@@ -25488,7 +26935,7 @@
       </w:rPr>
     </w:lvl>
   </w:abstractNum>
-  <w:abstractNum w:abstractNumId="7" w15:restartNumberingAfterBreak="0">
+  <w:abstractNum w:abstractNumId="8" w15:restartNumberingAfterBreak="0">
     <w:nsid w:val="04B37D57"/>
     <w:multiLevelType w:val="multilevel"/>
     <w:tmpl w:val="969C7DB4"/>
@@ -25601,7 +27048,7 @@
       </w:pPr>
     </w:lvl>
   </w:abstractNum>
-  <w:abstractNum w:abstractNumId="8" w15:restartNumberingAfterBreak="0">
+  <w:abstractNum w:abstractNumId="9" w15:restartNumberingAfterBreak="0">
     <w:nsid w:val="04B71142"/>
     <w:multiLevelType w:val="multilevel"/>
     <w:tmpl w:val="8862BA3A"/>
@@ -25750,7 +27197,7 @@
       </w:rPr>
     </w:lvl>
   </w:abstractNum>
-  <w:abstractNum w:abstractNumId="9" w15:restartNumberingAfterBreak="0">
+  <w:abstractNum w:abstractNumId="10" w15:restartNumberingAfterBreak="0">
     <w:nsid w:val="073E74EB"/>
     <w:multiLevelType w:val="multilevel"/>
     <w:tmpl w:val="3B20A420"/>
@@ -25899,7 +27346,156 @@
       </w:rPr>
     </w:lvl>
   </w:abstractNum>
-  <w:abstractNum w:abstractNumId="10" w15:restartNumberingAfterBreak="0">
+  <w:abstractNum w:abstractNumId="11" w15:restartNumberingAfterBreak="0">
+    <w:nsid w:val="079A4F07"/>
+    <w:multiLevelType w:val="multilevel"/>
+    <w:tmpl w:val="E8522DD4"/>
+    <w:lvl w:ilvl="0">
+      <w:start w:val="1"/>
+      <w:numFmt w:val="bullet"/>
+      <w:lvlText w:val=""/>
+      <w:lvlJc w:val="left"/>
+      <w:pPr>
+        <w:tabs>
+          <w:tab w:val="num" w:pos="720"/>
+        </w:tabs>
+        <w:ind w:left="720" w:hanging="360"/>
+      </w:pPr>
+      <w:rPr>
+        <w:rFonts w:ascii="Symbol" w:hAnsi="Symbol" w:hint="default"/>
+        <w:sz w:val="20"/>
+      </w:rPr>
+    </w:lvl>
+    <w:lvl w:ilvl="1" w:tentative="1">
+      <w:start w:val="1"/>
+      <w:numFmt w:val="bullet"/>
+      <w:lvlText w:val="o"/>
+      <w:lvlJc w:val="left"/>
+      <w:pPr>
+        <w:tabs>
+          <w:tab w:val="num" w:pos="1440"/>
+        </w:tabs>
+        <w:ind w:left="1440" w:hanging="360"/>
+      </w:pPr>
+      <w:rPr>
+        <w:rFonts w:ascii="Courier New" w:hAnsi="Courier New" w:hint="default"/>
+        <w:sz w:val="20"/>
+      </w:rPr>
+    </w:lvl>
+    <w:lvl w:ilvl="2" w:tentative="1">
+      <w:start w:val="1"/>
+      <w:numFmt w:val="bullet"/>
+      <w:lvlText w:val=""/>
+      <w:lvlJc w:val="left"/>
+      <w:pPr>
+        <w:tabs>
+          <w:tab w:val="num" w:pos="2160"/>
+        </w:tabs>
+        <w:ind w:left="2160" w:hanging="360"/>
+      </w:pPr>
+      <w:rPr>
+        <w:rFonts w:ascii="Wingdings" w:hAnsi="Wingdings" w:hint="default"/>
+        <w:sz w:val="20"/>
+      </w:rPr>
+    </w:lvl>
+    <w:lvl w:ilvl="3" w:tentative="1">
+      <w:start w:val="1"/>
+      <w:numFmt w:val="bullet"/>
+      <w:lvlText w:val=""/>
+      <w:lvlJc w:val="left"/>
+      <w:pPr>
+        <w:tabs>
+          <w:tab w:val="num" w:pos="2880"/>
+        </w:tabs>
+        <w:ind w:left="2880" w:hanging="360"/>
+      </w:pPr>
+      <w:rPr>
+        <w:rFonts w:ascii="Wingdings" w:hAnsi="Wingdings" w:hint="default"/>
+        <w:sz w:val="20"/>
+      </w:rPr>
+    </w:lvl>
+    <w:lvl w:ilvl="4" w:tentative="1">
+      <w:start w:val="1"/>
+      <w:numFmt w:val="bullet"/>
+      <w:lvlText w:val=""/>
+      <w:lvlJc w:val="left"/>
+      <w:pPr>
+        <w:tabs>
+          <w:tab w:val="num" w:pos="3600"/>
+        </w:tabs>
+        <w:ind w:left="3600" w:hanging="360"/>
+      </w:pPr>
+      <w:rPr>
+        <w:rFonts w:ascii="Wingdings" w:hAnsi="Wingdings" w:hint="default"/>
+        <w:sz w:val="20"/>
+      </w:rPr>
+    </w:lvl>
+    <w:lvl w:ilvl="5" w:tentative="1">
+      <w:start w:val="1"/>
+      <w:numFmt w:val="bullet"/>
+      <w:lvlText w:val=""/>
+      <w:lvlJc w:val="left"/>
+      <w:pPr>
+        <w:tabs>
+          <w:tab w:val="num" w:pos="4320"/>
+        </w:tabs>
+        <w:ind w:left="4320" w:hanging="360"/>
+      </w:pPr>
+      <w:rPr>
+        <w:rFonts w:ascii="Wingdings" w:hAnsi="Wingdings" w:hint="default"/>
+        <w:sz w:val="20"/>
+      </w:rPr>
+    </w:lvl>
+    <w:lvl w:ilvl="6" w:tentative="1">
+      <w:start w:val="1"/>
+      <w:numFmt w:val="bullet"/>
+      <w:lvlText w:val=""/>
+      <w:lvlJc w:val="left"/>
+      <w:pPr>
+        <w:tabs>
+          <w:tab w:val="num" w:pos="5040"/>
+        </w:tabs>
+        <w:ind w:left="5040" w:hanging="360"/>
+      </w:pPr>
+      <w:rPr>
+        <w:rFonts w:ascii="Wingdings" w:hAnsi="Wingdings" w:hint="default"/>
+        <w:sz w:val="20"/>
+      </w:rPr>
+    </w:lvl>
+    <w:lvl w:ilvl="7" w:tentative="1">
+      <w:start w:val="1"/>
+      <w:numFmt w:val="bullet"/>
+      <w:lvlText w:val=""/>
+      <w:lvlJc w:val="left"/>
+      <w:pPr>
+        <w:tabs>
+          <w:tab w:val="num" w:pos="5760"/>
+        </w:tabs>
+        <w:ind w:left="5760" w:hanging="360"/>
+      </w:pPr>
+      <w:rPr>
+        <w:rFonts w:ascii="Wingdings" w:hAnsi="Wingdings" w:hint="default"/>
+        <w:sz w:val="20"/>
+      </w:rPr>
+    </w:lvl>
+    <w:lvl w:ilvl="8" w:tentative="1">
+      <w:start w:val="1"/>
+      <w:numFmt w:val="bullet"/>
+      <w:lvlText w:val=""/>
+      <w:lvlJc w:val="left"/>
+      <w:pPr>
+        <w:tabs>
+          <w:tab w:val="num" w:pos="6480"/>
+        </w:tabs>
+        <w:ind w:left="6480" w:hanging="360"/>
+      </w:pPr>
+      <w:rPr>
+        <w:rFonts w:ascii="Wingdings" w:hAnsi="Wingdings" w:hint="default"/>
+        <w:sz w:val="20"/>
+      </w:rPr>
+    </w:lvl>
+  </w:abstractNum>
+  <w:abstractNum w:abstractNumId="12" w15:restartNumberingAfterBreak="0">
     <w:nsid w:val="087A6398"/>
     <w:multiLevelType w:val="multilevel"/>
     <w:tmpl w:val="208636DC"/>
@@ -26048,7 +27644,156 @@
       </w:rPr>
     </w:lvl>
   </w:abstractNum>
-  <w:abstractNum w:abstractNumId="11" w15:restartNumberingAfterBreak="0">
+  <w:abstractNum w:abstractNumId="13" w15:restartNumberingAfterBreak="0">
+    <w:nsid w:val="092E69DD"/>
+    <w:multiLevelType w:val="multilevel"/>
+    <w:tmpl w:val="1C08CBCA"/>
+    <w:lvl w:ilvl="0">
+      <w:start w:val="1"/>
+      <w:numFmt w:val="bullet"/>
+      <w:lvlText w:val=""/>
+      <w:lvlJc w:val="left"/>
+      <w:pPr>
+        <w:tabs>
+          <w:tab w:val="num" w:pos="720"/>
+        </w:tabs>
+        <w:ind w:left="720" w:hanging="360"/>
+      </w:pPr>
+      <w:rPr>
+        <w:rFonts w:ascii="Symbol" w:hAnsi="Symbol" w:hint="default"/>
+        <w:sz w:val="20"/>
+      </w:rPr>
+    </w:lvl>
+    <w:lvl w:ilvl="1" w:tentative="1">
+      <w:start w:val="1"/>
+      <w:numFmt w:val="bullet"/>
+      <w:lvlText w:val="o"/>
+      <w:lvlJc w:val="left"/>
+      <w:pPr>
+        <w:tabs>
+          <w:tab w:val="num" w:pos="1440"/>
+        </w:tabs>
+        <w:ind w:left="1440" w:hanging="360"/>
+      </w:pPr>
+      <w:rPr>
+        <w:rFonts w:ascii="Courier New" w:hAnsi="Courier New" w:hint="default"/>
+        <w:sz w:val="20"/>
+      </w:rPr>
+    </w:lvl>
+    <w:lvl w:ilvl="2" w:tentative="1">
+      <w:start w:val="1"/>
+      <w:numFmt w:val="bullet"/>
+      <w:lvlText w:val=""/>
+      <w:lvlJc w:val="left"/>
+      <w:pPr>
+        <w:tabs>
+          <w:tab w:val="num" w:pos="2160"/>
+        </w:tabs>
+        <w:ind w:left="2160" w:hanging="360"/>
+      </w:pPr>
+      <w:rPr>
+        <w:rFonts w:ascii="Wingdings" w:hAnsi="Wingdings" w:hint="default"/>
+        <w:sz w:val="20"/>
+      </w:rPr>
+    </w:lvl>
+    <w:lvl w:ilvl="3" w:tentative="1">
+      <w:start w:val="1"/>
+      <w:numFmt w:val="bullet"/>
+      <w:lvlText w:val=""/>
+      <w:lvlJc w:val="left"/>
+      <w:pPr>
+        <w:tabs>
+          <w:tab w:val="num" w:pos="2880"/>
+        </w:tabs>
+        <w:ind w:left="2880" w:hanging="360"/>
+      </w:pPr>
+      <w:rPr>
+        <w:rFonts w:ascii="Wingdings" w:hAnsi="Wingdings" w:hint="default"/>
+        <w:sz w:val="20"/>
+      </w:rPr>
+    </w:lvl>
+    <w:lvl w:ilvl="4" w:tentative="1">
+      <w:start w:val="1"/>
+      <w:numFmt w:val="bullet"/>
+      <w:lvlText w:val=""/>
+      <w:lvlJc w:val="left"/>
+      <w:pPr>
+        <w:tabs>
+          <w:tab w:val="num" w:pos="3600"/>
+        </w:tabs>
+        <w:ind w:left="3600" w:hanging="360"/>
+      </w:pPr>
+      <w:rPr>
+        <w:rFonts w:ascii="Wingdings" w:hAnsi="Wingdings" w:hint="default"/>
+        <w:sz w:val="20"/>
+      </w:rPr>
+    </w:lvl>
+    <w:lvl w:ilvl="5" w:tentative="1">
+      <w:start w:val="1"/>
+      <w:numFmt w:val="bullet"/>
+      <w:lvlText w:val=""/>
+      <w:lvlJc w:val="left"/>
+      <w:pPr>
+        <w:tabs>
+          <w:tab w:val="num" w:pos="4320"/>
+        </w:tabs>
+        <w:ind w:left="4320" w:hanging="360"/>
+      </w:pPr>
+      <w:rPr>
+        <w:rFonts w:ascii="Wingdings" w:hAnsi="Wingdings" w:hint="default"/>
+        <w:sz w:val="20"/>
+      </w:rPr>
+    </w:lvl>
+    <w:lvl w:ilvl="6" w:tentative="1">
+      <w:start w:val="1"/>
+      <w:numFmt w:val="bullet"/>
+      <w:lvlText w:val=""/>
+      <w:lvlJc w:val="left"/>
+      <w:pPr>
+        <w:tabs>
+          <w:tab w:val="num" w:pos="5040"/>
+        </w:tabs>
+        <w:ind w:left="5040" w:hanging="360"/>
+      </w:pPr>
+      <w:rPr>
+        <w:rFonts w:ascii="Wingdings" w:hAnsi="Wingdings" w:hint="default"/>
+        <w:sz w:val="20"/>
+      </w:rPr>
+    </w:lvl>
+    <w:lvl w:ilvl="7" w:tentative="1">
+      <w:start w:val="1"/>
+      <w:numFmt w:val="bullet"/>
+      <w:lvlText w:val=""/>
+      <w:lvlJc w:val="left"/>
+      <w:pPr>
+        <w:tabs>
+          <w:tab w:val="num" w:pos="5760"/>
+        </w:tabs>
+        <w:ind w:left="5760" w:hanging="360"/>
+      </w:pPr>
+      <w:rPr>
+        <w:rFonts w:ascii="Wingdings" w:hAnsi="Wingdings" w:hint="default"/>
+        <w:sz w:val="20"/>
+      </w:rPr>
+    </w:lvl>
+    <w:lvl w:ilvl="8" w:tentative="1">
+      <w:start w:val="1"/>
+      <w:numFmt w:val="bullet"/>
+      <w:lvlText w:val=""/>
+      <w:lvlJc w:val="left"/>
+      <w:pPr>
+        <w:tabs>
+          <w:tab w:val="num" w:pos="6480"/>
+        </w:tabs>
+        <w:ind w:left="6480" w:hanging="360"/>
+      </w:pPr>
+      <w:rPr>
+        <w:rFonts w:ascii="Wingdings" w:hAnsi="Wingdings" w:hint="default"/>
+        <w:sz w:val="20"/>
+      </w:rPr>
+    </w:lvl>
+  </w:abstractNum>
+  <w:abstractNum w:abstractNumId="14" w15:restartNumberingAfterBreak="0">
     <w:nsid w:val="0BD52D5A"/>
     <w:multiLevelType w:val="multilevel"/>
     <w:tmpl w:val="41FCE4E6"/>
@@ -26161,7 +27906,7 @@
       </w:pPr>
     </w:lvl>
   </w:abstractNum>
-  <w:abstractNum w:abstractNumId="12" w15:restartNumberingAfterBreak="0">
+  <w:abstractNum w:abstractNumId="15" w15:restartNumberingAfterBreak="0">
     <w:nsid w:val="0C0C6A1D"/>
     <w:multiLevelType w:val="multilevel"/>
     <w:tmpl w:val="38DA8C0E"/>
@@ -26310,7 +28055,7 @@
       </w:rPr>
     </w:lvl>
   </w:abstractNum>
-  <w:abstractNum w:abstractNumId="13" w15:restartNumberingAfterBreak="0">
+  <w:abstractNum w:abstractNumId="16" w15:restartNumberingAfterBreak="0">
     <w:nsid w:val="0D7856B1"/>
     <w:multiLevelType w:val="hybridMultilevel"/>
     <w:tmpl w:val="2898D4BA"/>
@@ -26422,7 +28167,7 @@
       </w:rPr>
     </w:lvl>
   </w:abstractNum>
-  <w:abstractNum w:abstractNumId="14" w15:restartNumberingAfterBreak="0">
+  <w:abstractNum w:abstractNumId="17" w15:restartNumberingAfterBreak="0">
     <w:nsid w:val="0DB217EE"/>
     <w:multiLevelType w:val="multilevel"/>
     <w:tmpl w:val="6AB6649E"/>
@@ -26571,7 +28316,7 @@
       </w:rPr>
     </w:lvl>
   </w:abstractNum>
-  <w:abstractNum w:abstractNumId="15" w15:restartNumberingAfterBreak="0">
+  <w:abstractNum w:abstractNumId="18" w15:restartNumberingAfterBreak="0">
     <w:nsid w:val="0EF628C1"/>
     <w:multiLevelType w:val="hybridMultilevel"/>
     <w:tmpl w:val="3FECA2B0"/>
@@ -26684,7 +28429,7 @@
       </w:rPr>
     </w:lvl>
   </w:abstractNum>
-  <w:abstractNum w:abstractNumId="16" w15:restartNumberingAfterBreak="0">
+  <w:abstractNum w:abstractNumId="19" w15:restartNumberingAfterBreak="0">
     <w:nsid w:val="0F1374D0"/>
     <w:multiLevelType w:val="multilevel"/>
     <w:tmpl w:val="207EC83C"/>
@@ -26833,7 +28578,7 @@
       </w:rPr>
     </w:lvl>
   </w:abstractNum>
-  <w:abstractNum w:abstractNumId="17" w15:restartNumberingAfterBreak="0">
+  <w:abstractNum w:abstractNumId="20" w15:restartNumberingAfterBreak="0">
     <w:nsid w:val="0FE04871"/>
     <w:multiLevelType w:val="hybridMultilevel"/>
     <w:tmpl w:val="D1565958"/>
@@ -26946,7 +28691,7 @@
       </w:rPr>
     </w:lvl>
   </w:abstractNum>
-  <w:abstractNum w:abstractNumId="18" w15:restartNumberingAfterBreak="0">
+  <w:abstractNum w:abstractNumId="21" w15:restartNumberingAfterBreak="0">
     <w:nsid w:val="10523C97"/>
     <w:multiLevelType w:val="hybridMultilevel"/>
     <w:tmpl w:val="5244902C"/>
@@ -27059,7 +28804,7 @@
       </w:rPr>
     </w:lvl>
   </w:abstractNum>
-  <w:abstractNum w:abstractNumId="19" w15:restartNumberingAfterBreak="0">
+  <w:abstractNum w:abstractNumId="22" w15:restartNumberingAfterBreak="0">
     <w:nsid w:val="11552863"/>
     <w:multiLevelType w:val="hybridMultilevel"/>
     <w:tmpl w:val="42AC51D2"/>
@@ -27171,7 +28916,7 @@
       </w:rPr>
     </w:lvl>
   </w:abstractNum>
-  <w:abstractNum w:abstractNumId="20" w15:restartNumberingAfterBreak="0">
+  <w:abstractNum w:abstractNumId="23" w15:restartNumberingAfterBreak="0">
     <w:nsid w:val="14831279"/>
     <w:multiLevelType w:val="multilevel"/>
     <w:tmpl w:val="B02AD528"/>
@@ -27320,7 +29065,7 @@
       </w:rPr>
     </w:lvl>
   </w:abstractNum>
-  <w:abstractNum w:abstractNumId="21" w15:restartNumberingAfterBreak="0">
+  <w:abstractNum w:abstractNumId="24" w15:restartNumberingAfterBreak="0">
     <w:nsid w:val="168B796C"/>
     <w:multiLevelType w:val="hybridMultilevel"/>
     <w:tmpl w:val="DA50B3A8"/>
@@ -27432,7 +29177,7 @@
       </w:rPr>
     </w:lvl>
   </w:abstractNum>
-  <w:abstractNum w:abstractNumId="22" w15:restartNumberingAfterBreak="0">
+  <w:abstractNum w:abstractNumId="25" w15:restartNumberingAfterBreak="0">
     <w:nsid w:val="192550B1"/>
     <w:multiLevelType w:val="multilevel"/>
     <w:tmpl w:val="D65C2010"/>
@@ -27581,7 +29326,7 @@
       </w:rPr>
     </w:lvl>
   </w:abstractNum>
-  <w:abstractNum w:abstractNumId="23" w15:restartNumberingAfterBreak="0">
+  <w:abstractNum w:abstractNumId="26" w15:restartNumberingAfterBreak="0">
     <w:nsid w:val="19E06C2D"/>
     <w:multiLevelType w:val="hybridMultilevel"/>
     <w:tmpl w:val="79E4B8F4"/>
@@ -27694,7 +29439,7 @@
       </w:rPr>
     </w:lvl>
   </w:abstractNum>
-  <w:abstractNum w:abstractNumId="24" w15:restartNumberingAfterBreak="0">
+  <w:abstractNum w:abstractNumId="27" w15:restartNumberingAfterBreak="0">
     <w:nsid w:val="19EA681A"/>
     <w:multiLevelType w:val="multilevel"/>
     <w:tmpl w:val="0F3A5FEC"/>
@@ -27843,7 +29588,7 @@
       </w:rPr>
     </w:lvl>
   </w:abstractNum>
-  <w:abstractNum w:abstractNumId="25" w15:restartNumberingAfterBreak="0">
+  <w:abstractNum w:abstractNumId="28" w15:restartNumberingAfterBreak="0">
     <w:nsid w:val="1ABB3A53"/>
     <w:multiLevelType w:val="hybridMultilevel"/>
     <w:tmpl w:val="63F04ED8"/>
@@ -27955,7 +29700,7 @@
       </w:rPr>
     </w:lvl>
   </w:abstractNum>
-  <w:abstractNum w:abstractNumId="26" w15:restartNumberingAfterBreak="0">
+  <w:abstractNum w:abstractNumId="29" w15:restartNumberingAfterBreak="0">
     <w:nsid w:val="1B0B2056"/>
     <w:multiLevelType w:val="multilevel"/>
     <w:tmpl w:val="70AA8958"/>
@@ -28104,7 +29849,7 @@
       </w:rPr>
     </w:lvl>
   </w:abstractNum>
-  <w:abstractNum w:abstractNumId="27" w15:restartNumberingAfterBreak="0">
+  <w:abstractNum w:abstractNumId="30" w15:restartNumberingAfterBreak="0">
     <w:nsid w:val="1E0977E0"/>
     <w:multiLevelType w:val="hybridMultilevel"/>
     <w:tmpl w:val="549675B6"/>
@@ -28216,7 +29961,7 @@
       </w:rPr>
     </w:lvl>
   </w:abstractNum>
-  <w:abstractNum w:abstractNumId="28" w15:restartNumberingAfterBreak="0">
+  <w:abstractNum w:abstractNumId="31" w15:restartNumberingAfterBreak="0">
     <w:nsid w:val="1E5D0B16"/>
     <w:multiLevelType w:val="multilevel"/>
     <w:tmpl w:val="DDD27F94"/>
@@ -28365,7 +30110,7 @@
       </w:rPr>
     </w:lvl>
   </w:abstractNum>
-  <w:abstractNum w:abstractNumId="29" w15:restartNumberingAfterBreak="0">
+  <w:abstractNum w:abstractNumId="32" w15:restartNumberingAfterBreak="0">
     <w:nsid w:val="1FF82639"/>
     <w:multiLevelType w:val="hybridMultilevel"/>
     <w:tmpl w:val="3D58A3A4"/>
@@ -28477,7 +30222,7 @@
       </w:rPr>
     </w:lvl>
   </w:abstractNum>
-  <w:abstractNum w:abstractNumId="30" w15:restartNumberingAfterBreak="0">
+  <w:abstractNum w:abstractNumId="33" w15:restartNumberingAfterBreak="0">
     <w:nsid w:val="21561542"/>
     <w:multiLevelType w:val="hybridMultilevel"/>
     <w:tmpl w:val="5A365C6E"/>
@@ -28590,7 +30335,7 @@
       </w:rPr>
     </w:lvl>
   </w:abstractNum>
-  <w:abstractNum w:abstractNumId="31" w15:restartNumberingAfterBreak="0">
+  <w:abstractNum w:abstractNumId="34" w15:restartNumberingAfterBreak="0">
     <w:nsid w:val="229E3A8A"/>
     <w:multiLevelType w:val="hybridMultilevel"/>
     <w:tmpl w:val="F9A0F2D6"/>
@@ -28702,7 +30447,7 @@
       </w:rPr>
     </w:lvl>
   </w:abstractNum>
-  <w:abstractNum w:abstractNumId="32" w15:restartNumberingAfterBreak="0">
+  <w:abstractNum w:abstractNumId="35" w15:restartNumberingAfterBreak="0">
     <w:nsid w:val="24BF75FE"/>
     <w:multiLevelType w:val="multilevel"/>
     <w:tmpl w:val="D1A08D72"/>
@@ -28851,7 +30596,7 @@
       </w:rPr>
     </w:lvl>
   </w:abstractNum>
-  <w:abstractNum w:abstractNumId="33" w15:restartNumberingAfterBreak="0">
+  <w:abstractNum w:abstractNumId="36" w15:restartNumberingAfterBreak="0">
     <w:nsid w:val="24F04132"/>
     <w:multiLevelType w:val="hybridMultilevel"/>
     <w:tmpl w:val="D9763222"/>
@@ -28963,7 +30708,7 @@
       </w:rPr>
     </w:lvl>
   </w:abstractNum>
-  <w:abstractNum w:abstractNumId="34" w15:restartNumberingAfterBreak="0">
+  <w:abstractNum w:abstractNumId="37" w15:restartNumberingAfterBreak="0">
     <w:nsid w:val="25A03424"/>
     <w:multiLevelType w:val="hybridMultilevel"/>
     <w:tmpl w:val="01D22A8A"/>
@@ -29076,7 +30821,7 @@
       </w:rPr>
     </w:lvl>
   </w:abstractNum>
-  <w:abstractNum w:abstractNumId="35" w15:restartNumberingAfterBreak="0">
+  <w:abstractNum w:abstractNumId="38" w15:restartNumberingAfterBreak="0">
     <w:nsid w:val="25C95C75"/>
     <w:multiLevelType w:val="multilevel"/>
     <w:tmpl w:val="8C681C84"/>
@@ -29225,7 +30970,7 @@
       </w:rPr>
     </w:lvl>
   </w:abstractNum>
-  <w:abstractNum w:abstractNumId="36" w15:restartNumberingAfterBreak="0">
+  <w:abstractNum w:abstractNumId="39" w15:restartNumberingAfterBreak="0">
     <w:nsid w:val="26A95B53"/>
     <w:multiLevelType w:val="multilevel"/>
     <w:tmpl w:val="8E6E75B0"/>
@@ -29342,7 +31087,7 @@
       </w:pPr>
     </w:lvl>
   </w:abstractNum>
-  <w:abstractNum w:abstractNumId="37" w15:restartNumberingAfterBreak="0">
+  <w:abstractNum w:abstractNumId="40" w15:restartNumberingAfterBreak="0">
     <w:nsid w:val="27D37713"/>
     <w:multiLevelType w:val="hybridMultilevel"/>
     <w:tmpl w:val="DCFC50E8"/>
@@ -29455,7 +31200,7 @@
       </w:rPr>
     </w:lvl>
   </w:abstractNum>
-  <w:abstractNum w:abstractNumId="38" w15:restartNumberingAfterBreak="0">
+  <w:abstractNum w:abstractNumId="41" w15:restartNumberingAfterBreak="0">
     <w:nsid w:val="298F11E7"/>
     <w:multiLevelType w:val="hybridMultilevel"/>
     <w:tmpl w:val="1108B76C"/>
@@ -29567,7 +31312,7 @@
       </w:rPr>
     </w:lvl>
   </w:abstractNum>
-  <w:abstractNum w:abstractNumId="39" w15:restartNumberingAfterBreak="0">
+  <w:abstractNum w:abstractNumId="42" w15:restartNumberingAfterBreak="0">
     <w:nsid w:val="29B23F98"/>
     <w:multiLevelType w:val="hybridMultilevel"/>
     <w:tmpl w:val="DF880AF0"/>
@@ -29680,7 +31425,7 @@
       </w:rPr>
     </w:lvl>
   </w:abstractNum>
-  <w:abstractNum w:abstractNumId="40" w15:restartNumberingAfterBreak="0">
+  <w:abstractNum w:abstractNumId="43" w15:restartNumberingAfterBreak="0">
     <w:nsid w:val="2A535D37"/>
     <w:multiLevelType w:val="hybridMultilevel"/>
     <w:tmpl w:val="7FECFCC0"/>
@@ -29792,7 +31537,7 @@
       </w:rPr>
     </w:lvl>
   </w:abstractNum>
-  <w:abstractNum w:abstractNumId="41" w15:restartNumberingAfterBreak="0">
+  <w:abstractNum w:abstractNumId="44" w15:restartNumberingAfterBreak="0">
     <w:nsid w:val="2AFF4127"/>
     <w:multiLevelType w:val="multilevel"/>
     <w:tmpl w:val="5CF69D86"/>
@@ -29941,7 +31686,7 @@
       </w:rPr>
     </w:lvl>
   </w:abstractNum>
-  <w:abstractNum w:abstractNumId="42" w15:restartNumberingAfterBreak="0">
+  <w:abstractNum w:abstractNumId="45" w15:restartNumberingAfterBreak="0">
     <w:nsid w:val="2B087E4A"/>
     <w:multiLevelType w:val="hybridMultilevel"/>
     <w:tmpl w:val="5BA2AE44"/>
@@ -30054,7 +31799,7 @@
       </w:rPr>
     </w:lvl>
   </w:abstractNum>
-  <w:abstractNum w:abstractNumId="43" w15:restartNumberingAfterBreak="0">
+  <w:abstractNum w:abstractNumId="46" w15:restartNumberingAfterBreak="0">
     <w:nsid w:val="2B687FD7"/>
     <w:multiLevelType w:val="multilevel"/>
     <w:tmpl w:val="4D4478B0"/>
@@ -30203,7 +31948,7 @@
       </w:rPr>
     </w:lvl>
   </w:abstractNum>
-  <w:abstractNum w:abstractNumId="44" w15:restartNumberingAfterBreak="0">
+  <w:abstractNum w:abstractNumId="47" w15:restartNumberingAfterBreak="0">
     <w:nsid w:val="2CBB2E60"/>
     <w:multiLevelType w:val="hybridMultilevel"/>
     <w:tmpl w:val="B20AB142"/>
@@ -30315,7 +32060,7 @@
       </w:rPr>
     </w:lvl>
   </w:abstractNum>
-  <w:abstractNum w:abstractNumId="45" w15:restartNumberingAfterBreak="0">
+  <w:abstractNum w:abstractNumId="48" w15:restartNumberingAfterBreak="0">
     <w:nsid w:val="2D682597"/>
     <w:multiLevelType w:val="hybridMultilevel"/>
     <w:tmpl w:val="8AEE5F66"/>
@@ -30427,7 +32172,7 @@
       </w:rPr>
     </w:lvl>
   </w:abstractNum>
-  <w:abstractNum w:abstractNumId="46" w15:restartNumberingAfterBreak="0">
+  <w:abstractNum w:abstractNumId="49" w15:restartNumberingAfterBreak="0">
     <w:nsid w:val="2E82781B"/>
     <w:multiLevelType w:val="multilevel"/>
     <w:tmpl w:val="F360605E"/>
@@ -30576,7 +32321,7 @@
       </w:rPr>
     </w:lvl>
   </w:abstractNum>
-  <w:abstractNum w:abstractNumId="47" w15:restartNumberingAfterBreak="0">
+  <w:abstractNum w:abstractNumId="50" w15:restartNumberingAfterBreak="0">
     <w:nsid w:val="2EBC15C4"/>
     <w:multiLevelType w:val="multilevel"/>
     <w:tmpl w:val="881CFCCC"/>
@@ -30725,7 +32470,7 @@
       </w:rPr>
     </w:lvl>
   </w:abstractNum>
-  <w:abstractNum w:abstractNumId="48" w15:restartNumberingAfterBreak="0">
+  <w:abstractNum w:abstractNumId="51" w15:restartNumberingAfterBreak="0">
     <w:nsid w:val="2F0D491F"/>
     <w:multiLevelType w:val="hybridMultilevel"/>
     <w:tmpl w:val="D7D0F52A"/>
@@ -30838,7 +32583,7 @@
       </w:rPr>
     </w:lvl>
   </w:abstractNum>
-  <w:abstractNum w:abstractNumId="49" w15:restartNumberingAfterBreak="0">
+  <w:abstractNum w:abstractNumId="52" w15:restartNumberingAfterBreak="0">
     <w:nsid w:val="309C07EC"/>
     <w:multiLevelType w:val="hybridMultilevel"/>
     <w:tmpl w:val="43E654DC"/>
@@ -30951,7 +32696,7 @@
       </w:rPr>
     </w:lvl>
   </w:abstractNum>
-  <w:abstractNum w:abstractNumId="50" w15:restartNumberingAfterBreak="0">
+  <w:abstractNum w:abstractNumId="53" w15:restartNumberingAfterBreak="0">
     <w:nsid w:val="3122254E"/>
     <w:multiLevelType w:val="multilevel"/>
     <w:tmpl w:val="B470B2CA"/>
@@ -31100,7 +32845,7 @@
       </w:rPr>
     </w:lvl>
   </w:abstractNum>
-  <w:abstractNum w:abstractNumId="51" w15:restartNumberingAfterBreak="0">
+  <w:abstractNum w:abstractNumId="54" w15:restartNumberingAfterBreak="0">
     <w:nsid w:val="31D20FF2"/>
     <w:multiLevelType w:val="hybridMultilevel"/>
     <w:tmpl w:val="EA3CB86A"/>
@@ -31212,7 +32957,7 @@
       </w:rPr>
     </w:lvl>
   </w:abstractNum>
-  <w:abstractNum w:abstractNumId="52" w15:restartNumberingAfterBreak="0">
+  <w:abstractNum w:abstractNumId="55" w15:restartNumberingAfterBreak="0">
     <w:nsid w:val="344A2B21"/>
     <w:multiLevelType w:val="multilevel"/>
     <w:tmpl w:val="98D218B4"/>
@@ -31361,7 +33106,7 @@
       </w:rPr>
     </w:lvl>
   </w:abstractNum>
-  <w:abstractNum w:abstractNumId="53" w15:restartNumberingAfterBreak="0">
+  <w:abstractNum w:abstractNumId="56" w15:restartNumberingAfterBreak="0">
     <w:nsid w:val="34E20BF5"/>
     <w:multiLevelType w:val="multilevel"/>
     <w:tmpl w:val="EB129BB0"/>
@@ -31510,7 +33255,7 @@
       </w:rPr>
     </w:lvl>
   </w:abstractNum>
-  <w:abstractNum w:abstractNumId="54" w15:restartNumberingAfterBreak="0">
+  <w:abstractNum w:abstractNumId="57" w15:restartNumberingAfterBreak="0">
     <w:nsid w:val="350F2D66"/>
     <w:multiLevelType w:val="multilevel"/>
     <w:tmpl w:val="B88A184E"/>
@@ -31659,7 +33404,7 @@
       </w:rPr>
     </w:lvl>
   </w:abstractNum>
-  <w:abstractNum w:abstractNumId="55" w15:restartNumberingAfterBreak="0">
+  <w:abstractNum w:abstractNumId="58" w15:restartNumberingAfterBreak="0">
     <w:nsid w:val="35E55AC7"/>
     <w:multiLevelType w:val="hybridMultilevel"/>
     <w:tmpl w:val="BCFCACC6"/>
@@ -31771,7 +33516,7 @@
       </w:rPr>
     </w:lvl>
   </w:abstractNum>
-  <w:abstractNum w:abstractNumId="56" w15:restartNumberingAfterBreak="0">
+  <w:abstractNum w:abstractNumId="59" w15:restartNumberingAfterBreak="0">
     <w:nsid w:val="380E36DB"/>
     <w:multiLevelType w:val="hybridMultilevel"/>
     <w:tmpl w:val="7B3E5C58"/>
@@ -31883,7 +33628,7 @@
       </w:rPr>
     </w:lvl>
   </w:abstractNum>
-  <w:abstractNum w:abstractNumId="57" w15:restartNumberingAfterBreak="0">
+  <w:abstractNum w:abstractNumId="60" w15:restartNumberingAfterBreak="0">
     <w:nsid w:val="38530E13"/>
     <w:multiLevelType w:val="hybridMultilevel"/>
     <w:tmpl w:val="263AC0D6"/>
@@ -31996,7 +33741,7 @@
       </w:rPr>
     </w:lvl>
   </w:abstractNum>
-  <w:abstractNum w:abstractNumId="58" w15:restartNumberingAfterBreak="0">
+  <w:abstractNum w:abstractNumId="61" w15:restartNumberingAfterBreak="0">
     <w:nsid w:val="38623CC4"/>
     <w:multiLevelType w:val="multilevel"/>
     <w:tmpl w:val="CB0C2EF4"/>
@@ -32145,7 +33890,7 @@
       </w:rPr>
     </w:lvl>
   </w:abstractNum>
-  <w:abstractNum w:abstractNumId="59" w15:restartNumberingAfterBreak="0">
+  <w:abstractNum w:abstractNumId="62" w15:restartNumberingAfterBreak="0">
     <w:nsid w:val="39DB4418"/>
     <w:multiLevelType w:val="hybridMultilevel"/>
     <w:tmpl w:val="1C843710"/>
@@ -32257,7 +34002,7 @@
       </w:rPr>
     </w:lvl>
   </w:abstractNum>
-  <w:abstractNum w:abstractNumId="60" w15:restartNumberingAfterBreak="0">
+  <w:abstractNum w:abstractNumId="63" w15:restartNumberingAfterBreak="0">
     <w:nsid w:val="39F93B55"/>
     <w:multiLevelType w:val="multilevel"/>
     <w:tmpl w:val="DC567D38"/>
@@ -32406,7 +34151,7 @@
       </w:rPr>
     </w:lvl>
   </w:abstractNum>
-  <w:abstractNum w:abstractNumId="61" w15:restartNumberingAfterBreak="0">
+  <w:abstractNum w:abstractNumId="64" w15:restartNumberingAfterBreak="0">
     <w:nsid w:val="3A2445DB"/>
     <w:multiLevelType w:val="hybridMultilevel"/>
     <w:tmpl w:val="629C8E56"/>
@@ -32518,7 +34263,7 @@
       </w:rPr>
     </w:lvl>
   </w:abstractNum>
-  <w:abstractNum w:abstractNumId="62" w15:restartNumberingAfterBreak="0">
+  <w:abstractNum w:abstractNumId="65" w15:restartNumberingAfterBreak="0">
     <w:nsid w:val="3A2A15F0"/>
     <w:multiLevelType w:val="multilevel"/>
     <w:tmpl w:val="8EC800BA"/>
@@ -32667,7 +34412,7 @@
       </w:rPr>
     </w:lvl>
   </w:abstractNum>
-  <w:abstractNum w:abstractNumId="63" w15:restartNumberingAfterBreak="0">
+  <w:abstractNum w:abstractNumId="66" w15:restartNumberingAfterBreak="0">
     <w:nsid w:val="3B5B61CA"/>
     <w:multiLevelType w:val="multilevel"/>
     <w:tmpl w:val="83281F28"/>
@@ -32816,7 +34561,7 @@
       </w:rPr>
     </w:lvl>
   </w:abstractNum>
-  <w:abstractNum w:abstractNumId="64" w15:restartNumberingAfterBreak="0">
+  <w:abstractNum w:abstractNumId="67" w15:restartNumberingAfterBreak="0">
     <w:nsid w:val="3C6C2C33"/>
     <w:multiLevelType w:val="hybridMultilevel"/>
     <w:tmpl w:val="D8EA41E8"/>
@@ -32928,7 +34673,7 @@
       </w:rPr>
     </w:lvl>
   </w:abstractNum>
-  <w:abstractNum w:abstractNumId="65" w15:restartNumberingAfterBreak="0">
+  <w:abstractNum w:abstractNumId="68" w15:restartNumberingAfterBreak="0">
     <w:nsid w:val="3E017A65"/>
     <w:multiLevelType w:val="hybridMultilevel"/>
     <w:tmpl w:val="7DC43054"/>
@@ -33040,7 +34785,7 @@
       </w:rPr>
     </w:lvl>
   </w:abstractNum>
-  <w:abstractNum w:abstractNumId="66" w15:restartNumberingAfterBreak="0">
+  <w:abstractNum w:abstractNumId="69" w15:restartNumberingAfterBreak="0">
     <w:nsid w:val="3F2F2766"/>
     <w:multiLevelType w:val="hybridMultilevel"/>
     <w:tmpl w:val="4502E290"/>
@@ -33153,7 +34898,7 @@
       </w:rPr>
     </w:lvl>
   </w:abstractNum>
-  <w:abstractNum w:abstractNumId="67" w15:restartNumberingAfterBreak="0">
+  <w:abstractNum w:abstractNumId="70" w15:restartNumberingAfterBreak="0">
     <w:nsid w:val="3F670876"/>
     <w:multiLevelType w:val="hybridMultilevel"/>
     <w:tmpl w:val="87CAC3F6"/>
@@ -33265,7 +35010,7 @@
       </w:rPr>
     </w:lvl>
   </w:abstractNum>
-  <w:abstractNum w:abstractNumId="68" w15:restartNumberingAfterBreak="0">
+  <w:abstractNum w:abstractNumId="71" w15:restartNumberingAfterBreak="0">
     <w:nsid w:val="3FEE4530"/>
     <w:multiLevelType w:val="hybridMultilevel"/>
     <w:tmpl w:val="EFB48A48"/>
@@ -33378,7 +35123,7 @@
       </w:rPr>
     </w:lvl>
   </w:abstractNum>
-  <w:abstractNum w:abstractNumId="69" w15:restartNumberingAfterBreak="0">
+  <w:abstractNum w:abstractNumId="72" w15:restartNumberingAfterBreak="0">
     <w:nsid w:val="41562F53"/>
     <w:multiLevelType w:val="multilevel"/>
     <w:tmpl w:val="8FA65326"/>
@@ -33527,7 +35272,7 @@
       </w:rPr>
     </w:lvl>
   </w:abstractNum>
-  <w:abstractNum w:abstractNumId="70" w15:restartNumberingAfterBreak="0">
+  <w:abstractNum w:abstractNumId="73" w15:restartNumberingAfterBreak="0">
     <w:nsid w:val="417D0AB1"/>
     <w:multiLevelType w:val="multilevel"/>
     <w:tmpl w:val="C83643F8"/>
@@ -33676,7 +35421,7 @@
       </w:rPr>
     </w:lvl>
   </w:abstractNum>
-  <w:abstractNum w:abstractNumId="71" w15:restartNumberingAfterBreak="0">
+  <w:abstractNum w:abstractNumId="74" w15:restartNumberingAfterBreak="0">
     <w:nsid w:val="42516CF2"/>
     <w:multiLevelType w:val="multilevel"/>
     <w:tmpl w:val="B0706E5A"/>
@@ -33825,7 +35570,7 @@
       </w:rPr>
     </w:lvl>
   </w:abstractNum>
-  <w:abstractNum w:abstractNumId="72" w15:restartNumberingAfterBreak="0">
+  <w:abstractNum w:abstractNumId="75" w15:restartNumberingAfterBreak="0">
     <w:nsid w:val="42545CBC"/>
     <w:multiLevelType w:val="hybridMultilevel"/>
     <w:tmpl w:val="A6D487CC"/>
@@ -33937,7 +35682,7 @@
       </w:rPr>
     </w:lvl>
   </w:abstractNum>
-  <w:abstractNum w:abstractNumId="73" w15:restartNumberingAfterBreak="0">
+  <w:abstractNum w:abstractNumId="76" w15:restartNumberingAfterBreak="0">
     <w:nsid w:val="444A7F9A"/>
     <w:multiLevelType w:val="hybridMultilevel"/>
     <w:tmpl w:val="FC3C1540"/>
@@ -34049,7 +35794,7 @@
       </w:rPr>
     </w:lvl>
   </w:abstractNum>
-  <w:abstractNum w:abstractNumId="74" w15:restartNumberingAfterBreak="0">
+  <w:abstractNum w:abstractNumId="77" w15:restartNumberingAfterBreak="0">
     <w:nsid w:val="445D654F"/>
     <w:multiLevelType w:val="hybridMultilevel"/>
     <w:tmpl w:val="C8920D36"/>
@@ -34162,7 +35907,7 @@
       </w:rPr>
     </w:lvl>
   </w:abstractNum>
-  <w:abstractNum w:abstractNumId="75" w15:restartNumberingAfterBreak="0">
+  <w:abstractNum w:abstractNumId="78" w15:restartNumberingAfterBreak="0">
     <w:nsid w:val="451619A4"/>
     <w:multiLevelType w:val="hybridMultilevel"/>
     <w:tmpl w:val="D3B8B1B0"/>
@@ -34274,7 +36019,7 @@
       </w:rPr>
     </w:lvl>
   </w:abstractNum>
-  <w:abstractNum w:abstractNumId="76" w15:restartNumberingAfterBreak="0">
+  <w:abstractNum w:abstractNumId="79" w15:restartNumberingAfterBreak="0">
     <w:nsid w:val="45867B90"/>
     <w:multiLevelType w:val="hybridMultilevel"/>
     <w:tmpl w:val="47BA1232"/>
@@ -34386,7 +36131,7 @@
       </w:rPr>
     </w:lvl>
   </w:abstractNum>
-  <w:abstractNum w:abstractNumId="77" w15:restartNumberingAfterBreak="0">
+  <w:abstractNum w:abstractNumId="80" w15:restartNumberingAfterBreak="0">
     <w:nsid w:val="45906D68"/>
     <w:multiLevelType w:val="multilevel"/>
     <w:tmpl w:val="D7184B2A"/>
@@ -34535,7 +36280,7 @@
       </w:rPr>
     </w:lvl>
   </w:abstractNum>
-  <w:abstractNum w:abstractNumId="78" w15:restartNumberingAfterBreak="0">
+  <w:abstractNum w:abstractNumId="81" w15:restartNumberingAfterBreak="0">
     <w:nsid w:val="460A25AE"/>
     <w:multiLevelType w:val="multilevel"/>
     <w:tmpl w:val="61C8A5C8"/>
@@ -34684,7 +36429,7 @@
       </w:rPr>
     </w:lvl>
   </w:abstractNum>
-  <w:abstractNum w:abstractNumId="79" w15:restartNumberingAfterBreak="0">
+  <w:abstractNum w:abstractNumId="82" w15:restartNumberingAfterBreak="0">
     <w:nsid w:val="470C54C3"/>
     <w:multiLevelType w:val="hybridMultilevel"/>
     <w:tmpl w:val="0A827D10"/>
@@ -34797,7 +36542,7 @@
       </w:rPr>
     </w:lvl>
   </w:abstractNum>
-  <w:abstractNum w:abstractNumId="80" w15:restartNumberingAfterBreak="0">
+  <w:abstractNum w:abstractNumId="83" w15:restartNumberingAfterBreak="0">
     <w:nsid w:val="48691879"/>
     <w:multiLevelType w:val="multilevel"/>
     <w:tmpl w:val="24FA03BA"/>
@@ -34946,7 +36691,7 @@
       </w:rPr>
     </w:lvl>
   </w:abstractNum>
-  <w:abstractNum w:abstractNumId="81" w15:restartNumberingAfterBreak="0">
+  <w:abstractNum w:abstractNumId="84" w15:restartNumberingAfterBreak="0">
     <w:nsid w:val="4A136C87"/>
     <w:multiLevelType w:val="hybridMultilevel"/>
     <w:tmpl w:val="78608C6C"/>
@@ -35058,7 +36803,7 @@
       </w:rPr>
     </w:lvl>
   </w:abstractNum>
-  <w:abstractNum w:abstractNumId="82" w15:restartNumberingAfterBreak="0">
+  <w:abstractNum w:abstractNumId="85" w15:restartNumberingAfterBreak="0">
     <w:nsid w:val="4A236E9D"/>
     <w:multiLevelType w:val="hybridMultilevel"/>
     <w:tmpl w:val="9F9812D0"/>
@@ -35170,7 +36915,7 @@
       </w:rPr>
     </w:lvl>
   </w:abstractNum>
-  <w:abstractNum w:abstractNumId="83" w15:restartNumberingAfterBreak="0">
+  <w:abstractNum w:abstractNumId="86" w15:restartNumberingAfterBreak="0">
     <w:nsid w:val="4A5F55A9"/>
     <w:multiLevelType w:val="hybridMultilevel"/>
     <w:tmpl w:val="0D3AC080"/>
@@ -35282,7 +37027,7 @@
       </w:rPr>
     </w:lvl>
   </w:abstractNum>
-  <w:abstractNum w:abstractNumId="84" w15:restartNumberingAfterBreak="0">
+  <w:abstractNum w:abstractNumId="87" w15:restartNumberingAfterBreak="0">
     <w:nsid w:val="4A753E2F"/>
     <w:multiLevelType w:val="multilevel"/>
     <w:tmpl w:val="AABC8488"/>
@@ -35431,7 +37176,124 @@
       </w:rPr>
     </w:lvl>
   </w:abstractNum>
-  <w:abstractNum w:abstractNumId="85" w15:restartNumberingAfterBreak="0">
+  <w:abstractNum w:abstractNumId="88" w15:restartNumberingAfterBreak="0">
+    <w:nsid w:val="4A945CB1"/>
+    <w:multiLevelType w:val="multilevel"/>
+    <w:tmpl w:val="8D92B19C"/>
+    <w:lvl w:ilvl="0">
+      <w:start w:val="1"/>
+      <w:numFmt w:val="decimal"/>
+      <w:lvlText w:val="%1."/>
+      <w:lvlJc w:val="left"/>
+      <w:pPr>
+        <w:tabs>
+          <w:tab w:val="num" w:pos="720"/>
+        </w:tabs>
+        <w:ind w:left="720" w:hanging="360"/>
+      </w:pPr>
+    </w:lvl>
+    <w:lvl w:ilvl="1">
+      <w:start w:val="1"/>
+      <w:numFmt w:val="bullet"/>
+      <w:lvlText w:val="o"/>
+      <w:lvlJc w:val="left"/>
+      <w:pPr>
+        <w:tabs>
+          <w:tab w:val="num" w:pos="1440"/>
+        </w:tabs>
+        <w:ind w:left="1440" w:hanging="360"/>
+      </w:pPr>
+      <w:rPr>
+        <w:rFonts w:ascii="Courier New" w:hAnsi="Courier New" w:hint="default"/>
+        <w:sz w:val="20"/>
+      </w:rPr>
+    </w:lvl>
+    <w:lvl w:ilvl="2" w:tentative="1">
+      <w:start w:val="1"/>
+      <w:numFmt w:val="decimal"/>
+      <w:lvlText w:val="%3."/>
+      <w:lvlJc w:val="left"/>
+      <w:pPr>
+        <w:tabs>
+          <w:tab w:val="num" w:pos="2160"/>
+        </w:tabs>
+        <w:ind w:left="2160" w:hanging="360"/>
+      </w:pPr>
+    </w:lvl>
+    <w:lvl w:ilvl="3" w:tentative="1">
+      <w:start w:val="1"/>
+      <w:numFmt w:val="decimal"/>
+      <w:lvlText w:val="%4."/>
+      <w:lvlJc w:val="left"/>
+      <w:pPr>
+        <w:tabs>
+          <w:tab w:val="num" w:pos="2880"/>
+        </w:tabs>
+        <w:ind w:left="2880" w:hanging="360"/>
+      </w:pPr>
+    </w:lvl>
+    <w:lvl w:ilvl="4" w:tentative="1">
+      <w:start w:val="1"/>
+      <w:numFmt w:val="decimal"/>
+      <w:lvlText w:val="%5."/>
+      <w:lvlJc w:val="left"/>
+      <w:pPr>
+        <w:tabs>
+          <w:tab w:val="num" w:pos="3600"/>
+        </w:tabs>
+        <w:ind w:left="3600" w:hanging="360"/>
+      </w:pPr>
+    </w:lvl>
+    <w:lvl w:ilvl="5" w:tentative="1">
+      <w:start w:val="1"/>
+      <w:numFmt w:val="decimal"/>
+      <w:lvlText w:val="%6."/>
+      <w:lvlJc w:val="left"/>
+      <w:pPr>
+        <w:tabs>
+          <w:tab w:val="num" w:pos="4320"/>
+        </w:tabs>
+        <w:ind w:left="4320" w:hanging="360"/>
+      </w:pPr>
+    </w:lvl>
+    <w:lvl w:ilvl="6" w:tentative="1">
+      <w:start w:val="1"/>
+      <w:numFmt w:val="decimal"/>
+      <w:lvlText w:val="%7."/>
+      <w:lvlJc w:val="left"/>
+      <w:pPr>
+        <w:tabs>
+          <w:tab w:val="num" w:pos="5040"/>
+        </w:tabs>
+        <w:ind w:left="5040" w:hanging="360"/>
+      </w:pPr>
+    </w:lvl>
+    <w:lvl w:ilvl="7" w:tentative="1">
+      <w:start w:val="1"/>
+      <w:numFmt w:val="decimal"/>
+      <w:lvlText w:val="%8."/>
+      <w:lvlJc w:val="left"/>
+      <w:pPr>
+        <w:tabs>
+          <w:tab w:val="num" w:pos="5760"/>
+        </w:tabs>
+        <w:ind w:left="5760" w:hanging="360"/>
+      </w:pPr>
+    </w:lvl>
+    <w:lvl w:ilvl="8" w:tentative="1">
+      <w:start w:val="1"/>
+      <w:numFmt w:val="decimal"/>
+      <w:lvlText w:val="%9."/>
+      <w:lvlJc w:val="left"/>
+      <w:pPr>
+        <w:tabs>
+          <w:tab w:val="num" w:pos="6480"/>
+        </w:tabs>
+        <w:ind w:left="6480" w:hanging="360"/>
+      </w:pPr>
+    </w:lvl>
+  </w:abstractNum>
+  <w:abstractNum w:abstractNumId="89" w15:restartNumberingAfterBreak="0">
     <w:nsid w:val="4BB76C74"/>
     <w:multiLevelType w:val="hybridMultilevel"/>
     <w:tmpl w:val="D5303D68"/>
@@ -35543,7 +37405,7 @@
       </w:rPr>
     </w:lvl>
   </w:abstractNum>
-  <w:abstractNum w:abstractNumId="86" w15:restartNumberingAfterBreak="0">
+  <w:abstractNum w:abstractNumId="90" w15:restartNumberingAfterBreak="0">
     <w:nsid w:val="4DA617C0"/>
     <w:multiLevelType w:val="hybridMultilevel"/>
     <w:tmpl w:val="CBB6B620"/>
@@ -35655,7 +37517,7 @@
       </w:rPr>
     </w:lvl>
   </w:abstractNum>
-  <w:abstractNum w:abstractNumId="87" w15:restartNumberingAfterBreak="0">
+  <w:abstractNum w:abstractNumId="91" w15:restartNumberingAfterBreak="0">
     <w:nsid w:val="4E3A3B25"/>
     <w:multiLevelType w:val="hybridMultilevel"/>
     <w:tmpl w:val="99AA89AC"/>
@@ -35767,7 +37629,7 @@
       </w:rPr>
     </w:lvl>
   </w:abstractNum>
-  <w:abstractNum w:abstractNumId="88" w15:restartNumberingAfterBreak="0">
+  <w:abstractNum w:abstractNumId="92" w15:restartNumberingAfterBreak="0">
     <w:nsid w:val="4F2C133C"/>
     <w:multiLevelType w:val="multilevel"/>
     <w:tmpl w:val="25603220"/>
@@ -35916,7 +37778,7 @@
       </w:rPr>
     </w:lvl>
   </w:abstractNum>
-  <w:abstractNum w:abstractNumId="89" w15:restartNumberingAfterBreak="0">
+  <w:abstractNum w:abstractNumId="93" w15:restartNumberingAfterBreak="0">
     <w:nsid w:val="50256ADE"/>
     <w:multiLevelType w:val="hybridMultilevel"/>
     <w:tmpl w:val="0818EA64"/>
@@ -36028,7 +37890,7 @@
       </w:rPr>
     </w:lvl>
   </w:abstractNum>
-  <w:abstractNum w:abstractNumId="90" w15:restartNumberingAfterBreak="0">
+  <w:abstractNum w:abstractNumId="94" w15:restartNumberingAfterBreak="0">
     <w:nsid w:val="5079065A"/>
     <w:multiLevelType w:val="multilevel"/>
     <w:tmpl w:val="D6A2BC4E"/>
@@ -36177,7 +38039,7 @@
       </w:rPr>
     </w:lvl>
   </w:abstractNum>
-  <w:abstractNum w:abstractNumId="91" w15:restartNumberingAfterBreak="0">
+  <w:abstractNum w:abstractNumId="95" w15:restartNumberingAfterBreak="0">
     <w:nsid w:val="50BB6A1A"/>
     <w:multiLevelType w:val="multilevel"/>
     <w:tmpl w:val="51DE0E7E"/>
@@ -36326,7 +38188,7 @@
       </w:rPr>
     </w:lvl>
   </w:abstractNum>
-  <w:abstractNum w:abstractNumId="92" w15:restartNumberingAfterBreak="0">
+  <w:abstractNum w:abstractNumId="96" w15:restartNumberingAfterBreak="0">
     <w:nsid w:val="51713097"/>
     <w:multiLevelType w:val="multilevel"/>
     <w:tmpl w:val="AB2C4482"/>
@@ -36475,7 +38337,7 @@
       </w:rPr>
     </w:lvl>
   </w:abstractNum>
-  <w:abstractNum w:abstractNumId="93" w15:restartNumberingAfterBreak="0">
+  <w:abstractNum w:abstractNumId="97" w15:restartNumberingAfterBreak="0">
     <w:nsid w:val="51975149"/>
     <w:multiLevelType w:val="hybridMultilevel"/>
     <w:tmpl w:val="2EF4D1CA"/>
@@ -36588,7 +38450,7 @@
       </w:rPr>
     </w:lvl>
   </w:abstractNum>
-  <w:abstractNum w:abstractNumId="94" w15:restartNumberingAfterBreak="0">
+  <w:abstractNum w:abstractNumId="98" w15:restartNumberingAfterBreak="0">
     <w:nsid w:val="522764ED"/>
     <w:multiLevelType w:val="hybridMultilevel"/>
     <w:tmpl w:val="DAFA377A"/>
@@ -36677,7 +38539,7 @@
       </w:pPr>
     </w:lvl>
   </w:abstractNum>
-  <w:abstractNum w:abstractNumId="95" w15:restartNumberingAfterBreak="0">
+  <w:abstractNum w:abstractNumId="99" w15:restartNumberingAfterBreak="0">
     <w:nsid w:val="53FB0753"/>
     <w:multiLevelType w:val="hybridMultilevel"/>
     <w:tmpl w:val="36C23286"/>
@@ -36789,7 +38651,7 @@
       </w:rPr>
     </w:lvl>
   </w:abstractNum>
-  <w:abstractNum w:abstractNumId="96" w15:restartNumberingAfterBreak="0">
+  <w:abstractNum w:abstractNumId="100" w15:restartNumberingAfterBreak="0">
     <w:nsid w:val="54417D81"/>
     <w:multiLevelType w:val="multilevel"/>
     <w:tmpl w:val="340ADC2A"/>
@@ -36938,7 +38800,7 @@
       </w:rPr>
     </w:lvl>
   </w:abstractNum>
-  <w:abstractNum w:abstractNumId="97" w15:restartNumberingAfterBreak="0">
+  <w:abstractNum w:abstractNumId="101" w15:restartNumberingAfterBreak="0">
     <w:nsid w:val="54CD7F04"/>
     <w:multiLevelType w:val="multilevel"/>
     <w:tmpl w:val="020E20BE"/>
@@ -37051,7 +38913,156 @@
       </w:pPr>
     </w:lvl>
   </w:abstractNum>
-  <w:abstractNum w:abstractNumId="98" w15:restartNumberingAfterBreak="0">
+  <w:abstractNum w:abstractNumId="102" w15:restartNumberingAfterBreak="0">
+    <w:nsid w:val="56611736"/>
+    <w:multiLevelType w:val="multilevel"/>
+    <w:tmpl w:val="43769628"/>
+    <w:lvl w:ilvl="0">
+      <w:start w:val="1"/>
+      <w:numFmt w:val="bullet"/>
+      <w:lvlText w:val=""/>
+      <w:lvlJc w:val="left"/>
+      <w:pPr>
+        <w:tabs>
+          <w:tab w:val="num" w:pos="720"/>
+        </w:tabs>
+        <w:ind w:left="720" w:hanging="360"/>
+      </w:pPr>
+      <w:rPr>
+        <w:rFonts w:ascii="Symbol" w:hAnsi="Symbol" w:hint="default"/>
+        <w:sz w:val="20"/>
+      </w:rPr>
+    </w:lvl>
+    <w:lvl w:ilvl="1" w:tentative="1">
+      <w:start w:val="1"/>
+      <w:numFmt w:val="bullet"/>
+      <w:lvlText w:val="o"/>
+      <w:lvlJc w:val="left"/>
+      <w:pPr>
+        <w:tabs>
+          <w:tab w:val="num" w:pos="1440"/>
+        </w:tabs>
+        <w:ind w:left="1440" w:hanging="360"/>
+      </w:pPr>
+      <w:rPr>
+        <w:rFonts w:ascii="Courier New" w:hAnsi="Courier New" w:hint="default"/>
+        <w:sz w:val="20"/>
+      </w:rPr>
+    </w:lvl>
+    <w:lvl w:ilvl="2" w:tentative="1">
+      <w:start w:val="1"/>
+      <w:numFmt w:val="bullet"/>
+      <w:lvlText w:val=""/>
+      <w:lvlJc w:val="left"/>
+      <w:pPr>
+        <w:tabs>
+          <w:tab w:val="num" w:pos="2160"/>
+        </w:tabs>
+        <w:ind w:left="2160" w:hanging="360"/>
+      </w:pPr>
+      <w:rPr>
+        <w:rFonts w:ascii="Wingdings" w:hAnsi="Wingdings" w:hint="default"/>
+        <w:sz w:val="20"/>
+      </w:rPr>
+    </w:lvl>
+    <w:lvl w:ilvl="3" w:tentative="1">
+      <w:start w:val="1"/>
+      <w:numFmt w:val="bullet"/>
+      <w:lvlText w:val=""/>
+      <w:lvlJc w:val="left"/>
+      <w:pPr>
+        <w:tabs>
+          <w:tab w:val="num" w:pos="2880"/>
+        </w:tabs>
+        <w:ind w:left="2880" w:hanging="360"/>
+      </w:pPr>
+      <w:rPr>
+        <w:rFonts w:ascii="Wingdings" w:hAnsi="Wingdings" w:hint="default"/>
+        <w:sz w:val="20"/>
+      </w:rPr>
+    </w:lvl>
+    <w:lvl w:ilvl="4" w:tentative="1">
+      <w:start w:val="1"/>
+      <w:numFmt w:val="bullet"/>
+      <w:lvlText w:val=""/>
+      <w:lvlJc w:val="left"/>
+      <w:pPr>
+        <w:tabs>
+          <w:tab w:val="num" w:pos="3600"/>
+        </w:tabs>
+        <w:ind w:left="3600" w:hanging="360"/>
+      </w:pPr>
+      <w:rPr>
+        <w:rFonts w:ascii="Wingdings" w:hAnsi="Wingdings" w:hint="default"/>
+        <w:sz w:val="20"/>
+      </w:rPr>
+    </w:lvl>
+    <w:lvl w:ilvl="5" w:tentative="1">
+      <w:start w:val="1"/>
+      <w:numFmt w:val="bullet"/>
+      <w:lvlText w:val=""/>
+      <w:lvlJc w:val="left"/>
+      <w:pPr>
+        <w:tabs>
+          <w:tab w:val="num" w:pos="4320"/>
+        </w:tabs>
+        <w:ind w:left="4320" w:hanging="360"/>
+      </w:pPr>
+      <w:rPr>
+        <w:rFonts w:ascii="Wingdings" w:hAnsi="Wingdings" w:hint="default"/>
+        <w:sz w:val="20"/>
+      </w:rPr>
+    </w:lvl>
+    <w:lvl w:ilvl="6" w:tentative="1">
+      <w:start w:val="1"/>
+      <w:numFmt w:val="bullet"/>
+      <w:lvlText w:val=""/>
+      <w:lvlJc w:val="left"/>
+      <w:pPr>
+        <w:tabs>
+          <w:tab w:val="num" w:pos="5040"/>
+        </w:tabs>
+        <w:ind w:left="5040" w:hanging="360"/>
+      </w:pPr>
+      <w:rPr>
+        <w:rFonts w:ascii="Wingdings" w:hAnsi="Wingdings" w:hint="default"/>
+        <w:sz w:val="20"/>
+      </w:rPr>
+    </w:lvl>
+    <w:lvl w:ilvl="7" w:tentative="1">
+      <w:start w:val="1"/>
+      <w:numFmt w:val="bullet"/>
+      <w:lvlText w:val=""/>
+      <w:lvlJc w:val="left"/>
+      <w:pPr>
+        <w:tabs>
+          <w:tab w:val="num" w:pos="5760"/>
+        </w:tabs>
+        <w:ind w:left="5760" w:hanging="360"/>
+      </w:pPr>
+      <w:rPr>
+        <w:rFonts w:ascii="Wingdings" w:hAnsi="Wingdings" w:hint="default"/>
+        <w:sz w:val="20"/>
+      </w:rPr>
+    </w:lvl>
+    <w:lvl w:ilvl="8" w:tentative="1">
+      <w:start w:val="1"/>
+      <w:numFmt w:val="bullet"/>
+      <w:lvlText w:val=""/>
+      <w:lvlJc w:val="left"/>
+      <w:pPr>
+        <w:tabs>
+          <w:tab w:val="num" w:pos="6480"/>
+        </w:tabs>
+        <w:ind w:left="6480" w:hanging="360"/>
+      </w:pPr>
+      <w:rPr>
+        <w:rFonts w:ascii="Wingdings" w:hAnsi="Wingdings" w:hint="default"/>
+        <w:sz w:val="20"/>
+      </w:rPr>
+    </w:lvl>
+  </w:abstractNum>
+  <w:abstractNum w:abstractNumId="103" w15:restartNumberingAfterBreak="0">
     <w:nsid w:val="56A967D5"/>
     <w:multiLevelType w:val="hybridMultilevel"/>
     <w:tmpl w:val="4AD2C76C"/>
@@ -37163,7 +39174,156 @@
       </w:rPr>
     </w:lvl>
   </w:abstractNum>
-  <w:abstractNum w:abstractNumId="99" w15:restartNumberingAfterBreak="0">
+  <w:abstractNum w:abstractNumId="104" w15:restartNumberingAfterBreak="0">
+    <w:nsid w:val="572E4086"/>
+    <w:multiLevelType w:val="multilevel"/>
+    <w:tmpl w:val="45AEA662"/>
+    <w:lvl w:ilvl="0">
+      <w:start w:val="1"/>
+      <w:numFmt w:val="bullet"/>
+      <w:lvlText w:val=""/>
+      <w:lvlJc w:val="left"/>
+      <w:pPr>
+        <w:tabs>
+          <w:tab w:val="num" w:pos="720"/>
+        </w:tabs>
+        <w:ind w:left="720" w:hanging="360"/>
+      </w:pPr>
+      <w:rPr>
+        <w:rFonts w:ascii="Symbol" w:hAnsi="Symbol" w:hint="default"/>
+        <w:sz w:val="20"/>
+      </w:rPr>
+    </w:lvl>
+    <w:lvl w:ilvl="1" w:tentative="1">
+      <w:start w:val="1"/>
+      <w:numFmt w:val="bullet"/>
+      <w:lvlText w:val="o"/>
+      <w:lvlJc w:val="left"/>
+      <w:pPr>
+        <w:tabs>
+          <w:tab w:val="num" w:pos="1440"/>
+        </w:tabs>
+        <w:ind w:left="1440" w:hanging="360"/>
+      </w:pPr>
+      <w:rPr>
+        <w:rFonts w:ascii="Courier New" w:hAnsi="Courier New" w:hint="default"/>
+        <w:sz w:val="20"/>
+      </w:rPr>
+    </w:lvl>
+    <w:lvl w:ilvl="2" w:tentative="1">
+      <w:start w:val="1"/>
+      <w:numFmt w:val="bullet"/>
+      <w:lvlText w:val=""/>
+      <w:lvlJc w:val="left"/>
+      <w:pPr>
+        <w:tabs>
+          <w:tab w:val="num" w:pos="2160"/>
+        </w:tabs>
+        <w:ind w:left="2160" w:hanging="360"/>
+      </w:pPr>
+      <w:rPr>
+        <w:rFonts w:ascii="Wingdings" w:hAnsi="Wingdings" w:hint="default"/>
+        <w:sz w:val="20"/>
+      </w:rPr>
+    </w:lvl>
+    <w:lvl w:ilvl="3" w:tentative="1">
+      <w:start w:val="1"/>
+      <w:numFmt w:val="bullet"/>
+      <w:lvlText w:val=""/>
+      <w:lvlJc w:val="left"/>
+      <w:pPr>
+        <w:tabs>
+          <w:tab w:val="num" w:pos="2880"/>
+        </w:tabs>
+        <w:ind w:left="2880" w:hanging="360"/>
+      </w:pPr>
+      <w:rPr>
+        <w:rFonts w:ascii="Wingdings" w:hAnsi="Wingdings" w:hint="default"/>
+        <w:sz w:val="20"/>
+      </w:rPr>
+    </w:lvl>
+    <w:lvl w:ilvl="4" w:tentative="1">
+      <w:start w:val="1"/>
+      <w:numFmt w:val="bullet"/>
+      <w:lvlText w:val=""/>
+      <w:lvlJc w:val="left"/>
+      <w:pPr>
+        <w:tabs>
+          <w:tab w:val="num" w:pos="3600"/>
+        </w:tabs>
+        <w:ind w:left="3600" w:hanging="360"/>
+      </w:pPr>
+      <w:rPr>
+        <w:rFonts w:ascii="Wingdings" w:hAnsi="Wingdings" w:hint="default"/>
+        <w:sz w:val="20"/>
+      </w:rPr>
+    </w:lvl>
+    <w:lvl w:ilvl="5" w:tentative="1">
+      <w:start w:val="1"/>
+      <w:numFmt w:val="bullet"/>
+      <w:lvlText w:val=""/>
+      <w:lvlJc w:val="left"/>
+      <w:pPr>
+        <w:tabs>
+          <w:tab w:val="num" w:pos="4320"/>
+        </w:tabs>
+        <w:ind w:left="4320" w:hanging="360"/>
+      </w:pPr>
+      <w:rPr>
+        <w:rFonts w:ascii="Wingdings" w:hAnsi="Wingdings" w:hint="default"/>
+        <w:sz w:val="20"/>
+      </w:rPr>
+    </w:lvl>
+    <w:lvl w:ilvl="6" w:tentative="1">
+      <w:start w:val="1"/>
+      <w:numFmt w:val="bullet"/>
+      <w:lvlText w:val=""/>
+      <w:lvlJc w:val="left"/>
+      <w:pPr>
+        <w:tabs>
+          <w:tab w:val="num" w:pos="5040"/>
+        </w:tabs>
+        <w:ind w:left="5040" w:hanging="360"/>
+      </w:pPr>
+      <w:rPr>
+        <w:rFonts w:ascii="Wingdings" w:hAnsi="Wingdings" w:hint="default"/>
+        <w:sz w:val="20"/>
+      </w:rPr>
+    </w:lvl>
+    <w:lvl w:ilvl="7" w:tentative="1">
+      <w:start w:val="1"/>
+      <w:numFmt w:val="bullet"/>
+      <w:lvlText w:val=""/>
+      <w:lvlJc w:val="left"/>
+      <w:pPr>
+        <w:tabs>
+          <w:tab w:val="num" w:pos="5760"/>
+        </w:tabs>
+        <w:ind w:left="5760" w:hanging="360"/>
+      </w:pPr>
+      <w:rPr>
+        <w:rFonts w:ascii="Wingdings" w:hAnsi="Wingdings" w:hint="default"/>
+        <w:sz w:val="20"/>
+      </w:rPr>
+    </w:lvl>
+    <w:lvl w:ilvl="8" w:tentative="1">
+      <w:start w:val="1"/>
+      <w:numFmt w:val="bullet"/>
+      <w:lvlText w:val=""/>
+      <w:lvlJc w:val="left"/>
+      <w:pPr>
+        <w:tabs>
+          <w:tab w:val="num" w:pos="6480"/>
+        </w:tabs>
+        <w:ind w:left="6480" w:hanging="360"/>
+      </w:pPr>
+      <w:rPr>
+        <w:rFonts w:ascii="Wingdings" w:hAnsi="Wingdings" w:hint="default"/>
+        <w:sz w:val="20"/>
+      </w:rPr>
+    </w:lvl>
+  </w:abstractNum>
+  <w:abstractNum w:abstractNumId="105" w15:restartNumberingAfterBreak="0">
     <w:nsid w:val="578F4A30"/>
     <w:multiLevelType w:val="multilevel"/>
     <w:tmpl w:val="AA3C5686"/>
@@ -37312,7 +39472,7 @@
       </w:rPr>
     </w:lvl>
   </w:abstractNum>
-  <w:abstractNum w:abstractNumId="100" w15:restartNumberingAfterBreak="0">
+  <w:abstractNum w:abstractNumId="106" w15:restartNumberingAfterBreak="0">
     <w:nsid w:val="57F8144A"/>
     <w:multiLevelType w:val="hybridMultilevel"/>
     <w:tmpl w:val="1F8208A2"/>
@@ -37424,7 +39584,7 @@
       </w:rPr>
     </w:lvl>
   </w:abstractNum>
-  <w:abstractNum w:abstractNumId="101" w15:restartNumberingAfterBreak="0">
+  <w:abstractNum w:abstractNumId="107" w15:restartNumberingAfterBreak="0">
     <w:nsid w:val="57FA4B86"/>
     <w:multiLevelType w:val="hybridMultilevel"/>
     <w:tmpl w:val="24E2749A"/>
@@ -37536,7 +39696,7 @@
       </w:rPr>
     </w:lvl>
   </w:abstractNum>
-  <w:abstractNum w:abstractNumId="102" w15:restartNumberingAfterBreak="0">
+  <w:abstractNum w:abstractNumId="108" w15:restartNumberingAfterBreak="0">
     <w:nsid w:val="593E7476"/>
     <w:multiLevelType w:val="multilevel"/>
     <w:tmpl w:val="63A29348"/>
@@ -37685,7 +39845,7 @@
       </w:rPr>
     </w:lvl>
   </w:abstractNum>
-  <w:abstractNum w:abstractNumId="103" w15:restartNumberingAfterBreak="0">
+  <w:abstractNum w:abstractNumId="109" w15:restartNumberingAfterBreak="0">
     <w:nsid w:val="59560313"/>
     <w:multiLevelType w:val="multilevel"/>
     <w:tmpl w:val="5E9A8F6C"/>
@@ -37834,7 +39994,7 @@
       </w:rPr>
     </w:lvl>
   </w:abstractNum>
-  <w:abstractNum w:abstractNumId="104" w15:restartNumberingAfterBreak="0">
+  <w:abstractNum w:abstractNumId="110" w15:restartNumberingAfterBreak="0">
     <w:nsid w:val="59A37E1D"/>
     <w:multiLevelType w:val="multilevel"/>
     <w:tmpl w:val="C77A0876"/>
@@ -37983,7 +40143,7 @@
       </w:rPr>
     </w:lvl>
   </w:abstractNum>
-  <w:abstractNum w:abstractNumId="105" w15:restartNumberingAfterBreak="0">
+  <w:abstractNum w:abstractNumId="111" w15:restartNumberingAfterBreak="0">
     <w:nsid w:val="5AC635B5"/>
     <w:multiLevelType w:val="hybridMultilevel"/>
     <w:tmpl w:val="51A0E17A"/>
@@ -38095,7 +40255,7 @@
       </w:rPr>
     </w:lvl>
   </w:abstractNum>
-  <w:abstractNum w:abstractNumId="106" w15:restartNumberingAfterBreak="0">
+  <w:abstractNum w:abstractNumId="112" w15:restartNumberingAfterBreak="0">
     <w:nsid w:val="5D3D35B1"/>
     <w:multiLevelType w:val="multilevel"/>
     <w:tmpl w:val="1DB64FCA"/>
@@ -38244,7 +40404,7 @@
       </w:rPr>
     </w:lvl>
   </w:abstractNum>
-  <w:abstractNum w:abstractNumId="107" w15:restartNumberingAfterBreak="0">
+  <w:abstractNum w:abstractNumId="113" w15:restartNumberingAfterBreak="0">
     <w:nsid w:val="5D751E17"/>
     <w:multiLevelType w:val="multilevel"/>
     <w:tmpl w:val="02722D60"/>
@@ -38393,7 +40553,120 @@
       </w:rPr>
     </w:lvl>
   </w:abstractNum>
-  <w:abstractNum w:abstractNumId="108" w15:restartNumberingAfterBreak="0">
+  <w:abstractNum w:abstractNumId="114" w15:restartNumberingAfterBreak="0">
+    <w:nsid w:val="5DFB31F7"/>
+    <w:multiLevelType w:val="multilevel"/>
+    <w:tmpl w:val="FCA86AC8"/>
+    <w:lvl w:ilvl="0">
+      <w:start w:val="1"/>
+      <w:numFmt w:val="decimal"/>
+      <w:lvlText w:val="%1."/>
+      <w:lvlJc w:val="left"/>
+      <w:pPr>
+        <w:tabs>
+          <w:tab w:val="num" w:pos="720"/>
+        </w:tabs>
+        <w:ind w:left="720" w:hanging="360"/>
+      </w:pPr>
+    </w:lvl>
+    <w:lvl w:ilvl="1" w:tentative="1">
+      <w:start w:val="1"/>
+      <w:numFmt w:val="decimal"/>
+      <w:lvlText w:val="%2."/>
+      <w:lvlJc w:val="left"/>
+      <w:pPr>
+        <w:tabs>
+          <w:tab w:val="num" w:pos="1440"/>
+        </w:tabs>
+        <w:ind w:left="1440" w:hanging="360"/>
+      </w:pPr>
+    </w:lvl>
+    <w:lvl w:ilvl="2" w:tentative="1">
+      <w:start w:val="1"/>
+      <w:numFmt w:val="decimal"/>
+      <w:lvlText w:val="%3."/>
+      <w:lvlJc w:val="left"/>
+      <w:pPr>
+        <w:tabs>
+          <w:tab w:val="num" w:pos="2160"/>
+        </w:tabs>
+        <w:ind w:left="2160" w:hanging="360"/>
+      </w:pPr>
+    </w:lvl>
+    <w:lvl w:ilvl="3" w:tentative="1">
+      <w:start w:val="1"/>
+      <w:numFmt w:val="decimal"/>
+      <w:lvlText w:val="%4."/>
+      <w:lvlJc w:val="left"/>
+      <w:pPr>
+        <w:tabs>
+          <w:tab w:val="num" w:pos="2880"/>
+        </w:tabs>
+        <w:ind w:left="2880" w:hanging="360"/>
+      </w:pPr>
+    </w:lvl>
+    <w:lvl w:ilvl="4" w:tentative="1">
+      <w:start w:val="1"/>
+      <w:numFmt w:val="decimal"/>
+      <w:lvlText w:val="%5."/>
+      <w:lvlJc w:val="left"/>
+      <w:pPr>
+        <w:tabs>
+          <w:tab w:val="num" w:pos="3600"/>
+        </w:tabs>
+        <w:ind w:left="3600" w:hanging="360"/>
+      </w:pPr>
+    </w:lvl>
+    <w:lvl w:ilvl="5" w:tentative="1">
+      <w:start w:val="1"/>
+      <w:numFmt w:val="decimal"/>
+      <w:lvlText w:val="%6."/>
+      <w:lvlJc w:val="left"/>
+      <w:pPr>
+        <w:tabs>
+          <w:tab w:val="num" w:pos="4320"/>
+        </w:tabs>
+        <w:ind w:left="4320" w:hanging="360"/>
+      </w:pPr>
+    </w:lvl>
+    <w:lvl w:ilvl="6" w:tentative="1">
+      <w:start w:val="1"/>
+      <w:numFmt w:val="decimal"/>
+      <w:lvlText w:val="%7."/>
+      <w:lvlJc w:val="left"/>
+      <w:pPr>
+        <w:tabs>
+          <w:tab w:val="num" w:pos="5040"/>
+        </w:tabs>
+        <w:ind w:left="5040" w:hanging="360"/>
+      </w:pPr>
+    </w:lvl>
+    <w:lvl w:ilvl="7" w:tentative="1">
+      <w:start w:val="1"/>
+      <w:numFmt w:val="decimal"/>
+      <w:lvlText w:val="%8."/>
+      <w:lvlJc w:val="left"/>
+      <w:pPr>
+        <w:tabs>
+          <w:tab w:val="num" w:pos="5760"/>
+        </w:tabs>
+        <w:ind w:left="5760" w:hanging="360"/>
+      </w:pPr>
+    </w:lvl>
+    <w:lvl w:ilvl="8" w:tentative="1">
+      <w:start w:val="1"/>
+      <w:numFmt w:val="decimal"/>
+      <w:lvlText w:val="%9."/>
+      <w:lvlJc w:val="left"/>
+      <w:pPr>
+        <w:tabs>
+          <w:tab w:val="num" w:pos="6480"/>
+        </w:tabs>
+        <w:ind w:left="6480" w:hanging="360"/>
+      </w:pPr>
+    </w:lvl>
+  </w:abstractNum>
+  <w:abstractNum w:abstractNumId="115" w15:restartNumberingAfterBreak="0">
     <w:nsid w:val="5E8562F4"/>
     <w:multiLevelType w:val="multilevel"/>
     <w:tmpl w:val="E0D01132"/>
@@ -38542,7 +40815,7 @@
       </w:rPr>
     </w:lvl>
   </w:abstractNum>
-  <w:abstractNum w:abstractNumId="109" w15:restartNumberingAfterBreak="0">
+  <w:abstractNum w:abstractNumId="116" w15:restartNumberingAfterBreak="0">
     <w:nsid w:val="5E9D7FF9"/>
     <w:multiLevelType w:val="hybridMultilevel"/>
     <w:tmpl w:val="9FEC9846"/>
@@ -38655,7 +40928,7 @@
       </w:rPr>
     </w:lvl>
   </w:abstractNum>
-  <w:abstractNum w:abstractNumId="110" w15:restartNumberingAfterBreak="0">
+  <w:abstractNum w:abstractNumId="117" w15:restartNumberingAfterBreak="0">
     <w:nsid w:val="5FC668DA"/>
     <w:multiLevelType w:val="multilevel"/>
     <w:tmpl w:val="684224A0"/>
@@ -38804,7 +41077,7 @@
       </w:rPr>
     </w:lvl>
   </w:abstractNum>
-  <w:abstractNum w:abstractNumId="111" w15:restartNumberingAfterBreak="0">
+  <w:abstractNum w:abstractNumId="118" w15:restartNumberingAfterBreak="0">
     <w:nsid w:val="62801A7B"/>
     <w:multiLevelType w:val="multilevel"/>
     <w:tmpl w:val="295401CA"/>
@@ -38953,7 +41226,7 @@
       </w:rPr>
     </w:lvl>
   </w:abstractNum>
-  <w:abstractNum w:abstractNumId="112" w15:restartNumberingAfterBreak="0">
+  <w:abstractNum w:abstractNumId="119" w15:restartNumberingAfterBreak="0">
     <w:nsid w:val="62C72658"/>
     <w:multiLevelType w:val="multilevel"/>
     <w:tmpl w:val="4E78D272"/>
@@ -39102,7 +41375,7 @@
       </w:rPr>
     </w:lvl>
   </w:abstractNum>
-  <w:abstractNum w:abstractNumId="113" w15:restartNumberingAfterBreak="0">
+  <w:abstractNum w:abstractNumId="120" w15:restartNumberingAfterBreak="0">
     <w:nsid w:val="641534EF"/>
     <w:multiLevelType w:val="multilevel"/>
     <w:tmpl w:val="D9F652B8"/>
@@ -39215,7 +41488,7 @@
       </w:pPr>
     </w:lvl>
   </w:abstractNum>
-  <w:abstractNum w:abstractNumId="114" w15:restartNumberingAfterBreak="0">
+  <w:abstractNum w:abstractNumId="121" w15:restartNumberingAfterBreak="0">
     <w:nsid w:val="66C01D91"/>
     <w:multiLevelType w:val="hybridMultilevel"/>
     <w:tmpl w:val="056EB786"/>
@@ -39328,7 +41601,7 @@
       </w:rPr>
     </w:lvl>
   </w:abstractNum>
-  <w:abstractNum w:abstractNumId="115" w15:restartNumberingAfterBreak="0">
+  <w:abstractNum w:abstractNumId="122" w15:restartNumberingAfterBreak="0">
     <w:nsid w:val="686A07DC"/>
     <w:multiLevelType w:val="multilevel"/>
     <w:tmpl w:val="4EEADFAA"/>
@@ -39477,7 +41750,7 @@
       </w:rPr>
     </w:lvl>
   </w:abstractNum>
-  <w:abstractNum w:abstractNumId="116" w15:restartNumberingAfterBreak="0">
+  <w:abstractNum w:abstractNumId="123" w15:restartNumberingAfterBreak="0">
     <w:nsid w:val="68FF3E14"/>
     <w:multiLevelType w:val="hybridMultilevel"/>
     <w:tmpl w:val="852ED156"/>
@@ -39589,7 +41862,7 @@
       </w:rPr>
     </w:lvl>
   </w:abstractNum>
-  <w:abstractNum w:abstractNumId="117" w15:restartNumberingAfterBreak="0">
+  <w:abstractNum w:abstractNumId="124" w15:restartNumberingAfterBreak="0">
     <w:nsid w:val="69437F28"/>
     <w:multiLevelType w:val="multilevel"/>
     <w:tmpl w:val="0DFCEDBC"/>
@@ -39738,7 +42011,7 @@
       </w:rPr>
     </w:lvl>
   </w:abstractNum>
-  <w:abstractNum w:abstractNumId="118" w15:restartNumberingAfterBreak="0">
+  <w:abstractNum w:abstractNumId="125" w15:restartNumberingAfterBreak="0">
     <w:nsid w:val="6B531966"/>
     <w:multiLevelType w:val="hybridMultilevel"/>
     <w:tmpl w:val="2758CFC0"/>
@@ -39850,7 +42123,7 @@
       </w:rPr>
     </w:lvl>
   </w:abstractNum>
-  <w:abstractNum w:abstractNumId="119" w15:restartNumberingAfterBreak="0">
+  <w:abstractNum w:abstractNumId="126" w15:restartNumberingAfterBreak="0">
     <w:nsid w:val="6C181A8F"/>
     <w:multiLevelType w:val="hybridMultilevel"/>
     <w:tmpl w:val="AE1A9754"/>
@@ -39962,7 +42235,7 @@
       </w:rPr>
     </w:lvl>
   </w:abstractNum>
-  <w:abstractNum w:abstractNumId="120" w15:restartNumberingAfterBreak="0">
+  <w:abstractNum w:abstractNumId="127" w15:restartNumberingAfterBreak="0">
     <w:nsid w:val="6C3D39F9"/>
     <w:multiLevelType w:val="multilevel"/>
     <w:tmpl w:val="AD68E6B4"/>
@@ -40111,7 +42384,7 @@
       </w:rPr>
     </w:lvl>
   </w:abstractNum>
-  <w:abstractNum w:abstractNumId="121" w15:restartNumberingAfterBreak="0">
+  <w:abstractNum w:abstractNumId="128" w15:restartNumberingAfterBreak="0">
     <w:nsid w:val="6C52622C"/>
     <w:multiLevelType w:val="multilevel"/>
     <w:tmpl w:val="F8B03172"/>
@@ -40260,7 +42533,156 @@
       </w:rPr>
     </w:lvl>
   </w:abstractNum>
-  <w:abstractNum w:abstractNumId="122" w15:restartNumberingAfterBreak="0">
+  <w:abstractNum w:abstractNumId="129" w15:restartNumberingAfterBreak="0">
+    <w:nsid w:val="6C751930"/>
+    <w:multiLevelType w:val="multilevel"/>
+    <w:tmpl w:val="D61A4A92"/>
+    <w:lvl w:ilvl="0">
+      <w:start w:val="1"/>
+      <w:numFmt w:val="bullet"/>
+      <w:lvlText w:val=""/>
+      <w:lvlJc w:val="left"/>
+      <w:pPr>
+        <w:tabs>
+          <w:tab w:val="num" w:pos="720"/>
+        </w:tabs>
+        <w:ind w:left="720" w:hanging="360"/>
+      </w:pPr>
+      <w:rPr>
+        <w:rFonts w:ascii="Symbol" w:hAnsi="Symbol" w:hint="default"/>
+        <w:sz w:val="20"/>
+      </w:rPr>
+    </w:lvl>
+    <w:lvl w:ilvl="1" w:tentative="1">
+      <w:start w:val="1"/>
+      <w:numFmt w:val="bullet"/>
+      <w:lvlText w:val="o"/>
+      <w:lvlJc w:val="left"/>
+      <w:pPr>
+        <w:tabs>
+          <w:tab w:val="num" w:pos="1440"/>
+        </w:tabs>
+        <w:ind w:left="1440" w:hanging="360"/>
+      </w:pPr>
+      <w:rPr>
+        <w:rFonts w:ascii="Courier New" w:hAnsi="Courier New" w:hint="default"/>
+        <w:sz w:val="20"/>
+      </w:rPr>
+    </w:lvl>
+    <w:lvl w:ilvl="2" w:tentative="1">
+      <w:start w:val="1"/>
+      <w:numFmt w:val="bullet"/>
+      <w:lvlText w:val=""/>
+      <w:lvlJc w:val="left"/>
+      <w:pPr>
+        <w:tabs>
+          <w:tab w:val="num" w:pos="2160"/>
+        </w:tabs>
+        <w:ind w:left="2160" w:hanging="360"/>
+      </w:pPr>
+      <w:rPr>
+        <w:rFonts w:ascii="Wingdings" w:hAnsi="Wingdings" w:hint="default"/>
+        <w:sz w:val="20"/>
+      </w:rPr>
+    </w:lvl>
+    <w:lvl w:ilvl="3" w:tentative="1">
+      <w:start w:val="1"/>
+      <w:numFmt w:val="bullet"/>
+      <w:lvlText w:val=""/>
+      <w:lvlJc w:val="left"/>
+      <w:pPr>
+        <w:tabs>
+          <w:tab w:val="num" w:pos="2880"/>
+        </w:tabs>
+        <w:ind w:left="2880" w:hanging="360"/>
+      </w:pPr>
+      <w:rPr>
+        <w:rFonts w:ascii="Wingdings" w:hAnsi="Wingdings" w:hint="default"/>
+        <w:sz w:val="20"/>
+      </w:rPr>
+    </w:lvl>
+    <w:lvl w:ilvl="4" w:tentative="1">
+      <w:start w:val="1"/>
+      <w:numFmt w:val="bullet"/>
+      <w:lvlText w:val=""/>
+      <w:lvlJc w:val="left"/>
+      <w:pPr>
+        <w:tabs>
+          <w:tab w:val="num" w:pos="3600"/>
+        </w:tabs>
+        <w:ind w:left="3600" w:hanging="360"/>
+      </w:pPr>
+      <w:rPr>
+        <w:rFonts w:ascii="Wingdings" w:hAnsi="Wingdings" w:hint="default"/>
+        <w:sz w:val="20"/>
+      </w:rPr>
+    </w:lvl>
+    <w:lvl w:ilvl="5" w:tentative="1">
+      <w:start w:val="1"/>
+      <w:numFmt w:val="bullet"/>
+      <w:lvlText w:val=""/>
+      <w:lvlJc w:val="left"/>
+      <w:pPr>
+        <w:tabs>
+          <w:tab w:val="num" w:pos="4320"/>
+        </w:tabs>
+        <w:ind w:left="4320" w:hanging="360"/>
+      </w:pPr>
+      <w:rPr>
+        <w:rFonts w:ascii="Wingdings" w:hAnsi="Wingdings" w:hint="default"/>
+        <w:sz w:val="20"/>
+      </w:rPr>
+    </w:lvl>
+    <w:lvl w:ilvl="6" w:tentative="1">
+      <w:start w:val="1"/>
+      <w:numFmt w:val="bullet"/>
+      <w:lvlText w:val=""/>
+      <w:lvlJc w:val="left"/>
+      <w:pPr>
+        <w:tabs>
+          <w:tab w:val="num" w:pos="5040"/>
+        </w:tabs>
+        <w:ind w:left="5040" w:hanging="360"/>
+      </w:pPr>
+      <w:rPr>
+        <w:rFonts w:ascii="Wingdings" w:hAnsi="Wingdings" w:hint="default"/>
+        <w:sz w:val="20"/>
+      </w:rPr>
+    </w:lvl>
+    <w:lvl w:ilvl="7" w:tentative="1">
+      <w:start w:val="1"/>
+      <w:numFmt w:val="bullet"/>
+      <w:lvlText w:val=""/>
+      <w:lvlJc w:val="left"/>
+      <w:pPr>
+        <w:tabs>
+          <w:tab w:val="num" w:pos="5760"/>
+        </w:tabs>
+        <w:ind w:left="5760" w:hanging="360"/>
+      </w:pPr>
+      <w:rPr>
+        <w:rFonts w:ascii="Wingdings" w:hAnsi="Wingdings" w:hint="default"/>
+        <w:sz w:val="20"/>
+      </w:rPr>
+    </w:lvl>
+    <w:lvl w:ilvl="8" w:tentative="1">
+      <w:start w:val="1"/>
+      <w:numFmt w:val="bullet"/>
+      <w:lvlText w:val=""/>
+      <w:lvlJc w:val="left"/>
+      <w:pPr>
+        <w:tabs>
+          <w:tab w:val="num" w:pos="6480"/>
+        </w:tabs>
+        <w:ind w:left="6480" w:hanging="360"/>
+      </w:pPr>
+      <w:rPr>
+        <w:rFonts w:ascii="Wingdings" w:hAnsi="Wingdings" w:hint="default"/>
+        <w:sz w:val="20"/>
+      </w:rPr>
+    </w:lvl>
+  </w:abstractNum>
+  <w:abstractNum w:abstractNumId="130" w15:restartNumberingAfterBreak="0">
     <w:nsid w:val="6D674DC7"/>
     <w:multiLevelType w:val="multilevel"/>
     <w:tmpl w:val="4342CC68"/>
@@ -40409,7 +42831,7 @@
       </w:rPr>
     </w:lvl>
   </w:abstractNum>
-  <w:abstractNum w:abstractNumId="123" w15:restartNumberingAfterBreak="0">
+  <w:abstractNum w:abstractNumId="131" w15:restartNumberingAfterBreak="0">
     <w:nsid w:val="6E08011E"/>
     <w:multiLevelType w:val="hybridMultilevel"/>
     <w:tmpl w:val="33DE4EDC"/>
@@ -40521,7 +42943,7 @@
       </w:rPr>
     </w:lvl>
   </w:abstractNum>
-  <w:abstractNum w:abstractNumId="124" w15:restartNumberingAfterBreak="0">
+  <w:abstractNum w:abstractNumId="132" w15:restartNumberingAfterBreak="0">
     <w:nsid w:val="71C01D39"/>
     <w:multiLevelType w:val="multilevel"/>
     <w:tmpl w:val="7C4E5656"/>
@@ -40670,7 +43092,7 @@
       </w:rPr>
     </w:lvl>
   </w:abstractNum>
-  <w:abstractNum w:abstractNumId="125" w15:restartNumberingAfterBreak="0">
+  <w:abstractNum w:abstractNumId="133" w15:restartNumberingAfterBreak="0">
     <w:nsid w:val="71DA105D"/>
     <w:multiLevelType w:val="multilevel"/>
     <w:tmpl w:val="E3607C50"/>
@@ -40819,7 +43241,7 @@
       </w:rPr>
     </w:lvl>
   </w:abstractNum>
-  <w:abstractNum w:abstractNumId="126" w15:restartNumberingAfterBreak="0">
+  <w:abstractNum w:abstractNumId="134" w15:restartNumberingAfterBreak="0">
     <w:nsid w:val="720D4046"/>
     <w:multiLevelType w:val="multilevel"/>
     <w:tmpl w:val="FBF6B1EC"/>
@@ -40968,7 +43390,7 @@
       </w:rPr>
     </w:lvl>
   </w:abstractNum>
-  <w:abstractNum w:abstractNumId="127" w15:restartNumberingAfterBreak="0">
+  <w:abstractNum w:abstractNumId="135" w15:restartNumberingAfterBreak="0">
     <w:nsid w:val="722717AC"/>
     <w:multiLevelType w:val="hybridMultilevel"/>
     <w:tmpl w:val="935CC4B6"/>
@@ -41080,7 +43502,7 @@
       </w:rPr>
     </w:lvl>
   </w:abstractNum>
-  <w:abstractNum w:abstractNumId="128" w15:restartNumberingAfterBreak="0">
+  <w:abstractNum w:abstractNumId="136" w15:restartNumberingAfterBreak="0">
     <w:nsid w:val="7266168E"/>
     <w:multiLevelType w:val="hybridMultilevel"/>
     <w:tmpl w:val="163AFB96"/>
@@ -41192,7 +43614,7 @@
       </w:rPr>
     </w:lvl>
   </w:abstractNum>
-  <w:abstractNum w:abstractNumId="129" w15:restartNumberingAfterBreak="0">
+  <w:abstractNum w:abstractNumId="137" w15:restartNumberingAfterBreak="0">
     <w:nsid w:val="72922481"/>
     <w:multiLevelType w:val="multilevel"/>
     <w:tmpl w:val="4E744A08"/>
@@ -41341,7 +43763,7 @@
       </w:rPr>
     </w:lvl>
   </w:abstractNum>
-  <w:abstractNum w:abstractNumId="130" w15:restartNumberingAfterBreak="0">
+  <w:abstractNum w:abstractNumId="138" w15:restartNumberingAfterBreak="0">
     <w:nsid w:val="72C83012"/>
     <w:multiLevelType w:val="multilevel"/>
     <w:tmpl w:val="B4ACA258"/>
@@ -41490,7 +43912,7 @@
       </w:rPr>
     </w:lvl>
   </w:abstractNum>
-  <w:abstractNum w:abstractNumId="131" w15:restartNumberingAfterBreak="0">
+  <w:abstractNum w:abstractNumId="139" w15:restartNumberingAfterBreak="0">
     <w:nsid w:val="743E3484"/>
     <w:multiLevelType w:val="hybridMultilevel"/>
     <w:tmpl w:val="F148EE2C"/>
@@ -41603,7 +44025,7 @@
       </w:rPr>
     </w:lvl>
   </w:abstractNum>
-  <w:abstractNum w:abstractNumId="132" w15:restartNumberingAfterBreak="0">
+  <w:abstractNum w:abstractNumId="140" w15:restartNumberingAfterBreak="0">
     <w:nsid w:val="777C1D77"/>
     <w:multiLevelType w:val="hybridMultilevel"/>
     <w:tmpl w:val="2D0210B8"/>
@@ -41715,7 +44137,7 @@
       </w:rPr>
     </w:lvl>
   </w:abstractNum>
-  <w:abstractNum w:abstractNumId="133" w15:restartNumberingAfterBreak="0">
+  <w:abstractNum w:abstractNumId="141" w15:restartNumberingAfterBreak="0">
     <w:nsid w:val="79033895"/>
     <w:multiLevelType w:val="hybridMultilevel"/>
     <w:tmpl w:val="D0EC68D0"/>
@@ -41827,7 +44249,7 @@
       </w:rPr>
     </w:lvl>
   </w:abstractNum>
-  <w:abstractNum w:abstractNumId="134" w15:restartNumberingAfterBreak="0">
+  <w:abstractNum w:abstractNumId="142" w15:restartNumberingAfterBreak="0">
     <w:nsid w:val="79254661"/>
     <w:multiLevelType w:val="multilevel"/>
     <w:tmpl w:val="577EED92"/>
@@ -41976,7 +44398,7 @@
       </w:rPr>
     </w:lvl>
   </w:abstractNum>
-  <w:abstractNum w:abstractNumId="135" w15:restartNumberingAfterBreak="0">
+  <w:abstractNum w:abstractNumId="143" w15:restartNumberingAfterBreak="0">
     <w:nsid w:val="7A8751EA"/>
     <w:multiLevelType w:val="multilevel"/>
     <w:tmpl w:val="ADFE54B8"/>
@@ -42125,7 +44547,7 @@
       </w:rPr>
     </w:lvl>
   </w:abstractNum>
-  <w:abstractNum w:abstractNumId="136" w15:restartNumberingAfterBreak="0">
+  <w:abstractNum w:abstractNumId="144" w15:restartNumberingAfterBreak="0">
     <w:nsid w:val="7BB76968"/>
     <w:multiLevelType w:val="hybridMultilevel"/>
     <w:tmpl w:val="F1945E5E"/>
@@ -42237,7 +44659,7 @@
       </w:rPr>
     </w:lvl>
   </w:abstractNum>
-  <w:abstractNum w:abstractNumId="137" w15:restartNumberingAfterBreak="0">
+  <w:abstractNum w:abstractNumId="145" w15:restartNumberingAfterBreak="0">
     <w:nsid w:val="7D0F73BE"/>
     <w:multiLevelType w:val="multilevel"/>
     <w:tmpl w:val="283CE29A"/>
@@ -42386,7 +44808,7 @@
       </w:rPr>
     </w:lvl>
   </w:abstractNum>
-  <w:abstractNum w:abstractNumId="138" w15:restartNumberingAfterBreak="0">
+  <w:abstractNum w:abstractNumId="146" w15:restartNumberingAfterBreak="0">
     <w:nsid w:val="7E1427B3"/>
     <w:multiLevelType w:val="multilevel"/>
     <w:tmpl w:val="760E8CDE"/>
@@ -42536,423 +44958,447 @@
     </w:lvl>
   </w:abstractNum>
   <w:num w:numId="1" w16cid:durableId="1956208242">
-    <w:abstractNumId w:val="6"/>
+    <w:abstractNumId w:val="7"/>
   </w:num>
   <w:num w:numId="2" w16cid:durableId="77288022">
-    <w:abstractNumId w:val="7"/>
+    <w:abstractNumId w:val="8"/>
   </w:num>
   <w:num w:numId="3" w16cid:durableId="1080636982">
-    <w:abstractNumId w:val="88"/>
+    <w:abstractNumId w:val="92"/>
   </w:num>
   <w:num w:numId="4" w16cid:durableId="716128754">
-    <w:abstractNumId w:val="35"/>
+    <w:abstractNumId w:val="38"/>
   </w:num>
   <w:num w:numId="5" w16cid:durableId="1356880465">
-    <w:abstractNumId w:val="134"/>
+    <w:abstractNumId w:val="142"/>
   </w:num>
   <w:num w:numId="6" w16cid:durableId="1210613002">
-    <w:abstractNumId w:val="26"/>
+    <w:abstractNumId w:val="29"/>
   </w:num>
   <w:num w:numId="7" w16cid:durableId="2002191770">
+    <w:abstractNumId w:val="74"/>
+  </w:num>
+  <w:num w:numId="8" w16cid:durableId="998534124">
+    <w:abstractNumId w:val="46"/>
+  </w:num>
+  <w:num w:numId="9" w16cid:durableId="523247384">
+    <w:abstractNumId w:val="130"/>
+  </w:num>
+  <w:num w:numId="10" w16cid:durableId="261114341">
+    <w:abstractNumId w:val="23"/>
+  </w:num>
+  <w:num w:numId="11" w16cid:durableId="987244375">
+    <w:abstractNumId w:val="143"/>
+  </w:num>
+  <w:num w:numId="12" w16cid:durableId="1765805581">
+    <w:abstractNumId w:val="9"/>
+  </w:num>
+  <w:num w:numId="13" w16cid:durableId="820117559">
+    <w:abstractNumId w:val="121"/>
+  </w:num>
+  <w:num w:numId="14" w16cid:durableId="452291802">
+    <w:abstractNumId w:val="51"/>
+  </w:num>
+  <w:num w:numId="15" w16cid:durableId="71853967">
+    <w:abstractNumId w:val="37"/>
+  </w:num>
+  <w:num w:numId="16" w16cid:durableId="1587035945">
     <w:abstractNumId w:val="71"/>
   </w:num>
-  <w:num w:numId="8" w16cid:durableId="998534124">
-    <w:abstractNumId w:val="43"/>
-  </w:num>
-  <w:num w:numId="9" w16cid:durableId="523247384">
-    <w:abstractNumId w:val="122"/>
-  </w:num>
-  <w:num w:numId="10" w16cid:durableId="261114341">
-    <w:abstractNumId w:val="20"/>
-  </w:num>
-  <w:num w:numId="11" w16cid:durableId="987244375">
-    <w:abstractNumId w:val="135"/>
-  </w:num>
-  <w:num w:numId="12" w16cid:durableId="1765805581">
-    <w:abstractNumId w:val="8"/>
-  </w:num>
-  <w:num w:numId="13" w16cid:durableId="820117559">
-    <w:abstractNumId w:val="114"/>
-  </w:num>
-  <w:num w:numId="14" w16cid:durableId="452291802">
-    <w:abstractNumId w:val="48"/>
-  </w:num>
-  <w:num w:numId="15" w16cid:durableId="71853967">
-    <w:abstractNumId w:val="34"/>
-  </w:num>
-  <w:num w:numId="16" w16cid:durableId="1587035945">
-    <w:abstractNumId w:val="68"/>
-  </w:num>
   <w:num w:numId="17" w16cid:durableId="1439452709">
-    <w:abstractNumId w:val="57"/>
+    <w:abstractNumId w:val="60"/>
   </w:num>
   <w:num w:numId="18" w16cid:durableId="1627157179">
-    <w:abstractNumId w:val="93"/>
+    <w:abstractNumId w:val="97"/>
   </w:num>
   <w:num w:numId="19" w16cid:durableId="1214316601">
-    <w:abstractNumId w:val="74"/>
+    <w:abstractNumId w:val="77"/>
   </w:num>
   <w:num w:numId="20" w16cid:durableId="1685471909">
     <w:abstractNumId w:val="2"/>
   </w:num>
   <w:num w:numId="21" w16cid:durableId="914435209">
-    <w:abstractNumId w:val="49"/>
+    <w:abstractNumId w:val="52"/>
   </w:num>
   <w:num w:numId="22" w16cid:durableId="1255505909">
+    <w:abstractNumId w:val="45"/>
+  </w:num>
+  <w:num w:numId="23" w16cid:durableId="529799065">
+    <w:abstractNumId w:val="18"/>
+  </w:num>
+  <w:num w:numId="24" w16cid:durableId="1664163106">
+    <w:abstractNumId w:val="116"/>
+  </w:num>
+  <w:num w:numId="25" w16cid:durableId="1714576960">
+    <w:abstractNumId w:val="26"/>
+  </w:num>
+  <w:num w:numId="26" w16cid:durableId="2121341683">
+    <w:abstractNumId w:val="33"/>
+  </w:num>
+  <w:num w:numId="27" w16cid:durableId="827793205">
+    <w:abstractNumId w:val="139"/>
+  </w:num>
+  <w:num w:numId="28" w16cid:durableId="1275989163">
+    <w:abstractNumId w:val="69"/>
+  </w:num>
+  <w:num w:numId="29" w16cid:durableId="621544332">
+    <w:abstractNumId w:val="82"/>
+  </w:num>
+  <w:num w:numId="30" w16cid:durableId="1089692455">
+    <w:abstractNumId w:val="20"/>
+  </w:num>
+  <w:num w:numId="31" w16cid:durableId="1926265000">
+    <w:abstractNumId w:val="40"/>
+  </w:num>
+  <w:num w:numId="32" w16cid:durableId="2092268856">
+    <w:abstractNumId w:val="21"/>
+  </w:num>
+  <w:num w:numId="33" w16cid:durableId="46222972">
     <w:abstractNumId w:val="42"/>
   </w:num>
-  <w:num w:numId="23" w16cid:durableId="529799065">
-    <w:abstractNumId w:val="15"/>
+  <w:num w:numId="34" w16cid:durableId="721440043">
+    <w:abstractNumId w:val="89"/>
   </w:num>
-  <w:num w:numId="24" w16cid:durableId="1664163106">
-    <w:abstractNumId w:val="109"/>
+  <w:num w:numId="35" w16cid:durableId="1074085621">
+    <w:abstractNumId w:val="126"/>
   </w:num>
-  <w:num w:numId="25" w16cid:durableId="1714576960">
-    <w:abstractNumId w:val="23"/>
+  <w:num w:numId="36" w16cid:durableId="164785594">
+    <w:abstractNumId w:val="84"/>
   </w:num>
-  <w:num w:numId="26" w16cid:durableId="2121341683">
+  <w:num w:numId="37" w16cid:durableId="1690908687">
+    <w:abstractNumId w:val="85"/>
+  </w:num>
+  <w:num w:numId="38" w16cid:durableId="1494486041">
+    <w:abstractNumId w:val="67"/>
+  </w:num>
+  <w:num w:numId="39" w16cid:durableId="301084558">
+    <w:abstractNumId w:val="28"/>
+  </w:num>
+  <w:num w:numId="40" w16cid:durableId="1202018679">
+    <w:abstractNumId w:val="136"/>
+  </w:num>
+  <w:num w:numId="41" w16cid:durableId="696003112">
+    <w:abstractNumId w:val="144"/>
+  </w:num>
+  <w:num w:numId="42" w16cid:durableId="1488278798">
+    <w:abstractNumId w:val="79"/>
+  </w:num>
+  <w:num w:numId="43" w16cid:durableId="630794293">
+    <w:abstractNumId w:val="78"/>
+  </w:num>
+  <w:num w:numId="44" w16cid:durableId="170145410">
+    <w:abstractNumId w:val="103"/>
+  </w:num>
+  <w:num w:numId="45" w16cid:durableId="127862477">
     <w:abstractNumId w:val="30"/>
   </w:num>
-  <w:num w:numId="27" w16cid:durableId="827793205">
-    <w:abstractNumId w:val="131"/>
+  <w:num w:numId="46" w16cid:durableId="105513983">
+    <w:abstractNumId w:val="125"/>
   </w:num>
-  <w:num w:numId="28" w16cid:durableId="1275989163">
-    <w:abstractNumId w:val="66"/>
+  <w:num w:numId="47" w16cid:durableId="1514762862">
+    <w:abstractNumId w:val="36"/>
   </w:num>
-  <w:num w:numId="29" w16cid:durableId="621544332">
-    <w:abstractNumId w:val="79"/>
+  <w:num w:numId="48" w16cid:durableId="2091274094">
+    <w:abstractNumId w:val="5"/>
   </w:num>
-  <w:num w:numId="30" w16cid:durableId="1089692455">
-    <w:abstractNumId w:val="17"/>
-  </w:num>
-  <w:num w:numId="31" w16cid:durableId="1926265000">
-    <w:abstractNumId w:val="37"/>
-  </w:num>
-  <w:num w:numId="32" w16cid:durableId="2092268856">
-    <w:abstractNumId w:val="18"/>
-  </w:num>
-  <w:num w:numId="33" w16cid:durableId="46222972">
-    <w:abstractNumId w:val="39"/>
-  </w:num>
-  <w:num w:numId="34" w16cid:durableId="721440043">
-    <w:abstractNumId w:val="85"/>
-  </w:num>
-  <w:num w:numId="35" w16cid:durableId="1074085621">
-    <w:abstractNumId w:val="119"/>
-  </w:num>
-  <w:num w:numId="36" w16cid:durableId="164785594">
-    <w:abstractNumId w:val="81"/>
-  </w:num>
-  <w:num w:numId="37" w16cid:durableId="1690908687">
-    <w:abstractNumId w:val="82"/>
-  </w:num>
-  <w:num w:numId="38" w16cid:durableId="1494486041">
-    <w:abstractNumId w:val="64"/>
-  </w:num>
-  <w:num w:numId="39" w16cid:durableId="301084558">
-    <w:abstractNumId w:val="25"/>
-  </w:num>
-  <w:num w:numId="40" w16cid:durableId="1202018679">
-    <w:abstractNumId w:val="128"/>
-  </w:num>
-  <w:num w:numId="41" w16cid:durableId="696003112">
-    <w:abstractNumId w:val="136"/>
-  </w:num>
-  <w:num w:numId="42" w16cid:durableId="1488278798">
+  <w:num w:numId="49" w16cid:durableId="1099376477">
     <w:abstractNumId w:val="76"/>
   </w:num>
-  <w:num w:numId="43" w16cid:durableId="630794293">
+  <w:num w:numId="50" w16cid:durableId="1000231748">
+    <w:abstractNumId w:val="22"/>
+  </w:num>
+  <w:num w:numId="51" w16cid:durableId="1626617711">
+    <w:abstractNumId w:val="86"/>
+  </w:num>
+  <w:num w:numId="52" w16cid:durableId="853420226">
+    <w:abstractNumId w:val="107"/>
+  </w:num>
+  <w:num w:numId="53" w16cid:durableId="1519540791">
     <w:abstractNumId w:val="75"/>
   </w:num>
-  <w:num w:numId="44" w16cid:durableId="170145410">
-    <w:abstractNumId w:val="98"/>
-  </w:num>
-  <w:num w:numId="45" w16cid:durableId="127862477">
-    <w:abstractNumId w:val="27"/>
-  </w:num>
-  <w:num w:numId="46" w16cid:durableId="105513983">
-    <w:abstractNumId w:val="118"/>
-  </w:num>
-  <w:num w:numId="47" w16cid:durableId="1514762862">
-    <w:abstractNumId w:val="33"/>
-  </w:num>
-  <w:num w:numId="48" w16cid:durableId="2091274094">
-    <w:abstractNumId w:val="4"/>
-  </w:num>
-  <w:num w:numId="49" w16cid:durableId="1099376477">
-    <w:abstractNumId w:val="73"/>
-  </w:num>
-  <w:num w:numId="50" w16cid:durableId="1000231748">
-    <w:abstractNumId w:val="19"/>
-  </w:num>
-  <w:num w:numId="51" w16cid:durableId="1626617711">
-    <w:abstractNumId w:val="83"/>
-  </w:num>
-  <w:num w:numId="52" w16cid:durableId="853420226">
-    <w:abstractNumId w:val="101"/>
-  </w:num>
-  <w:num w:numId="53" w16cid:durableId="1519540791">
-    <w:abstractNumId w:val="72"/>
-  </w:num>
   <w:num w:numId="54" w16cid:durableId="1148135894">
-    <w:abstractNumId w:val="59"/>
+    <w:abstractNumId w:val="62"/>
   </w:num>
   <w:num w:numId="55" w16cid:durableId="1808281118">
-    <w:abstractNumId w:val="116"/>
+    <w:abstractNumId w:val="123"/>
   </w:num>
   <w:num w:numId="56" w16cid:durableId="1758408107">
-    <w:abstractNumId w:val="51"/>
+    <w:abstractNumId w:val="54"/>
   </w:num>
   <w:num w:numId="57" w16cid:durableId="820270538">
     <w:abstractNumId w:val="1"/>
   </w:num>
   <w:num w:numId="58" w16cid:durableId="433135565">
-    <w:abstractNumId w:val="61"/>
+    <w:abstractNumId w:val="64"/>
   </w:num>
   <w:num w:numId="59" w16cid:durableId="1891763306">
-    <w:abstractNumId w:val="132"/>
+    <w:abstractNumId w:val="140"/>
   </w:num>
   <w:num w:numId="60" w16cid:durableId="252595352">
-    <w:abstractNumId w:val="44"/>
+    <w:abstractNumId w:val="47"/>
   </w:num>
   <w:num w:numId="61" w16cid:durableId="43599653">
-    <w:abstractNumId w:val="31"/>
+    <w:abstractNumId w:val="34"/>
   </w:num>
   <w:num w:numId="62" w16cid:durableId="1724282809">
-    <w:abstractNumId w:val="87"/>
+    <w:abstractNumId w:val="91"/>
   </w:num>
   <w:num w:numId="63" w16cid:durableId="1221207068">
-    <w:abstractNumId w:val="3"/>
+    <w:abstractNumId w:val="4"/>
   </w:num>
   <w:num w:numId="64" w16cid:durableId="1494025353">
-    <w:abstractNumId w:val="55"/>
+    <w:abstractNumId w:val="58"/>
   </w:num>
   <w:num w:numId="65" w16cid:durableId="869296667">
-    <w:abstractNumId w:val="86"/>
+    <w:abstractNumId w:val="90"/>
   </w:num>
   <w:num w:numId="66" w16cid:durableId="91706771">
-    <w:abstractNumId w:val="29"/>
+    <w:abstractNumId w:val="32"/>
   </w:num>
   <w:num w:numId="67" w16cid:durableId="2083485411">
-    <w:abstractNumId w:val="38"/>
+    <w:abstractNumId w:val="41"/>
   </w:num>
   <w:num w:numId="68" w16cid:durableId="34044173">
-    <w:abstractNumId w:val="56"/>
+    <w:abstractNumId w:val="59"/>
   </w:num>
   <w:num w:numId="69" w16cid:durableId="1958246351">
-    <w:abstractNumId w:val="21"/>
+    <w:abstractNumId w:val="24"/>
   </w:num>
   <w:num w:numId="70" w16cid:durableId="1597665370">
-    <w:abstractNumId w:val="13"/>
+    <w:abstractNumId w:val="16"/>
   </w:num>
   <w:num w:numId="71" w16cid:durableId="389354266">
-    <w:abstractNumId w:val="127"/>
+    <w:abstractNumId w:val="135"/>
   </w:num>
   <w:num w:numId="72" w16cid:durableId="1195070258">
-    <w:abstractNumId w:val="123"/>
+    <w:abstractNumId w:val="131"/>
   </w:num>
   <w:num w:numId="73" w16cid:durableId="1972049655">
-    <w:abstractNumId w:val="65"/>
+    <w:abstractNumId w:val="68"/>
   </w:num>
   <w:num w:numId="74" w16cid:durableId="1499272371">
-    <w:abstractNumId w:val="89"/>
+    <w:abstractNumId w:val="93"/>
   </w:num>
   <w:num w:numId="75" w16cid:durableId="1796026856">
-    <w:abstractNumId w:val="100"/>
+    <w:abstractNumId w:val="106"/>
   </w:num>
   <w:num w:numId="76" w16cid:durableId="1229995767">
-    <w:abstractNumId w:val="105"/>
+    <w:abstractNumId w:val="111"/>
   </w:num>
   <w:num w:numId="77" w16cid:durableId="1817409612">
-    <w:abstractNumId w:val="95"/>
+    <w:abstractNumId w:val="99"/>
   </w:num>
   <w:num w:numId="78" w16cid:durableId="1134832258">
-    <w:abstractNumId w:val="133"/>
+    <w:abstractNumId w:val="141"/>
   </w:num>
   <w:num w:numId="79" w16cid:durableId="1911575055">
-    <w:abstractNumId w:val="67"/>
+    <w:abstractNumId w:val="70"/>
   </w:num>
   <w:num w:numId="80" w16cid:durableId="1638756930">
-    <w:abstractNumId w:val="40"/>
+    <w:abstractNumId w:val="43"/>
   </w:num>
   <w:num w:numId="81" w16cid:durableId="427506740">
-    <w:abstractNumId w:val="108"/>
+    <w:abstractNumId w:val="115"/>
   </w:num>
   <w:num w:numId="82" w16cid:durableId="513149297">
-    <w:abstractNumId w:val="94"/>
+    <w:abstractNumId w:val="98"/>
   </w:num>
   <w:num w:numId="83" w16cid:durableId="548422958">
-    <w:abstractNumId w:val="45"/>
+    <w:abstractNumId w:val="48"/>
   </w:num>
   <w:num w:numId="84" w16cid:durableId="931205951">
-    <w:abstractNumId w:val="121"/>
+    <w:abstractNumId w:val="128"/>
   </w:num>
   <w:num w:numId="85" w16cid:durableId="1261450898">
     <w:abstractNumId w:val="0"/>
   </w:num>
   <w:num w:numId="86" w16cid:durableId="470248295">
+    <w:abstractNumId w:val="83"/>
+  </w:num>
+  <w:num w:numId="87" w16cid:durableId="982394239">
+    <w:abstractNumId w:val="112"/>
+  </w:num>
+  <w:num w:numId="88" w16cid:durableId="2041782596">
+    <w:abstractNumId w:val="31"/>
+  </w:num>
+  <w:num w:numId="89" w16cid:durableId="558440056">
+    <w:abstractNumId w:val="39"/>
+  </w:num>
+  <w:num w:numId="90" w16cid:durableId="1366632968">
+    <w:abstractNumId w:val="6"/>
+  </w:num>
+  <w:num w:numId="91" w16cid:durableId="329143539">
+    <w:abstractNumId w:val="65"/>
+  </w:num>
+  <w:num w:numId="92" w16cid:durableId="1194732434">
+    <w:abstractNumId w:val="132"/>
+  </w:num>
+  <w:num w:numId="93" w16cid:durableId="1126509868">
+    <w:abstractNumId w:val="53"/>
+  </w:num>
+  <w:num w:numId="94" w16cid:durableId="1586915427">
+    <w:abstractNumId w:val="146"/>
+  </w:num>
+  <w:num w:numId="95" w16cid:durableId="1985424155">
+    <w:abstractNumId w:val="87"/>
+  </w:num>
+  <w:num w:numId="96" w16cid:durableId="1503928418">
+    <w:abstractNumId w:val="145"/>
+  </w:num>
+  <w:num w:numId="97" w16cid:durableId="1523935396">
+    <w:abstractNumId w:val="44"/>
+  </w:num>
+  <w:num w:numId="98" w16cid:durableId="918711878">
+    <w:abstractNumId w:val="117"/>
+  </w:num>
+  <w:num w:numId="99" w16cid:durableId="1606887394">
+    <w:abstractNumId w:val="120"/>
+  </w:num>
+  <w:num w:numId="100" w16cid:durableId="1027754377">
+    <w:abstractNumId w:val="96"/>
+  </w:num>
+  <w:num w:numId="101" w16cid:durableId="826559138">
+    <w:abstractNumId w:val="101"/>
+  </w:num>
+  <w:num w:numId="102" w16cid:durableId="442727970">
+    <w:abstractNumId w:val="113"/>
+  </w:num>
+  <w:num w:numId="103" w16cid:durableId="844444982">
+    <w:abstractNumId w:val="49"/>
+  </w:num>
+  <w:num w:numId="104" w16cid:durableId="1434743620">
+    <w:abstractNumId w:val="105"/>
+  </w:num>
+  <w:num w:numId="105" w16cid:durableId="2108646521">
+    <w:abstractNumId w:val="110"/>
+  </w:num>
+  <w:num w:numId="106" w16cid:durableId="590892086">
+    <w:abstractNumId w:val="72"/>
+  </w:num>
+  <w:num w:numId="107" w16cid:durableId="357900316">
+    <w:abstractNumId w:val="127"/>
+  </w:num>
+  <w:num w:numId="108" w16cid:durableId="1764102689">
+    <w:abstractNumId w:val="57"/>
+  </w:num>
+  <w:num w:numId="109" w16cid:durableId="912198173">
+    <w:abstractNumId w:val="25"/>
+  </w:num>
+  <w:num w:numId="110" w16cid:durableId="1241789548">
+    <w:abstractNumId w:val="81"/>
+  </w:num>
+  <w:num w:numId="111" w16cid:durableId="1400665305">
+    <w:abstractNumId w:val="133"/>
+  </w:num>
+  <w:num w:numId="112" w16cid:durableId="2112309544">
+    <w:abstractNumId w:val="124"/>
+  </w:num>
+  <w:num w:numId="113" w16cid:durableId="178980209">
     <w:abstractNumId w:val="80"/>
   </w:num>
-  <w:num w:numId="87" w16cid:durableId="982394239">
-    <w:abstractNumId w:val="106"/>
+  <w:num w:numId="114" w16cid:durableId="1439905237">
+    <w:abstractNumId w:val="94"/>
   </w:num>
-  <w:num w:numId="88" w16cid:durableId="2041782596">
-    <w:abstractNumId w:val="28"/>
+  <w:num w:numId="115" w16cid:durableId="1284994660">
+    <w:abstractNumId w:val="17"/>
   </w:num>
-  <w:num w:numId="89" w16cid:durableId="558440056">
-    <w:abstractNumId w:val="36"/>
+  <w:num w:numId="116" w16cid:durableId="1485464118">
+    <w:abstractNumId w:val="61"/>
   </w:num>
-  <w:num w:numId="90" w16cid:durableId="1366632968">
-    <w:abstractNumId w:val="5"/>
+  <w:num w:numId="117" w16cid:durableId="23748565">
+    <w:abstractNumId w:val="12"/>
   </w:num>
-  <w:num w:numId="91" w16cid:durableId="329143539">
-    <w:abstractNumId w:val="62"/>
+  <w:num w:numId="118" w16cid:durableId="1546982661">
+    <w:abstractNumId w:val="35"/>
   </w:num>
-  <w:num w:numId="92" w16cid:durableId="1194732434">
-    <w:abstractNumId w:val="124"/>
+  <w:num w:numId="119" w16cid:durableId="511844402">
+    <w:abstractNumId w:val="95"/>
   </w:num>
-  <w:num w:numId="93" w16cid:durableId="1126509868">
+  <w:num w:numId="120" w16cid:durableId="11885333">
+    <w:abstractNumId w:val="122"/>
+  </w:num>
+  <w:num w:numId="121" w16cid:durableId="505560641">
+    <w:abstractNumId w:val="19"/>
+  </w:num>
+  <w:num w:numId="122" w16cid:durableId="1705016172">
+    <w:abstractNumId w:val="14"/>
+  </w:num>
+  <w:num w:numId="123" w16cid:durableId="595557576">
+    <w:abstractNumId w:val="56"/>
+  </w:num>
+  <w:num w:numId="124" w16cid:durableId="414671139">
+    <w:abstractNumId w:val="134"/>
+  </w:num>
+  <w:num w:numId="125" w16cid:durableId="1611204867">
+    <w:abstractNumId w:val="108"/>
+  </w:num>
+  <w:num w:numId="126" w16cid:durableId="2000231371">
+    <w:abstractNumId w:val="119"/>
+  </w:num>
+  <w:num w:numId="127" w16cid:durableId="75368484">
+    <w:abstractNumId w:val="118"/>
+  </w:num>
+  <w:num w:numId="128" w16cid:durableId="1710884106">
+    <w:abstractNumId w:val="66"/>
+  </w:num>
+  <w:num w:numId="129" w16cid:durableId="2049917289">
+    <w:abstractNumId w:val="10"/>
+  </w:num>
+  <w:num w:numId="130" w16cid:durableId="578442513">
+    <w:abstractNumId w:val="27"/>
+  </w:num>
+  <w:num w:numId="131" w16cid:durableId="983386602">
+    <w:abstractNumId w:val="137"/>
+  </w:num>
+  <w:num w:numId="132" w16cid:durableId="1524629629">
+    <w:abstractNumId w:val="138"/>
+  </w:num>
+  <w:num w:numId="133" w16cid:durableId="378480816">
+    <w:abstractNumId w:val="63"/>
+  </w:num>
+  <w:num w:numId="134" w16cid:durableId="1317341191">
+    <w:abstractNumId w:val="109"/>
+  </w:num>
+  <w:num w:numId="135" w16cid:durableId="137309229">
+    <w:abstractNumId w:val="55"/>
+  </w:num>
+  <w:num w:numId="136" w16cid:durableId="799691230">
+    <w:abstractNumId w:val="15"/>
+  </w:num>
+  <w:num w:numId="137" w16cid:durableId="2104183833">
+    <w:abstractNumId w:val="73"/>
+  </w:num>
+  <w:num w:numId="138" w16cid:durableId="1488396013">
     <w:abstractNumId w:val="50"/>
   </w:num>
-  <w:num w:numId="94" w16cid:durableId="1586915427">
-    <w:abstractNumId w:val="138"/>
+  <w:num w:numId="139" w16cid:durableId="2014380956">
+    <w:abstractNumId w:val="100"/>
   </w:num>
-  <w:num w:numId="95" w16cid:durableId="1985424155">
-    <w:abstractNumId w:val="84"/>
+  <w:num w:numId="140" w16cid:durableId="1299264417">
+    <w:abstractNumId w:val="13"/>
   </w:num>
-  <w:num w:numId="96" w16cid:durableId="1503928418">
-    <w:abstractNumId w:val="137"/>
+  <w:num w:numId="141" w16cid:durableId="1840197347">
+    <w:abstractNumId w:val="114"/>
   </w:num>
-  <w:num w:numId="97" w16cid:durableId="1523935396">
-    <w:abstractNumId w:val="41"/>
+  <w:num w:numId="142" w16cid:durableId="157305379">
+    <w:abstractNumId w:val="129"/>
   </w:num>
-  <w:num w:numId="98" w16cid:durableId="918711878">
-    <w:abstractNumId w:val="110"/>
+  <w:num w:numId="143" w16cid:durableId="1979219235">
+    <w:abstractNumId w:val="102"/>
   </w:num>
-  <w:num w:numId="99" w16cid:durableId="1606887394">
-    <w:abstractNumId w:val="113"/>
+  <w:num w:numId="144" w16cid:durableId="982612301">
+    <w:abstractNumId w:val="11"/>
   </w:num>
-  <w:num w:numId="100" w16cid:durableId="1027754377">
-    <w:abstractNumId w:val="92"/>
+  <w:num w:numId="145" w16cid:durableId="719522062">
+    <w:abstractNumId w:val="88"/>
   </w:num>
-  <w:num w:numId="101" w16cid:durableId="826559138">
-    <w:abstractNumId w:val="97"/>
+  <w:num w:numId="146" w16cid:durableId="560292905">
+    <w:abstractNumId w:val="3"/>
   </w:num>
-  <w:num w:numId="102" w16cid:durableId="442727970">
-    <w:abstractNumId w:val="107"/>
-  </w:num>
-  <w:num w:numId="103" w16cid:durableId="844444982">
-    <w:abstractNumId w:val="46"/>
-  </w:num>
-  <w:num w:numId="104" w16cid:durableId="1434743620">
-    <w:abstractNumId w:val="99"/>
-  </w:num>
-  <w:num w:numId="105" w16cid:durableId="2108646521">
+  <w:num w:numId="147" w16cid:durableId="1063672708">
     <w:abstractNumId w:val="104"/>
   </w:num>
-  <w:num w:numId="106" w16cid:durableId="590892086">
-    <w:abstractNumId w:val="69"/>
-  </w:num>
-  <w:num w:numId="107" w16cid:durableId="357900316">
-    <w:abstractNumId w:val="120"/>
-  </w:num>
-  <w:num w:numId="108" w16cid:durableId="1764102689">
-    <w:abstractNumId w:val="54"/>
-  </w:num>
-  <w:num w:numId="109" w16cid:durableId="912198173">
-    <w:abstractNumId w:val="22"/>
-  </w:num>
-  <w:num w:numId="110" w16cid:durableId="1241789548">
-    <w:abstractNumId w:val="78"/>
-  </w:num>
-  <w:num w:numId="111" w16cid:durableId="1400665305">
-    <w:abstractNumId w:val="125"/>
-  </w:num>
-  <w:num w:numId="112" w16cid:durableId="2112309544">
-    <w:abstractNumId w:val="117"/>
-  </w:num>
-  <w:num w:numId="113" w16cid:durableId="178980209">
-    <w:abstractNumId w:val="77"/>
-  </w:num>
-  <w:num w:numId="114" w16cid:durableId="1439905237">
-    <w:abstractNumId w:val="90"/>
-  </w:num>
-  <w:num w:numId="115" w16cid:durableId="1284994660">
-    <w:abstractNumId w:val="14"/>
-  </w:num>
-  <w:num w:numId="116" w16cid:durableId="1485464118">
-    <w:abstractNumId w:val="58"/>
-  </w:num>
-  <w:num w:numId="117" w16cid:durableId="23748565">
-    <w:abstractNumId w:val="10"/>
-  </w:num>
-  <w:num w:numId="118" w16cid:durableId="1546982661">
-    <w:abstractNumId w:val="32"/>
-  </w:num>
-  <w:num w:numId="119" w16cid:durableId="511844402">
-    <w:abstractNumId w:val="91"/>
-  </w:num>
-  <w:num w:numId="120" w16cid:durableId="11885333">
-    <w:abstractNumId w:val="115"/>
-  </w:num>
-  <w:num w:numId="121" w16cid:durableId="505560641">
-    <w:abstractNumId w:val="16"/>
-  </w:num>
-  <w:num w:numId="122" w16cid:durableId="1705016172">
-    <w:abstractNumId w:val="11"/>
-  </w:num>
-  <w:num w:numId="123" w16cid:durableId="595557576">
-    <w:abstractNumId w:val="53"/>
-  </w:num>
-  <w:num w:numId="124" w16cid:durableId="414671139">
-    <w:abstractNumId w:val="126"/>
-  </w:num>
-  <w:num w:numId="125" w16cid:durableId="1611204867">
-    <w:abstractNumId w:val="102"/>
-  </w:num>
-  <w:num w:numId="126" w16cid:durableId="2000231371">
-    <w:abstractNumId w:val="112"/>
-  </w:num>
-  <w:num w:numId="127" w16cid:durableId="75368484">
-    <w:abstractNumId w:val="111"/>
-  </w:num>
-  <w:num w:numId="128" w16cid:durableId="1710884106">
-    <w:abstractNumId w:val="63"/>
-  </w:num>
-  <w:num w:numId="129" w16cid:durableId="2049917289">
-    <w:abstractNumId w:val="9"/>
-  </w:num>
-  <w:num w:numId="130" w16cid:durableId="578442513">
-    <w:abstractNumId w:val="24"/>
-  </w:num>
-  <w:num w:numId="131" w16cid:durableId="983386602">
-    <w:abstractNumId w:val="129"/>
-  </w:num>
-  <w:num w:numId="132" w16cid:durableId="1524629629">
-    <w:abstractNumId w:val="130"/>
-  </w:num>
-  <w:num w:numId="133" w16cid:durableId="378480816">
-    <w:abstractNumId w:val="60"/>
-  </w:num>
-  <w:num w:numId="134" w16cid:durableId="1317341191">
-    <w:abstractNumId w:val="103"/>
-  </w:num>
-  <w:num w:numId="135" w16cid:durableId="137309229">
-    <w:abstractNumId w:val="52"/>
-  </w:num>
-  <w:num w:numId="136" w16cid:durableId="799691230">
-    <w:abstractNumId w:val="12"/>
-  </w:num>
-  <w:num w:numId="137" w16cid:durableId="2104183833">
-    <w:abstractNumId w:val="70"/>
-  </w:num>
-  <w:num w:numId="138" w16cid:durableId="1488396013">
-    <w:abstractNumId w:val="47"/>
-  </w:num>
-  <w:num w:numId="139" w16cid:durableId="2014380956">
-    <w:abstractNumId w:val="96"/>
-  </w:num>
-  <w:numIdMacAtCleanup w:val="139"/>
+  <w:numIdMacAtCleanup w:val="147"/>
 </w:numbering>
 </file>
 

--- a/documents/docx/Prompts.docx
+++ b/documents/docx/Prompts.docx
@@ -21358,8 +21358,16 @@
       <w:pPr>
         <w:spacing w:after="0" w:line="240" w:lineRule="auto"/>
         <w:ind w:left="360"/>
-      </w:pPr>
-      <w:r>
+        <w:rPr>
+          <w:color w:val="EE0000"/>
+          <w:highlight w:val="yellow"/>
+        </w:rPr>
+      </w:pPr>
+      <w:r>
+        <w:rPr>
+          <w:color w:val="EE0000"/>
+          <w:highlight w:val="yellow"/>
+        </w:rPr>
         <w:lastRenderedPageBreak/>
         <w:t>After many recent changes, it is time to perform a thorough cleanup and quality review of the project.</w:t>
       </w:r>
@@ -21368,8 +21376,14 @@
       <w:pPr>
         <w:spacing w:after="0" w:line="240" w:lineRule="auto"/>
         <w:ind w:left="360"/>
-      </w:pPr>
-      <w:r>
+        <w:rPr>
+          <w:highlight w:val="yellow"/>
+        </w:rPr>
+      </w:pPr>
+      <w:r>
+        <w:rPr>
+          <w:highlight w:val="yellow"/>
+        </w:rPr>
         <w:t>Please conduct a comprehensive review of the entire project codebase, including:</w:t>
       </w:r>
     </w:p>
@@ -21380,8 +21394,14 @@
           <w:numId w:val="120"/>
         </w:numPr>
         <w:spacing w:after="0" w:line="240" w:lineRule="auto"/>
-      </w:pPr>
-      <w:r>
+        <w:rPr>
+          <w:highlight w:val="yellow"/>
+        </w:rPr>
+      </w:pPr>
+      <w:r>
+        <w:rPr>
+          <w:highlight w:val="yellow"/>
+        </w:rPr>
         <w:t xml:space="preserve">all HTML files; </w:t>
       </w:r>
     </w:p>
@@ -21392,8 +21412,14 @@
           <w:numId w:val="120"/>
         </w:numPr>
         <w:spacing w:after="0" w:line="240" w:lineRule="auto"/>
-      </w:pPr>
-      <w:r>
+        <w:rPr>
+          <w:highlight w:val="yellow"/>
+        </w:rPr>
+      </w:pPr>
+      <w:r>
+        <w:rPr>
+          <w:highlight w:val="yellow"/>
+        </w:rPr>
         <w:t xml:space="preserve">CSS files and inline styles; </w:t>
       </w:r>
     </w:p>
@@ -21404,8 +21430,14 @@
           <w:numId w:val="120"/>
         </w:numPr>
         <w:spacing w:after="0" w:line="240" w:lineRule="auto"/>
-      </w:pPr>
-      <w:r>
+        <w:rPr>
+          <w:highlight w:val="yellow"/>
+        </w:rPr>
+      </w:pPr>
+      <w:r>
+        <w:rPr>
+          <w:highlight w:val="yellow"/>
+        </w:rPr>
         <w:t xml:space="preserve">JavaScript files and inline scripts; </w:t>
       </w:r>
     </w:p>
@@ -21416,8 +21448,14 @@
           <w:numId w:val="120"/>
         </w:numPr>
         <w:spacing w:after="0" w:line="240" w:lineRule="auto"/>
-      </w:pPr>
-      <w:r>
+        <w:rPr>
+          <w:highlight w:val="yellow"/>
+        </w:rPr>
+      </w:pPr>
+      <w:r>
+        <w:rPr>
+          <w:highlight w:val="yellow"/>
+        </w:rPr>
         <w:t xml:space="preserve">images, icons, logos, fonts, and other assets; </w:t>
       </w:r>
     </w:p>
@@ -21428,8 +21466,14 @@
           <w:numId w:val="120"/>
         </w:numPr>
         <w:spacing w:after="0" w:line="240" w:lineRule="auto"/>
-      </w:pPr>
-      <w:r>
+        <w:rPr>
+          <w:highlight w:val="yellow"/>
+        </w:rPr>
+      </w:pPr>
+      <w:r>
+        <w:rPr>
+          <w:highlight w:val="yellow"/>
+        </w:rPr>
         <w:t xml:space="preserve">configuration files; </w:t>
       </w:r>
     </w:p>
@@ -21440,8 +21484,14 @@
           <w:numId w:val="120"/>
         </w:numPr>
         <w:spacing w:after="0" w:line="240" w:lineRule="auto"/>
-      </w:pPr>
-      <w:r>
+        <w:rPr>
+          <w:highlight w:val="yellow"/>
+        </w:rPr>
+      </w:pPr>
+      <w:r>
+        <w:rPr>
+          <w:highlight w:val="yellow"/>
+        </w:rPr>
         <w:t xml:space="preserve">internal links and file paths; </w:t>
       </w:r>
     </w:p>
@@ -21452,8 +21502,14 @@
           <w:numId w:val="120"/>
         </w:numPr>
         <w:spacing w:after="0" w:line="240" w:lineRule="auto"/>
-      </w:pPr>
-      <w:r>
+        <w:rPr>
+          <w:highlight w:val="yellow"/>
+        </w:rPr>
+      </w:pPr>
+      <w:r>
+        <w:rPr>
+          <w:highlight w:val="yellow"/>
+        </w:rPr>
         <w:t xml:space="preserve">navigation menus and submenus; </w:t>
       </w:r>
     </w:p>
@@ -21464,8 +21520,14 @@
           <w:numId w:val="120"/>
         </w:numPr>
         <w:spacing w:after="0" w:line="240" w:lineRule="auto"/>
-      </w:pPr>
-      <w:r>
+        <w:rPr>
+          <w:highlight w:val="yellow"/>
+        </w:rPr>
+      </w:pPr>
+      <w:r>
+        <w:rPr>
+          <w:highlight w:val="yellow"/>
+        </w:rPr>
         <w:t xml:space="preserve">page structures, headers, footers, cards, buttons, forms, tables, and reusable components. </w:t>
       </w:r>
     </w:p>
@@ -21473,8 +21535,14 @@
       <w:pPr>
         <w:spacing w:after="0" w:line="240" w:lineRule="auto"/>
         <w:ind w:left="360"/>
-      </w:pPr>
-      <w:r>
+        <w:rPr>
+          <w:highlight w:val="yellow"/>
+        </w:rPr>
+      </w:pPr>
+      <w:r>
+        <w:rPr>
+          <w:highlight w:val="yellow"/>
+        </w:rPr>
         <w:t>The purpose of this review is to identify and document any issues that may affect the website’s quality, maintainability, performance, consistency, accessibility, responsiveness, and user experience.</w:t>
       </w:r>
     </w:p>
@@ -21482,8 +21550,14 @@
       <w:pPr>
         <w:spacing w:after="0" w:line="240" w:lineRule="auto"/>
         <w:ind w:left="360"/>
-      </w:pPr>
-      <w:r>
+        <w:rPr>
+          <w:highlight w:val="yellow"/>
+        </w:rPr>
+      </w:pPr>
+      <w:r>
+        <w:rPr>
+          <w:highlight w:val="yellow"/>
+        </w:rPr>
         <w:t>Please check specifically for:</w:t>
       </w:r>
     </w:p>
@@ -21494,8 +21568,14 @@
           <w:numId w:val="121"/>
         </w:numPr>
         <w:spacing w:after="0" w:line="240" w:lineRule="auto"/>
-      </w:pPr>
-      <w:r>
+        <w:rPr>
+          <w:highlight w:val="yellow"/>
+        </w:rPr>
+      </w:pPr>
+      <w:r>
+        <w:rPr>
+          <w:highlight w:val="yellow"/>
+        </w:rPr>
         <w:t xml:space="preserve">broken internal or external links; </w:t>
       </w:r>
     </w:p>
@@ -21506,8 +21586,14 @@
           <w:numId w:val="121"/>
         </w:numPr>
         <w:spacing w:after="0" w:line="240" w:lineRule="auto"/>
-      </w:pPr>
-      <w:r>
+        <w:rPr>
+          <w:highlight w:val="yellow"/>
+        </w:rPr>
+      </w:pPr>
+      <w:r>
+        <w:rPr>
+          <w:highlight w:val="yellow"/>
+        </w:rPr>
         <w:t xml:space="preserve">missing files, images, icons, fonts, or other assets; </w:t>
       </w:r>
     </w:p>
@@ -21518,8 +21604,14 @@
           <w:numId w:val="121"/>
         </w:numPr>
         <w:spacing w:after="0" w:line="240" w:lineRule="auto"/>
-      </w:pPr>
-      <w:r>
+        <w:rPr>
+          <w:highlight w:val="yellow"/>
+        </w:rPr>
+      </w:pPr>
+      <w:r>
+        <w:rPr>
+          <w:highlight w:val="yellow"/>
+        </w:rPr>
         <w:t xml:space="preserve">incorrect file paths; </w:t>
       </w:r>
     </w:p>
@@ -21530,8 +21622,14 @@
           <w:numId w:val="121"/>
         </w:numPr>
         <w:spacing w:after="0" w:line="240" w:lineRule="auto"/>
-      </w:pPr>
-      <w:r>
+        <w:rPr>
+          <w:highlight w:val="yellow"/>
+        </w:rPr>
+      </w:pPr>
+      <w:r>
+        <w:rPr>
+          <w:highlight w:val="yellow"/>
+        </w:rPr>
         <w:t xml:space="preserve">duplicated HTML, CSS, or JavaScript code; </w:t>
       </w:r>
     </w:p>
@@ -21542,8 +21640,14 @@
           <w:numId w:val="121"/>
         </w:numPr>
         <w:spacing w:after="0" w:line="240" w:lineRule="auto"/>
-      </w:pPr>
-      <w:r>
+        <w:rPr>
+          <w:highlight w:val="yellow"/>
+        </w:rPr>
+      </w:pPr>
+      <w:r>
+        <w:rPr>
+          <w:highlight w:val="yellow"/>
+        </w:rPr>
         <w:t xml:space="preserve">unused or obsolete code; </w:t>
       </w:r>
     </w:p>
@@ -21554,8 +21658,14 @@
           <w:numId w:val="121"/>
         </w:numPr>
         <w:spacing w:after="0" w:line="240" w:lineRule="auto"/>
-      </w:pPr>
-      <w:r>
+        <w:rPr>
+          <w:highlight w:val="yellow"/>
+        </w:rPr>
+      </w:pPr>
+      <w:r>
+        <w:rPr>
+          <w:highlight w:val="yellow"/>
+        </w:rPr>
         <w:t xml:space="preserve">inconsistent styling, colors, typography, spacing, shadows, borders, and button styles; </w:t>
       </w:r>
     </w:p>
@@ -21566,8 +21676,14 @@
           <w:numId w:val="121"/>
         </w:numPr>
         <w:spacing w:after="0" w:line="240" w:lineRule="auto"/>
-      </w:pPr>
-      <w:r>
+        <w:rPr>
+          <w:highlight w:val="yellow"/>
+        </w:rPr>
+      </w:pPr>
+      <w:r>
+        <w:rPr>
+          <w:highlight w:val="yellow"/>
+        </w:rPr>
         <w:t xml:space="preserve">conflicts between global and page-specific styles; </w:t>
       </w:r>
     </w:p>
@@ -21578,8 +21694,14 @@
           <w:numId w:val="121"/>
         </w:numPr>
         <w:spacing w:after="0" w:line="240" w:lineRule="auto"/>
-      </w:pPr>
-      <w:r>
+        <w:rPr>
+          <w:highlight w:val="yellow"/>
+        </w:rPr>
+      </w:pPr>
+      <w:r>
+        <w:rPr>
+          <w:highlight w:val="yellow"/>
+        </w:rPr>
         <w:t xml:space="preserve">layout problems on desktop, tablet, and mobile devices; </w:t>
       </w:r>
     </w:p>
@@ -21590,8 +21712,14 @@
           <w:numId w:val="121"/>
         </w:numPr>
         <w:spacing w:after="0" w:line="240" w:lineRule="auto"/>
-      </w:pPr>
-      <w:r>
+        <w:rPr>
+          <w:highlight w:val="yellow"/>
+        </w:rPr>
+      </w:pPr>
+      <w:r>
+        <w:rPr>
+          <w:highlight w:val="yellow"/>
+        </w:rPr>
         <w:t xml:space="preserve">responsiveness issues; </w:t>
       </w:r>
     </w:p>
@@ -21602,8 +21730,14 @@
           <w:numId w:val="121"/>
         </w:numPr>
         <w:spacing w:after="0" w:line="240" w:lineRule="auto"/>
-      </w:pPr>
-      <w:r>
+        <w:rPr>
+          <w:highlight w:val="yellow"/>
+        </w:rPr>
+      </w:pPr>
+      <w:r>
+        <w:rPr>
+          <w:highlight w:val="yellow"/>
+        </w:rPr>
         <w:t xml:space="preserve">navigation inconsistencies across pages; </w:t>
       </w:r>
     </w:p>
@@ -21614,8 +21748,14 @@
           <w:numId w:val="121"/>
         </w:numPr>
         <w:spacing w:after="0" w:line="240" w:lineRule="auto"/>
-      </w:pPr>
-      <w:r>
+        <w:rPr>
+          <w:highlight w:val="yellow"/>
+        </w:rPr>
+      </w:pPr>
+      <w:r>
+        <w:rPr>
+          <w:highlight w:val="yellow"/>
+        </w:rPr>
         <w:t xml:space="preserve">submenu or dropdown behavior problems; </w:t>
       </w:r>
     </w:p>
@@ -21626,8 +21766,14 @@
           <w:numId w:val="121"/>
         </w:numPr>
         <w:spacing w:after="0" w:line="240" w:lineRule="auto"/>
-      </w:pPr>
-      <w:r>
+        <w:rPr>
+          <w:highlight w:val="yellow"/>
+        </w:rPr>
+      </w:pPr>
+      <w:r>
+        <w:rPr>
+          <w:highlight w:val="yellow"/>
+        </w:rPr>
         <w:t xml:space="preserve">inconsistent headers, footers, breadcrumbs, and page titles; </w:t>
       </w:r>
     </w:p>
@@ -21638,8 +21784,14 @@
           <w:numId w:val="121"/>
         </w:numPr>
         <w:spacing w:after="0" w:line="240" w:lineRule="auto"/>
-      </w:pPr>
-      <w:r>
+        <w:rPr>
+          <w:highlight w:val="yellow"/>
+        </w:rPr>
+      </w:pPr>
+      <w:r>
+        <w:rPr>
+          <w:highlight w:val="yellow"/>
+        </w:rPr>
         <w:t xml:space="preserve">multilingual inconsistencies between Azerbaijani and English pages; </w:t>
       </w:r>
     </w:p>
@@ -21650,8 +21802,14 @@
           <w:numId w:val="121"/>
         </w:numPr>
         <w:spacing w:after="0" w:line="240" w:lineRule="auto"/>
-      </w:pPr>
-      <w:r>
+        <w:rPr>
+          <w:highlight w:val="yellow"/>
+        </w:rPr>
+      </w:pPr>
+      <w:r>
+        <w:rPr>
+          <w:highlight w:val="yellow"/>
+        </w:rPr>
         <w:t xml:space="preserve">naming inconsistencies in files, folders, classes, IDs, and links; </w:t>
       </w:r>
     </w:p>
@@ -21662,8 +21820,14 @@
           <w:numId w:val="121"/>
         </w:numPr>
         <w:spacing w:after="0" w:line="240" w:lineRule="auto"/>
-      </w:pPr>
-      <w:r>
+        <w:rPr>
+          <w:highlight w:val="yellow"/>
+        </w:rPr>
+      </w:pPr>
+      <w:r>
+        <w:rPr>
+          <w:highlight w:val="yellow"/>
+        </w:rPr>
         <w:t xml:space="preserve">repeated or outdated content; </w:t>
       </w:r>
     </w:p>
@@ -21674,8 +21838,14 @@
           <w:numId w:val="121"/>
         </w:numPr>
         <w:spacing w:after="0" w:line="240" w:lineRule="auto"/>
-      </w:pPr>
-      <w:r>
+        <w:rPr>
+          <w:highlight w:val="yellow"/>
+        </w:rPr>
+      </w:pPr>
+      <w:r>
+        <w:rPr>
+          <w:highlight w:val="yellow"/>
+        </w:rPr>
         <w:t xml:space="preserve">accessibility gaps, including missing alt text, weak contrast, unclear link labels, keyboard navigation issues, and improper heading structure; </w:t>
       </w:r>
     </w:p>
@@ -21686,8 +21856,14 @@
           <w:numId w:val="121"/>
         </w:numPr>
         <w:spacing w:after="0" w:line="240" w:lineRule="auto"/>
-      </w:pPr>
-      <w:r>
+        <w:rPr>
+          <w:highlight w:val="yellow"/>
+        </w:rPr>
+      </w:pPr>
+      <w:r>
+        <w:rPr>
+          <w:highlight w:val="yellow"/>
+        </w:rPr>
         <w:t xml:space="preserve">performance issues such as oversized images, unnecessary scripts, unused styles, or repeated assets; </w:t>
       </w:r>
     </w:p>
@@ -21698,8 +21874,14 @@
           <w:numId w:val="121"/>
         </w:numPr>
         <w:spacing w:after="0" w:line="240" w:lineRule="auto"/>
-      </w:pPr>
-      <w:r>
+        <w:rPr>
+          <w:highlight w:val="yellow"/>
+        </w:rPr>
+      </w:pPr>
+      <w:r>
+        <w:rPr>
+          <w:highlight w:val="yellow"/>
+        </w:rPr>
         <w:t xml:space="preserve">forms, buttons, CTA blocks, and contact links that do not work as expected; </w:t>
       </w:r>
     </w:p>
@@ -21710,8 +21892,14 @@
           <w:numId w:val="121"/>
         </w:numPr>
         <w:spacing w:after="0" w:line="240" w:lineRule="auto"/>
-      </w:pPr>
-      <w:r>
+        <w:rPr>
+          <w:highlight w:val="yellow"/>
+        </w:rPr>
+      </w:pPr>
+      <w:r>
+        <w:rPr>
+          <w:highlight w:val="yellow"/>
+        </w:rPr>
         <w:t xml:space="preserve">any other technical or UI/UX problems discovered during the review. </w:t>
       </w:r>
     </w:p>
@@ -21719,8 +21907,14 @@
       <w:pPr>
         <w:spacing w:after="0" w:line="240" w:lineRule="auto"/>
         <w:ind w:left="360"/>
-      </w:pPr>
-      <w:r>
+        <w:rPr>
+          <w:highlight w:val="yellow"/>
+        </w:rPr>
+      </w:pPr>
+      <w:r>
+        <w:rPr>
+          <w:highlight w:val="yellow"/>
+        </w:rPr>
         <w:t>Please prepare a clear cleanup report grouped by category. For each identified issue, include:</w:t>
       </w:r>
     </w:p>
@@ -21731,8 +21925,14 @@
           <w:numId w:val="122"/>
         </w:numPr>
         <w:spacing w:after="0" w:line="240" w:lineRule="auto"/>
-      </w:pPr>
-      <w:r>
+        <w:rPr>
+          <w:highlight w:val="yellow"/>
+        </w:rPr>
+      </w:pPr>
+      <w:r>
+        <w:rPr>
+          <w:highlight w:val="yellow"/>
+        </w:rPr>
         <w:t xml:space="preserve">where the issue appears; </w:t>
       </w:r>
     </w:p>
@@ -21743,8 +21943,14 @@
           <w:numId w:val="122"/>
         </w:numPr>
         <w:spacing w:after="0" w:line="240" w:lineRule="auto"/>
-      </w:pPr>
-      <w:r>
+        <w:rPr>
+          <w:highlight w:val="yellow"/>
+        </w:rPr>
+      </w:pPr>
+      <w:r>
+        <w:rPr>
+          <w:highlight w:val="yellow"/>
+        </w:rPr>
         <w:t xml:space="preserve">what the problem is; </w:t>
       </w:r>
     </w:p>
@@ -21755,8 +21961,14 @@
           <w:numId w:val="122"/>
         </w:numPr>
         <w:spacing w:after="0" w:line="240" w:lineRule="auto"/>
-      </w:pPr>
-      <w:r>
+        <w:rPr>
+          <w:highlight w:val="yellow"/>
+        </w:rPr>
+      </w:pPr>
+      <w:r>
+        <w:rPr>
+          <w:highlight w:val="yellow"/>
+        </w:rPr>
         <w:t xml:space="preserve">why it matters; </w:t>
       </w:r>
     </w:p>
@@ -21767,8 +21979,14 @@
           <w:numId w:val="122"/>
         </w:numPr>
         <w:spacing w:after="0" w:line="240" w:lineRule="auto"/>
-      </w:pPr>
-      <w:r>
+        <w:rPr>
+          <w:highlight w:val="yellow"/>
+        </w:rPr>
+      </w:pPr>
+      <w:r>
+        <w:rPr>
+          <w:highlight w:val="yellow"/>
+        </w:rPr>
         <w:t xml:space="preserve">how it should be corrected; </w:t>
       </w:r>
     </w:p>
@@ -21779,8 +21997,14 @@
           <w:numId w:val="122"/>
         </w:numPr>
         <w:spacing w:after="0" w:line="240" w:lineRule="auto"/>
-      </w:pPr>
-      <w:r>
+        <w:rPr>
+          <w:highlight w:val="yellow"/>
+        </w:rPr>
+      </w:pPr>
+      <w:r>
+        <w:rPr>
+          <w:highlight w:val="yellow"/>
+        </w:rPr>
         <w:t xml:space="preserve">priority level: high, medium, or low. </w:t>
       </w:r>
     </w:p>
@@ -21790,6 +22014,9 @@
         <w:ind w:left="360"/>
       </w:pPr>
       <w:r>
+        <w:rPr>
+          <w:highlight w:val="yellow"/>
+        </w:rPr>
         <w:t>The final report should be practical, specific, and actionable, so that the issues can be corrected systematically.</w:t>
       </w:r>
     </w:p>
@@ -25888,10 +26115,174 @@
         <w:spacing w:after="0" w:line="240" w:lineRule="auto"/>
         <w:ind w:left="360"/>
         <w:rPr>
+          <w:lang w:val="az-Latn-AZ"/>
+        </w:rPr>
+      </w:pPr>
+    </w:p>
+    <w:p>
+      <w:pPr>
+        <w:spacing w:after="0" w:line="240" w:lineRule="auto"/>
+        <w:ind w:left="360"/>
+        <w:rPr>
+          <w:lang w:val="az-Latn-AZ"/>
+        </w:rPr>
+      </w:pPr>
+      <w:r>
+        <w:rPr>
+          <w:lang w:val="az-Latn-AZ"/>
+        </w:rPr>
+        <w:t>---------------------------------------</w:t>
+      </w:r>
+    </w:p>
+    <w:p>
+      <w:pPr>
+        <w:spacing w:after="0" w:line="240" w:lineRule="auto"/>
+        <w:ind w:left="360"/>
+        <w:rPr>
+          <w:lang w:val="az-Latn-AZ"/>
+        </w:rPr>
+      </w:pPr>
+    </w:p>
+    <w:p>
+      <w:pPr>
+        <w:spacing w:after="0" w:line="240" w:lineRule="auto"/>
+        <w:ind w:left="360"/>
+      </w:pPr>
+      <w:r>
+        <w:t>Extend the list of prominent figures to include individuals of Kazakh, Kyrgyz, Uzbek, Turkmen, Ottoman Turkish, Chinese, and Arab origin. Please ensure that the selection is historically, culturally, and geographically representative, covering different periods, regions, fields of activity, and contributions to science, culture, governance, literature, philosophy, education, and society.</w:t>
+      </w:r>
+    </w:p>
+    <w:p>
+      <w:pPr>
+        <w:spacing w:after="0" w:line="240" w:lineRule="auto"/>
+        <w:ind w:left="360"/>
+      </w:pPr>
+      <w:r>
+        <w:t>Use only reliable and authoritative sources, including academic publications, scholarly books, recognized encyclopedias, university resources, museum archives, and other serious reference materials. Avoid unverified, popular, or non-academic sources unless they are used only for preliminary orientation and are later confirmed through authoritative references.</w:t>
+      </w:r>
+    </w:p>
+    <w:p>
+      <w:pPr>
+        <w:rPr>
+          <w:lang w:val="az-Latn-AZ"/>
+        </w:rPr>
+      </w:pPr>
+      <w:r>
+        <w:rPr>
+          <w:lang w:val="az-Latn-AZ"/>
+        </w:rPr>
+        <w:br w:type="page"/>
+      </w:r>
+    </w:p>
+    <w:p>
+      <w:r>
+        <w:lastRenderedPageBreak/>
+        <w:t>Please conduct a thorough, in-depth, and academically grounded review to expand the list of prominent figures. The goal is to identify and include all individuals from Kazakh, Kyrgyz, Uzbek, Turkmen, Ottoman Turkish, Chinese, and Arab backgrounds who made significant and lasting contributions to human civilization.</w:t>
+      </w:r>
+    </w:p>
+    <w:p>
+      <w:r>
+        <w:t>The research should not be limited to the best-known figures. Please examine reliable academic publications, scholarly books, recognized encyclopedias, university resources, museum and archival materials, and other authoritative references to ensure that no historically important person is missed.</w:t>
+      </w:r>
+    </w:p>
+    <w:p>
+      <w:r>
+        <w:t>Include figures from different historical periods, regions, and fields, such as science, medicine, mathematics, astronomy, philosophy, literature, education, art, architecture, governance, law, military history, social reform, technology, and cultural development. Each selected person should have a clearly documented contribution that influenced human life, knowledge, society, or civilization.</w:t>
+      </w:r>
+    </w:p>
+    <w:p>
+      <w:pPr>
+        <w:spacing w:after="0" w:line="240" w:lineRule="auto"/>
+        <w:ind w:left="360"/>
+      </w:pPr>
+    </w:p>
+    <w:p>
+      <w:pPr>
+        <w:spacing w:after="0" w:line="240" w:lineRule="auto"/>
+        <w:ind w:left="360"/>
+        <w:rPr>
+          <w:lang w:val="az-Latn-AZ"/>
+        </w:rPr>
+      </w:pPr>
+    </w:p>
+    <w:p>
+      <w:pPr>
+        <w:spacing w:after="0" w:line="240" w:lineRule="auto"/>
+      </w:pPr>
+      <w:r>
+        <w:rPr>
+          <w:highlight w:val="yellow"/>
+        </w:rPr>
+        <w:t xml:space="preserve">Create image for this story and </w:t>
+      </w:r>
+      <w:r>
+        <w:rPr>
+          <w:highlight w:val="yellow"/>
+        </w:rPr>
+        <w:t>make the entire image much brighter, reduce shadows, use daylight tones, pastel colors, light beige stone, lighter soil, and no dark areas.</w:t>
+      </w:r>
+    </w:p>
+    <w:p>
+      <w:pPr>
+        <w:spacing w:after="0" w:line="240" w:lineRule="auto"/>
+      </w:pPr>
+    </w:p>
+    <w:p>
+      <w:pPr>
+        <w:spacing w:after="0" w:line="240" w:lineRule="auto"/>
+      </w:pPr>
+    </w:p>
+    <w:p>
+      <w:pPr>
+        <w:spacing w:after="0" w:line="240" w:lineRule="auto"/>
+      </w:pPr>
+      <w:r>
+        <w:t>The three stars placed at the end of each story serve as a marker indicating that the text following them presents the main lesson, conclusion, or moral that can be drawn from the story.</w:t>
+      </w:r>
+    </w:p>
+    <w:p>
+      <w:pPr>
+        <w:spacing w:after="0" w:line="240" w:lineRule="auto"/>
+      </w:pPr>
+      <w:r>
+        <w:t>Please apply a prominent and consistent formatting approach to these concluding sections so that it is immediately clear to the reader that they are directly connected to the preceding story and represent its essence.</w:t>
+      </w:r>
+    </w:p>
+    <w:p>
+      <w:pPr>
+        <w:spacing w:after="0" w:line="240" w:lineRule="auto"/>
+      </w:pPr>
+      <w:r>
+        <w:t>These sections may be formatted as clearly identifiable “Lesson,” “Conclusion,” or “Takeaway” blocks, using appropriate visual emphasis such as a shaded background, border, indentation, different font style, or other elegant formatting elements. The goal is to make the derived outcome visually distinct, easy to notice, and clearly linked to the story above the three stars.</w:t>
+      </w:r>
+    </w:p>
+    <w:p>
+      <w:pPr>
+        <w:spacing w:after="0" w:line="240" w:lineRule="auto"/>
+        <w:rPr>
+          <w:lang w:val="az-Latn-AZ"/>
+        </w:rPr>
+      </w:pPr>
+    </w:p>
+    <w:p>
+      <w:pPr>
+        <w:spacing w:after="0" w:line="240" w:lineRule="auto"/>
+        <w:rPr>
+          <w:lang w:val="az-Latn-AZ"/>
+        </w:rPr>
+      </w:pPr>
+    </w:p>
+    <w:p>
+      <w:pPr>
+        <w:spacing w:after="0" w:line="240" w:lineRule="auto"/>
+        <w:rPr>
           <w:vanish/>
           <w:lang w:val="az-Latn-AZ"/>
         </w:rPr>
       </w:pPr>
+      <w:r>
+        <w:t>Go through the edited_stories folder and identify which stories don't yet have a matching image (by comparing story filenames/titles against existing image filenames). For each story that's missing one, generate an image that reflects its content and theme, following the established style (bright, light/pastel tones, daylight lighting, no dark areas). Save each new image in the same folder, using the same filename convention as the existing images.</w:t>
+      </w:r>
     </w:p>
     <w:p>
       <w:pPr>

--- a/documents/docx/Prompts.docx
+++ b/documents/docx/Prompts.docx
@@ -26275,13 +26275,40 @@
     <w:p>
       <w:pPr>
         <w:spacing w:after="0" w:line="240" w:lineRule="auto"/>
+      </w:pPr>
+      <w:r>
+        <w:t>Go through the edited_stories folder and identify which stories don't yet have a matching image (by comparing story filenames/titles against existing image filenames). For each story that's missing one, generate an image that reflects its content and theme, following the established style (bright, light/pastel tones, daylight lighting, no dark areas). Save each new image in the same folder, using the same filename convention as the existing images.</w:t>
+      </w:r>
+    </w:p>
+    <w:p>
+      <w:pPr>
+        <w:spacing w:after="0" w:line="240" w:lineRule="auto"/>
+      </w:pPr>
+    </w:p>
+    <w:p>
+      <w:pPr>
+        <w:spacing w:after="0" w:line="240" w:lineRule="auto"/>
+      </w:pPr>
+    </w:p>
+    <w:p>
+      <w:pPr>
+        <w:spacing w:after="0" w:line="240" w:lineRule="auto"/>
         <w:rPr>
           <w:vanish/>
           <w:lang w:val="az-Latn-AZ"/>
         </w:rPr>
       </w:pPr>
       <w:r>
-        <w:t>Go through the edited_stories folder and identify which stories don't yet have a matching image (by comparing story filenames/titles against existing image filenames). For each story that's missing one, generate an image that reflects its content and theme, following the established style (bright, light/pastel tones, daylight lighting, no dark areas). Save each new image in the same folder, using the same filename convention as the existing images.</w:t>
+        <w:t>Please read through 'Adam olmaq.docx' and translate it into modern, natural English — faithful to the meaning of the story, but reading as though it were originally written by a native speaker.</w:t>
+      </w:r>
+      <w:r>
+        <w:t xml:space="preserve"> Make the translation more </w:t>
+      </w:r>
+      <w:r>
+        <w:t>literary suitable for publication in the illustrated story collection</w:t>
+      </w:r>
+      <w:r>
+        <w:t>.</w:t>
       </w:r>
     </w:p>
     <w:p>
